--- a/docs/ProyectoFinalSOftware.docx
+++ b/docs/ProyectoFinalSOftware.docx
@@ -36489,6 +36489,909 @@
         </w:tc>
       </w:tr>
     </w:tbl>
+    <w:p>
+      <w:pPr>
+        <w:pStyle w:val="Ttulo3"/>
+        <w:rPr>
+          <w:b/>
+          <w:bCs/>
+          <w:color w:val="auto"/>
+          <w:sz w:val="22"/>
+          <w:szCs w:val="22"/>
+        </w:rPr>
+      </w:pPr>
+      <w:r>
+        <w:tab/>
+        <w:tab/>
+      </w:r>
+      <w:r>
+        <w:rPr>
+          <w:b/>
+          <w:bCs/>
+          <w:color w:val="auto"/>
+          <w:sz w:val="22"/>
+          <w:szCs w:val="22"/>
+        </w:rPr>
+        <w:t>8.2.3. Pruebas de integridad de base de datos</w:t>
+      </w:r>
+    </w:p>
+    <w:p>
+      <w:pPr>
+        <w:spacing w:after="140"/>
+        <w:ind w:left="1416"/>
+        <w:jc w:val="both"/>
+      </w:pPr>
+      <w:r>
+        <w:t xml:space="preserve">Las pruebas de integridad verifican que el esquema y los datos cargados en PostgreSQL sigan siendo coherentes entre sí. Cubren un riesgo que las pruebas de caja blanca no alcanzan: al simular el repositorio, aquellas permanecen en verde aunque los valores de init/02_datos.sql cambien. El esquema define dos funciones verificadoras en init/03_consultas.sql, fn_verificar_categorias() y fn_verificar_rutas(), concebidas para ejecutarse a mano; esta batería las ejecuta en cada compilación del proyecto.</w:t>
+      </w:r>
+    </w:p>
+    <w:p>
+      <w:pPr>
+        <w:spacing w:after="140"/>
+        <w:ind w:left="1416"/>
+        <w:jc w:val="both"/>
+      </w:pPr>
+      <w:r>
+        <w:rPr>
+          <w:b/>
+          <w:bCs/>
+        </w:rPr>
+        <w:t xml:space="preserve">Entorno de ejecución:</w:t>
+      </w:r>
+      <w:r>
+        <w:t xml:space="preserve"> a diferencia del resto de la suite, que emplea H2 en modo de compatibilidad PostgreSQL, esta batería levanta un contenedor PostgreSQL 15 real mediante Testcontainers y le carga los mismos scripts de init que monta el docker-compose.yml. Es necesario porque los verificadores están escritos en PL/pgSQL, lenguaje que H2 no interpreta. La clase de prueba correspondiente es VerificacionIntegridadBdTest.</w:t>
+      </w:r>
+    </w:p>
+    <w:p>
+      <w:pPr>
+        <w:ind w:left="1416"/>
+        <w:jc w:val="both"/>
+        <w:rPr>
+          <w:b/>
+          <w:bCs/>
+        </w:rPr>
+      </w:pPr>
+      <w:r>
+        <w:rPr>
+          <w:b/>
+          <w:bCs/>
+        </w:rPr>
+        <w:t>Matriz de casos de prueba de integridad de base de datos</w:t>
+      </w:r>
+    </w:p>
+    <w:tbl>
+      <w:tblPr>
+        <w:tblW w:w="6324" w:type="pct"/>
+        <w:tblInd w:w="-1110" w:type="dxa"/>
+        <w:tblBorders>
+          <w:top w:val="single" w:sz="4" w:space="0" w:color="auto"/>
+          <w:left w:val="single" w:sz="4" w:space="0" w:color="auto"/>
+          <w:bottom w:val="single" w:sz="4" w:space="0" w:color="auto"/>
+          <w:right w:val="single" w:sz="4" w:space="0" w:color="auto"/>
+          <w:insideH w:val="single" w:sz="4" w:space="0" w:color="auto"/>
+          <w:insideV w:val="single" w:sz="4" w:space="0" w:color="auto"/>
+        </w:tblBorders>
+        <w:tblCellMar>
+          <w:left w:w="10" w:type="dxa"/>
+          <w:right w:w="10" w:type="dxa"/>
+        </w:tblCellMar>
+        <w:tblLook w:val="04A0" w:firstRow="1" w:lastRow="0" w:firstColumn="1" w:lastColumn="0" w:noHBand="0" w:noVBand="1"/>
+      </w:tblPr>
+      <w:tblGrid>
+        <w:gridCol w:w="396"/>
+        <w:gridCol w:w="2388"/>
+        <w:gridCol w:w="1756"/>
+        <w:gridCol w:w="2829"/>
+        <w:gridCol w:w="2715"/>
+        <w:gridCol w:w="659"/>
+      </w:tblGrid>
+      <w:tr>
+        <w:trPr>
+          <w:cantSplit/>
+          <w:tblHeader/>
+        </w:trPr>
+        <w:tc>
+          <w:tcPr>
+            <w:tcW w:w="184" w:type="pct"/>
+            <w:shd w:val="clear" w:color="auto" w:fill="D9E2F3"/>
+            <w:tcMar>
+              <w:top w:w="60" w:type="dxa"/>
+              <w:left w:w="80" w:type="dxa"/>
+              <w:bottom w:w="60" w:type="dxa"/>
+              <w:right w:w="80" w:type="dxa"/>
+            </w:tcMar>
+            <w:vAlign w:val="center"/>
+          </w:tcPr>
+          <w:p>
+            <w:r>
+              <w:rPr>
+                <w:b/>
+                <w:bCs/>
+                <w:sz w:val="17"/>
+                <w:szCs w:val="17"/>
+              </w:rPr>
+              <w:t xml:space="preserve">ID</w:t>
+            </w:r>
+          </w:p>
+        </w:tc>
+        <w:tc>
+          <w:tcPr>
+            <w:tcW w:w="1111" w:type="pct"/>
+            <w:shd w:val="clear" w:color="auto" w:fill="D9E2F3"/>
+            <w:tcMar>
+              <w:top w:w="60" w:type="dxa"/>
+              <w:left w:w="80" w:type="dxa"/>
+              <w:bottom w:w="60" w:type="dxa"/>
+              <w:right w:w="80" w:type="dxa"/>
+            </w:tcMar>
+            <w:vAlign w:val="center"/>
+          </w:tcPr>
+          <w:p>
+            <w:r>
+              <w:rPr>
+                <w:b/>
+                <w:bCs/>
+                <w:sz w:val="17"/>
+                <w:szCs w:val="17"/>
+              </w:rPr>
+              <w:t xml:space="preserve">Verificación</w:t>
+            </w:r>
+          </w:p>
+        </w:tc>
+        <w:tc>
+          <w:tcPr>
+            <w:tcW w:w="817" w:type="pct"/>
+            <w:shd w:val="clear" w:color="auto" w:fill="D9E2F3"/>
+            <w:tcMar>
+              <w:top w:w="60" w:type="dxa"/>
+              <w:left w:w="80" w:type="dxa"/>
+              <w:bottom w:w="60" w:type="dxa"/>
+              <w:right w:w="80" w:type="dxa"/>
+            </w:tcMar>
+            <w:vAlign w:val="center"/>
+          </w:tcPr>
+          <w:p>
+            <w:r>
+              <w:rPr>
+                <w:b/>
+                <w:bCs/>
+                <w:sz w:val="17"/>
+                <w:szCs w:val="17"/>
+              </w:rPr>
+              <w:t xml:space="preserve">Aspecto evaluado</w:t>
+            </w:r>
+          </w:p>
+        </w:tc>
+        <w:tc>
+          <w:tcPr>
+            <w:tcW w:w="1317" w:type="pct"/>
+            <w:shd w:val="clear" w:color="auto" w:fill="D9E2F3"/>
+            <w:tcMar>
+              <w:top w:w="60" w:type="dxa"/>
+              <w:left w:w="80" w:type="dxa"/>
+              <w:bottom w:w="60" w:type="dxa"/>
+              <w:right w:w="80" w:type="dxa"/>
+            </w:tcMar>
+            <w:vAlign w:val="center"/>
+          </w:tcPr>
+          <w:p>
+            <w:r>
+              <w:rPr>
+                <w:b/>
+                <w:bCs/>
+                <w:sz w:val="17"/>
+                <w:szCs w:val="17"/>
+              </w:rPr>
+              <w:t xml:space="preserve">Mecanismo de comprobación</w:t>
+            </w:r>
+          </w:p>
+        </w:tc>
+        <w:tc>
+          <w:tcPr>
+            <w:tcW w:w="1264" w:type="pct"/>
+            <w:shd w:val="clear" w:color="auto" w:fill="D9E2F3"/>
+            <w:tcMar>
+              <w:top w:w="60" w:type="dxa"/>
+              <w:left w:w="80" w:type="dxa"/>
+              <w:bottom w:w="60" w:type="dxa"/>
+              <w:right w:w="80" w:type="dxa"/>
+            </w:tcMar>
+            <w:vAlign w:val="center"/>
+          </w:tcPr>
+          <w:p>
+            <w:r>
+              <w:rPr>
+                <w:b/>
+                <w:bCs/>
+                <w:sz w:val="17"/>
+                <w:szCs w:val="17"/>
+              </w:rPr>
+              <w:t xml:space="preserve">Resultado esperado</w:t>
+            </w:r>
+          </w:p>
+        </w:tc>
+        <w:tc>
+          <w:tcPr>
+            <w:tcW w:w="307" w:type="pct"/>
+            <w:shd w:val="clear" w:color="auto" w:fill="D9E2F3"/>
+            <w:tcMar>
+              <w:top w:w="60" w:type="dxa"/>
+              <w:left w:w="80" w:type="dxa"/>
+              <w:bottom w:w="60" w:type="dxa"/>
+              <w:right w:w="80" w:type="dxa"/>
+            </w:tcMar>
+            <w:vAlign w:val="center"/>
+          </w:tcPr>
+          <w:p>
+            <w:r>
+              <w:rPr>
+                <w:b/>
+                <w:bCs/>
+                <w:sz w:val="17"/>
+                <w:szCs w:val="17"/>
+              </w:rPr>
+              <w:t xml:space="preserve">Estado</w:t>
+            </w:r>
+          </w:p>
+        </w:tc>
+      </w:tr>
+      <w:tr>
+        <w:trPr>
+          <w:cantSplit/>
+        </w:trPr>
+        <w:tc>
+          <w:tcPr>
+            <w:tcW w:w="184" w:type="pct"/>
+            <w:tcMar>
+              <w:top w:w="60" w:type="dxa"/>
+              <w:left w:w="80" w:type="dxa"/>
+              <w:bottom w:w="60" w:type="dxa"/>
+              <w:right w:w="80" w:type="dxa"/>
+            </w:tcMar>
+            <w:vAlign w:val="center"/>
+          </w:tcPr>
+          <w:p>
+            <w:r>
+              <w:rPr>
+                <w:sz w:val="17"/>
+                <w:szCs w:val="17"/>
+              </w:rPr>
+              <w:t xml:space="preserve">BD-01</w:t>
+            </w:r>
+          </w:p>
+        </w:tc>
+        <w:tc>
+          <w:tcPr>
+            <w:tcW w:w="1111" w:type="pct"/>
+            <w:tcMar>
+              <w:top w:w="60" w:type="dxa"/>
+              <w:left w:w="80" w:type="dxa"/>
+              <w:bottom w:w="60" w:type="dxa"/>
+              <w:right w:w="80" w:type="dxa"/>
+            </w:tcMar>
+            <w:vAlign w:val="center"/>
+          </w:tcPr>
+          <w:p>
+            <w:r>
+              <w:rPr>
+                <w:sz w:val="17"/>
+                <w:szCs w:val="17"/>
+              </w:rPr>
+              <w:t xml:space="preserve">Carga inicial completa</w:t>
+            </w:r>
+          </w:p>
+        </w:tc>
+        <w:tc>
+          <w:tcPr>
+            <w:tcW w:w="817" w:type="pct"/>
+            <w:tcMar>
+              <w:top w:w="60" w:type="dxa"/>
+              <w:left w:w="80" w:type="dxa"/>
+              <w:bottom w:w="60" w:type="dxa"/>
+              <w:right w:w="80" w:type="dxa"/>
+            </w:tcMar>
+            <w:vAlign w:val="center"/>
+          </w:tcPr>
+          <w:p>
+            <w:r>
+              <w:rPr>
+                <w:sz w:val="17"/>
+                <w:szCs w:val="17"/>
+              </w:rPr>
+              <w:t xml:space="preserve">Que el entrypoint de PostgreSQL ejecutó 01_esquema.sql, 02_datos.sql y 03_consultas.sql en orden</w:t>
+            </w:r>
+          </w:p>
+        </w:tc>
+        <w:tc>
+          <w:tcPr>
+            <w:tcW w:w="1317" w:type="pct"/>
+            <w:tcMar>
+              <w:top w:w="60" w:type="dxa"/>
+              <w:left w:w="80" w:type="dxa"/>
+              <w:bottom w:w="60" w:type="dxa"/>
+              <w:right w:w="80" w:type="dxa"/>
+            </w:tcMar>
+            <w:vAlign w:val="center"/>
+          </w:tcPr>
+          <w:p>
+            <w:r>
+              <w:rPr>
+                <w:sz w:val="17"/>
+                <w:szCs w:val="17"/>
+              </w:rPr>
+              <w:t xml:space="preserve">fn_resumen_bd()</w:t>
+            </w:r>
+          </w:p>
+        </w:tc>
+        <w:tc>
+          <w:tcPr>
+            <w:tcW w:w="1264" w:type="pct"/>
+            <w:tcMar>
+              <w:top w:w="60" w:type="dxa"/>
+              <w:left w:w="80" w:type="dxa"/>
+              <w:bottom w:w="60" w:type="dxa"/>
+              <w:right w:w="80" w:type="dxa"/>
+            </w:tcMar>
+            <w:vAlign w:val="center"/>
+          </w:tcPr>
+          <w:p>
+            <w:r>
+              <w:rPr>
+                <w:sz w:val="17"/>
+                <w:szCs w:val="17"/>
+              </w:rPr>
+              <w:t xml:space="preserve">Las tablas del núcleo devuelven al menos un registro</w:t>
+            </w:r>
+          </w:p>
+        </w:tc>
+        <w:tc>
+          <w:tcPr>
+            <w:tcW w:w="307" w:type="pct"/>
+            <w:tcMar>
+              <w:top w:w="60" w:type="dxa"/>
+              <w:left w:w="80" w:type="dxa"/>
+              <w:bottom w:w="60" w:type="dxa"/>
+              <w:right w:w="80" w:type="dxa"/>
+            </w:tcMar>
+            <w:vAlign w:val="center"/>
+          </w:tcPr>
+          <w:p>
+            <w:r>
+              <w:rPr>
+                <w:sz w:val="17"/>
+                <w:szCs w:val="17"/>
+              </w:rPr>
+              <w:t xml:space="preserve">Exitoso</w:t>
+            </w:r>
+          </w:p>
+        </w:tc>
+      </w:tr>
+      <w:tr>
+        <w:trPr>
+          <w:cantSplit/>
+        </w:trPr>
+        <w:tc>
+          <w:tcPr>
+            <w:tcW w:w="184" w:type="pct"/>
+            <w:tcMar>
+              <w:top w:w="60" w:type="dxa"/>
+              <w:left w:w="80" w:type="dxa"/>
+              <w:bottom w:w="60" w:type="dxa"/>
+              <w:right w:w="80" w:type="dxa"/>
+            </w:tcMar>
+            <w:vAlign w:val="center"/>
+          </w:tcPr>
+          <w:p>
+            <w:r>
+              <w:rPr>
+                <w:sz w:val="17"/>
+                <w:szCs w:val="17"/>
+              </w:rPr>
+              <w:t xml:space="preserve">BD-02</w:t>
+            </w:r>
+          </w:p>
+        </w:tc>
+        <w:tc>
+          <w:tcPr>
+            <w:tcW w:w="1111" w:type="pct"/>
+            <w:tcMar>
+              <w:top w:w="60" w:type="dxa"/>
+              <w:left w:w="80" w:type="dxa"/>
+              <w:bottom w:w="60" w:type="dxa"/>
+              <w:right w:w="80" w:type="dxa"/>
+            </w:tcMar>
+            <w:vAlign w:val="center"/>
+          </w:tcPr>
+          <w:p>
+            <w:r>
+              <w:rPr>
+                <w:sz w:val="17"/>
+                <w:szCs w:val="17"/>
+              </w:rPr>
+              <w:t xml:space="preserve">Cobertura de los tramos de edad</w:t>
+            </w:r>
+          </w:p>
+        </w:tc>
+        <w:tc>
+          <w:tcPr>
+            <w:tcW w:w="817" w:type="pct"/>
+            <w:tcMar>
+              <w:top w:w="60" w:type="dxa"/>
+              <w:left w:w="80" w:type="dxa"/>
+              <w:bottom w:w="60" w:type="dxa"/>
+              <w:right w:w="80" w:type="dxa"/>
+            </w:tcMar>
+            <w:vAlign w:val="center"/>
+          </w:tcPr>
+          <w:p>
+            <w:r>
+              <w:rPr>
+                <w:sz w:val="17"/>
+                <w:szCs w:val="17"/>
+              </w:rPr>
+              <w:t xml:space="preserve">Que ninguna edad entre 0 y 120 quede sin categoría tarifaria en alguno de los dos ámbitos</w:t>
+            </w:r>
+          </w:p>
+        </w:tc>
+        <w:tc>
+          <w:tcPr>
+            <w:tcW w:w="1317" w:type="pct"/>
+            <w:tcMar>
+              <w:top w:w="60" w:type="dxa"/>
+              <w:left w:w="80" w:type="dxa"/>
+              <w:bottom w:w="60" w:type="dxa"/>
+              <w:right w:w="80" w:type="dxa"/>
+            </w:tcMar>
+            <w:vAlign w:val="center"/>
+          </w:tcPr>
+          <w:p>
+            <w:r>
+              <w:rPr>
+                <w:sz w:val="17"/>
+                <w:szCs w:val="17"/>
+              </w:rPr>
+              <w:t xml:space="preserve">fn_verificar_categorias()</w:t>
+            </w:r>
+          </w:p>
+        </w:tc>
+        <w:tc>
+          <w:tcPr>
+            <w:tcW w:w="1264" w:type="pct"/>
+            <w:tcMar>
+              <w:top w:w="60" w:type="dxa"/>
+              <w:left w:w="80" w:type="dxa"/>
+              <w:bottom w:w="60" w:type="dxa"/>
+              <w:right w:w="80" w:type="dxa"/>
+            </w:tcMar>
+            <w:vAlign w:val="center"/>
+          </w:tcPr>
+          <w:p>
+            <w:r>
+              <w:rPr>
+                <w:sz w:val="17"/>
+                <w:szCs w:val="17"/>
+              </w:rPr>
+              <w:t xml:space="preserve">La función no devuelve ninguna fila</w:t>
+            </w:r>
+          </w:p>
+        </w:tc>
+        <w:tc>
+          <w:tcPr>
+            <w:tcW w:w="307" w:type="pct"/>
+            <w:tcMar>
+              <w:top w:w="60" w:type="dxa"/>
+              <w:left w:w="80" w:type="dxa"/>
+              <w:bottom w:w="60" w:type="dxa"/>
+              <w:right w:w="80" w:type="dxa"/>
+            </w:tcMar>
+            <w:vAlign w:val="center"/>
+          </w:tcPr>
+          <w:p>
+            <w:r>
+              <w:rPr>
+                <w:sz w:val="17"/>
+                <w:szCs w:val="17"/>
+              </w:rPr>
+              <w:t xml:space="preserve">Exitoso</w:t>
+            </w:r>
+          </w:p>
+        </w:tc>
+      </w:tr>
+      <w:tr>
+        <w:trPr>
+          <w:cantSplit/>
+        </w:trPr>
+        <w:tc>
+          <w:tcPr>
+            <w:tcW w:w="184" w:type="pct"/>
+            <w:tcMar>
+              <w:top w:w="60" w:type="dxa"/>
+              <w:left w:w="80" w:type="dxa"/>
+              <w:bottom w:w="60" w:type="dxa"/>
+              <w:right w:w="80" w:type="dxa"/>
+            </w:tcMar>
+            <w:vAlign w:val="center"/>
+          </w:tcPr>
+          <w:p>
+            <w:r>
+              <w:rPr>
+                <w:sz w:val="17"/>
+                <w:szCs w:val="17"/>
+              </w:rPr>
+              <w:t xml:space="preserve">BD-03</w:t>
+            </w:r>
+          </w:p>
+        </w:tc>
+        <w:tc>
+          <w:tcPr>
+            <w:tcW w:w="1111" w:type="pct"/>
+            <w:tcMar>
+              <w:top w:w="60" w:type="dxa"/>
+              <w:left w:w="80" w:type="dxa"/>
+              <w:bottom w:w="60" w:type="dxa"/>
+              <w:right w:w="80" w:type="dxa"/>
+            </w:tcMar>
+            <w:vAlign w:val="center"/>
+          </w:tcPr>
+          <w:p>
+            <w:r>
+              <w:rPr>
+                <w:sz w:val="17"/>
+                <w:szCs w:val="17"/>
+              </w:rPr>
+              <w:t xml:space="preserve">Coherencia de las distancias guardadas</w:t>
+            </w:r>
+          </w:p>
+        </w:tc>
+        <w:tc>
+          <w:tcPr>
+            <w:tcW w:w="817" w:type="pct"/>
+            <w:tcMar>
+              <w:top w:w="60" w:type="dxa"/>
+              <w:left w:w="80" w:type="dxa"/>
+              <w:bottom w:w="60" w:type="dxa"/>
+              <w:right w:w="80" w:type="dxa"/>
+            </w:tcMar>
+            <w:vAlign w:val="center"/>
+          </w:tcPr>
+          <w:p>
+            <w:r>
+              <w:rPr>
+                <w:sz w:val="17"/>
+                <w:szCs w:val="17"/>
+              </w:rPr>
+              <w:t xml:space="preserve">Que RutDistanciaKm siga correspondiendo a las coordenadas de la estación y de la zona</w:t>
+            </w:r>
+          </w:p>
+        </w:tc>
+        <w:tc>
+          <w:tcPr>
+            <w:tcW w:w="1317" w:type="pct"/>
+            <w:tcMar>
+              <w:top w:w="60" w:type="dxa"/>
+              <w:left w:w="80" w:type="dxa"/>
+              <w:bottom w:w="60" w:type="dxa"/>
+              <w:right w:w="80" w:type="dxa"/>
+            </w:tcMar>
+            <w:vAlign w:val="center"/>
+          </w:tcPr>
+          <w:p>
+            <w:r>
+              <w:rPr>
+                <w:sz w:val="17"/>
+                <w:szCs w:val="17"/>
+              </w:rPr>
+              <w:t xml:space="preserve">fn_verificar_rutas()</w:t>
+            </w:r>
+          </w:p>
+        </w:tc>
+        <w:tc>
+          <w:tcPr>
+            <w:tcW w:w="1264" w:type="pct"/>
+            <w:tcMar>
+              <w:top w:w="60" w:type="dxa"/>
+              <w:left w:w="80" w:type="dxa"/>
+              <w:bottom w:w="60" w:type="dxa"/>
+              <w:right w:w="80" w:type="dxa"/>
+            </w:tcMar>
+            <w:vAlign w:val="center"/>
+          </w:tcPr>
+          <w:p>
+            <w:r>
+              <w:rPr>
+                <w:sz w:val="17"/>
+                <w:szCs w:val="17"/>
+              </w:rPr>
+              <w:t xml:space="preserve">Ninguna ruta queda en estado REVISAR</w:t>
+            </w:r>
+          </w:p>
+        </w:tc>
+        <w:tc>
+          <w:tcPr>
+            <w:tcW w:w="307" w:type="pct"/>
+            <w:tcMar>
+              <w:top w:w="60" w:type="dxa"/>
+              <w:left w:w="80" w:type="dxa"/>
+              <w:bottom w:w="60" w:type="dxa"/>
+              <w:right w:w="80" w:type="dxa"/>
+            </w:tcMar>
+            <w:vAlign w:val="center"/>
+          </w:tcPr>
+          <w:p>
+            <w:r>
+              <w:rPr>
+                <w:sz w:val="17"/>
+                <w:szCs w:val="17"/>
+              </w:rPr>
+              <w:t xml:space="preserve">Exitoso</w:t>
+            </w:r>
+          </w:p>
+        </w:tc>
+      </w:tr>
+      <w:tr>
+        <w:trPr>
+          <w:cantSplit/>
+        </w:trPr>
+        <w:tc>
+          <w:tcPr>
+            <w:tcW w:w="184" w:type="pct"/>
+            <w:tcMar>
+              <w:top w:w="60" w:type="dxa"/>
+              <w:left w:w="80" w:type="dxa"/>
+              <w:bottom w:w="60" w:type="dxa"/>
+              <w:right w:w="80" w:type="dxa"/>
+            </w:tcMar>
+            <w:vAlign w:val="center"/>
+          </w:tcPr>
+          <w:p>
+            <w:r>
+              <w:rPr>
+                <w:sz w:val="17"/>
+                <w:szCs w:val="17"/>
+              </w:rPr>
+              <w:t xml:space="preserve">BD-04</w:t>
+            </w:r>
+          </w:p>
+        </w:tc>
+        <w:tc>
+          <w:tcPr>
+            <w:tcW w:w="1111" w:type="pct"/>
+            <w:tcMar>
+              <w:top w:w="60" w:type="dxa"/>
+              <w:left w:w="80" w:type="dxa"/>
+              <w:bottom w:w="60" w:type="dxa"/>
+              <w:right w:w="80" w:type="dxa"/>
+            </w:tcMar>
+            <w:vAlign w:val="center"/>
+          </w:tcPr>
+          <w:p>
+            <w:r>
+              <w:rPr>
+                <w:sz w:val="17"/>
+                <w:szCs w:val="17"/>
+              </w:rPr>
+              <w:t xml:space="preserve">Equivalencia del cálculo Haversine</w:t>
+            </w:r>
+          </w:p>
+        </w:tc>
+        <w:tc>
+          <w:tcPr>
+            <w:tcW w:w="817" w:type="pct"/>
+            <w:tcMar>
+              <w:top w:w="60" w:type="dxa"/>
+              <w:left w:w="80" w:type="dxa"/>
+              <w:bottom w:w="60" w:type="dxa"/>
+              <w:right w:w="80" w:type="dxa"/>
+            </w:tcMar>
+            <w:vAlign w:val="center"/>
+          </w:tcPr>
+          <w:p>
+            <w:r>
+              <w:rPr>
+                <w:sz w:val="17"/>
+                <w:szCs w:val="17"/>
+              </w:rPr>
+              <w:t xml:space="preserve">Que HaversineCalculator (Java) y fn_distancia_haversine (PL/pgSQL) devuelvan el mismo valor</w:t>
+            </w:r>
+          </w:p>
+        </w:tc>
+        <w:tc>
+          <w:tcPr>
+            <w:tcW w:w="1317" w:type="pct"/>
+            <w:tcMar>
+              <w:top w:w="60" w:type="dxa"/>
+              <w:left w:w="80" w:type="dxa"/>
+              <w:bottom w:w="60" w:type="dxa"/>
+              <w:right w:w="80" w:type="dxa"/>
+            </w:tcMar>
+            <w:vAlign w:val="center"/>
+          </w:tcPr>
+          <w:p>
+            <w:r>
+              <w:rPr>
+                <w:sz w:val="17"/>
+                <w:szCs w:val="17"/>
+              </w:rPr>
+              <w:t xml:space="preserve">Comparación de ambas implementaciones sobre las coordenadas sembradas</w:t>
+            </w:r>
+          </w:p>
+        </w:tc>
+        <w:tc>
+          <w:tcPr>
+            <w:tcW w:w="1264" w:type="pct"/>
+            <w:tcMar>
+              <w:top w:w="60" w:type="dxa"/>
+              <w:left w:w="80" w:type="dxa"/>
+              <w:bottom w:w="60" w:type="dxa"/>
+              <w:right w:w="80" w:type="dxa"/>
+            </w:tcMar>
+            <w:vAlign w:val="center"/>
+          </w:tcPr>
+          <w:p>
+            <w:r>
+              <w:rPr>
+                <w:sz w:val="17"/>
+                <w:szCs w:val="17"/>
+              </w:rPr>
+              <w:t xml:space="preserve">Coincidencia exacta en todas las rutas</w:t>
+            </w:r>
+          </w:p>
+        </w:tc>
+        <w:tc>
+          <w:tcPr>
+            <w:tcW w:w="307" w:type="pct"/>
+            <w:tcMar>
+              <w:top w:w="60" w:type="dxa"/>
+              <w:left w:w="80" w:type="dxa"/>
+              <w:bottom w:w="60" w:type="dxa"/>
+              <w:right w:w="80" w:type="dxa"/>
+            </w:tcMar>
+            <w:vAlign w:val="center"/>
+          </w:tcPr>
+          <w:p>
+            <w:r>
+              <w:rPr>
+                <w:sz w:val="17"/>
+                <w:szCs w:val="17"/>
+              </w:rPr>
+              <w:t xml:space="preserve">Exitoso</w:t>
+            </w:r>
+          </w:p>
+        </w:tc>
+      </w:tr>
+      <w:tr>
+        <w:trPr>
+          <w:cantSplit/>
+        </w:trPr>
+        <w:tc>
+          <w:tcPr>
+            <w:tcW w:w="184" w:type="pct"/>
+            <w:tcMar>
+              <w:top w:w="60" w:type="dxa"/>
+              <w:left w:w="80" w:type="dxa"/>
+              <w:bottom w:w="60" w:type="dxa"/>
+              <w:right w:w="80" w:type="dxa"/>
+            </w:tcMar>
+            <w:vAlign w:val="center"/>
+          </w:tcPr>
+          <w:p>
+            <w:r>
+              <w:rPr>
+                <w:sz w:val="17"/>
+                <w:szCs w:val="17"/>
+              </w:rPr>
+              <w:t xml:space="preserve">BD-05</w:t>
+            </w:r>
+          </w:p>
+        </w:tc>
+        <w:tc>
+          <w:tcPr>
+            <w:tcW w:w="1111" w:type="pct"/>
+            <w:tcMar>
+              <w:top w:w="60" w:type="dxa"/>
+              <w:left w:w="80" w:type="dxa"/>
+              <w:bottom w:w="60" w:type="dxa"/>
+              <w:right w:w="80" w:type="dxa"/>
+            </w:tcMar>
+            <w:vAlign w:val="center"/>
+          </w:tcPr>
+          <w:p>
+            <w:r>
+              <w:rPr>
+                <w:sz w:val="17"/>
+                <w:szCs w:val="17"/>
+              </w:rPr>
+              <w:t xml:space="preserve">Divergencia de tramos entre proveedores</w:t>
+            </w:r>
+          </w:p>
+        </w:tc>
+        <w:tc>
+          <w:tcPr>
+            <w:tcW w:w="817" w:type="pct"/>
+            <w:tcMar>
+              <w:top w:w="60" w:type="dxa"/>
+              <w:left w:w="80" w:type="dxa"/>
+              <w:bottom w:w="60" w:type="dxa"/>
+              <w:right w:w="80" w:type="dxa"/>
+            </w:tcMar>
+            <w:vAlign w:val="center"/>
+          </w:tcPr>
+          <w:p>
+            <w:r>
+              <w:rPr>
+                <w:sz w:val="17"/>
+                <w:szCs w:val="17"/>
+              </w:rPr>
+              <w:t xml:space="preserve">Que a los 15 años corresponda Adulto en el tren y Nino en la zona según los datos cargados</w:t>
+            </w:r>
+          </w:p>
+        </w:tc>
+        <w:tc>
+          <w:tcPr>
+            <w:tcW w:w="1317" w:type="pct"/>
+            <w:tcMar>
+              <w:top w:w="60" w:type="dxa"/>
+              <w:left w:w="80" w:type="dxa"/>
+              <w:bottom w:w="60" w:type="dxa"/>
+              <w:right w:w="80" w:type="dxa"/>
+            </w:tcMar>
+            <w:vAlign w:val="center"/>
+          </w:tcPr>
+          <w:p>
+            <w:r>
+              <w:rPr>
+                <w:sz w:val="17"/>
+                <w:szCs w:val="17"/>
+              </w:rPr>
+              <w:t xml:space="preserve">fn_categoria_por_edad('Tren', 15) y fn_categoria_por_edad('Zona', 15)</w:t>
+            </w:r>
+          </w:p>
+        </w:tc>
+        <w:tc>
+          <w:tcPr>
+            <w:tcW w:w="1264" w:type="pct"/>
+            <w:tcMar>
+              <w:top w:w="60" w:type="dxa"/>
+              <w:left w:w="80" w:type="dxa"/>
+              <w:bottom w:w="60" w:type="dxa"/>
+              <w:right w:w="80" w:type="dxa"/>
+            </w:tcMar>
+            <w:vAlign w:val="center"/>
+          </w:tcPr>
+          <w:p>
+            <w:r>
+              <w:rPr>
+                <w:sz w:val="17"/>
+                <w:szCs w:val="17"/>
+              </w:rPr>
+              <w:t xml:space="preserve">Adulto y Nino respectivamente</w:t>
+            </w:r>
+          </w:p>
+        </w:tc>
+        <w:tc>
+          <w:tcPr>
+            <w:tcW w:w="307" w:type="pct"/>
+            <w:tcMar>
+              <w:top w:w="60" w:type="dxa"/>
+              <w:left w:w="80" w:type="dxa"/>
+              <w:bottom w:w="60" w:type="dxa"/>
+              <w:right w:w="80" w:type="dxa"/>
+            </w:tcMar>
+            <w:vAlign w:val="center"/>
+          </w:tcPr>
+          <w:p>
+            <w:r>
+              <w:rPr>
+                <w:sz w:val="17"/>
+                <w:szCs w:val="17"/>
+              </w:rPr>
+              <w:t xml:space="preserve">Exitoso</w:t>
+            </w:r>
+          </w:p>
+        </w:tc>
+      </w:tr>
+    </w:tbl>
+    <w:p/>
     <w:p>
       <w:pPr>
         <w:spacing w:after="140"/>

--- a/docs/ProyectoFinalSOftware.docx
+++ b/docs/ProyectoFinalSOftware.docx
@@ -470,7 +470,7 @@
           <w:sz w:val="24"/>
           <w:szCs w:val="24"/>
         </w:rPr>
-        <w:t xml:space="preserve">Rocha Sanchez, Carol Dacia</w:t>
+        <w:t>Rocha Sanchez, Carol Dacia</w:t>
       </w:r>
     </w:p>
     <w:p>
@@ -595,7 +595,7 @@
           <w:sz w:val="24"/>
           <w:szCs w:val="24"/>
         </w:rPr>
-        <w:t xml:space="preserve">Ing. Mg. Freddy Ferrari Fernandez</w:t>
+        <w:t>Ing. Mg. Freddy Ferrari Fernandez</w:t>
       </w:r>
     </w:p>
     <w:p>
@@ -641,7 +641,7 @@
           <w:sz w:val="24"/>
           <w:szCs w:val="24"/>
         </w:rPr>
-        <w:t xml:space="preserve">27 de agosto del 2026</w:t>
+        <w:t>27 de agosto del 2026</w:t>
       </w:r>
     </w:p>
     <w:p>
@@ -715,15 +715,20 @@
               <w:kern w:val="2"/>
               <w:sz w:val="24"/>
               <w:szCs w:val="24"/>
+              <w:lang w:eastAsia="ja-JP"/>
               <w14:ligatures w14:val="standardContextual"/>
             </w:rPr>
           </w:pPr>
           <w:r>
             <w:fldChar w:fldCharType="begin"/>
+          </w:r>
+          <w:r>
             <w:instrText xml:space="preserve"> TOC \o "1-3" \h \z \u </w:instrText>
+          </w:r>
+          <w:r>
             <w:fldChar w:fldCharType="separate"/>
           </w:r>
-          <w:hyperlink w:anchor="_Toc239283052" w:history="1">
+          <w:hyperlink w:anchor="_Toc239614588" w:history="1">
             <w:r>
               <w:rPr>
                 <w:rStyle w:val="Hipervnculo"/>
@@ -739,10 +744,46 @@
                 <w:webHidden/>
               </w:rPr>
               <w:tab/>
+            </w:r>
+            <w:r>
+              <w:rPr>
+                <w:noProof/>
+                <w:webHidden/>
+              </w:rPr>
               <w:fldChar w:fldCharType="begin"/>
-              <w:instrText xml:space="preserve"> PAGEREF _Toc239283052 \h </w:instrText>
+            </w:r>
+            <w:r>
+              <w:rPr>
+                <w:noProof/>
+                <w:webHidden/>
+              </w:rPr>
+              <w:instrText xml:space="preserve"> PAGEREF _Toc239614588 \h </w:instrText>
+            </w:r>
+            <w:r>
+              <w:rPr>
+                <w:noProof/>
+                <w:webHidden/>
+              </w:rPr>
+            </w:r>
+            <w:r>
+              <w:rPr>
+                <w:noProof/>
+                <w:webHidden/>
+              </w:rPr>
               <w:fldChar w:fldCharType="separate"/>
+            </w:r>
+            <w:r>
+              <w:rPr>
+                <w:noProof/>
+                <w:webHidden/>
+              </w:rPr>
               <w:t>4</w:t>
+            </w:r>
+            <w:r>
+              <w:rPr>
+                <w:noProof/>
+                <w:webHidden/>
+              </w:rPr>
               <w:fldChar w:fldCharType="end"/>
             </w:r>
           </w:hyperlink>
@@ -759,10 +800,11 @@
               <w:kern w:val="2"/>
               <w:sz w:val="24"/>
               <w:szCs w:val="24"/>
+              <w:lang w:eastAsia="ja-JP"/>
               <w14:ligatures w14:val="standardContextual"/>
             </w:rPr>
           </w:pPr>
-          <w:hyperlink w:anchor="_Toc239283053" w:history="1">
+          <w:hyperlink w:anchor="_Toc239614589" w:history="1">
             <w:r>
               <w:rPr>
                 <w:rStyle w:val="Hipervnculo"/>
@@ -778,10 +820,46 @@
                 <w:webHidden/>
               </w:rPr>
               <w:tab/>
+            </w:r>
+            <w:r>
+              <w:rPr>
+                <w:noProof/>
+                <w:webHidden/>
+              </w:rPr>
               <w:fldChar w:fldCharType="begin"/>
-              <w:instrText xml:space="preserve"> PAGEREF _Toc239283053 \h </w:instrText>
+            </w:r>
+            <w:r>
+              <w:rPr>
+                <w:noProof/>
+                <w:webHidden/>
+              </w:rPr>
+              <w:instrText xml:space="preserve"> PAGEREF _Toc239614589 \h </w:instrText>
+            </w:r>
+            <w:r>
+              <w:rPr>
+                <w:noProof/>
+                <w:webHidden/>
+              </w:rPr>
+            </w:r>
+            <w:r>
+              <w:rPr>
+                <w:noProof/>
+                <w:webHidden/>
+              </w:rPr>
               <w:fldChar w:fldCharType="separate"/>
+            </w:r>
+            <w:r>
+              <w:rPr>
+                <w:noProof/>
+                <w:webHidden/>
+              </w:rPr>
               <w:t>4</w:t>
+            </w:r>
+            <w:r>
+              <w:rPr>
+                <w:noProof/>
+                <w:webHidden/>
+              </w:rPr>
               <w:fldChar w:fldCharType="end"/>
             </w:r>
           </w:hyperlink>
@@ -798,10 +876,11 @@
               <w:kern w:val="2"/>
               <w:sz w:val="24"/>
               <w:szCs w:val="24"/>
+              <w:lang w:eastAsia="ja-JP"/>
               <w14:ligatures w14:val="standardContextual"/>
             </w:rPr>
           </w:pPr>
-          <w:hyperlink w:anchor="_Toc239283054" w:history="1">
+          <w:hyperlink w:anchor="_Toc239614590" w:history="1">
             <w:r>
               <w:rPr>
                 <w:rStyle w:val="Hipervnculo"/>
@@ -818,10 +897,46 @@
                 <w:webHidden/>
               </w:rPr>
               <w:tab/>
+            </w:r>
+            <w:r>
+              <w:rPr>
+                <w:noProof/>
+                <w:webHidden/>
+              </w:rPr>
               <w:fldChar w:fldCharType="begin"/>
-              <w:instrText xml:space="preserve"> PAGEREF _Toc239283054 \h </w:instrText>
+            </w:r>
+            <w:r>
+              <w:rPr>
+                <w:noProof/>
+                <w:webHidden/>
+              </w:rPr>
+              <w:instrText xml:space="preserve"> PAGEREF _Toc239614590 \h </w:instrText>
+            </w:r>
+            <w:r>
+              <w:rPr>
+                <w:noProof/>
+                <w:webHidden/>
+              </w:rPr>
+            </w:r>
+            <w:r>
+              <w:rPr>
+                <w:noProof/>
+                <w:webHidden/>
+              </w:rPr>
               <w:fldChar w:fldCharType="separate"/>
+            </w:r>
+            <w:r>
+              <w:rPr>
+                <w:noProof/>
+                <w:webHidden/>
+              </w:rPr>
               <w:t>4</w:t>
+            </w:r>
+            <w:r>
+              <w:rPr>
+                <w:noProof/>
+                <w:webHidden/>
+              </w:rPr>
               <w:fldChar w:fldCharType="end"/>
             </w:r>
           </w:hyperlink>
@@ -838,10 +953,11 @@
               <w:kern w:val="2"/>
               <w:sz w:val="24"/>
               <w:szCs w:val="24"/>
+              <w:lang w:eastAsia="ja-JP"/>
               <w14:ligatures w14:val="standardContextual"/>
             </w:rPr>
           </w:pPr>
-          <w:hyperlink w:anchor="_Toc239283055" w:history="1">
+          <w:hyperlink w:anchor="_Toc239614591" w:history="1">
             <w:r>
               <w:rPr>
                 <w:rStyle w:val="Hipervnculo"/>
@@ -857,10 +973,46 @@
                 <w:webHidden/>
               </w:rPr>
               <w:tab/>
+            </w:r>
+            <w:r>
+              <w:rPr>
+                <w:noProof/>
+                <w:webHidden/>
+              </w:rPr>
               <w:fldChar w:fldCharType="begin"/>
-              <w:instrText xml:space="preserve"> PAGEREF _Toc239283055 \h </w:instrText>
+            </w:r>
+            <w:r>
+              <w:rPr>
+                <w:noProof/>
+                <w:webHidden/>
+              </w:rPr>
+              <w:instrText xml:space="preserve"> PAGEREF _Toc239614591 \h </w:instrText>
+            </w:r>
+            <w:r>
+              <w:rPr>
+                <w:noProof/>
+                <w:webHidden/>
+              </w:rPr>
+            </w:r>
+            <w:r>
+              <w:rPr>
+                <w:noProof/>
+                <w:webHidden/>
+              </w:rPr>
               <w:fldChar w:fldCharType="separate"/>
+            </w:r>
+            <w:r>
+              <w:rPr>
+                <w:noProof/>
+                <w:webHidden/>
+              </w:rPr>
               <w:t>4</w:t>
+            </w:r>
+            <w:r>
+              <w:rPr>
+                <w:noProof/>
+                <w:webHidden/>
+              </w:rPr>
               <w:fldChar w:fldCharType="end"/>
             </w:r>
           </w:hyperlink>
@@ -877,10 +1029,11 @@
               <w:kern w:val="2"/>
               <w:sz w:val="24"/>
               <w:szCs w:val="24"/>
+              <w:lang w:eastAsia="ja-JP"/>
               <w14:ligatures w14:val="standardContextual"/>
             </w:rPr>
           </w:pPr>
-          <w:hyperlink w:anchor="_Toc239283056" w:history="1">
+          <w:hyperlink w:anchor="_Toc239614592" w:history="1">
             <w:r>
               <w:rPr>
                 <w:rStyle w:val="Hipervnculo"/>
@@ -896,10 +1049,46 @@
                 <w:webHidden/>
               </w:rPr>
               <w:tab/>
+            </w:r>
+            <w:r>
+              <w:rPr>
+                <w:noProof/>
+                <w:webHidden/>
+              </w:rPr>
               <w:fldChar w:fldCharType="begin"/>
-              <w:instrText xml:space="preserve"> PAGEREF _Toc239283056 \h </w:instrText>
+            </w:r>
+            <w:r>
+              <w:rPr>
+                <w:noProof/>
+                <w:webHidden/>
+              </w:rPr>
+              <w:instrText xml:space="preserve"> PAGEREF _Toc239614592 \h </w:instrText>
+            </w:r>
+            <w:r>
+              <w:rPr>
+                <w:noProof/>
+                <w:webHidden/>
+              </w:rPr>
+            </w:r>
+            <w:r>
+              <w:rPr>
+                <w:noProof/>
+                <w:webHidden/>
+              </w:rPr>
               <w:fldChar w:fldCharType="separate"/>
+            </w:r>
+            <w:r>
+              <w:rPr>
+                <w:noProof/>
+                <w:webHidden/>
+              </w:rPr>
               <w:t>4</w:t>
+            </w:r>
+            <w:r>
+              <w:rPr>
+                <w:noProof/>
+                <w:webHidden/>
+              </w:rPr>
               <w:fldChar w:fldCharType="end"/>
             </w:r>
           </w:hyperlink>
@@ -916,10 +1105,11 @@
               <w:kern w:val="2"/>
               <w:sz w:val="24"/>
               <w:szCs w:val="24"/>
+              <w:lang w:eastAsia="ja-JP"/>
               <w14:ligatures w14:val="standardContextual"/>
             </w:rPr>
           </w:pPr>
-          <w:hyperlink w:anchor="_Toc239283057" w:history="1">
+          <w:hyperlink w:anchor="_Toc239614593" w:history="1">
             <w:r>
               <w:rPr>
                 <w:rStyle w:val="Hipervnculo"/>
@@ -935,10 +1125,46 @@
                 <w:webHidden/>
               </w:rPr>
               <w:tab/>
+            </w:r>
+            <w:r>
+              <w:rPr>
+                <w:noProof/>
+                <w:webHidden/>
+              </w:rPr>
               <w:fldChar w:fldCharType="begin"/>
-              <w:instrText xml:space="preserve"> PAGEREF _Toc239283057 \h </w:instrText>
+            </w:r>
+            <w:r>
+              <w:rPr>
+                <w:noProof/>
+                <w:webHidden/>
+              </w:rPr>
+              <w:instrText xml:space="preserve"> PAGEREF _Toc239614593 \h </w:instrText>
+            </w:r>
+            <w:r>
+              <w:rPr>
+                <w:noProof/>
+                <w:webHidden/>
+              </w:rPr>
+            </w:r>
+            <w:r>
+              <w:rPr>
+                <w:noProof/>
+                <w:webHidden/>
+              </w:rPr>
               <w:fldChar w:fldCharType="separate"/>
+            </w:r>
+            <w:r>
+              <w:rPr>
+                <w:noProof/>
+                <w:webHidden/>
+              </w:rPr>
               <w:t>5</w:t>
+            </w:r>
+            <w:r>
+              <w:rPr>
+                <w:noProof/>
+                <w:webHidden/>
+              </w:rPr>
               <w:fldChar w:fldCharType="end"/>
             </w:r>
           </w:hyperlink>
@@ -955,10 +1181,11 @@
               <w:kern w:val="2"/>
               <w:sz w:val="24"/>
               <w:szCs w:val="24"/>
+              <w:lang w:eastAsia="ja-JP"/>
               <w14:ligatures w14:val="standardContextual"/>
             </w:rPr>
           </w:pPr>
-          <w:hyperlink w:anchor="_Toc239283058" w:history="1">
+          <w:hyperlink w:anchor="_Toc239614594" w:history="1">
             <w:r>
               <w:rPr>
                 <w:rStyle w:val="Hipervnculo"/>
@@ -975,10 +1202,46 @@
                 <w:webHidden/>
               </w:rPr>
               <w:tab/>
+            </w:r>
+            <w:r>
+              <w:rPr>
+                <w:noProof/>
+                <w:webHidden/>
+              </w:rPr>
               <w:fldChar w:fldCharType="begin"/>
-              <w:instrText xml:space="preserve"> PAGEREF _Toc239283058 \h </w:instrText>
+            </w:r>
+            <w:r>
+              <w:rPr>
+                <w:noProof/>
+                <w:webHidden/>
+              </w:rPr>
+              <w:instrText xml:space="preserve"> PAGEREF _Toc239614594 \h </w:instrText>
+            </w:r>
+            <w:r>
+              <w:rPr>
+                <w:noProof/>
+                <w:webHidden/>
+              </w:rPr>
+            </w:r>
+            <w:r>
+              <w:rPr>
+                <w:noProof/>
+                <w:webHidden/>
+              </w:rPr>
               <w:fldChar w:fldCharType="separate"/>
+            </w:r>
+            <w:r>
+              <w:rPr>
+                <w:noProof/>
+                <w:webHidden/>
+              </w:rPr>
               <w:t>6</w:t>
+            </w:r>
+            <w:r>
+              <w:rPr>
+                <w:noProof/>
+                <w:webHidden/>
+              </w:rPr>
               <w:fldChar w:fldCharType="end"/>
             </w:r>
           </w:hyperlink>
@@ -995,10 +1258,11 @@
               <w:kern w:val="2"/>
               <w:sz w:val="24"/>
               <w:szCs w:val="24"/>
+              <w:lang w:eastAsia="ja-JP"/>
               <w14:ligatures w14:val="standardContextual"/>
             </w:rPr>
           </w:pPr>
-          <w:hyperlink w:anchor="_Toc239283059" w:history="1">
+          <w:hyperlink w:anchor="_Toc239614595" w:history="1">
             <w:r>
               <w:rPr>
                 <w:rStyle w:val="Hipervnculo"/>
@@ -1015,10 +1279,46 @@
                 <w:webHidden/>
               </w:rPr>
               <w:tab/>
+            </w:r>
+            <w:r>
+              <w:rPr>
+                <w:noProof/>
+                <w:webHidden/>
+              </w:rPr>
               <w:fldChar w:fldCharType="begin"/>
-              <w:instrText xml:space="preserve"> PAGEREF _Toc239283059 \h </w:instrText>
+            </w:r>
+            <w:r>
+              <w:rPr>
+                <w:noProof/>
+                <w:webHidden/>
+              </w:rPr>
+              <w:instrText xml:space="preserve"> PAGEREF _Toc239614595 \h </w:instrText>
+            </w:r>
+            <w:r>
+              <w:rPr>
+                <w:noProof/>
+                <w:webHidden/>
+              </w:rPr>
+            </w:r>
+            <w:r>
+              <w:rPr>
+                <w:noProof/>
+                <w:webHidden/>
+              </w:rPr>
               <w:fldChar w:fldCharType="separate"/>
+            </w:r>
+            <w:r>
+              <w:rPr>
+                <w:noProof/>
+                <w:webHidden/>
+              </w:rPr>
               <w:t>6</w:t>
+            </w:r>
+            <w:r>
+              <w:rPr>
+                <w:noProof/>
+                <w:webHidden/>
+              </w:rPr>
               <w:fldChar w:fldCharType="end"/>
             </w:r>
           </w:hyperlink>
@@ -1035,10 +1335,11 @@
               <w:kern w:val="2"/>
               <w:sz w:val="24"/>
               <w:szCs w:val="24"/>
+              <w:lang w:eastAsia="ja-JP"/>
               <w14:ligatures w14:val="standardContextual"/>
             </w:rPr>
           </w:pPr>
-          <w:hyperlink w:anchor="_Toc239283060" w:history="1">
+          <w:hyperlink w:anchor="_Toc239614596" w:history="1">
             <w:r>
               <w:rPr>
                 <w:rStyle w:val="Hipervnculo"/>
@@ -1054,10 +1355,46 @@
                 <w:webHidden/>
               </w:rPr>
               <w:tab/>
+            </w:r>
+            <w:r>
+              <w:rPr>
+                <w:noProof/>
+                <w:webHidden/>
+              </w:rPr>
               <w:fldChar w:fldCharType="begin"/>
-              <w:instrText xml:space="preserve"> PAGEREF _Toc239283060 \h </w:instrText>
+            </w:r>
+            <w:r>
+              <w:rPr>
+                <w:noProof/>
+                <w:webHidden/>
+              </w:rPr>
+              <w:instrText xml:space="preserve"> PAGEREF _Toc239614596 \h </w:instrText>
+            </w:r>
+            <w:r>
+              <w:rPr>
+                <w:noProof/>
+                <w:webHidden/>
+              </w:rPr>
+            </w:r>
+            <w:r>
+              <w:rPr>
+                <w:noProof/>
+                <w:webHidden/>
+              </w:rPr>
               <w:fldChar w:fldCharType="separate"/>
+            </w:r>
+            <w:r>
+              <w:rPr>
+                <w:noProof/>
+                <w:webHidden/>
+              </w:rPr>
               <w:t>7</w:t>
+            </w:r>
+            <w:r>
+              <w:rPr>
+                <w:noProof/>
+                <w:webHidden/>
+              </w:rPr>
               <w:fldChar w:fldCharType="end"/>
             </w:r>
           </w:hyperlink>
@@ -1074,10 +1411,11 @@
               <w:kern w:val="2"/>
               <w:sz w:val="24"/>
               <w:szCs w:val="24"/>
+              <w:lang w:eastAsia="ja-JP"/>
               <w14:ligatures w14:val="standardContextual"/>
             </w:rPr>
           </w:pPr>
-          <w:hyperlink w:anchor="_Toc239283061" w:history="1">
+          <w:hyperlink w:anchor="_Toc239614597" w:history="1">
             <w:r>
               <w:rPr>
                 <w:rStyle w:val="Hipervnculo"/>
@@ -1093,10 +1431,46 @@
                 <w:webHidden/>
               </w:rPr>
               <w:tab/>
+            </w:r>
+            <w:r>
+              <w:rPr>
+                <w:noProof/>
+                <w:webHidden/>
+              </w:rPr>
               <w:fldChar w:fldCharType="begin"/>
-              <w:instrText xml:space="preserve"> PAGEREF _Toc239283061 \h </w:instrText>
+            </w:r>
+            <w:r>
+              <w:rPr>
+                <w:noProof/>
+                <w:webHidden/>
+              </w:rPr>
+              <w:instrText xml:space="preserve"> PAGEREF _Toc239614597 \h </w:instrText>
+            </w:r>
+            <w:r>
+              <w:rPr>
+                <w:noProof/>
+                <w:webHidden/>
+              </w:rPr>
+            </w:r>
+            <w:r>
+              <w:rPr>
+                <w:noProof/>
+                <w:webHidden/>
+              </w:rPr>
               <w:fldChar w:fldCharType="separate"/>
+            </w:r>
+            <w:r>
+              <w:rPr>
+                <w:noProof/>
+                <w:webHidden/>
+              </w:rPr>
               <w:t>9</w:t>
+            </w:r>
+            <w:r>
+              <w:rPr>
+                <w:noProof/>
+                <w:webHidden/>
+              </w:rPr>
               <w:fldChar w:fldCharType="end"/>
             </w:r>
           </w:hyperlink>
@@ -1113,10 +1487,11 @@
               <w:kern w:val="2"/>
               <w:sz w:val="24"/>
               <w:szCs w:val="24"/>
+              <w:lang w:eastAsia="ja-JP"/>
               <w14:ligatures w14:val="standardContextual"/>
             </w:rPr>
           </w:pPr>
-          <w:hyperlink w:anchor="_Toc239283062" w:history="1">
+          <w:hyperlink w:anchor="_Toc239614598" w:history="1">
             <w:r>
               <w:rPr>
                 <w:rStyle w:val="Hipervnculo"/>
@@ -1132,10 +1507,46 @@
                 <w:webHidden/>
               </w:rPr>
               <w:tab/>
+            </w:r>
+            <w:r>
+              <w:rPr>
+                <w:noProof/>
+                <w:webHidden/>
+              </w:rPr>
               <w:fldChar w:fldCharType="begin"/>
-              <w:instrText xml:space="preserve"> PAGEREF _Toc239283062 \h </w:instrText>
+            </w:r>
+            <w:r>
+              <w:rPr>
+                <w:noProof/>
+                <w:webHidden/>
+              </w:rPr>
+              <w:instrText xml:space="preserve"> PAGEREF _Toc239614598 \h </w:instrText>
+            </w:r>
+            <w:r>
+              <w:rPr>
+                <w:noProof/>
+                <w:webHidden/>
+              </w:rPr>
+            </w:r>
+            <w:r>
+              <w:rPr>
+                <w:noProof/>
+                <w:webHidden/>
+              </w:rPr>
               <w:fldChar w:fldCharType="separate"/>
+            </w:r>
+            <w:r>
+              <w:rPr>
+                <w:noProof/>
+                <w:webHidden/>
+              </w:rPr>
               <w:t>10</w:t>
+            </w:r>
+            <w:r>
+              <w:rPr>
+                <w:noProof/>
+                <w:webHidden/>
+              </w:rPr>
               <w:fldChar w:fldCharType="end"/>
             </w:r>
           </w:hyperlink>
@@ -1152,10 +1563,11 @@
               <w:kern w:val="2"/>
               <w:sz w:val="24"/>
               <w:szCs w:val="24"/>
+              <w:lang w:eastAsia="ja-JP"/>
               <w14:ligatures w14:val="standardContextual"/>
             </w:rPr>
           </w:pPr>
-          <w:hyperlink w:anchor="_Toc239283063" w:history="1">
+          <w:hyperlink w:anchor="_Toc239614599" w:history="1">
             <w:r>
               <w:rPr>
                 <w:rStyle w:val="Hipervnculo"/>
@@ -1171,10 +1583,46 @@
                 <w:webHidden/>
               </w:rPr>
               <w:tab/>
+            </w:r>
+            <w:r>
+              <w:rPr>
+                <w:noProof/>
+                <w:webHidden/>
+              </w:rPr>
               <w:fldChar w:fldCharType="begin"/>
-              <w:instrText xml:space="preserve"> PAGEREF _Toc239283063 \h </w:instrText>
+            </w:r>
+            <w:r>
+              <w:rPr>
+                <w:noProof/>
+                <w:webHidden/>
+              </w:rPr>
+              <w:instrText xml:space="preserve"> PAGEREF _Toc239614599 \h </w:instrText>
+            </w:r>
+            <w:r>
+              <w:rPr>
+                <w:noProof/>
+                <w:webHidden/>
+              </w:rPr>
+            </w:r>
+            <w:r>
+              <w:rPr>
+                <w:noProof/>
+                <w:webHidden/>
+              </w:rPr>
               <w:fldChar w:fldCharType="separate"/>
+            </w:r>
+            <w:r>
+              <w:rPr>
+                <w:noProof/>
+                <w:webHidden/>
+              </w:rPr>
               <w:t>10</w:t>
+            </w:r>
+            <w:r>
+              <w:rPr>
+                <w:noProof/>
+                <w:webHidden/>
+              </w:rPr>
               <w:fldChar w:fldCharType="end"/>
             </w:r>
           </w:hyperlink>
@@ -1191,10 +1639,11 @@
               <w:kern w:val="2"/>
               <w:sz w:val="24"/>
               <w:szCs w:val="24"/>
+              <w:lang w:eastAsia="ja-JP"/>
               <w14:ligatures w14:val="standardContextual"/>
             </w:rPr>
           </w:pPr>
-          <w:hyperlink w:anchor="_Toc239283064" w:history="1">
+          <w:hyperlink w:anchor="_Toc239614600" w:history="1">
             <w:r>
               <w:rPr>
                 <w:rStyle w:val="Hipervnculo"/>
@@ -1210,10 +1659,46 @@
                 <w:webHidden/>
               </w:rPr>
               <w:tab/>
+            </w:r>
+            <w:r>
+              <w:rPr>
+                <w:noProof/>
+                <w:webHidden/>
+              </w:rPr>
               <w:fldChar w:fldCharType="begin"/>
-              <w:instrText xml:space="preserve"> PAGEREF _Toc239283064 \h </w:instrText>
+            </w:r>
+            <w:r>
+              <w:rPr>
+                <w:noProof/>
+                <w:webHidden/>
+              </w:rPr>
+              <w:instrText xml:space="preserve"> PAGEREF _Toc239614600 \h </w:instrText>
+            </w:r>
+            <w:r>
+              <w:rPr>
+                <w:noProof/>
+                <w:webHidden/>
+              </w:rPr>
+            </w:r>
+            <w:r>
+              <w:rPr>
+                <w:noProof/>
+                <w:webHidden/>
+              </w:rPr>
               <w:fldChar w:fldCharType="separate"/>
+            </w:r>
+            <w:r>
+              <w:rPr>
+                <w:noProof/>
+                <w:webHidden/>
+              </w:rPr>
               <w:t>10</w:t>
+            </w:r>
+            <w:r>
+              <w:rPr>
+                <w:noProof/>
+                <w:webHidden/>
+              </w:rPr>
               <w:fldChar w:fldCharType="end"/>
             </w:r>
           </w:hyperlink>
@@ -1230,10 +1715,11 @@
               <w:kern w:val="2"/>
               <w:sz w:val="24"/>
               <w:szCs w:val="24"/>
+              <w:lang w:eastAsia="ja-JP"/>
               <w14:ligatures w14:val="standardContextual"/>
             </w:rPr>
           </w:pPr>
-          <w:hyperlink w:anchor="_Toc239283065" w:history="1">
+          <w:hyperlink w:anchor="_Toc239614601" w:history="1">
             <w:r>
               <w:rPr>
                 <w:rStyle w:val="Hipervnculo"/>
@@ -1249,10 +1735,46 @@
                 <w:webHidden/>
               </w:rPr>
               <w:tab/>
+            </w:r>
+            <w:r>
+              <w:rPr>
+                <w:noProof/>
+                <w:webHidden/>
+              </w:rPr>
               <w:fldChar w:fldCharType="begin"/>
-              <w:instrText xml:space="preserve"> PAGEREF _Toc239283065 \h </w:instrText>
+            </w:r>
+            <w:r>
+              <w:rPr>
+                <w:noProof/>
+                <w:webHidden/>
+              </w:rPr>
+              <w:instrText xml:space="preserve"> PAGEREF _Toc239614601 \h </w:instrText>
+            </w:r>
+            <w:r>
+              <w:rPr>
+                <w:noProof/>
+                <w:webHidden/>
+              </w:rPr>
+            </w:r>
+            <w:r>
+              <w:rPr>
+                <w:noProof/>
+                <w:webHidden/>
+              </w:rPr>
               <w:fldChar w:fldCharType="separate"/>
+            </w:r>
+            <w:r>
+              <w:rPr>
+                <w:noProof/>
+                <w:webHidden/>
+              </w:rPr>
               <w:t>13</w:t>
+            </w:r>
+            <w:r>
+              <w:rPr>
+                <w:noProof/>
+                <w:webHidden/>
+              </w:rPr>
               <w:fldChar w:fldCharType="end"/>
             </w:r>
           </w:hyperlink>
@@ -1269,10 +1791,11 @@
               <w:kern w:val="2"/>
               <w:sz w:val="24"/>
               <w:szCs w:val="24"/>
+              <w:lang w:eastAsia="ja-JP"/>
               <w14:ligatures w14:val="standardContextual"/>
             </w:rPr>
           </w:pPr>
-          <w:hyperlink w:anchor="_Toc239283066" w:history="1">
+          <w:hyperlink w:anchor="_Toc239614602" w:history="1">
             <w:r>
               <w:rPr>
                 <w:rStyle w:val="Hipervnculo"/>
@@ -1288,10 +1811,46 @@
                 <w:webHidden/>
               </w:rPr>
               <w:tab/>
+            </w:r>
+            <w:r>
+              <w:rPr>
+                <w:noProof/>
+                <w:webHidden/>
+              </w:rPr>
               <w:fldChar w:fldCharType="begin"/>
-              <w:instrText xml:space="preserve"> PAGEREF _Toc239283066 \h </w:instrText>
+            </w:r>
+            <w:r>
+              <w:rPr>
+                <w:noProof/>
+                <w:webHidden/>
+              </w:rPr>
+              <w:instrText xml:space="preserve"> PAGEREF _Toc239614602 \h </w:instrText>
+            </w:r>
+            <w:r>
+              <w:rPr>
+                <w:noProof/>
+                <w:webHidden/>
+              </w:rPr>
+            </w:r>
+            <w:r>
+              <w:rPr>
+                <w:noProof/>
+                <w:webHidden/>
+              </w:rPr>
               <w:fldChar w:fldCharType="separate"/>
+            </w:r>
+            <w:r>
+              <w:rPr>
+                <w:noProof/>
+                <w:webHidden/>
+              </w:rPr>
               <w:t>13</w:t>
+            </w:r>
+            <w:r>
+              <w:rPr>
+                <w:noProof/>
+                <w:webHidden/>
+              </w:rPr>
               <w:fldChar w:fldCharType="end"/>
             </w:r>
           </w:hyperlink>
@@ -1308,10 +1867,11 @@
               <w:kern w:val="2"/>
               <w:sz w:val="24"/>
               <w:szCs w:val="24"/>
+              <w:lang w:eastAsia="ja-JP"/>
               <w14:ligatures w14:val="standardContextual"/>
             </w:rPr>
           </w:pPr>
-          <w:hyperlink w:anchor="_Toc239283067" w:history="1">
+          <w:hyperlink w:anchor="_Toc239614603" w:history="1">
             <w:r>
               <w:rPr>
                 <w:rStyle w:val="Hipervnculo"/>
@@ -1327,10 +1887,46 @@
                 <w:webHidden/>
               </w:rPr>
               <w:tab/>
+            </w:r>
+            <w:r>
+              <w:rPr>
+                <w:noProof/>
+                <w:webHidden/>
+              </w:rPr>
               <w:fldChar w:fldCharType="begin"/>
-              <w:instrText xml:space="preserve"> PAGEREF _Toc239283067 \h </w:instrText>
+            </w:r>
+            <w:r>
+              <w:rPr>
+                <w:noProof/>
+                <w:webHidden/>
+              </w:rPr>
+              <w:instrText xml:space="preserve"> PAGEREF _Toc239614603 \h </w:instrText>
+            </w:r>
+            <w:r>
+              <w:rPr>
+                <w:noProof/>
+                <w:webHidden/>
+              </w:rPr>
+            </w:r>
+            <w:r>
+              <w:rPr>
+                <w:noProof/>
+                <w:webHidden/>
+              </w:rPr>
               <w:fldChar w:fldCharType="separate"/>
+            </w:r>
+            <w:r>
+              <w:rPr>
+                <w:noProof/>
+                <w:webHidden/>
+              </w:rPr>
               <w:t>14</w:t>
+            </w:r>
+            <w:r>
+              <w:rPr>
+                <w:noProof/>
+                <w:webHidden/>
+              </w:rPr>
               <w:fldChar w:fldCharType="end"/>
             </w:r>
           </w:hyperlink>
@@ -1347,10 +1943,11 @@
               <w:kern w:val="2"/>
               <w:sz w:val="24"/>
               <w:szCs w:val="24"/>
+              <w:lang w:eastAsia="ja-JP"/>
               <w14:ligatures w14:val="standardContextual"/>
             </w:rPr>
           </w:pPr>
-          <w:hyperlink w:anchor="_Toc239283068" w:history="1">
+          <w:hyperlink w:anchor="_Toc239614604" w:history="1">
             <w:r>
               <w:rPr>
                 <w:rStyle w:val="Hipervnculo"/>
@@ -1366,10 +1963,46 @@
                 <w:webHidden/>
               </w:rPr>
               <w:tab/>
+            </w:r>
+            <w:r>
+              <w:rPr>
+                <w:noProof/>
+                <w:webHidden/>
+              </w:rPr>
               <w:fldChar w:fldCharType="begin"/>
-              <w:instrText xml:space="preserve"> PAGEREF _Toc239283068 \h </w:instrText>
+            </w:r>
+            <w:r>
+              <w:rPr>
+                <w:noProof/>
+                <w:webHidden/>
+              </w:rPr>
+              <w:instrText xml:space="preserve"> PAGEREF _Toc239614604 \h </w:instrText>
+            </w:r>
+            <w:r>
+              <w:rPr>
+                <w:noProof/>
+                <w:webHidden/>
+              </w:rPr>
+            </w:r>
+            <w:r>
+              <w:rPr>
+                <w:noProof/>
+                <w:webHidden/>
+              </w:rPr>
               <w:fldChar w:fldCharType="separate"/>
+            </w:r>
+            <w:r>
+              <w:rPr>
+                <w:noProof/>
+                <w:webHidden/>
+              </w:rPr>
               <w:t>15</w:t>
+            </w:r>
+            <w:r>
+              <w:rPr>
+                <w:noProof/>
+                <w:webHidden/>
+              </w:rPr>
               <w:fldChar w:fldCharType="end"/>
             </w:r>
           </w:hyperlink>
@@ -1386,10 +2019,11 @@
               <w:kern w:val="2"/>
               <w:sz w:val="24"/>
               <w:szCs w:val="24"/>
+              <w:lang w:eastAsia="ja-JP"/>
               <w14:ligatures w14:val="standardContextual"/>
             </w:rPr>
           </w:pPr>
-          <w:hyperlink w:anchor="_Toc239283069" w:history="1">
+          <w:hyperlink w:anchor="_Toc239614605" w:history="1">
             <w:r>
               <w:rPr>
                 <w:rStyle w:val="Hipervnculo"/>
@@ -1405,10 +2039,46 @@
                 <w:webHidden/>
               </w:rPr>
               <w:tab/>
+            </w:r>
+            <w:r>
+              <w:rPr>
+                <w:noProof/>
+                <w:webHidden/>
+              </w:rPr>
               <w:fldChar w:fldCharType="begin"/>
-              <w:instrText xml:space="preserve"> PAGEREF _Toc239283069 \h </w:instrText>
+            </w:r>
+            <w:r>
+              <w:rPr>
+                <w:noProof/>
+                <w:webHidden/>
+              </w:rPr>
+              <w:instrText xml:space="preserve"> PAGEREF _Toc239614605 \h </w:instrText>
+            </w:r>
+            <w:r>
+              <w:rPr>
+                <w:noProof/>
+                <w:webHidden/>
+              </w:rPr>
+            </w:r>
+            <w:r>
+              <w:rPr>
+                <w:noProof/>
+                <w:webHidden/>
+              </w:rPr>
               <w:fldChar w:fldCharType="separate"/>
-              <w:t>18</w:t>
+            </w:r>
+            <w:r>
+              <w:rPr>
+                <w:noProof/>
+                <w:webHidden/>
+              </w:rPr>
+              <w:t>19</w:t>
+            </w:r>
+            <w:r>
+              <w:rPr>
+                <w:noProof/>
+                <w:webHidden/>
+              </w:rPr>
               <w:fldChar w:fldCharType="end"/>
             </w:r>
           </w:hyperlink>
@@ -1425,10 +2095,11 @@
               <w:kern w:val="2"/>
               <w:sz w:val="24"/>
               <w:szCs w:val="24"/>
+              <w:lang w:eastAsia="ja-JP"/>
               <w14:ligatures w14:val="standardContextual"/>
             </w:rPr>
           </w:pPr>
-          <w:hyperlink w:anchor="_Toc239283070" w:history="1">
+          <w:hyperlink w:anchor="_Toc239614606" w:history="1">
             <w:r>
               <w:rPr>
                 <w:rStyle w:val="Hipervnculo"/>
@@ -1444,10 +2115,46 @@
                 <w:webHidden/>
               </w:rPr>
               <w:tab/>
+            </w:r>
+            <w:r>
+              <w:rPr>
+                <w:noProof/>
+                <w:webHidden/>
+              </w:rPr>
               <w:fldChar w:fldCharType="begin"/>
-              <w:instrText xml:space="preserve"> PAGEREF _Toc239283070 \h </w:instrText>
+            </w:r>
+            <w:r>
+              <w:rPr>
+                <w:noProof/>
+                <w:webHidden/>
+              </w:rPr>
+              <w:instrText xml:space="preserve"> PAGEREF _Toc239614606 \h </w:instrText>
+            </w:r>
+            <w:r>
+              <w:rPr>
+                <w:noProof/>
+                <w:webHidden/>
+              </w:rPr>
+            </w:r>
+            <w:r>
+              <w:rPr>
+                <w:noProof/>
+                <w:webHidden/>
+              </w:rPr>
               <w:fldChar w:fldCharType="separate"/>
-              <w:t>18</w:t>
+            </w:r>
+            <w:r>
+              <w:rPr>
+                <w:noProof/>
+                <w:webHidden/>
+              </w:rPr>
+              <w:t>19</w:t>
+            </w:r>
+            <w:r>
+              <w:rPr>
+                <w:noProof/>
+                <w:webHidden/>
+              </w:rPr>
               <w:fldChar w:fldCharType="end"/>
             </w:r>
           </w:hyperlink>
@@ -1464,10 +2171,11 @@
               <w:kern w:val="2"/>
               <w:sz w:val="24"/>
               <w:szCs w:val="24"/>
+              <w:lang w:eastAsia="ja-JP"/>
               <w14:ligatures w14:val="standardContextual"/>
             </w:rPr>
           </w:pPr>
-          <w:hyperlink w:anchor="_Toc239283071" w:history="1">
+          <w:hyperlink w:anchor="_Toc239614607" w:history="1">
             <w:r>
               <w:rPr>
                 <w:rStyle w:val="Hipervnculo"/>
@@ -1483,10 +2191,46 @@
                 <w:webHidden/>
               </w:rPr>
               <w:tab/>
+            </w:r>
+            <w:r>
+              <w:rPr>
+                <w:noProof/>
+                <w:webHidden/>
+              </w:rPr>
               <w:fldChar w:fldCharType="begin"/>
-              <w:instrText xml:space="preserve"> PAGEREF _Toc239283071 \h </w:instrText>
+            </w:r>
+            <w:r>
+              <w:rPr>
+                <w:noProof/>
+                <w:webHidden/>
+              </w:rPr>
+              <w:instrText xml:space="preserve"> PAGEREF _Toc239614607 \h </w:instrText>
+            </w:r>
+            <w:r>
+              <w:rPr>
+                <w:noProof/>
+                <w:webHidden/>
+              </w:rPr>
+            </w:r>
+            <w:r>
+              <w:rPr>
+                <w:noProof/>
+                <w:webHidden/>
+              </w:rPr>
               <w:fldChar w:fldCharType="separate"/>
-              <w:t>20</w:t>
+            </w:r>
+            <w:r>
+              <w:rPr>
+                <w:noProof/>
+                <w:webHidden/>
+              </w:rPr>
+              <w:t>21</w:t>
+            </w:r>
+            <w:r>
+              <w:rPr>
+                <w:noProof/>
+                <w:webHidden/>
+              </w:rPr>
               <w:fldChar w:fldCharType="end"/>
             </w:r>
           </w:hyperlink>
@@ -1503,10 +2247,11 @@
               <w:kern w:val="2"/>
               <w:sz w:val="24"/>
               <w:szCs w:val="24"/>
+              <w:lang w:eastAsia="ja-JP"/>
               <w14:ligatures w14:val="standardContextual"/>
             </w:rPr>
           </w:pPr>
-          <w:hyperlink w:anchor="_Toc239283072" w:history="1">
+          <w:hyperlink w:anchor="_Toc239614608" w:history="1">
             <w:r>
               <w:rPr>
                 <w:rStyle w:val="Hipervnculo"/>
@@ -1522,10 +2267,46 @@
                 <w:webHidden/>
               </w:rPr>
               <w:tab/>
+            </w:r>
+            <w:r>
+              <w:rPr>
+                <w:noProof/>
+                <w:webHidden/>
+              </w:rPr>
               <w:fldChar w:fldCharType="begin"/>
-              <w:instrText xml:space="preserve"> PAGEREF _Toc239283072 \h </w:instrText>
+            </w:r>
+            <w:r>
+              <w:rPr>
+                <w:noProof/>
+                <w:webHidden/>
+              </w:rPr>
+              <w:instrText xml:space="preserve"> PAGEREF _Toc239614608 \h </w:instrText>
+            </w:r>
+            <w:r>
+              <w:rPr>
+                <w:noProof/>
+                <w:webHidden/>
+              </w:rPr>
+            </w:r>
+            <w:r>
+              <w:rPr>
+                <w:noProof/>
+                <w:webHidden/>
+              </w:rPr>
               <w:fldChar w:fldCharType="separate"/>
-              <w:t>21</w:t>
+            </w:r>
+            <w:r>
+              <w:rPr>
+                <w:noProof/>
+                <w:webHidden/>
+              </w:rPr>
+              <w:t>22</w:t>
+            </w:r>
+            <w:r>
+              <w:rPr>
+                <w:noProof/>
+                <w:webHidden/>
+              </w:rPr>
               <w:fldChar w:fldCharType="end"/>
             </w:r>
           </w:hyperlink>
@@ -1542,10 +2323,11 @@
               <w:kern w:val="2"/>
               <w:sz w:val="24"/>
               <w:szCs w:val="24"/>
+              <w:lang w:eastAsia="ja-JP"/>
               <w14:ligatures w14:val="standardContextual"/>
             </w:rPr>
           </w:pPr>
-          <w:hyperlink w:anchor="_Toc239283073" w:history="1">
+          <w:hyperlink w:anchor="_Toc239614609" w:history="1">
             <w:r>
               <w:rPr>
                 <w:rStyle w:val="Hipervnculo"/>
@@ -1571,10 +2353,46 @@
                 <w:webHidden/>
               </w:rPr>
               <w:tab/>
+            </w:r>
+            <w:r>
+              <w:rPr>
+                <w:noProof/>
+                <w:webHidden/>
+              </w:rPr>
               <w:fldChar w:fldCharType="begin"/>
-              <w:instrText xml:space="preserve"> PAGEREF _Toc239283073 \h </w:instrText>
+            </w:r>
+            <w:r>
+              <w:rPr>
+                <w:noProof/>
+                <w:webHidden/>
+              </w:rPr>
+              <w:instrText xml:space="preserve"> PAGEREF _Toc239614609 \h </w:instrText>
+            </w:r>
+            <w:r>
+              <w:rPr>
+                <w:noProof/>
+                <w:webHidden/>
+              </w:rPr>
+            </w:r>
+            <w:r>
+              <w:rPr>
+                <w:noProof/>
+                <w:webHidden/>
+              </w:rPr>
               <w:fldChar w:fldCharType="separate"/>
-              <w:t>21</w:t>
+            </w:r>
+            <w:r>
+              <w:rPr>
+                <w:noProof/>
+                <w:webHidden/>
+              </w:rPr>
+              <w:t>22</w:t>
+            </w:r>
+            <w:r>
+              <w:rPr>
+                <w:noProof/>
+                <w:webHidden/>
+              </w:rPr>
               <w:fldChar w:fldCharType="end"/>
             </w:r>
           </w:hyperlink>
@@ -1591,10 +2409,11 @@
               <w:kern w:val="2"/>
               <w:sz w:val="24"/>
               <w:szCs w:val="24"/>
+              <w:lang w:eastAsia="ja-JP"/>
               <w14:ligatures w14:val="standardContextual"/>
             </w:rPr>
           </w:pPr>
-          <w:hyperlink w:anchor="_Toc239283074" w:history="1">
+          <w:hyperlink w:anchor="_Toc239614610" w:history="1">
             <w:r>
               <w:rPr>
                 <w:rStyle w:val="Hipervnculo"/>
@@ -1610,10 +2429,46 @@
                 <w:webHidden/>
               </w:rPr>
               <w:tab/>
+            </w:r>
+            <w:r>
+              <w:rPr>
+                <w:noProof/>
+                <w:webHidden/>
+              </w:rPr>
               <w:fldChar w:fldCharType="begin"/>
-              <w:instrText xml:space="preserve"> PAGEREF _Toc239283074 \h </w:instrText>
+            </w:r>
+            <w:r>
+              <w:rPr>
+                <w:noProof/>
+                <w:webHidden/>
+              </w:rPr>
+              <w:instrText xml:space="preserve"> PAGEREF _Toc239614610 \h </w:instrText>
+            </w:r>
+            <w:r>
+              <w:rPr>
+                <w:noProof/>
+                <w:webHidden/>
+              </w:rPr>
+            </w:r>
+            <w:r>
+              <w:rPr>
+                <w:noProof/>
+                <w:webHidden/>
+              </w:rPr>
               <w:fldChar w:fldCharType="separate"/>
-              <w:t>21</w:t>
+            </w:r>
+            <w:r>
+              <w:rPr>
+                <w:noProof/>
+                <w:webHidden/>
+              </w:rPr>
+              <w:t>23</w:t>
+            </w:r>
+            <w:r>
+              <w:rPr>
+                <w:noProof/>
+                <w:webHidden/>
+              </w:rPr>
               <w:fldChar w:fldCharType="end"/>
             </w:r>
           </w:hyperlink>
@@ -1630,10 +2485,11 @@
               <w:kern w:val="2"/>
               <w:sz w:val="24"/>
               <w:szCs w:val="24"/>
+              <w:lang w:eastAsia="ja-JP"/>
               <w14:ligatures w14:val="standardContextual"/>
             </w:rPr>
           </w:pPr>
-          <w:hyperlink w:anchor="_Toc239283075" w:history="1">
+          <w:hyperlink w:anchor="_Toc239614611" w:history="1">
             <w:r>
               <w:rPr>
                 <w:rStyle w:val="Hipervnculo"/>
@@ -1649,10 +2505,46 @@
                 <w:webHidden/>
               </w:rPr>
               <w:tab/>
+            </w:r>
+            <w:r>
+              <w:rPr>
+                <w:noProof/>
+                <w:webHidden/>
+              </w:rPr>
               <w:fldChar w:fldCharType="begin"/>
-              <w:instrText xml:space="preserve"> PAGEREF _Toc239283075 \h </w:instrText>
+            </w:r>
+            <w:r>
+              <w:rPr>
+                <w:noProof/>
+                <w:webHidden/>
+              </w:rPr>
+              <w:instrText xml:space="preserve"> PAGEREF _Toc239614611 \h </w:instrText>
+            </w:r>
+            <w:r>
+              <w:rPr>
+                <w:noProof/>
+                <w:webHidden/>
+              </w:rPr>
+            </w:r>
+            <w:r>
+              <w:rPr>
+                <w:noProof/>
+                <w:webHidden/>
+              </w:rPr>
               <w:fldChar w:fldCharType="separate"/>
-              <w:t>22</w:t>
+            </w:r>
+            <w:r>
+              <w:rPr>
+                <w:noProof/>
+                <w:webHidden/>
+              </w:rPr>
+              <w:t>24</w:t>
+            </w:r>
+            <w:r>
+              <w:rPr>
+                <w:noProof/>
+                <w:webHidden/>
+              </w:rPr>
               <w:fldChar w:fldCharType="end"/>
             </w:r>
           </w:hyperlink>
@@ -1669,10 +2561,11 @@
               <w:kern w:val="2"/>
               <w:sz w:val="24"/>
               <w:szCs w:val="24"/>
+              <w:lang w:eastAsia="ja-JP"/>
               <w14:ligatures w14:val="standardContextual"/>
             </w:rPr>
           </w:pPr>
-          <w:hyperlink w:anchor="_Toc239283076" w:history="1">
+          <w:hyperlink w:anchor="_Toc239614612" w:history="1">
             <w:r>
               <w:rPr>
                 <w:rStyle w:val="Hipervnculo"/>
@@ -1688,10 +2581,46 @@
                 <w:webHidden/>
               </w:rPr>
               <w:tab/>
+            </w:r>
+            <w:r>
+              <w:rPr>
+                <w:noProof/>
+                <w:webHidden/>
+              </w:rPr>
               <w:fldChar w:fldCharType="begin"/>
-              <w:instrText xml:space="preserve"> PAGEREF _Toc239283076 \h </w:instrText>
+            </w:r>
+            <w:r>
+              <w:rPr>
+                <w:noProof/>
+                <w:webHidden/>
+              </w:rPr>
+              <w:instrText xml:space="preserve"> PAGEREF _Toc239614612 \h </w:instrText>
+            </w:r>
+            <w:r>
+              <w:rPr>
+                <w:noProof/>
+                <w:webHidden/>
+              </w:rPr>
+            </w:r>
+            <w:r>
+              <w:rPr>
+                <w:noProof/>
+                <w:webHidden/>
+              </w:rPr>
               <w:fldChar w:fldCharType="separate"/>
-              <w:t>24</w:t>
+            </w:r>
+            <w:r>
+              <w:rPr>
+                <w:noProof/>
+                <w:webHidden/>
+              </w:rPr>
+              <w:t>26</w:t>
+            </w:r>
+            <w:r>
+              <w:rPr>
+                <w:noProof/>
+                <w:webHidden/>
+              </w:rPr>
               <w:fldChar w:fldCharType="end"/>
             </w:r>
           </w:hyperlink>
@@ -1708,10 +2637,11 @@
               <w:kern w:val="2"/>
               <w:sz w:val="24"/>
               <w:szCs w:val="24"/>
+              <w:lang w:eastAsia="ja-JP"/>
               <w14:ligatures w14:val="standardContextual"/>
             </w:rPr>
           </w:pPr>
-          <w:hyperlink w:anchor="_Toc239283077" w:history="1">
+          <w:hyperlink w:anchor="_Toc239614613" w:history="1">
             <w:r>
               <w:rPr>
                 <w:rStyle w:val="Hipervnculo"/>
@@ -1727,10 +2657,46 @@
                 <w:webHidden/>
               </w:rPr>
               <w:tab/>
+            </w:r>
+            <w:r>
+              <w:rPr>
+                <w:noProof/>
+                <w:webHidden/>
+              </w:rPr>
               <w:fldChar w:fldCharType="begin"/>
-              <w:instrText xml:space="preserve"> PAGEREF _Toc239283077 \h </w:instrText>
+            </w:r>
+            <w:r>
+              <w:rPr>
+                <w:noProof/>
+                <w:webHidden/>
+              </w:rPr>
+              <w:instrText xml:space="preserve"> PAGEREF _Toc239614613 \h </w:instrText>
+            </w:r>
+            <w:r>
+              <w:rPr>
+                <w:noProof/>
+                <w:webHidden/>
+              </w:rPr>
+            </w:r>
+            <w:r>
+              <w:rPr>
+                <w:noProof/>
+                <w:webHidden/>
+              </w:rPr>
               <w:fldChar w:fldCharType="separate"/>
-              <w:t>31</w:t>
+            </w:r>
+            <w:r>
+              <w:rPr>
+                <w:noProof/>
+                <w:webHidden/>
+              </w:rPr>
+              <w:t>34</w:t>
+            </w:r>
+            <w:r>
+              <w:rPr>
+                <w:noProof/>
+                <w:webHidden/>
+              </w:rPr>
               <w:fldChar w:fldCharType="end"/>
             </w:r>
           </w:hyperlink>
@@ -1747,10 +2713,11 @@
               <w:kern w:val="2"/>
               <w:sz w:val="24"/>
               <w:szCs w:val="24"/>
+              <w:lang w:eastAsia="ja-JP"/>
               <w14:ligatures w14:val="standardContextual"/>
             </w:rPr>
           </w:pPr>
-          <w:hyperlink w:anchor="_Toc239283078" w:history="1">
+          <w:hyperlink w:anchor="_Toc239614614" w:history="1">
             <w:r>
               <w:rPr>
                 <w:rStyle w:val="Hipervnculo"/>
@@ -1766,10 +2733,46 @@
                 <w:webHidden/>
               </w:rPr>
               <w:tab/>
+            </w:r>
+            <w:r>
+              <w:rPr>
+                <w:noProof/>
+                <w:webHidden/>
+              </w:rPr>
               <w:fldChar w:fldCharType="begin"/>
-              <w:instrText xml:space="preserve"> PAGEREF _Toc239283078 \h </w:instrText>
+            </w:r>
+            <w:r>
+              <w:rPr>
+                <w:noProof/>
+                <w:webHidden/>
+              </w:rPr>
+              <w:instrText xml:space="preserve"> PAGEREF _Toc239614614 \h </w:instrText>
+            </w:r>
+            <w:r>
+              <w:rPr>
+                <w:noProof/>
+                <w:webHidden/>
+              </w:rPr>
+            </w:r>
+            <w:r>
+              <w:rPr>
+                <w:noProof/>
+                <w:webHidden/>
+              </w:rPr>
               <w:fldChar w:fldCharType="separate"/>
-              <w:t>31</w:t>
+            </w:r>
+            <w:r>
+              <w:rPr>
+                <w:noProof/>
+                <w:webHidden/>
+              </w:rPr>
+              <w:t>34</w:t>
+            </w:r>
+            <w:r>
+              <w:rPr>
+                <w:noProof/>
+                <w:webHidden/>
+              </w:rPr>
               <w:fldChar w:fldCharType="end"/>
             </w:r>
           </w:hyperlink>
@@ -1786,10 +2789,11 @@
               <w:kern w:val="2"/>
               <w:sz w:val="24"/>
               <w:szCs w:val="24"/>
+              <w:lang w:eastAsia="ja-JP"/>
               <w14:ligatures w14:val="standardContextual"/>
             </w:rPr>
           </w:pPr>
-          <w:hyperlink w:anchor="_Toc239283079" w:history="1">
+          <w:hyperlink w:anchor="_Toc239614615" w:history="1">
             <w:r>
               <w:rPr>
                 <w:rStyle w:val="Hipervnculo"/>
@@ -1805,10 +2809,46 @@
                 <w:webHidden/>
               </w:rPr>
               <w:tab/>
+            </w:r>
+            <w:r>
+              <w:rPr>
+                <w:noProof/>
+                <w:webHidden/>
+              </w:rPr>
               <w:fldChar w:fldCharType="begin"/>
-              <w:instrText xml:space="preserve"> PAGEREF _Toc239283079 \h </w:instrText>
+            </w:r>
+            <w:r>
+              <w:rPr>
+                <w:noProof/>
+                <w:webHidden/>
+              </w:rPr>
+              <w:instrText xml:space="preserve"> PAGEREF _Toc239614615 \h </w:instrText>
+            </w:r>
+            <w:r>
+              <w:rPr>
+                <w:noProof/>
+                <w:webHidden/>
+              </w:rPr>
+            </w:r>
+            <w:r>
+              <w:rPr>
+                <w:noProof/>
+                <w:webHidden/>
+              </w:rPr>
               <w:fldChar w:fldCharType="separate"/>
-              <w:t>32</w:t>
+            </w:r>
+            <w:r>
+              <w:rPr>
+                <w:noProof/>
+                <w:webHidden/>
+              </w:rPr>
+              <w:t>35</w:t>
+            </w:r>
+            <w:r>
+              <w:rPr>
+                <w:noProof/>
+                <w:webHidden/>
+              </w:rPr>
               <w:fldChar w:fldCharType="end"/>
             </w:r>
           </w:hyperlink>
@@ -1825,10 +2865,11 @@
               <w:kern w:val="2"/>
               <w:sz w:val="24"/>
               <w:szCs w:val="24"/>
+              <w:lang w:eastAsia="ja-JP"/>
               <w14:ligatures w14:val="standardContextual"/>
             </w:rPr>
           </w:pPr>
-          <w:hyperlink w:anchor="_Toc239283080" w:history="1">
+          <w:hyperlink w:anchor="_Toc239614616" w:history="1">
             <w:r>
               <w:rPr>
                 <w:rStyle w:val="Hipervnculo"/>
@@ -1844,10 +2885,46 @@
                 <w:webHidden/>
               </w:rPr>
               <w:tab/>
+            </w:r>
+            <w:r>
+              <w:rPr>
+                <w:noProof/>
+                <w:webHidden/>
+              </w:rPr>
               <w:fldChar w:fldCharType="begin"/>
-              <w:instrText xml:space="preserve"> PAGEREF _Toc239283080 \h </w:instrText>
+            </w:r>
+            <w:r>
+              <w:rPr>
+                <w:noProof/>
+                <w:webHidden/>
+              </w:rPr>
+              <w:instrText xml:space="preserve"> PAGEREF _Toc239614616 \h </w:instrText>
+            </w:r>
+            <w:r>
+              <w:rPr>
+                <w:noProof/>
+                <w:webHidden/>
+              </w:rPr>
+            </w:r>
+            <w:r>
+              <w:rPr>
+                <w:noProof/>
+                <w:webHidden/>
+              </w:rPr>
               <w:fldChar w:fldCharType="separate"/>
-              <w:t>32</w:t>
+            </w:r>
+            <w:r>
+              <w:rPr>
+                <w:noProof/>
+                <w:webHidden/>
+              </w:rPr>
+              <w:t>35</w:t>
+            </w:r>
+            <w:r>
+              <w:rPr>
+                <w:noProof/>
+                <w:webHidden/>
+              </w:rPr>
               <w:fldChar w:fldCharType="end"/>
             </w:r>
           </w:hyperlink>
@@ -1864,10 +2941,11 @@
               <w:kern w:val="2"/>
               <w:sz w:val="24"/>
               <w:szCs w:val="24"/>
+              <w:lang w:eastAsia="ja-JP"/>
               <w14:ligatures w14:val="standardContextual"/>
             </w:rPr>
           </w:pPr>
-          <w:hyperlink w:anchor="_Toc239283081" w:history="1">
+          <w:hyperlink w:anchor="_Toc239614617" w:history="1">
             <w:r>
               <w:rPr>
                 <w:rStyle w:val="Hipervnculo"/>
@@ -1883,10 +2961,46 @@
                 <w:webHidden/>
               </w:rPr>
               <w:tab/>
+            </w:r>
+            <w:r>
+              <w:rPr>
+                <w:noProof/>
+                <w:webHidden/>
+              </w:rPr>
               <w:fldChar w:fldCharType="begin"/>
-              <w:instrText xml:space="preserve"> PAGEREF _Toc239283081 \h </w:instrText>
+            </w:r>
+            <w:r>
+              <w:rPr>
+                <w:noProof/>
+                <w:webHidden/>
+              </w:rPr>
+              <w:instrText xml:space="preserve"> PAGEREF _Toc239614617 \h </w:instrText>
+            </w:r>
+            <w:r>
+              <w:rPr>
+                <w:noProof/>
+                <w:webHidden/>
+              </w:rPr>
+            </w:r>
+            <w:r>
+              <w:rPr>
+                <w:noProof/>
+                <w:webHidden/>
+              </w:rPr>
               <w:fldChar w:fldCharType="separate"/>
-              <w:t>33</w:t>
+            </w:r>
+            <w:r>
+              <w:rPr>
+                <w:noProof/>
+                <w:webHidden/>
+              </w:rPr>
+              <w:t>36</w:t>
+            </w:r>
+            <w:r>
+              <w:rPr>
+                <w:noProof/>
+                <w:webHidden/>
+              </w:rPr>
               <w:fldChar w:fldCharType="end"/>
             </w:r>
           </w:hyperlink>
@@ -1903,10 +3017,11 @@
               <w:kern w:val="2"/>
               <w:sz w:val="24"/>
               <w:szCs w:val="24"/>
+              <w:lang w:eastAsia="ja-JP"/>
               <w14:ligatures w14:val="standardContextual"/>
             </w:rPr>
           </w:pPr>
-          <w:hyperlink w:anchor="_Toc239283082" w:history="1">
+          <w:hyperlink w:anchor="_Toc239614618" w:history="1">
             <w:r>
               <w:rPr>
                 <w:rStyle w:val="Hipervnculo"/>
@@ -1922,10 +3037,46 @@
                 <w:webHidden/>
               </w:rPr>
               <w:tab/>
+            </w:r>
+            <w:r>
+              <w:rPr>
+                <w:noProof/>
+                <w:webHidden/>
+              </w:rPr>
               <w:fldChar w:fldCharType="begin"/>
-              <w:instrText xml:space="preserve"> PAGEREF _Toc239283082 \h </w:instrText>
+            </w:r>
+            <w:r>
+              <w:rPr>
+                <w:noProof/>
+                <w:webHidden/>
+              </w:rPr>
+              <w:instrText xml:space="preserve"> PAGEREF _Toc239614618 \h </w:instrText>
+            </w:r>
+            <w:r>
+              <w:rPr>
+                <w:noProof/>
+                <w:webHidden/>
+              </w:rPr>
+            </w:r>
+            <w:r>
+              <w:rPr>
+                <w:noProof/>
+                <w:webHidden/>
+              </w:rPr>
               <w:fldChar w:fldCharType="separate"/>
-              <w:t>33</w:t>
+            </w:r>
+            <w:r>
+              <w:rPr>
+                <w:noProof/>
+                <w:webHidden/>
+              </w:rPr>
+              <w:t>36</w:t>
+            </w:r>
+            <w:r>
+              <w:rPr>
+                <w:noProof/>
+                <w:webHidden/>
+              </w:rPr>
               <w:fldChar w:fldCharType="end"/>
             </w:r>
           </w:hyperlink>
@@ -1942,10 +3093,11 @@
               <w:kern w:val="2"/>
               <w:sz w:val="24"/>
               <w:szCs w:val="24"/>
+              <w:lang w:eastAsia="ja-JP"/>
               <w14:ligatures w14:val="standardContextual"/>
             </w:rPr>
           </w:pPr>
-          <w:hyperlink w:anchor="_Toc239283083" w:history="1">
+          <w:hyperlink w:anchor="_Toc239614619" w:history="1">
             <w:r>
               <w:rPr>
                 <w:rStyle w:val="Hipervnculo"/>
@@ -1961,10 +3113,46 @@
                 <w:webHidden/>
               </w:rPr>
               <w:tab/>
+            </w:r>
+            <w:r>
+              <w:rPr>
+                <w:noProof/>
+                <w:webHidden/>
+              </w:rPr>
               <w:fldChar w:fldCharType="begin"/>
-              <w:instrText xml:space="preserve"> PAGEREF _Toc239283083 \h </w:instrText>
+            </w:r>
+            <w:r>
+              <w:rPr>
+                <w:noProof/>
+                <w:webHidden/>
+              </w:rPr>
+              <w:instrText xml:space="preserve"> PAGEREF _Toc239614619 \h </w:instrText>
+            </w:r>
+            <w:r>
+              <w:rPr>
+                <w:noProof/>
+                <w:webHidden/>
+              </w:rPr>
+            </w:r>
+            <w:r>
+              <w:rPr>
+                <w:noProof/>
+                <w:webHidden/>
+              </w:rPr>
               <w:fldChar w:fldCharType="separate"/>
-              <w:t>34</w:t>
+            </w:r>
+            <w:r>
+              <w:rPr>
+                <w:noProof/>
+                <w:webHidden/>
+              </w:rPr>
+              <w:t>37</w:t>
+            </w:r>
+            <w:r>
+              <w:rPr>
+                <w:noProof/>
+                <w:webHidden/>
+              </w:rPr>
               <w:fldChar w:fldCharType="end"/>
             </w:r>
           </w:hyperlink>
@@ -1981,10 +3169,11 @@
               <w:kern w:val="2"/>
               <w:sz w:val="24"/>
               <w:szCs w:val="24"/>
+              <w:lang w:eastAsia="ja-JP"/>
               <w14:ligatures w14:val="standardContextual"/>
             </w:rPr>
           </w:pPr>
-          <w:hyperlink w:anchor="_Toc239283084" w:history="1">
+          <w:hyperlink w:anchor="_Toc239614620" w:history="1">
             <w:r>
               <w:rPr>
                 <w:rStyle w:val="Hipervnculo"/>
@@ -2000,10 +3189,46 @@
                 <w:webHidden/>
               </w:rPr>
               <w:tab/>
+            </w:r>
+            <w:r>
+              <w:rPr>
+                <w:noProof/>
+                <w:webHidden/>
+              </w:rPr>
               <w:fldChar w:fldCharType="begin"/>
-              <w:instrText xml:space="preserve"> PAGEREF _Toc239283084 \h </w:instrText>
+            </w:r>
+            <w:r>
+              <w:rPr>
+                <w:noProof/>
+                <w:webHidden/>
+              </w:rPr>
+              <w:instrText xml:space="preserve"> PAGEREF _Toc239614620 \h </w:instrText>
+            </w:r>
+            <w:r>
+              <w:rPr>
+                <w:noProof/>
+                <w:webHidden/>
+              </w:rPr>
+            </w:r>
+            <w:r>
+              <w:rPr>
+                <w:noProof/>
+                <w:webHidden/>
+              </w:rPr>
               <w:fldChar w:fldCharType="separate"/>
-              <w:t>34</w:t>
+            </w:r>
+            <w:r>
+              <w:rPr>
+                <w:noProof/>
+                <w:webHidden/>
+              </w:rPr>
+              <w:t>37</w:t>
+            </w:r>
+            <w:r>
+              <w:rPr>
+                <w:noProof/>
+                <w:webHidden/>
+              </w:rPr>
               <w:fldChar w:fldCharType="end"/>
             </w:r>
           </w:hyperlink>
@@ -2020,10 +3245,11 @@
               <w:kern w:val="2"/>
               <w:sz w:val="24"/>
               <w:szCs w:val="24"/>
+              <w:lang w:eastAsia="ja-JP"/>
               <w14:ligatures w14:val="standardContextual"/>
             </w:rPr>
           </w:pPr>
-          <w:hyperlink w:anchor="_Toc239283085" w:history="1">
+          <w:hyperlink w:anchor="_Toc239614621" w:history="1">
             <w:r>
               <w:rPr>
                 <w:rStyle w:val="Hipervnculo"/>
@@ -2049,10 +3275,46 @@
                 <w:webHidden/>
               </w:rPr>
               <w:tab/>
+            </w:r>
+            <w:r>
+              <w:rPr>
+                <w:noProof/>
+                <w:webHidden/>
+              </w:rPr>
               <w:fldChar w:fldCharType="begin"/>
-              <w:instrText xml:space="preserve"> PAGEREF _Toc239283085 \h </w:instrText>
+            </w:r>
+            <w:r>
+              <w:rPr>
+                <w:noProof/>
+                <w:webHidden/>
+              </w:rPr>
+              <w:instrText xml:space="preserve"> PAGEREF _Toc239614621 \h </w:instrText>
+            </w:r>
+            <w:r>
+              <w:rPr>
+                <w:noProof/>
+                <w:webHidden/>
+              </w:rPr>
+            </w:r>
+            <w:r>
+              <w:rPr>
+                <w:noProof/>
+                <w:webHidden/>
+              </w:rPr>
               <w:fldChar w:fldCharType="separate"/>
-              <w:t>34</w:t>
+            </w:r>
+            <w:r>
+              <w:rPr>
+                <w:noProof/>
+                <w:webHidden/>
+              </w:rPr>
+              <w:t>37</w:t>
+            </w:r>
+            <w:r>
+              <w:rPr>
+                <w:noProof/>
+                <w:webHidden/>
+              </w:rPr>
               <w:fldChar w:fldCharType="end"/>
             </w:r>
           </w:hyperlink>
@@ -2069,10 +3331,11 @@
               <w:kern w:val="2"/>
               <w:sz w:val="24"/>
               <w:szCs w:val="24"/>
+              <w:lang w:eastAsia="ja-JP"/>
               <w14:ligatures w14:val="standardContextual"/>
             </w:rPr>
           </w:pPr>
-          <w:hyperlink w:anchor="_Toc239283086" w:history="1">
+          <w:hyperlink w:anchor="_Toc239614622" w:history="1">
             <w:r>
               <w:rPr>
                 <w:rStyle w:val="Hipervnculo"/>
@@ -2088,10 +3351,46 @@
                 <w:webHidden/>
               </w:rPr>
               <w:tab/>
+            </w:r>
+            <w:r>
+              <w:rPr>
+                <w:noProof/>
+                <w:webHidden/>
+              </w:rPr>
               <w:fldChar w:fldCharType="begin"/>
-              <w:instrText xml:space="preserve"> PAGEREF _Toc239283086 \h </w:instrText>
+            </w:r>
+            <w:r>
+              <w:rPr>
+                <w:noProof/>
+                <w:webHidden/>
+              </w:rPr>
+              <w:instrText xml:space="preserve"> PAGEREF _Toc239614622 \h </w:instrText>
+            </w:r>
+            <w:r>
+              <w:rPr>
+                <w:noProof/>
+                <w:webHidden/>
+              </w:rPr>
+            </w:r>
+            <w:r>
+              <w:rPr>
+                <w:noProof/>
+                <w:webHidden/>
+              </w:rPr>
               <w:fldChar w:fldCharType="separate"/>
-              <w:t>34</w:t>
+            </w:r>
+            <w:r>
+              <w:rPr>
+                <w:noProof/>
+                <w:webHidden/>
+              </w:rPr>
+              <w:t>37</w:t>
+            </w:r>
+            <w:r>
+              <w:rPr>
+                <w:noProof/>
+                <w:webHidden/>
+              </w:rPr>
               <w:fldChar w:fldCharType="end"/>
             </w:r>
           </w:hyperlink>
@@ -2108,10 +3407,11 @@
               <w:kern w:val="2"/>
               <w:sz w:val="24"/>
               <w:szCs w:val="24"/>
+              <w:lang w:eastAsia="ja-JP"/>
               <w14:ligatures w14:val="standardContextual"/>
             </w:rPr>
           </w:pPr>
-          <w:hyperlink w:anchor="_Toc239283087" w:history="1">
+          <w:hyperlink w:anchor="_Toc239614623" w:history="1">
             <w:r>
               <w:rPr>
                 <w:rStyle w:val="Hipervnculo"/>
@@ -2127,10 +3427,122 @@
                 <w:webHidden/>
               </w:rPr>
               <w:tab/>
+            </w:r>
+            <w:r>
+              <w:rPr>
+                <w:noProof/>
+                <w:webHidden/>
+              </w:rPr>
               <w:fldChar w:fldCharType="begin"/>
-              <w:instrText xml:space="preserve"> PAGEREF _Toc239283087 \h </w:instrText>
+            </w:r>
+            <w:r>
+              <w:rPr>
+                <w:noProof/>
+                <w:webHidden/>
+              </w:rPr>
+              <w:instrText xml:space="preserve"> PAGEREF _Toc239614623 \h </w:instrText>
+            </w:r>
+            <w:r>
+              <w:rPr>
+                <w:noProof/>
+                <w:webHidden/>
+              </w:rPr>
+            </w:r>
+            <w:r>
+              <w:rPr>
+                <w:noProof/>
+                <w:webHidden/>
+              </w:rPr>
               <w:fldChar w:fldCharType="separate"/>
-              <w:t>36</w:t>
+            </w:r>
+            <w:r>
+              <w:rPr>
+                <w:noProof/>
+                <w:webHidden/>
+              </w:rPr>
+              <w:t>40</w:t>
+            </w:r>
+            <w:r>
+              <w:rPr>
+                <w:noProof/>
+                <w:webHidden/>
+              </w:rPr>
+              <w:fldChar w:fldCharType="end"/>
+            </w:r>
+          </w:hyperlink>
+        </w:p>
+        <w:p>
+          <w:pPr>
+            <w:pStyle w:val="TDC3"/>
+            <w:tabs>
+              <w:tab w:val="right" w:leader="dot" w:pos="8494"/>
+            </w:tabs>
+            <w:rPr>
+              <w:rFonts w:asciiTheme="minorHAnsi" w:eastAsiaTheme="minorEastAsia" w:hAnsiTheme="minorHAnsi" w:cstheme="minorBidi"/>
+              <w:noProof/>
+              <w:kern w:val="2"/>
+              <w:sz w:val="24"/>
+              <w:szCs w:val="24"/>
+              <w:lang w:eastAsia="ja-JP"/>
+              <w14:ligatures w14:val="standardContextual"/>
+            </w:rPr>
+          </w:pPr>
+          <w:hyperlink w:anchor="_Toc239614624" w:history="1">
+            <w:r>
+              <w:rPr>
+                <w:rStyle w:val="Hipervnculo"/>
+                <w:b/>
+                <w:bCs/>
+                <w:noProof/>
+              </w:rPr>
+              <w:t>8.2.3. Pruebas de integridad de base de datos</w:t>
+            </w:r>
+            <w:r>
+              <w:rPr>
+                <w:noProof/>
+                <w:webHidden/>
+              </w:rPr>
+              <w:tab/>
+            </w:r>
+            <w:r>
+              <w:rPr>
+                <w:noProof/>
+                <w:webHidden/>
+              </w:rPr>
+              <w:fldChar w:fldCharType="begin"/>
+            </w:r>
+            <w:r>
+              <w:rPr>
+                <w:noProof/>
+                <w:webHidden/>
+              </w:rPr>
+              <w:instrText xml:space="preserve"> PAGEREF _Toc239614624 \h </w:instrText>
+            </w:r>
+            <w:r>
+              <w:rPr>
+                <w:noProof/>
+                <w:webHidden/>
+              </w:rPr>
+            </w:r>
+            <w:r>
+              <w:rPr>
+                <w:noProof/>
+                <w:webHidden/>
+              </w:rPr>
+              <w:fldChar w:fldCharType="separate"/>
+            </w:r>
+            <w:r>
+              <w:rPr>
+                <w:noProof/>
+                <w:webHidden/>
+              </w:rPr>
+              <w:t>43</w:t>
+            </w:r>
+            <w:r>
+              <w:rPr>
+                <w:noProof/>
+                <w:webHidden/>
+              </w:rPr>
               <w:fldChar w:fldCharType="end"/>
             </w:r>
           </w:hyperlink>
@@ -2179,7 +3591,7 @@
           <w:szCs w:val="28"/>
         </w:rPr>
       </w:pPr>
-      <w:bookmarkStart w:id="0" w:name="_Toc239283052"/>
+      <w:bookmarkStart w:id="0" w:name="_Toc239614588"/>
       <w:r>
         <w:rPr>
           <w:rFonts w:ascii="Calibri" w:hAnsi="Calibri" w:cs="Calibri"/>
@@ -2190,7 +3602,7 @@
           <w:szCs w:val="28"/>
         </w:rPr>
         <w:lastRenderedPageBreak/>
-        <w:t xml:space="preserve">1. Perfil del proyecto</w:t>
+        <w:t>1. Perfil del proyecto</w:t>
       </w:r>
       <w:bookmarkEnd w:id="0"/>
     </w:p>
@@ -2206,7 +3618,7 @@
       <w:r>
         <w:tab/>
       </w:r>
-      <w:bookmarkStart w:id="1" w:name="_Toc239283053"/>
+      <w:bookmarkStart w:id="1" w:name="_Toc239614589"/>
       <w:r>
         <w:rPr>
           <w:rFonts w:ascii="Calibri" w:hAnsi="Calibri" w:cs="Calibri"/>
@@ -2225,7 +3637,7 @@
         <w:ind w:left="708"/>
       </w:pPr>
       <w:r>
-        <w:t xml:space="preserve">El ministerio de transporte y comunicaciones (MTC) ha identificado que los turistas que utilizan el servicio ferroviario para acceder a zonas turísticas no cuentan con una herramienta que integre, de manera automatizada, la información climática (SENAMHI), los datos logísticos del servicio de trenes (PeruRail) y el registro de zonas turísticas caminables (Travel Group Perú). Esta dispersión de la información dificulta la planificación de visitas a pie desde las estaciones ferroviarias, incrementando la incertidumbre del turista frente al clima, los tiempos de tránsito, las tarifas y las distancias de las rutas peatonales disponibles.</w:t>
+        <w:t>El ministerio de transporte y comunicaciones (MTC) ha identificado que los turistas que utilizan el servicio ferroviario para acceder a zonas turísticas no cuentan con una herramienta que integre, de manera automatizada, la información climática (SENAMHI), los datos logísticos del servicio de trenes (PeruRail) y el registro de zonas turísticas caminables (Travel Group Perú). Esta dispersión de la información dificulta la planificación de visitas a pie desde las estaciones ferroviarias, incrementando la incertidumbre del turista frente al clima, los tiempos de tránsito, las tarifas y las distancias de las rutas peatonales disponibles.</w:t>
       </w:r>
     </w:p>
     <w:p>
@@ -2259,7 +3671,7 @@
           <w:lang w:val="es-ES"/>
         </w:rPr>
       </w:pPr>
-      <w:bookmarkStart w:id="2" w:name="_Toc239283054"/>
+      <w:bookmarkStart w:id="2" w:name="_Toc239614590"/>
       <w:r>
         <w:rPr>
           <w:rFonts w:ascii="Calibri" w:hAnsi="Calibri" w:cs="Calibri"/>
@@ -2279,7 +3691,7 @@
         <w:ind w:left="708"/>
       </w:pPr>
       <w:r>
-        <w:t xml:space="preserve">El MTC busca fomentar el uso del transporte público ferroviario y dinamizar el turismo local, ofreciendo a los pasajeros de PeruRail una herramienta que les permita conocer, desde la estación en la que se encuentren, las zonas turísticas accesibles a pie, con información climática y logística actualizada, de modo que puedan planificar una visita de ida y vuelta en un solo tramo el mismo día.</w:t>
+        <w:t>El MTC busca fomentar el uso del transporte público ferroviario y dinamizar el turismo local, ofreciendo a los pasajeros de PeruRail una herramienta que les permita conocer, desde la estación en la que se encuentren, las zonas turísticas accesibles a pie, con información climática y logística actualizada, de modo que puedan planificar una visita de ida y vuelta en un solo tramo el mismo día.</w:t>
       </w:r>
     </w:p>
     <w:p>
@@ -2295,7 +3707,7 @@
           <w:szCs w:val="24"/>
         </w:rPr>
       </w:pPr>
-      <w:bookmarkStart w:id="3" w:name="_Toc239283055"/>
+      <w:bookmarkStart w:id="3" w:name="_Toc239614591"/>
       <w:r>
         <w:rPr>
           <w:rFonts w:ascii="Calibri" w:hAnsi="Calibri" w:cs="Calibri"/>
@@ -2434,7 +3846,7 @@
           <w:szCs w:val="24"/>
         </w:rPr>
       </w:pPr>
-      <w:bookmarkStart w:id="4" w:name="_Toc239283056"/>
+      <w:bookmarkStart w:id="4" w:name="_Toc239614592"/>
       <w:r>
         <w:rPr>
           <w:rFonts w:ascii="Calibri" w:hAnsi="Calibri" w:cs="Calibri"/>
@@ -2492,7 +3904,7 @@
           <w:szCs w:val="24"/>
         </w:rPr>
       </w:pPr>
-      <w:bookmarkStart w:id="5" w:name="_Toc239283057"/>
+      <w:bookmarkStart w:id="5" w:name="_Toc239614593"/>
       <w:r>
         <w:rPr>
           <w:rFonts w:ascii="Calibri" w:hAnsi="Calibri" w:cs="Calibri"/>
@@ -2532,7 +3944,7 @@
         </w:numPr>
       </w:pPr>
       <w:r>
-        <w:t xml:space="preserve">SENAMHI y PeruRail exponen o autorizan el consumo de sus datos mediante API o archivo periódico.</w:t>
+        <w:t>SENAMHI y PeruRail exponen o autorizan el consumo de sus datos mediante API o archivo periódico.</w:t>
       </w:r>
     </w:p>
     <w:p>
@@ -2646,7 +4058,7 @@
           <w:lang w:val="es-ES"/>
         </w:rPr>
       </w:pPr>
-      <w:bookmarkStart w:id="6" w:name="_Toc239283058"/>
+      <w:bookmarkStart w:id="6" w:name="_Toc239614594"/>
       <w:r>
         <w:rPr>
           <w:rFonts w:ascii="Calibri" w:hAnsi="Calibri" w:cs="Calibri"/>
@@ -2682,7 +4094,7 @@
         </w:rPr>
         <w:tab/>
       </w:r>
-      <w:bookmarkStart w:id="7" w:name="_Toc239283059"/>
+      <w:bookmarkStart w:id="7" w:name="_Toc239614595"/>
       <w:r>
         <w:rPr>
           <w:rFonts w:ascii="Calibri" w:hAnsi="Calibri" w:cs="Calibri"/>
@@ -2753,7 +4165,7 @@
           <w:b/>
           <w:bCs/>
         </w:rPr>
-        <w:t xml:space="preserve">Fase de planificación del Sprint (Sprint Planning):</w:t>
+        <w:t>Fase de planificación del Sprint (Sprint Planning):</w:t>
       </w:r>
       <w:r>
         <w:t xml:space="preserve"> Al inicio de cada sprint, el equipo selecciona los ítems del Product Backlog que pueden completarse. Por ejemplo, en el Sprint 1 se seleccionaría: "Registrar y consultar zonas turísticas asociadas a una estación ferroviaria, provistas por Travel Group Perú". Se define el Sprint Goal.</w:t>
@@ -2795,7 +4207,7 @@
           <w:b/>
           <w:bCs/>
         </w:rPr>
-        <w:t xml:space="preserve">Fase de revisión del Sprint (Sprint Review):</w:t>
+        <w:t>Fase de revisión del Sprint (Sprint Review):</w:t>
       </w:r>
       <w:r>
         <w:t xml:space="preserve"> Al finalizar el sprint, se presenta el incremento de software funcional al Product Owner (representante del MTC). Se demuestra, por ejemplo, que el sistema genera el informe consolidado (clima, ruta, tiempo estimado, dificultad y tarifa del tren) en un tiempo de respuesta menor a 2 segundos.</w:t>
@@ -2872,7 +4284,7 @@
         <w:t xml:space="preserve">Artefactos: </w:t>
       </w:r>
       <w:r>
-        <w:t xml:space="preserve">Son las herramientas de Scrum que se definen o crean alrededor de los Sprints; los principales artefactos son el Product Backlog (la lista de funcionalidades, requisitos y objetivos que requiere el proyecto, por ejemplo el motor de rutas peatonales o el módulo de informes) y el Sprint Backlog (el conjunto de tareas que se realizará en un Sprint), además del incremento del producto (el resultado obtenido como producto al finalizar cada Sprint).</w:t>
+        <w:t>Son las herramientas de Scrum que se definen o crean alrededor de los Sprints; los principales artefactos son el Product Backlog (la lista de funcionalidades, requisitos y objetivos que requiere el proyecto, por ejemplo el motor de rutas peatonales o el módulo de informes) y el Sprint Backlog (el conjunto de tareas que se realizará en un Sprint), además del incremento del producto (el resultado obtenido como producto al finalizar cada Sprint).</w:t>
       </w:r>
     </w:p>
     <w:p>
@@ -2897,7 +4309,7 @@
         <w:t xml:space="preserve">Eventos: </w:t>
       </w:r>
       <w:r>
-        <w:t xml:space="preserve">Scrum contiene eventos para la planificación de la forma de trabajo, mejorando la planificación, la colaboración y la calidad del producto final. Entre estos eventos se encuentra la planificación del Sprint, que dura el tiempo que el equipo considere conveniente (generalmente dos semanas). Dentro del Sprint se realizan el Sprint Planning (reunión inicial para planificar las tareas del Sprint), el Daily Scrum (reunión diaria del equipo para coordinar actividades), el Sprint Review (presentación del producto incrementado) y la Sprint Retrospective (reflexión en equipo sobre el Sprint anterior).</w:t>
+        <w:t>Scrum contiene eventos para la planificación de la forma de trabajo, mejorando la planificación, la colaboración y la calidad del producto final. Entre estos eventos se encuentra la planificación del Sprint, que dura el tiempo que el equipo considere conveniente (generalmente dos semanas). Dentro del Sprint se realizan el Sprint Planning (reunión inicial para planificar las tareas del Sprint), el Daily Scrum (reunión diaria del equipo para coordinar actividades), el Sprint Review (presentación del producto incrementado) y la Sprint Retrospective (reflexión en equipo sobre el Sprint anterior).</w:t>
       </w:r>
     </w:p>
     <w:p>
@@ -2921,7 +4333,7 @@
         <w:t xml:space="preserve">Transparencia: </w:t>
       </w:r>
       <w:r>
-        <w:t xml:space="preserve">Scrum promueve la información total de los procesos, impedimentos, requisitos y el progreso del producto hacia todos los miembros del equipo, incluyendo el estado de las integraciones con PeruRail, SENAMHI y Travel Group Perú.</w:t>
+        <w:t>Scrum promueve la información total de los procesos, impedimentos, requisitos y el progreso del producto hacia todos los miembros del equipo, incluyendo el estado de las integraciones con PeruRail, SENAMHI y Travel Group Perú.</w:t>
       </w:r>
     </w:p>
     <w:p>
@@ -2931,7 +4343,7 @@
         <w:jc w:val="both"/>
       </w:pPr>
       <w:r>
-        <w:t xml:space="preserve">Scrum se basa en la colaboración continua entre los miembros, promoviendo habilidades blandas para un mejor desarrollo social y un mejor progreso del producto final. Mejora la calidad y la eficiencia del producto, ya que está abierto a cambios y tiene una alta capacidad de adaptación —lo cual resulta especialmente útil ante eventuales cambios en los formatos de los servicios de PeruRail o SENAMHI—. Además, permite mostrar resultados en cada iteración, dando al Product Owner la oportunidad de validar el resultado en cada una de ellas.</w:t>
+        <w:t>Scrum se basa en la colaboración continua entre los miembros, promoviendo habilidades blandas para un mejor desarrollo social y un mejor progreso del producto final. Mejora la calidad y la eficiencia del producto, ya que está abierto a cambios y tiene una alta capacidad de adaptación —lo cual resulta especialmente útil ante eventuales cambios en los formatos de los servicios de PeruRail o SENAMHI—. Además, permite mostrar resultados en cada iteración, dando al Product Owner la oportunidad de validar el resultado en cada una de ellas.</w:t>
       </w:r>
     </w:p>
     <w:p>
@@ -2996,8 +4408,26 @@
           <w:bCs/>
         </w:rPr>
         <w:t xml:space="preserve">Figura </w:t>
+      </w:r>
+      <w:r>
+        <w:rPr>
+          <w:b/>
+          <w:bCs/>
+        </w:rPr>
         <w:fldChar w:fldCharType="begin"/>
+      </w:r>
+      <w:r>
+        <w:rPr>
+          <w:b/>
+          <w:bCs/>
+        </w:rPr>
         <w:instrText xml:space="preserve"> SEQ Figura \* ARABIC </w:instrText>
+      </w:r>
+      <w:r>
+        <w:rPr>
+          <w:b/>
+          <w:bCs/>
+        </w:rPr>
         <w:fldChar w:fldCharType="separate"/>
       </w:r>
       <w:r>
@@ -3014,6 +4444,12 @@
           <w:bCs/>
         </w:rPr>
         <w:fldChar w:fldCharType="end"/>
+      </w:r>
+      <w:r>
+        <w:rPr>
+          <w:b/>
+          <w:bCs/>
+        </w:rPr>
         <w:t>.</w:t>
       </w:r>
       <w:r>
@@ -3092,7 +4528,7 @@
       <w:r>
         <w:tab/>
       </w:r>
-      <w:bookmarkStart w:id="8" w:name="_Toc239283060"/>
+      <w:bookmarkStart w:id="8" w:name="_Toc239614596"/>
       <w:r>
         <w:rPr>
           <w:rFonts w:ascii="Calibri" w:hAnsi="Calibri" w:cs="Calibri"/>
@@ -3195,7 +4631,7 @@
           <w:szCs w:val="28"/>
         </w:rPr>
       </w:pPr>
-      <w:bookmarkStart w:id="9" w:name="_Toc239283061"/>
+      <w:bookmarkStart w:id="9" w:name="_Toc239614597"/>
       <w:r>
         <w:rPr>
           <w:rFonts w:ascii="Calibri" w:hAnsi="Calibri" w:cs="Calibri"/>
@@ -3355,7 +4791,7 @@
                 <w:sz w:val="18"/>
                 <w:szCs w:val="18"/>
               </w:rPr>
-              <w:t xml:space="preserve">Encargado de liderar al equipo bajo la metodología Scrum, facilitando los procesos y eliminando impedimentos. Define la arquitectura lógica y física del sistema y los patrones de integración con PeruRail, SENAMHI y Travel Group Perú.</w:t>
+              <w:t>Encargado de liderar al equipo bajo la metodología Scrum, facilitando los procesos y eliminando impedimentos. Define la arquitectura lógica y física del sistema y los patrones de integración con PeruRail, SENAMHI y Travel Group Perú.</w:t>
             </w:r>
           </w:p>
           <w:p>
@@ -3457,7 +4893,7 @@
                 <w:sz w:val="18"/>
                 <w:szCs w:val="18"/>
               </w:rPr>
-              <w:t xml:space="preserve">Rocha Sanchez, Carol Dacia</w:t>
+              <w:t>Rocha Sanchez, Carol Dacia</w:t>
             </w:r>
           </w:p>
         </w:tc>
@@ -3477,7 +4913,7 @@
                 <w:sz w:val="18"/>
                 <w:szCs w:val="18"/>
               </w:rPr>
-              <w:t xml:space="preserve">ANALISTA DE REQUERIMIENTOS / Product Owner</w:t>
+              <w:t>ANALISTA DE REQUERIMIENTOS / Product Owner</w:t>
             </w:r>
           </w:p>
         </w:tc>
@@ -3497,7 +4933,7 @@
                 <w:sz w:val="18"/>
                 <w:szCs w:val="18"/>
               </w:rPr>
-              <w:t xml:space="preserve">Responsable de gestionar los requerimientos, priorizar el Product Backlog bajo la norma IEEE y representar las necesidades del MTC y de los turistas usuarios del sistema.</w:t>
+              <w:t>Responsable de gestionar los requerimientos, priorizar el Product Backlog bajo la norma IEEE y representar las necesidades del MTC y de los turistas usuarios del sistema.</w:t>
             </w:r>
           </w:p>
         </w:tc>
@@ -3519,7 +4955,7 @@
                 <w:sz w:val="18"/>
                 <w:szCs w:val="18"/>
               </w:rPr>
-              <w:t xml:space="preserve">Britto Garcia, Ab Jhonatan</w:t>
+              <w:t>Britto Garcia, Ab Jhonatan</w:t>
             </w:r>
           </w:p>
         </w:tc>
@@ -3559,7 +4995,7 @@
                 <w:sz w:val="18"/>
                 <w:szCs w:val="18"/>
               </w:rPr>
-              <w:t xml:space="preserve">Responsable de implementar la persistencia, la lógica de negocio en el backend, las integraciones con los servicios externos y la interfaz web responsive del sistema.</w:t>
+              <w:t>Responsable de implementar la persistencia, la lógica de negocio en el backend, las integraciones con los servicios externos y la interfaz web responsive del sistema.</w:t>
             </w:r>
           </w:p>
         </w:tc>
@@ -3586,7 +5022,7 @@
           <w:szCs w:val="28"/>
         </w:rPr>
       </w:pPr>
-      <w:bookmarkStart w:id="10" w:name="_Toc239283062"/>
+      <w:bookmarkStart w:id="10" w:name="_Toc239614598"/>
       <w:r>
         <w:rPr>
           <w:rFonts w:ascii="Calibri" w:hAnsi="Calibri" w:cs="Calibri"/>
@@ -3614,7 +5050,7 @@
           <w:szCs w:val="24"/>
         </w:rPr>
       </w:pPr>
-      <w:bookmarkStart w:id="11" w:name="_Toc239283063"/>
+      <w:bookmarkStart w:id="11" w:name="_Toc239614599"/>
       <w:r>
         <w:rPr>
           <w:rFonts w:ascii="Calibri" w:hAnsi="Calibri" w:cs="Calibri"/>
@@ -3633,7 +5069,7 @@
         <w:ind w:left="708"/>
       </w:pPr>
       <w:r>
-        <w:t xml:space="preserve">Siguiendo los lineamientos de las normas IEEE 830 e IEEE 29148 para la especificación de requisitos de software, el análisis del sistema parte de la historia de usuario central provista por el caso “Zonas turísticas” del MTC, la cual se detalla a continuación con sus criterios de aceptación.</w:t>
+        <w:t>Siguiendo los lineamientos de las normas IEEE 830 e IEEE 29148 para la especificación de requisitos de software, el análisis del sistema parte de la historia de usuario central provista por el caso “Zonas turísticas” del MTC, la cual se detalla a continuación con sus criterios de aceptación.</w:t>
       </w:r>
     </w:p>
     <w:p>
@@ -3692,7 +5128,7 @@
         <w:jc w:val="both"/>
       </w:pPr>
       <w:r>
-        <w:t xml:space="preserve">El sistema debe excluir de la selección de estación de partida a las estaciones marcadas como inactivas (EstEstado = Inactiva), permitiendo elegir únicamente entre las estaciones activas registradas por PeruRail.</w:t>
+        <w:t>El sistema debe excluir de la selección de estación de partida a las estaciones marcadas como inactivas (EstEstado = Inactiva), permitiendo elegir únicamente entre las estaciones activas registradas por PeruRail.</w:t>
       </w:r>
     </w:p>
     <w:p>
@@ -3764,7 +5200,7 @@
           <w:szCs w:val="24"/>
         </w:rPr>
       </w:pPr>
-      <w:bookmarkStart w:id="12" w:name="_Toc239283064"/>
+      <w:bookmarkStart w:id="12" w:name="_Toc239614600"/>
       <w:r>
         <w:rPr>
           <w:rFonts w:ascii="Calibri" w:hAnsi="Calibri" w:cs="Calibri"/>
@@ -4097,7 +5533,7 @@
                 <w:sz w:val="18"/>
                 <w:szCs w:val="18"/>
               </w:rPr>
-              <w:t xml:space="preserve">Obtener datos de PeruRail</w:t>
+              <w:t>Obtener datos de PeruRail</w:t>
             </w:r>
           </w:p>
         </w:tc>
@@ -4195,8 +5631,14 @@
       </w:pPr>
       <w:r>
         <w:t>A continuación, se presentan las fichas de los casos de uso oficiales del sistema:</w:t>
+      </w:r>
+      <w:r>
         <w:br/>
+      </w:r>
+      <w:r>
         <w:br/>
+      </w:r>
+      <w:r>
         <w:br/>
       </w:r>
     </w:p>
@@ -5973,7 +7415,7 @@
                 <w:sz w:val="18"/>
                 <w:szCs w:val="18"/>
               </w:rPr>
-              <w:t xml:space="preserve">El personal de Travel Group Perú consulta el listado de estaciones ferroviarias registradas por PeruRail, en modo de solo lectura, para asociar correctamente las zonas turísticas.</w:t>
+              <w:t>El personal de Travel Group Perú consulta el listado de estaciones ferroviarias registradas por PeruRail, en modo de solo lectura, para asociar correctamente las zonas turísticas.</w:t>
             </w:r>
           </w:p>
         </w:tc>
@@ -6021,7 +7463,7 @@
                 <w:sz w:val="18"/>
                 <w:szCs w:val="18"/>
               </w:rPr>
-              <w:t xml:space="preserve">Existen estaciones sincronizadas desde PeruRail.</w:t>
+              <w:t>Existen estaciones sincronizadas desde PeruRail.</w:t>
             </w:r>
           </w:p>
         </w:tc>
@@ -6304,7 +7746,7 @@
                 <w:sz w:val="18"/>
                 <w:szCs w:val="18"/>
               </w:rPr>
-              <w:t xml:space="preserve">Obtener datos de PeruRail</w:t>
+              <w:t>Obtener datos de PeruRail</w:t>
             </w:r>
           </w:p>
         </w:tc>
@@ -6352,7 +7794,7 @@
                 <w:sz w:val="18"/>
                 <w:szCs w:val="18"/>
               </w:rPr>
-              <w:t xml:space="preserve">El sistema ejecuta una tarea programada que consume periódicamente el servicio de PeruRail para actualizar estaciones, horarios, tiempos de tránsito y tarifas.</w:t>
+              <w:t>El sistema ejecuta una tarea programada que consume periódicamente el servicio de PeruRail para actualizar estaciones, horarios, tiempos de tránsito y tarifas.</w:t>
             </w:r>
           </w:p>
         </w:tc>
@@ -6400,7 +7842,7 @@
                 <w:sz w:val="18"/>
                 <w:szCs w:val="18"/>
               </w:rPr>
-              <w:t xml:space="preserve">El servicio externo de PeruRail se encuentra disponible.</w:t>
+              <w:t>El servicio externo de PeruRail se encuentra disponible.</w:t>
             </w:r>
           </w:p>
         </w:tc>
@@ -7403,7 +8845,7 @@
           <w:szCs w:val="24"/>
         </w:rPr>
       </w:pPr>
-      <w:bookmarkStart w:id="13" w:name="_Toc239283065"/>
+      <w:bookmarkStart w:id="13" w:name="_Toc239614601"/>
       <w:r>
         <w:rPr>
           <w:rFonts w:ascii="Calibri" w:hAnsi="Calibri" w:cs="Calibri"/>
@@ -7437,9 +8879,11 @@
       </w:pPr>
       <w:r>
         <w:tab/>
+      </w:r>
+      <w:r>
         <w:tab/>
       </w:r>
-      <w:bookmarkStart w:id="14" w:name="_Toc239283066"/>
+      <w:bookmarkStart w:id="14" w:name="_Toc239614602"/>
       <w:r>
         <w:rPr>
           <w:b/>
@@ -7585,7 +9029,7 @@
         <w:t xml:space="preserve">RF-04 (Alta): </w:t>
       </w:r>
       <w:r>
-        <w:t xml:space="preserve">El sistema debe calcular la ruta peatonal recomendada en modalidad de ida y vuelta hacia la estación de origen.</w:t>
+        <w:t>El sistema debe calcular la ruta peatonal recomendada en modalidad de ida y vuelta hacia la estación de origen.</w:t>
       </w:r>
     </w:p>
     <w:p>
@@ -7660,7 +9104,7 @@
         <w:t xml:space="preserve">RF-07 (Media): </w:t>
       </w:r>
       <w:r>
-        <w:t xml:space="preserve">El sistema debe mostrar el precio del billete de tren correspondiente al trayecto seleccionado (PeruRail).</w:t>
+        <w:t>El sistema debe mostrar el precio del billete de tren correspondiente al trayecto seleccionado (PeruRail).</w:t>
       </w:r>
     </w:p>
     <w:p>
@@ -7700,10 +9144,11 @@
           <w:b/>
           <w:bCs/>
         </w:rPr>
+        <w:lastRenderedPageBreak/>
         <w:t xml:space="preserve">RF-08 (Alta): </w:t>
       </w:r>
       <w:r>
-        <w:t xml:space="preserve">El sistema debe generar un informe consolidado y visualizable (PDF/HTML) con los datos de la ruta, el clima y el costo del billete.</w:t>
+        <w:t>El sistema debe generar un informe consolidado y visualizable (PDF/HTML) con los datos de la ruta, el clima y el costo del billete.</w:t>
       </w:r>
     </w:p>
     <w:p>
@@ -7728,7 +9173,7 @@
         <w:t xml:space="preserve">RF-09 (Media): </w:t>
       </w:r>
       <w:r>
-        <w:t xml:space="preserve">El sistema debe permitir a Travel Group Peru generar un listado de estaciones con las zonas turísticas asignadas.</w:t>
+        <w:t>El sistema debe permitir a Travel Group Peru generar un listado de estaciones con las zonas turísticas asignadas.</w:t>
       </w:r>
     </w:p>
     <w:p>
@@ -7746,7 +9191,7 @@
           <w:b/>
           <w:bCs/>
         </w:rPr>
-        <w:t xml:space="preserve">Módulo de administración (Travel group Perú/PeruRail):</w:t>
+        <w:t>Módulo de administración (Travel group Perú/PeruRail):</w:t>
       </w:r>
     </w:p>
     <w:p>
@@ -7771,7 +9216,7 @@
         <w:t xml:space="preserve">RF-10 (Alta): </w:t>
       </w:r>
       <w:r>
-        <w:t xml:space="preserve">El sistema debe permitir a Travel Group Perú registrar, actualizar y eliminar zonas turísticas (CRUD).</w:t>
+        <w:t>El sistema debe permitir a Travel Group Perú registrar, actualizar y eliminar zonas turísticas (CRUD).</w:t>
       </w:r>
     </w:p>
     <w:p>
@@ -7793,7 +9238,6 @@
           <w:b/>
           <w:bCs/>
         </w:rPr>
-        <w:lastRenderedPageBreak/>
         <w:t xml:space="preserve">RF-11 (Media): </w:t>
       </w:r>
       <w:r>
@@ -7861,7 +9305,7 @@
         <w:t xml:space="preserve">RF-13 (Alta): </w:t>
       </w:r>
       <w:r>
-        <w:t xml:space="preserve">El sistema debe sincronizar periódicamente los datos de estaciones, horarios y tarifas provenientes de PeruRail.</w:t>
+        <w:t>El sistema debe sincronizar periódicamente los datos de estaciones, horarios y tarifas provenientes de PeruRail.</w:t>
       </w:r>
     </w:p>
     <w:p>
@@ -8021,7 +9465,7 @@
           <w:szCs w:val="22"/>
         </w:rPr>
       </w:pPr>
-      <w:bookmarkStart w:id="15" w:name="_Toc239283067"/>
+      <w:bookmarkStart w:id="15" w:name="_Toc239614603"/>
       <w:r>
         <w:rPr>
           <w:b/>
@@ -8068,10 +9512,11 @@
           <w:b/>
           <w:bCs/>
         </w:rPr>
+        <w:lastRenderedPageBreak/>
         <w:t xml:space="preserve">RNF-02 – Usabilidad y Portabilidad: </w:t>
       </w:r>
       <w:r>
-        <w:t xml:space="preserve">El diseño debe ser Web Responsive, optimizado para el uso desde smartphones y tablets por parte de los turistas.</w:t>
+        <w:t>El diseño debe ser Web Responsive, optimizado para el uso desde smartphones y tablets por parte de los turistas.</w:t>
       </w:r>
     </w:p>
     <w:p>
@@ -8091,7 +9536,7 @@
         <w:t xml:space="preserve">RNF-03 – Disponibilidad y Sincronización: </w:t>
       </w:r>
       <w:r>
-        <w:t xml:space="preserve">El sistema debe ejecutar tareas programadas de actualización periódica diaria del clima (SENAMHI) y de las frecuencias/tarifas (PeruRail).</w:t>
+        <w:t>El sistema debe ejecutar tareas programadas de actualización periódica diaria del clima (SENAMHI) y de las frecuencias/tarifas (PeruRail).</w:t>
       </w:r>
     </w:p>
     <w:p>
@@ -8171,7 +9616,7 @@
         <w:t xml:space="preserve">RNF-07 – Trazabilidad: </w:t>
       </w:r>
       <w:r>
-        <w:t xml:space="preserve">Toda operación de sincronización externa y toda modificación administrativa deben quedar registradas en la tabla de auditoría (usuario, fecha, operación, valores anteriores/nuevo).</w:t>
+        <w:t>Toda operación de sincronización externa y toda modificación administrativa deben quedar registradas en la tabla de auditoría (usuario, fecha, operación, valores anteriores/nuevo).</w:t>
       </w:r>
     </w:p>
     <w:p>
@@ -8188,11 +9633,10 @@
           <w:b/>
           <w:bCs/>
         </w:rPr>
-        <w:lastRenderedPageBreak/>
         <w:t xml:space="preserve">RNF-08 – Concurrencia: </w:t>
       </w:r>
       <w:r>
-        <w:t xml:space="preserve">El incremento del contador de aforo debe ejecutarse de forma atómica (transacción con bloqueo o incremento a nivel de base de datos), para evitar condiciones de carrera cuando dos o más turistas generan un informe para la misma zona y fecha de forma simultánea.</w:t>
+        <w:t>El incremento del contador de aforo debe ejecutarse de forma atómica (transacción con bloqueo o incremento a nivel de base de datos), para evitar condiciones de carrera cuando dos o más turistas generan un informe para la misma zona y fecha de forma simultánea.</w:t>
       </w:r>
     </w:p>
     <w:p>
@@ -8208,7 +9652,7 @@
           <w:szCs w:val="24"/>
         </w:rPr>
       </w:pPr>
-      <w:bookmarkStart w:id="16" w:name="_Toc239283068"/>
+      <w:bookmarkStart w:id="16" w:name="_Toc239614604"/>
       <w:r>
         <w:rPr>
           <w:rFonts w:ascii="Calibri" w:hAnsi="Calibri" w:cs="Calibri"/>
@@ -8270,6 +9714,12 @@
                 <w:szCs w:val="18"/>
               </w:rPr>
               <w:t>HURF01</w:t>
+            </w:r>
+            <w:r>
+              <w:rPr>
+                <w:sz w:val="18"/>
+                <w:szCs w:val="18"/>
+              </w:rPr>
               <w:tab/>
             </w:r>
             <w:r>
@@ -8340,6 +9790,12 @@
                 <w:szCs w:val="18"/>
               </w:rPr>
               <w:t>Alta</w:t>
+            </w:r>
+            <w:r>
+              <w:rPr>
+                <w:sz w:val="18"/>
+                <w:szCs w:val="18"/>
+              </w:rPr>
               <w:tab/>
             </w:r>
             <w:r>
@@ -8572,6 +10028,12 @@
                 <w:szCs w:val="18"/>
               </w:rPr>
               <w:t>HURF02</w:t>
+            </w:r>
+            <w:r>
+              <w:rPr>
+                <w:sz w:val="18"/>
+                <w:szCs w:val="18"/>
+              </w:rPr>
               <w:tab/>
             </w:r>
             <w:r>
@@ -8634,6 +10096,7 @@
                 <w:sz w:val="18"/>
                 <w:szCs w:val="18"/>
               </w:rPr>
+              <w:lastRenderedPageBreak/>
               <w:t xml:space="preserve">Prioridad en Negocio: </w:t>
             </w:r>
             <w:r>
@@ -8642,6 +10105,12 @@
                 <w:szCs w:val="18"/>
               </w:rPr>
               <w:t>Alta</w:t>
+            </w:r>
+            <w:r>
+              <w:rPr>
+                <w:sz w:val="18"/>
+                <w:szCs w:val="18"/>
+              </w:rPr>
               <w:tab/>
             </w:r>
             <w:r>
@@ -8851,6 +10320,12 @@
                 <w:szCs w:val="18"/>
               </w:rPr>
               <w:t>HURF03</w:t>
+            </w:r>
+            <w:r>
+              <w:rPr>
+                <w:sz w:val="18"/>
+                <w:szCs w:val="18"/>
+              </w:rPr>
               <w:tab/>
             </w:r>
             <w:r>
@@ -8921,6 +10396,12 @@
                 <w:szCs w:val="18"/>
               </w:rPr>
               <w:t>Alta</w:t>
+            </w:r>
+            <w:r>
+              <w:rPr>
+                <w:sz w:val="18"/>
+                <w:szCs w:val="18"/>
+              </w:rPr>
               <w:tab/>
             </w:r>
             <w:r>
@@ -9131,6 +10612,12 @@
                 <w:szCs w:val="18"/>
               </w:rPr>
               <w:t>HURF04</w:t>
+            </w:r>
+            <w:r>
+              <w:rPr>
+                <w:sz w:val="18"/>
+                <w:szCs w:val="18"/>
+              </w:rPr>
               <w:tab/>
             </w:r>
             <w:r>
@@ -9201,6 +10688,12 @@
                 <w:szCs w:val="18"/>
               </w:rPr>
               <w:t>Alta</w:t>
+            </w:r>
+            <w:r>
+              <w:rPr>
+                <w:sz w:val="18"/>
+                <w:szCs w:val="18"/>
+              </w:rPr>
               <w:tab/>
             </w:r>
             <w:r>
@@ -9405,6 +10898,12 @@
                 <w:szCs w:val="18"/>
               </w:rPr>
               <w:t>HURF05</w:t>
+            </w:r>
+            <w:r>
+              <w:rPr>
+                <w:sz w:val="18"/>
+                <w:szCs w:val="18"/>
+              </w:rPr>
               <w:tab/>
             </w:r>
             <w:r>
@@ -9475,6 +10974,12 @@
                 <w:szCs w:val="18"/>
               </w:rPr>
               <w:t>Alta</w:t>
+            </w:r>
+            <w:r>
+              <w:rPr>
+                <w:sz w:val="18"/>
+                <w:szCs w:val="18"/>
+              </w:rPr>
               <w:tab/>
             </w:r>
             <w:r>
@@ -9671,6 +11176,7 @@
                 <w:sz w:val="18"/>
                 <w:szCs w:val="18"/>
               </w:rPr>
+              <w:lastRenderedPageBreak/>
               <w:t xml:space="preserve">Número: </w:t>
             </w:r>
             <w:r>
@@ -9679,6 +11185,12 @@
                 <w:szCs w:val="18"/>
               </w:rPr>
               <w:t>HURF06</w:t>
+            </w:r>
+            <w:r>
+              <w:rPr>
+                <w:sz w:val="18"/>
+                <w:szCs w:val="18"/>
+              </w:rPr>
               <w:tab/>
             </w:r>
             <w:r>
@@ -9742,6 +11254,12 @@
                 <w:szCs w:val="18"/>
               </w:rPr>
               <w:t>Media</w:t>
+            </w:r>
+            <w:r>
+              <w:rPr>
+                <w:sz w:val="18"/>
+                <w:szCs w:val="18"/>
+              </w:rPr>
               <w:tab/>
             </w:r>
             <w:r>
@@ -9946,6 +11464,12 @@
                 <w:szCs w:val="18"/>
               </w:rPr>
               <w:t>HURF07</w:t>
+            </w:r>
+            <w:r>
+              <w:rPr>
+                <w:sz w:val="18"/>
+                <w:szCs w:val="18"/>
+              </w:rPr>
               <w:tab/>
             </w:r>
             <w:r>
@@ -10016,6 +11540,12 @@
                 <w:szCs w:val="18"/>
               </w:rPr>
               <w:t>Media</w:t>
+            </w:r>
+            <w:r>
+              <w:rPr>
+                <w:sz w:val="18"/>
+                <w:szCs w:val="18"/>
+              </w:rPr>
               <w:tab/>
             </w:r>
             <w:r>
@@ -10128,7 +11658,6 @@
                 <w:sz w:val="18"/>
                 <w:szCs w:val="18"/>
               </w:rPr>
-              <w:lastRenderedPageBreak/>
               <w:t>Validación:</w:t>
             </w:r>
           </w:p>
@@ -10150,7 +11679,7 @@
                 <w:sz w:val="18"/>
                 <w:szCs w:val="18"/>
               </w:rPr>
-              <w:t xml:space="preserve">El sistema solo aplica la validación de aforo en zonas que tengan configurado un cupo máximo diario.</w:t>
+              <w:t>El sistema solo aplica la validación de aforo en zonas que tengan configurado un cupo máximo diario.</w:t>
             </w:r>
           </w:p>
           <w:p>
@@ -10190,7 +11719,6 @@
           <w:b/>
           <w:bCs/>
         </w:rPr>
-        <w:lastRenderedPageBreak/>
         <w:t>Sprint backlog</w:t>
       </w:r>
     </w:p>
@@ -11243,7 +12771,15 @@
                 <w:sz w:val="18"/>
                 <w:szCs w:val="18"/>
               </w:rPr>
-              <w:t>Validación de aforo antes de confirmar la visita</w:t>
+              <w:t xml:space="preserve">Validación de aforo antes de </w:t>
+            </w:r>
+            <w:r>
+              <w:rPr>
+                <w:sz w:val="18"/>
+                <w:szCs w:val="18"/>
+              </w:rPr>
+              <w:lastRenderedPageBreak/>
+              <w:t>confirmar la visita</w:t>
             </w:r>
           </w:p>
         </w:tc>
@@ -11266,6 +12802,7 @@
                 <w:sz w:val="18"/>
                 <w:szCs w:val="18"/>
               </w:rPr>
+              <w:lastRenderedPageBreak/>
               <w:t>Media</w:t>
             </w:r>
           </w:p>
@@ -11382,7 +12919,7 @@
           <w:szCs w:val="28"/>
         </w:rPr>
       </w:pPr>
-      <w:bookmarkStart w:id="17" w:name="_Toc239283069"/>
+      <w:bookmarkStart w:id="17" w:name="_Toc239614605"/>
       <w:r>
         <w:rPr>
           <w:rFonts w:ascii="Calibri" w:hAnsi="Calibri" w:cs="Calibri"/>
@@ -11534,7 +13071,7 @@
                 <w:sz w:val="18"/>
                 <w:szCs w:val="18"/>
               </w:rPr>
-              <w:t xml:space="preserve">Spring Boot 4.1.1 (Java 17)</w:t>
+              <w:t>Spring Boot 4.1.1 (Java 17)</w:t>
             </w:r>
           </w:p>
         </w:tc>
@@ -11742,7 +13279,7 @@
                 <w:sz w:val="18"/>
                 <w:szCs w:val="18"/>
               </w:rPr>
-              <w:t xml:space="preserve">Spring Data JPA + Hibernate</w:t>
+              <w:t>Spring Data JPA + Hibernate</w:t>
             </w:r>
           </w:p>
         </w:tc>
@@ -11839,12 +13376,14 @@
                 <w:bCs/>
                 <w:sz w:val="18"/>
                 <w:szCs w:val="18"/>
+                <w:lang w:val="en-US"/>
               </w:rPr>
             </w:pPr>
             <w:r>
               <w:rPr>
                 <w:sz w:val="18"/>
                 <w:szCs w:val="18"/>
+                <w:lang w:val="en-US"/>
               </w:rPr>
               <w:t>Spring Security (roles ADMIN_MTC, TRAVEL_GROUP_USER, PERURAIL_ADMIN, TURISTA_PUBLICO)</w:t>
             </w:r>
@@ -11898,7 +13437,7 @@
                 <w:sz w:val="18"/>
                 <w:szCs w:val="18"/>
               </w:rPr>
-              <w:t xml:space="preserve">Thymeleaf + librería PDF (OpenPDF / iText) y exportación HTML</w:t>
+              <w:t>Thymeleaf + librería PDF (OpenPDF / iText) y exportación HTML</w:t>
             </w:r>
           </w:p>
         </w:tc>
@@ -11943,14 +13482,52 @@
                 <w:bCs/>
                 <w:sz w:val="18"/>
                 <w:szCs w:val="18"/>
+                <w:lang w:val="en-US"/>
               </w:rPr>
             </w:pPr>
             <w:r>
               <w:rPr>
                 <w:sz w:val="18"/>
                 <w:szCs w:val="18"/>
-              </w:rPr>
-              <w:t xml:space="preserve">Spring Scheduler (@Scheduled) — sincronización PeruRail y SENAMHI</w:t>
+                <w:lang w:val="en-US"/>
+              </w:rPr>
+              <w:t xml:space="preserve">Spring Scheduler (@Scheduled) — </w:t>
+            </w:r>
+            <w:proofErr w:type="spellStart"/>
+            <w:r>
+              <w:rPr>
+                <w:sz w:val="18"/>
+                <w:szCs w:val="18"/>
+                <w:lang w:val="en-US"/>
+              </w:rPr>
+              <w:t>sincronización</w:t>
+            </w:r>
+            <w:proofErr w:type="spellEnd"/>
+            <w:r>
+              <w:rPr>
+                <w:sz w:val="18"/>
+                <w:szCs w:val="18"/>
+                <w:lang w:val="en-US"/>
+              </w:rPr>
+              <w:t xml:space="preserve"> </w:t>
+            </w:r>
+            <w:proofErr w:type="spellStart"/>
+            <w:r>
+              <w:rPr>
+                <w:sz w:val="18"/>
+                <w:szCs w:val="18"/>
+                <w:lang w:val="en-US"/>
+              </w:rPr>
+              <w:t>PeruRail</w:t>
+            </w:r>
+            <w:proofErr w:type="spellEnd"/>
+            <w:r>
+              <w:rPr>
+                <w:sz w:val="18"/>
+                <w:szCs w:val="18"/>
+                <w:lang w:val="en-US"/>
+              </w:rPr>
+              <w:t xml:space="preserve"> y SENAMHI</w:t>
             </w:r>
           </w:p>
         </w:tc>
@@ -11977,7 +13554,23 @@
                 <w:sz w:val="18"/>
                 <w:szCs w:val="18"/>
               </w:rPr>
-              <w:t xml:space="preserve">Consumo de APIs externas</w:t>
+              <w:t xml:space="preserve">Consumo de </w:t>
+            </w:r>
+            <w:proofErr w:type="spellStart"/>
+            <w:r>
+              <w:rPr>
+                <w:sz w:val="18"/>
+                <w:szCs w:val="18"/>
+              </w:rPr>
+              <w:t>APIs</w:t>
+            </w:r>
+            <w:proofErr w:type="spellEnd"/>
+            <w:r>
+              <w:rPr>
+                <w:sz w:val="18"/>
+                <w:szCs w:val="18"/>
+              </w:rPr>
+              <w:t xml:space="preserve"> externas</w:t>
             </w:r>
           </w:p>
         </w:tc>
@@ -11995,14 +13588,44 @@
                 <w:bCs/>
                 <w:sz w:val="18"/>
                 <w:szCs w:val="18"/>
+                <w:lang w:val="en-US"/>
               </w:rPr>
             </w:pPr>
-            <w:r>
-              <w:rPr>
-                <w:sz w:val="18"/>
-                <w:szCs w:val="18"/>
-              </w:rPr>
-              <w:t xml:space="preserve">RestClient / HTTP Service Clients (@HttpExchange)</w:t>
+            <w:proofErr w:type="spellStart"/>
+            <w:r>
+              <w:rPr>
+                <w:sz w:val="18"/>
+                <w:szCs w:val="18"/>
+                <w:lang w:val="en-US"/>
+              </w:rPr>
+              <w:t>RestClient</w:t>
+            </w:r>
+            <w:proofErr w:type="spellEnd"/>
+            <w:r>
+              <w:rPr>
+                <w:sz w:val="18"/>
+                <w:szCs w:val="18"/>
+                <w:lang w:val="en-US"/>
+              </w:rPr>
+              <w:t xml:space="preserve"> / HTTP Service </w:t>
+            </w:r>
+            <w:proofErr w:type="gramStart"/>
+            <w:r>
+              <w:rPr>
+                <w:sz w:val="18"/>
+                <w:szCs w:val="18"/>
+                <w:lang w:val="en-US"/>
+              </w:rPr>
+              <w:t>Clients (@</w:t>
+            </w:r>
+            <w:proofErr w:type="gramEnd"/>
+            <w:r>
+              <w:rPr>
+                <w:sz w:val="18"/>
+                <w:szCs w:val="18"/>
+                <w:lang w:val="en-US"/>
+              </w:rPr>
+              <w:t>HttpExchange)</w:t>
             </w:r>
           </w:p>
         </w:tc>
@@ -12054,7 +13677,7 @@
                 <w:sz w:val="18"/>
                 <w:szCs w:val="18"/>
               </w:rPr>
-              <w:t xml:space="preserve">Docker y Docker Compose</w:t>
+              <w:t>Docker y Docker Compose</w:t>
             </w:r>
           </w:p>
         </w:tc>
@@ -12106,7 +13729,7 @@
                 <w:sz w:val="18"/>
                 <w:szCs w:val="18"/>
               </w:rPr>
-              <w:t xml:space="preserve">DBeaver / pgAdmin</w:t>
+              <w:t>DBeaver / pgAdmin</w:t>
             </w:r>
           </w:p>
         </w:tc>
@@ -12187,7 +13810,7 @@
           <w:szCs w:val="24"/>
         </w:rPr>
       </w:pPr>
-      <w:bookmarkStart w:id="18" w:name="_Toc239283070"/>
+      <w:bookmarkStart w:id="18" w:name="_Toc239614606"/>
       <w:r>
         <w:rPr>
           <w:rFonts w:ascii="Calibri" w:hAnsi="Calibri" w:cs="Calibri"/>
@@ -12245,7 +13868,11 @@
         <w:t>Capa de Negocio / Orquestación:</w:t>
       </w:r>
       <w:r>
-        <w:t xml:space="preserve"> Servicios de dominio — PreferenciaService (buscador de zonas por filtros acumulativos), ZonaTuristicaService, AforoService (validación y control de cupos diarios por número de personas), RutaPeatonalService (motor de cálculo de la ruta peatonal de ida y vuelta), TarifaService (categoría tarifaria que corresponde a cada edad), InformeService (generación del informe consolidado) y SchedulerService (orquestación de las tareas periódicas).</w:t>
+        <w:t xml:space="preserve"> Servicios de dominio — PreferenciaService (buscador de zonas por filtros acumulativos), ZonaTuristicaService, AforoService (validación y control de cupos diarios por número de personas), RutaPeatonalService (motor de cálculo de la ruta peatonal de ida y vuelta), TarifaService (categoría tarifaria que corresponde a cada edad), </w:t>
+      </w:r>
+      <w:r>
+        <w:lastRenderedPageBreak/>
+        <w:t>InformeService (generación del informe consolidado) y SchedulerService (orquestación de las tareas periódicas).</w:t>
       </w:r>
     </w:p>
     <w:p>
@@ -12261,8 +13888,7 @@
           <w:b/>
           <w:bCs/>
         </w:rPr>
-        <w:lastRenderedPageBreak/>
-        <w:t xml:space="preserve">Capa de Integración de APIs:</w:t>
+        <w:t>Capa de Integración de APIs:</w:t>
       </w:r>
       <w:r>
         <w:t xml:space="preserve"> Adaptadores/clientes — PeruRailClient (estaciones, horarios y tarifas) y SenamhiClient (previsión climática), además del módulo interno de carga usado por Travel Group Perú, que no requiere un cliente externo al ser una operación CRUD directa sobre la base de datos del sistema.</w:t>
@@ -12366,7 +13992,7 @@
         <w:jc w:val="both"/>
       </w:pPr>
       <w:r>
-        <w:t xml:space="preserve">Los requerimientos RF-01 a RF-03 son atendidos principalmente por las capas de Presentación y Negocio; los RF-04 a RF-08 requieren la orquestación conjunta de las capas de Negocio, Integración de APIs y Persistencia; los RF-13 a RF-15 dependen directamente de la Capa de Integración de APIs y de los mecanismos de auditoría de la Capa de Persistencia; y los RF-16 y RF-17 (control de aforo) son resueltos por AforoService en la Capa de Negocio, apoyado en la Capa de Persistencia para la lectura y actualización atómica del contador de cupos.</w:t>
+        <w:t>Los requerimientos RF-01 a RF-03 son atendidos principalmente por las capas de Presentación y Negocio; los RF-04 a RF-08 requieren la orquestación conjunta de las capas de Negocio, Integración de APIs y Persistencia; los RF-13 a RF-15 dependen directamente de la Capa de Integración de APIs y de los mecanismos de auditoría de la Capa de Persistencia; y los RF-16 y RF-17 (control de aforo) son resueltos por AforoService en la Capa de Negocio, apoyado en la Capa de Persistencia para la lectura y actualización atómica del contador de cupos.</w:t>
       </w:r>
     </w:p>
     <w:p>
@@ -12420,7 +14046,11 @@
         <w:t xml:space="preserve">Cálculo de la ruta peatonal: </w:t>
       </w:r>
       <w:r>
-        <w:t xml:space="preserve"> para efectos del presente proyecto, RutaPeatonalService calcula la distancia entre la estación de origen y las coordenadas propias de la zona turística (ZonLatitud, ZonLongitud) mediante la fórmula de Haversine (distancia en línea recta a partir de las coordenadas de ambos puntos), multiplicada por dos para representar el trayecto de ida y vuelta. La clasificación de dificultad y el ritmo de caminata no están fijados en el código: se toman de la tabla paramétrica Dificultad, en cumplimiento del RNF-06. Esta es una simplificación razonable para el alcance académico del proyecto; una evolución futura del sistema podría reemplazarla por un motor de ruteo peatonal real que calcule la distancia siguiendo caminos y senderos existentes.</w:t>
+        <w:t xml:space="preserve"> para efectos del presente proyecto, RutaPeatonalService calcula la distancia entre la estación de origen y las coordenadas propias de la zona turística (ZonLatitud, ZonLongitud) mediante la fórmula de Haversine (distancia en línea recta a partir de las coordenadas de ambos puntos), multiplicada por dos para representar el trayecto de ida y vuelta. La clasificación de dificultad y el ritmo de caminata no están fijados en el código: se toman de la tabla paramétrica Dificultad, en cumplimiento del RNF-06. Esta es una simplificación razonable para el alcance académico del </w:t>
+      </w:r>
+      <w:r>
+        <w:lastRenderedPageBreak/>
+        <w:t>proyecto; una evolución futura del sistema podría reemplazarla por un motor de ruteo peatonal real que calcule la distancia siguiendo caminos y senderos existentes.</w:t>
       </w:r>
     </w:p>
     <w:p>
@@ -12436,7 +14066,7 @@
           <w:szCs w:val="24"/>
         </w:rPr>
       </w:pPr>
-      <w:bookmarkStart w:id="19" w:name="_Toc239283071"/>
+      <w:bookmarkStart w:id="19" w:name="_Toc239614607"/>
       <w:r>
         <w:rPr>
           <w:rFonts w:ascii="Calibri" w:hAnsi="Calibri" w:cs="Calibri"/>
@@ -12446,7 +14076,6 @@
           <w:sz w:val="24"/>
           <w:szCs w:val="24"/>
         </w:rPr>
-        <w:lastRenderedPageBreak/>
         <w:t>5.2. Arquitectura física</w:t>
       </w:r>
       <w:bookmarkEnd w:id="19"/>
@@ -12457,7 +14086,7 @@
         <w:jc w:val="both"/>
       </w:pPr>
       <w:r>
-        <w:t xml:space="preserve">La arquitectura física describe la topología de despliegue del sistema, basada en contenedores Docker orquestados mediante Docker Compose:</w:t>
+        <w:t>La arquitectura física describe la topología de despliegue del sistema, basada en contenedores Docker orquestados mediante Docker Compose:</w:t>
       </w:r>
     </w:p>
     <w:p>
@@ -12640,7 +14269,8 @@
         <w:jc w:val="both"/>
       </w:pPr>
       <w:r>
-        <w:t xml:space="preserve">Esta topología permite cumplir con el RNF-03 (Disponibilidad y Sincronización), dado que las tareas programadas de actualización con PeruRail y SENAMHI se ejecutan de forma autónoma dentro del contenedor de aplicación, y con el RNF-01 (Rendimiento), al mantener la base de datos en un contenedor dedicado con acceso optimizado para consultas menores a 2 segundos.</w:t>
+        <w:lastRenderedPageBreak/>
+        <w:t>Esta topología permite cumplir con el RNF-03 (Disponibilidad y Sincronización), dado que las tareas programadas de actualización con PeruRail y SENAMHI se ejecutan de forma autónoma dentro del contenedor de aplicación, y con el RNF-01 (Rendimiento), al mantener la base de datos en un contenedor dedicado con acceso optimizado para consultas menores a 2 segundos.</w:t>
       </w:r>
     </w:p>
     <w:p>
@@ -12655,7 +14285,7 @@
           <w:szCs w:val="28"/>
         </w:rPr>
       </w:pPr>
-      <w:bookmarkStart w:id="20" w:name="_Toc239283072"/>
+      <w:bookmarkStart w:id="20" w:name="_Toc239614608"/>
       <w:r>
         <w:rPr>
           <w:rFonts w:ascii="Calibri" w:hAnsi="Calibri" w:cs="Calibri"/>
@@ -12665,7 +14295,6 @@
           <w:sz w:val="28"/>
           <w:szCs w:val="28"/>
         </w:rPr>
-        <w:lastRenderedPageBreak/>
         <w:t>6. Diseño de base de datos</w:t>
       </w:r>
       <w:bookmarkEnd w:id="20"/>
@@ -12687,7 +14316,7 @@
         </w:rPr>
         <w:tab/>
       </w:r>
-      <w:bookmarkStart w:id="21" w:name="_Toc239283073"/>
+      <w:bookmarkStart w:id="21" w:name="_Toc239614609"/>
       <w:r>
         <w:rPr>
           <w:rFonts w:ascii="Calibri" w:hAnsi="Calibri" w:cs="Calibri"/>
@@ -12733,6 +14362,7 @@
         <w:rPr>
           <w:noProof/>
         </w:rPr>
+        <w:lastRenderedPageBreak/>
         <w:drawing>
           <wp:inline distT="0" distB="0" distL="0" distR="0" wp14:anchorId="274D8BBC" wp14:editId="4E6CCDE3">
             <wp:extent cx="5943600" cy="3661410"/>
@@ -12795,7 +14425,7 @@
       <w:r>
         <w:tab/>
       </w:r>
-      <w:bookmarkStart w:id="22" w:name="_Toc239283074"/>
+      <w:bookmarkStart w:id="22" w:name="_Toc239614610"/>
       <w:r>
         <w:rPr>
           <w:rFonts w:ascii="Calibri" w:hAnsi="Calibri" w:cs="Calibri"/>
@@ -12980,70 +14610,77 @@
         <w:tc>
           <w:tcPr>
             <w:tcW w:w="2831" w:type="dxa"/>
-            <w:shd w:val="clear" w:color="auto" w:fill="A5C9EB" w:themeFill="text2" w:themeFillTint="40"/>
+            <w:vAlign w:val="center"/>
           </w:tcPr>
           <w:p>
             <w:pPr>
               <w:rPr>
+                <w:color w:val="FFFFFF" w:themeColor="background1"/>
                 <w:sz w:val="18"/>
                 <w:szCs w:val="18"/>
               </w:rPr>
             </w:pPr>
             <w:r>
               <w:rPr>
-                <w:b/>
-                <w:bCs/>
-                <w:sz w:val="18"/>
-                <w:szCs w:val="18"/>
-              </w:rPr>
-              <w:lastRenderedPageBreak/>
-              <w:t>Tabla</w:t>
+                <w:sz w:val="18"/>
+                <w:szCs w:val="18"/>
+              </w:rPr>
+              <w:t>Usuario</w:t>
             </w:r>
           </w:p>
         </w:tc>
         <w:tc>
           <w:tcPr>
             <w:tcW w:w="2831" w:type="dxa"/>
-            <w:shd w:val="clear" w:color="auto" w:fill="A5C9EB" w:themeFill="text2" w:themeFillTint="40"/>
+            <w:vAlign w:val="center"/>
           </w:tcPr>
           <w:p>
             <w:pPr>
               <w:rPr>
+                <w:color w:val="FFFFFF" w:themeColor="background1"/>
                 <w:sz w:val="18"/>
                 <w:szCs w:val="18"/>
               </w:rPr>
             </w:pPr>
-            <w:r>
-              <w:rPr>
-                <w:b/>
-                <w:bCs/>
-                <w:sz w:val="18"/>
-                <w:szCs w:val="18"/>
-              </w:rPr>
-              <w:t>Llave Primaria</w:t>
-            </w:r>
+            <w:proofErr w:type="spellStart"/>
+            <w:r>
+              <w:rPr>
+                <w:sz w:val="18"/>
+                <w:szCs w:val="18"/>
+              </w:rPr>
+              <w:t>UsuIdUsuario</w:t>
+            </w:r>
+            <w:proofErr w:type="spellEnd"/>
           </w:p>
         </w:tc>
         <w:tc>
           <w:tcPr>
             <w:tcW w:w="2832" w:type="dxa"/>
-            <w:shd w:val="clear" w:color="auto" w:fill="A5C9EB" w:themeFill="text2" w:themeFillTint="40"/>
+            <w:vAlign w:val="center"/>
           </w:tcPr>
           <w:p>
             <w:pPr>
               <w:rPr>
+                <w:color w:val="FFFFFF" w:themeColor="background1"/>
                 <w:sz w:val="18"/>
                 <w:szCs w:val="18"/>
               </w:rPr>
             </w:pPr>
-            <w:r>
-              <w:rPr>
-                <w:b/>
-                <w:bCs/>
-                <w:sz w:val="18"/>
-                <w:szCs w:val="18"/>
-              </w:rPr>
-              <w:t>Llaves foráneas</w:t>
+            <w:proofErr w:type="spellStart"/>
+            <w:r>
+              <w:rPr>
+                <w:sz w:val="18"/>
+                <w:szCs w:val="18"/>
+              </w:rPr>
+              <w:t>UsuIdRol</w:t>
+            </w:r>
+            <w:proofErr w:type="spellEnd"/>
+            <w:r>
+              <w:rPr>
+                <w:sz w:val="18"/>
+                <w:szCs w:val="18"/>
+              </w:rPr>
+              <w:t xml:space="preserve"> → Rol</w:t>
             </w:r>
           </w:p>
         </w:tc>
@@ -13066,7 +14703,7 @@
                 <w:sz w:val="18"/>
                 <w:szCs w:val="18"/>
               </w:rPr>
-              <w:t>Usuario</w:t>
+              <w:t>Preferencia</w:t>
             </w:r>
           </w:p>
         </w:tc>
@@ -13082,13 +14719,15 @@
                 <w:szCs w:val="18"/>
               </w:rPr>
             </w:pPr>
-            <w:r>
-              <w:rPr>
-                <w:sz w:val="18"/>
-                <w:szCs w:val="18"/>
-              </w:rPr>
-              <w:t>UsuIdUsuario</w:t>
-            </w:r>
+            <w:proofErr w:type="spellStart"/>
+            <w:r>
+              <w:rPr>
+                <w:sz w:val="18"/>
+                <w:szCs w:val="18"/>
+              </w:rPr>
+              <w:t>PreIdPreferencia</w:t>
+            </w:r>
+            <w:proofErr w:type="spellEnd"/>
           </w:p>
         </w:tc>
         <w:tc>
@@ -13108,7 +14747,7 @@
                 <w:sz w:val="18"/>
                 <w:szCs w:val="18"/>
               </w:rPr>
-              <w:t xml:space="preserve">UsuIdRol → Rol</w:t>
+              <w:t>—</w:t>
             </w:r>
           </w:p>
         </w:tc>
@@ -13131,7 +14770,7 @@
                 <w:sz w:val="18"/>
                 <w:szCs w:val="18"/>
               </w:rPr>
-              <w:t>Preferencia</w:t>
+              <w:t>Estacion</w:t>
             </w:r>
           </w:p>
         </w:tc>
@@ -13147,13 +14786,15 @@
                 <w:szCs w:val="18"/>
               </w:rPr>
             </w:pPr>
-            <w:r>
-              <w:rPr>
-                <w:sz w:val="18"/>
-                <w:szCs w:val="18"/>
-              </w:rPr>
-              <w:t>PreIdPreferencia</w:t>
-            </w:r>
+            <w:proofErr w:type="spellStart"/>
+            <w:r>
+              <w:rPr>
+                <w:sz w:val="18"/>
+                <w:szCs w:val="18"/>
+              </w:rPr>
+              <w:t>EstIdEstacion</w:t>
+            </w:r>
+            <w:proofErr w:type="spellEnd"/>
           </w:p>
         </w:tc>
         <w:tc>
@@ -13191,13 +14832,15 @@
                 <w:szCs w:val="18"/>
               </w:rPr>
             </w:pPr>
-            <w:r>
-              <w:rPr>
-                <w:sz w:val="18"/>
-                <w:szCs w:val="18"/>
-              </w:rPr>
-              <w:t>Estacion</w:t>
-            </w:r>
+            <w:proofErr w:type="spellStart"/>
+            <w:r>
+              <w:rPr>
+                <w:sz w:val="18"/>
+                <w:szCs w:val="18"/>
+              </w:rPr>
+              <w:t>ZonaTuristica</w:t>
+            </w:r>
+            <w:proofErr w:type="spellEnd"/>
           </w:p>
         </w:tc>
         <w:tc>
@@ -13212,13 +14855,15 @@
                 <w:szCs w:val="18"/>
               </w:rPr>
             </w:pPr>
-            <w:r>
-              <w:rPr>
-                <w:sz w:val="18"/>
-                <w:szCs w:val="18"/>
-              </w:rPr>
-              <w:t>EstIdEstacion</w:t>
-            </w:r>
+            <w:proofErr w:type="spellStart"/>
+            <w:r>
+              <w:rPr>
+                <w:sz w:val="18"/>
+                <w:szCs w:val="18"/>
+              </w:rPr>
+              <w:t>ZonIdZona</w:t>
+            </w:r>
+            <w:proofErr w:type="spellEnd"/>
           </w:p>
         </w:tc>
         <w:tc>
@@ -13233,12 +14878,21 @@
                 <w:szCs w:val="18"/>
               </w:rPr>
             </w:pPr>
-            <w:r>
-              <w:rPr>
-                <w:sz w:val="18"/>
-                <w:szCs w:val="18"/>
-              </w:rPr>
-              <w:t>—</w:t>
+            <w:proofErr w:type="spellStart"/>
+            <w:r>
+              <w:rPr>
+                <w:sz w:val="18"/>
+                <w:szCs w:val="18"/>
+              </w:rPr>
+              <w:t>ZonIdEstacionCercana</w:t>
+            </w:r>
+            <w:proofErr w:type="spellEnd"/>
+            <w:r>
+              <w:rPr>
+                <w:sz w:val="18"/>
+                <w:szCs w:val="18"/>
+              </w:rPr>
+              <w:t xml:space="preserve"> → Estacion</w:t>
             </w:r>
           </w:p>
         </w:tc>
@@ -13256,13 +14910,15 @@
                 <w:szCs w:val="18"/>
               </w:rPr>
             </w:pPr>
-            <w:r>
-              <w:rPr>
-                <w:sz w:val="18"/>
-                <w:szCs w:val="18"/>
-              </w:rPr>
-              <w:t>ZonaTuristica</w:t>
-            </w:r>
+            <w:proofErr w:type="spellStart"/>
+            <w:r>
+              <w:rPr>
+                <w:sz w:val="18"/>
+                <w:szCs w:val="18"/>
+              </w:rPr>
+              <w:t>ZonaPreferencia</w:t>
+            </w:r>
+            <w:proofErr w:type="spellEnd"/>
           </w:p>
         </w:tc>
         <w:tc>
@@ -13277,13 +14933,15 @@
                 <w:szCs w:val="18"/>
               </w:rPr>
             </w:pPr>
-            <w:r>
-              <w:rPr>
-                <w:sz w:val="18"/>
-                <w:szCs w:val="18"/>
-              </w:rPr>
-              <w:t>ZonIdZona</w:t>
-            </w:r>
+            <w:proofErr w:type="spellStart"/>
+            <w:r>
+              <w:rPr>
+                <w:sz w:val="18"/>
+                <w:szCs w:val="18"/>
+              </w:rPr>
+              <w:t>ZprIdZonaPreferencia</w:t>
+            </w:r>
+            <w:proofErr w:type="spellEnd"/>
           </w:p>
         </w:tc>
         <w:tc>
@@ -13303,7 +14961,23 @@
                 <w:sz w:val="18"/>
                 <w:szCs w:val="18"/>
               </w:rPr>
-              <w:t xml:space="preserve">ZonIdEstacionCercana → Estacion</w:t>
+              <w:t xml:space="preserve">ZprIdZonaTuristica → ZonaTuristica · </w:t>
+            </w:r>
+            <w:proofErr w:type="spellStart"/>
+            <w:r>
+              <w:rPr>
+                <w:sz w:val="18"/>
+                <w:szCs w:val="18"/>
+              </w:rPr>
+              <w:t>ZprIdPreferencia</w:t>
+            </w:r>
+            <w:proofErr w:type="spellEnd"/>
+            <w:r>
+              <w:rPr>
+                <w:sz w:val="18"/>
+                <w:szCs w:val="18"/>
+              </w:rPr>
+              <w:t xml:space="preserve"> → Preferencia</w:t>
             </w:r>
           </w:p>
         </w:tc>
@@ -13321,13 +14995,15 @@
                 <w:szCs w:val="18"/>
               </w:rPr>
             </w:pPr>
-            <w:r>
-              <w:rPr>
-                <w:sz w:val="18"/>
-                <w:szCs w:val="18"/>
-              </w:rPr>
-              <w:t>ZonaPreferencia</w:t>
-            </w:r>
+            <w:proofErr w:type="spellStart"/>
+            <w:r>
+              <w:rPr>
+                <w:sz w:val="18"/>
+                <w:szCs w:val="18"/>
+              </w:rPr>
+              <w:t>ServicioTren</w:t>
+            </w:r>
+            <w:proofErr w:type="spellEnd"/>
           </w:p>
         </w:tc>
         <w:tc>
@@ -13342,13 +15018,15 @@
                 <w:szCs w:val="18"/>
               </w:rPr>
             </w:pPr>
-            <w:r>
-              <w:rPr>
-                <w:sz w:val="18"/>
-                <w:szCs w:val="18"/>
-              </w:rPr>
-              <w:t>ZprIdZonaPreferencia</w:t>
-            </w:r>
+            <w:proofErr w:type="spellStart"/>
+            <w:r>
+              <w:rPr>
+                <w:sz w:val="18"/>
+                <w:szCs w:val="18"/>
+              </w:rPr>
+              <w:t>SerIdServicio</w:t>
+            </w:r>
+            <w:proofErr w:type="spellEnd"/>
           </w:p>
         </w:tc>
         <w:tc>
@@ -13368,7 +15046,23 @@
                 <w:sz w:val="18"/>
                 <w:szCs w:val="18"/>
               </w:rPr>
-              <w:t xml:space="preserve">ZprIdZonaTuristica → ZonaTuristica · ZprIdPreferencia → Preferencia</w:t>
+              <w:t xml:space="preserve">SerIdEstacionOrigen → Estacion · </w:t>
+            </w:r>
+            <w:proofErr w:type="spellStart"/>
+            <w:r>
+              <w:rPr>
+                <w:sz w:val="18"/>
+                <w:szCs w:val="18"/>
+              </w:rPr>
+              <w:t>SerIdEstacionDestino</w:t>
+            </w:r>
+            <w:proofErr w:type="spellEnd"/>
+            <w:r>
+              <w:rPr>
+                <w:sz w:val="18"/>
+                <w:szCs w:val="18"/>
+              </w:rPr>
+              <w:t xml:space="preserve"> → Estacion</w:t>
             </w:r>
           </w:p>
         </w:tc>
@@ -13386,13 +15080,15 @@
                 <w:szCs w:val="18"/>
               </w:rPr>
             </w:pPr>
-            <w:r>
-              <w:rPr>
-                <w:sz w:val="18"/>
-                <w:szCs w:val="18"/>
-              </w:rPr>
-              <w:t>ServicioTren</w:t>
-            </w:r>
+            <w:proofErr w:type="spellStart"/>
+            <w:r>
+              <w:rPr>
+                <w:sz w:val="18"/>
+                <w:szCs w:val="18"/>
+              </w:rPr>
+              <w:t>RutaPeatonal</w:t>
+            </w:r>
+            <w:proofErr w:type="spellEnd"/>
           </w:p>
         </w:tc>
         <w:tc>
@@ -13407,13 +15103,15 @@
                 <w:szCs w:val="18"/>
               </w:rPr>
             </w:pPr>
-            <w:r>
-              <w:rPr>
-                <w:sz w:val="18"/>
-                <w:szCs w:val="18"/>
-              </w:rPr>
-              <w:t>SerIdServicio</w:t>
-            </w:r>
+            <w:proofErr w:type="spellStart"/>
+            <w:r>
+              <w:rPr>
+                <w:sz w:val="18"/>
+                <w:szCs w:val="18"/>
+              </w:rPr>
+              <w:t>RutIdRuta</w:t>
+            </w:r>
+            <w:proofErr w:type="spellEnd"/>
           </w:p>
         </w:tc>
         <w:tc>
@@ -13433,8 +15131,33 @@
                 <w:sz w:val="18"/>
                 <w:szCs w:val="18"/>
               </w:rPr>
-              <w:t xml:space="preserve">SerIdEstacionOrigen → Estacion · SerIdEstacionDestino → Estacion</w:t>
-            </w:r>
+              <w:t xml:space="preserve">RutIdEstacionOrigen → Estacion · </w:t>
+            </w:r>
+            <w:proofErr w:type="spellStart"/>
+            <w:r>
+              <w:rPr>
+                <w:sz w:val="18"/>
+                <w:szCs w:val="18"/>
+              </w:rPr>
+              <w:t>RutIdZonaDestino</w:t>
+            </w:r>
+            <w:proofErr w:type="spellEnd"/>
+            <w:r>
+              <w:rPr>
+                <w:sz w:val="18"/>
+                <w:szCs w:val="18"/>
+              </w:rPr>
+              <w:t xml:space="preserve"> → </w:t>
+            </w:r>
+            <w:proofErr w:type="spellStart"/>
+            <w:r>
+              <w:rPr>
+                <w:sz w:val="18"/>
+                <w:szCs w:val="18"/>
+              </w:rPr>
+              <w:t>ZonaTuristica</w:t>
+            </w:r>
+            <w:proofErr w:type="spellEnd"/>
           </w:p>
         </w:tc>
       </w:tr>
@@ -13451,13 +15174,15 @@
                 <w:szCs w:val="18"/>
               </w:rPr>
             </w:pPr>
-            <w:r>
-              <w:rPr>
-                <w:sz w:val="18"/>
-                <w:szCs w:val="18"/>
-              </w:rPr>
-              <w:t>RutaPeatonal</w:t>
-            </w:r>
+            <w:proofErr w:type="spellStart"/>
+            <w:r>
+              <w:rPr>
+                <w:sz w:val="18"/>
+                <w:szCs w:val="18"/>
+              </w:rPr>
+              <w:t>PrevisionClima</w:t>
+            </w:r>
+            <w:proofErr w:type="spellEnd"/>
           </w:p>
         </w:tc>
         <w:tc>
@@ -13472,13 +15197,15 @@
                 <w:szCs w:val="18"/>
               </w:rPr>
             </w:pPr>
-            <w:r>
-              <w:rPr>
-                <w:sz w:val="18"/>
-                <w:szCs w:val="18"/>
-              </w:rPr>
-              <w:t>RutIdRuta</w:t>
-            </w:r>
+            <w:proofErr w:type="spellStart"/>
+            <w:r>
+              <w:rPr>
+                <w:sz w:val="18"/>
+                <w:szCs w:val="18"/>
+              </w:rPr>
+              <w:t>CliIdClima</w:t>
+            </w:r>
+            <w:proofErr w:type="spellEnd"/>
           </w:p>
         </w:tc>
         <w:tc>
@@ -13493,12 +15220,21 @@
                 <w:szCs w:val="18"/>
               </w:rPr>
             </w:pPr>
-            <w:r>
-              <w:rPr>
-                <w:sz w:val="18"/>
-                <w:szCs w:val="18"/>
-              </w:rPr>
-              <w:t xml:space="preserve">RutIdEstacionOrigen → Estacion · RutIdZonaDestino → ZonaTuristica</w:t>
+            <w:proofErr w:type="spellStart"/>
+            <w:r>
+              <w:rPr>
+                <w:sz w:val="18"/>
+                <w:szCs w:val="18"/>
+              </w:rPr>
+              <w:t>CliIdEstacion</w:t>
+            </w:r>
+            <w:proofErr w:type="spellEnd"/>
+            <w:r>
+              <w:rPr>
+                <w:sz w:val="18"/>
+                <w:szCs w:val="18"/>
+              </w:rPr>
+              <w:t xml:space="preserve"> → Estacion</w:t>
             </w:r>
           </w:p>
         </w:tc>
@@ -13516,13 +15252,15 @@
                 <w:szCs w:val="18"/>
               </w:rPr>
             </w:pPr>
-            <w:r>
-              <w:rPr>
-                <w:sz w:val="18"/>
-                <w:szCs w:val="18"/>
-              </w:rPr>
-              <w:t>PrevisionClima</w:t>
-            </w:r>
+            <w:proofErr w:type="spellStart"/>
+            <w:r>
+              <w:rPr>
+                <w:sz w:val="18"/>
+                <w:szCs w:val="18"/>
+              </w:rPr>
+              <w:t>InformePlanificacion</w:t>
+            </w:r>
+            <w:proofErr w:type="spellEnd"/>
           </w:p>
         </w:tc>
         <w:tc>
@@ -13537,13 +15275,15 @@
                 <w:szCs w:val="18"/>
               </w:rPr>
             </w:pPr>
-            <w:r>
-              <w:rPr>
-                <w:sz w:val="18"/>
-                <w:szCs w:val="18"/>
-              </w:rPr>
-              <w:t>CliIdClima</w:t>
-            </w:r>
+            <w:proofErr w:type="spellStart"/>
+            <w:r>
+              <w:rPr>
+                <w:sz w:val="18"/>
+                <w:szCs w:val="18"/>
+              </w:rPr>
+              <w:t>InfIdInforme</w:t>
+            </w:r>
+            <w:proofErr w:type="spellEnd"/>
           </w:p>
         </w:tc>
         <w:tc>
@@ -13563,8 +15303,33 @@
                 <w:sz w:val="18"/>
                 <w:szCs w:val="18"/>
               </w:rPr>
-              <w:t xml:space="preserve">CliIdEstacion → Estacion</w:t>
-            </w:r>
+              <w:t xml:space="preserve">InfIdUsuario → Usuario (opcional) · </w:t>
+            </w:r>
+            <w:proofErr w:type="spellStart"/>
+            <w:r>
+              <w:rPr>
+                <w:sz w:val="18"/>
+                <w:szCs w:val="18"/>
+              </w:rPr>
+              <w:t>InfIdRuta</w:t>
+            </w:r>
+            <w:proofErr w:type="spellEnd"/>
+            <w:r>
+              <w:rPr>
+                <w:sz w:val="18"/>
+                <w:szCs w:val="18"/>
+              </w:rPr>
+              <w:t xml:space="preserve"> → </w:t>
+            </w:r>
+            <w:proofErr w:type="spellStart"/>
+            <w:r>
+              <w:rPr>
+                <w:sz w:val="18"/>
+                <w:szCs w:val="18"/>
+              </w:rPr>
+              <w:t>RutaPeatonal</w:t>
+            </w:r>
+            <w:proofErr w:type="spellEnd"/>
           </w:p>
         </w:tc>
       </w:tr>
@@ -13581,13 +15346,15 @@
                 <w:szCs w:val="18"/>
               </w:rPr>
             </w:pPr>
-            <w:r>
-              <w:rPr>
-                <w:sz w:val="18"/>
-                <w:szCs w:val="18"/>
-              </w:rPr>
-              <w:t>InformePlanificacion</w:t>
-            </w:r>
+            <w:proofErr w:type="spellStart"/>
+            <w:r>
+              <w:rPr>
+                <w:sz w:val="18"/>
+                <w:szCs w:val="18"/>
+              </w:rPr>
+              <w:t>ControlAforo</w:t>
+            </w:r>
+            <w:proofErr w:type="spellEnd"/>
           </w:p>
         </w:tc>
         <w:tc>
@@ -13602,13 +15369,15 @@
                 <w:szCs w:val="18"/>
               </w:rPr>
             </w:pPr>
-            <w:r>
-              <w:rPr>
-                <w:sz w:val="18"/>
-                <w:szCs w:val="18"/>
-              </w:rPr>
-              <w:t>InfIdInforme</w:t>
-            </w:r>
+            <w:proofErr w:type="spellStart"/>
+            <w:r>
+              <w:rPr>
+                <w:sz w:val="18"/>
+                <w:szCs w:val="18"/>
+              </w:rPr>
+              <w:t>AfoIdAforo</w:t>
+            </w:r>
+            <w:proofErr w:type="spellEnd"/>
           </w:p>
         </w:tc>
         <w:tc>
@@ -13623,13 +15392,31 @@
                 <w:szCs w:val="18"/>
               </w:rPr>
             </w:pPr>
-            <w:r>
-              <w:rPr>
-                <w:sz w:val="18"/>
-                <w:szCs w:val="18"/>
-              </w:rPr>
-              <w:t xml:space="preserve">InfIdUsuario → Usuario (opcional) · InfIdRuta → RutaPeatonal</w:t>
-            </w:r>
+            <w:proofErr w:type="spellStart"/>
+            <w:r>
+              <w:rPr>
+                <w:sz w:val="18"/>
+                <w:szCs w:val="18"/>
+              </w:rPr>
+              <w:t>AfoIdZona</w:t>
+            </w:r>
+            <w:proofErr w:type="spellEnd"/>
+            <w:r>
+              <w:rPr>
+                <w:sz w:val="18"/>
+                <w:szCs w:val="18"/>
+              </w:rPr>
+              <w:t xml:space="preserve"> → </w:t>
+            </w:r>
+            <w:proofErr w:type="spellStart"/>
+            <w:r>
+              <w:rPr>
+                <w:sz w:val="18"/>
+                <w:szCs w:val="18"/>
+              </w:rPr>
+              <w:t>ZonaTuristica</w:t>
+            </w:r>
+            <w:proofErr w:type="spellEnd"/>
           </w:p>
         </w:tc>
       </w:tr>
@@ -13651,7 +15438,7 @@
                 <w:sz w:val="18"/>
                 <w:szCs w:val="18"/>
               </w:rPr>
-              <w:t>ControlAforo</w:t>
+              <w:t>Dificultad</w:t>
             </w:r>
           </w:p>
         </w:tc>
@@ -13667,13 +15454,15 @@
                 <w:szCs w:val="18"/>
               </w:rPr>
             </w:pPr>
-            <w:r>
-              <w:rPr>
-                <w:sz w:val="18"/>
-                <w:szCs w:val="18"/>
-              </w:rPr>
-              <w:t>AfoIdAforo</w:t>
-            </w:r>
+            <w:proofErr w:type="spellStart"/>
+            <w:r>
+              <w:rPr>
+                <w:sz w:val="18"/>
+                <w:szCs w:val="18"/>
+              </w:rPr>
+              <w:t>DifIdDificultad</w:t>
+            </w:r>
+            <w:proofErr w:type="spellEnd"/>
           </w:p>
         </w:tc>
         <w:tc>
@@ -13693,7 +15482,7 @@
                 <w:sz w:val="18"/>
                 <w:szCs w:val="18"/>
               </w:rPr>
-              <w:t xml:space="preserve">AfoIdZona → ZonaTuristica</w:t>
+              <w:t>—</w:t>
             </w:r>
           </w:p>
         </w:tc>
@@ -13711,13 +15500,15 @@
                 <w:szCs w:val="18"/>
               </w:rPr>
             </w:pPr>
-            <w:r>
-              <w:rPr>
-                <w:sz w:val="18"/>
-                <w:szCs w:val="18"/>
-              </w:rPr>
-              <w:t>Dificultad</w:t>
-            </w:r>
+            <w:proofErr w:type="spellStart"/>
+            <w:r>
+              <w:rPr>
+                <w:sz w:val="18"/>
+                <w:szCs w:val="18"/>
+              </w:rPr>
+              <w:t>CategoriaVisitante</w:t>
+            </w:r>
+            <w:proofErr w:type="spellEnd"/>
           </w:p>
         </w:tc>
         <w:tc>
@@ -13732,13 +15523,15 @@
                 <w:szCs w:val="18"/>
               </w:rPr>
             </w:pPr>
-            <w:r>
-              <w:rPr>
-                <w:sz w:val="18"/>
-                <w:szCs w:val="18"/>
-              </w:rPr>
-              <w:t>DifIdDificultad</w:t>
-            </w:r>
+            <w:proofErr w:type="spellStart"/>
+            <w:r>
+              <w:rPr>
+                <w:sz w:val="18"/>
+                <w:szCs w:val="18"/>
+              </w:rPr>
+              <w:t>CatIdCategoria</w:t>
+            </w:r>
+            <w:proofErr w:type="spellEnd"/>
           </w:p>
         </w:tc>
         <w:tc>
@@ -13776,6 +15569,77 @@
                 <w:szCs w:val="18"/>
               </w:rPr>
             </w:pPr>
+            <w:proofErr w:type="spellStart"/>
+            <w:r>
+              <w:rPr>
+                <w:sz w:val="18"/>
+                <w:szCs w:val="18"/>
+              </w:rPr>
+              <w:t>InformeVisitante</w:t>
+            </w:r>
+            <w:proofErr w:type="spellEnd"/>
+          </w:p>
+        </w:tc>
+        <w:tc>
+          <w:tcPr>
+            <w:tcW w:w="2831" w:type="dxa"/>
+            <w:vAlign w:val="center"/>
+          </w:tcPr>
+          <w:p>
+            <w:pPr>
+              <w:rPr>
+                <w:sz w:val="18"/>
+                <w:szCs w:val="18"/>
+              </w:rPr>
+            </w:pPr>
+            <w:proofErr w:type="spellStart"/>
+            <w:r>
+              <w:rPr>
+                <w:sz w:val="18"/>
+                <w:szCs w:val="18"/>
+              </w:rPr>
+              <w:t>IviIdVisitante</w:t>
+            </w:r>
+            <w:proofErr w:type="spellEnd"/>
+          </w:p>
+        </w:tc>
+        <w:tc>
+          <w:tcPr>
+            <w:tcW w:w="2832" w:type="dxa"/>
+            <w:vAlign w:val="center"/>
+          </w:tcPr>
+          <w:p>
+            <w:pPr>
+              <w:rPr>
+                <w:sz w:val="18"/>
+                <w:szCs w:val="18"/>
+              </w:rPr>
+            </w:pPr>
+            <w:r>
+              <w:rPr>
+                <w:sz w:val="18"/>
+                <w:szCs w:val="18"/>
+              </w:rPr>
+              <w:t xml:space="preserve">IviIdInforme → InformePlanificacion · IviIdCategoriaTren → CategoriaVisitante (opcional) · </w:t>
+            </w:r>
+            <w:proofErr w:type="spellStart"/>
+            <w:r>
+              <w:rPr>
+                <w:sz w:val="18"/>
+                <w:szCs w:val="18"/>
+              </w:rPr>
+              <w:lastRenderedPageBreak/>
+              <w:t>IviIdCategoriaZona</w:t>
+            </w:r>
+            <w:proofErr w:type="spellEnd"/>
+            <w:r>
+              <w:rPr>
+                <w:sz w:val="18"/>
+                <w:szCs w:val="18"/>
+              </w:rPr>
+              <w:t xml:space="preserve"> → </w:t>
+            </w:r>
+            <w:proofErr w:type="spellStart"/>
             <w:r>
               <w:rPr>
                 <w:sz w:val="18"/>
@@ -13783,48 +15647,7 @@
               </w:rPr>
               <w:t>CategoriaVisitante</w:t>
             </w:r>
-          </w:p>
-        </w:tc>
-        <w:tc>
-          <w:tcPr>
-            <w:tcW w:w="2831" w:type="dxa"/>
-            <w:vAlign w:val="center"/>
-          </w:tcPr>
-          <w:p>
-            <w:pPr>
-              <w:rPr>
-                <w:sz w:val="18"/>
-                <w:szCs w:val="18"/>
-              </w:rPr>
-            </w:pPr>
-            <w:r>
-              <w:rPr>
-                <w:sz w:val="18"/>
-                <w:szCs w:val="18"/>
-              </w:rPr>
-              <w:t>CatIdCategoria</w:t>
-            </w:r>
-          </w:p>
-        </w:tc>
-        <w:tc>
-          <w:tcPr>
-            <w:tcW w:w="2832" w:type="dxa"/>
-            <w:vAlign w:val="center"/>
-          </w:tcPr>
-          <w:p>
-            <w:pPr>
-              <w:rPr>
-                <w:sz w:val="18"/>
-                <w:szCs w:val="18"/>
-              </w:rPr>
-            </w:pPr>
-            <w:r>
-              <w:rPr>
-                <w:sz w:val="18"/>
-                <w:szCs w:val="18"/>
-              </w:rPr>
-              <w:t>—</w:t>
-            </w:r>
+            <w:proofErr w:type="spellEnd"/>
           </w:p>
         </w:tc>
       </w:tr>
@@ -13841,13 +15664,16 @@
                 <w:szCs w:val="18"/>
               </w:rPr>
             </w:pPr>
-            <w:r>
-              <w:rPr>
-                <w:sz w:val="18"/>
-                <w:szCs w:val="18"/>
-              </w:rPr>
-              <w:t>InformeVisitante</w:t>
-            </w:r>
+            <w:proofErr w:type="spellStart"/>
+            <w:r>
+              <w:rPr>
+                <w:sz w:val="18"/>
+                <w:szCs w:val="18"/>
+              </w:rPr>
+              <w:lastRenderedPageBreak/>
+              <w:t>AuditoriaLog</w:t>
+            </w:r>
+            <w:proofErr w:type="spellEnd"/>
           </w:p>
         </w:tc>
         <w:tc>
@@ -13862,71 +15688,7 @@
                 <w:szCs w:val="18"/>
               </w:rPr>
             </w:pPr>
-            <w:r>
-              <w:rPr>
-                <w:sz w:val="18"/>
-                <w:szCs w:val="18"/>
-              </w:rPr>
-              <w:t>IviIdVisitante</w:t>
-            </w:r>
-          </w:p>
-        </w:tc>
-        <w:tc>
-          <w:tcPr>
-            <w:tcW w:w="2832" w:type="dxa"/>
-            <w:vAlign w:val="center"/>
-          </w:tcPr>
-          <w:p>
-            <w:pPr>
-              <w:rPr>
-                <w:sz w:val="18"/>
-                <w:szCs w:val="18"/>
-              </w:rPr>
-            </w:pPr>
-            <w:r>
-              <w:rPr>
-                <w:sz w:val="18"/>
-                <w:szCs w:val="18"/>
-              </w:rPr>
-              <w:t>IviIdInforme → InformePlanificacion · IviIdCategoriaTren → CategoriaVisitante (opcional) · IviIdCategoriaZona → CategoriaVisitante</w:t>
-            </w:r>
-          </w:p>
-        </w:tc>
-      </w:tr>
-      <w:tr>
-        <w:tc>
-          <w:tcPr>
-            <w:tcW w:w="2831" w:type="dxa"/>
-            <w:vAlign w:val="center"/>
-          </w:tcPr>
-          <w:p>
-            <w:pPr>
-              <w:rPr>
-                <w:sz w:val="18"/>
-                <w:szCs w:val="18"/>
-              </w:rPr>
-            </w:pPr>
-            <w:r>
-              <w:rPr>
-                <w:sz w:val="18"/>
-                <w:szCs w:val="18"/>
-              </w:rPr>
-              <w:t>AuditoriaLog</w:t>
-            </w:r>
-          </w:p>
-        </w:tc>
-        <w:tc>
-          <w:tcPr>
-            <w:tcW w:w="2831" w:type="dxa"/>
-            <w:vAlign w:val="center"/>
-          </w:tcPr>
-          <w:p>
-            <w:pPr>
-              <w:rPr>
-                <w:sz w:val="18"/>
-                <w:szCs w:val="18"/>
-              </w:rPr>
-            </w:pPr>
+            <w:proofErr w:type="spellStart"/>
             <w:r>
               <w:rPr>
                 <w:sz w:val="18"/>
@@ -13934,6 +15696,7 @@
               </w:rPr>
               <w:t>AudIdLog</w:t>
             </w:r>
+            <w:proofErr w:type="spellEnd"/>
           </w:p>
         </w:tc>
         <w:tc>
@@ -14037,7 +15800,7 @@
       <w:r>
         <w:tab/>
       </w:r>
-      <w:bookmarkStart w:id="23" w:name="_Toc239283075"/>
+      <w:bookmarkStart w:id="23" w:name="_Toc239614611"/>
       <w:r>
         <w:rPr>
           <w:rFonts w:ascii="Calibri" w:hAnsi="Calibri" w:cs="Calibri"/>
@@ -14058,7 +15821,7 @@
         <w:jc w:val="both"/>
       </w:pPr>
       <w:r>
-        <w:t xml:space="preserve">El diseño físico implementa el modelo lógico sobre el motor PostgreSQL 15. Las tablas se nombran en minúsculas siguiendo la convención snake_case propia de PostgreSQL, mientras que las columnas conservan el prefijo normalizado de tres o cuatro letras exigido por la cátedra (EstIdEstacion, EstNombre, etc.), mapeadas por el ORM (Hibernate) mediante anotaciones @Table y @Column.</w:t>
+        <w:t>El diseño físico implementa el modelo lógico sobre el motor PostgreSQL 15. Las tablas se nombran en minúsculas siguiendo la convención snake_case propia de PostgreSQL, mientras que las columnas conservan el prefijo normalizado de tres o cuatro letras exigido por la cátedra (EstIdEstacion, EstNombre, etc.), mapeadas por el ORM (Hibernate) mediante anotaciones @Table y @Column.</w:t>
       </w:r>
     </w:p>
     <w:p>
@@ -14103,7 +15866,6 @@
           <w:b/>
           <w:bCs/>
         </w:rPr>
-        <w:lastRenderedPageBreak/>
         <w:t>Llaves foráneas:</w:t>
       </w:r>
       <w:r>
@@ -14125,7 +15887,7 @@
           <w:b/>
           <w:bCs/>
         </w:rPr>
-        <w:t xml:space="preserve">Estación de origen propia en RutaPeatonal:</w:t>
+        <w:t>Estación de origen propia en RutaPeatonal:</w:t>
       </w:r>
       <w:r>
         <w:t xml:space="preserve"> RutIdEstacionOrigen es una llave foránea directa hacia Estacion, en vez de resolverse mediante ZonaTuristica.ZonIdEstacionCercana. Los campos RutDistanciaKm, RutTiempoEstimadoMin y RutIdDificultad son el resultado de un cálculo (Haversine) hecho en un momento específico con una estación de origen específica (RutaPeatonalService, sección 5.1); si la estación más cercana de la zona cambiara más adelante, una ruta ya calculada no debe cambiar de origen automáticamente vía JOIN, o sus valores de distancia y tiempo quedarían inconsistentes con la estación realmente usada al calcularlos.</w:t>
@@ -14146,10 +15908,11 @@
           <w:b/>
           <w:bCs/>
         </w:rPr>
+        <w:lastRenderedPageBreak/>
         <w:t xml:space="preserve">Restricciones CHECK: </w:t>
       </w:r>
       <w:r>
-        <w:t xml:space="preserve">CliProbabilidadLluvia BETWEEN 0 AND 100; RutEsIdaVuelta = TRUE (regla de negocio del caso, validada también a nivel de aplicación); CatFactorPrecio BETWEEN 0 AND 1; IviCantidad &gt; 0. El antiguo CHECK sobre RutDificultad desaparece: el nivel de dificultad dejó de ser texto y pasó a ser la llave foránea RutIdDificultad hacia la tabla paramétrica dificultad.</w:t>
+        <w:t>CliProbabilidadLluvia BETWEEN 0 AND 100; RutEsIdaVuelta = TRUE (regla de negocio del caso, validada también a nivel de aplicación); CatFactorPrecio BETWEEN 0 AND 1; IviCantidad &gt; 0. El antiguo CHECK sobre RutDificultad desaparece: el nivel de dificultad dejó de ser texto y pasó a ser la llave foránea RutIdDificultad hacia la tabla paramétrica dificultad.</w:t>
       </w:r>
     </w:p>
     <w:p>
@@ -14310,7 +16073,7 @@
           <w:szCs w:val="24"/>
         </w:rPr>
       </w:pPr>
-      <w:bookmarkStart w:id="24" w:name="_Toc239283076"/>
+      <w:bookmarkStart w:id="24" w:name="_Toc239614612"/>
       <w:r>
         <w:rPr>
           <w:rFonts w:ascii="Calibri" w:hAnsi="Calibri" w:cs="Calibri"/>
@@ -14845,8 +16608,26 @@
           <w:bCs/>
         </w:rPr>
         <w:tab/>
+      </w:r>
+      <w:r>
+        <w:rPr>
+          <w:b/>
+          <w:bCs/>
+        </w:rPr>
         <w:br/>
+      </w:r>
+      <w:r>
+        <w:rPr>
+          <w:b/>
+          <w:bCs/>
+        </w:rPr>
         <w:br/>
+      </w:r>
+      <w:r>
+        <w:rPr>
+          <w:b/>
+          <w:bCs/>
+        </w:rPr>
         <w:lastRenderedPageBreak/>
         <w:br/>
         <w:t>usuario</w:t>
@@ -15453,7 +17234,7 @@
                 <w:sz w:val="17"/>
                 <w:szCs w:val="17"/>
               </w:rPr>
-              <w:t xml:space="preserve">Contraseña del usuario, almacenada con hash BCrypt.</w:t>
+              <w:t>Contraseña del usuario, almacenada con hash BCrypt.</w:t>
             </w:r>
           </w:p>
         </w:tc>
@@ -15852,7 +17633,7 @@
                 <w:sz w:val="17"/>
                 <w:szCs w:val="17"/>
               </w:rPr>
-              <w:t xml:space="preserve">Correo electrónico, validado con formato regex. Valor único.</w:t>
+              <w:t>Correo electrónico, validado con formato regex. Valor único.</w:t>
             </w:r>
           </w:p>
         </w:tc>
@@ -15993,7 +17774,7 @@
                 <w:sz w:val="17"/>
                 <w:szCs w:val="17"/>
               </w:rPr>
-              <w:t xml:space="preserve">FK → Rol(RolIdRol). Rol de acceso del usuario.</w:t>
+              <w:t>FK → Rol(RolIdRol). Rol de acceso del usuario.</w:t>
             </w:r>
           </w:p>
         </w:tc>
@@ -16794,13 +18575,13 @@
         <w:tblLook w:val="04A0" w:firstRow="1" w:lastRow="0" w:firstColumn="1" w:lastColumn="0" w:noHBand="0" w:noVBand="1"/>
       </w:tblPr>
       <w:tblGrid>
-        <w:gridCol w:w="1418"/>
-        <w:gridCol w:w="993"/>
+        <w:gridCol w:w="1771"/>
+        <w:gridCol w:w="1151"/>
         <w:gridCol w:w="541"/>
         <w:gridCol w:w="344"/>
-        <w:gridCol w:w="1087"/>
+        <w:gridCol w:w="571"/>
         <w:gridCol w:w="497"/>
-        <w:gridCol w:w="3614"/>
+        <w:gridCol w:w="3619"/>
       </w:tblGrid>
       <w:tr>
         <w:trPr>
@@ -17191,15 +18972,7 @@
             </w:tcMar>
             <w:vAlign w:val="center"/>
           </w:tcPr>
-          <w:p>
-            <w:r>
-              <w:rPr>
-                <w:sz w:val="17"/>
-                <w:szCs w:val="17"/>
-              </w:rPr>
-              <w:t/>
-            </w:r>
-          </w:p>
+          <w:p/>
         </w:tc>
         <w:tc>
           <w:tcPr>
@@ -17332,15 +19105,7 @@
             </w:tcMar>
             <w:vAlign w:val="center"/>
           </w:tcPr>
-          <w:p>
-            <w:r>
-              <w:rPr>
-                <w:sz w:val="17"/>
-                <w:szCs w:val="17"/>
-              </w:rPr>
-              <w:t/>
-            </w:r>
-          </w:p>
+          <w:p/>
         </w:tc>
         <w:tc>
           <w:tcPr>
@@ -17416,6 +19181,7 @@
                 <w:sz w:val="17"/>
                 <w:szCs w:val="17"/>
               </w:rPr>
+              <w:lastRenderedPageBreak/>
               <w:t>DifOrden</w:t>
             </w:r>
           </w:p>
@@ -17473,15 +19239,7 @@
             </w:tcMar>
             <w:vAlign w:val="center"/>
           </w:tcPr>
-          <w:p>
-            <w:r>
-              <w:rPr>
-                <w:sz w:val="17"/>
-                <w:szCs w:val="17"/>
-              </w:rPr>
-              <w:t/>
-            </w:r>
-          </w:p>
+          <w:p/>
         </w:tc>
         <w:tc>
           <w:tcPr>
@@ -17614,15 +19372,7 @@
             </w:tcMar>
             <w:vAlign w:val="center"/>
           </w:tcPr>
-          <w:p>
-            <w:r>
-              <w:rPr>
-                <w:sz w:val="17"/>
-                <w:szCs w:val="17"/>
-              </w:rPr>
-              <w:t/>
-            </w:r>
-          </w:p>
+          <w:p/>
         </w:tc>
         <w:tc>
           <w:tcPr>
@@ -17755,15 +19505,7 @@
             </w:tcMar>
             <w:vAlign w:val="center"/>
           </w:tcPr>
-          <w:p>
-            <w:r>
-              <w:rPr>
-                <w:sz w:val="17"/>
-                <w:szCs w:val="17"/>
-              </w:rPr>
-              <w:t/>
-            </w:r>
-          </w:p>
+          <w:p/>
         </w:tc>
         <w:tc>
           <w:tcPr>
@@ -17861,13 +19603,13 @@
         <w:tblLook w:val="04A0" w:firstRow="1" w:lastRow="0" w:firstColumn="1" w:lastColumn="0" w:noHBand="0" w:noVBand="1"/>
       </w:tblPr>
       <w:tblGrid>
-        <w:gridCol w:w="1418"/>
-        <w:gridCol w:w="993"/>
+        <w:gridCol w:w="1508"/>
+        <w:gridCol w:w="1151"/>
         <w:gridCol w:w="541"/>
         <w:gridCol w:w="344"/>
-        <w:gridCol w:w="1087"/>
+        <w:gridCol w:w="659"/>
         <w:gridCol w:w="497"/>
-        <w:gridCol w:w="3614"/>
+        <w:gridCol w:w="3794"/>
       </w:tblGrid>
       <w:tr>
         <w:trPr>
@@ -18258,15 +20000,7 @@
             </w:tcMar>
             <w:vAlign w:val="center"/>
           </w:tcPr>
-          <w:p>
-            <w:r>
-              <w:rPr>
-                <w:sz w:val="17"/>
-                <w:szCs w:val="17"/>
-              </w:rPr>
-              <w:t/>
-            </w:r>
-          </w:p>
+          <w:p/>
         </w:tc>
         <w:tc>
           <w:tcPr>
@@ -18399,15 +20133,7 @@
             </w:tcMar>
             <w:vAlign w:val="center"/>
           </w:tcPr>
-          <w:p>
-            <w:r>
-              <w:rPr>
-                <w:sz w:val="17"/>
-                <w:szCs w:val="17"/>
-              </w:rPr>
-              <w:t/>
-            </w:r>
-          </w:p>
+          <w:p/>
         </w:tc>
         <w:tc>
           <w:tcPr>
@@ -18540,15 +20266,7 @@
             </w:tcMar>
             <w:vAlign w:val="center"/>
           </w:tcPr>
-          <w:p>
-            <w:r>
-              <w:rPr>
-                <w:sz w:val="17"/>
-                <w:szCs w:val="17"/>
-              </w:rPr>
-              <w:t/>
-            </w:r>
-          </w:p>
+          <w:p/>
         </w:tc>
         <w:tc>
           <w:tcPr>
@@ -18681,15 +20399,7 @@
             </w:tcMar>
             <w:vAlign w:val="center"/>
           </w:tcPr>
-          <w:p>
-            <w:r>
-              <w:rPr>
-                <w:sz w:val="17"/>
-                <w:szCs w:val="17"/>
-              </w:rPr>
-              <w:t/>
-            </w:r>
-          </w:p>
+          <w:p/>
         </w:tc>
         <w:tc>
           <w:tcPr>
@@ -18822,15 +20532,7 @@
             </w:tcMar>
             <w:vAlign w:val="center"/>
           </w:tcPr>
-          <w:p>
-            <w:r>
-              <w:rPr>
-                <w:sz w:val="17"/>
-                <w:szCs w:val="17"/>
-              </w:rPr>
-              <w:t/>
-            </w:r>
-          </w:p>
+          <w:p/>
         </w:tc>
         <w:tc>
           <w:tcPr>
@@ -18963,15 +20665,7 @@
             </w:tcMar>
             <w:vAlign w:val="center"/>
           </w:tcPr>
-          <w:p>
-            <w:r>
-              <w:rPr>
-                <w:sz w:val="17"/>
-                <w:szCs w:val="17"/>
-              </w:rPr>
-              <w:t/>
-            </w:r>
-          </w:p>
+          <w:p/>
         </w:tc>
         <w:tc>
           <w:tcPr>
@@ -19524,7 +21218,7 @@
                 <w:sz w:val="17"/>
                 <w:szCs w:val="17"/>
               </w:rPr>
-              <w:t xml:space="preserve">Código de la estación provisto por PeruRail. Valor único.</w:t>
+              <w:t>Código de la estación provisto por PeruRail. Valor único.</w:t>
             </w:r>
           </w:p>
         </w:tc>
@@ -19813,7 +21507,6 @@
                 <w:sz w:val="17"/>
                 <w:szCs w:val="17"/>
               </w:rPr>
-              <w:lastRenderedPageBreak/>
               <w:t>EstLongitud</w:t>
             </w:r>
           </w:p>
@@ -19947,6 +21640,7 @@
                 <w:sz w:val="17"/>
                 <w:szCs w:val="17"/>
               </w:rPr>
+              <w:lastRenderedPageBreak/>
               <w:t>EstAltitud</w:t>
             </w:r>
           </w:p>
@@ -21368,7 +23062,7 @@
                 <w:sz w:val="17"/>
                 <w:szCs w:val="17"/>
               </w:rPr>
-              <w:t xml:space="preserve">FK → Estacion(EstIdEstacion). Estación de origen del servicio.</w:t>
+              <w:t>FK → Estacion(EstIdEstacion). Estación de origen del servicio.</w:t>
             </w:r>
           </w:p>
         </w:tc>
@@ -21509,7 +23203,7 @@
                 <w:sz w:val="17"/>
                 <w:szCs w:val="17"/>
               </w:rPr>
-              <w:t xml:space="preserve">FK → Estacion(EstIdEstacion). Estación de destino del servicio.</w:t>
+              <w:t>FK → Estacion(EstIdEstacion). Estación de destino del servicio.</w:t>
             </w:r>
           </w:p>
         </w:tc>
@@ -22559,7 +24253,7 @@
                 <w:sz w:val="17"/>
                 <w:szCs w:val="17"/>
               </w:rPr>
-              <w:t xml:space="preserve">FK → Estacion(EstIdEstacion). Estación ferroviaria más cercana.</w:t>
+              <w:t>FK → Estacion(EstIdEstacion). Estación ferroviaria más cercana.</w:t>
             </w:r>
           </w:p>
         </w:tc>
@@ -22582,6 +24276,7 @@
                 <w:sz w:val="17"/>
                 <w:szCs w:val="17"/>
               </w:rPr>
+              <w:lastRenderedPageBreak/>
               <w:t>ZonCostoAprox</w:t>
             </w:r>
           </w:p>
@@ -22715,7 +24410,6 @@
                 <w:sz w:val="17"/>
                 <w:szCs w:val="17"/>
               </w:rPr>
-              <w:lastRenderedPageBreak/>
               <w:t>ZonCupoMaximoDiario</w:t>
             </w:r>
           </w:p>
@@ -23017,13 +24711,13 @@
         <w:tblLook w:val="04A0" w:firstRow="1" w:lastRow="0" w:firstColumn="1" w:lastColumn="0" w:noHBand="0" w:noVBand="1"/>
       </w:tblPr>
       <w:tblGrid>
-        <w:gridCol w:w="1418"/>
-        <w:gridCol w:w="993"/>
+        <w:gridCol w:w="1654"/>
+        <w:gridCol w:w="914"/>
         <w:gridCol w:w="541"/>
         <w:gridCol w:w="344"/>
         <w:gridCol w:w="1087"/>
         <w:gridCol w:w="497"/>
-        <w:gridCol w:w="3614"/>
+        <w:gridCol w:w="3457"/>
       </w:tblGrid>
       <w:tr>
         <w:trPr>
@@ -23475,7 +25169,7 @@
                 <w:sz w:val="17"/>
                 <w:szCs w:val="17"/>
               </w:rPr>
-              <w:t xml:space="preserve">FK → ZonaTuristica(ZonIdZona). Zona turística asociada.</w:t>
+              <w:t>FK → ZonaTuristica(ZonIdZona). Zona turística asociada.</w:t>
             </w:r>
           </w:p>
         </w:tc>
@@ -23616,7 +25310,7 @@
                 <w:sz w:val="17"/>
                 <w:szCs w:val="17"/>
               </w:rPr>
-              <w:t xml:space="preserve">FK → Preferencia(PreIdPreferencia). Preferencia turística asociada a la zona.</w:t>
+              <w:t>FK → Preferencia(PreIdPreferencia). Preferencia turística asociada a la zona.</w:t>
             </w:r>
           </w:p>
         </w:tc>
@@ -23661,7 +25355,19 @@
           <w:bCs/>
         </w:rPr>
         <w:tab/>
+      </w:r>
+      <w:r>
+        <w:rPr>
+          <w:b/>
+          <w:bCs/>
+        </w:rPr>
         <w:br/>
+      </w:r>
+      <w:r>
+        <w:rPr>
+          <w:b/>
+          <w:bCs/>
+        </w:rPr>
         <w:br/>
         <w:t>ruta_peatonal</w:t>
       </w:r>
@@ -24727,6 +26433,7 @@
                 <w:sz w:val="17"/>
                 <w:szCs w:val="17"/>
               </w:rPr>
+              <w:lastRenderedPageBreak/>
               <w:t>RutIdEstacionOrigen</w:t>
             </w:r>
           </w:p>
@@ -24845,7 +26552,7 @@
                 <w:sz w:val="17"/>
                 <w:szCs w:val="17"/>
               </w:rPr>
-              <w:t xml:space="preserve">FK → Estacion(EstIdEstacion). Estación de origen y retorno.</w:t>
+              <w:t>FK → Estacion(EstIdEstacion). Estación de origen y retorno.</w:t>
             </w:r>
           </w:p>
         </w:tc>
@@ -24868,7 +26575,6 @@
                 <w:sz w:val="17"/>
                 <w:szCs w:val="17"/>
               </w:rPr>
-              <w:lastRenderedPageBreak/>
               <w:t>RutIdZonaDestino</w:t>
             </w:r>
           </w:p>
@@ -24987,7 +26693,7 @@
                 <w:sz w:val="17"/>
                 <w:szCs w:val="17"/>
               </w:rPr>
-              <w:t xml:space="preserve">FK → ZonaTuristica(ZonIdZona). Zona turística de destino.</w:t>
+              <w:t>FK → ZonaTuristica(ZonIdZona). Zona turística de destino.</w:t>
             </w:r>
           </w:p>
         </w:tc>
@@ -26332,7 +28038,7 @@
                 <w:sz w:val="17"/>
                 <w:szCs w:val="17"/>
               </w:rPr>
-              <w:t xml:space="preserve">FK → Estacion(EstIdEstacion). Estación a la que corresponde la previsión.</w:t>
+              <w:t>FK → Estacion(EstIdEstacion). Estación a la que corresponde la previsión.</w:t>
             </w:r>
           </w:p>
         </w:tc>
@@ -26974,7 +28680,7 @@
                 <w:sz w:val="17"/>
                 <w:szCs w:val="17"/>
               </w:rPr>
-              <w:t xml:space="preserve">Fecha y hora de generación del informe (default: NOW()).</w:t>
+              <w:t>Fecha y hora de generación del informe (default: NOW()).</w:t>
             </w:r>
           </w:p>
         </w:tc>
@@ -27249,7 +28955,7 @@
                 <w:sz w:val="17"/>
                 <w:szCs w:val="17"/>
               </w:rPr>
-              <w:t xml:space="preserve">FK → Usuario(UsuIdUsuario). Usuario que generó el informe (NULL si la consulta fue anónima).</w:t>
+              <w:t>FK → Usuario(UsuIdUsuario). Usuario que generó el informe (NULL si la consulta fue anónima).</w:t>
             </w:r>
           </w:p>
         </w:tc>
@@ -27390,7 +29096,7 @@
                 <w:sz w:val="17"/>
                 <w:szCs w:val="17"/>
               </w:rPr>
-              <w:t xml:space="preserve">FK → RutaPeatonal(RutIdRuta). Ruta incluida en el informe.</w:t>
+              <w:t>FK → RutaPeatonal(RutIdRuta). Ruta incluida en el informe.</w:t>
             </w:r>
           </w:p>
         </w:tc>
@@ -27549,6 +29255,1375 @@
         </w:rPr>
         <w:t>informe_visitante</w:t>
       </w:r>
+    </w:p>
+    <w:tbl>
+      <w:tblPr>
+        <w:tblW w:w="5000" w:type="pct"/>
+        <w:tblBorders>
+          <w:top w:val="single" w:sz="4" w:space="0" w:color="auto"/>
+          <w:left w:val="single" w:sz="4" w:space="0" w:color="auto"/>
+          <w:bottom w:val="single" w:sz="4" w:space="0" w:color="auto"/>
+          <w:right w:val="single" w:sz="4" w:space="0" w:color="auto"/>
+          <w:insideH w:val="single" w:sz="4" w:space="0" w:color="auto"/>
+          <w:insideV w:val="single" w:sz="4" w:space="0" w:color="auto"/>
+        </w:tblBorders>
+        <w:tblCellMar>
+          <w:left w:w="10" w:type="dxa"/>
+          <w:right w:w="10" w:type="dxa"/>
+        </w:tblCellMar>
+        <w:tblLook w:val="04A0" w:firstRow="1" w:lastRow="0" w:firstColumn="1" w:lastColumn="0" w:noHBand="0" w:noVBand="1"/>
+      </w:tblPr>
+      <w:tblGrid>
+        <w:gridCol w:w="1454"/>
+        <w:gridCol w:w="1151"/>
+        <w:gridCol w:w="541"/>
+        <w:gridCol w:w="344"/>
+        <w:gridCol w:w="1668"/>
+        <w:gridCol w:w="497"/>
+        <w:gridCol w:w="2839"/>
+      </w:tblGrid>
+      <w:tr>
+        <w:trPr>
+          <w:tblHeader/>
+        </w:trPr>
+        <w:tc>
+          <w:tcPr>
+            <w:tcW w:w="900" w:type="pct"/>
+            <w:shd w:val="clear" w:color="auto" w:fill="D9E2F3"/>
+            <w:tcMar>
+              <w:top w:w="60" w:type="dxa"/>
+              <w:left w:w="80" w:type="dxa"/>
+              <w:bottom w:w="60" w:type="dxa"/>
+              <w:right w:w="80" w:type="dxa"/>
+            </w:tcMar>
+            <w:vAlign w:val="center"/>
+          </w:tcPr>
+          <w:p>
+            <w:r>
+              <w:rPr>
+                <w:b/>
+                <w:bCs/>
+                <w:sz w:val="17"/>
+                <w:szCs w:val="17"/>
+              </w:rPr>
+              <w:t>Campo</w:t>
+            </w:r>
+          </w:p>
+        </w:tc>
+        <w:tc>
+          <w:tcPr>
+            <w:tcW w:w="650" w:type="pct"/>
+            <w:shd w:val="clear" w:color="auto" w:fill="D9E2F3"/>
+            <w:tcMar>
+              <w:top w:w="60" w:type="dxa"/>
+              <w:left w:w="80" w:type="dxa"/>
+              <w:bottom w:w="60" w:type="dxa"/>
+              <w:right w:w="80" w:type="dxa"/>
+            </w:tcMar>
+            <w:vAlign w:val="center"/>
+          </w:tcPr>
+          <w:p>
+            <w:r>
+              <w:rPr>
+                <w:b/>
+                <w:bCs/>
+                <w:sz w:val="17"/>
+                <w:szCs w:val="17"/>
+              </w:rPr>
+              <w:t>Tipo de Dato</w:t>
+            </w:r>
+          </w:p>
+        </w:tc>
+        <w:tc>
+          <w:tcPr>
+            <w:tcW w:w="300" w:type="pct"/>
+            <w:shd w:val="clear" w:color="auto" w:fill="D9E2F3"/>
+            <w:tcMar>
+              <w:top w:w="60" w:type="dxa"/>
+              <w:left w:w="80" w:type="dxa"/>
+              <w:bottom w:w="60" w:type="dxa"/>
+              <w:right w:w="80" w:type="dxa"/>
+            </w:tcMar>
+            <w:vAlign w:val="center"/>
+          </w:tcPr>
+          <w:p>
+            <w:r>
+              <w:rPr>
+                <w:b/>
+                <w:bCs/>
+                <w:sz w:val="17"/>
+                <w:szCs w:val="17"/>
+              </w:rPr>
+              <w:t>Long.</w:t>
+            </w:r>
+          </w:p>
+        </w:tc>
+        <w:tc>
+          <w:tcPr>
+            <w:tcW w:w="200" w:type="pct"/>
+            <w:shd w:val="clear" w:color="auto" w:fill="D9E2F3"/>
+            <w:tcMar>
+              <w:top w:w="60" w:type="dxa"/>
+              <w:left w:w="80" w:type="dxa"/>
+              <w:bottom w:w="60" w:type="dxa"/>
+              <w:right w:w="80" w:type="dxa"/>
+            </w:tcMar>
+            <w:vAlign w:val="center"/>
+          </w:tcPr>
+          <w:p>
+            <w:r>
+              <w:rPr>
+                <w:b/>
+                <w:bCs/>
+                <w:sz w:val="17"/>
+                <w:szCs w:val="17"/>
+              </w:rPr>
+              <w:t>PK</w:t>
+            </w:r>
+          </w:p>
+        </w:tc>
+        <w:tc>
+          <w:tcPr>
+            <w:tcW w:w="400" w:type="pct"/>
+            <w:shd w:val="clear" w:color="auto" w:fill="D9E2F3"/>
+            <w:tcMar>
+              <w:top w:w="60" w:type="dxa"/>
+              <w:left w:w="80" w:type="dxa"/>
+              <w:bottom w:w="60" w:type="dxa"/>
+              <w:right w:w="80" w:type="dxa"/>
+            </w:tcMar>
+            <w:vAlign w:val="center"/>
+          </w:tcPr>
+          <w:p>
+            <w:r>
+              <w:rPr>
+                <w:b/>
+                <w:bCs/>
+                <w:sz w:val="17"/>
+                <w:szCs w:val="17"/>
+              </w:rPr>
+              <w:t>FK</w:t>
+            </w:r>
+          </w:p>
+        </w:tc>
+        <w:tc>
+          <w:tcPr>
+            <w:tcW w:w="300" w:type="pct"/>
+            <w:shd w:val="clear" w:color="auto" w:fill="D9E2F3"/>
+            <w:tcMar>
+              <w:top w:w="60" w:type="dxa"/>
+              <w:left w:w="80" w:type="dxa"/>
+              <w:bottom w:w="60" w:type="dxa"/>
+              <w:right w:w="80" w:type="dxa"/>
+            </w:tcMar>
+            <w:vAlign w:val="center"/>
+          </w:tcPr>
+          <w:p>
+            <w:r>
+              <w:rPr>
+                <w:b/>
+                <w:bCs/>
+                <w:sz w:val="17"/>
+                <w:szCs w:val="17"/>
+              </w:rPr>
+              <w:t>Nulo</w:t>
+            </w:r>
+          </w:p>
+        </w:tc>
+        <w:tc>
+          <w:tcPr>
+            <w:tcW w:w="2250" w:type="pct"/>
+            <w:shd w:val="clear" w:color="auto" w:fill="D9E2F3"/>
+            <w:tcMar>
+              <w:top w:w="60" w:type="dxa"/>
+              <w:left w:w="80" w:type="dxa"/>
+              <w:bottom w:w="60" w:type="dxa"/>
+              <w:right w:w="80" w:type="dxa"/>
+            </w:tcMar>
+            <w:vAlign w:val="center"/>
+          </w:tcPr>
+          <w:p>
+            <w:r>
+              <w:rPr>
+                <w:b/>
+                <w:bCs/>
+                <w:sz w:val="17"/>
+                <w:szCs w:val="17"/>
+              </w:rPr>
+              <w:t>Descripción</w:t>
+            </w:r>
+          </w:p>
+        </w:tc>
+      </w:tr>
+      <w:tr>
+        <w:tc>
+          <w:tcPr>
+            <w:tcW w:w="900" w:type="pct"/>
+            <w:tcMar>
+              <w:top w:w="60" w:type="dxa"/>
+              <w:left w:w="80" w:type="dxa"/>
+              <w:bottom w:w="60" w:type="dxa"/>
+              <w:right w:w="80" w:type="dxa"/>
+            </w:tcMar>
+            <w:vAlign w:val="center"/>
+          </w:tcPr>
+          <w:p>
+            <w:r>
+              <w:rPr>
+                <w:sz w:val="17"/>
+                <w:szCs w:val="17"/>
+              </w:rPr>
+              <w:t>IviIdVisitante</w:t>
+            </w:r>
+          </w:p>
+        </w:tc>
+        <w:tc>
+          <w:tcPr>
+            <w:tcW w:w="650" w:type="pct"/>
+            <w:tcMar>
+              <w:top w:w="60" w:type="dxa"/>
+              <w:left w:w="80" w:type="dxa"/>
+              <w:bottom w:w="60" w:type="dxa"/>
+              <w:right w:w="80" w:type="dxa"/>
+            </w:tcMar>
+            <w:vAlign w:val="center"/>
+          </w:tcPr>
+          <w:p>
+            <w:r>
+              <w:rPr>
+                <w:sz w:val="17"/>
+                <w:szCs w:val="17"/>
+              </w:rPr>
+              <w:t>INTEGER</w:t>
+            </w:r>
+          </w:p>
+        </w:tc>
+        <w:tc>
+          <w:tcPr>
+            <w:tcW w:w="300" w:type="pct"/>
+            <w:tcMar>
+              <w:top w:w="60" w:type="dxa"/>
+              <w:left w:w="80" w:type="dxa"/>
+              <w:bottom w:w="60" w:type="dxa"/>
+              <w:right w:w="80" w:type="dxa"/>
+            </w:tcMar>
+            <w:vAlign w:val="center"/>
+          </w:tcPr>
+          <w:p>
+            <w:r>
+              <w:rPr>
+                <w:sz w:val="17"/>
+                <w:szCs w:val="17"/>
+              </w:rPr>
+              <w:t>-</w:t>
+            </w:r>
+          </w:p>
+        </w:tc>
+        <w:tc>
+          <w:tcPr>
+            <w:tcW w:w="200" w:type="pct"/>
+            <w:tcMar>
+              <w:top w:w="60" w:type="dxa"/>
+              <w:left w:w="80" w:type="dxa"/>
+              <w:bottom w:w="60" w:type="dxa"/>
+              <w:right w:w="80" w:type="dxa"/>
+            </w:tcMar>
+            <w:vAlign w:val="center"/>
+          </w:tcPr>
+          <w:p>
+            <w:r>
+              <w:rPr>
+                <w:sz w:val="17"/>
+                <w:szCs w:val="17"/>
+              </w:rPr>
+              <w:t>✓</w:t>
+            </w:r>
+          </w:p>
+        </w:tc>
+        <w:tc>
+          <w:tcPr>
+            <w:tcW w:w="400" w:type="pct"/>
+            <w:tcMar>
+              <w:top w:w="60" w:type="dxa"/>
+              <w:left w:w="80" w:type="dxa"/>
+              <w:bottom w:w="60" w:type="dxa"/>
+              <w:right w:w="80" w:type="dxa"/>
+            </w:tcMar>
+            <w:vAlign w:val="center"/>
+          </w:tcPr>
+          <w:p/>
+        </w:tc>
+        <w:tc>
+          <w:tcPr>
+            <w:tcW w:w="300" w:type="pct"/>
+            <w:tcMar>
+              <w:top w:w="60" w:type="dxa"/>
+              <w:left w:w="80" w:type="dxa"/>
+              <w:bottom w:w="60" w:type="dxa"/>
+              <w:right w:w="80" w:type="dxa"/>
+            </w:tcMar>
+            <w:vAlign w:val="center"/>
+          </w:tcPr>
+          <w:p>
+            <w:r>
+              <w:rPr>
+                <w:sz w:val="17"/>
+                <w:szCs w:val="17"/>
+              </w:rPr>
+              <w:t>No</w:t>
+            </w:r>
+          </w:p>
+        </w:tc>
+        <w:tc>
+          <w:tcPr>
+            <w:tcW w:w="2250" w:type="pct"/>
+            <w:tcMar>
+              <w:top w:w="60" w:type="dxa"/>
+              <w:left w:w="80" w:type="dxa"/>
+              <w:bottom w:w="60" w:type="dxa"/>
+              <w:right w:w="80" w:type="dxa"/>
+            </w:tcMar>
+            <w:vAlign w:val="center"/>
+          </w:tcPr>
+          <w:p>
+            <w:r>
+              <w:rPr>
+                <w:sz w:val="17"/>
+                <w:szCs w:val="17"/>
+              </w:rPr>
+              <w:t>Identificador único de la línea de visitantes (generado automáticamente)</w:t>
+            </w:r>
+          </w:p>
+        </w:tc>
+      </w:tr>
+      <w:tr>
+        <w:tc>
+          <w:tcPr>
+            <w:tcW w:w="900" w:type="pct"/>
+            <w:tcMar>
+              <w:top w:w="60" w:type="dxa"/>
+              <w:left w:w="80" w:type="dxa"/>
+              <w:bottom w:w="60" w:type="dxa"/>
+              <w:right w:w="80" w:type="dxa"/>
+            </w:tcMar>
+            <w:vAlign w:val="center"/>
+          </w:tcPr>
+          <w:p>
+            <w:r>
+              <w:rPr>
+                <w:sz w:val="17"/>
+                <w:szCs w:val="17"/>
+              </w:rPr>
+              <w:t>IviIdInforme</w:t>
+            </w:r>
+          </w:p>
+        </w:tc>
+        <w:tc>
+          <w:tcPr>
+            <w:tcW w:w="650" w:type="pct"/>
+            <w:tcMar>
+              <w:top w:w="60" w:type="dxa"/>
+              <w:left w:w="80" w:type="dxa"/>
+              <w:bottom w:w="60" w:type="dxa"/>
+              <w:right w:w="80" w:type="dxa"/>
+            </w:tcMar>
+            <w:vAlign w:val="center"/>
+          </w:tcPr>
+          <w:p>
+            <w:r>
+              <w:rPr>
+                <w:sz w:val="17"/>
+                <w:szCs w:val="17"/>
+              </w:rPr>
+              <w:t>INTEGER</w:t>
+            </w:r>
+          </w:p>
+        </w:tc>
+        <w:tc>
+          <w:tcPr>
+            <w:tcW w:w="300" w:type="pct"/>
+            <w:tcMar>
+              <w:top w:w="60" w:type="dxa"/>
+              <w:left w:w="80" w:type="dxa"/>
+              <w:bottom w:w="60" w:type="dxa"/>
+              <w:right w:w="80" w:type="dxa"/>
+            </w:tcMar>
+            <w:vAlign w:val="center"/>
+          </w:tcPr>
+          <w:p>
+            <w:r>
+              <w:rPr>
+                <w:sz w:val="17"/>
+                <w:szCs w:val="17"/>
+              </w:rPr>
+              <w:t>-</w:t>
+            </w:r>
+          </w:p>
+        </w:tc>
+        <w:tc>
+          <w:tcPr>
+            <w:tcW w:w="200" w:type="pct"/>
+            <w:tcMar>
+              <w:top w:w="60" w:type="dxa"/>
+              <w:left w:w="80" w:type="dxa"/>
+              <w:bottom w:w="60" w:type="dxa"/>
+              <w:right w:w="80" w:type="dxa"/>
+            </w:tcMar>
+            <w:vAlign w:val="center"/>
+          </w:tcPr>
+          <w:p/>
+        </w:tc>
+        <w:tc>
+          <w:tcPr>
+            <w:tcW w:w="400" w:type="pct"/>
+            <w:tcMar>
+              <w:top w:w="60" w:type="dxa"/>
+              <w:left w:w="80" w:type="dxa"/>
+              <w:bottom w:w="60" w:type="dxa"/>
+              <w:right w:w="80" w:type="dxa"/>
+            </w:tcMar>
+            <w:vAlign w:val="center"/>
+          </w:tcPr>
+          <w:p>
+            <w:r>
+              <w:rPr>
+                <w:sz w:val="18"/>
+                <w:szCs w:val="18"/>
+              </w:rPr>
+              <w:t>InformePlanificacion</w:t>
+            </w:r>
+          </w:p>
+        </w:tc>
+        <w:tc>
+          <w:tcPr>
+            <w:tcW w:w="300" w:type="pct"/>
+            <w:tcMar>
+              <w:top w:w="60" w:type="dxa"/>
+              <w:left w:w="80" w:type="dxa"/>
+              <w:bottom w:w="60" w:type="dxa"/>
+              <w:right w:w="80" w:type="dxa"/>
+            </w:tcMar>
+            <w:vAlign w:val="center"/>
+          </w:tcPr>
+          <w:p>
+            <w:r>
+              <w:rPr>
+                <w:sz w:val="17"/>
+                <w:szCs w:val="17"/>
+              </w:rPr>
+              <w:t>No</w:t>
+            </w:r>
+          </w:p>
+        </w:tc>
+        <w:tc>
+          <w:tcPr>
+            <w:tcW w:w="2250" w:type="pct"/>
+            <w:tcMar>
+              <w:top w:w="60" w:type="dxa"/>
+              <w:left w:w="80" w:type="dxa"/>
+              <w:bottom w:w="60" w:type="dxa"/>
+              <w:right w:w="80" w:type="dxa"/>
+            </w:tcMar>
+            <w:vAlign w:val="center"/>
+          </w:tcPr>
+          <w:p>
+            <w:r>
+              <w:rPr>
+                <w:sz w:val="17"/>
+                <w:szCs w:val="17"/>
+              </w:rPr>
+              <w:t>FK → InformePlanificacion(InfIdInforme). Informe al que pertenece la línea.</w:t>
+            </w:r>
+          </w:p>
+        </w:tc>
+      </w:tr>
+      <w:tr>
+        <w:tc>
+          <w:tcPr>
+            <w:tcW w:w="900" w:type="pct"/>
+            <w:tcMar>
+              <w:top w:w="60" w:type="dxa"/>
+              <w:left w:w="80" w:type="dxa"/>
+              <w:bottom w:w="60" w:type="dxa"/>
+              <w:right w:w="80" w:type="dxa"/>
+            </w:tcMar>
+            <w:vAlign w:val="center"/>
+          </w:tcPr>
+          <w:p>
+            <w:r>
+              <w:rPr>
+                <w:sz w:val="17"/>
+                <w:szCs w:val="17"/>
+              </w:rPr>
+              <w:t>IviEdad</w:t>
+            </w:r>
+          </w:p>
+        </w:tc>
+        <w:tc>
+          <w:tcPr>
+            <w:tcW w:w="650" w:type="pct"/>
+            <w:tcMar>
+              <w:top w:w="60" w:type="dxa"/>
+              <w:left w:w="80" w:type="dxa"/>
+              <w:bottom w:w="60" w:type="dxa"/>
+              <w:right w:w="80" w:type="dxa"/>
+            </w:tcMar>
+            <w:vAlign w:val="center"/>
+          </w:tcPr>
+          <w:p>
+            <w:r>
+              <w:rPr>
+                <w:sz w:val="17"/>
+                <w:szCs w:val="17"/>
+              </w:rPr>
+              <w:t>SMALLINT</w:t>
+            </w:r>
+          </w:p>
+        </w:tc>
+        <w:tc>
+          <w:tcPr>
+            <w:tcW w:w="300" w:type="pct"/>
+            <w:tcMar>
+              <w:top w:w="60" w:type="dxa"/>
+              <w:left w:w="80" w:type="dxa"/>
+              <w:bottom w:w="60" w:type="dxa"/>
+              <w:right w:w="80" w:type="dxa"/>
+            </w:tcMar>
+            <w:vAlign w:val="center"/>
+          </w:tcPr>
+          <w:p>
+            <w:r>
+              <w:rPr>
+                <w:sz w:val="17"/>
+                <w:szCs w:val="17"/>
+              </w:rPr>
+              <w:t>-</w:t>
+            </w:r>
+          </w:p>
+        </w:tc>
+        <w:tc>
+          <w:tcPr>
+            <w:tcW w:w="200" w:type="pct"/>
+            <w:tcMar>
+              <w:top w:w="60" w:type="dxa"/>
+              <w:left w:w="80" w:type="dxa"/>
+              <w:bottom w:w="60" w:type="dxa"/>
+              <w:right w:w="80" w:type="dxa"/>
+            </w:tcMar>
+            <w:vAlign w:val="center"/>
+          </w:tcPr>
+          <w:p/>
+        </w:tc>
+        <w:tc>
+          <w:tcPr>
+            <w:tcW w:w="400" w:type="pct"/>
+            <w:tcMar>
+              <w:top w:w="60" w:type="dxa"/>
+              <w:left w:w="80" w:type="dxa"/>
+              <w:bottom w:w="60" w:type="dxa"/>
+              <w:right w:w="80" w:type="dxa"/>
+            </w:tcMar>
+            <w:vAlign w:val="center"/>
+          </w:tcPr>
+          <w:p/>
+        </w:tc>
+        <w:tc>
+          <w:tcPr>
+            <w:tcW w:w="300" w:type="pct"/>
+            <w:tcMar>
+              <w:top w:w="60" w:type="dxa"/>
+              <w:left w:w="80" w:type="dxa"/>
+              <w:bottom w:w="60" w:type="dxa"/>
+              <w:right w:w="80" w:type="dxa"/>
+            </w:tcMar>
+            <w:vAlign w:val="center"/>
+          </w:tcPr>
+          <w:p>
+            <w:r>
+              <w:rPr>
+                <w:sz w:val="17"/>
+                <w:szCs w:val="17"/>
+              </w:rPr>
+              <w:t>No</w:t>
+            </w:r>
+          </w:p>
+        </w:tc>
+        <w:tc>
+          <w:tcPr>
+            <w:tcW w:w="2250" w:type="pct"/>
+            <w:tcMar>
+              <w:top w:w="60" w:type="dxa"/>
+              <w:left w:w="80" w:type="dxa"/>
+              <w:bottom w:w="60" w:type="dxa"/>
+              <w:right w:w="80" w:type="dxa"/>
+            </w:tcMar>
+            <w:vAlign w:val="center"/>
+          </w:tcPr>
+          <w:p>
+            <w:r>
+              <w:rPr>
+                <w:sz w:val="17"/>
+                <w:szCs w:val="17"/>
+              </w:rPr>
+              <w:t>Edad de los visitantes de esta línea, en años. El par (IviIdInforme, IviEdad) es único: todos los visitantes de la misma edad se consolidan en una sola fila.</w:t>
+            </w:r>
+          </w:p>
+        </w:tc>
+      </w:tr>
+      <w:tr>
+        <w:tc>
+          <w:tcPr>
+            <w:tcW w:w="900" w:type="pct"/>
+            <w:tcMar>
+              <w:top w:w="60" w:type="dxa"/>
+              <w:left w:w="80" w:type="dxa"/>
+              <w:bottom w:w="60" w:type="dxa"/>
+              <w:right w:w="80" w:type="dxa"/>
+            </w:tcMar>
+            <w:vAlign w:val="center"/>
+          </w:tcPr>
+          <w:p>
+            <w:r>
+              <w:rPr>
+                <w:sz w:val="17"/>
+                <w:szCs w:val="17"/>
+              </w:rPr>
+              <w:t>IviCantidad</w:t>
+            </w:r>
+          </w:p>
+        </w:tc>
+        <w:tc>
+          <w:tcPr>
+            <w:tcW w:w="650" w:type="pct"/>
+            <w:tcMar>
+              <w:top w:w="60" w:type="dxa"/>
+              <w:left w:w="80" w:type="dxa"/>
+              <w:bottom w:w="60" w:type="dxa"/>
+              <w:right w:w="80" w:type="dxa"/>
+            </w:tcMar>
+            <w:vAlign w:val="center"/>
+          </w:tcPr>
+          <w:p>
+            <w:r>
+              <w:rPr>
+                <w:sz w:val="17"/>
+                <w:szCs w:val="17"/>
+              </w:rPr>
+              <w:t>SMALLINT</w:t>
+            </w:r>
+          </w:p>
+        </w:tc>
+        <w:tc>
+          <w:tcPr>
+            <w:tcW w:w="300" w:type="pct"/>
+            <w:tcMar>
+              <w:top w:w="60" w:type="dxa"/>
+              <w:left w:w="80" w:type="dxa"/>
+              <w:bottom w:w="60" w:type="dxa"/>
+              <w:right w:w="80" w:type="dxa"/>
+            </w:tcMar>
+            <w:vAlign w:val="center"/>
+          </w:tcPr>
+          <w:p>
+            <w:r>
+              <w:rPr>
+                <w:sz w:val="17"/>
+                <w:szCs w:val="17"/>
+              </w:rPr>
+              <w:t>-</w:t>
+            </w:r>
+          </w:p>
+        </w:tc>
+        <w:tc>
+          <w:tcPr>
+            <w:tcW w:w="200" w:type="pct"/>
+            <w:tcMar>
+              <w:top w:w="60" w:type="dxa"/>
+              <w:left w:w="80" w:type="dxa"/>
+              <w:bottom w:w="60" w:type="dxa"/>
+              <w:right w:w="80" w:type="dxa"/>
+            </w:tcMar>
+            <w:vAlign w:val="center"/>
+          </w:tcPr>
+          <w:p/>
+        </w:tc>
+        <w:tc>
+          <w:tcPr>
+            <w:tcW w:w="400" w:type="pct"/>
+            <w:tcMar>
+              <w:top w:w="60" w:type="dxa"/>
+              <w:left w:w="80" w:type="dxa"/>
+              <w:bottom w:w="60" w:type="dxa"/>
+              <w:right w:w="80" w:type="dxa"/>
+            </w:tcMar>
+            <w:vAlign w:val="center"/>
+          </w:tcPr>
+          <w:p/>
+        </w:tc>
+        <w:tc>
+          <w:tcPr>
+            <w:tcW w:w="300" w:type="pct"/>
+            <w:tcMar>
+              <w:top w:w="60" w:type="dxa"/>
+              <w:left w:w="80" w:type="dxa"/>
+              <w:bottom w:w="60" w:type="dxa"/>
+              <w:right w:w="80" w:type="dxa"/>
+            </w:tcMar>
+            <w:vAlign w:val="center"/>
+          </w:tcPr>
+          <w:p>
+            <w:r>
+              <w:rPr>
+                <w:sz w:val="17"/>
+                <w:szCs w:val="17"/>
+              </w:rPr>
+              <w:t>No</w:t>
+            </w:r>
+          </w:p>
+        </w:tc>
+        <w:tc>
+          <w:tcPr>
+            <w:tcW w:w="2250" w:type="pct"/>
+            <w:tcMar>
+              <w:top w:w="60" w:type="dxa"/>
+              <w:left w:w="80" w:type="dxa"/>
+              <w:bottom w:w="60" w:type="dxa"/>
+              <w:right w:w="80" w:type="dxa"/>
+            </w:tcMar>
+            <w:vAlign w:val="center"/>
+          </w:tcPr>
+          <w:p>
+            <w:r>
+              <w:rPr>
+                <w:sz w:val="17"/>
+                <w:szCs w:val="17"/>
+              </w:rPr>
+              <w:t>Número de personas de esa edad en el grupo. Su suma es la que se descuenta del aforo.</w:t>
+            </w:r>
+          </w:p>
+        </w:tc>
+      </w:tr>
+      <w:tr>
+        <w:tc>
+          <w:tcPr>
+            <w:tcW w:w="900" w:type="pct"/>
+            <w:tcMar>
+              <w:top w:w="60" w:type="dxa"/>
+              <w:left w:w="80" w:type="dxa"/>
+              <w:bottom w:w="60" w:type="dxa"/>
+              <w:right w:w="80" w:type="dxa"/>
+            </w:tcMar>
+            <w:vAlign w:val="center"/>
+          </w:tcPr>
+          <w:p>
+            <w:r>
+              <w:rPr>
+                <w:sz w:val="17"/>
+                <w:szCs w:val="17"/>
+              </w:rPr>
+              <w:t>IviIdCategoriaTren</w:t>
+            </w:r>
+          </w:p>
+        </w:tc>
+        <w:tc>
+          <w:tcPr>
+            <w:tcW w:w="650" w:type="pct"/>
+            <w:tcMar>
+              <w:top w:w="60" w:type="dxa"/>
+              <w:left w:w="80" w:type="dxa"/>
+              <w:bottom w:w="60" w:type="dxa"/>
+              <w:right w:w="80" w:type="dxa"/>
+            </w:tcMar>
+            <w:vAlign w:val="center"/>
+          </w:tcPr>
+          <w:p>
+            <w:r>
+              <w:rPr>
+                <w:sz w:val="17"/>
+                <w:szCs w:val="17"/>
+              </w:rPr>
+              <w:t>INTEGER</w:t>
+            </w:r>
+          </w:p>
+        </w:tc>
+        <w:tc>
+          <w:tcPr>
+            <w:tcW w:w="300" w:type="pct"/>
+            <w:tcMar>
+              <w:top w:w="60" w:type="dxa"/>
+              <w:left w:w="80" w:type="dxa"/>
+              <w:bottom w:w="60" w:type="dxa"/>
+              <w:right w:w="80" w:type="dxa"/>
+            </w:tcMar>
+            <w:vAlign w:val="center"/>
+          </w:tcPr>
+          <w:p>
+            <w:r>
+              <w:rPr>
+                <w:sz w:val="17"/>
+                <w:szCs w:val="17"/>
+              </w:rPr>
+              <w:t>-</w:t>
+            </w:r>
+          </w:p>
+        </w:tc>
+        <w:tc>
+          <w:tcPr>
+            <w:tcW w:w="200" w:type="pct"/>
+            <w:tcMar>
+              <w:top w:w="60" w:type="dxa"/>
+              <w:left w:w="80" w:type="dxa"/>
+              <w:bottom w:w="60" w:type="dxa"/>
+              <w:right w:w="80" w:type="dxa"/>
+            </w:tcMar>
+            <w:vAlign w:val="center"/>
+          </w:tcPr>
+          <w:p/>
+        </w:tc>
+        <w:tc>
+          <w:tcPr>
+            <w:tcW w:w="400" w:type="pct"/>
+            <w:tcMar>
+              <w:top w:w="60" w:type="dxa"/>
+              <w:left w:w="80" w:type="dxa"/>
+              <w:bottom w:w="60" w:type="dxa"/>
+              <w:right w:w="80" w:type="dxa"/>
+            </w:tcMar>
+            <w:vAlign w:val="center"/>
+          </w:tcPr>
+          <w:p>
+            <w:r>
+              <w:rPr>
+                <w:sz w:val="18"/>
+                <w:szCs w:val="18"/>
+              </w:rPr>
+              <w:t>CategoriaVisitante</w:t>
+            </w:r>
+          </w:p>
+        </w:tc>
+        <w:tc>
+          <w:tcPr>
+            <w:tcW w:w="300" w:type="pct"/>
+            <w:tcMar>
+              <w:top w:w="60" w:type="dxa"/>
+              <w:left w:w="80" w:type="dxa"/>
+              <w:bottom w:w="60" w:type="dxa"/>
+              <w:right w:w="80" w:type="dxa"/>
+            </w:tcMar>
+            <w:vAlign w:val="center"/>
+          </w:tcPr>
+          <w:p>
+            <w:r>
+              <w:rPr>
+                <w:sz w:val="17"/>
+                <w:szCs w:val="17"/>
+              </w:rPr>
+              <w:t>Sí</w:t>
+            </w:r>
+          </w:p>
+        </w:tc>
+        <w:tc>
+          <w:tcPr>
+            <w:tcW w:w="2250" w:type="pct"/>
+            <w:tcMar>
+              <w:top w:w="60" w:type="dxa"/>
+              <w:left w:w="80" w:type="dxa"/>
+              <w:bottom w:w="60" w:type="dxa"/>
+              <w:right w:w="80" w:type="dxa"/>
+            </w:tcMar>
+            <w:vAlign w:val="center"/>
+          </w:tcPr>
+          <w:p>
+            <w:r>
+              <w:rPr>
+                <w:sz w:val="17"/>
+                <w:szCs w:val="17"/>
+              </w:rPr>
+              <w:t>FK → CategoriaVisitante(CatIdCategoria). Categoría aplicada en el tren. NULL si el informe no incluye servicio de tren.</w:t>
+            </w:r>
+          </w:p>
+        </w:tc>
+      </w:tr>
+      <w:tr>
+        <w:tc>
+          <w:tcPr>
+            <w:tcW w:w="900" w:type="pct"/>
+            <w:tcMar>
+              <w:top w:w="60" w:type="dxa"/>
+              <w:left w:w="80" w:type="dxa"/>
+              <w:bottom w:w="60" w:type="dxa"/>
+              <w:right w:w="80" w:type="dxa"/>
+            </w:tcMar>
+            <w:vAlign w:val="center"/>
+          </w:tcPr>
+          <w:p>
+            <w:r>
+              <w:rPr>
+                <w:sz w:val="17"/>
+                <w:szCs w:val="17"/>
+              </w:rPr>
+              <w:t>IviIdCategoriaZona</w:t>
+            </w:r>
+          </w:p>
+        </w:tc>
+        <w:tc>
+          <w:tcPr>
+            <w:tcW w:w="650" w:type="pct"/>
+            <w:tcMar>
+              <w:top w:w="60" w:type="dxa"/>
+              <w:left w:w="80" w:type="dxa"/>
+              <w:bottom w:w="60" w:type="dxa"/>
+              <w:right w:w="80" w:type="dxa"/>
+            </w:tcMar>
+            <w:vAlign w:val="center"/>
+          </w:tcPr>
+          <w:p>
+            <w:r>
+              <w:rPr>
+                <w:sz w:val="17"/>
+                <w:szCs w:val="17"/>
+              </w:rPr>
+              <w:t>INTEGER</w:t>
+            </w:r>
+          </w:p>
+        </w:tc>
+        <w:tc>
+          <w:tcPr>
+            <w:tcW w:w="300" w:type="pct"/>
+            <w:tcMar>
+              <w:top w:w="60" w:type="dxa"/>
+              <w:left w:w="80" w:type="dxa"/>
+              <w:bottom w:w="60" w:type="dxa"/>
+              <w:right w:w="80" w:type="dxa"/>
+            </w:tcMar>
+            <w:vAlign w:val="center"/>
+          </w:tcPr>
+          <w:p>
+            <w:r>
+              <w:rPr>
+                <w:sz w:val="17"/>
+                <w:szCs w:val="17"/>
+              </w:rPr>
+              <w:t>-</w:t>
+            </w:r>
+          </w:p>
+        </w:tc>
+        <w:tc>
+          <w:tcPr>
+            <w:tcW w:w="200" w:type="pct"/>
+            <w:tcMar>
+              <w:top w:w="60" w:type="dxa"/>
+              <w:left w:w="80" w:type="dxa"/>
+              <w:bottom w:w="60" w:type="dxa"/>
+              <w:right w:w="80" w:type="dxa"/>
+            </w:tcMar>
+            <w:vAlign w:val="center"/>
+          </w:tcPr>
+          <w:p/>
+        </w:tc>
+        <w:tc>
+          <w:tcPr>
+            <w:tcW w:w="400" w:type="pct"/>
+            <w:tcMar>
+              <w:top w:w="60" w:type="dxa"/>
+              <w:left w:w="80" w:type="dxa"/>
+              <w:bottom w:w="60" w:type="dxa"/>
+              <w:right w:w="80" w:type="dxa"/>
+            </w:tcMar>
+            <w:vAlign w:val="center"/>
+          </w:tcPr>
+          <w:p>
+            <w:r>
+              <w:rPr>
+                <w:sz w:val="18"/>
+                <w:szCs w:val="18"/>
+              </w:rPr>
+              <w:t>CategoriaVisitante</w:t>
+            </w:r>
+          </w:p>
+        </w:tc>
+        <w:tc>
+          <w:tcPr>
+            <w:tcW w:w="300" w:type="pct"/>
+            <w:tcMar>
+              <w:top w:w="60" w:type="dxa"/>
+              <w:left w:w="80" w:type="dxa"/>
+              <w:bottom w:w="60" w:type="dxa"/>
+              <w:right w:w="80" w:type="dxa"/>
+            </w:tcMar>
+            <w:vAlign w:val="center"/>
+          </w:tcPr>
+          <w:p>
+            <w:r>
+              <w:rPr>
+                <w:sz w:val="17"/>
+                <w:szCs w:val="17"/>
+              </w:rPr>
+              <w:t>No</w:t>
+            </w:r>
+          </w:p>
+        </w:tc>
+        <w:tc>
+          <w:tcPr>
+            <w:tcW w:w="2250" w:type="pct"/>
+            <w:tcMar>
+              <w:top w:w="60" w:type="dxa"/>
+              <w:left w:w="80" w:type="dxa"/>
+              <w:bottom w:w="60" w:type="dxa"/>
+              <w:right w:w="80" w:type="dxa"/>
+            </w:tcMar>
+            <w:vAlign w:val="center"/>
+          </w:tcPr>
+          <w:p>
+            <w:r>
+              <w:rPr>
+                <w:sz w:val="17"/>
+                <w:szCs w:val="17"/>
+              </w:rPr>
+              <w:t>FK → CategoriaVisitante(CatIdCategoria). Categoría aplicada en la entrada a la zona.</w:t>
+            </w:r>
+          </w:p>
+        </w:tc>
+      </w:tr>
+      <w:tr>
+        <w:tc>
+          <w:tcPr>
+            <w:tcW w:w="900" w:type="pct"/>
+            <w:tcMar>
+              <w:top w:w="60" w:type="dxa"/>
+              <w:left w:w="80" w:type="dxa"/>
+              <w:bottom w:w="60" w:type="dxa"/>
+              <w:right w:w="80" w:type="dxa"/>
+            </w:tcMar>
+            <w:vAlign w:val="center"/>
+          </w:tcPr>
+          <w:p>
+            <w:r>
+              <w:rPr>
+                <w:sz w:val="17"/>
+                <w:szCs w:val="17"/>
+              </w:rPr>
+              <w:t>IviSubtotalTren</w:t>
+            </w:r>
+          </w:p>
+        </w:tc>
+        <w:tc>
+          <w:tcPr>
+            <w:tcW w:w="650" w:type="pct"/>
+            <w:tcMar>
+              <w:top w:w="60" w:type="dxa"/>
+              <w:left w:w="80" w:type="dxa"/>
+              <w:bottom w:w="60" w:type="dxa"/>
+              <w:right w:w="80" w:type="dxa"/>
+            </w:tcMar>
+            <w:vAlign w:val="center"/>
+          </w:tcPr>
+          <w:p>
+            <w:r>
+              <w:rPr>
+                <w:sz w:val="17"/>
+                <w:szCs w:val="17"/>
+              </w:rPr>
+              <w:t>NUMERIC(7,2)</w:t>
+            </w:r>
+          </w:p>
+        </w:tc>
+        <w:tc>
+          <w:tcPr>
+            <w:tcW w:w="300" w:type="pct"/>
+            <w:tcMar>
+              <w:top w:w="60" w:type="dxa"/>
+              <w:left w:w="80" w:type="dxa"/>
+              <w:bottom w:w="60" w:type="dxa"/>
+              <w:right w:w="80" w:type="dxa"/>
+            </w:tcMar>
+            <w:vAlign w:val="center"/>
+          </w:tcPr>
+          <w:p>
+            <w:r>
+              <w:rPr>
+                <w:sz w:val="17"/>
+                <w:szCs w:val="17"/>
+              </w:rPr>
+              <w:t>-</w:t>
+            </w:r>
+          </w:p>
+        </w:tc>
+        <w:tc>
+          <w:tcPr>
+            <w:tcW w:w="200" w:type="pct"/>
+            <w:tcMar>
+              <w:top w:w="60" w:type="dxa"/>
+              <w:left w:w="80" w:type="dxa"/>
+              <w:bottom w:w="60" w:type="dxa"/>
+              <w:right w:w="80" w:type="dxa"/>
+            </w:tcMar>
+            <w:vAlign w:val="center"/>
+          </w:tcPr>
+          <w:p/>
+        </w:tc>
+        <w:tc>
+          <w:tcPr>
+            <w:tcW w:w="400" w:type="pct"/>
+            <w:tcMar>
+              <w:top w:w="60" w:type="dxa"/>
+              <w:left w:w="80" w:type="dxa"/>
+              <w:bottom w:w="60" w:type="dxa"/>
+              <w:right w:w="80" w:type="dxa"/>
+            </w:tcMar>
+            <w:vAlign w:val="center"/>
+          </w:tcPr>
+          <w:p/>
+        </w:tc>
+        <w:tc>
+          <w:tcPr>
+            <w:tcW w:w="300" w:type="pct"/>
+            <w:tcMar>
+              <w:top w:w="60" w:type="dxa"/>
+              <w:left w:w="80" w:type="dxa"/>
+              <w:bottom w:w="60" w:type="dxa"/>
+              <w:right w:w="80" w:type="dxa"/>
+            </w:tcMar>
+            <w:vAlign w:val="center"/>
+          </w:tcPr>
+          <w:p>
+            <w:r>
+              <w:rPr>
+                <w:sz w:val="17"/>
+                <w:szCs w:val="17"/>
+              </w:rPr>
+              <w:t>No</w:t>
+            </w:r>
+          </w:p>
+        </w:tc>
+        <w:tc>
+          <w:tcPr>
+            <w:tcW w:w="2250" w:type="pct"/>
+            <w:tcMar>
+              <w:top w:w="60" w:type="dxa"/>
+              <w:left w:w="80" w:type="dxa"/>
+              <w:bottom w:w="60" w:type="dxa"/>
+              <w:right w:w="80" w:type="dxa"/>
+            </w:tcMar>
+            <w:vAlign w:val="center"/>
+          </w:tcPr>
+          <w:p>
+            <w:r>
+              <w:rPr>
+                <w:sz w:val="17"/>
+                <w:szCs w:val="17"/>
+              </w:rPr>
+              <w:t>Importe del tren para esta línea (tarifa base × factor × cantidad).</w:t>
+            </w:r>
+          </w:p>
+        </w:tc>
+      </w:tr>
+      <w:tr>
+        <w:tc>
+          <w:tcPr>
+            <w:tcW w:w="900" w:type="pct"/>
+            <w:tcMar>
+              <w:top w:w="60" w:type="dxa"/>
+              <w:left w:w="80" w:type="dxa"/>
+              <w:bottom w:w="60" w:type="dxa"/>
+              <w:right w:w="80" w:type="dxa"/>
+            </w:tcMar>
+            <w:vAlign w:val="center"/>
+          </w:tcPr>
+          <w:p>
+            <w:r>
+              <w:rPr>
+                <w:sz w:val="17"/>
+                <w:szCs w:val="17"/>
+              </w:rPr>
+              <w:t>IviSubtotalZona</w:t>
+            </w:r>
+          </w:p>
+        </w:tc>
+        <w:tc>
+          <w:tcPr>
+            <w:tcW w:w="650" w:type="pct"/>
+            <w:tcMar>
+              <w:top w:w="60" w:type="dxa"/>
+              <w:left w:w="80" w:type="dxa"/>
+              <w:bottom w:w="60" w:type="dxa"/>
+              <w:right w:w="80" w:type="dxa"/>
+            </w:tcMar>
+            <w:vAlign w:val="center"/>
+          </w:tcPr>
+          <w:p>
+            <w:r>
+              <w:rPr>
+                <w:sz w:val="17"/>
+                <w:szCs w:val="17"/>
+              </w:rPr>
+              <w:t>NUMERIC(7,2)</w:t>
+            </w:r>
+          </w:p>
+        </w:tc>
+        <w:tc>
+          <w:tcPr>
+            <w:tcW w:w="300" w:type="pct"/>
+            <w:tcMar>
+              <w:top w:w="60" w:type="dxa"/>
+              <w:left w:w="80" w:type="dxa"/>
+              <w:bottom w:w="60" w:type="dxa"/>
+              <w:right w:w="80" w:type="dxa"/>
+            </w:tcMar>
+            <w:vAlign w:val="center"/>
+          </w:tcPr>
+          <w:p>
+            <w:r>
+              <w:rPr>
+                <w:sz w:val="17"/>
+                <w:szCs w:val="17"/>
+              </w:rPr>
+              <w:t>-</w:t>
+            </w:r>
+          </w:p>
+        </w:tc>
+        <w:tc>
+          <w:tcPr>
+            <w:tcW w:w="200" w:type="pct"/>
+            <w:tcMar>
+              <w:top w:w="60" w:type="dxa"/>
+              <w:left w:w="80" w:type="dxa"/>
+              <w:bottom w:w="60" w:type="dxa"/>
+              <w:right w:w="80" w:type="dxa"/>
+            </w:tcMar>
+            <w:vAlign w:val="center"/>
+          </w:tcPr>
+          <w:p/>
+        </w:tc>
+        <w:tc>
+          <w:tcPr>
+            <w:tcW w:w="400" w:type="pct"/>
+            <w:tcMar>
+              <w:top w:w="60" w:type="dxa"/>
+              <w:left w:w="80" w:type="dxa"/>
+              <w:bottom w:w="60" w:type="dxa"/>
+              <w:right w:w="80" w:type="dxa"/>
+            </w:tcMar>
+            <w:vAlign w:val="center"/>
+          </w:tcPr>
+          <w:p/>
+        </w:tc>
+        <w:tc>
+          <w:tcPr>
+            <w:tcW w:w="300" w:type="pct"/>
+            <w:tcMar>
+              <w:top w:w="60" w:type="dxa"/>
+              <w:left w:w="80" w:type="dxa"/>
+              <w:bottom w:w="60" w:type="dxa"/>
+              <w:right w:w="80" w:type="dxa"/>
+            </w:tcMar>
+            <w:vAlign w:val="center"/>
+          </w:tcPr>
+          <w:p>
+            <w:r>
+              <w:rPr>
+                <w:sz w:val="17"/>
+                <w:szCs w:val="17"/>
+              </w:rPr>
+              <w:t>No</w:t>
+            </w:r>
+          </w:p>
+        </w:tc>
+        <w:tc>
+          <w:tcPr>
+            <w:tcW w:w="2250" w:type="pct"/>
+            <w:tcMar>
+              <w:top w:w="60" w:type="dxa"/>
+              <w:left w:w="80" w:type="dxa"/>
+              <w:bottom w:w="60" w:type="dxa"/>
+              <w:right w:w="80" w:type="dxa"/>
+            </w:tcMar>
+            <w:vAlign w:val="center"/>
+          </w:tcPr>
+          <w:p>
+            <w:r>
+              <w:rPr>
+                <w:sz w:val="17"/>
+                <w:szCs w:val="17"/>
+              </w:rPr>
+              <w:t>Importe de la entrada para esta línea (costo base × factor × cantidad).</w:t>
+            </w:r>
+          </w:p>
+        </w:tc>
+      </w:tr>
+    </w:tbl>
+    <w:p>
+      <w:pPr>
+        <w:tabs>
+          <w:tab w:val="left" w:pos="708"/>
+          <w:tab w:val="left" w:pos="1416"/>
+          <w:tab w:val="left" w:pos="2124"/>
+        </w:tabs>
+        <w:ind w:left="708"/>
+        <w:rPr>
+          <w:b/>
+          <w:bCs/>
+        </w:rPr>
+      </w:pPr>
+    </w:p>
+    <w:p>
+      <w:pPr>
+        <w:tabs>
+          <w:tab w:val="left" w:pos="708"/>
+          <w:tab w:val="left" w:pos="1416"/>
+          <w:tab w:val="left" w:pos="2124"/>
+        </w:tabs>
+        <w:ind w:left="708"/>
+        <w:rPr>
+          <w:b/>
+          <w:bCs/>
+        </w:rPr>
+      </w:pPr>
+      <w:r>
+        <w:rPr>
+          <w:b/>
+          <w:bCs/>
+        </w:rPr>
+        <w:br/>
+      </w:r>
+      <w:r>
+        <w:rPr>
+          <w:b/>
+          <w:bCs/>
+        </w:rPr>
+        <w:br/>
+      </w:r>
+      <w:r>
+        <w:rPr>
+          <w:b/>
+          <w:bCs/>
+        </w:rPr>
+        <w:br/>
+      </w:r>
+      <w:r>
+        <w:rPr>
+          <w:b/>
+          <w:bCs/>
+        </w:rPr>
+        <w:br/>
+      </w:r>
+      <w:r>
+        <w:rPr>
+          <w:b/>
+          <w:bCs/>
+        </w:rPr>
+        <w:lastRenderedPageBreak/>
+        <w:br/>
+      </w:r>
+      <w:proofErr w:type="spellStart"/>
+      <w:r>
+        <w:rPr>
+          <w:b/>
+          <w:bCs/>
+        </w:rPr>
+        <w:t>control_aforo</w:t>
+      </w:r>
+      <w:proofErr w:type="spellEnd"/>
     </w:p>
     <w:tbl>
       <w:tblPr>
@@ -27767,7 +30842,7 @@
                 <w:sz w:val="17"/>
                 <w:szCs w:val="17"/>
               </w:rPr>
-              <w:t>IviIdVisitante</w:t>
+              <w:t>AfoIdAforo</w:t>
             </w:r>
           </w:p>
         </w:tc>
@@ -27885,7 +30960,7 @@
                 <w:sz w:val="17"/>
                 <w:szCs w:val="17"/>
               </w:rPr>
-              <w:t>Identificador único de la línea de visitantes (generado automáticamente)</w:t>
+              <w:t>Identificador único del registro de aforo (generado automáticamente)</w:t>
             </w:r>
           </w:p>
         </w:tc>
@@ -27908,7 +30983,7 @@
                 <w:sz w:val="17"/>
                 <w:szCs w:val="17"/>
               </w:rPr>
-              <w:t>IviIdInforme</w:t>
+              <w:t>AfoIdZona</w:t>
             </w:r>
           </w:p>
         </w:tc>
@@ -27965,15 +31040,7 @@
             </w:tcMar>
             <w:vAlign w:val="center"/>
           </w:tcPr>
-          <w:p>
-            <w:r>
-              <w:rPr>
-                <w:sz w:val="17"/>
-                <w:szCs w:val="17"/>
-              </w:rPr>
-              <w:t/>
-            </w:r>
-          </w:p>
+          <w:p/>
         </w:tc>
         <w:tc>
           <w:tcPr>
@@ -27989,10 +31056,10 @@
           <w:p>
             <w:r>
               <w:rPr>
-                <w:sz w:val="18"/>
-                <w:szCs w:val="18"/>
-              </w:rPr>
-              <w:t>InformePlanificacion</w:t>
+                <w:sz w:val="17"/>
+                <w:szCs w:val="17"/>
+              </w:rPr>
+              <w:t>ZonaTuristica</w:t>
             </w:r>
           </w:p>
         </w:tc>
@@ -28034,7 +31101,7 @@
                 <w:sz w:val="17"/>
                 <w:szCs w:val="17"/>
               </w:rPr>
-              <w:t>FK → InformePlanificacion(InfIdInforme). Informe al que pertenece la línea.</w:t>
+              <w:t>FK → ZonaTuristica(ZonIdZona). Zona turística cuyo aforo se controla.</w:t>
             </w:r>
           </w:p>
         </w:tc>
@@ -28057,7 +31124,7 @@
                 <w:sz w:val="17"/>
                 <w:szCs w:val="17"/>
               </w:rPr>
-              <w:t>IviEdad</w:t>
+              <w:t>AfoFecha</w:t>
             </w:r>
           </w:p>
         </w:tc>
@@ -28078,7 +31145,7 @@
                 <w:sz w:val="17"/>
                 <w:szCs w:val="17"/>
               </w:rPr>
-              <w:t>SMALLINT</w:t>
+              <w:t>DATE</w:t>
             </w:r>
           </w:p>
         </w:tc>
@@ -28114,15 +31181,7 @@
             </w:tcMar>
             <w:vAlign w:val="center"/>
           </w:tcPr>
-          <w:p>
-            <w:r>
-              <w:rPr>
-                <w:sz w:val="17"/>
-                <w:szCs w:val="17"/>
-              </w:rPr>
-              <w:t/>
-            </w:r>
-          </w:p>
+          <w:p/>
         </w:tc>
         <w:tc>
           <w:tcPr>
@@ -28175,1378 +31234,7 @@
                 <w:sz w:val="17"/>
                 <w:szCs w:val="17"/>
               </w:rPr>
-              <w:t>Edad de los visitantes de esta línea, en años. El par (IviIdInforme, IviEdad) es único: todos los visitantes de la misma edad se consolidan en una sola fila.</w:t>
-            </w:r>
-          </w:p>
-        </w:tc>
-      </w:tr>
-      <w:tr>
-        <w:tc>
-          <w:tcPr>
-            <w:tcW w:w="900" w:type="pct"/>
-            <w:tcMar>
-              <w:top w:w="60" w:type="dxa"/>
-              <w:left w:w="80" w:type="dxa"/>
-              <w:bottom w:w="60" w:type="dxa"/>
-              <w:right w:w="80" w:type="dxa"/>
-            </w:tcMar>
-            <w:vAlign w:val="center"/>
-          </w:tcPr>
-          <w:p>
-            <w:r>
-              <w:rPr>
-                <w:sz w:val="17"/>
-                <w:szCs w:val="17"/>
-              </w:rPr>
-              <w:t>IviCantidad</w:t>
-            </w:r>
-          </w:p>
-        </w:tc>
-        <w:tc>
-          <w:tcPr>
-            <w:tcW w:w="650" w:type="pct"/>
-            <w:tcMar>
-              <w:top w:w="60" w:type="dxa"/>
-              <w:left w:w="80" w:type="dxa"/>
-              <w:bottom w:w="60" w:type="dxa"/>
-              <w:right w:w="80" w:type="dxa"/>
-            </w:tcMar>
-            <w:vAlign w:val="center"/>
-          </w:tcPr>
-          <w:p>
-            <w:r>
-              <w:rPr>
-                <w:sz w:val="17"/>
-                <w:szCs w:val="17"/>
-              </w:rPr>
-              <w:t>SMALLINT</w:t>
-            </w:r>
-          </w:p>
-        </w:tc>
-        <w:tc>
-          <w:tcPr>
-            <w:tcW w:w="300" w:type="pct"/>
-            <w:tcMar>
-              <w:top w:w="60" w:type="dxa"/>
-              <w:left w:w="80" w:type="dxa"/>
-              <w:bottom w:w="60" w:type="dxa"/>
-              <w:right w:w="80" w:type="dxa"/>
-            </w:tcMar>
-            <w:vAlign w:val="center"/>
-          </w:tcPr>
-          <w:p>
-            <w:r>
-              <w:rPr>
-                <w:sz w:val="17"/>
-                <w:szCs w:val="17"/>
-              </w:rPr>
-              <w:t>-</w:t>
-            </w:r>
-          </w:p>
-        </w:tc>
-        <w:tc>
-          <w:tcPr>
-            <w:tcW w:w="200" w:type="pct"/>
-            <w:tcMar>
-              <w:top w:w="60" w:type="dxa"/>
-              <w:left w:w="80" w:type="dxa"/>
-              <w:bottom w:w="60" w:type="dxa"/>
-              <w:right w:w="80" w:type="dxa"/>
-            </w:tcMar>
-            <w:vAlign w:val="center"/>
-          </w:tcPr>
-          <w:p>
-            <w:r>
-              <w:rPr>
-                <w:sz w:val="17"/>
-                <w:szCs w:val="17"/>
-              </w:rPr>
-              <w:t/>
-            </w:r>
-          </w:p>
-        </w:tc>
-        <w:tc>
-          <w:tcPr>
-            <w:tcW w:w="400" w:type="pct"/>
-            <w:tcMar>
-              <w:top w:w="60" w:type="dxa"/>
-              <w:left w:w="80" w:type="dxa"/>
-              <w:bottom w:w="60" w:type="dxa"/>
-              <w:right w:w="80" w:type="dxa"/>
-            </w:tcMar>
-            <w:vAlign w:val="center"/>
-          </w:tcPr>
-          <w:p/>
-        </w:tc>
-        <w:tc>
-          <w:tcPr>
-            <w:tcW w:w="300" w:type="pct"/>
-            <w:tcMar>
-              <w:top w:w="60" w:type="dxa"/>
-              <w:left w:w="80" w:type="dxa"/>
-              <w:bottom w:w="60" w:type="dxa"/>
-              <w:right w:w="80" w:type="dxa"/>
-            </w:tcMar>
-            <w:vAlign w:val="center"/>
-          </w:tcPr>
-          <w:p>
-            <w:r>
-              <w:rPr>
-                <w:sz w:val="17"/>
-                <w:szCs w:val="17"/>
-              </w:rPr>
-              <w:t>No</w:t>
-            </w:r>
-          </w:p>
-        </w:tc>
-        <w:tc>
-          <w:tcPr>
-            <w:tcW w:w="2250" w:type="pct"/>
-            <w:tcMar>
-              <w:top w:w="60" w:type="dxa"/>
-              <w:left w:w="80" w:type="dxa"/>
-              <w:bottom w:w="60" w:type="dxa"/>
-              <w:right w:w="80" w:type="dxa"/>
-            </w:tcMar>
-            <w:vAlign w:val="center"/>
-          </w:tcPr>
-          <w:p>
-            <w:r>
-              <w:rPr>
-                <w:sz w:val="17"/>
-                <w:szCs w:val="17"/>
-              </w:rPr>
-              <w:t>Número de personas de esa edad en el grupo. Su suma es la que se descuenta del aforo.</w:t>
-            </w:r>
-          </w:p>
-        </w:tc>
-      </w:tr>
-      <w:tr>
-        <w:tc>
-          <w:tcPr>
-            <w:tcW w:w="900" w:type="pct"/>
-            <w:tcMar>
-              <w:top w:w="60" w:type="dxa"/>
-              <w:left w:w="80" w:type="dxa"/>
-              <w:bottom w:w="60" w:type="dxa"/>
-              <w:right w:w="80" w:type="dxa"/>
-            </w:tcMar>
-            <w:vAlign w:val="center"/>
-          </w:tcPr>
-          <w:p>
-            <w:r>
-              <w:rPr>
-                <w:sz w:val="17"/>
-                <w:szCs w:val="17"/>
-              </w:rPr>
-              <w:t>IviIdCategoriaTren</w:t>
-            </w:r>
-          </w:p>
-        </w:tc>
-        <w:tc>
-          <w:tcPr>
-            <w:tcW w:w="650" w:type="pct"/>
-            <w:tcMar>
-              <w:top w:w="60" w:type="dxa"/>
-              <w:left w:w="80" w:type="dxa"/>
-              <w:bottom w:w="60" w:type="dxa"/>
-              <w:right w:w="80" w:type="dxa"/>
-            </w:tcMar>
-            <w:vAlign w:val="center"/>
-          </w:tcPr>
-          <w:p>
-            <w:r>
-              <w:rPr>
-                <w:sz w:val="17"/>
-                <w:szCs w:val="17"/>
-              </w:rPr>
-              <w:t>INTEGER</w:t>
-            </w:r>
-          </w:p>
-        </w:tc>
-        <w:tc>
-          <w:tcPr>
-            <w:tcW w:w="300" w:type="pct"/>
-            <w:tcMar>
-              <w:top w:w="60" w:type="dxa"/>
-              <w:left w:w="80" w:type="dxa"/>
-              <w:bottom w:w="60" w:type="dxa"/>
-              <w:right w:w="80" w:type="dxa"/>
-            </w:tcMar>
-            <w:vAlign w:val="center"/>
-          </w:tcPr>
-          <w:p>
-            <w:r>
-              <w:rPr>
-                <w:sz w:val="17"/>
-                <w:szCs w:val="17"/>
-              </w:rPr>
-              <w:t>-</w:t>
-            </w:r>
-          </w:p>
-        </w:tc>
-        <w:tc>
-          <w:tcPr>
-            <w:tcW w:w="200" w:type="pct"/>
-            <w:tcMar>
-              <w:top w:w="60" w:type="dxa"/>
-              <w:left w:w="80" w:type="dxa"/>
-              <w:bottom w:w="60" w:type="dxa"/>
-              <w:right w:w="80" w:type="dxa"/>
-            </w:tcMar>
-            <w:vAlign w:val="center"/>
-          </w:tcPr>
-          <w:p>
-            <w:r>
-              <w:rPr>
-                <w:sz w:val="17"/>
-                <w:szCs w:val="17"/>
-              </w:rPr>
-              <w:t/>
-            </w:r>
-          </w:p>
-        </w:tc>
-        <w:tc>
-          <w:tcPr>
-            <w:tcW w:w="400" w:type="pct"/>
-            <w:tcMar>
-              <w:top w:w="60" w:type="dxa"/>
-              <w:left w:w="80" w:type="dxa"/>
-              <w:bottom w:w="60" w:type="dxa"/>
-              <w:right w:w="80" w:type="dxa"/>
-            </w:tcMar>
-            <w:vAlign w:val="center"/>
-          </w:tcPr>
-          <w:p>
-            <w:r>
-              <w:rPr>
-                <w:sz w:val="18"/>
-                <w:szCs w:val="18"/>
-              </w:rPr>
-              <w:t>CategoriaVisitante</w:t>
-            </w:r>
-          </w:p>
-        </w:tc>
-        <w:tc>
-          <w:tcPr>
-            <w:tcW w:w="300" w:type="pct"/>
-            <w:tcMar>
-              <w:top w:w="60" w:type="dxa"/>
-              <w:left w:w="80" w:type="dxa"/>
-              <w:bottom w:w="60" w:type="dxa"/>
-              <w:right w:w="80" w:type="dxa"/>
-            </w:tcMar>
-            <w:vAlign w:val="center"/>
-          </w:tcPr>
-          <w:p>
-            <w:r>
-              <w:rPr>
-                <w:sz w:val="17"/>
-                <w:szCs w:val="17"/>
-              </w:rPr>
-              <w:t>Sí</w:t>
-            </w:r>
-          </w:p>
-        </w:tc>
-        <w:tc>
-          <w:tcPr>
-            <w:tcW w:w="2250" w:type="pct"/>
-            <w:tcMar>
-              <w:top w:w="60" w:type="dxa"/>
-              <w:left w:w="80" w:type="dxa"/>
-              <w:bottom w:w="60" w:type="dxa"/>
-              <w:right w:w="80" w:type="dxa"/>
-            </w:tcMar>
-            <w:vAlign w:val="center"/>
-          </w:tcPr>
-          <w:p>
-            <w:r>
-              <w:rPr>
-                <w:sz w:val="17"/>
-                <w:szCs w:val="17"/>
-              </w:rPr>
-              <w:t>FK → CategoriaVisitante(CatIdCategoria). Categoría aplicada en el tren. NULL si el informe no incluye servicio de tren.</w:t>
-            </w:r>
-          </w:p>
-        </w:tc>
-      </w:tr>
-      <w:tr>
-        <w:tc>
-          <w:tcPr>
-            <w:tcW w:w="900" w:type="pct"/>
-            <w:tcMar>
-              <w:top w:w="60" w:type="dxa"/>
-              <w:left w:w="80" w:type="dxa"/>
-              <w:bottom w:w="60" w:type="dxa"/>
-              <w:right w:w="80" w:type="dxa"/>
-            </w:tcMar>
-            <w:vAlign w:val="center"/>
-          </w:tcPr>
-          <w:p>
-            <w:r>
-              <w:rPr>
-                <w:sz w:val="17"/>
-                <w:szCs w:val="17"/>
-              </w:rPr>
-              <w:t>IviIdCategoriaZona</w:t>
-            </w:r>
-          </w:p>
-        </w:tc>
-        <w:tc>
-          <w:tcPr>
-            <w:tcW w:w="650" w:type="pct"/>
-            <w:tcMar>
-              <w:top w:w="60" w:type="dxa"/>
-              <w:left w:w="80" w:type="dxa"/>
-              <w:bottom w:w="60" w:type="dxa"/>
-              <w:right w:w="80" w:type="dxa"/>
-            </w:tcMar>
-            <w:vAlign w:val="center"/>
-          </w:tcPr>
-          <w:p>
-            <w:r>
-              <w:rPr>
-                <w:sz w:val="17"/>
-                <w:szCs w:val="17"/>
-              </w:rPr>
-              <w:t>INTEGER</w:t>
-            </w:r>
-          </w:p>
-        </w:tc>
-        <w:tc>
-          <w:tcPr>
-            <w:tcW w:w="300" w:type="pct"/>
-            <w:tcMar>
-              <w:top w:w="60" w:type="dxa"/>
-              <w:left w:w="80" w:type="dxa"/>
-              <w:bottom w:w="60" w:type="dxa"/>
-              <w:right w:w="80" w:type="dxa"/>
-            </w:tcMar>
-            <w:vAlign w:val="center"/>
-          </w:tcPr>
-          <w:p>
-            <w:r>
-              <w:rPr>
-                <w:sz w:val="17"/>
-                <w:szCs w:val="17"/>
-              </w:rPr>
-              <w:t>-</w:t>
-            </w:r>
-          </w:p>
-        </w:tc>
-        <w:tc>
-          <w:tcPr>
-            <w:tcW w:w="200" w:type="pct"/>
-            <w:tcMar>
-              <w:top w:w="60" w:type="dxa"/>
-              <w:left w:w="80" w:type="dxa"/>
-              <w:bottom w:w="60" w:type="dxa"/>
-              <w:right w:w="80" w:type="dxa"/>
-            </w:tcMar>
-            <w:vAlign w:val="center"/>
-          </w:tcPr>
-          <w:p>
-            <w:r>
-              <w:rPr>
-                <w:sz w:val="17"/>
-                <w:szCs w:val="17"/>
-              </w:rPr>
-              <w:t/>
-            </w:r>
-          </w:p>
-        </w:tc>
-        <w:tc>
-          <w:tcPr>
-            <w:tcW w:w="400" w:type="pct"/>
-            <w:tcMar>
-              <w:top w:w="60" w:type="dxa"/>
-              <w:left w:w="80" w:type="dxa"/>
-              <w:bottom w:w="60" w:type="dxa"/>
-              <w:right w:w="80" w:type="dxa"/>
-            </w:tcMar>
-            <w:vAlign w:val="center"/>
-          </w:tcPr>
-          <w:p>
-            <w:r>
-              <w:rPr>
-                <w:sz w:val="18"/>
-                <w:szCs w:val="18"/>
-              </w:rPr>
-              <w:t>CategoriaVisitante</w:t>
-            </w:r>
-          </w:p>
-        </w:tc>
-        <w:tc>
-          <w:tcPr>
-            <w:tcW w:w="300" w:type="pct"/>
-            <w:tcMar>
-              <w:top w:w="60" w:type="dxa"/>
-              <w:left w:w="80" w:type="dxa"/>
-              <w:bottom w:w="60" w:type="dxa"/>
-              <w:right w:w="80" w:type="dxa"/>
-            </w:tcMar>
-            <w:vAlign w:val="center"/>
-          </w:tcPr>
-          <w:p>
-            <w:r>
-              <w:rPr>
-                <w:sz w:val="17"/>
-                <w:szCs w:val="17"/>
-              </w:rPr>
-              <w:t>No</w:t>
-            </w:r>
-          </w:p>
-        </w:tc>
-        <w:tc>
-          <w:tcPr>
-            <w:tcW w:w="2250" w:type="pct"/>
-            <w:tcMar>
-              <w:top w:w="60" w:type="dxa"/>
-              <w:left w:w="80" w:type="dxa"/>
-              <w:bottom w:w="60" w:type="dxa"/>
-              <w:right w:w="80" w:type="dxa"/>
-            </w:tcMar>
-            <w:vAlign w:val="center"/>
-          </w:tcPr>
-          <w:p>
-            <w:r>
-              <w:rPr>
-                <w:sz w:val="17"/>
-                <w:szCs w:val="17"/>
-              </w:rPr>
-              <w:t>FK → CategoriaVisitante(CatIdCategoria). Categoría aplicada en la entrada a la zona.</w:t>
-            </w:r>
-          </w:p>
-        </w:tc>
-      </w:tr>
-      <w:tr>
-        <w:tc>
-          <w:tcPr>
-            <w:tcW w:w="900" w:type="pct"/>
-            <w:tcMar>
-              <w:top w:w="60" w:type="dxa"/>
-              <w:left w:w="80" w:type="dxa"/>
-              <w:bottom w:w="60" w:type="dxa"/>
-              <w:right w:w="80" w:type="dxa"/>
-            </w:tcMar>
-            <w:vAlign w:val="center"/>
-          </w:tcPr>
-          <w:p>
-            <w:r>
-              <w:rPr>
-                <w:sz w:val="17"/>
-                <w:szCs w:val="17"/>
-              </w:rPr>
-              <w:t>IviSubtotalTren</w:t>
-            </w:r>
-          </w:p>
-        </w:tc>
-        <w:tc>
-          <w:tcPr>
-            <w:tcW w:w="650" w:type="pct"/>
-            <w:tcMar>
-              <w:top w:w="60" w:type="dxa"/>
-              <w:left w:w="80" w:type="dxa"/>
-              <w:bottom w:w="60" w:type="dxa"/>
-              <w:right w:w="80" w:type="dxa"/>
-            </w:tcMar>
-            <w:vAlign w:val="center"/>
-          </w:tcPr>
-          <w:p>
-            <w:r>
-              <w:rPr>
-                <w:sz w:val="17"/>
-                <w:szCs w:val="17"/>
-              </w:rPr>
-              <w:t>NUMERIC(7,2)</w:t>
-            </w:r>
-          </w:p>
-        </w:tc>
-        <w:tc>
-          <w:tcPr>
-            <w:tcW w:w="300" w:type="pct"/>
-            <w:tcMar>
-              <w:top w:w="60" w:type="dxa"/>
-              <w:left w:w="80" w:type="dxa"/>
-              <w:bottom w:w="60" w:type="dxa"/>
-              <w:right w:w="80" w:type="dxa"/>
-            </w:tcMar>
-            <w:vAlign w:val="center"/>
-          </w:tcPr>
-          <w:p>
-            <w:r>
-              <w:rPr>
-                <w:sz w:val="17"/>
-                <w:szCs w:val="17"/>
-              </w:rPr>
-              <w:t>-</w:t>
-            </w:r>
-          </w:p>
-        </w:tc>
-        <w:tc>
-          <w:tcPr>
-            <w:tcW w:w="200" w:type="pct"/>
-            <w:tcMar>
-              <w:top w:w="60" w:type="dxa"/>
-              <w:left w:w="80" w:type="dxa"/>
-              <w:bottom w:w="60" w:type="dxa"/>
-              <w:right w:w="80" w:type="dxa"/>
-            </w:tcMar>
-            <w:vAlign w:val="center"/>
-          </w:tcPr>
-          <w:p>
-            <w:r>
-              <w:rPr>
-                <w:sz w:val="17"/>
-                <w:szCs w:val="17"/>
-              </w:rPr>
-              <w:t/>
-            </w:r>
-          </w:p>
-        </w:tc>
-        <w:tc>
-          <w:tcPr>
-            <w:tcW w:w="400" w:type="pct"/>
-            <w:tcMar>
-              <w:top w:w="60" w:type="dxa"/>
-              <w:left w:w="80" w:type="dxa"/>
-              <w:bottom w:w="60" w:type="dxa"/>
-              <w:right w:w="80" w:type="dxa"/>
-            </w:tcMar>
-            <w:vAlign w:val="center"/>
-          </w:tcPr>
-          <w:p/>
-        </w:tc>
-        <w:tc>
-          <w:tcPr>
-            <w:tcW w:w="300" w:type="pct"/>
-            <w:tcMar>
-              <w:top w:w="60" w:type="dxa"/>
-              <w:left w:w="80" w:type="dxa"/>
-              <w:bottom w:w="60" w:type="dxa"/>
-              <w:right w:w="80" w:type="dxa"/>
-            </w:tcMar>
-            <w:vAlign w:val="center"/>
-          </w:tcPr>
-          <w:p>
-            <w:r>
-              <w:rPr>
-                <w:sz w:val="17"/>
-                <w:szCs w:val="17"/>
-              </w:rPr>
-              <w:t>No</w:t>
-            </w:r>
-          </w:p>
-        </w:tc>
-        <w:tc>
-          <w:tcPr>
-            <w:tcW w:w="2250" w:type="pct"/>
-            <w:tcMar>
-              <w:top w:w="60" w:type="dxa"/>
-              <w:left w:w="80" w:type="dxa"/>
-              <w:bottom w:w="60" w:type="dxa"/>
-              <w:right w:w="80" w:type="dxa"/>
-            </w:tcMar>
-            <w:vAlign w:val="center"/>
-          </w:tcPr>
-          <w:p>
-            <w:r>
-              <w:rPr>
-                <w:sz w:val="17"/>
-                <w:szCs w:val="17"/>
-              </w:rPr>
-              <w:t>Importe del tren para esta línea (tarifa base × factor × cantidad).</w:t>
-            </w:r>
-          </w:p>
-        </w:tc>
-      </w:tr>
-      <w:tr>
-        <w:tc>
-          <w:tcPr>
-            <w:tcW w:w="900" w:type="pct"/>
-            <w:tcMar>
-              <w:top w:w="60" w:type="dxa"/>
-              <w:left w:w="80" w:type="dxa"/>
-              <w:bottom w:w="60" w:type="dxa"/>
-              <w:right w:w="80" w:type="dxa"/>
-            </w:tcMar>
-            <w:vAlign w:val="center"/>
-          </w:tcPr>
-          <w:p>
-            <w:r>
-              <w:rPr>
-                <w:sz w:val="17"/>
-                <w:szCs w:val="17"/>
-              </w:rPr>
-              <w:t>IviSubtotalZona</w:t>
-            </w:r>
-          </w:p>
-        </w:tc>
-        <w:tc>
-          <w:tcPr>
-            <w:tcW w:w="650" w:type="pct"/>
-            <w:tcMar>
-              <w:top w:w="60" w:type="dxa"/>
-              <w:left w:w="80" w:type="dxa"/>
-              <w:bottom w:w="60" w:type="dxa"/>
-              <w:right w:w="80" w:type="dxa"/>
-            </w:tcMar>
-            <w:vAlign w:val="center"/>
-          </w:tcPr>
-          <w:p>
-            <w:r>
-              <w:rPr>
-                <w:sz w:val="17"/>
-                <w:szCs w:val="17"/>
-              </w:rPr>
-              <w:t>NUMERIC(7,2)</w:t>
-            </w:r>
-          </w:p>
-        </w:tc>
-        <w:tc>
-          <w:tcPr>
-            <w:tcW w:w="300" w:type="pct"/>
-            <w:tcMar>
-              <w:top w:w="60" w:type="dxa"/>
-              <w:left w:w="80" w:type="dxa"/>
-              <w:bottom w:w="60" w:type="dxa"/>
-              <w:right w:w="80" w:type="dxa"/>
-            </w:tcMar>
-            <w:vAlign w:val="center"/>
-          </w:tcPr>
-          <w:p>
-            <w:r>
-              <w:rPr>
-                <w:sz w:val="17"/>
-                <w:szCs w:val="17"/>
-              </w:rPr>
-              <w:t>-</w:t>
-            </w:r>
-          </w:p>
-        </w:tc>
-        <w:tc>
-          <w:tcPr>
-            <w:tcW w:w="200" w:type="pct"/>
-            <w:tcMar>
-              <w:top w:w="60" w:type="dxa"/>
-              <w:left w:w="80" w:type="dxa"/>
-              <w:bottom w:w="60" w:type="dxa"/>
-              <w:right w:w="80" w:type="dxa"/>
-            </w:tcMar>
-            <w:vAlign w:val="center"/>
-          </w:tcPr>
-          <w:p>
-            <w:r>
-              <w:rPr>
-                <w:sz w:val="17"/>
-                <w:szCs w:val="17"/>
-              </w:rPr>
-              <w:t/>
-            </w:r>
-          </w:p>
-        </w:tc>
-        <w:tc>
-          <w:tcPr>
-            <w:tcW w:w="400" w:type="pct"/>
-            <w:tcMar>
-              <w:top w:w="60" w:type="dxa"/>
-              <w:left w:w="80" w:type="dxa"/>
-              <w:bottom w:w="60" w:type="dxa"/>
-              <w:right w:w="80" w:type="dxa"/>
-            </w:tcMar>
-            <w:vAlign w:val="center"/>
-          </w:tcPr>
-          <w:p/>
-        </w:tc>
-        <w:tc>
-          <w:tcPr>
-            <w:tcW w:w="300" w:type="pct"/>
-            <w:tcMar>
-              <w:top w:w="60" w:type="dxa"/>
-              <w:left w:w="80" w:type="dxa"/>
-              <w:bottom w:w="60" w:type="dxa"/>
-              <w:right w:w="80" w:type="dxa"/>
-            </w:tcMar>
-            <w:vAlign w:val="center"/>
-          </w:tcPr>
-          <w:p>
-            <w:r>
-              <w:rPr>
-                <w:sz w:val="17"/>
-                <w:szCs w:val="17"/>
-              </w:rPr>
-              <w:t>No</w:t>
-            </w:r>
-          </w:p>
-        </w:tc>
-        <w:tc>
-          <w:tcPr>
-            <w:tcW w:w="2250" w:type="pct"/>
-            <w:tcMar>
-              <w:top w:w="60" w:type="dxa"/>
-              <w:left w:w="80" w:type="dxa"/>
-              <w:bottom w:w="60" w:type="dxa"/>
-              <w:right w:w="80" w:type="dxa"/>
-            </w:tcMar>
-            <w:vAlign w:val="center"/>
-          </w:tcPr>
-          <w:p>
-            <w:r>
-              <w:rPr>
-                <w:sz w:val="17"/>
-                <w:szCs w:val="17"/>
-              </w:rPr>
-              <w:t>Importe de la entrada para esta línea (costo base × factor × cantidad).</w:t>
-            </w:r>
-          </w:p>
-        </w:tc>
-      </w:tr>
-    </w:tbl>
-    <w:p>
-      <w:pPr>
-        <w:tabs>
-          <w:tab w:val="left" w:pos="708"/>
-          <w:tab w:val="left" w:pos="1416"/>
-          <w:tab w:val="left" w:pos="2124"/>
-        </w:tabs>
-        <w:ind w:left="708"/>
-        <w:rPr>
-          <w:b/>
-          <w:bCs/>
-        </w:rPr>
-      </w:pPr>
-    </w:p>
-    <w:p>
-      <w:pPr>
-        <w:tabs>
-          <w:tab w:val="left" w:pos="708"/>
-          <w:tab w:val="left" w:pos="1416"/>
-          <w:tab w:val="left" w:pos="2124"/>
-        </w:tabs>
-        <w:ind w:left="708"/>
-        <w:rPr>
-          <w:b/>
-          <w:bCs/>
-        </w:rPr>
-      </w:pPr>
-      <w:r>
-        <w:rPr>
-          <w:b/>
-          <w:bCs/>
-        </w:rPr>
-        <w:t>control_aforo</w:t>
-      </w:r>
-    </w:p>
-    <w:tbl>
-      <w:tblPr>
-        <w:tblW w:w="5000" w:type="pct"/>
-        <w:tblBorders>
-          <w:top w:val="single" w:sz="4" w:space="0" w:color="auto"/>
-          <w:left w:val="single" w:sz="4" w:space="0" w:color="auto"/>
-          <w:bottom w:val="single" w:sz="4" w:space="0" w:color="auto"/>
-          <w:right w:val="single" w:sz="4" w:space="0" w:color="auto"/>
-          <w:insideH w:val="single" w:sz="4" w:space="0" w:color="auto"/>
-          <w:insideV w:val="single" w:sz="4" w:space="0" w:color="auto"/>
-        </w:tblBorders>
-        <w:tblCellMar>
-          <w:left w:w="10" w:type="dxa"/>
-          <w:right w:w="10" w:type="dxa"/>
-        </w:tblCellMar>
-        <w:tblLook w:val="04A0" w:firstRow="1" w:lastRow="0" w:firstColumn="1" w:lastColumn="0" w:noHBand="0" w:noVBand="1"/>
-      </w:tblPr>
-      <w:tblGrid>
-        <w:gridCol w:w="1418"/>
-        <w:gridCol w:w="993"/>
-        <w:gridCol w:w="541"/>
-        <w:gridCol w:w="344"/>
-        <w:gridCol w:w="1087"/>
-        <w:gridCol w:w="497"/>
-        <w:gridCol w:w="3614"/>
-      </w:tblGrid>
-      <w:tr>
-        <w:trPr>
-          <w:tblHeader/>
-        </w:trPr>
-        <w:tc>
-          <w:tcPr>
-            <w:tcW w:w="900" w:type="pct"/>
-            <w:shd w:val="clear" w:color="auto" w:fill="D9E2F3"/>
-            <w:tcMar>
-              <w:top w:w="60" w:type="dxa"/>
-              <w:left w:w="80" w:type="dxa"/>
-              <w:bottom w:w="60" w:type="dxa"/>
-              <w:right w:w="80" w:type="dxa"/>
-            </w:tcMar>
-            <w:vAlign w:val="center"/>
-          </w:tcPr>
-          <w:p>
-            <w:r>
-              <w:rPr>
-                <w:b/>
-                <w:bCs/>
-                <w:sz w:val="17"/>
-                <w:szCs w:val="17"/>
-              </w:rPr>
-              <w:t>Campo</w:t>
-            </w:r>
-          </w:p>
-        </w:tc>
-        <w:tc>
-          <w:tcPr>
-            <w:tcW w:w="650" w:type="pct"/>
-            <w:shd w:val="clear" w:color="auto" w:fill="D9E2F3"/>
-            <w:tcMar>
-              <w:top w:w="60" w:type="dxa"/>
-              <w:left w:w="80" w:type="dxa"/>
-              <w:bottom w:w="60" w:type="dxa"/>
-              <w:right w:w="80" w:type="dxa"/>
-            </w:tcMar>
-            <w:vAlign w:val="center"/>
-          </w:tcPr>
-          <w:p>
-            <w:r>
-              <w:rPr>
-                <w:b/>
-                <w:bCs/>
-                <w:sz w:val="17"/>
-                <w:szCs w:val="17"/>
-              </w:rPr>
-              <w:t>Tipo de Dato</w:t>
-            </w:r>
-          </w:p>
-        </w:tc>
-        <w:tc>
-          <w:tcPr>
-            <w:tcW w:w="300" w:type="pct"/>
-            <w:shd w:val="clear" w:color="auto" w:fill="D9E2F3"/>
-            <w:tcMar>
-              <w:top w:w="60" w:type="dxa"/>
-              <w:left w:w="80" w:type="dxa"/>
-              <w:bottom w:w="60" w:type="dxa"/>
-              <w:right w:w="80" w:type="dxa"/>
-            </w:tcMar>
-            <w:vAlign w:val="center"/>
-          </w:tcPr>
-          <w:p>
-            <w:r>
-              <w:rPr>
-                <w:b/>
-                <w:bCs/>
-                <w:sz w:val="17"/>
-                <w:szCs w:val="17"/>
-              </w:rPr>
-              <w:t>Long.</w:t>
-            </w:r>
-          </w:p>
-        </w:tc>
-        <w:tc>
-          <w:tcPr>
-            <w:tcW w:w="200" w:type="pct"/>
-            <w:shd w:val="clear" w:color="auto" w:fill="D9E2F3"/>
-            <w:tcMar>
-              <w:top w:w="60" w:type="dxa"/>
-              <w:left w:w="80" w:type="dxa"/>
-              <w:bottom w:w="60" w:type="dxa"/>
-              <w:right w:w="80" w:type="dxa"/>
-            </w:tcMar>
-            <w:vAlign w:val="center"/>
-          </w:tcPr>
-          <w:p>
-            <w:r>
-              <w:rPr>
-                <w:b/>
-                <w:bCs/>
-                <w:sz w:val="17"/>
-                <w:szCs w:val="17"/>
-              </w:rPr>
-              <w:t>PK</w:t>
-            </w:r>
-          </w:p>
-        </w:tc>
-        <w:tc>
-          <w:tcPr>
-            <w:tcW w:w="400" w:type="pct"/>
-            <w:shd w:val="clear" w:color="auto" w:fill="D9E2F3"/>
-            <w:tcMar>
-              <w:top w:w="60" w:type="dxa"/>
-              <w:left w:w="80" w:type="dxa"/>
-              <w:bottom w:w="60" w:type="dxa"/>
-              <w:right w:w="80" w:type="dxa"/>
-            </w:tcMar>
-            <w:vAlign w:val="center"/>
-          </w:tcPr>
-          <w:p>
-            <w:r>
-              <w:rPr>
-                <w:b/>
-                <w:bCs/>
-                <w:sz w:val="17"/>
-                <w:szCs w:val="17"/>
-              </w:rPr>
-              <w:t>FK</w:t>
-            </w:r>
-          </w:p>
-        </w:tc>
-        <w:tc>
-          <w:tcPr>
-            <w:tcW w:w="300" w:type="pct"/>
-            <w:shd w:val="clear" w:color="auto" w:fill="D9E2F3"/>
-            <w:tcMar>
-              <w:top w:w="60" w:type="dxa"/>
-              <w:left w:w="80" w:type="dxa"/>
-              <w:bottom w:w="60" w:type="dxa"/>
-              <w:right w:w="80" w:type="dxa"/>
-            </w:tcMar>
-            <w:vAlign w:val="center"/>
-          </w:tcPr>
-          <w:p>
-            <w:r>
-              <w:rPr>
-                <w:b/>
-                <w:bCs/>
-                <w:sz w:val="17"/>
-                <w:szCs w:val="17"/>
-              </w:rPr>
-              <w:t>Nulo</w:t>
-            </w:r>
-          </w:p>
-        </w:tc>
-        <w:tc>
-          <w:tcPr>
-            <w:tcW w:w="2250" w:type="pct"/>
-            <w:shd w:val="clear" w:color="auto" w:fill="D9E2F3"/>
-            <w:tcMar>
-              <w:top w:w="60" w:type="dxa"/>
-              <w:left w:w="80" w:type="dxa"/>
-              <w:bottom w:w="60" w:type="dxa"/>
-              <w:right w:w="80" w:type="dxa"/>
-            </w:tcMar>
-            <w:vAlign w:val="center"/>
-          </w:tcPr>
-          <w:p>
-            <w:r>
-              <w:rPr>
-                <w:b/>
-                <w:bCs/>
-                <w:sz w:val="17"/>
-                <w:szCs w:val="17"/>
-              </w:rPr>
-              <w:t>Descripción</w:t>
-            </w:r>
-          </w:p>
-        </w:tc>
-      </w:tr>
-      <w:tr>
-        <w:tc>
-          <w:tcPr>
-            <w:tcW w:w="900" w:type="pct"/>
-            <w:tcMar>
-              <w:top w:w="60" w:type="dxa"/>
-              <w:left w:w="80" w:type="dxa"/>
-              <w:bottom w:w="60" w:type="dxa"/>
-              <w:right w:w="80" w:type="dxa"/>
-            </w:tcMar>
-            <w:vAlign w:val="center"/>
-          </w:tcPr>
-          <w:p>
-            <w:r>
-              <w:rPr>
-                <w:sz w:val="17"/>
-                <w:szCs w:val="17"/>
-              </w:rPr>
-              <w:t>AfoIdAforo</w:t>
-            </w:r>
-          </w:p>
-        </w:tc>
-        <w:tc>
-          <w:tcPr>
-            <w:tcW w:w="650" w:type="pct"/>
-            <w:tcMar>
-              <w:top w:w="60" w:type="dxa"/>
-              <w:left w:w="80" w:type="dxa"/>
-              <w:bottom w:w="60" w:type="dxa"/>
-              <w:right w:w="80" w:type="dxa"/>
-            </w:tcMar>
-            <w:vAlign w:val="center"/>
-          </w:tcPr>
-          <w:p>
-            <w:r>
-              <w:rPr>
-                <w:sz w:val="17"/>
-                <w:szCs w:val="17"/>
-              </w:rPr>
-              <w:t>INTEGER</w:t>
-            </w:r>
-          </w:p>
-        </w:tc>
-        <w:tc>
-          <w:tcPr>
-            <w:tcW w:w="300" w:type="pct"/>
-            <w:tcMar>
-              <w:top w:w="60" w:type="dxa"/>
-              <w:left w:w="80" w:type="dxa"/>
-              <w:bottom w:w="60" w:type="dxa"/>
-              <w:right w:w="80" w:type="dxa"/>
-            </w:tcMar>
-            <w:vAlign w:val="center"/>
-          </w:tcPr>
-          <w:p>
-            <w:r>
-              <w:rPr>
-                <w:sz w:val="17"/>
-                <w:szCs w:val="17"/>
-              </w:rPr>
-              <w:t>-</w:t>
-            </w:r>
-          </w:p>
-        </w:tc>
-        <w:tc>
-          <w:tcPr>
-            <w:tcW w:w="200" w:type="pct"/>
-            <w:tcMar>
-              <w:top w:w="60" w:type="dxa"/>
-              <w:left w:w="80" w:type="dxa"/>
-              <w:bottom w:w="60" w:type="dxa"/>
-              <w:right w:w="80" w:type="dxa"/>
-            </w:tcMar>
-            <w:vAlign w:val="center"/>
-          </w:tcPr>
-          <w:p>
-            <w:r>
-              <w:rPr>
-                <w:sz w:val="17"/>
-                <w:szCs w:val="17"/>
-              </w:rPr>
-              <w:t>✓</w:t>
-            </w:r>
-          </w:p>
-        </w:tc>
-        <w:tc>
-          <w:tcPr>
-            <w:tcW w:w="400" w:type="pct"/>
-            <w:tcMar>
-              <w:top w:w="60" w:type="dxa"/>
-              <w:left w:w="80" w:type="dxa"/>
-              <w:bottom w:w="60" w:type="dxa"/>
-              <w:right w:w="80" w:type="dxa"/>
-            </w:tcMar>
-            <w:vAlign w:val="center"/>
-          </w:tcPr>
-          <w:p/>
-        </w:tc>
-        <w:tc>
-          <w:tcPr>
-            <w:tcW w:w="300" w:type="pct"/>
-            <w:tcMar>
-              <w:top w:w="60" w:type="dxa"/>
-              <w:left w:w="80" w:type="dxa"/>
-              <w:bottom w:w="60" w:type="dxa"/>
-              <w:right w:w="80" w:type="dxa"/>
-            </w:tcMar>
-            <w:vAlign w:val="center"/>
-          </w:tcPr>
-          <w:p>
-            <w:r>
-              <w:rPr>
-                <w:sz w:val="17"/>
-                <w:szCs w:val="17"/>
-              </w:rPr>
-              <w:t>No</w:t>
-            </w:r>
-          </w:p>
-        </w:tc>
-        <w:tc>
-          <w:tcPr>
-            <w:tcW w:w="2250" w:type="pct"/>
-            <w:tcMar>
-              <w:top w:w="60" w:type="dxa"/>
-              <w:left w:w="80" w:type="dxa"/>
-              <w:bottom w:w="60" w:type="dxa"/>
-              <w:right w:w="80" w:type="dxa"/>
-            </w:tcMar>
-            <w:vAlign w:val="center"/>
-          </w:tcPr>
-          <w:p>
-            <w:r>
-              <w:rPr>
-                <w:sz w:val="17"/>
-                <w:szCs w:val="17"/>
-              </w:rPr>
-              <w:t>Identificador único del registro de aforo (generado automáticamente)</w:t>
-            </w:r>
-          </w:p>
-        </w:tc>
-      </w:tr>
-      <w:tr>
-        <w:tc>
-          <w:tcPr>
-            <w:tcW w:w="900" w:type="pct"/>
-            <w:tcMar>
-              <w:top w:w="60" w:type="dxa"/>
-              <w:left w:w="80" w:type="dxa"/>
-              <w:bottom w:w="60" w:type="dxa"/>
-              <w:right w:w="80" w:type="dxa"/>
-            </w:tcMar>
-            <w:vAlign w:val="center"/>
-          </w:tcPr>
-          <w:p>
-            <w:r>
-              <w:rPr>
-                <w:sz w:val="17"/>
-                <w:szCs w:val="17"/>
-              </w:rPr>
-              <w:t>AfoIdZona</w:t>
-            </w:r>
-          </w:p>
-        </w:tc>
-        <w:tc>
-          <w:tcPr>
-            <w:tcW w:w="650" w:type="pct"/>
-            <w:tcMar>
-              <w:top w:w="60" w:type="dxa"/>
-              <w:left w:w="80" w:type="dxa"/>
-              <w:bottom w:w="60" w:type="dxa"/>
-              <w:right w:w="80" w:type="dxa"/>
-            </w:tcMar>
-            <w:vAlign w:val="center"/>
-          </w:tcPr>
-          <w:p>
-            <w:r>
-              <w:rPr>
-                <w:sz w:val="17"/>
-                <w:szCs w:val="17"/>
-              </w:rPr>
-              <w:t>INTEGER</w:t>
-            </w:r>
-          </w:p>
-        </w:tc>
-        <w:tc>
-          <w:tcPr>
-            <w:tcW w:w="300" w:type="pct"/>
-            <w:tcMar>
-              <w:top w:w="60" w:type="dxa"/>
-              <w:left w:w="80" w:type="dxa"/>
-              <w:bottom w:w="60" w:type="dxa"/>
-              <w:right w:w="80" w:type="dxa"/>
-            </w:tcMar>
-            <w:vAlign w:val="center"/>
-          </w:tcPr>
-          <w:p>
-            <w:r>
-              <w:rPr>
-                <w:sz w:val="17"/>
-                <w:szCs w:val="17"/>
-              </w:rPr>
-              <w:t>-</w:t>
-            </w:r>
-          </w:p>
-        </w:tc>
-        <w:tc>
-          <w:tcPr>
-            <w:tcW w:w="200" w:type="pct"/>
-            <w:tcMar>
-              <w:top w:w="60" w:type="dxa"/>
-              <w:left w:w="80" w:type="dxa"/>
-              <w:bottom w:w="60" w:type="dxa"/>
-              <w:right w:w="80" w:type="dxa"/>
-            </w:tcMar>
-            <w:vAlign w:val="center"/>
-          </w:tcPr>
-          <w:p/>
-        </w:tc>
-        <w:tc>
-          <w:tcPr>
-            <w:tcW w:w="400" w:type="pct"/>
-            <w:tcMar>
-              <w:top w:w="60" w:type="dxa"/>
-              <w:left w:w="80" w:type="dxa"/>
-              <w:bottom w:w="60" w:type="dxa"/>
-              <w:right w:w="80" w:type="dxa"/>
-            </w:tcMar>
-            <w:vAlign w:val="center"/>
-          </w:tcPr>
-          <w:p>
-            <w:r>
-              <w:rPr>
-                <w:sz w:val="17"/>
-                <w:szCs w:val="17"/>
-              </w:rPr>
-              <w:t>ZonaTuristica</w:t>
-            </w:r>
-          </w:p>
-        </w:tc>
-        <w:tc>
-          <w:tcPr>
-            <w:tcW w:w="300" w:type="pct"/>
-            <w:tcMar>
-              <w:top w:w="60" w:type="dxa"/>
-              <w:left w:w="80" w:type="dxa"/>
-              <w:bottom w:w="60" w:type="dxa"/>
-              <w:right w:w="80" w:type="dxa"/>
-            </w:tcMar>
-            <w:vAlign w:val="center"/>
-          </w:tcPr>
-          <w:p>
-            <w:r>
-              <w:rPr>
-                <w:sz w:val="17"/>
-                <w:szCs w:val="17"/>
-              </w:rPr>
-              <w:t>No</w:t>
-            </w:r>
-          </w:p>
-        </w:tc>
-        <w:tc>
-          <w:tcPr>
-            <w:tcW w:w="2250" w:type="pct"/>
-            <w:tcMar>
-              <w:top w:w="60" w:type="dxa"/>
-              <w:left w:w="80" w:type="dxa"/>
-              <w:bottom w:w="60" w:type="dxa"/>
-              <w:right w:w="80" w:type="dxa"/>
-            </w:tcMar>
-            <w:vAlign w:val="center"/>
-          </w:tcPr>
-          <w:p>
-            <w:r>
-              <w:rPr>
-                <w:sz w:val="17"/>
-                <w:szCs w:val="17"/>
-              </w:rPr>
-              <w:t xml:space="preserve">FK → ZonaTuristica(ZonIdZona). Zona turística cuyo aforo se controla.</w:t>
-            </w:r>
-          </w:p>
-        </w:tc>
-      </w:tr>
-      <w:tr>
-        <w:tc>
-          <w:tcPr>
-            <w:tcW w:w="900" w:type="pct"/>
-            <w:tcMar>
-              <w:top w:w="60" w:type="dxa"/>
-              <w:left w:w="80" w:type="dxa"/>
-              <w:bottom w:w="60" w:type="dxa"/>
-              <w:right w:w="80" w:type="dxa"/>
-            </w:tcMar>
-            <w:vAlign w:val="center"/>
-          </w:tcPr>
-          <w:p>
-            <w:r>
-              <w:rPr>
-                <w:sz w:val="17"/>
-                <w:szCs w:val="17"/>
-              </w:rPr>
-              <w:t>AfoFecha</w:t>
-            </w:r>
-          </w:p>
-        </w:tc>
-        <w:tc>
-          <w:tcPr>
-            <w:tcW w:w="650" w:type="pct"/>
-            <w:tcMar>
-              <w:top w:w="60" w:type="dxa"/>
-              <w:left w:w="80" w:type="dxa"/>
-              <w:bottom w:w="60" w:type="dxa"/>
-              <w:right w:w="80" w:type="dxa"/>
-            </w:tcMar>
-            <w:vAlign w:val="center"/>
-          </w:tcPr>
-          <w:p>
-            <w:r>
-              <w:rPr>
-                <w:sz w:val="17"/>
-                <w:szCs w:val="17"/>
-              </w:rPr>
-              <w:t>DATE</w:t>
-            </w:r>
-          </w:p>
-        </w:tc>
-        <w:tc>
-          <w:tcPr>
-            <w:tcW w:w="300" w:type="pct"/>
-            <w:tcMar>
-              <w:top w:w="60" w:type="dxa"/>
-              <w:left w:w="80" w:type="dxa"/>
-              <w:bottom w:w="60" w:type="dxa"/>
-              <w:right w:w="80" w:type="dxa"/>
-            </w:tcMar>
-            <w:vAlign w:val="center"/>
-          </w:tcPr>
-          <w:p>
-            <w:r>
-              <w:rPr>
-                <w:sz w:val="17"/>
-                <w:szCs w:val="17"/>
-              </w:rPr>
-              <w:t>-</w:t>
-            </w:r>
-          </w:p>
-        </w:tc>
-        <w:tc>
-          <w:tcPr>
-            <w:tcW w:w="200" w:type="pct"/>
-            <w:tcMar>
-              <w:top w:w="60" w:type="dxa"/>
-              <w:left w:w="80" w:type="dxa"/>
-              <w:bottom w:w="60" w:type="dxa"/>
-              <w:right w:w="80" w:type="dxa"/>
-            </w:tcMar>
-            <w:vAlign w:val="center"/>
-          </w:tcPr>
-          <w:p/>
-        </w:tc>
-        <w:tc>
-          <w:tcPr>
-            <w:tcW w:w="400" w:type="pct"/>
-            <w:tcMar>
-              <w:top w:w="60" w:type="dxa"/>
-              <w:left w:w="80" w:type="dxa"/>
-              <w:bottom w:w="60" w:type="dxa"/>
-              <w:right w:w="80" w:type="dxa"/>
-            </w:tcMar>
-            <w:vAlign w:val="center"/>
-          </w:tcPr>
-          <w:p/>
-        </w:tc>
-        <w:tc>
-          <w:tcPr>
-            <w:tcW w:w="300" w:type="pct"/>
-            <w:tcMar>
-              <w:top w:w="60" w:type="dxa"/>
-              <w:left w:w="80" w:type="dxa"/>
-              <w:bottom w:w="60" w:type="dxa"/>
-              <w:right w:w="80" w:type="dxa"/>
-            </w:tcMar>
-            <w:vAlign w:val="center"/>
-          </w:tcPr>
-          <w:p>
-            <w:r>
-              <w:rPr>
-                <w:sz w:val="17"/>
-                <w:szCs w:val="17"/>
-              </w:rPr>
-              <w:t>No</w:t>
-            </w:r>
-          </w:p>
-        </w:tc>
-        <w:tc>
-          <w:tcPr>
-            <w:tcW w:w="2250" w:type="pct"/>
-            <w:tcMar>
-              <w:top w:w="60" w:type="dxa"/>
-              <w:left w:w="80" w:type="dxa"/>
-              <w:bottom w:w="60" w:type="dxa"/>
-              <w:right w:w="80" w:type="dxa"/>
-            </w:tcMar>
-            <w:vAlign w:val="center"/>
-          </w:tcPr>
-          <w:p>
-            <w:r>
-              <w:rPr>
-                <w:sz w:val="17"/>
-                <w:szCs w:val="17"/>
-              </w:rPr>
-              <w:t xml:space="preserve">Fecha calendario para la cual se lleva el conteo de aforo. Única por zona (UNIQUE con AfoIdZona).</w:t>
+              <w:t>Fecha calendario para la cual se lleva el conteo de aforo. Única por zona (UNIQUE con AfoIdZona).</w:t>
             </w:r>
           </w:p>
         </w:tc>
@@ -30175,7 +31863,7 @@
                 <w:sz w:val="17"/>
                 <w:szCs w:val="17"/>
               </w:rPr>
-              <w:t xml:space="preserve">Fecha y hora del evento (default: NOW()).</w:t>
+              <w:t>Fecha y hora del evento (default: NOW()).</w:t>
             </w:r>
           </w:p>
         </w:tc>
@@ -30872,7 +32560,6 @@
           <w:b/>
           <w:bCs/>
         </w:rPr>
-        <w:lastRenderedPageBreak/>
         <w:br w:type="page"/>
       </w:r>
     </w:p>
@@ -30888,7 +32575,7 @@
           <w:szCs w:val="28"/>
         </w:rPr>
       </w:pPr>
-      <w:bookmarkStart w:id="25" w:name="_Toc239283077"/>
+      <w:bookmarkStart w:id="25" w:name="_Toc239614613"/>
       <w:r>
         <w:rPr>
           <w:rFonts w:ascii="Calibri" w:hAnsi="Calibri" w:cs="Calibri"/>
@@ -30899,7 +32586,7 @@
           <w:szCs w:val="28"/>
         </w:rPr>
         <w:lastRenderedPageBreak/>
-        <w:t xml:space="preserve">7. Desarrollo y sprints</w:t>
+        <w:t>7. Desarrollo y sprints</w:t>
       </w:r>
       <w:bookmarkEnd w:id="25"/>
     </w:p>
@@ -30909,7 +32596,7 @@
         <w:jc w:val="both"/>
       </w:pPr>
       <w:r>
-        <w:t xml:space="preserve">A partir del Sprint Backlog definido en la sección 4.4, el equipo consolidó el siguiente Product Backlog Priorizado, asignando puntos de historia (escala relativa de esfuerzo) a cada historia de usuario.</w:t>
+        <w:t>A partir del Sprint Backlog definido en la sección 4.4, el equipo consolidó el siguiente Product Backlog Priorizado, asignando puntos de historia (escala relativa de esfuerzo) a cada historia de usuario.</w:t>
       </w:r>
     </w:p>
     <w:p>
@@ -30926,7 +32613,7 @@
           <w:b/>
           <w:bCs/>
         </w:rPr>
-        <w:t xml:space="preserve">Product Backlog Priorizado</w:t>
+        <w:t>Product Backlog Priorizado</w:t>
       </w:r>
     </w:p>
     <w:tbl>
@@ -31496,7 +33183,7 @@
           </w:tcPr>
           <w:p>
             <w:r>
-              <w:t xml:space="preserve">Como sistema, quiero sincronizar periódicamente los datos de PeruRail y SENAMHI para mantener la información actualizada.</w:t>
+              <w:t>Como sistema, quiero sincronizar periódicamente los datos de PeruRail y SENAMHI para mantener la información actualizada.</w:t>
             </w:r>
           </w:p>
         </w:tc>
@@ -31631,7 +33318,7 @@
       <w:r>
         <w:tab/>
       </w:r>
-      <w:bookmarkStart w:id="26" w:name="_Toc239283078"/>
+      <w:bookmarkStart w:id="26" w:name="_Toc239614614"/>
       <w:r>
         <w:rPr>
           <w:rFonts w:ascii="Calibri" w:hAnsi="Calibri" w:cs="Calibri"/>
@@ -31687,7 +33374,7 @@
         <w:jc w:val="both"/>
       </w:pPr>
       <w:r>
-        <w:t xml:space="preserve">Creación del proyecto Spring Boot 4.1.1 con las dependencias Web, JPA, Security, Thymeleaf, PostgreSQL Driver y Validation.</w:t>
+        <w:t>Creación del proyecto Spring Boot 4.1.1 con las dependencias Web, JPA, Security, Thymeleaf, PostgreSQL Driver y Validation.</w:t>
       </w:r>
     </w:p>
     <w:p>
@@ -31701,7 +33388,7 @@
         <w:jc w:val="both"/>
       </w:pPr>
       <w:r>
-        <w:t xml:space="preserve">Configuración de DBeaver para la gestión visual de la base de datos.</w:t>
+        <w:t>Configuración de DBeaver para la gestión visual de la base de datos.</w:t>
       </w:r>
     </w:p>
     <w:p>
@@ -31715,7 +33402,7 @@
         <w:jc w:val="both"/>
       </w:pPr>
       <w:r>
-        <w:t xml:space="preserve">Definición del Product Backlog y priorización de historias de usuario.</w:t>
+        <w:t>Definición del Product Backlog y priorización de historias de usuario.</w:t>
       </w:r>
     </w:p>
     <w:p>
@@ -31744,7 +33431,7 @@
         <w:jc w:val="both"/>
       </w:pPr>
       <w:r>
-        <w:t xml:space="preserve">Implementación de mocks (simulaciones) de los servicios externos de PeruRail y SENAMHI, para permitir un desarrollo desacoplado mientras se gestionan los accesos reales.</w:t>
+        <w:t>Implementación de mocks (simulaciones) de los servicios externos de PeruRail y SENAMHI, para permitir un desarrollo desacoplado mientras se gestionan los accesos reales.</w:t>
       </w:r>
     </w:p>
     <w:p>
@@ -31758,7 +33445,7 @@
         <w:jc w:val="both"/>
       </w:pPr>
       <w:r>
-        <w:t xml:space="preserve">Retrospectiva: El equipo identificó la necesidad de definir cuanto antes el contrato (formato JSON) de los mocks de PeruRail y SENAMHI, para evitar retrabajo en la Capa de Integración durante el Sprint 2.</w:t>
+        <w:t>Retrospectiva: El equipo identificó la necesidad de definir cuanto antes el contrato (formato JSON) de los mocks de PeruRail y SENAMHI, para evitar retrabajo en la Capa de Integración durante el Sprint 2.</w:t>
       </w:r>
     </w:p>
     <w:p>
@@ -31774,7 +33461,7 @@
           <w:szCs w:val="24"/>
         </w:rPr>
       </w:pPr>
-      <w:bookmarkStart w:id="27" w:name="_Toc239283079"/>
+      <w:bookmarkStart w:id="27" w:name="_Toc239614615"/>
       <w:r>
         <w:rPr>
           <w:rFonts w:ascii="Calibri" w:hAnsi="Calibri" w:cs="Calibri"/>
@@ -31830,7 +33517,7 @@
         <w:jc w:val="both"/>
       </w:pPr>
       <w:r>
-        <w:t xml:space="preserve">Creación de los modelos JPA: Estacion, Preferencia, ZonaTuristica, ZonaPreferencia, Rol y Usuario.</w:t>
+        <w:t>Creación de los modelos JPA: Estacion, Preferencia, ZonaTuristica, ZonaPreferencia, Rol y Usuario.</w:t>
       </w:r>
     </w:p>
     <w:p>
@@ -31844,7 +33531,7 @@
         <w:jc w:val="both"/>
       </w:pPr>
       <w:r>
-        <w:t xml:space="preserve">Implementación del CRUD de ZonaTuristica para Travel Group Perú mediante ZonaTuristicaService (RF-10).</w:t>
+        <w:t>Implementación del CRUD de ZonaTuristica para Travel Group Perú mediante ZonaTuristicaService (RF-10).</w:t>
       </w:r>
     </w:p>
     <w:p>
@@ -31872,7 +33559,7 @@
         <w:jc w:val="both"/>
       </w:pPr>
       <w:r>
-        <w:t xml:space="preserve">Configuración inicial del Spring Scheduler para la tarea programada de sincronización de estaciones.</w:t>
+        <w:t>Configuración inicial del Spring Scheduler para la tarea programada de sincronización de estaciones.</w:t>
       </w:r>
     </w:p>
     <w:p>
@@ -31886,7 +33573,7 @@
         <w:jc w:val="both"/>
       </w:pPr>
       <w:r>
-        <w:t xml:space="preserve">Retrospectiva: Se identificó la necesidad de estandarizar la nomenclatura de la base de datos (prefijos) antes de continuar con las siguientes entidades, y de validar el formato real de la API de PeruRail en cuanto esté disponible.</w:t>
+        <w:t>Retrospectiva: Se identificó la necesidad de estandarizar la nomenclatura de la base de datos (prefijos) antes de continuar con las siguientes entidades, y de validar el formato real de la API de PeruRail en cuanto esté disponible.</w:t>
       </w:r>
     </w:p>
     <w:p>
@@ -31902,7 +33589,7 @@
           <w:szCs w:val="24"/>
         </w:rPr>
       </w:pPr>
-      <w:bookmarkStart w:id="28" w:name="_Toc239283080"/>
+      <w:bookmarkStart w:id="28" w:name="_Toc239614616"/>
       <w:r>
         <w:rPr>
           <w:rFonts w:ascii="Calibri" w:hAnsi="Calibri" w:cs="Calibri"/>
@@ -31958,7 +33645,7 @@
         <w:jc w:val="both"/>
       </w:pPr>
       <w:r>
-        <w:t xml:space="preserve">Implementación de SenamhiClient y de la tabla PrevisionClima, con sincronización diaria (RF-14).</w:t>
+        <w:t>Implementación de SenamhiClient y de la tabla PrevisionClima, con sincronización diaria (RF-14).</w:t>
       </w:r>
     </w:p>
     <w:p>
@@ -31972,7 +33659,7 @@
         <w:jc w:val="both"/>
       </w:pPr>
       <w:r>
-        <w:t xml:space="preserve">Implementación de RutaPeatonalService con el algoritmo de cálculo de distancia, tiempo estimado y dificultad, validando el circuito cerrado de ida y vuelta (RNF-04).</w:t>
+        <w:t>Implementación de RutaPeatonalService con el algoritmo de cálculo de distancia, tiempo estimado y dificultad, validando el circuito cerrado de ida y vuelta (RNF-04).</w:t>
       </w:r>
     </w:p>
     <w:p>
@@ -31986,7 +33673,7 @@
         <w:jc w:val="both"/>
       </w:pPr>
       <w:r>
-        <w:t xml:space="preserve">Integración del motor de filtrado de ZonaTuristica según las preferencias ingresadas por el turista (RF-03).</w:t>
+        <w:t>Integración del motor de filtrado de ZonaTuristica según las preferencias ingresadas por el turista (RF-03).</w:t>
       </w:r>
     </w:p>
     <w:p>
@@ -32028,7 +33715,7 @@
         <w:jc w:val="both"/>
       </w:pPr>
       <w:r>
-        <w:t xml:space="preserve">Retrospectiva: El cálculo de la ruta tomaba más de 2 segundos en el primer prototipo; se optimizó agregando índices sobre EstIdEstacion y cacheando el pronóstico climático del día.</w:t>
+        <w:t>Retrospectiva: El cálculo de la ruta tomaba más de 2 segundos en el primer prototipo; se optimizó agregando índices sobre EstIdEstacion y cacheando el pronóstico climático del día.</w:t>
       </w:r>
     </w:p>
     <w:p>
@@ -32044,7 +33731,7 @@
           <w:szCs w:val="24"/>
         </w:rPr>
       </w:pPr>
-      <w:bookmarkStart w:id="29" w:name="_Toc239283081"/>
+      <w:bookmarkStart w:id="29" w:name="_Toc239614617"/>
       <w:r>
         <w:rPr>
           <w:rFonts w:ascii="Calibri" w:hAnsi="Calibri" w:cs="Calibri"/>
@@ -32055,7 +33742,7 @@
           <w:szCs w:val="24"/>
         </w:rPr>
         <w:lastRenderedPageBreak/>
-        <w:t xml:space="preserve">7.4. Sprint 3 – Security, Roles y Auditoría</w:t>
+        <w:t>7.4. Sprint 3 – Security, Roles y Auditoría</w:t>
       </w:r>
       <w:bookmarkEnd w:id="29"/>
     </w:p>
@@ -32101,7 +33788,7 @@
         <w:jc w:val="both"/>
       </w:pPr>
       <w:r>
-        <w:t xml:space="preserve">Implementación de CustomUserDetailsService, cargando usuarios desde PostgreSQL.</w:t>
+        <w:t>Implementación de CustomUserDetailsService, cargando usuarios desde PostgreSQL.</w:t>
       </w:r>
     </w:p>
     <w:p>
@@ -32129,7 +33816,7 @@
         <w:jc w:val="both"/>
       </w:pPr>
       <w:r>
-        <w:t xml:space="preserve">Implementación de la tabla AuditoriaLog y del interceptor que registra cada operación administrativa y cada sincronización externa (RF-15, RNF-07).</w:t>
+        <w:t>Implementación de la tabla AuditoriaLog y del interceptor que registra cada operación administrativa y cada sincronización externa (RF-15, RNF-07).</w:t>
       </w:r>
     </w:p>
     <w:p>
@@ -32173,7 +33860,7 @@
           <w:szCs w:val="24"/>
         </w:rPr>
       </w:pPr>
-      <w:bookmarkStart w:id="30" w:name="_Toc239283082"/>
+      <w:bookmarkStart w:id="30" w:name="_Toc239614618"/>
       <w:r>
         <w:rPr>
           <w:rFonts w:ascii="Calibri" w:hAnsi="Calibri" w:cs="Calibri"/>
@@ -32229,7 +33916,7 @@
         <w:jc w:val="both"/>
       </w:pPr>
       <w:r>
-        <w:t xml:space="preserve">Implementación de InformeService para la generación del informe consolidado en formato PDF/HTML (RF-08), incluyendo ruta, clima, tiempo estimado, dificultad y tarifa.</w:t>
+        <w:t>Implementación de InformeService para la generación del informe consolidado en formato PDF/HTML (RF-08), incluyendo ruta, clima, tiempo estimado, dificultad y tarifa.</w:t>
       </w:r>
     </w:p>
     <w:p>
@@ -32243,7 +33930,7 @@
         <w:jc w:val="both"/>
       </w:pPr>
       <w:r>
-        <w:t xml:space="preserve">Implementación de AforoService y de la tabla ControlAforo, con validación e incremento atómico del cupo utilizado antes de confirmar el informe (RF-16, RF-17, RNF-08).</w:t>
+        <w:t>Implementación de AforoService y de la tabla ControlAforo, con validación e incremento atómico del cupo utilizado antes de confirmar el informe (RF-16, RF-17, RNF-08).</w:t>
       </w:r>
     </w:p>
     <w:p>
@@ -32257,7 +33944,7 @@
         <w:jc w:val="both"/>
       </w:pPr>
       <w:r>
-        <w:t xml:space="preserve">Extensión del CRUD de ZonaTuristica para permitir a Travel Group Perú configurar el campo ZonCupoMaximoDiario (RF-17).</w:t>
+        <w:t>Extensión del CRUD de ZonaTuristica para permitir a Travel Group Perú configurar el campo ZonCupoMaximoDiario (RF-17).</w:t>
       </w:r>
     </w:p>
     <w:p>
@@ -32271,7 +33958,7 @@
         <w:jc w:val="both"/>
       </w:pPr>
       <w:r>
-        <w:t xml:space="preserve">Ajustes de diseño responsive con Bootstrap 5 para el uso desde smartphones y tablets en campo (RNF-02).</w:t>
+        <w:t>Ajustes de diseño responsive con Bootstrap 5 para el uso desde smartphones y tablets en campo (RNF-02).</w:t>
       </w:r>
     </w:p>
     <w:p>
@@ -32299,7 +33986,7 @@
         <w:jc w:val="both"/>
       </w:pPr>
       <w:r>
-        <w:t xml:space="preserve">Actualización de Docker Compose con la carga automática de datos iniciales (estaciones, zonas turísticas y preferencias).</w:t>
+        <w:t>Actualización de Docker Compose con la carga automática de datos iniciales (estaciones, zonas turísticas y preferencias).</w:t>
       </w:r>
     </w:p>
     <w:p>
@@ -32327,7 +34014,7 @@
         <w:jc w:val="both"/>
       </w:pPr>
       <w:r>
-        <w:t xml:space="preserve">Retrospectiva: El equipo concluyó que el uso de mocks desde el Sprint 0 permitió avanzar el desarrollo sin bloquearse por la disponibilidad de las APIs reales de PeruRail y SENAMHI; asimismo, se identificó tarde la necesidad del control de aforo (surgida como mejora tras la revisión del Sprint 3), por lo que se recomienda revisar este tipo de reglas de negocio específicas del dominio turístico desde el Sprint 0 en futuros proyectos similares.</w:t>
+        <w:t>Retrospectiva: El equipo concluyó que el uso de mocks desde el Sprint 0 permitió avanzar el desarrollo sin bloquearse por la disponibilidad de las APIs reales de PeruRail y SENAMHI; asimismo, se identificó tarde la necesidad del control de aforo (surgida como mejora tras la revisión del Sprint 3), por lo que se recomienda revisar este tipo de reglas de negocio específicas del dominio turístico desde el Sprint 0 en futuros proyectos similares.</w:t>
       </w:r>
     </w:p>
     <w:p>
@@ -32350,7 +34037,7 @@
           <w:szCs w:val="28"/>
         </w:rPr>
       </w:pPr>
-      <w:bookmarkStart w:id="31" w:name="_Toc239283083"/>
+      <w:bookmarkStart w:id="31" w:name="_Toc239614619"/>
       <w:r>
         <w:rPr>
           <w:rFonts w:ascii="Calibri" w:hAnsi="Calibri" w:cs="Calibri"/>
@@ -32380,7 +34067,7 @@
       <w:r>
         <w:tab/>
       </w:r>
-      <w:bookmarkStart w:id="32" w:name="_Toc239283084"/>
+      <w:bookmarkStart w:id="32" w:name="_Toc239614620"/>
       <w:r>
         <w:rPr>
           <w:rFonts w:ascii="Calibri" w:hAnsi="Calibri" w:cs="Calibri"/>
@@ -32476,7 +34163,7 @@
         <w:jc w:val="both"/>
       </w:pPr>
       <w:r>
-        <w:t xml:space="preserve">Sincronización de datos con PeruRail y SENAMHI.</w:t>
+        <w:t>Sincronización de datos con PeruRail y SENAMHI.</w:t>
       </w:r>
     </w:p>
     <w:p>
@@ -32547,7 +34234,7 @@
           <w:lang w:val="es-ES"/>
         </w:rPr>
       </w:pPr>
-      <w:bookmarkStart w:id="33" w:name="_Toc239283085"/>
+      <w:bookmarkStart w:id="33" w:name="_Toc239614621"/>
       <w:r>
         <w:rPr>
           <w:rFonts w:ascii="Calibri" w:hAnsi="Calibri" w:cs="Calibri"/>
@@ -32596,9 +34283,11 @@
       </w:pPr>
       <w:r>
         <w:tab/>
+      </w:r>
+      <w:r>
         <w:tab/>
       </w:r>
-      <w:bookmarkStart w:id="34" w:name="_Toc239283086"/>
+      <w:bookmarkStart w:id="34" w:name="_Toc239614622"/>
       <w:r>
         <w:rPr>
           <w:b/>
@@ -32618,7 +34307,7 @@
         <w:jc w:val="both"/>
       </w:pPr>
       <w:r>
-        <w:t xml:space="preserve">Las pruebas de caja blanca evalúan la estructura interna y la lógica de los componentes de software (funciones, métodos y clases). Para este proyecto se utiliza la técnica de Cobertura de Caminos (o Decisiones), garantizando que cada flujo lógico e instrucción condicional (if/else) dentro del backend sea ejecutado y validado.</w:t>
+        <w:t>Las pruebas de caja blanca evalúan la estructura interna y la lógica de los componentes de software (funciones, métodos y clases). Para este proyecto se utiliza la técnica de Cobertura de Caminos (o Decisiones), garantizando que cada flujo lógico e instrucción condicional (if/else) dentro del backend sea ejecutado y validado.</w:t>
       </w:r>
     </w:p>
     <w:p>
@@ -32652,16 +34341,76 @@
           <w:bCs/>
         </w:rPr>
         <w:br/>
+      </w:r>
+      <w:r>
+        <w:rPr>
+          <w:b/>
+          <w:bCs/>
+        </w:rPr>
         <w:br/>
+      </w:r>
+      <w:r>
+        <w:rPr>
+          <w:b/>
+          <w:bCs/>
+        </w:rPr>
         <w:br/>
+      </w:r>
+      <w:r>
+        <w:rPr>
+          <w:b/>
+          <w:bCs/>
+        </w:rPr>
         <w:br/>
+      </w:r>
+      <w:r>
+        <w:rPr>
+          <w:b/>
+          <w:bCs/>
+        </w:rPr>
         <w:br/>
+      </w:r>
+      <w:r>
+        <w:rPr>
+          <w:b/>
+          <w:bCs/>
+        </w:rPr>
         <w:br/>
+      </w:r>
+      <w:r>
+        <w:rPr>
+          <w:b/>
+          <w:bCs/>
+        </w:rPr>
         <w:br/>
+      </w:r>
+      <w:r>
+        <w:rPr>
+          <w:b/>
+          <w:bCs/>
+        </w:rPr>
         <w:br/>
+      </w:r>
+      <w:r>
+        <w:rPr>
+          <w:b/>
+          <w:bCs/>
+        </w:rPr>
         <w:br/>
+      </w:r>
+      <w:r>
+        <w:rPr>
+          <w:b/>
+          <w:bCs/>
+        </w:rPr>
+        <w:lastRenderedPageBreak/>
         <w:br/>
-        <w:lastRenderedPageBreak/>
+      </w:r>
+      <w:r>
+        <w:rPr>
+          <w:b/>
+          <w:bCs/>
+        </w:rPr>
         <w:br/>
         <w:t>Matriz de casos de prueba de caja blanca</w:t>
       </w:r>
@@ -32689,7 +34438,7 @@
         <w:gridCol w:w="2388"/>
         <w:gridCol w:w="1756"/>
         <w:gridCol w:w="2829"/>
-        <w:gridCol w:w="2715"/>
+        <w:gridCol w:w="3010"/>
         <w:gridCol w:w="659"/>
       </w:tblGrid>
       <w:tr>
@@ -32813,7 +34562,7 @@
                 <w:sz w:val="17"/>
                 <w:szCs w:val="17"/>
               </w:rPr>
-              <w:t xml:space="preserve">Salida Esperada (Return / Estado)</w:t>
+              <w:t>Salida Esperada (Return / Estado)</w:t>
             </w:r>
           </w:p>
         </w:tc>
@@ -33057,7 +34806,7 @@
                 <w:sz w:val="17"/>
                 <w:szCs w:val="17"/>
               </w:rPr>
-              <w:t xml:space="preserve">estacionOrigen = Aguas Calientes (EstIdEstacion=5); zonaDestino asociada a la misma estación (distanciaIda = 0.0 km)</w:t>
+              <w:t>estacionOrigen = Aguas Calientes (EstIdEstacion=5); zonaDestino asociada a la misma estación (distanciaIda = 0.0 km)</w:t>
             </w:r>
           </w:p>
         </w:tc>
@@ -33078,7 +34827,7 @@
                 <w:sz w:val="17"/>
                 <w:szCs w:val="17"/>
               </w:rPr>
-              <w:t xml:space="preserve">throw RutaInvalidaException("La zona turística debe encontrarse a una distancia caminable mayor a cero").</w:t>
+              <w:t>throw RutaInvalidaException("La zona turística debe encontrarse a una distancia caminable mayor a cero").</w:t>
             </w:r>
           </w:p>
         </w:tc>
@@ -33167,7 +34916,7 @@
                 <w:sz w:val="17"/>
                 <w:szCs w:val="17"/>
               </w:rPr>
-              <w:t xml:space="preserve">Ruta Única (Persistencia): el feed recibido de SENAMHI contiene una probabilidad de lluvia dentro del rango válido (0-100); el sistema inserta o actualiza el registro en PrevisionClima.</w:t>
+              <w:t>Ruta Única (Persistencia): el feed recibido de SENAMHI contiene una probabilidad de lluvia dentro del rango válido (0-100); el sistema inserta o actualiza el registro en PrevisionClima.</w:t>
             </w:r>
           </w:p>
         </w:tc>
@@ -33188,7 +34937,7 @@
                 <w:sz w:val="17"/>
                 <w:szCs w:val="17"/>
               </w:rPr>
-              <w:t xml:space="preserve">CliIdEstacion=3; CliFecha=29/08/2026; CliProbabilidadLluvia=45.0; CliTemperaturaMinimaC=6.0; CliTemperaturaMaximaC=14.5</w:t>
+              <w:t>CliIdEstacion=3; CliFecha=29/08/2026; CliProbabilidadLluvia=45.0; CliTemperaturaMinimaC=6.0; CliTemperaturaMaximaC=14.5</w:t>
             </w:r>
           </w:p>
         </w:tc>
@@ -33209,7 +34958,7 @@
                 <w:sz w:val="17"/>
                 <w:szCs w:val="17"/>
               </w:rPr>
-              <w:t xml:space="preserve">status = 200 OK (registro de PrevisionClima guardado/actualizado correctamente).</w:t>
+              <w:t>status = 200 OK (registro de PrevisionClima guardado/actualizado correctamente).</w:t>
             </w:r>
           </w:p>
         </w:tc>
@@ -33298,7 +35047,7 @@
                 <w:sz w:val="17"/>
                 <w:szCs w:val="17"/>
               </w:rPr>
-              <w:t xml:space="preserve">Ruta Alterna (Falso): el feed recibido contiene una probabilidad de lluvia fuera del rango permitido (mayor a 100); el sistema descarta el registro.</w:t>
+              <w:t>Ruta Alterna (Falso): el feed recibido contiene una probabilidad de lluvia fuera del rango permitido (mayor a 100); el sistema descarta el registro.</w:t>
             </w:r>
           </w:p>
         </w:tc>
@@ -33319,7 +35068,7 @@
                 <w:sz w:val="17"/>
                 <w:szCs w:val="17"/>
               </w:rPr>
-              <w:t xml:space="preserve">CliIdEstacion=3; CliProbabilidadLluvia=135.0</w:t>
+              <w:t>CliIdEstacion=3; CliProbabilidadLluvia=135.0</w:t>
             </w:r>
           </w:p>
         </w:tc>
@@ -33340,7 +35089,7 @@
                 <w:sz w:val="17"/>
                 <w:szCs w:val="17"/>
               </w:rPr>
-              <w:t xml:space="preserve">throw FeedInvalidoException("Probabilidad de lluvia fuera de rango (0-100)") (registro descartado, no se persiste).</w:t>
+              <w:t>throw FeedInvalidoException("Probabilidad de lluvia fuera de rango (0-100)") (registro descartado, no se persiste).</w:t>
             </w:r>
           </w:p>
         </w:tc>
@@ -33429,7 +35178,7 @@
                 <w:sz w:val="17"/>
                 <w:szCs w:val="17"/>
               </w:rPr>
-              <w:t xml:space="preserve">Ruta A (Verdadero): la tarifa recibida es un valor numérico positivo; el sistema acepta el dato y habilita su persistencia en ServicioTren.</w:t>
+              <w:t>Ruta A (Verdadero): la tarifa recibida es un valor numérico positivo; el sistema acepta el dato y habilita su persistencia en ServicioTren.</w:t>
             </w:r>
           </w:p>
         </w:tc>
@@ -33450,7 +35199,7 @@
                 <w:sz w:val="17"/>
                 <w:szCs w:val="17"/>
               </w:rPr>
-              <w:t xml:space="preserve">SerTarifa = 65.00</w:t>
+              <w:t>SerTarifa = 65.00</w:t>
             </w:r>
           </w:p>
         </w:tc>
@@ -33471,7 +35220,7 @@
                 <w:sz w:val="17"/>
                 <w:szCs w:val="17"/>
               </w:rPr>
-              <w:t xml:space="preserve">return true (habilita la persistencia de la tarifa).</w:t>
+              <w:t>return true (habilita la persistencia de la tarifa).</w:t>
             </w:r>
           </w:p>
         </w:tc>
@@ -33518,6 +35267,7 @@
                 <w:sz w:val="17"/>
                 <w:szCs w:val="17"/>
               </w:rPr>
+              <w:lastRenderedPageBreak/>
               <w:t>CB-06</w:t>
             </w:r>
           </w:p>
@@ -33581,7 +35331,7 @@
                 <w:sz w:val="17"/>
                 <w:szCs w:val="17"/>
               </w:rPr>
-              <w:t xml:space="preserve">SerTarifa = -10.00</w:t>
+              <w:t>SerTarifa = -10.00</w:t>
             </w:r>
           </w:p>
         </w:tc>
@@ -33602,7 +35352,7 @@
                 <w:sz w:val="17"/>
                 <w:szCs w:val="17"/>
               </w:rPr>
-              <w:t xml:space="preserve">throw TarifaInvalidaException("La tarifa debe ser un valor mayor a cero") (no se persiste).</w:t>
+              <w:t>throw TarifaInvalidaException("La tarifa debe ser un valor mayor a cero") (no se persiste).</w:t>
             </w:r>
           </w:p>
         </w:tc>
@@ -33649,7 +35399,6 @@
                 <w:sz w:val="17"/>
                 <w:szCs w:val="17"/>
               </w:rPr>
-              <w:lastRenderedPageBreak/>
               <w:t>CB-07</w:t>
             </w:r>
           </w:p>
@@ -33713,7 +35462,7 @@
                 <w:sz w:val="17"/>
                 <w:szCs w:val="17"/>
               </w:rPr>
-              <w:t xml:space="preserve">AudOperacion="UPDATE"; AudValorAnterior="EstEstado=Activa"; AudValorNuevo="EstEstado=Inactiva"</w:t>
+              <w:t>AudOperacion="UPDATE"; AudValorAnterior="EstEstado=Activa"; AudValorNuevo="EstEstado=Inactiva"</w:t>
             </w:r>
           </w:p>
         </w:tc>
@@ -33734,7 +35483,7 @@
                 <w:sz w:val="17"/>
                 <w:szCs w:val="17"/>
               </w:rPr>
-              <w:t xml:space="preserve">status = 200 OK (registro guardado con éxito en AuditoriaLog).</w:t>
+              <w:t>status = 200 OK (registro guardado con éxito en AuditoriaLog).</w:t>
             </w:r>
           </w:p>
         </w:tc>
@@ -34174,6 +35923,7 @@
                 <w:sz w:val="17"/>
                 <w:szCs w:val="17"/>
               </w:rPr>
+              <w:lastRenderedPageBreak/>
               <w:t>CB-11</w:t>
             </w:r>
           </w:p>
@@ -34303,7 +36053,7 @@
           <w:szCs w:val="22"/>
         </w:rPr>
       </w:pPr>
-      <w:bookmarkStart w:id="35" w:name="_Toc239283087"/>
+      <w:bookmarkStart w:id="35" w:name="_Toc239614623"/>
       <w:r>
         <w:rPr>
           <w:b/>
@@ -34324,32 +36074,18 @@
       <w:r>
         <w:t>Las pruebas de caja negra se enfocan en evaluar el comportamiento externo del sistema a nivel funcional, verificando que los flujos de trabajo de la interfaz de usuario respondan correctamente a los datos de entrada, sin analizar el código fuente.</w:t>
       </w:r>
-    </w:p>
-    <w:p>
-      <w:pPr>
-        <w:spacing w:after="140"/>
-        <w:ind w:left="1416"/>
-        <w:jc w:val="both"/>
-        <w:rPr>
-          <w:b/>
-          <w:bCs/>
-        </w:rPr>
-      </w:pPr>
       <w:r>
         <w:rPr>
           <w:b/>
           <w:bCs/>
         </w:rPr>
         <w:br/>
-        <w:br/>
-        <w:br/>
-        <w:br/>
-        <w:br/>
-        <w:br/>
-        <w:br/>
-        <w:br/>
-        <w:br/>
-        <w:lastRenderedPageBreak/>
+      </w:r>
+      <w:r>
+        <w:rPr>
+          <w:b/>
+          <w:bCs/>
+        </w:rPr>
         <w:br/>
         <w:t>Matriz de Casos de Prueba de Caja Negra</w:t>
       </w:r>
@@ -34924,6 +36660,7 @@
                 <w:sz w:val="17"/>
                 <w:szCs w:val="17"/>
               </w:rPr>
+              <w:lastRenderedPageBreak/>
               <w:t>CN-03</w:t>
             </w:r>
           </w:p>
@@ -35140,8 +36877,20 @@
                 <w:szCs w:val="17"/>
               </w:rPr>
               <w:t xml:space="preserve">1) Ir a "Registrar Zona Turística". </w:t>
+            </w:r>
+            <w:r>
+              <w:rPr>
+                <w:sz w:val="17"/>
+                <w:szCs w:val="17"/>
+              </w:rPr>
               <w:br/>
               <w:t xml:space="preserve">2) Ingresar nombre, descripción, preferencias y estación cercana. </w:t>
+            </w:r>
+            <w:r>
+              <w:rPr>
+                <w:sz w:val="17"/>
+                <w:szCs w:val="17"/>
+              </w:rPr>
               <w:br/>
               <w:t>3) Clic en "Guardar".</w:t>
             </w:r>
@@ -35164,7 +36913,7 @@
                 <w:sz w:val="17"/>
                 <w:szCs w:val="17"/>
               </w:rPr>
-              <w:t xml:space="preserve">ZonNombre="Salinas de Maras"; Preferencias=[Naturaleza]; ZonIdEstacionCercana=Urubamba</w:t>
+              <w:t>ZonNombre="Salinas de Maras"; Preferencias=[Naturaleza]; ZonIdEstacionCercana=Urubamba</w:t>
             </w:r>
           </w:p>
         </w:tc>
@@ -35185,7 +36934,7 @@
                 <w:sz w:val="17"/>
                 <w:szCs w:val="17"/>
               </w:rPr>
-              <w:t xml:space="preserve">El sistema guarda la zona turística, la muestra en el listado y genera un registro en AuditoriaLog.</w:t>
+              <w:t>El sistema guarda la zona turística, la muestra en el listado y genera un registro en AuditoriaLog.</w:t>
             </w:r>
           </w:p>
         </w:tc>
@@ -35232,7 +36981,6 @@
                 <w:sz w:val="17"/>
                 <w:szCs w:val="17"/>
               </w:rPr>
-              <w:lastRenderedPageBreak/>
               <w:t>CN-05</w:t>
             </w:r>
           </w:p>
@@ -35297,8 +37045,20 @@
                 <w:szCs w:val="17"/>
               </w:rPr>
               <w:t xml:space="preserve">1) Ir a "Registrar Zona Turística". </w:t>
+            </w:r>
+            <w:r>
+              <w:rPr>
+                <w:sz w:val="17"/>
+                <w:szCs w:val="17"/>
+              </w:rPr>
               <w:br/>
               <w:t xml:space="preserve">2) Dejar el campo "Preferencias" sin seleccionar ninguna opción. </w:t>
+            </w:r>
+            <w:r>
+              <w:rPr>
+                <w:sz w:val="17"/>
+                <w:szCs w:val="17"/>
+              </w:rPr>
               <w:br/>
               <w:t>3) Clic en "Guardar".</w:t>
             </w:r>
@@ -35453,6 +37213,12 @@
                 <w:szCs w:val="17"/>
               </w:rPr>
               <w:t xml:space="preserve">1) Ir a "Consultar Estaciones". </w:t>
+            </w:r>
+            <w:r>
+              <w:rPr>
+                <w:sz w:val="17"/>
+                <w:szCs w:val="17"/>
+              </w:rPr>
               <w:br/>
               <w:t>2) Verificar que la tabla se muestre sin opciones de edición o eliminación.</w:t>
             </w:r>
@@ -35713,6 +37479,7 @@
                 <w:sz w:val="17"/>
                 <w:szCs w:val="17"/>
               </w:rPr>
+              <w:lastRenderedPageBreak/>
               <w:t>CN-08</w:t>
             </w:r>
           </w:p>
@@ -35907,7 +37674,7 @@
                 <w:sz w:val="17"/>
                 <w:szCs w:val="17"/>
               </w:rPr>
-              <w:t xml:space="preserve">La zona turística tiene ZonCupoMaximoDiario configurado y el aforo de la fecha ya fue alcanzado (AfoCupoUtilizado = ZonCupoMaximoDiario).</w:t>
+              <w:t>La zona turística tiene ZonCupoMaximoDiario configurado y el aforo de la fecha ya fue alcanzado (AfoCupoUtilizado = ZonCupoMaximoDiario).</w:t>
             </w:r>
           </w:p>
         </w:tc>
@@ -35929,8 +37696,20 @@
                 <w:szCs w:val="17"/>
               </w:rPr>
               <w:t xml:space="preserve">1) Seleccionar la zona con aforo agotado. </w:t>
+            </w:r>
+            <w:r>
+              <w:rPr>
+                <w:sz w:val="17"/>
+                <w:szCs w:val="17"/>
+              </w:rPr>
               <w:br/>
               <w:t xml:space="preserve">2) Elegir la fecha ya completa. </w:t>
+            </w:r>
+            <w:r>
+              <w:rPr>
+                <w:sz w:val="17"/>
+                <w:szCs w:val="17"/>
+              </w:rPr>
               <w:br/>
               <w:t>3) Clic en "Generar informe".</w:t>
             </w:r>
@@ -36021,7 +37800,6 @@
                 <w:sz w:val="17"/>
                 <w:szCs w:val="17"/>
               </w:rPr>
-              <w:lastRenderedPageBreak/>
               <w:t>CN-10</w:t>
             </w:r>
           </w:p>
@@ -36086,8 +37864,20 @@
                 <w:szCs w:val="17"/>
               </w:rPr>
               <w:t xml:space="preserve">1) Registrar la zona "Fortaleza de Ollantaytambo" seleccionando las preferencias "Historia/Cultura" y "Naturaleza" a la vez. </w:t>
+            </w:r>
+            <w:r>
+              <w:rPr>
+                <w:sz w:val="17"/>
+                <w:szCs w:val="17"/>
+              </w:rPr>
               <w:br/>
               <w:t xml:space="preserve">2) Guardar. </w:t>
+            </w:r>
+            <w:r>
+              <w:rPr>
+                <w:sz w:val="17"/>
+                <w:szCs w:val="17"/>
+              </w:rPr>
               <w:br/>
               <w:t>3) Como turista, buscar zonas con preferencia "Naturaleza" y, por separado, con preferencia "Historia/Cultura", ambas desde la estación Ollantaytambo.</w:t>
             </w:r>
@@ -36131,7 +37921,7 @@
                 <w:sz w:val="17"/>
                 <w:szCs w:val="17"/>
               </w:rPr>
-              <w:t xml:space="preserve">El sistema guarda ambas asociaciones en ZonaPreferencia, y la zona aparece en los resultados de búsqueda tanto para la preferencia "Naturaleza" como para "Historia/Cultura", de forma independiente.</w:t>
+              <w:t>El sistema guarda ambas asociaciones en ZonaPreferencia, y la zona aparece en los resultados de búsqueda tanto para la preferencia "Naturaleza" como para "Historia/Cultura", de forma independiente.</w:t>
             </w:r>
           </w:p>
         </w:tc>
@@ -36339,6 +38129,7 @@
                 <w:sz w:val="17"/>
                 <w:szCs w:val="17"/>
               </w:rPr>
+              <w:lastRenderedPageBreak/>
               <w:t>CN-12</w:t>
             </w:r>
           </w:p>
@@ -36502,8 +38293,11 @@
       </w:pPr>
       <w:r>
         <w:tab/>
+      </w:r>
+      <w:r>
         <w:tab/>
       </w:r>
+      <w:bookmarkStart w:id="36" w:name="_Toc239614624"/>
       <w:r>
         <w:rPr>
           <w:b/>
@@ -36514,6 +38308,7 @@
         </w:rPr>
         <w:t>8.2.3. Pruebas de integridad de base de datos</w:t>
       </w:r>
+      <w:bookmarkEnd w:id="36"/>
     </w:p>
     <w:p>
       <w:pPr>
@@ -36522,7 +38317,7 @@
         <w:jc w:val="both"/>
       </w:pPr>
       <w:r>
-        <w:t xml:space="preserve">Las pruebas de integridad verifican que el esquema y los datos cargados en PostgreSQL sigan siendo coherentes entre sí. Cubren un riesgo que las pruebas de caja blanca no alcanzan: al simular el repositorio, aquellas permanecen en verde aunque los valores de init/02_datos.sql cambien. El esquema define dos funciones verificadoras en init/03_consultas.sql, fn_verificar_categorias() y fn_verificar_rutas(), concebidas para ejecutarse a mano; esta batería las ejecuta en cada compilación del proyecto.</w:t>
+        <w:t>Las pruebas de integridad verifican que el esquema y los datos cargados en PostgreSQL sigan siendo coherentes entre sí. Cubren un riesgo que las pruebas de caja blanca no alcanzan: al simular el repositorio, aquellas permanecen en verde aunque los valores de init/02_datos.sql cambien. El esquema define dos funciones verificadoras en init/03_consultas.sql, fn_verificar_categorias() y fn_verificar_rutas(), concebidas para ejecutarse a mano; esta batería las ejecuta en cada compilación del proyecto.</w:t>
       </w:r>
     </w:p>
     <w:p>
@@ -36536,7 +38331,7 @@
           <w:b/>
           <w:bCs/>
         </w:rPr>
-        <w:t xml:space="preserve">Entorno de ejecución:</w:t>
+        <w:t>Entorno de ejecución:</w:t>
       </w:r>
       <w:r>
         <w:t xml:space="preserve"> a diferencia del resto de la suite, que emplea H2 en modo de compatibilidad PostgreSQL, esta batería levanta un contenedor PostgreSQL 15 real mediante Testcontainers y le carga los mismos scripts de init que monta el docker-compose.yml. Es necesario porque los verificadores están escritos en PL/pgSQL, lenguaje que H2 no interpreta. La clase de prueba correspondiente es VerificacionIntegridadBdTest.</w:t>
@@ -36578,11 +38373,11 @@
         <w:tblLook w:val="04A0" w:firstRow="1" w:lastRow="0" w:firstColumn="1" w:lastColumn="0" w:noHBand="0" w:noVBand="1"/>
       </w:tblPr>
       <w:tblGrid>
-        <w:gridCol w:w="396"/>
-        <w:gridCol w:w="2388"/>
-        <w:gridCol w:w="1756"/>
-        <w:gridCol w:w="2829"/>
-        <w:gridCol w:w="2715"/>
+        <w:gridCol w:w="410"/>
+        <w:gridCol w:w="2381"/>
+        <w:gridCol w:w="1757"/>
+        <w:gridCol w:w="2825"/>
+        <w:gridCol w:w="2711"/>
         <w:gridCol w:w="659"/>
       </w:tblGrid>
       <w:tr>
@@ -36610,7 +38405,7 @@
                 <w:sz w:val="17"/>
                 <w:szCs w:val="17"/>
               </w:rPr>
-              <w:t xml:space="preserve">ID</w:t>
+              <w:t>ID</w:t>
             </w:r>
           </w:p>
         </w:tc>
@@ -36634,7 +38429,7 @@
                 <w:sz w:val="17"/>
                 <w:szCs w:val="17"/>
               </w:rPr>
-              <w:t xml:space="preserve">Verificación</w:t>
+              <w:t>Verificación</w:t>
             </w:r>
           </w:p>
         </w:tc>
@@ -36658,7 +38453,7 @@
                 <w:sz w:val="17"/>
                 <w:szCs w:val="17"/>
               </w:rPr>
-              <w:t xml:space="preserve">Aspecto evaluado</w:t>
+              <w:t>Aspecto evaluado</w:t>
             </w:r>
           </w:p>
         </w:tc>
@@ -36682,7 +38477,7 @@
                 <w:sz w:val="17"/>
                 <w:szCs w:val="17"/>
               </w:rPr>
-              <w:t xml:space="preserve">Mecanismo de comprobación</w:t>
+              <w:t>Mecanismo de comprobación</w:t>
             </w:r>
           </w:p>
         </w:tc>
@@ -36706,7 +38501,7 @@
                 <w:sz w:val="17"/>
                 <w:szCs w:val="17"/>
               </w:rPr>
-              <w:t xml:space="preserve">Resultado esperado</w:t>
+              <w:t>Resultado esperado</w:t>
             </w:r>
           </w:p>
         </w:tc>
@@ -36730,7 +38525,7 @@
                 <w:sz w:val="17"/>
                 <w:szCs w:val="17"/>
               </w:rPr>
-              <w:t xml:space="preserve">Estado</w:t>
+              <w:t>Estado</w:t>
             </w:r>
           </w:p>
         </w:tc>
@@ -36756,7 +38551,7 @@
                 <w:sz w:val="17"/>
                 <w:szCs w:val="17"/>
               </w:rPr>
-              <w:t xml:space="preserve">BD-01</w:t>
+              <w:t>BD-01</w:t>
             </w:r>
           </w:p>
         </w:tc>
@@ -36777,7 +38572,7 @@
                 <w:sz w:val="17"/>
                 <w:szCs w:val="17"/>
               </w:rPr>
-              <w:t xml:space="preserve">Carga inicial completa</w:t>
+              <w:t>Carga inicial completa</w:t>
             </w:r>
           </w:p>
         </w:tc>
@@ -36798,7 +38593,7 @@
                 <w:sz w:val="17"/>
                 <w:szCs w:val="17"/>
               </w:rPr>
-              <w:t xml:space="preserve">Que el entrypoint de PostgreSQL ejecutó 01_esquema.sql, 02_datos.sql y 03_consultas.sql en orden</w:t>
+              <w:t>Que el entrypoint de PostgreSQL ejecutó 01_esquema.sql, 02_datos.sql y 03_consultas.sql en orden</w:t>
             </w:r>
           </w:p>
         </w:tc>
@@ -36819,7 +38614,7 @@
                 <w:sz w:val="17"/>
                 <w:szCs w:val="17"/>
               </w:rPr>
-              <w:t xml:space="preserve">fn_resumen_bd()</w:t>
+              <w:t>fn_resumen_bd()</w:t>
             </w:r>
           </w:p>
         </w:tc>
@@ -36840,7 +38635,7 @@
                 <w:sz w:val="17"/>
                 <w:szCs w:val="17"/>
               </w:rPr>
-              <w:t xml:space="preserve">Las tablas del núcleo devuelven al menos un registro</w:t>
+              <w:t>Las tablas del núcleo devuelven al menos un registro</w:t>
             </w:r>
           </w:p>
         </w:tc>
@@ -36861,7 +38656,7 @@
                 <w:sz w:val="17"/>
                 <w:szCs w:val="17"/>
               </w:rPr>
-              <w:t xml:space="preserve">Exitoso</w:t>
+              <w:t>Exitoso</w:t>
             </w:r>
           </w:p>
         </w:tc>
@@ -36887,7 +38682,7 @@
                 <w:sz w:val="17"/>
                 <w:szCs w:val="17"/>
               </w:rPr>
-              <w:t xml:space="preserve">BD-02</w:t>
+              <w:t>BD-02</w:t>
             </w:r>
           </w:p>
         </w:tc>
@@ -36908,7 +38703,7 @@
                 <w:sz w:val="17"/>
                 <w:szCs w:val="17"/>
               </w:rPr>
-              <w:t xml:space="preserve">Cobertura de los tramos de edad</w:t>
+              <w:t>Cobertura de los tramos de edad</w:t>
             </w:r>
           </w:p>
         </w:tc>
@@ -36929,7 +38724,7 @@
                 <w:sz w:val="17"/>
                 <w:szCs w:val="17"/>
               </w:rPr>
-              <w:t xml:space="preserve">Que ninguna edad entre 0 y 120 quede sin categoría tarifaria en alguno de los dos ámbitos</w:t>
+              <w:t>Que ninguna edad entre 0 y 120 quede sin categoría tarifaria en alguno de los dos ámbitos</w:t>
             </w:r>
           </w:p>
         </w:tc>
@@ -36950,7 +38745,7 @@
                 <w:sz w:val="17"/>
                 <w:szCs w:val="17"/>
               </w:rPr>
-              <w:t xml:space="preserve">fn_verificar_categorias()</w:t>
+              <w:t>fn_verificar_categorias()</w:t>
             </w:r>
           </w:p>
         </w:tc>
@@ -36971,7 +38766,7 @@
                 <w:sz w:val="17"/>
                 <w:szCs w:val="17"/>
               </w:rPr>
-              <w:t xml:space="preserve">La función no devuelve ninguna fila</w:t>
+              <w:t>La función no devuelve ninguna fila</w:t>
             </w:r>
           </w:p>
         </w:tc>
@@ -36992,7 +38787,7 @@
                 <w:sz w:val="17"/>
                 <w:szCs w:val="17"/>
               </w:rPr>
-              <w:t xml:space="preserve">Exitoso</w:t>
+              <w:t>Exitoso</w:t>
             </w:r>
           </w:p>
         </w:tc>
@@ -37018,7 +38813,7 @@
                 <w:sz w:val="17"/>
                 <w:szCs w:val="17"/>
               </w:rPr>
-              <w:t xml:space="preserve">BD-03</w:t>
+              <w:t>BD-03</w:t>
             </w:r>
           </w:p>
         </w:tc>
@@ -37039,7 +38834,7 @@
                 <w:sz w:val="17"/>
                 <w:szCs w:val="17"/>
               </w:rPr>
-              <w:t xml:space="preserve">Coherencia de las distancias guardadas</w:t>
+              <w:t>Coherencia de las distancias guardadas</w:t>
             </w:r>
           </w:p>
         </w:tc>
@@ -37060,7 +38855,7 @@
                 <w:sz w:val="17"/>
                 <w:szCs w:val="17"/>
               </w:rPr>
-              <w:t xml:space="preserve">Que RutDistanciaKm siga correspondiendo a las coordenadas de la estación y de la zona</w:t>
+              <w:t>Que RutDistanciaKm siga correspondiendo a las coordenadas de la estación y de la zona</w:t>
             </w:r>
           </w:p>
         </w:tc>
@@ -37081,7 +38876,7 @@
                 <w:sz w:val="17"/>
                 <w:szCs w:val="17"/>
               </w:rPr>
-              <w:t xml:space="preserve">fn_verificar_rutas()</w:t>
+              <w:t>fn_verificar_rutas()</w:t>
             </w:r>
           </w:p>
         </w:tc>
@@ -37102,7 +38897,7 @@
                 <w:sz w:val="17"/>
                 <w:szCs w:val="17"/>
               </w:rPr>
-              <w:t xml:space="preserve">Ninguna ruta queda en estado REVISAR</w:t>
+              <w:t>Ninguna ruta queda en estado REVISAR</w:t>
             </w:r>
           </w:p>
         </w:tc>
@@ -37123,7 +38918,7 @@
                 <w:sz w:val="17"/>
                 <w:szCs w:val="17"/>
               </w:rPr>
-              <w:t xml:space="preserve">Exitoso</w:t>
+              <w:t>Exitoso</w:t>
             </w:r>
           </w:p>
         </w:tc>
@@ -37149,7 +38944,8 @@
                 <w:sz w:val="17"/>
                 <w:szCs w:val="17"/>
               </w:rPr>
-              <w:t xml:space="preserve">BD-04</w:t>
+              <w:lastRenderedPageBreak/>
+              <w:t>BD-04</w:t>
             </w:r>
           </w:p>
         </w:tc>
@@ -37170,7 +38966,7 @@
                 <w:sz w:val="17"/>
                 <w:szCs w:val="17"/>
               </w:rPr>
-              <w:t xml:space="preserve">Equivalencia del cálculo Haversine</w:t>
+              <w:t>Equivalencia del cálculo Haversine</w:t>
             </w:r>
           </w:p>
         </w:tc>
@@ -37191,7 +38987,7 @@
                 <w:sz w:val="17"/>
                 <w:szCs w:val="17"/>
               </w:rPr>
-              <w:t xml:space="preserve">Que HaversineCalculator (Java) y fn_distancia_haversine (PL/pgSQL) devuelvan el mismo valor</w:t>
+              <w:t>Que HaversineCalculator (Java) y fn_distancia_haversine (PL/pgSQL) devuelvan el mismo valor</w:t>
             </w:r>
           </w:p>
         </w:tc>
@@ -37212,7 +39008,7 @@
                 <w:sz w:val="17"/>
                 <w:szCs w:val="17"/>
               </w:rPr>
-              <w:t xml:space="preserve">Comparación de ambas implementaciones sobre las coordenadas sembradas</w:t>
+              <w:t>Comparación de ambas implementaciones sobre las coordenadas sembradas</w:t>
             </w:r>
           </w:p>
         </w:tc>
@@ -37233,7 +39029,7 @@
                 <w:sz w:val="17"/>
                 <w:szCs w:val="17"/>
               </w:rPr>
-              <w:t xml:space="preserve">Coincidencia exacta en todas las rutas</w:t>
+              <w:t>Coincidencia exacta en todas las rutas</w:t>
             </w:r>
           </w:p>
         </w:tc>
@@ -37254,7 +39050,7 @@
                 <w:sz w:val="17"/>
                 <w:szCs w:val="17"/>
               </w:rPr>
-              <w:t xml:space="preserve">Exitoso</w:t>
+              <w:t>Exitoso</w:t>
             </w:r>
           </w:p>
         </w:tc>
@@ -37280,7 +39076,7 @@
                 <w:sz w:val="17"/>
                 <w:szCs w:val="17"/>
               </w:rPr>
-              <w:t xml:space="preserve">BD-05</w:t>
+              <w:t>BD-05</w:t>
             </w:r>
           </w:p>
         </w:tc>
@@ -37301,7 +39097,7 @@
                 <w:sz w:val="17"/>
                 <w:szCs w:val="17"/>
               </w:rPr>
-              <w:t xml:space="preserve">Divergencia de tramos entre proveedores</w:t>
+              <w:t>Divergencia de tramos entre proveedores</w:t>
             </w:r>
           </w:p>
         </w:tc>
@@ -37322,7 +39118,7 @@
                 <w:sz w:val="17"/>
                 <w:szCs w:val="17"/>
               </w:rPr>
-              <w:t xml:space="preserve">Que a los 15 años corresponda Adulto en el tren y Nino en la zona según los datos cargados</w:t>
+              <w:t>Que a los 15 años corresponda Adulto en el tren y Nino en la zona según los datos cargados</w:t>
             </w:r>
           </w:p>
         </w:tc>
@@ -37343,7 +39139,7 @@
                 <w:sz w:val="17"/>
                 <w:szCs w:val="17"/>
               </w:rPr>
-              <w:t xml:space="preserve">fn_categoria_por_edad('Tren', 15) y fn_categoria_por_edad('Zona', 15)</w:t>
+              <w:t>fn_categoria_por_edad('Tren', 15) y fn_categoria_por_edad('Zona', 15)</w:t>
             </w:r>
           </w:p>
         </w:tc>
@@ -37364,7 +39160,7 @@
                 <w:sz w:val="17"/>
                 <w:szCs w:val="17"/>
               </w:rPr>
-              <w:t xml:space="preserve">Adulto y Nino respectivamente</w:t>
+              <w:t>Adulto y Nino respectivamente</w:t>
             </w:r>
           </w:p>
         </w:tc>
@@ -37385,7 +39181,7 @@
                 <w:sz w:val="17"/>
                 <w:szCs w:val="17"/>
               </w:rPr>
-              <w:t xml:space="preserve">Exitoso</w:t>
+              <w:t>Exitoso</w:t>
             </w:r>
           </w:p>
         </w:tc>

--- a/docs/ProyectoFinalSOftware.docx
+++ b/docs/ProyectoFinalSOftware.docx
@@ -470,7 +470,7 @@
           <w:sz w:val="24"/>
           <w:szCs w:val="24"/>
         </w:rPr>
-        <w:t xml:space="preserve">Rocha Sanchez, Carol Dacia</w:t>
+        <w:t>Rocha Sanchez, Carol Dacia</w:t>
       </w:r>
     </w:p>
     <w:p>
@@ -595,7 +595,7 @@
           <w:sz w:val="24"/>
           <w:szCs w:val="24"/>
         </w:rPr>
-        <w:t xml:space="preserve">Ing. Mg. Freddy Ferrari Fernandez</w:t>
+        <w:t>Ing. Mg. Freddy Ferrari Fernandez</w:t>
       </w:r>
     </w:p>
     <w:p>
@@ -641,7 +641,7 @@
           <w:sz w:val="24"/>
           <w:szCs w:val="24"/>
         </w:rPr>
-        <w:t xml:space="preserve">27 de agosto del 2026</w:t>
+        <w:t>27 de agosto del 2026</w:t>
       </w:r>
     </w:p>
     <w:p>
@@ -720,7 +720,11 @@
           </w:pPr>
           <w:r>
             <w:fldChar w:fldCharType="begin"/>
+          </w:r>
+          <w:r>
             <w:instrText xml:space="preserve"> TOC \o "1-3" \h \z \u </w:instrText>
+          </w:r>
+          <w:r>
             <w:fldChar w:fldCharType="separate"/>
           </w:r>
           <w:hyperlink w:anchor="_Toc239283052" w:history="1">
@@ -739,10 +743,46 @@
                 <w:webHidden/>
               </w:rPr>
               <w:tab/>
+            </w:r>
+            <w:r>
+              <w:rPr>
+                <w:noProof/>
+                <w:webHidden/>
+              </w:rPr>
               <w:fldChar w:fldCharType="begin"/>
+            </w:r>
+            <w:r>
+              <w:rPr>
+                <w:noProof/>
+                <w:webHidden/>
+              </w:rPr>
               <w:instrText xml:space="preserve"> PAGEREF _Toc239283052 \h </w:instrText>
+            </w:r>
+            <w:r>
+              <w:rPr>
+                <w:noProof/>
+                <w:webHidden/>
+              </w:rPr>
+            </w:r>
+            <w:r>
+              <w:rPr>
+                <w:noProof/>
+                <w:webHidden/>
+              </w:rPr>
               <w:fldChar w:fldCharType="separate"/>
+            </w:r>
+            <w:r>
+              <w:rPr>
+                <w:noProof/>
+                <w:webHidden/>
+              </w:rPr>
               <w:t>4</w:t>
+            </w:r>
+            <w:r>
+              <w:rPr>
+                <w:noProof/>
+                <w:webHidden/>
+              </w:rPr>
               <w:fldChar w:fldCharType="end"/>
             </w:r>
           </w:hyperlink>
@@ -778,10 +818,46 @@
                 <w:webHidden/>
               </w:rPr>
               <w:tab/>
+            </w:r>
+            <w:r>
+              <w:rPr>
+                <w:noProof/>
+                <w:webHidden/>
+              </w:rPr>
               <w:fldChar w:fldCharType="begin"/>
+            </w:r>
+            <w:r>
+              <w:rPr>
+                <w:noProof/>
+                <w:webHidden/>
+              </w:rPr>
               <w:instrText xml:space="preserve"> PAGEREF _Toc239283053 \h </w:instrText>
+            </w:r>
+            <w:r>
+              <w:rPr>
+                <w:noProof/>
+                <w:webHidden/>
+              </w:rPr>
+            </w:r>
+            <w:r>
+              <w:rPr>
+                <w:noProof/>
+                <w:webHidden/>
+              </w:rPr>
               <w:fldChar w:fldCharType="separate"/>
+            </w:r>
+            <w:r>
+              <w:rPr>
+                <w:noProof/>
+                <w:webHidden/>
+              </w:rPr>
               <w:t>4</w:t>
+            </w:r>
+            <w:r>
+              <w:rPr>
+                <w:noProof/>
+                <w:webHidden/>
+              </w:rPr>
               <w:fldChar w:fldCharType="end"/>
             </w:r>
           </w:hyperlink>
@@ -818,10 +894,46 @@
                 <w:webHidden/>
               </w:rPr>
               <w:tab/>
+            </w:r>
+            <w:r>
+              <w:rPr>
+                <w:noProof/>
+                <w:webHidden/>
+              </w:rPr>
               <w:fldChar w:fldCharType="begin"/>
+            </w:r>
+            <w:r>
+              <w:rPr>
+                <w:noProof/>
+                <w:webHidden/>
+              </w:rPr>
               <w:instrText xml:space="preserve"> PAGEREF _Toc239283054 \h </w:instrText>
+            </w:r>
+            <w:r>
+              <w:rPr>
+                <w:noProof/>
+                <w:webHidden/>
+              </w:rPr>
+            </w:r>
+            <w:r>
+              <w:rPr>
+                <w:noProof/>
+                <w:webHidden/>
+              </w:rPr>
               <w:fldChar w:fldCharType="separate"/>
+            </w:r>
+            <w:r>
+              <w:rPr>
+                <w:noProof/>
+                <w:webHidden/>
+              </w:rPr>
               <w:t>4</w:t>
+            </w:r>
+            <w:r>
+              <w:rPr>
+                <w:noProof/>
+                <w:webHidden/>
+              </w:rPr>
               <w:fldChar w:fldCharType="end"/>
             </w:r>
           </w:hyperlink>
@@ -857,10 +969,46 @@
                 <w:webHidden/>
               </w:rPr>
               <w:tab/>
+            </w:r>
+            <w:r>
+              <w:rPr>
+                <w:noProof/>
+                <w:webHidden/>
+              </w:rPr>
               <w:fldChar w:fldCharType="begin"/>
+            </w:r>
+            <w:r>
+              <w:rPr>
+                <w:noProof/>
+                <w:webHidden/>
+              </w:rPr>
               <w:instrText xml:space="preserve"> PAGEREF _Toc239283055 \h </w:instrText>
+            </w:r>
+            <w:r>
+              <w:rPr>
+                <w:noProof/>
+                <w:webHidden/>
+              </w:rPr>
+            </w:r>
+            <w:r>
+              <w:rPr>
+                <w:noProof/>
+                <w:webHidden/>
+              </w:rPr>
               <w:fldChar w:fldCharType="separate"/>
+            </w:r>
+            <w:r>
+              <w:rPr>
+                <w:noProof/>
+                <w:webHidden/>
+              </w:rPr>
               <w:t>4</w:t>
+            </w:r>
+            <w:r>
+              <w:rPr>
+                <w:noProof/>
+                <w:webHidden/>
+              </w:rPr>
               <w:fldChar w:fldCharType="end"/>
             </w:r>
           </w:hyperlink>
@@ -896,10 +1044,46 @@
                 <w:webHidden/>
               </w:rPr>
               <w:tab/>
+            </w:r>
+            <w:r>
+              <w:rPr>
+                <w:noProof/>
+                <w:webHidden/>
+              </w:rPr>
               <w:fldChar w:fldCharType="begin"/>
+            </w:r>
+            <w:r>
+              <w:rPr>
+                <w:noProof/>
+                <w:webHidden/>
+              </w:rPr>
               <w:instrText xml:space="preserve"> PAGEREF _Toc239283056 \h </w:instrText>
+            </w:r>
+            <w:r>
+              <w:rPr>
+                <w:noProof/>
+                <w:webHidden/>
+              </w:rPr>
+            </w:r>
+            <w:r>
+              <w:rPr>
+                <w:noProof/>
+                <w:webHidden/>
+              </w:rPr>
               <w:fldChar w:fldCharType="separate"/>
+            </w:r>
+            <w:r>
+              <w:rPr>
+                <w:noProof/>
+                <w:webHidden/>
+              </w:rPr>
               <w:t>4</w:t>
+            </w:r>
+            <w:r>
+              <w:rPr>
+                <w:noProof/>
+                <w:webHidden/>
+              </w:rPr>
               <w:fldChar w:fldCharType="end"/>
             </w:r>
           </w:hyperlink>
@@ -935,10 +1119,46 @@
                 <w:webHidden/>
               </w:rPr>
               <w:tab/>
+            </w:r>
+            <w:r>
+              <w:rPr>
+                <w:noProof/>
+                <w:webHidden/>
+              </w:rPr>
               <w:fldChar w:fldCharType="begin"/>
+            </w:r>
+            <w:r>
+              <w:rPr>
+                <w:noProof/>
+                <w:webHidden/>
+              </w:rPr>
               <w:instrText xml:space="preserve"> PAGEREF _Toc239283057 \h </w:instrText>
+            </w:r>
+            <w:r>
+              <w:rPr>
+                <w:noProof/>
+                <w:webHidden/>
+              </w:rPr>
+            </w:r>
+            <w:r>
+              <w:rPr>
+                <w:noProof/>
+                <w:webHidden/>
+              </w:rPr>
               <w:fldChar w:fldCharType="separate"/>
+            </w:r>
+            <w:r>
+              <w:rPr>
+                <w:noProof/>
+                <w:webHidden/>
+              </w:rPr>
               <w:t>5</w:t>
+            </w:r>
+            <w:r>
+              <w:rPr>
+                <w:noProof/>
+                <w:webHidden/>
+              </w:rPr>
               <w:fldChar w:fldCharType="end"/>
             </w:r>
           </w:hyperlink>
@@ -975,10 +1195,46 @@
                 <w:webHidden/>
               </w:rPr>
               <w:tab/>
+            </w:r>
+            <w:r>
+              <w:rPr>
+                <w:noProof/>
+                <w:webHidden/>
+              </w:rPr>
               <w:fldChar w:fldCharType="begin"/>
+            </w:r>
+            <w:r>
+              <w:rPr>
+                <w:noProof/>
+                <w:webHidden/>
+              </w:rPr>
               <w:instrText xml:space="preserve"> PAGEREF _Toc239283058 \h </w:instrText>
+            </w:r>
+            <w:r>
+              <w:rPr>
+                <w:noProof/>
+                <w:webHidden/>
+              </w:rPr>
+            </w:r>
+            <w:r>
+              <w:rPr>
+                <w:noProof/>
+                <w:webHidden/>
+              </w:rPr>
               <w:fldChar w:fldCharType="separate"/>
+            </w:r>
+            <w:r>
+              <w:rPr>
+                <w:noProof/>
+                <w:webHidden/>
+              </w:rPr>
               <w:t>6</w:t>
+            </w:r>
+            <w:r>
+              <w:rPr>
+                <w:noProof/>
+                <w:webHidden/>
+              </w:rPr>
               <w:fldChar w:fldCharType="end"/>
             </w:r>
           </w:hyperlink>
@@ -1015,10 +1271,46 @@
                 <w:webHidden/>
               </w:rPr>
               <w:tab/>
+            </w:r>
+            <w:r>
+              <w:rPr>
+                <w:noProof/>
+                <w:webHidden/>
+              </w:rPr>
               <w:fldChar w:fldCharType="begin"/>
+            </w:r>
+            <w:r>
+              <w:rPr>
+                <w:noProof/>
+                <w:webHidden/>
+              </w:rPr>
               <w:instrText xml:space="preserve"> PAGEREF _Toc239283059 \h </w:instrText>
+            </w:r>
+            <w:r>
+              <w:rPr>
+                <w:noProof/>
+                <w:webHidden/>
+              </w:rPr>
+            </w:r>
+            <w:r>
+              <w:rPr>
+                <w:noProof/>
+                <w:webHidden/>
+              </w:rPr>
               <w:fldChar w:fldCharType="separate"/>
+            </w:r>
+            <w:r>
+              <w:rPr>
+                <w:noProof/>
+                <w:webHidden/>
+              </w:rPr>
               <w:t>6</w:t>
+            </w:r>
+            <w:r>
+              <w:rPr>
+                <w:noProof/>
+                <w:webHidden/>
+              </w:rPr>
               <w:fldChar w:fldCharType="end"/>
             </w:r>
           </w:hyperlink>
@@ -1054,10 +1346,46 @@
                 <w:webHidden/>
               </w:rPr>
               <w:tab/>
+            </w:r>
+            <w:r>
+              <w:rPr>
+                <w:noProof/>
+                <w:webHidden/>
+              </w:rPr>
               <w:fldChar w:fldCharType="begin"/>
+            </w:r>
+            <w:r>
+              <w:rPr>
+                <w:noProof/>
+                <w:webHidden/>
+              </w:rPr>
               <w:instrText xml:space="preserve"> PAGEREF _Toc239283060 \h </w:instrText>
+            </w:r>
+            <w:r>
+              <w:rPr>
+                <w:noProof/>
+                <w:webHidden/>
+              </w:rPr>
+            </w:r>
+            <w:r>
+              <w:rPr>
+                <w:noProof/>
+                <w:webHidden/>
+              </w:rPr>
               <w:fldChar w:fldCharType="separate"/>
+            </w:r>
+            <w:r>
+              <w:rPr>
+                <w:noProof/>
+                <w:webHidden/>
+              </w:rPr>
               <w:t>7</w:t>
+            </w:r>
+            <w:r>
+              <w:rPr>
+                <w:noProof/>
+                <w:webHidden/>
+              </w:rPr>
               <w:fldChar w:fldCharType="end"/>
             </w:r>
           </w:hyperlink>
@@ -1093,10 +1421,46 @@
                 <w:webHidden/>
               </w:rPr>
               <w:tab/>
+            </w:r>
+            <w:r>
+              <w:rPr>
+                <w:noProof/>
+                <w:webHidden/>
+              </w:rPr>
               <w:fldChar w:fldCharType="begin"/>
+            </w:r>
+            <w:r>
+              <w:rPr>
+                <w:noProof/>
+                <w:webHidden/>
+              </w:rPr>
               <w:instrText xml:space="preserve"> PAGEREF _Toc239283061 \h </w:instrText>
+            </w:r>
+            <w:r>
+              <w:rPr>
+                <w:noProof/>
+                <w:webHidden/>
+              </w:rPr>
+            </w:r>
+            <w:r>
+              <w:rPr>
+                <w:noProof/>
+                <w:webHidden/>
+              </w:rPr>
               <w:fldChar w:fldCharType="separate"/>
+            </w:r>
+            <w:r>
+              <w:rPr>
+                <w:noProof/>
+                <w:webHidden/>
+              </w:rPr>
               <w:t>9</w:t>
+            </w:r>
+            <w:r>
+              <w:rPr>
+                <w:noProof/>
+                <w:webHidden/>
+              </w:rPr>
               <w:fldChar w:fldCharType="end"/>
             </w:r>
           </w:hyperlink>
@@ -1132,10 +1496,46 @@
                 <w:webHidden/>
               </w:rPr>
               <w:tab/>
+            </w:r>
+            <w:r>
+              <w:rPr>
+                <w:noProof/>
+                <w:webHidden/>
+              </w:rPr>
               <w:fldChar w:fldCharType="begin"/>
+            </w:r>
+            <w:r>
+              <w:rPr>
+                <w:noProof/>
+                <w:webHidden/>
+              </w:rPr>
               <w:instrText xml:space="preserve"> PAGEREF _Toc239283062 \h </w:instrText>
+            </w:r>
+            <w:r>
+              <w:rPr>
+                <w:noProof/>
+                <w:webHidden/>
+              </w:rPr>
+            </w:r>
+            <w:r>
+              <w:rPr>
+                <w:noProof/>
+                <w:webHidden/>
+              </w:rPr>
               <w:fldChar w:fldCharType="separate"/>
+            </w:r>
+            <w:r>
+              <w:rPr>
+                <w:noProof/>
+                <w:webHidden/>
+              </w:rPr>
               <w:t>10</w:t>
+            </w:r>
+            <w:r>
+              <w:rPr>
+                <w:noProof/>
+                <w:webHidden/>
+              </w:rPr>
               <w:fldChar w:fldCharType="end"/>
             </w:r>
           </w:hyperlink>
@@ -1171,10 +1571,46 @@
                 <w:webHidden/>
               </w:rPr>
               <w:tab/>
+            </w:r>
+            <w:r>
+              <w:rPr>
+                <w:noProof/>
+                <w:webHidden/>
+              </w:rPr>
               <w:fldChar w:fldCharType="begin"/>
+            </w:r>
+            <w:r>
+              <w:rPr>
+                <w:noProof/>
+                <w:webHidden/>
+              </w:rPr>
               <w:instrText xml:space="preserve"> PAGEREF _Toc239283063 \h </w:instrText>
+            </w:r>
+            <w:r>
+              <w:rPr>
+                <w:noProof/>
+                <w:webHidden/>
+              </w:rPr>
+            </w:r>
+            <w:r>
+              <w:rPr>
+                <w:noProof/>
+                <w:webHidden/>
+              </w:rPr>
               <w:fldChar w:fldCharType="separate"/>
+            </w:r>
+            <w:r>
+              <w:rPr>
+                <w:noProof/>
+                <w:webHidden/>
+              </w:rPr>
               <w:t>10</w:t>
+            </w:r>
+            <w:r>
+              <w:rPr>
+                <w:noProof/>
+                <w:webHidden/>
+              </w:rPr>
               <w:fldChar w:fldCharType="end"/>
             </w:r>
           </w:hyperlink>
@@ -1210,10 +1646,46 @@
                 <w:webHidden/>
               </w:rPr>
               <w:tab/>
+            </w:r>
+            <w:r>
+              <w:rPr>
+                <w:noProof/>
+                <w:webHidden/>
+              </w:rPr>
               <w:fldChar w:fldCharType="begin"/>
+            </w:r>
+            <w:r>
+              <w:rPr>
+                <w:noProof/>
+                <w:webHidden/>
+              </w:rPr>
               <w:instrText xml:space="preserve"> PAGEREF _Toc239283064 \h </w:instrText>
+            </w:r>
+            <w:r>
+              <w:rPr>
+                <w:noProof/>
+                <w:webHidden/>
+              </w:rPr>
+            </w:r>
+            <w:r>
+              <w:rPr>
+                <w:noProof/>
+                <w:webHidden/>
+              </w:rPr>
               <w:fldChar w:fldCharType="separate"/>
+            </w:r>
+            <w:r>
+              <w:rPr>
+                <w:noProof/>
+                <w:webHidden/>
+              </w:rPr>
               <w:t>10</w:t>
+            </w:r>
+            <w:r>
+              <w:rPr>
+                <w:noProof/>
+                <w:webHidden/>
+              </w:rPr>
               <w:fldChar w:fldCharType="end"/>
             </w:r>
           </w:hyperlink>
@@ -1249,10 +1721,46 @@
                 <w:webHidden/>
               </w:rPr>
               <w:tab/>
+            </w:r>
+            <w:r>
+              <w:rPr>
+                <w:noProof/>
+                <w:webHidden/>
+              </w:rPr>
               <w:fldChar w:fldCharType="begin"/>
+            </w:r>
+            <w:r>
+              <w:rPr>
+                <w:noProof/>
+                <w:webHidden/>
+              </w:rPr>
               <w:instrText xml:space="preserve"> PAGEREF _Toc239283065 \h </w:instrText>
+            </w:r>
+            <w:r>
+              <w:rPr>
+                <w:noProof/>
+                <w:webHidden/>
+              </w:rPr>
+            </w:r>
+            <w:r>
+              <w:rPr>
+                <w:noProof/>
+                <w:webHidden/>
+              </w:rPr>
               <w:fldChar w:fldCharType="separate"/>
+            </w:r>
+            <w:r>
+              <w:rPr>
+                <w:noProof/>
+                <w:webHidden/>
+              </w:rPr>
               <w:t>13</w:t>
+            </w:r>
+            <w:r>
+              <w:rPr>
+                <w:noProof/>
+                <w:webHidden/>
+              </w:rPr>
               <w:fldChar w:fldCharType="end"/>
             </w:r>
           </w:hyperlink>
@@ -1288,10 +1796,46 @@
                 <w:webHidden/>
               </w:rPr>
               <w:tab/>
+            </w:r>
+            <w:r>
+              <w:rPr>
+                <w:noProof/>
+                <w:webHidden/>
+              </w:rPr>
               <w:fldChar w:fldCharType="begin"/>
+            </w:r>
+            <w:r>
+              <w:rPr>
+                <w:noProof/>
+                <w:webHidden/>
+              </w:rPr>
               <w:instrText xml:space="preserve"> PAGEREF _Toc239283066 \h </w:instrText>
+            </w:r>
+            <w:r>
+              <w:rPr>
+                <w:noProof/>
+                <w:webHidden/>
+              </w:rPr>
+            </w:r>
+            <w:r>
+              <w:rPr>
+                <w:noProof/>
+                <w:webHidden/>
+              </w:rPr>
               <w:fldChar w:fldCharType="separate"/>
+            </w:r>
+            <w:r>
+              <w:rPr>
+                <w:noProof/>
+                <w:webHidden/>
+              </w:rPr>
               <w:t>13</w:t>
+            </w:r>
+            <w:r>
+              <w:rPr>
+                <w:noProof/>
+                <w:webHidden/>
+              </w:rPr>
               <w:fldChar w:fldCharType="end"/>
             </w:r>
           </w:hyperlink>
@@ -1327,10 +1871,46 @@
                 <w:webHidden/>
               </w:rPr>
               <w:tab/>
+            </w:r>
+            <w:r>
+              <w:rPr>
+                <w:noProof/>
+                <w:webHidden/>
+              </w:rPr>
               <w:fldChar w:fldCharType="begin"/>
+            </w:r>
+            <w:r>
+              <w:rPr>
+                <w:noProof/>
+                <w:webHidden/>
+              </w:rPr>
               <w:instrText xml:space="preserve"> PAGEREF _Toc239283067 \h </w:instrText>
+            </w:r>
+            <w:r>
+              <w:rPr>
+                <w:noProof/>
+                <w:webHidden/>
+              </w:rPr>
+            </w:r>
+            <w:r>
+              <w:rPr>
+                <w:noProof/>
+                <w:webHidden/>
+              </w:rPr>
               <w:fldChar w:fldCharType="separate"/>
+            </w:r>
+            <w:r>
+              <w:rPr>
+                <w:noProof/>
+                <w:webHidden/>
+              </w:rPr>
               <w:t>14</w:t>
+            </w:r>
+            <w:r>
+              <w:rPr>
+                <w:noProof/>
+                <w:webHidden/>
+              </w:rPr>
               <w:fldChar w:fldCharType="end"/>
             </w:r>
           </w:hyperlink>
@@ -1366,10 +1946,46 @@
                 <w:webHidden/>
               </w:rPr>
               <w:tab/>
+            </w:r>
+            <w:r>
+              <w:rPr>
+                <w:noProof/>
+                <w:webHidden/>
+              </w:rPr>
               <w:fldChar w:fldCharType="begin"/>
+            </w:r>
+            <w:r>
+              <w:rPr>
+                <w:noProof/>
+                <w:webHidden/>
+              </w:rPr>
               <w:instrText xml:space="preserve"> PAGEREF _Toc239283068 \h </w:instrText>
+            </w:r>
+            <w:r>
+              <w:rPr>
+                <w:noProof/>
+                <w:webHidden/>
+              </w:rPr>
+            </w:r>
+            <w:r>
+              <w:rPr>
+                <w:noProof/>
+                <w:webHidden/>
+              </w:rPr>
               <w:fldChar w:fldCharType="separate"/>
+            </w:r>
+            <w:r>
+              <w:rPr>
+                <w:noProof/>
+                <w:webHidden/>
+              </w:rPr>
               <w:t>15</w:t>
+            </w:r>
+            <w:r>
+              <w:rPr>
+                <w:noProof/>
+                <w:webHidden/>
+              </w:rPr>
               <w:fldChar w:fldCharType="end"/>
             </w:r>
           </w:hyperlink>
@@ -1405,10 +2021,46 @@
                 <w:webHidden/>
               </w:rPr>
               <w:tab/>
+            </w:r>
+            <w:r>
+              <w:rPr>
+                <w:noProof/>
+                <w:webHidden/>
+              </w:rPr>
               <w:fldChar w:fldCharType="begin"/>
+            </w:r>
+            <w:r>
+              <w:rPr>
+                <w:noProof/>
+                <w:webHidden/>
+              </w:rPr>
               <w:instrText xml:space="preserve"> PAGEREF _Toc239283069 \h </w:instrText>
+            </w:r>
+            <w:r>
+              <w:rPr>
+                <w:noProof/>
+                <w:webHidden/>
+              </w:rPr>
+            </w:r>
+            <w:r>
+              <w:rPr>
+                <w:noProof/>
+                <w:webHidden/>
+              </w:rPr>
               <w:fldChar w:fldCharType="separate"/>
+            </w:r>
+            <w:r>
+              <w:rPr>
+                <w:noProof/>
+                <w:webHidden/>
+              </w:rPr>
               <w:t>18</w:t>
+            </w:r>
+            <w:r>
+              <w:rPr>
+                <w:noProof/>
+                <w:webHidden/>
+              </w:rPr>
               <w:fldChar w:fldCharType="end"/>
             </w:r>
           </w:hyperlink>
@@ -1444,10 +2096,46 @@
                 <w:webHidden/>
               </w:rPr>
               <w:tab/>
+            </w:r>
+            <w:r>
+              <w:rPr>
+                <w:noProof/>
+                <w:webHidden/>
+              </w:rPr>
               <w:fldChar w:fldCharType="begin"/>
+            </w:r>
+            <w:r>
+              <w:rPr>
+                <w:noProof/>
+                <w:webHidden/>
+              </w:rPr>
               <w:instrText xml:space="preserve"> PAGEREF _Toc239283070 \h </w:instrText>
+            </w:r>
+            <w:r>
+              <w:rPr>
+                <w:noProof/>
+                <w:webHidden/>
+              </w:rPr>
+            </w:r>
+            <w:r>
+              <w:rPr>
+                <w:noProof/>
+                <w:webHidden/>
+              </w:rPr>
               <w:fldChar w:fldCharType="separate"/>
+            </w:r>
+            <w:r>
+              <w:rPr>
+                <w:noProof/>
+                <w:webHidden/>
+              </w:rPr>
               <w:t>18</w:t>
+            </w:r>
+            <w:r>
+              <w:rPr>
+                <w:noProof/>
+                <w:webHidden/>
+              </w:rPr>
               <w:fldChar w:fldCharType="end"/>
             </w:r>
           </w:hyperlink>
@@ -1483,10 +2171,46 @@
                 <w:webHidden/>
               </w:rPr>
               <w:tab/>
+            </w:r>
+            <w:r>
+              <w:rPr>
+                <w:noProof/>
+                <w:webHidden/>
+              </w:rPr>
               <w:fldChar w:fldCharType="begin"/>
+            </w:r>
+            <w:r>
+              <w:rPr>
+                <w:noProof/>
+                <w:webHidden/>
+              </w:rPr>
               <w:instrText xml:space="preserve"> PAGEREF _Toc239283071 \h </w:instrText>
+            </w:r>
+            <w:r>
+              <w:rPr>
+                <w:noProof/>
+                <w:webHidden/>
+              </w:rPr>
+            </w:r>
+            <w:r>
+              <w:rPr>
+                <w:noProof/>
+                <w:webHidden/>
+              </w:rPr>
               <w:fldChar w:fldCharType="separate"/>
+            </w:r>
+            <w:r>
+              <w:rPr>
+                <w:noProof/>
+                <w:webHidden/>
+              </w:rPr>
               <w:t>20</w:t>
+            </w:r>
+            <w:r>
+              <w:rPr>
+                <w:noProof/>
+                <w:webHidden/>
+              </w:rPr>
               <w:fldChar w:fldCharType="end"/>
             </w:r>
           </w:hyperlink>
@@ -1522,10 +2246,46 @@
                 <w:webHidden/>
               </w:rPr>
               <w:tab/>
+            </w:r>
+            <w:r>
+              <w:rPr>
+                <w:noProof/>
+                <w:webHidden/>
+              </w:rPr>
               <w:fldChar w:fldCharType="begin"/>
+            </w:r>
+            <w:r>
+              <w:rPr>
+                <w:noProof/>
+                <w:webHidden/>
+              </w:rPr>
               <w:instrText xml:space="preserve"> PAGEREF _Toc239283072 \h </w:instrText>
+            </w:r>
+            <w:r>
+              <w:rPr>
+                <w:noProof/>
+                <w:webHidden/>
+              </w:rPr>
+            </w:r>
+            <w:r>
+              <w:rPr>
+                <w:noProof/>
+                <w:webHidden/>
+              </w:rPr>
               <w:fldChar w:fldCharType="separate"/>
+            </w:r>
+            <w:r>
+              <w:rPr>
+                <w:noProof/>
+                <w:webHidden/>
+              </w:rPr>
               <w:t>21</w:t>
+            </w:r>
+            <w:r>
+              <w:rPr>
+                <w:noProof/>
+                <w:webHidden/>
+              </w:rPr>
               <w:fldChar w:fldCharType="end"/>
             </w:r>
           </w:hyperlink>
@@ -1571,10 +2331,46 @@
                 <w:webHidden/>
               </w:rPr>
               <w:tab/>
+            </w:r>
+            <w:r>
+              <w:rPr>
+                <w:noProof/>
+                <w:webHidden/>
+              </w:rPr>
               <w:fldChar w:fldCharType="begin"/>
+            </w:r>
+            <w:r>
+              <w:rPr>
+                <w:noProof/>
+                <w:webHidden/>
+              </w:rPr>
               <w:instrText xml:space="preserve"> PAGEREF _Toc239283073 \h </w:instrText>
+            </w:r>
+            <w:r>
+              <w:rPr>
+                <w:noProof/>
+                <w:webHidden/>
+              </w:rPr>
+            </w:r>
+            <w:r>
+              <w:rPr>
+                <w:noProof/>
+                <w:webHidden/>
+              </w:rPr>
               <w:fldChar w:fldCharType="separate"/>
+            </w:r>
+            <w:r>
+              <w:rPr>
+                <w:noProof/>
+                <w:webHidden/>
+              </w:rPr>
               <w:t>21</w:t>
+            </w:r>
+            <w:r>
+              <w:rPr>
+                <w:noProof/>
+                <w:webHidden/>
+              </w:rPr>
               <w:fldChar w:fldCharType="end"/>
             </w:r>
           </w:hyperlink>
@@ -1610,10 +2406,46 @@
                 <w:webHidden/>
               </w:rPr>
               <w:tab/>
+            </w:r>
+            <w:r>
+              <w:rPr>
+                <w:noProof/>
+                <w:webHidden/>
+              </w:rPr>
               <w:fldChar w:fldCharType="begin"/>
+            </w:r>
+            <w:r>
+              <w:rPr>
+                <w:noProof/>
+                <w:webHidden/>
+              </w:rPr>
               <w:instrText xml:space="preserve"> PAGEREF _Toc239283074 \h </w:instrText>
+            </w:r>
+            <w:r>
+              <w:rPr>
+                <w:noProof/>
+                <w:webHidden/>
+              </w:rPr>
+            </w:r>
+            <w:r>
+              <w:rPr>
+                <w:noProof/>
+                <w:webHidden/>
+              </w:rPr>
               <w:fldChar w:fldCharType="separate"/>
+            </w:r>
+            <w:r>
+              <w:rPr>
+                <w:noProof/>
+                <w:webHidden/>
+              </w:rPr>
               <w:t>21</w:t>
+            </w:r>
+            <w:r>
+              <w:rPr>
+                <w:noProof/>
+                <w:webHidden/>
+              </w:rPr>
               <w:fldChar w:fldCharType="end"/>
             </w:r>
           </w:hyperlink>
@@ -1649,10 +2481,46 @@
                 <w:webHidden/>
               </w:rPr>
               <w:tab/>
+            </w:r>
+            <w:r>
+              <w:rPr>
+                <w:noProof/>
+                <w:webHidden/>
+              </w:rPr>
               <w:fldChar w:fldCharType="begin"/>
+            </w:r>
+            <w:r>
+              <w:rPr>
+                <w:noProof/>
+                <w:webHidden/>
+              </w:rPr>
               <w:instrText xml:space="preserve"> PAGEREF _Toc239283075 \h </w:instrText>
+            </w:r>
+            <w:r>
+              <w:rPr>
+                <w:noProof/>
+                <w:webHidden/>
+              </w:rPr>
+            </w:r>
+            <w:r>
+              <w:rPr>
+                <w:noProof/>
+                <w:webHidden/>
+              </w:rPr>
               <w:fldChar w:fldCharType="separate"/>
+            </w:r>
+            <w:r>
+              <w:rPr>
+                <w:noProof/>
+                <w:webHidden/>
+              </w:rPr>
               <w:t>22</w:t>
+            </w:r>
+            <w:r>
+              <w:rPr>
+                <w:noProof/>
+                <w:webHidden/>
+              </w:rPr>
               <w:fldChar w:fldCharType="end"/>
             </w:r>
           </w:hyperlink>
@@ -1688,10 +2556,46 @@
                 <w:webHidden/>
               </w:rPr>
               <w:tab/>
+            </w:r>
+            <w:r>
+              <w:rPr>
+                <w:noProof/>
+                <w:webHidden/>
+              </w:rPr>
               <w:fldChar w:fldCharType="begin"/>
+            </w:r>
+            <w:r>
+              <w:rPr>
+                <w:noProof/>
+                <w:webHidden/>
+              </w:rPr>
               <w:instrText xml:space="preserve"> PAGEREF _Toc239283076 \h </w:instrText>
+            </w:r>
+            <w:r>
+              <w:rPr>
+                <w:noProof/>
+                <w:webHidden/>
+              </w:rPr>
+            </w:r>
+            <w:r>
+              <w:rPr>
+                <w:noProof/>
+                <w:webHidden/>
+              </w:rPr>
               <w:fldChar w:fldCharType="separate"/>
+            </w:r>
+            <w:r>
+              <w:rPr>
+                <w:noProof/>
+                <w:webHidden/>
+              </w:rPr>
               <w:t>24</w:t>
+            </w:r>
+            <w:r>
+              <w:rPr>
+                <w:noProof/>
+                <w:webHidden/>
+              </w:rPr>
               <w:fldChar w:fldCharType="end"/>
             </w:r>
           </w:hyperlink>
@@ -1727,10 +2631,46 @@
                 <w:webHidden/>
               </w:rPr>
               <w:tab/>
+            </w:r>
+            <w:r>
+              <w:rPr>
+                <w:noProof/>
+                <w:webHidden/>
+              </w:rPr>
               <w:fldChar w:fldCharType="begin"/>
+            </w:r>
+            <w:r>
+              <w:rPr>
+                <w:noProof/>
+                <w:webHidden/>
+              </w:rPr>
               <w:instrText xml:space="preserve"> PAGEREF _Toc239283077 \h </w:instrText>
+            </w:r>
+            <w:r>
+              <w:rPr>
+                <w:noProof/>
+                <w:webHidden/>
+              </w:rPr>
+            </w:r>
+            <w:r>
+              <w:rPr>
+                <w:noProof/>
+                <w:webHidden/>
+              </w:rPr>
               <w:fldChar w:fldCharType="separate"/>
+            </w:r>
+            <w:r>
+              <w:rPr>
+                <w:noProof/>
+                <w:webHidden/>
+              </w:rPr>
               <w:t>31</w:t>
+            </w:r>
+            <w:r>
+              <w:rPr>
+                <w:noProof/>
+                <w:webHidden/>
+              </w:rPr>
               <w:fldChar w:fldCharType="end"/>
             </w:r>
           </w:hyperlink>
@@ -1766,10 +2706,46 @@
                 <w:webHidden/>
               </w:rPr>
               <w:tab/>
+            </w:r>
+            <w:r>
+              <w:rPr>
+                <w:noProof/>
+                <w:webHidden/>
+              </w:rPr>
               <w:fldChar w:fldCharType="begin"/>
+            </w:r>
+            <w:r>
+              <w:rPr>
+                <w:noProof/>
+                <w:webHidden/>
+              </w:rPr>
               <w:instrText xml:space="preserve"> PAGEREF _Toc239283078 \h </w:instrText>
+            </w:r>
+            <w:r>
+              <w:rPr>
+                <w:noProof/>
+                <w:webHidden/>
+              </w:rPr>
+            </w:r>
+            <w:r>
+              <w:rPr>
+                <w:noProof/>
+                <w:webHidden/>
+              </w:rPr>
               <w:fldChar w:fldCharType="separate"/>
+            </w:r>
+            <w:r>
+              <w:rPr>
+                <w:noProof/>
+                <w:webHidden/>
+              </w:rPr>
               <w:t>31</w:t>
+            </w:r>
+            <w:r>
+              <w:rPr>
+                <w:noProof/>
+                <w:webHidden/>
+              </w:rPr>
               <w:fldChar w:fldCharType="end"/>
             </w:r>
           </w:hyperlink>
@@ -1805,10 +2781,46 @@
                 <w:webHidden/>
               </w:rPr>
               <w:tab/>
+            </w:r>
+            <w:r>
+              <w:rPr>
+                <w:noProof/>
+                <w:webHidden/>
+              </w:rPr>
               <w:fldChar w:fldCharType="begin"/>
+            </w:r>
+            <w:r>
+              <w:rPr>
+                <w:noProof/>
+                <w:webHidden/>
+              </w:rPr>
               <w:instrText xml:space="preserve"> PAGEREF _Toc239283079 \h </w:instrText>
+            </w:r>
+            <w:r>
+              <w:rPr>
+                <w:noProof/>
+                <w:webHidden/>
+              </w:rPr>
+            </w:r>
+            <w:r>
+              <w:rPr>
+                <w:noProof/>
+                <w:webHidden/>
+              </w:rPr>
               <w:fldChar w:fldCharType="separate"/>
+            </w:r>
+            <w:r>
+              <w:rPr>
+                <w:noProof/>
+                <w:webHidden/>
+              </w:rPr>
               <w:t>32</w:t>
+            </w:r>
+            <w:r>
+              <w:rPr>
+                <w:noProof/>
+                <w:webHidden/>
+              </w:rPr>
               <w:fldChar w:fldCharType="end"/>
             </w:r>
           </w:hyperlink>
@@ -1844,10 +2856,46 @@
                 <w:webHidden/>
               </w:rPr>
               <w:tab/>
+            </w:r>
+            <w:r>
+              <w:rPr>
+                <w:noProof/>
+                <w:webHidden/>
+              </w:rPr>
               <w:fldChar w:fldCharType="begin"/>
+            </w:r>
+            <w:r>
+              <w:rPr>
+                <w:noProof/>
+                <w:webHidden/>
+              </w:rPr>
               <w:instrText xml:space="preserve"> PAGEREF _Toc239283080 \h </w:instrText>
+            </w:r>
+            <w:r>
+              <w:rPr>
+                <w:noProof/>
+                <w:webHidden/>
+              </w:rPr>
+            </w:r>
+            <w:r>
+              <w:rPr>
+                <w:noProof/>
+                <w:webHidden/>
+              </w:rPr>
               <w:fldChar w:fldCharType="separate"/>
+            </w:r>
+            <w:r>
+              <w:rPr>
+                <w:noProof/>
+                <w:webHidden/>
+              </w:rPr>
               <w:t>32</w:t>
+            </w:r>
+            <w:r>
+              <w:rPr>
+                <w:noProof/>
+                <w:webHidden/>
+              </w:rPr>
               <w:fldChar w:fldCharType="end"/>
             </w:r>
           </w:hyperlink>
@@ -1883,10 +2931,46 @@
                 <w:webHidden/>
               </w:rPr>
               <w:tab/>
+            </w:r>
+            <w:r>
+              <w:rPr>
+                <w:noProof/>
+                <w:webHidden/>
+              </w:rPr>
               <w:fldChar w:fldCharType="begin"/>
+            </w:r>
+            <w:r>
+              <w:rPr>
+                <w:noProof/>
+                <w:webHidden/>
+              </w:rPr>
               <w:instrText xml:space="preserve"> PAGEREF _Toc239283081 \h </w:instrText>
+            </w:r>
+            <w:r>
+              <w:rPr>
+                <w:noProof/>
+                <w:webHidden/>
+              </w:rPr>
+            </w:r>
+            <w:r>
+              <w:rPr>
+                <w:noProof/>
+                <w:webHidden/>
+              </w:rPr>
               <w:fldChar w:fldCharType="separate"/>
+            </w:r>
+            <w:r>
+              <w:rPr>
+                <w:noProof/>
+                <w:webHidden/>
+              </w:rPr>
               <w:t>33</w:t>
+            </w:r>
+            <w:r>
+              <w:rPr>
+                <w:noProof/>
+                <w:webHidden/>
+              </w:rPr>
               <w:fldChar w:fldCharType="end"/>
             </w:r>
           </w:hyperlink>
@@ -1922,10 +3006,46 @@
                 <w:webHidden/>
               </w:rPr>
               <w:tab/>
+            </w:r>
+            <w:r>
+              <w:rPr>
+                <w:noProof/>
+                <w:webHidden/>
+              </w:rPr>
               <w:fldChar w:fldCharType="begin"/>
+            </w:r>
+            <w:r>
+              <w:rPr>
+                <w:noProof/>
+                <w:webHidden/>
+              </w:rPr>
               <w:instrText xml:space="preserve"> PAGEREF _Toc239283082 \h </w:instrText>
+            </w:r>
+            <w:r>
+              <w:rPr>
+                <w:noProof/>
+                <w:webHidden/>
+              </w:rPr>
+            </w:r>
+            <w:r>
+              <w:rPr>
+                <w:noProof/>
+                <w:webHidden/>
+              </w:rPr>
               <w:fldChar w:fldCharType="separate"/>
+            </w:r>
+            <w:r>
+              <w:rPr>
+                <w:noProof/>
+                <w:webHidden/>
+              </w:rPr>
               <w:t>33</w:t>
+            </w:r>
+            <w:r>
+              <w:rPr>
+                <w:noProof/>
+                <w:webHidden/>
+              </w:rPr>
               <w:fldChar w:fldCharType="end"/>
             </w:r>
           </w:hyperlink>
@@ -1961,10 +3081,46 @@
                 <w:webHidden/>
               </w:rPr>
               <w:tab/>
+            </w:r>
+            <w:r>
+              <w:rPr>
+                <w:noProof/>
+                <w:webHidden/>
+              </w:rPr>
               <w:fldChar w:fldCharType="begin"/>
+            </w:r>
+            <w:r>
+              <w:rPr>
+                <w:noProof/>
+                <w:webHidden/>
+              </w:rPr>
               <w:instrText xml:space="preserve"> PAGEREF _Toc239283083 \h </w:instrText>
+            </w:r>
+            <w:r>
+              <w:rPr>
+                <w:noProof/>
+                <w:webHidden/>
+              </w:rPr>
+            </w:r>
+            <w:r>
+              <w:rPr>
+                <w:noProof/>
+                <w:webHidden/>
+              </w:rPr>
               <w:fldChar w:fldCharType="separate"/>
+            </w:r>
+            <w:r>
+              <w:rPr>
+                <w:noProof/>
+                <w:webHidden/>
+              </w:rPr>
               <w:t>34</w:t>
+            </w:r>
+            <w:r>
+              <w:rPr>
+                <w:noProof/>
+                <w:webHidden/>
+              </w:rPr>
               <w:fldChar w:fldCharType="end"/>
             </w:r>
           </w:hyperlink>
@@ -2000,10 +3156,46 @@
                 <w:webHidden/>
               </w:rPr>
               <w:tab/>
+            </w:r>
+            <w:r>
+              <w:rPr>
+                <w:noProof/>
+                <w:webHidden/>
+              </w:rPr>
               <w:fldChar w:fldCharType="begin"/>
+            </w:r>
+            <w:r>
+              <w:rPr>
+                <w:noProof/>
+                <w:webHidden/>
+              </w:rPr>
               <w:instrText xml:space="preserve"> PAGEREF _Toc239283084 \h </w:instrText>
+            </w:r>
+            <w:r>
+              <w:rPr>
+                <w:noProof/>
+                <w:webHidden/>
+              </w:rPr>
+            </w:r>
+            <w:r>
+              <w:rPr>
+                <w:noProof/>
+                <w:webHidden/>
+              </w:rPr>
               <w:fldChar w:fldCharType="separate"/>
+            </w:r>
+            <w:r>
+              <w:rPr>
+                <w:noProof/>
+                <w:webHidden/>
+              </w:rPr>
               <w:t>34</w:t>
+            </w:r>
+            <w:r>
+              <w:rPr>
+                <w:noProof/>
+                <w:webHidden/>
+              </w:rPr>
               <w:fldChar w:fldCharType="end"/>
             </w:r>
           </w:hyperlink>
@@ -2049,10 +3241,46 @@
                 <w:webHidden/>
               </w:rPr>
               <w:tab/>
+            </w:r>
+            <w:r>
+              <w:rPr>
+                <w:noProof/>
+                <w:webHidden/>
+              </w:rPr>
               <w:fldChar w:fldCharType="begin"/>
+            </w:r>
+            <w:r>
+              <w:rPr>
+                <w:noProof/>
+                <w:webHidden/>
+              </w:rPr>
               <w:instrText xml:space="preserve"> PAGEREF _Toc239283085 \h </w:instrText>
+            </w:r>
+            <w:r>
+              <w:rPr>
+                <w:noProof/>
+                <w:webHidden/>
+              </w:rPr>
+            </w:r>
+            <w:r>
+              <w:rPr>
+                <w:noProof/>
+                <w:webHidden/>
+              </w:rPr>
               <w:fldChar w:fldCharType="separate"/>
+            </w:r>
+            <w:r>
+              <w:rPr>
+                <w:noProof/>
+                <w:webHidden/>
+              </w:rPr>
               <w:t>34</w:t>
+            </w:r>
+            <w:r>
+              <w:rPr>
+                <w:noProof/>
+                <w:webHidden/>
+              </w:rPr>
               <w:fldChar w:fldCharType="end"/>
             </w:r>
           </w:hyperlink>
@@ -2088,10 +3316,46 @@
                 <w:webHidden/>
               </w:rPr>
               <w:tab/>
+            </w:r>
+            <w:r>
+              <w:rPr>
+                <w:noProof/>
+                <w:webHidden/>
+              </w:rPr>
               <w:fldChar w:fldCharType="begin"/>
+            </w:r>
+            <w:r>
+              <w:rPr>
+                <w:noProof/>
+                <w:webHidden/>
+              </w:rPr>
               <w:instrText xml:space="preserve"> PAGEREF _Toc239283086 \h </w:instrText>
+            </w:r>
+            <w:r>
+              <w:rPr>
+                <w:noProof/>
+                <w:webHidden/>
+              </w:rPr>
+            </w:r>
+            <w:r>
+              <w:rPr>
+                <w:noProof/>
+                <w:webHidden/>
+              </w:rPr>
               <w:fldChar w:fldCharType="separate"/>
+            </w:r>
+            <w:r>
+              <w:rPr>
+                <w:noProof/>
+                <w:webHidden/>
+              </w:rPr>
               <w:t>34</w:t>
+            </w:r>
+            <w:r>
+              <w:rPr>
+                <w:noProof/>
+                <w:webHidden/>
+              </w:rPr>
               <w:fldChar w:fldCharType="end"/>
             </w:r>
           </w:hyperlink>
@@ -2127,10 +3391,46 @@
                 <w:webHidden/>
               </w:rPr>
               <w:tab/>
+            </w:r>
+            <w:r>
+              <w:rPr>
+                <w:noProof/>
+                <w:webHidden/>
+              </w:rPr>
               <w:fldChar w:fldCharType="begin"/>
+            </w:r>
+            <w:r>
+              <w:rPr>
+                <w:noProof/>
+                <w:webHidden/>
+              </w:rPr>
               <w:instrText xml:space="preserve"> PAGEREF _Toc239283087 \h </w:instrText>
+            </w:r>
+            <w:r>
+              <w:rPr>
+                <w:noProof/>
+                <w:webHidden/>
+              </w:rPr>
+            </w:r>
+            <w:r>
+              <w:rPr>
+                <w:noProof/>
+                <w:webHidden/>
+              </w:rPr>
               <w:fldChar w:fldCharType="separate"/>
+            </w:r>
+            <w:r>
+              <w:rPr>
+                <w:noProof/>
+                <w:webHidden/>
+              </w:rPr>
               <w:t>36</w:t>
+            </w:r>
+            <w:r>
+              <w:rPr>
+                <w:noProof/>
+                <w:webHidden/>
+              </w:rPr>
               <w:fldChar w:fldCharType="end"/>
             </w:r>
           </w:hyperlink>
@@ -2190,7 +3490,7 @@
           <w:szCs w:val="28"/>
         </w:rPr>
         <w:lastRenderedPageBreak/>
-        <w:t xml:space="preserve">1. Perfil del proyecto</w:t>
+        <w:t>1. Perfil del proyecto</w:t>
       </w:r>
       <w:bookmarkEnd w:id="0"/>
     </w:p>
@@ -2225,7 +3525,7 @@
         <w:ind w:left="708"/>
       </w:pPr>
       <w:r>
-        <w:t xml:space="preserve">El ministerio de transporte y comunicaciones (MTC) ha identificado que los turistas que utilizan el servicio ferroviario para acceder a zonas turísticas no cuentan con una herramienta que integre, de manera automatizada, la información climática (SENAMHI), los datos logísticos del servicio de trenes (PeruRail) y el registro de zonas turísticas caminables (Travel Group Perú). Esta dispersión de la información dificulta la planificación de visitas a pie desde las estaciones ferroviarias, incrementando la incertidumbre del turista frente al clima, los tiempos de tránsito, las tarifas y las distancias de las rutas peatonales disponibles.</w:t>
+        <w:t>El ministerio de transporte y comunicaciones (MTC) ha identificado que los turistas que utilizan el servicio ferroviario para acceder a zonas turísticas no cuentan con una herramienta que integre, de manera automatizada, la información climática (SENAMHI), los datos logísticos del servicio de trenes (PeruRail) y el registro de zonas turísticas caminables (Travel Group Perú). Esta dispersión de la información dificulta la planificación de visitas a pie desde las estaciones ferroviarias, incrementando la incertidumbre del turista frente al clima, los tiempos de tránsito, las tarifas y las distancias de las rutas peatonales disponibles.</w:t>
       </w:r>
     </w:p>
     <w:p>
@@ -2279,7 +3579,7 @@
         <w:ind w:left="708"/>
       </w:pPr>
       <w:r>
-        <w:t xml:space="preserve">El MTC busca fomentar el uso del transporte público ferroviario y dinamizar el turismo local, ofreciendo a los pasajeros de PeruRail una herramienta que les permita conocer, desde la estación en la que se encuentren, las zonas turísticas accesibles a pie, con información climática y logística actualizada, de modo que puedan planificar una visita de ida y vuelta en un solo tramo el mismo día.</w:t>
+        <w:t>El MTC busca fomentar el uso del transporte público ferroviario y dinamizar el turismo local, ofreciendo a los pasajeros de PeruRail una herramienta que les permita conocer, desde la estación en la que se encuentren, las zonas turísticas accesibles a pie, con información climática y logística actualizada, de modo que puedan planificar una visita de ida y vuelta en un solo tramo el mismo día.</w:t>
       </w:r>
     </w:p>
     <w:p>
@@ -2532,7 +3832,7 @@
         </w:numPr>
       </w:pPr>
       <w:r>
-        <w:t xml:space="preserve">SENAMHI y PeruRail exponen o autorizan el consumo de sus datos mediante API o archivo periódico.</w:t>
+        <w:t>SENAMHI y PeruRail exponen o autorizan el consumo de sus datos mediante API o archivo periódico.</w:t>
       </w:r>
     </w:p>
     <w:p>
@@ -2753,7 +4053,7 @@
           <w:b/>
           <w:bCs/>
         </w:rPr>
-        <w:t xml:space="preserve">Fase de planificación del Sprint (Sprint Planning):</w:t>
+        <w:t>Fase de planificación del Sprint (Sprint Planning):</w:t>
       </w:r>
       <w:r>
         <w:t xml:space="preserve"> Al inicio de cada sprint, el equipo selecciona los ítems del Product Backlog que pueden completarse. Por ejemplo, en el Sprint 1 se seleccionaría: "Registrar y consultar zonas turísticas asociadas a una estación ferroviaria, provistas por Travel Group Perú". Se define el Sprint Goal.</w:t>
@@ -2795,7 +4095,7 @@
           <w:b/>
           <w:bCs/>
         </w:rPr>
-        <w:t xml:space="preserve">Fase de revisión del Sprint (Sprint Review):</w:t>
+        <w:t>Fase de revisión del Sprint (Sprint Review):</w:t>
       </w:r>
       <w:r>
         <w:t xml:space="preserve"> Al finalizar el sprint, se presenta el incremento de software funcional al Product Owner (representante del MTC). Se demuestra, por ejemplo, que el sistema genera el informe consolidado (clima, ruta, tiempo estimado, dificultad y tarifa del tren) en un tiempo de respuesta menor a 2 segundos.</w:t>
@@ -2872,7 +4172,7 @@
         <w:t xml:space="preserve">Artefactos: </w:t>
       </w:r>
       <w:r>
-        <w:t xml:space="preserve">Son las herramientas de Scrum que se definen o crean alrededor de los Sprints; los principales artefactos son el Product Backlog (la lista de funcionalidades, requisitos y objetivos que requiere el proyecto, por ejemplo el motor de rutas peatonales o el módulo de informes) y el Sprint Backlog (el conjunto de tareas que se realizará en un Sprint), además del incremento del producto (el resultado obtenido como producto al finalizar cada Sprint).</w:t>
+        <w:t>Son las herramientas de Scrum que se definen o crean alrededor de los Sprints; los principales artefactos son el Product Backlog (la lista de funcionalidades, requisitos y objetivos que requiere el proyecto, por ejemplo el motor de rutas peatonales o el módulo de informes) y el Sprint Backlog (el conjunto de tareas que se realizará en un Sprint), además del incremento del producto (el resultado obtenido como producto al finalizar cada Sprint).</w:t>
       </w:r>
     </w:p>
     <w:p>
@@ -2897,7 +4197,7 @@
         <w:t xml:space="preserve">Eventos: </w:t>
       </w:r>
       <w:r>
-        <w:t xml:space="preserve">Scrum contiene eventos para la planificación de la forma de trabajo, mejorando la planificación, la colaboración y la calidad del producto final. Entre estos eventos se encuentra la planificación del Sprint, que dura el tiempo que el equipo considere conveniente (generalmente dos semanas). Dentro del Sprint se realizan el Sprint Planning (reunión inicial para planificar las tareas del Sprint), el Daily Scrum (reunión diaria del equipo para coordinar actividades), el Sprint Review (presentación del producto incrementado) y la Sprint Retrospective (reflexión en equipo sobre el Sprint anterior).</w:t>
+        <w:t>Scrum contiene eventos para la planificación de la forma de trabajo, mejorando la planificación, la colaboración y la calidad del producto final. Entre estos eventos se encuentra la planificación del Sprint, que dura el tiempo que el equipo considere conveniente (generalmente dos semanas). Dentro del Sprint se realizan el Sprint Planning (reunión inicial para planificar las tareas del Sprint), el Daily Scrum (reunión diaria del equipo para coordinar actividades), el Sprint Review (presentación del producto incrementado) y la Sprint Retrospective (reflexión en equipo sobre el Sprint anterior).</w:t>
       </w:r>
     </w:p>
     <w:p>
@@ -2921,7 +4221,7 @@
         <w:t xml:space="preserve">Transparencia: </w:t>
       </w:r>
       <w:r>
-        <w:t xml:space="preserve">Scrum promueve la información total de los procesos, impedimentos, requisitos y el progreso del producto hacia todos los miembros del equipo, incluyendo el estado de las integraciones con PeruRail, SENAMHI y Travel Group Perú.</w:t>
+        <w:t>Scrum promueve la información total de los procesos, impedimentos, requisitos y el progreso del producto hacia todos los miembros del equipo, incluyendo el estado de las integraciones con PeruRail, SENAMHI y Travel Group Perú.</w:t>
       </w:r>
     </w:p>
     <w:p>
@@ -2931,7 +4231,7 @@
         <w:jc w:val="both"/>
       </w:pPr>
       <w:r>
-        <w:t xml:space="preserve">Scrum se basa en la colaboración continua entre los miembros, promoviendo habilidades blandas para un mejor desarrollo social y un mejor progreso del producto final. Mejora la calidad y la eficiencia del producto, ya que está abierto a cambios y tiene una alta capacidad de adaptación —lo cual resulta especialmente útil ante eventuales cambios en los formatos de los servicios de PeruRail o SENAMHI—. Además, permite mostrar resultados en cada iteración, dando al Product Owner la oportunidad de validar el resultado en cada una de ellas.</w:t>
+        <w:t>Scrum se basa en la colaboración continua entre los miembros, promoviendo habilidades blandas para un mejor desarrollo social y un mejor progreso del producto final. Mejora la calidad y la eficiencia del producto, ya que está abierto a cambios y tiene una alta capacidad de adaptación —lo cual resulta especialmente útil ante eventuales cambios en los formatos de los servicios de PeruRail o SENAMHI—. Además, permite mostrar resultados en cada iteración, dando al Product Owner la oportunidad de validar el resultado en cada una de ellas.</w:t>
       </w:r>
     </w:p>
     <w:p>
@@ -2996,8 +4296,26 @@
           <w:bCs/>
         </w:rPr>
         <w:t xml:space="preserve">Figura </w:t>
+      </w:r>
+      <w:r>
+        <w:rPr>
+          <w:b/>
+          <w:bCs/>
+        </w:rPr>
         <w:fldChar w:fldCharType="begin"/>
+      </w:r>
+      <w:r>
+        <w:rPr>
+          <w:b/>
+          <w:bCs/>
+        </w:rPr>
         <w:instrText xml:space="preserve"> SEQ Figura \* ARABIC </w:instrText>
+      </w:r>
+      <w:r>
+        <w:rPr>
+          <w:b/>
+          <w:bCs/>
+        </w:rPr>
         <w:fldChar w:fldCharType="separate"/>
       </w:r>
       <w:r>
@@ -3014,6 +4332,12 @@
           <w:bCs/>
         </w:rPr>
         <w:fldChar w:fldCharType="end"/>
+      </w:r>
+      <w:r>
+        <w:rPr>
+          <w:b/>
+          <w:bCs/>
+        </w:rPr>
         <w:t>.</w:t>
       </w:r>
       <w:r>
@@ -3355,7 +4679,7 @@
                 <w:sz w:val="18"/>
                 <w:szCs w:val="18"/>
               </w:rPr>
-              <w:t xml:space="preserve">Encargado de liderar al equipo bajo la metodología Scrum, facilitando los procesos y eliminando impedimentos. Define la arquitectura lógica y física del sistema y los patrones de integración con PeruRail, SENAMHI y Travel Group Perú.</w:t>
+              <w:t>Encargado de liderar al equipo bajo la metodología Scrum, facilitando los procesos y eliminando impedimentos. Define la arquitectura lógica y física del sistema y los patrones de integración con PeruRail, SENAMHI y Travel Group Perú.</w:t>
             </w:r>
           </w:p>
           <w:p>
@@ -3457,7 +4781,7 @@
                 <w:sz w:val="18"/>
                 <w:szCs w:val="18"/>
               </w:rPr>
-              <w:t xml:space="preserve">Rocha Sanchez, Carol Dacia</w:t>
+              <w:t>Rocha Sanchez, Carol Dacia</w:t>
             </w:r>
           </w:p>
         </w:tc>
@@ -3477,7 +4801,7 @@
                 <w:sz w:val="18"/>
                 <w:szCs w:val="18"/>
               </w:rPr>
-              <w:t xml:space="preserve">ANALISTA DE REQUERIMIENTOS / Product Owner</w:t>
+              <w:t>ANALISTA DE REQUERIMIENTOS / Product Owner</w:t>
             </w:r>
           </w:p>
         </w:tc>
@@ -3497,7 +4821,7 @@
                 <w:sz w:val="18"/>
                 <w:szCs w:val="18"/>
               </w:rPr>
-              <w:t xml:space="preserve">Responsable de gestionar los requerimientos, priorizar el Product Backlog bajo la norma IEEE y representar las necesidades del MTC y de los turistas usuarios del sistema.</w:t>
+              <w:t>Responsable de gestionar los requerimientos, priorizar el Product Backlog bajo la norma IEEE y representar las necesidades del MTC y de los turistas usuarios del sistema.</w:t>
             </w:r>
           </w:p>
         </w:tc>
@@ -3519,7 +4843,7 @@
                 <w:sz w:val="18"/>
                 <w:szCs w:val="18"/>
               </w:rPr>
-              <w:t xml:space="preserve">Britto Garcia, Ab Jhonatan</w:t>
+              <w:t>Britto Garcia, Ab Jhonatan</w:t>
             </w:r>
           </w:p>
         </w:tc>
@@ -3559,7 +4883,7 @@
                 <w:sz w:val="18"/>
                 <w:szCs w:val="18"/>
               </w:rPr>
-              <w:t xml:space="preserve">Responsable de implementar la persistencia, la lógica de negocio en el backend, las integraciones con los servicios externos y la interfaz web responsive del sistema.</w:t>
+              <w:t>Responsable de implementar la persistencia, la lógica de negocio en el backend, las integraciones con los servicios externos y la interfaz web responsive del sistema.</w:t>
             </w:r>
           </w:p>
         </w:tc>
@@ -3633,7 +4957,7 @@
         <w:ind w:left="708"/>
       </w:pPr>
       <w:r>
-        <w:t xml:space="preserve">Siguiendo los lineamientos de las normas IEEE 830 e IEEE 29148 para la especificación de requisitos de software, el análisis del sistema parte de la historia de usuario central provista por el caso “Zonas turísticas” del MTC, la cual se detalla a continuación con sus criterios de aceptación.</w:t>
+        <w:t>Siguiendo los lineamientos de las normas IEEE 830 e IEEE 29148 para la especificación de requisitos de software, el análisis del sistema parte de la historia de usuario central provista por el caso “Zonas turísticas” del MTC, la cual se detalla a continuación con sus criterios de aceptación.</w:t>
       </w:r>
     </w:p>
     <w:p>
@@ -3692,7 +5016,7 @@
         <w:jc w:val="both"/>
       </w:pPr>
       <w:r>
-        <w:t xml:space="preserve">El sistema debe excluir de la selección de estación de partida a las estaciones marcadas como inactivas (EstEstado = Inactiva), permitiendo elegir únicamente entre las estaciones activas registradas por PeruRail.</w:t>
+        <w:t>El sistema debe excluir de la selección de estación de partida a las estaciones marcadas como inactivas (EstEstado = Inactiva), permitiendo elegir únicamente entre las estaciones activas registradas por PeruRail.</w:t>
       </w:r>
     </w:p>
     <w:p>
@@ -4097,7 +5421,7 @@
                 <w:sz w:val="18"/>
                 <w:szCs w:val="18"/>
               </w:rPr>
-              <w:t xml:space="preserve">Obtener datos de PeruRail</w:t>
+              <w:t>Obtener datos de PeruRail</w:t>
             </w:r>
           </w:p>
         </w:tc>
@@ -4184,6 +5508,49 @@
                 <w:szCs w:val="18"/>
               </w:rPr>
               <w:t>Validar disponibilidad de aforo de la zona turística</w:t>
+            </w:r>
+          </w:p>
+        </w:tc>
+      </w:tr>
+      <w:tr>
+        <w:tc>
+          <w:tcPr>
+            <w:tcW w:w="3893" w:type="dxa"/>
+          </w:tcPr>
+          <w:p>
+            <w:pPr>
+              <w:rPr>
+                <w:sz w:val="18"/>
+                <w:szCs w:val="18"/>
+              </w:rPr>
+            </w:pPr>
+            <w:r>
+              <w:rPr>
+                <w:sz w:val="18"/>
+                <w:szCs w:val="18"/>
+              </w:rPr>
+              <w:t>Usuario final (Turista)</w:t>
+            </w:r>
+          </w:p>
+        </w:tc>
+        <w:tc>
+          <w:tcPr>
+            <w:tcW w:w="3893" w:type="dxa"/>
+            <w:vAlign w:val="center"/>
+          </w:tcPr>
+          <w:p>
+            <w:pPr>
+              <w:rPr>
+                <w:sz w:val="18"/>
+                <w:szCs w:val="18"/>
+              </w:rPr>
+            </w:pPr>
+            <w:r>
+              <w:rPr>
+                <w:sz w:val="18"/>
+                <w:szCs w:val="18"/>
+              </w:rPr>
+              <w:t>Consultar historial de informes de planificación</w:t>
             </w:r>
           </w:p>
         </w:tc>
@@ -4195,8 +5562,14 @@
       </w:pPr>
       <w:r>
         <w:t>A continuación, se presentan las fichas de los casos de uso oficiales del sistema:</w:t>
+      </w:r>
+      <w:r>
         <w:br/>
+      </w:r>
+      <w:r>
         <w:br/>
+      </w:r>
+      <w:r>
         <w:br/>
       </w:r>
     </w:p>
@@ -5973,7 +7346,7 @@
                 <w:sz w:val="18"/>
                 <w:szCs w:val="18"/>
               </w:rPr>
-              <w:t xml:space="preserve">El personal de Travel Group Perú consulta el listado de estaciones ferroviarias registradas por PeruRail, en modo de solo lectura, para asociar correctamente las zonas turísticas.</w:t>
+              <w:t>El personal de Travel Group Perú consulta el listado de estaciones ferroviarias registradas por PeruRail, en modo de solo lectura, para asociar correctamente las zonas turísticas.</w:t>
             </w:r>
           </w:p>
         </w:tc>
@@ -6021,7 +7394,7 @@
                 <w:sz w:val="18"/>
                 <w:szCs w:val="18"/>
               </w:rPr>
-              <w:t xml:space="preserve">Existen estaciones sincronizadas desde PeruRail.</w:t>
+              <w:t>Existen estaciones sincronizadas desde PeruRail.</w:t>
             </w:r>
           </w:p>
         </w:tc>
@@ -6304,7 +7677,7 @@
                 <w:sz w:val="18"/>
                 <w:szCs w:val="18"/>
               </w:rPr>
-              <w:t xml:space="preserve">Obtener datos de PeruRail</w:t>
+              <w:t>Obtener datos de PeruRail</w:t>
             </w:r>
           </w:p>
         </w:tc>
@@ -6352,7 +7725,7 @@
                 <w:sz w:val="18"/>
                 <w:szCs w:val="18"/>
               </w:rPr>
-              <w:t xml:space="preserve">El sistema ejecuta una tarea programada que consume periódicamente el servicio de PeruRail para actualizar estaciones, horarios, tiempos de tránsito y tarifas.</w:t>
+              <w:t>El sistema ejecuta una tarea programada que consume periódicamente el servicio de PeruRail para actualizar estaciones, horarios, tiempos de tránsito y tarifas.</w:t>
             </w:r>
           </w:p>
         </w:tc>
@@ -6400,7 +7773,7 @@
                 <w:sz w:val="18"/>
                 <w:szCs w:val="18"/>
               </w:rPr>
-              <w:t xml:space="preserve">El servicio externo de PeruRail se encuentra disponible.</w:t>
+              <w:t>El servicio externo de PeruRail se encuentra disponible.</w:t>
             </w:r>
           </w:p>
         </w:tc>
@@ -7390,6 +8763,417 @@
         <w:tab/>
       </w:r>
     </w:p>
+    <w:tbl>
+      <w:tblPr>
+        <w:tblStyle w:val="Tablaconcuadrcula"/>
+        <w:tblW w:w="0" w:type="auto"/>
+        <w:tblInd w:w="708" w:type="dxa"/>
+        <w:tblLook w:val="04A0" w:firstRow="1" w:lastRow="0" w:firstColumn="1" w:lastColumn="0" w:noHBand="0" w:noVBand="1"/>
+      </w:tblPr>
+      <w:tblGrid>
+        <w:gridCol w:w="1555"/>
+        <w:gridCol w:w="6231"/>
+      </w:tblGrid>
+      <w:tr>
+        <w:tc>
+          <w:tcPr>
+            <w:tcW w:w="1555" w:type="dxa"/>
+            <w:shd w:val="clear" w:color="auto" w:fill="D1D1D1" w:themeFill="background2" w:themeFillShade="E6"/>
+          </w:tcPr>
+          <w:p>
+            <w:pPr>
+              <w:rPr>
+                <w:b/>
+                <w:bCs/>
+                <w:sz w:val="18"/>
+                <w:szCs w:val="18"/>
+              </w:rPr>
+            </w:pPr>
+            <w:r>
+              <w:rPr>
+                <w:b/>
+                <w:bCs/>
+                <w:sz w:val="18"/>
+                <w:szCs w:val="18"/>
+              </w:rPr>
+              <w:t>Código</w:t>
+            </w:r>
+          </w:p>
+        </w:tc>
+        <w:tc>
+          <w:tcPr>
+            <w:tcW w:w="6231" w:type="dxa"/>
+          </w:tcPr>
+          <w:p>
+            <w:pPr>
+              <w:rPr>
+                <w:sz w:val="18"/>
+                <w:szCs w:val="18"/>
+              </w:rPr>
+            </w:pPr>
+            <w:r>
+              <w:rPr>
+                <w:sz w:val="18"/>
+                <w:szCs w:val="18"/>
+              </w:rPr>
+              <w:t>CU-09</w:t>
+            </w:r>
+          </w:p>
+        </w:tc>
+      </w:tr>
+      <w:tr>
+        <w:tc>
+          <w:tcPr>
+            <w:tcW w:w="1555" w:type="dxa"/>
+            <w:shd w:val="clear" w:color="auto" w:fill="D1D1D1" w:themeFill="background2" w:themeFillShade="E6"/>
+          </w:tcPr>
+          <w:p>
+            <w:pPr>
+              <w:rPr>
+                <w:b/>
+                <w:bCs/>
+                <w:sz w:val="18"/>
+                <w:szCs w:val="18"/>
+              </w:rPr>
+            </w:pPr>
+            <w:r>
+              <w:rPr>
+                <w:b/>
+                <w:bCs/>
+                <w:sz w:val="18"/>
+                <w:szCs w:val="18"/>
+              </w:rPr>
+              <w:t>Actor</w:t>
+            </w:r>
+          </w:p>
+        </w:tc>
+        <w:tc>
+          <w:tcPr>
+            <w:tcW w:w="6231" w:type="dxa"/>
+            <w:vAlign w:val="center"/>
+          </w:tcPr>
+          <w:p>
+            <w:pPr>
+              <w:rPr>
+                <w:sz w:val="18"/>
+                <w:szCs w:val="18"/>
+              </w:rPr>
+            </w:pPr>
+            <w:r>
+              <w:rPr>
+                <w:sz w:val="18"/>
+                <w:szCs w:val="18"/>
+              </w:rPr>
+              <w:t>Usuario final (Turista)</w:t>
+            </w:r>
+          </w:p>
+        </w:tc>
+      </w:tr>
+      <w:tr>
+        <w:tc>
+          <w:tcPr>
+            <w:tcW w:w="1555" w:type="dxa"/>
+            <w:shd w:val="clear" w:color="auto" w:fill="D1D1D1" w:themeFill="background2" w:themeFillShade="E6"/>
+          </w:tcPr>
+          <w:p>
+            <w:pPr>
+              <w:rPr>
+                <w:b/>
+                <w:bCs/>
+                <w:sz w:val="18"/>
+                <w:szCs w:val="18"/>
+              </w:rPr>
+            </w:pPr>
+            <w:r>
+              <w:rPr>
+                <w:b/>
+                <w:bCs/>
+                <w:sz w:val="18"/>
+                <w:szCs w:val="18"/>
+              </w:rPr>
+              <w:t>Caso de uso</w:t>
+            </w:r>
+          </w:p>
+        </w:tc>
+        <w:tc>
+          <w:tcPr>
+            <w:tcW w:w="6231" w:type="dxa"/>
+            <w:vAlign w:val="center"/>
+          </w:tcPr>
+          <w:p>
+            <w:pPr>
+              <w:rPr>
+                <w:sz w:val="18"/>
+                <w:szCs w:val="18"/>
+              </w:rPr>
+            </w:pPr>
+            <w:r>
+              <w:rPr>
+                <w:sz w:val="18"/>
+                <w:szCs w:val="18"/>
+              </w:rPr>
+              <w:t>Consultar historial de informes de planificación</w:t>
+            </w:r>
+          </w:p>
+        </w:tc>
+      </w:tr>
+      <w:tr>
+        <w:tc>
+          <w:tcPr>
+            <w:tcW w:w="1555" w:type="dxa"/>
+            <w:shd w:val="clear" w:color="auto" w:fill="D1D1D1" w:themeFill="background2" w:themeFillShade="E6"/>
+          </w:tcPr>
+          <w:p>
+            <w:pPr>
+              <w:rPr>
+                <w:b/>
+                <w:bCs/>
+                <w:sz w:val="18"/>
+                <w:szCs w:val="18"/>
+              </w:rPr>
+            </w:pPr>
+            <w:r>
+              <w:rPr>
+                <w:b/>
+                <w:bCs/>
+                <w:sz w:val="18"/>
+                <w:szCs w:val="18"/>
+              </w:rPr>
+              <w:t>Descripcion</w:t>
+            </w:r>
+          </w:p>
+        </w:tc>
+        <w:tc>
+          <w:tcPr>
+            <w:tcW w:w="6231" w:type="dxa"/>
+            <w:vAlign w:val="center"/>
+          </w:tcPr>
+          <w:p>
+            <w:pPr>
+              <w:rPr>
+                <w:sz w:val="18"/>
+                <w:szCs w:val="18"/>
+              </w:rPr>
+            </w:pPr>
+            <w:r>
+              <w:rPr>
+                <w:sz w:val="18"/>
+                <w:szCs w:val="18"/>
+              </w:rPr>
+              <w:t>El usuario autenticado accede a la pestaña Mis Informes para consultar el listado cronológico de todos los informes de planificación emitidos previamente con su cuenta, con acceso directo a visualizarlos en pantalla o descargarlos en archivo PDF.</w:t>
+            </w:r>
+          </w:p>
+        </w:tc>
+      </w:tr>
+      <w:tr>
+        <w:tc>
+          <w:tcPr>
+            <w:tcW w:w="1555" w:type="dxa"/>
+            <w:shd w:val="clear" w:color="auto" w:fill="D1D1D1" w:themeFill="background2" w:themeFillShade="E6"/>
+          </w:tcPr>
+          <w:p>
+            <w:pPr>
+              <w:rPr>
+                <w:b/>
+                <w:bCs/>
+                <w:sz w:val="18"/>
+                <w:szCs w:val="18"/>
+              </w:rPr>
+            </w:pPr>
+            <w:r>
+              <w:rPr>
+                <w:b/>
+                <w:bCs/>
+                <w:sz w:val="18"/>
+                <w:szCs w:val="18"/>
+              </w:rPr>
+              <w:t>Precondición</w:t>
+            </w:r>
+          </w:p>
+        </w:tc>
+        <w:tc>
+          <w:tcPr>
+            <w:tcW w:w="6231" w:type="dxa"/>
+            <w:vAlign w:val="center"/>
+          </w:tcPr>
+          <w:p>
+            <w:pPr>
+              <w:rPr>
+                <w:sz w:val="18"/>
+                <w:szCs w:val="18"/>
+              </w:rPr>
+            </w:pPr>
+            <w:r>
+              <w:rPr>
+                <w:sz w:val="18"/>
+                <w:szCs w:val="18"/>
+              </w:rPr>
+              <w:t>El usuario ha iniciado sesión con su cuenta (rol TURISTA_PUBLICO o superior) y ha generado previamente uno o más informes de visita.</w:t>
+            </w:r>
+          </w:p>
+        </w:tc>
+      </w:tr>
+      <w:tr>
+        <w:tc>
+          <w:tcPr>
+            <w:tcW w:w="1555" w:type="dxa"/>
+            <w:shd w:val="clear" w:color="auto" w:fill="D1D1D1" w:themeFill="background2" w:themeFillShade="E6"/>
+          </w:tcPr>
+          <w:p>
+            <w:pPr>
+              <w:rPr>
+                <w:b/>
+                <w:bCs/>
+                <w:sz w:val="18"/>
+                <w:szCs w:val="18"/>
+              </w:rPr>
+            </w:pPr>
+            <w:r>
+              <w:rPr>
+                <w:b/>
+                <w:bCs/>
+                <w:sz w:val="18"/>
+                <w:szCs w:val="18"/>
+              </w:rPr>
+              <w:t>Flujo principal</w:t>
+            </w:r>
+          </w:p>
+        </w:tc>
+        <w:tc>
+          <w:tcPr>
+            <w:tcW w:w="6231" w:type="dxa"/>
+            <w:vAlign w:val="center"/>
+          </w:tcPr>
+          <w:p>
+            <w:pPr>
+              <w:rPr>
+                <w:sz w:val="18"/>
+                <w:szCs w:val="18"/>
+              </w:rPr>
+            </w:pPr>
+            <w:r>
+              <w:rPr>
+                <w:sz w:val="18"/>
+                <w:szCs w:val="18"/>
+              </w:rPr>
+              <w:t xml:space="preserve">1) El usuario accede a la pestaña "Mis Informes". </w:t>
+            </w:r>
+          </w:p>
+          <w:p>
+            <w:pPr>
+              <w:rPr>
+                <w:sz w:val="18"/>
+                <w:szCs w:val="18"/>
+              </w:rPr>
+            </w:pPr>
+            <w:r>
+              <w:rPr>
+                <w:sz w:val="18"/>
+                <w:szCs w:val="18"/>
+              </w:rPr>
+              <w:t xml:space="preserve">2) El sistema consulta los informes asociados al usuario y los presenta en una tabla con código, fechas, destino y costo. </w:t>
+            </w:r>
+          </w:p>
+          <w:p>
+            <w:pPr>
+              <w:rPr>
+                <w:sz w:val="18"/>
+                <w:szCs w:val="18"/>
+              </w:rPr>
+            </w:pPr>
+            <w:r>
+              <w:rPr>
+                <w:sz w:val="18"/>
+                <w:szCs w:val="18"/>
+              </w:rPr>
+              <w:t xml:space="preserve">3) El usuario selecciona la opción "Ver" (HTML) o "PDF" para revisar o descargar el consolidado. </w:t>
+            </w:r>
+          </w:p>
+          <w:p>
+            <w:pPr>
+              <w:rPr>
+                <w:sz w:val="18"/>
+                <w:szCs w:val="18"/>
+              </w:rPr>
+            </w:pPr>
+            <w:r>
+              <w:rPr>
+                <w:sz w:val="18"/>
+                <w:szCs w:val="18"/>
+              </w:rPr>
+              <w:t>4) El sistema recupera los datos y emite el documento sin volver a descontar aforo.</w:t>
+            </w:r>
+          </w:p>
+        </w:tc>
+      </w:tr>
+      <w:tr>
+        <w:tc>
+          <w:tcPr>
+            <w:tcW w:w="1555" w:type="dxa"/>
+            <w:shd w:val="clear" w:color="auto" w:fill="D1D1D1" w:themeFill="background2" w:themeFillShade="E6"/>
+          </w:tcPr>
+          <w:p>
+            <w:pPr>
+              <w:rPr>
+                <w:b/>
+                <w:bCs/>
+                <w:sz w:val="18"/>
+                <w:szCs w:val="18"/>
+              </w:rPr>
+            </w:pPr>
+            <w:r>
+              <w:rPr>
+                <w:b/>
+                <w:bCs/>
+                <w:sz w:val="18"/>
+                <w:szCs w:val="18"/>
+              </w:rPr>
+              <w:t>Postcondición</w:t>
+            </w:r>
+          </w:p>
+        </w:tc>
+        <w:tc>
+          <w:tcPr>
+            <w:tcW w:w="6231" w:type="dxa"/>
+            <w:vAlign w:val="center"/>
+          </w:tcPr>
+          <w:p>
+            <w:pPr>
+              <w:rPr>
+                <w:sz w:val="18"/>
+                <w:szCs w:val="18"/>
+              </w:rPr>
+            </w:pPr>
+            <w:r>
+              <w:rPr>
+                <w:sz w:val="18"/>
+                <w:szCs w:val="18"/>
+              </w:rPr>
+              <w:t>El usuario visualiza su historial y obtiene acceso a los informes solicitados.</w:t>
+            </w:r>
+          </w:p>
+        </w:tc>
+      </w:tr>
+    </w:tbl>
+    <w:p>
+      <w:pPr>
+        <w:rPr>
+          <w:b/>
+          <w:bCs/>
+          <w:sz w:val="28"/>
+          <w:szCs w:val="28"/>
+        </w:rPr>
+      </w:pPr>
+      <w:r>
+        <w:rPr>
+          <w:b/>
+          <w:bCs/>
+          <w:sz w:val="28"/>
+          <w:szCs w:val="28"/>
+        </w:rPr>
+        <w:tab/>
+      </w:r>
+    </w:p>
     <w:p>
       <w:pPr>
         <w:pStyle w:val="Ttulo2"/>
@@ -7437,6 +9221,8 @@
       </w:pPr>
       <w:r>
         <w:tab/>
+      </w:r>
+      <w:r>
         <w:tab/>
       </w:r>
       <w:bookmarkStart w:id="14" w:name="_Toc239283066"/>
@@ -7585,7 +9371,7 @@
         <w:t xml:space="preserve">RF-04 (Alta): </w:t>
       </w:r>
       <w:r>
-        <w:t xml:space="preserve">El sistema debe calcular la ruta peatonal recomendada en modalidad de ida y vuelta hacia la estación de origen.</w:t>
+        <w:t>El sistema debe calcular la ruta peatonal recomendada en modalidad de ida y vuelta hacia la estación de origen.</w:t>
       </w:r>
     </w:p>
     <w:p>
@@ -7660,7 +9446,7 @@
         <w:t xml:space="preserve">RF-07 (Media): </w:t>
       </w:r>
       <w:r>
-        <w:t xml:space="preserve">El sistema debe mostrar el precio del billete de tren correspondiente al trayecto seleccionado (PeruRail).</w:t>
+        <w:t>El sistema debe mostrar el precio del billete de tren correspondiente al trayecto seleccionado (PeruRail).</w:t>
       </w:r>
     </w:p>
     <w:p>
@@ -7700,10 +9486,11 @@
           <w:b/>
           <w:bCs/>
         </w:rPr>
+        <w:lastRenderedPageBreak/>
         <w:t xml:space="preserve">RF-08 (Alta): </w:t>
       </w:r>
       <w:r>
-        <w:t xml:space="preserve">El sistema debe generar un informe consolidado y visualizable (PDF/HTML) con los datos de la ruta, el clima y el costo del billete.</w:t>
+        <w:t>El sistema debe generar un informe consolidado y visualizable (PDF/HTML) con los datos de la ruta, el clima y el costo del billete.</w:t>
       </w:r>
     </w:p>
     <w:p>
@@ -7728,7 +9515,7 @@
         <w:t xml:space="preserve">RF-09 (Media): </w:t>
       </w:r>
       <w:r>
-        <w:t xml:space="preserve">El sistema debe permitir a Travel Group Peru generar un listado de estaciones con las zonas turísticas asignadas.</w:t>
+        <w:t>El sistema debe permitir a Travel Group Peru generar un listado de estaciones con las zonas turísticas asignadas.</w:t>
       </w:r>
     </w:p>
     <w:p>
@@ -7746,7 +9533,7 @@
           <w:b/>
           <w:bCs/>
         </w:rPr>
-        <w:t xml:space="preserve">Módulo de administración (Travel group Perú/PeruRail):</w:t>
+        <w:t>Módulo de administración (Travel group Perú/PeruRail):</w:t>
       </w:r>
     </w:p>
     <w:p>
@@ -7771,7 +9558,7 @@
         <w:t xml:space="preserve">RF-10 (Alta): </w:t>
       </w:r>
       <w:r>
-        <w:t xml:space="preserve">El sistema debe permitir a Travel Group Perú registrar, actualizar y eliminar zonas turísticas (CRUD).</w:t>
+        <w:t>El sistema debe permitir a Travel Group Perú registrar, actualizar y eliminar zonas turísticas (CRUD).</w:t>
       </w:r>
     </w:p>
     <w:p>
@@ -7793,7 +9580,6 @@
           <w:b/>
           <w:bCs/>
         </w:rPr>
-        <w:lastRenderedPageBreak/>
         <w:t xml:space="preserve">RF-11 (Media): </w:t>
       </w:r>
       <w:r>
@@ -7822,7 +9608,24 @@
         <w:t xml:space="preserve">RF-12 (Media): </w:t>
       </w:r>
       <w:r>
-        <w:t>El sistema debe permitir a un administrador de PeruRail (rol PERURAIL_ADMIN) mantener los horarios y precios de los servicios de tren.</w:t>
+        <w:t xml:space="preserve">El sistema debe permitir a un administrador de </w:t>
+      </w:r>
+      <w:proofErr w:type="spellStart"/>
+      <w:r>
+        <w:t>PeruRail</w:t>
+      </w:r>
+      <w:proofErr w:type="spellEnd"/>
+      <w:r>
+        <w:t xml:space="preserve"> (rol PERURAIL_ADMIN) y al administrador del MTC mantener los horarios y tarifas de los servicios de tren (</w:t>
+      </w:r>
+      <w:r>
+        <w:t>E</w:t>
+      </w:r>
+      <w:r>
+        <w:t>dición y eliminación física de registros obsoletos o erróneos, con registro en auditoría)</w:t>
+      </w:r>
+      <w:r>
+        <w:t>.</w:t>
       </w:r>
     </w:p>
     <w:p>
@@ -7861,7 +9664,7 @@
         <w:t xml:space="preserve">RF-13 (Alta): </w:t>
       </w:r>
       <w:r>
-        <w:t xml:space="preserve">El sistema debe sincronizar periódicamente los datos de estaciones, horarios y tarifas provenientes de PeruRail.</w:t>
+        <w:t>El sistema debe sincronizar periódicamente los datos de estaciones, horarios y tarifas provenientes de PeruRail.</w:t>
       </w:r>
     </w:p>
     <w:p>
@@ -8011,6 +9814,27 @@
     </w:p>
     <w:p>
       <w:pPr>
+        <w:pStyle w:val="Prrafodelista"/>
+        <w:numPr>
+          <w:ilvl w:val="0"/>
+          <w:numId w:val="10"/>
+        </w:numPr>
+        <w:spacing w:after="120"/>
+        <w:jc w:val="both"/>
+      </w:pPr>
+      <w:r>
+        <w:rPr>
+          <w:b/>
+          <w:bCs/>
+        </w:rPr>
+        <w:t xml:space="preserve">RF-19 (Media): </w:t>
+      </w:r>
+      <w:r>
+        <w:t>El sistema debe permitir a los usuarios autenticados con rol TURISTA_PUBLICO (o superior) consultar el historial cronológico de los informes de planificación que hayan emitido previamente, permitiéndoles visualizar el detalle en formato HTML y descargar nuevamente el informe consolidado en PDF sin volver a consumir cupos de aforo.</w:t>
+      </w:r>
+    </w:p>
+    <w:p>
+      <w:pPr>
         <w:pStyle w:val="Ttulo3"/>
         <w:ind w:left="708" w:firstLine="708"/>
         <w:rPr>
@@ -8030,6 +9854,7 @@
           <w:sz w:val="22"/>
           <w:szCs w:val="22"/>
         </w:rPr>
+        <w:lastRenderedPageBreak/>
         <w:t>4.3.2. Requerimientos no funcionales</w:t>
       </w:r>
       <w:bookmarkEnd w:id="15"/>
@@ -8071,7 +9896,7 @@
         <w:t xml:space="preserve">RNF-02 – Usabilidad y Portabilidad: </w:t>
       </w:r>
       <w:r>
-        <w:t xml:space="preserve">El diseño debe ser Web Responsive, optimizado para el uso desde smartphones y tablets por parte de los turistas.</w:t>
+        <w:t>El diseño debe ser Web Responsive, optimizado para el uso desde smartphones y tablets por parte de los turistas.</w:t>
       </w:r>
     </w:p>
     <w:p>
@@ -8091,7 +9916,7 @@
         <w:t xml:space="preserve">RNF-03 – Disponibilidad y Sincronización: </w:t>
       </w:r>
       <w:r>
-        <w:t xml:space="preserve">El sistema debe ejecutar tareas programadas de actualización periódica diaria del clima (SENAMHI) y de las frecuencias/tarifas (PeruRail).</w:t>
+        <w:t>El sistema debe ejecutar tareas programadas de actualización periódica diaria del clima (SENAMHI) y de las frecuencias/tarifas (PeruRail).</w:t>
       </w:r>
     </w:p>
     <w:p>
@@ -8171,7 +9996,7 @@
         <w:t xml:space="preserve">RNF-07 – Trazabilidad: </w:t>
       </w:r>
       <w:r>
-        <w:t xml:space="preserve">Toda operación de sincronización externa y toda modificación administrativa deben quedar registradas en la tabla de auditoría (usuario, fecha, operación, valores anteriores/nuevo).</w:t>
+        <w:t>Toda operación de sincronización externa y toda modificación administrativa deben quedar registradas en la tabla de auditoría (usuario, fecha, operación, valores anteriores/nuevo).</w:t>
       </w:r>
     </w:p>
     <w:p>
@@ -8188,11 +10013,10 @@
           <w:b/>
           <w:bCs/>
         </w:rPr>
-        <w:lastRenderedPageBreak/>
         <w:t xml:space="preserve">RNF-08 – Concurrencia: </w:t>
       </w:r>
       <w:r>
-        <w:t xml:space="preserve">El incremento del contador de aforo debe ejecutarse de forma atómica (transacción con bloqueo o incremento a nivel de base de datos), para evitar condiciones de carrera cuando dos o más turistas generan un informe para la misma zona y fecha de forma simultánea.</w:t>
+        <w:t>El incremento del contador de aforo debe ejecutarse de forma atómica (transacción con bloqueo o incremento a nivel de base de datos), para evitar condiciones de carrera cuando dos o más turistas generan un informe para la misma zona y fecha de forma simultánea.</w:t>
       </w:r>
     </w:p>
     <w:p>
@@ -8270,6 +10094,12 @@
                 <w:szCs w:val="18"/>
               </w:rPr>
               <w:t>HURF01</w:t>
+            </w:r>
+            <w:r>
+              <w:rPr>
+                <w:sz w:val="18"/>
+                <w:szCs w:val="18"/>
+              </w:rPr>
               <w:tab/>
             </w:r>
             <w:r>
@@ -8340,6 +10170,12 @@
                 <w:szCs w:val="18"/>
               </w:rPr>
               <w:t>Alta</w:t>
+            </w:r>
+            <w:r>
+              <w:rPr>
+                <w:sz w:val="18"/>
+                <w:szCs w:val="18"/>
+              </w:rPr>
               <w:tab/>
             </w:r>
             <w:r>
@@ -8507,6 +10343,7 @@
                 <w:sz w:val="18"/>
                 <w:szCs w:val="18"/>
               </w:rPr>
+              <w:lastRenderedPageBreak/>
               <w:t xml:space="preserve">El sistema excluye del listado de selección a las estaciones marcadas como inactivas </w:t>
             </w:r>
             <w:r>
@@ -8572,6 +10409,12 @@
                 <w:szCs w:val="18"/>
               </w:rPr>
               <w:t>HURF02</w:t>
+            </w:r>
+            <w:r>
+              <w:rPr>
+                <w:sz w:val="18"/>
+                <w:szCs w:val="18"/>
+              </w:rPr>
               <w:tab/>
             </w:r>
             <w:r>
@@ -8642,6 +10485,12 @@
                 <w:szCs w:val="18"/>
               </w:rPr>
               <w:t>Alta</w:t>
+            </w:r>
+            <w:r>
+              <w:rPr>
+                <w:sz w:val="18"/>
+                <w:szCs w:val="18"/>
+              </w:rPr>
               <w:tab/>
             </w:r>
             <w:r>
@@ -8851,6 +10700,12 @@
                 <w:szCs w:val="18"/>
               </w:rPr>
               <w:t>HURF03</w:t>
+            </w:r>
+            <w:r>
+              <w:rPr>
+                <w:sz w:val="18"/>
+                <w:szCs w:val="18"/>
+              </w:rPr>
               <w:tab/>
             </w:r>
             <w:r>
@@ -8921,6 +10776,12 @@
                 <w:szCs w:val="18"/>
               </w:rPr>
               <w:t>Alta</w:t>
+            </w:r>
+            <w:r>
+              <w:rPr>
+                <w:sz w:val="18"/>
+                <w:szCs w:val="18"/>
+              </w:rPr>
               <w:tab/>
             </w:r>
             <w:r>
@@ -9131,6 +10992,12 @@
                 <w:szCs w:val="18"/>
               </w:rPr>
               <w:t>HURF04</w:t>
+            </w:r>
+            <w:r>
+              <w:rPr>
+                <w:sz w:val="18"/>
+                <w:szCs w:val="18"/>
+              </w:rPr>
               <w:tab/>
             </w:r>
             <w:r>
@@ -9201,6 +11068,12 @@
                 <w:szCs w:val="18"/>
               </w:rPr>
               <w:t>Alta</w:t>
+            </w:r>
+            <w:r>
+              <w:rPr>
+                <w:sz w:val="18"/>
+                <w:szCs w:val="18"/>
+              </w:rPr>
               <w:tab/>
             </w:r>
             <w:r>
@@ -9405,6 +11278,12 @@
                 <w:szCs w:val="18"/>
               </w:rPr>
               <w:t>HURF05</w:t>
+            </w:r>
+            <w:r>
+              <w:rPr>
+                <w:sz w:val="18"/>
+                <w:szCs w:val="18"/>
+              </w:rPr>
               <w:tab/>
             </w:r>
             <w:r>
@@ -9475,6 +11354,12 @@
                 <w:szCs w:val="18"/>
               </w:rPr>
               <w:t>Alta</w:t>
+            </w:r>
+            <w:r>
+              <w:rPr>
+                <w:sz w:val="18"/>
+                <w:szCs w:val="18"/>
+              </w:rPr>
               <w:tab/>
             </w:r>
             <w:r>
@@ -9560,6 +11445,7 @@
                 <w:sz w:val="18"/>
                 <w:szCs w:val="18"/>
               </w:rPr>
+              <w:lastRenderedPageBreak/>
               <w:t xml:space="preserve">Descripción: </w:t>
             </w:r>
             <w:r>
@@ -9679,6 +11565,12 @@
                 <w:szCs w:val="18"/>
               </w:rPr>
               <w:t>HURF06</w:t>
+            </w:r>
+            <w:r>
+              <w:rPr>
+                <w:sz w:val="18"/>
+                <w:szCs w:val="18"/>
+              </w:rPr>
               <w:tab/>
             </w:r>
             <w:r>
@@ -9742,6 +11634,12 @@
                 <w:szCs w:val="18"/>
               </w:rPr>
               <w:t>Media</w:t>
+            </w:r>
+            <w:r>
+              <w:rPr>
+                <w:sz w:val="18"/>
+                <w:szCs w:val="18"/>
+              </w:rPr>
               <w:tab/>
             </w:r>
             <w:r>
@@ -9946,6 +11844,12 @@
                 <w:szCs w:val="18"/>
               </w:rPr>
               <w:t>HURF07</w:t>
+            </w:r>
+            <w:r>
+              <w:rPr>
+                <w:sz w:val="18"/>
+                <w:szCs w:val="18"/>
+              </w:rPr>
               <w:tab/>
             </w:r>
             <w:r>
@@ -10016,6 +11920,12 @@
                 <w:szCs w:val="18"/>
               </w:rPr>
               <w:t>Media</w:t>
+            </w:r>
+            <w:r>
+              <w:rPr>
+                <w:sz w:val="18"/>
+                <w:szCs w:val="18"/>
+              </w:rPr>
               <w:tab/>
             </w:r>
             <w:r>
@@ -10128,7 +12038,6 @@
                 <w:sz w:val="18"/>
                 <w:szCs w:val="18"/>
               </w:rPr>
-              <w:lastRenderedPageBreak/>
               <w:t>Validación:</w:t>
             </w:r>
           </w:p>
@@ -10150,7 +12059,7 @@
                 <w:sz w:val="18"/>
                 <w:szCs w:val="18"/>
               </w:rPr>
-              <w:t xml:space="preserve">El sistema solo aplica la validación de aforo en zonas que tengan configurado un cupo máximo diario.</w:t>
+              <w:t>El sistema solo aplica la validación de aforo en zonas que tengan configurado un cupo máximo diario.</w:t>
             </w:r>
           </w:p>
           <w:p>
@@ -10179,6 +12088,282 @@
     </w:tbl>
     <w:p>
       <w:pPr>
+        <w:rPr>
+          <w:sz w:val="18"/>
+          <w:szCs w:val="18"/>
+        </w:rPr>
+      </w:pPr>
+    </w:p>
+    <w:tbl>
+      <w:tblPr>
+        <w:tblStyle w:val="Tablaconcuadrcula"/>
+        <w:tblW w:w="0" w:type="auto"/>
+        <w:tblLook w:val="04A0" w:firstRow="1" w:lastRow="0" w:firstColumn="1" w:lastColumn="0" w:noHBand="0" w:noVBand="1"/>
+      </w:tblPr>
+      <w:tblGrid>
+        <w:gridCol w:w="8494"/>
+      </w:tblGrid>
+      <w:tr>
+        <w:tc>
+          <w:tcPr>
+            <w:tcW w:w="8494" w:type="dxa"/>
+          </w:tcPr>
+          <w:p>
+            <w:pPr>
+              <w:rPr>
+                <w:b/>
+                <w:bCs/>
+                <w:sz w:val="18"/>
+                <w:szCs w:val="18"/>
+              </w:rPr>
+            </w:pPr>
+            <w:r>
+              <w:rPr>
+                <w:b/>
+                <w:bCs/>
+                <w:sz w:val="18"/>
+                <w:szCs w:val="18"/>
+              </w:rPr>
+              <w:t xml:space="preserve">Número: </w:t>
+            </w:r>
+            <w:r>
+              <w:rPr>
+                <w:sz w:val="18"/>
+                <w:szCs w:val="18"/>
+              </w:rPr>
+              <w:t>HURF08</w:t>
+            </w:r>
+            <w:r>
+              <w:rPr>
+                <w:sz w:val="18"/>
+                <w:szCs w:val="18"/>
+              </w:rPr>
+              <w:tab/>
+            </w:r>
+            <w:r>
+              <w:rPr>
+                <w:b/>
+                <w:bCs/>
+                <w:sz w:val="18"/>
+                <w:szCs w:val="18"/>
+              </w:rPr>
+              <w:t xml:space="preserve">Usuario: </w:t>
+            </w:r>
+            <w:r>
+              <w:rPr>
+                <w:sz w:val="18"/>
+                <w:szCs w:val="18"/>
+              </w:rPr>
+              <w:t>Turista (Usuario Final)</w:t>
+            </w:r>
+          </w:p>
+          <w:p>
+            <w:pPr>
+              <w:rPr>
+                <w:b/>
+                <w:bCs/>
+                <w:sz w:val="18"/>
+                <w:szCs w:val="18"/>
+              </w:rPr>
+            </w:pPr>
+            <w:r>
+              <w:rPr>
+                <w:b/>
+                <w:bCs/>
+                <w:sz w:val="18"/>
+                <w:szCs w:val="18"/>
+              </w:rPr>
+              <w:t>Nombre Historia: </w:t>
+            </w:r>
+            <w:r>
+              <w:rPr>
+                <w:sz w:val="18"/>
+                <w:szCs w:val="18"/>
+              </w:rPr>
+              <w:t>Consulta de historial de informes de planificación</w:t>
+            </w:r>
+          </w:p>
+          <w:p>
+            <w:pPr>
+              <w:rPr>
+                <w:b/>
+                <w:bCs/>
+                <w:sz w:val="18"/>
+                <w:szCs w:val="18"/>
+              </w:rPr>
+            </w:pPr>
+            <w:r>
+              <w:rPr>
+                <w:b/>
+                <w:bCs/>
+                <w:sz w:val="18"/>
+                <w:szCs w:val="18"/>
+              </w:rPr>
+              <w:t>Prioridad en Negocio: </w:t>
+            </w:r>
+            <w:r>
+              <w:rPr>
+                <w:sz w:val="18"/>
+                <w:szCs w:val="18"/>
+              </w:rPr>
+              <w:t>Media</w:t>
+            </w:r>
+            <w:r>
+              <w:rPr>
+                <w:sz w:val="18"/>
+                <w:szCs w:val="18"/>
+              </w:rPr>
+              <w:tab/>
+            </w:r>
+            <w:r>
+              <w:rPr>
+                <w:b/>
+                <w:bCs/>
+                <w:sz w:val="18"/>
+                <w:szCs w:val="18"/>
+              </w:rPr>
+              <w:t>Requisitos: </w:t>
+            </w:r>
+            <w:r>
+              <w:rPr>
+                <w:sz w:val="18"/>
+                <w:szCs w:val="18"/>
+              </w:rPr>
+              <w:t>HURF04, HURF05</w:t>
+            </w:r>
+          </w:p>
+          <w:p>
+            <w:pPr>
+              <w:rPr>
+                <w:b/>
+                <w:bCs/>
+                <w:sz w:val="18"/>
+                <w:szCs w:val="18"/>
+              </w:rPr>
+            </w:pPr>
+            <w:r>
+              <w:rPr>
+                <w:b/>
+                <w:bCs/>
+                <w:sz w:val="18"/>
+                <w:szCs w:val="18"/>
+              </w:rPr>
+              <w:t>Iteración Asignada: </w:t>
+            </w:r>
+            <w:r>
+              <w:rPr>
+                <w:sz w:val="18"/>
+                <w:szCs w:val="18"/>
+              </w:rPr>
+              <w:t>4</w:t>
+            </w:r>
+          </w:p>
+          <w:p>
+            <w:pPr>
+              <w:rPr>
+                <w:b/>
+                <w:bCs/>
+                <w:sz w:val="18"/>
+                <w:szCs w:val="18"/>
+              </w:rPr>
+            </w:pPr>
+            <w:r>
+              <w:rPr>
+                <w:b/>
+                <w:bCs/>
+                <w:sz w:val="18"/>
+                <w:szCs w:val="18"/>
+              </w:rPr>
+              <w:t>Módulo Asignado: </w:t>
+            </w:r>
+            <w:r>
+              <w:rPr>
+                <w:sz w:val="18"/>
+                <w:szCs w:val="18"/>
+              </w:rPr>
+              <w:t>Módulo de Informes / Cliente</w:t>
+            </w:r>
+          </w:p>
+          <w:p>
+            <w:pPr>
+              <w:rPr>
+                <w:b/>
+                <w:bCs/>
+                <w:sz w:val="18"/>
+                <w:szCs w:val="18"/>
+              </w:rPr>
+            </w:pPr>
+            <w:r>
+              <w:rPr>
+                <w:b/>
+                <w:bCs/>
+                <w:sz w:val="18"/>
+                <w:szCs w:val="18"/>
+              </w:rPr>
+              <w:t>Descripción: </w:t>
+            </w:r>
+            <w:r>
+              <w:rPr>
+                <w:sz w:val="18"/>
+                <w:szCs w:val="18"/>
+              </w:rPr>
+              <w:t>Yo como turista autenticado, quiero consultar el historial cronológico de todos los informes de planificación que he generado, para poder revisar mis rutas, fechas y costos estimados, y descargar nuevamente los comprobantes en PDF sin tener que volver a ingresar los criterios de búsqueda.</w:t>
+            </w:r>
+          </w:p>
+          <w:p>
+            <w:pPr>
+              <w:rPr>
+                <w:b/>
+                <w:bCs/>
+                <w:sz w:val="18"/>
+                <w:szCs w:val="18"/>
+              </w:rPr>
+            </w:pPr>
+            <w:r>
+              <w:rPr>
+                <w:b/>
+                <w:bCs/>
+                <w:sz w:val="18"/>
+                <w:szCs w:val="18"/>
+              </w:rPr>
+              <w:t>Validación:</w:t>
+            </w:r>
+          </w:p>
+          <w:p>
+            <w:pPr>
+              <w:rPr>
+                <w:sz w:val="18"/>
+                <w:szCs w:val="18"/>
+              </w:rPr>
+            </w:pPr>
+            <w:r>
+              <w:rPr>
+                <w:sz w:val="18"/>
+                <w:szCs w:val="18"/>
+              </w:rPr>
+              <w:t>El sistema restringe el acceso al historial únicamente a usuarios autenticados con rol TURISTA_PUBLICO o superior.</w:t>
+            </w:r>
+          </w:p>
+          <w:p>
+            <w:pPr>
+              <w:rPr>
+                <w:sz w:val="18"/>
+                <w:szCs w:val="18"/>
+              </w:rPr>
+            </w:pPr>
+            <w:r>
+              <w:rPr>
+                <w:sz w:val="18"/>
+                <w:szCs w:val="18"/>
+              </w:rPr>
+              <w:t>El sistema muestra exclusivamente los informes generados por la cuenta del usuario en sesión, ordenados del más reciente al más antiguo, con opciones para ver HTML y descargar PDF.</w:t>
+            </w:r>
+          </w:p>
+        </w:tc>
+      </w:tr>
+    </w:tbl>
+    <w:p>
+      <w:pPr>
         <w:ind w:firstLine="708"/>
         <w:rPr>
           <w:b/>
@@ -10190,7 +12375,6 @@
           <w:b/>
           <w:bCs/>
         </w:rPr>
-        <w:lastRenderedPageBreak/>
         <w:t>Sprint backlog</w:t>
       </w:r>
     </w:p>
@@ -10963,7 +13147,15 @@
                 <w:sz w:val="18"/>
                 <w:szCs w:val="18"/>
               </w:rPr>
-              <w:t>Generación de informe consolidado de visita</w:t>
+              <w:t xml:space="preserve">Generación de informe </w:t>
+            </w:r>
+            <w:r>
+              <w:rPr>
+                <w:sz w:val="18"/>
+                <w:szCs w:val="18"/>
+              </w:rPr>
+              <w:lastRenderedPageBreak/>
+              <w:t>consolidado de visita</w:t>
             </w:r>
           </w:p>
         </w:tc>
@@ -10986,6 +13178,7 @@
                 <w:sz w:val="18"/>
                 <w:szCs w:val="18"/>
               </w:rPr>
+              <w:lastRenderedPageBreak/>
               <w:t>Alta</w:t>
             </w:r>
           </w:p>
@@ -11313,6 +13506,146 @@
                 <w:szCs w:val="18"/>
               </w:rPr>
               <w:t>7</w:t>
+            </w:r>
+          </w:p>
+        </w:tc>
+        <w:tc>
+          <w:tcPr>
+            <w:tcW w:w="1416" w:type="dxa"/>
+            <w:vAlign w:val="center"/>
+          </w:tcPr>
+          <w:p>
+            <w:pPr>
+              <w:rPr>
+                <w:b/>
+                <w:bCs/>
+                <w:sz w:val="18"/>
+                <w:szCs w:val="18"/>
+              </w:rPr>
+            </w:pPr>
+            <w:r>
+              <w:rPr>
+                <w:sz w:val="18"/>
+                <w:szCs w:val="18"/>
+              </w:rPr>
+              <w:t>Carol (Análisis) / Ab (Desarrollo)</w:t>
+            </w:r>
+          </w:p>
+        </w:tc>
+      </w:tr>
+      <w:tr>
+        <w:tc>
+          <w:tcPr>
+            <w:tcW w:w="1415" w:type="dxa"/>
+            <w:vAlign w:val="center"/>
+          </w:tcPr>
+          <w:p>
+            <w:pPr>
+              <w:rPr>
+                <w:b/>
+                <w:bCs/>
+                <w:sz w:val="18"/>
+                <w:szCs w:val="18"/>
+              </w:rPr>
+            </w:pPr>
+            <w:r>
+              <w:rPr>
+                <w:sz w:val="18"/>
+                <w:szCs w:val="18"/>
+              </w:rPr>
+              <w:t>H08</w:t>
+            </w:r>
+          </w:p>
+        </w:tc>
+        <w:tc>
+          <w:tcPr>
+            <w:tcW w:w="1415" w:type="dxa"/>
+            <w:vAlign w:val="center"/>
+          </w:tcPr>
+          <w:p>
+            <w:pPr>
+              <w:rPr>
+                <w:b/>
+                <w:bCs/>
+                <w:sz w:val="18"/>
+                <w:szCs w:val="18"/>
+              </w:rPr>
+            </w:pPr>
+            <w:r>
+              <w:rPr>
+                <w:sz w:val="18"/>
+                <w:szCs w:val="18"/>
+              </w:rPr>
+              <w:t>Consulta de historial de informes de planificación</w:t>
+            </w:r>
+          </w:p>
+        </w:tc>
+        <w:tc>
+          <w:tcPr>
+            <w:tcW w:w="1416" w:type="dxa"/>
+            <w:vAlign w:val="center"/>
+          </w:tcPr>
+          <w:p>
+            <w:pPr>
+              <w:rPr>
+                <w:b/>
+                <w:bCs/>
+                <w:sz w:val="18"/>
+                <w:szCs w:val="18"/>
+              </w:rPr>
+            </w:pPr>
+            <w:r>
+              <w:rPr>
+                <w:sz w:val="18"/>
+                <w:szCs w:val="18"/>
+              </w:rPr>
+              <w:t>Media</w:t>
+            </w:r>
+          </w:p>
+        </w:tc>
+        <w:tc>
+          <w:tcPr>
+            <w:tcW w:w="1416" w:type="dxa"/>
+            <w:vAlign w:val="center"/>
+          </w:tcPr>
+          <w:p>
+            <w:pPr>
+              <w:rPr>
+                <w:b/>
+                <w:bCs/>
+                <w:sz w:val="18"/>
+                <w:szCs w:val="18"/>
+              </w:rPr>
+            </w:pPr>
+            <w:r>
+              <w:rPr>
+                <w:sz w:val="18"/>
+                <w:szCs w:val="18"/>
+              </w:rPr>
+              <w:t>2</w:t>
+            </w:r>
+          </w:p>
+        </w:tc>
+        <w:tc>
+          <w:tcPr>
+            <w:tcW w:w="1416" w:type="dxa"/>
+            <w:vAlign w:val="center"/>
+          </w:tcPr>
+          <w:p>
+            <w:pPr>
+              <w:rPr>
+                <w:b/>
+                <w:bCs/>
+                <w:sz w:val="18"/>
+                <w:szCs w:val="18"/>
+              </w:rPr>
+            </w:pPr>
+            <w:r>
+              <w:rPr>
+                <w:sz w:val="18"/>
+                <w:szCs w:val="18"/>
+              </w:rPr>
+              <w:t>6</w:t>
             </w:r>
           </w:p>
         </w:tc>
@@ -11534,7 +13867,7 @@
                 <w:sz w:val="18"/>
                 <w:szCs w:val="18"/>
               </w:rPr>
-              <w:t xml:space="preserve">Spring Boot 4.1.1 (Java 17)</w:t>
+              <w:t>Spring Boot 4.1.1 (Java 17)</w:t>
             </w:r>
           </w:p>
         </w:tc>
@@ -11742,7 +14075,7 @@
                 <w:sz w:val="18"/>
                 <w:szCs w:val="18"/>
               </w:rPr>
-              <w:t xml:space="preserve">Spring Data JPA + Hibernate</w:t>
+              <w:t>Spring Data JPA + Hibernate</w:t>
             </w:r>
           </w:p>
         </w:tc>
@@ -11839,12 +14172,14 @@
                 <w:bCs/>
                 <w:sz w:val="18"/>
                 <w:szCs w:val="18"/>
+                <w:lang w:val="en-US"/>
               </w:rPr>
             </w:pPr>
             <w:r>
               <w:rPr>
                 <w:sz w:val="18"/>
                 <w:szCs w:val="18"/>
+                <w:lang w:val="en-US"/>
               </w:rPr>
               <w:t>Spring Security (roles ADMIN_MTC, TRAVEL_GROUP_USER, PERURAIL_ADMIN, TURISTA_PUBLICO)</w:t>
             </w:r>
@@ -11898,7 +14233,7 @@
                 <w:sz w:val="18"/>
                 <w:szCs w:val="18"/>
               </w:rPr>
-              <w:t xml:space="preserve">Thymeleaf + librería PDF (OpenPDF / iText) y exportación HTML</w:t>
+              <w:t>Thymeleaf + librería PDF (OpenPDF / iText) y exportación HTML</w:t>
             </w:r>
           </w:p>
         </w:tc>
@@ -11943,14 +14278,52 @@
                 <w:bCs/>
                 <w:sz w:val="18"/>
                 <w:szCs w:val="18"/>
+                <w:lang w:val="en-US"/>
               </w:rPr>
             </w:pPr>
             <w:r>
               <w:rPr>
                 <w:sz w:val="18"/>
                 <w:szCs w:val="18"/>
-              </w:rPr>
-              <w:t xml:space="preserve">Spring Scheduler (@Scheduled) — sincronización PeruRail y SENAMHI</w:t>
+                <w:lang w:val="en-US"/>
+              </w:rPr>
+              <w:t xml:space="preserve">Spring Scheduler (@Scheduled) — </w:t>
+            </w:r>
+            <w:proofErr w:type="spellStart"/>
+            <w:r>
+              <w:rPr>
+                <w:sz w:val="18"/>
+                <w:szCs w:val="18"/>
+                <w:lang w:val="en-US"/>
+              </w:rPr>
+              <w:t>sincronización</w:t>
+            </w:r>
+            <w:proofErr w:type="spellEnd"/>
+            <w:r>
+              <w:rPr>
+                <w:sz w:val="18"/>
+                <w:szCs w:val="18"/>
+                <w:lang w:val="en-US"/>
+              </w:rPr>
+              <w:t xml:space="preserve"> </w:t>
+            </w:r>
+            <w:proofErr w:type="spellStart"/>
+            <w:r>
+              <w:rPr>
+                <w:sz w:val="18"/>
+                <w:szCs w:val="18"/>
+                <w:lang w:val="en-US"/>
+              </w:rPr>
+              <w:t>PeruRail</w:t>
+            </w:r>
+            <w:proofErr w:type="spellEnd"/>
+            <w:r>
+              <w:rPr>
+                <w:sz w:val="18"/>
+                <w:szCs w:val="18"/>
+                <w:lang w:val="en-US"/>
+              </w:rPr>
+              <w:t xml:space="preserve"> y SENAMHI</w:t>
             </w:r>
           </w:p>
         </w:tc>
@@ -11977,7 +14350,23 @@
                 <w:sz w:val="18"/>
                 <w:szCs w:val="18"/>
               </w:rPr>
-              <w:t xml:space="preserve">Consumo de APIs externas</w:t>
+              <w:t xml:space="preserve">Consumo de </w:t>
+            </w:r>
+            <w:proofErr w:type="spellStart"/>
+            <w:r>
+              <w:rPr>
+                <w:sz w:val="18"/>
+                <w:szCs w:val="18"/>
+              </w:rPr>
+              <w:t>APIs</w:t>
+            </w:r>
+            <w:proofErr w:type="spellEnd"/>
+            <w:r>
+              <w:rPr>
+                <w:sz w:val="18"/>
+                <w:szCs w:val="18"/>
+              </w:rPr>
+              <w:t xml:space="preserve"> externas</w:t>
             </w:r>
           </w:p>
         </w:tc>
@@ -11995,14 +14384,26 @@
                 <w:bCs/>
                 <w:sz w:val="18"/>
                 <w:szCs w:val="18"/>
+                <w:lang w:val="en-US"/>
               </w:rPr>
             </w:pPr>
-            <w:r>
-              <w:rPr>
-                <w:sz w:val="18"/>
-                <w:szCs w:val="18"/>
-              </w:rPr>
-              <w:t xml:space="preserve">RestClient / HTTP Service Clients (@HttpExchange)</w:t>
+            <w:proofErr w:type="spellStart"/>
+            <w:r>
+              <w:rPr>
+                <w:sz w:val="18"/>
+                <w:szCs w:val="18"/>
+                <w:lang w:val="en-US"/>
+              </w:rPr>
+              <w:t>RestClient</w:t>
+            </w:r>
+            <w:proofErr w:type="spellEnd"/>
+            <w:r>
+              <w:rPr>
+                <w:sz w:val="18"/>
+                <w:szCs w:val="18"/>
+                <w:lang w:val="en-US"/>
+              </w:rPr>
+              <w:t xml:space="preserve"> / HTTP Service Clients (@HttpExchange)</w:t>
             </w:r>
           </w:p>
         </w:tc>
@@ -12054,7 +14455,7 @@
                 <w:sz w:val="18"/>
                 <w:szCs w:val="18"/>
               </w:rPr>
-              <w:t xml:space="preserve">Docker y Docker Compose</w:t>
+              <w:t>Docker y Docker Compose</w:t>
             </w:r>
           </w:p>
         </w:tc>
@@ -12106,7 +14507,7 @@
                 <w:sz w:val="18"/>
                 <w:szCs w:val="18"/>
               </w:rPr>
-              <w:t xml:space="preserve">DBeaver / pgAdmin</w:t>
+              <w:t>DBeaver / pgAdmin</w:t>
             </w:r>
           </w:p>
         </w:tc>
@@ -12245,7 +14646,11 @@
         <w:t>Capa de Negocio / Orquestación:</w:t>
       </w:r>
       <w:r>
-        <w:t xml:space="preserve"> Servicios de dominio — PreferenciaService (buscador de zonas por filtros acumulativos), ZonaTuristicaService, AforoService (validación y control de cupos diarios por número de personas), RutaPeatonalService (motor de cálculo de la ruta peatonal de ida y vuelta), TarifaService (categoría tarifaria que corresponde a cada edad), InformeService (generación del informe consolidado) y SchedulerService (orquestación de las tareas periódicas).</w:t>
+        <w:t xml:space="preserve"> Servicios de dominio — PreferenciaService (buscador de zonas por filtros acumulativos), ZonaTuristicaService, AforoService (validación y control de cupos diarios por número de personas), RutaPeatonalService (motor de cálculo de la ruta peatonal de ida y vuelta), TarifaService (categoría tarifaria que corresponde a cada edad), </w:t>
+      </w:r>
+      <w:r>
+        <w:lastRenderedPageBreak/>
+        <w:t>InformeService (generación del informe consolidado) y SchedulerService (orquestación de las tareas periódicas).</w:t>
       </w:r>
     </w:p>
     <w:p>
@@ -12261,8 +14666,7 @@
           <w:b/>
           <w:bCs/>
         </w:rPr>
-        <w:lastRenderedPageBreak/>
-        <w:t xml:space="preserve">Capa de Integración de APIs:</w:t>
+        <w:t>Capa de Integración de APIs:</w:t>
       </w:r>
       <w:r>
         <w:t xml:space="preserve"> Adaptadores/clientes — PeruRailClient (estaciones, horarios y tarifas) y SenamhiClient (previsión climática), además del módulo interno de carga usado por Travel Group Perú, que no requiere un cliente externo al ser una operación CRUD directa sobre la base de datos del sistema.</w:t>
@@ -12347,14 +14751,27 @@
       <w:r>
         <w:t xml:space="preserve">Figura </w:t>
       </w:r>
-      <w:fldSimple w:instr=" SEQ Figura \* ARABIC ">
-        <w:r>
-          <w:rPr>
-            <w:noProof/>
-          </w:rPr>
-          <w:t>2</w:t>
-        </w:r>
-      </w:fldSimple>
+      <w:r>
+        <w:fldChar w:fldCharType="begin"/>
+      </w:r>
+      <w:r>
+        <w:instrText xml:space="preserve"> SEQ Figura \* ARABIC </w:instrText>
+      </w:r>
+      <w:r>
+        <w:fldChar w:fldCharType="separate"/>
+      </w:r>
+      <w:r>
+        <w:rPr>
+          <w:noProof/>
+        </w:rPr>
+        <w:t>2</w:t>
+      </w:r>
+      <w:r>
+        <w:rPr>
+          <w:noProof/>
+        </w:rPr>
+        <w:fldChar w:fldCharType="end"/>
+      </w:r>
       <w:r>
         <w:t>. Arquitectura lógica del sistema</w:t>
       </w:r>
@@ -12366,7 +14783,7 @@
         <w:jc w:val="both"/>
       </w:pPr>
       <w:r>
-        <w:t xml:space="preserve">Los requerimientos RF-01 a RF-03 son atendidos principalmente por las capas de Presentación y Negocio; los RF-04 a RF-08 requieren la orquestación conjunta de las capas de Negocio, Integración de APIs y Persistencia; los RF-13 a RF-15 dependen directamente de la Capa de Integración de APIs y de los mecanismos de auditoría de la Capa de Persistencia; y los RF-16 y RF-17 (control de aforo) son resueltos por AforoService en la Capa de Negocio, apoyado en la Capa de Persistencia para la lectura y actualización atómica del contador de cupos.</w:t>
+        <w:t>Los requerimientos RF-01 a RF-03 son atendidos principalmente por las capas de Presentación y Negocio; los RF-04 a RF-08 requieren la orquestación conjunta de las capas de Negocio, Integración de APIs y Persistencia; los RF-13 a RF-15 dependen directamente de la Capa de Integración de APIs y de los mecanismos de auditoría de la Capa de Persistencia; y los RF-16 y RF-17 (control de aforo) son resueltos por AforoService en la Capa de Negocio, apoyado en la Capa de Persistencia para la lectura y actualización atómica del contador de cupos.</w:t>
       </w:r>
     </w:p>
     <w:p>
@@ -12401,7 +14818,54 @@
         <w:t>Visualización de mapa:</w:t>
       </w:r>
       <w:r>
-        <w:t xml:space="preserve"> la Capa de Presentación incorpora la librería Leaflet.js sobre las vistas Thymeleaf del panel del turista, para dibujar la estación de origen, la zona turística de destino y el trazo de la ruta de ida y vuelta sobre un mapa interactivo, en concordancia con el mockup de la Hoja de Práctica.</w:t>
+        <w:t xml:space="preserve"> </w:t>
+      </w:r>
+      <w:r>
+        <w:t xml:space="preserve">La Capa de Presentación incorpora Leaflet.js junto con el motor peatonal OSRM (Open </w:t>
+      </w:r>
+      <w:proofErr w:type="spellStart"/>
+      <w:r>
+        <w:t>Source</w:t>
+      </w:r>
+      <w:proofErr w:type="spellEnd"/>
+      <w:r>
+        <w:t xml:space="preserve"> </w:t>
+      </w:r>
+      <w:proofErr w:type="spellStart"/>
+      <w:r>
+        <w:t>Routing</w:t>
+      </w:r>
+      <w:proofErr w:type="spellEnd"/>
+      <w:r>
+        <w:t xml:space="preserve"> Machine) sobre </w:t>
+      </w:r>
+      <w:proofErr w:type="spellStart"/>
+      <w:r>
+        <w:t>OpenStreetMap</w:t>
+      </w:r>
+      <w:proofErr w:type="spellEnd"/>
+      <w:r>
+        <w:t>, para trazar la ruta interactiva siguiendo las calles y esquinas reales entre la estación y la zona turística. En caso de corte de conexión o fallo de red, cuenta con un mecanismo de respaldo (</w:t>
+      </w:r>
+      <w:proofErr w:type="spellStart"/>
+      <w:r>
+        <w:rPr>
+          <w:i/>
+          <w:iCs/>
+        </w:rPr>
+        <w:t>fallback</w:t>
+      </w:r>
+      <w:proofErr w:type="spellEnd"/>
+      <w:r>
+        <w:t>) que dibuja automáticamente el trazo en línea recta (</w:t>
+      </w:r>
+      <w:proofErr w:type="spellStart"/>
+      <w:r>
+        <w:t>Haversine</w:t>
+      </w:r>
+      <w:proofErr w:type="spellEnd"/>
+      <w:r>
+        <w:t>), garantizando que el mapa nunca quede vacío.</w:t>
       </w:r>
     </w:p>
     <w:p>
@@ -12420,7 +14884,38 @@
         <w:t xml:space="preserve">Cálculo de la ruta peatonal: </w:t>
       </w:r>
       <w:r>
-        <w:t xml:space="preserve"> para efectos del presente proyecto, RutaPeatonalService calcula la distancia entre la estación de origen y las coordenadas propias de la zona turística (ZonLatitud, ZonLongitud) mediante la fórmula de Haversine (distancia en línea recta a partir de las coordenadas de ambos puntos), multiplicada por dos para representar el trayecto de ida y vuelta. La clasificación de dificultad y el ritmo de caminata no están fijados en el código: se toman de la tabla paramétrica Dificultad, en cumplimiento del RNF-06. Esta es una simplificación razonable para el alcance académico del proyecto; una evolución futura del sistema podría reemplazarla por un motor de ruteo peatonal real que calcule la distancia siguiendo caminos y senderos existentes.</w:t>
+        <w:t xml:space="preserve"> </w:t>
+      </w:r>
+      <w:r>
+        <w:t xml:space="preserve">En el </w:t>
+      </w:r>
+      <w:proofErr w:type="spellStart"/>
+      <w:r>
+        <w:t>backend</w:t>
+      </w:r>
+      <w:proofErr w:type="spellEnd"/>
+      <w:r>
+        <w:t>, </w:t>
+      </w:r>
+      <w:proofErr w:type="spellStart"/>
+      <w:r>
+        <w:t>RutaPeatonalService</w:t>
+      </w:r>
+      <w:proofErr w:type="spellEnd"/>
+      <w:r>
+        <w:t xml:space="preserve"> calcula la distancia base entre la estación y la zona turística mediante la fórmula de </w:t>
+      </w:r>
+      <w:proofErr w:type="spellStart"/>
+      <w:r>
+        <w:t>Haversine</w:t>
+      </w:r>
+      <w:proofErr w:type="spellEnd"/>
+      <w:r>
+        <w:t xml:space="preserve">, multiplicada por dos para el circuito cerrado de ida y vuelta. A partir de este cálculo se determina el tiempo estimado y el nivel de dificultad según la tabla paramétrica dificultad (RNF-06). Mantener este cálculo en el </w:t>
+      </w:r>
+      <w:r>
+        <w:lastRenderedPageBreak/>
+        <w:t>servidor asegura tiempos de respuesta menores a 2 segundos (RNF-01) sin sobrecargar la aplicación con dependencias externas para la lógica interna.</w:t>
       </w:r>
     </w:p>
     <w:p>
@@ -12446,7 +14941,6 @@
           <w:sz w:val="24"/>
           <w:szCs w:val="24"/>
         </w:rPr>
-        <w:lastRenderedPageBreak/>
         <w:t>5.2. Arquitectura física</w:t>
       </w:r>
       <w:bookmarkEnd w:id="19"/>
@@ -12457,7 +14951,7 @@
         <w:jc w:val="both"/>
       </w:pPr>
       <w:r>
-        <w:t xml:space="preserve">La arquitectura física describe la topología de despliegue del sistema, basada en contenedores Docker orquestados mediante Docker Compose:</w:t>
+        <w:t>La arquitectura física describe la topología de despliegue del sistema, basada en contenedores Docker orquestados mediante Docker Compose:</w:t>
       </w:r>
     </w:p>
     <w:p>
@@ -12621,14 +15115,27 @@
       <w:r>
         <w:t xml:space="preserve">Figura </w:t>
       </w:r>
-      <w:fldSimple w:instr=" SEQ Figura \* ARABIC ">
-        <w:r>
-          <w:rPr>
-            <w:noProof/>
-          </w:rPr>
-          <w:t>3</w:t>
-        </w:r>
-      </w:fldSimple>
+      <w:r>
+        <w:fldChar w:fldCharType="begin"/>
+      </w:r>
+      <w:r>
+        <w:instrText xml:space="preserve"> SEQ Figura \* ARABIC </w:instrText>
+      </w:r>
+      <w:r>
+        <w:fldChar w:fldCharType="separate"/>
+      </w:r>
+      <w:r>
+        <w:rPr>
+          <w:noProof/>
+        </w:rPr>
+        <w:t>3</w:t>
+      </w:r>
+      <w:r>
+        <w:rPr>
+          <w:noProof/>
+        </w:rPr>
+        <w:fldChar w:fldCharType="end"/>
+      </w:r>
       <w:r>
         <w:t>. Arquitectura física – Topología de despliegue</w:t>
       </w:r>
@@ -12640,7 +15147,11 @@
         <w:jc w:val="both"/>
       </w:pPr>
       <w:r>
-        <w:t xml:space="preserve">Esta topología permite cumplir con el RNF-03 (Disponibilidad y Sincronización), dado que las tareas programadas de actualización con PeruRail y SENAMHI se ejecutan de forma autónoma dentro del contenedor de aplicación, y con el RNF-01 (Rendimiento), al mantener la base de datos en un contenedor dedicado con acceso optimizado para consultas menores a 2 segundos.</w:t>
+        <w:t xml:space="preserve">Esta topología permite cumplir con el RNF-03 (Disponibilidad y Sincronización), dado que las tareas programadas de actualización con PeruRail y SENAMHI se ejecutan de </w:t>
+      </w:r>
+      <w:r>
+        <w:lastRenderedPageBreak/>
+        <w:t>forma autónoma dentro del contenedor de aplicación, y con el RNF-01 (Rendimiento), al mantener la base de datos en un contenedor dedicado con acceso optimizado para consultas menores a 2 segundos.</w:t>
       </w:r>
     </w:p>
     <w:p>
@@ -12665,7 +15176,6 @@
           <w:sz w:val="28"/>
           <w:szCs w:val="28"/>
         </w:rPr>
-        <w:lastRenderedPageBreak/>
         <w:t>6. Diseño de base de datos</w:t>
       </w:r>
       <w:bookmarkEnd w:id="20"/>
@@ -12733,6 +15243,7 @@
         <w:rPr>
           <w:noProof/>
         </w:rPr>
+        <w:lastRenderedPageBreak/>
         <w:drawing>
           <wp:inline distT="0" distB="0" distL="0" distR="0" wp14:anchorId="274D8BBC" wp14:editId="4E6CCDE3">
             <wp:extent cx="5943600" cy="3661410"/>
@@ -12996,7 +15507,6 @@
                 <w:sz w:val="18"/>
                 <w:szCs w:val="18"/>
               </w:rPr>
-              <w:lastRenderedPageBreak/>
               <w:t>Tabla</w:t>
             </w:r>
           </w:p>
@@ -13108,7 +15618,7 @@
                 <w:sz w:val="18"/>
                 <w:szCs w:val="18"/>
               </w:rPr>
-              <w:t xml:space="preserve">UsuIdRol → Rol</w:t>
+              <w:t>UsuIdRol → Rol</w:t>
             </w:r>
           </w:p>
         </w:tc>
@@ -13303,7 +15813,7 @@
                 <w:sz w:val="18"/>
                 <w:szCs w:val="18"/>
               </w:rPr>
-              <w:t xml:space="preserve">ZonIdEstacionCercana → Estacion</w:t>
+              <w:t>ZonIdEstacionCercana → Estacion</w:t>
             </w:r>
           </w:p>
         </w:tc>
@@ -13368,7 +15878,7 @@
                 <w:sz w:val="18"/>
                 <w:szCs w:val="18"/>
               </w:rPr>
-              <w:t xml:space="preserve">ZprIdZonaTuristica → ZonaTuristica · ZprIdPreferencia → Preferencia</w:t>
+              <w:t>ZprIdZonaTuristica → ZonaTuristica · ZprIdPreferencia → Preferencia</w:t>
             </w:r>
           </w:p>
         </w:tc>
@@ -13433,7 +15943,7 @@
                 <w:sz w:val="18"/>
                 <w:szCs w:val="18"/>
               </w:rPr>
-              <w:t xml:space="preserve">SerIdEstacionOrigen → Estacion · SerIdEstacionDestino → Estacion</w:t>
+              <w:t>SerIdEstacionOrigen → Estacion · SerIdEstacionDestino → Estacion</w:t>
             </w:r>
           </w:p>
         </w:tc>
@@ -13498,7 +16008,7 @@
                 <w:sz w:val="18"/>
                 <w:szCs w:val="18"/>
               </w:rPr>
-              <w:t xml:space="preserve">RutIdEstacionOrigen → Estacion · RutIdZonaDestino → ZonaTuristica</w:t>
+              <w:t>RutIdEstacionOrigen → Estacion · RutIdZonaDestino → ZonaTuristica</w:t>
             </w:r>
           </w:p>
         </w:tc>
@@ -13563,7 +16073,7 @@
                 <w:sz w:val="18"/>
                 <w:szCs w:val="18"/>
               </w:rPr>
-              <w:t xml:space="preserve">CliIdEstacion → Estacion</w:t>
+              <w:t>CliIdEstacion → Estacion</w:t>
             </w:r>
           </w:p>
         </w:tc>
@@ -13628,7 +16138,7 @@
                 <w:sz w:val="18"/>
                 <w:szCs w:val="18"/>
               </w:rPr>
-              <w:t xml:space="preserve">InfIdUsuario → Usuario (opcional) · InfIdRuta → RutaPeatonal</w:t>
+              <w:t>InfIdUsuario → Usuario (opcional) · InfIdRuta → RutaPeatonal</w:t>
             </w:r>
           </w:p>
         </w:tc>
@@ -13693,7 +16203,7 @@
                 <w:sz w:val="18"/>
                 <w:szCs w:val="18"/>
               </w:rPr>
-              <w:t xml:space="preserve">AfoIdZona → ZonaTuristica</w:t>
+              <w:t>AfoIdZona → ZonaTuristica</w:t>
             </w:r>
           </w:p>
         </w:tc>
@@ -13888,7 +16398,15 @@
                 <w:sz w:val="18"/>
                 <w:szCs w:val="18"/>
               </w:rPr>
-              <w:t>IviIdInforme → InformePlanificacion · IviIdCategoriaTren → CategoriaVisitante (opcional) · IviIdCategoriaZona → CategoriaVisitante</w:t>
+              <w:t xml:space="preserve">IviIdInforme → InformePlanificacion · IviIdCategoriaTren → </w:t>
+            </w:r>
+            <w:r>
+              <w:rPr>
+                <w:sz w:val="18"/>
+                <w:szCs w:val="18"/>
+              </w:rPr>
+              <w:lastRenderedPageBreak/>
+              <w:t>CategoriaVisitante (opcional) · IviIdCategoriaZona → CategoriaVisitante</w:t>
             </w:r>
           </w:p>
         </w:tc>
@@ -13911,6 +16429,7 @@
                 <w:sz w:val="18"/>
                 <w:szCs w:val="18"/>
               </w:rPr>
+              <w:lastRenderedPageBreak/>
               <w:t>AuditoriaLog</w:t>
             </w:r>
           </w:p>
@@ -14058,7 +16577,7 @@
         <w:jc w:val="both"/>
       </w:pPr>
       <w:r>
-        <w:t xml:space="preserve">El diseño físico implementa el modelo lógico sobre el motor PostgreSQL 15. Las tablas se nombran en minúsculas siguiendo la convención snake_case propia de PostgreSQL, mientras que las columnas conservan el prefijo normalizado de tres o cuatro letras exigido por la cátedra (EstIdEstacion, EstNombre, etc.), mapeadas por el ORM (Hibernate) mediante anotaciones @Table y @Column.</w:t>
+        <w:t>El diseño físico implementa el modelo lógico sobre el motor PostgreSQL 15. Las tablas se nombran en minúsculas siguiendo la convención snake_case propia de PostgreSQL, mientras que las columnas conservan el prefijo normalizado de tres o cuatro letras exigido por la cátedra (EstIdEstacion, EstNombre, etc.), mapeadas por el ORM (Hibernate) mediante anotaciones @Table y @Column.</w:t>
       </w:r>
     </w:p>
     <w:p>
@@ -14103,7 +16622,6 @@
           <w:b/>
           <w:bCs/>
         </w:rPr>
-        <w:lastRenderedPageBreak/>
         <w:t>Llaves foráneas:</w:t>
       </w:r>
       <w:r>
@@ -14125,10 +16643,14 @@
           <w:b/>
           <w:bCs/>
         </w:rPr>
-        <w:t xml:space="preserve">Estación de origen propia en RutaPeatonal:</w:t>
+        <w:t>Estación de origen propia en RutaPeatonal:</w:t>
       </w:r>
       <w:r>
-        <w:t xml:space="preserve"> RutIdEstacionOrigen es una llave foránea directa hacia Estacion, en vez de resolverse mediante ZonaTuristica.ZonIdEstacionCercana. Los campos RutDistanciaKm, RutTiempoEstimadoMin y RutIdDificultad son el resultado de un cálculo (Haversine) hecho en un momento específico con una estación de origen específica (RutaPeatonalService, sección 5.1); si la estación más cercana de la zona cambiara más adelante, una ruta ya calculada no debe cambiar de origen automáticamente vía JOIN, o sus valores de distancia y tiempo quedarían inconsistentes con la estación realmente usada al calcularlos.</w:t>
+        <w:t xml:space="preserve"> RutIdEstacionOrigen es una llave foránea directa hacia Estacion, en vez de resolverse mediante ZonaTuristica.ZonIdEstacionCercana. Los campos RutDistanciaKm, RutTiempoEstimadoMin y RutIdDificultad son el resultado de un cálculo (Haversine) hecho en un momento específico con una estación de origen específica (RutaPeatonalService, sección 5.1); si la estación más cercana de la zona cambiara más adelante, una ruta ya calculada no debe cambiar de origen </w:t>
+      </w:r>
+      <w:r>
+        <w:lastRenderedPageBreak/>
+        <w:t>automáticamente vía JOIN, o sus valores de distancia y tiempo quedarían inconsistentes con la estación realmente usada al calcularlos.</w:t>
       </w:r>
     </w:p>
     <w:p>
@@ -14149,7 +16671,7 @@
         <w:t xml:space="preserve">Restricciones CHECK: </w:t>
       </w:r>
       <w:r>
-        <w:t xml:space="preserve">CliProbabilidadLluvia BETWEEN 0 AND 100; RutEsIdaVuelta = TRUE (regla de negocio del caso, validada también a nivel de aplicación); CatFactorPrecio BETWEEN 0 AND 1; IviCantidad &gt; 0. El antiguo CHECK sobre RutDificultad desaparece: el nivel de dificultad dejó de ser texto y pasó a ser la llave foránea RutIdDificultad hacia la tabla paramétrica dificultad.</w:t>
+        <w:t>CliProbabilidadLluvia BETWEEN 0 AND 100; RutEsIdaVuelta = TRUE (regla de negocio del caso, validada también a nivel de aplicación); CatFactorPrecio BETWEEN 0 AND 1; IviCantidad &gt; 0. El antiguo CHECK sobre RutDificultad desaparece: el nivel de dificultad dejó de ser texto y pasó a ser la llave foránea RutIdDificultad hacia la tabla paramétrica dificultad.</w:t>
       </w:r>
     </w:p>
     <w:p>
@@ -14845,8 +17367,26 @@
           <w:bCs/>
         </w:rPr>
         <w:tab/>
+      </w:r>
+      <w:r>
+        <w:rPr>
+          <w:b/>
+          <w:bCs/>
+        </w:rPr>
         <w:br/>
+      </w:r>
+      <w:r>
+        <w:rPr>
+          <w:b/>
+          <w:bCs/>
+        </w:rPr>
         <w:br/>
+      </w:r>
+      <w:r>
+        <w:rPr>
+          <w:b/>
+          <w:bCs/>
+        </w:rPr>
         <w:lastRenderedPageBreak/>
         <w:br/>
         <w:t>usuario</w:t>
@@ -15453,7 +17993,7 @@
                 <w:sz w:val="17"/>
                 <w:szCs w:val="17"/>
               </w:rPr>
-              <w:t xml:space="preserve">Contraseña del usuario, almacenada con hash BCrypt.</w:t>
+              <w:t>Contraseña del usuario, almacenada con hash BCrypt.</w:t>
             </w:r>
           </w:p>
         </w:tc>
@@ -15852,7 +18392,7 @@
                 <w:sz w:val="17"/>
                 <w:szCs w:val="17"/>
               </w:rPr>
-              <w:t xml:space="preserve">Correo electrónico, validado con formato regex. Valor único.</w:t>
+              <w:t>Correo electrónico, validado con formato regex. Valor único.</w:t>
             </w:r>
           </w:p>
         </w:tc>
@@ -15993,7 +18533,7 @@
                 <w:sz w:val="17"/>
                 <w:szCs w:val="17"/>
               </w:rPr>
-              <w:t xml:space="preserve">FK → Rol(RolIdRol). Rol de acceso del usuario.</w:t>
+              <w:t>FK → Rol(RolIdRol). Rol de acceso del usuario.</w:t>
             </w:r>
           </w:p>
         </w:tc>
@@ -16794,13 +19334,13 @@
         <w:tblLook w:val="04A0" w:firstRow="1" w:lastRow="0" w:firstColumn="1" w:lastColumn="0" w:noHBand="0" w:noVBand="1"/>
       </w:tblPr>
       <w:tblGrid>
-        <w:gridCol w:w="1418"/>
-        <w:gridCol w:w="993"/>
+        <w:gridCol w:w="1771"/>
+        <w:gridCol w:w="1151"/>
         <w:gridCol w:w="541"/>
         <w:gridCol w:w="344"/>
-        <w:gridCol w:w="1087"/>
+        <w:gridCol w:w="571"/>
         <w:gridCol w:w="497"/>
-        <w:gridCol w:w="3614"/>
+        <w:gridCol w:w="3619"/>
       </w:tblGrid>
       <w:tr>
         <w:trPr>
@@ -17191,15 +19731,7 @@
             </w:tcMar>
             <w:vAlign w:val="center"/>
           </w:tcPr>
-          <w:p>
-            <w:r>
-              <w:rPr>
-                <w:sz w:val="17"/>
-                <w:szCs w:val="17"/>
-              </w:rPr>
-              <w:t/>
-            </w:r>
-          </w:p>
+          <w:p/>
         </w:tc>
         <w:tc>
           <w:tcPr>
@@ -17332,15 +19864,7 @@
             </w:tcMar>
             <w:vAlign w:val="center"/>
           </w:tcPr>
-          <w:p>
-            <w:r>
-              <w:rPr>
-                <w:sz w:val="17"/>
-                <w:szCs w:val="17"/>
-              </w:rPr>
-              <w:t/>
-            </w:r>
-          </w:p>
+          <w:p/>
         </w:tc>
         <w:tc>
           <w:tcPr>
@@ -17416,6 +19940,7 @@
                 <w:sz w:val="17"/>
                 <w:szCs w:val="17"/>
               </w:rPr>
+              <w:lastRenderedPageBreak/>
               <w:t>DifOrden</w:t>
             </w:r>
           </w:p>
@@ -17473,15 +19998,7 @@
             </w:tcMar>
             <w:vAlign w:val="center"/>
           </w:tcPr>
-          <w:p>
-            <w:r>
-              <w:rPr>
-                <w:sz w:val="17"/>
-                <w:szCs w:val="17"/>
-              </w:rPr>
-              <w:t/>
-            </w:r>
-          </w:p>
+          <w:p/>
         </w:tc>
         <w:tc>
           <w:tcPr>
@@ -17614,15 +20131,7 @@
             </w:tcMar>
             <w:vAlign w:val="center"/>
           </w:tcPr>
-          <w:p>
-            <w:r>
-              <w:rPr>
-                <w:sz w:val="17"/>
-                <w:szCs w:val="17"/>
-              </w:rPr>
-              <w:t/>
-            </w:r>
-          </w:p>
+          <w:p/>
         </w:tc>
         <w:tc>
           <w:tcPr>
@@ -17755,15 +20264,7 @@
             </w:tcMar>
             <w:vAlign w:val="center"/>
           </w:tcPr>
-          <w:p>
-            <w:r>
-              <w:rPr>
-                <w:sz w:val="17"/>
-                <w:szCs w:val="17"/>
-              </w:rPr>
-              <w:t/>
-            </w:r>
-          </w:p>
+          <w:p/>
         </w:tc>
         <w:tc>
           <w:tcPr>
@@ -17861,13 +20362,13 @@
         <w:tblLook w:val="04A0" w:firstRow="1" w:lastRow="0" w:firstColumn="1" w:lastColumn="0" w:noHBand="0" w:noVBand="1"/>
       </w:tblPr>
       <w:tblGrid>
-        <w:gridCol w:w="1418"/>
-        <w:gridCol w:w="993"/>
+        <w:gridCol w:w="1508"/>
+        <w:gridCol w:w="1151"/>
         <w:gridCol w:w="541"/>
         <w:gridCol w:w="344"/>
-        <w:gridCol w:w="1087"/>
+        <w:gridCol w:w="659"/>
         <w:gridCol w:w="497"/>
-        <w:gridCol w:w="3614"/>
+        <w:gridCol w:w="3794"/>
       </w:tblGrid>
       <w:tr>
         <w:trPr>
@@ -18258,15 +20759,7 @@
             </w:tcMar>
             <w:vAlign w:val="center"/>
           </w:tcPr>
-          <w:p>
-            <w:r>
-              <w:rPr>
-                <w:sz w:val="17"/>
-                <w:szCs w:val="17"/>
-              </w:rPr>
-              <w:t/>
-            </w:r>
-          </w:p>
+          <w:p/>
         </w:tc>
         <w:tc>
           <w:tcPr>
@@ -18399,15 +20892,7 @@
             </w:tcMar>
             <w:vAlign w:val="center"/>
           </w:tcPr>
-          <w:p>
-            <w:r>
-              <w:rPr>
-                <w:sz w:val="17"/>
-                <w:szCs w:val="17"/>
-              </w:rPr>
-              <w:t/>
-            </w:r>
-          </w:p>
+          <w:p/>
         </w:tc>
         <w:tc>
           <w:tcPr>
@@ -18540,15 +21025,7 @@
             </w:tcMar>
             <w:vAlign w:val="center"/>
           </w:tcPr>
-          <w:p>
-            <w:r>
-              <w:rPr>
-                <w:sz w:val="17"/>
-                <w:szCs w:val="17"/>
-              </w:rPr>
-              <w:t/>
-            </w:r>
-          </w:p>
+          <w:p/>
         </w:tc>
         <w:tc>
           <w:tcPr>
@@ -18681,15 +21158,7 @@
             </w:tcMar>
             <w:vAlign w:val="center"/>
           </w:tcPr>
-          <w:p>
-            <w:r>
-              <w:rPr>
-                <w:sz w:val="17"/>
-                <w:szCs w:val="17"/>
-              </w:rPr>
-              <w:t/>
-            </w:r>
-          </w:p>
+          <w:p/>
         </w:tc>
         <w:tc>
           <w:tcPr>
@@ -18822,15 +21291,7 @@
             </w:tcMar>
             <w:vAlign w:val="center"/>
           </w:tcPr>
-          <w:p>
-            <w:r>
-              <w:rPr>
-                <w:sz w:val="17"/>
-                <w:szCs w:val="17"/>
-              </w:rPr>
-              <w:t/>
-            </w:r>
-          </w:p>
+          <w:p/>
         </w:tc>
         <w:tc>
           <w:tcPr>
@@ -18963,15 +21424,7 @@
             </w:tcMar>
             <w:vAlign w:val="center"/>
           </w:tcPr>
-          <w:p>
-            <w:r>
-              <w:rPr>
-                <w:sz w:val="17"/>
-                <w:szCs w:val="17"/>
-              </w:rPr>
-              <w:t/>
-            </w:r>
-          </w:p>
+          <w:p/>
         </w:tc>
         <w:tc>
           <w:tcPr>
@@ -19524,7 +21977,7 @@
                 <w:sz w:val="17"/>
                 <w:szCs w:val="17"/>
               </w:rPr>
-              <w:t xml:space="preserve">Código de la estación provisto por PeruRail. Valor único.</w:t>
+              <w:t>Código de la estación provisto por PeruRail. Valor único.</w:t>
             </w:r>
           </w:p>
         </w:tc>
@@ -19813,7 +22266,6 @@
                 <w:sz w:val="17"/>
                 <w:szCs w:val="17"/>
               </w:rPr>
-              <w:lastRenderedPageBreak/>
               <w:t>EstLongitud</w:t>
             </w:r>
           </w:p>
@@ -19947,6 +22399,7 @@
                 <w:sz w:val="17"/>
                 <w:szCs w:val="17"/>
               </w:rPr>
+              <w:lastRenderedPageBreak/>
               <w:t>EstAltitud</w:t>
             </w:r>
           </w:p>
@@ -21368,7 +23821,7 @@
                 <w:sz w:val="17"/>
                 <w:szCs w:val="17"/>
               </w:rPr>
-              <w:t xml:space="preserve">FK → Estacion(EstIdEstacion). Estación de origen del servicio.</w:t>
+              <w:t>FK → Estacion(EstIdEstacion). Estación de origen del servicio.</w:t>
             </w:r>
           </w:p>
         </w:tc>
@@ -21509,7 +23962,7 @@
                 <w:sz w:val="17"/>
                 <w:szCs w:val="17"/>
               </w:rPr>
-              <w:t xml:space="preserve">FK → Estacion(EstIdEstacion). Estación de destino del servicio.</w:t>
+              <w:t>FK → Estacion(EstIdEstacion). Estación de destino del servicio.</w:t>
             </w:r>
           </w:p>
         </w:tc>
@@ -22559,7 +25012,7 @@
                 <w:sz w:val="17"/>
                 <w:szCs w:val="17"/>
               </w:rPr>
-              <w:t xml:space="preserve">FK → Estacion(EstIdEstacion). Estación ferroviaria más cercana.</w:t>
+              <w:t>FK → Estacion(EstIdEstacion). Estación ferroviaria más cercana.</w:t>
             </w:r>
           </w:p>
         </w:tc>
@@ -22582,6 +25035,7 @@
                 <w:sz w:val="17"/>
                 <w:szCs w:val="17"/>
               </w:rPr>
+              <w:lastRenderedPageBreak/>
               <w:t>ZonCostoAprox</w:t>
             </w:r>
           </w:p>
@@ -22715,7 +25169,6 @@
                 <w:sz w:val="17"/>
                 <w:szCs w:val="17"/>
               </w:rPr>
-              <w:lastRenderedPageBreak/>
               <w:t>ZonCupoMaximoDiario</w:t>
             </w:r>
           </w:p>
@@ -23017,13 +25470,13 @@
         <w:tblLook w:val="04A0" w:firstRow="1" w:lastRow="0" w:firstColumn="1" w:lastColumn="0" w:noHBand="0" w:noVBand="1"/>
       </w:tblPr>
       <w:tblGrid>
-        <w:gridCol w:w="1418"/>
-        <w:gridCol w:w="993"/>
+        <w:gridCol w:w="1654"/>
+        <w:gridCol w:w="914"/>
         <w:gridCol w:w="541"/>
         <w:gridCol w:w="344"/>
         <w:gridCol w:w="1087"/>
         <w:gridCol w:w="497"/>
-        <w:gridCol w:w="3614"/>
+        <w:gridCol w:w="3457"/>
       </w:tblGrid>
       <w:tr>
         <w:trPr>
@@ -23475,7 +25928,7 @@
                 <w:sz w:val="17"/>
                 <w:szCs w:val="17"/>
               </w:rPr>
-              <w:t xml:space="preserve">FK → ZonaTuristica(ZonIdZona). Zona turística asociada.</w:t>
+              <w:t>FK → ZonaTuristica(ZonIdZona). Zona turística asociada.</w:t>
             </w:r>
           </w:p>
         </w:tc>
@@ -23616,7 +26069,7 @@
                 <w:sz w:val="17"/>
                 <w:szCs w:val="17"/>
               </w:rPr>
-              <w:t xml:space="preserve">FK → Preferencia(PreIdPreferencia). Preferencia turística asociada a la zona.</w:t>
+              <w:t>FK → Preferencia(PreIdPreferencia). Preferencia turística asociada a la zona.</w:t>
             </w:r>
           </w:p>
         </w:tc>
@@ -23661,7 +26114,19 @@
           <w:bCs/>
         </w:rPr>
         <w:tab/>
+      </w:r>
+      <w:r>
+        <w:rPr>
+          <w:b/>
+          <w:bCs/>
+        </w:rPr>
         <w:br/>
+      </w:r>
+      <w:r>
+        <w:rPr>
+          <w:b/>
+          <w:bCs/>
+        </w:rPr>
         <w:br/>
         <w:t>ruta_peatonal</w:t>
       </w:r>
@@ -24727,6 +27192,7 @@
                 <w:sz w:val="17"/>
                 <w:szCs w:val="17"/>
               </w:rPr>
+              <w:lastRenderedPageBreak/>
               <w:t>RutIdEstacionOrigen</w:t>
             </w:r>
           </w:p>
@@ -24845,7 +27311,7 @@
                 <w:sz w:val="17"/>
                 <w:szCs w:val="17"/>
               </w:rPr>
-              <w:t xml:space="preserve">FK → Estacion(EstIdEstacion). Estación de origen y retorno.</w:t>
+              <w:t>FK → Estacion(EstIdEstacion). Estación de origen y retorno.</w:t>
             </w:r>
           </w:p>
         </w:tc>
@@ -24868,7 +27334,6 @@
                 <w:sz w:val="17"/>
                 <w:szCs w:val="17"/>
               </w:rPr>
-              <w:lastRenderedPageBreak/>
               <w:t>RutIdZonaDestino</w:t>
             </w:r>
           </w:p>
@@ -24987,7 +27452,7 @@
                 <w:sz w:val="17"/>
                 <w:szCs w:val="17"/>
               </w:rPr>
-              <w:t xml:space="preserve">FK → ZonaTuristica(ZonIdZona). Zona turística de destino.</w:t>
+              <w:t>FK → ZonaTuristica(ZonIdZona). Zona turística de destino.</w:t>
             </w:r>
           </w:p>
         </w:tc>
@@ -26332,7 +28797,7 @@
                 <w:sz w:val="17"/>
                 <w:szCs w:val="17"/>
               </w:rPr>
-              <w:t xml:space="preserve">FK → Estacion(EstIdEstacion). Estación a la que corresponde la previsión.</w:t>
+              <w:t>FK → Estacion(EstIdEstacion). Estación a la que corresponde la previsión.</w:t>
             </w:r>
           </w:p>
         </w:tc>
@@ -26974,7 +29439,7 @@
                 <w:sz w:val="17"/>
                 <w:szCs w:val="17"/>
               </w:rPr>
-              <w:t xml:space="preserve">Fecha y hora de generación del informe (default: NOW()).</w:t>
+              <w:t>Fecha y hora de generación del informe (default: NOW()).</w:t>
             </w:r>
           </w:p>
         </w:tc>
@@ -27249,7 +29714,7 @@
                 <w:sz w:val="17"/>
                 <w:szCs w:val="17"/>
               </w:rPr>
-              <w:t xml:space="preserve">FK → Usuario(UsuIdUsuario). Usuario que generó el informe (NULL si la consulta fue anónima).</w:t>
+              <w:t>FK → Usuario(UsuIdUsuario). Usuario que generó el informe (NULL si la consulta fue anónima).</w:t>
             </w:r>
           </w:p>
         </w:tc>
@@ -27390,7 +29855,7 @@
                 <w:sz w:val="17"/>
                 <w:szCs w:val="17"/>
               </w:rPr>
-              <w:t xml:space="preserve">FK → RutaPeatonal(RutIdRuta). Ruta incluida en el informe.</w:t>
+              <w:t>FK → RutaPeatonal(RutIdRuta). Ruta incluida en el informe.</w:t>
             </w:r>
           </w:p>
         </w:tc>
@@ -27568,13 +30033,13 @@
         <w:tblLook w:val="04A0" w:firstRow="1" w:lastRow="0" w:firstColumn="1" w:lastColumn="0" w:noHBand="0" w:noVBand="1"/>
       </w:tblPr>
       <w:tblGrid>
-        <w:gridCol w:w="1418"/>
-        <w:gridCol w:w="993"/>
+        <w:gridCol w:w="1454"/>
+        <w:gridCol w:w="1151"/>
         <w:gridCol w:w="541"/>
         <w:gridCol w:w="344"/>
-        <w:gridCol w:w="1087"/>
+        <w:gridCol w:w="1668"/>
         <w:gridCol w:w="497"/>
-        <w:gridCol w:w="3614"/>
+        <w:gridCol w:w="2839"/>
       </w:tblGrid>
       <w:tr>
         <w:trPr>
@@ -27965,15 +30430,7 @@
             </w:tcMar>
             <w:vAlign w:val="center"/>
           </w:tcPr>
-          <w:p>
-            <w:r>
-              <w:rPr>
-                <w:sz w:val="17"/>
-                <w:szCs w:val="17"/>
-              </w:rPr>
-              <w:t/>
-            </w:r>
-          </w:p>
+          <w:p/>
         </w:tc>
         <w:tc>
           <w:tcPr>
@@ -28114,15 +30571,7 @@
             </w:tcMar>
             <w:vAlign w:val="center"/>
           </w:tcPr>
-          <w:p>
-            <w:r>
-              <w:rPr>
-                <w:sz w:val="17"/>
-                <w:szCs w:val="17"/>
-              </w:rPr>
-              <w:t/>
-            </w:r>
-          </w:p>
+          <w:p/>
         </w:tc>
         <w:tc>
           <w:tcPr>
@@ -28255,15 +30704,7 @@
             </w:tcMar>
             <w:vAlign w:val="center"/>
           </w:tcPr>
-          <w:p>
-            <w:r>
-              <w:rPr>
-                <w:sz w:val="17"/>
-                <w:szCs w:val="17"/>
-              </w:rPr>
-              <w:t/>
-            </w:r>
-          </w:p>
+          <w:p/>
         </w:tc>
         <w:tc>
           <w:tcPr>
@@ -28396,15 +30837,7 @@
             </w:tcMar>
             <w:vAlign w:val="center"/>
           </w:tcPr>
-          <w:p>
-            <w:r>
-              <w:rPr>
-                <w:sz w:val="17"/>
-                <w:szCs w:val="17"/>
-              </w:rPr>
-              <w:t/>
-            </w:r>
-          </w:p>
+          <w:p/>
         </w:tc>
         <w:tc>
           <w:tcPr>
@@ -28545,15 +30978,7 @@
             </w:tcMar>
             <w:vAlign w:val="center"/>
           </w:tcPr>
-          <w:p>
-            <w:r>
-              <w:rPr>
-                <w:sz w:val="17"/>
-                <w:szCs w:val="17"/>
-              </w:rPr>
-              <w:t/>
-            </w:r>
-          </w:p>
+          <w:p/>
         </w:tc>
         <w:tc>
           <w:tcPr>
@@ -28694,15 +31119,7 @@
             </w:tcMar>
             <w:vAlign w:val="center"/>
           </w:tcPr>
-          <w:p>
-            <w:r>
-              <w:rPr>
-                <w:sz w:val="17"/>
-                <w:szCs w:val="17"/>
-              </w:rPr>
-              <w:t/>
-            </w:r>
-          </w:p>
+          <w:p/>
         </w:tc>
         <w:tc>
           <w:tcPr>
@@ -28835,15 +31252,7 @@
             </w:tcMar>
             <w:vAlign w:val="center"/>
           </w:tcPr>
-          <w:p>
-            <w:r>
-              <w:rPr>
-                <w:sz w:val="17"/>
-                <w:szCs w:val="17"/>
-              </w:rPr>
-              <w:t/>
-            </w:r>
-          </w:p>
+          <w:p/>
         </w:tc>
         <w:tc>
           <w:tcPr>
@@ -28987,6 +31396,7 @@
                 <w:sz w:val="17"/>
                 <w:szCs w:val="17"/>
               </w:rPr>
+              <w:lastRenderedPageBreak/>
               <w:t>Campo</w:t>
             </w:r>
           </w:p>
@@ -29413,7 +31823,7 @@
                 <w:sz w:val="17"/>
                 <w:szCs w:val="17"/>
               </w:rPr>
-              <w:t xml:space="preserve">FK → ZonaTuristica(ZonIdZona). Zona turística cuyo aforo se controla.</w:t>
+              <w:t>FK → ZonaTuristica(ZonIdZona). Zona turística cuyo aforo se controla.</w:t>
             </w:r>
           </w:p>
         </w:tc>
@@ -29546,7 +31956,7 @@
                 <w:sz w:val="17"/>
                 <w:szCs w:val="17"/>
               </w:rPr>
-              <w:t xml:space="preserve">Fecha calendario para la cual se lleva el conteo de aforo. Única por zona (UNIQUE con AfoIdZona).</w:t>
+              <w:t>Fecha calendario para la cual se lleva el conteo de aforo. Única por zona (UNIQUE con AfoIdZona).</w:t>
             </w:r>
           </w:p>
         </w:tc>
@@ -30175,7 +32585,7 @@
                 <w:sz w:val="17"/>
                 <w:szCs w:val="17"/>
               </w:rPr>
-              <w:t xml:space="preserve">Fecha y hora del evento (default: NOW()).</w:t>
+              <w:t>Fecha y hora del evento (default: NOW()).</w:t>
             </w:r>
           </w:p>
         </w:tc>
@@ -30872,7 +33282,6 @@
           <w:b/>
           <w:bCs/>
         </w:rPr>
-        <w:lastRenderedPageBreak/>
         <w:br w:type="page"/>
       </w:r>
     </w:p>
@@ -30899,7 +33308,7 @@
           <w:szCs w:val="28"/>
         </w:rPr>
         <w:lastRenderedPageBreak/>
-        <w:t xml:space="preserve">7. Desarrollo y sprints</w:t>
+        <w:t>7. Desarrollo y sprints</w:t>
       </w:r>
       <w:bookmarkEnd w:id="25"/>
     </w:p>
@@ -30909,7 +33318,7 @@
         <w:jc w:val="both"/>
       </w:pPr>
       <w:r>
-        <w:t xml:space="preserve">A partir del Sprint Backlog definido en la sección 4.4, el equipo consolidó el siguiente Product Backlog Priorizado, asignando puntos de historia (escala relativa de esfuerzo) a cada historia de usuario.</w:t>
+        <w:t>A partir del Sprint Backlog definido en la sección 4.4, el equipo consolidó el siguiente Product Backlog Priorizado, asignando puntos de historia (escala relativa de esfuerzo) a cada historia de usuario.</w:t>
       </w:r>
     </w:p>
     <w:p>
@@ -30926,7 +33335,7 @@
           <w:b/>
           <w:bCs/>
         </w:rPr>
-        <w:t xml:space="preserve">Product Backlog Priorizado</w:t>
+        <w:t>Product Backlog Priorizado</w:t>
       </w:r>
     </w:p>
     <w:tbl>
@@ -31496,7 +33905,7 @@
           </w:tcPr>
           <w:p>
             <w:r>
-              <w:t xml:space="preserve">Como sistema, quiero sincronizar periódicamente los datos de PeruRail y SENAMHI para mantener la información actualizada.</w:t>
+              <w:t>Como sistema, quiero sincronizar periódicamente los datos de PeruRail y SENAMHI para mantener la información actualizada.</w:t>
             </w:r>
           </w:p>
         </w:tc>
@@ -31584,6 +33993,76 @@
           <w:p>
             <w:r>
               <w:t>8</w:t>
+            </w:r>
+          </w:p>
+        </w:tc>
+        <w:tc>
+          <w:tcPr>
+            <w:tcW w:w="700" w:type="pct"/>
+            <w:tcMar>
+              <w:top w:w="80" w:type="dxa"/>
+              <w:left w:w="100" w:type="dxa"/>
+              <w:bottom w:w="80" w:type="dxa"/>
+              <w:right w:w="100" w:type="dxa"/>
+            </w:tcMar>
+            <w:vAlign w:val="center"/>
+          </w:tcPr>
+          <w:p>
+            <w:r>
+              <w:t>Media</w:t>
+            </w:r>
+          </w:p>
+        </w:tc>
+      </w:tr>
+      <w:tr>
+        <w:tc>
+          <w:tcPr>
+            <w:tcW w:w="500" w:type="pct"/>
+            <w:tcMar>
+              <w:top w:w="80" w:type="dxa"/>
+              <w:left w:w="100" w:type="dxa"/>
+              <w:bottom w:w="80" w:type="dxa"/>
+              <w:right w:w="100" w:type="dxa"/>
+            </w:tcMar>
+            <w:vAlign w:val="center"/>
+          </w:tcPr>
+          <w:p>
+            <w:r>
+              <w:t>HU-09</w:t>
+            </w:r>
+          </w:p>
+        </w:tc>
+        <w:tc>
+          <w:tcPr>
+            <w:tcW w:w="3300" w:type="pct"/>
+            <w:tcMar>
+              <w:top w:w="80" w:type="dxa"/>
+              <w:left w:w="100" w:type="dxa"/>
+              <w:bottom w:w="80" w:type="dxa"/>
+              <w:right w:w="100" w:type="dxa"/>
+            </w:tcMar>
+            <w:vAlign w:val="center"/>
+          </w:tcPr>
+          <w:p>
+            <w:r>
+              <w:t>Como turista, quiero consultar mi historial de informes de visita para revisar itinerarios y descargar los PDF generados.</w:t>
+            </w:r>
+          </w:p>
+        </w:tc>
+        <w:tc>
+          <w:tcPr>
+            <w:tcW w:w="500" w:type="pct"/>
+            <w:tcMar>
+              <w:top w:w="80" w:type="dxa"/>
+              <w:left w:w="100" w:type="dxa"/>
+              <w:bottom w:w="80" w:type="dxa"/>
+              <w:right w:w="100" w:type="dxa"/>
+            </w:tcMar>
+            <w:vAlign w:val="center"/>
+          </w:tcPr>
+          <w:p>
+            <w:r>
+              <w:t>5</w:t>
             </w:r>
           </w:p>
         </w:tc>
@@ -31687,7 +34166,7 @@
         <w:jc w:val="both"/>
       </w:pPr>
       <w:r>
-        <w:t xml:space="preserve">Creación del proyecto Spring Boot 4.1.1 con las dependencias Web, JPA, Security, Thymeleaf, PostgreSQL Driver y Validation.</w:t>
+        <w:t>Creación del proyecto Spring Boot 4.1.1 con las dependencias Web, JPA, Security, Thymeleaf, PostgreSQL Driver y Validation.</w:t>
       </w:r>
     </w:p>
     <w:p>
@@ -31701,7 +34180,7 @@
         <w:jc w:val="both"/>
       </w:pPr>
       <w:r>
-        <w:t xml:space="preserve">Configuración de DBeaver para la gestión visual de la base de datos.</w:t>
+        <w:t>Configuración de DBeaver para la gestión visual de la base de datos.</w:t>
       </w:r>
     </w:p>
     <w:p>
@@ -31715,7 +34194,7 @@
         <w:jc w:val="both"/>
       </w:pPr>
       <w:r>
-        <w:t xml:space="preserve">Definición del Product Backlog y priorización de historias de usuario.</w:t>
+        <w:t>Definición del Product Backlog y priorización de historias de usuario.</w:t>
       </w:r>
     </w:p>
     <w:p>
@@ -31744,7 +34223,7 @@
         <w:jc w:val="both"/>
       </w:pPr>
       <w:r>
-        <w:t xml:space="preserve">Implementación de mocks (simulaciones) de los servicios externos de PeruRail y SENAMHI, para permitir un desarrollo desacoplado mientras se gestionan los accesos reales.</w:t>
+        <w:t>Implementación de mocks (simulaciones) de los servicios externos de PeruRail y SENAMHI, para permitir un desarrollo desacoplado mientras se gestionan los accesos reales.</w:t>
       </w:r>
     </w:p>
     <w:p>
@@ -31758,7 +34237,7 @@
         <w:jc w:val="both"/>
       </w:pPr>
       <w:r>
-        <w:t xml:space="preserve">Retrospectiva: El equipo identificó la necesidad de definir cuanto antes el contrato (formato JSON) de los mocks de PeruRail y SENAMHI, para evitar retrabajo en la Capa de Integración durante el Sprint 2.</w:t>
+        <w:t>Retrospectiva: El equipo identificó la necesidad de definir cuanto antes el contrato (formato JSON) de los mocks de PeruRail y SENAMHI, para evitar retrabajo en la Capa de Integración durante el Sprint 2.</w:t>
       </w:r>
     </w:p>
     <w:p>
@@ -31830,7 +34309,7 @@
         <w:jc w:val="both"/>
       </w:pPr>
       <w:r>
-        <w:t xml:space="preserve">Creación de los modelos JPA: Estacion, Preferencia, ZonaTuristica, ZonaPreferencia, Rol y Usuario.</w:t>
+        <w:t>Creación de los modelos JPA: Estacion, Preferencia, ZonaTuristica, ZonaPreferencia, Rol y Usuario.</w:t>
       </w:r>
     </w:p>
     <w:p>
@@ -31844,7 +34323,7 @@
         <w:jc w:val="both"/>
       </w:pPr>
       <w:r>
-        <w:t xml:space="preserve">Implementación del CRUD de ZonaTuristica para Travel Group Perú mediante ZonaTuristicaService (RF-10).</w:t>
+        <w:t>Implementación del CRUD de ZonaTuristica para Travel Group Perú mediante ZonaTuristicaService (RF-10).</w:t>
       </w:r>
     </w:p>
     <w:p>
@@ -31872,7 +34351,7 @@
         <w:jc w:val="both"/>
       </w:pPr>
       <w:r>
-        <w:t xml:space="preserve">Configuración inicial del Spring Scheduler para la tarea programada de sincronización de estaciones.</w:t>
+        <w:t>Configuración inicial del Spring Scheduler para la tarea programada de sincronización de estaciones.</w:t>
       </w:r>
     </w:p>
     <w:p>
@@ -31886,7 +34365,7 @@
         <w:jc w:val="both"/>
       </w:pPr>
       <w:r>
-        <w:t xml:space="preserve">Retrospectiva: Se identificó la necesidad de estandarizar la nomenclatura de la base de datos (prefijos) antes de continuar con las siguientes entidades, y de validar el formato real de la API de PeruRail en cuanto esté disponible.</w:t>
+        <w:t>Retrospectiva: Se identificó la necesidad de estandarizar la nomenclatura de la base de datos (prefijos) antes de continuar con las siguientes entidades, y de validar el formato real de la API de PeruRail en cuanto esté disponible.</w:t>
       </w:r>
     </w:p>
     <w:p>
@@ -31958,7 +34437,7 @@
         <w:jc w:val="both"/>
       </w:pPr>
       <w:r>
-        <w:t xml:space="preserve">Implementación de SenamhiClient y de la tabla PrevisionClima, con sincronización diaria (RF-14).</w:t>
+        <w:t>Implementación de SenamhiClient y de la tabla PrevisionClima, con sincronización diaria (RF-14).</w:t>
       </w:r>
     </w:p>
     <w:p>
@@ -31972,7 +34451,7 @@
         <w:jc w:val="both"/>
       </w:pPr>
       <w:r>
-        <w:t xml:space="preserve">Implementación de RutaPeatonalService con el algoritmo de cálculo de distancia, tiempo estimado y dificultad, validando el circuito cerrado de ida y vuelta (RNF-04).</w:t>
+        <w:t>Implementación de RutaPeatonalService con el algoritmo de cálculo de distancia, tiempo estimado y dificultad, validando el circuito cerrado de ida y vuelta (RNF-04).</w:t>
       </w:r>
     </w:p>
     <w:p>
@@ -31986,7 +34465,7 @@
         <w:jc w:val="both"/>
       </w:pPr>
       <w:r>
-        <w:t xml:space="preserve">Integración del motor de filtrado de ZonaTuristica según las preferencias ingresadas por el turista (RF-03).</w:t>
+        <w:t>Integración del motor de filtrado de ZonaTuristica según las preferencias ingresadas por el turista (RF-03).</w:t>
       </w:r>
     </w:p>
     <w:p>
@@ -32028,7 +34507,7 @@
         <w:jc w:val="both"/>
       </w:pPr>
       <w:r>
-        <w:t xml:space="preserve">Retrospectiva: El cálculo de la ruta tomaba más de 2 segundos en el primer prototipo; se optimizó agregando índices sobre EstIdEstacion y cacheando el pronóstico climático del día.</w:t>
+        <w:t>Retrospectiva: El cálculo de la ruta tomaba más de 2 segundos en el primer prototipo; se optimizó agregando índices sobre EstIdEstacion y cacheando el pronóstico climático del día.</w:t>
       </w:r>
     </w:p>
     <w:p>
@@ -32055,7 +34534,7 @@
           <w:szCs w:val="24"/>
         </w:rPr>
         <w:lastRenderedPageBreak/>
-        <w:t xml:space="preserve">7.4. Sprint 3 – Security, Roles y Auditoría</w:t>
+        <w:t>7.4. Sprint 3 – Security, Roles y Auditoría</w:t>
       </w:r>
       <w:bookmarkEnd w:id="29"/>
     </w:p>
@@ -32101,7 +34580,7 @@
         <w:jc w:val="both"/>
       </w:pPr>
       <w:r>
-        <w:t xml:space="preserve">Implementación de CustomUserDetailsService, cargando usuarios desde PostgreSQL.</w:t>
+        <w:t>Implementación de CustomUserDetailsService, cargando usuarios desde PostgreSQL.</w:t>
       </w:r>
     </w:p>
     <w:p>
@@ -32129,7 +34608,7 @@
         <w:jc w:val="both"/>
       </w:pPr>
       <w:r>
-        <w:t xml:space="preserve">Implementación de la tabla AuditoriaLog y del interceptor que registra cada operación administrativa y cada sincronización externa (RF-15, RNF-07).</w:t>
+        <w:t>Implementación de la tabla AuditoriaLog y del interceptor que registra cada operación administrativa y cada sincronización externa (RF-15, RNF-07).</w:t>
       </w:r>
     </w:p>
     <w:p>
@@ -32229,7 +34708,7 @@
         <w:jc w:val="both"/>
       </w:pPr>
       <w:r>
-        <w:t xml:space="preserve">Implementación de InformeService para la generación del informe consolidado en formato PDF/HTML (RF-08), incluyendo ruta, clima, tiempo estimado, dificultad y tarifa.</w:t>
+        <w:t>Implementación de InformeService para la generación del informe consolidado en formato PDF/HTML (RF-08), incluyendo ruta, clima, tiempo estimado, dificultad y tarifa.</w:t>
       </w:r>
     </w:p>
     <w:p>
@@ -32243,7 +34722,7 @@
         <w:jc w:val="both"/>
       </w:pPr>
       <w:r>
-        <w:t xml:space="preserve">Implementación de AforoService y de la tabla ControlAforo, con validación e incremento atómico del cupo utilizado antes de confirmar el informe (RF-16, RF-17, RNF-08).</w:t>
+        <w:t>Implementación de AforoService y de la tabla ControlAforo, con validación e incremento atómico del cupo utilizado antes de confirmar el informe (RF-16, RF-17, RNF-08).</w:t>
       </w:r>
     </w:p>
     <w:p>
@@ -32257,7 +34736,7 @@
         <w:jc w:val="both"/>
       </w:pPr>
       <w:r>
-        <w:t xml:space="preserve">Extensión del CRUD de ZonaTuristica para permitir a Travel Group Perú configurar el campo ZonCupoMaximoDiario (RF-17).</w:t>
+        <w:t>Extensión del CRUD de ZonaTuristica para permitir a Travel Group Perú configurar el campo ZonCupoMaximoDiario (RF-17).</w:t>
       </w:r>
     </w:p>
     <w:p>
@@ -32271,7 +34750,7 @@
         <w:jc w:val="both"/>
       </w:pPr>
       <w:r>
-        <w:t xml:space="preserve">Ajustes de diseño responsive con Bootstrap 5 para el uso desde smartphones y tablets en campo (RNF-02).</w:t>
+        <w:t>Ajustes de diseño responsive con Bootstrap 5 para el uso desde smartphones y tablets en campo (RNF-02).</w:t>
       </w:r>
     </w:p>
     <w:p>
@@ -32299,7 +34778,7 @@
         <w:jc w:val="both"/>
       </w:pPr>
       <w:r>
-        <w:t xml:space="preserve">Actualización de Docker Compose con la carga automática de datos iniciales (estaciones, zonas turísticas y preferencias).</w:t>
+        <w:t>Actualización de Docker Compose con la carga automática de datos iniciales (estaciones, zonas turísticas y preferencias).</w:t>
       </w:r>
     </w:p>
     <w:p>
@@ -32327,7 +34806,7 @@
         <w:jc w:val="both"/>
       </w:pPr>
       <w:r>
-        <w:t xml:space="preserve">Retrospectiva: El equipo concluyó que el uso de mocks desde el Sprint 0 permitió avanzar el desarrollo sin bloquearse por la disponibilidad de las APIs reales de PeruRail y SENAMHI; asimismo, se identificó tarde la necesidad del control de aforo (surgida como mejora tras la revisión del Sprint 3), por lo que se recomienda revisar este tipo de reglas de negocio específicas del dominio turístico desde el Sprint 0 en futuros proyectos similares.</w:t>
+        <w:t>Retrospectiva: El equipo concluyó que el uso de mocks desde el Sprint 0 permitió avanzar el desarrollo sin bloquearse por la disponibilidad de las APIs reales de PeruRail y SENAMHI; asimismo, se identificó tarde la necesidad del control de aforo (surgida como mejora tras la revisión del Sprint 3), por lo que se recomienda revisar este tipo de reglas de negocio específicas del dominio turístico desde el Sprint 0 en futuros proyectos similares.</w:t>
       </w:r>
     </w:p>
     <w:p>
@@ -32476,7 +34955,7 @@
         <w:jc w:val="both"/>
       </w:pPr>
       <w:r>
-        <w:t xml:space="preserve">Sincronización de datos con PeruRail y SENAMHI.</w:t>
+        <w:t>Sincronización de datos con PeruRail y SENAMHI.</w:t>
       </w:r>
     </w:p>
     <w:p>
@@ -32596,6 +35075,8 @@
       </w:pPr>
       <w:r>
         <w:tab/>
+      </w:r>
+      <w:r>
         <w:tab/>
       </w:r>
       <w:bookmarkStart w:id="34" w:name="_Toc239283086"/>
@@ -32618,7 +35099,7 @@
         <w:jc w:val="both"/>
       </w:pPr>
       <w:r>
-        <w:t xml:space="preserve">Las pruebas de caja blanca evalúan la estructura interna y la lógica de los componentes de software (funciones, métodos y clases). Para este proyecto se utiliza la técnica de Cobertura de Caminos (o Decisiones), garantizando que cada flujo lógico e instrucción condicional (if/else) dentro del backend sea ejecutado y validado.</w:t>
+        <w:t>Las pruebas de caja blanca evalúan la estructura interna y la lógica de los componentes de software (funciones, métodos y clases). Para este proyecto se utiliza la técnica de Cobertura de Caminos (o Decisiones), garantizando que cada flujo lógico e instrucción condicional (if/else) dentro del backend sea ejecutado y validado.</w:t>
       </w:r>
     </w:p>
     <w:p>
@@ -32634,7 +35115,7 @@
         <w:t xml:space="preserve">Componentes Evaluados: </w:t>
       </w:r>
       <w:r>
-        <w:t xml:space="preserve"> RutaPeatonalService, SenamhiClient, PeruRailClient, AforoService, TarifaService y AuditoriaService. Las pruebas se concentran en los métodos encargados de calcular la ruta peatonal (calcularRutaPeatonalIdaVuelta), procesar el feed climático (procesarFeedSenamhi), validar la tarifa del tren (validarTarifaPeruRail), validar el aforo disponible de una zona turística para todo el grupo (validarAforoDisponible), resolver la categoría tarifaria que corresponde a cada edad (categoriaPorEdad) y registrar la auditoría de las operaciones administrativas (registrarAuditoria).</w:t>
+        <w:t xml:space="preserve"> RutaPeatonalService, SenamhiClient, PeruRailClient, AforoService, TarifaService, AuditoriaService, ServicioTrenService e InformeService. Las pruebas se concentran en los métodos encargados de calcular la ruta peatonal (calcularRutaPeatonalIdaVuelta), procesar el feed climático (procesarFeedSenamhi), validar la tarifa del tren (validarTarifaPeruRail), validar el aforo disponible de una zona turística para todo el grupo (validarAforoDisponible), resolver la categoría tarifaria que corresponde a cada edad (categoriaPorEdad) y registrar la auditoría de las operaciones administrativas (registrarAuditoria) eliminar servicios de tren registrando su trazabilidad en auditoría (eliminar) y consultar el historial de informes por usuario autenticado (obtenerInformesPorUsuario).</w:t>
       </w:r>
     </w:p>
     <w:p>
@@ -32652,16 +35133,76 @@
           <w:bCs/>
         </w:rPr>
         <w:br/>
+      </w:r>
+      <w:r>
+        <w:rPr>
+          <w:b/>
+          <w:bCs/>
+        </w:rPr>
         <w:br/>
+      </w:r>
+      <w:r>
+        <w:rPr>
+          <w:b/>
+          <w:bCs/>
+        </w:rPr>
         <w:br/>
+      </w:r>
+      <w:r>
+        <w:rPr>
+          <w:b/>
+          <w:bCs/>
+        </w:rPr>
         <w:br/>
+      </w:r>
+      <w:r>
+        <w:rPr>
+          <w:b/>
+          <w:bCs/>
+        </w:rPr>
         <w:br/>
+      </w:r>
+      <w:r>
+        <w:rPr>
+          <w:b/>
+          <w:bCs/>
+        </w:rPr>
         <w:br/>
+      </w:r>
+      <w:r>
+        <w:rPr>
+          <w:b/>
+          <w:bCs/>
+        </w:rPr>
         <w:br/>
+      </w:r>
+      <w:r>
+        <w:rPr>
+          <w:b/>
+          <w:bCs/>
+        </w:rPr>
         <w:br/>
+      </w:r>
+      <w:r>
+        <w:rPr>
+          <w:b/>
+          <w:bCs/>
+        </w:rPr>
         <w:br/>
+      </w:r>
+      <w:r>
+        <w:rPr>
+          <w:b/>
+          <w:bCs/>
+        </w:rPr>
+        <w:lastRenderedPageBreak/>
         <w:br/>
-        <w:lastRenderedPageBreak/>
+      </w:r>
+      <w:r>
+        <w:rPr>
+          <w:b/>
+          <w:bCs/>
+        </w:rPr>
         <w:br/>
         <w:t>Matriz de casos de prueba de caja blanca</w:t>
       </w:r>
@@ -32689,7 +35230,7 @@
         <w:gridCol w:w="2388"/>
         <w:gridCol w:w="1756"/>
         <w:gridCol w:w="2829"/>
-        <w:gridCol w:w="2715"/>
+        <w:gridCol w:w="3010"/>
         <w:gridCol w:w="659"/>
       </w:tblGrid>
       <w:tr>
@@ -32813,7 +35354,7 @@
                 <w:sz w:val="17"/>
                 <w:szCs w:val="17"/>
               </w:rPr>
-              <w:t xml:space="preserve">Salida Esperada (Return / Estado)</w:t>
+              <w:t>Salida Esperada (Return / Estado)</w:t>
             </w:r>
           </w:p>
         </w:tc>
@@ -33057,7 +35598,7 @@
                 <w:sz w:val="17"/>
                 <w:szCs w:val="17"/>
               </w:rPr>
-              <w:t xml:space="preserve">estacionOrigen = Aguas Calientes (EstIdEstacion=5); zonaDestino asociada a la misma estación (distanciaIda = 0.0 km)</w:t>
+              <w:t>estacionOrigen = Aguas Calientes (EstIdEstacion=5); zonaDestino asociada a la misma estación (distanciaIda = 0.0 km)</w:t>
             </w:r>
           </w:p>
         </w:tc>
@@ -33078,7 +35619,7 @@
                 <w:sz w:val="17"/>
                 <w:szCs w:val="17"/>
               </w:rPr>
-              <w:t xml:space="preserve">throw RutaInvalidaException("La zona turística debe encontrarse a una distancia caminable mayor a cero").</w:t>
+              <w:t>throw RutaInvalidaException("La zona turística debe encontrarse a una distancia caminable mayor a cero").</w:t>
             </w:r>
           </w:p>
         </w:tc>
@@ -33167,7 +35708,7 @@
                 <w:sz w:val="17"/>
                 <w:szCs w:val="17"/>
               </w:rPr>
-              <w:t xml:space="preserve">Ruta Única (Persistencia): el feed recibido de SENAMHI contiene una probabilidad de lluvia dentro del rango válido (0-100); el sistema inserta o actualiza el registro en PrevisionClima.</w:t>
+              <w:t>Ruta Única (Persistencia): el feed recibido de SENAMHI contiene una probabilidad de lluvia dentro del rango válido (0-100); el sistema inserta o actualiza el registro en PrevisionClima.</w:t>
             </w:r>
           </w:p>
         </w:tc>
@@ -33188,7 +35729,7 @@
                 <w:sz w:val="17"/>
                 <w:szCs w:val="17"/>
               </w:rPr>
-              <w:t xml:space="preserve">CliIdEstacion=3; CliFecha=29/08/2026; CliProbabilidadLluvia=45.0; CliTemperaturaMinimaC=6.0; CliTemperaturaMaximaC=14.5</w:t>
+              <w:t>CliIdEstacion=3; CliFecha=29/08/2026; CliProbabilidadLluvia=45.0; CliTemperaturaMinimaC=6.0; CliTemperaturaMaximaC=14.5</w:t>
             </w:r>
           </w:p>
         </w:tc>
@@ -33209,7 +35750,7 @@
                 <w:sz w:val="17"/>
                 <w:szCs w:val="17"/>
               </w:rPr>
-              <w:t xml:space="preserve">status = 200 OK (registro de PrevisionClima guardado/actualizado correctamente).</w:t>
+              <w:t>status = 200 OK (registro de PrevisionClima guardado/actualizado correctamente).</w:t>
             </w:r>
           </w:p>
         </w:tc>
@@ -33298,7 +35839,7 @@
                 <w:sz w:val="17"/>
                 <w:szCs w:val="17"/>
               </w:rPr>
-              <w:t xml:space="preserve">Ruta Alterna (Falso): el feed recibido contiene una probabilidad de lluvia fuera del rango permitido (mayor a 100); el sistema descarta el registro.</w:t>
+              <w:t>Ruta Alterna (Falso): el feed recibido contiene una probabilidad de lluvia fuera del rango permitido (mayor a 100); el sistema descarta el registro.</w:t>
             </w:r>
           </w:p>
         </w:tc>
@@ -33319,7 +35860,7 @@
                 <w:sz w:val="17"/>
                 <w:szCs w:val="17"/>
               </w:rPr>
-              <w:t xml:space="preserve">CliIdEstacion=3; CliProbabilidadLluvia=135.0</w:t>
+              <w:t>CliIdEstacion=3; CliProbabilidadLluvia=135.0</w:t>
             </w:r>
           </w:p>
         </w:tc>
@@ -33340,7 +35881,7 @@
                 <w:sz w:val="17"/>
                 <w:szCs w:val="17"/>
               </w:rPr>
-              <w:t xml:space="preserve">throw FeedInvalidoException("Probabilidad de lluvia fuera de rango (0-100)") (registro descartado, no se persiste).</w:t>
+              <w:t>throw FeedInvalidoException("Probabilidad de lluvia fuera de rango (0-100)") (registro descartado, no se persiste).</w:t>
             </w:r>
           </w:p>
         </w:tc>
@@ -33429,7 +35970,7 @@
                 <w:sz w:val="17"/>
                 <w:szCs w:val="17"/>
               </w:rPr>
-              <w:t xml:space="preserve">Ruta A (Verdadero): la tarifa recibida es un valor numérico positivo; el sistema acepta el dato y habilita su persistencia en ServicioTren.</w:t>
+              <w:t>Ruta A (Verdadero): la tarifa recibida es un valor numérico positivo; el sistema acepta el dato y habilita su persistencia en ServicioTren.</w:t>
             </w:r>
           </w:p>
         </w:tc>
@@ -33450,7 +35991,7 @@
                 <w:sz w:val="17"/>
                 <w:szCs w:val="17"/>
               </w:rPr>
-              <w:t xml:space="preserve">SerTarifa = 65.00</w:t>
+              <w:t>SerTarifa = 65.00</w:t>
             </w:r>
           </w:p>
         </w:tc>
@@ -33471,7 +36012,7 @@
                 <w:sz w:val="17"/>
                 <w:szCs w:val="17"/>
               </w:rPr>
-              <w:t xml:space="preserve">return true (habilita la persistencia de la tarifa).</w:t>
+              <w:t>return true (habilita la persistencia de la tarifa).</w:t>
             </w:r>
           </w:p>
         </w:tc>
@@ -33518,6 +36059,7 @@
                 <w:sz w:val="17"/>
                 <w:szCs w:val="17"/>
               </w:rPr>
+              <w:lastRenderedPageBreak/>
               <w:t>CB-06</w:t>
             </w:r>
           </w:p>
@@ -33581,7 +36123,7 @@
                 <w:sz w:val="17"/>
                 <w:szCs w:val="17"/>
               </w:rPr>
-              <w:t xml:space="preserve">SerTarifa = -10.00</w:t>
+              <w:t>SerTarifa = -10.00</w:t>
             </w:r>
           </w:p>
         </w:tc>
@@ -33602,7 +36144,7 @@
                 <w:sz w:val="17"/>
                 <w:szCs w:val="17"/>
               </w:rPr>
-              <w:t xml:space="preserve">throw TarifaInvalidaException("La tarifa debe ser un valor mayor a cero") (no se persiste).</w:t>
+              <w:t>throw TarifaInvalidaException("La tarifa debe ser un valor mayor a cero") (no se persiste).</w:t>
             </w:r>
           </w:p>
         </w:tc>
@@ -33649,7 +36191,6 @@
                 <w:sz w:val="17"/>
                 <w:szCs w:val="17"/>
               </w:rPr>
-              <w:lastRenderedPageBreak/>
               <w:t>CB-07</w:t>
             </w:r>
           </w:p>
@@ -33713,7 +36254,7 @@
                 <w:sz w:val="17"/>
                 <w:szCs w:val="17"/>
               </w:rPr>
-              <w:t xml:space="preserve">AudOperacion="UPDATE"; AudValorAnterior="EstEstado=Activa"; AudValorNuevo="EstEstado=Inactiva"</w:t>
+              <w:t>AudOperacion="UPDATE"; AudValorAnterior="EstEstado=Activa"; AudValorNuevo="EstEstado=Inactiva"</w:t>
             </w:r>
           </w:p>
         </w:tc>
@@ -33734,7 +36275,7 @@
                 <w:sz w:val="17"/>
                 <w:szCs w:val="17"/>
               </w:rPr>
-              <w:t xml:space="preserve">status = 200 OK (registro guardado con éxito en AuditoriaLog).</w:t>
+              <w:t>status = 200 OK (registro guardado con éxito en AuditoriaLog).</w:t>
             </w:r>
           </w:p>
         </w:tc>
@@ -34174,6 +36715,7 @@
                 <w:sz w:val="17"/>
                 <w:szCs w:val="17"/>
               </w:rPr>
+              <w:lastRenderedPageBreak/>
               <w:t>CB-11</w:t>
             </w:r>
           </w:p>
@@ -34259,6 +36801,268 @@
                 <w:szCs w:val="17"/>
               </w:rPr>
               <w:t>throw TarifaInvalidaException("No hay tarifa configurada para la edad 130 en el ámbito Tren").</w:t>
+            </w:r>
+          </w:p>
+        </w:tc>
+        <w:tc>
+          <w:tcPr>
+            <w:tcW w:w="307" w:type="pct"/>
+            <w:tcMar>
+              <w:top w:w="60" w:type="dxa"/>
+              <w:left w:w="80" w:type="dxa"/>
+              <w:bottom w:w="60" w:type="dxa"/>
+              <w:right w:w="80" w:type="dxa"/>
+            </w:tcMar>
+            <w:vAlign w:val="center"/>
+          </w:tcPr>
+          <w:p>
+            <w:r>
+              <w:rPr>
+                <w:sz w:val="17"/>
+                <w:szCs w:val="17"/>
+              </w:rPr>
+              <w:t>Exitoso</w:t>
+            </w:r>
+          </w:p>
+        </w:tc>
+      </w:tr>
+      <w:tr>
+        <w:trPr>
+          <w:cantSplit/>
+        </w:trPr>
+        <w:tc>
+          <w:tcPr>
+            <w:tcW w:w="184" w:type="pct"/>
+            <w:tcMar>
+              <w:top w:w="60" w:type="dxa"/>
+              <w:left w:w="80" w:type="dxa"/>
+              <w:bottom w:w="60" w:type="dxa"/>
+              <w:right w:w="80" w:type="dxa"/>
+            </w:tcMar>
+            <w:vAlign w:val="center"/>
+          </w:tcPr>
+          <w:p>
+            <w:r>
+              <w:rPr>
+                <w:sz w:val="17"/>
+                <w:szCs w:val="17"/>
+              </w:rPr>
+              <w:t>CB-12</w:t>
+            </w:r>
+          </w:p>
+        </w:tc>
+        <w:tc>
+          <w:tcPr>
+            <w:tcW w:w="1111" w:type="pct"/>
+            <w:tcMar>
+              <w:top w:w="60" w:type="dxa"/>
+              <w:left w:w="80" w:type="dxa"/>
+              <w:bottom w:w="60" w:type="dxa"/>
+              <w:right w:w="80" w:type="dxa"/>
+            </w:tcMar>
+            <w:vAlign w:val="center"/>
+          </w:tcPr>
+          <w:p>
+            <w:r>
+              <w:rPr>
+                <w:sz w:val="17"/>
+                <w:szCs w:val="17"/>
+              </w:rPr>
+              <w:t>eliminar()</w:t>
+            </w:r>
+          </w:p>
+        </w:tc>
+        <w:tc>
+          <w:tcPr>
+            <w:tcW w:w="817" w:type="pct"/>
+            <w:tcMar>
+              <w:top w:w="60" w:type="dxa"/>
+              <w:left w:w="80" w:type="dxa"/>
+              <w:bottom w:w="60" w:type="dxa"/>
+              <w:right w:w="80" w:type="dxa"/>
+            </w:tcMar>
+            <w:vAlign w:val="center"/>
+          </w:tcPr>
+          <w:p>
+            <w:r>
+              <w:rPr>
+                <w:sz w:val="17"/>
+                <w:szCs w:val="17"/>
+              </w:rPr>
+              <w:t>Ruta Única (Persistencia / Auditoría): servicio de tren existente en la base de datos; el sistema elimina físicamente el registro de ServicioTren y registra la operación en AuditoriaLog con tipo DELETE, preservando los datos anteriores y valor nuevo nulo.</w:t>
+            </w:r>
+          </w:p>
+        </w:tc>
+        <w:tc>
+          <w:tcPr>
+            <w:tcW w:w="1317" w:type="pct"/>
+            <w:tcMar>
+              <w:top w:w="60" w:type="dxa"/>
+              <w:left w:w="80" w:type="dxa"/>
+              <w:bottom w:w="60" w:type="dxa"/>
+              <w:right w:w="80" w:type="dxa"/>
+            </w:tcMar>
+            <w:vAlign w:val="center"/>
+          </w:tcPr>
+          <w:p>
+            <w:r>
+              <w:rPr>
+                <w:sz w:val="17"/>
+                <w:szCs w:val="17"/>
+              </w:rPr>
+              <w:t>id = 10 (Servicio existente San Pedro - Ollantaytambo); usuario = "rail_luis"</w:t>
+            </w:r>
+          </w:p>
+        </w:tc>
+        <w:tc>
+          <w:tcPr>
+            <w:tcW w:w="1264" w:type="pct"/>
+            <w:tcMar>
+              <w:top w:w="60" w:type="dxa"/>
+              <w:left w:w="80" w:type="dxa"/>
+              <w:bottom w:w="60" w:type="dxa"/>
+              <w:right w:w="80" w:type="dxa"/>
+            </w:tcMar>
+            <w:vAlign w:val="center"/>
+          </w:tcPr>
+          <w:p>
+            <w:r>
+              <w:rPr>
+                <w:sz w:val="17"/>
+                <w:szCs w:val="17"/>
+              </w:rPr>
+              <w:t>status = 200 OK (servicio eliminado de BD y auditoría registrada con AudOperacion='DELETE').</w:t>
+            </w:r>
+          </w:p>
+        </w:tc>
+        <w:tc>
+          <w:tcPr>
+            <w:tcW w:w="307" w:type="pct"/>
+            <w:tcMar>
+              <w:top w:w="60" w:type="dxa"/>
+              <w:left w:w="80" w:type="dxa"/>
+              <w:bottom w:w="60" w:type="dxa"/>
+              <w:right w:w="80" w:type="dxa"/>
+            </w:tcMar>
+            <w:vAlign w:val="center"/>
+          </w:tcPr>
+          <w:p>
+            <w:r>
+              <w:rPr>
+                <w:sz w:val="17"/>
+                <w:szCs w:val="17"/>
+              </w:rPr>
+              <w:t>Exitoso</w:t>
+            </w:r>
+          </w:p>
+        </w:tc>
+      </w:tr>
+      <w:tr>
+        <w:trPr>
+          <w:cantSplit/>
+        </w:trPr>
+        <w:tc>
+          <w:tcPr>
+            <w:tcW w:w="184" w:type="pct"/>
+            <w:tcMar>
+              <w:top w:w="60" w:type="dxa"/>
+              <w:left w:w="80" w:type="dxa"/>
+              <w:bottom w:w="60" w:type="dxa"/>
+              <w:right w:w="80" w:type="dxa"/>
+            </w:tcMar>
+            <w:vAlign w:val="center"/>
+          </w:tcPr>
+          <w:p>
+            <w:r>
+              <w:rPr>
+                <w:sz w:val="17"/>
+                <w:szCs w:val="17"/>
+              </w:rPr>
+              <w:t>CB-13</w:t>
+            </w:r>
+          </w:p>
+        </w:tc>
+        <w:tc>
+          <w:tcPr>
+            <w:tcW w:w="1111" w:type="pct"/>
+            <w:tcMar>
+              <w:top w:w="60" w:type="dxa"/>
+              <w:left w:w="80" w:type="dxa"/>
+              <w:bottom w:w="60" w:type="dxa"/>
+              <w:right w:w="80" w:type="dxa"/>
+            </w:tcMar>
+            <w:vAlign w:val="center"/>
+          </w:tcPr>
+          <w:p>
+            <w:r>
+              <w:rPr>
+                <w:sz w:val="17"/>
+                <w:szCs w:val="17"/>
+              </w:rPr>
+              <w:t>obtenerInformesPorUsuario()</w:t>
+            </w:r>
+          </w:p>
+        </w:tc>
+        <w:tc>
+          <w:tcPr>
+            <w:tcW w:w="817" w:type="pct"/>
+            <w:tcMar>
+              <w:top w:w="60" w:type="dxa"/>
+              <w:left w:w="80" w:type="dxa"/>
+              <w:bottom w:w="60" w:type="dxa"/>
+              <w:right w:w="80" w:type="dxa"/>
+            </w:tcMar>
+            <w:vAlign w:val="center"/>
+          </w:tcPr>
+          <w:p>
+            <w:r>
+              <w:rPr>
+                <w:sz w:val="17"/>
+                <w:szCs w:val="17"/>
+              </w:rPr>
+              <w:t>Ruta Única (Persistencia / Consulta): usuario autenticado con informes registrados; el sistema ejecuta la consulta derivada por nombre de usuario con carga impaciente (@EntityGraph) de rutas y zonas, retornando la lista ordenada descendentemente por fecha de emisión.</w:t>
+            </w:r>
+          </w:p>
+        </w:tc>
+        <w:tc>
+          <w:tcPr>
+            <w:tcW w:w="1317" w:type="pct"/>
+            <w:tcMar>
+              <w:top w:w="60" w:type="dxa"/>
+              <w:left w:w="80" w:type="dxa"/>
+              <w:bottom w:w="60" w:type="dxa"/>
+              <w:right w:w="80" w:type="dxa"/>
+            </w:tcMar>
+            <w:vAlign w:val="center"/>
+          </w:tcPr>
+          <w:p>
+            <w:r>
+              <w:rPr>
+                <w:sz w:val="17"/>
+                <w:szCs w:val="17"/>
+              </w:rPr>
+              <w:t>nombreUsuario = "turista_jose"</w:t>
+            </w:r>
+          </w:p>
+        </w:tc>
+        <w:tc>
+          <w:tcPr>
+            <w:tcW w:w="1264" w:type="pct"/>
+            <w:tcMar>
+              <w:top w:w="60" w:type="dxa"/>
+              <w:left w:w="80" w:type="dxa"/>
+              <w:bottom w:w="60" w:type="dxa"/>
+              <w:right w:w="80" w:type="dxa"/>
+            </w:tcMar>
+            <w:vAlign w:val="center"/>
+          </w:tcPr>
+          <w:p>
+            <w:r>
+              <w:rPr>
+                <w:sz w:val="17"/>
+                <w:szCs w:val="17"/>
+              </w:rPr>
+              <w:t>return List&lt;InformePlanificacion&gt; (lista de informes ordenados por InfFechaEmision DESC).</w:t>
             </w:r>
           </w:p>
         </w:tc>
@@ -34327,13 +37131,8 @@
     </w:p>
     <w:p>
       <w:pPr>
-        <w:spacing w:after="140"/>
         <w:ind w:left="1416"/>
         <w:jc w:val="both"/>
-        <w:rPr>
-          <w:b/>
-          <w:bCs/>
-        </w:rPr>
       </w:pPr>
       <w:r>
         <w:rPr>
@@ -34341,22 +37140,12 @@
           <w:bCs/>
         </w:rPr>
         <w:br/>
-        <w:br/>
-        <w:br/>
-        <w:br/>
-        <w:br/>
-        <w:br/>
-        <w:br/>
-        <w:br/>
-        <w:br/>
-        <w:lastRenderedPageBreak/>
-        <w:br/>
         <w:t>Matriz de Casos de Prueba de Caja Negra</w:t>
       </w:r>
     </w:p>
     <w:tbl>
       <w:tblPr>
-        <w:tblW w:w="5087" w:type="pct"/>
+        <w:tblW w:w="5606" w:type="pct"/>
         <w:tblBorders>
           <w:top w:val="single" w:sz="4" w:space="0" w:color="auto"/>
           <w:left w:val="single" w:sz="4" w:space="0" w:color="auto"/>
@@ -34387,7 +37176,7 @@
         </w:trPr>
         <w:tc>
           <w:tcPr>
-            <w:tcW w:w="221" w:type="pct"/>
+            <w:tcW w:w="217" w:type="pct"/>
             <w:shd w:val="clear" w:color="auto" w:fill="D9E2F3"/>
             <w:tcMar>
               <w:top w:w="60" w:type="dxa"/>
@@ -34411,7 +37200,7 @@
         </w:tc>
         <w:tc>
           <w:tcPr>
-            <w:tcW w:w="614" w:type="pct"/>
+            <w:tcW w:w="624" w:type="pct"/>
             <w:shd w:val="clear" w:color="auto" w:fill="D9E2F3"/>
             <w:tcMar>
               <w:top w:w="60" w:type="dxa"/>
@@ -34435,7 +37224,7 @@
         </w:tc>
         <w:tc>
           <w:tcPr>
-            <w:tcW w:w="951" w:type="pct"/>
+            <w:tcW w:w="971" w:type="pct"/>
             <w:shd w:val="clear" w:color="auto" w:fill="D9E2F3"/>
             <w:tcMar>
               <w:top w:w="60" w:type="dxa"/>
@@ -34459,7 +37248,7 @@
         </w:tc>
         <w:tc>
           <w:tcPr>
-            <w:tcW w:w="752" w:type="pct"/>
+            <w:tcW w:w="765" w:type="pct"/>
             <w:shd w:val="clear" w:color="auto" w:fill="D9E2F3"/>
             <w:tcMar>
               <w:top w:w="60" w:type="dxa"/>
@@ -34483,7 +37272,7 @@
         </w:tc>
         <w:tc>
           <w:tcPr>
-            <w:tcW w:w="1284" w:type="pct"/>
+            <w:tcW w:w="1316" w:type="pct"/>
             <w:shd w:val="clear" w:color="auto" w:fill="D9E2F3"/>
             <w:tcMar>
               <w:top w:w="60" w:type="dxa"/>
@@ -34507,7 +37296,7 @@
         </w:tc>
         <w:tc>
           <w:tcPr>
-            <w:tcW w:w="747" w:type="pct"/>
+            <w:tcW w:w="761" w:type="pct"/>
             <w:shd w:val="clear" w:color="auto" w:fill="D9E2F3"/>
             <w:tcMar>
               <w:top w:w="60" w:type="dxa"/>
@@ -34531,7 +37320,7 @@
         </w:tc>
         <w:tc>
           <w:tcPr>
-            <w:tcW w:w="432" w:type="pct"/>
+            <w:tcW w:w="346" w:type="pct"/>
             <w:shd w:val="clear" w:color="auto" w:fill="D9E2F3"/>
             <w:tcMar>
               <w:top w:w="60" w:type="dxa"/>
@@ -34560,7 +37349,7 @@
         </w:trPr>
         <w:tc>
           <w:tcPr>
-            <w:tcW w:w="221" w:type="pct"/>
+            <w:tcW w:w="217" w:type="pct"/>
             <w:tcMar>
               <w:top w:w="60" w:type="dxa"/>
               <w:left w:w="80" w:type="dxa"/>
@@ -34581,7 +37370,7 @@
         </w:tc>
         <w:tc>
           <w:tcPr>
-            <w:tcW w:w="614" w:type="pct"/>
+            <w:tcW w:w="624" w:type="pct"/>
             <w:tcMar>
               <w:top w:w="60" w:type="dxa"/>
               <w:left w:w="80" w:type="dxa"/>
@@ -34602,7 +37391,7 @@
         </w:tc>
         <w:tc>
           <w:tcPr>
-            <w:tcW w:w="951" w:type="pct"/>
+            <w:tcW w:w="971" w:type="pct"/>
             <w:tcMar>
               <w:top w:w="60" w:type="dxa"/>
               <w:left w:w="80" w:type="dxa"/>
@@ -34623,7 +37412,7 @@
         </w:tc>
         <w:tc>
           <w:tcPr>
-            <w:tcW w:w="752" w:type="pct"/>
+            <w:tcW w:w="765" w:type="pct"/>
             <w:tcMar>
               <w:top w:w="60" w:type="dxa"/>
               <w:left w:w="80" w:type="dxa"/>
@@ -34671,7 +37460,7 @@
         </w:tc>
         <w:tc>
           <w:tcPr>
-            <w:tcW w:w="1284" w:type="pct"/>
+            <w:tcW w:w="1316" w:type="pct"/>
             <w:tcMar>
               <w:top w:w="60" w:type="dxa"/>
               <w:left w:w="80" w:type="dxa"/>
@@ -34692,7 +37481,7 @@
         </w:tc>
         <w:tc>
           <w:tcPr>
-            <w:tcW w:w="747" w:type="pct"/>
+            <w:tcW w:w="761" w:type="pct"/>
             <w:tcMar>
               <w:top w:w="60" w:type="dxa"/>
               <w:left w:w="80" w:type="dxa"/>
@@ -34713,7 +37502,7 @@
         </w:tc>
         <w:tc>
           <w:tcPr>
-            <w:tcW w:w="432" w:type="pct"/>
+            <w:tcW w:w="346" w:type="pct"/>
             <w:tcMar>
               <w:top w:w="60" w:type="dxa"/>
               <w:left w:w="80" w:type="dxa"/>
@@ -34739,7 +37528,7 @@
         </w:trPr>
         <w:tc>
           <w:tcPr>
-            <w:tcW w:w="221" w:type="pct"/>
+            <w:tcW w:w="217" w:type="pct"/>
             <w:tcMar>
               <w:top w:w="60" w:type="dxa"/>
               <w:left w:w="80" w:type="dxa"/>
@@ -34760,7 +37549,7 @@
         </w:tc>
         <w:tc>
           <w:tcPr>
-            <w:tcW w:w="614" w:type="pct"/>
+            <w:tcW w:w="624" w:type="pct"/>
             <w:tcMar>
               <w:top w:w="60" w:type="dxa"/>
               <w:left w:w="80" w:type="dxa"/>
@@ -34781,7 +37570,7 @@
         </w:tc>
         <w:tc>
           <w:tcPr>
-            <w:tcW w:w="951" w:type="pct"/>
+            <w:tcW w:w="971" w:type="pct"/>
             <w:tcMar>
               <w:top w:w="60" w:type="dxa"/>
               <w:left w:w="80" w:type="dxa"/>
@@ -34802,7 +37591,7 @@
         </w:tc>
         <w:tc>
           <w:tcPr>
-            <w:tcW w:w="752" w:type="pct"/>
+            <w:tcW w:w="765" w:type="pct"/>
             <w:tcMar>
               <w:top w:w="60" w:type="dxa"/>
               <w:left w:w="80" w:type="dxa"/>
@@ -34841,28 +37630,44 @@
         </w:tc>
         <w:tc>
           <w:tcPr>
-            <w:tcW w:w="1284" w:type="pct"/>
-            <w:tcMar>
-              <w:top w:w="60" w:type="dxa"/>
-              <w:left w:w="80" w:type="dxa"/>
-              <w:bottom w:w="60" w:type="dxa"/>
-              <w:right w:w="80" w:type="dxa"/>
-            </w:tcMar>
-            <w:vAlign w:val="center"/>
-          </w:tcPr>
-          <w:p>
-            <w:r>
-              <w:rPr>
-                <w:sz w:val="17"/>
-                <w:szCs w:val="17"/>
-              </w:rPr>
-              <w:t>Estación = "Poroy" (EstEstado=Inactiva)</w:t>
-            </w:r>
-          </w:p>
-        </w:tc>
-        <w:tc>
-          <w:tcPr>
-            <w:tcW w:w="747" w:type="pct"/>
+            <w:tcW w:w="1316" w:type="pct"/>
+            <w:tcMar>
+              <w:top w:w="60" w:type="dxa"/>
+              <w:left w:w="80" w:type="dxa"/>
+              <w:bottom w:w="60" w:type="dxa"/>
+              <w:right w:w="80" w:type="dxa"/>
+            </w:tcMar>
+            <w:vAlign w:val="center"/>
+          </w:tcPr>
+          <w:p>
+            <w:r>
+              <w:rPr>
+                <w:sz w:val="17"/>
+                <w:szCs w:val="17"/>
+              </w:rPr>
+              <w:t>Estación = "</w:t>
+            </w:r>
+            <w:proofErr w:type="spellStart"/>
+            <w:r>
+              <w:rPr>
+                <w:sz w:val="17"/>
+                <w:szCs w:val="17"/>
+              </w:rPr>
+              <w:t>Poroy</w:t>
+            </w:r>
+            <w:proofErr w:type="spellEnd"/>
+            <w:r>
+              <w:rPr>
+                <w:sz w:val="17"/>
+                <w:szCs w:val="17"/>
+              </w:rPr>
+              <w:t>" (EstEstado=Inactiva)</w:t>
+            </w:r>
+          </w:p>
+        </w:tc>
+        <w:tc>
+          <w:tcPr>
+            <w:tcW w:w="761" w:type="pct"/>
             <w:tcMar>
               <w:top w:w="60" w:type="dxa"/>
               <w:left w:w="80" w:type="dxa"/>
@@ -34883,7 +37688,7 @@
         </w:tc>
         <w:tc>
           <w:tcPr>
-            <w:tcW w:w="432" w:type="pct"/>
+            <w:tcW w:w="346" w:type="pct"/>
             <w:tcMar>
               <w:top w:w="60" w:type="dxa"/>
               <w:left w:w="80" w:type="dxa"/>
@@ -34909,28 +37714,29 @@
         </w:trPr>
         <w:tc>
           <w:tcPr>
-            <w:tcW w:w="221" w:type="pct"/>
-            <w:tcMar>
-              <w:top w:w="60" w:type="dxa"/>
-              <w:left w:w="80" w:type="dxa"/>
-              <w:bottom w:w="60" w:type="dxa"/>
-              <w:right w:w="80" w:type="dxa"/>
-            </w:tcMar>
-            <w:vAlign w:val="center"/>
-          </w:tcPr>
-          <w:p>
-            <w:r>
-              <w:rPr>
-                <w:sz w:val="17"/>
-                <w:szCs w:val="17"/>
-              </w:rPr>
+            <w:tcW w:w="217" w:type="pct"/>
+            <w:tcMar>
+              <w:top w:w="60" w:type="dxa"/>
+              <w:left w:w="80" w:type="dxa"/>
+              <w:bottom w:w="60" w:type="dxa"/>
+              <w:right w:w="80" w:type="dxa"/>
+            </w:tcMar>
+            <w:vAlign w:val="center"/>
+          </w:tcPr>
+          <w:p>
+            <w:r>
+              <w:rPr>
+                <w:sz w:val="17"/>
+                <w:szCs w:val="17"/>
+              </w:rPr>
+              <w:lastRenderedPageBreak/>
               <w:t>CN-03</w:t>
             </w:r>
           </w:p>
         </w:tc>
         <w:tc>
           <w:tcPr>
-            <w:tcW w:w="614" w:type="pct"/>
+            <w:tcW w:w="624" w:type="pct"/>
             <w:tcMar>
               <w:top w:w="60" w:type="dxa"/>
               <w:left w:w="80" w:type="dxa"/>
@@ -34951,7 +37757,7 @@
         </w:tc>
         <w:tc>
           <w:tcPr>
-            <w:tcW w:w="951" w:type="pct"/>
+            <w:tcW w:w="971" w:type="pct"/>
             <w:tcMar>
               <w:top w:w="60" w:type="dxa"/>
               <w:left w:w="80" w:type="dxa"/>
@@ -34972,7 +37778,7 @@
         </w:tc>
         <w:tc>
           <w:tcPr>
-            <w:tcW w:w="752" w:type="pct"/>
+            <w:tcW w:w="765" w:type="pct"/>
             <w:tcMar>
               <w:top w:w="60" w:type="dxa"/>
               <w:left w:w="80" w:type="dxa"/>
@@ -34993,28 +37799,37 @@
         </w:tc>
         <w:tc>
           <w:tcPr>
-            <w:tcW w:w="1284" w:type="pct"/>
-            <w:tcMar>
-              <w:top w:w="60" w:type="dxa"/>
-              <w:left w:w="80" w:type="dxa"/>
-              <w:bottom w:w="60" w:type="dxa"/>
-              <w:right w:w="80" w:type="dxa"/>
-            </w:tcMar>
-            <w:vAlign w:val="center"/>
-          </w:tcPr>
-          <w:p>
-            <w:r>
-              <w:rPr>
-                <w:sz w:val="17"/>
-                <w:szCs w:val="17"/>
-              </w:rPr>
-              <w:t>ZonaTuristica=Fortaleza de Ollantaytambo; Fecha de visita=30/08/2026</w:t>
-            </w:r>
-          </w:p>
-        </w:tc>
-        <w:tc>
-          <w:tcPr>
-            <w:tcW w:w="747" w:type="pct"/>
+            <w:tcW w:w="1316" w:type="pct"/>
+            <w:tcMar>
+              <w:top w:w="60" w:type="dxa"/>
+              <w:left w:w="80" w:type="dxa"/>
+              <w:bottom w:w="60" w:type="dxa"/>
+              <w:right w:w="80" w:type="dxa"/>
+            </w:tcMar>
+            <w:vAlign w:val="center"/>
+          </w:tcPr>
+          <w:p>
+            <w:proofErr w:type="spellStart"/>
+            <w:r>
+              <w:rPr>
+                <w:sz w:val="17"/>
+                <w:szCs w:val="17"/>
+              </w:rPr>
+              <w:t>ZonaTuristica</w:t>
+            </w:r>
+            <w:proofErr w:type="spellEnd"/>
+            <w:r>
+              <w:rPr>
+                <w:sz w:val="17"/>
+                <w:szCs w:val="17"/>
+              </w:rPr>
+              <w:t>=Fortaleza de Ollantaytambo; Fecha de visita=30/08/2026</w:t>
+            </w:r>
+          </w:p>
+        </w:tc>
+        <w:tc>
+          <w:tcPr>
+            <w:tcW w:w="761" w:type="pct"/>
             <w:tcMar>
               <w:top w:w="60" w:type="dxa"/>
               <w:left w:w="80" w:type="dxa"/>
@@ -35035,7 +37850,7 @@
         </w:tc>
         <w:tc>
           <w:tcPr>
-            <w:tcW w:w="432" w:type="pct"/>
+            <w:tcW w:w="346" w:type="pct"/>
             <w:tcMar>
               <w:top w:w="60" w:type="dxa"/>
               <w:left w:w="80" w:type="dxa"/>
@@ -35061,7 +37876,7 @@
         </w:trPr>
         <w:tc>
           <w:tcPr>
-            <w:tcW w:w="221" w:type="pct"/>
+            <w:tcW w:w="217" w:type="pct"/>
             <w:tcMar>
               <w:top w:w="60" w:type="dxa"/>
               <w:left w:w="80" w:type="dxa"/>
@@ -35082,7 +37897,7 @@
         </w:tc>
         <w:tc>
           <w:tcPr>
-            <w:tcW w:w="614" w:type="pct"/>
+            <w:tcW w:w="624" w:type="pct"/>
             <w:tcMar>
               <w:top w:w="60" w:type="dxa"/>
               <w:left w:w="80" w:type="dxa"/>
@@ -35103,7 +37918,7 @@
         </w:tc>
         <w:tc>
           <w:tcPr>
-            <w:tcW w:w="951" w:type="pct"/>
+            <w:tcW w:w="971" w:type="pct"/>
             <w:tcMar>
               <w:top w:w="60" w:type="dxa"/>
               <w:left w:w="80" w:type="dxa"/>
@@ -35124,7 +37939,7 @@
         </w:tc>
         <w:tc>
           <w:tcPr>
-            <w:tcW w:w="752" w:type="pct"/>
+            <w:tcW w:w="765" w:type="pct"/>
             <w:tcMar>
               <w:top w:w="60" w:type="dxa"/>
               <w:left w:w="80" w:type="dxa"/>
@@ -35140,8 +37955,20 @@
                 <w:szCs w:val="17"/>
               </w:rPr>
               <w:t xml:space="preserve">1) Ir a "Registrar Zona Turística". </w:t>
+            </w:r>
+            <w:r>
+              <w:rPr>
+                <w:sz w:val="17"/>
+                <w:szCs w:val="17"/>
+              </w:rPr>
               <w:br/>
               <w:t xml:space="preserve">2) Ingresar nombre, descripción, preferencias y estación cercana. </w:t>
+            </w:r>
+            <w:r>
+              <w:rPr>
+                <w:sz w:val="17"/>
+                <w:szCs w:val="17"/>
+              </w:rPr>
               <w:br/>
               <w:t>3) Clic en "Guardar".</w:t>
             </w:r>
@@ -35149,49 +37976,90 @@
         </w:tc>
         <w:tc>
           <w:tcPr>
-            <w:tcW w:w="1284" w:type="pct"/>
-            <w:tcMar>
-              <w:top w:w="60" w:type="dxa"/>
-              <w:left w:w="80" w:type="dxa"/>
-              <w:bottom w:w="60" w:type="dxa"/>
-              <w:right w:w="80" w:type="dxa"/>
-            </w:tcMar>
-            <w:vAlign w:val="center"/>
-          </w:tcPr>
-          <w:p>
-            <w:r>
-              <w:rPr>
-                <w:sz w:val="17"/>
-                <w:szCs w:val="17"/>
-              </w:rPr>
-              <w:t xml:space="preserve">ZonNombre="Salinas de Maras"; Preferencias=[Naturaleza]; ZonIdEstacionCercana=Urubamba</w:t>
-            </w:r>
-          </w:p>
-        </w:tc>
-        <w:tc>
-          <w:tcPr>
-            <w:tcW w:w="747" w:type="pct"/>
-            <w:tcMar>
-              <w:top w:w="60" w:type="dxa"/>
-              <w:left w:w="80" w:type="dxa"/>
-              <w:bottom w:w="60" w:type="dxa"/>
-              <w:right w:w="80" w:type="dxa"/>
-            </w:tcMar>
-            <w:vAlign w:val="center"/>
-          </w:tcPr>
-          <w:p>
-            <w:r>
-              <w:rPr>
-                <w:sz w:val="17"/>
-                <w:szCs w:val="17"/>
-              </w:rPr>
-              <w:t xml:space="preserve">El sistema guarda la zona turística, la muestra en el listado y genera un registro en AuditoriaLog.</w:t>
-            </w:r>
-          </w:p>
-        </w:tc>
-        <w:tc>
-          <w:tcPr>
-            <w:tcW w:w="432" w:type="pct"/>
+            <w:tcW w:w="1316" w:type="pct"/>
+            <w:tcMar>
+              <w:top w:w="60" w:type="dxa"/>
+              <w:left w:w="80" w:type="dxa"/>
+              <w:bottom w:w="60" w:type="dxa"/>
+              <w:right w:w="80" w:type="dxa"/>
+            </w:tcMar>
+            <w:vAlign w:val="center"/>
+          </w:tcPr>
+          <w:p>
+            <w:proofErr w:type="spellStart"/>
+            <w:r>
+              <w:rPr>
+                <w:sz w:val="17"/>
+                <w:szCs w:val="17"/>
+              </w:rPr>
+              <w:t>ZonNombre</w:t>
+            </w:r>
+            <w:proofErr w:type="spellEnd"/>
+            <w:r>
+              <w:rPr>
+                <w:sz w:val="17"/>
+                <w:szCs w:val="17"/>
+              </w:rPr>
+              <w:t xml:space="preserve">="Salinas de Maras"; Preferencias=[Naturaleza]; </w:t>
+            </w:r>
+            <w:proofErr w:type="spellStart"/>
+            <w:r>
+              <w:rPr>
+                <w:sz w:val="17"/>
+                <w:szCs w:val="17"/>
+              </w:rPr>
+              <w:t>ZonIdEstacionCercana</w:t>
+            </w:r>
+            <w:proofErr w:type="spellEnd"/>
+            <w:r>
+              <w:rPr>
+                <w:sz w:val="17"/>
+                <w:szCs w:val="17"/>
+              </w:rPr>
+              <w:t>=Urubamba</w:t>
+            </w:r>
+          </w:p>
+        </w:tc>
+        <w:tc>
+          <w:tcPr>
+            <w:tcW w:w="761" w:type="pct"/>
+            <w:tcMar>
+              <w:top w:w="60" w:type="dxa"/>
+              <w:left w:w="80" w:type="dxa"/>
+              <w:bottom w:w="60" w:type="dxa"/>
+              <w:right w:w="80" w:type="dxa"/>
+            </w:tcMar>
+            <w:vAlign w:val="center"/>
+          </w:tcPr>
+          <w:p>
+            <w:r>
+              <w:rPr>
+                <w:sz w:val="17"/>
+                <w:szCs w:val="17"/>
+              </w:rPr>
+              <w:t xml:space="preserve">El sistema guarda la zona turística, la muestra en el listado y genera un registro en </w:t>
+            </w:r>
+            <w:proofErr w:type="spellStart"/>
+            <w:r>
+              <w:rPr>
+                <w:sz w:val="17"/>
+                <w:szCs w:val="17"/>
+              </w:rPr>
+              <w:t>AuditoriaLog</w:t>
+            </w:r>
+            <w:proofErr w:type="spellEnd"/>
+            <w:r>
+              <w:rPr>
+                <w:sz w:val="17"/>
+                <w:szCs w:val="17"/>
+              </w:rPr>
+              <w:t>.</w:t>
+            </w:r>
+          </w:p>
+        </w:tc>
+        <w:tc>
+          <w:tcPr>
+            <w:tcW w:w="346" w:type="pct"/>
             <w:tcMar>
               <w:top w:w="60" w:type="dxa"/>
               <w:left w:w="80" w:type="dxa"/>
@@ -35217,29 +38085,28 @@
         </w:trPr>
         <w:tc>
           <w:tcPr>
-            <w:tcW w:w="221" w:type="pct"/>
-            <w:tcMar>
-              <w:top w:w="60" w:type="dxa"/>
-              <w:left w:w="80" w:type="dxa"/>
-              <w:bottom w:w="60" w:type="dxa"/>
-              <w:right w:w="80" w:type="dxa"/>
-            </w:tcMar>
-            <w:vAlign w:val="center"/>
-          </w:tcPr>
-          <w:p>
-            <w:r>
-              <w:rPr>
-                <w:sz w:val="17"/>
-                <w:szCs w:val="17"/>
-              </w:rPr>
-              <w:lastRenderedPageBreak/>
+            <w:tcW w:w="217" w:type="pct"/>
+            <w:tcMar>
+              <w:top w:w="60" w:type="dxa"/>
+              <w:left w:w="80" w:type="dxa"/>
+              <w:bottom w:w="60" w:type="dxa"/>
+              <w:right w:w="80" w:type="dxa"/>
+            </w:tcMar>
+            <w:vAlign w:val="center"/>
+          </w:tcPr>
+          <w:p>
+            <w:r>
+              <w:rPr>
+                <w:sz w:val="17"/>
+                <w:szCs w:val="17"/>
+              </w:rPr>
               <w:t>CN-05</w:t>
             </w:r>
           </w:p>
         </w:tc>
         <w:tc>
           <w:tcPr>
-            <w:tcW w:w="614" w:type="pct"/>
+            <w:tcW w:w="624" w:type="pct"/>
             <w:tcMar>
               <w:top w:w="60" w:type="dxa"/>
               <w:left w:w="80" w:type="dxa"/>
@@ -35260,7 +38127,7 @@
         </w:tc>
         <w:tc>
           <w:tcPr>
-            <w:tcW w:w="951" w:type="pct"/>
+            <w:tcW w:w="971" w:type="pct"/>
             <w:tcMar>
               <w:top w:w="60" w:type="dxa"/>
               <w:left w:w="80" w:type="dxa"/>
@@ -35281,7 +38148,7 @@
         </w:tc>
         <w:tc>
           <w:tcPr>
-            <w:tcW w:w="752" w:type="pct"/>
+            <w:tcW w:w="765" w:type="pct"/>
             <w:tcMar>
               <w:top w:w="60" w:type="dxa"/>
               <w:left w:w="80" w:type="dxa"/>
@@ -35297,8 +38164,20 @@
                 <w:szCs w:val="17"/>
               </w:rPr>
               <w:t xml:space="preserve">1) Ir a "Registrar Zona Turística". </w:t>
+            </w:r>
+            <w:r>
+              <w:rPr>
+                <w:sz w:val="17"/>
+                <w:szCs w:val="17"/>
+              </w:rPr>
               <w:br/>
               <w:t xml:space="preserve">2) Dejar el campo "Preferencias" sin seleccionar ninguna opción. </w:t>
+            </w:r>
+            <w:r>
+              <w:rPr>
+                <w:sz w:val="17"/>
+                <w:szCs w:val="17"/>
+              </w:rPr>
               <w:br/>
               <w:t>3) Clic en "Guardar".</w:t>
             </w:r>
@@ -35306,28 +38185,37 @@
         </w:tc>
         <w:tc>
           <w:tcPr>
-            <w:tcW w:w="1284" w:type="pct"/>
-            <w:tcMar>
-              <w:top w:w="60" w:type="dxa"/>
-              <w:left w:w="80" w:type="dxa"/>
-              <w:bottom w:w="60" w:type="dxa"/>
-              <w:right w:w="80" w:type="dxa"/>
-            </w:tcMar>
-            <w:vAlign w:val="center"/>
-          </w:tcPr>
-          <w:p>
-            <w:r>
-              <w:rPr>
-                <w:sz w:val="17"/>
-                <w:szCs w:val="17"/>
-              </w:rPr>
-              <w:t>ZonNombre="Mirador X"; Preferencias=(ninguna seleccionada)</w:t>
-            </w:r>
-          </w:p>
-        </w:tc>
-        <w:tc>
-          <w:tcPr>
-            <w:tcW w:w="747" w:type="pct"/>
+            <w:tcW w:w="1316" w:type="pct"/>
+            <w:tcMar>
+              <w:top w:w="60" w:type="dxa"/>
+              <w:left w:w="80" w:type="dxa"/>
+              <w:bottom w:w="60" w:type="dxa"/>
+              <w:right w:w="80" w:type="dxa"/>
+            </w:tcMar>
+            <w:vAlign w:val="center"/>
+          </w:tcPr>
+          <w:p>
+            <w:proofErr w:type="spellStart"/>
+            <w:r>
+              <w:rPr>
+                <w:sz w:val="17"/>
+                <w:szCs w:val="17"/>
+              </w:rPr>
+              <w:t>ZonNombre</w:t>
+            </w:r>
+            <w:proofErr w:type="spellEnd"/>
+            <w:r>
+              <w:rPr>
+                <w:sz w:val="17"/>
+                <w:szCs w:val="17"/>
+              </w:rPr>
+              <w:t>="Mirador X"; Preferencias=(ninguna seleccionada)</w:t>
+            </w:r>
+          </w:p>
+        </w:tc>
+        <w:tc>
+          <w:tcPr>
+            <w:tcW w:w="761" w:type="pct"/>
             <w:tcMar>
               <w:top w:w="60" w:type="dxa"/>
               <w:left w:w="80" w:type="dxa"/>
@@ -35348,7 +38236,7 @@
         </w:tc>
         <w:tc>
           <w:tcPr>
-            <w:tcW w:w="432" w:type="pct"/>
+            <w:tcW w:w="346" w:type="pct"/>
             <w:tcMar>
               <w:top w:w="60" w:type="dxa"/>
               <w:left w:w="80" w:type="dxa"/>
@@ -35374,7 +38262,7 @@
         </w:trPr>
         <w:tc>
           <w:tcPr>
-            <w:tcW w:w="221" w:type="pct"/>
+            <w:tcW w:w="217" w:type="pct"/>
             <w:tcMar>
               <w:top w:w="60" w:type="dxa"/>
               <w:left w:w="80" w:type="dxa"/>
@@ -35395,7 +38283,7 @@
         </w:tc>
         <w:tc>
           <w:tcPr>
-            <w:tcW w:w="614" w:type="pct"/>
+            <w:tcW w:w="624" w:type="pct"/>
             <w:tcMar>
               <w:top w:w="60" w:type="dxa"/>
               <w:left w:w="80" w:type="dxa"/>
@@ -35416,7 +38304,7 @@
         </w:tc>
         <w:tc>
           <w:tcPr>
-            <w:tcW w:w="951" w:type="pct"/>
+            <w:tcW w:w="971" w:type="pct"/>
             <w:tcMar>
               <w:top w:w="60" w:type="dxa"/>
               <w:left w:w="80" w:type="dxa"/>
@@ -35437,7 +38325,7 @@
         </w:tc>
         <w:tc>
           <w:tcPr>
-            <w:tcW w:w="752" w:type="pct"/>
+            <w:tcW w:w="765" w:type="pct"/>
             <w:tcMar>
               <w:top w:w="60" w:type="dxa"/>
               <w:left w:w="80" w:type="dxa"/>
@@ -35453,6 +38341,12 @@
                 <w:szCs w:val="17"/>
               </w:rPr>
               <w:t xml:space="preserve">1) Ir a "Consultar Estaciones". </w:t>
+            </w:r>
+            <w:r>
+              <w:rPr>
+                <w:sz w:val="17"/>
+                <w:szCs w:val="17"/>
+              </w:rPr>
               <w:br/>
               <w:t>2) Verificar que la tabla se muestre sin opciones de edición o eliminación.</w:t>
             </w:r>
@@ -35460,7 +38354,7 @@
         </w:tc>
         <w:tc>
           <w:tcPr>
-            <w:tcW w:w="1284" w:type="pct"/>
+            <w:tcW w:w="1316" w:type="pct"/>
             <w:tcMar>
               <w:top w:w="60" w:type="dxa"/>
               <w:left w:w="80" w:type="dxa"/>
@@ -35481,7 +38375,7 @@
         </w:tc>
         <w:tc>
           <w:tcPr>
-            <w:tcW w:w="747" w:type="pct"/>
+            <w:tcW w:w="761" w:type="pct"/>
             <w:tcMar>
               <w:top w:w="60" w:type="dxa"/>
               <w:left w:w="80" w:type="dxa"/>
@@ -35502,7 +38396,7 @@
         </w:tc>
         <w:tc>
           <w:tcPr>
-            <w:tcW w:w="432" w:type="pct"/>
+            <w:tcW w:w="346" w:type="pct"/>
             <w:tcMar>
               <w:top w:w="60" w:type="dxa"/>
               <w:left w:w="80" w:type="dxa"/>
@@ -35528,7 +38422,7 @@
         </w:trPr>
         <w:tc>
           <w:tcPr>
-            <w:tcW w:w="221" w:type="pct"/>
+            <w:tcW w:w="217" w:type="pct"/>
             <w:tcMar>
               <w:top w:w="60" w:type="dxa"/>
               <w:left w:w="80" w:type="dxa"/>
@@ -35549,7 +38443,7 @@
         </w:tc>
         <w:tc>
           <w:tcPr>
-            <w:tcW w:w="614" w:type="pct"/>
+            <w:tcW w:w="624" w:type="pct"/>
             <w:tcMar>
               <w:top w:w="60" w:type="dxa"/>
               <w:left w:w="80" w:type="dxa"/>
@@ -35570,7 +38464,7 @@
         </w:tc>
         <w:tc>
           <w:tcPr>
-            <w:tcW w:w="951" w:type="pct"/>
+            <w:tcW w:w="971" w:type="pct"/>
             <w:tcMar>
               <w:top w:w="60" w:type="dxa"/>
               <w:left w:w="80" w:type="dxa"/>
@@ -35591,7 +38485,7 @@
         </w:tc>
         <w:tc>
           <w:tcPr>
-            <w:tcW w:w="752" w:type="pct"/>
+            <w:tcW w:w="765" w:type="pct"/>
             <w:tcMar>
               <w:top w:w="60" w:type="dxa"/>
               <w:left w:w="80" w:type="dxa"/>
@@ -35630,7 +38524,7 @@
         </w:tc>
         <w:tc>
           <w:tcPr>
-            <w:tcW w:w="1284" w:type="pct"/>
+            <w:tcW w:w="1316" w:type="pct"/>
             <w:tcMar>
               <w:top w:w="60" w:type="dxa"/>
               <w:left w:w="80" w:type="dxa"/>
@@ -35651,7 +38545,7 @@
         </w:tc>
         <w:tc>
           <w:tcPr>
-            <w:tcW w:w="747" w:type="pct"/>
+            <w:tcW w:w="761" w:type="pct"/>
             <w:tcMar>
               <w:top w:w="60" w:type="dxa"/>
               <w:left w:w="80" w:type="dxa"/>
@@ -35672,7 +38566,7 @@
         </w:tc>
         <w:tc>
           <w:tcPr>
-            <w:tcW w:w="432" w:type="pct"/>
+            <w:tcW w:w="346" w:type="pct"/>
             <w:tcMar>
               <w:top w:w="60" w:type="dxa"/>
               <w:left w:w="80" w:type="dxa"/>
@@ -35698,28 +38592,29 @@
         </w:trPr>
         <w:tc>
           <w:tcPr>
-            <w:tcW w:w="221" w:type="pct"/>
-            <w:tcMar>
-              <w:top w:w="60" w:type="dxa"/>
-              <w:left w:w="80" w:type="dxa"/>
-              <w:bottom w:w="60" w:type="dxa"/>
-              <w:right w:w="80" w:type="dxa"/>
-            </w:tcMar>
-            <w:vAlign w:val="center"/>
-          </w:tcPr>
-          <w:p>
-            <w:r>
-              <w:rPr>
-                <w:sz w:val="17"/>
-                <w:szCs w:val="17"/>
-              </w:rPr>
+            <w:tcW w:w="217" w:type="pct"/>
+            <w:tcMar>
+              <w:top w:w="60" w:type="dxa"/>
+              <w:left w:w="80" w:type="dxa"/>
+              <w:bottom w:w="60" w:type="dxa"/>
+              <w:right w:w="80" w:type="dxa"/>
+            </w:tcMar>
+            <w:vAlign w:val="center"/>
+          </w:tcPr>
+          <w:p>
+            <w:r>
+              <w:rPr>
+                <w:sz w:val="17"/>
+                <w:szCs w:val="17"/>
+              </w:rPr>
+              <w:lastRenderedPageBreak/>
               <w:t>CN-08</w:t>
             </w:r>
           </w:p>
         </w:tc>
         <w:tc>
           <w:tcPr>
-            <w:tcW w:w="614" w:type="pct"/>
+            <w:tcW w:w="624" w:type="pct"/>
             <w:tcMar>
               <w:top w:w="60" w:type="dxa"/>
               <w:left w:w="80" w:type="dxa"/>
@@ -35740,7 +38635,7 @@
         </w:tc>
         <w:tc>
           <w:tcPr>
-            <w:tcW w:w="951" w:type="pct"/>
+            <w:tcW w:w="971" w:type="pct"/>
             <w:tcMar>
               <w:top w:w="60" w:type="dxa"/>
               <w:left w:w="80" w:type="dxa"/>
@@ -35761,28 +38656,44 @@
         </w:tc>
         <w:tc>
           <w:tcPr>
-            <w:tcW w:w="752" w:type="pct"/>
-            <w:tcMar>
-              <w:top w:w="60" w:type="dxa"/>
-              <w:left w:w="80" w:type="dxa"/>
-              <w:bottom w:w="60" w:type="dxa"/>
-              <w:right w:w="80" w:type="dxa"/>
-            </w:tcMar>
-            <w:vAlign w:val="center"/>
-          </w:tcPr>
-          <w:p>
-            <w:r>
-              <w:rPr>
-                <w:sz w:val="17"/>
-                <w:szCs w:val="17"/>
-              </w:rPr>
-              <w:t>1) Intentar acceder directamente a la URL del módulo de administración de zonas turísticas (/admin/zonas).</w:t>
-            </w:r>
-          </w:p>
-        </w:tc>
-        <w:tc>
-          <w:tcPr>
-            <w:tcW w:w="1284" w:type="pct"/>
+            <w:tcW w:w="765" w:type="pct"/>
+            <w:tcMar>
+              <w:top w:w="60" w:type="dxa"/>
+              <w:left w:w="80" w:type="dxa"/>
+              <w:bottom w:w="60" w:type="dxa"/>
+              <w:right w:w="80" w:type="dxa"/>
+            </w:tcMar>
+            <w:vAlign w:val="center"/>
+          </w:tcPr>
+          <w:p>
+            <w:r>
+              <w:rPr>
+                <w:sz w:val="17"/>
+                <w:szCs w:val="17"/>
+              </w:rPr>
+              <w:t>1) Intentar acceder directamente a la URL del módulo de administración de zonas turísticas (/</w:t>
+            </w:r>
+            <w:proofErr w:type="spellStart"/>
+            <w:r>
+              <w:rPr>
+                <w:sz w:val="17"/>
+                <w:szCs w:val="17"/>
+              </w:rPr>
+              <w:t>admin</w:t>
+            </w:r>
+            <w:proofErr w:type="spellEnd"/>
+            <w:r>
+              <w:rPr>
+                <w:sz w:val="17"/>
+                <w:szCs w:val="17"/>
+              </w:rPr>
+              <w:t>/zonas).</w:t>
+            </w:r>
+          </w:p>
+        </w:tc>
+        <w:tc>
+          <w:tcPr>
+            <w:tcW w:w="1316" w:type="pct"/>
             <w:tcMar>
               <w:top w:w="60" w:type="dxa"/>
               <w:left w:w="80" w:type="dxa"/>
@@ -35803,7 +38714,7 @@
         </w:tc>
         <w:tc>
           <w:tcPr>
-            <w:tcW w:w="747" w:type="pct"/>
+            <w:tcW w:w="761" w:type="pct"/>
             <w:tcMar>
               <w:top w:w="60" w:type="dxa"/>
               <w:left w:w="80" w:type="dxa"/>
@@ -35824,7 +38735,7 @@
         </w:tc>
         <w:tc>
           <w:tcPr>
-            <w:tcW w:w="432" w:type="pct"/>
+            <w:tcW w:w="346" w:type="pct"/>
             <w:tcMar>
               <w:top w:w="60" w:type="dxa"/>
               <w:left w:w="80" w:type="dxa"/>
@@ -35850,7 +38761,7 @@
         </w:trPr>
         <w:tc>
           <w:tcPr>
-            <w:tcW w:w="221" w:type="pct"/>
+            <w:tcW w:w="217" w:type="pct"/>
             <w:tcMar>
               <w:top w:w="60" w:type="dxa"/>
               <w:left w:w="80" w:type="dxa"/>
@@ -35871,7 +38782,7 @@
         </w:tc>
         <w:tc>
           <w:tcPr>
-            <w:tcW w:w="614" w:type="pct"/>
+            <w:tcW w:w="624" w:type="pct"/>
             <w:tcMar>
               <w:top w:w="60" w:type="dxa"/>
               <w:left w:w="80" w:type="dxa"/>
@@ -35892,28 +38803,76 @@
         </w:tc>
         <w:tc>
           <w:tcPr>
-            <w:tcW w:w="951" w:type="pct"/>
-            <w:tcMar>
-              <w:top w:w="60" w:type="dxa"/>
-              <w:left w:w="80" w:type="dxa"/>
-              <w:bottom w:w="60" w:type="dxa"/>
-              <w:right w:w="80" w:type="dxa"/>
-            </w:tcMar>
-            <w:vAlign w:val="center"/>
-          </w:tcPr>
-          <w:p>
-            <w:r>
-              <w:rPr>
-                <w:sz w:val="17"/>
-                <w:szCs w:val="17"/>
-              </w:rPr>
-              <w:t xml:space="preserve">La zona turística tiene ZonCupoMaximoDiario configurado y el aforo de la fecha ya fue alcanzado (AfoCupoUtilizado = ZonCupoMaximoDiario).</w:t>
-            </w:r>
-          </w:p>
-        </w:tc>
-        <w:tc>
-          <w:tcPr>
-            <w:tcW w:w="752" w:type="pct"/>
+            <w:tcW w:w="971" w:type="pct"/>
+            <w:tcMar>
+              <w:top w:w="60" w:type="dxa"/>
+              <w:left w:w="80" w:type="dxa"/>
+              <w:bottom w:w="60" w:type="dxa"/>
+              <w:right w:w="80" w:type="dxa"/>
+            </w:tcMar>
+            <w:vAlign w:val="center"/>
+          </w:tcPr>
+          <w:p>
+            <w:r>
+              <w:rPr>
+                <w:sz w:val="17"/>
+                <w:szCs w:val="17"/>
+              </w:rPr>
+              <w:t xml:space="preserve">La zona turística tiene </w:t>
+            </w:r>
+            <w:proofErr w:type="spellStart"/>
+            <w:r>
+              <w:rPr>
+                <w:sz w:val="17"/>
+                <w:szCs w:val="17"/>
+              </w:rPr>
+              <w:t>ZonCupoMaximoDiario</w:t>
+            </w:r>
+            <w:proofErr w:type="spellEnd"/>
+            <w:r>
+              <w:rPr>
+                <w:sz w:val="17"/>
+                <w:szCs w:val="17"/>
+              </w:rPr>
+              <w:t xml:space="preserve"> configurado y el aforo de la fecha ya fue alcanzado (</w:t>
+            </w:r>
+            <w:proofErr w:type="spellStart"/>
+            <w:r>
+              <w:rPr>
+                <w:sz w:val="17"/>
+                <w:szCs w:val="17"/>
+              </w:rPr>
+              <w:t>AfoCupoUtilizado</w:t>
+            </w:r>
+            <w:proofErr w:type="spellEnd"/>
+            <w:r>
+              <w:rPr>
+                <w:sz w:val="17"/>
+                <w:szCs w:val="17"/>
+              </w:rPr>
+              <w:t xml:space="preserve"> = </w:t>
+            </w:r>
+            <w:proofErr w:type="spellStart"/>
+            <w:r>
+              <w:rPr>
+                <w:sz w:val="17"/>
+                <w:szCs w:val="17"/>
+              </w:rPr>
+              <w:t>ZonCupoMaximoDiario</w:t>
+            </w:r>
+            <w:proofErr w:type="spellEnd"/>
+            <w:r>
+              <w:rPr>
+                <w:sz w:val="17"/>
+                <w:szCs w:val="17"/>
+              </w:rPr>
+              <w:t>).</w:t>
+            </w:r>
+          </w:p>
+        </w:tc>
+        <w:tc>
+          <w:tcPr>
+            <w:tcW w:w="765" w:type="pct"/>
             <w:tcMar>
               <w:top w:w="60" w:type="dxa"/>
               <w:left w:w="80" w:type="dxa"/>
@@ -35929,8 +38888,20 @@
                 <w:szCs w:val="17"/>
               </w:rPr>
               <w:t xml:space="preserve">1) Seleccionar la zona con aforo agotado. </w:t>
+            </w:r>
+            <w:r>
+              <w:rPr>
+                <w:sz w:val="17"/>
+                <w:szCs w:val="17"/>
+              </w:rPr>
               <w:br/>
               <w:t xml:space="preserve">2) Elegir la fecha ya completa. </w:t>
+            </w:r>
+            <w:r>
+              <w:rPr>
+                <w:sz w:val="17"/>
+                <w:szCs w:val="17"/>
+              </w:rPr>
               <w:br/>
               <w:t>3) Clic en "Generar informe".</w:t>
             </w:r>
@@ -35938,28 +38909,37 @@
         </w:tc>
         <w:tc>
           <w:tcPr>
-            <w:tcW w:w="1284" w:type="pct"/>
-            <w:tcMar>
-              <w:top w:w="60" w:type="dxa"/>
-              <w:left w:w="80" w:type="dxa"/>
-              <w:bottom w:w="60" w:type="dxa"/>
-              <w:right w:w="80" w:type="dxa"/>
-            </w:tcMar>
-            <w:vAlign w:val="center"/>
-          </w:tcPr>
-          <w:p>
-            <w:r>
-              <w:rPr>
-                <w:sz w:val="17"/>
-                <w:szCs w:val="17"/>
-              </w:rPr>
-              <w:t>ZonaTuristica=Fortaleza de Ollantaytambo; Fecha=30/08/2026 (aforo completo)</w:t>
-            </w:r>
-          </w:p>
-        </w:tc>
-        <w:tc>
-          <w:tcPr>
-            <w:tcW w:w="747" w:type="pct"/>
+            <w:tcW w:w="1316" w:type="pct"/>
+            <w:tcMar>
+              <w:top w:w="60" w:type="dxa"/>
+              <w:left w:w="80" w:type="dxa"/>
+              <w:bottom w:w="60" w:type="dxa"/>
+              <w:right w:w="80" w:type="dxa"/>
+            </w:tcMar>
+            <w:vAlign w:val="center"/>
+          </w:tcPr>
+          <w:p>
+            <w:proofErr w:type="spellStart"/>
+            <w:r>
+              <w:rPr>
+                <w:sz w:val="17"/>
+                <w:szCs w:val="17"/>
+              </w:rPr>
+              <w:t>ZonaTuristica</w:t>
+            </w:r>
+            <w:proofErr w:type="spellEnd"/>
+            <w:r>
+              <w:rPr>
+                <w:sz w:val="17"/>
+                <w:szCs w:val="17"/>
+              </w:rPr>
+              <w:t>=Fortaleza de Ollantaytambo; Fecha=30/08/2026 (aforo completo)</w:t>
+            </w:r>
+          </w:p>
+        </w:tc>
+        <w:tc>
+          <w:tcPr>
+            <w:tcW w:w="761" w:type="pct"/>
             <w:tcMar>
               <w:top w:w="60" w:type="dxa"/>
               <w:left w:w="80" w:type="dxa"/>
@@ -35980,7 +38960,7 @@
         </w:tc>
         <w:tc>
           <w:tcPr>
-            <w:tcW w:w="432" w:type="pct"/>
+            <w:tcW w:w="346" w:type="pct"/>
             <w:tcMar>
               <w:top w:w="60" w:type="dxa"/>
               <w:left w:w="80" w:type="dxa"/>
@@ -36006,29 +38986,28 @@
         </w:trPr>
         <w:tc>
           <w:tcPr>
-            <w:tcW w:w="221" w:type="pct"/>
-            <w:tcMar>
-              <w:top w:w="60" w:type="dxa"/>
-              <w:left w:w="80" w:type="dxa"/>
-              <w:bottom w:w="60" w:type="dxa"/>
-              <w:right w:w="80" w:type="dxa"/>
-            </w:tcMar>
-            <w:vAlign w:val="center"/>
-          </w:tcPr>
-          <w:p>
-            <w:r>
-              <w:rPr>
-                <w:sz w:val="17"/>
-                <w:szCs w:val="17"/>
-              </w:rPr>
-              <w:lastRenderedPageBreak/>
+            <w:tcW w:w="217" w:type="pct"/>
+            <w:tcMar>
+              <w:top w:w="60" w:type="dxa"/>
+              <w:left w:w="80" w:type="dxa"/>
+              <w:bottom w:w="60" w:type="dxa"/>
+              <w:right w:w="80" w:type="dxa"/>
+            </w:tcMar>
+            <w:vAlign w:val="center"/>
+          </w:tcPr>
+          <w:p>
+            <w:r>
+              <w:rPr>
+                <w:sz w:val="17"/>
+                <w:szCs w:val="17"/>
+              </w:rPr>
               <w:t>CN-10</w:t>
             </w:r>
           </w:p>
         </w:tc>
         <w:tc>
           <w:tcPr>
-            <w:tcW w:w="614" w:type="pct"/>
+            <w:tcW w:w="624" w:type="pct"/>
             <w:tcMar>
               <w:top w:w="60" w:type="dxa"/>
               <w:left w:w="80" w:type="dxa"/>
@@ -36049,7 +39028,7 @@
         </w:tc>
         <w:tc>
           <w:tcPr>
-            <w:tcW w:w="951" w:type="pct"/>
+            <w:tcW w:w="971" w:type="pct"/>
             <w:tcMar>
               <w:top w:w="60" w:type="dxa"/>
               <w:left w:w="80" w:type="dxa"/>
@@ -36070,7 +39049,7 @@
         </w:tc>
         <w:tc>
           <w:tcPr>
-            <w:tcW w:w="752" w:type="pct"/>
+            <w:tcW w:w="765" w:type="pct"/>
             <w:tcMar>
               <w:top w:w="60" w:type="dxa"/>
               <w:left w:w="80" w:type="dxa"/>
@@ -36086,8 +39065,20 @@
                 <w:szCs w:val="17"/>
               </w:rPr>
               <w:t xml:space="preserve">1) Registrar la zona "Fortaleza de Ollantaytambo" seleccionando las preferencias "Historia/Cultura" y "Naturaleza" a la vez. </w:t>
+            </w:r>
+            <w:r>
+              <w:rPr>
+                <w:sz w:val="17"/>
+                <w:szCs w:val="17"/>
+              </w:rPr>
               <w:br/>
               <w:t xml:space="preserve">2) Guardar. </w:t>
+            </w:r>
+            <w:r>
+              <w:rPr>
+                <w:sz w:val="17"/>
+                <w:szCs w:val="17"/>
+              </w:rPr>
               <w:br/>
               <w:t>3) Como turista, buscar zonas con preferencia "Naturaleza" y, por separado, con preferencia "Historia/Cultura", ambas desde la estación Ollantaytambo.</w:t>
             </w:r>
@@ -36095,49 +39086,74 @@
         </w:tc>
         <w:tc>
           <w:tcPr>
-            <w:tcW w:w="1284" w:type="pct"/>
-            <w:tcMar>
-              <w:top w:w="60" w:type="dxa"/>
-              <w:left w:w="80" w:type="dxa"/>
-              <w:bottom w:w="60" w:type="dxa"/>
-              <w:right w:w="80" w:type="dxa"/>
-            </w:tcMar>
-            <w:vAlign w:val="center"/>
-          </w:tcPr>
-          <w:p>
-            <w:r>
-              <w:rPr>
-                <w:sz w:val="17"/>
-                <w:szCs w:val="17"/>
-              </w:rPr>
-              <w:t>ZonNombre="Fortaleza de Ollantaytambo"; Preferencias=[Historia/Cultura, Naturaleza]</w:t>
-            </w:r>
-          </w:p>
-        </w:tc>
-        <w:tc>
-          <w:tcPr>
-            <w:tcW w:w="747" w:type="pct"/>
-            <w:tcMar>
-              <w:top w:w="60" w:type="dxa"/>
-              <w:left w:w="80" w:type="dxa"/>
-              <w:bottom w:w="60" w:type="dxa"/>
-              <w:right w:w="80" w:type="dxa"/>
-            </w:tcMar>
-            <w:vAlign w:val="center"/>
-          </w:tcPr>
-          <w:p>
-            <w:r>
-              <w:rPr>
-                <w:sz w:val="17"/>
-                <w:szCs w:val="17"/>
-              </w:rPr>
-              <w:t xml:space="preserve">El sistema guarda ambas asociaciones en ZonaPreferencia, y la zona aparece en los resultados de búsqueda tanto para la preferencia "Naturaleza" como para "Historia/Cultura", de forma independiente.</w:t>
-            </w:r>
-          </w:p>
-        </w:tc>
-        <w:tc>
-          <w:tcPr>
-            <w:tcW w:w="432" w:type="pct"/>
+            <w:tcW w:w="1316" w:type="pct"/>
+            <w:tcMar>
+              <w:top w:w="60" w:type="dxa"/>
+              <w:left w:w="80" w:type="dxa"/>
+              <w:bottom w:w="60" w:type="dxa"/>
+              <w:right w:w="80" w:type="dxa"/>
+            </w:tcMar>
+            <w:vAlign w:val="center"/>
+          </w:tcPr>
+          <w:p>
+            <w:proofErr w:type="spellStart"/>
+            <w:r>
+              <w:rPr>
+                <w:sz w:val="17"/>
+                <w:szCs w:val="17"/>
+              </w:rPr>
+              <w:t>ZonNombre</w:t>
+            </w:r>
+            <w:proofErr w:type="spellEnd"/>
+            <w:r>
+              <w:rPr>
+                <w:sz w:val="17"/>
+                <w:szCs w:val="17"/>
+              </w:rPr>
+              <w:t>="Fortaleza de Ollantaytambo"; Preferencias=[Historia/Cultura, Naturaleza]</w:t>
+            </w:r>
+          </w:p>
+        </w:tc>
+        <w:tc>
+          <w:tcPr>
+            <w:tcW w:w="761" w:type="pct"/>
+            <w:tcMar>
+              <w:top w:w="60" w:type="dxa"/>
+              <w:left w:w="80" w:type="dxa"/>
+              <w:bottom w:w="60" w:type="dxa"/>
+              <w:right w:w="80" w:type="dxa"/>
+            </w:tcMar>
+            <w:vAlign w:val="center"/>
+          </w:tcPr>
+          <w:p>
+            <w:r>
+              <w:rPr>
+                <w:sz w:val="17"/>
+                <w:szCs w:val="17"/>
+              </w:rPr>
+              <w:t xml:space="preserve">El sistema guarda ambas asociaciones en </w:t>
+            </w:r>
+            <w:proofErr w:type="spellStart"/>
+            <w:r>
+              <w:rPr>
+                <w:sz w:val="17"/>
+                <w:szCs w:val="17"/>
+              </w:rPr>
+              <w:t>ZonaPreferencia</w:t>
+            </w:r>
+            <w:proofErr w:type="spellEnd"/>
+            <w:r>
+              <w:rPr>
+                <w:sz w:val="17"/>
+                <w:szCs w:val="17"/>
+              </w:rPr>
+              <w:t>, y la zona aparece en los resultados de búsqueda tanto para la preferencia "Naturaleza" como para "Historia/Cultura", de forma independiente.</w:t>
+            </w:r>
+          </w:p>
+        </w:tc>
+        <w:tc>
+          <w:tcPr>
+            <w:tcW w:w="346" w:type="pct"/>
             <w:tcMar>
               <w:top w:w="60" w:type="dxa"/>
               <w:left w:w="80" w:type="dxa"/>
@@ -36163,7 +39179,7 @@
         </w:trPr>
         <w:tc>
           <w:tcPr>
-            <w:tcW w:w="221" w:type="pct"/>
+            <w:tcW w:w="217" w:type="pct"/>
             <w:tcMar>
               <w:top w:w="60" w:type="dxa"/>
               <w:left w:w="80" w:type="dxa"/>
@@ -36184,7 +39200,7 @@
         </w:tc>
         <w:tc>
           <w:tcPr>
-            <w:tcW w:w="614" w:type="pct"/>
+            <w:tcW w:w="624" w:type="pct"/>
             <w:tcMar>
               <w:top w:w="60" w:type="dxa"/>
               <w:left w:w="80" w:type="dxa"/>
@@ -36205,28 +39221,44 @@
         </w:tc>
         <w:tc>
           <w:tcPr>
-            <w:tcW w:w="951" w:type="pct"/>
-            <w:tcMar>
-              <w:top w:w="60" w:type="dxa"/>
-              <w:left w:w="80" w:type="dxa"/>
-              <w:bottom w:w="60" w:type="dxa"/>
-              <w:right w:w="80" w:type="dxa"/>
-            </w:tcMar>
-            <w:vAlign w:val="center"/>
-          </w:tcPr>
-          <w:p>
-            <w:r>
-              <w:rPr>
-                <w:sz w:val="17"/>
-                <w:szCs w:val="17"/>
-              </w:rPr>
-              <w:t>Existen los tramos de edad sembrados en CategoriaVisitante para los ámbitos Tren y Zona.</w:t>
-            </w:r>
-          </w:p>
-        </w:tc>
-        <w:tc>
-          <w:tcPr>
-            <w:tcW w:w="752" w:type="pct"/>
+            <w:tcW w:w="971" w:type="pct"/>
+            <w:tcMar>
+              <w:top w:w="60" w:type="dxa"/>
+              <w:left w:w="80" w:type="dxa"/>
+              <w:bottom w:w="60" w:type="dxa"/>
+              <w:right w:w="80" w:type="dxa"/>
+            </w:tcMar>
+            <w:vAlign w:val="center"/>
+          </w:tcPr>
+          <w:p>
+            <w:r>
+              <w:rPr>
+                <w:sz w:val="17"/>
+                <w:szCs w:val="17"/>
+              </w:rPr>
+              <w:t xml:space="preserve">Existen los tramos de edad sembrados en </w:t>
+            </w:r>
+            <w:proofErr w:type="spellStart"/>
+            <w:r>
+              <w:rPr>
+                <w:sz w:val="17"/>
+                <w:szCs w:val="17"/>
+              </w:rPr>
+              <w:t>CategoriaVisitante</w:t>
+            </w:r>
+            <w:proofErr w:type="spellEnd"/>
+            <w:r>
+              <w:rPr>
+                <w:sz w:val="17"/>
+                <w:szCs w:val="17"/>
+              </w:rPr>
+              <w:t xml:space="preserve"> para los ámbitos Tren y Zona.</w:t>
+            </w:r>
+          </w:p>
+        </w:tc>
+        <w:tc>
+          <w:tcPr>
+            <w:tcW w:w="765" w:type="pct"/>
             <w:tcMar>
               <w:top w:w="60" w:type="dxa"/>
               <w:left w:w="80" w:type="dxa"/>
@@ -36256,7 +39288,7 @@
         </w:tc>
         <w:tc>
           <w:tcPr>
-            <w:tcW w:w="1284" w:type="pct"/>
+            <w:tcW w:w="1316" w:type="pct"/>
             <w:tcMar>
               <w:top w:w="60" w:type="dxa"/>
               <w:left w:w="80" w:type="dxa"/>
@@ -36277,28 +39309,44 @@
         </w:tc>
         <w:tc>
           <w:tcPr>
-            <w:tcW w:w="747" w:type="pct"/>
-            <w:tcMar>
-              <w:top w:w="60" w:type="dxa"/>
-              <w:left w:w="80" w:type="dxa"/>
-              <w:bottom w:w="60" w:type="dxa"/>
-              <w:right w:w="80" w:type="dxa"/>
-            </w:tcMar>
-            <w:vAlign w:val="center"/>
-          </w:tcPr>
-          <w:p>
-            <w:r>
-              <w:rPr>
-                <w:sz w:val="17"/>
-                <w:szCs w:val="17"/>
-              </w:rPr>
-              <w:t>El sistema cobra tarifa de adulto en el tren (S/ 145.00) y tarifa de menor en la zona (S/ 47.60), con un total de S/ 192.60, porque PeruRail corta la tarifa de niño a los 12 años y la zona la mantiene hasta los 17.</w:t>
-            </w:r>
-          </w:p>
-        </w:tc>
-        <w:tc>
-          <w:tcPr>
-            <w:tcW w:w="432" w:type="pct"/>
+            <w:tcW w:w="761" w:type="pct"/>
+            <w:tcMar>
+              <w:top w:w="60" w:type="dxa"/>
+              <w:left w:w="80" w:type="dxa"/>
+              <w:bottom w:w="60" w:type="dxa"/>
+              <w:right w:w="80" w:type="dxa"/>
+            </w:tcMar>
+            <w:vAlign w:val="center"/>
+          </w:tcPr>
+          <w:p>
+            <w:r>
+              <w:rPr>
+                <w:sz w:val="17"/>
+                <w:szCs w:val="17"/>
+              </w:rPr>
+              <w:t xml:space="preserve">El sistema cobra tarifa de adulto en el tren (S/ 145.00) y tarifa de menor en la zona (S/ 47.60), con un total de S/ 192.60, porque </w:t>
+            </w:r>
+            <w:proofErr w:type="spellStart"/>
+            <w:r>
+              <w:rPr>
+                <w:sz w:val="17"/>
+                <w:szCs w:val="17"/>
+              </w:rPr>
+              <w:t>PeruRail</w:t>
+            </w:r>
+            <w:proofErr w:type="spellEnd"/>
+            <w:r>
+              <w:rPr>
+                <w:sz w:val="17"/>
+                <w:szCs w:val="17"/>
+              </w:rPr>
+              <w:t xml:space="preserve"> corta la tarifa de niño a los 12 años y la zona la mantiene hasta los 17.</w:t>
+            </w:r>
+          </w:p>
+        </w:tc>
+        <w:tc>
+          <w:tcPr>
+            <w:tcW w:w="346" w:type="pct"/>
             <w:tcMar>
               <w:top w:w="60" w:type="dxa"/>
               <w:left w:w="80" w:type="dxa"/>
@@ -36324,28 +39372,29 @@
         </w:trPr>
         <w:tc>
           <w:tcPr>
-            <w:tcW w:w="221" w:type="pct"/>
-            <w:tcMar>
-              <w:top w:w="60" w:type="dxa"/>
-              <w:left w:w="80" w:type="dxa"/>
-              <w:bottom w:w="60" w:type="dxa"/>
-              <w:right w:w="80" w:type="dxa"/>
-            </w:tcMar>
-            <w:vAlign w:val="center"/>
-          </w:tcPr>
-          <w:p>
-            <w:r>
-              <w:rPr>
-                <w:sz w:val="17"/>
-                <w:szCs w:val="17"/>
-              </w:rPr>
+            <w:tcW w:w="217" w:type="pct"/>
+            <w:tcMar>
+              <w:top w:w="60" w:type="dxa"/>
+              <w:left w:w="80" w:type="dxa"/>
+              <w:bottom w:w="60" w:type="dxa"/>
+              <w:right w:w="80" w:type="dxa"/>
+            </w:tcMar>
+            <w:vAlign w:val="center"/>
+          </w:tcPr>
+          <w:p>
+            <w:r>
+              <w:rPr>
+                <w:sz w:val="17"/>
+                <w:szCs w:val="17"/>
+              </w:rPr>
+              <w:lastRenderedPageBreak/>
               <w:t>CN-12</w:t>
             </w:r>
           </w:p>
         </w:tc>
         <w:tc>
           <w:tcPr>
-            <w:tcW w:w="614" w:type="pct"/>
+            <w:tcW w:w="624" w:type="pct"/>
             <w:tcMar>
               <w:top w:w="60" w:type="dxa"/>
               <w:left w:w="80" w:type="dxa"/>
@@ -36366,28 +39415,44 @@
         </w:tc>
         <w:tc>
           <w:tcPr>
-            <w:tcW w:w="951" w:type="pct"/>
-            <w:tcMar>
-              <w:top w:w="60" w:type="dxa"/>
-              <w:left w:w="80" w:type="dxa"/>
-              <w:bottom w:w="60" w:type="dxa"/>
-              <w:right w:w="80" w:type="dxa"/>
-            </w:tcMar>
-            <w:vAlign w:val="center"/>
-          </w:tcPr>
-          <w:p>
-            <w:r>
-              <w:rPr>
-                <w:sz w:val="17"/>
-                <w:szCs w:val="17"/>
-              </w:rPr>
-              <w:t>La zona tiene ZonCupoMaximoDiario configurado y quedan menos cupos libres que integrantes del grupo.</w:t>
-            </w:r>
-          </w:p>
-        </w:tc>
-        <w:tc>
-          <w:tcPr>
-            <w:tcW w:w="752" w:type="pct"/>
+            <w:tcW w:w="971" w:type="pct"/>
+            <w:tcMar>
+              <w:top w:w="60" w:type="dxa"/>
+              <w:left w:w="80" w:type="dxa"/>
+              <w:bottom w:w="60" w:type="dxa"/>
+              <w:right w:w="80" w:type="dxa"/>
+            </w:tcMar>
+            <w:vAlign w:val="center"/>
+          </w:tcPr>
+          <w:p>
+            <w:r>
+              <w:rPr>
+                <w:sz w:val="17"/>
+                <w:szCs w:val="17"/>
+              </w:rPr>
+              <w:t xml:space="preserve">La zona tiene </w:t>
+            </w:r>
+            <w:proofErr w:type="spellStart"/>
+            <w:r>
+              <w:rPr>
+                <w:sz w:val="17"/>
+                <w:szCs w:val="17"/>
+              </w:rPr>
+              <w:t>ZonCupoMaximoDiario</w:t>
+            </w:r>
+            <w:proofErr w:type="spellEnd"/>
+            <w:r>
+              <w:rPr>
+                <w:sz w:val="17"/>
+                <w:szCs w:val="17"/>
+              </w:rPr>
+              <w:t xml:space="preserve"> configurado y quedan menos cupos libres que integrantes del grupo.</w:t>
+            </w:r>
+          </w:p>
+        </w:tc>
+        <w:tc>
+          <w:tcPr>
+            <w:tcW w:w="765" w:type="pct"/>
             <w:tcMar>
               <w:top w:w="60" w:type="dxa"/>
               <w:left w:w="80" w:type="dxa"/>
@@ -36426,28 +39491,37 @@
         </w:tc>
         <w:tc>
           <w:tcPr>
-            <w:tcW w:w="1284" w:type="pct"/>
-            <w:tcMar>
-              <w:top w:w="60" w:type="dxa"/>
-              <w:left w:w="80" w:type="dxa"/>
-              <w:bottom w:w="60" w:type="dxa"/>
-              <w:right w:w="80" w:type="dxa"/>
-            </w:tcMar>
-            <w:vAlign w:val="center"/>
-          </w:tcPr>
-          <w:p>
-            <w:r>
-              <w:rPr>
-                <w:sz w:val="17"/>
-                <w:szCs w:val="17"/>
-              </w:rPr>
-              <w:t>ZonaTuristica=Conjunto Arqueológico de Ollantaytambo; personas=3; cupos libres=2</w:t>
-            </w:r>
-          </w:p>
-        </w:tc>
-        <w:tc>
-          <w:tcPr>
-            <w:tcW w:w="747" w:type="pct"/>
+            <w:tcW w:w="1316" w:type="pct"/>
+            <w:tcMar>
+              <w:top w:w="60" w:type="dxa"/>
+              <w:left w:w="80" w:type="dxa"/>
+              <w:bottom w:w="60" w:type="dxa"/>
+              <w:right w:w="80" w:type="dxa"/>
+            </w:tcMar>
+            <w:vAlign w:val="center"/>
+          </w:tcPr>
+          <w:p>
+            <w:proofErr w:type="spellStart"/>
+            <w:r>
+              <w:rPr>
+                <w:sz w:val="17"/>
+                <w:szCs w:val="17"/>
+              </w:rPr>
+              <w:t>ZonaTuristica</w:t>
+            </w:r>
+            <w:proofErr w:type="spellEnd"/>
+            <w:r>
+              <w:rPr>
+                <w:sz w:val="17"/>
+                <w:szCs w:val="17"/>
+              </w:rPr>
+              <w:t>=Conjunto Arqueológico de Ollantaytambo; personas=3; cupos libres=2</w:t>
+            </w:r>
+          </w:p>
+        </w:tc>
+        <w:tc>
+          <w:tcPr>
+            <w:tcW w:w="761" w:type="pct"/>
             <w:tcMar>
               <w:top w:w="60" w:type="dxa"/>
               <w:left w:w="80" w:type="dxa"/>
@@ -36468,16 +39542,729 @@
         </w:tc>
         <w:tc>
           <w:tcPr>
-            <w:tcW w:w="432" w:type="pct"/>
-            <w:tcMar>
-              <w:top w:w="60" w:type="dxa"/>
-              <w:left w:w="80" w:type="dxa"/>
-              <w:bottom w:w="60" w:type="dxa"/>
-              <w:right w:w="80" w:type="dxa"/>
-            </w:tcMar>
-            <w:vAlign w:val="center"/>
-          </w:tcPr>
-          <w:p>
+            <w:tcW w:w="346" w:type="pct"/>
+            <w:tcMar>
+              <w:top w:w="60" w:type="dxa"/>
+              <w:left w:w="80" w:type="dxa"/>
+              <w:bottom w:w="60" w:type="dxa"/>
+              <w:right w:w="80" w:type="dxa"/>
+            </w:tcMar>
+            <w:vAlign w:val="center"/>
+          </w:tcPr>
+          <w:p>
+            <w:r>
+              <w:rPr>
+                <w:sz w:val="17"/>
+                <w:szCs w:val="17"/>
+              </w:rPr>
+              <w:t>Exitoso</w:t>
+            </w:r>
+          </w:p>
+        </w:tc>
+      </w:tr>
+      <w:tr>
+        <w:trPr>
+          <w:cantSplit/>
+        </w:trPr>
+        <w:tc>
+          <w:tcPr>
+            <w:tcW w:w="217" w:type="pct"/>
+            <w:tcMar>
+              <w:top w:w="60" w:type="dxa"/>
+              <w:left w:w="80" w:type="dxa"/>
+              <w:bottom w:w="60" w:type="dxa"/>
+              <w:right w:w="80" w:type="dxa"/>
+            </w:tcMar>
+            <w:vAlign w:val="center"/>
+          </w:tcPr>
+          <w:p>
+            <w:r>
+              <w:rPr>
+                <w:sz w:val="17"/>
+                <w:szCs w:val="17"/>
+              </w:rPr>
+              <w:t>CN-13</w:t>
+            </w:r>
+          </w:p>
+        </w:tc>
+        <w:tc>
+          <w:tcPr>
+            <w:tcW w:w="624" w:type="pct"/>
+            <w:tcMar>
+              <w:top w:w="60" w:type="dxa"/>
+              <w:left w:w="80" w:type="dxa"/>
+              <w:bottom w:w="60" w:type="dxa"/>
+              <w:right w:w="80" w:type="dxa"/>
+            </w:tcMar>
+            <w:vAlign w:val="center"/>
+          </w:tcPr>
+          <w:p>
+            <w:r>
+              <w:rPr>
+                <w:sz w:val="17"/>
+                <w:szCs w:val="17"/>
+              </w:rPr>
+              <w:t>Consultar historial de informes de planificación de un usuario autenticado (CU-09, RF-19).</w:t>
+            </w:r>
+          </w:p>
+        </w:tc>
+        <w:tc>
+          <w:tcPr>
+            <w:tcW w:w="971" w:type="pct"/>
+            <w:tcMar>
+              <w:top w:w="60" w:type="dxa"/>
+              <w:left w:w="80" w:type="dxa"/>
+              <w:bottom w:w="60" w:type="dxa"/>
+              <w:right w:w="80" w:type="dxa"/>
+            </w:tcMar>
+            <w:vAlign w:val="center"/>
+          </w:tcPr>
+          <w:p>
+            <w:r>
+              <w:rPr>
+                <w:sz w:val="17"/>
+                <w:szCs w:val="17"/>
+              </w:rPr>
+              <w:t>Existe el usuario "turista_jose" registrado con al menos un informe generado en el sistema.</w:t>
+            </w:r>
+          </w:p>
+        </w:tc>
+        <w:tc>
+          <w:tcPr>
+            <w:tcW w:w="765" w:type="pct"/>
+            <w:tcMar>
+              <w:top w:w="60" w:type="dxa"/>
+              <w:left w:w="80" w:type="dxa"/>
+              <w:bottom w:w="60" w:type="dxa"/>
+              <w:right w:w="80" w:type="dxa"/>
+            </w:tcMar>
+            <w:vAlign w:val="center"/>
+          </w:tcPr>
+          <w:p>
+            <w:r>
+              <w:rPr>
+                <w:sz w:val="17"/>
+                <w:szCs w:val="17"/>
+              </w:rPr>
+              <w:t xml:space="preserve">1) Iniciar sesión como "turista_jose". </w:t>
+            </w:r>
+          </w:p>
+          <w:p>
+            <w:r>
+              <w:rPr>
+                <w:sz w:val="17"/>
+                <w:szCs w:val="17"/>
+              </w:rPr>
+              <w:t xml:space="preserve">2) Acceder a la pestaña "Mis Informes". </w:t>
+            </w:r>
+          </w:p>
+          <w:p>
+            <w:r>
+              <w:rPr>
+                <w:sz w:val="17"/>
+                <w:szCs w:val="17"/>
+              </w:rPr>
+              <w:t>3) Verificar los informes y pulsar "Ver" y "PDF".</w:t>
+            </w:r>
+          </w:p>
+        </w:tc>
+        <w:tc>
+          <w:tcPr>
+            <w:tcW w:w="1316" w:type="pct"/>
+            <w:tcMar>
+              <w:top w:w="60" w:type="dxa"/>
+              <w:left w:w="80" w:type="dxa"/>
+              <w:bottom w:w="60" w:type="dxa"/>
+              <w:right w:w="80" w:type="dxa"/>
+            </w:tcMar>
+            <w:vAlign w:val="center"/>
+          </w:tcPr>
+          <w:p>
+            <w:r>
+              <w:rPr>
+                <w:sz w:val="17"/>
+                <w:szCs w:val="17"/>
+              </w:rPr>
+              <w:t>Usuario="turista_jose"; Contraseña="Turista1234"</w:t>
+            </w:r>
+          </w:p>
+        </w:tc>
+        <w:tc>
+          <w:tcPr>
+            <w:tcW w:w="761" w:type="pct"/>
+            <w:tcMar>
+              <w:top w:w="60" w:type="dxa"/>
+              <w:left w:w="80" w:type="dxa"/>
+              <w:bottom w:w="60" w:type="dxa"/>
+              <w:right w:w="80" w:type="dxa"/>
+            </w:tcMar>
+            <w:vAlign w:val="center"/>
+          </w:tcPr>
+          <w:p>
+            <w:r>
+              <w:rPr>
+                <w:sz w:val="17"/>
+                <w:szCs w:val="17"/>
+              </w:rPr>
+              <w:t>El sistema presenta la tabla con los informes emitidos por el usuario en orden cronológico inverso, permite visualizar la versión HTML y descargar el PDF sin consumir aforo. Un usuario no autenticado es redirigido al login.</w:t>
+            </w:r>
+          </w:p>
+        </w:tc>
+        <w:tc>
+          <w:tcPr>
+            <w:tcW w:w="346" w:type="pct"/>
+            <w:tcMar>
+              <w:top w:w="60" w:type="dxa"/>
+              <w:left w:w="80" w:type="dxa"/>
+              <w:bottom w:w="60" w:type="dxa"/>
+              <w:right w:w="80" w:type="dxa"/>
+            </w:tcMar>
+            <w:vAlign w:val="center"/>
+          </w:tcPr>
+          <w:p>
+            <w:r>
+              <w:rPr>
+                <w:sz w:val="17"/>
+                <w:szCs w:val="17"/>
+              </w:rPr>
+              <w:t>Exitoso</w:t>
+            </w:r>
+          </w:p>
+        </w:tc>
+      </w:tr>
+      <w:tr>
+        <w:trPr>
+          <w:cantSplit/>
+        </w:trPr>
+        <w:tc>
+          <w:tcPr>
+            <w:tcW w:w="217" w:type="pct"/>
+            <w:tcMar>
+              <w:top w:w="60" w:type="dxa"/>
+              <w:left w:w="80" w:type="dxa"/>
+              <w:bottom w:w="60" w:type="dxa"/>
+              <w:right w:w="80" w:type="dxa"/>
+            </w:tcMar>
+            <w:vAlign w:val="center"/>
+          </w:tcPr>
+          <w:p>
+            <w:pPr>
+              <w:rPr>
+                <w:sz w:val="17"/>
+                <w:szCs w:val="17"/>
+              </w:rPr>
+            </w:pPr>
+            <w:r>
+              <w:rPr>
+                <w:sz w:val="17"/>
+                <w:szCs w:val="17"/>
+              </w:rPr>
+              <w:t>CN-13</w:t>
+            </w:r>
+          </w:p>
+        </w:tc>
+        <w:tc>
+          <w:tcPr>
+            <w:tcW w:w="624" w:type="pct"/>
+            <w:tcMar>
+              <w:top w:w="60" w:type="dxa"/>
+              <w:left w:w="80" w:type="dxa"/>
+              <w:bottom w:w="60" w:type="dxa"/>
+              <w:right w:w="80" w:type="dxa"/>
+            </w:tcMar>
+            <w:vAlign w:val="center"/>
+          </w:tcPr>
+          <w:p>
+            <w:pPr>
+              <w:rPr>
+                <w:sz w:val="17"/>
+                <w:szCs w:val="17"/>
+              </w:rPr>
+            </w:pPr>
+            <w:r>
+              <w:rPr>
+                <w:sz w:val="17"/>
+                <w:szCs w:val="17"/>
+              </w:rPr>
+              <w:t>Eliminar un servicio de tren registrado (RF-12, RF-15)</w:t>
+            </w:r>
+          </w:p>
+        </w:tc>
+        <w:tc>
+          <w:tcPr>
+            <w:tcW w:w="971" w:type="pct"/>
+            <w:tcMar>
+              <w:top w:w="60" w:type="dxa"/>
+              <w:left w:w="80" w:type="dxa"/>
+              <w:bottom w:w="60" w:type="dxa"/>
+              <w:right w:w="80" w:type="dxa"/>
+            </w:tcMar>
+            <w:vAlign w:val="center"/>
+          </w:tcPr>
+          <w:p>
+            <w:pPr>
+              <w:rPr>
+                <w:sz w:val="17"/>
+                <w:szCs w:val="17"/>
+              </w:rPr>
+            </w:pPr>
+            <w:r>
+              <w:rPr>
+                <w:sz w:val="17"/>
+                <w:szCs w:val="17"/>
+              </w:rPr>
+              <w:t>Sesión iniciada con rol PERURAIL_ADMIN o ADMIN_MTC. Existe al menos un servicio de tren en la lista.</w:t>
+            </w:r>
+          </w:p>
+        </w:tc>
+        <w:tc>
+          <w:tcPr>
+            <w:tcW w:w="765" w:type="pct"/>
+            <w:tcMar>
+              <w:top w:w="60" w:type="dxa"/>
+              <w:left w:w="80" w:type="dxa"/>
+              <w:bottom w:w="60" w:type="dxa"/>
+              <w:right w:w="80" w:type="dxa"/>
+            </w:tcMar>
+            <w:vAlign w:val="center"/>
+          </w:tcPr>
+          <w:p>
+            <w:pPr>
+              <w:rPr>
+                <w:sz w:val="17"/>
+                <w:szCs w:val="17"/>
+              </w:rPr>
+            </w:pPr>
+            <w:r>
+              <w:rPr>
+                <w:sz w:val="17"/>
+                <w:szCs w:val="17"/>
+              </w:rPr>
+              <w:t>1) Acceder a "Horarios y tarifas" (/servicios-tren).</w:t>
+            </w:r>
+          </w:p>
+          <w:p>
+            <w:pPr>
+              <w:rPr>
+                <w:sz w:val="17"/>
+                <w:szCs w:val="17"/>
+              </w:rPr>
+            </w:pPr>
+            <w:r>
+              <w:rPr>
+                <w:sz w:val="17"/>
+                <w:szCs w:val="17"/>
+              </w:rPr>
+              <w:t>2) Ubicar el servicio deseado en la tabla.</w:t>
+            </w:r>
+          </w:p>
+          <w:p>
+            <w:pPr>
+              <w:rPr>
+                <w:sz w:val="17"/>
+                <w:szCs w:val="17"/>
+              </w:rPr>
+            </w:pPr>
+            <w:r>
+              <w:rPr>
+                <w:sz w:val="17"/>
+                <w:szCs w:val="17"/>
+              </w:rPr>
+              <w:t>3) Clic en el botón rojo de eliminar (icono papelera).</w:t>
+            </w:r>
+          </w:p>
+          <w:p>
+            <w:pPr>
+              <w:rPr>
+                <w:sz w:val="17"/>
+                <w:szCs w:val="17"/>
+              </w:rPr>
+            </w:pPr>
+            <w:r>
+              <w:rPr>
+                <w:sz w:val="17"/>
+                <w:szCs w:val="17"/>
+              </w:rPr>
+              <w:t>4) Confirmar la alerta de confirmación.</w:t>
+            </w:r>
+          </w:p>
+        </w:tc>
+        <w:tc>
+          <w:tcPr>
+            <w:tcW w:w="1316" w:type="pct"/>
+            <w:tcMar>
+              <w:top w:w="60" w:type="dxa"/>
+              <w:left w:w="80" w:type="dxa"/>
+              <w:bottom w:w="60" w:type="dxa"/>
+              <w:right w:w="80" w:type="dxa"/>
+            </w:tcMar>
+            <w:vAlign w:val="center"/>
+          </w:tcPr>
+          <w:p>
+            <w:pPr>
+              <w:rPr>
+                <w:sz w:val="17"/>
+                <w:szCs w:val="17"/>
+              </w:rPr>
+            </w:pPr>
+            <w:r>
+              <w:rPr>
+                <w:sz w:val="17"/>
+                <w:szCs w:val="17"/>
+              </w:rPr>
+              <w:t>ID del servicio existente (ej. Servicio de las 08:30 Ollantaytambo → Aguas Calientes)</w:t>
+            </w:r>
+          </w:p>
+        </w:tc>
+        <w:tc>
+          <w:tcPr>
+            <w:tcW w:w="761" w:type="pct"/>
+            <w:tcMar>
+              <w:top w:w="60" w:type="dxa"/>
+              <w:left w:w="80" w:type="dxa"/>
+              <w:bottom w:w="60" w:type="dxa"/>
+              <w:right w:w="80" w:type="dxa"/>
+            </w:tcMar>
+            <w:vAlign w:val="center"/>
+          </w:tcPr>
+          <w:p>
+            <w:pPr>
+              <w:rPr>
+                <w:sz w:val="17"/>
+                <w:szCs w:val="17"/>
+              </w:rPr>
+            </w:pPr>
+            <w:r>
+              <w:rPr>
+                <w:sz w:val="17"/>
+                <w:szCs w:val="17"/>
+              </w:rPr>
+              <w:t xml:space="preserve">El servicio se borra de la tabla inmediatamente, se elimina físicamente de la BD y se genera una entrada en </w:t>
+            </w:r>
+            <w:proofErr w:type="spellStart"/>
+            <w:r>
+              <w:rPr>
+                <w:sz w:val="17"/>
+                <w:szCs w:val="17"/>
+              </w:rPr>
+              <w:t>auditoria_log</w:t>
+            </w:r>
+            <w:proofErr w:type="spellEnd"/>
+            <w:r>
+              <w:rPr>
+                <w:sz w:val="17"/>
+                <w:szCs w:val="17"/>
+              </w:rPr>
+              <w:t xml:space="preserve"> con </w:t>
+            </w:r>
+            <w:proofErr w:type="spellStart"/>
+            <w:r>
+              <w:rPr>
+                <w:sz w:val="17"/>
+                <w:szCs w:val="17"/>
+              </w:rPr>
+              <w:t>AudOperacion</w:t>
+            </w:r>
+            <w:proofErr w:type="spellEnd"/>
+            <w:r>
+              <w:rPr>
+                <w:sz w:val="17"/>
+                <w:szCs w:val="17"/>
+              </w:rPr>
+              <w:t xml:space="preserve"> = 'DELETE', guardando el usuario y los datos anteriores.</w:t>
+            </w:r>
+          </w:p>
+        </w:tc>
+        <w:tc>
+          <w:tcPr>
+            <w:tcW w:w="346" w:type="pct"/>
+            <w:tcMar>
+              <w:top w:w="60" w:type="dxa"/>
+              <w:left w:w="80" w:type="dxa"/>
+              <w:bottom w:w="60" w:type="dxa"/>
+              <w:right w:w="80" w:type="dxa"/>
+            </w:tcMar>
+            <w:vAlign w:val="center"/>
+          </w:tcPr>
+          <w:p>
+            <w:pPr>
+              <w:rPr>
+                <w:sz w:val="17"/>
+                <w:szCs w:val="17"/>
+              </w:rPr>
+            </w:pPr>
+            <w:r>
+              <w:rPr>
+                <w:sz w:val="17"/>
+                <w:szCs w:val="17"/>
+              </w:rPr>
+              <w:t>Exitoso</w:t>
+            </w:r>
+          </w:p>
+        </w:tc>
+      </w:tr>
+      <w:tr>
+        <w:trPr>
+          <w:cantSplit/>
+        </w:trPr>
+        <w:tc>
+          <w:tcPr>
+            <w:tcW w:w="217" w:type="pct"/>
+            <w:tcMar>
+              <w:top w:w="60" w:type="dxa"/>
+              <w:left w:w="80" w:type="dxa"/>
+              <w:bottom w:w="60" w:type="dxa"/>
+              <w:right w:w="80" w:type="dxa"/>
+            </w:tcMar>
+            <w:vAlign w:val="center"/>
+          </w:tcPr>
+          <w:p>
+            <w:pPr>
+              <w:rPr>
+                <w:sz w:val="17"/>
+                <w:szCs w:val="17"/>
+              </w:rPr>
+            </w:pPr>
+            <w:r>
+              <w:rPr>
+                <w:sz w:val="17"/>
+                <w:szCs w:val="17"/>
+              </w:rPr>
+              <w:t>CN-14</w:t>
+            </w:r>
+          </w:p>
+        </w:tc>
+        <w:tc>
+          <w:tcPr>
+            <w:tcW w:w="624" w:type="pct"/>
+            <w:tcMar>
+              <w:top w:w="60" w:type="dxa"/>
+              <w:left w:w="80" w:type="dxa"/>
+              <w:bottom w:w="60" w:type="dxa"/>
+              <w:right w:w="80" w:type="dxa"/>
+            </w:tcMar>
+            <w:vAlign w:val="center"/>
+          </w:tcPr>
+          <w:p>
+            <w:pPr>
+              <w:rPr>
+                <w:sz w:val="17"/>
+                <w:szCs w:val="17"/>
+              </w:rPr>
+            </w:pPr>
+            <w:r>
+              <w:rPr>
+                <w:sz w:val="17"/>
+                <w:szCs w:val="17"/>
+              </w:rPr>
+              <w:t>Visualización de ruta peatonal por calles reales en mapa (RF-04, RNF-02)</w:t>
+            </w:r>
+          </w:p>
+        </w:tc>
+        <w:tc>
+          <w:tcPr>
+            <w:tcW w:w="971" w:type="pct"/>
+            <w:tcMar>
+              <w:top w:w="60" w:type="dxa"/>
+              <w:left w:w="80" w:type="dxa"/>
+              <w:bottom w:w="60" w:type="dxa"/>
+              <w:right w:w="80" w:type="dxa"/>
+            </w:tcMar>
+            <w:vAlign w:val="center"/>
+          </w:tcPr>
+          <w:p>
+            <w:pPr>
+              <w:rPr>
+                <w:sz w:val="17"/>
+                <w:szCs w:val="17"/>
+              </w:rPr>
+            </w:pPr>
+            <w:r>
+              <w:rPr>
+                <w:sz w:val="17"/>
+                <w:szCs w:val="17"/>
+              </w:rPr>
+              <w:t>El usuario consulta el detalle de una ruta turística.</w:t>
+            </w:r>
+          </w:p>
+        </w:tc>
+        <w:tc>
+          <w:tcPr>
+            <w:tcW w:w="765" w:type="pct"/>
+            <w:tcMar>
+              <w:top w:w="60" w:type="dxa"/>
+              <w:left w:w="80" w:type="dxa"/>
+              <w:bottom w:w="60" w:type="dxa"/>
+              <w:right w:w="80" w:type="dxa"/>
+            </w:tcMar>
+            <w:vAlign w:val="center"/>
+          </w:tcPr>
+          <w:p>
+            <w:pPr>
+              <w:rPr>
+                <w:sz w:val="17"/>
+                <w:szCs w:val="17"/>
+              </w:rPr>
+            </w:pPr>
+            <w:r>
+              <w:rPr>
+                <w:sz w:val="17"/>
+                <w:szCs w:val="17"/>
+              </w:rPr>
+              <w:t xml:space="preserve">1) Elegir estación y zona turística (ej. Ollantaytambo → Colcas de </w:t>
+            </w:r>
+            <w:proofErr w:type="spellStart"/>
+            <w:r>
+              <w:rPr>
+                <w:sz w:val="17"/>
+                <w:szCs w:val="17"/>
+              </w:rPr>
+              <w:t>Pinkuylluna</w:t>
+            </w:r>
+            <w:proofErr w:type="spellEnd"/>
+            <w:r>
+              <w:rPr>
+                <w:sz w:val="17"/>
+                <w:szCs w:val="17"/>
+              </w:rPr>
+              <w:t>).</w:t>
+            </w:r>
+          </w:p>
+          <w:p>
+            <w:pPr>
+              <w:rPr>
+                <w:sz w:val="17"/>
+                <w:szCs w:val="17"/>
+              </w:rPr>
+            </w:pPr>
+            <w:r>
+              <w:rPr>
+                <w:sz w:val="17"/>
+                <w:szCs w:val="17"/>
+              </w:rPr>
+              <w:t>2) Clic en "Ver ruta y clima".</w:t>
+            </w:r>
+          </w:p>
+          <w:p>
+            <w:pPr>
+              <w:rPr>
+                <w:sz w:val="17"/>
+                <w:szCs w:val="17"/>
+              </w:rPr>
+            </w:pPr>
+            <w:r>
+              <w:rPr>
+                <w:sz w:val="17"/>
+                <w:szCs w:val="17"/>
+              </w:rPr>
+              <w:t>3) Observar el contenedor del mapa interactivo y el texto inferior.</w:t>
+            </w:r>
+          </w:p>
+        </w:tc>
+        <w:tc>
+          <w:tcPr>
+            <w:tcW w:w="1316" w:type="pct"/>
+            <w:tcMar>
+              <w:top w:w="60" w:type="dxa"/>
+              <w:left w:w="80" w:type="dxa"/>
+              <w:bottom w:w="60" w:type="dxa"/>
+              <w:right w:w="80" w:type="dxa"/>
+            </w:tcMar>
+            <w:vAlign w:val="center"/>
+          </w:tcPr>
+          <w:p>
+            <w:pPr>
+              <w:rPr>
+                <w:sz w:val="17"/>
+                <w:szCs w:val="17"/>
+              </w:rPr>
+            </w:pPr>
+            <w:r>
+              <w:rPr>
+                <w:sz w:val="17"/>
+                <w:szCs w:val="17"/>
+              </w:rPr>
+              <w:t>Ruta seleccionada</w:t>
+            </w:r>
+          </w:p>
+        </w:tc>
+        <w:tc>
+          <w:tcPr>
+            <w:tcW w:w="761" w:type="pct"/>
+            <w:tcMar>
+              <w:top w:w="60" w:type="dxa"/>
+              <w:left w:w="80" w:type="dxa"/>
+              <w:bottom w:w="60" w:type="dxa"/>
+              <w:right w:w="80" w:type="dxa"/>
+            </w:tcMar>
+            <w:vAlign w:val="center"/>
+          </w:tcPr>
+          <w:p>
+            <w:pPr>
+              <w:rPr>
+                <w:sz w:val="17"/>
+                <w:szCs w:val="17"/>
+              </w:rPr>
+            </w:pPr>
+            <w:r>
+              <w:rPr>
+                <w:sz w:val="17"/>
+                <w:szCs w:val="17"/>
+              </w:rPr>
+              <w:t xml:space="preserve">El mapa </w:t>
+            </w:r>
+            <w:proofErr w:type="spellStart"/>
+            <w:r>
+              <w:rPr>
+                <w:sz w:val="17"/>
+                <w:szCs w:val="17"/>
+              </w:rPr>
+              <w:t>Leaflet</w:t>
+            </w:r>
+            <w:proofErr w:type="spellEnd"/>
+            <w:r>
+              <w:rPr>
+                <w:sz w:val="17"/>
+                <w:szCs w:val="17"/>
+              </w:rPr>
+              <w:t xml:space="preserve"> dibuja una línea continua que sigue las curvas y calles peatonales de </w:t>
+            </w:r>
+            <w:proofErr w:type="spellStart"/>
+            <w:r>
+              <w:rPr>
+                <w:sz w:val="17"/>
+                <w:szCs w:val="17"/>
+              </w:rPr>
+              <w:t>OpenStreetMap</w:t>
+            </w:r>
+            <w:proofErr w:type="spellEnd"/>
+            <w:r>
+              <w:rPr>
+                <w:sz w:val="17"/>
+                <w:szCs w:val="17"/>
+              </w:rPr>
+              <w:t xml:space="preserve"> entre la estación y el punto de interés, sin líneas sobrantes, y el pie de mapa reporta la distancia real por calles.</w:t>
+            </w:r>
+          </w:p>
+        </w:tc>
+        <w:tc>
+          <w:tcPr>
+            <w:tcW w:w="346" w:type="pct"/>
+            <w:tcMar>
+              <w:top w:w="60" w:type="dxa"/>
+              <w:left w:w="80" w:type="dxa"/>
+              <w:bottom w:w="60" w:type="dxa"/>
+              <w:right w:w="80" w:type="dxa"/>
+            </w:tcMar>
+            <w:vAlign w:val="center"/>
+          </w:tcPr>
+          <w:p>
+            <w:pPr>
+              <w:rPr>
+                <w:sz w:val="17"/>
+                <w:szCs w:val="17"/>
+              </w:rPr>
+            </w:pPr>
             <w:r>
               <w:rPr>
                 <w:sz w:val="17"/>
@@ -40682,7 +44469,6 @@
   <w:style w:type="character" w:default="1" w:styleId="Fuentedeprrafopredeter">
     <w:name w:val="Default Paragraph Font"/>
     <w:uiPriority w:val="1"/>
-    <w:semiHidden/>
     <w:unhideWhenUsed/>
   </w:style>
   <w:style w:type="table" w:default="1" w:styleId="Tablanormal">

--- a/docs/ProyectoFinalSOftware.docx
+++ b/docs/ProyectoFinalSOftware.docx
@@ -715,7 +715,6 @@
               <w:kern w:val="2"/>
               <w:sz w:val="24"/>
               <w:szCs w:val="24"/>
-              <w:lang w:eastAsia="ja-JP"/>
               <w14:ligatures w14:val="standardContextual"/>
             </w:rPr>
           </w:pPr>
@@ -728,7 +727,7 @@
           <w:r>
             <w:fldChar w:fldCharType="separate"/>
           </w:r>
-          <w:hyperlink w:anchor="_Toc239614588" w:history="1">
+          <w:hyperlink w:anchor="_Toc239283052" w:history="1">
             <w:r>
               <w:rPr>
                 <w:rStyle w:val="Hipervnculo"/>
@@ -757,7 +756,7 @@
                 <w:noProof/>
                 <w:webHidden/>
               </w:rPr>
-              <w:instrText xml:space="preserve"> PAGEREF _Toc239614588 \h </w:instrText>
+              <w:instrText xml:space="preserve"> PAGEREF _Toc239283052 \h </w:instrText>
             </w:r>
             <w:r>
               <w:rPr>
@@ -800,11 +799,10 @@
               <w:kern w:val="2"/>
               <w:sz w:val="24"/>
               <w:szCs w:val="24"/>
-              <w:lang w:eastAsia="ja-JP"/>
               <w14:ligatures w14:val="standardContextual"/>
             </w:rPr>
           </w:pPr>
-          <w:hyperlink w:anchor="_Toc239614589" w:history="1">
+          <w:hyperlink w:anchor="_Toc239283053" w:history="1">
             <w:r>
               <w:rPr>
                 <w:rStyle w:val="Hipervnculo"/>
@@ -833,7 +831,7 @@
                 <w:noProof/>
                 <w:webHidden/>
               </w:rPr>
-              <w:instrText xml:space="preserve"> PAGEREF _Toc239614589 \h </w:instrText>
+              <w:instrText xml:space="preserve"> PAGEREF _Toc239283053 \h </w:instrText>
             </w:r>
             <w:r>
               <w:rPr>
@@ -876,11 +874,10 @@
               <w:kern w:val="2"/>
               <w:sz w:val="24"/>
               <w:szCs w:val="24"/>
-              <w:lang w:eastAsia="ja-JP"/>
               <w14:ligatures w14:val="standardContextual"/>
             </w:rPr>
           </w:pPr>
-          <w:hyperlink w:anchor="_Toc239614590" w:history="1">
+          <w:hyperlink w:anchor="_Toc239283054" w:history="1">
             <w:r>
               <w:rPr>
                 <w:rStyle w:val="Hipervnculo"/>
@@ -910,7 +907,7 @@
                 <w:noProof/>
                 <w:webHidden/>
               </w:rPr>
-              <w:instrText xml:space="preserve"> PAGEREF _Toc239614590 \h </w:instrText>
+              <w:instrText xml:space="preserve"> PAGEREF _Toc239283054 \h </w:instrText>
             </w:r>
             <w:r>
               <w:rPr>
@@ -953,11 +950,10 @@
               <w:kern w:val="2"/>
               <w:sz w:val="24"/>
               <w:szCs w:val="24"/>
-              <w:lang w:eastAsia="ja-JP"/>
               <w14:ligatures w14:val="standardContextual"/>
             </w:rPr>
           </w:pPr>
-          <w:hyperlink w:anchor="_Toc239614591" w:history="1">
+          <w:hyperlink w:anchor="_Toc239283055" w:history="1">
             <w:r>
               <w:rPr>
                 <w:rStyle w:val="Hipervnculo"/>
@@ -986,7 +982,7 @@
                 <w:noProof/>
                 <w:webHidden/>
               </w:rPr>
-              <w:instrText xml:space="preserve"> PAGEREF _Toc239614591 \h </w:instrText>
+              <w:instrText xml:space="preserve"> PAGEREF _Toc239283055 \h </w:instrText>
             </w:r>
             <w:r>
               <w:rPr>
@@ -1029,11 +1025,10 @@
               <w:kern w:val="2"/>
               <w:sz w:val="24"/>
               <w:szCs w:val="24"/>
-              <w:lang w:eastAsia="ja-JP"/>
               <w14:ligatures w14:val="standardContextual"/>
             </w:rPr>
           </w:pPr>
-          <w:hyperlink w:anchor="_Toc239614592" w:history="1">
+          <w:hyperlink w:anchor="_Toc239283056" w:history="1">
             <w:r>
               <w:rPr>
                 <w:rStyle w:val="Hipervnculo"/>
@@ -1062,7 +1057,7 @@
                 <w:noProof/>
                 <w:webHidden/>
               </w:rPr>
-              <w:instrText xml:space="preserve"> PAGEREF _Toc239614592 \h </w:instrText>
+              <w:instrText xml:space="preserve"> PAGEREF _Toc239283056 \h </w:instrText>
             </w:r>
             <w:r>
               <w:rPr>
@@ -1105,11 +1100,10 @@
               <w:kern w:val="2"/>
               <w:sz w:val="24"/>
               <w:szCs w:val="24"/>
-              <w:lang w:eastAsia="ja-JP"/>
               <w14:ligatures w14:val="standardContextual"/>
             </w:rPr>
           </w:pPr>
-          <w:hyperlink w:anchor="_Toc239614593" w:history="1">
+          <w:hyperlink w:anchor="_Toc239283057" w:history="1">
             <w:r>
               <w:rPr>
                 <w:rStyle w:val="Hipervnculo"/>
@@ -1138,7 +1132,7 @@
                 <w:noProof/>
                 <w:webHidden/>
               </w:rPr>
-              <w:instrText xml:space="preserve"> PAGEREF _Toc239614593 \h </w:instrText>
+              <w:instrText xml:space="preserve"> PAGEREF _Toc239283057 \h </w:instrText>
             </w:r>
             <w:r>
               <w:rPr>
@@ -1181,11 +1175,10 @@
               <w:kern w:val="2"/>
               <w:sz w:val="24"/>
               <w:szCs w:val="24"/>
-              <w:lang w:eastAsia="ja-JP"/>
               <w14:ligatures w14:val="standardContextual"/>
             </w:rPr>
           </w:pPr>
-          <w:hyperlink w:anchor="_Toc239614594" w:history="1">
+          <w:hyperlink w:anchor="_Toc239283058" w:history="1">
             <w:r>
               <w:rPr>
                 <w:rStyle w:val="Hipervnculo"/>
@@ -1215,7 +1208,7 @@
                 <w:noProof/>
                 <w:webHidden/>
               </w:rPr>
-              <w:instrText xml:space="preserve"> PAGEREF _Toc239614594 \h </w:instrText>
+              <w:instrText xml:space="preserve"> PAGEREF _Toc239283058 \h </w:instrText>
             </w:r>
             <w:r>
               <w:rPr>
@@ -1258,11 +1251,10 @@
               <w:kern w:val="2"/>
               <w:sz w:val="24"/>
               <w:szCs w:val="24"/>
-              <w:lang w:eastAsia="ja-JP"/>
               <w14:ligatures w14:val="standardContextual"/>
             </w:rPr>
           </w:pPr>
-          <w:hyperlink w:anchor="_Toc239614595" w:history="1">
+          <w:hyperlink w:anchor="_Toc239283059" w:history="1">
             <w:r>
               <w:rPr>
                 <w:rStyle w:val="Hipervnculo"/>
@@ -1292,7 +1284,7 @@
                 <w:noProof/>
                 <w:webHidden/>
               </w:rPr>
-              <w:instrText xml:space="preserve"> PAGEREF _Toc239614595 \h </w:instrText>
+              <w:instrText xml:space="preserve"> PAGEREF _Toc239283059 \h </w:instrText>
             </w:r>
             <w:r>
               <w:rPr>
@@ -1335,11 +1327,10 @@
               <w:kern w:val="2"/>
               <w:sz w:val="24"/>
               <w:szCs w:val="24"/>
-              <w:lang w:eastAsia="ja-JP"/>
               <w14:ligatures w14:val="standardContextual"/>
             </w:rPr>
           </w:pPr>
-          <w:hyperlink w:anchor="_Toc239614596" w:history="1">
+          <w:hyperlink w:anchor="_Toc239283060" w:history="1">
             <w:r>
               <w:rPr>
                 <w:rStyle w:val="Hipervnculo"/>
@@ -1368,7 +1359,7 @@
                 <w:noProof/>
                 <w:webHidden/>
               </w:rPr>
-              <w:instrText xml:space="preserve"> PAGEREF _Toc239614596 \h </w:instrText>
+              <w:instrText xml:space="preserve"> PAGEREF _Toc239283060 \h </w:instrText>
             </w:r>
             <w:r>
               <w:rPr>
@@ -1411,11 +1402,10 @@
               <w:kern w:val="2"/>
               <w:sz w:val="24"/>
               <w:szCs w:val="24"/>
-              <w:lang w:eastAsia="ja-JP"/>
               <w14:ligatures w14:val="standardContextual"/>
             </w:rPr>
           </w:pPr>
-          <w:hyperlink w:anchor="_Toc239614597" w:history="1">
+          <w:hyperlink w:anchor="_Toc239283061" w:history="1">
             <w:r>
               <w:rPr>
                 <w:rStyle w:val="Hipervnculo"/>
@@ -1444,7 +1434,7 @@
                 <w:noProof/>
                 <w:webHidden/>
               </w:rPr>
-              <w:instrText xml:space="preserve"> PAGEREF _Toc239614597 \h </w:instrText>
+              <w:instrText xml:space="preserve"> PAGEREF _Toc239283061 \h </w:instrText>
             </w:r>
             <w:r>
               <w:rPr>
@@ -1487,11 +1477,10 @@
               <w:kern w:val="2"/>
               <w:sz w:val="24"/>
               <w:szCs w:val="24"/>
-              <w:lang w:eastAsia="ja-JP"/>
               <w14:ligatures w14:val="standardContextual"/>
             </w:rPr>
           </w:pPr>
-          <w:hyperlink w:anchor="_Toc239614598" w:history="1">
+          <w:hyperlink w:anchor="_Toc239283062" w:history="1">
             <w:r>
               <w:rPr>
                 <w:rStyle w:val="Hipervnculo"/>
@@ -1520,7 +1509,7 @@
                 <w:noProof/>
                 <w:webHidden/>
               </w:rPr>
-              <w:instrText xml:space="preserve"> PAGEREF _Toc239614598 \h </w:instrText>
+              <w:instrText xml:space="preserve"> PAGEREF _Toc239283062 \h </w:instrText>
             </w:r>
             <w:r>
               <w:rPr>
@@ -1563,11 +1552,10 @@
               <w:kern w:val="2"/>
               <w:sz w:val="24"/>
               <w:szCs w:val="24"/>
-              <w:lang w:eastAsia="ja-JP"/>
               <w14:ligatures w14:val="standardContextual"/>
             </w:rPr>
           </w:pPr>
-          <w:hyperlink w:anchor="_Toc239614599" w:history="1">
+          <w:hyperlink w:anchor="_Toc239283063" w:history="1">
             <w:r>
               <w:rPr>
                 <w:rStyle w:val="Hipervnculo"/>
@@ -1596,7 +1584,7 @@
                 <w:noProof/>
                 <w:webHidden/>
               </w:rPr>
-              <w:instrText xml:space="preserve"> PAGEREF _Toc239614599 \h </w:instrText>
+              <w:instrText xml:space="preserve"> PAGEREF _Toc239283063 \h </w:instrText>
             </w:r>
             <w:r>
               <w:rPr>
@@ -1639,11 +1627,10 @@
               <w:kern w:val="2"/>
               <w:sz w:val="24"/>
               <w:szCs w:val="24"/>
-              <w:lang w:eastAsia="ja-JP"/>
               <w14:ligatures w14:val="standardContextual"/>
             </w:rPr>
           </w:pPr>
-          <w:hyperlink w:anchor="_Toc239614600" w:history="1">
+          <w:hyperlink w:anchor="_Toc239283064" w:history="1">
             <w:r>
               <w:rPr>
                 <w:rStyle w:val="Hipervnculo"/>
@@ -1672,7 +1659,7 @@
                 <w:noProof/>
                 <w:webHidden/>
               </w:rPr>
-              <w:instrText xml:space="preserve"> PAGEREF _Toc239614600 \h </w:instrText>
+              <w:instrText xml:space="preserve"> PAGEREF _Toc239283064 \h </w:instrText>
             </w:r>
             <w:r>
               <w:rPr>
@@ -1715,11 +1702,10 @@
               <w:kern w:val="2"/>
               <w:sz w:val="24"/>
               <w:szCs w:val="24"/>
-              <w:lang w:eastAsia="ja-JP"/>
               <w14:ligatures w14:val="standardContextual"/>
             </w:rPr>
           </w:pPr>
-          <w:hyperlink w:anchor="_Toc239614601" w:history="1">
+          <w:hyperlink w:anchor="_Toc239283065" w:history="1">
             <w:r>
               <w:rPr>
                 <w:rStyle w:val="Hipervnculo"/>
@@ -1748,7 +1734,7 @@
                 <w:noProof/>
                 <w:webHidden/>
               </w:rPr>
-              <w:instrText xml:space="preserve"> PAGEREF _Toc239614601 \h </w:instrText>
+              <w:instrText xml:space="preserve"> PAGEREF _Toc239283065 \h </w:instrText>
             </w:r>
             <w:r>
               <w:rPr>
@@ -1791,11 +1777,10 @@
               <w:kern w:val="2"/>
               <w:sz w:val="24"/>
               <w:szCs w:val="24"/>
-              <w:lang w:eastAsia="ja-JP"/>
               <w14:ligatures w14:val="standardContextual"/>
             </w:rPr>
           </w:pPr>
-          <w:hyperlink w:anchor="_Toc239614602" w:history="1">
+          <w:hyperlink w:anchor="_Toc239283066" w:history="1">
             <w:r>
               <w:rPr>
                 <w:rStyle w:val="Hipervnculo"/>
@@ -1824,7 +1809,7 @@
                 <w:noProof/>
                 <w:webHidden/>
               </w:rPr>
-              <w:instrText xml:space="preserve"> PAGEREF _Toc239614602 \h </w:instrText>
+              <w:instrText xml:space="preserve"> PAGEREF _Toc239283066 \h </w:instrText>
             </w:r>
             <w:r>
               <w:rPr>
@@ -1867,11 +1852,10 @@
               <w:kern w:val="2"/>
               <w:sz w:val="24"/>
               <w:szCs w:val="24"/>
-              <w:lang w:eastAsia="ja-JP"/>
               <w14:ligatures w14:val="standardContextual"/>
             </w:rPr>
           </w:pPr>
-          <w:hyperlink w:anchor="_Toc239614603" w:history="1">
+          <w:hyperlink w:anchor="_Toc239283067" w:history="1">
             <w:r>
               <w:rPr>
                 <w:rStyle w:val="Hipervnculo"/>
@@ -1900,7 +1884,7 @@
                 <w:noProof/>
                 <w:webHidden/>
               </w:rPr>
-              <w:instrText xml:space="preserve"> PAGEREF _Toc239614603 \h </w:instrText>
+              <w:instrText xml:space="preserve"> PAGEREF _Toc239283067 \h </w:instrText>
             </w:r>
             <w:r>
               <w:rPr>
@@ -1943,11 +1927,10 @@
               <w:kern w:val="2"/>
               <w:sz w:val="24"/>
               <w:szCs w:val="24"/>
-              <w:lang w:eastAsia="ja-JP"/>
               <w14:ligatures w14:val="standardContextual"/>
             </w:rPr>
           </w:pPr>
-          <w:hyperlink w:anchor="_Toc239614604" w:history="1">
+          <w:hyperlink w:anchor="_Toc239283068" w:history="1">
             <w:r>
               <w:rPr>
                 <w:rStyle w:val="Hipervnculo"/>
@@ -1976,7 +1959,7 @@
                 <w:noProof/>
                 <w:webHidden/>
               </w:rPr>
-              <w:instrText xml:space="preserve"> PAGEREF _Toc239614604 \h </w:instrText>
+              <w:instrText xml:space="preserve"> PAGEREF _Toc239283068 \h </w:instrText>
             </w:r>
             <w:r>
               <w:rPr>
@@ -2019,11 +2002,10 @@
               <w:kern w:val="2"/>
               <w:sz w:val="24"/>
               <w:szCs w:val="24"/>
-              <w:lang w:eastAsia="ja-JP"/>
               <w14:ligatures w14:val="standardContextual"/>
             </w:rPr>
           </w:pPr>
-          <w:hyperlink w:anchor="_Toc239614605" w:history="1">
+          <w:hyperlink w:anchor="_Toc239283069" w:history="1">
             <w:r>
               <w:rPr>
                 <w:rStyle w:val="Hipervnculo"/>
@@ -2052,7 +2034,7 @@
                 <w:noProof/>
                 <w:webHidden/>
               </w:rPr>
-              <w:instrText xml:space="preserve"> PAGEREF _Toc239614605 \h </w:instrText>
+              <w:instrText xml:space="preserve"> PAGEREF _Toc239283069 \h </w:instrText>
             </w:r>
             <w:r>
               <w:rPr>
@@ -2072,7 +2054,7 @@
                 <w:noProof/>
                 <w:webHidden/>
               </w:rPr>
-              <w:t>19</w:t>
+              <w:t>18</w:t>
             </w:r>
             <w:r>
               <w:rPr>
@@ -2095,11 +2077,10 @@
               <w:kern w:val="2"/>
               <w:sz w:val="24"/>
               <w:szCs w:val="24"/>
-              <w:lang w:eastAsia="ja-JP"/>
               <w14:ligatures w14:val="standardContextual"/>
             </w:rPr>
           </w:pPr>
-          <w:hyperlink w:anchor="_Toc239614606" w:history="1">
+          <w:hyperlink w:anchor="_Toc239283070" w:history="1">
             <w:r>
               <w:rPr>
                 <w:rStyle w:val="Hipervnculo"/>
@@ -2128,7 +2109,7 @@
                 <w:noProof/>
                 <w:webHidden/>
               </w:rPr>
-              <w:instrText xml:space="preserve"> PAGEREF _Toc239614606 \h </w:instrText>
+              <w:instrText xml:space="preserve"> PAGEREF _Toc239283070 \h </w:instrText>
             </w:r>
             <w:r>
               <w:rPr>
@@ -2148,7 +2129,7 @@
                 <w:noProof/>
                 <w:webHidden/>
               </w:rPr>
-              <w:t>19</w:t>
+              <w:t>18</w:t>
             </w:r>
             <w:r>
               <w:rPr>
@@ -2171,11 +2152,10 @@
               <w:kern w:val="2"/>
               <w:sz w:val="24"/>
               <w:szCs w:val="24"/>
-              <w:lang w:eastAsia="ja-JP"/>
               <w14:ligatures w14:val="standardContextual"/>
             </w:rPr>
           </w:pPr>
-          <w:hyperlink w:anchor="_Toc239614607" w:history="1">
+          <w:hyperlink w:anchor="_Toc239283071" w:history="1">
             <w:r>
               <w:rPr>
                 <w:rStyle w:val="Hipervnculo"/>
@@ -2204,7 +2184,7 @@
                 <w:noProof/>
                 <w:webHidden/>
               </w:rPr>
-              <w:instrText xml:space="preserve"> PAGEREF _Toc239614607 \h </w:instrText>
+              <w:instrText xml:space="preserve"> PAGEREF _Toc239283071 \h </w:instrText>
             </w:r>
             <w:r>
               <w:rPr>
@@ -2224,7 +2204,7 @@
                 <w:noProof/>
                 <w:webHidden/>
               </w:rPr>
-              <w:t>21</w:t>
+              <w:t>20</w:t>
             </w:r>
             <w:r>
               <w:rPr>
@@ -2247,11 +2227,10 @@
               <w:kern w:val="2"/>
               <w:sz w:val="24"/>
               <w:szCs w:val="24"/>
-              <w:lang w:eastAsia="ja-JP"/>
               <w14:ligatures w14:val="standardContextual"/>
             </w:rPr>
           </w:pPr>
-          <w:hyperlink w:anchor="_Toc239614608" w:history="1">
+          <w:hyperlink w:anchor="_Toc239283072" w:history="1">
             <w:r>
               <w:rPr>
                 <w:rStyle w:val="Hipervnculo"/>
@@ -2280,7 +2259,7 @@
                 <w:noProof/>
                 <w:webHidden/>
               </w:rPr>
-              <w:instrText xml:space="preserve"> PAGEREF _Toc239614608 \h </w:instrText>
+              <w:instrText xml:space="preserve"> PAGEREF _Toc239283072 \h </w:instrText>
             </w:r>
             <w:r>
               <w:rPr>
@@ -2300,7 +2279,7 @@
                 <w:noProof/>
                 <w:webHidden/>
               </w:rPr>
-              <w:t>22</w:t>
+              <w:t>21</w:t>
             </w:r>
             <w:r>
               <w:rPr>
@@ -2323,11 +2302,10 @@
               <w:kern w:val="2"/>
               <w:sz w:val="24"/>
               <w:szCs w:val="24"/>
-              <w:lang w:eastAsia="ja-JP"/>
               <w14:ligatures w14:val="standardContextual"/>
             </w:rPr>
           </w:pPr>
-          <w:hyperlink w:anchor="_Toc239614609" w:history="1">
+          <w:hyperlink w:anchor="_Toc239283073" w:history="1">
             <w:r>
               <w:rPr>
                 <w:rStyle w:val="Hipervnculo"/>
@@ -2366,7 +2344,7 @@
                 <w:noProof/>
                 <w:webHidden/>
               </w:rPr>
-              <w:instrText xml:space="preserve"> PAGEREF _Toc239614609 \h </w:instrText>
+              <w:instrText xml:space="preserve"> PAGEREF _Toc239283073 \h </w:instrText>
             </w:r>
             <w:r>
               <w:rPr>
@@ -2386,7 +2364,7 @@
                 <w:noProof/>
                 <w:webHidden/>
               </w:rPr>
-              <w:t>22</w:t>
+              <w:t>21</w:t>
             </w:r>
             <w:r>
               <w:rPr>
@@ -2409,11 +2387,10 @@
               <w:kern w:val="2"/>
               <w:sz w:val="24"/>
               <w:szCs w:val="24"/>
-              <w:lang w:eastAsia="ja-JP"/>
               <w14:ligatures w14:val="standardContextual"/>
             </w:rPr>
           </w:pPr>
-          <w:hyperlink w:anchor="_Toc239614610" w:history="1">
+          <w:hyperlink w:anchor="_Toc239283074" w:history="1">
             <w:r>
               <w:rPr>
                 <w:rStyle w:val="Hipervnculo"/>
@@ -2442,7 +2419,7 @@
                 <w:noProof/>
                 <w:webHidden/>
               </w:rPr>
-              <w:instrText xml:space="preserve"> PAGEREF _Toc239614610 \h </w:instrText>
+              <w:instrText xml:space="preserve"> PAGEREF _Toc239283074 \h </w:instrText>
             </w:r>
             <w:r>
               <w:rPr>
@@ -2462,7 +2439,7 @@
                 <w:noProof/>
                 <w:webHidden/>
               </w:rPr>
-              <w:t>23</w:t>
+              <w:t>21</w:t>
             </w:r>
             <w:r>
               <w:rPr>
@@ -2485,11 +2462,10 @@
               <w:kern w:val="2"/>
               <w:sz w:val="24"/>
               <w:szCs w:val="24"/>
-              <w:lang w:eastAsia="ja-JP"/>
               <w14:ligatures w14:val="standardContextual"/>
             </w:rPr>
           </w:pPr>
-          <w:hyperlink w:anchor="_Toc239614611" w:history="1">
+          <w:hyperlink w:anchor="_Toc239283075" w:history="1">
             <w:r>
               <w:rPr>
                 <w:rStyle w:val="Hipervnculo"/>
@@ -2518,7 +2494,7 @@
                 <w:noProof/>
                 <w:webHidden/>
               </w:rPr>
-              <w:instrText xml:space="preserve"> PAGEREF _Toc239614611 \h </w:instrText>
+              <w:instrText xml:space="preserve"> PAGEREF _Toc239283075 \h </w:instrText>
             </w:r>
             <w:r>
               <w:rPr>
@@ -2538,7 +2514,7 @@
                 <w:noProof/>
                 <w:webHidden/>
               </w:rPr>
-              <w:t>24</w:t>
+              <w:t>22</w:t>
             </w:r>
             <w:r>
               <w:rPr>
@@ -2561,11 +2537,10 @@
               <w:kern w:val="2"/>
               <w:sz w:val="24"/>
               <w:szCs w:val="24"/>
-              <w:lang w:eastAsia="ja-JP"/>
               <w14:ligatures w14:val="standardContextual"/>
             </w:rPr>
           </w:pPr>
-          <w:hyperlink w:anchor="_Toc239614612" w:history="1">
+          <w:hyperlink w:anchor="_Toc239283076" w:history="1">
             <w:r>
               <w:rPr>
                 <w:rStyle w:val="Hipervnculo"/>
@@ -2594,7 +2569,7 @@
                 <w:noProof/>
                 <w:webHidden/>
               </w:rPr>
-              <w:instrText xml:space="preserve"> PAGEREF _Toc239614612 \h </w:instrText>
+              <w:instrText xml:space="preserve"> PAGEREF _Toc239283076 \h </w:instrText>
             </w:r>
             <w:r>
               <w:rPr>
@@ -2614,7 +2589,7 @@
                 <w:noProof/>
                 <w:webHidden/>
               </w:rPr>
-              <w:t>26</w:t>
+              <w:t>24</w:t>
             </w:r>
             <w:r>
               <w:rPr>
@@ -2637,11 +2612,10 @@
               <w:kern w:val="2"/>
               <w:sz w:val="24"/>
               <w:szCs w:val="24"/>
-              <w:lang w:eastAsia="ja-JP"/>
               <w14:ligatures w14:val="standardContextual"/>
             </w:rPr>
           </w:pPr>
-          <w:hyperlink w:anchor="_Toc239614613" w:history="1">
+          <w:hyperlink w:anchor="_Toc239283077" w:history="1">
             <w:r>
               <w:rPr>
                 <w:rStyle w:val="Hipervnculo"/>
@@ -2670,7 +2644,7 @@
                 <w:noProof/>
                 <w:webHidden/>
               </w:rPr>
-              <w:instrText xml:space="preserve"> PAGEREF _Toc239614613 \h </w:instrText>
+              <w:instrText xml:space="preserve"> PAGEREF _Toc239283077 \h </w:instrText>
             </w:r>
             <w:r>
               <w:rPr>
@@ -2690,7 +2664,7 @@
                 <w:noProof/>
                 <w:webHidden/>
               </w:rPr>
-              <w:t>34</w:t>
+              <w:t>31</w:t>
             </w:r>
             <w:r>
               <w:rPr>
@@ -2713,11 +2687,10 @@
               <w:kern w:val="2"/>
               <w:sz w:val="24"/>
               <w:szCs w:val="24"/>
-              <w:lang w:eastAsia="ja-JP"/>
               <w14:ligatures w14:val="standardContextual"/>
             </w:rPr>
           </w:pPr>
-          <w:hyperlink w:anchor="_Toc239614614" w:history="1">
+          <w:hyperlink w:anchor="_Toc239283078" w:history="1">
             <w:r>
               <w:rPr>
                 <w:rStyle w:val="Hipervnculo"/>
@@ -2746,7 +2719,7 @@
                 <w:noProof/>
                 <w:webHidden/>
               </w:rPr>
-              <w:instrText xml:space="preserve"> PAGEREF _Toc239614614 \h </w:instrText>
+              <w:instrText xml:space="preserve"> PAGEREF _Toc239283078 \h </w:instrText>
             </w:r>
             <w:r>
               <w:rPr>
@@ -2766,7 +2739,7 @@
                 <w:noProof/>
                 <w:webHidden/>
               </w:rPr>
-              <w:t>34</w:t>
+              <w:t>31</w:t>
             </w:r>
             <w:r>
               <w:rPr>
@@ -2789,11 +2762,10 @@
               <w:kern w:val="2"/>
               <w:sz w:val="24"/>
               <w:szCs w:val="24"/>
-              <w:lang w:eastAsia="ja-JP"/>
               <w14:ligatures w14:val="standardContextual"/>
             </w:rPr>
           </w:pPr>
-          <w:hyperlink w:anchor="_Toc239614615" w:history="1">
+          <w:hyperlink w:anchor="_Toc239283079" w:history="1">
             <w:r>
               <w:rPr>
                 <w:rStyle w:val="Hipervnculo"/>
@@ -2822,7 +2794,7 @@
                 <w:noProof/>
                 <w:webHidden/>
               </w:rPr>
-              <w:instrText xml:space="preserve"> PAGEREF _Toc239614615 \h </w:instrText>
+              <w:instrText xml:space="preserve"> PAGEREF _Toc239283079 \h </w:instrText>
             </w:r>
             <w:r>
               <w:rPr>
@@ -2842,7 +2814,7 @@
                 <w:noProof/>
                 <w:webHidden/>
               </w:rPr>
-              <w:t>35</w:t>
+              <w:t>32</w:t>
             </w:r>
             <w:r>
               <w:rPr>
@@ -2865,11 +2837,10 @@
               <w:kern w:val="2"/>
               <w:sz w:val="24"/>
               <w:szCs w:val="24"/>
-              <w:lang w:eastAsia="ja-JP"/>
               <w14:ligatures w14:val="standardContextual"/>
             </w:rPr>
           </w:pPr>
-          <w:hyperlink w:anchor="_Toc239614616" w:history="1">
+          <w:hyperlink w:anchor="_Toc239283080" w:history="1">
             <w:r>
               <w:rPr>
                 <w:rStyle w:val="Hipervnculo"/>
@@ -2898,7 +2869,7 @@
                 <w:noProof/>
                 <w:webHidden/>
               </w:rPr>
-              <w:instrText xml:space="preserve"> PAGEREF _Toc239614616 \h </w:instrText>
+              <w:instrText xml:space="preserve"> PAGEREF _Toc239283080 \h </w:instrText>
             </w:r>
             <w:r>
               <w:rPr>
@@ -2918,7 +2889,7 @@
                 <w:noProof/>
                 <w:webHidden/>
               </w:rPr>
-              <w:t>35</w:t>
+              <w:t>32</w:t>
             </w:r>
             <w:r>
               <w:rPr>
@@ -2941,11 +2912,10 @@
               <w:kern w:val="2"/>
               <w:sz w:val="24"/>
               <w:szCs w:val="24"/>
-              <w:lang w:eastAsia="ja-JP"/>
               <w14:ligatures w14:val="standardContextual"/>
             </w:rPr>
           </w:pPr>
-          <w:hyperlink w:anchor="_Toc239614617" w:history="1">
+          <w:hyperlink w:anchor="_Toc239283081" w:history="1">
             <w:r>
               <w:rPr>
                 <w:rStyle w:val="Hipervnculo"/>
@@ -2974,7 +2944,7 @@
                 <w:noProof/>
                 <w:webHidden/>
               </w:rPr>
-              <w:instrText xml:space="preserve"> PAGEREF _Toc239614617 \h </w:instrText>
+              <w:instrText xml:space="preserve"> PAGEREF _Toc239283081 \h </w:instrText>
             </w:r>
             <w:r>
               <w:rPr>
@@ -2994,7 +2964,7 @@
                 <w:noProof/>
                 <w:webHidden/>
               </w:rPr>
-              <w:t>36</w:t>
+              <w:t>33</w:t>
             </w:r>
             <w:r>
               <w:rPr>
@@ -3017,11 +2987,10 @@
               <w:kern w:val="2"/>
               <w:sz w:val="24"/>
               <w:szCs w:val="24"/>
-              <w:lang w:eastAsia="ja-JP"/>
               <w14:ligatures w14:val="standardContextual"/>
             </w:rPr>
           </w:pPr>
-          <w:hyperlink w:anchor="_Toc239614618" w:history="1">
+          <w:hyperlink w:anchor="_Toc239283082" w:history="1">
             <w:r>
               <w:rPr>
                 <w:rStyle w:val="Hipervnculo"/>
@@ -3050,7 +3019,7 @@
                 <w:noProof/>
                 <w:webHidden/>
               </w:rPr>
-              <w:instrText xml:space="preserve"> PAGEREF _Toc239614618 \h </w:instrText>
+              <w:instrText xml:space="preserve"> PAGEREF _Toc239283082 \h </w:instrText>
             </w:r>
             <w:r>
               <w:rPr>
@@ -3070,7 +3039,7 @@
                 <w:noProof/>
                 <w:webHidden/>
               </w:rPr>
-              <w:t>36</w:t>
+              <w:t>33</w:t>
             </w:r>
             <w:r>
               <w:rPr>
@@ -3093,11 +3062,10 @@
               <w:kern w:val="2"/>
               <w:sz w:val="24"/>
               <w:szCs w:val="24"/>
-              <w:lang w:eastAsia="ja-JP"/>
               <w14:ligatures w14:val="standardContextual"/>
             </w:rPr>
           </w:pPr>
-          <w:hyperlink w:anchor="_Toc239614619" w:history="1">
+          <w:hyperlink w:anchor="_Toc239283083" w:history="1">
             <w:r>
               <w:rPr>
                 <w:rStyle w:val="Hipervnculo"/>
@@ -3126,7 +3094,7 @@
                 <w:noProof/>
                 <w:webHidden/>
               </w:rPr>
-              <w:instrText xml:space="preserve"> PAGEREF _Toc239614619 \h </w:instrText>
+              <w:instrText xml:space="preserve"> PAGEREF _Toc239283083 \h </w:instrText>
             </w:r>
             <w:r>
               <w:rPr>
@@ -3146,7 +3114,7 @@
                 <w:noProof/>
                 <w:webHidden/>
               </w:rPr>
-              <w:t>37</w:t>
+              <w:t>34</w:t>
             </w:r>
             <w:r>
               <w:rPr>
@@ -3169,11 +3137,10 @@
               <w:kern w:val="2"/>
               <w:sz w:val="24"/>
               <w:szCs w:val="24"/>
-              <w:lang w:eastAsia="ja-JP"/>
               <w14:ligatures w14:val="standardContextual"/>
             </w:rPr>
           </w:pPr>
-          <w:hyperlink w:anchor="_Toc239614620" w:history="1">
+          <w:hyperlink w:anchor="_Toc239283084" w:history="1">
             <w:r>
               <w:rPr>
                 <w:rStyle w:val="Hipervnculo"/>
@@ -3202,7 +3169,7 @@
                 <w:noProof/>
                 <w:webHidden/>
               </w:rPr>
-              <w:instrText xml:space="preserve"> PAGEREF _Toc239614620 \h </w:instrText>
+              <w:instrText xml:space="preserve"> PAGEREF _Toc239283084 \h </w:instrText>
             </w:r>
             <w:r>
               <w:rPr>
@@ -3222,7 +3189,7 @@
                 <w:noProof/>
                 <w:webHidden/>
               </w:rPr>
-              <w:t>37</w:t>
+              <w:t>34</w:t>
             </w:r>
             <w:r>
               <w:rPr>
@@ -3245,11 +3212,10 @@
               <w:kern w:val="2"/>
               <w:sz w:val="24"/>
               <w:szCs w:val="24"/>
-              <w:lang w:eastAsia="ja-JP"/>
               <w14:ligatures w14:val="standardContextual"/>
             </w:rPr>
           </w:pPr>
-          <w:hyperlink w:anchor="_Toc239614621" w:history="1">
+          <w:hyperlink w:anchor="_Toc239283085" w:history="1">
             <w:r>
               <w:rPr>
                 <w:rStyle w:val="Hipervnculo"/>
@@ -3288,7 +3254,7 @@
                 <w:noProof/>
                 <w:webHidden/>
               </w:rPr>
-              <w:instrText xml:space="preserve"> PAGEREF _Toc239614621 \h </w:instrText>
+              <w:instrText xml:space="preserve"> PAGEREF _Toc239283085 \h </w:instrText>
             </w:r>
             <w:r>
               <w:rPr>
@@ -3308,7 +3274,7 @@
                 <w:noProof/>
                 <w:webHidden/>
               </w:rPr>
-              <w:t>37</w:t>
+              <w:t>34</w:t>
             </w:r>
             <w:r>
               <w:rPr>
@@ -3331,11 +3297,10 @@
               <w:kern w:val="2"/>
               <w:sz w:val="24"/>
               <w:szCs w:val="24"/>
-              <w:lang w:eastAsia="ja-JP"/>
               <w14:ligatures w14:val="standardContextual"/>
             </w:rPr>
           </w:pPr>
-          <w:hyperlink w:anchor="_Toc239614622" w:history="1">
+          <w:hyperlink w:anchor="_Toc239283086" w:history="1">
             <w:r>
               <w:rPr>
                 <w:rStyle w:val="Hipervnculo"/>
@@ -3364,7 +3329,7 @@
                 <w:noProof/>
                 <w:webHidden/>
               </w:rPr>
-              <w:instrText xml:space="preserve"> PAGEREF _Toc239614622 \h </w:instrText>
+              <w:instrText xml:space="preserve"> PAGEREF _Toc239283086 \h </w:instrText>
             </w:r>
             <w:r>
               <w:rPr>
@@ -3384,7 +3349,7 @@
                 <w:noProof/>
                 <w:webHidden/>
               </w:rPr>
-              <w:t>37</w:t>
+              <w:t>34</w:t>
             </w:r>
             <w:r>
               <w:rPr>
@@ -3407,11 +3372,10 @@
               <w:kern w:val="2"/>
               <w:sz w:val="24"/>
               <w:szCs w:val="24"/>
-              <w:lang w:eastAsia="ja-JP"/>
               <w14:ligatures w14:val="standardContextual"/>
             </w:rPr>
           </w:pPr>
-          <w:hyperlink w:anchor="_Toc239614623" w:history="1">
+          <w:hyperlink w:anchor="_Toc239283087" w:history="1">
             <w:r>
               <w:rPr>
                 <w:rStyle w:val="Hipervnculo"/>
@@ -3440,7 +3404,7 @@
                 <w:noProof/>
                 <w:webHidden/>
               </w:rPr>
-              <w:instrText xml:space="preserve"> PAGEREF _Toc239614623 \h </w:instrText>
+              <w:instrText xml:space="preserve"> PAGEREF _Toc239283087 \h </w:instrText>
             </w:r>
             <w:r>
               <w:rPr>
@@ -3460,83 +3424,7 @@
                 <w:noProof/>
                 <w:webHidden/>
               </w:rPr>
-              <w:t>40</w:t>
-            </w:r>
-            <w:r>
-              <w:rPr>
-                <w:noProof/>
-                <w:webHidden/>
-              </w:rPr>
-              <w:fldChar w:fldCharType="end"/>
-            </w:r>
-          </w:hyperlink>
-        </w:p>
-        <w:p>
-          <w:pPr>
-            <w:pStyle w:val="TDC3"/>
-            <w:tabs>
-              <w:tab w:val="right" w:leader="dot" w:pos="8494"/>
-            </w:tabs>
-            <w:rPr>
-              <w:rFonts w:asciiTheme="minorHAnsi" w:eastAsiaTheme="minorEastAsia" w:hAnsiTheme="minorHAnsi" w:cstheme="minorBidi"/>
-              <w:noProof/>
-              <w:kern w:val="2"/>
-              <w:sz w:val="24"/>
-              <w:szCs w:val="24"/>
-              <w:lang w:eastAsia="ja-JP"/>
-              <w14:ligatures w14:val="standardContextual"/>
-            </w:rPr>
-          </w:pPr>
-          <w:hyperlink w:anchor="_Toc239614624" w:history="1">
-            <w:r>
-              <w:rPr>
-                <w:rStyle w:val="Hipervnculo"/>
-                <w:b/>
-                <w:bCs/>
-                <w:noProof/>
-              </w:rPr>
-              <w:t>8.2.3. Pruebas de integridad de base de datos</w:t>
-            </w:r>
-            <w:r>
-              <w:rPr>
-                <w:noProof/>
-                <w:webHidden/>
-              </w:rPr>
-              <w:tab/>
-            </w:r>
-            <w:r>
-              <w:rPr>
-                <w:noProof/>
-                <w:webHidden/>
-              </w:rPr>
-              <w:fldChar w:fldCharType="begin"/>
-            </w:r>
-            <w:r>
-              <w:rPr>
-                <w:noProof/>
-                <w:webHidden/>
-              </w:rPr>
-              <w:instrText xml:space="preserve"> PAGEREF _Toc239614624 \h </w:instrText>
-            </w:r>
-            <w:r>
-              <w:rPr>
-                <w:noProof/>
-                <w:webHidden/>
-              </w:rPr>
-            </w:r>
-            <w:r>
-              <w:rPr>
-                <w:noProof/>
-                <w:webHidden/>
-              </w:rPr>
-              <w:fldChar w:fldCharType="separate"/>
-            </w:r>
-            <w:r>
-              <w:rPr>
-                <w:noProof/>
-                <w:webHidden/>
-              </w:rPr>
-              <w:t>43</w:t>
+              <w:t>36</w:t>
             </w:r>
             <w:r>
               <w:rPr>
@@ -3591,7 +3479,7 @@
           <w:szCs w:val="28"/>
         </w:rPr>
       </w:pPr>
-      <w:bookmarkStart w:id="0" w:name="_Toc239614588"/>
+      <w:bookmarkStart w:id="0" w:name="_Toc239283052"/>
       <w:r>
         <w:rPr>
           <w:rFonts w:ascii="Calibri" w:hAnsi="Calibri" w:cs="Calibri"/>
@@ -3618,7 +3506,7 @@
       <w:r>
         <w:tab/>
       </w:r>
-      <w:bookmarkStart w:id="1" w:name="_Toc239614589"/>
+      <w:bookmarkStart w:id="1" w:name="_Toc239283053"/>
       <w:r>
         <w:rPr>
           <w:rFonts w:ascii="Calibri" w:hAnsi="Calibri" w:cs="Calibri"/>
@@ -3671,7 +3559,7 @@
           <w:lang w:val="es-ES"/>
         </w:rPr>
       </w:pPr>
-      <w:bookmarkStart w:id="2" w:name="_Toc239614590"/>
+      <w:bookmarkStart w:id="2" w:name="_Toc239283054"/>
       <w:r>
         <w:rPr>
           <w:rFonts w:ascii="Calibri" w:hAnsi="Calibri" w:cs="Calibri"/>
@@ -3707,7 +3595,7 @@
           <w:szCs w:val="24"/>
         </w:rPr>
       </w:pPr>
-      <w:bookmarkStart w:id="3" w:name="_Toc239614591"/>
+      <w:bookmarkStart w:id="3" w:name="_Toc239283055"/>
       <w:r>
         <w:rPr>
           <w:rFonts w:ascii="Calibri" w:hAnsi="Calibri" w:cs="Calibri"/>
@@ -3846,7 +3734,7 @@
           <w:szCs w:val="24"/>
         </w:rPr>
       </w:pPr>
-      <w:bookmarkStart w:id="4" w:name="_Toc239614592"/>
+      <w:bookmarkStart w:id="4" w:name="_Toc239283056"/>
       <w:r>
         <w:rPr>
           <w:rFonts w:ascii="Calibri" w:hAnsi="Calibri" w:cs="Calibri"/>
@@ -3904,7 +3792,7 @@
           <w:szCs w:val="24"/>
         </w:rPr>
       </w:pPr>
-      <w:bookmarkStart w:id="5" w:name="_Toc239614593"/>
+      <w:bookmarkStart w:id="5" w:name="_Toc239283057"/>
       <w:r>
         <w:rPr>
           <w:rFonts w:ascii="Calibri" w:hAnsi="Calibri" w:cs="Calibri"/>
@@ -4058,7 +3946,7 @@
           <w:lang w:val="es-ES"/>
         </w:rPr>
       </w:pPr>
-      <w:bookmarkStart w:id="6" w:name="_Toc239614594"/>
+      <w:bookmarkStart w:id="6" w:name="_Toc239283058"/>
       <w:r>
         <w:rPr>
           <w:rFonts w:ascii="Calibri" w:hAnsi="Calibri" w:cs="Calibri"/>
@@ -4094,7 +3982,7 @@
         </w:rPr>
         <w:tab/>
       </w:r>
-      <w:bookmarkStart w:id="7" w:name="_Toc239614595"/>
+      <w:bookmarkStart w:id="7" w:name="_Toc239283059"/>
       <w:r>
         <w:rPr>
           <w:rFonts w:ascii="Calibri" w:hAnsi="Calibri" w:cs="Calibri"/>
@@ -4528,7 +4416,7 @@
       <w:r>
         <w:tab/>
       </w:r>
-      <w:bookmarkStart w:id="8" w:name="_Toc239614596"/>
+      <w:bookmarkStart w:id="8" w:name="_Toc239283060"/>
       <w:r>
         <w:rPr>
           <w:rFonts w:ascii="Calibri" w:hAnsi="Calibri" w:cs="Calibri"/>
@@ -4631,7 +4519,7 @@
           <w:szCs w:val="28"/>
         </w:rPr>
       </w:pPr>
-      <w:bookmarkStart w:id="9" w:name="_Toc239614597"/>
+      <w:bookmarkStart w:id="9" w:name="_Toc239283061"/>
       <w:r>
         <w:rPr>
           <w:rFonts w:ascii="Calibri" w:hAnsi="Calibri" w:cs="Calibri"/>
@@ -5022,7 +4910,7 @@
           <w:szCs w:val="28"/>
         </w:rPr>
       </w:pPr>
-      <w:bookmarkStart w:id="10" w:name="_Toc239614598"/>
+      <w:bookmarkStart w:id="10" w:name="_Toc239283062"/>
       <w:r>
         <w:rPr>
           <w:rFonts w:ascii="Calibri" w:hAnsi="Calibri" w:cs="Calibri"/>
@@ -5050,7 +4938,7 @@
           <w:szCs w:val="24"/>
         </w:rPr>
       </w:pPr>
-      <w:bookmarkStart w:id="11" w:name="_Toc239614599"/>
+      <w:bookmarkStart w:id="11" w:name="_Toc239283063"/>
       <w:r>
         <w:rPr>
           <w:rFonts w:ascii="Calibri" w:hAnsi="Calibri" w:cs="Calibri"/>
@@ -5200,7 +5088,7 @@
           <w:szCs w:val="24"/>
         </w:rPr>
       </w:pPr>
-      <w:bookmarkStart w:id="12" w:name="_Toc239614600"/>
+      <w:bookmarkStart w:id="12" w:name="_Toc239283064"/>
       <w:r>
         <w:rPr>
           <w:rFonts w:ascii="Calibri" w:hAnsi="Calibri" w:cs="Calibri"/>
@@ -5620,6 +5508,49 @@
                 <w:szCs w:val="18"/>
               </w:rPr>
               <w:t>Validar disponibilidad de aforo de la zona turística</w:t>
+            </w:r>
+          </w:p>
+        </w:tc>
+      </w:tr>
+      <w:tr>
+        <w:tc>
+          <w:tcPr>
+            <w:tcW w:w="3893" w:type="dxa"/>
+          </w:tcPr>
+          <w:p>
+            <w:pPr>
+              <w:rPr>
+                <w:sz w:val="18"/>
+                <w:szCs w:val="18"/>
+              </w:rPr>
+            </w:pPr>
+            <w:r>
+              <w:rPr>
+                <w:sz w:val="18"/>
+                <w:szCs w:val="18"/>
+              </w:rPr>
+              <w:t>Usuario final (Turista)</w:t>
+            </w:r>
+          </w:p>
+        </w:tc>
+        <w:tc>
+          <w:tcPr>
+            <w:tcW w:w="3893" w:type="dxa"/>
+            <w:vAlign w:val="center"/>
+          </w:tcPr>
+          <w:p>
+            <w:pPr>
+              <w:rPr>
+                <w:sz w:val="18"/>
+                <w:szCs w:val="18"/>
+              </w:rPr>
+            </w:pPr>
+            <w:r>
+              <w:rPr>
+                <w:sz w:val="18"/>
+                <w:szCs w:val="18"/>
+              </w:rPr>
+              <w:t>Consultar historial de informes de planificación</w:t>
             </w:r>
           </w:p>
         </w:tc>
@@ -8832,6 +8763,417 @@
         <w:tab/>
       </w:r>
     </w:p>
+    <w:tbl>
+      <w:tblPr>
+        <w:tblStyle w:val="Tablaconcuadrcula"/>
+        <w:tblW w:w="0" w:type="auto"/>
+        <w:tblInd w:w="708" w:type="dxa"/>
+        <w:tblLook w:val="04A0" w:firstRow="1" w:lastRow="0" w:firstColumn="1" w:lastColumn="0" w:noHBand="0" w:noVBand="1"/>
+      </w:tblPr>
+      <w:tblGrid>
+        <w:gridCol w:w="1555"/>
+        <w:gridCol w:w="6231"/>
+      </w:tblGrid>
+      <w:tr>
+        <w:tc>
+          <w:tcPr>
+            <w:tcW w:w="1555" w:type="dxa"/>
+            <w:shd w:val="clear" w:color="auto" w:fill="D1D1D1" w:themeFill="background2" w:themeFillShade="E6"/>
+          </w:tcPr>
+          <w:p>
+            <w:pPr>
+              <w:rPr>
+                <w:b/>
+                <w:bCs/>
+                <w:sz w:val="18"/>
+                <w:szCs w:val="18"/>
+              </w:rPr>
+            </w:pPr>
+            <w:r>
+              <w:rPr>
+                <w:b/>
+                <w:bCs/>
+                <w:sz w:val="18"/>
+                <w:szCs w:val="18"/>
+              </w:rPr>
+              <w:t>Código</w:t>
+            </w:r>
+          </w:p>
+        </w:tc>
+        <w:tc>
+          <w:tcPr>
+            <w:tcW w:w="6231" w:type="dxa"/>
+          </w:tcPr>
+          <w:p>
+            <w:pPr>
+              <w:rPr>
+                <w:sz w:val="18"/>
+                <w:szCs w:val="18"/>
+              </w:rPr>
+            </w:pPr>
+            <w:r>
+              <w:rPr>
+                <w:sz w:val="18"/>
+                <w:szCs w:val="18"/>
+              </w:rPr>
+              <w:t>CU-09</w:t>
+            </w:r>
+          </w:p>
+        </w:tc>
+      </w:tr>
+      <w:tr>
+        <w:tc>
+          <w:tcPr>
+            <w:tcW w:w="1555" w:type="dxa"/>
+            <w:shd w:val="clear" w:color="auto" w:fill="D1D1D1" w:themeFill="background2" w:themeFillShade="E6"/>
+          </w:tcPr>
+          <w:p>
+            <w:pPr>
+              <w:rPr>
+                <w:b/>
+                <w:bCs/>
+                <w:sz w:val="18"/>
+                <w:szCs w:val="18"/>
+              </w:rPr>
+            </w:pPr>
+            <w:r>
+              <w:rPr>
+                <w:b/>
+                <w:bCs/>
+                <w:sz w:val="18"/>
+                <w:szCs w:val="18"/>
+              </w:rPr>
+              <w:t>Actor</w:t>
+            </w:r>
+          </w:p>
+        </w:tc>
+        <w:tc>
+          <w:tcPr>
+            <w:tcW w:w="6231" w:type="dxa"/>
+            <w:vAlign w:val="center"/>
+          </w:tcPr>
+          <w:p>
+            <w:pPr>
+              <w:rPr>
+                <w:sz w:val="18"/>
+                <w:szCs w:val="18"/>
+              </w:rPr>
+            </w:pPr>
+            <w:r>
+              <w:rPr>
+                <w:sz w:val="18"/>
+                <w:szCs w:val="18"/>
+              </w:rPr>
+              <w:t>Usuario final (Turista)</w:t>
+            </w:r>
+          </w:p>
+        </w:tc>
+      </w:tr>
+      <w:tr>
+        <w:tc>
+          <w:tcPr>
+            <w:tcW w:w="1555" w:type="dxa"/>
+            <w:shd w:val="clear" w:color="auto" w:fill="D1D1D1" w:themeFill="background2" w:themeFillShade="E6"/>
+          </w:tcPr>
+          <w:p>
+            <w:pPr>
+              <w:rPr>
+                <w:b/>
+                <w:bCs/>
+                <w:sz w:val="18"/>
+                <w:szCs w:val="18"/>
+              </w:rPr>
+            </w:pPr>
+            <w:r>
+              <w:rPr>
+                <w:b/>
+                <w:bCs/>
+                <w:sz w:val="18"/>
+                <w:szCs w:val="18"/>
+              </w:rPr>
+              <w:t>Caso de uso</w:t>
+            </w:r>
+          </w:p>
+        </w:tc>
+        <w:tc>
+          <w:tcPr>
+            <w:tcW w:w="6231" w:type="dxa"/>
+            <w:vAlign w:val="center"/>
+          </w:tcPr>
+          <w:p>
+            <w:pPr>
+              <w:rPr>
+                <w:sz w:val="18"/>
+                <w:szCs w:val="18"/>
+              </w:rPr>
+            </w:pPr>
+            <w:r>
+              <w:rPr>
+                <w:sz w:val="18"/>
+                <w:szCs w:val="18"/>
+              </w:rPr>
+              <w:t>Consultar historial de informes de planificación</w:t>
+            </w:r>
+          </w:p>
+        </w:tc>
+      </w:tr>
+      <w:tr>
+        <w:tc>
+          <w:tcPr>
+            <w:tcW w:w="1555" w:type="dxa"/>
+            <w:shd w:val="clear" w:color="auto" w:fill="D1D1D1" w:themeFill="background2" w:themeFillShade="E6"/>
+          </w:tcPr>
+          <w:p>
+            <w:pPr>
+              <w:rPr>
+                <w:b/>
+                <w:bCs/>
+                <w:sz w:val="18"/>
+                <w:szCs w:val="18"/>
+              </w:rPr>
+            </w:pPr>
+            <w:r>
+              <w:rPr>
+                <w:b/>
+                <w:bCs/>
+                <w:sz w:val="18"/>
+                <w:szCs w:val="18"/>
+              </w:rPr>
+              <w:t>Descripcion</w:t>
+            </w:r>
+          </w:p>
+        </w:tc>
+        <w:tc>
+          <w:tcPr>
+            <w:tcW w:w="6231" w:type="dxa"/>
+            <w:vAlign w:val="center"/>
+          </w:tcPr>
+          <w:p>
+            <w:pPr>
+              <w:rPr>
+                <w:sz w:val="18"/>
+                <w:szCs w:val="18"/>
+              </w:rPr>
+            </w:pPr>
+            <w:r>
+              <w:rPr>
+                <w:sz w:val="18"/>
+                <w:szCs w:val="18"/>
+              </w:rPr>
+              <w:t>El usuario autenticado accede a la pestaña Mis Informes para consultar el listado cronológico de todos los informes de planificación emitidos previamente con su cuenta, con acceso directo a visualizarlos en pantalla o descargarlos en archivo PDF.</w:t>
+            </w:r>
+          </w:p>
+        </w:tc>
+      </w:tr>
+      <w:tr>
+        <w:tc>
+          <w:tcPr>
+            <w:tcW w:w="1555" w:type="dxa"/>
+            <w:shd w:val="clear" w:color="auto" w:fill="D1D1D1" w:themeFill="background2" w:themeFillShade="E6"/>
+          </w:tcPr>
+          <w:p>
+            <w:pPr>
+              <w:rPr>
+                <w:b/>
+                <w:bCs/>
+                <w:sz w:val="18"/>
+                <w:szCs w:val="18"/>
+              </w:rPr>
+            </w:pPr>
+            <w:r>
+              <w:rPr>
+                <w:b/>
+                <w:bCs/>
+                <w:sz w:val="18"/>
+                <w:szCs w:val="18"/>
+              </w:rPr>
+              <w:t>Precondición</w:t>
+            </w:r>
+          </w:p>
+        </w:tc>
+        <w:tc>
+          <w:tcPr>
+            <w:tcW w:w="6231" w:type="dxa"/>
+            <w:vAlign w:val="center"/>
+          </w:tcPr>
+          <w:p>
+            <w:pPr>
+              <w:rPr>
+                <w:sz w:val="18"/>
+                <w:szCs w:val="18"/>
+              </w:rPr>
+            </w:pPr>
+            <w:r>
+              <w:rPr>
+                <w:sz w:val="18"/>
+                <w:szCs w:val="18"/>
+              </w:rPr>
+              <w:t>El usuario ha iniciado sesión con su cuenta (rol TURISTA_PUBLICO o superior) y ha generado previamente uno o más informes de visita.</w:t>
+            </w:r>
+          </w:p>
+        </w:tc>
+      </w:tr>
+      <w:tr>
+        <w:tc>
+          <w:tcPr>
+            <w:tcW w:w="1555" w:type="dxa"/>
+            <w:shd w:val="clear" w:color="auto" w:fill="D1D1D1" w:themeFill="background2" w:themeFillShade="E6"/>
+          </w:tcPr>
+          <w:p>
+            <w:pPr>
+              <w:rPr>
+                <w:b/>
+                <w:bCs/>
+                <w:sz w:val="18"/>
+                <w:szCs w:val="18"/>
+              </w:rPr>
+            </w:pPr>
+            <w:r>
+              <w:rPr>
+                <w:b/>
+                <w:bCs/>
+                <w:sz w:val="18"/>
+                <w:szCs w:val="18"/>
+              </w:rPr>
+              <w:t>Flujo principal</w:t>
+            </w:r>
+          </w:p>
+        </w:tc>
+        <w:tc>
+          <w:tcPr>
+            <w:tcW w:w="6231" w:type="dxa"/>
+            <w:vAlign w:val="center"/>
+          </w:tcPr>
+          <w:p>
+            <w:pPr>
+              <w:rPr>
+                <w:sz w:val="18"/>
+                <w:szCs w:val="18"/>
+              </w:rPr>
+            </w:pPr>
+            <w:r>
+              <w:rPr>
+                <w:sz w:val="18"/>
+                <w:szCs w:val="18"/>
+              </w:rPr>
+              <w:t xml:space="preserve">1) El usuario accede a la pestaña "Mis Informes". </w:t>
+            </w:r>
+          </w:p>
+          <w:p>
+            <w:pPr>
+              <w:rPr>
+                <w:sz w:val="18"/>
+                <w:szCs w:val="18"/>
+              </w:rPr>
+            </w:pPr>
+            <w:r>
+              <w:rPr>
+                <w:sz w:val="18"/>
+                <w:szCs w:val="18"/>
+              </w:rPr>
+              <w:t xml:space="preserve">2) El sistema consulta los informes asociados al usuario y los presenta en una tabla con código, fechas, destino y costo. </w:t>
+            </w:r>
+          </w:p>
+          <w:p>
+            <w:pPr>
+              <w:rPr>
+                <w:sz w:val="18"/>
+                <w:szCs w:val="18"/>
+              </w:rPr>
+            </w:pPr>
+            <w:r>
+              <w:rPr>
+                <w:sz w:val="18"/>
+                <w:szCs w:val="18"/>
+              </w:rPr>
+              <w:t xml:space="preserve">3) El usuario selecciona la opción "Ver" (HTML) o "PDF" para revisar o descargar el consolidado. </w:t>
+            </w:r>
+          </w:p>
+          <w:p>
+            <w:pPr>
+              <w:rPr>
+                <w:sz w:val="18"/>
+                <w:szCs w:val="18"/>
+              </w:rPr>
+            </w:pPr>
+            <w:r>
+              <w:rPr>
+                <w:sz w:val="18"/>
+                <w:szCs w:val="18"/>
+              </w:rPr>
+              <w:t>4) El sistema recupera los datos y emite el documento sin volver a descontar aforo.</w:t>
+            </w:r>
+          </w:p>
+        </w:tc>
+      </w:tr>
+      <w:tr>
+        <w:tc>
+          <w:tcPr>
+            <w:tcW w:w="1555" w:type="dxa"/>
+            <w:shd w:val="clear" w:color="auto" w:fill="D1D1D1" w:themeFill="background2" w:themeFillShade="E6"/>
+          </w:tcPr>
+          <w:p>
+            <w:pPr>
+              <w:rPr>
+                <w:b/>
+                <w:bCs/>
+                <w:sz w:val="18"/>
+                <w:szCs w:val="18"/>
+              </w:rPr>
+            </w:pPr>
+            <w:r>
+              <w:rPr>
+                <w:b/>
+                <w:bCs/>
+                <w:sz w:val="18"/>
+                <w:szCs w:val="18"/>
+              </w:rPr>
+              <w:t>Postcondición</w:t>
+            </w:r>
+          </w:p>
+        </w:tc>
+        <w:tc>
+          <w:tcPr>
+            <w:tcW w:w="6231" w:type="dxa"/>
+            <w:vAlign w:val="center"/>
+          </w:tcPr>
+          <w:p>
+            <w:pPr>
+              <w:rPr>
+                <w:sz w:val="18"/>
+                <w:szCs w:val="18"/>
+              </w:rPr>
+            </w:pPr>
+            <w:r>
+              <w:rPr>
+                <w:sz w:val="18"/>
+                <w:szCs w:val="18"/>
+              </w:rPr>
+              <w:t>El usuario visualiza su historial y obtiene acceso a los informes solicitados.</w:t>
+            </w:r>
+          </w:p>
+        </w:tc>
+      </w:tr>
+    </w:tbl>
+    <w:p>
+      <w:pPr>
+        <w:rPr>
+          <w:b/>
+          <w:bCs/>
+          <w:sz w:val="28"/>
+          <w:szCs w:val="28"/>
+        </w:rPr>
+      </w:pPr>
+      <w:r>
+        <w:rPr>
+          <w:b/>
+          <w:bCs/>
+          <w:sz w:val="28"/>
+          <w:szCs w:val="28"/>
+        </w:rPr>
+        <w:tab/>
+      </w:r>
+    </w:p>
     <w:p>
       <w:pPr>
         <w:pStyle w:val="Ttulo2"/>
@@ -8845,7 +9187,7 @@
           <w:szCs w:val="24"/>
         </w:rPr>
       </w:pPr>
-      <w:bookmarkStart w:id="13" w:name="_Toc239614601"/>
+      <w:bookmarkStart w:id="13" w:name="_Toc239283065"/>
       <w:r>
         <w:rPr>
           <w:rFonts w:ascii="Calibri" w:hAnsi="Calibri" w:cs="Calibri"/>
@@ -8883,7 +9225,7 @@
       <w:r>
         <w:tab/>
       </w:r>
-      <w:bookmarkStart w:id="14" w:name="_Toc239614602"/>
+      <w:bookmarkStart w:id="14" w:name="_Toc239283066"/>
       <w:r>
         <w:rPr>
           <w:b/>
@@ -9266,7 +9608,24 @@
         <w:t xml:space="preserve">RF-12 (Media): </w:t>
       </w:r>
       <w:r>
-        <w:t>El sistema debe permitir a un administrador de PeruRail (rol PERURAIL_ADMIN) mantener los horarios y precios de los servicios de tren.</w:t>
+        <w:t xml:space="preserve">El sistema debe permitir a un administrador de </w:t>
+      </w:r>
+      <w:proofErr w:type="spellStart"/>
+      <w:r>
+        <w:t>PeruRail</w:t>
+      </w:r>
+      <w:proofErr w:type="spellEnd"/>
+      <w:r>
+        <w:t xml:space="preserve"> (rol PERURAIL_ADMIN) y al administrador del MTC mantener los horarios y tarifas de los servicios de tren (</w:t>
+      </w:r>
+      <w:r>
+        <w:t>E</w:t>
+      </w:r>
+      <w:r>
+        <w:t>dición y eliminación física de registros obsoletos o erróneos, con registro en auditoría)</w:t>
+      </w:r>
+      <w:r>
+        <w:t>.</w:t>
       </w:r>
     </w:p>
     <w:p>
@@ -9455,6 +9814,27 @@
     </w:p>
     <w:p>
       <w:pPr>
+        <w:pStyle w:val="Prrafodelista"/>
+        <w:numPr>
+          <w:ilvl w:val="0"/>
+          <w:numId w:val="10"/>
+        </w:numPr>
+        <w:spacing w:after="120"/>
+        <w:jc w:val="both"/>
+      </w:pPr>
+      <w:r>
+        <w:rPr>
+          <w:b/>
+          <w:bCs/>
+        </w:rPr>
+        <w:t xml:space="preserve">RF-19 (Media): </w:t>
+      </w:r>
+      <w:r>
+        <w:t>El sistema debe permitir a los usuarios autenticados con rol TURISTA_PUBLICO (o superior) consultar el historial cronológico de los informes de planificación que hayan emitido previamente, permitiéndoles visualizar el detalle en formato HTML y descargar nuevamente el informe consolidado en PDF sin volver a consumir cupos de aforo.</w:t>
+      </w:r>
+    </w:p>
+    <w:p>
+      <w:pPr>
         <w:pStyle w:val="Ttulo3"/>
         <w:ind w:left="708" w:firstLine="708"/>
         <w:rPr>
@@ -9465,7 +9845,7 @@
           <w:szCs w:val="22"/>
         </w:rPr>
       </w:pPr>
-      <w:bookmarkStart w:id="15" w:name="_Toc239614603"/>
+      <w:bookmarkStart w:id="15" w:name="_Toc239283067"/>
       <w:r>
         <w:rPr>
           <w:b/>
@@ -9474,6 +9854,7 @@
           <w:sz w:val="22"/>
           <w:szCs w:val="22"/>
         </w:rPr>
+        <w:lastRenderedPageBreak/>
         <w:t>4.3.2. Requerimientos no funcionales</w:t>
       </w:r>
       <w:bookmarkEnd w:id="15"/>
@@ -9512,7 +9893,6 @@
           <w:b/>
           <w:bCs/>
         </w:rPr>
-        <w:lastRenderedPageBreak/>
         <w:t xml:space="preserve">RNF-02 – Usabilidad y Portabilidad: </w:t>
       </w:r>
       <w:r>
@@ -9652,7 +10032,7 @@
           <w:szCs w:val="24"/>
         </w:rPr>
       </w:pPr>
-      <w:bookmarkStart w:id="16" w:name="_Toc239614604"/>
+      <w:bookmarkStart w:id="16" w:name="_Toc239283068"/>
       <w:r>
         <w:rPr>
           <w:rFonts w:ascii="Calibri" w:hAnsi="Calibri" w:cs="Calibri"/>
@@ -9963,6 +10343,7 @@
                 <w:sz w:val="18"/>
                 <w:szCs w:val="18"/>
               </w:rPr>
+              <w:lastRenderedPageBreak/>
               <w:t xml:space="preserve">El sistema excluye del listado de selección a las estaciones marcadas como inactivas </w:t>
             </w:r>
             <w:r>
@@ -10096,7 +10477,6 @@
                 <w:sz w:val="18"/>
                 <w:szCs w:val="18"/>
               </w:rPr>
-              <w:lastRenderedPageBreak/>
               <w:t xml:space="preserve">Prioridad en Negocio: </w:t>
             </w:r>
             <w:r>
@@ -11065,6 +11445,7 @@
                 <w:sz w:val="18"/>
                 <w:szCs w:val="18"/>
               </w:rPr>
+              <w:lastRenderedPageBreak/>
               <w:t xml:space="preserve">Descripción: </w:t>
             </w:r>
             <w:r>
@@ -11176,7 +11557,6 @@
                 <w:sz w:val="18"/>
                 <w:szCs w:val="18"/>
               </w:rPr>
-              <w:lastRenderedPageBreak/>
               <w:t xml:space="preserve">Número: </w:t>
             </w:r>
             <w:r>
@@ -11701,6 +12081,282 @@
                 <w:szCs w:val="18"/>
               </w:rPr>
               <w:t>Si el cupo de le fecha ya fue alcanzado, el sistema rechaza la generación del informe y sugiere una fecha alternativa.</w:t>
+            </w:r>
+          </w:p>
+        </w:tc>
+      </w:tr>
+    </w:tbl>
+    <w:p>
+      <w:pPr>
+        <w:rPr>
+          <w:sz w:val="18"/>
+          <w:szCs w:val="18"/>
+        </w:rPr>
+      </w:pPr>
+    </w:p>
+    <w:tbl>
+      <w:tblPr>
+        <w:tblStyle w:val="Tablaconcuadrcula"/>
+        <w:tblW w:w="0" w:type="auto"/>
+        <w:tblLook w:val="04A0" w:firstRow="1" w:lastRow="0" w:firstColumn="1" w:lastColumn="0" w:noHBand="0" w:noVBand="1"/>
+      </w:tblPr>
+      <w:tblGrid>
+        <w:gridCol w:w="8494"/>
+      </w:tblGrid>
+      <w:tr>
+        <w:tc>
+          <w:tcPr>
+            <w:tcW w:w="8494" w:type="dxa"/>
+          </w:tcPr>
+          <w:p>
+            <w:pPr>
+              <w:rPr>
+                <w:b/>
+                <w:bCs/>
+                <w:sz w:val="18"/>
+                <w:szCs w:val="18"/>
+              </w:rPr>
+            </w:pPr>
+            <w:r>
+              <w:rPr>
+                <w:b/>
+                <w:bCs/>
+                <w:sz w:val="18"/>
+                <w:szCs w:val="18"/>
+              </w:rPr>
+              <w:t xml:space="preserve">Número: </w:t>
+            </w:r>
+            <w:r>
+              <w:rPr>
+                <w:sz w:val="18"/>
+                <w:szCs w:val="18"/>
+              </w:rPr>
+              <w:t>HURF08</w:t>
+            </w:r>
+            <w:r>
+              <w:rPr>
+                <w:sz w:val="18"/>
+                <w:szCs w:val="18"/>
+              </w:rPr>
+              <w:tab/>
+            </w:r>
+            <w:r>
+              <w:rPr>
+                <w:b/>
+                <w:bCs/>
+                <w:sz w:val="18"/>
+                <w:szCs w:val="18"/>
+              </w:rPr>
+              <w:t xml:space="preserve">Usuario: </w:t>
+            </w:r>
+            <w:r>
+              <w:rPr>
+                <w:sz w:val="18"/>
+                <w:szCs w:val="18"/>
+              </w:rPr>
+              <w:t>Turista (Usuario Final)</w:t>
+            </w:r>
+          </w:p>
+          <w:p>
+            <w:pPr>
+              <w:rPr>
+                <w:b/>
+                <w:bCs/>
+                <w:sz w:val="18"/>
+                <w:szCs w:val="18"/>
+              </w:rPr>
+            </w:pPr>
+            <w:r>
+              <w:rPr>
+                <w:b/>
+                <w:bCs/>
+                <w:sz w:val="18"/>
+                <w:szCs w:val="18"/>
+              </w:rPr>
+              <w:t>Nombre Historia: </w:t>
+            </w:r>
+            <w:r>
+              <w:rPr>
+                <w:sz w:val="18"/>
+                <w:szCs w:val="18"/>
+              </w:rPr>
+              <w:t>Consulta de historial de informes de planificación</w:t>
+            </w:r>
+          </w:p>
+          <w:p>
+            <w:pPr>
+              <w:rPr>
+                <w:b/>
+                <w:bCs/>
+                <w:sz w:val="18"/>
+                <w:szCs w:val="18"/>
+              </w:rPr>
+            </w:pPr>
+            <w:r>
+              <w:rPr>
+                <w:b/>
+                <w:bCs/>
+                <w:sz w:val="18"/>
+                <w:szCs w:val="18"/>
+              </w:rPr>
+              <w:t>Prioridad en Negocio: </w:t>
+            </w:r>
+            <w:r>
+              <w:rPr>
+                <w:sz w:val="18"/>
+                <w:szCs w:val="18"/>
+              </w:rPr>
+              <w:t>Media</w:t>
+            </w:r>
+            <w:r>
+              <w:rPr>
+                <w:sz w:val="18"/>
+                <w:szCs w:val="18"/>
+              </w:rPr>
+              <w:tab/>
+            </w:r>
+            <w:r>
+              <w:rPr>
+                <w:b/>
+                <w:bCs/>
+                <w:sz w:val="18"/>
+                <w:szCs w:val="18"/>
+              </w:rPr>
+              <w:t>Requisitos: </w:t>
+            </w:r>
+            <w:r>
+              <w:rPr>
+                <w:sz w:val="18"/>
+                <w:szCs w:val="18"/>
+              </w:rPr>
+              <w:t>HURF04, HURF05</w:t>
+            </w:r>
+          </w:p>
+          <w:p>
+            <w:pPr>
+              <w:rPr>
+                <w:b/>
+                <w:bCs/>
+                <w:sz w:val="18"/>
+                <w:szCs w:val="18"/>
+              </w:rPr>
+            </w:pPr>
+            <w:r>
+              <w:rPr>
+                <w:b/>
+                <w:bCs/>
+                <w:sz w:val="18"/>
+                <w:szCs w:val="18"/>
+              </w:rPr>
+              <w:t>Iteración Asignada: </w:t>
+            </w:r>
+            <w:r>
+              <w:rPr>
+                <w:sz w:val="18"/>
+                <w:szCs w:val="18"/>
+              </w:rPr>
+              <w:t>4</w:t>
+            </w:r>
+          </w:p>
+          <w:p>
+            <w:pPr>
+              <w:rPr>
+                <w:b/>
+                <w:bCs/>
+                <w:sz w:val="18"/>
+                <w:szCs w:val="18"/>
+              </w:rPr>
+            </w:pPr>
+            <w:r>
+              <w:rPr>
+                <w:b/>
+                <w:bCs/>
+                <w:sz w:val="18"/>
+                <w:szCs w:val="18"/>
+              </w:rPr>
+              <w:t>Módulo Asignado: </w:t>
+            </w:r>
+            <w:r>
+              <w:rPr>
+                <w:sz w:val="18"/>
+                <w:szCs w:val="18"/>
+              </w:rPr>
+              <w:t>Módulo de Informes / Cliente</w:t>
+            </w:r>
+          </w:p>
+          <w:p>
+            <w:pPr>
+              <w:rPr>
+                <w:b/>
+                <w:bCs/>
+                <w:sz w:val="18"/>
+                <w:szCs w:val="18"/>
+              </w:rPr>
+            </w:pPr>
+            <w:r>
+              <w:rPr>
+                <w:b/>
+                <w:bCs/>
+                <w:sz w:val="18"/>
+                <w:szCs w:val="18"/>
+              </w:rPr>
+              <w:t>Descripción: </w:t>
+            </w:r>
+            <w:r>
+              <w:rPr>
+                <w:sz w:val="18"/>
+                <w:szCs w:val="18"/>
+              </w:rPr>
+              <w:t>Yo como turista autenticado, quiero consultar el historial cronológico de todos los informes de planificación que he generado, para poder revisar mis rutas, fechas y costos estimados, y descargar nuevamente los comprobantes en PDF sin tener que volver a ingresar los criterios de búsqueda.</w:t>
+            </w:r>
+          </w:p>
+          <w:p>
+            <w:pPr>
+              <w:rPr>
+                <w:b/>
+                <w:bCs/>
+                <w:sz w:val="18"/>
+                <w:szCs w:val="18"/>
+              </w:rPr>
+            </w:pPr>
+            <w:r>
+              <w:rPr>
+                <w:b/>
+                <w:bCs/>
+                <w:sz w:val="18"/>
+                <w:szCs w:val="18"/>
+              </w:rPr>
+              <w:t>Validación:</w:t>
+            </w:r>
+          </w:p>
+          <w:p>
+            <w:pPr>
+              <w:rPr>
+                <w:sz w:val="18"/>
+                <w:szCs w:val="18"/>
+              </w:rPr>
+            </w:pPr>
+            <w:r>
+              <w:rPr>
+                <w:sz w:val="18"/>
+                <w:szCs w:val="18"/>
+              </w:rPr>
+              <w:t>El sistema restringe el acceso al historial únicamente a usuarios autenticados con rol TURISTA_PUBLICO o superior.</w:t>
+            </w:r>
+          </w:p>
+          <w:p>
+            <w:pPr>
+              <w:rPr>
+                <w:sz w:val="18"/>
+                <w:szCs w:val="18"/>
+              </w:rPr>
+            </w:pPr>
+            <w:r>
+              <w:rPr>
+                <w:sz w:val="18"/>
+                <w:szCs w:val="18"/>
+              </w:rPr>
+              <w:t>El sistema muestra exclusivamente los informes generados por la cuenta del usuario en sesión, ordenados del más reciente al más antiguo, con opciones para ver HTML y descargar PDF.</w:t>
             </w:r>
           </w:p>
         </w:tc>
@@ -12491,7 +13147,15 @@
                 <w:sz w:val="18"/>
                 <w:szCs w:val="18"/>
               </w:rPr>
-              <w:t>Generación de informe consolidado de visita</w:t>
+              <w:t xml:space="preserve">Generación de informe </w:t>
+            </w:r>
+            <w:r>
+              <w:rPr>
+                <w:sz w:val="18"/>
+                <w:szCs w:val="18"/>
+              </w:rPr>
+              <w:lastRenderedPageBreak/>
+              <w:t>consolidado de visita</w:t>
             </w:r>
           </w:p>
         </w:tc>
@@ -12514,6 +13178,7 @@
                 <w:sz w:val="18"/>
                 <w:szCs w:val="18"/>
               </w:rPr>
+              <w:lastRenderedPageBreak/>
               <w:t>Alta</w:t>
             </w:r>
           </w:p>
@@ -12771,15 +13436,7 @@
                 <w:sz w:val="18"/>
                 <w:szCs w:val="18"/>
               </w:rPr>
-              <w:t xml:space="preserve">Validación de aforo antes de </w:t>
-            </w:r>
-            <w:r>
-              <w:rPr>
-                <w:sz w:val="18"/>
-                <w:szCs w:val="18"/>
-              </w:rPr>
-              <w:lastRenderedPageBreak/>
-              <w:t>confirmar la visita</w:t>
+              <w:t>Validación de aforo antes de confirmar la visita</w:t>
             </w:r>
           </w:p>
         </w:tc>
@@ -12802,7 +13459,6 @@
                 <w:sz w:val="18"/>
                 <w:szCs w:val="18"/>
               </w:rPr>
-              <w:lastRenderedPageBreak/>
               <w:t>Media</w:t>
             </w:r>
           </w:p>
@@ -12850,6 +13506,146 @@
                 <w:szCs w:val="18"/>
               </w:rPr>
               <w:t>7</w:t>
+            </w:r>
+          </w:p>
+        </w:tc>
+        <w:tc>
+          <w:tcPr>
+            <w:tcW w:w="1416" w:type="dxa"/>
+            <w:vAlign w:val="center"/>
+          </w:tcPr>
+          <w:p>
+            <w:pPr>
+              <w:rPr>
+                <w:b/>
+                <w:bCs/>
+                <w:sz w:val="18"/>
+                <w:szCs w:val="18"/>
+              </w:rPr>
+            </w:pPr>
+            <w:r>
+              <w:rPr>
+                <w:sz w:val="18"/>
+                <w:szCs w:val="18"/>
+              </w:rPr>
+              <w:t>Carol (Análisis) / Ab (Desarrollo)</w:t>
+            </w:r>
+          </w:p>
+        </w:tc>
+      </w:tr>
+      <w:tr>
+        <w:tc>
+          <w:tcPr>
+            <w:tcW w:w="1415" w:type="dxa"/>
+            <w:vAlign w:val="center"/>
+          </w:tcPr>
+          <w:p>
+            <w:pPr>
+              <w:rPr>
+                <w:b/>
+                <w:bCs/>
+                <w:sz w:val="18"/>
+                <w:szCs w:val="18"/>
+              </w:rPr>
+            </w:pPr>
+            <w:r>
+              <w:rPr>
+                <w:sz w:val="18"/>
+                <w:szCs w:val="18"/>
+              </w:rPr>
+              <w:t>H08</w:t>
+            </w:r>
+          </w:p>
+        </w:tc>
+        <w:tc>
+          <w:tcPr>
+            <w:tcW w:w="1415" w:type="dxa"/>
+            <w:vAlign w:val="center"/>
+          </w:tcPr>
+          <w:p>
+            <w:pPr>
+              <w:rPr>
+                <w:b/>
+                <w:bCs/>
+                <w:sz w:val="18"/>
+                <w:szCs w:val="18"/>
+              </w:rPr>
+            </w:pPr>
+            <w:r>
+              <w:rPr>
+                <w:sz w:val="18"/>
+                <w:szCs w:val="18"/>
+              </w:rPr>
+              <w:t>Consulta de historial de informes de planificación</w:t>
+            </w:r>
+          </w:p>
+        </w:tc>
+        <w:tc>
+          <w:tcPr>
+            <w:tcW w:w="1416" w:type="dxa"/>
+            <w:vAlign w:val="center"/>
+          </w:tcPr>
+          <w:p>
+            <w:pPr>
+              <w:rPr>
+                <w:b/>
+                <w:bCs/>
+                <w:sz w:val="18"/>
+                <w:szCs w:val="18"/>
+              </w:rPr>
+            </w:pPr>
+            <w:r>
+              <w:rPr>
+                <w:sz w:val="18"/>
+                <w:szCs w:val="18"/>
+              </w:rPr>
+              <w:t>Media</w:t>
+            </w:r>
+          </w:p>
+        </w:tc>
+        <w:tc>
+          <w:tcPr>
+            <w:tcW w:w="1416" w:type="dxa"/>
+            <w:vAlign w:val="center"/>
+          </w:tcPr>
+          <w:p>
+            <w:pPr>
+              <w:rPr>
+                <w:b/>
+                <w:bCs/>
+                <w:sz w:val="18"/>
+                <w:szCs w:val="18"/>
+              </w:rPr>
+            </w:pPr>
+            <w:r>
+              <w:rPr>
+                <w:sz w:val="18"/>
+                <w:szCs w:val="18"/>
+              </w:rPr>
+              <w:t>2</w:t>
+            </w:r>
+          </w:p>
+        </w:tc>
+        <w:tc>
+          <w:tcPr>
+            <w:tcW w:w="1416" w:type="dxa"/>
+            <w:vAlign w:val="center"/>
+          </w:tcPr>
+          <w:p>
+            <w:pPr>
+              <w:rPr>
+                <w:b/>
+                <w:bCs/>
+                <w:sz w:val="18"/>
+                <w:szCs w:val="18"/>
+              </w:rPr>
+            </w:pPr>
+            <w:r>
+              <w:rPr>
+                <w:sz w:val="18"/>
+                <w:szCs w:val="18"/>
+              </w:rPr>
+              <w:t>6</w:t>
             </w:r>
           </w:p>
         </w:tc>
@@ -12919,7 +13715,7 @@
           <w:szCs w:val="28"/>
         </w:rPr>
       </w:pPr>
-      <w:bookmarkStart w:id="17" w:name="_Toc239614605"/>
+      <w:bookmarkStart w:id="17" w:name="_Toc239283069"/>
       <w:r>
         <w:rPr>
           <w:rFonts w:ascii="Calibri" w:hAnsi="Calibri" w:cs="Calibri"/>
@@ -13607,25 +14403,7 @@
                 <w:szCs w:val="18"/>
                 <w:lang w:val="en-US"/>
               </w:rPr>
-              <w:t xml:space="preserve"> / HTTP Service </w:t>
-            </w:r>
-            <w:proofErr w:type="gramStart"/>
-            <w:r>
-              <w:rPr>
-                <w:sz w:val="18"/>
-                <w:szCs w:val="18"/>
-                <w:lang w:val="en-US"/>
-              </w:rPr>
-              <w:t>Clients (@</w:t>
-            </w:r>
-            <w:proofErr w:type="gramEnd"/>
-            <w:r>
-              <w:rPr>
-                <w:sz w:val="18"/>
-                <w:szCs w:val="18"/>
-                <w:lang w:val="en-US"/>
-              </w:rPr>
-              <w:t>HttpExchange)</w:t>
+              <w:t xml:space="preserve"> / HTTP Service Clients (@HttpExchange)</w:t>
             </w:r>
           </w:p>
         </w:tc>
@@ -13810,7 +14588,7 @@
           <w:szCs w:val="24"/>
         </w:rPr>
       </w:pPr>
-      <w:bookmarkStart w:id="18" w:name="_Toc239614606"/>
+      <w:bookmarkStart w:id="18" w:name="_Toc239283070"/>
       <w:r>
         <w:rPr>
           <w:rFonts w:ascii="Calibri" w:hAnsi="Calibri" w:cs="Calibri"/>
@@ -13973,14 +14751,27 @@
       <w:r>
         <w:t xml:space="preserve">Figura </w:t>
       </w:r>
-      <w:fldSimple w:instr=" SEQ Figura \* ARABIC ">
-        <w:r>
-          <w:rPr>
-            <w:noProof/>
-          </w:rPr>
-          <w:t>2</w:t>
-        </w:r>
-      </w:fldSimple>
+      <w:r>
+        <w:fldChar w:fldCharType="begin"/>
+      </w:r>
+      <w:r>
+        <w:instrText xml:space="preserve"> SEQ Figura \* ARABIC </w:instrText>
+      </w:r>
+      <w:r>
+        <w:fldChar w:fldCharType="separate"/>
+      </w:r>
+      <w:r>
+        <w:rPr>
+          <w:noProof/>
+        </w:rPr>
+        <w:t>2</w:t>
+      </w:r>
+      <w:r>
+        <w:rPr>
+          <w:noProof/>
+        </w:rPr>
+        <w:fldChar w:fldCharType="end"/>
+      </w:r>
       <w:r>
         <w:t>. Arquitectura lógica del sistema</w:t>
       </w:r>
@@ -14027,7 +14818,54 @@
         <w:t>Visualización de mapa:</w:t>
       </w:r>
       <w:r>
-        <w:t xml:space="preserve"> la Capa de Presentación incorpora la librería Leaflet.js sobre las vistas Thymeleaf del panel del turista, para dibujar la estación de origen, la zona turística de destino y el trazo de la ruta de ida y vuelta sobre un mapa interactivo, en concordancia con el mockup de la Hoja de Práctica.</w:t>
+        <w:t xml:space="preserve"> </w:t>
+      </w:r>
+      <w:r>
+        <w:t xml:space="preserve">La Capa de Presentación incorpora Leaflet.js junto con el motor peatonal OSRM (Open </w:t>
+      </w:r>
+      <w:proofErr w:type="spellStart"/>
+      <w:r>
+        <w:t>Source</w:t>
+      </w:r>
+      <w:proofErr w:type="spellEnd"/>
+      <w:r>
+        <w:t xml:space="preserve"> </w:t>
+      </w:r>
+      <w:proofErr w:type="spellStart"/>
+      <w:r>
+        <w:t>Routing</w:t>
+      </w:r>
+      <w:proofErr w:type="spellEnd"/>
+      <w:r>
+        <w:t xml:space="preserve"> Machine) sobre </w:t>
+      </w:r>
+      <w:proofErr w:type="spellStart"/>
+      <w:r>
+        <w:t>OpenStreetMap</w:t>
+      </w:r>
+      <w:proofErr w:type="spellEnd"/>
+      <w:r>
+        <w:t>, para trazar la ruta interactiva siguiendo las calles y esquinas reales entre la estación y la zona turística. En caso de corte de conexión o fallo de red, cuenta con un mecanismo de respaldo (</w:t>
+      </w:r>
+      <w:proofErr w:type="spellStart"/>
+      <w:r>
+        <w:rPr>
+          <w:i/>
+          <w:iCs/>
+        </w:rPr>
+        <w:t>fallback</w:t>
+      </w:r>
+      <w:proofErr w:type="spellEnd"/>
+      <w:r>
+        <w:t>) que dibuja automáticamente el trazo en línea recta (</w:t>
+      </w:r>
+      <w:proofErr w:type="spellStart"/>
+      <w:r>
+        <w:t>Haversine</w:t>
+      </w:r>
+      <w:proofErr w:type="spellEnd"/>
+      <w:r>
+        <w:t>), garantizando que el mapa nunca quede vacío.</w:t>
       </w:r>
     </w:p>
     <w:p>
@@ -14046,11 +14884,38 @@
         <w:t xml:space="preserve">Cálculo de la ruta peatonal: </w:t>
       </w:r>
       <w:r>
-        <w:t xml:space="preserve"> para efectos del presente proyecto, RutaPeatonalService calcula la distancia entre la estación de origen y las coordenadas propias de la zona turística (ZonLatitud, ZonLongitud) mediante la fórmula de Haversine (distancia en línea recta a partir de las coordenadas de ambos puntos), multiplicada por dos para representar el trayecto de ida y vuelta. La clasificación de dificultad y el ritmo de caminata no están fijados en el código: se toman de la tabla paramétrica Dificultad, en cumplimiento del RNF-06. Esta es una simplificación razonable para el alcance académico del </w:t>
+        <w:t xml:space="preserve"> </w:t>
+      </w:r>
+      <w:r>
+        <w:t xml:space="preserve">En el </w:t>
+      </w:r>
+      <w:proofErr w:type="spellStart"/>
+      <w:r>
+        <w:t>backend</w:t>
+      </w:r>
+      <w:proofErr w:type="spellEnd"/>
+      <w:r>
+        <w:t>, </w:t>
+      </w:r>
+      <w:proofErr w:type="spellStart"/>
+      <w:r>
+        <w:t>RutaPeatonalService</w:t>
+      </w:r>
+      <w:proofErr w:type="spellEnd"/>
+      <w:r>
+        <w:t xml:space="preserve"> calcula la distancia base entre la estación y la zona turística mediante la fórmula de </w:t>
+      </w:r>
+      <w:proofErr w:type="spellStart"/>
+      <w:r>
+        <w:t>Haversine</w:t>
+      </w:r>
+      <w:proofErr w:type="spellEnd"/>
+      <w:r>
+        <w:t xml:space="preserve">, multiplicada por dos para el circuito cerrado de ida y vuelta. A partir de este cálculo se determina el tiempo estimado y el nivel de dificultad según la tabla paramétrica dificultad (RNF-06). Mantener este cálculo en el </w:t>
       </w:r>
       <w:r>
         <w:lastRenderedPageBreak/>
-        <w:t>proyecto; una evolución futura del sistema podría reemplazarla por un motor de ruteo peatonal real que calcule la distancia siguiendo caminos y senderos existentes.</w:t>
+        <w:t>servidor asegura tiempos de respuesta menores a 2 segundos (RNF-01) sin sobrecargar la aplicación con dependencias externas para la lógica interna.</w:t>
       </w:r>
     </w:p>
     <w:p>
@@ -14066,7 +14931,7 @@
           <w:szCs w:val="24"/>
         </w:rPr>
       </w:pPr>
-      <w:bookmarkStart w:id="19" w:name="_Toc239614607"/>
+      <w:bookmarkStart w:id="19" w:name="_Toc239283071"/>
       <w:r>
         <w:rPr>
           <w:rFonts w:ascii="Calibri" w:hAnsi="Calibri" w:cs="Calibri"/>
@@ -14250,14 +15115,27 @@
       <w:r>
         <w:t xml:space="preserve">Figura </w:t>
       </w:r>
-      <w:fldSimple w:instr=" SEQ Figura \* ARABIC ">
-        <w:r>
-          <w:rPr>
-            <w:noProof/>
-          </w:rPr>
-          <w:t>3</w:t>
-        </w:r>
-      </w:fldSimple>
+      <w:r>
+        <w:fldChar w:fldCharType="begin"/>
+      </w:r>
+      <w:r>
+        <w:instrText xml:space="preserve"> SEQ Figura \* ARABIC </w:instrText>
+      </w:r>
+      <w:r>
+        <w:fldChar w:fldCharType="separate"/>
+      </w:r>
+      <w:r>
+        <w:rPr>
+          <w:noProof/>
+        </w:rPr>
+        <w:t>3</w:t>
+      </w:r>
+      <w:r>
+        <w:rPr>
+          <w:noProof/>
+        </w:rPr>
+        <w:fldChar w:fldCharType="end"/>
+      </w:r>
       <w:r>
         <w:t>. Arquitectura física – Topología de despliegue</w:t>
       </w:r>
@@ -14269,8 +15147,11 @@
         <w:jc w:val="both"/>
       </w:pPr>
       <w:r>
+        <w:t xml:space="preserve">Esta topología permite cumplir con el RNF-03 (Disponibilidad y Sincronización), dado que las tareas programadas de actualización con PeruRail y SENAMHI se ejecutan de </w:t>
+      </w:r>
+      <w:r>
         <w:lastRenderedPageBreak/>
-        <w:t>Esta topología permite cumplir con el RNF-03 (Disponibilidad y Sincronización), dado que las tareas programadas de actualización con PeruRail y SENAMHI se ejecutan de forma autónoma dentro del contenedor de aplicación, y con el RNF-01 (Rendimiento), al mantener la base de datos en un contenedor dedicado con acceso optimizado para consultas menores a 2 segundos.</w:t>
+        <w:t>forma autónoma dentro del contenedor de aplicación, y con el RNF-01 (Rendimiento), al mantener la base de datos en un contenedor dedicado con acceso optimizado para consultas menores a 2 segundos.</w:t>
       </w:r>
     </w:p>
     <w:p>
@@ -14285,7 +15166,7 @@
           <w:szCs w:val="28"/>
         </w:rPr>
       </w:pPr>
-      <w:bookmarkStart w:id="20" w:name="_Toc239614608"/>
+      <w:bookmarkStart w:id="20" w:name="_Toc239283072"/>
       <w:r>
         <w:rPr>
           <w:rFonts w:ascii="Calibri" w:hAnsi="Calibri" w:cs="Calibri"/>
@@ -14316,7 +15197,7 @@
         </w:rPr>
         <w:tab/>
       </w:r>
-      <w:bookmarkStart w:id="21" w:name="_Toc239614609"/>
+      <w:bookmarkStart w:id="21" w:name="_Toc239283073"/>
       <w:r>
         <w:rPr>
           <w:rFonts w:ascii="Calibri" w:hAnsi="Calibri" w:cs="Calibri"/>
@@ -14425,7 +15306,7 @@
       <w:r>
         <w:tab/>
       </w:r>
-      <w:bookmarkStart w:id="22" w:name="_Toc239614610"/>
+      <w:bookmarkStart w:id="22" w:name="_Toc239283074"/>
       <w:r>
         <w:rPr>
           <w:rFonts w:ascii="Calibri" w:hAnsi="Calibri" w:cs="Calibri"/>
@@ -14610,77 +15491,69 @@
         <w:tc>
           <w:tcPr>
             <w:tcW w:w="2831" w:type="dxa"/>
-            <w:vAlign w:val="center"/>
+            <w:shd w:val="clear" w:color="auto" w:fill="A5C9EB" w:themeFill="text2" w:themeFillTint="40"/>
           </w:tcPr>
           <w:p>
             <w:pPr>
               <w:rPr>
-                <w:color w:val="FFFFFF" w:themeColor="background1"/>
                 <w:sz w:val="18"/>
                 <w:szCs w:val="18"/>
               </w:rPr>
             </w:pPr>
             <w:r>
               <w:rPr>
-                <w:sz w:val="18"/>
-                <w:szCs w:val="18"/>
-              </w:rPr>
-              <w:t>Usuario</w:t>
+                <w:b/>
+                <w:bCs/>
+                <w:sz w:val="18"/>
+                <w:szCs w:val="18"/>
+              </w:rPr>
+              <w:t>Tabla</w:t>
             </w:r>
           </w:p>
         </w:tc>
         <w:tc>
           <w:tcPr>
             <w:tcW w:w="2831" w:type="dxa"/>
-            <w:vAlign w:val="center"/>
+            <w:shd w:val="clear" w:color="auto" w:fill="A5C9EB" w:themeFill="text2" w:themeFillTint="40"/>
           </w:tcPr>
           <w:p>
             <w:pPr>
               <w:rPr>
-                <w:color w:val="FFFFFF" w:themeColor="background1"/>
                 <w:sz w:val="18"/>
                 <w:szCs w:val="18"/>
               </w:rPr>
             </w:pPr>
-            <w:proofErr w:type="spellStart"/>
-            <w:r>
-              <w:rPr>
-                <w:sz w:val="18"/>
-                <w:szCs w:val="18"/>
-              </w:rPr>
-              <w:t>UsuIdUsuario</w:t>
-            </w:r>
-            <w:proofErr w:type="spellEnd"/>
+            <w:r>
+              <w:rPr>
+                <w:b/>
+                <w:bCs/>
+                <w:sz w:val="18"/>
+                <w:szCs w:val="18"/>
+              </w:rPr>
+              <w:t>Llave Primaria</w:t>
+            </w:r>
           </w:p>
         </w:tc>
         <w:tc>
           <w:tcPr>
             <w:tcW w:w="2832" w:type="dxa"/>
-            <w:vAlign w:val="center"/>
+            <w:shd w:val="clear" w:color="auto" w:fill="A5C9EB" w:themeFill="text2" w:themeFillTint="40"/>
           </w:tcPr>
           <w:p>
             <w:pPr>
               <w:rPr>
-                <w:color w:val="FFFFFF" w:themeColor="background1"/>
                 <w:sz w:val="18"/>
                 <w:szCs w:val="18"/>
               </w:rPr>
             </w:pPr>
-            <w:proofErr w:type="spellStart"/>
-            <w:r>
-              <w:rPr>
-                <w:sz w:val="18"/>
-                <w:szCs w:val="18"/>
-              </w:rPr>
-              <w:t>UsuIdRol</w:t>
-            </w:r>
-            <w:proofErr w:type="spellEnd"/>
-            <w:r>
-              <w:rPr>
-                <w:sz w:val="18"/>
-                <w:szCs w:val="18"/>
-              </w:rPr>
-              <w:t xml:space="preserve"> → Rol</w:t>
+            <w:r>
+              <w:rPr>
+                <w:b/>
+                <w:bCs/>
+                <w:sz w:val="18"/>
+                <w:szCs w:val="18"/>
+              </w:rPr>
+              <w:t>Llaves foráneas</w:t>
             </w:r>
           </w:p>
         </w:tc>
@@ -14703,7 +15576,7 @@
                 <w:sz w:val="18"/>
                 <w:szCs w:val="18"/>
               </w:rPr>
-              <w:t>Preferencia</w:t>
+              <w:t>Usuario</w:t>
             </w:r>
           </w:p>
         </w:tc>
@@ -14719,15 +15592,13 @@
                 <w:szCs w:val="18"/>
               </w:rPr>
             </w:pPr>
-            <w:proofErr w:type="spellStart"/>
-            <w:r>
-              <w:rPr>
-                <w:sz w:val="18"/>
-                <w:szCs w:val="18"/>
-              </w:rPr>
-              <w:t>PreIdPreferencia</w:t>
-            </w:r>
-            <w:proofErr w:type="spellEnd"/>
+            <w:r>
+              <w:rPr>
+                <w:sz w:val="18"/>
+                <w:szCs w:val="18"/>
+              </w:rPr>
+              <w:t>UsuIdUsuario</w:t>
+            </w:r>
           </w:p>
         </w:tc>
         <w:tc>
@@ -14747,7 +15618,7 @@
                 <w:sz w:val="18"/>
                 <w:szCs w:val="18"/>
               </w:rPr>
-              <w:t>—</w:t>
+              <w:t>UsuIdRol → Rol</w:t>
             </w:r>
           </w:p>
         </w:tc>
@@ -14770,7 +15641,7 @@
                 <w:sz w:val="18"/>
                 <w:szCs w:val="18"/>
               </w:rPr>
-              <w:t>Estacion</w:t>
+              <w:t>Preferencia</w:t>
             </w:r>
           </w:p>
         </w:tc>
@@ -14786,15 +15657,13 @@
                 <w:szCs w:val="18"/>
               </w:rPr>
             </w:pPr>
-            <w:proofErr w:type="spellStart"/>
-            <w:r>
-              <w:rPr>
-                <w:sz w:val="18"/>
-                <w:szCs w:val="18"/>
-              </w:rPr>
-              <w:t>EstIdEstacion</w:t>
-            </w:r>
-            <w:proofErr w:type="spellEnd"/>
+            <w:r>
+              <w:rPr>
+                <w:sz w:val="18"/>
+                <w:szCs w:val="18"/>
+              </w:rPr>
+              <w:t>PreIdPreferencia</w:t>
+            </w:r>
           </w:p>
         </w:tc>
         <w:tc>
@@ -14832,15 +15701,13 @@
                 <w:szCs w:val="18"/>
               </w:rPr>
             </w:pPr>
-            <w:proofErr w:type="spellStart"/>
-            <w:r>
-              <w:rPr>
-                <w:sz w:val="18"/>
-                <w:szCs w:val="18"/>
-              </w:rPr>
-              <w:t>ZonaTuristica</w:t>
-            </w:r>
-            <w:proofErr w:type="spellEnd"/>
+            <w:r>
+              <w:rPr>
+                <w:sz w:val="18"/>
+                <w:szCs w:val="18"/>
+              </w:rPr>
+              <w:t>Estacion</w:t>
+            </w:r>
           </w:p>
         </w:tc>
         <w:tc>
@@ -14855,15 +15722,13 @@
                 <w:szCs w:val="18"/>
               </w:rPr>
             </w:pPr>
-            <w:proofErr w:type="spellStart"/>
-            <w:r>
-              <w:rPr>
-                <w:sz w:val="18"/>
-                <w:szCs w:val="18"/>
-              </w:rPr>
-              <w:t>ZonIdZona</w:t>
-            </w:r>
-            <w:proofErr w:type="spellEnd"/>
+            <w:r>
+              <w:rPr>
+                <w:sz w:val="18"/>
+                <w:szCs w:val="18"/>
+              </w:rPr>
+              <w:t>EstIdEstacion</w:t>
+            </w:r>
           </w:p>
         </w:tc>
         <w:tc>
@@ -14878,21 +15743,12 @@
                 <w:szCs w:val="18"/>
               </w:rPr>
             </w:pPr>
-            <w:proofErr w:type="spellStart"/>
-            <w:r>
-              <w:rPr>
-                <w:sz w:val="18"/>
-                <w:szCs w:val="18"/>
-              </w:rPr>
-              <w:t>ZonIdEstacionCercana</w:t>
-            </w:r>
-            <w:proofErr w:type="spellEnd"/>
-            <w:r>
-              <w:rPr>
-                <w:sz w:val="18"/>
-                <w:szCs w:val="18"/>
-              </w:rPr>
-              <w:t xml:space="preserve"> → Estacion</w:t>
+            <w:r>
+              <w:rPr>
+                <w:sz w:val="18"/>
+                <w:szCs w:val="18"/>
+              </w:rPr>
+              <w:t>—</w:t>
             </w:r>
           </w:p>
         </w:tc>
@@ -14910,15 +15766,13 @@
                 <w:szCs w:val="18"/>
               </w:rPr>
             </w:pPr>
-            <w:proofErr w:type="spellStart"/>
-            <w:r>
-              <w:rPr>
-                <w:sz w:val="18"/>
-                <w:szCs w:val="18"/>
-              </w:rPr>
-              <w:t>ZonaPreferencia</w:t>
-            </w:r>
-            <w:proofErr w:type="spellEnd"/>
+            <w:r>
+              <w:rPr>
+                <w:sz w:val="18"/>
+                <w:szCs w:val="18"/>
+              </w:rPr>
+              <w:t>ZonaTuristica</w:t>
+            </w:r>
           </w:p>
         </w:tc>
         <w:tc>
@@ -14933,15 +15787,13 @@
                 <w:szCs w:val="18"/>
               </w:rPr>
             </w:pPr>
-            <w:proofErr w:type="spellStart"/>
-            <w:r>
-              <w:rPr>
-                <w:sz w:val="18"/>
-                <w:szCs w:val="18"/>
-              </w:rPr>
-              <w:t>ZprIdZonaPreferencia</w:t>
-            </w:r>
-            <w:proofErr w:type="spellEnd"/>
+            <w:r>
+              <w:rPr>
+                <w:sz w:val="18"/>
+                <w:szCs w:val="18"/>
+              </w:rPr>
+              <w:t>ZonIdZona</w:t>
+            </w:r>
           </w:p>
         </w:tc>
         <w:tc>
@@ -14961,23 +15813,7 @@
                 <w:sz w:val="18"/>
                 <w:szCs w:val="18"/>
               </w:rPr>
-              <w:t xml:space="preserve">ZprIdZonaTuristica → ZonaTuristica · </w:t>
-            </w:r>
-            <w:proofErr w:type="spellStart"/>
-            <w:r>
-              <w:rPr>
-                <w:sz w:val="18"/>
-                <w:szCs w:val="18"/>
-              </w:rPr>
-              <w:t>ZprIdPreferencia</w:t>
-            </w:r>
-            <w:proofErr w:type="spellEnd"/>
-            <w:r>
-              <w:rPr>
-                <w:sz w:val="18"/>
-                <w:szCs w:val="18"/>
-              </w:rPr>
-              <w:t xml:space="preserve"> → Preferencia</w:t>
+              <w:t>ZonIdEstacionCercana → Estacion</w:t>
             </w:r>
           </w:p>
         </w:tc>
@@ -14995,15 +15831,13 @@
                 <w:szCs w:val="18"/>
               </w:rPr>
             </w:pPr>
-            <w:proofErr w:type="spellStart"/>
-            <w:r>
-              <w:rPr>
-                <w:sz w:val="18"/>
-                <w:szCs w:val="18"/>
-              </w:rPr>
-              <w:t>ServicioTren</w:t>
-            </w:r>
-            <w:proofErr w:type="spellEnd"/>
+            <w:r>
+              <w:rPr>
+                <w:sz w:val="18"/>
+                <w:szCs w:val="18"/>
+              </w:rPr>
+              <w:t>ZonaPreferencia</w:t>
+            </w:r>
           </w:p>
         </w:tc>
         <w:tc>
@@ -15018,15 +15852,13 @@
                 <w:szCs w:val="18"/>
               </w:rPr>
             </w:pPr>
-            <w:proofErr w:type="spellStart"/>
-            <w:r>
-              <w:rPr>
-                <w:sz w:val="18"/>
-                <w:szCs w:val="18"/>
-              </w:rPr>
-              <w:t>SerIdServicio</w:t>
-            </w:r>
-            <w:proofErr w:type="spellEnd"/>
+            <w:r>
+              <w:rPr>
+                <w:sz w:val="18"/>
+                <w:szCs w:val="18"/>
+              </w:rPr>
+              <w:t>ZprIdZonaPreferencia</w:t>
+            </w:r>
           </w:p>
         </w:tc>
         <w:tc>
@@ -15046,23 +15878,7 @@
                 <w:sz w:val="18"/>
                 <w:szCs w:val="18"/>
               </w:rPr>
-              <w:t xml:space="preserve">SerIdEstacionOrigen → Estacion · </w:t>
-            </w:r>
-            <w:proofErr w:type="spellStart"/>
-            <w:r>
-              <w:rPr>
-                <w:sz w:val="18"/>
-                <w:szCs w:val="18"/>
-              </w:rPr>
-              <w:t>SerIdEstacionDestino</w:t>
-            </w:r>
-            <w:proofErr w:type="spellEnd"/>
-            <w:r>
-              <w:rPr>
-                <w:sz w:val="18"/>
-                <w:szCs w:val="18"/>
-              </w:rPr>
-              <w:t xml:space="preserve"> → Estacion</w:t>
+              <w:t>ZprIdZonaTuristica → ZonaTuristica · ZprIdPreferencia → Preferencia</w:t>
             </w:r>
           </w:p>
         </w:tc>
@@ -15080,15 +15896,13 @@
                 <w:szCs w:val="18"/>
               </w:rPr>
             </w:pPr>
-            <w:proofErr w:type="spellStart"/>
-            <w:r>
-              <w:rPr>
-                <w:sz w:val="18"/>
-                <w:szCs w:val="18"/>
-              </w:rPr>
-              <w:t>RutaPeatonal</w:t>
-            </w:r>
-            <w:proofErr w:type="spellEnd"/>
+            <w:r>
+              <w:rPr>
+                <w:sz w:val="18"/>
+                <w:szCs w:val="18"/>
+              </w:rPr>
+              <w:t>ServicioTren</w:t>
+            </w:r>
           </w:p>
         </w:tc>
         <w:tc>
@@ -15103,15 +15917,13 @@
                 <w:szCs w:val="18"/>
               </w:rPr>
             </w:pPr>
-            <w:proofErr w:type="spellStart"/>
-            <w:r>
-              <w:rPr>
-                <w:sz w:val="18"/>
-                <w:szCs w:val="18"/>
-              </w:rPr>
-              <w:t>RutIdRuta</w:t>
-            </w:r>
-            <w:proofErr w:type="spellEnd"/>
+            <w:r>
+              <w:rPr>
+                <w:sz w:val="18"/>
+                <w:szCs w:val="18"/>
+              </w:rPr>
+              <w:t>SerIdServicio</w:t>
+            </w:r>
           </w:p>
         </w:tc>
         <w:tc>
@@ -15131,33 +15943,8 @@
                 <w:sz w:val="18"/>
                 <w:szCs w:val="18"/>
               </w:rPr>
-              <w:t xml:space="preserve">RutIdEstacionOrigen → Estacion · </w:t>
-            </w:r>
-            <w:proofErr w:type="spellStart"/>
-            <w:r>
-              <w:rPr>
-                <w:sz w:val="18"/>
-                <w:szCs w:val="18"/>
-              </w:rPr>
-              <w:t>RutIdZonaDestino</w:t>
-            </w:r>
-            <w:proofErr w:type="spellEnd"/>
-            <w:r>
-              <w:rPr>
-                <w:sz w:val="18"/>
-                <w:szCs w:val="18"/>
-              </w:rPr>
-              <w:t xml:space="preserve"> → </w:t>
-            </w:r>
-            <w:proofErr w:type="spellStart"/>
-            <w:r>
-              <w:rPr>
-                <w:sz w:val="18"/>
-                <w:szCs w:val="18"/>
-              </w:rPr>
-              <w:t>ZonaTuristica</w:t>
-            </w:r>
-            <w:proofErr w:type="spellEnd"/>
+              <w:t>SerIdEstacionOrigen → Estacion · SerIdEstacionDestino → Estacion</w:t>
+            </w:r>
           </w:p>
         </w:tc>
       </w:tr>
@@ -15174,15 +15961,13 @@
                 <w:szCs w:val="18"/>
               </w:rPr>
             </w:pPr>
-            <w:proofErr w:type="spellStart"/>
-            <w:r>
-              <w:rPr>
-                <w:sz w:val="18"/>
-                <w:szCs w:val="18"/>
-              </w:rPr>
-              <w:t>PrevisionClima</w:t>
-            </w:r>
-            <w:proofErr w:type="spellEnd"/>
+            <w:r>
+              <w:rPr>
+                <w:sz w:val="18"/>
+                <w:szCs w:val="18"/>
+              </w:rPr>
+              <w:t>RutaPeatonal</w:t>
+            </w:r>
           </w:p>
         </w:tc>
         <w:tc>
@@ -15197,15 +15982,13 @@
                 <w:szCs w:val="18"/>
               </w:rPr>
             </w:pPr>
-            <w:proofErr w:type="spellStart"/>
-            <w:r>
-              <w:rPr>
-                <w:sz w:val="18"/>
-                <w:szCs w:val="18"/>
-              </w:rPr>
-              <w:t>CliIdClima</w:t>
-            </w:r>
-            <w:proofErr w:type="spellEnd"/>
+            <w:r>
+              <w:rPr>
+                <w:sz w:val="18"/>
+                <w:szCs w:val="18"/>
+              </w:rPr>
+              <w:t>RutIdRuta</w:t>
+            </w:r>
           </w:p>
         </w:tc>
         <w:tc>
@@ -15220,21 +16003,12 @@
                 <w:szCs w:val="18"/>
               </w:rPr>
             </w:pPr>
-            <w:proofErr w:type="spellStart"/>
-            <w:r>
-              <w:rPr>
-                <w:sz w:val="18"/>
-                <w:szCs w:val="18"/>
-              </w:rPr>
-              <w:t>CliIdEstacion</w:t>
-            </w:r>
-            <w:proofErr w:type="spellEnd"/>
-            <w:r>
-              <w:rPr>
-                <w:sz w:val="18"/>
-                <w:szCs w:val="18"/>
-              </w:rPr>
-              <w:t xml:space="preserve"> → Estacion</w:t>
+            <w:r>
+              <w:rPr>
+                <w:sz w:val="18"/>
+                <w:szCs w:val="18"/>
+              </w:rPr>
+              <w:t>RutIdEstacionOrigen → Estacion · RutIdZonaDestino → ZonaTuristica</w:t>
             </w:r>
           </w:p>
         </w:tc>
@@ -15252,15 +16026,13 @@
                 <w:szCs w:val="18"/>
               </w:rPr>
             </w:pPr>
-            <w:proofErr w:type="spellStart"/>
-            <w:r>
-              <w:rPr>
-                <w:sz w:val="18"/>
-                <w:szCs w:val="18"/>
-              </w:rPr>
-              <w:t>InformePlanificacion</w:t>
-            </w:r>
-            <w:proofErr w:type="spellEnd"/>
+            <w:r>
+              <w:rPr>
+                <w:sz w:val="18"/>
+                <w:szCs w:val="18"/>
+              </w:rPr>
+              <w:t>PrevisionClima</w:t>
+            </w:r>
           </w:p>
         </w:tc>
         <w:tc>
@@ -15275,15 +16047,13 @@
                 <w:szCs w:val="18"/>
               </w:rPr>
             </w:pPr>
-            <w:proofErr w:type="spellStart"/>
-            <w:r>
-              <w:rPr>
-                <w:sz w:val="18"/>
-                <w:szCs w:val="18"/>
-              </w:rPr>
-              <w:t>InfIdInforme</w:t>
-            </w:r>
-            <w:proofErr w:type="spellEnd"/>
+            <w:r>
+              <w:rPr>
+                <w:sz w:val="18"/>
+                <w:szCs w:val="18"/>
+              </w:rPr>
+              <w:t>CliIdClima</w:t>
+            </w:r>
           </w:p>
         </w:tc>
         <w:tc>
@@ -15303,33 +16073,8 @@
                 <w:sz w:val="18"/>
                 <w:szCs w:val="18"/>
               </w:rPr>
-              <w:t xml:space="preserve">InfIdUsuario → Usuario (opcional) · </w:t>
-            </w:r>
-            <w:proofErr w:type="spellStart"/>
-            <w:r>
-              <w:rPr>
-                <w:sz w:val="18"/>
-                <w:szCs w:val="18"/>
-              </w:rPr>
-              <w:t>InfIdRuta</w:t>
-            </w:r>
-            <w:proofErr w:type="spellEnd"/>
-            <w:r>
-              <w:rPr>
-                <w:sz w:val="18"/>
-                <w:szCs w:val="18"/>
-              </w:rPr>
-              <w:t xml:space="preserve"> → </w:t>
-            </w:r>
-            <w:proofErr w:type="spellStart"/>
-            <w:r>
-              <w:rPr>
-                <w:sz w:val="18"/>
-                <w:szCs w:val="18"/>
-              </w:rPr>
-              <w:t>RutaPeatonal</w:t>
-            </w:r>
-            <w:proofErr w:type="spellEnd"/>
+              <w:t>CliIdEstacion → Estacion</w:t>
+            </w:r>
           </w:p>
         </w:tc>
       </w:tr>
@@ -15346,15 +16091,13 @@
                 <w:szCs w:val="18"/>
               </w:rPr>
             </w:pPr>
-            <w:proofErr w:type="spellStart"/>
-            <w:r>
-              <w:rPr>
-                <w:sz w:val="18"/>
-                <w:szCs w:val="18"/>
-              </w:rPr>
-              <w:t>ControlAforo</w:t>
-            </w:r>
-            <w:proofErr w:type="spellEnd"/>
+            <w:r>
+              <w:rPr>
+                <w:sz w:val="18"/>
+                <w:szCs w:val="18"/>
+              </w:rPr>
+              <w:t>InformePlanificacion</w:t>
+            </w:r>
           </w:p>
         </w:tc>
         <w:tc>
@@ -15369,15 +16112,13 @@
                 <w:szCs w:val="18"/>
               </w:rPr>
             </w:pPr>
-            <w:proofErr w:type="spellStart"/>
-            <w:r>
-              <w:rPr>
-                <w:sz w:val="18"/>
-                <w:szCs w:val="18"/>
-              </w:rPr>
-              <w:t>AfoIdAforo</w:t>
-            </w:r>
-            <w:proofErr w:type="spellEnd"/>
+            <w:r>
+              <w:rPr>
+                <w:sz w:val="18"/>
+                <w:szCs w:val="18"/>
+              </w:rPr>
+              <w:t>InfIdInforme</w:t>
+            </w:r>
           </w:p>
         </w:tc>
         <w:tc>
@@ -15392,31 +16133,13 @@
                 <w:szCs w:val="18"/>
               </w:rPr>
             </w:pPr>
-            <w:proofErr w:type="spellStart"/>
-            <w:r>
-              <w:rPr>
-                <w:sz w:val="18"/>
-                <w:szCs w:val="18"/>
-              </w:rPr>
-              <w:t>AfoIdZona</w:t>
-            </w:r>
-            <w:proofErr w:type="spellEnd"/>
-            <w:r>
-              <w:rPr>
-                <w:sz w:val="18"/>
-                <w:szCs w:val="18"/>
-              </w:rPr>
-              <w:t xml:space="preserve"> → </w:t>
-            </w:r>
-            <w:proofErr w:type="spellStart"/>
-            <w:r>
-              <w:rPr>
-                <w:sz w:val="18"/>
-                <w:szCs w:val="18"/>
-              </w:rPr>
-              <w:t>ZonaTuristica</w:t>
-            </w:r>
-            <w:proofErr w:type="spellEnd"/>
+            <w:r>
+              <w:rPr>
+                <w:sz w:val="18"/>
+                <w:szCs w:val="18"/>
+              </w:rPr>
+              <w:t>InfIdUsuario → Usuario (opcional) · InfIdRuta → RutaPeatonal</w:t>
+            </w:r>
           </w:p>
         </w:tc>
       </w:tr>
@@ -15438,7 +16161,7 @@
                 <w:sz w:val="18"/>
                 <w:szCs w:val="18"/>
               </w:rPr>
-              <w:t>Dificultad</w:t>
+              <w:t>ControlAforo</w:t>
             </w:r>
           </w:p>
         </w:tc>
@@ -15454,15 +16177,13 @@
                 <w:szCs w:val="18"/>
               </w:rPr>
             </w:pPr>
-            <w:proofErr w:type="spellStart"/>
-            <w:r>
-              <w:rPr>
-                <w:sz w:val="18"/>
-                <w:szCs w:val="18"/>
-              </w:rPr>
-              <w:t>DifIdDificultad</w:t>
-            </w:r>
-            <w:proofErr w:type="spellEnd"/>
+            <w:r>
+              <w:rPr>
+                <w:sz w:val="18"/>
+                <w:szCs w:val="18"/>
+              </w:rPr>
+              <w:t>AfoIdAforo</w:t>
+            </w:r>
           </w:p>
         </w:tc>
         <w:tc>
@@ -15482,7 +16203,7 @@
                 <w:sz w:val="18"/>
                 <w:szCs w:val="18"/>
               </w:rPr>
-              <w:t>—</w:t>
+              <w:t>AfoIdZona → ZonaTuristica</w:t>
             </w:r>
           </w:p>
         </w:tc>
@@ -15500,15 +16221,13 @@
                 <w:szCs w:val="18"/>
               </w:rPr>
             </w:pPr>
-            <w:proofErr w:type="spellStart"/>
-            <w:r>
-              <w:rPr>
-                <w:sz w:val="18"/>
-                <w:szCs w:val="18"/>
-              </w:rPr>
-              <w:t>CategoriaVisitante</w:t>
-            </w:r>
-            <w:proofErr w:type="spellEnd"/>
+            <w:r>
+              <w:rPr>
+                <w:sz w:val="18"/>
+                <w:szCs w:val="18"/>
+              </w:rPr>
+              <w:t>Dificultad</w:t>
+            </w:r>
           </w:p>
         </w:tc>
         <w:tc>
@@ -15523,15 +16242,13 @@
                 <w:szCs w:val="18"/>
               </w:rPr>
             </w:pPr>
-            <w:proofErr w:type="spellStart"/>
-            <w:r>
-              <w:rPr>
-                <w:sz w:val="18"/>
-                <w:szCs w:val="18"/>
-              </w:rPr>
-              <w:t>CatIdCategoria</w:t>
-            </w:r>
-            <w:proofErr w:type="spellEnd"/>
+            <w:r>
+              <w:rPr>
+                <w:sz w:val="18"/>
+                <w:szCs w:val="18"/>
+              </w:rPr>
+              <w:t>DifIdDificultad</w:t>
+            </w:r>
           </w:p>
         </w:tc>
         <w:tc>
@@ -15569,15 +16286,13 @@
                 <w:szCs w:val="18"/>
               </w:rPr>
             </w:pPr>
-            <w:proofErr w:type="spellStart"/>
-            <w:r>
-              <w:rPr>
-                <w:sz w:val="18"/>
-                <w:szCs w:val="18"/>
-              </w:rPr>
-              <w:t>InformeVisitante</w:t>
-            </w:r>
-            <w:proofErr w:type="spellEnd"/>
+            <w:r>
+              <w:rPr>
+                <w:sz w:val="18"/>
+                <w:szCs w:val="18"/>
+              </w:rPr>
+              <w:t>CategoriaVisitante</w:t>
+            </w:r>
           </w:p>
         </w:tc>
         <w:tc>
@@ -15592,15 +16307,13 @@
                 <w:szCs w:val="18"/>
               </w:rPr>
             </w:pPr>
-            <w:proofErr w:type="spellStart"/>
-            <w:r>
-              <w:rPr>
-                <w:sz w:val="18"/>
-                <w:szCs w:val="18"/>
-              </w:rPr>
-              <w:t>IviIdVisitante</w:t>
-            </w:r>
-            <w:proofErr w:type="spellEnd"/>
+            <w:r>
+              <w:rPr>
+                <w:sz w:val="18"/>
+                <w:szCs w:val="18"/>
+              </w:rPr>
+              <w:t>CatIdCategoria</w:t>
+            </w:r>
           </w:p>
         </w:tc>
         <w:tc>
@@ -15620,34 +16333,8 @@
                 <w:sz w:val="18"/>
                 <w:szCs w:val="18"/>
               </w:rPr>
-              <w:t xml:space="preserve">IviIdInforme → InformePlanificacion · IviIdCategoriaTren → CategoriaVisitante (opcional) · </w:t>
-            </w:r>
-            <w:proofErr w:type="spellStart"/>
-            <w:r>
-              <w:rPr>
-                <w:sz w:val="18"/>
-                <w:szCs w:val="18"/>
-              </w:rPr>
-              <w:lastRenderedPageBreak/>
-              <w:t>IviIdCategoriaZona</w:t>
-            </w:r>
-            <w:proofErr w:type="spellEnd"/>
-            <w:r>
-              <w:rPr>
-                <w:sz w:val="18"/>
-                <w:szCs w:val="18"/>
-              </w:rPr>
-              <w:t xml:space="preserve"> → </w:t>
-            </w:r>
-            <w:proofErr w:type="spellStart"/>
-            <w:r>
-              <w:rPr>
-                <w:sz w:val="18"/>
-                <w:szCs w:val="18"/>
-              </w:rPr>
-              <w:t>CategoriaVisitante</w:t>
-            </w:r>
-            <w:proofErr w:type="spellEnd"/>
+              <w:t>—</w:t>
+            </w:r>
           </w:p>
         </w:tc>
       </w:tr>
@@ -15664,7 +16351,79 @@
                 <w:szCs w:val="18"/>
               </w:rPr>
             </w:pPr>
-            <w:proofErr w:type="spellStart"/>
+            <w:r>
+              <w:rPr>
+                <w:sz w:val="18"/>
+                <w:szCs w:val="18"/>
+              </w:rPr>
+              <w:t>InformeVisitante</w:t>
+            </w:r>
+          </w:p>
+        </w:tc>
+        <w:tc>
+          <w:tcPr>
+            <w:tcW w:w="2831" w:type="dxa"/>
+            <w:vAlign w:val="center"/>
+          </w:tcPr>
+          <w:p>
+            <w:pPr>
+              <w:rPr>
+                <w:sz w:val="18"/>
+                <w:szCs w:val="18"/>
+              </w:rPr>
+            </w:pPr>
+            <w:r>
+              <w:rPr>
+                <w:sz w:val="18"/>
+                <w:szCs w:val="18"/>
+              </w:rPr>
+              <w:t>IviIdVisitante</w:t>
+            </w:r>
+          </w:p>
+        </w:tc>
+        <w:tc>
+          <w:tcPr>
+            <w:tcW w:w="2832" w:type="dxa"/>
+            <w:vAlign w:val="center"/>
+          </w:tcPr>
+          <w:p>
+            <w:pPr>
+              <w:rPr>
+                <w:sz w:val="18"/>
+                <w:szCs w:val="18"/>
+              </w:rPr>
+            </w:pPr>
+            <w:r>
+              <w:rPr>
+                <w:sz w:val="18"/>
+                <w:szCs w:val="18"/>
+              </w:rPr>
+              <w:t xml:space="preserve">IviIdInforme → InformePlanificacion · IviIdCategoriaTren → </w:t>
+            </w:r>
+            <w:r>
+              <w:rPr>
+                <w:sz w:val="18"/>
+                <w:szCs w:val="18"/>
+              </w:rPr>
+              <w:lastRenderedPageBreak/>
+              <w:t>CategoriaVisitante (opcional) · IviIdCategoriaZona → CategoriaVisitante</w:t>
+            </w:r>
+          </w:p>
+        </w:tc>
+      </w:tr>
+      <w:tr>
+        <w:tc>
+          <w:tcPr>
+            <w:tcW w:w="2831" w:type="dxa"/>
+            <w:vAlign w:val="center"/>
+          </w:tcPr>
+          <w:p>
+            <w:pPr>
+              <w:rPr>
+                <w:sz w:val="18"/>
+                <w:szCs w:val="18"/>
+              </w:rPr>
+            </w:pPr>
             <w:r>
               <w:rPr>
                 <w:sz w:val="18"/>
@@ -15673,7 +16432,6 @@
               <w:lastRenderedPageBreak/>
               <w:t>AuditoriaLog</w:t>
             </w:r>
-            <w:proofErr w:type="spellEnd"/>
           </w:p>
         </w:tc>
         <w:tc>
@@ -15688,7 +16446,6 @@
                 <w:szCs w:val="18"/>
               </w:rPr>
             </w:pPr>
-            <w:proofErr w:type="spellStart"/>
             <w:r>
               <w:rPr>
                 <w:sz w:val="18"/>
@@ -15696,7 +16453,6 @@
               </w:rPr>
               <w:t>AudIdLog</w:t>
             </w:r>
-            <w:proofErr w:type="spellEnd"/>
           </w:p>
         </w:tc>
         <w:tc>
@@ -15800,7 +16556,7 @@
       <w:r>
         <w:tab/>
       </w:r>
-      <w:bookmarkStart w:id="23" w:name="_Toc239614611"/>
+      <w:bookmarkStart w:id="23" w:name="_Toc239283075"/>
       <w:r>
         <w:rPr>
           <w:rFonts w:ascii="Calibri" w:hAnsi="Calibri" w:cs="Calibri"/>
@@ -15890,7 +16646,11 @@
         <w:t>Estación de origen propia en RutaPeatonal:</w:t>
       </w:r>
       <w:r>
-        <w:t xml:space="preserve"> RutIdEstacionOrigen es una llave foránea directa hacia Estacion, en vez de resolverse mediante ZonaTuristica.ZonIdEstacionCercana. Los campos RutDistanciaKm, RutTiempoEstimadoMin y RutIdDificultad son el resultado de un cálculo (Haversine) hecho en un momento específico con una estación de origen específica (RutaPeatonalService, sección 5.1); si la estación más cercana de la zona cambiara más adelante, una ruta ya calculada no debe cambiar de origen automáticamente vía JOIN, o sus valores de distancia y tiempo quedarían inconsistentes con la estación realmente usada al calcularlos.</w:t>
+        <w:t xml:space="preserve"> RutIdEstacionOrigen es una llave foránea directa hacia Estacion, en vez de resolverse mediante ZonaTuristica.ZonIdEstacionCercana. Los campos RutDistanciaKm, RutTiempoEstimadoMin y RutIdDificultad son el resultado de un cálculo (Haversine) hecho en un momento específico con una estación de origen específica (RutaPeatonalService, sección 5.1); si la estación más cercana de la zona cambiara más adelante, una ruta ya calculada no debe cambiar de origen </w:t>
+      </w:r>
+      <w:r>
+        <w:lastRenderedPageBreak/>
+        <w:t>automáticamente vía JOIN, o sus valores de distancia y tiempo quedarían inconsistentes con la estación realmente usada al calcularlos.</w:t>
       </w:r>
     </w:p>
     <w:p>
@@ -15908,7 +16668,6 @@
           <w:b/>
           <w:bCs/>
         </w:rPr>
-        <w:lastRenderedPageBreak/>
         <w:t xml:space="preserve">Restricciones CHECK: </w:t>
       </w:r>
       <w:r>
@@ -16073,7 +16832,7 @@
           <w:szCs w:val="24"/>
         </w:rPr>
       </w:pPr>
-      <w:bookmarkStart w:id="24" w:name="_Toc239614612"/>
+      <w:bookmarkStart w:id="24" w:name="_Toc239283076"/>
       <w:r>
         <w:rPr>
           <w:rFonts w:ascii="Calibri" w:hAnsi="Calibri" w:cs="Calibri"/>
@@ -30584,46 +31343,8 @@
           <w:b/>
           <w:bCs/>
         </w:rPr>
-        <w:br/>
-      </w:r>
-      <w:r>
-        <w:rPr>
-          <w:b/>
-          <w:bCs/>
-        </w:rPr>
-        <w:br/>
-      </w:r>
-      <w:r>
-        <w:rPr>
-          <w:b/>
-          <w:bCs/>
-        </w:rPr>
-        <w:br/>
-      </w:r>
-      <w:r>
-        <w:rPr>
-          <w:b/>
-          <w:bCs/>
-        </w:rPr>
-        <w:br/>
-      </w:r>
-      <w:r>
-        <w:rPr>
-          <w:b/>
-          <w:bCs/>
-        </w:rPr>
-        <w:lastRenderedPageBreak/>
-        <w:br/>
-      </w:r>
-      <w:proofErr w:type="spellStart"/>
-      <w:r>
-        <w:rPr>
-          <w:b/>
-          <w:bCs/>
-        </w:rPr>
         <w:t>control_aforo</w:t>
       </w:r>
-      <w:proofErr w:type="spellEnd"/>
     </w:p>
     <w:tbl>
       <w:tblPr>
@@ -30675,6 +31396,7 @@
                 <w:sz w:val="17"/>
                 <w:szCs w:val="17"/>
               </w:rPr>
+              <w:lastRenderedPageBreak/>
               <w:t>Campo</w:t>
             </w:r>
           </w:p>
@@ -32575,7 +33297,7 @@
           <w:szCs w:val="28"/>
         </w:rPr>
       </w:pPr>
-      <w:bookmarkStart w:id="25" w:name="_Toc239614613"/>
+      <w:bookmarkStart w:id="25" w:name="_Toc239283077"/>
       <w:r>
         <w:rPr>
           <w:rFonts w:ascii="Calibri" w:hAnsi="Calibri" w:cs="Calibri"/>
@@ -33292,6 +34014,76 @@
           </w:p>
         </w:tc>
       </w:tr>
+      <w:tr>
+        <w:tc>
+          <w:tcPr>
+            <w:tcW w:w="500" w:type="pct"/>
+            <w:tcMar>
+              <w:top w:w="80" w:type="dxa"/>
+              <w:left w:w="100" w:type="dxa"/>
+              <w:bottom w:w="80" w:type="dxa"/>
+              <w:right w:w="100" w:type="dxa"/>
+            </w:tcMar>
+            <w:vAlign w:val="center"/>
+          </w:tcPr>
+          <w:p>
+            <w:r>
+              <w:t>HU-09</w:t>
+            </w:r>
+          </w:p>
+        </w:tc>
+        <w:tc>
+          <w:tcPr>
+            <w:tcW w:w="3300" w:type="pct"/>
+            <w:tcMar>
+              <w:top w:w="80" w:type="dxa"/>
+              <w:left w:w="100" w:type="dxa"/>
+              <w:bottom w:w="80" w:type="dxa"/>
+              <w:right w:w="100" w:type="dxa"/>
+            </w:tcMar>
+            <w:vAlign w:val="center"/>
+          </w:tcPr>
+          <w:p>
+            <w:r>
+              <w:t>Como turista, quiero consultar mi historial de informes de visita para revisar itinerarios y descargar los PDF generados.</w:t>
+            </w:r>
+          </w:p>
+        </w:tc>
+        <w:tc>
+          <w:tcPr>
+            <w:tcW w:w="500" w:type="pct"/>
+            <w:tcMar>
+              <w:top w:w="80" w:type="dxa"/>
+              <w:left w:w="100" w:type="dxa"/>
+              <w:bottom w:w="80" w:type="dxa"/>
+              <w:right w:w="100" w:type="dxa"/>
+            </w:tcMar>
+            <w:vAlign w:val="center"/>
+          </w:tcPr>
+          <w:p>
+            <w:r>
+              <w:t>5</w:t>
+            </w:r>
+          </w:p>
+        </w:tc>
+        <w:tc>
+          <w:tcPr>
+            <w:tcW w:w="700" w:type="pct"/>
+            <w:tcMar>
+              <w:top w:w="80" w:type="dxa"/>
+              <w:left w:w="100" w:type="dxa"/>
+              <w:bottom w:w="80" w:type="dxa"/>
+              <w:right w:w="100" w:type="dxa"/>
+            </w:tcMar>
+            <w:vAlign w:val="center"/>
+          </w:tcPr>
+          <w:p>
+            <w:r>
+              <w:t>Media</w:t>
+            </w:r>
+          </w:p>
+        </w:tc>
+      </w:tr>
     </w:tbl>
     <w:p>
       <w:pPr>
@@ -33318,7 +34110,7 @@
       <w:r>
         <w:tab/>
       </w:r>
-      <w:bookmarkStart w:id="26" w:name="_Toc239614614"/>
+      <w:bookmarkStart w:id="26" w:name="_Toc239283078"/>
       <w:r>
         <w:rPr>
           <w:rFonts w:ascii="Calibri" w:hAnsi="Calibri" w:cs="Calibri"/>
@@ -33461,7 +34253,7 @@
           <w:szCs w:val="24"/>
         </w:rPr>
       </w:pPr>
-      <w:bookmarkStart w:id="27" w:name="_Toc239614615"/>
+      <w:bookmarkStart w:id="27" w:name="_Toc239283079"/>
       <w:r>
         <w:rPr>
           <w:rFonts w:ascii="Calibri" w:hAnsi="Calibri" w:cs="Calibri"/>
@@ -33589,7 +34381,7 @@
           <w:szCs w:val="24"/>
         </w:rPr>
       </w:pPr>
-      <w:bookmarkStart w:id="28" w:name="_Toc239614616"/>
+      <w:bookmarkStart w:id="28" w:name="_Toc239283080"/>
       <w:r>
         <w:rPr>
           <w:rFonts w:ascii="Calibri" w:hAnsi="Calibri" w:cs="Calibri"/>
@@ -33731,7 +34523,7 @@
           <w:szCs w:val="24"/>
         </w:rPr>
       </w:pPr>
-      <w:bookmarkStart w:id="29" w:name="_Toc239614617"/>
+      <w:bookmarkStart w:id="29" w:name="_Toc239283081"/>
       <w:r>
         <w:rPr>
           <w:rFonts w:ascii="Calibri" w:hAnsi="Calibri" w:cs="Calibri"/>
@@ -33860,7 +34652,7 @@
           <w:szCs w:val="24"/>
         </w:rPr>
       </w:pPr>
-      <w:bookmarkStart w:id="30" w:name="_Toc239614618"/>
+      <w:bookmarkStart w:id="30" w:name="_Toc239283082"/>
       <w:r>
         <w:rPr>
           <w:rFonts w:ascii="Calibri" w:hAnsi="Calibri" w:cs="Calibri"/>
@@ -34037,7 +34829,7 @@
           <w:szCs w:val="28"/>
         </w:rPr>
       </w:pPr>
-      <w:bookmarkStart w:id="31" w:name="_Toc239614619"/>
+      <w:bookmarkStart w:id="31" w:name="_Toc239283083"/>
       <w:r>
         <w:rPr>
           <w:rFonts w:ascii="Calibri" w:hAnsi="Calibri" w:cs="Calibri"/>
@@ -34067,7 +34859,7 @@
       <w:r>
         <w:tab/>
       </w:r>
-      <w:bookmarkStart w:id="32" w:name="_Toc239614620"/>
+      <w:bookmarkStart w:id="32" w:name="_Toc239283084"/>
       <w:r>
         <w:rPr>
           <w:rFonts w:ascii="Calibri" w:hAnsi="Calibri" w:cs="Calibri"/>
@@ -34234,7 +35026,7 @@
           <w:lang w:val="es-ES"/>
         </w:rPr>
       </w:pPr>
-      <w:bookmarkStart w:id="33" w:name="_Toc239614621"/>
+      <w:bookmarkStart w:id="33" w:name="_Toc239283085"/>
       <w:r>
         <w:rPr>
           <w:rFonts w:ascii="Calibri" w:hAnsi="Calibri" w:cs="Calibri"/>
@@ -34287,7 +35079,7 @@
       <w:r>
         <w:tab/>
       </w:r>
-      <w:bookmarkStart w:id="34" w:name="_Toc239614622"/>
+      <w:bookmarkStart w:id="34" w:name="_Toc239283086"/>
       <w:r>
         <w:rPr>
           <w:b/>
@@ -34323,7 +35115,7 @@
         <w:t xml:space="preserve">Componentes Evaluados: </w:t>
       </w:r>
       <w:r>
-        <w:t xml:space="preserve"> RutaPeatonalService, SenamhiClient, PeruRailClient, AforoService, TarifaService y AuditoriaService. Las pruebas se concentran en los métodos encargados de calcular la ruta peatonal (calcularRutaPeatonalIdaVuelta), procesar el feed climático (procesarFeedSenamhi), validar la tarifa del tren (validarTarifaPeruRail), validar el aforo disponible de una zona turística para todo el grupo (validarAforoDisponible), resolver la categoría tarifaria que corresponde a cada edad (categoriaPorEdad) y registrar la auditoría de las operaciones administrativas (registrarAuditoria).</w:t>
+        <w:t xml:space="preserve"> RutaPeatonalService, SenamhiClient, PeruRailClient, AforoService, TarifaService, AuditoriaService, ServicioTrenService e InformeService. Las pruebas se concentran en los métodos encargados de calcular la ruta peatonal (calcularRutaPeatonalIdaVuelta), procesar el feed climático (procesarFeedSenamhi), validar la tarifa del tren (validarTarifaPeruRail), validar el aforo disponible de una zona turística para todo el grupo (validarAforoDisponible), resolver la categoría tarifaria que corresponde a cada edad (categoriaPorEdad) y registrar la auditoría de las operaciones administrativas (registrarAuditoria) eliminar servicios de tren registrando su trazabilidad en auditoría (eliminar) y consultar el historial de informes por usuario autenticado (obtenerInformesPorUsuario).</w:t>
       </w:r>
     </w:p>
     <w:p>
@@ -36034,6 +36826,268 @@
           </w:p>
         </w:tc>
       </w:tr>
+      <w:tr>
+        <w:trPr>
+          <w:cantSplit/>
+        </w:trPr>
+        <w:tc>
+          <w:tcPr>
+            <w:tcW w:w="184" w:type="pct"/>
+            <w:tcMar>
+              <w:top w:w="60" w:type="dxa"/>
+              <w:left w:w="80" w:type="dxa"/>
+              <w:bottom w:w="60" w:type="dxa"/>
+              <w:right w:w="80" w:type="dxa"/>
+            </w:tcMar>
+            <w:vAlign w:val="center"/>
+          </w:tcPr>
+          <w:p>
+            <w:r>
+              <w:rPr>
+                <w:sz w:val="17"/>
+                <w:szCs w:val="17"/>
+              </w:rPr>
+              <w:t>CB-12</w:t>
+            </w:r>
+          </w:p>
+        </w:tc>
+        <w:tc>
+          <w:tcPr>
+            <w:tcW w:w="1111" w:type="pct"/>
+            <w:tcMar>
+              <w:top w:w="60" w:type="dxa"/>
+              <w:left w:w="80" w:type="dxa"/>
+              <w:bottom w:w="60" w:type="dxa"/>
+              <w:right w:w="80" w:type="dxa"/>
+            </w:tcMar>
+            <w:vAlign w:val="center"/>
+          </w:tcPr>
+          <w:p>
+            <w:r>
+              <w:rPr>
+                <w:sz w:val="17"/>
+                <w:szCs w:val="17"/>
+              </w:rPr>
+              <w:t>eliminar()</w:t>
+            </w:r>
+          </w:p>
+        </w:tc>
+        <w:tc>
+          <w:tcPr>
+            <w:tcW w:w="817" w:type="pct"/>
+            <w:tcMar>
+              <w:top w:w="60" w:type="dxa"/>
+              <w:left w:w="80" w:type="dxa"/>
+              <w:bottom w:w="60" w:type="dxa"/>
+              <w:right w:w="80" w:type="dxa"/>
+            </w:tcMar>
+            <w:vAlign w:val="center"/>
+          </w:tcPr>
+          <w:p>
+            <w:r>
+              <w:rPr>
+                <w:sz w:val="17"/>
+                <w:szCs w:val="17"/>
+              </w:rPr>
+              <w:t>Ruta Única (Persistencia / Auditoría): servicio de tren existente en la base de datos; el sistema elimina físicamente el registro de ServicioTren y registra la operación en AuditoriaLog con tipo DELETE, preservando los datos anteriores y valor nuevo nulo.</w:t>
+            </w:r>
+          </w:p>
+        </w:tc>
+        <w:tc>
+          <w:tcPr>
+            <w:tcW w:w="1317" w:type="pct"/>
+            <w:tcMar>
+              <w:top w:w="60" w:type="dxa"/>
+              <w:left w:w="80" w:type="dxa"/>
+              <w:bottom w:w="60" w:type="dxa"/>
+              <w:right w:w="80" w:type="dxa"/>
+            </w:tcMar>
+            <w:vAlign w:val="center"/>
+          </w:tcPr>
+          <w:p>
+            <w:r>
+              <w:rPr>
+                <w:sz w:val="17"/>
+                <w:szCs w:val="17"/>
+              </w:rPr>
+              <w:t>id = 10 (Servicio existente San Pedro - Ollantaytambo); usuario = "rail_luis"</w:t>
+            </w:r>
+          </w:p>
+        </w:tc>
+        <w:tc>
+          <w:tcPr>
+            <w:tcW w:w="1264" w:type="pct"/>
+            <w:tcMar>
+              <w:top w:w="60" w:type="dxa"/>
+              <w:left w:w="80" w:type="dxa"/>
+              <w:bottom w:w="60" w:type="dxa"/>
+              <w:right w:w="80" w:type="dxa"/>
+            </w:tcMar>
+            <w:vAlign w:val="center"/>
+          </w:tcPr>
+          <w:p>
+            <w:r>
+              <w:rPr>
+                <w:sz w:val="17"/>
+                <w:szCs w:val="17"/>
+              </w:rPr>
+              <w:t>status = 200 OK (servicio eliminado de BD y auditoría registrada con AudOperacion='DELETE').</w:t>
+            </w:r>
+          </w:p>
+        </w:tc>
+        <w:tc>
+          <w:tcPr>
+            <w:tcW w:w="307" w:type="pct"/>
+            <w:tcMar>
+              <w:top w:w="60" w:type="dxa"/>
+              <w:left w:w="80" w:type="dxa"/>
+              <w:bottom w:w="60" w:type="dxa"/>
+              <w:right w:w="80" w:type="dxa"/>
+            </w:tcMar>
+            <w:vAlign w:val="center"/>
+          </w:tcPr>
+          <w:p>
+            <w:r>
+              <w:rPr>
+                <w:sz w:val="17"/>
+                <w:szCs w:val="17"/>
+              </w:rPr>
+              <w:t>Exitoso</w:t>
+            </w:r>
+          </w:p>
+        </w:tc>
+      </w:tr>
+      <w:tr>
+        <w:trPr>
+          <w:cantSplit/>
+        </w:trPr>
+        <w:tc>
+          <w:tcPr>
+            <w:tcW w:w="184" w:type="pct"/>
+            <w:tcMar>
+              <w:top w:w="60" w:type="dxa"/>
+              <w:left w:w="80" w:type="dxa"/>
+              <w:bottom w:w="60" w:type="dxa"/>
+              <w:right w:w="80" w:type="dxa"/>
+            </w:tcMar>
+            <w:vAlign w:val="center"/>
+          </w:tcPr>
+          <w:p>
+            <w:r>
+              <w:rPr>
+                <w:sz w:val="17"/>
+                <w:szCs w:val="17"/>
+              </w:rPr>
+              <w:t>CB-13</w:t>
+            </w:r>
+          </w:p>
+        </w:tc>
+        <w:tc>
+          <w:tcPr>
+            <w:tcW w:w="1111" w:type="pct"/>
+            <w:tcMar>
+              <w:top w:w="60" w:type="dxa"/>
+              <w:left w:w="80" w:type="dxa"/>
+              <w:bottom w:w="60" w:type="dxa"/>
+              <w:right w:w="80" w:type="dxa"/>
+            </w:tcMar>
+            <w:vAlign w:val="center"/>
+          </w:tcPr>
+          <w:p>
+            <w:r>
+              <w:rPr>
+                <w:sz w:val="17"/>
+                <w:szCs w:val="17"/>
+              </w:rPr>
+              <w:t>obtenerInformesPorUsuario()</w:t>
+            </w:r>
+          </w:p>
+        </w:tc>
+        <w:tc>
+          <w:tcPr>
+            <w:tcW w:w="817" w:type="pct"/>
+            <w:tcMar>
+              <w:top w:w="60" w:type="dxa"/>
+              <w:left w:w="80" w:type="dxa"/>
+              <w:bottom w:w="60" w:type="dxa"/>
+              <w:right w:w="80" w:type="dxa"/>
+            </w:tcMar>
+            <w:vAlign w:val="center"/>
+          </w:tcPr>
+          <w:p>
+            <w:r>
+              <w:rPr>
+                <w:sz w:val="17"/>
+                <w:szCs w:val="17"/>
+              </w:rPr>
+              <w:t>Ruta Única (Persistencia / Consulta): usuario autenticado con informes registrados; el sistema ejecuta la consulta derivada por nombre de usuario con carga impaciente (@EntityGraph) de rutas y zonas, retornando la lista ordenada descendentemente por fecha de emisión.</w:t>
+            </w:r>
+          </w:p>
+        </w:tc>
+        <w:tc>
+          <w:tcPr>
+            <w:tcW w:w="1317" w:type="pct"/>
+            <w:tcMar>
+              <w:top w:w="60" w:type="dxa"/>
+              <w:left w:w="80" w:type="dxa"/>
+              <w:bottom w:w="60" w:type="dxa"/>
+              <w:right w:w="80" w:type="dxa"/>
+            </w:tcMar>
+            <w:vAlign w:val="center"/>
+          </w:tcPr>
+          <w:p>
+            <w:r>
+              <w:rPr>
+                <w:sz w:val="17"/>
+                <w:szCs w:val="17"/>
+              </w:rPr>
+              <w:t>nombreUsuario = "turista_jose"</w:t>
+            </w:r>
+          </w:p>
+        </w:tc>
+        <w:tc>
+          <w:tcPr>
+            <w:tcW w:w="1264" w:type="pct"/>
+            <w:tcMar>
+              <w:top w:w="60" w:type="dxa"/>
+              <w:left w:w="80" w:type="dxa"/>
+              <w:bottom w:w="60" w:type="dxa"/>
+              <w:right w:w="80" w:type="dxa"/>
+            </w:tcMar>
+            <w:vAlign w:val="center"/>
+          </w:tcPr>
+          <w:p>
+            <w:r>
+              <w:rPr>
+                <w:sz w:val="17"/>
+                <w:szCs w:val="17"/>
+              </w:rPr>
+              <w:t>return List&lt;InformePlanificacion&gt; (lista de informes ordenados por InfFechaEmision DESC).</w:t>
+            </w:r>
+          </w:p>
+        </w:tc>
+        <w:tc>
+          <w:tcPr>
+            <w:tcW w:w="307" w:type="pct"/>
+            <w:tcMar>
+              <w:top w:w="60" w:type="dxa"/>
+              <w:left w:w="80" w:type="dxa"/>
+              <w:bottom w:w="60" w:type="dxa"/>
+              <w:right w:w="80" w:type="dxa"/>
+            </w:tcMar>
+            <w:vAlign w:val="center"/>
+          </w:tcPr>
+          <w:p>
+            <w:r>
+              <w:rPr>
+                <w:sz w:val="17"/>
+                <w:szCs w:val="17"/>
+              </w:rPr>
+              <w:t>Exitoso</w:t>
+            </w:r>
+          </w:p>
+        </w:tc>
+      </w:tr>
     </w:tbl>
     <w:p>
       <w:pPr>
@@ -36053,7 +37107,7 @@
           <w:szCs w:val="22"/>
         </w:rPr>
       </w:pPr>
-      <w:bookmarkStart w:id="35" w:name="_Toc239614623"/>
+      <w:bookmarkStart w:id="35" w:name="_Toc239283087"/>
       <w:r>
         <w:rPr>
           <w:b/>
@@ -36074,13 +37128,12 @@
       <w:r>
         <w:t>Las pruebas de caja negra se enfocan en evaluar el comportamiento externo del sistema a nivel funcional, verificando que los flujos de trabajo de la interfaz de usuario respondan correctamente a los datos de entrada, sin analizar el código fuente.</w:t>
       </w:r>
-      <w:r>
-        <w:rPr>
-          <w:b/>
-          <w:bCs/>
-        </w:rPr>
-        <w:br/>
-      </w:r>
+    </w:p>
+    <w:p>
+      <w:pPr>
+        <w:ind w:left="1416"/>
+        <w:jc w:val="both"/>
+      </w:pPr>
       <w:r>
         <w:rPr>
           <w:b/>
@@ -36092,7 +37145,7 @@
     </w:p>
     <w:tbl>
       <w:tblPr>
-        <w:tblW w:w="5087" w:type="pct"/>
+        <w:tblW w:w="5606" w:type="pct"/>
         <w:tblBorders>
           <w:top w:val="single" w:sz="4" w:space="0" w:color="auto"/>
           <w:left w:val="single" w:sz="4" w:space="0" w:color="auto"/>
@@ -36123,7 +37176,7 @@
         </w:trPr>
         <w:tc>
           <w:tcPr>
-            <w:tcW w:w="221" w:type="pct"/>
+            <w:tcW w:w="217" w:type="pct"/>
             <w:shd w:val="clear" w:color="auto" w:fill="D9E2F3"/>
             <w:tcMar>
               <w:top w:w="60" w:type="dxa"/>
@@ -36147,7 +37200,7 @@
         </w:tc>
         <w:tc>
           <w:tcPr>
-            <w:tcW w:w="614" w:type="pct"/>
+            <w:tcW w:w="624" w:type="pct"/>
             <w:shd w:val="clear" w:color="auto" w:fill="D9E2F3"/>
             <w:tcMar>
               <w:top w:w="60" w:type="dxa"/>
@@ -36171,7 +37224,7 @@
         </w:tc>
         <w:tc>
           <w:tcPr>
-            <w:tcW w:w="951" w:type="pct"/>
+            <w:tcW w:w="971" w:type="pct"/>
             <w:shd w:val="clear" w:color="auto" w:fill="D9E2F3"/>
             <w:tcMar>
               <w:top w:w="60" w:type="dxa"/>
@@ -36195,7 +37248,7 @@
         </w:tc>
         <w:tc>
           <w:tcPr>
-            <w:tcW w:w="752" w:type="pct"/>
+            <w:tcW w:w="765" w:type="pct"/>
             <w:shd w:val="clear" w:color="auto" w:fill="D9E2F3"/>
             <w:tcMar>
               <w:top w:w="60" w:type="dxa"/>
@@ -36219,7 +37272,7 @@
         </w:tc>
         <w:tc>
           <w:tcPr>
-            <w:tcW w:w="1284" w:type="pct"/>
+            <w:tcW w:w="1316" w:type="pct"/>
             <w:shd w:val="clear" w:color="auto" w:fill="D9E2F3"/>
             <w:tcMar>
               <w:top w:w="60" w:type="dxa"/>
@@ -36243,7 +37296,7 @@
         </w:tc>
         <w:tc>
           <w:tcPr>
-            <w:tcW w:w="747" w:type="pct"/>
+            <w:tcW w:w="761" w:type="pct"/>
             <w:shd w:val="clear" w:color="auto" w:fill="D9E2F3"/>
             <w:tcMar>
               <w:top w:w="60" w:type="dxa"/>
@@ -36267,7 +37320,7 @@
         </w:tc>
         <w:tc>
           <w:tcPr>
-            <w:tcW w:w="432" w:type="pct"/>
+            <w:tcW w:w="346" w:type="pct"/>
             <w:shd w:val="clear" w:color="auto" w:fill="D9E2F3"/>
             <w:tcMar>
               <w:top w:w="60" w:type="dxa"/>
@@ -36296,7 +37349,7 @@
         </w:trPr>
         <w:tc>
           <w:tcPr>
-            <w:tcW w:w="221" w:type="pct"/>
+            <w:tcW w:w="217" w:type="pct"/>
             <w:tcMar>
               <w:top w:w="60" w:type="dxa"/>
               <w:left w:w="80" w:type="dxa"/>
@@ -36317,7 +37370,7 @@
         </w:tc>
         <w:tc>
           <w:tcPr>
-            <w:tcW w:w="614" w:type="pct"/>
+            <w:tcW w:w="624" w:type="pct"/>
             <w:tcMar>
               <w:top w:w="60" w:type="dxa"/>
               <w:left w:w="80" w:type="dxa"/>
@@ -36338,7 +37391,7 @@
         </w:tc>
         <w:tc>
           <w:tcPr>
-            <w:tcW w:w="951" w:type="pct"/>
+            <w:tcW w:w="971" w:type="pct"/>
             <w:tcMar>
               <w:top w:w="60" w:type="dxa"/>
               <w:left w:w="80" w:type="dxa"/>
@@ -36359,7 +37412,7 @@
         </w:tc>
         <w:tc>
           <w:tcPr>
-            <w:tcW w:w="752" w:type="pct"/>
+            <w:tcW w:w="765" w:type="pct"/>
             <w:tcMar>
               <w:top w:w="60" w:type="dxa"/>
               <w:left w:w="80" w:type="dxa"/>
@@ -36407,7 +37460,7 @@
         </w:tc>
         <w:tc>
           <w:tcPr>
-            <w:tcW w:w="1284" w:type="pct"/>
+            <w:tcW w:w="1316" w:type="pct"/>
             <w:tcMar>
               <w:top w:w="60" w:type="dxa"/>
               <w:left w:w="80" w:type="dxa"/>
@@ -36428,7 +37481,7 @@
         </w:tc>
         <w:tc>
           <w:tcPr>
-            <w:tcW w:w="747" w:type="pct"/>
+            <w:tcW w:w="761" w:type="pct"/>
             <w:tcMar>
               <w:top w:w="60" w:type="dxa"/>
               <w:left w:w="80" w:type="dxa"/>
@@ -36449,7 +37502,7 @@
         </w:tc>
         <w:tc>
           <w:tcPr>
-            <w:tcW w:w="432" w:type="pct"/>
+            <w:tcW w:w="346" w:type="pct"/>
             <w:tcMar>
               <w:top w:w="60" w:type="dxa"/>
               <w:left w:w="80" w:type="dxa"/>
@@ -36475,7 +37528,7 @@
         </w:trPr>
         <w:tc>
           <w:tcPr>
-            <w:tcW w:w="221" w:type="pct"/>
+            <w:tcW w:w="217" w:type="pct"/>
             <w:tcMar>
               <w:top w:w="60" w:type="dxa"/>
               <w:left w:w="80" w:type="dxa"/>
@@ -36496,7 +37549,7 @@
         </w:tc>
         <w:tc>
           <w:tcPr>
-            <w:tcW w:w="614" w:type="pct"/>
+            <w:tcW w:w="624" w:type="pct"/>
             <w:tcMar>
               <w:top w:w="60" w:type="dxa"/>
               <w:left w:w="80" w:type="dxa"/>
@@ -36517,7 +37570,7 @@
         </w:tc>
         <w:tc>
           <w:tcPr>
-            <w:tcW w:w="951" w:type="pct"/>
+            <w:tcW w:w="971" w:type="pct"/>
             <w:tcMar>
               <w:top w:w="60" w:type="dxa"/>
               <w:left w:w="80" w:type="dxa"/>
@@ -36538,7 +37591,7 @@
         </w:tc>
         <w:tc>
           <w:tcPr>
-            <w:tcW w:w="752" w:type="pct"/>
+            <w:tcW w:w="765" w:type="pct"/>
             <w:tcMar>
               <w:top w:w="60" w:type="dxa"/>
               <w:left w:w="80" w:type="dxa"/>
@@ -36577,28 +37630,44 @@
         </w:tc>
         <w:tc>
           <w:tcPr>
-            <w:tcW w:w="1284" w:type="pct"/>
-            <w:tcMar>
-              <w:top w:w="60" w:type="dxa"/>
-              <w:left w:w="80" w:type="dxa"/>
-              <w:bottom w:w="60" w:type="dxa"/>
-              <w:right w:w="80" w:type="dxa"/>
-            </w:tcMar>
-            <w:vAlign w:val="center"/>
-          </w:tcPr>
-          <w:p>
-            <w:r>
-              <w:rPr>
-                <w:sz w:val="17"/>
-                <w:szCs w:val="17"/>
-              </w:rPr>
-              <w:t>Estación = "Poroy" (EstEstado=Inactiva)</w:t>
-            </w:r>
-          </w:p>
-        </w:tc>
-        <w:tc>
-          <w:tcPr>
-            <w:tcW w:w="747" w:type="pct"/>
+            <w:tcW w:w="1316" w:type="pct"/>
+            <w:tcMar>
+              <w:top w:w="60" w:type="dxa"/>
+              <w:left w:w="80" w:type="dxa"/>
+              <w:bottom w:w="60" w:type="dxa"/>
+              <w:right w:w="80" w:type="dxa"/>
+            </w:tcMar>
+            <w:vAlign w:val="center"/>
+          </w:tcPr>
+          <w:p>
+            <w:r>
+              <w:rPr>
+                <w:sz w:val="17"/>
+                <w:szCs w:val="17"/>
+              </w:rPr>
+              <w:t>Estación = "</w:t>
+            </w:r>
+            <w:proofErr w:type="spellStart"/>
+            <w:r>
+              <w:rPr>
+                <w:sz w:val="17"/>
+                <w:szCs w:val="17"/>
+              </w:rPr>
+              <w:t>Poroy</w:t>
+            </w:r>
+            <w:proofErr w:type="spellEnd"/>
+            <w:r>
+              <w:rPr>
+                <w:sz w:val="17"/>
+                <w:szCs w:val="17"/>
+              </w:rPr>
+              <w:t>" (EstEstado=Inactiva)</w:t>
+            </w:r>
+          </w:p>
+        </w:tc>
+        <w:tc>
+          <w:tcPr>
+            <w:tcW w:w="761" w:type="pct"/>
             <w:tcMar>
               <w:top w:w="60" w:type="dxa"/>
               <w:left w:w="80" w:type="dxa"/>
@@ -36619,7 +37688,7 @@
         </w:tc>
         <w:tc>
           <w:tcPr>
-            <w:tcW w:w="432" w:type="pct"/>
+            <w:tcW w:w="346" w:type="pct"/>
             <w:tcMar>
               <w:top w:w="60" w:type="dxa"/>
               <w:left w:w="80" w:type="dxa"/>
@@ -36645,7 +37714,7 @@
         </w:trPr>
         <w:tc>
           <w:tcPr>
-            <w:tcW w:w="221" w:type="pct"/>
+            <w:tcW w:w="217" w:type="pct"/>
             <w:tcMar>
               <w:top w:w="60" w:type="dxa"/>
               <w:left w:w="80" w:type="dxa"/>
@@ -36667,7 +37736,7 @@
         </w:tc>
         <w:tc>
           <w:tcPr>
-            <w:tcW w:w="614" w:type="pct"/>
+            <w:tcW w:w="624" w:type="pct"/>
             <w:tcMar>
               <w:top w:w="60" w:type="dxa"/>
               <w:left w:w="80" w:type="dxa"/>
@@ -36688,7 +37757,7 @@
         </w:tc>
         <w:tc>
           <w:tcPr>
-            <w:tcW w:w="951" w:type="pct"/>
+            <w:tcW w:w="971" w:type="pct"/>
             <w:tcMar>
               <w:top w:w="60" w:type="dxa"/>
               <w:left w:w="80" w:type="dxa"/>
@@ -36709,7 +37778,7 @@
         </w:tc>
         <w:tc>
           <w:tcPr>
-            <w:tcW w:w="752" w:type="pct"/>
+            <w:tcW w:w="765" w:type="pct"/>
             <w:tcMar>
               <w:top w:w="60" w:type="dxa"/>
               <w:left w:w="80" w:type="dxa"/>
@@ -36730,28 +37799,37 @@
         </w:tc>
         <w:tc>
           <w:tcPr>
-            <w:tcW w:w="1284" w:type="pct"/>
-            <w:tcMar>
-              <w:top w:w="60" w:type="dxa"/>
-              <w:left w:w="80" w:type="dxa"/>
-              <w:bottom w:w="60" w:type="dxa"/>
-              <w:right w:w="80" w:type="dxa"/>
-            </w:tcMar>
-            <w:vAlign w:val="center"/>
-          </w:tcPr>
-          <w:p>
-            <w:r>
-              <w:rPr>
-                <w:sz w:val="17"/>
-                <w:szCs w:val="17"/>
-              </w:rPr>
-              <w:t>ZonaTuristica=Fortaleza de Ollantaytambo; Fecha de visita=30/08/2026</w:t>
-            </w:r>
-          </w:p>
-        </w:tc>
-        <w:tc>
-          <w:tcPr>
-            <w:tcW w:w="747" w:type="pct"/>
+            <w:tcW w:w="1316" w:type="pct"/>
+            <w:tcMar>
+              <w:top w:w="60" w:type="dxa"/>
+              <w:left w:w="80" w:type="dxa"/>
+              <w:bottom w:w="60" w:type="dxa"/>
+              <w:right w:w="80" w:type="dxa"/>
+            </w:tcMar>
+            <w:vAlign w:val="center"/>
+          </w:tcPr>
+          <w:p>
+            <w:proofErr w:type="spellStart"/>
+            <w:r>
+              <w:rPr>
+                <w:sz w:val="17"/>
+                <w:szCs w:val="17"/>
+              </w:rPr>
+              <w:t>ZonaTuristica</w:t>
+            </w:r>
+            <w:proofErr w:type="spellEnd"/>
+            <w:r>
+              <w:rPr>
+                <w:sz w:val="17"/>
+                <w:szCs w:val="17"/>
+              </w:rPr>
+              <w:t>=Fortaleza de Ollantaytambo; Fecha de visita=30/08/2026</w:t>
+            </w:r>
+          </w:p>
+        </w:tc>
+        <w:tc>
+          <w:tcPr>
+            <w:tcW w:w="761" w:type="pct"/>
             <w:tcMar>
               <w:top w:w="60" w:type="dxa"/>
               <w:left w:w="80" w:type="dxa"/>
@@ -36772,7 +37850,7 @@
         </w:tc>
         <w:tc>
           <w:tcPr>
-            <w:tcW w:w="432" w:type="pct"/>
+            <w:tcW w:w="346" w:type="pct"/>
             <w:tcMar>
               <w:top w:w="60" w:type="dxa"/>
               <w:left w:w="80" w:type="dxa"/>
@@ -36798,7 +37876,7 @@
         </w:trPr>
         <w:tc>
           <w:tcPr>
-            <w:tcW w:w="221" w:type="pct"/>
+            <w:tcW w:w="217" w:type="pct"/>
             <w:tcMar>
               <w:top w:w="60" w:type="dxa"/>
               <w:left w:w="80" w:type="dxa"/>
@@ -36819,7 +37897,7 @@
         </w:tc>
         <w:tc>
           <w:tcPr>
-            <w:tcW w:w="614" w:type="pct"/>
+            <w:tcW w:w="624" w:type="pct"/>
             <w:tcMar>
               <w:top w:w="60" w:type="dxa"/>
               <w:left w:w="80" w:type="dxa"/>
@@ -36840,7 +37918,7 @@
         </w:tc>
         <w:tc>
           <w:tcPr>
-            <w:tcW w:w="951" w:type="pct"/>
+            <w:tcW w:w="971" w:type="pct"/>
             <w:tcMar>
               <w:top w:w="60" w:type="dxa"/>
               <w:left w:w="80" w:type="dxa"/>
@@ -36861,7 +37939,7 @@
         </w:tc>
         <w:tc>
           <w:tcPr>
-            <w:tcW w:w="752" w:type="pct"/>
+            <w:tcW w:w="765" w:type="pct"/>
             <w:tcMar>
               <w:top w:w="60" w:type="dxa"/>
               <w:left w:w="80" w:type="dxa"/>
@@ -36898,49 +37976,90 @@
         </w:tc>
         <w:tc>
           <w:tcPr>
-            <w:tcW w:w="1284" w:type="pct"/>
-            <w:tcMar>
-              <w:top w:w="60" w:type="dxa"/>
-              <w:left w:w="80" w:type="dxa"/>
-              <w:bottom w:w="60" w:type="dxa"/>
-              <w:right w:w="80" w:type="dxa"/>
-            </w:tcMar>
-            <w:vAlign w:val="center"/>
-          </w:tcPr>
-          <w:p>
-            <w:r>
-              <w:rPr>
-                <w:sz w:val="17"/>
-                <w:szCs w:val="17"/>
-              </w:rPr>
-              <w:t>ZonNombre="Salinas de Maras"; Preferencias=[Naturaleza]; ZonIdEstacionCercana=Urubamba</w:t>
-            </w:r>
-          </w:p>
-        </w:tc>
-        <w:tc>
-          <w:tcPr>
-            <w:tcW w:w="747" w:type="pct"/>
-            <w:tcMar>
-              <w:top w:w="60" w:type="dxa"/>
-              <w:left w:w="80" w:type="dxa"/>
-              <w:bottom w:w="60" w:type="dxa"/>
-              <w:right w:w="80" w:type="dxa"/>
-            </w:tcMar>
-            <w:vAlign w:val="center"/>
-          </w:tcPr>
-          <w:p>
-            <w:r>
-              <w:rPr>
-                <w:sz w:val="17"/>
-                <w:szCs w:val="17"/>
-              </w:rPr>
-              <w:t>El sistema guarda la zona turística, la muestra en el listado y genera un registro en AuditoriaLog.</w:t>
-            </w:r>
-          </w:p>
-        </w:tc>
-        <w:tc>
-          <w:tcPr>
-            <w:tcW w:w="432" w:type="pct"/>
+            <w:tcW w:w="1316" w:type="pct"/>
+            <w:tcMar>
+              <w:top w:w="60" w:type="dxa"/>
+              <w:left w:w="80" w:type="dxa"/>
+              <w:bottom w:w="60" w:type="dxa"/>
+              <w:right w:w="80" w:type="dxa"/>
+            </w:tcMar>
+            <w:vAlign w:val="center"/>
+          </w:tcPr>
+          <w:p>
+            <w:proofErr w:type="spellStart"/>
+            <w:r>
+              <w:rPr>
+                <w:sz w:val="17"/>
+                <w:szCs w:val="17"/>
+              </w:rPr>
+              <w:t>ZonNombre</w:t>
+            </w:r>
+            <w:proofErr w:type="spellEnd"/>
+            <w:r>
+              <w:rPr>
+                <w:sz w:val="17"/>
+                <w:szCs w:val="17"/>
+              </w:rPr>
+              <w:t xml:space="preserve">="Salinas de Maras"; Preferencias=[Naturaleza]; </w:t>
+            </w:r>
+            <w:proofErr w:type="spellStart"/>
+            <w:r>
+              <w:rPr>
+                <w:sz w:val="17"/>
+                <w:szCs w:val="17"/>
+              </w:rPr>
+              <w:t>ZonIdEstacionCercana</w:t>
+            </w:r>
+            <w:proofErr w:type="spellEnd"/>
+            <w:r>
+              <w:rPr>
+                <w:sz w:val="17"/>
+                <w:szCs w:val="17"/>
+              </w:rPr>
+              <w:t>=Urubamba</w:t>
+            </w:r>
+          </w:p>
+        </w:tc>
+        <w:tc>
+          <w:tcPr>
+            <w:tcW w:w="761" w:type="pct"/>
+            <w:tcMar>
+              <w:top w:w="60" w:type="dxa"/>
+              <w:left w:w="80" w:type="dxa"/>
+              <w:bottom w:w="60" w:type="dxa"/>
+              <w:right w:w="80" w:type="dxa"/>
+            </w:tcMar>
+            <w:vAlign w:val="center"/>
+          </w:tcPr>
+          <w:p>
+            <w:r>
+              <w:rPr>
+                <w:sz w:val="17"/>
+                <w:szCs w:val="17"/>
+              </w:rPr>
+              <w:t xml:space="preserve">El sistema guarda la zona turística, la muestra en el listado y genera un registro en </w:t>
+            </w:r>
+            <w:proofErr w:type="spellStart"/>
+            <w:r>
+              <w:rPr>
+                <w:sz w:val="17"/>
+                <w:szCs w:val="17"/>
+              </w:rPr>
+              <w:t>AuditoriaLog</w:t>
+            </w:r>
+            <w:proofErr w:type="spellEnd"/>
+            <w:r>
+              <w:rPr>
+                <w:sz w:val="17"/>
+                <w:szCs w:val="17"/>
+              </w:rPr>
+              <w:t>.</w:t>
+            </w:r>
+          </w:p>
+        </w:tc>
+        <w:tc>
+          <w:tcPr>
+            <w:tcW w:w="346" w:type="pct"/>
             <w:tcMar>
               <w:top w:w="60" w:type="dxa"/>
               <w:left w:w="80" w:type="dxa"/>
@@ -36966,7 +38085,7 @@
         </w:trPr>
         <w:tc>
           <w:tcPr>
-            <w:tcW w:w="221" w:type="pct"/>
+            <w:tcW w:w="217" w:type="pct"/>
             <w:tcMar>
               <w:top w:w="60" w:type="dxa"/>
               <w:left w:w="80" w:type="dxa"/>
@@ -36987,7 +38106,7 @@
         </w:tc>
         <w:tc>
           <w:tcPr>
-            <w:tcW w:w="614" w:type="pct"/>
+            <w:tcW w:w="624" w:type="pct"/>
             <w:tcMar>
               <w:top w:w="60" w:type="dxa"/>
               <w:left w:w="80" w:type="dxa"/>
@@ -37008,7 +38127,7 @@
         </w:tc>
         <w:tc>
           <w:tcPr>
-            <w:tcW w:w="951" w:type="pct"/>
+            <w:tcW w:w="971" w:type="pct"/>
             <w:tcMar>
               <w:top w:w="60" w:type="dxa"/>
               <w:left w:w="80" w:type="dxa"/>
@@ -37029,7 +38148,7 @@
         </w:tc>
         <w:tc>
           <w:tcPr>
-            <w:tcW w:w="752" w:type="pct"/>
+            <w:tcW w:w="765" w:type="pct"/>
             <w:tcMar>
               <w:top w:w="60" w:type="dxa"/>
               <w:left w:w="80" w:type="dxa"/>
@@ -37066,28 +38185,37 @@
         </w:tc>
         <w:tc>
           <w:tcPr>
-            <w:tcW w:w="1284" w:type="pct"/>
-            <w:tcMar>
-              <w:top w:w="60" w:type="dxa"/>
-              <w:left w:w="80" w:type="dxa"/>
-              <w:bottom w:w="60" w:type="dxa"/>
-              <w:right w:w="80" w:type="dxa"/>
-            </w:tcMar>
-            <w:vAlign w:val="center"/>
-          </w:tcPr>
-          <w:p>
-            <w:r>
-              <w:rPr>
-                <w:sz w:val="17"/>
-                <w:szCs w:val="17"/>
-              </w:rPr>
-              <w:t>ZonNombre="Mirador X"; Preferencias=(ninguna seleccionada)</w:t>
-            </w:r>
-          </w:p>
-        </w:tc>
-        <w:tc>
-          <w:tcPr>
-            <w:tcW w:w="747" w:type="pct"/>
+            <w:tcW w:w="1316" w:type="pct"/>
+            <w:tcMar>
+              <w:top w:w="60" w:type="dxa"/>
+              <w:left w:w="80" w:type="dxa"/>
+              <w:bottom w:w="60" w:type="dxa"/>
+              <w:right w:w="80" w:type="dxa"/>
+            </w:tcMar>
+            <w:vAlign w:val="center"/>
+          </w:tcPr>
+          <w:p>
+            <w:proofErr w:type="spellStart"/>
+            <w:r>
+              <w:rPr>
+                <w:sz w:val="17"/>
+                <w:szCs w:val="17"/>
+              </w:rPr>
+              <w:t>ZonNombre</w:t>
+            </w:r>
+            <w:proofErr w:type="spellEnd"/>
+            <w:r>
+              <w:rPr>
+                <w:sz w:val="17"/>
+                <w:szCs w:val="17"/>
+              </w:rPr>
+              <w:t>="Mirador X"; Preferencias=(ninguna seleccionada)</w:t>
+            </w:r>
+          </w:p>
+        </w:tc>
+        <w:tc>
+          <w:tcPr>
+            <w:tcW w:w="761" w:type="pct"/>
             <w:tcMar>
               <w:top w:w="60" w:type="dxa"/>
               <w:left w:w="80" w:type="dxa"/>
@@ -37108,7 +38236,7 @@
         </w:tc>
         <w:tc>
           <w:tcPr>
-            <w:tcW w:w="432" w:type="pct"/>
+            <w:tcW w:w="346" w:type="pct"/>
             <w:tcMar>
               <w:top w:w="60" w:type="dxa"/>
               <w:left w:w="80" w:type="dxa"/>
@@ -37134,7 +38262,7 @@
         </w:trPr>
         <w:tc>
           <w:tcPr>
-            <w:tcW w:w="221" w:type="pct"/>
+            <w:tcW w:w="217" w:type="pct"/>
             <w:tcMar>
               <w:top w:w="60" w:type="dxa"/>
               <w:left w:w="80" w:type="dxa"/>
@@ -37155,7 +38283,7 @@
         </w:tc>
         <w:tc>
           <w:tcPr>
-            <w:tcW w:w="614" w:type="pct"/>
+            <w:tcW w:w="624" w:type="pct"/>
             <w:tcMar>
               <w:top w:w="60" w:type="dxa"/>
               <w:left w:w="80" w:type="dxa"/>
@@ -37176,7 +38304,7 @@
         </w:tc>
         <w:tc>
           <w:tcPr>
-            <w:tcW w:w="951" w:type="pct"/>
+            <w:tcW w:w="971" w:type="pct"/>
             <w:tcMar>
               <w:top w:w="60" w:type="dxa"/>
               <w:left w:w="80" w:type="dxa"/>
@@ -37197,7 +38325,7 @@
         </w:tc>
         <w:tc>
           <w:tcPr>
-            <w:tcW w:w="752" w:type="pct"/>
+            <w:tcW w:w="765" w:type="pct"/>
             <w:tcMar>
               <w:top w:w="60" w:type="dxa"/>
               <w:left w:w="80" w:type="dxa"/>
@@ -37226,7 +38354,7 @@
         </w:tc>
         <w:tc>
           <w:tcPr>
-            <w:tcW w:w="1284" w:type="pct"/>
+            <w:tcW w:w="1316" w:type="pct"/>
             <w:tcMar>
               <w:top w:w="60" w:type="dxa"/>
               <w:left w:w="80" w:type="dxa"/>
@@ -37247,7 +38375,7 @@
         </w:tc>
         <w:tc>
           <w:tcPr>
-            <w:tcW w:w="747" w:type="pct"/>
+            <w:tcW w:w="761" w:type="pct"/>
             <w:tcMar>
               <w:top w:w="60" w:type="dxa"/>
               <w:left w:w="80" w:type="dxa"/>
@@ -37268,7 +38396,7 @@
         </w:tc>
         <w:tc>
           <w:tcPr>
-            <w:tcW w:w="432" w:type="pct"/>
+            <w:tcW w:w="346" w:type="pct"/>
             <w:tcMar>
               <w:top w:w="60" w:type="dxa"/>
               <w:left w:w="80" w:type="dxa"/>
@@ -37294,7 +38422,7 @@
         </w:trPr>
         <w:tc>
           <w:tcPr>
-            <w:tcW w:w="221" w:type="pct"/>
+            <w:tcW w:w="217" w:type="pct"/>
             <w:tcMar>
               <w:top w:w="60" w:type="dxa"/>
               <w:left w:w="80" w:type="dxa"/>
@@ -37315,7 +38443,7 @@
         </w:tc>
         <w:tc>
           <w:tcPr>
-            <w:tcW w:w="614" w:type="pct"/>
+            <w:tcW w:w="624" w:type="pct"/>
             <w:tcMar>
               <w:top w:w="60" w:type="dxa"/>
               <w:left w:w="80" w:type="dxa"/>
@@ -37336,7 +38464,7 @@
         </w:tc>
         <w:tc>
           <w:tcPr>
-            <w:tcW w:w="951" w:type="pct"/>
+            <w:tcW w:w="971" w:type="pct"/>
             <w:tcMar>
               <w:top w:w="60" w:type="dxa"/>
               <w:left w:w="80" w:type="dxa"/>
@@ -37357,7 +38485,7 @@
         </w:tc>
         <w:tc>
           <w:tcPr>
-            <w:tcW w:w="752" w:type="pct"/>
+            <w:tcW w:w="765" w:type="pct"/>
             <w:tcMar>
               <w:top w:w="60" w:type="dxa"/>
               <w:left w:w="80" w:type="dxa"/>
@@ -37396,7 +38524,7 @@
         </w:tc>
         <w:tc>
           <w:tcPr>
-            <w:tcW w:w="1284" w:type="pct"/>
+            <w:tcW w:w="1316" w:type="pct"/>
             <w:tcMar>
               <w:top w:w="60" w:type="dxa"/>
               <w:left w:w="80" w:type="dxa"/>
@@ -37417,7 +38545,7 @@
         </w:tc>
         <w:tc>
           <w:tcPr>
-            <w:tcW w:w="747" w:type="pct"/>
+            <w:tcW w:w="761" w:type="pct"/>
             <w:tcMar>
               <w:top w:w="60" w:type="dxa"/>
               <w:left w:w="80" w:type="dxa"/>
@@ -37438,7 +38566,7 @@
         </w:tc>
         <w:tc>
           <w:tcPr>
-            <w:tcW w:w="432" w:type="pct"/>
+            <w:tcW w:w="346" w:type="pct"/>
             <w:tcMar>
               <w:top w:w="60" w:type="dxa"/>
               <w:left w:w="80" w:type="dxa"/>
@@ -37464,7 +38592,7 @@
         </w:trPr>
         <w:tc>
           <w:tcPr>
-            <w:tcW w:w="221" w:type="pct"/>
+            <w:tcW w:w="217" w:type="pct"/>
             <w:tcMar>
               <w:top w:w="60" w:type="dxa"/>
               <w:left w:w="80" w:type="dxa"/>
@@ -37486,7 +38614,7 @@
         </w:tc>
         <w:tc>
           <w:tcPr>
-            <w:tcW w:w="614" w:type="pct"/>
+            <w:tcW w:w="624" w:type="pct"/>
             <w:tcMar>
               <w:top w:w="60" w:type="dxa"/>
               <w:left w:w="80" w:type="dxa"/>
@@ -37507,7 +38635,7 @@
         </w:tc>
         <w:tc>
           <w:tcPr>
-            <w:tcW w:w="951" w:type="pct"/>
+            <w:tcW w:w="971" w:type="pct"/>
             <w:tcMar>
               <w:top w:w="60" w:type="dxa"/>
               <w:left w:w="80" w:type="dxa"/>
@@ -37528,28 +38656,44 @@
         </w:tc>
         <w:tc>
           <w:tcPr>
-            <w:tcW w:w="752" w:type="pct"/>
-            <w:tcMar>
-              <w:top w:w="60" w:type="dxa"/>
-              <w:left w:w="80" w:type="dxa"/>
-              <w:bottom w:w="60" w:type="dxa"/>
-              <w:right w:w="80" w:type="dxa"/>
-            </w:tcMar>
-            <w:vAlign w:val="center"/>
-          </w:tcPr>
-          <w:p>
-            <w:r>
-              <w:rPr>
-                <w:sz w:val="17"/>
-                <w:szCs w:val="17"/>
-              </w:rPr>
-              <w:t>1) Intentar acceder directamente a la URL del módulo de administración de zonas turísticas (/admin/zonas).</w:t>
-            </w:r>
-          </w:p>
-        </w:tc>
-        <w:tc>
-          <w:tcPr>
-            <w:tcW w:w="1284" w:type="pct"/>
+            <w:tcW w:w="765" w:type="pct"/>
+            <w:tcMar>
+              <w:top w:w="60" w:type="dxa"/>
+              <w:left w:w="80" w:type="dxa"/>
+              <w:bottom w:w="60" w:type="dxa"/>
+              <w:right w:w="80" w:type="dxa"/>
+            </w:tcMar>
+            <w:vAlign w:val="center"/>
+          </w:tcPr>
+          <w:p>
+            <w:r>
+              <w:rPr>
+                <w:sz w:val="17"/>
+                <w:szCs w:val="17"/>
+              </w:rPr>
+              <w:t>1) Intentar acceder directamente a la URL del módulo de administración de zonas turísticas (/</w:t>
+            </w:r>
+            <w:proofErr w:type="spellStart"/>
+            <w:r>
+              <w:rPr>
+                <w:sz w:val="17"/>
+                <w:szCs w:val="17"/>
+              </w:rPr>
+              <w:t>admin</w:t>
+            </w:r>
+            <w:proofErr w:type="spellEnd"/>
+            <w:r>
+              <w:rPr>
+                <w:sz w:val="17"/>
+                <w:szCs w:val="17"/>
+              </w:rPr>
+              <w:t>/zonas).</w:t>
+            </w:r>
+          </w:p>
+        </w:tc>
+        <w:tc>
+          <w:tcPr>
+            <w:tcW w:w="1316" w:type="pct"/>
             <w:tcMar>
               <w:top w:w="60" w:type="dxa"/>
               <w:left w:w="80" w:type="dxa"/>
@@ -37570,7 +38714,7 @@
         </w:tc>
         <w:tc>
           <w:tcPr>
-            <w:tcW w:w="747" w:type="pct"/>
+            <w:tcW w:w="761" w:type="pct"/>
             <w:tcMar>
               <w:top w:w="60" w:type="dxa"/>
               <w:left w:w="80" w:type="dxa"/>
@@ -37591,7 +38735,7 @@
         </w:tc>
         <w:tc>
           <w:tcPr>
-            <w:tcW w:w="432" w:type="pct"/>
+            <w:tcW w:w="346" w:type="pct"/>
             <w:tcMar>
               <w:top w:w="60" w:type="dxa"/>
               <w:left w:w="80" w:type="dxa"/>
@@ -37617,7 +38761,7 @@
         </w:trPr>
         <w:tc>
           <w:tcPr>
-            <w:tcW w:w="221" w:type="pct"/>
+            <w:tcW w:w="217" w:type="pct"/>
             <w:tcMar>
               <w:top w:w="60" w:type="dxa"/>
               <w:left w:w="80" w:type="dxa"/>
@@ -37638,7 +38782,7 @@
         </w:tc>
         <w:tc>
           <w:tcPr>
-            <w:tcW w:w="614" w:type="pct"/>
+            <w:tcW w:w="624" w:type="pct"/>
             <w:tcMar>
               <w:top w:w="60" w:type="dxa"/>
               <w:left w:w="80" w:type="dxa"/>
@@ -37659,28 +38803,76 @@
         </w:tc>
         <w:tc>
           <w:tcPr>
-            <w:tcW w:w="951" w:type="pct"/>
-            <w:tcMar>
-              <w:top w:w="60" w:type="dxa"/>
-              <w:left w:w="80" w:type="dxa"/>
-              <w:bottom w:w="60" w:type="dxa"/>
-              <w:right w:w="80" w:type="dxa"/>
-            </w:tcMar>
-            <w:vAlign w:val="center"/>
-          </w:tcPr>
-          <w:p>
-            <w:r>
-              <w:rPr>
-                <w:sz w:val="17"/>
-                <w:szCs w:val="17"/>
-              </w:rPr>
-              <w:t>La zona turística tiene ZonCupoMaximoDiario configurado y el aforo de la fecha ya fue alcanzado (AfoCupoUtilizado = ZonCupoMaximoDiario).</w:t>
-            </w:r>
-          </w:p>
-        </w:tc>
-        <w:tc>
-          <w:tcPr>
-            <w:tcW w:w="752" w:type="pct"/>
+            <w:tcW w:w="971" w:type="pct"/>
+            <w:tcMar>
+              <w:top w:w="60" w:type="dxa"/>
+              <w:left w:w="80" w:type="dxa"/>
+              <w:bottom w:w="60" w:type="dxa"/>
+              <w:right w:w="80" w:type="dxa"/>
+            </w:tcMar>
+            <w:vAlign w:val="center"/>
+          </w:tcPr>
+          <w:p>
+            <w:r>
+              <w:rPr>
+                <w:sz w:val="17"/>
+                <w:szCs w:val="17"/>
+              </w:rPr>
+              <w:t xml:space="preserve">La zona turística tiene </w:t>
+            </w:r>
+            <w:proofErr w:type="spellStart"/>
+            <w:r>
+              <w:rPr>
+                <w:sz w:val="17"/>
+                <w:szCs w:val="17"/>
+              </w:rPr>
+              <w:t>ZonCupoMaximoDiario</w:t>
+            </w:r>
+            <w:proofErr w:type="spellEnd"/>
+            <w:r>
+              <w:rPr>
+                <w:sz w:val="17"/>
+                <w:szCs w:val="17"/>
+              </w:rPr>
+              <w:t xml:space="preserve"> configurado y el aforo de la fecha ya fue alcanzado (</w:t>
+            </w:r>
+            <w:proofErr w:type="spellStart"/>
+            <w:r>
+              <w:rPr>
+                <w:sz w:val="17"/>
+                <w:szCs w:val="17"/>
+              </w:rPr>
+              <w:t>AfoCupoUtilizado</w:t>
+            </w:r>
+            <w:proofErr w:type="spellEnd"/>
+            <w:r>
+              <w:rPr>
+                <w:sz w:val="17"/>
+                <w:szCs w:val="17"/>
+              </w:rPr>
+              <w:t xml:space="preserve"> = </w:t>
+            </w:r>
+            <w:proofErr w:type="spellStart"/>
+            <w:r>
+              <w:rPr>
+                <w:sz w:val="17"/>
+                <w:szCs w:val="17"/>
+              </w:rPr>
+              <w:t>ZonCupoMaximoDiario</w:t>
+            </w:r>
+            <w:proofErr w:type="spellEnd"/>
+            <w:r>
+              <w:rPr>
+                <w:sz w:val="17"/>
+                <w:szCs w:val="17"/>
+              </w:rPr>
+              <w:t>).</w:t>
+            </w:r>
+          </w:p>
+        </w:tc>
+        <w:tc>
+          <w:tcPr>
+            <w:tcW w:w="765" w:type="pct"/>
             <w:tcMar>
               <w:top w:w="60" w:type="dxa"/>
               <w:left w:w="80" w:type="dxa"/>
@@ -37717,28 +38909,37 @@
         </w:tc>
         <w:tc>
           <w:tcPr>
-            <w:tcW w:w="1284" w:type="pct"/>
-            <w:tcMar>
-              <w:top w:w="60" w:type="dxa"/>
-              <w:left w:w="80" w:type="dxa"/>
-              <w:bottom w:w="60" w:type="dxa"/>
-              <w:right w:w="80" w:type="dxa"/>
-            </w:tcMar>
-            <w:vAlign w:val="center"/>
-          </w:tcPr>
-          <w:p>
-            <w:r>
-              <w:rPr>
-                <w:sz w:val="17"/>
-                <w:szCs w:val="17"/>
-              </w:rPr>
-              <w:t>ZonaTuristica=Fortaleza de Ollantaytambo; Fecha=30/08/2026 (aforo completo)</w:t>
-            </w:r>
-          </w:p>
-        </w:tc>
-        <w:tc>
-          <w:tcPr>
-            <w:tcW w:w="747" w:type="pct"/>
+            <w:tcW w:w="1316" w:type="pct"/>
+            <w:tcMar>
+              <w:top w:w="60" w:type="dxa"/>
+              <w:left w:w="80" w:type="dxa"/>
+              <w:bottom w:w="60" w:type="dxa"/>
+              <w:right w:w="80" w:type="dxa"/>
+            </w:tcMar>
+            <w:vAlign w:val="center"/>
+          </w:tcPr>
+          <w:p>
+            <w:proofErr w:type="spellStart"/>
+            <w:r>
+              <w:rPr>
+                <w:sz w:val="17"/>
+                <w:szCs w:val="17"/>
+              </w:rPr>
+              <w:t>ZonaTuristica</w:t>
+            </w:r>
+            <w:proofErr w:type="spellEnd"/>
+            <w:r>
+              <w:rPr>
+                <w:sz w:val="17"/>
+                <w:szCs w:val="17"/>
+              </w:rPr>
+              <w:t>=Fortaleza de Ollantaytambo; Fecha=30/08/2026 (aforo completo)</w:t>
+            </w:r>
+          </w:p>
+        </w:tc>
+        <w:tc>
+          <w:tcPr>
+            <w:tcW w:w="761" w:type="pct"/>
             <w:tcMar>
               <w:top w:w="60" w:type="dxa"/>
               <w:left w:w="80" w:type="dxa"/>
@@ -37759,7 +38960,7 @@
         </w:tc>
         <w:tc>
           <w:tcPr>
-            <w:tcW w:w="432" w:type="pct"/>
+            <w:tcW w:w="346" w:type="pct"/>
             <w:tcMar>
               <w:top w:w="60" w:type="dxa"/>
               <w:left w:w="80" w:type="dxa"/>
@@ -37785,7 +38986,7 @@
         </w:trPr>
         <w:tc>
           <w:tcPr>
-            <w:tcW w:w="221" w:type="pct"/>
+            <w:tcW w:w="217" w:type="pct"/>
             <w:tcMar>
               <w:top w:w="60" w:type="dxa"/>
               <w:left w:w="80" w:type="dxa"/>
@@ -37806,7 +39007,7 @@
         </w:tc>
         <w:tc>
           <w:tcPr>
-            <w:tcW w:w="614" w:type="pct"/>
+            <w:tcW w:w="624" w:type="pct"/>
             <w:tcMar>
               <w:top w:w="60" w:type="dxa"/>
               <w:left w:w="80" w:type="dxa"/>
@@ -37827,7 +39028,7 @@
         </w:tc>
         <w:tc>
           <w:tcPr>
-            <w:tcW w:w="951" w:type="pct"/>
+            <w:tcW w:w="971" w:type="pct"/>
             <w:tcMar>
               <w:top w:w="60" w:type="dxa"/>
               <w:left w:w="80" w:type="dxa"/>
@@ -37848,7 +39049,7 @@
         </w:tc>
         <w:tc>
           <w:tcPr>
-            <w:tcW w:w="752" w:type="pct"/>
+            <w:tcW w:w="765" w:type="pct"/>
             <w:tcMar>
               <w:top w:w="60" w:type="dxa"/>
               <w:left w:w="80" w:type="dxa"/>
@@ -37885,49 +39086,74 @@
         </w:tc>
         <w:tc>
           <w:tcPr>
-            <w:tcW w:w="1284" w:type="pct"/>
-            <w:tcMar>
-              <w:top w:w="60" w:type="dxa"/>
-              <w:left w:w="80" w:type="dxa"/>
-              <w:bottom w:w="60" w:type="dxa"/>
-              <w:right w:w="80" w:type="dxa"/>
-            </w:tcMar>
-            <w:vAlign w:val="center"/>
-          </w:tcPr>
-          <w:p>
-            <w:r>
-              <w:rPr>
-                <w:sz w:val="17"/>
-                <w:szCs w:val="17"/>
-              </w:rPr>
-              <w:t>ZonNombre="Fortaleza de Ollantaytambo"; Preferencias=[Historia/Cultura, Naturaleza]</w:t>
-            </w:r>
-          </w:p>
-        </w:tc>
-        <w:tc>
-          <w:tcPr>
-            <w:tcW w:w="747" w:type="pct"/>
-            <w:tcMar>
-              <w:top w:w="60" w:type="dxa"/>
-              <w:left w:w="80" w:type="dxa"/>
-              <w:bottom w:w="60" w:type="dxa"/>
-              <w:right w:w="80" w:type="dxa"/>
-            </w:tcMar>
-            <w:vAlign w:val="center"/>
-          </w:tcPr>
-          <w:p>
-            <w:r>
-              <w:rPr>
-                <w:sz w:val="17"/>
-                <w:szCs w:val="17"/>
-              </w:rPr>
-              <w:t>El sistema guarda ambas asociaciones en ZonaPreferencia, y la zona aparece en los resultados de búsqueda tanto para la preferencia "Naturaleza" como para "Historia/Cultura", de forma independiente.</w:t>
-            </w:r>
-          </w:p>
-        </w:tc>
-        <w:tc>
-          <w:tcPr>
-            <w:tcW w:w="432" w:type="pct"/>
+            <w:tcW w:w="1316" w:type="pct"/>
+            <w:tcMar>
+              <w:top w:w="60" w:type="dxa"/>
+              <w:left w:w="80" w:type="dxa"/>
+              <w:bottom w:w="60" w:type="dxa"/>
+              <w:right w:w="80" w:type="dxa"/>
+            </w:tcMar>
+            <w:vAlign w:val="center"/>
+          </w:tcPr>
+          <w:p>
+            <w:proofErr w:type="spellStart"/>
+            <w:r>
+              <w:rPr>
+                <w:sz w:val="17"/>
+                <w:szCs w:val="17"/>
+              </w:rPr>
+              <w:t>ZonNombre</w:t>
+            </w:r>
+            <w:proofErr w:type="spellEnd"/>
+            <w:r>
+              <w:rPr>
+                <w:sz w:val="17"/>
+                <w:szCs w:val="17"/>
+              </w:rPr>
+              <w:t>="Fortaleza de Ollantaytambo"; Preferencias=[Historia/Cultura, Naturaleza]</w:t>
+            </w:r>
+          </w:p>
+        </w:tc>
+        <w:tc>
+          <w:tcPr>
+            <w:tcW w:w="761" w:type="pct"/>
+            <w:tcMar>
+              <w:top w:w="60" w:type="dxa"/>
+              <w:left w:w="80" w:type="dxa"/>
+              <w:bottom w:w="60" w:type="dxa"/>
+              <w:right w:w="80" w:type="dxa"/>
+            </w:tcMar>
+            <w:vAlign w:val="center"/>
+          </w:tcPr>
+          <w:p>
+            <w:r>
+              <w:rPr>
+                <w:sz w:val="17"/>
+                <w:szCs w:val="17"/>
+              </w:rPr>
+              <w:t xml:space="preserve">El sistema guarda ambas asociaciones en </w:t>
+            </w:r>
+            <w:proofErr w:type="spellStart"/>
+            <w:r>
+              <w:rPr>
+                <w:sz w:val="17"/>
+                <w:szCs w:val="17"/>
+              </w:rPr>
+              <w:t>ZonaPreferencia</w:t>
+            </w:r>
+            <w:proofErr w:type="spellEnd"/>
+            <w:r>
+              <w:rPr>
+                <w:sz w:val="17"/>
+                <w:szCs w:val="17"/>
+              </w:rPr>
+              <w:t>, y la zona aparece en los resultados de búsqueda tanto para la preferencia "Naturaleza" como para "Historia/Cultura", de forma independiente.</w:t>
+            </w:r>
+          </w:p>
+        </w:tc>
+        <w:tc>
+          <w:tcPr>
+            <w:tcW w:w="346" w:type="pct"/>
             <w:tcMar>
               <w:top w:w="60" w:type="dxa"/>
               <w:left w:w="80" w:type="dxa"/>
@@ -37953,7 +39179,7 @@
         </w:trPr>
         <w:tc>
           <w:tcPr>
-            <w:tcW w:w="221" w:type="pct"/>
+            <w:tcW w:w="217" w:type="pct"/>
             <w:tcMar>
               <w:top w:w="60" w:type="dxa"/>
               <w:left w:w="80" w:type="dxa"/>
@@ -37974,7 +39200,7 @@
         </w:tc>
         <w:tc>
           <w:tcPr>
-            <w:tcW w:w="614" w:type="pct"/>
+            <w:tcW w:w="624" w:type="pct"/>
             <w:tcMar>
               <w:top w:w="60" w:type="dxa"/>
               <w:left w:w="80" w:type="dxa"/>
@@ -37995,28 +39221,44 @@
         </w:tc>
         <w:tc>
           <w:tcPr>
-            <w:tcW w:w="951" w:type="pct"/>
-            <w:tcMar>
-              <w:top w:w="60" w:type="dxa"/>
-              <w:left w:w="80" w:type="dxa"/>
-              <w:bottom w:w="60" w:type="dxa"/>
-              <w:right w:w="80" w:type="dxa"/>
-            </w:tcMar>
-            <w:vAlign w:val="center"/>
-          </w:tcPr>
-          <w:p>
-            <w:r>
-              <w:rPr>
-                <w:sz w:val="17"/>
-                <w:szCs w:val="17"/>
-              </w:rPr>
-              <w:t>Existen los tramos de edad sembrados en CategoriaVisitante para los ámbitos Tren y Zona.</w:t>
-            </w:r>
-          </w:p>
-        </w:tc>
-        <w:tc>
-          <w:tcPr>
-            <w:tcW w:w="752" w:type="pct"/>
+            <w:tcW w:w="971" w:type="pct"/>
+            <w:tcMar>
+              <w:top w:w="60" w:type="dxa"/>
+              <w:left w:w="80" w:type="dxa"/>
+              <w:bottom w:w="60" w:type="dxa"/>
+              <w:right w:w="80" w:type="dxa"/>
+            </w:tcMar>
+            <w:vAlign w:val="center"/>
+          </w:tcPr>
+          <w:p>
+            <w:r>
+              <w:rPr>
+                <w:sz w:val="17"/>
+                <w:szCs w:val="17"/>
+              </w:rPr>
+              <w:t xml:space="preserve">Existen los tramos de edad sembrados en </w:t>
+            </w:r>
+            <w:proofErr w:type="spellStart"/>
+            <w:r>
+              <w:rPr>
+                <w:sz w:val="17"/>
+                <w:szCs w:val="17"/>
+              </w:rPr>
+              <w:t>CategoriaVisitante</w:t>
+            </w:r>
+            <w:proofErr w:type="spellEnd"/>
+            <w:r>
+              <w:rPr>
+                <w:sz w:val="17"/>
+                <w:szCs w:val="17"/>
+              </w:rPr>
+              <w:t xml:space="preserve"> para los ámbitos Tren y Zona.</w:t>
+            </w:r>
+          </w:p>
+        </w:tc>
+        <w:tc>
+          <w:tcPr>
+            <w:tcW w:w="765" w:type="pct"/>
             <w:tcMar>
               <w:top w:w="60" w:type="dxa"/>
               <w:left w:w="80" w:type="dxa"/>
@@ -38046,7 +39288,7 @@
         </w:tc>
         <w:tc>
           <w:tcPr>
-            <w:tcW w:w="1284" w:type="pct"/>
+            <w:tcW w:w="1316" w:type="pct"/>
             <w:tcMar>
               <w:top w:w="60" w:type="dxa"/>
               <w:left w:w="80" w:type="dxa"/>
@@ -38067,28 +39309,44 @@
         </w:tc>
         <w:tc>
           <w:tcPr>
-            <w:tcW w:w="747" w:type="pct"/>
-            <w:tcMar>
-              <w:top w:w="60" w:type="dxa"/>
-              <w:left w:w="80" w:type="dxa"/>
-              <w:bottom w:w="60" w:type="dxa"/>
-              <w:right w:w="80" w:type="dxa"/>
-            </w:tcMar>
-            <w:vAlign w:val="center"/>
-          </w:tcPr>
-          <w:p>
-            <w:r>
-              <w:rPr>
-                <w:sz w:val="17"/>
-                <w:szCs w:val="17"/>
-              </w:rPr>
-              <w:t>El sistema cobra tarifa de adulto en el tren (S/ 145.00) y tarifa de menor en la zona (S/ 47.60), con un total de S/ 192.60, porque PeruRail corta la tarifa de niño a los 12 años y la zona la mantiene hasta los 17.</w:t>
-            </w:r>
-          </w:p>
-        </w:tc>
-        <w:tc>
-          <w:tcPr>
-            <w:tcW w:w="432" w:type="pct"/>
+            <w:tcW w:w="761" w:type="pct"/>
+            <w:tcMar>
+              <w:top w:w="60" w:type="dxa"/>
+              <w:left w:w="80" w:type="dxa"/>
+              <w:bottom w:w="60" w:type="dxa"/>
+              <w:right w:w="80" w:type="dxa"/>
+            </w:tcMar>
+            <w:vAlign w:val="center"/>
+          </w:tcPr>
+          <w:p>
+            <w:r>
+              <w:rPr>
+                <w:sz w:val="17"/>
+                <w:szCs w:val="17"/>
+              </w:rPr>
+              <w:t xml:space="preserve">El sistema cobra tarifa de adulto en el tren (S/ 145.00) y tarifa de menor en la zona (S/ 47.60), con un total de S/ 192.60, porque </w:t>
+            </w:r>
+            <w:proofErr w:type="spellStart"/>
+            <w:r>
+              <w:rPr>
+                <w:sz w:val="17"/>
+                <w:szCs w:val="17"/>
+              </w:rPr>
+              <w:t>PeruRail</w:t>
+            </w:r>
+            <w:proofErr w:type="spellEnd"/>
+            <w:r>
+              <w:rPr>
+                <w:sz w:val="17"/>
+                <w:szCs w:val="17"/>
+              </w:rPr>
+              <w:t xml:space="preserve"> corta la tarifa de niño a los 12 años y la zona la mantiene hasta los 17.</w:t>
+            </w:r>
+          </w:p>
+        </w:tc>
+        <w:tc>
+          <w:tcPr>
+            <w:tcW w:w="346" w:type="pct"/>
             <w:tcMar>
               <w:top w:w="60" w:type="dxa"/>
               <w:left w:w="80" w:type="dxa"/>
@@ -38114,7 +39372,7 @@
         </w:trPr>
         <w:tc>
           <w:tcPr>
-            <w:tcW w:w="221" w:type="pct"/>
+            <w:tcW w:w="217" w:type="pct"/>
             <w:tcMar>
               <w:top w:w="60" w:type="dxa"/>
               <w:left w:w="80" w:type="dxa"/>
@@ -38136,7 +39394,7 @@
         </w:tc>
         <w:tc>
           <w:tcPr>
-            <w:tcW w:w="614" w:type="pct"/>
+            <w:tcW w:w="624" w:type="pct"/>
             <w:tcMar>
               <w:top w:w="60" w:type="dxa"/>
               <w:left w:w="80" w:type="dxa"/>
@@ -38157,28 +39415,44 @@
         </w:tc>
         <w:tc>
           <w:tcPr>
-            <w:tcW w:w="951" w:type="pct"/>
-            <w:tcMar>
-              <w:top w:w="60" w:type="dxa"/>
-              <w:left w:w="80" w:type="dxa"/>
-              <w:bottom w:w="60" w:type="dxa"/>
-              <w:right w:w="80" w:type="dxa"/>
-            </w:tcMar>
-            <w:vAlign w:val="center"/>
-          </w:tcPr>
-          <w:p>
-            <w:r>
-              <w:rPr>
-                <w:sz w:val="17"/>
-                <w:szCs w:val="17"/>
-              </w:rPr>
-              <w:t>La zona tiene ZonCupoMaximoDiario configurado y quedan menos cupos libres que integrantes del grupo.</w:t>
-            </w:r>
-          </w:p>
-        </w:tc>
-        <w:tc>
-          <w:tcPr>
-            <w:tcW w:w="752" w:type="pct"/>
+            <w:tcW w:w="971" w:type="pct"/>
+            <w:tcMar>
+              <w:top w:w="60" w:type="dxa"/>
+              <w:left w:w="80" w:type="dxa"/>
+              <w:bottom w:w="60" w:type="dxa"/>
+              <w:right w:w="80" w:type="dxa"/>
+            </w:tcMar>
+            <w:vAlign w:val="center"/>
+          </w:tcPr>
+          <w:p>
+            <w:r>
+              <w:rPr>
+                <w:sz w:val="17"/>
+                <w:szCs w:val="17"/>
+              </w:rPr>
+              <w:t xml:space="preserve">La zona tiene </w:t>
+            </w:r>
+            <w:proofErr w:type="spellStart"/>
+            <w:r>
+              <w:rPr>
+                <w:sz w:val="17"/>
+                <w:szCs w:val="17"/>
+              </w:rPr>
+              <w:t>ZonCupoMaximoDiario</w:t>
+            </w:r>
+            <w:proofErr w:type="spellEnd"/>
+            <w:r>
+              <w:rPr>
+                <w:sz w:val="17"/>
+                <w:szCs w:val="17"/>
+              </w:rPr>
+              <w:t xml:space="preserve"> configurado y quedan menos cupos libres que integrantes del grupo.</w:t>
+            </w:r>
+          </w:p>
+        </w:tc>
+        <w:tc>
+          <w:tcPr>
+            <w:tcW w:w="765" w:type="pct"/>
             <w:tcMar>
               <w:top w:w="60" w:type="dxa"/>
               <w:left w:w="80" w:type="dxa"/>
@@ -38217,28 +39491,37 @@
         </w:tc>
         <w:tc>
           <w:tcPr>
-            <w:tcW w:w="1284" w:type="pct"/>
-            <w:tcMar>
-              <w:top w:w="60" w:type="dxa"/>
-              <w:left w:w="80" w:type="dxa"/>
-              <w:bottom w:w="60" w:type="dxa"/>
-              <w:right w:w="80" w:type="dxa"/>
-            </w:tcMar>
-            <w:vAlign w:val="center"/>
-          </w:tcPr>
-          <w:p>
-            <w:r>
-              <w:rPr>
-                <w:sz w:val="17"/>
-                <w:szCs w:val="17"/>
-              </w:rPr>
-              <w:t>ZonaTuristica=Conjunto Arqueológico de Ollantaytambo; personas=3; cupos libres=2</w:t>
-            </w:r>
-          </w:p>
-        </w:tc>
-        <w:tc>
-          <w:tcPr>
-            <w:tcW w:w="747" w:type="pct"/>
+            <w:tcW w:w="1316" w:type="pct"/>
+            <w:tcMar>
+              <w:top w:w="60" w:type="dxa"/>
+              <w:left w:w="80" w:type="dxa"/>
+              <w:bottom w:w="60" w:type="dxa"/>
+              <w:right w:w="80" w:type="dxa"/>
+            </w:tcMar>
+            <w:vAlign w:val="center"/>
+          </w:tcPr>
+          <w:p>
+            <w:proofErr w:type="spellStart"/>
+            <w:r>
+              <w:rPr>
+                <w:sz w:val="17"/>
+                <w:szCs w:val="17"/>
+              </w:rPr>
+              <w:t>ZonaTuristica</w:t>
+            </w:r>
+            <w:proofErr w:type="spellEnd"/>
+            <w:r>
+              <w:rPr>
+                <w:sz w:val="17"/>
+                <w:szCs w:val="17"/>
+              </w:rPr>
+              <w:t>=Conjunto Arqueológico de Ollantaytambo; personas=3; cupos libres=2</w:t>
+            </w:r>
+          </w:p>
+        </w:tc>
+        <w:tc>
+          <w:tcPr>
+            <w:tcW w:w="761" w:type="pct"/>
             <w:tcMar>
               <w:top w:w="60" w:type="dxa"/>
               <w:left w:w="80" w:type="dxa"/>
@@ -38259,7 +39542,7 @@
         </w:tc>
         <w:tc>
           <w:tcPr>
-            <w:tcW w:w="432" w:type="pct"/>
+            <w:tcW w:w="346" w:type="pct"/>
             <w:tcMar>
               <w:top w:w="60" w:type="dxa"/>
               <w:left w:w="80" w:type="dxa"/>
@@ -38275,257 +39558,6 @@
                 <w:szCs w:val="17"/>
               </w:rPr>
               <w:t>Exitoso</w:t>
-            </w:r>
-          </w:p>
-        </w:tc>
-      </w:tr>
-    </w:tbl>
-    <w:p>
-      <w:pPr>
-        <w:pStyle w:val="Ttulo3"/>
-        <w:rPr>
-          <w:b/>
-          <w:bCs/>
-          <w:color w:val="auto"/>
-          <w:sz w:val="22"/>
-          <w:szCs w:val="22"/>
-        </w:rPr>
-      </w:pPr>
-      <w:r>
-        <w:tab/>
-      </w:r>
-      <w:r>
-        <w:tab/>
-      </w:r>
-      <w:bookmarkStart w:id="36" w:name="_Toc239614624"/>
-      <w:r>
-        <w:rPr>
-          <w:b/>
-          <w:bCs/>
-          <w:color w:val="auto"/>
-          <w:sz w:val="22"/>
-          <w:szCs w:val="22"/>
-        </w:rPr>
-        <w:t>8.2.3. Pruebas de integridad de base de datos</w:t>
-      </w:r>
-      <w:bookmarkEnd w:id="36"/>
-    </w:p>
-    <w:p>
-      <w:pPr>
-        <w:spacing w:after="140"/>
-        <w:ind w:left="1416"/>
-        <w:jc w:val="both"/>
-      </w:pPr>
-      <w:r>
-        <w:t>Las pruebas de integridad verifican que el esquema y los datos cargados en PostgreSQL sigan siendo coherentes entre sí. Cubren un riesgo que las pruebas de caja blanca no alcanzan: al simular el repositorio, aquellas permanecen en verde aunque los valores de init/02_datos.sql cambien. El esquema define dos funciones verificadoras en init/03_consultas.sql, fn_verificar_categorias() y fn_verificar_rutas(), concebidas para ejecutarse a mano; esta batería las ejecuta en cada compilación del proyecto.</w:t>
-      </w:r>
-    </w:p>
-    <w:p>
-      <w:pPr>
-        <w:spacing w:after="140"/>
-        <w:ind w:left="1416"/>
-        <w:jc w:val="both"/>
-      </w:pPr>
-      <w:r>
-        <w:rPr>
-          <w:b/>
-          <w:bCs/>
-        </w:rPr>
-        <w:t>Entorno de ejecución:</w:t>
-      </w:r>
-      <w:r>
-        <w:t xml:space="preserve"> a diferencia del resto de la suite, que emplea H2 en modo de compatibilidad PostgreSQL, esta batería levanta un contenedor PostgreSQL 15 real mediante Testcontainers y le carga los mismos scripts de init que monta el docker-compose.yml. Es necesario porque los verificadores están escritos en PL/pgSQL, lenguaje que H2 no interpreta. La clase de prueba correspondiente es VerificacionIntegridadBdTest.</w:t>
-      </w:r>
-    </w:p>
-    <w:p>
-      <w:pPr>
-        <w:ind w:left="1416"/>
-        <w:jc w:val="both"/>
-        <w:rPr>
-          <w:b/>
-          <w:bCs/>
-        </w:rPr>
-      </w:pPr>
-      <w:r>
-        <w:rPr>
-          <w:b/>
-          <w:bCs/>
-        </w:rPr>
-        <w:t>Matriz de casos de prueba de integridad de base de datos</w:t>
-      </w:r>
-    </w:p>
-    <w:tbl>
-      <w:tblPr>
-        <w:tblW w:w="6324" w:type="pct"/>
-        <w:tblInd w:w="-1110" w:type="dxa"/>
-        <w:tblBorders>
-          <w:top w:val="single" w:sz="4" w:space="0" w:color="auto"/>
-          <w:left w:val="single" w:sz="4" w:space="0" w:color="auto"/>
-          <w:bottom w:val="single" w:sz="4" w:space="0" w:color="auto"/>
-          <w:right w:val="single" w:sz="4" w:space="0" w:color="auto"/>
-          <w:insideH w:val="single" w:sz="4" w:space="0" w:color="auto"/>
-          <w:insideV w:val="single" w:sz="4" w:space="0" w:color="auto"/>
-        </w:tblBorders>
-        <w:tblCellMar>
-          <w:left w:w="10" w:type="dxa"/>
-          <w:right w:w="10" w:type="dxa"/>
-        </w:tblCellMar>
-        <w:tblLook w:val="04A0" w:firstRow="1" w:lastRow="0" w:firstColumn="1" w:lastColumn="0" w:noHBand="0" w:noVBand="1"/>
-      </w:tblPr>
-      <w:tblGrid>
-        <w:gridCol w:w="410"/>
-        <w:gridCol w:w="2381"/>
-        <w:gridCol w:w="1757"/>
-        <w:gridCol w:w="2825"/>
-        <w:gridCol w:w="2711"/>
-        <w:gridCol w:w="659"/>
-      </w:tblGrid>
-      <w:tr>
-        <w:trPr>
-          <w:cantSplit/>
-          <w:tblHeader/>
-        </w:trPr>
-        <w:tc>
-          <w:tcPr>
-            <w:tcW w:w="184" w:type="pct"/>
-            <w:shd w:val="clear" w:color="auto" w:fill="D9E2F3"/>
-            <w:tcMar>
-              <w:top w:w="60" w:type="dxa"/>
-              <w:left w:w="80" w:type="dxa"/>
-              <w:bottom w:w="60" w:type="dxa"/>
-              <w:right w:w="80" w:type="dxa"/>
-            </w:tcMar>
-            <w:vAlign w:val="center"/>
-          </w:tcPr>
-          <w:p>
-            <w:r>
-              <w:rPr>
-                <w:b/>
-                <w:bCs/>
-                <w:sz w:val="17"/>
-                <w:szCs w:val="17"/>
-              </w:rPr>
-              <w:t>ID</w:t>
-            </w:r>
-          </w:p>
-        </w:tc>
-        <w:tc>
-          <w:tcPr>
-            <w:tcW w:w="1111" w:type="pct"/>
-            <w:shd w:val="clear" w:color="auto" w:fill="D9E2F3"/>
-            <w:tcMar>
-              <w:top w:w="60" w:type="dxa"/>
-              <w:left w:w="80" w:type="dxa"/>
-              <w:bottom w:w="60" w:type="dxa"/>
-              <w:right w:w="80" w:type="dxa"/>
-            </w:tcMar>
-            <w:vAlign w:val="center"/>
-          </w:tcPr>
-          <w:p>
-            <w:r>
-              <w:rPr>
-                <w:b/>
-                <w:bCs/>
-                <w:sz w:val="17"/>
-                <w:szCs w:val="17"/>
-              </w:rPr>
-              <w:t>Verificación</w:t>
-            </w:r>
-          </w:p>
-        </w:tc>
-        <w:tc>
-          <w:tcPr>
-            <w:tcW w:w="817" w:type="pct"/>
-            <w:shd w:val="clear" w:color="auto" w:fill="D9E2F3"/>
-            <w:tcMar>
-              <w:top w:w="60" w:type="dxa"/>
-              <w:left w:w="80" w:type="dxa"/>
-              <w:bottom w:w="60" w:type="dxa"/>
-              <w:right w:w="80" w:type="dxa"/>
-            </w:tcMar>
-            <w:vAlign w:val="center"/>
-          </w:tcPr>
-          <w:p>
-            <w:r>
-              <w:rPr>
-                <w:b/>
-                <w:bCs/>
-                <w:sz w:val="17"/>
-                <w:szCs w:val="17"/>
-              </w:rPr>
-              <w:t>Aspecto evaluado</w:t>
-            </w:r>
-          </w:p>
-        </w:tc>
-        <w:tc>
-          <w:tcPr>
-            <w:tcW w:w="1317" w:type="pct"/>
-            <w:shd w:val="clear" w:color="auto" w:fill="D9E2F3"/>
-            <w:tcMar>
-              <w:top w:w="60" w:type="dxa"/>
-              <w:left w:w="80" w:type="dxa"/>
-              <w:bottom w:w="60" w:type="dxa"/>
-              <w:right w:w="80" w:type="dxa"/>
-            </w:tcMar>
-            <w:vAlign w:val="center"/>
-          </w:tcPr>
-          <w:p>
-            <w:r>
-              <w:rPr>
-                <w:b/>
-                <w:bCs/>
-                <w:sz w:val="17"/>
-                <w:szCs w:val="17"/>
-              </w:rPr>
-              <w:t>Mecanismo de comprobación</w:t>
-            </w:r>
-          </w:p>
-        </w:tc>
-        <w:tc>
-          <w:tcPr>
-            <w:tcW w:w="1264" w:type="pct"/>
-            <w:shd w:val="clear" w:color="auto" w:fill="D9E2F3"/>
-            <w:tcMar>
-              <w:top w:w="60" w:type="dxa"/>
-              <w:left w:w="80" w:type="dxa"/>
-              <w:bottom w:w="60" w:type="dxa"/>
-              <w:right w:w="80" w:type="dxa"/>
-            </w:tcMar>
-            <w:vAlign w:val="center"/>
-          </w:tcPr>
-          <w:p>
-            <w:r>
-              <w:rPr>
-                <w:b/>
-                <w:bCs/>
-                <w:sz w:val="17"/>
-                <w:szCs w:val="17"/>
-              </w:rPr>
-              <w:t>Resultado esperado</w:t>
-            </w:r>
-          </w:p>
-        </w:tc>
-        <w:tc>
-          <w:tcPr>
-            <w:tcW w:w="307" w:type="pct"/>
-            <w:shd w:val="clear" w:color="auto" w:fill="D9E2F3"/>
-            <w:tcMar>
-              <w:top w:w="60" w:type="dxa"/>
-              <w:left w:w="80" w:type="dxa"/>
-              <w:bottom w:w="60" w:type="dxa"/>
-              <w:right w:w="80" w:type="dxa"/>
-            </w:tcMar>
-            <w:vAlign w:val="center"/>
-          </w:tcPr>
-          <w:p>
-            <w:r>
-              <w:rPr>
-                <w:b/>
-                <w:bCs/>
-                <w:sz w:val="17"/>
-                <w:szCs w:val="17"/>
-              </w:rPr>
-              <w:t>Estado</w:t>
             </w:r>
           </w:p>
         </w:tc>
@@ -38536,112 +39568,151 @@
         </w:trPr>
         <w:tc>
           <w:tcPr>
-            <w:tcW w:w="184" w:type="pct"/>
-            <w:tcMar>
-              <w:top w:w="60" w:type="dxa"/>
-              <w:left w:w="80" w:type="dxa"/>
-              <w:bottom w:w="60" w:type="dxa"/>
-              <w:right w:w="80" w:type="dxa"/>
-            </w:tcMar>
-            <w:vAlign w:val="center"/>
-          </w:tcPr>
-          <w:p>
-            <w:r>
-              <w:rPr>
-                <w:sz w:val="17"/>
-                <w:szCs w:val="17"/>
-              </w:rPr>
-              <w:t>BD-01</w:t>
-            </w:r>
-          </w:p>
-        </w:tc>
-        <w:tc>
-          <w:tcPr>
-            <w:tcW w:w="1111" w:type="pct"/>
-            <w:tcMar>
-              <w:top w:w="60" w:type="dxa"/>
-              <w:left w:w="80" w:type="dxa"/>
-              <w:bottom w:w="60" w:type="dxa"/>
-              <w:right w:w="80" w:type="dxa"/>
-            </w:tcMar>
-            <w:vAlign w:val="center"/>
-          </w:tcPr>
-          <w:p>
-            <w:r>
-              <w:rPr>
-                <w:sz w:val="17"/>
-                <w:szCs w:val="17"/>
-              </w:rPr>
-              <w:t>Carga inicial completa</w:t>
-            </w:r>
-          </w:p>
-        </w:tc>
-        <w:tc>
-          <w:tcPr>
-            <w:tcW w:w="817" w:type="pct"/>
-            <w:tcMar>
-              <w:top w:w="60" w:type="dxa"/>
-              <w:left w:w="80" w:type="dxa"/>
-              <w:bottom w:w="60" w:type="dxa"/>
-              <w:right w:w="80" w:type="dxa"/>
-            </w:tcMar>
-            <w:vAlign w:val="center"/>
-          </w:tcPr>
-          <w:p>
-            <w:r>
-              <w:rPr>
-                <w:sz w:val="17"/>
-                <w:szCs w:val="17"/>
-              </w:rPr>
-              <w:t>Que el entrypoint de PostgreSQL ejecutó 01_esquema.sql, 02_datos.sql y 03_consultas.sql en orden</w:t>
-            </w:r>
-          </w:p>
-        </w:tc>
-        <w:tc>
-          <w:tcPr>
-            <w:tcW w:w="1317" w:type="pct"/>
-            <w:tcMar>
-              <w:top w:w="60" w:type="dxa"/>
-              <w:left w:w="80" w:type="dxa"/>
-              <w:bottom w:w="60" w:type="dxa"/>
-              <w:right w:w="80" w:type="dxa"/>
-            </w:tcMar>
-            <w:vAlign w:val="center"/>
-          </w:tcPr>
-          <w:p>
-            <w:r>
-              <w:rPr>
-                <w:sz w:val="17"/>
-                <w:szCs w:val="17"/>
-              </w:rPr>
-              <w:t>fn_resumen_bd()</w:t>
-            </w:r>
-          </w:p>
-        </w:tc>
-        <w:tc>
-          <w:tcPr>
-            <w:tcW w:w="1264" w:type="pct"/>
-            <w:tcMar>
-              <w:top w:w="60" w:type="dxa"/>
-              <w:left w:w="80" w:type="dxa"/>
-              <w:bottom w:w="60" w:type="dxa"/>
-              <w:right w:w="80" w:type="dxa"/>
-            </w:tcMar>
-            <w:vAlign w:val="center"/>
-          </w:tcPr>
-          <w:p>
-            <w:r>
-              <w:rPr>
-                <w:sz w:val="17"/>
-                <w:szCs w:val="17"/>
-              </w:rPr>
-              <w:t>Las tablas del núcleo devuelven al menos un registro</w:t>
-            </w:r>
-          </w:p>
-        </w:tc>
-        <w:tc>
-          <w:tcPr>
-            <w:tcW w:w="307" w:type="pct"/>
+            <w:tcW w:w="217" w:type="pct"/>
+            <w:tcMar>
+              <w:top w:w="60" w:type="dxa"/>
+              <w:left w:w="80" w:type="dxa"/>
+              <w:bottom w:w="60" w:type="dxa"/>
+              <w:right w:w="80" w:type="dxa"/>
+            </w:tcMar>
+            <w:vAlign w:val="center"/>
+          </w:tcPr>
+          <w:p>
+            <w:r>
+              <w:rPr>
+                <w:sz w:val="17"/>
+                <w:szCs w:val="17"/>
+              </w:rPr>
+              <w:t>CN-13</w:t>
+            </w:r>
+          </w:p>
+        </w:tc>
+        <w:tc>
+          <w:tcPr>
+            <w:tcW w:w="624" w:type="pct"/>
+            <w:tcMar>
+              <w:top w:w="60" w:type="dxa"/>
+              <w:left w:w="80" w:type="dxa"/>
+              <w:bottom w:w="60" w:type="dxa"/>
+              <w:right w:w="80" w:type="dxa"/>
+            </w:tcMar>
+            <w:vAlign w:val="center"/>
+          </w:tcPr>
+          <w:p>
+            <w:r>
+              <w:rPr>
+                <w:sz w:val="17"/>
+                <w:szCs w:val="17"/>
+              </w:rPr>
+              <w:t>Consultar historial de informes de planificación de un usuario autenticado (CU-09, RF-19).</w:t>
+            </w:r>
+          </w:p>
+        </w:tc>
+        <w:tc>
+          <w:tcPr>
+            <w:tcW w:w="971" w:type="pct"/>
+            <w:tcMar>
+              <w:top w:w="60" w:type="dxa"/>
+              <w:left w:w="80" w:type="dxa"/>
+              <w:bottom w:w="60" w:type="dxa"/>
+              <w:right w:w="80" w:type="dxa"/>
+            </w:tcMar>
+            <w:vAlign w:val="center"/>
+          </w:tcPr>
+          <w:p>
+            <w:r>
+              <w:rPr>
+                <w:sz w:val="17"/>
+                <w:szCs w:val="17"/>
+              </w:rPr>
+              <w:t>Existe el usuario "turista_jose" registrado con al menos un informe generado en el sistema.</w:t>
+            </w:r>
+          </w:p>
+        </w:tc>
+        <w:tc>
+          <w:tcPr>
+            <w:tcW w:w="765" w:type="pct"/>
+            <w:tcMar>
+              <w:top w:w="60" w:type="dxa"/>
+              <w:left w:w="80" w:type="dxa"/>
+              <w:bottom w:w="60" w:type="dxa"/>
+              <w:right w:w="80" w:type="dxa"/>
+            </w:tcMar>
+            <w:vAlign w:val="center"/>
+          </w:tcPr>
+          <w:p>
+            <w:r>
+              <w:rPr>
+                <w:sz w:val="17"/>
+                <w:szCs w:val="17"/>
+              </w:rPr>
+              <w:t xml:space="preserve">1) Iniciar sesión como "turista_jose". </w:t>
+            </w:r>
+          </w:p>
+          <w:p>
+            <w:r>
+              <w:rPr>
+                <w:sz w:val="17"/>
+                <w:szCs w:val="17"/>
+              </w:rPr>
+              <w:t xml:space="preserve">2) Acceder a la pestaña "Mis Informes". </w:t>
+            </w:r>
+          </w:p>
+          <w:p>
+            <w:r>
+              <w:rPr>
+                <w:sz w:val="17"/>
+                <w:szCs w:val="17"/>
+              </w:rPr>
+              <w:t>3) Verificar los informes y pulsar "Ver" y "PDF".</w:t>
+            </w:r>
+          </w:p>
+        </w:tc>
+        <w:tc>
+          <w:tcPr>
+            <w:tcW w:w="1316" w:type="pct"/>
+            <w:tcMar>
+              <w:top w:w="60" w:type="dxa"/>
+              <w:left w:w="80" w:type="dxa"/>
+              <w:bottom w:w="60" w:type="dxa"/>
+              <w:right w:w="80" w:type="dxa"/>
+            </w:tcMar>
+            <w:vAlign w:val="center"/>
+          </w:tcPr>
+          <w:p>
+            <w:r>
+              <w:rPr>
+                <w:sz w:val="17"/>
+                <w:szCs w:val="17"/>
+              </w:rPr>
+              <w:t>Usuario="turista_jose"; Contraseña="Turista1234"</w:t>
+            </w:r>
+          </w:p>
+        </w:tc>
+        <w:tc>
+          <w:tcPr>
+            <w:tcW w:w="761" w:type="pct"/>
+            <w:tcMar>
+              <w:top w:w="60" w:type="dxa"/>
+              <w:left w:w="80" w:type="dxa"/>
+              <w:bottom w:w="60" w:type="dxa"/>
+              <w:right w:w="80" w:type="dxa"/>
+            </w:tcMar>
+            <w:vAlign w:val="center"/>
+          </w:tcPr>
+          <w:p>
+            <w:r>
+              <w:rPr>
+                <w:sz w:val="17"/>
+                <w:szCs w:val="17"/>
+              </w:rPr>
+              <w:t>El sistema presenta la tabla con los informes emitidos por el usuario en orden cronológico inverso, permite visualizar la versión HTML y descargar el PDF sin consumir aforo. Un usuario no autenticado es redirigido al login.</w:t>
+            </w:r>
+          </w:p>
+        </w:tc>
+        <w:tc>
+          <w:tcPr>
+            <w:tcW w:w="346" w:type="pct"/>
             <w:tcMar>
               <w:top w:w="60" w:type="dxa"/>
               <w:left w:w="80" w:type="dxa"/>
@@ -38667,121 +39738,261 @@
         </w:trPr>
         <w:tc>
           <w:tcPr>
-            <w:tcW w:w="184" w:type="pct"/>
-            <w:tcMar>
-              <w:top w:w="60" w:type="dxa"/>
-              <w:left w:w="80" w:type="dxa"/>
-              <w:bottom w:w="60" w:type="dxa"/>
-              <w:right w:w="80" w:type="dxa"/>
-            </w:tcMar>
-            <w:vAlign w:val="center"/>
-          </w:tcPr>
-          <w:p>
-            <w:r>
-              <w:rPr>
-                <w:sz w:val="17"/>
-                <w:szCs w:val="17"/>
-              </w:rPr>
-              <w:t>BD-02</w:t>
-            </w:r>
-          </w:p>
-        </w:tc>
-        <w:tc>
-          <w:tcPr>
-            <w:tcW w:w="1111" w:type="pct"/>
-            <w:tcMar>
-              <w:top w:w="60" w:type="dxa"/>
-              <w:left w:w="80" w:type="dxa"/>
-              <w:bottom w:w="60" w:type="dxa"/>
-              <w:right w:w="80" w:type="dxa"/>
-            </w:tcMar>
-            <w:vAlign w:val="center"/>
-          </w:tcPr>
-          <w:p>
-            <w:r>
-              <w:rPr>
-                <w:sz w:val="17"/>
-                <w:szCs w:val="17"/>
-              </w:rPr>
-              <w:t>Cobertura de los tramos de edad</w:t>
-            </w:r>
-          </w:p>
-        </w:tc>
-        <w:tc>
-          <w:tcPr>
-            <w:tcW w:w="817" w:type="pct"/>
-            <w:tcMar>
-              <w:top w:w="60" w:type="dxa"/>
-              <w:left w:w="80" w:type="dxa"/>
-              <w:bottom w:w="60" w:type="dxa"/>
-              <w:right w:w="80" w:type="dxa"/>
-            </w:tcMar>
-            <w:vAlign w:val="center"/>
-          </w:tcPr>
-          <w:p>
-            <w:r>
-              <w:rPr>
-                <w:sz w:val="17"/>
-                <w:szCs w:val="17"/>
-              </w:rPr>
-              <w:t>Que ninguna edad entre 0 y 120 quede sin categoría tarifaria en alguno de los dos ámbitos</w:t>
-            </w:r>
-          </w:p>
-        </w:tc>
-        <w:tc>
-          <w:tcPr>
-            <w:tcW w:w="1317" w:type="pct"/>
-            <w:tcMar>
-              <w:top w:w="60" w:type="dxa"/>
-              <w:left w:w="80" w:type="dxa"/>
-              <w:bottom w:w="60" w:type="dxa"/>
-              <w:right w:w="80" w:type="dxa"/>
-            </w:tcMar>
-            <w:vAlign w:val="center"/>
-          </w:tcPr>
-          <w:p>
-            <w:r>
-              <w:rPr>
-                <w:sz w:val="17"/>
-                <w:szCs w:val="17"/>
-              </w:rPr>
-              <w:t>fn_verificar_categorias()</w:t>
-            </w:r>
-          </w:p>
-        </w:tc>
-        <w:tc>
-          <w:tcPr>
-            <w:tcW w:w="1264" w:type="pct"/>
-            <w:tcMar>
-              <w:top w:w="60" w:type="dxa"/>
-              <w:left w:w="80" w:type="dxa"/>
-              <w:bottom w:w="60" w:type="dxa"/>
-              <w:right w:w="80" w:type="dxa"/>
-            </w:tcMar>
-            <w:vAlign w:val="center"/>
-          </w:tcPr>
-          <w:p>
-            <w:r>
-              <w:rPr>
-                <w:sz w:val="17"/>
-                <w:szCs w:val="17"/>
-              </w:rPr>
-              <w:t>La función no devuelve ninguna fila</w:t>
-            </w:r>
-          </w:p>
-        </w:tc>
-        <w:tc>
-          <w:tcPr>
-            <w:tcW w:w="307" w:type="pct"/>
-            <w:tcMar>
-              <w:top w:w="60" w:type="dxa"/>
-              <w:left w:w="80" w:type="dxa"/>
-              <w:bottom w:w="60" w:type="dxa"/>
-              <w:right w:w="80" w:type="dxa"/>
-            </w:tcMar>
-            <w:vAlign w:val="center"/>
-          </w:tcPr>
-          <w:p>
+            <w:tcW w:w="217" w:type="pct"/>
+            <w:tcMar>
+              <w:top w:w="60" w:type="dxa"/>
+              <w:left w:w="80" w:type="dxa"/>
+              <w:bottom w:w="60" w:type="dxa"/>
+              <w:right w:w="80" w:type="dxa"/>
+            </w:tcMar>
+            <w:vAlign w:val="center"/>
+          </w:tcPr>
+          <w:p>
+            <w:pPr>
+              <w:rPr>
+                <w:sz w:val="17"/>
+                <w:szCs w:val="17"/>
+              </w:rPr>
+            </w:pPr>
+            <w:r>
+              <w:rPr>
+                <w:sz w:val="17"/>
+                <w:szCs w:val="17"/>
+              </w:rPr>
+              <w:t>CN-13</w:t>
+            </w:r>
+          </w:p>
+        </w:tc>
+        <w:tc>
+          <w:tcPr>
+            <w:tcW w:w="624" w:type="pct"/>
+            <w:tcMar>
+              <w:top w:w="60" w:type="dxa"/>
+              <w:left w:w="80" w:type="dxa"/>
+              <w:bottom w:w="60" w:type="dxa"/>
+              <w:right w:w="80" w:type="dxa"/>
+            </w:tcMar>
+            <w:vAlign w:val="center"/>
+          </w:tcPr>
+          <w:p>
+            <w:pPr>
+              <w:rPr>
+                <w:sz w:val="17"/>
+                <w:szCs w:val="17"/>
+              </w:rPr>
+            </w:pPr>
+            <w:r>
+              <w:rPr>
+                <w:sz w:val="17"/>
+                <w:szCs w:val="17"/>
+              </w:rPr>
+              <w:t>Eliminar un servicio de tren registrado (RF-12, RF-15)</w:t>
+            </w:r>
+          </w:p>
+        </w:tc>
+        <w:tc>
+          <w:tcPr>
+            <w:tcW w:w="971" w:type="pct"/>
+            <w:tcMar>
+              <w:top w:w="60" w:type="dxa"/>
+              <w:left w:w="80" w:type="dxa"/>
+              <w:bottom w:w="60" w:type="dxa"/>
+              <w:right w:w="80" w:type="dxa"/>
+            </w:tcMar>
+            <w:vAlign w:val="center"/>
+          </w:tcPr>
+          <w:p>
+            <w:pPr>
+              <w:rPr>
+                <w:sz w:val="17"/>
+                <w:szCs w:val="17"/>
+              </w:rPr>
+            </w:pPr>
+            <w:r>
+              <w:rPr>
+                <w:sz w:val="17"/>
+                <w:szCs w:val="17"/>
+              </w:rPr>
+              <w:t>Sesión iniciada con rol PERURAIL_ADMIN o ADMIN_MTC. Existe al menos un servicio de tren en la lista.</w:t>
+            </w:r>
+          </w:p>
+        </w:tc>
+        <w:tc>
+          <w:tcPr>
+            <w:tcW w:w="765" w:type="pct"/>
+            <w:tcMar>
+              <w:top w:w="60" w:type="dxa"/>
+              <w:left w:w="80" w:type="dxa"/>
+              <w:bottom w:w="60" w:type="dxa"/>
+              <w:right w:w="80" w:type="dxa"/>
+            </w:tcMar>
+            <w:vAlign w:val="center"/>
+          </w:tcPr>
+          <w:p>
+            <w:pPr>
+              <w:rPr>
+                <w:sz w:val="17"/>
+                <w:szCs w:val="17"/>
+              </w:rPr>
+            </w:pPr>
+            <w:r>
+              <w:rPr>
+                <w:sz w:val="17"/>
+                <w:szCs w:val="17"/>
+              </w:rPr>
+              <w:t>1) Acceder a "Horarios y tarifas" (/servicios-tren).</w:t>
+            </w:r>
+          </w:p>
+          <w:p>
+            <w:pPr>
+              <w:rPr>
+                <w:sz w:val="17"/>
+                <w:szCs w:val="17"/>
+              </w:rPr>
+            </w:pPr>
+            <w:r>
+              <w:rPr>
+                <w:sz w:val="17"/>
+                <w:szCs w:val="17"/>
+              </w:rPr>
+              <w:t>2) Ubicar el servicio deseado en la tabla.</w:t>
+            </w:r>
+          </w:p>
+          <w:p>
+            <w:pPr>
+              <w:rPr>
+                <w:sz w:val="17"/>
+                <w:szCs w:val="17"/>
+              </w:rPr>
+            </w:pPr>
+            <w:r>
+              <w:rPr>
+                <w:sz w:val="17"/>
+                <w:szCs w:val="17"/>
+              </w:rPr>
+              <w:t>3) Clic en el botón rojo de eliminar (icono papelera).</w:t>
+            </w:r>
+          </w:p>
+          <w:p>
+            <w:pPr>
+              <w:rPr>
+                <w:sz w:val="17"/>
+                <w:szCs w:val="17"/>
+              </w:rPr>
+            </w:pPr>
+            <w:r>
+              <w:rPr>
+                <w:sz w:val="17"/>
+                <w:szCs w:val="17"/>
+              </w:rPr>
+              <w:t>4) Confirmar la alerta de confirmación.</w:t>
+            </w:r>
+          </w:p>
+        </w:tc>
+        <w:tc>
+          <w:tcPr>
+            <w:tcW w:w="1316" w:type="pct"/>
+            <w:tcMar>
+              <w:top w:w="60" w:type="dxa"/>
+              <w:left w:w="80" w:type="dxa"/>
+              <w:bottom w:w="60" w:type="dxa"/>
+              <w:right w:w="80" w:type="dxa"/>
+            </w:tcMar>
+            <w:vAlign w:val="center"/>
+          </w:tcPr>
+          <w:p>
+            <w:pPr>
+              <w:rPr>
+                <w:sz w:val="17"/>
+                <w:szCs w:val="17"/>
+              </w:rPr>
+            </w:pPr>
+            <w:r>
+              <w:rPr>
+                <w:sz w:val="17"/>
+                <w:szCs w:val="17"/>
+              </w:rPr>
+              <w:t>ID del servicio existente (ej. Servicio de las 08:30 Ollantaytambo → Aguas Calientes)</w:t>
+            </w:r>
+          </w:p>
+        </w:tc>
+        <w:tc>
+          <w:tcPr>
+            <w:tcW w:w="761" w:type="pct"/>
+            <w:tcMar>
+              <w:top w:w="60" w:type="dxa"/>
+              <w:left w:w="80" w:type="dxa"/>
+              <w:bottom w:w="60" w:type="dxa"/>
+              <w:right w:w="80" w:type="dxa"/>
+            </w:tcMar>
+            <w:vAlign w:val="center"/>
+          </w:tcPr>
+          <w:p>
+            <w:pPr>
+              <w:rPr>
+                <w:sz w:val="17"/>
+                <w:szCs w:val="17"/>
+              </w:rPr>
+            </w:pPr>
+            <w:r>
+              <w:rPr>
+                <w:sz w:val="17"/>
+                <w:szCs w:val="17"/>
+              </w:rPr>
+              <w:t xml:space="preserve">El servicio se borra de la tabla inmediatamente, se elimina físicamente de la BD y se genera una entrada en </w:t>
+            </w:r>
+            <w:proofErr w:type="spellStart"/>
+            <w:r>
+              <w:rPr>
+                <w:sz w:val="17"/>
+                <w:szCs w:val="17"/>
+              </w:rPr>
+              <w:t>auditoria_log</w:t>
+            </w:r>
+            <w:proofErr w:type="spellEnd"/>
+            <w:r>
+              <w:rPr>
+                <w:sz w:val="17"/>
+                <w:szCs w:val="17"/>
+              </w:rPr>
+              <w:t xml:space="preserve"> con </w:t>
+            </w:r>
+            <w:proofErr w:type="spellStart"/>
+            <w:r>
+              <w:rPr>
+                <w:sz w:val="17"/>
+                <w:szCs w:val="17"/>
+              </w:rPr>
+              <w:t>AudOperacion</w:t>
+            </w:r>
+            <w:proofErr w:type="spellEnd"/>
+            <w:r>
+              <w:rPr>
+                <w:sz w:val="17"/>
+                <w:szCs w:val="17"/>
+              </w:rPr>
+              <w:t xml:space="preserve"> = 'DELETE', guardando el usuario y los datos anteriores.</w:t>
+            </w:r>
+          </w:p>
+        </w:tc>
+        <w:tc>
+          <w:tcPr>
+            <w:tcW w:w="346" w:type="pct"/>
+            <w:tcMar>
+              <w:top w:w="60" w:type="dxa"/>
+              <w:left w:w="80" w:type="dxa"/>
+              <w:bottom w:w="60" w:type="dxa"/>
+              <w:right w:w="80" w:type="dxa"/>
+            </w:tcMar>
+            <w:vAlign w:val="center"/>
+          </w:tcPr>
+          <w:p>
+            <w:pPr>
+              <w:rPr>
+                <w:sz w:val="17"/>
+                <w:szCs w:val="17"/>
+              </w:rPr>
+            </w:pPr>
             <w:r>
               <w:rPr>
                 <w:sz w:val="17"/>
@@ -38798,384 +40009,262 @@
         </w:trPr>
         <w:tc>
           <w:tcPr>
-            <w:tcW w:w="184" w:type="pct"/>
-            <w:tcMar>
-              <w:top w:w="60" w:type="dxa"/>
-              <w:left w:w="80" w:type="dxa"/>
-              <w:bottom w:w="60" w:type="dxa"/>
-              <w:right w:w="80" w:type="dxa"/>
-            </w:tcMar>
-            <w:vAlign w:val="center"/>
-          </w:tcPr>
-          <w:p>
-            <w:r>
-              <w:rPr>
-                <w:sz w:val="17"/>
-                <w:szCs w:val="17"/>
-              </w:rPr>
-              <w:t>BD-03</w:t>
-            </w:r>
-          </w:p>
-        </w:tc>
-        <w:tc>
-          <w:tcPr>
-            <w:tcW w:w="1111" w:type="pct"/>
-            <w:tcMar>
-              <w:top w:w="60" w:type="dxa"/>
-              <w:left w:w="80" w:type="dxa"/>
-              <w:bottom w:w="60" w:type="dxa"/>
-              <w:right w:w="80" w:type="dxa"/>
-            </w:tcMar>
-            <w:vAlign w:val="center"/>
-          </w:tcPr>
-          <w:p>
-            <w:r>
-              <w:rPr>
-                <w:sz w:val="17"/>
-                <w:szCs w:val="17"/>
-              </w:rPr>
-              <w:t>Coherencia de las distancias guardadas</w:t>
-            </w:r>
-          </w:p>
-        </w:tc>
-        <w:tc>
-          <w:tcPr>
-            <w:tcW w:w="817" w:type="pct"/>
-            <w:tcMar>
-              <w:top w:w="60" w:type="dxa"/>
-              <w:left w:w="80" w:type="dxa"/>
-              <w:bottom w:w="60" w:type="dxa"/>
-              <w:right w:w="80" w:type="dxa"/>
-            </w:tcMar>
-            <w:vAlign w:val="center"/>
-          </w:tcPr>
-          <w:p>
-            <w:r>
-              <w:rPr>
-                <w:sz w:val="17"/>
-                <w:szCs w:val="17"/>
-              </w:rPr>
-              <w:t>Que RutDistanciaKm siga correspondiendo a las coordenadas de la estación y de la zona</w:t>
-            </w:r>
-          </w:p>
-        </w:tc>
-        <w:tc>
-          <w:tcPr>
-            <w:tcW w:w="1317" w:type="pct"/>
-            <w:tcMar>
-              <w:top w:w="60" w:type="dxa"/>
-              <w:left w:w="80" w:type="dxa"/>
-              <w:bottom w:w="60" w:type="dxa"/>
-              <w:right w:w="80" w:type="dxa"/>
-            </w:tcMar>
-            <w:vAlign w:val="center"/>
-          </w:tcPr>
-          <w:p>
-            <w:r>
-              <w:rPr>
-                <w:sz w:val="17"/>
-                <w:szCs w:val="17"/>
-              </w:rPr>
-              <w:t>fn_verificar_rutas()</w:t>
-            </w:r>
-          </w:p>
-        </w:tc>
-        <w:tc>
-          <w:tcPr>
-            <w:tcW w:w="1264" w:type="pct"/>
-            <w:tcMar>
-              <w:top w:w="60" w:type="dxa"/>
-              <w:left w:w="80" w:type="dxa"/>
-              <w:bottom w:w="60" w:type="dxa"/>
-              <w:right w:w="80" w:type="dxa"/>
-            </w:tcMar>
-            <w:vAlign w:val="center"/>
-          </w:tcPr>
-          <w:p>
-            <w:r>
-              <w:rPr>
-                <w:sz w:val="17"/>
-                <w:szCs w:val="17"/>
-              </w:rPr>
-              <w:t>Ninguna ruta queda en estado REVISAR</w:t>
-            </w:r>
-          </w:p>
-        </w:tc>
-        <w:tc>
-          <w:tcPr>
-            <w:tcW w:w="307" w:type="pct"/>
-            <w:tcMar>
-              <w:top w:w="60" w:type="dxa"/>
-              <w:left w:w="80" w:type="dxa"/>
-              <w:bottom w:w="60" w:type="dxa"/>
-              <w:right w:w="80" w:type="dxa"/>
-            </w:tcMar>
-            <w:vAlign w:val="center"/>
-          </w:tcPr>
-          <w:p>
-            <w:r>
-              <w:rPr>
-                <w:sz w:val="17"/>
-                <w:szCs w:val="17"/>
-              </w:rPr>
-              <w:t>Exitoso</w:t>
-            </w:r>
-          </w:p>
-        </w:tc>
-      </w:tr>
-      <w:tr>
-        <w:trPr>
-          <w:cantSplit/>
-        </w:trPr>
-        <w:tc>
-          <w:tcPr>
-            <w:tcW w:w="184" w:type="pct"/>
-            <w:tcMar>
-              <w:top w:w="60" w:type="dxa"/>
-              <w:left w:w="80" w:type="dxa"/>
-              <w:bottom w:w="60" w:type="dxa"/>
-              <w:right w:w="80" w:type="dxa"/>
-            </w:tcMar>
-            <w:vAlign w:val="center"/>
-          </w:tcPr>
-          <w:p>
-            <w:r>
-              <w:rPr>
-                <w:sz w:val="17"/>
-                <w:szCs w:val="17"/>
-              </w:rPr>
-              <w:lastRenderedPageBreak/>
-              <w:t>BD-04</w:t>
-            </w:r>
-          </w:p>
-        </w:tc>
-        <w:tc>
-          <w:tcPr>
-            <w:tcW w:w="1111" w:type="pct"/>
-            <w:tcMar>
-              <w:top w:w="60" w:type="dxa"/>
-              <w:left w:w="80" w:type="dxa"/>
-              <w:bottom w:w="60" w:type="dxa"/>
-              <w:right w:w="80" w:type="dxa"/>
-            </w:tcMar>
-            <w:vAlign w:val="center"/>
-          </w:tcPr>
-          <w:p>
-            <w:r>
-              <w:rPr>
-                <w:sz w:val="17"/>
-                <w:szCs w:val="17"/>
-              </w:rPr>
-              <w:t>Equivalencia del cálculo Haversine</w:t>
-            </w:r>
-          </w:p>
-        </w:tc>
-        <w:tc>
-          <w:tcPr>
-            <w:tcW w:w="817" w:type="pct"/>
-            <w:tcMar>
-              <w:top w:w="60" w:type="dxa"/>
-              <w:left w:w="80" w:type="dxa"/>
-              <w:bottom w:w="60" w:type="dxa"/>
-              <w:right w:w="80" w:type="dxa"/>
-            </w:tcMar>
-            <w:vAlign w:val="center"/>
-          </w:tcPr>
-          <w:p>
-            <w:r>
-              <w:rPr>
-                <w:sz w:val="17"/>
-                <w:szCs w:val="17"/>
-              </w:rPr>
-              <w:t>Que HaversineCalculator (Java) y fn_distancia_haversine (PL/pgSQL) devuelvan el mismo valor</w:t>
-            </w:r>
-          </w:p>
-        </w:tc>
-        <w:tc>
-          <w:tcPr>
-            <w:tcW w:w="1317" w:type="pct"/>
-            <w:tcMar>
-              <w:top w:w="60" w:type="dxa"/>
-              <w:left w:w="80" w:type="dxa"/>
-              <w:bottom w:w="60" w:type="dxa"/>
-              <w:right w:w="80" w:type="dxa"/>
-            </w:tcMar>
-            <w:vAlign w:val="center"/>
-          </w:tcPr>
-          <w:p>
-            <w:r>
-              <w:rPr>
-                <w:sz w:val="17"/>
-                <w:szCs w:val="17"/>
-              </w:rPr>
-              <w:t>Comparación de ambas implementaciones sobre las coordenadas sembradas</w:t>
-            </w:r>
-          </w:p>
-        </w:tc>
-        <w:tc>
-          <w:tcPr>
-            <w:tcW w:w="1264" w:type="pct"/>
-            <w:tcMar>
-              <w:top w:w="60" w:type="dxa"/>
-              <w:left w:w="80" w:type="dxa"/>
-              <w:bottom w:w="60" w:type="dxa"/>
-              <w:right w:w="80" w:type="dxa"/>
-            </w:tcMar>
-            <w:vAlign w:val="center"/>
-          </w:tcPr>
-          <w:p>
-            <w:r>
-              <w:rPr>
-                <w:sz w:val="17"/>
-                <w:szCs w:val="17"/>
-              </w:rPr>
-              <w:t>Coincidencia exacta en todas las rutas</w:t>
-            </w:r>
-          </w:p>
-        </w:tc>
-        <w:tc>
-          <w:tcPr>
-            <w:tcW w:w="307" w:type="pct"/>
-            <w:tcMar>
-              <w:top w:w="60" w:type="dxa"/>
-              <w:left w:w="80" w:type="dxa"/>
-              <w:bottom w:w="60" w:type="dxa"/>
-              <w:right w:w="80" w:type="dxa"/>
-            </w:tcMar>
-            <w:vAlign w:val="center"/>
-          </w:tcPr>
-          <w:p>
-            <w:r>
-              <w:rPr>
-                <w:sz w:val="17"/>
-                <w:szCs w:val="17"/>
-              </w:rPr>
-              <w:t>Exitoso</w:t>
-            </w:r>
-          </w:p>
-        </w:tc>
-      </w:tr>
-      <w:tr>
-        <w:trPr>
-          <w:cantSplit/>
-        </w:trPr>
-        <w:tc>
-          <w:tcPr>
-            <w:tcW w:w="184" w:type="pct"/>
-            <w:tcMar>
-              <w:top w:w="60" w:type="dxa"/>
-              <w:left w:w="80" w:type="dxa"/>
-              <w:bottom w:w="60" w:type="dxa"/>
-              <w:right w:w="80" w:type="dxa"/>
-            </w:tcMar>
-            <w:vAlign w:val="center"/>
-          </w:tcPr>
-          <w:p>
-            <w:r>
-              <w:rPr>
-                <w:sz w:val="17"/>
-                <w:szCs w:val="17"/>
-              </w:rPr>
-              <w:t>BD-05</w:t>
-            </w:r>
-          </w:p>
-        </w:tc>
-        <w:tc>
-          <w:tcPr>
-            <w:tcW w:w="1111" w:type="pct"/>
-            <w:tcMar>
-              <w:top w:w="60" w:type="dxa"/>
-              <w:left w:w="80" w:type="dxa"/>
-              <w:bottom w:w="60" w:type="dxa"/>
-              <w:right w:w="80" w:type="dxa"/>
-            </w:tcMar>
-            <w:vAlign w:val="center"/>
-          </w:tcPr>
-          <w:p>
-            <w:r>
-              <w:rPr>
-                <w:sz w:val="17"/>
-                <w:szCs w:val="17"/>
-              </w:rPr>
-              <w:t>Divergencia de tramos entre proveedores</w:t>
-            </w:r>
-          </w:p>
-        </w:tc>
-        <w:tc>
-          <w:tcPr>
-            <w:tcW w:w="817" w:type="pct"/>
-            <w:tcMar>
-              <w:top w:w="60" w:type="dxa"/>
-              <w:left w:w="80" w:type="dxa"/>
-              <w:bottom w:w="60" w:type="dxa"/>
-              <w:right w:w="80" w:type="dxa"/>
-            </w:tcMar>
-            <w:vAlign w:val="center"/>
-          </w:tcPr>
-          <w:p>
-            <w:r>
-              <w:rPr>
-                <w:sz w:val="17"/>
-                <w:szCs w:val="17"/>
-              </w:rPr>
-              <w:t>Que a los 15 años corresponda Adulto en el tren y Nino en la zona según los datos cargados</w:t>
-            </w:r>
-          </w:p>
-        </w:tc>
-        <w:tc>
-          <w:tcPr>
-            <w:tcW w:w="1317" w:type="pct"/>
-            <w:tcMar>
-              <w:top w:w="60" w:type="dxa"/>
-              <w:left w:w="80" w:type="dxa"/>
-              <w:bottom w:w="60" w:type="dxa"/>
-              <w:right w:w="80" w:type="dxa"/>
-            </w:tcMar>
-            <w:vAlign w:val="center"/>
-          </w:tcPr>
-          <w:p>
-            <w:r>
-              <w:rPr>
-                <w:sz w:val="17"/>
-                <w:szCs w:val="17"/>
-              </w:rPr>
-              <w:t>fn_categoria_por_edad('Tren', 15) y fn_categoria_por_edad('Zona', 15)</w:t>
-            </w:r>
-          </w:p>
-        </w:tc>
-        <w:tc>
-          <w:tcPr>
-            <w:tcW w:w="1264" w:type="pct"/>
-            <w:tcMar>
-              <w:top w:w="60" w:type="dxa"/>
-              <w:left w:w="80" w:type="dxa"/>
-              <w:bottom w:w="60" w:type="dxa"/>
-              <w:right w:w="80" w:type="dxa"/>
-            </w:tcMar>
-            <w:vAlign w:val="center"/>
-          </w:tcPr>
-          <w:p>
-            <w:r>
-              <w:rPr>
-                <w:sz w:val="17"/>
-                <w:szCs w:val="17"/>
-              </w:rPr>
-              <w:t>Adulto y Nino respectivamente</w:t>
-            </w:r>
-          </w:p>
-        </w:tc>
-        <w:tc>
-          <w:tcPr>
-            <w:tcW w:w="307" w:type="pct"/>
-            <w:tcMar>
-              <w:top w:w="60" w:type="dxa"/>
-              <w:left w:w="80" w:type="dxa"/>
-              <w:bottom w:w="60" w:type="dxa"/>
-              <w:right w:w="80" w:type="dxa"/>
-            </w:tcMar>
-            <w:vAlign w:val="center"/>
-          </w:tcPr>
-          <w:p>
+            <w:tcW w:w="217" w:type="pct"/>
+            <w:tcMar>
+              <w:top w:w="60" w:type="dxa"/>
+              <w:left w:w="80" w:type="dxa"/>
+              <w:bottom w:w="60" w:type="dxa"/>
+              <w:right w:w="80" w:type="dxa"/>
+            </w:tcMar>
+            <w:vAlign w:val="center"/>
+          </w:tcPr>
+          <w:p>
+            <w:pPr>
+              <w:rPr>
+                <w:sz w:val="17"/>
+                <w:szCs w:val="17"/>
+              </w:rPr>
+            </w:pPr>
+            <w:r>
+              <w:rPr>
+                <w:sz w:val="17"/>
+                <w:szCs w:val="17"/>
+              </w:rPr>
+              <w:t>CN-14</w:t>
+            </w:r>
+          </w:p>
+        </w:tc>
+        <w:tc>
+          <w:tcPr>
+            <w:tcW w:w="624" w:type="pct"/>
+            <w:tcMar>
+              <w:top w:w="60" w:type="dxa"/>
+              <w:left w:w="80" w:type="dxa"/>
+              <w:bottom w:w="60" w:type="dxa"/>
+              <w:right w:w="80" w:type="dxa"/>
+            </w:tcMar>
+            <w:vAlign w:val="center"/>
+          </w:tcPr>
+          <w:p>
+            <w:pPr>
+              <w:rPr>
+                <w:sz w:val="17"/>
+                <w:szCs w:val="17"/>
+              </w:rPr>
+            </w:pPr>
+            <w:r>
+              <w:rPr>
+                <w:sz w:val="17"/>
+                <w:szCs w:val="17"/>
+              </w:rPr>
+              <w:t>Visualización de ruta peatonal por calles reales en mapa (RF-04, RNF-02)</w:t>
+            </w:r>
+          </w:p>
+        </w:tc>
+        <w:tc>
+          <w:tcPr>
+            <w:tcW w:w="971" w:type="pct"/>
+            <w:tcMar>
+              <w:top w:w="60" w:type="dxa"/>
+              <w:left w:w="80" w:type="dxa"/>
+              <w:bottom w:w="60" w:type="dxa"/>
+              <w:right w:w="80" w:type="dxa"/>
+            </w:tcMar>
+            <w:vAlign w:val="center"/>
+          </w:tcPr>
+          <w:p>
+            <w:pPr>
+              <w:rPr>
+                <w:sz w:val="17"/>
+                <w:szCs w:val="17"/>
+              </w:rPr>
+            </w:pPr>
+            <w:r>
+              <w:rPr>
+                <w:sz w:val="17"/>
+                <w:szCs w:val="17"/>
+              </w:rPr>
+              <w:t>El usuario consulta el detalle de una ruta turística.</w:t>
+            </w:r>
+          </w:p>
+        </w:tc>
+        <w:tc>
+          <w:tcPr>
+            <w:tcW w:w="765" w:type="pct"/>
+            <w:tcMar>
+              <w:top w:w="60" w:type="dxa"/>
+              <w:left w:w="80" w:type="dxa"/>
+              <w:bottom w:w="60" w:type="dxa"/>
+              <w:right w:w="80" w:type="dxa"/>
+            </w:tcMar>
+            <w:vAlign w:val="center"/>
+          </w:tcPr>
+          <w:p>
+            <w:pPr>
+              <w:rPr>
+                <w:sz w:val="17"/>
+                <w:szCs w:val="17"/>
+              </w:rPr>
+            </w:pPr>
+            <w:r>
+              <w:rPr>
+                <w:sz w:val="17"/>
+                <w:szCs w:val="17"/>
+              </w:rPr>
+              <w:t xml:space="preserve">1) Elegir estación y zona turística (ej. Ollantaytambo → Colcas de </w:t>
+            </w:r>
+            <w:proofErr w:type="spellStart"/>
+            <w:r>
+              <w:rPr>
+                <w:sz w:val="17"/>
+                <w:szCs w:val="17"/>
+              </w:rPr>
+              <w:t>Pinkuylluna</w:t>
+            </w:r>
+            <w:proofErr w:type="spellEnd"/>
+            <w:r>
+              <w:rPr>
+                <w:sz w:val="17"/>
+                <w:szCs w:val="17"/>
+              </w:rPr>
+              <w:t>).</w:t>
+            </w:r>
+          </w:p>
+          <w:p>
+            <w:pPr>
+              <w:rPr>
+                <w:sz w:val="17"/>
+                <w:szCs w:val="17"/>
+              </w:rPr>
+            </w:pPr>
+            <w:r>
+              <w:rPr>
+                <w:sz w:val="17"/>
+                <w:szCs w:val="17"/>
+              </w:rPr>
+              <w:t>2) Clic en "Ver ruta y clima".</w:t>
+            </w:r>
+          </w:p>
+          <w:p>
+            <w:pPr>
+              <w:rPr>
+                <w:sz w:val="17"/>
+                <w:szCs w:val="17"/>
+              </w:rPr>
+            </w:pPr>
+            <w:r>
+              <w:rPr>
+                <w:sz w:val="17"/>
+                <w:szCs w:val="17"/>
+              </w:rPr>
+              <w:t>3) Observar el contenedor del mapa interactivo y el texto inferior.</w:t>
+            </w:r>
+          </w:p>
+        </w:tc>
+        <w:tc>
+          <w:tcPr>
+            <w:tcW w:w="1316" w:type="pct"/>
+            <w:tcMar>
+              <w:top w:w="60" w:type="dxa"/>
+              <w:left w:w="80" w:type="dxa"/>
+              <w:bottom w:w="60" w:type="dxa"/>
+              <w:right w:w="80" w:type="dxa"/>
+            </w:tcMar>
+            <w:vAlign w:val="center"/>
+          </w:tcPr>
+          <w:p>
+            <w:pPr>
+              <w:rPr>
+                <w:sz w:val="17"/>
+                <w:szCs w:val="17"/>
+              </w:rPr>
+            </w:pPr>
+            <w:r>
+              <w:rPr>
+                <w:sz w:val="17"/>
+                <w:szCs w:val="17"/>
+              </w:rPr>
+              <w:t>Ruta seleccionada</w:t>
+            </w:r>
+          </w:p>
+        </w:tc>
+        <w:tc>
+          <w:tcPr>
+            <w:tcW w:w="761" w:type="pct"/>
+            <w:tcMar>
+              <w:top w:w="60" w:type="dxa"/>
+              <w:left w:w="80" w:type="dxa"/>
+              <w:bottom w:w="60" w:type="dxa"/>
+              <w:right w:w="80" w:type="dxa"/>
+            </w:tcMar>
+            <w:vAlign w:val="center"/>
+          </w:tcPr>
+          <w:p>
+            <w:pPr>
+              <w:rPr>
+                <w:sz w:val="17"/>
+                <w:szCs w:val="17"/>
+              </w:rPr>
+            </w:pPr>
+            <w:r>
+              <w:rPr>
+                <w:sz w:val="17"/>
+                <w:szCs w:val="17"/>
+              </w:rPr>
+              <w:t xml:space="preserve">El mapa </w:t>
+            </w:r>
+            <w:proofErr w:type="spellStart"/>
+            <w:r>
+              <w:rPr>
+                <w:sz w:val="17"/>
+                <w:szCs w:val="17"/>
+              </w:rPr>
+              <w:t>Leaflet</w:t>
+            </w:r>
+            <w:proofErr w:type="spellEnd"/>
+            <w:r>
+              <w:rPr>
+                <w:sz w:val="17"/>
+                <w:szCs w:val="17"/>
+              </w:rPr>
+              <w:t xml:space="preserve"> dibuja una línea continua que sigue las curvas y calles peatonales de </w:t>
+            </w:r>
+            <w:proofErr w:type="spellStart"/>
+            <w:r>
+              <w:rPr>
+                <w:sz w:val="17"/>
+                <w:szCs w:val="17"/>
+              </w:rPr>
+              <w:t>OpenStreetMap</w:t>
+            </w:r>
+            <w:proofErr w:type="spellEnd"/>
+            <w:r>
+              <w:rPr>
+                <w:sz w:val="17"/>
+                <w:szCs w:val="17"/>
+              </w:rPr>
+              <w:t xml:space="preserve"> entre la estación y el punto de interés, sin líneas sobrantes, y el pie de mapa reporta la distancia real por calles.</w:t>
+            </w:r>
+          </w:p>
+        </w:tc>
+        <w:tc>
+          <w:tcPr>
+            <w:tcW w:w="346" w:type="pct"/>
+            <w:tcMar>
+              <w:top w:w="60" w:type="dxa"/>
+              <w:left w:w="80" w:type="dxa"/>
+              <w:bottom w:w="60" w:type="dxa"/>
+              <w:right w:w="80" w:type="dxa"/>
+            </w:tcMar>
+            <w:vAlign w:val="center"/>
+          </w:tcPr>
+          <w:p>
+            <w:pPr>
+              <w:rPr>
+                <w:sz w:val="17"/>
+                <w:szCs w:val="17"/>
+              </w:rPr>
+            </w:pPr>
             <w:r>
               <w:rPr>
                 <w:sz w:val="17"/>
@@ -39187,7 +40276,6 @@
         </w:tc>
       </w:tr>
     </w:tbl>
-    <w:p/>
     <w:p>
       <w:pPr>
         <w:spacing w:after="140"/>
@@ -43381,7 +44469,6 @@
   <w:style w:type="character" w:default="1" w:styleId="Fuentedeprrafopredeter">
     <w:name w:val="Default Paragraph Font"/>
     <w:uiPriority w:val="1"/>
-    <w:semiHidden/>
     <w:unhideWhenUsed/>
   </w:style>
   <w:style w:type="table" w:default="1" w:styleId="Tablanormal">

--- a/docs/ProyectoFinalSOftware.docx
+++ b/docs/ProyectoFinalSOftware.docx
@@ -8478,6 +8478,45 @@
     </w:p>
     <w:p>
       <w:pPr>
+        <w:spacing w:after="100"/>
+        <w:ind w:left="1416"/>
+        <w:jc w:val="both"/>
+        <w:rPr>
+          <w:b/>
+          <w:bCs/>
+        </w:rPr>
+      </w:pPr>
+      <w:r>
+        <w:rPr>
+          <w:b/>
+          <w:bCs/>
+        </w:rPr>
+        <w:t>Gestión de cuentas de usuario:</w:t>
+      </w:r>
+    </w:p>
+    <w:p>
+      <w:pPr>
+        <w:pStyle w:val="Prrafodelista"/>
+        <w:numPr>
+          <w:ilvl w:val="0"/>
+          <w:numId w:val="10"/>
+        </w:numPr>
+        <w:spacing w:after="120"/>
+        <w:jc w:val="both"/>
+      </w:pPr>
+      <w:r>
+        <w:rPr>
+          <w:b/>
+          <w:bCs/>
+        </w:rPr>
+        <w:t xml:space="preserve">RF-20 (Media): </w:t>
+      </w:r>
+      <w:r>
+        <w:t xml:space="preserve">El sistema debe permitir que un visitante cree su propia cuenta desde el formulario público de registro, para conservar el historial de sus informes de planificación (RF-10). La cuenta creada de este modo recibe siempre el rol TURISTA_PUBLICO: el rol lo asigna el servidor y no se acepta desde el formulario, de manera que el registro público no puede otorgar acceso a los módulos de administración (RNF-05). El sistema debe rechazar el alta cuando las contraseñas no coincidan, cuando el nombre de usuario ya exista o cuando el correo electrónico ya esté registrado, debe almacenar la contraseña cifrada con BCrypt y debe dejar constancia del alta en el log de auditoría (RNF-07).</w:t>
+      </w:r>
+    </w:p>
+    <w:p>
+      <w:pPr>
         <w:pStyle w:val="Ttulo3"/>
         <w:ind w:left="708" w:firstLine="708"/>
         <w:rPr>
@@ -38205,6 +38244,245 @@
                 <w:szCs w:val="17"/>
               </w:rPr>
               <w:t>Exitoso</w:t>
+            </w:r>
+          </w:p>
+        </w:tc>
+      </w:tr>
+      <w:tr>
+        <w:trPr>
+          <w:cantSplit/>
+        </w:trPr>
+        <w:tc>
+          <w:tcPr>
+            <w:tcW w:w="217" w:type="pct"/>
+            <w:tcMar>
+              <w:top w:w="60" w:type="dxa"/>
+              <w:left w:w="80" w:type="dxa"/>
+              <w:bottom w:w="60" w:type="dxa"/>
+              <w:right w:w="80" w:type="dxa"/>
+            </w:tcMar>
+            <w:vAlign w:val="center"/>
+          </w:tcPr>
+          <w:p>
+            <w:pPr>
+              <w:rPr>
+                <w:sz w:val="17"/>
+                <w:szCs w:val="17"/>
+              </w:rPr>
+            </w:pPr>
+            <w:r>
+              <w:rPr>
+                <w:sz w:val="17"/>
+                <w:szCs w:val="17"/>
+              </w:rPr>
+              <w:t xml:space="preserve">CN-16</w:t>
+            </w:r>
+          </w:p>
+        </w:tc>
+        <w:tc>
+          <w:tcPr>
+            <w:tcW w:w="624" w:type="pct"/>
+            <w:tcMar>
+              <w:top w:w="60" w:type="dxa"/>
+              <w:left w:w="80" w:type="dxa"/>
+              <w:bottom w:w="60" w:type="dxa"/>
+              <w:right w:w="80" w:type="dxa"/>
+            </w:tcMar>
+            <w:vAlign w:val="center"/>
+          </w:tcPr>
+          <w:p>
+            <w:pPr>
+              <w:rPr>
+                <w:sz w:val="17"/>
+                <w:szCs w:val="17"/>
+              </w:rPr>
+            </w:pPr>
+            <w:r>
+              <w:rPr>
+                <w:sz w:val="17"/>
+                <w:szCs w:val="17"/>
+              </w:rPr>
+              <w:t xml:space="preserve">Auto-registro de una cuenta de turista público (RF-20, RNF-05).</w:t>
+            </w:r>
+          </w:p>
+        </w:tc>
+        <w:tc>
+          <w:tcPr>
+            <w:tcW w:w="971" w:type="pct"/>
+            <w:tcMar>
+              <w:top w:w="60" w:type="dxa"/>
+              <w:left w:w="80" w:type="dxa"/>
+              <w:bottom w:w="60" w:type="dxa"/>
+              <w:right w:w="80" w:type="dxa"/>
+            </w:tcMar>
+            <w:vAlign w:val="center"/>
+          </w:tcPr>
+          <w:p>
+            <w:pPr>
+              <w:rPr>
+                <w:sz w:val="17"/>
+                <w:szCs w:val="17"/>
+              </w:rPr>
+            </w:pPr>
+            <w:r>
+              <w:rPr>
+                <w:sz w:val="17"/>
+                <w:szCs w:val="17"/>
+              </w:rPr>
+              <w:t xml:space="preserve">El visitante no ha iniciado sesión. Existe el rol TURISTA_PUBLICO en la base de datos.</w:t>
+            </w:r>
+          </w:p>
+        </w:tc>
+        <w:tc>
+          <w:tcPr>
+            <w:tcW w:w="765" w:type="pct"/>
+            <w:tcMar>
+              <w:top w:w="60" w:type="dxa"/>
+              <w:left w:w="80" w:type="dxa"/>
+              <w:bottom w:w="60" w:type="dxa"/>
+              <w:right w:w="80" w:type="dxa"/>
+            </w:tcMar>
+            <w:vAlign w:val="center"/>
+          </w:tcPr>
+          <w:p>
+            <w:pPr>
+              <w:rPr>
+                <w:sz w:val="17"/>
+                <w:szCs w:val="17"/>
+              </w:rPr>
+            </w:pPr>
+            <w:r>
+              <w:rPr>
+                <w:sz w:val="17"/>
+                <w:szCs w:val="17"/>
+              </w:rPr>
+              <w:t xml:space="preserve">1) Desde la pantalla de inicio de sesión, pulsar "Regístrate aquí".</w:t>
+            </w:r>
+          </w:p>
+          <w:p>
+            <w:pPr>
+              <w:rPr>
+                <w:sz w:val="17"/>
+                <w:szCs w:val="17"/>
+              </w:rPr>
+            </w:pPr>
+            <w:r>
+              <w:rPr>
+                <w:sz w:val="17"/>
+                <w:szCs w:val="17"/>
+              </w:rPr>
+              <w:t xml:space="preserve">2) Completar nombre, apellidos, correo, usuario y las dos contraseñas.</w:t>
+            </w:r>
+          </w:p>
+          <w:p>
+            <w:pPr>
+              <w:rPr>
+                <w:sz w:val="17"/>
+                <w:szCs w:val="17"/>
+              </w:rPr>
+            </w:pPr>
+            <w:r>
+              <w:rPr>
+                <w:sz w:val="17"/>
+                <w:szCs w:val="17"/>
+              </w:rPr>
+              <w:t xml:space="preserve">3) Clic en "Registrarme".</w:t>
+            </w:r>
+          </w:p>
+          <w:p>
+            <w:pPr>
+              <w:rPr>
+                <w:sz w:val="17"/>
+                <w:szCs w:val="17"/>
+              </w:rPr>
+            </w:pPr>
+            <w:r>
+              <w:rPr>
+                <w:sz w:val="17"/>
+                <w:szCs w:val="17"/>
+              </w:rPr>
+              <w:t xml:space="preserve">4) Iniciar sesión con la cuenta recién creada y entrar a "Mis Informes".</w:t>
+            </w:r>
+          </w:p>
+        </w:tc>
+        <w:tc>
+          <w:tcPr>
+            <w:tcW w:w="1316" w:type="pct"/>
+            <w:tcMar>
+              <w:top w:w="60" w:type="dxa"/>
+              <w:left w:w="80" w:type="dxa"/>
+              <w:bottom w:w="60" w:type="dxa"/>
+              <w:right w:w="80" w:type="dxa"/>
+            </w:tcMar>
+            <w:vAlign w:val="center"/>
+          </w:tcPr>
+          <w:p>
+            <w:pPr>
+              <w:rPr>
+                <w:sz w:val="17"/>
+                <w:szCs w:val="17"/>
+              </w:rPr>
+            </w:pPr>
+            <w:r>
+              <w:rPr>
+                <w:sz w:val="17"/>
+                <w:szCs w:val="17"/>
+              </w:rPr>
+              <w:t xml:space="preserve">Nombre="Ana Lucia"; Apellidos="Perez Quispe"; Correo="ana.perez@correo.pe"; Usuario="ana_turista"; Contraseña="Turista2026" (repetida en la confirmación)</w:t>
+            </w:r>
+          </w:p>
+        </w:tc>
+        <w:tc>
+          <w:tcPr>
+            <w:tcW w:w="761" w:type="pct"/>
+            <w:tcMar>
+              <w:top w:w="60" w:type="dxa"/>
+              <w:left w:w="80" w:type="dxa"/>
+              <w:bottom w:w="60" w:type="dxa"/>
+              <w:right w:w="80" w:type="dxa"/>
+            </w:tcMar>
+            <w:vAlign w:val="center"/>
+          </w:tcPr>
+          <w:p>
+            <w:pPr>
+              <w:rPr>
+                <w:sz w:val="17"/>
+                <w:szCs w:val="17"/>
+              </w:rPr>
+            </w:pPr>
+            <w:r>
+              <w:rPr>
+                <w:sz w:val="17"/>
+                <w:szCs w:val="17"/>
+              </w:rPr>
+              <w:t xml:space="preserve">El sistema crea la cuenta con rol TURISTA_PUBLICO y estado Activo, guarda la contraseña cifrada con BCrypt, registra el alta en auditoria_log a nombre de SISTEMA y redirige al inicio de sesión con el aviso "¡Cuenta creada con éxito!". La cuenta accede a "Mis Informes", pero recibe acceso denegado (403) en los módulos de administración de zonas, horarios, estaciones y auditoría.</w:t>
+            </w:r>
+          </w:p>
+        </w:tc>
+        <w:tc>
+          <w:tcPr>
+            <w:tcW w:w="346" w:type="pct"/>
+            <w:tcMar>
+              <w:top w:w="60" w:type="dxa"/>
+              <w:left w:w="80" w:type="dxa"/>
+              <w:bottom w:w="60" w:type="dxa"/>
+              <w:right w:w="80" w:type="dxa"/>
+            </w:tcMar>
+            <w:vAlign w:val="center"/>
+          </w:tcPr>
+          <w:p>
+            <w:pPr>
+              <w:rPr>
+                <w:sz w:val="17"/>
+                <w:szCs w:val="17"/>
+              </w:rPr>
+            </w:pPr>
+            <w:r>
+              <w:rPr>
+                <w:sz w:val="17"/>
+                <w:szCs w:val="17"/>
+              </w:rPr>
+              <w:t xml:space="preserve">Exitoso</w:t>
             </w:r>
           </w:p>
         </w:tc>

--- a/docs/ProyectoFinalSOftware.docx
+++ b/docs/ProyectoFinalSOftware.docx
@@ -4221,6 +4221,49 @@
           </w:p>
         </w:tc>
       </w:tr>
+      <w:tr>
+        <w:tc>
+          <w:tcPr>
+            <w:tcW w:w="3893" w:type="dxa"/>
+          </w:tcPr>
+          <w:p>
+            <w:pPr>
+              <w:rPr>
+                <w:sz w:val="18"/>
+                <w:szCs w:val="18"/>
+              </w:rPr>
+            </w:pPr>
+            <w:r>
+              <w:rPr>
+                <w:sz w:val="18"/>
+                <w:szCs w:val="18"/>
+              </w:rPr>
+              <w:t>Usuario final</w:t>
+            </w:r>
+          </w:p>
+        </w:tc>
+        <w:tc>
+          <w:tcPr>
+            <w:tcW w:w="3893" w:type="dxa"/>
+            <w:vAlign w:val="center"/>
+          </w:tcPr>
+          <w:p>
+            <w:pPr>
+              <w:rPr>
+                <w:sz w:val="18"/>
+                <w:szCs w:val="18"/>
+              </w:rPr>
+            </w:pPr>
+            <w:r>
+              <w:rPr>
+                <w:sz w:val="18"/>
+                <w:szCs w:val="18"/>
+              </w:rPr>
+              <w:t>Crear una cuenta de turista</w:t>
+            </w:r>
+          </w:p>
+        </w:tc>
+      </w:tr>
     </w:tbl>
     <w:p>
       <w:pPr>
@@ -7818,6 +7861,406 @@
     <w:p>
       <w:pPr>
         <w:rPr>
+          <w:sz w:val="18"/>
+          <w:szCs w:val="18"/>
+        </w:rPr>
+      </w:pPr>
+    </w:p>
+    <w:tbl>
+      <w:tblPr>
+        <w:tblStyle w:val="Tablaconcuadrcula"/>
+        <w:tblW w:w="0" w:type="auto"/>
+        <w:tblInd w:w="708" w:type="dxa"/>
+        <w:tblLook w:val="04A0" w:firstRow="1" w:lastRow="0" w:firstColumn="1" w:lastColumn="0" w:noHBand="0" w:noVBand="1"/>
+      </w:tblPr>
+      <w:tblGrid>
+        <w:gridCol w:w="1555"/>
+        <w:gridCol w:w="6231"/>
+      </w:tblGrid>
+      <w:tr>
+        <w:tc>
+          <w:tcPr>
+            <w:tcW w:w="1555" w:type="dxa"/>
+            <w:shd w:val="clear" w:color="auto" w:fill="D1D1D1" w:themeFill="background2" w:themeFillShade="E6"/>
+          </w:tcPr>
+          <w:p>
+            <w:pPr>
+              <w:rPr>
+                <w:b/>
+                <w:bCs/>
+                <w:sz w:val="18"/>
+                <w:szCs w:val="18"/>
+              </w:rPr>
+            </w:pPr>
+            <w:r>
+              <w:rPr>
+                <w:b/>
+                <w:bCs/>
+                <w:sz w:val="18"/>
+                <w:szCs w:val="18"/>
+              </w:rPr>
+              <w:t>Código</w:t>
+            </w:r>
+          </w:p>
+        </w:tc>
+        <w:tc>
+          <w:tcPr>
+            <w:tcW w:w="6231" w:type="dxa"/>
+          </w:tcPr>
+          <w:p>
+            <w:pPr>
+              <w:rPr>
+                <w:sz w:val="18"/>
+                <w:szCs w:val="18"/>
+              </w:rPr>
+            </w:pPr>
+            <w:r>
+              <w:rPr>
+                <w:sz w:val="18"/>
+                <w:szCs w:val="18"/>
+              </w:rPr>
+              <w:t>CU-10</w:t>
+            </w:r>
+          </w:p>
+        </w:tc>
+      </w:tr>
+      <w:tr>
+        <w:tc>
+          <w:tcPr>
+            <w:tcW w:w="1555" w:type="dxa"/>
+            <w:shd w:val="clear" w:color="auto" w:fill="D1D1D1" w:themeFill="background2" w:themeFillShade="E6"/>
+          </w:tcPr>
+          <w:p>
+            <w:pPr>
+              <w:rPr>
+                <w:b/>
+                <w:bCs/>
+                <w:sz w:val="18"/>
+                <w:szCs w:val="18"/>
+              </w:rPr>
+            </w:pPr>
+            <w:r>
+              <w:rPr>
+                <w:b/>
+                <w:bCs/>
+                <w:sz w:val="18"/>
+                <w:szCs w:val="18"/>
+              </w:rPr>
+              <w:t>Actor</w:t>
+            </w:r>
+          </w:p>
+        </w:tc>
+        <w:tc>
+          <w:tcPr>
+            <w:tcW w:w="6231" w:type="dxa"/>
+            <w:vAlign w:val="center"/>
+          </w:tcPr>
+          <w:p>
+            <w:pPr>
+              <w:rPr>
+                <w:sz w:val="18"/>
+                <w:szCs w:val="18"/>
+              </w:rPr>
+            </w:pPr>
+            <w:r>
+              <w:rPr>
+                <w:sz w:val="18"/>
+                <w:szCs w:val="18"/>
+              </w:rPr>
+              <w:t>Usuario final (Turista)</w:t>
+            </w:r>
+          </w:p>
+        </w:tc>
+      </w:tr>
+      <w:tr>
+        <w:tc>
+          <w:tcPr>
+            <w:tcW w:w="1555" w:type="dxa"/>
+            <w:shd w:val="clear" w:color="auto" w:fill="D1D1D1" w:themeFill="background2" w:themeFillShade="E6"/>
+          </w:tcPr>
+          <w:p>
+            <w:pPr>
+              <w:rPr>
+                <w:b/>
+                <w:bCs/>
+                <w:sz w:val="18"/>
+                <w:szCs w:val="18"/>
+              </w:rPr>
+            </w:pPr>
+            <w:r>
+              <w:rPr>
+                <w:b/>
+                <w:bCs/>
+                <w:sz w:val="18"/>
+                <w:szCs w:val="18"/>
+              </w:rPr>
+              <w:t>Caso de uso</w:t>
+            </w:r>
+          </w:p>
+        </w:tc>
+        <w:tc>
+          <w:tcPr>
+            <w:tcW w:w="6231" w:type="dxa"/>
+            <w:vAlign w:val="center"/>
+          </w:tcPr>
+          <w:p>
+            <w:pPr>
+              <w:rPr>
+                <w:sz w:val="18"/>
+                <w:szCs w:val="18"/>
+              </w:rPr>
+            </w:pPr>
+            <w:r>
+              <w:rPr>
+                <w:sz w:val="18"/>
+                <w:szCs w:val="18"/>
+              </w:rPr>
+              <w:t>Crear una cuenta de turista</w:t>
+            </w:r>
+          </w:p>
+        </w:tc>
+      </w:tr>
+      <w:tr>
+        <w:tc>
+          <w:tcPr>
+            <w:tcW w:w="1555" w:type="dxa"/>
+            <w:shd w:val="clear" w:color="auto" w:fill="D1D1D1" w:themeFill="background2" w:themeFillShade="E6"/>
+          </w:tcPr>
+          <w:p>
+            <w:pPr>
+              <w:rPr>
+                <w:b/>
+                <w:bCs/>
+                <w:sz w:val="18"/>
+                <w:szCs w:val="18"/>
+              </w:rPr>
+            </w:pPr>
+            <w:r>
+              <w:rPr>
+                <w:b/>
+                <w:bCs/>
+                <w:sz w:val="18"/>
+                <w:szCs w:val="18"/>
+              </w:rPr>
+              <w:t>Descripcion</w:t>
+            </w:r>
+          </w:p>
+        </w:tc>
+        <w:tc>
+          <w:tcPr>
+            <w:tcW w:w="6231" w:type="dxa"/>
+            <w:vAlign w:val="center"/>
+          </w:tcPr>
+          <w:p>
+            <w:pPr>
+              <w:rPr>
+                <w:sz w:val="18"/>
+                <w:szCs w:val="18"/>
+              </w:rPr>
+            </w:pPr>
+            <w:r>
+              <w:rPr>
+                <w:sz w:val="18"/>
+                <w:szCs w:val="18"/>
+              </w:rPr>
+              <w:t>El visitante crea su propia cuenta desde el formulario público de registro para conservar el historial de sus informes de planificación. El sistema le asigna siempre el rol TURISTA_PUBLICO, de modo que el alta no concede acceso a los módulos de administración.</w:t>
+            </w:r>
+          </w:p>
+        </w:tc>
+      </w:tr>
+      <w:tr>
+        <w:tc>
+          <w:tcPr>
+            <w:tcW w:w="1555" w:type="dxa"/>
+            <w:shd w:val="clear" w:color="auto" w:fill="D1D1D1" w:themeFill="background2" w:themeFillShade="E6"/>
+          </w:tcPr>
+          <w:p>
+            <w:pPr>
+              <w:rPr>
+                <w:b/>
+                <w:bCs/>
+                <w:sz w:val="18"/>
+                <w:szCs w:val="18"/>
+              </w:rPr>
+            </w:pPr>
+            <w:r>
+              <w:rPr>
+                <w:b/>
+                <w:bCs/>
+                <w:sz w:val="18"/>
+                <w:szCs w:val="18"/>
+              </w:rPr>
+              <w:t>Precondición</w:t>
+            </w:r>
+          </w:p>
+        </w:tc>
+        <w:tc>
+          <w:tcPr>
+            <w:tcW w:w="6231" w:type="dxa"/>
+            <w:vAlign w:val="center"/>
+          </w:tcPr>
+          <w:p>
+            <w:pPr>
+              <w:rPr>
+                <w:sz w:val="18"/>
+                <w:szCs w:val="18"/>
+              </w:rPr>
+            </w:pPr>
+            <w:r>
+              <w:rPr>
+                <w:sz w:val="18"/>
+                <w:szCs w:val="18"/>
+              </w:rPr>
+              <w:t>El visitante ha accedido a la plataforma web y no tiene una sesión iniciada.</w:t>
+            </w:r>
+          </w:p>
+        </w:tc>
+      </w:tr>
+      <w:tr>
+        <w:tc>
+          <w:tcPr>
+            <w:tcW w:w="1555" w:type="dxa"/>
+            <w:shd w:val="clear" w:color="auto" w:fill="D1D1D1" w:themeFill="background2" w:themeFillShade="E6"/>
+          </w:tcPr>
+          <w:p>
+            <w:pPr>
+              <w:rPr>
+                <w:b/>
+                <w:bCs/>
+                <w:sz w:val="18"/>
+                <w:szCs w:val="18"/>
+              </w:rPr>
+            </w:pPr>
+            <w:r>
+              <w:rPr>
+                <w:b/>
+                <w:bCs/>
+                <w:sz w:val="18"/>
+                <w:szCs w:val="18"/>
+              </w:rPr>
+              <w:t>Flujo principal</w:t>
+            </w:r>
+          </w:p>
+        </w:tc>
+        <w:tc>
+          <w:tcPr>
+            <w:tcW w:w="6231" w:type="dxa"/>
+            <w:vAlign w:val="center"/>
+          </w:tcPr>
+          <w:p>
+            <w:pPr>
+              <w:rPr>
+                <w:sz w:val="18"/>
+                <w:szCs w:val="18"/>
+              </w:rPr>
+            </w:pPr>
+            <w:r>
+              <w:rPr>
+                <w:sz w:val="18"/>
+                <w:szCs w:val="18"/>
+              </w:rPr>
+              <w:t xml:space="preserve">1) El visitante accede al formulario de registro desde el enlace de la pantalla de inicio de sesión.</w:t>
+            </w:r>
+          </w:p>
+          <w:p>
+            <w:pPr>
+              <w:rPr>
+                <w:sz w:val="18"/>
+                <w:szCs w:val="18"/>
+              </w:rPr>
+            </w:pPr>
+            <w:r>
+              <w:rPr>
+                <w:sz w:val="18"/>
+                <w:szCs w:val="18"/>
+              </w:rPr>
+              <w:t xml:space="preserve">2) Ingresa sus nombres, apellidos, correo electrónico, nombre de usuario y la contraseña por duplicado.</w:t>
+            </w:r>
+          </w:p>
+          <w:p>
+            <w:pPr>
+              <w:rPr>
+                <w:sz w:val="18"/>
+                <w:szCs w:val="18"/>
+              </w:rPr>
+            </w:pPr>
+            <w:r>
+              <w:rPr>
+                <w:sz w:val="18"/>
+                <w:szCs w:val="18"/>
+              </w:rPr>
+              <w:t xml:space="preserve">3) El sistema comprueba que ambas contraseñas coincidan y que ni el nombre de usuario ni el correo estén ya registrados.</w:t>
+            </w:r>
+          </w:p>
+          <w:p>
+            <w:pPr>
+              <w:rPr>
+                <w:sz w:val="18"/>
+                <w:szCs w:val="18"/>
+              </w:rPr>
+            </w:pPr>
+            <w:r>
+              <w:rPr>
+                <w:sz w:val="18"/>
+                <w:szCs w:val="18"/>
+              </w:rPr>
+              <w:t>4) El sistema crea la cuenta con rol TURISTA_PUBLICO, cifra la contraseña con BCrypt, registra el alta en la auditoría y devuelve al inicio de sesión.</w:t>
+            </w:r>
+          </w:p>
+        </w:tc>
+      </w:tr>
+      <w:tr>
+        <w:tc>
+          <w:tcPr>
+            <w:tcW w:w="1555" w:type="dxa"/>
+            <w:shd w:val="clear" w:color="auto" w:fill="D1D1D1" w:themeFill="background2" w:themeFillShade="E6"/>
+          </w:tcPr>
+          <w:p>
+            <w:pPr>
+              <w:rPr>
+                <w:b/>
+                <w:bCs/>
+                <w:sz w:val="18"/>
+                <w:szCs w:val="18"/>
+              </w:rPr>
+            </w:pPr>
+            <w:r>
+              <w:rPr>
+                <w:b/>
+                <w:bCs/>
+                <w:sz w:val="18"/>
+                <w:szCs w:val="18"/>
+              </w:rPr>
+              <w:t>Postcondición</w:t>
+            </w:r>
+          </w:p>
+        </w:tc>
+        <w:tc>
+          <w:tcPr>
+            <w:tcW w:w="6231" w:type="dxa"/>
+            <w:vAlign w:val="center"/>
+          </w:tcPr>
+          <w:p>
+            <w:pPr>
+              <w:rPr>
+                <w:sz w:val="18"/>
+                <w:szCs w:val="18"/>
+              </w:rPr>
+            </w:pPr>
+            <w:r>
+              <w:rPr>
+                <w:sz w:val="18"/>
+                <w:szCs w:val="18"/>
+              </w:rPr>
+              <w:t>El visitante dispone de una cuenta activa con la que puede iniciar sesión y consultar su historial en "Mis Informes" (CU-09).</w:t>
+            </w:r>
+          </w:p>
+        </w:tc>
+      </w:tr>
+    </w:tbl>
+    <w:p>
+      <w:pPr>
+        <w:rPr>
           <w:b/>
           <w:bCs/>
           <w:sz w:val="28"/>
@@ -10968,6 +11411,285 @@
                 <w:szCs w:val="18"/>
               </w:rPr>
               <w:t>El sistema muestra exclusivamente los informes generados por la cuenta del usuario en sesión, ordenados del más reciente al más antiguo, con opciones para ver HTML y descargar PDF.</w:t>
+            </w:r>
+          </w:p>
+        </w:tc>
+      </w:tr>
+    </w:tbl>
+    <w:p>
+      <w:pPr>
+        <w:rPr>
+          <w:sz w:val="18"/>
+          <w:szCs w:val="18"/>
+        </w:rPr>
+      </w:pPr>
+    </w:p>
+    <w:tbl>
+      <w:tblPr>
+        <w:tblStyle w:val="Tablaconcuadrcula"/>
+        <w:tblW w:w="0" w:type="auto"/>
+        <w:tblLook w:val="04A0" w:firstRow="1" w:lastRow="0" w:firstColumn="1" w:lastColumn="0" w:noHBand="0" w:noVBand="1"/>
+      </w:tblPr>
+      <w:tblGrid>
+        <w:gridCol w:w="8494"/>
+      </w:tblGrid>
+      <w:tr>
+        <w:tc>
+          <w:tcPr>
+            <w:tcW w:w="8494" w:type="dxa"/>
+          </w:tcPr>
+          <w:p>
+            <w:pPr>
+              <w:spacing w:line="360" w:lineRule="auto"/>
+              <w:ind w:left="4569" w:hanging="4569"/>
+              <w:rPr>
+                <w:sz w:val="18"/>
+                <w:szCs w:val="18"/>
+              </w:rPr>
+            </w:pPr>
+            <w:r>
+              <w:rPr>
+                <w:b/>
+                <w:bCs/>
+                <w:sz w:val="18"/>
+                <w:szCs w:val="18"/>
+              </w:rPr>
+              <w:t xml:space="preserve">Número: </w:t>
+            </w:r>
+            <w:r>
+              <w:rPr>
+                <w:sz w:val="18"/>
+                <w:szCs w:val="18"/>
+              </w:rPr>
+              <w:t>HURF09</w:t>
+              <w:tab/>
+            </w:r>
+            <w:r>
+              <w:rPr>
+                <w:b/>
+                <w:bCs/>
+                <w:sz w:val="18"/>
+                <w:szCs w:val="18"/>
+              </w:rPr>
+              <w:t xml:space="preserve">Usuario: </w:t>
+            </w:r>
+            <w:r>
+              <w:rPr>
+                <w:sz w:val="18"/>
+                <w:szCs w:val="18"/>
+              </w:rPr>
+              <w:t>Turista (Visitante no registrado)</w:t>
+            </w:r>
+          </w:p>
+          <w:p>
+            <w:pPr>
+              <w:spacing w:line="360" w:lineRule="auto"/>
+              <w:rPr>
+                <w:b/>
+                <w:bCs/>
+                <w:sz w:val="18"/>
+                <w:szCs w:val="18"/>
+              </w:rPr>
+            </w:pPr>
+            <w:r>
+              <w:rPr>
+                <w:b/>
+                <w:bCs/>
+                <w:sz w:val="18"/>
+                <w:szCs w:val="18"/>
+              </w:rPr>
+              <w:t xml:space="preserve">Nombre Historia:</w:t>
+            </w:r>
+            <w:r>
+              <w:rPr>
+                <w:sz w:val="18"/>
+                <w:szCs w:val="18"/>
+              </w:rPr>
+              <w:t xml:space="preserve"> Auto-registro de cuenta de turista</w:t>
+            </w:r>
+          </w:p>
+          <w:p>
+            <w:pPr>
+              <w:spacing w:line="360" w:lineRule="auto"/>
+              <w:rPr>
+                <w:b/>
+                <w:bCs/>
+                <w:sz w:val="18"/>
+                <w:szCs w:val="18"/>
+              </w:rPr>
+            </w:pPr>
+            <w:r>
+              <w:rPr>
+                <w:b/>
+                <w:bCs/>
+                <w:sz w:val="18"/>
+                <w:szCs w:val="18"/>
+              </w:rPr>
+              <w:t xml:space="preserve">Prioridad en Negocio:</w:t>
+            </w:r>
+            <w:r>
+              <w:rPr>
+                <w:sz w:val="18"/>
+                <w:szCs w:val="18"/>
+              </w:rPr>
+              <w:t xml:space="preserve"> Media</w:t>
+              <w:tab/>
+              <w:t xml:space="preserve">                                                            </w:t>
+            </w:r>
+            <w:r>
+              <w:rPr>
+                <w:b/>
+                <w:bCs/>
+                <w:sz w:val="18"/>
+                <w:szCs w:val="18"/>
+              </w:rPr>
+              <w:t>Requisitos:</w:t>
+            </w:r>
+            <w:r>
+              <w:rPr>
+                <w:sz w:val="18"/>
+                <w:szCs w:val="18"/>
+              </w:rPr>
+              <w:t xml:space="preserve"> Ninguno</w:t>
+            </w:r>
+          </w:p>
+          <w:p>
+            <w:pPr>
+              <w:spacing w:line="360" w:lineRule="auto"/>
+              <w:rPr>
+                <w:sz w:val="18"/>
+                <w:szCs w:val="18"/>
+              </w:rPr>
+            </w:pPr>
+            <w:r>
+              <w:rPr>
+                <w:b/>
+                <w:bCs/>
+                <w:sz w:val="18"/>
+                <w:szCs w:val="18"/>
+              </w:rPr>
+              <w:t xml:space="preserve">Iteración Asignada: </w:t>
+            </w:r>
+            <w:r>
+              <w:rPr>
+                <w:sz w:val="18"/>
+                <w:szCs w:val="18"/>
+              </w:rPr>
+              <w:t>4</w:t>
+            </w:r>
+          </w:p>
+          <w:p>
+            <w:pPr>
+              <w:spacing w:line="360" w:lineRule="auto"/>
+              <w:rPr>
+                <w:b/>
+                <w:bCs/>
+                <w:sz w:val="18"/>
+                <w:szCs w:val="18"/>
+              </w:rPr>
+            </w:pPr>
+            <w:r>
+              <w:rPr>
+                <w:b/>
+                <w:bCs/>
+                <w:sz w:val="18"/>
+                <w:szCs w:val="18"/>
+              </w:rPr>
+              <w:t xml:space="preserve">Módulo Asignado:</w:t>
+            </w:r>
+            <w:r>
+              <w:rPr>
+                <w:sz w:val="18"/>
+                <w:szCs w:val="18"/>
+              </w:rPr>
+              <w:t xml:space="preserve"> Módulo de Acceso / Cliente</w:t>
+            </w:r>
+          </w:p>
+          <w:p>
+            <w:pPr>
+              <w:spacing w:line="276" w:lineRule="auto"/>
+              <w:rPr>
+                <w:sz w:val="18"/>
+                <w:szCs w:val="18"/>
+              </w:rPr>
+            </w:pPr>
+            <w:r>
+              <w:rPr>
+                <w:b/>
+                <w:bCs/>
+                <w:sz w:val="18"/>
+                <w:szCs w:val="18"/>
+              </w:rPr>
+              <w:t>Descripción:</w:t>
+            </w:r>
+            <w:r>
+              <w:rPr>
+                <w:sz w:val="18"/>
+                <w:szCs w:val="18"/>
+              </w:rPr>
+              <w:t xml:space="preserve"> Yo como visitante de la plataforma, quiero crear mi propia cuenta desde la pantalla de inicio de sesión, para que los informes de planificación que genere queden guardados y pueda consultarlos más adelante sin depender de que un administrador me dé de alta.</w:t>
+            </w:r>
+          </w:p>
+          <w:p>
+            <w:pPr>
+              <w:spacing w:line="360" w:lineRule="auto"/>
+              <w:rPr>
+                <w:b/>
+                <w:bCs/>
+                <w:sz w:val="18"/>
+                <w:szCs w:val="18"/>
+              </w:rPr>
+            </w:pPr>
+            <w:r>
+              <w:rPr>
+                <w:b/>
+                <w:bCs/>
+                <w:sz w:val="18"/>
+                <w:szCs w:val="18"/>
+              </w:rPr>
+              <w:t>Validación:</w:t>
+            </w:r>
+          </w:p>
+          <w:p>
+            <w:pPr>
+              <w:pStyle w:val="Prrafodelista"/>
+              <w:numPr>
+                <w:ilvl w:val="0"/>
+                <w:numId w:val="31"/>
+              </w:numPr>
+              <w:spacing w:line="276" w:lineRule="auto"/>
+              <w:rPr>
+                <w:sz w:val="18"/>
+                <w:szCs w:val="18"/>
+              </w:rPr>
+            </w:pPr>
+            <w:r>
+              <w:rPr>
+                <w:sz w:val="18"/>
+                <w:szCs w:val="18"/>
+              </w:rPr>
+              <w:t>El sistema asigna siempre el rol TURISTA_PUBLICO a las cuentas creadas desde el registro público, sin aceptar el rol como dato del formulario.</w:t>
+            </w:r>
+          </w:p>
+          <w:p>
+            <w:pPr>
+              <w:pStyle w:val="Prrafodelista"/>
+              <w:numPr>
+                <w:ilvl w:val="0"/>
+                <w:numId w:val="31"/>
+              </w:numPr>
+              <w:spacing w:line="276" w:lineRule="auto"/>
+              <w:rPr>
+                <w:sz w:val="18"/>
+                <w:szCs w:val="18"/>
+              </w:rPr>
+            </w:pPr>
+            <w:r>
+              <w:rPr>
+                <w:sz w:val="18"/>
+                <w:szCs w:val="18"/>
+              </w:rPr>
+              <w:t>El sistema rechaza el alta cuando las contraseñas no coinciden, cuando el nombre de usuario ya existe o cuando el correo electrónico ya está registrado, y almacena la contraseña cifrada con BCrypt.</w:t>
             </w:r>
           </w:p>
         </w:tc>
@@ -38456,6 +39178,245 @@
                 <w:szCs w:val="17"/>
               </w:rPr>
               <w:t xml:space="preserve">El sistema crea la cuenta con rol TURISTA_PUBLICO y estado Activo, guarda la contraseña cifrada con BCrypt, registra el alta en auditoria_log a nombre de SISTEMA y redirige al inicio de sesión con el aviso "¡Cuenta creada con éxito!". La cuenta accede a "Mis Informes", pero recibe acceso denegado (403) en los módulos de administración de zonas, horarios, estaciones y auditoría.</w:t>
+            </w:r>
+          </w:p>
+        </w:tc>
+        <w:tc>
+          <w:tcPr>
+            <w:tcW w:w="346" w:type="pct"/>
+            <w:tcMar>
+              <w:top w:w="60" w:type="dxa"/>
+              <w:left w:w="80" w:type="dxa"/>
+              <w:bottom w:w="60" w:type="dxa"/>
+              <w:right w:w="80" w:type="dxa"/>
+            </w:tcMar>
+            <w:vAlign w:val="center"/>
+          </w:tcPr>
+          <w:p>
+            <w:pPr>
+              <w:rPr>
+                <w:sz w:val="17"/>
+                <w:szCs w:val="17"/>
+              </w:rPr>
+            </w:pPr>
+            <w:r>
+              <w:rPr>
+                <w:sz w:val="17"/>
+                <w:szCs w:val="17"/>
+              </w:rPr>
+              <w:t xml:space="preserve">Exitoso</w:t>
+            </w:r>
+          </w:p>
+        </w:tc>
+      </w:tr>
+      <w:tr>
+        <w:trPr>
+          <w:cantSplit/>
+        </w:trPr>
+        <w:tc>
+          <w:tcPr>
+            <w:tcW w:w="217" w:type="pct"/>
+            <w:tcMar>
+              <w:top w:w="60" w:type="dxa"/>
+              <w:left w:w="80" w:type="dxa"/>
+              <w:bottom w:w="60" w:type="dxa"/>
+              <w:right w:w="80" w:type="dxa"/>
+            </w:tcMar>
+            <w:vAlign w:val="center"/>
+          </w:tcPr>
+          <w:p>
+            <w:pPr>
+              <w:rPr>
+                <w:sz w:val="17"/>
+                <w:szCs w:val="17"/>
+              </w:rPr>
+            </w:pPr>
+            <w:r>
+              <w:rPr>
+                <w:sz w:val="17"/>
+                <w:szCs w:val="17"/>
+              </w:rPr>
+              <w:t xml:space="preserve">CN-17</w:t>
+            </w:r>
+          </w:p>
+        </w:tc>
+        <w:tc>
+          <w:tcPr>
+            <w:tcW w:w="624" w:type="pct"/>
+            <w:tcMar>
+              <w:top w:w="60" w:type="dxa"/>
+              <w:left w:w="80" w:type="dxa"/>
+              <w:bottom w:w="60" w:type="dxa"/>
+              <w:right w:w="80" w:type="dxa"/>
+            </w:tcMar>
+            <w:vAlign w:val="center"/>
+          </w:tcPr>
+          <w:p>
+            <w:pPr>
+              <w:rPr>
+                <w:sz w:val="17"/>
+                <w:szCs w:val="17"/>
+              </w:rPr>
+            </w:pPr>
+            <w:r>
+              <w:rPr>
+                <w:sz w:val="17"/>
+                <w:szCs w:val="17"/>
+              </w:rPr>
+              <w:t xml:space="preserve">Rechazo del registro con datos duplicados o inconsistentes (RF-20, validación).</w:t>
+            </w:r>
+          </w:p>
+        </w:tc>
+        <w:tc>
+          <w:tcPr>
+            <w:tcW w:w="971" w:type="pct"/>
+            <w:tcMar>
+              <w:top w:w="60" w:type="dxa"/>
+              <w:left w:w="80" w:type="dxa"/>
+              <w:bottom w:w="60" w:type="dxa"/>
+              <w:right w:w="80" w:type="dxa"/>
+            </w:tcMar>
+            <w:vAlign w:val="center"/>
+          </w:tcPr>
+          <w:p>
+            <w:pPr>
+              <w:rPr>
+                <w:sz w:val="17"/>
+                <w:szCs w:val="17"/>
+              </w:rPr>
+            </w:pPr>
+            <w:r>
+              <w:rPr>
+                <w:sz w:val="17"/>
+                <w:szCs w:val="17"/>
+              </w:rPr>
+              <w:t xml:space="preserve">Existe el usuario "turista_jose" con el correo "jose.rojas@correo.pe". El visitante no ha iniciado sesión.</w:t>
+            </w:r>
+          </w:p>
+        </w:tc>
+        <w:tc>
+          <w:tcPr>
+            <w:tcW w:w="765" w:type="pct"/>
+            <w:tcMar>
+              <w:top w:w="60" w:type="dxa"/>
+              <w:left w:w="80" w:type="dxa"/>
+              <w:bottom w:w="60" w:type="dxa"/>
+              <w:right w:w="80" w:type="dxa"/>
+            </w:tcMar>
+            <w:vAlign w:val="center"/>
+          </w:tcPr>
+          <w:p>
+            <w:pPr>
+              <w:rPr>
+                <w:sz w:val="17"/>
+                <w:szCs w:val="17"/>
+              </w:rPr>
+            </w:pPr>
+            <w:r>
+              <w:rPr>
+                <w:sz w:val="17"/>
+                <w:szCs w:val="17"/>
+              </w:rPr>
+              <w:t xml:space="preserve">1) Entrar al formulario de registro.</w:t>
+            </w:r>
+          </w:p>
+          <w:p>
+            <w:pPr>
+              <w:rPr>
+                <w:sz w:val="17"/>
+                <w:szCs w:val="17"/>
+              </w:rPr>
+            </w:pPr>
+            <w:r>
+              <w:rPr>
+                <w:sz w:val="17"/>
+                <w:szCs w:val="17"/>
+              </w:rPr>
+              <w:t xml:space="preserve">2) Enviarlo con las dos contraseñas distintas entre sí.</w:t>
+            </w:r>
+          </w:p>
+          <w:p>
+            <w:pPr>
+              <w:rPr>
+                <w:sz w:val="17"/>
+                <w:szCs w:val="17"/>
+              </w:rPr>
+            </w:pPr>
+            <w:r>
+              <w:rPr>
+                <w:sz w:val="17"/>
+                <w:szCs w:val="17"/>
+              </w:rPr>
+              <w:t xml:space="preserve">3) Reintentar con el nombre de usuario "turista_jose".</w:t>
+            </w:r>
+          </w:p>
+          <w:p>
+            <w:pPr>
+              <w:rPr>
+                <w:sz w:val="17"/>
+                <w:szCs w:val="17"/>
+              </w:rPr>
+            </w:pPr>
+            <w:r>
+              <w:rPr>
+                <w:sz w:val="17"/>
+                <w:szCs w:val="17"/>
+              </w:rPr>
+              <w:t xml:space="preserve">4) Reintentar con el correo "jose.rojas@correo.pe".</w:t>
+            </w:r>
+          </w:p>
+        </w:tc>
+        <w:tc>
+          <w:tcPr>
+            <w:tcW w:w="1316" w:type="pct"/>
+            <w:tcMar>
+              <w:top w:w="60" w:type="dxa"/>
+              <w:left w:w="80" w:type="dxa"/>
+              <w:bottom w:w="60" w:type="dxa"/>
+              <w:right w:w="80" w:type="dxa"/>
+            </w:tcMar>
+            <w:vAlign w:val="center"/>
+          </w:tcPr>
+          <w:p>
+            <w:pPr>
+              <w:rPr>
+                <w:sz w:val="17"/>
+                <w:szCs w:val="17"/>
+              </w:rPr>
+            </w:pPr>
+            <w:r>
+              <w:rPr>
+                <w:sz w:val="17"/>
+                <w:szCs w:val="17"/>
+              </w:rPr>
+              <w:t xml:space="preserve">Contraseña="Turista2026" y Confirmar="Otra999"; luego Usuario="turista_jose"; luego Correo="jose.rojas@correo.pe"</w:t>
+            </w:r>
+          </w:p>
+        </w:tc>
+        <w:tc>
+          <w:tcPr>
+            <w:tcW w:w="761" w:type="pct"/>
+            <w:tcMar>
+              <w:top w:w="60" w:type="dxa"/>
+              <w:left w:w="80" w:type="dxa"/>
+              <w:bottom w:w="60" w:type="dxa"/>
+              <w:right w:w="80" w:type="dxa"/>
+            </w:tcMar>
+            <w:vAlign w:val="center"/>
+          </w:tcPr>
+          <w:p>
+            <w:pPr>
+              <w:rPr>
+                <w:sz w:val="17"/>
+                <w:szCs w:val="17"/>
+              </w:rPr>
+            </w:pPr>
+            <w:r>
+              <w:rPr>
+                <w:sz w:val="17"/>
+                <w:szCs w:val="17"/>
+              </w:rPr>
+              <w:t xml:space="preserve">El sistema muestra en cada intento el mensaje que corresponde ("Las contraseñas no coinciden", "El nombre de usuario ya está en uso" y "El correo electrónico ya está registrado"), conserva los datos ya escritos y no crea ninguna cuenta: el número de filas de la tabla usuario no varía.</w:t>
             </w:r>
           </w:p>
         </w:tc>

--- a/docs/ProyectoFinalSOftware.docx
+++ b/docs/ProyectoFinalSOftware.docx
@@ -12993,6 +12993,146 @@
                 <w:szCs w:val="18"/>
               </w:rPr>
               <w:t xml:space="preserve">Carol (Análisis) / Andre (Desarrollo)</w:t>
+            </w:r>
+          </w:p>
+        </w:tc>
+      </w:tr>
+      <w:tr>
+        <w:tc>
+          <w:tcPr>
+            <w:tcW w:w="1415" w:type="dxa"/>
+            <w:vAlign w:val="center"/>
+          </w:tcPr>
+          <w:p>
+            <w:pPr>
+              <w:rPr>
+                <w:b/>
+                <w:bCs/>
+                <w:sz w:val="18"/>
+                <w:szCs w:val="18"/>
+              </w:rPr>
+            </w:pPr>
+            <w:r>
+              <w:rPr>
+                <w:sz w:val="18"/>
+                <w:szCs w:val="18"/>
+              </w:rPr>
+              <w:t>H09</w:t>
+            </w:r>
+          </w:p>
+        </w:tc>
+        <w:tc>
+          <w:tcPr>
+            <w:tcW w:w="1415" w:type="dxa"/>
+            <w:vAlign w:val="center"/>
+          </w:tcPr>
+          <w:p>
+            <w:pPr>
+              <w:rPr>
+                <w:b/>
+                <w:bCs/>
+                <w:sz w:val="18"/>
+                <w:szCs w:val="18"/>
+              </w:rPr>
+            </w:pPr>
+            <w:r>
+              <w:rPr>
+                <w:sz w:val="18"/>
+                <w:szCs w:val="18"/>
+              </w:rPr>
+              <w:t>Auto-registro de cuenta de turista</w:t>
+            </w:r>
+          </w:p>
+        </w:tc>
+        <w:tc>
+          <w:tcPr>
+            <w:tcW w:w="1416" w:type="dxa"/>
+            <w:vAlign w:val="center"/>
+          </w:tcPr>
+          <w:p>
+            <w:pPr>
+              <w:rPr>
+                <w:b/>
+                <w:bCs/>
+                <w:sz w:val="18"/>
+                <w:szCs w:val="18"/>
+              </w:rPr>
+            </w:pPr>
+            <w:r>
+              <w:rPr>
+                <w:sz w:val="18"/>
+                <w:szCs w:val="18"/>
+              </w:rPr>
+              <w:t>Media</w:t>
+            </w:r>
+          </w:p>
+        </w:tc>
+        <w:tc>
+          <w:tcPr>
+            <w:tcW w:w="1416" w:type="dxa"/>
+            <w:vAlign w:val="center"/>
+          </w:tcPr>
+          <w:p>
+            <w:pPr>
+              <w:rPr>
+                <w:b/>
+                <w:bCs/>
+                <w:sz w:val="18"/>
+                <w:szCs w:val="18"/>
+              </w:rPr>
+            </w:pPr>
+            <w:r>
+              <w:rPr>
+                <w:sz w:val="18"/>
+                <w:szCs w:val="18"/>
+              </w:rPr>
+              <w:t>2</w:t>
+            </w:r>
+          </w:p>
+        </w:tc>
+        <w:tc>
+          <w:tcPr>
+            <w:tcW w:w="1416" w:type="dxa"/>
+            <w:vAlign w:val="center"/>
+          </w:tcPr>
+          <w:p>
+            <w:pPr>
+              <w:rPr>
+                <w:b/>
+                <w:bCs/>
+                <w:sz w:val="18"/>
+                <w:szCs w:val="18"/>
+              </w:rPr>
+            </w:pPr>
+            <w:r>
+              <w:rPr>
+                <w:sz w:val="18"/>
+                <w:szCs w:val="18"/>
+              </w:rPr>
+              <w:t>6</w:t>
+            </w:r>
+          </w:p>
+        </w:tc>
+        <w:tc>
+          <w:tcPr>
+            <w:tcW w:w="1416" w:type="dxa"/>
+            <w:vAlign w:val="center"/>
+          </w:tcPr>
+          <w:p>
+            <w:pPr>
+              <w:rPr>
+                <w:b/>
+                <w:bCs/>
+                <w:sz w:val="18"/>
+                <w:szCs w:val="18"/>
+              </w:rPr>
+            </w:pPr>
+            <w:r>
+              <w:rPr>
+                <w:sz w:val="18"/>
+                <w:szCs w:val="18"/>
+              </w:rPr>
+              <w:t xml:space="preserve">Renzo (Arquitectura) / Andre (Desarrollo)</w:t>
             </w:r>
           </w:p>
         </w:tc>

--- a/docs/ProyectoFinalSOftware.docx
+++ b/docs/ProyectoFinalSOftware.docx
@@ -470,7 +470,7 @@
           <w:sz w:val="24"/>
           <w:szCs w:val="24"/>
         </w:rPr>
-        <w:t xml:space="preserve">Rocha Sanchez, Carol Dacia</w:t>
+        <w:t>Rocha Sanchez, Carol Dacia</w:t>
       </w:r>
     </w:p>
     <w:p>
@@ -595,7 +595,7 @@
           <w:sz w:val="24"/>
           <w:szCs w:val="24"/>
         </w:rPr>
-        <w:t xml:space="preserve">Ing. Mg. Freddy Ferrari Fernandez</w:t>
+        <w:t>Ing. Mg. Freddy Ferrari Fernandez</w:t>
       </w:r>
     </w:p>
     <w:p>
@@ -720,7 +720,11 @@
           </w:pPr>
           <w:r>
             <w:fldChar w:fldCharType="begin"/>
+          </w:r>
+          <w:r>
             <w:instrText xml:space="preserve"> TOC \o "1-3" \h \z \u </w:instrText>
+          </w:r>
+          <w:r>
             <w:fldChar w:fldCharType="separate"/>
           </w:r>
           <w:hyperlink w:anchor="_Toc239283052" w:history="1">
@@ -739,10 +743,46 @@
                 <w:webHidden/>
               </w:rPr>
               <w:tab/>
+            </w:r>
+            <w:r>
+              <w:rPr>
+                <w:noProof/>
+                <w:webHidden/>
+              </w:rPr>
               <w:fldChar w:fldCharType="begin"/>
+            </w:r>
+            <w:r>
+              <w:rPr>
+                <w:noProof/>
+                <w:webHidden/>
+              </w:rPr>
               <w:instrText xml:space="preserve"> PAGEREF _Toc239283052 \h </w:instrText>
+            </w:r>
+            <w:r>
+              <w:rPr>
+                <w:noProof/>
+                <w:webHidden/>
+              </w:rPr>
+            </w:r>
+            <w:r>
+              <w:rPr>
+                <w:noProof/>
+                <w:webHidden/>
+              </w:rPr>
               <w:fldChar w:fldCharType="separate"/>
+            </w:r>
+            <w:r>
+              <w:rPr>
+                <w:noProof/>
+                <w:webHidden/>
+              </w:rPr>
               <w:t>4</w:t>
+            </w:r>
+            <w:r>
+              <w:rPr>
+                <w:noProof/>
+                <w:webHidden/>
+              </w:rPr>
               <w:fldChar w:fldCharType="end"/>
             </w:r>
           </w:hyperlink>
@@ -778,10 +818,46 @@
                 <w:webHidden/>
               </w:rPr>
               <w:tab/>
+            </w:r>
+            <w:r>
+              <w:rPr>
+                <w:noProof/>
+                <w:webHidden/>
+              </w:rPr>
               <w:fldChar w:fldCharType="begin"/>
+            </w:r>
+            <w:r>
+              <w:rPr>
+                <w:noProof/>
+                <w:webHidden/>
+              </w:rPr>
               <w:instrText xml:space="preserve"> PAGEREF _Toc239283053 \h </w:instrText>
+            </w:r>
+            <w:r>
+              <w:rPr>
+                <w:noProof/>
+                <w:webHidden/>
+              </w:rPr>
+            </w:r>
+            <w:r>
+              <w:rPr>
+                <w:noProof/>
+                <w:webHidden/>
+              </w:rPr>
               <w:fldChar w:fldCharType="separate"/>
+            </w:r>
+            <w:r>
+              <w:rPr>
+                <w:noProof/>
+                <w:webHidden/>
+              </w:rPr>
               <w:t>4</w:t>
+            </w:r>
+            <w:r>
+              <w:rPr>
+                <w:noProof/>
+                <w:webHidden/>
+              </w:rPr>
               <w:fldChar w:fldCharType="end"/>
             </w:r>
           </w:hyperlink>
@@ -818,10 +894,46 @@
                 <w:webHidden/>
               </w:rPr>
               <w:tab/>
+            </w:r>
+            <w:r>
+              <w:rPr>
+                <w:noProof/>
+                <w:webHidden/>
+              </w:rPr>
               <w:fldChar w:fldCharType="begin"/>
+            </w:r>
+            <w:r>
+              <w:rPr>
+                <w:noProof/>
+                <w:webHidden/>
+              </w:rPr>
               <w:instrText xml:space="preserve"> PAGEREF _Toc239283054 \h </w:instrText>
+            </w:r>
+            <w:r>
+              <w:rPr>
+                <w:noProof/>
+                <w:webHidden/>
+              </w:rPr>
+            </w:r>
+            <w:r>
+              <w:rPr>
+                <w:noProof/>
+                <w:webHidden/>
+              </w:rPr>
               <w:fldChar w:fldCharType="separate"/>
+            </w:r>
+            <w:r>
+              <w:rPr>
+                <w:noProof/>
+                <w:webHidden/>
+              </w:rPr>
               <w:t>4</w:t>
+            </w:r>
+            <w:r>
+              <w:rPr>
+                <w:noProof/>
+                <w:webHidden/>
+              </w:rPr>
               <w:fldChar w:fldCharType="end"/>
             </w:r>
           </w:hyperlink>
@@ -857,10 +969,46 @@
                 <w:webHidden/>
               </w:rPr>
               <w:tab/>
+            </w:r>
+            <w:r>
+              <w:rPr>
+                <w:noProof/>
+                <w:webHidden/>
+              </w:rPr>
               <w:fldChar w:fldCharType="begin"/>
+            </w:r>
+            <w:r>
+              <w:rPr>
+                <w:noProof/>
+                <w:webHidden/>
+              </w:rPr>
               <w:instrText xml:space="preserve"> PAGEREF _Toc239283055 \h </w:instrText>
+            </w:r>
+            <w:r>
+              <w:rPr>
+                <w:noProof/>
+                <w:webHidden/>
+              </w:rPr>
+            </w:r>
+            <w:r>
+              <w:rPr>
+                <w:noProof/>
+                <w:webHidden/>
+              </w:rPr>
               <w:fldChar w:fldCharType="separate"/>
+            </w:r>
+            <w:r>
+              <w:rPr>
+                <w:noProof/>
+                <w:webHidden/>
+              </w:rPr>
               <w:t>4</w:t>
+            </w:r>
+            <w:r>
+              <w:rPr>
+                <w:noProof/>
+                <w:webHidden/>
+              </w:rPr>
               <w:fldChar w:fldCharType="end"/>
             </w:r>
           </w:hyperlink>
@@ -896,10 +1044,46 @@
                 <w:webHidden/>
               </w:rPr>
               <w:tab/>
+            </w:r>
+            <w:r>
+              <w:rPr>
+                <w:noProof/>
+                <w:webHidden/>
+              </w:rPr>
               <w:fldChar w:fldCharType="begin"/>
+            </w:r>
+            <w:r>
+              <w:rPr>
+                <w:noProof/>
+                <w:webHidden/>
+              </w:rPr>
               <w:instrText xml:space="preserve"> PAGEREF _Toc239283056 \h </w:instrText>
+            </w:r>
+            <w:r>
+              <w:rPr>
+                <w:noProof/>
+                <w:webHidden/>
+              </w:rPr>
+            </w:r>
+            <w:r>
+              <w:rPr>
+                <w:noProof/>
+                <w:webHidden/>
+              </w:rPr>
               <w:fldChar w:fldCharType="separate"/>
+            </w:r>
+            <w:r>
+              <w:rPr>
+                <w:noProof/>
+                <w:webHidden/>
+              </w:rPr>
               <w:t>4</w:t>
+            </w:r>
+            <w:r>
+              <w:rPr>
+                <w:noProof/>
+                <w:webHidden/>
+              </w:rPr>
               <w:fldChar w:fldCharType="end"/>
             </w:r>
           </w:hyperlink>
@@ -935,10 +1119,46 @@
                 <w:webHidden/>
               </w:rPr>
               <w:tab/>
+            </w:r>
+            <w:r>
+              <w:rPr>
+                <w:noProof/>
+                <w:webHidden/>
+              </w:rPr>
               <w:fldChar w:fldCharType="begin"/>
+            </w:r>
+            <w:r>
+              <w:rPr>
+                <w:noProof/>
+                <w:webHidden/>
+              </w:rPr>
               <w:instrText xml:space="preserve"> PAGEREF _Toc239283057 \h </w:instrText>
+            </w:r>
+            <w:r>
+              <w:rPr>
+                <w:noProof/>
+                <w:webHidden/>
+              </w:rPr>
+            </w:r>
+            <w:r>
+              <w:rPr>
+                <w:noProof/>
+                <w:webHidden/>
+              </w:rPr>
               <w:fldChar w:fldCharType="separate"/>
+            </w:r>
+            <w:r>
+              <w:rPr>
+                <w:noProof/>
+                <w:webHidden/>
+              </w:rPr>
               <w:t>5</w:t>
+            </w:r>
+            <w:r>
+              <w:rPr>
+                <w:noProof/>
+                <w:webHidden/>
+              </w:rPr>
               <w:fldChar w:fldCharType="end"/>
             </w:r>
           </w:hyperlink>
@@ -975,10 +1195,46 @@
                 <w:webHidden/>
               </w:rPr>
               <w:tab/>
+            </w:r>
+            <w:r>
+              <w:rPr>
+                <w:noProof/>
+                <w:webHidden/>
+              </w:rPr>
               <w:fldChar w:fldCharType="begin"/>
+            </w:r>
+            <w:r>
+              <w:rPr>
+                <w:noProof/>
+                <w:webHidden/>
+              </w:rPr>
               <w:instrText xml:space="preserve"> PAGEREF _Toc239283058 \h </w:instrText>
+            </w:r>
+            <w:r>
+              <w:rPr>
+                <w:noProof/>
+                <w:webHidden/>
+              </w:rPr>
+            </w:r>
+            <w:r>
+              <w:rPr>
+                <w:noProof/>
+                <w:webHidden/>
+              </w:rPr>
               <w:fldChar w:fldCharType="separate"/>
+            </w:r>
+            <w:r>
+              <w:rPr>
+                <w:noProof/>
+                <w:webHidden/>
+              </w:rPr>
               <w:t>6</w:t>
+            </w:r>
+            <w:r>
+              <w:rPr>
+                <w:noProof/>
+                <w:webHidden/>
+              </w:rPr>
               <w:fldChar w:fldCharType="end"/>
             </w:r>
           </w:hyperlink>
@@ -1015,10 +1271,46 @@
                 <w:webHidden/>
               </w:rPr>
               <w:tab/>
+            </w:r>
+            <w:r>
+              <w:rPr>
+                <w:noProof/>
+                <w:webHidden/>
+              </w:rPr>
               <w:fldChar w:fldCharType="begin"/>
+            </w:r>
+            <w:r>
+              <w:rPr>
+                <w:noProof/>
+                <w:webHidden/>
+              </w:rPr>
               <w:instrText xml:space="preserve"> PAGEREF _Toc239283059 \h </w:instrText>
+            </w:r>
+            <w:r>
+              <w:rPr>
+                <w:noProof/>
+                <w:webHidden/>
+              </w:rPr>
+            </w:r>
+            <w:r>
+              <w:rPr>
+                <w:noProof/>
+                <w:webHidden/>
+              </w:rPr>
               <w:fldChar w:fldCharType="separate"/>
+            </w:r>
+            <w:r>
+              <w:rPr>
+                <w:noProof/>
+                <w:webHidden/>
+              </w:rPr>
               <w:t>6</w:t>
+            </w:r>
+            <w:r>
+              <w:rPr>
+                <w:noProof/>
+                <w:webHidden/>
+              </w:rPr>
               <w:fldChar w:fldCharType="end"/>
             </w:r>
           </w:hyperlink>
@@ -1054,10 +1346,46 @@
                 <w:webHidden/>
               </w:rPr>
               <w:tab/>
+            </w:r>
+            <w:r>
+              <w:rPr>
+                <w:noProof/>
+                <w:webHidden/>
+              </w:rPr>
               <w:fldChar w:fldCharType="begin"/>
+            </w:r>
+            <w:r>
+              <w:rPr>
+                <w:noProof/>
+                <w:webHidden/>
+              </w:rPr>
               <w:instrText xml:space="preserve"> PAGEREF _Toc239283060 \h </w:instrText>
+            </w:r>
+            <w:r>
+              <w:rPr>
+                <w:noProof/>
+                <w:webHidden/>
+              </w:rPr>
+            </w:r>
+            <w:r>
+              <w:rPr>
+                <w:noProof/>
+                <w:webHidden/>
+              </w:rPr>
               <w:fldChar w:fldCharType="separate"/>
+            </w:r>
+            <w:r>
+              <w:rPr>
+                <w:noProof/>
+                <w:webHidden/>
+              </w:rPr>
               <w:t>7</w:t>
+            </w:r>
+            <w:r>
+              <w:rPr>
+                <w:noProof/>
+                <w:webHidden/>
+              </w:rPr>
               <w:fldChar w:fldCharType="end"/>
             </w:r>
           </w:hyperlink>
@@ -1093,10 +1421,46 @@
                 <w:webHidden/>
               </w:rPr>
               <w:tab/>
+            </w:r>
+            <w:r>
+              <w:rPr>
+                <w:noProof/>
+                <w:webHidden/>
+              </w:rPr>
               <w:fldChar w:fldCharType="begin"/>
+            </w:r>
+            <w:r>
+              <w:rPr>
+                <w:noProof/>
+                <w:webHidden/>
+              </w:rPr>
               <w:instrText xml:space="preserve"> PAGEREF _Toc239283061 \h </w:instrText>
+            </w:r>
+            <w:r>
+              <w:rPr>
+                <w:noProof/>
+                <w:webHidden/>
+              </w:rPr>
+            </w:r>
+            <w:r>
+              <w:rPr>
+                <w:noProof/>
+                <w:webHidden/>
+              </w:rPr>
               <w:fldChar w:fldCharType="separate"/>
+            </w:r>
+            <w:r>
+              <w:rPr>
+                <w:noProof/>
+                <w:webHidden/>
+              </w:rPr>
               <w:t>9</w:t>
+            </w:r>
+            <w:r>
+              <w:rPr>
+                <w:noProof/>
+                <w:webHidden/>
+              </w:rPr>
               <w:fldChar w:fldCharType="end"/>
             </w:r>
           </w:hyperlink>
@@ -1132,10 +1496,46 @@
                 <w:webHidden/>
               </w:rPr>
               <w:tab/>
+            </w:r>
+            <w:r>
+              <w:rPr>
+                <w:noProof/>
+                <w:webHidden/>
+              </w:rPr>
               <w:fldChar w:fldCharType="begin"/>
+            </w:r>
+            <w:r>
+              <w:rPr>
+                <w:noProof/>
+                <w:webHidden/>
+              </w:rPr>
               <w:instrText xml:space="preserve"> PAGEREF _Toc239283062 \h </w:instrText>
+            </w:r>
+            <w:r>
+              <w:rPr>
+                <w:noProof/>
+                <w:webHidden/>
+              </w:rPr>
+            </w:r>
+            <w:r>
+              <w:rPr>
+                <w:noProof/>
+                <w:webHidden/>
+              </w:rPr>
               <w:fldChar w:fldCharType="separate"/>
+            </w:r>
+            <w:r>
+              <w:rPr>
+                <w:noProof/>
+                <w:webHidden/>
+              </w:rPr>
               <w:t>10</w:t>
+            </w:r>
+            <w:r>
+              <w:rPr>
+                <w:noProof/>
+                <w:webHidden/>
+              </w:rPr>
               <w:fldChar w:fldCharType="end"/>
             </w:r>
           </w:hyperlink>
@@ -1171,10 +1571,46 @@
                 <w:webHidden/>
               </w:rPr>
               <w:tab/>
+            </w:r>
+            <w:r>
+              <w:rPr>
+                <w:noProof/>
+                <w:webHidden/>
+              </w:rPr>
               <w:fldChar w:fldCharType="begin"/>
+            </w:r>
+            <w:r>
+              <w:rPr>
+                <w:noProof/>
+                <w:webHidden/>
+              </w:rPr>
               <w:instrText xml:space="preserve"> PAGEREF _Toc239283063 \h </w:instrText>
+            </w:r>
+            <w:r>
+              <w:rPr>
+                <w:noProof/>
+                <w:webHidden/>
+              </w:rPr>
+            </w:r>
+            <w:r>
+              <w:rPr>
+                <w:noProof/>
+                <w:webHidden/>
+              </w:rPr>
               <w:fldChar w:fldCharType="separate"/>
+            </w:r>
+            <w:r>
+              <w:rPr>
+                <w:noProof/>
+                <w:webHidden/>
+              </w:rPr>
               <w:t>10</w:t>
+            </w:r>
+            <w:r>
+              <w:rPr>
+                <w:noProof/>
+                <w:webHidden/>
+              </w:rPr>
               <w:fldChar w:fldCharType="end"/>
             </w:r>
           </w:hyperlink>
@@ -1210,10 +1646,46 @@
                 <w:webHidden/>
               </w:rPr>
               <w:tab/>
+            </w:r>
+            <w:r>
+              <w:rPr>
+                <w:noProof/>
+                <w:webHidden/>
+              </w:rPr>
               <w:fldChar w:fldCharType="begin"/>
+            </w:r>
+            <w:r>
+              <w:rPr>
+                <w:noProof/>
+                <w:webHidden/>
+              </w:rPr>
               <w:instrText xml:space="preserve"> PAGEREF _Toc239283064 \h </w:instrText>
+            </w:r>
+            <w:r>
+              <w:rPr>
+                <w:noProof/>
+                <w:webHidden/>
+              </w:rPr>
+            </w:r>
+            <w:r>
+              <w:rPr>
+                <w:noProof/>
+                <w:webHidden/>
+              </w:rPr>
               <w:fldChar w:fldCharType="separate"/>
+            </w:r>
+            <w:r>
+              <w:rPr>
+                <w:noProof/>
+                <w:webHidden/>
+              </w:rPr>
               <w:t>10</w:t>
+            </w:r>
+            <w:r>
+              <w:rPr>
+                <w:noProof/>
+                <w:webHidden/>
+              </w:rPr>
               <w:fldChar w:fldCharType="end"/>
             </w:r>
           </w:hyperlink>
@@ -1249,10 +1721,46 @@
                 <w:webHidden/>
               </w:rPr>
               <w:tab/>
+            </w:r>
+            <w:r>
+              <w:rPr>
+                <w:noProof/>
+                <w:webHidden/>
+              </w:rPr>
               <w:fldChar w:fldCharType="begin"/>
+            </w:r>
+            <w:r>
+              <w:rPr>
+                <w:noProof/>
+                <w:webHidden/>
+              </w:rPr>
               <w:instrText xml:space="preserve"> PAGEREF _Toc239283065 \h </w:instrText>
+            </w:r>
+            <w:r>
+              <w:rPr>
+                <w:noProof/>
+                <w:webHidden/>
+              </w:rPr>
+            </w:r>
+            <w:r>
+              <w:rPr>
+                <w:noProof/>
+                <w:webHidden/>
+              </w:rPr>
               <w:fldChar w:fldCharType="separate"/>
+            </w:r>
+            <w:r>
+              <w:rPr>
+                <w:noProof/>
+                <w:webHidden/>
+              </w:rPr>
               <w:t>13</w:t>
+            </w:r>
+            <w:r>
+              <w:rPr>
+                <w:noProof/>
+                <w:webHidden/>
+              </w:rPr>
               <w:fldChar w:fldCharType="end"/>
             </w:r>
           </w:hyperlink>
@@ -1288,10 +1796,46 @@
                 <w:webHidden/>
               </w:rPr>
               <w:tab/>
+            </w:r>
+            <w:r>
+              <w:rPr>
+                <w:noProof/>
+                <w:webHidden/>
+              </w:rPr>
               <w:fldChar w:fldCharType="begin"/>
+            </w:r>
+            <w:r>
+              <w:rPr>
+                <w:noProof/>
+                <w:webHidden/>
+              </w:rPr>
               <w:instrText xml:space="preserve"> PAGEREF _Toc239283066 \h </w:instrText>
+            </w:r>
+            <w:r>
+              <w:rPr>
+                <w:noProof/>
+                <w:webHidden/>
+              </w:rPr>
+            </w:r>
+            <w:r>
+              <w:rPr>
+                <w:noProof/>
+                <w:webHidden/>
+              </w:rPr>
               <w:fldChar w:fldCharType="separate"/>
+            </w:r>
+            <w:r>
+              <w:rPr>
+                <w:noProof/>
+                <w:webHidden/>
+              </w:rPr>
               <w:t>13</w:t>
+            </w:r>
+            <w:r>
+              <w:rPr>
+                <w:noProof/>
+                <w:webHidden/>
+              </w:rPr>
               <w:fldChar w:fldCharType="end"/>
             </w:r>
           </w:hyperlink>
@@ -1327,10 +1871,46 @@
                 <w:webHidden/>
               </w:rPr>
               <w:tab/>
+            </w:r>
+            <w:r>
+              <w:rPr>
+                <w:noProof/>
+                <w:webHidden/>
+              </w:rPr>
               <w:fldChar w:fldCharType="begin"/>
+            </w:r>
+            <w:r>
+              <w:rPr>
+                <w:noProof/>
+                <w:webHidden/>
+              </w:rPr>
               <w:instrText xml:space="preserve"> PAGEREF _Toc239283067 \h </w:instrText>
+            </w:r>
+            <w:r>
+              <w:rPr>
+                <w:noProof/>
+                <w:webHidden/>
+              </w:rPr>
+            </w:r>
+            <w:r>
+              <w:rPr>
+                <w:noProof/>
+                <w:webHidden/>
+              </w:rPr>
               <w:fldChar w:fldCharType="separate"/>
+            </w:r>
+            <w:r>
+              <w:rPr>
+                <w:noProof/>
+                <w:webHidden/>
+              </w:rPr>
               <w:t>14</w:t>
+            </w:r>
+            <w:r>
+              <w:rPr>
+                <w:noProof/>
+                <w:webHidden/>
+              </w:rPr>
               <w:fldChar w:fldCharType="end"/>
             </w:r>
           </w:hyperlink>
@@ -1366,10 +1946,46 @@
                 <w:webHidden/>
               </w:rPr>
               <w:tab/>
+            </w:r>
+            <w:r>
+              <w:rPr>
+                <w:noProof/>
+                <w:webHidden/>
+              </w:rPr>
               <w:fldChar w:fldCharType="begin"/>
+            </w:r>
+            <w:r>
+              <w:rPr>
+                <w:noProof/>
+                <w:webHidden/>
+              </w:rPr>
               <w:instrText xml:space="preserve"> PAGEREF _Toc239283068 \h </w:instrText>
+            </w:r>
+            <w:r>
+              <w:rPr>
+                <w:noProof/>
+                <w:webHidden/>
+              </w:rPr>
+            </w:r>
+            <w:r>
+              <w:rPr>
+                <w:noProof/>
+                <w:webHidden/>
+              </w:rPr>
               <w:fldChar w:fldCharType="separate"/>
+            </w:r>
+            <w:r>
+              <w:rPr>
+                <w:noProof/>
+                <w:webHidden/>
+              </w:rPr>
               <w:t>15</w:t>
+            </w:r>
+            <w:r>
+              <w:rPr>
+                <w:noProof/>
+                <w:webHidden/>
+              </w:rPr>
               <w:fldChar w:fldCharType="end"/>
             </w:r>
           </w:hyperlink>
@@ -1405,10 +2021,46 @@
                 <w:webHidden/>
               </w:rPr>
               <w:tab/>
+            </w:r>
+            <w:r>
+              <w:rPr>
+                <w:noProof/>
+                <w:webHidden/>
+              </w:rPr>
               <w:fldChar w:fldCharType="begin"/>
+            </w:r>
+            <w:r>
+              <w:rPr>
+                <w:noProof/>
+                <w:webHidden/>
+              </w:rPr>
               <w:instrText xml:space="preserve"> PAGEREF _Toc239283069 \h </w:instrText>
+            </w:r>
+            <w:r>
+              <w:rPr>
+                <w:noProof/>
+                <w:webHidden/>
+              </w:rPr>
+            </w:r>
+            <w:r>
+              <w:rPr>
+                <w:noProof/>
+                <w:webHidden/>
+              </w:rPr>
               <w:fldChar w:fldCharType="separate"/>
+            </w:r>
+            <w:r>
+              <w:rPr>
+                <w:noProof/>
+                <w:webHidden/>
+              </w:rPr>
               <w:t>18</w:t>
+            </w:r>
+            <w:r>
+              <w:rPr>
+                <w:noProof/>
+                <w:webHidden/>
+              </w:rPr>
               <w:fldChar w:fldCharType="end"/>
             </w:r>
           </w:hyperlink>
@@ -1444,10 +2096,46 @@
                 <w:webHidden/>
               </w:rPr>
               <w:tab/>
+            </w:r>
+            <w:r>
+              <w:rPr>
+                <w:noProof/>
+                <w:webHidden/>
+              </w:rPr>
               <w:fldChar w:fldCharType="begin"/>
+            </w:r>
+            <w:r>
+              <w:rPr>
+                <w:noProof/>
+                <w:webHidden/>
+              </w:rPr>
               <w:instrText xml:space="preserve"> PAGEREF _Toc239283070 \h </w:instrText>
+            </w:r>
+            <w:r>
+              <w:rPr>
+                <w:noProof/>
+                <w:webHidden/>
+              </w:rPr>
+            </w:r>
+            <w:r>
+              <w:rPr>
+                <w:noProof/>
+                <w:webHidden/>
+              </w:rPr>
               <w:fldChar w:fldCharType="separate"/>
+            </w:r>
+            <w:r>
+              <w:rPr>
+                <w:noProof/>
+                <w:webHidden/>
+              </w:rPr>
               <w:t>18</w:t>
+            </w:r>
+            <w:r>
+              <w:rPr>
+                <w:noProof/>
+                <w:webHidden/>
+              </w:rPr>
               <w:fldChar w:fldCharType="end"/>
             </w:r>
           </w:hyperlink>
@@ -1483,10 +2171,46 @@
                 <w:webHidden/>
               </w:rPr>
               <w:tab/>
+            </w:r>
+            <w:r>
+              <w:rPr>
+                <w:noProof/>
+                <w:webHidden/>
+              </w:rPr>
               <w:fldChar w:fldCharType="begin"/>
+            </w:r>
+            <w:r>
+              <w:rPr>
+                <w:noProof/>
+                <w:webHidden/>
+              </w:rPr>
               <w:instrText xml:space="preserve"> PAGEREF _Toc239283071 \h </w:instrText>
+            </w:r>
+            <w:r>
+              <w:rPr>
+                <w:noProof/>
+                <w:webHidden/>
+              </w:rPr>
+            </w:r>
+            <w:r>
+              <w:rPr>
+                <w:noProof/>
+                <w:webHidden/>
+              </w:rPr>
               <w:fldChar w:fldCharType="separate"/>
+            </w:r>
+            <w:r>
+              <w:rPr>
+                <w:noProof/>
+                <w:webHidden/>
+              </w:rPr>
               <w:t>20</w:t>
+            </w:r>
+            <w:r>
+              <w:rPr>
+                <w:noProof/>
+                <w:webHidden/>
+              </w:rPr>
               <w:fldChar w:fldCharType="end"/>
             </w:r>
           </w:hyperlink>
@@ -1522,10 +2246,46 @@
                 <w:webHidden/>
               </w:rPr>
               <w:tab/>
+            </w:r>
+            <w:r>
+              <w:rPr>
+                <w:noProof/>
+                <w:webHidden/>
+              </w:rPr>
               <w:fldChar w:fldCharType="begin"/>
+            </w:r>
+            <w:r>
+              <w:rPr>
+                <w:noProof/>
+                <w:webHidden/>
+              </w:rPr>
               <w:instrText xml:space="preserve"> PAGEREF _Toc239283072 \h </w:instrText>
+            </w:r>
+            <w:r>
+              <w:rPr>
+                <w:noProof/>
+                <w:webHidden/>
+              </w:rPr>
+            </w:r>
+            <w:r>
+              <w:rPr>
+                <w:noProof/>
+                <w:webHidden/>
+              </w:rPr>
               <w:fldChar w:fldCharType="separate"/>
+            </w:r>
+            <w:r>
+              <w:rPr>
+                <w:noProof/>
+                <w:webHidden/>
+              </w:rPr>
               <w:t>21</w:t>
+            </w:r>
+            <w:r>
+              <w:rPr>
+                <w:noProof/>
+                <w:webHidden/>
+              </w:rPr>
               <w:fldChar w:fldCharType="end"/>
             </w:r>
           </w:hyperlink>
@@ -1571,10 +2331,46 @@
                 <w:webHidden/>
               </w:rPr>
               <w:tab/>
+            </w:r>
+            <w:r>
+              <w:rPr>
+                <w:noProof/>
+                <w:webHidden/>
+              </w:rPr>
               <w:fldChar w:fldCharType="begin"/>
+            </w:r>
+            <w:r>
+              <w:rPr>
+                <w:noProof/>
+                <w:webHidden/>
+              </w:rPr>
               <w:instrText xml:space="preserve"> PAGEREF _Toc239283073 \h </w:instrText>
+            </w:r>
+            <w:r>
+              <w:rPr>
+                <w:noProof/>
+                <w:webHidden/>
+              </w:rPr>
+            </w:r>
+            <w:r>
+              <w:rPr>
+                <w:noProof/>
+                <w:webHidden/>
+              </w:rPr>
               <w:fldChar w:fldCharType="separate"/>
+            </w:r>
+            <w:r>
+              <w:rPr>
+                <w:noProof/>
+                <w:webHidden/>
+              </w:rPr>
               <w:t>21</w:t>
+            </w:r>
+            <w:r>
+              <w:rPr>
+                <w:noProof/>
+                <w:webHidden/>
+              </w:rPr>
               <w:fldChar w:fldCharType="end"/>
             </w:r>
           </w:hyperlink>
@@ -1610,10 +2406,46 @@
                 <w:webHidden/>
               </w:rPr>
               <w:tab/>
+            </w:r>
+            <w:r>
+              <w:rPr>
+                <w:noProof/>
+                <w:webHidden/>
+              </w:rPr>
               <w:fldChar w:fldCharType="begin"/>
+            </w:r>
+            <w:r>
+              <w:rPr>
+                <w:noProof/>
+                <w:webHidden/>
+              </w:rPr>
               <w:instrText xml:space="preserve"> PAGEREF _Toc239283074 \h </w:instrText>
+            </w:r>
+            <w:r>
+              <w:rPr>
+                <w:noProof/>
+                <w:webHidden/>
+              </w:rPr>
+            </w:r>
+            <w:r>
+              <w:rPr>
+                <w:noProof/>
+                <w:webHidden/>
+              </w:rPr>
               <w:fldChar w:fldCharType="separate"/>
+            </w:r>
+            <w:r>
+              <w:rPr>
+                <w:noProof/>
+                <w:webHidden/>
+              </w:rPr>
               <w:t>21</w:t>
+            </w:r>
+            <w:r>
+              <w:rPr>
+                <w:noProof/>
+                <w:webHidden/>
+              </w:rPr>
               <w:fldChar w:fldCharType="end"/>
             </w:r>
           </w:hyperlink>
@@ -1649,10 +2481,46 @@
                 <w:webHidden/>
               </w:rPr>
               <w:tab/>
+            </w:r>
+            <w:r>
+              <w:rPr>
+                <w:noProof/>
+                <w:webHidden/>
+              </w:rPr>
               <w:fldChar w:fldCharType="begin"/>
+            </w:r>
+            <w:r>
+              <w:rPr>
+                <w:noProof/>
+                <w:webHidden/>
+              </w:rPr>
               <w:instrText xml:space="preserve"> PAGEREF _Toc239283075 \h </w:instrText>
+            </w:r>
+            <w:r>
+              <w:rPr>
+                <w:noProof/>
+                <w:webHidden/>
+              </w:rPr>
+            </w:r>
+            <w:r>
+              <w:rPr>
+                <w:noProof/>
+                <w:webHidden/>
+              </w:rPr>
               <w:fldChar w:fldCharType="separate"/>
+            </w:r>
+            <w:r>
+              <w:rPr>
+                <w:noProof/>
+                <w:webHidden/>
+              </w:rPr>
               <w:t>22</w:t>
+            </w:r>
+            <w:r>
+              <w:rPr>
+                <w:noProof/>
+                <w:webHidden/>
+              </w:rPr>
               <w:fldChar w:fldCharType="end"/>
             </w:r>
           </w:hyperlink>
@@ -1688,10 +2556,46 @@
                 <w:webHidden/>
               </w:rPr>
               <w:tab/>
+            </w:r>
+            <w:r>
+              <w:rPr>
+                <w:noProof/>
+                <w:webHidden/>
+              </w:rPr>
               <w:fldChar w:fldCharType="begin"/>
+            </w:r>
+            <w:r>
+              <w:rPr>
+                <w:noProof/>
+                <w:webHidden/>
+              </w:rPr>
               <w:instrText xml:space="preserve"> PAGEREF _Toc239283076 \h </w:instrText>
+            </w:r>
+            <w:r>
+              <w:rPr>
+                <w:noProof/>
+                <w:webHidden/>
+              </w:rPr>
+            </w:r>
+            <w:r>
+              <w:rPr>
+                <w:noProof/>
+                <w:webHidden/>
+              </w:rPr>
               <w:fldChar w:fldCharType="separate"/>
+            </w:r>
+            <w:r>
+              <w:rPr>
+                <w:noProof/>
+                <w:webHidden/>
+              </w:rPr>
               <w:t>24</w:t>
+            </w:r>
+            <w:r>
+              <w:rPr>
+                <w:noProof/>
+                <w:webHidden/>
+              </w:rPr>
               <w:fldChar w:fldCharType="end"/>
             </w:r>
           </w:hyperlink>
@@ -1727,10 +2631,46 @@
                 <w:webHidden/>
               </w:rPr>
               <w:tab/>
+            </w:r>
+            <w:r>
+              <w:rPr>
+                <w:noProof/>
+                <w:webHidden/>
+              </w:rPr>
               <w:fldChar w:fldCharType="begin"/>
+            </w:r>
+            <w:r>
+              <w:rPr>
+                <w:noProof/>
+                <w:webHidden/>
+              </w:rPr>
               <w:instrText xml:space="preserve"> PAGEREF _Toc239283077 \h </w:instrText>
+            </w:r>
+            <w:r>
+              <w:rPr>
+                <w:noProof/>
+                <w:webHidden/>
+              </w:rPr>
+            </w:r>
+            <w:r>
+              <w:rPr>
+                <w:noProof/>
+                <w:webHidden/>
+              </w:rPr>
               <w:fldChar w:fldCharType="separate"/>
+            </w:r>
+            <w:r>
+              <w:rPr>
+                <w:noProof/>
+                <w:webHidden/>
+              </w:rPr>
               <w:t>31</w:t>
+            </w:r>
+            <w:r>
+              <w:rPr>
+                <w:noProof/>
+                <w:webHidden/>
+              </w:rPr>
               <w:fldChar w:fldCharType="end"/>
             </w:r>
           </w:hyperlink>
@@ -1766,10 +2706,46 @@
                 <w:webHidden/>
               </w:rPr>
               <w:tab/>
+            </w:r>
+            <w:r>
+              <w:rPr>
+                <w:noProof/>
+                <w:webHidden/>
+              </w:rPr>
               <w:fldChar w:fldCharType="begin"/>
+            </w:r>
+            <w:r>
+              <w:rPr>
+                <w:noProof/>
+                <w:webHidden/>
+              </w:rPr>
               <w:instrText xml:space="preserve"> PAGEREF _Toc239283078 \h </w:instrText>
+            </w:r>
+            <w:r>
+              <w:rPr>
+                <w:noProof/>
+                <w:webHidden/>
+              </w:rPr>
+            </w:r>
+            <w:r>
+              <w:rPr>
+                <w:noProof/>
+                <w:webHidden/>
+              </w:rPr>
               <w:fldChar w:fldCharType="separate"/>
+            </w:r>
+            <w:r>
+              <w:rPr>
+                <w:noProof/>
+                <w:webHidden/>
+              </w:rPr>
               <w:t>31</w:t>
+            </w:r>
+            <w:r>
+              <w:rPr>
+                <w:noProof/>
+                <w:webHidden/>
+              </w:rPr>
               <w:fldChar w:fldCharType="end"/>
             </w:r>
           </w:hyperlink>
@@ -1805,10 +2781,46 @@
                 <w:webHidden/>
               </w:rPr>
               <w:tab/>
+            </w:r>
+            <w:r>
+              <w:rPr>
+                <w:noProof/>
+                <w:webHidden/>
+              </w:rPr>
               <w:fldChar w:fldCharType="begin"/>
+            </w:r>
+            <w:r>
+              <w:rPr>
+                <w:noProof/>
+                <w:webHidden/>
+              </w:rPr>
               <w:instrText xml:space="preserve"> PAGEREF _Toc239283079 \h </w:instrText>
+            </w:r>
+            <w:r>
+              <w:rPr>
+                <w:noProof/>
+                <w:webHidden/>
+              </w:rPr>
+            </w:r>
+            <w:r>
+              <w:rPr>
+                <w:noProof/>
+                <w:webHidden/>
+              </w:rPr>
               <w:fldChar w:fldCharType="separate"/>
+            </w:r>
+            <w:r>
+              <w:rPr>
+                <w:noProof/>
+                <w:webHidden/>
+              </w:rPr>
               <w:t>32</w:t>
+            </w:r>
+            <w:r>
+              <w:rPr>
+                <w:noProof/>
+                <w:webHidden/>
+              </w:rPr>
               <w:fldChar w:fldCharType="end"/>
             </w:r>
           </w:hyperlink>
@@ -1844,10 +2856,46 @@
                 <w:webHidden/>
               </w:rPr>
               <w:tab/>
+            </w:r>
+            <w:r>
+              <w:rPr>
+                <w:noProof/>
+                <w:webHidden/>
+              </w:rPr>
               <w:fldChar w:fldCharType="begin"/>
+            </w:r>
+            <w:r>
+              <w:rPr>
+                <w:noProof/>
+                <w:webHidden/>
+              </w:rPr>
               <w:instrText xml:space="preserve"> PAGEREF _Toc239283080 \h </w:instrText>
+            </w:r>
+            <w:r>
+              <w:rPr>
+                <w:noProof/>
+                <w:webHidden/>
+              </w:rPr>
+            </w:r>
+            <w:r>
+              <w:rPr>
+                <w:noProof/>
+                <w:webHidden/>
+              </w:rPr>
               <w:fldChar w:fldCharType="separate"/>
+            </w:r>
+            <w:r>
+              <w:rPr>
+                <w:noProof/>
+                <w:webHidden/>
+              </w:rPr>
               <w:t>32</w:t>
+            </w:r>
+            <w:r>
+              <w:rPr>
+                <w:noProof/>
+                <w:webHidden/>
+              </w:rPr>
               <w:fldChar w:fldCharType="end"/>
             </w:r>
           </w:hyperlink>
@@ -1883,10 +2931,46 @@
                 <w:webHidden/>
               </w:rPr>
               <w:tab/>
+            </w:r>
+            <w:r>
+              <w:rPr>
+                <w:noProof/>
+                <w:webHidden/>
+              </w:rPr>
               <w:fldChar w:fldCharType="begin"/>
+            </w:r>
+            <w:r>
+              <w:rPr>
+                <w:noProof/>
+                <w:webHidden/>
+              </w:rPr>
               <w:instrText xml:space="preserve"> PAGEREF _Toc239283081 \h </w:instrText>
+            </w:r>
+            <w:r>
+              <w:rPr>
+                <w:noProof/>
+                <w:webHidden/>
+              </w:rPr>
+            </w:r>
+            <w:r>
+              <w:rPr>
+                <w:noProof/>
+                <w:webHidden/>
+              </w:rPr>
               <w:fldChar w:fldCharType="separate"/>
+            </w:r>
+            <w:r>
+              <w:rPr>
+                <w:noProof/>
+                <w:webHidden/>
+              </w:rPr>
               <w:t>33</w:t>
+            </w:r>
+            <w:r>
+              <w:rPr>
+                <w:noProof/>
+                <w:webHidden/>
+              </w:rPr>
               <w:fldChar w:fldCharType="end"/>
             </w:r>
           </w:hyperlink>
@@ -1922,10 +3006,46 @@
                 <w:webHidden/>
               </w:rPr>
               <w:tab/>
+            </w:r>
+            <w:r>
+              <w:rPr>
+                <w:noProof/>
+                <w:webHidden/>
+              </w:rPr>
               <w:fldChar w:fldCharType="begin"/>
+            </w:r>
+            <w:r>
+              <w:rPr>
+                <w:noProof/>
+                <w:webHidden/>
+              </w:rPr>
               <w:instrText xml:space="preserve"> PAGEREF _Toc239283082 \h </w:instrText>
+            </w:r>
+            <w:r>
+              <w:rPr>
+                <w:noProof/>
+                <w:webHidden/>
+              </w:rPr>
+            </w:r>
+            <w:r>
+              <w:rPr>
+                <w:noProof/>
+                <w:webHidden/>
+              </w:rPr>
               <w:fldChar w:fldCharType="separate"/>
+            </w:r>
+            <w:r>
+              <w:rPr>
+                <w:noProof/>
+                <w:webHidden/>
+              </w:rPr>
               <w:t>33</w:t>
+            </w:r>
+            <w:r>
+              <w:rPr>
+                <w:noProof/>
+                <w:webHidden/>
+              </w:rPr>
               <w:fldChar w:fldCharType="end"/>
             </w:r>
           </w:hyperlink>
@@ -1961,10 +3081,46 @@
                 <w:webHidden/>
               </w:rPr>
               <w:tab/>
+            </w:r>
+            <w:r>
+              <w:rPr>
+                <w:noProof/>
+                <w:webHidden/>
+              </w:rPr>
               <w:fldChar w:fldCharType="begin"/>
+            </w:r>
+            <w:r>
+              <w:rPr>
+                <w:noProof/>
+                <w:webHidden/>
+              </w:rPr>
               <w:instrText xml:space="preserve"> PAGEREF _Toc239283083 \h </w:instrText>
+            </w:r>
+            <w:r>
+              <w:rPr>
+                <w:noProof/>
+                <w:webHidden/>
+              </w:rPr>
+            </w:r>
+            <w:r>
+              <w:rPr>
+                <w:noProof/>
+                <w:webHidden/>
+              </w:rPr>
               <w:fldChar w:fldCharType="separate"/>
+            </w:r>
+            <w:r>
+              <w:rPr>
+                <w:noProof/>
+                <w:webHidden/>
+              </w:rPr>
               <w:t>34</w:t>
+            </w:r>
+            <w:r>
+              <w:rPr>
+                <w:noProof/>
+                <w:webHidden/>
+              </w:rPr>
               <w:fldChar w:fldCharType="end"/>
             </w:r>
           </w:hyperlink>
@@ -2000,10 +3156,46 @@
                 <w:webHidden/>
               </w:rPr>
               <w:tab/>
+            </w:r>
+            <w:r>
+              <w:rPr>
+                <w:noProof/>
+                <w:webHidden/>
+              </w:rPr>
               <w:fldChar w:fldCharType="begin"/>
+            </w:r>
+            <w:r>
+              <w:rPr>
+                <w:noProof/>
+                <w:webHidden/>
+              </w:rPr>
               <w:instrText xml:space="preserve"> PAGEREF _Toc239283084 \h </w:instrText>
+            </w:r>
+            <w:r>
+              <w:rPr>
+                <w:noProof/>
+                <w:webHidden/>
+              </w:rPr>
+            </w:r>
+            <w:r>
+              <w:rPr>
+                <w:noProof/>
+                <w:webHidden/>
+              </w:rPr>
               <w:fldChar w:fldCharType="separate"/>
+            </w:r>
+            <w:r>
+              <w:rPr>
+                <w:noProof/>
+                <w:webHidden/>
+              </w:rPr>
               <w:t>34</w:t>
+            </w:r>
+            <w:r>
+              <w:rPr>
+                <w:noProof/>
+                <w:webHidden/>
+              </w:rPr>
               <w:fldChar w:fldCharType="end"/>
             </w:r>
           </w:hyperlink>
@@ -2049,10 +3241,46 @@
                 <w:webHidden/>
               </w:rPr>
               <w:tab/>
+            </w:r>
+            <w:r>
+              <w:rPr>
+                <w:noProof/>
+                <w:webHidden/>
+              </w:rPr>
               <w:fldChar w:fldCharType="begin"/>
+            </w:r>
+            <w:r>
+              <w:rPr>
+                <w:noProof/>
+                <w:webHidden/>
+              </w:rPr>
               <w:instrText xml:space="preserve"> PAGEREF _Toc239283085 \h </w:instrText>
+            </w:r>
+            <w:r>
+              <w:rPr>
+                <w:noProof/>
+                <w:webHidden/>
+              </w:rPr>
+            </w:r>
+            <w:r>
+              <w:rPr>
+                <w:noProof/>
+                <w:webHidden/>
+              </w:rPr>
               <w:fldChar w:fldCharType="separate"/>
+            </w:r>
+            <w:r>
+              <w:rPr>
+                <w:noProof/>
+                <w:webHidden/>
+              </w:rPr>
               <w:t>34</w:t>
+            </w:r>
+            <w:r>
+              <w:rPr>
+                <w:noProof/>
+                <w:webHidden/>
+              </w:rPr>
               <w:fldChar w:fldCharType="end"/>
             </w:r>
           </w:hyperlink>
@@ -2088,10 +3316,46 @@
                 <w:webHidden/>
               </w:rPr>
               <w:tab/>
+            </w:r>
+            <w:r>
+              <w:rPr>
+                <w:noProof/>
+                <w:webHidden/>
+              </w:rPr>
               <w:fldChar w:fldCharType="begin"/>
+            </w:r>
+            <w:r>
+              <w:rPr>
+                <w:noProof/>
+                <w:webHidden/>
+              </w:rPr>
               <w:instrText xml:space="preserve"> PAGEREF _Toc239283086 \h </w:instrText>
+            </w:r>
+            <w:r>
+              <w:rPr>
+                <w:noProof/>
+                <w:webHidden/>
+              </w:rPr>
+            </w:r>
+            <w:r>
+              <w:rPr>
+                <w:noProof/>
+                <w:webHidden/>
+              </w:rPr>
               <w:fldChar w:fldCharType="separate"/>
+            </w:r>
+            <w:r>
+              <w:rPr>
+                <w:noProof/>
+                <w:webHidden/>
+              </w:rPr>
               <w:t>34</w:t>
+            </w:r>
+            <w:r>
+              <w:rPr>
+                <w:noProof/>
+                <w:webHidden/>
+              </w:rPr>
               <w:fldChar w:fldCharType="end"/>
             </w:r>
           </w:hyperlink>
@@ -2127,10 +3391,46 @@
                 <w:webHidden/>
               </w:rPr>
               <w:tab/>
+            </w:r>
+            <w:r>
+              <w:rPr>
+                <w:noProof/>
+                <w:webHidden/>
+              </w:rPr>
               <w:fldChar w:fldCharType="begin"/>
+            </w:r>
+            <w:r>
+              <w:rPr>
+                <w:noProof/>
+                <w:webHidden/>
+              </w:rPr>
               <w:instrText xml:space="preserve"> PAGEREF _Toc239283087 \h </w:instrText>
+            </w:r>
+            <w:r>
+              <w:rPr>
+                <w:noProof/>
+                <w:webHidden/>
+              </w:rPr>
+            </w:r>
+            <w:r>
+              <w:rPr>
+                <w:noProof/>
+                <w:webHidden/>
+              </w:rPr>
               <w:fldChar w:fldCharType="separate"/>
+            </w:r>
+            <w:r>
+              <w:rPr>
+                <w:noProof/>
+                <w:webHidden/>
+              </w:rPr>
               <w:t>36</w:t>
+            </w:r>
+            <w:r>
+              <w:rPr>
+                <w:noProof/>
+                <w:webHidden/>
+              </w:rPr>
               <w:fldChar w:fldCharType="end"/>
             </w:r>
           </w:hyperlink>
@@ -2279,7 +3579,7 @@
         <w:ind w:left="708"/>
       </w:pPr>
       <w:r>
-        <w:t xml:space="preserve">El MTC busca fomentar el uso del transporte público ferroviario y dinamizar el turismo local, ofreciendo a los pasajeros de PeruRail una herramienta que les permita conocer, desde la estación en la que se encuentren, las zonas turísticas accesibles a pie, con información climática y logística actualizada, de modo que puedan planificar una visita de ida y vuelta en un solo tramo el mismo día.</w:t>
+        <w:t>El MTC busca fomentar el uso del transporte público ferroviario y dinamizar el turismo local, ofreciendo a los pasajeros de PeruRail una herramienta que les permita conocer, desde la estación en la que se encuentren, las zonas turísticas accesibles a pie, con información climática y logística actualizada, de modo que puedan planificar una visita de ida y vuelta en un solo tramo el mismo día.</w:t>
       </w:r>
     </w:p>
     <w:p>
@@ -2532,7 +3832,7 @@
         </w:numPr>
       </w:pPr>
       <w:r>
-        <w:t xml:space="preserve">SENAMHI y PeruRail exponen o autorizan el consumo de sus datos mediante API o archivo periódico.</w:t>
+        <w:t>SENAMHI y PeruRail exponen o autorizan el consumo de sus datos mediante API o archivo periódico.</w:t>
       </w:r>
     </w:p>
     <w:p>
@@ -2753,7 +4053,7 @@
           <w:b/>
           <w:bCs/>
         </w:rPr>
-        <w:t xml:space="preserve">Fase de planificación del Sprint (Sprint Planning):</w:t>
+        <w:t>Fase de planificación del Sprint (Sprint Planning):</w:t>
       </w:r>
       <w:r>
         <w:t xml:space="preserve"> Al inicio de cada sprint, el equipo selecciona los ítems del Product Backlog que pueden completarse. Por ejemplo, en el Sprint 1 se seleccionaría: "Registrar y consultar zonas turísticas asociadas a una estación ferroviaria, provistas por Travel Group Perú". Se define el Sprint Goal.</w:t>
@@ -2795,7 +4095,7 @@
           <w:b/>
           <w:bCs/>
         </w:rPr>
-        <w:t xml:space="preserve">Fase de revisión del Sprint (Sprint Review):</w:t>
+        <w:t>Fase de revisión del Sprint (Sprint Review):</w:t>
       </w:r>
       <w:r>
         <w:t xml:space="preserve"> Al finalizar el sprint, se presenta el incremento de software funcional al Product Owner (representante del MTC). Se demuestra, por ejemplo, que el sistema genera el informe consolidado (clima, ruta, tiempo estimado, dificultad y tarifa del tren) en un tiempo de respuesta menor a 2 segundos.</w:t>
@@ -2872,7 +4172,7 @@
         <w:t xml:space="preserve">Artefactos: </w:t>
       </w:r>
       <w:r>
-        <w:t xml:space="preserve">Son las herramientas de Scrum que se definen o crean alrededor de los Sprints; los principales artefactos son el Product Backlog (la lista de funcionalidades, requisitos y objetivos que requiere el proyecto, por ejemplo el motor de rutas peatonales o el módulo de informes) y el Sprint Backlog (el conjunto de tareas que se realizará en un Sprint), además del incremento del producto (el resultado obtenido como producto al finalizar cada Sprint).</w:t>
+        <w:t>Son las herramientas de Scrum que se definen o crean alrededor de los Sprints; los principales artefactos son el Product Backlog (la lista de funcionalidades, requisitos y objetivos que requiere el proyecto, por ejemplo el motor de rutas peatonales o el módulo de informes) y el Sprint Backlog (el conjunto de tareas que se realizará en un Sprint), además del incremento del producto (el resultado obtenido como producto al finalizar cada Sprint).</w:t>
       </w:r>
     </w:p>
     <w:p>
@@ -2897,7 +4197,7 @@
         <w:t xml:space="preserve">Eventos: </w:t>
       </w:r>
       <w:r>
-        <w:t xml:space="preserve">Scrum contiene eventos para la planificación de la forma de trabajo, mejorando la planificación, la colaboración y la calidad del producto final. Entre estos eventos se encuentra la planificación del Sprint, que dura el tiempo que el equipo considere conveniente (generalmente dos semanas). Dentro del Sprint se realizan el Sprint Planning (reunión inicial para planificar las tareas del Sprint), el Daily Scrum (reunión diaria del equipo para coordinar actividades), el Sprint Review (presentación del producto incrementado) y la Sprint Retrospective (reflexión en equipo sobre el Sprint anterior).</w:t>
+        <w:t>Scrum contiene eventos para la planificación de la forma de trabajo, mejorando la planificación, la colaboración y la calidad del producto final. Entre estos eventos se encuentra la planificación del Sprint, que dura el tiempo que el equipo considere conveniente (generalmente dos semanas). Dentro del Sprint se realizan el Sprint Planning (reunión inicial para planificar las tareas del Sprint), el Daily Scrum (reunión diaria del equipo para coordinar actividades), el Sprint Review (presentación del producto incrementado) y la Sprint Retrospective (reflexión en equipo sobre el Sprint anterior).</w:t>
       </w:r>
     </w:p>
     <w:p>
@@ -2921,7 +4221,7 @@
         <w:t xml:space="preserve">Transparencia: </w:t>
       </w:r>
       <w:r>
-        <w:t xml:space="preserve">Scrum promueve la información total de los procesos, impedimentos, requisitos y el progreso del producto hacia todos los miembros del equipo, incluyendo el estado de las integraciones con PeruRail, SENAMHI y Travel Group Perú.</w:t>
+        <w:t>Scrum promueve la información total de los procesos, impedimentos, requisitos y el progreso del producto hacia todos los miembros del equipo, incluyendo el estado de las integraciones con PeruRail, SENAMHI y Travel Group Perú.</w:t>
       </w:r>
     </w:p>
     <w:p>
@@ -2931,7 +4231,7 @@
         <w:jc w:val="both"/>
       </w:pPr>
       <w:r>
-        <w:t xml:space="preserve">Scrum se basa en la colaboración continua entre los miembros, promoviendo habilidades blandas para un mejor desarrollo social y un mejor progreso del producto final. Mejora la calidad y la eficiencia del producto, ya que está abierto a cambios y tiene una alta capacidad de adaptación —lo cual resulta especialmente útil ante eventuales cambios en los formatos de los servicios de PeruRail o SENAMHI—. Además, permite mostrar resultados en cada iteración, dando al Product Owner la oportunidad de validar el resultado en cada una de ellas.</w:t>
+        <w:t>Scrum se basa en la colaboración continua entre los miembros, promoviendo habilidades blandas para un mejor desarrollo social y un mejor progreso del producto final. Mejora la calidad y la eficiencia del producto, ya que está abierto a cambios y tiene una alta capacidad de adaptación —lo cual resulta especialmente útil ante eventuales cambios en los formatos de los servicios de PeruRail o SENAMHI—. Además, permite mostrar resultados en cada iteración, dando al Product Owner la oportunidad de validar el resultado en cada una de ellas.</w:t>
       </w:r>
     </w:p>
     <w:p>
@@ -2996,8 +4296,26 @@
           <w:bCs/>
         </w:rPr>
         <w:t xml:space="preserve">Figura </w:t>
+      </w:r>
+      <w:r>
+        <w:rPr>
+          <w:b/>
+          <w:bCs/>
+        </w:rPr>
         <w:fldChar w:fldCharType="begin"/>
+      </w:r>
+      <w:r>
+        <w:rPr>
+          <w:b/>
+          <w:bCs/>
+        </w:rPr>
         <w:instrText xml:space="preserve"> SEQ Figura \* ARABIC </w:instrText>
+      </w:r>
+      <w:r>
+        <w:rPr>
+          <w:b/>
+          <w:bCs/>
+        </w:rPr>
         <w:fldChar w:fldCharType="separate"/>
       </w:r>
       <w:r>
@@ -3014,6 +4332,12 @@
           <w:bCs/>
         </w:rPr>
         <w:fldChar w:fldCharType="end"/>
+      </w:r>
+      <w:r>
+        <w:rPr>
+          <w:b/>
+          <w:bCs/>
+        </w:rPr>
         <w:t>.</w:t>
       </w:r>
       <w:r>
@@ -3335,7 +4659,7 @@
                 <w:sz w:val="18"/>
                 <w:szCs w:val="18"/>
               </w:rPr>
-              <w:t xml:space="preserve">JEFE DE PROYECTO Y DESARROLLADOR/ Scrum Master y Parte del Equipo de desarrollo</w:t>
+              <w:t>JEFE DE PROYECTO Y DESARROLLADOR/ Scrum Master y Parte del Equipo de desarrollo</w:t>
             </w:r>
           </w:p>
         </w:tc>
@@ -3355,7 +4679,7 @@
                 <w:sz w:val="18"/>
                 <w:szCs w:val="18"/>
               </w:rPr>
-              <w:t xml:space="preserve">Encargado de liderar al equipo bajo la metodología Scrum, facilitando los procesos y eliminando impedimentos. Responsable de implementar la persistencia, la lógica de negocio en el backend, las integraciones con los servicios externos y la interfaz web responsive del sistema.</w:t>
+              <w:t>Encargado de liderar al equipo bajo la metodología Scrum, facilitando los procesos y eliminando impedimentos. Responsable de implementar la persistencia, la lógica de negocio en el backend, las integraciones con los servicios externos y la interfaz web responsive del sistema.</w:t>
             </w:r>
           </w:p>
         </w:tc>
@@ -3417,7 +4741,7 @@
                 <w:sz w:val="18"/>
                 <w:szCs w:val="18"/>
               </w:rPr>
-              <w:t xml:space="preserve">Define la arquitectura lógica y física del sistema y los patrones de integración con PeruRail, SENAMHI y Travel Group Perú.</w:t>
+              <w:t>Define la arquitectura lógica y física del sistema y los patrones de integración con PeruRail, SENAMHI y Travel Group Perú.</w:t>
             </w:r>
           </w:p>
         </w:tc>
@@ -3439,7 +4763,7 @@
                 <w:sz w:val="18"/>
                 <w:szCs w:val="18"/>
               </w:rPr>
-              <w:t xml:space="preserve">Rocha Sanchez, Carol Dacia</w:t>
+              <w:t>Rocha Sanchez, Carol Dacia</w:t>
             </w:r>
           </w:p>
         </w:tc>
@@ -3459,7 +4783,7 @@
                 <w:sz w:val="18"/>
                 <w:szCs w:val="18"/>
               </w:rPr>
-              <w:t xml:space="preserve">ANALISTA DE REQUERIMIENTOS / Product Owner</w:t>
+              <w:t>ANALISTA DE REQUERIMIENTOS / Product Owner</w:t>
             </w:r>
           </w:p>
         </w:tc>
@@ -3479,7 +4803,7 @@
                 <w:sz w:val="18"/>
                 <w:szCs w:val="18"/>
               </w:rPr>
-              <w:t xml:space="preserve">Responsable de gestionar los requerimientos, priorizar el Product Backlog bajo la norma IEEE y representar las necesidades del MTC y de los turistas usuarios del sistema.</w:t>
+              <w:t>Responsable de gestionar los requerimientos, priorizar el Product Backlog bajo la norma IEEE y representar las necesidades del MTC y de los turistas usuarios del sistema.</w:t>
             </w:r>
           </w:p>
         </w:tc>
@@ -3501,7 +4825,7 @@
                 <w:sz w:val="18"/>
                 <w:szCs w:val="18"/>
               </w:rPr>
-              <w:t xml:space="preserve">Britto Garcia, Ab Jhonatan</w:t>
+              <w:t>Britto Garcia, Ab Jhonatan</w:t>
             </w:r>
           </w:p>
         </w:tc>
@@ -3521,7 +4845,7 @@
                 <w:sz w:val="18"/>
                 <w:szCs w:val="18"/>
               </w:rPr>
-              <w:t xml:space="preserve">ASEGURADOR DE CALIDAD/ Equipo de Desarrollo (QA/Tester)</w:t>
+              <w:t>ASEGURADOR DE CALIDAD/ Equipo de Desarrollo (QA/Tester)</w:t>
             </w:r>
           </w:p>
         </w:tc>
@@ -3682,7 +5006,7 @@
         <w:jc w:val="both"/>
       </w:pPr>
       <w:r>
-        <w:t xml:space="preserve">El sistema debe excluir de la selección de estación de partida a las estaciones marcadas como inactivas (EstEstado = Inactiva), permitiendo elegir únicamente entre las estaciones activas registradas por PeruRail.</w:t>
+        <w:t>El sistema debe excluir de la selección de estación de partida a las estaciones marcadas como inactivas (EstEstado = Inactiva), permitiendo elegir únicamente entre las estaciones activas registradas por PeruRail.</w:t>
       </w:r>
     </w:p>
     <w:p>
@@ -4087,7 +5411,7 @@
                 <w:sz w:val="18"/>
                 <w:szCs w:val="18"/>
               </w:rPr>
-              <w:t xml:space="preserve">Obtener datos de PeruRail</w:t>
+              <w:t>Obtener datos de PeruRail</w:t>
             </w:r>
           </w:p>
         </w:tc>
@@ -4271,8 +5595,15 @@
       </w:pPr>
       <w:r>
         <w:t>A continuación, se presentan las fichas de los casos de uso oficiales del sistema:</w:t>
+      </w:r>
+      <w:r>
         <w:br/>
+      </w:r>
+      <w:r>
         <w:br/>
+      </w:r>
+      <w:r>
+        <w:lastRenderedPageBreak/>
         <w:br/>
       </w:r>
     </w:p>
@@ -4309,7 +5640,6 @@
                 <w:sz w:val="18"/>
                 <w:szCs w:val="18"/>
               </w:rPr>
-              <w:lastRenderedPageBreak/>
               <w:t>Código</w:t>
             </w:r>
           </w:p>
@@ -5757,6 +7087,7 @@
                 <w:sz w:val="18"/>
                 <w:szCs w:val="18"/>
               </w:rPr>
+              <w:lastRenderedPageBreak/>
               <w:t xml:space="preserve">2) </w:t>
             </w:r>
             <w:r>
@@ -5779,7 +7110,6 @@
                 <w:sz w:val="18"/>
                 <w:szCs w:val="18"/>
               </w:rPr>
-              <w:lastRenderedPageBreak/>
               <w:t>3) El sistema valida los datos y guarda el registro. 4) El sistema registra el cambio en la auditoría.</w:t>
             </w:r>
           </w:p>
@@ -6049,7 +7379,7 @@
                 <w:sz w:val="18"/>
                 <w:szCs w:val="18"/>
               </w:rPr>
-              <w:t xml:space="preserve">El personal de Travel Group Perú consulta el listado de estaciones ferroviarias registradas por PeruRail, en modo de solo lectura, para asociar correctamente las zonas turísticas.</w:t>
+              <w:t>El personal de Travel Group Perú consulta el listado de estaciones ferroviarias registradas por PeruRail, en modo de solo lectura, para asociar correctamente las zonas turísticas.</w:t>
             </w:r>
           </w:p>
         </w:tc>
@@ -6097,7 +7427,7 @@
                 <w:sz w:val="18"/>
                 <w:szCs w:val="18"/>
               </w:rPr>
-              <w:t xml:space="preserve">Existen estaciones sincronizadas desde PeruRail.</w:t>
+              <w:t>Existen estaciones sincronizadas desde PeruRail.</w:t>
             </w:r>
           </w:p>
         </w:tc>
@@ -6380,7 +7710,7 @@
                 <w:sz w:val="18"/>
                 <w:szCs w:val="18"/>
               </w:rPr>
-              <w:t xml:space="preserve">Obtener datos de PeruRail</w:t>
+              <w:t>Obtener datos de PeruRail</w:t>
             </w:r>
           </w:p>
         </w:tc>
@@ -6428,7 +7758,7 @@
                 <w:sz w:val="18"/>
                 <w:szCs w:val="18"/>
               </w:rPr>
-              <w:t xml:space="preserve">El sistema ejecuta una tarea programada que consume periódicamente el servicio de PeruRail para actualizar estaciones, horarios, tiempos de tránsito y tarifas.</w:t>
+              <w:t>El sistema ejecuta una tarea programada que consume periódicamente el servicio de PeruRail para actualizar estaciones, horarios, tiempos de tránsito y tarifas.</w:t>
             </w:r>
           </w:p>
         </w:tc>
@@ -6476,7 +7806,7 @@
                 <w:sz w:val="18"/>
                 <w:szCs w:val="18"/>
               </w:rPr>
-              <w:t xml:space="preserve">El servicio externo de PeruRail se encuentra disponible.</w:t>
+              <w:t>El servicio externo de PeruRail se encuentra disponible.</w:t>
             </w:r>
           </w:p>
         </w:tc>
@@ -7325,6 +8655,7 @@
                 <w:sz w:val="18"/>
                 <w:szCs w:val="18"/>
               </w:rPr>
+              <w:lastRenderedPageBreak/>
               <w:t>Flujo principal</w:t>
             </w:r>
           </w:p>
@@ -7361,7 +8692,6 @@
                 <w:sz w:val="18"/>
                 <w:szCs w:val="18"/>
               </w:rPr>
-              <w:lastRenderedPageBreak/>
               <w:t xml:space="preserve">2) Si lo tiene, consulta o inicializa el conteo de visitas confirmadas para esa zona y fecha. </w:t>
             </w:r>
           </w:p>
@@ -7419,7 +8749,6 @@
                 <w:sz w:val="18"/>
                 <w:szCs w:val="18"/>
               </w:rPr>
-              <w:lastRenderedPageBreak/>
               <w:t>Postcondición</w:t>
             </w:r>
           </w:p>
@@ -8159,37 +9488,37 @@
                 <w:sz w:val="18"/>
                 <w:szCs w:val="18"/>
               </w:rPr>
-              <w:t xml:space="preserve">1) El visitante accede al formulario de registro desde el enlace de la pantalla de inicio de sesión.</w:t>
-            </w:r>
-          </w:p>
-          <w:p>
-            <w:pPr>
-              <w:rPr>
-                <w:sz w:val="18"/>
-                <w:szCs w:val="18"/>
-              </w:rPr>
-            </w:pPr>
-            <w:r>
-              <w:rPr>
-                <w:sz w:val="18"/>
-                <w:szCs w:val="18"/>
-              </w:rPr>
-              <w:t xml:space="preserve">2) Ingresa sus nombres, apellidos, correo electrónico, nombre de usuario y la contraseña por duplicado.</w:t>
-            </w:r>
-          </w:p>
-          <w:p>
-            <w:pPr>
-              <w:rPr>
-                <w:sz w:val="18"/>
-                <w:szCs w:val="18"/>
-              </w:rPr>
-            </w:pPr>
-            <w:r>
-              <w:rPr>
-                <w:sz w:val="18"/>
-                <w:szCs w:val="18"/>
-              </w:rPr>
-              <w:t xml:space="preserve">3) El sistema comprueba que ambas contraseñas coincidan y que ni el nombre de usuario ni el correo estén ya registrados.</w:t>
+              <w:t>1) El visitante accede al formulario de registro desde el enlace de la pantalla de inicio de sesión.</w:t>
+            </w:r>
+          </w:p>
+          <w:p>
+            <w:pPr>
+              <w:rPr>
+                <w:sz w:val="18"/>
+                <w:szCs w:val="18"/>
+              </w:rPr>
+            </w:pPr>
+            <w:r>
+              <w:rPr>
+                <w:sz w:val="18"/>
+                <w:szCs w:val="18"/>
+              </w:rPr>
+              <w:t>2) Ingresa sus nombres, apellidos, correo electrónico, nombre de usuario y la contraseña por duplicado.</w:t>
+            </w:r>
+          </w:p>
+          <w:p>
+            <w:pPr>
+              <w:rPr>
+                <w:sz w:val="18"/>
+                <w:szCs w:val="18"/>
+              </w:rPr>
+            </w:pPr>
+            <w:r>
+              <w:rPr>
+                <w:sz w:val="18"/>
+                <w:szCs w:val="18"/>
+              </w:rPr>
+              <w:t>3) El sistema comprueba que ambas contraseñas coincidan y que ni el nombre de usuario ni el correo estén ya registrados.</w:t>
             </w:r>
           </w:p>
           <w:p>
@@ -8323,7 +9652,10 @@
         </w:rPr>
       </w:pPr>
       <w:r>
+        <w:lastRenderedPageBreak/>
         <w:tab/>
+      </w:r>
+      <w:r>
         <w:tab/>
       </w:r>
       <w:bookmarkStart w:id="14" w:name="_Toc239283066"/>
@@ -8429,9 +9761,7 @@
         <w:t xml:space="preserve">RF-03 (Alta): </w:t>
       </w:r>
       <w:r>
-        <w:t xml:space="preserve">El sistema debe mostrar las zonas turísticas alcanzables a pie, recortando el listado conforme el usuario añade filtros (estación de partida, preferencia, tiempo disponible y dificultad máxima). Sin filtros </w:t>
-        <w:lastRenderedPageBreak/>
-        <w:t>declarados se muestra el catálogo completo, de modo que el usuario pueda explorar primero y precisar después.</w:t>
+        <w:t>El sistema debe mostrar las zonas turísticas alcanzables a pie, recortando el listado conforme el usuario añade filtros (estación de partida, preferencia, tiempo disponible y dificultad máxima). Sin filtros declarados se muestra el catálogo completo, de modo que el usuario pueda explorar primero y precisar después.</w:t>
       </w:r>
     </w:p>
     <w:p>
@@ -8617,7 +9947,7 @@
         <w:t xml:space="preserve">RF-09 (Media): </w:t>
       </w:r>
       <w:r>
-        <w:t xml:space="preserve">El sistema debe permitir a Travel Group Peru generar un listado de estaciones con las zonas turísticas asignadas.</w:t>
+        <w:t>El sistema debe permitir a Travel Group Peru generar un listado de estaciones con las zonas turísticas asignadas.</w:t>
       </w:r>
     </w:p>
     <w:p>
@@ -8656,7 +9986,7 @@
           <w:b/>
           <w:bCs/>
         </w:rPr>
-        <w:t xml:space="preserve">Módulo de administración (Travel group Perú/PeruRail):</w:t>
+        <w:t>Módulo de administración (Travel group Perú/PeruRail):</w:t>
       </w:r>
     </w:p>
     <w:p>
@@ -8703,6 +10033,7 @@
           <w:b/>
           <w:bCs/>
         </w:rPr>
+        <w:lastRenderedPageBreak/>
         <w:t xml:space="preserve">RF-12 (Media): </w:t>
       </w:r>
       <w:r>
@@ -8731,7 +10062,7 @@
         <w:t xml:space="preserve">RF-13 (Media): </w:t>
       </w:r>
       <w:r>
-        <w:t xml:space="preserve">El sistema debe permitir a un administrador de PeruRail (rol PERURAIL_ADMIN) y al administrador del MTC mantener los horarios y tarifas de los servicios de tren (Edición y eliminación física de registros obsoletos o erróneos, con registro en auditoría).</w:t>
+        <w:t>El sistema debe permitir a un administrador de PeruRail (rol PERURAIL_ADMIN) y al administrador del MTC mantener los horarios y tarifas de los servicios de tren (Edición y eliminación física de registros obsoletos o erróneos, con registro en auditoría).</w:t>
       </w:r>
     </w:p>
     <w:p>
@@ -8770,7 +10101,7 @@
         <w:t xml:space="preserve">RF-14 (Alta): </w:t>
       </w:r>
       <w:r>
-        <w:t xml:space="preserve">El sistema debe sincronizar periódicamente los datos de estaciones, horarios y tarifas provenientes de PeruRail.</w:t>
+        <w:t>El sistema debe sincronizar periódicamente los datos de estaciones, horarios y tarifas provenientes de PeruRail.</w:t>
       </w:r>
     </w:p>
     <w:p>
@@ -8852,7 +10183,6 @@
           <w:b/>
           <w:bCs/>
         </w:rPr>
-        <w:lastRenderedPageBreak/>
         <w:t xml:space="preserve">RF-17 (Alta): </w:t>
       </w:r>
       <w:r>
@@ -8916,7 +10246,7 @@
         <w:t xml:space="preserve">RF-19 (Alta): </w:t>
       </w:r>
       <w:r>
-        <w:t xml:space="preserve">El sistema debe calcular la tarifa del tren y la entrada a la zona turística según la edad de cada integrante del grupo, aplicando los tramos de edad vigentes de cada proveedor. Los tramos no coinciden entre ambos: PeruRail cobra tarifa de adulto desde los 12 años, mientras que la entrada a la zona mantiene la tarifa reducida hasta los 17, por lo que un visitante de entre 12 y 17 años paga adulto en el tren y menor en la zona.</w:t>
+        <w:t>El sistema debe calcular la tarifa del tren y la entrada a la zona turística según la edad de cada integrante del grupo, aplicando los tramos de edad vigentes de cada proveedor. Los tramos no coinciden entre ambos: PeruRail cobra tarifa de adulto desde los 12 años, mientras que la entrada a la zona mantiene la tarifa reducida hasta los 17, por lo que un visitante de entre 12 y 17 años paga adulto en el tren y menor en la zona.</w:t>
       </w:r>
     </w:p>
     <w:p>
@@ -8955,7 +10285,7 @@
         <w:t xml:space="preserve">RF-20 (Media): </w:t>
       </w:r>
       <w:r>
-        <w:t xml:space="preserve">El sistema debe permitir que un visitante cree su propia cuenta desde el formulario público de registro, para conservar el historial de sus informes de planificación (RF-10). La cuenta creada de este modo recibe siempre el rol TURISTA_PUBLICO: el rol lo asigna el servidor y no se acepta desde el formulario, de manera que el registro público no puede otorgar acceso a los módulos de administración (RNF-05). El sistema debe rechazar el alta cuando las contraseñas no coincidan, cuando el nombre de usuario ya exista o cuando el correo electrónico ya esté registrado, debe almacenar la contraseña cifrada con BCrypt y debe dejar constancia del alta en el log de auditoría (RNF-07).</w:t>
+        <w:t>El sistema debe permitir que un visitante cree su propia cuenta desde el formulario público de registro, para conservar el historial de sus informes de planificación (RF-10). La cuenta creada de este modo recibe siempre el rol TURISTA_PUBLICO: el rol lo asigna el servidor y no se acepta desde el formulario, de manera que el registro público no puede otorgar acceso a los módulos de administración (RNF-05). El sistema debe rechazar el alta cuando las contraseñas no coincidan, cuando el nombre de usuario ya exista o cuando el correo electrónico ya esté registrado, debe almacenar la contraseña cifrada con BCrypt y debe dejar constancia del alta en el log de auditoría (RNF-07).</w:t>
       </w:r>
     </w:p>
     <w:p>
@@ -8979,6 +10309,7 @@
           <w:sz w:val="22"/>
           <w:szCs w:val="22"/>
         </w:rPr>
+        <w:lastRenderedPageBreak/>
         <w:t>4.3.2. Requerimientos no funcionales</w:t>
       </w:r>
       <w:bookmarkEnd w:id="15"/>
@@ -9020,7 +10351,7 @@
         <w:t xml:space="preserve">RNF-02 – Usabilidad y Portabilidad: </w:t>
       </w:r>
       <w:r>
-        <w:t xml:space="preserve">El diseño debe ser Web Responsive, optimizado para el uso desde smartphones y tablets por parte de los turistas.</w:t>
+        <w:t>El diseño debe ser Web Responsive, optimizado para el uso desde smartphones y tablets por parte de los turistas.</w:t>
       </w:r>
     </w:p>
     <w:p>
@@ -9100,7 +10431,7 @@
         <w:t xml:space="preserve">RNF-06 – Escalabilidad: </w:t>
       </w:r>
       <w:r>
-        <w:t xml:space="preserve">El sistema debe permitir agregar nuevas preferencias turísticas, modificar los umbrales de distancia y el ritmo de caminata de cada nivel de dificultad, o ajustar los tramos de edad y sus factores de precio, sin alterar el código fuente principal, mediante tablas paramétricas en la base de datos (Preferencia, Dificultad y CategoriaVisitante).</w:t>
+        <w:t>El sistema debe permitir agregar nuevas preferencias turísticas, modificar los umbrales de distancia y el ritmo de caminata de cada nivel de dificultad, o ajustar los tramos de edad y sus factores de precio, sin alterar el código fuente principal, mediante tablas paramétricas en la base de datos (Preferencia, Dificultad y CategoriaVisitante).</w:t>
       </w:r>
     </w:p>
     <w:p>
@@ -9140,9 +10471,7 @@
         <w:t xml:space="preserve">RNF-08 – Concurrencia: </w:t>
       </w:r>
       <w:r>
-        <w:t xml:space="preserve">El incremento del contador de aforo debe ejecutarse de forma atómica (transacción con bloqueo o incremento a nivel de base de datos), para evitar condiciones de carrera cuando dos </w:t>
-        <w:lastRenderedPageBreak/>
-        <w:t>o más turistas generan un informe para la misma zona y fecha de forma simultánea.</w:t>
+        <w:t>El incremento del contador de aforo debe ejecutarse de forma atómica (transacción con bloqueo o incremento a nivel de base de datos), para evitar condiciones de carrera cuando dos o más turistas generan un informe para la misma zona y fecha de forma simultánea.</w:t>
       </w:r>
     </w:p>
     <w:p>
@@ -9220,6 +10549,12 @@
                 <w:szCs w:val="18"/>
               </w:rPr>
               <w:t>HURF01</w:t>
+            </w:r>
+            <w:r>
+              <w:rPr>
+                <w:sz w:val="18"/>
+                <w:szCs w:val="18"/>
+              </w:rPr>
               <w:tab/>
             </w:r>
             <w:r>
@@ -9290,6 +10625,12 @@
                 <w:szCs w:val="18"/>
               </w:rPr>
               <w:t>Alta</w:t>
+            </w:r>
+            <w:r>
+              <w:rPr>
+                <w:sz w:val="18"/>
+                <w:szCs w:val="18"/>
+              </w:rPr>
               <w:tab/>
             </w:r>
             <w:r>
@@ -9457,6 +10798,7 @@
                 <w:sz w:val="18"/>
                 <w:szCs w:val="18"/>
               </w:rPr>
+              <w:lastRenderedPageBreak/>
               <w:t xml:space="preserve">El sistema excluye del listado de selección a las estaciones marcadas como inactivas </w:t>
             </w:r>
             <w:r>
@@ -9522,6 +10864,12 @@
                 <w:szCs w:val="18"/>
               </w:rPr>
               <w:t>HURF02</w:t>
+            </w:r>
+            <w:r>
+              <w:rPr>
+                <w:sz w:val="18"/>
+                <w:szCs w:val="18"/>
+              </w:rPr>
               <w:tab/>
             </w:r>
             <w:r>
@@ -9592,6 +10940,12 @@
                 <w:szCs w:val="18"/>
               </w:rPr>
               <w:t>Alta</w:t>
+            </w:r>
+            <w:r>
+              <w:rPr>
+                <w:sz w:val="18"/>
+                <w:szCs w:val="18"/>
+              </w:rPr>
               <w:tab/>
             </w:r>
             <w:r>
@@ -9801,6 +11155,12 @@
                 <w:szCs w:val="18"/>
               </w:rPr>
               <w:t>HURF03</w:t>
+            </w:r>
+            <w:r>
+              <w:rPr>
+                <w:sz w:val="18"/>
+                <w:szCs w:val="18"/>
+              </w:rPr>
               <w:tab/>
             </w:r>
             <w:r>
@@ -9871,6 +11231,12 @@
                 <w:szCs w:val="18"/>
               </w:rPr>
               <w:t>Alta</w:t>
+            </w:r>
+            <w:r>
+              <w:rPr>
+                <w:sz w:val="18"/>
+                <w:szCs w:val="18"/>
+              </w:rPr>
               <w:tab/>
             </w:r>
             <w:r>
@@ -10047,6 +11413,13 @@
           <w:lang w:val="es-ES"/>
         </w:rPr>
         <w:br/>
+      </w:r>
+      <w:r>
+        <w:rPr>
+          <w:sz w:val="18"/>
+          <w:szCs w:val="18"/>
+          <w:lang w:val="es-ES"/>
+        </w:rPr>
         <w:br/>
       </w:r>
     </w:p>
@@ -10082,7 +11455,6 @@
                 <w:sz w:val="18"/>
                 <w:szCs w:val="18"/>
               </w:rPr>
-              <w:lastRenderedPageBreak/>
               <w:t xml:space="preserve">Número: </w:t>
             </w:r>
             <w:r>
@@ -10091,6 +11463,12 @@
                 <w:szCs w:val="18"/>
               </w:rPr>
               <w:t>HURF04</w:t>
+            </w:r>
+            <w:r>
+              <w:rPr>
+                <w:sz w:val="18"/>
+                <w:szCs w:val="18"/>
+              </w:rPr>
               <w:tab/>
             </w:r>
             <w:r>
@@ -10161,6 +11539,12 @@
                 <w:szCs w:val="18"/>
               </w:rPr>
               <w:t>Alta</w:t>
+            </w:r>
+            <w:r>
+              <w:rPr>
+                <w:sz w:val="18"/>
+                <w:szCs w:val="18"/>
+              </w:rPr>
               <w:tab/>
             </w:r>
             <w:r>
@@ -10365,6 +11749,12 @@
                 <w:szCs w:val="18"/>
               </w:rPr>
               <w:t>HURF05</w:t>
+            </w:r>
+            <w:r>
+              <w:rPr>
+                <w:sz w:val="18"/>
+                <w:szCs w:val="18"/>
+              </w:rPr>
               <w:tab/>
             </w:r>
             <w:r>
@@ -10435,6 +11825,12 @@
                 <w:szCs w:val="18"/>
               </w:rPr>
               <w:t>Alta</w:t>
+            </w:r>
+            <w:r>
+              <w:rPr>
+                <w:sz w:val="18"/>
+                <w:szCs w:val="18"/>
+              </w:rPr>
               <w:tab/>
             </w:r>
             <w:r>
@@ -10520,6 +11916,7 @@
                 <w:sz w:val="18"/>
                 <w:szCs w:val="18"/>
               </w:rPr>
+              <w:lastRenderedPageBreak/>
               <w:t xml:space="preserve">Descripción: </w:t>
             </w:r>
             <w:r>
@@ -10639,6 +12036,12 @@
                 <w:szCs w:val="18"/>
               </w:rPr>
               <w:t>HURF06</w:t>
+            </w:r>
+            <w:r>
+              <w:rPr>
+                <w:sz w:val="18"/>
+                <w:szCs w:val="18"/>
+              </w:rPr>
               <w:tab/>
             </w:r>
             <w:r>
@@ -10648,7 +12051,7 @@
                 <w:sz w:val="18"/>
                 <w:szCs w:val="18"/>
               </w:rPr>
-              <w:t xml:space="preserve">Usuario: Administrador MTC / Travel Group Perú / PeruRail</w:t>
+              <w:t>Usuario: Administrador MTC / Travel Group Perú / PeruRail</w:t>
             </w:r>
           </w:p>
           <w:p>
@@ -10702,6 +12105,12 @@
                 <w:szCs w:val="18"/>
               </w:rPr>
               <w:t>Media</w:t>
+            </w:r>
+            <w:r>
+              <w:rPr>
+                <w:sz w:val="18"/>
+                <w:szCs w:val="18"/>
+              </w:rPr>
               <w:tab/>
             </w:r>
             <w:r>
@@ -10906,6 +12315,12 @@
                 <w:szCs w:val="18"/>
               </w:rPr>
               <w:t>HURF07</w:t>
+            </w:r>
+            <w:r>
+              <w:rPr>
+                <w:sz w:val="18"/>
+                <w:szCs w:val="18"/>
+              </w:rPr>
               <w:tab/>
             </w:r>
             <w:r>
@@ -10976,6 +12391,12 @@
                 <w:szCs w:val="18"/>
               </w:rPr>
               <w:t>Media</w:t>
+            </w:r>
+            <w:r>
+              <w:rPr>
+                <w:sz w:val="18"/>
+                <w:szCs w:val="18"/>
+              </w:rPr>
               <w:tab/>
             </w:r>
             <w:r>
@@ -11109,7 +12530,6 @@
                 <w:sz w:val="18"/>
                 <w:szCs w:val="18"/>
               </w:rPr>
-              <w:lastRenderedPageBreak/>
               <w:t>El sistema solo aplica la validación de aforo en zonas que tengan configurado un cupo máximo diario.</w:t>
             </w:r>
           </w:p>
@@ -11183,6 +12603,12 @@
                 <w:szCs w:val="18"/>
               </w:rPr>
               <w:t>HURF08</w:t>
+            </w:r>
+            <w:r>
+              <w:rPr>
+                <w:sz w:val="18"/>
+                <w:szCs w:val="18"/>
+              </w:rPr>
               <w:tab/>
             </w:r>
             <w:r>
@@ -11219,7 +12645,7 @@
                 <w:sz w:val="18"/>
                 <w:szCs w:val="18"/>
               </w:rPr>
-              <w:t xml:space="preserve">Nombre Historia:</w:t>
+              <w:t>Nombre Historia:</w:t>
             </w:r>
             <w:r>
               <w:rPr>
@@ -11246,7 +12672,7 @@
                 <w:sz w:val="18"/>
                 <w:szCs w:val="18"/>
               </w:rPr>
-              <w:t xml:space="preserve">Prioridad en Negocio:</w:t>
+              <w:t>Prioridad en Negocio:</w:t>
             </w:r>
             <w:r>
               <w:rPr>
@@ -11254,6 +12680,12 @@
                 <w:szCs w:val="18"/>
               </w:rPr>
               <w:t xml:space="preserve"> Media</w:t>
+            </w:r>
+            <w:r>
+              <w:rPr>
+                <w:sz w:val="18"/>
+                <w:szCs w:val="18"/>
+              </w:rPr>
               <w:tab/>
               <w:t xml:space="preserve">                                                            </w:t>
             </w:r>
@@ -11316,7 +12748,7 @@
                 <w:sz w:val="18"/>
                 <w:szCs w:val="18"/>
               </w:rPr>
-              <w:t xml:space="preserve">Módulo Asignado:</w:t>
+              <w:t>Módulo Asignado:</w:t>
             </w:r>
             <w:r>
               <w:rPr>
@@ -11454,6 +12886,7 @@
                 <w:sz w:val="18"/>
                 <w:szCs w:val="18"/>
               </w:rPr>
+              <w:lastRenderedPageBreak/>
               <w:t xml:space="preserve">Número: </w:t>
             </w:r>
             <w:r>
@@ -11462,6 +12895,12 @@
                 <w:szCs w:val="18"/>
               </w:rPr>
               <w:t>HURF09</w:t>
+            </w:r>
+            <w:r>
+              <w:rPr>
+                <w:sz w:val="18"/>
+                <w:szCs w:val="18"/>
+              </w:rPr>
               <w:tab/>
             </w:r>
             <w:r>
@@ -11498,7 +12937,7 @@
                 <w:sz w:val="18"/>
                 <w:szCs w:val="18"/>
               </w:rPr>
-              <w:t xml:space="preserve">Nombre Historia:</w:t>
+              <w:t>Nombre Historia:</w:t>
             </w:r>
             <w:r>
               <w:rPr>
@@ -11525,7 +12964,7 @@
                 <w:sz w:val="18"/>
                 <w:szCs w:val="18"/>
               </w:rPr>
-              <w:t xml:space="preserve">Prioridad en Negocio:</w:t>
+              <w:t>Prioridad en Negocio:</w:t>
             </w:r>
             <w:r>
               <w:rPr>
@@ -11533,6 +12972,12 @@
                 <w:szCs w:val="18"/>
               </w:rPr>
               <w:t xml:space="preserve"> Media</w:t>
+            </w:r>
+            <w:r>
+              <w:rPr>
+                <w:sz w:val="18"/>
+                <w:szCs w:val="18"/>
+              </w:rPr>
               <w:tab/>
               <w:t xml:space="preserve">                                                            </w:t>
             </w:r>
@@ -11595,7 +13040,7 @@
                 <w:sz w:val="18"/>
                 <w:szCs w:val="18"/>
               </w:rPr>
-              <w:t xml:space="preserve">Módulo Asignado:</w:t>
+              <w:t>Módulo Asignado:</w:t>
             </w:r>
             <w:r>
               <w:rPr>
@@ -12012,7 +13457,7 @@
                 <w:sz w:val="18"/>
                 <w:szCs w:val="18"/>
               </w:rPr>
-              <w:t xml:space="preserve">Carol (Análisis) / Andre (Desarrollo)</w:t>
+              <w:t>Carol (Análisis) / Andre (Desarrollo)</w:t>
             </w:r>
           </w:p>
         </w:tc>
@@ -12152,7 +13597,7 @@
                 <w:sz w:val="18"/>
                 <w:szCs w:val="18"/>
               </w:rPr>
-              <w:t xml:space="preserve">Carol (Análisis) / Andre (Desarrollo)</w:t>
+              <w:t>Carol (Análisis) / Andre (Desarrollo)</w:t>
             </w:r>
           </w:p>
         </w:tc>
@@ -12292,7 +13737,7 @@
                 <w:sz w:val="18"/>
                 <w:szCs w:val="18"/>
               </w:rPr>
-              <w:t xml:space="preserve">Carol (Análisis) / Andre (Desarrollo)</w:t>
+              <w:t>Carol (Análisis) / Andre (Desarrollo)</w:t>
             </w:r>
           </w:p>
         </w:tc>
@@ -12432,7 +13877,7 @@
                 <w:sz w:val="18"/>
                 <w:szCs w:val="18"/>
               </w:rPr>
-              <w:t xml:space="preserve">Renzo (Arquitectura) / Andre (Desarrollo)</w:t>
+              <w:t>Renzo (Arquitectura) / Andre (Desarrollo)</w:t>
             </w:r>
           </w:p>
         </w:tc>
@@ -12572,7 +14017,7 @@
                 <w:sz w:val="18"/>
                 <w:szCs w:val="18"/>
               </w:rPr>
-              <w:t xml:space="preserve">Andre (Desarrollo)</w:t>
+              <w:t>Andre (Desarrollo)</w:t>
             </w:r>
           </w:p>
         </w:tc>
@@ -12712,7 +14157,7 @@
                 <w:sz w:val="18"/>
                 <w:szCs w:val="18"/>
               </w:rPr>
-              <w:t xml:space="preserve">Renzo (Arquitectura) / Andre (Desarrollo)</w:t>
+              <w:t>Renzo (Arquitectura) / Andre (Desarrollo)</w:t>
             </w:r>
           </w:p>
         </w:tc>
@@ -12852,7 +14297,7 @@
                 <w:sz w:val="18"/>
                 <w:szCs w:val="18"/>
               </w:rPr>
-              <w:t xml:space="preserve">Carol (Análisis) / Andre (Desarrollo)</w:t>
+              <w:t>Carol (Análisis) / Andre (Desarrollo)</w:t>
             </w:r>
           </w:p>
         </w:tc>
@@ -12992,7 +14437,7 @@
                 <w:sz w:val="18"/>
                 <w:szCs w:val="18"/>
               </w:rPr>
-              <w:t xml:space="preserve">Carol (Análisis) / Andre (Desarrollo)</w:t>
+              <w:t>Carol (Análisis) / Andre (Desarrollo)</w:t>
             </w:r>
           </w:p>
         </w:tc>
@@ -13132,7 +14577,7 @@
                 <w:sz w:val="18"/>
                 <w:szCs w:val="18"/>
               </w:rPr>
-              <w:t xml:space="preserve">Renzo (Arquitectura) / Andre (Desarrollo)</w:t>
+              <w:t>Renzo (Arquitectura) / Andre (Desarrollo)</w:t>
             </w:r>
           </w:p>
         </w:tc>
@@ -13531,7 +14976,7 @@
                 <w:sz w:val="18"/>
                 <w:szCs w:val="18"/>
               </w:rPr>
-              <w:t xml:space="preserve">Spring Data JPA + Hibernate</w:t>
+              <w:t>Spring Data JPA + Hibernate</w:t>
             </w:r>
           </w:p>
         </w:tc>
@@ -13689,7 +15134,7 @@
                 <w:sz w:val="18"/>
                 <w:szCs w:val="18"/>
               </w:rPr>
-              <w:t xml:space="preserve">Thymeleaf + librería PDF (OpenPDF / iText) y exportación HTML</w:t>
+              <w:t>Thymeleaf + librería PDF (OpenPDF / iText) y exportación HTML</w:t>
             </w:r>
           </w:p>
         </w:tc>
@@ -13743,7 +15188,7 @@
                 <w:szCs w:val="18"/>
                 <w:lang w:val="en-US"/>
               </w:rPr>
-              <w:t xml:space="preserve">Spring Scheduler (@Scheduled) — sincronización PeruRail y SENAMHI</w:t>
+              <w:t>Spring Scheduler (@Scheduled) — sincronización PeruRail y SENAMHI</w:t>
             </w:r>
           </w:p>
         </w:tc>
@@ -13770,7 +15215,23 @@
                 <w:sz w:val="18"/>
                 <w:szCs w:val="18"/>
               </w:rPr>
-              <w:t xml:space="preserve">Consumo de APIs externas</w:t>
+              <w:t xml:space="preserve">Consumo de </w:t>
+            </w:r>
+            <w:proofErr w:type="spellStart"/>
+            <w:r>
+              <w:rPr>
+                <w:sz w:val="18"/>
+                <w:szCs w:val="18"/>
+              </w:rPr>
+              <w:t>APIs</w:t>
+            </w:r>
+            <w:proofErr w:type="spellEnd"/>
+            <w:r>
+              <w:rPr>
+                <w:sz w:val="18"/>
+                <w:szCs w:val="18"/>
+              </w:rPr>
+              <w:t xml:space="preserve"> externas</w:t>
             </w:r>
           </w:p>
         </w:tc>
@@ -13797,7 +15258,7 @@
                 <w:szCs w:val="18"/>
                 <w:lang w:val="en-US"/>
               </w:rPr>
-              <w:t xml:space="preserve">RestClient / HTTP Service Clients (@HttpExchange)</w:t>
+              <w:t>RestClient / HTTP Service Clients (@HttpExchange)</w:t>
             </w:r>
           </w:p>
         </w:tc>
@@ -13849,7 +15310,7 @@
                 <w:sz w:val="18"/>
                 <w:szCs w:val="18"/>
               </w:rPr>
-              <w:t xml:space="preserve">Docker y Docker Compose</w:t>
+              <w:t>Docker y Docker Compose</w:t>
             </w:r>
           </w:p>
         </w:tc>
@@ -13901,7 +15362,7 @@
                 <w:sz w:val="18"/>
                 <w:szCs w:val="18"/>
               </w:rPr>
-              <w:t xml:space="preserve">DBeaver / pgAdmin</w:t>
+              <w:t>DBeaver / pgAdmin</w:t>
             </w:r>
           </w:p>
         </w:tc>
@@ -14041,8 +15502,10 @@
       </w:r>
       <w:r>
         <w:t xml:space="preserve"> Servicios de dominio — PreferenciaService (buscador de zonas por filtros acumulativos), ZonaTuristicaService, AforoService (validación y control de cupos diarios por número de personas), RutaPeatonalService (motor de cálculo de la ruta peatonal de ida y vuelta), TarifaService (categoría tarifaria que corresponde a cada edad), </w:t>
+      </w:r>
+      <w:r>
         <w:lastRenderedPageBreak/>
-        <w:t xml:space="preserve">InformeService (generación del informe consolidado) y SchedulerService (orquestación de las tareas periódicas).</w:t>
+        <w:t>InformeService (generación del informe consolidado) y SchedulerService (orquestación de las tareas periódicas).</w:t>
       </w:r>
     </w:p>
     <w:p>
@@ -14058,7 +15521,7 @@
           <w:b/>
           <w:bCs/>
         </w:rPr>
-        <w:t xml:space="preserve">Capa de Integración de APIs:</w:t>
+        <w:t>Capa de Integración de APIs:</w:t>
       </w:r>
       <w:r>
         <w:t xml:space="preserve"> Adaptadores/clientes — PeruRailClient (estaciones, horarios y tarifas) y SenamhiClient (previsión climática), además del módulo interno de carga usado por Travel Group Perú, que no requiere un cliente externo al ser una operación CRUD directa sobre la base de datos del sistema.</w:t>
@@ -14095,7 +15558,7 @@
           <w:noProof/>
         </w:rPr>
         <w:drawing>
-          <wp:inline distT="0" distB="0" distL="0" distR="0" wp14:anchorId="6162D5A3" wp14:editId="3D852614">
+          <wp:inline distT="0" distB="0" distL="0" distR="0" wp14:anchorId="6162D5A3" wp14:editId="1B3AA1B8">
             <wp:extent cx="5398770" cy="2737485"/>
             <wp:effectExtent l="0" t="0" r="0" b="5715"/>
             <wp:docPr id="65697501" name="Imagen 1"/>
@@ -14172,7 +15635,7 @@
         <w:jc w:val="both"/>
       </w:pPr>
       <w:r>
-        <w:t xml:space="preserve">Los requerimientos RF-01 a RF-03 son atendidos principalmente por las capas de Presentación y Negocio; los RF-04 a RF-08 requieren la orquestación conjunta de las capas de Negocio, Integración de APIs y Persistencia; los RF-14 a RF-16 dependen directamente de la Capa de Integración de APIs y de los mecanismos de auditoría de la Capa de Persistencia; y los RF-17 y RF-18 (control de aforo) son resueltos por AforoService en la Capa de Negocio, apoyado en la Capa de Persistencia para la lectura y actualización atómica del contador de cupos.</w:t>
+        <w:t>Los requerimientos RF-01 a RF-03 son atendidos principalmente por las capas de Presentación y Negocio; los RF-04 a RF-08 requieren la orquestación conjunta de las capas de Negocio, Integración de APIs y Persistencia; los RF-14 a RF-16 dependen directamente de la Capa de Integración de APIs y de los mecanismos de auditoría de la Capa de Persistencia; y los RF-17 y RF-18 (control de aforo) son resueltos por AforoService en la Capa de Negocio, apoyado en la Capa de Persistencia para la lectura y actualización atómica del contador de cupos.</w:t>
       </w:r>
     </w:p>
     <w:p>
@@ -14237,6 +15700,8 @@
       </w:r>
       <w:r>
         <w:t xml:space="preserve"> En el backend, RutaPeatonalService calcula la distancia base entre la estación y la zona turística mediante la fórmula de Haversine, multiplicada por dos para el circuito cerrado de ida y vuelta. A partir de este cálculo se determina el tiempo estimado y el nivel de dificultad según la tabla paramétrica dificultad (RNF-06). Mantener este cálculo en el </w:t>
+      </w:r>
+      <w:r>
         <w:lastRenderedPageBreak/>
         <w:t>servidor asegura tiempos de respuesta menores a 2 segundos (RNF-01) sin sobrecargar la aplicación con dependencias externas para la lógica interna.</w:t>
       </w:r>
@@ -14274,7 +15739,7 @@
         <w:jc w:val="both"/>
       </w:pPr>
       <w:r>
-        <w:t xml:space="preserve">La arquitectura física describe la topología de despliegue del sistema, basada en contenedores Docker orquestados mediante Docker Compose:</w:t>
+        <w:t>La arquitectura física describe la topología de despliegue del sistema, basada en contenedores Docker orquestados mediante Docker Compose:</w:t>
       </w:r>
     </w:p>
     <w:p>
@@ -14458,6 +15923,8 @@
       </w:pPr>
       <w:r>
         <w:t xml:space="preserve">Esta topología permite cumplir con el RNF-03 (Disponibilidad y Sincronización), dado que las tareas programadas de actualización con PeruRail y SENAMHI se ejecutan de </w:t>
+      </w:r>
+      <w:r>
         <w:lastRenderedPageBreak/>
         <w:t>forma autónoma dentro del contenedor de aplicación, y con el RNF-01 (Rendimiento), al mantener la base de datos en un contenedor dedicado con acceso optimizado para consultas menores a 2 segundos.</w:t>
       </w:r>
@@ -14538,7 +16005,7 @@
         <w:jc w:val="both"/>
       </w:pPr>
       <w:r>
-        <w:t xml:space="preserve">El modelo entidad-relación del sistema se compone de quince entidades, agrupadas en cuatro categorías: seguridad (Rol, Usuario), paramétricas (Preferencia, Dificultad, CategoriaVisitante), núcleo del caso (Estacion, InformePlanificacion, InformeVisitante) y operativas/integración (ZonaTuristica, ZonaPreferencia, ServicioTren, RutaPeatonal, PrevisionClima, ControlAforo, AuditoriaLog). La entidad Estacion actúa como eje central del modelo, ya que es referenciada por la mayoría de las entidades operativas provenientes de las tres fuentes externas del caso (PeruRail, SENAMHI y Travel Group Perú). La entidad ControlAforo se incorporó para gestionar el cupo máximo diario de visitantes en zonas turísticas que lo requieran (p. ej. Machu Picchu), llevando el conteo de cupos utilizados por zona y por fecha. La entidad ZonaPreferencia, por su parte, resuelve una relación de muchos a muchos: una misma zona turística puede combinar más de una preferencia a la vez (por ejemplo, un monumento con valor histórico desde el cual también se aprecian paisajes naturales), por lo que no podía modelarse como una llave foránea única dentro de ZonaTuristica. Las tres entidades paramétricas responden al RNF-06: Preferencia sustituye a la antigua tabla TipoTurismo; Dificultad reemplaza a la columna de texto RutDificultad de RutaPeatonal, aportando además el umbral de distancia y el ritmo de caminata de cada nivel; y CategoriaVisitante define los tramos de edad y el factor de precio de cada ámbito tarifario. Por último, InformeVisitante registra la composición del grupo de un informe (una fila por edad, con su cantidad de personas y sus subtotales), que es lo que permite cobrar la tarifa correcta a cada integrante y descontar del aforo un cupo por persona. En la Figura 4 se representan gráficamente las 13 entidades centrales del modelo conceptual bajo notación Chen; la relación muchos a muchos entre ZonaTuristica y Preferencia se modela mediante el rombo 'Ofrece' (que se normaliza como la tabla intermedia ZonaPreferencia en el diseño lógico), mientras que AuditoriaLog se incorpora como entidad transversal independiente en los diseños lógico y físico (completando las 15 tablas).</w:t>
+        <w:t>El modelo entidad-relación del sistema se compone de quince entidades, agrupadas en cuatro categorías: seguridad (Rol, Usuario), paramétricas (Preferencia, Dificultad, CategoriaVisitante), núcleo del caso (Estacion, InformePlanificacion, InformeVisitante) y operativas/integración (ZonaTuristica, ZonaPreferencia, ServicioTren, RutaPeatonal, PrevisionClima, ControlAforo, AuditoriaLog). La entidad Estacion actúa como eje central del modelo, ya que es referenciada por la mayoría de las entidades operativas provenientes de las tres fuentes externas del caso (PeruRail, SENAMHI y Travel Group Perú). La entidad ControlAforo se incorporó para gestionar el cupo máximo diario de visitantes en zonas turísticas que lo requieran (p. ej. Machu Picchu), llevando el conteo de cupos utilizados por zona y por fecha. La entidad ZonaPreferencia, por su parte, resuelve una relación de muchos a muchos: una misma zona turística puede combinar más de una preferencia a la vez (por ejemplo, un monumento con valor histórico desde el cual también se aprecian paisajes naturales), por lo que no podía modelarse como una llave foránea única dentro de ZonaTuristica. Las tres entidades paramétricas responden al RNF-06: Preferencia sustituye a la antigua tabla TipoTurismo; Dificultad reemplaza a la columna de texto RutDificultad de RutaPeatonal, aportando además el umbral de distancia y el ritmo de caminata de cada nivel; y CategoriaVisitante define los tramos de edad y el factor de precio de cada ámbito tarifario. Por último, InformeVisitante registra la composición del grupo de un informe (una fila por edad, con su cantidad de personas y sus subtotales), que es lo que permite cobrar la tarifa correcta a cada integrante y descontar del aforo un cupo por persona. En la Figura 4 se representan gráficamente las 13 entidades centrales del modelo conceptual bajo notación Chen; la relación muchos a muchos entre ZonaTuristica y Preferencia se modela mediante el rombo 'Ofrece' (que se normaliza como la tabla intermedia ZonaPreferencia en el diseño lógico), mientras que AuditoriaLog se incorpora como entidad transversal independiente en los diseños lógico y físico (completando las 15 tablas).</w:t>
       </w:r>
     </w:p>
     <w:p>
@@ -14874,7 +16341,7 @@
                 <w:sz w:val="18"/>
                 <w:szCs w:val="18"/>
               </w:rPr>
-              <w:t xml:space="preserve">UsuIdRol → Rol</w:t>
+              <w:t>UsuIdRol → Rol</w:t>
             </w:r>
           </w:p>
         </w:tc>
@@ -15069,7 +16536,7 @@
                 <w:sz w:val="18"/>
                 <w:szCs w:val="18"/>
               </w:rPr>
-              <w:t xml:space="preserve">ZonIdEstacionCercana → Estacion</w:t>
+              <w:t>ZonIdEstacionCercana → Estacion</w:t>
             </w:r>
           </w:p>
         </w:tc>
@@ -15134,7 +16601,7 @@
                 <w:sz w:val="18"/>
                 <w:szCs w:val="18"/>
               </w:rPr>
-              <w:t xml:space="preserve">ZprIdZonaTuristica → ZonaTuristica · ZprIdPreferencia → Preferencia</w:t>
+              <w:t>ZprIdZonaTuristica → ZonaTuristica · ZprIdPreferencia → Preferencia</w:t>
             </w:r>
           </w:p>
         </w:tc>
@@ -15199,7 +16666,7 @@
                 <w:sz w:val="18"/>
                 <w:szCs w:val="18"/>
               </w:rPr>
-              <w:t xml:space="preserve">SerIdEstacionOrigen → Estacion · SerIdEstacionDestino → Estacion</w:t>
+              <w:t>SerIdEstacionOrigen → Estacion · SerIdEstacionDestino → Estacion</w:t>
             </w:r>
           </w:p>
         </w:tc>
@@ -15264,10 +16731,10 @@
                 <w:sz w:val="18"/>
                 <w:szCs w:val="18"/>
               </w:rPr>
-              <w:t xml:space="preserve">RutIdEstacionOrigen → Estacion · RutIdZonaDestino → ZonaTuristica</w:t>
-            </w:r>
-            <w:r>
-              <w:t xml:space="preserve">· RutIdDificultad → Dificultad</w:t>
+              <w:t>RutIdEstacionOrigen → Estacion · RutIdZonaDestino → ZonaTuristica</w:t>
+            </w:r>
+            <w:r>
+              <w:t>· RutIdDificultad → Dificultad</w:t>
             </w:r>
           </w:p>
         </w:tc>
@@ -15332,7 +16799,7 @@
                 <w:sz w:val="18"/>
                 <w:szCs w:val="18"/>
               </w:rPr>
-              <w:t xml:space="preserve">CliIdEstacion → Estacion</w:t>
+              <w:t>CliIdEstacion → Estacion</w:t>
             </w:r>
           </w:p>
         </w:tc>
@@ -15397,7 +16864,7 @@
                 <w:sz w:val="18"/>
                 <w:szCs w:val="18"/>
               </w:rPr>
-              <w:t xml:space="preserve">InfIdUsuario → Usuario (opcional) · InfIdRuta → RutaPeatonal</w:t>
+              <w:t>InfIdUsuario → Usuario (opcional) · InfIdRuta → RutaPeatonal</w:t>
             </w:r>
           </w:p>
         </w:tc>
@@ -15462,7 +16929,7 @@
                 <w:sz w:val="18"/>
                 <w:szCs w:val="18"/>
               </w:rPr>
-              <w:t xml:space="preserve">AfoIdZona → ZonaTuristica</w:t>
+              <w:t>AfoIdZona → ZonaTuristica</w:t>
             </w:r>
           </w:p>
         </w:tc>
@@ -15657,7 +17124,7 @@
                 <w:sz w:val="18"/>
                 <w:szCs w:val="18"/>
               </w:rPr>
-              <w:t xml:space="preserve">IviIdInforme → InformePlanificacion · IviIdCategoriaTren → CategoriaVisitante (opcional) · IviIdCategoriaZona → CategoriaVisitante</w:t>
+              <w:t>IviIdInforme → InformePlanificacion · IviIdCategoriaTren → CategoriaVisitante (opcional) · IviIdCategoriaZona → CategoriaVisitante</w:t>
             </w:r>
           </w:p>
         </w:tc>
@@ -15848,7 +17315,7 @@
         <w:jc w:val="both"/>
       </w:pPr>
       <w:r>
-        <w:t xml:space="preserve">El diseño físico implementa el modelo lógico sobre el motor PostgreSQL 15. Las tablas se nombran en minúsculas siguiendo la convención snake_case propia de PostgreSQL, mientras que las columnas conservan el prefijo normalizado de tres o cuatro letras exigido por la cátedra (EstIdEstacion, EstNombre, etc.), mapeadas por el ORM (Hibernate) mediante anotaciones @Table y @Column.</w:t>
+        <w:t>El diseño físico implementa el modelo lógico sobre el motor PostgreSQL 15. Las tablas se nombran en minúsculas siguiendo la convención snake_case propia de PostgreSQL, mientras que las columnas conservan el prefijo normalizado de tres o cuatro letras exigido por la cátedra (EstIdEstacion, EstNombre, etc.), mapeadas por el ORM (Hibernate) mediante anotaciones @Table y @Column.</w:t>
       </w:r>
     </w:p>
     <w:p>
@@ -15914,7 +17381,7 @@
           <w:b/>
           <w:bCs/>
         </w:rPr>
-        <w:t xml:space="preserve">Estación de origen propia en RutaPeatonal:</w:t>
+        <w:t>Estación de origen propia en RutaPeatonal:</w:t>
       </w:r>
       <w:r>
         <w:t xml:space="preserve"> RutIdEstacionOrigen es una llave foránea directa hacia Estacion, en vez de resolverse mediante ZonaTuristica.ZonIdEstacionCercana. Los campos RutDistanciaKm, RutTiempoEstimadoMin y RutIdDificultad son el resultado de un cálculo (Haversine) hecho en un momento específico con una estación de origen específica (RutaPeatonalService, sección 5.1); si la estación más cercana de la zona cambiara más adelante, una ruta ya calculada no debe cambiar de origen automáticamente vía JOIN, o sus valores de distancia y tiempo quedarían inconsistentes con la estación realmente usada al calcularlos.</w:t>
@@ -15939,8 +17406,10 @@
       </w:r>
       <w:r>
         <w:t xml:space="preserve">CliProbabilidadLluvia BETWEEN 0 AND 100; RutEsIdaVuelta = TRUE (regla de negocio del caso, validada también a nivel de </w:t>
+      </w:r>
+      <w:r>
         <w:lastRenderedPageBreak/>
-        <w:t xml:space="preserve">aplicación); CatFactorPrecio BETWEEN 0 AND 1; IviCantidad &gt; 0. El antiguo CHECK sobre RutDificultad desaparece: el nivel de dificultad dejó de ser texto y pasó a ser la llave foránea RutIdDificultad hacia la tabla paramétrica dificultad.</w:t>
+        <w:t>aplicación); CatFactorPrecio BETWEEN 0 AND 1; IviCantidad &gt; 0. El antiguo CHECK sobre RutDificultad desaparece: el nivel de dificultad dejó de ser texto y pasó a ser la llave foránea RutIdDificultad hacia la tabla paramétrica dificultad.</w:t>
       </w:r>
     </w:p>
     <w:p>
@@ -16656,8 +18125,26 @@
           <w:bCs/>
         </w:rPr>
         <w:tab/>
+      </w:r>
+      <w:r>
+        <w:rPr>
+          <w:b/>
+          <w:bCs/>
+        </w:rPr>
         <w:br/>
+      </w:r>
+      <w:r>
+        <w:rPr>
+          <w:b/>
+          <w:bCs/>
+        </w:rPr>
         <w:br/>
+      </w:r>
+      <w:r>
+        <w:rPr>
+          <w:b/>
+          <w:bCs/>
+        </w:rPr>
         <w:br/>
         <w:t>usuario</w:t>
       </w:r>
@@ -17264,7 +18751,7 @@
                 <w:sz w:val="17"/>
                 <w:szCs w:val="17"/>
               </w:rPr>
-              <w:t xml:space="preserve">Contraseña del usuario, almacenada con hash BCrypt.</w:t>
+              <w:t>Contraseña del usuario, almacenada con hash BCrypt.</w:t>
             </w:r>
           </w:p>
         </w:tc>
@@ -17663,7 +19150,7 @@
                 <w:sz w:val="17"/>
                 <w:szCs w:val="17"/>
               </w:rPr>
-              <w:t xml:space="preserve">Correo electrónico, validado con formato regex. Valor único.</w:t>
+              <w:t>Correo electrónico, validado con formato regex. Valor único.</w:t>
             </w:r>
           </w:p>
         </w:tc>
@@ -17804,7 +19291,7 @@
                 <w:sz w:val="17"/>
                 <w:szCs w:val="17"/>
               </w:rPr>
-              <w:t xml:space="preserve">FK → Rol(RolIdRol). Rol de acceso del usuario.</w:t>
+              <w:t>FK → Rol(RolIdRol). Rol de acceso del usuario.</w:t>
             </w:r>
           </w:p>
         </w:tc>
@@ -21248,7 +22735,7 @@
                 <w:sz w:val="17"/>
                 <w:szCs w:val="17"/>
               </w:rPr>
-              <w:t xml:space="preserve">Código de la estación provisto por PeruRail. Valor único.</w:t>
+              <w:t>Código de la estación provisto por PeruRail. Valor único.</w:t>
             </w:r>
           </w:p>
         </w:tc>
@@ -23092,7 +24579,7 @@
                 <w:sz w:val="17"/>
                 <w:szCs w:val="17"/>
               </w:rPr>
-              <w:t xml:space="preserve">FK → Estacion(EstIdEstacion). Estación de origen del servicio.</w:t>
+              <w:t>FK → Estacion(EstIdEstacion). Estación de origen del servicio.</w:t>
             </w:r>
           </w:p>
         </w:tc>
@@ -23233,7 +24720,7 @@
                 <w:sz w:val="17"/>
                 <w:szCs w:val="17"/>
               </w:rPr>
-              <w:t xml:space="preserve">FK → Estacion(EstIdEstacion). Estación de destino del servicio.</w:t>
+              <w:t>FK → Estacion(EstIdEstacion). Estación de destino del servicio.</w:t>
             </w:r>
           </w:p>
         </w:tc>
@@ -24283,7 +25770,7 @@
                 <w:sz w:val="17"/>
                 <w:szCs w:val="17"/>
               </w:rPr>
-              <w:t xml:space="preserve">FK → Estacion(EstIdEstacion). Estación ferroviaria más cercana.</w:t>
+              <w:t>FK → Estacion(EstIdEstacion). Estación ferroviaria más cercana.</w:t>
             </w:r>
           </w:p>
         </w:tc>
@@ -25199,7 +26686,7 @@
                 <w:sz w:val="17"/>
                 <w:szCs w:val="17"/>
               </w:rPr>
-              <w:t xml:space="preserve">FK → ZonaTuristica(ZonIdZona). Zona turística asociada.</w:t>
+              <w:t>FK → ZonaTuristica(ZonIdZona). Zona turística asociada.</w:t>
             </w:r>
           </w:p>
         </w:tc>
@@ -25340,7 +26827,7 @@
                 <w:sz w:val="17"/>
                 <w:szCs w:val="17"/>
               </w:rPr>
-              <w:t xml:space="preserve">FK → Preferencia(PreIdPreferencia). Preferencia turística asociada a la zona.</w:t>
+              <w:t>FK → Preferencia(PreIdPreferencia). Preferencia turística asociada a la zona.</w:t>
             </w:r>
           </w:p>
         </w:tc>
@@ -25385,7 +26872,19 @@
           <w:bCs/>
         </w:rPr>
         <w:tab/>
+      </w:r>
+      <w:r>
+        <w:rPr>
+          <w:b/>
+          <w:bCs/>
+        </w:rPr>
         <w:br/>
+      </w:r>
+      <w:r>
+        <w:rPr>
+          <w:b/>
+          <w:bCs/>
+        </w:rPr>
         <w:br/>
         <w:t>ruta_peatonal</w:t>
       </w:r>
@@ -26428,7 +27927,7 @@
                 <w:sz w:val="17"/>
                 <w:szCs w:val="17"/>
               </w:rPr>
-              <w:t xml:space="preserve">FK → Dificultad(DifIdDificultad). Nivel de dificultad del circuito. Antes era un VARCHAR con un CHECK; se separó a tabla paramétrica por el RNF-06.</w:t>
+              <w:t>FK → Dificultad(DifIdDificultad). Nivel de dificultad del circuito. Antes era un VARCHAR con un CHECK; se separó a tabla paramétrica por el RNF-06.</w:t>
             </w:r>
           </w:p>
         </w:tc>
@@ -26569,7 +28068,7 @@
                 <w:sz w:val="17"/>
                 <w:szCs w:val="17"/>
               </w:rPr>
-              <w:t xml:space="preserve">FK → Estacion(EstIdEstacion). Estación de origen y retorno.</w:t>
+              <w:t>FK → Estacion(EstIdEstacion). Estación de origen y retorno.</w:t>
             </w:r>
           </w:p>
         </w:tc>
@@ -26711,7 +28210,7 @@
                 <w:sz w:val="17"/>
                 <w:szCs w:val="17"/>
               </w:rPr>
-              <w:t xml:space="preserve">FK → ZonaTuristica(ZonIdZona). Zona turística de destino.</w:t>
+              <w:t>FK → ZonaTuristica(ZonIdZona). Zona turística de destino.</w:t>
             </w:r>
           </w:p>
         </w:tc>
@@ -28056,7 +29555,7 @@
                 <w:sz w:val="17"/>
                 <w:szCs w:val="17"/>
               </w:rPr>
-              <w:t xml:space="preserve">FK → Estacion(EstIdEstacion). Estación a la que corresponde la previsión.</w:t>
+              <w:t>FK → Estacion(EstIdEstacion). Estación a la que corresponde la previsión.</w:t>
             </w:r>
           </w:p>
         </w:tc>
@@ -28698,7 +30197,7 @@
                 <w:sz w:val="17"/>
                 <w:szCs w:val="17"/>
               </w:rPr>
-              <w:t xml:space="preserve">Fecha y hora de generación del informe (default: NOW()).</w:t>
+              <w:t>Fecha y hora de generación del informe (default: NOW()).</w:t>
             </w:r>
           </w:p>
         </w:tc>
@@ -28973,7 +30472,7 @@
                 <w:sz w:val="17"/>
                 <w:szCs w:val="17"/>
               </w:rPr>
-              <w:t xml:space="preserve">FK → Usuario(UsuIdUsuario). Usuario que generó el informe (NULL si la consulta fue anónima).</w:t>
+              <w:t>FK → Usuario(UsuIdUsuario). Usuario que generó el informe (NULL si la consulta fue anónima).</w:t>
             </w:r>
           </w:p>
         </w:tc>
@@ -29114,7 +30613,7 @@
                 <w:sz w:val="17"/>
                 <w:szCs w:val="17"/>
               </w:rPr>
-              <w:t xml:space="preserve">FK → RutaPeatonal(RutIdRuta). Ruta incluida en el informe.</w:t>
+              <w:t>FK → RutaPeatonal(RutIdRuta). Ruta incluida en el informe.</w:t>
             </w:r>
           </w:p>
         </w:tc>
@@ -29750,7 +31249,7 @@
                 <w:sz w:val="17"/>
                 <w:szCs w:val="17"/>
               </w:rPr>
-              <w:t xml:space="preserve">FK → InformePlanificacion(InfIdInforme). Informe al que pertenece la línea.</w:t>
+              <w:t>FK → InformePlanificacion(InfIdInforme). Informe al que pertenece la línea.</w:t>
             </w:r>
           </w:p>
         </w:tc>
@@ -29883,7 +31382,7 @@
                 <w:sz w:val="17"/>
                 <w:szCs w:val="17"/>
               </w:rPr>
-              <w:t xml:space="preserve">Edad de los visitantes de esta línea, en años. El par (IviIdInforme, IviEdad) es único: todos los visitantes de la misma edad se consolidan en una sola fila.</w:t>
+              <w:t>Edad de los visitantes de esta línea, en años. El par (IviIdInforme, IviEdad) es único: todos los visitantes de la misma edad se consolidan en una sola fila.</w:t>
             </w:r>
           </w:p>
         </w:tc>
@@ -30157,7 +31656,7 @@
                 <w:sz w:val="17"/>
                 <w:szCs w:val="17"/>
               </w:rPr>
-              <w:t xml:space="preserve">FK → CategoriaVisitante(CatIdCategoria). Categoría aplicada en el tren. NULL si el informe no incluye servicio de tren.</w:t>
+              <w:t>FK → CategoriaVisitante(CatIdCategoria). Categoría aplicada en el tren. NULL si el informe no incluye servicio de tren.</w:t>
             </w:r>
           </w:p>
         </w:tc>
@@ -30298,7 +31797,7 @@
                 <w:sz w:val="17"/>
                 <w:szCs w:val="17"/>
               </w:rPr>
-              <w:t xml:space="preserve">FK → CategoriaVisitante(CatIdCategoria). Categoría aplicada en la entrada a la zona.</w:t>
+              <w:t>FK → CategoriaVisitante(CatIdCategoria). Categoría aplicada en la entrada a la zona.</w:t>
             </w:r>
           </w:p>
         </w:tc>
@@ -31082,7 +32581,7 @@
                 <w:sz w:val="17"/>
                 <w:szCs w:val="17"/>
               </w:rPr>
-              <w:t xml:space="preserve">FK → ZonaTuristica(ZonIdZona). Zona turística cuyo aforo se controla.</w:t>
+              <w:t>FK → ZonaTuristica(ZonIdZona). Zona turística cuyo aforo se controla.</w:t>
             </w:r>
           </w:p>
         </w:tc>
@@ -31215,7 +32714,7 @@
                 <w:sz w:val="17"/>
                 <w:szCs w:val="17"/>
               </w:rPr>
-              <w:t xml:space="preserve">Fecha calendario para la cual se lleva el conteo de aforo. Única por zona (UNIQUE con AfoIdZona).</w:t>
+              <w:t>Fecha calendario para la cual se lleva el conteo de aforo. Única por zona (UNIQUE con AfoIdZona).</w:t>
             </w:r>
           </w:p>
         </w:tc>
@@ -31844,7 +33343,7 @@
                 <w:sz w:val="17"/>
                 <w:szCs w:val="17"/>
               </w:rPr>
-              <w:t xml:space="preserve">Fecha y hora del evento (default: NOW()).</w:t>
+              <w:t>Fecha y hora del evento (default: NOW()).</w:t>
             </w:r>
           </w:p>
         </w:tc>
@@ -32567,7 +34066,7 @@
           <w:szCs w:val="28"/>
         </w:rPr>
         <w:lastRenderedPageBreak/>
-        <w:t xml:space="preserve">7. Desarrollo y sprints</w:t>
+        <w:t>7. Desarrollo y sprints</w:t>
       </w:r>
       <w:bookmarkEnd w:id="25"/>
     </w:p>
@@ -32577,7 +34076,7 @@
         <w:jc w:val="both"/>
       </w:pPr>
       <w:r>
-        <w:t xml:space="preserve">A partir del Sprint Backlog definido en la sección 4.4, el equipo consolidó el siguiente Product Backlog Priorizado, asignando puntos de historia (escala relativa de esfuerzo) a cada historia de usuario.</w:t>
+        <w:t>A partir del Sprint Backlog definido en la sección 4.4, el equipo consolidó el siguiente Product Backlog Priorizado, asignando puntos de historia (escala relativa de esfuerzo) a cada historia de usuario.</w:t>
       </w:r>
     </w:p>
     <w:p>
@@ -32594,7 +34093,7 @@
           <w:b/>
           <w:bCs/>
         </w:rPr>
-        <w:t xml:space="preserve">Product Backlog Priorizado</w:t>
+        <w:t>Product Backlog Priorizado</w:t>
       </w:r>
     </w:p>
     <w:tbl>
@@ -33164,7 +34663,7 @@
           </w:tcPr>
           <w:p>
             <w:r>
-              <w:t xml:space="preserve">Como sistema, quiero sincronizar periódicamente los datos de PeruRail y SENAMHI para mantener la información actualizada.</w:t>
+              <w:t>Como sistema, quiero sincronizar periódicamente los datos de PeruRail y SENAMHI para mantener la información actualizada.</w:t>
             </w:r>
           </w:p>
         </w:tc>
@@ -33425,7 +34924,7 @@
         <w:jc w:val="both"/>
       </w:pPr>
       <w:r>
-        <w:t xml:space="preserve">Creación del proyecto Spring Boot 4.1.1 con las dependencias Web, JPA, Security, Thymeleaf, PostgreSQL Driver y Validation.</w:t>
+        <w:t>Creación del proyecto Spring Boot 4.1.1 con las dependencias Web, JPA, Security, Thymeleaf, PostgreSQL Driver y Validation.</w:t>
       </w:r>
     </w:p>
     <w:p>
@@ -33440,7 +34939,7 @@
       </w:pPr>
       <w:r>
         <w:lastRenderedPageBreak/>
-        <w:t xml:space="preserve">Configuración de DBeaver para la gestión visual de la base de datos.</w:t>
+        <w:t>Configuración de DBeaver para la gestión visual de la base de datos.</w:t>
       </w:r>
     </w:p>
     <w:p>
@@ -33454,7 +34953,7 @@
         <w:jc w:val="both"/>
       </w:pPr>
       <w:r>
-        <w:t xml:space="preserve">Definición del Product Backlog y priorización de historias de usuario.</w:t>
+        <w:t>Definición del Product Backlog y priorización de historias de usuario.</w:t>
       </w:r>
     </w:p>
     <w:p>
@@ -33482,7 +34981,7 @@
         <w:jc w:val="both"/>
       </w:pPr>
       <w:r>
-        <w:t xml:space="preserve">Implementación de mocks (simulaciones) de los servicios externos de PeruRail y SENAMHI, para permitir un desarrollo desacoplado mientras se gestionan los accesos reales.</w:t>
+        <w:t>Implementación de mocks (simulaciones) de los servicios externos de PeruRail y SENAMHI, para permitir un desarrollo desacoplado mientras se gestionan los accesos reales.</w:t>
       </w:r>
     </w:p>
     <w:p>
@@ -33496,7 +34995,7 @@
         <w:jc w:val="both"/>
       </w:pPr>
       <w:r>
-        <w:t xml:space="preserve">Retrospectiva: El equipo identificó la necesidad de definir cuanto antes el contrato (formato JSON) de los mocks de PeruRail y SENAMHI, para evitar retrabajo en la Capa de Integración durante el Sprint 2.</w:t>
+        <w:t>Retrospectiva: El equipo identificó la necesidad de definir cuanto antes el contrato (formato JSON) de los mocks de PeruRail y SENAMHI, para evitar retrabajo en la Capa de Integración durante el Sprint 2.</w:t>
       </w:r>
     </w:p>
     <w:p>
@@ -33568,7 +35067,7 @@
         <w:jc w:val="both"/>
       </w:pPr>
       <w:r>
-        <w:t xml:space="preserve">Creación de los modelos JPA: Estacion, Preferencia, ZonaTuristica, ZonaPreferencia, Rol y Usuario.</w:t>
+        <w:t>Creación de los modelos JPA: Estacion, Preferencia, ZonaTuristica, ZonaPreferencia, Rol y Usuario.</w:t>
       </w:r>
     </w:p>
     <w:p>
@@ -33582,7 +35081,7 @@
         <w:jc w:val="both"/>
       </w:pPr>
       <w:r>
-        <w:t xml:space="preserve">Implementación del CRUD de ZonaTuristica para Travel Group Perú mediante ZonaTuristicaService (RF-11).</w:t>
+        <w:t>Implementación del CRUD de ZonaTuristica para Travel Group Perú mediante ZonaTuristicaService (RF-11).</w:t>
       </w:r>
     </w:p>
     <w:p>
@@ -33610,7 +35109,7 @@
         <w:jc w:val="both"/>
       </w:pPr>
       <w:r>
-        <w:t xml:space="preserve">Configuración inicial del Spring Scheduler para la tarea programada de sincronización de estaciones.</w:t>
+        <w:t>Configuración inicial del Spring Scheduler para la tarea programada de sincronización de estaciones.</w:t>
       </w:r>
     </w:p>
     <w:p>
@@ -33624,7 +35123,7 @@
         <w:jc w:val="both"/>
       </w:pPr>
       <w:r>
-        <w:t xml:space="preserve">Retrospectiva: Se identificó la necesidad de estandarizar la nomenclatura de la base de datos (prefijos) antes de continuar con las siguientes entidades, y de validar el formato real de la API de PeruRail en cuanto esté disponible.</w:t>
+        <w:t>Retrospectiva: Se identificó la necesidad de estandarizar la nomenclatura de la base de datos (prefijos) antes de continuar con las siguientes entidades, y de validar el formato real de la API de PeruRail en cuanto esté disponible.</w:t>
       </w:r>
     </w:p>
     <w:p>
@@ -33696,7 +35195,7 @@
         <w:jc w:val="both"/>
       </w:pPr>
       <w:r>
-        <w:t xml:space="preserve">Implementación de SenamhiClient y de la tabla PrevisionClima, con sincronización diaria (RF-15).</w:t>
+        <w:t>Implementación de SenamhiClient y de la tabla PrevisionClima, con sincronización diaria (RF-15).</w:t>
       </w:r>
     </w:p>
     <w:p>
@@ -33710,7 +35209,7 @@
         <w:jc w:val="both"/>
       </w:pPr>
       <w:r>
-        <w:t xml:space="preserve">Implementación de RutaPeatonalService con el algoritmo de cálculo de distancia, tiempo estimado y dificultad, validando el circuito cerrado de ida y vuelta (RNF-04).</w:t>
+        <w:t>Implementación de RutaPeatonalService con el algoritmo de cálculo de distancia, tiempo estimado y dificultad, validando el circuito cerrado de ida y vuelta (RNF-04).</w:t>
       </w:r>
     </w:p>
     <w:p>
@@ -33724,7 +35223,7 @@
         <w:jc w:val="both"/>
       </w:pPr>
       <w:r>
-        <w:t xml:space="preserve">Integración del motor de filtrado de ZonaTuristica según las preferencias ingresadas por el turista (RF-03).</w:t>
+        <w:t>Integración del motor de filtrado de ZonaTuristica según las preferencias ingresadas por el turista (RF-03).</w:t>
       </w:r>
     </w:p>
     <w:p>
@@ -33766,7 +35265,7 @@
         <w:jc w:val="both"/>
       </w:pPr>
       <w:r>
-        <w:t xml:space="preserve">Retrospectiva: El cálculo de la ruta tomaba más de 2 segundos en el primer prototipo; se optimizó agregando índices sobre EstIdEstacion y cacheando el pronóstico climático del día.</w:t>
+        <w:t>Retrospectiva: El cálculo de la ruta tomaba más de 2 segundos en el primer prototipo; se optimizó agregando índices sobre EstIdEstacion y cacheando el pronóstico climático del día.</w:t>
       </w:r>
     </w:p>
     <w:p>
@@ -33839,7 +35338,7 @@
         <w:jc w:val="both"/>
       </w:pPr>
       <w:r>
-        <w:t xml:space="preserve">Implementación de CustomUserDetailsService, cargando usuarios desde PostgreSQL.</w:t>
+        <w:t>Implementación de CustomUserDetailsService, cargando usuarios desde PostgreSQL.</w:t>
       </w:r>
     </w:p>
     <w:p>
@@ -33853,7 +35352,7 @@
         <w:jc w:val="both"/>
       </w:pPr>
       <w:r>
-        <w:t xml:space="preserve">Configuración de SecurityFilterChain con reglas de acceso por rol (ADMIN_MTC, TRAVEL_GROUP_USER, PERURAIL_ADMIN, TURISTA_PUBLICO).</w:t>
+        <w:t>Configuración de SecurityFilterChain con reglas de acceso por rol (ADMIN_MTC, TRAVEL_GROUP_USER, PERURAIL_ADMIN, TURISTA_PUBLICO).</w:t>
       </w:r>
     </w:p>
     <w:p>
@@ -33867,7 +35366,7 @@
         <w:jc w:val="both"/>
       </w:pPr>
       <w:r>
-        <w:t xml:space="preserve">Implementación de la tabla AuditoriaLog y del interceptor que registra cada operación administrativa y cada sincronización externa (RF-16, RNF-07).</w:t>
+        <w:t>Implementación de la tabla AuditoriaLog y del interceptor que registra cada operación administrativa y cada sincronización externa (RF-16, RNF-07).</w:t>
       </w:r>
     </w:p>
     <w:p>
@@ -33967,7 +35466,7 @@
         <w:jc w:val="both"/>
       </w:pPr>
       <w:r>
-        <w:t xml:space="preserve">Implementación de InformeService para la generación del informe consolidado en formato PDF/HTML (RF-08), incluyendo ruta, clima, tiempo estimado, dificultad y tarifa.</w:t>
+        <w:t>Implementación de InformeService para la generación del informe consolidado en formato PDF/HTML (RF-08), incluyendo ruta, clima, tiempo estimado, dificultad y tarifa.</w:t>
       </w:r>
     </w:p>
     <w:p>
@@ -33981,7 +35480,7 @@
         <w:jc w:val="both"/>
       </w:pPr>
       <w:r>
-        <w:t xml:space="preserve">Implementación de AforoService y de la tabla ControlAforo, con validación e incremento atómico del cupo utilizado antes de confirmar el informe (RF-17, RF-18, RNF-08).</w:t>
+        <w:t>Implementación de AforoService y de la tabla ControlAforo, con validación e incremento atómico del cupo utilizado antes de confirmar el informe (RF-17, RF-18, RNF-08).</w:t>
       </w:r>
     </w:p>
     <w:p>
@@ -33995,7 +35494,7 @@
         <w:jc w:val="both"/>
       </w:pPr>
       <w:r>
-        <w:t xml:space="preserve">Extensión del CRUD de ZonaTuristica para permitir a Travel Group Perú configurar el campo ZonCupoMaximoDiario (RF-18).</w:t>
+        <w:t>Extensión del CRUD de ZonaTuristica para permitir a Travel Group Perú configurar el campo ZonCupoMaximoDiario (RF-18).</w:t>
       </w:r>
     </w:p>
     <w:p>
@@ -34009,7 +35508,7 @@
         <w:jc w:val="both"/>
       </w:pPr>
       <w:r>
-        <w:t xml:space="preserve">Ajustes de diseño responsive con Bootstrap 5 para el uso desde smartphones y tablets en campo (RNF-02).</w:t>
+        <w:t>Ajustes de diseño responsive con Bootstrap 5 para el uso desde smartphones y tablets en campo (RNF-02).</w:t>
       </w:r>
     </w:p>
     <w:p>
@@ -34037,7 +35536,7 @@
         <w:jc w:val="both"/>
       </w:pPr>
       <w:r>
-        <w:t xml:space="preserve">Actualización de Docker Compose con la carga automática de datos iniciales (estaciones, zonas turísticas y preferencias).</w:t>
+        <w:t>Actualización de Docker Compose con la carga automática de datos iniciales (estaciones, zonas turísticas y preferencias).</w:t>
       </w:r>
     </w:p>
     <w:p>
@@ -34065,7 +35564,7 @@
         <w:jc w:val="both"/>
       </w:pPr>
       <w:r>
-        <w:t xml:space="preserve">Retrospectiva: El equipo concluyó que el uso de mocks desde el Sprint 0 permitió avanzar el desarrollo sin bloquearse por la disponibilidad de las APIs reales de PeruRail y SENAMHI; asimismo, se identificó tarde la necesidad del control de aforo (surgida como mejora tras la revisión del Sprint 3), por lo que se recomienda revisar este tipo de reglas de negocio específicas del dominio turístico desde el Sprint 0 en futuros proyectos similares.</w:t>
+        <w:t>Retrospectiva: El equipo concluyó que el uso de mocks desde el Sprint 0 permitió avanzar el desarrollo sin bloquearse por la disponibilidad de las APIs reales de PeruRail y SENAMHI; asimismo, se identificó tarde la necesidad del control de aforo (surgida como mejora tras la revisión del Sprint 3), por lo que se recomienda revisar este tipo de reglas de negocio específicas del dominio turístico desde el Sprint 0 en futuros proyectos similares.</w:t>
       </w:r>
     </w:p>
     <w:p>
@@ -34214,7 +35713,7 @@
         <w:jc w:val="both"/>
       </w:pPr>
       <w:r>
-        <w:t xml:space="preserve">Sincronización de datos con PeruRail y SENAMHI.</w:t>
+        <w:t>Sincronización de datos con PeruRail y SENAMHI.</w:t>
       </w:r>
     </w:p>
     <w:p>
@@ -34334,6 +35833,8 @@
       </w:pPr>
       <w:r>
         <w:tab/>
+      </w:r>
+      <w:r>
         <w:tab/>
       </w:r>
       <w:bookmarkStart w:id="34" w:name="_Toc239283086"/>
@@ -34356,7 +35857,7 @@
         <w:jc w:val="both"/>
       </w:pPr>
       <w:r>
-        <w:t xml:space="preserve">Las pruebas de caja blanca evalúan la estructura interna y la lógica de los componentes de software (funciones, métodos y clases). Para este proyecto se utiliza la técnica de Cobertura de Caminos (o Decisiones), garantizando que cada flujo lógico e instrucción condicional (if/else) dentro del backend sea ejecutado y validado.</w:t>
+        <w:t>Las pruebas de caja blanca evalúan la estructura interna y la lógica de los componentes de software (funciones, métodos y clases). Para este proyecto se utiliza la técnica de Cobertura de Caminos (o Decisiones), garantizando que cada flujo lógico e instrucción condicional (if/else) dentro del backend sea ejecutado y validado.</w:t>
       </w:r>
     </w:p>
     <w:p>
@@ -34390,16 +35891,76 @@
           <w:bCs/>
         </w:rPr>
         <w:br/>
+      </w:r>
+      <w:r>
+        <w:rPr>
+          <w:b/>
+          <w:bCs/>
+        </w:rPr>
         <w:br/>
+      </w:r>
+      <w:r>
+        <w:rPr>
+          <w:b/>
+          <w:bCs/>
+        </w:rPr>
         <w:br/>
+      </w:r>
+      <w:r>
+        <w:rPr>
+          <w:b/>
+          <w:bCs/>
+        </w:rPr>
         <w:br/>
+      </w:r>
+      <w:r>
+        <w:rPr>
+          <w:b/>
+          <w:bCs/>
+        </w:rPr>
         <w:br/>
+      </w:r>
+      <w:r>
+        <w:rPr>
+          <w:b/>
+          <w:bCs/>
+        </w:rPr>
         <w:br/>
+      </w:r>
+      <w:r>
+        <w:rPr>
+          <w:b/>
+          <w:bCs/>
+        </w:rPr>
         <w:br/>
+      </w:r>
+      <w:r>
+        <w:rPr>
+          <w:b/>
+          <w:bCs/>
+        </w:rPr>
         <w:lastRenderedPageBreak/>
         <w:br/>
+      </w:r>
+      <w:r>
+        <w:rPr>
+          <w:b/>
+          <w:bCs/>
+        </w:rPr>
         <w:br/>
+      </w:r>
+      <w:r>
+        <w:rPr>
+          <w:b/>
+          <w:bCs/>
+        </w:rPr>
         <w:br/>
+      </w:r>
+      <w:r>
+        <w:rPr>
+          <w:b/>
+          <w:bCs/>
+        </w:rPr>
         <w:br/>
         <w:t>Matriz de casos de prueba de caja blanca</w:t>
       </w:r>
@@ -34551,7 +36112,7 @@
                 <w:sz w:val="17"/>
                 <w:szCs w:val="17"/>
               </w:rPr>
-              <w:t xml:space="preserve">Salida Esperada (Return / Estado)</w:t>
+              <w:t>Salida Esperada (Return / Estado)</w:t>
             </w:r>
           </w:p>
         </w:tc>
@@ -34664,7 +36225,7 @@
                 <w:sz w:val="17"/>
                 <w:szCs w:val="17"/>
               </w:rPr>
-              <w:t xml:space="preserve">estacionOrigen = Ollantaytambo (EstIdEstacion=4); zonaDestino = Conjunto Arqueológico de Ollantaytambo (distanciaIda = 0.60 km); niveles sembrados: Baja hasta 3.00 km a 12 min/km</w:t>
+              <w:t>estacionOrigen = Ollantaytambo (EstIdEstacion=4); zonaDestino = Conjunto Arqueológico de Ollantaytambo (distanciaIda = 0.60 km); niveles sembrados: Baja hasta 3.00 km a 12 min/km</w:t>
             </w:r>
           </w:p>
         </w:tc>
@@ -34685,7 +36246,7 @@
                 <w:sz w:val="17"/>
                 <w:szCs w:val="17"/>
               </w:rPr>
-              <w:t xml:space="preserve">return RutaCalculada{RutDistanciaKm=1.20, RutTiempoEstimadoMin=14, dificultad=Baja, RutEsIdaVuelta=true} (circuito cerrado calculado correctamente).</w:t>
+              <w:t>return RutaCalculada{RutDistanciaKm=1.20, RutTiempoEstimadoMin=14, dificultad=Baja, RutEsIdaVuelta=true} (circuito cerrado calculado correctamente).</w:t>
             </w:r>
           </w:p>
         </w:tc>
@@ -34795,7 +36356,7 @@
                 <w:sz w:val="17"/>
                 <w:szCs w:val="17"/>
               </w:rPr>
-              <w:t xml:space="preserve">estacionOrigen = Aguas Calientes (EstIdEstacion=5); zonaDestino asociada a la misma estación (distanciaIda = 0.0 km)</w:t>
+              <w:t>estacionOrigen = Aguas Calientes (EstIdEstacion=5); zonaDestino asociada a la misma estación (distanciaIda = 0.0 km)</w:t>
             </w:r>
           </w:p>
         </w:tc>
@@ -34816,7 +36377,7 @@
                 <w:sz w:val="17"/>
                 <w:szCs w:val="17"/>
               </w:rPr>
-              <w:t xml:space="preserve">throw RutaInvalidaException("La zona turística debe encontrarse a una distancia caminable mayor a cero").</w:t>
+              <w:t>throw RutaInvalidaException("La zona turística debe encontrarse a una distancia caminable mayor a cero").</w:t>
             </w:r>
           </w:p>
         </w:tc>
@@ -34905,7 +36466,7 @@
                 <w:sz w:val="17"/>
                 <w:szCs w:val="17"/>
               </w:rPr>
-              <w:t xml:space="preserve">Ruta Única (Persistencia): el feed recibido de SENAMHI contiene una probabilidad de lluvia dentro del rango válido (0-100); el sistema inserta o actualiza el registro en PrevisionClima.</w:t>
+              <w:t>Ruta Única (Persistencia): el feed recibido de SENAMHI contiene una probabilidad de lluvia dentro del rango válido (0-100); el sistema inserta o actualiza el registro en PrevisionClima.</w:t>
             </w:r>
           </w:p>
         </w:tc>
@@ -34926,7 +36487,7 @@
                 <w:sz w:val="17"/>
                 <w:szCs w:val="17"/>
               </w:rPr>
-              <w:t xml:space="preserve">CliIdEstacion=3; CliFecha=29/08/2026; CliProbabilidadLluvia=45.0; CliTemperaturaMinimaC=6.0; CliTemperaturaMaximaC=14.5</w:t>
+              <w:t>CliIdEstacion=3; CliFecha=29/08/2026; CliProbabilidadLluvia=45.0; CliTemperaturaMinimaC=6.0; CliTemperaturaMaximaC=14.5</w:t>
             </w:r>
           </w:p>
         </w:tc>
@@ -34947,7 +36508,7 @@
                 <w:sz w:val="17"/>
                 <w:szCs w:val="17"/>
               </w:rPr>
-              <w:t xml:space="preserve">status = 200 OK (registro de PrevisionClima guardado/actualizado correctamente).</w:t>
+              <w:t>status = 200 OK (registro de PrevisionClima guardado/actualizado correctamente).</w:t>
             </w:r>
           </w:p>
         </w:tc>
@@ -35036,7 +36597,7 @@
                 <w:sz w:val="17"/>
                 <w:szCs w:val="17"/>
               </w:rPr>
-              <w:t xml:space="preserve">Ruta Alterna (Falso): el feed recibido contiene una probabilidad de lluvia fuera del rango permitido (mayor a 100); el sistema descarta el registro.</w:t>
+              <w:t>Ruta Alterna (Falso): el feed recibido contiene una probabilidad de lluvia fuera del rango permitido (mayor a 100); el sistema descarta el registro.</w:t>
             </w:r>
           </w:p>
         </w:tc>
@@ -35057,7 +36618,7 @@
                 <w:sz w:val="17"/>
                 <w:szCs w:val="17"/>
               </w:rPr>
-              <w:t xml:space="preserve">CliIdEstacion=3; CliProbabilidadLluvia=135.0</w:t>
+              <w:t>CliIdEstacion=3; CliProbabilidadLluvia=135.0</w:t>
             </w:r>
           </w:p>
         </w:tc>
@@ -35078,7 +36639,7 @@
                 <w:sz w:val="17"/>
                 <w:szCs w:val="17"/>
               </w:rPr>
-              <w:t xml:space="preserve">throw FeedInvalidoException("Probabilidad de lluvia fuera de rango (0-100)") (registro descartado, no se persiste).</w:t>
+              <w:t>throw FeedInvalidoException("Probabilidad de lluvia fuera de rango (0-100)") (registro descartado, no se persiste).</w:t>
             </w:r>
           </w:p>
         </w:tc>
@@ -35168,7 +36729,7 @@
                 <w:sz w:val="17"/>
                 <w:szCs w:val="17"/>
               </w:rPr>
-              <w:t xml:space="preserve">Ruta A (Verdadero): la tarifa recibida es un valor numérico positivo; el sistema acepta el dato y habilita su persistencia en ServicioTren.</w:t>
+              <w:t>Ruta A (Verdadero): la tarifa recibida es un valor numérico positivo; el sistema acepta el dato y habilita su persistencia en ServicioTren.</w:t>
             </w:r>
           </w:p>
         </w:tc>
@@ -35189,7 +36750,7 @@
                 <w:sz w:val="17"/>
                 <w:szCs w:val="17"/>
               </w:rPr>
-              <w:t xml:space="preserve">SerTarifa = 65.00</w:t>
+              <w:t>SerTarifa = 65.00</w:t>
             </w:r>
           </w:p>
         </w:tc>
@@ -35210,7 +36771,7 @@
                 <w:sz w:val="17"/>
                 <w:szCs w:val="17"/>
               </w:rPr>
-              <w:t xml:space="preserve">return true (habilita la persistencia de la tarifa).</w:t>
+              <w:t>return true (habilita la persistencia de la tarifa).</w:t>
             </w:r>
           </w:p>
         </w:tc>
@@ -35320,7 +36881,7 @@
                 <w:sz w:val="17"/>
                 <w:szCs w:val="17"/>
               </w:rPr>
-              <w:t xml:space="preserve">SerTarifa = -10.00</w:t>
+              <w:t>SerTarifa = -10.00</w:t>
             </w:r>
           </w:p>
         </w:tc>
@@ -35341,7 +36902,7 @@
                 <w:sz w:val="17"/>
                 <w:szCs w:val="17"/>
               </w:rPr>
-              <w:t xml:space="preserve">throw TarifaInvalidaException("La tarifa debe ser un valor mayor a cero") (no se persiste).</w:t>
+              <w:t>throw TarifaInvalidaException("La tarifa debe ser un valor mayor a cero") (no se persiste).</w:t>
             </w:r>
           </w:p>
         </w:tc>
@@ -35451,7 +37012,7 @@
                 <w:sz w:val="17"/>
                 <w:szCs w:val="17"/>
               </w:rPr>
-              <w:t xml:space="preserve">AudOperacion="UPDATE"; AudValorAnterior="EstEstado=Activa"; AudValorNuevo="EstEstado=Inactiva"</w:t>
+              <w:t>AudOperacion="UPDATE"; AudValorAnterior="EstEstado=Activa"; AudValorNuevo="EstEstado=Inactiva"</w:t>
             </w:r>
           </w:p>
         </w:tc>
@@ -35472,7 +37033,7 @@
                 <w:sz w:val="17"/>
                 <w:szCs w:val="17"/>
               </w:rPr>
-              <w:t xml:space="preserve">status = 200 OK (registro guardado con éxito en AuditoriaLog).</w:t>
+              <w:t>status = 200 OK (registro guardado con éxito en AuditoriaLog).</w:t>
             </w:r>
           </w:p>
         </w:tc>
@@ -35561,7 +37122,7 @@
                 <w:sz w:val="17"/>
                 <w:szCs w:val="17"/>
               </w:rPr>
-              <w:t xml:space="preserve">Ruta A (Cumple condición): la zona turística tiene ZonCupoMaximoDiario configurado y queda cupo para todas las personas del grupo; el sistema incrementa el contador de forma atómica y permite continuar.</w:t>
+              <w:t>Ruta A (Cumple condición): la zona turística tiene ZonCupoMaximoDiario configurado y queda cupo para todas las personas del grupo; el sistema incrementa el contador de forma atómica y permite continuar.</w:t>
             </w:r>
           </w:p>
         </w:tc>
@@ -35582,7 +37143,7 @@
                 <w:sz w:val="17"/>
                 <w:szCs w:val="17"/>
               </w:rPr>
-              <w:t xml:space="preserve">ZonIdZona=6 (Conjunto Arqueológico de Ollantaytambo); ZonCupoMaximoDiario=500; AfoFecha=30/08/2026; AfoCupoUtilizado=320; personas=3</w:t>
+              <w:t>ZonIdZona=6 (Conjunto Arqueológico de Ollantaytambo); ZonCupoMaximoDiario=500; AfoFecha=30/08/2026; AfoCupoUtilizado=320; personas=3</w:t>
             </w:r>
           </w:p>
         </w:tc>
@@ -35603,7 +37164,7 @@
                 <w:sz w:val="17"/>
                 <w:szCs w:val="17"/>
               </w:rPr>
-              <w:t xml:space="preserve">return true (AfoCupoUtilizado actualizado a 323; habilita la generación del informe).</w:t>
+              <w:t>return true (AfoCupoUtilizado actualizado a 323; habilita la generación del informe).</w:t>
             </w:r>
           </w:p>
         </w:tc>
@@ -35713,7 +37274,7 @@
                 <w:sz w:val="17"/>
                 <w:szCs w:val="17"/>
               </w:rPr>
-              <w:t xml:space="preserve">ZonIdZona=6 (Conjunto Arqueológico de Ollantaytambo); ZonCupoMaximoDiario=500; AfoFecha=30/08/2026; AfoCupoUtilizado=498; personas=3</w:t>
+              <w:t>ZonIdZona=6 (Conjunto Arqueológico de Ollantaytambo); ZonCupoMaximoDiario=500; AfoFecha=30/08/2026; AfoCupoUtilizado=498; personas=3</w:t>
             </w:r>
           </w:p>
         </w:tc>
@@ -35734,7 +37295,7 @@
                 <w:sz w:val="17"/>
                 <w:szCs w:val="17"/>
               </w:rPr>
-              <w:t xml:space="preserve">throw AforoCompletoException("...solo tiene 2 cupo(s) libre(s) y el grupo es de 3 personas..."), indicando la primera fecha posterior que sí admite al grupo completo (no se persiste el incremento).</w:t>
+              <w:t>throw AforoCompletoException("...solo tiene 2 cupo(s) libre(s) y el grupo es de 3 personas..."), indicando la primera fecha posterior que sí admite al grupo completo (no se persiste el incremento).</w:t>
             </w:r>
           </w:p>
         </w:tc>
@@ -35845,7 +37406,7 @@
                 <w:sz w:val="17"/>
                 <w:szCs w:val="17"/>
               </w:rPr>
-              <w:t xml:space="preserve">ambito="Tren", edad=15 · ambito="Zona", edad=15 (tramos sembrados: Tren Adulto desde 12; Zona Niño hasta 17)</w:t>
+              <w:t>ambito="Tren", edad=15 · ambito="Zona", edad=15 (tramos sembrados: Tren Adulto desde 12; Zona Niño hasta 17)</w:t>
             </w:r>
           </w:p>
         </w:tc>
@@ -35866,7 +37427,7 @@
                 <w:sz w:val="17"/>
                 <w:szCs w:val="17"/>
               </w:rPr>
-              <w:t xml:space="preserve">return CategoriaVisitante{CatNombre="Adulto", CatFactorPrecio=1.0000} en el tren y CategoriaVisitante{CatNombre="Niño", CatFactorPrecio=0.6800} en la zona.</w:t>
+              <w:t>return CategoriaVisitante{CatNombre="Adulto", CatFactorPrecio=1.0000} en el tren y CategoriaVisitante{CatNombre="Niño", CatFactorPrecio=0.6800} en la zona.</w:t>
             </w:r>
           </w:p>
         </w:tc>
@@ -35997,7 +37558,7 @@
                 <w:sz w:val="17"/>
                 <w:szCs w:val="17"/>
               </w:rPr>
-              <w:t xml:space="preserve">throw TarifaInvalidaException("No hay tarifa configurada para la edad 130 en el ámbito Tren").</w:t>
+              <w:t>throw TarifaInvalidaException("No hay tarifa configurada para la edad 130 en el ámbito Tren").</w:t>
             </w:r>
           </w:p>
         </w:tc>
@@ -36086,7 +37647,7 @@
                 <w:sz w:val="17"/>
                 <w:szCs w:val="17"/>
               </w:rPr>
-              <w:t xml:space="preserve">Ruta Única (Persistencia / Auditoría): servicio de tren existente en la base de datos; el sistema elimina físicamente el registro de ServicioTren y registra la operación en AuditoriaLog con tipo DELETE, preservando los datos anteriores y valor nuevo nulo.</w:t>
+              <w:t>Ruta Única (Persistencia / Auditoría): servicio de tren existente en la base de datos; el sistema elimina físicamente el registro de ServicioTren y registra la operación en AuditoriaLog con tipo DELETE, preservando los datos anteriores y valor nuevo nulo.</w:t>
             </w:r>
           </w:p>
         </w:tc>
@@ -36128,7 +37689,7 @@
                 <w:sz w:val="17"/>
                 <w:szCs w:val="17"/>
               </w:rPr>
-              <w:t xml:space="preserve">status = 200 OK (servicio eliminado de BD y auditoría registrada con AudOperacion='DELETE').</w:t>
+              <w:t>status = 200 OK (servicio eliminado de BD y auditoría registrada con AudOperacion='DELETE').</w:t>
             </w:r>
           </w:p>
         </w:tc>
@@ -36238,7 +37799,7 @@
                 <w:sz w:val="17"/>
                 <w:szCs w:val="17"/>
               </w:rPr>
-              <w:t xml:space="preserve">nombreUsuario = "turista_jose"</w:t>
+              <w:t>nombreUsuario = "turista_jose"</w:t>
             </w:r>
           </w:p>
         </w:tc>
@@ -36259,7 +37820,7 @@
                 <w:sz w:val="17"/>
                 <w:szCs w:val="17"/>
               </w:rPr>
-              <w:t xml:space="preserve">return List&lt;InformePlanificacion&gt; (lista de informes ordenados por InfFechaEmision DESC).</w:t>
+              <w:t>return List&lt;InformePlanificacion&gt; (lista de informes ordenados por InfFechaEmision DESC).</w:t>
             </w:r>
           </w:p>
         </w:tc>
@@ -36362,7 +37923,7 @@
         <w:gridCol w:w="413"/>
         <w:gridCol w:w="1188"/>
         <w:gridCol w:w="1850"/>
-        <w:gridCol w:w="1458"/>
+        <w:gridCol w:w="1825"/>
         <w:gridCol w:w="2507"/>
         <w:gridCol w:w="1449"/>
         <w:gridCol w:w="659"/>
@@ -37063,7 +38624,6 @@
                 <w:sz w:val="17"/>
                 <w:szCs w:val="17"/>
               </w:rPr>
-              <w:lastRenderedPageBreak/>
               <w:t>CN-04</w:t>
             </w:r>
           </w:p>
@@ -37128,8 +38688,20 @@
                 <w:szCs w:val="17"/>
               </w:rPr>
               <w:t xml:space="preserve">1) Ir a "Registrar Zona Turística". </w:t>
+            </w:r>
+            <w:r>
+              <w:rPr>
+                <w:sz w:val="17"/>
+                <w:szCs w:val="17"/>
+              </w:rPr>
               <w:br/>
               <w:t xml:space="preserve">2) Ingresar nombre, descripción, preferencias y estación cercana. </w:t>
+            </w:r>
+            <w:r>
+              <w:rPr>
+                <w:sz w:val="17"/>
+                <w:szCs w:val="17"/>
+              </w:rPr>
               <w:br/>
               <w:t>3) Clic en "Guardar".</w:t>
             </w:r>
@@ -37152,7 +38724,7 @@
                 <w:sz w:val="17"/>
                 <w:szCs w:val="17"/>
               </w:rPr>
-              <w:t xml:space="preserve">ZonNombre="Salinas de Maras"; Preferencias=[Naturaleza]; ZonIdEstacionCercana=Urubamba</w:t>
+              <w:t>ZonNombre="Salinas de Maras"; Preferencias=[Naturaleza]; ZonIdEstacionCercana=Urubamba</w:t>
             </w:r>
           </w:p>
         </w:tc>
@@ -37173,7 +38745,7 @@
                 <w:sz w:val="17"/>
                 <w:szCs w:val="17"/>
               </w:rPr>
-              <w:t xml:space="preserve">El sistema guarda la zona turística, la muestra en el listado y genera un registro en AuditoriaLog.</w:t>
+              <w:t>El sistema guarda la zona turística, la muestra en el listado y genera un registro en AuditoriaLog.</w:t>
             </w:r>
           </w:p>
         </w:tc>
@@ -37220,6 +38792,7 @@
                 <w:sz w:val="17"/>
                 <w:szCs w:val="17"/>
               </w:rPr>
+              <w:lastRenderedPageBreak/>
               <w:t>CN-05</w:t>
             </w:r>
           </w:p>
@@ -37284,8 +38857,20 @@
                 <w:szCs w:val="17"/>
               </w:rPr>
               <w:t xml:space="preserve">1) Ir a "Registrar Zona Turística". </w:t>
+            </w:r>
+            <w:r>
+              <w:rPr>
+                <w:sz w:val="17"/>
+                <w:szCs w:val="17"/>
+              </w:rPr>
               <w:br/>
               <w:t xml:space="preserve">2) Dejar el campo "Preferencias" sin seleccionar ninguna opción. </w:t>
+            </w:r>
+            <w:r>
+              <w:rPr>
+                <w:sz w:val="17"/>
+                <w:szCs w:val="17"/>
+              </w:rPr>
               <w:br/>
               <w:t>3) Clic en "Guardar".</w:t>
             </w:r>
@@ -37440,6 +39025,12 @@
                 <w:szCs w:val="17"/>
               </w:rPr>
               <w:t xml:space="preserve">1) Ir a "Consultar Estaciones". </w:t>
+            </w:r>
+            <w:r>
+              <w:rPr>
+                <w:sz w:val="17"/>
+                <w:szCs w:val="17"/>
+              </w:rPr>
               <w:br/>
               <w:t>2) Verificar que la tabla se muestre sin opciones de edición o eliminación.</w:t>
             </w:r>
@@ -37852,7 +39443,6 @@
                 <w:sz w:val="17"/>
                 <w:szCs w:val="17"/>
               </w:rPr>
-              <w:lastRenderedPageBreak/>
               <w:t>CN-09</w:t>
             </w:r>
           </w:p>
@@ -37895,7 +39485,7 @@
                 <w:sz w:val="17"/>
                 <w:szCs w:val="17"/>
               </w:rPr>
-              <w:t xml:space="preserve">La zona turística tiene ZonCupoMaximoDiario configurado y el aforo de la fecha ya fue alcanzado (AfoCupoUtilizado = ZonCupoMaximoDiario).</w:t>
+              <w:t>La zona turística tiene ZonCupoMaximoDiario configurado y el aforo de la fecha ya fue alcanzado (AfoCupoUtilizado = ZonCupoMaximoDiario).</w:t>
             </w:r>
           </w:p>
         </w:tc>
@@ -37917,8 +39507,20 @@
                 <w:szCs w:val="17"/>
               </w:rPr>
               <w:t xml:space="preserve">1) Seleccionar la zona con aforo agotado. </w:t>
+            </w:r>
+            <w:r>
+              <w:rPr>
+                <w:sz w:val="17"/>
+                <w:szCs w:val="17"/>
+              </w:rPr>
               <w:br/>
               <w:t xml:space="preserve">2) Elegir la fecha ya completa. </w:t>
+            </w:r>
+            <w:r>
+              <w:rPr>
+                <w:sz w:val="17"/>
+                <w:szCs w:val="17"/>
+              </w:rPr>
               <w:br/>
               <w:t>3) Clic en "Generar informe".</w:t>
             </w:r>
@@ -38009,6 +39611,7 @@
                 <w:sz w:val="17"/>
                 <w:szCs w:val="17"/>
               </w:rPr>
+              <w:lastRenderedPageBreak/>
               <w:t>CN-10</w:t>
             </w:r>
           </w:p>
@@ -38073,8 +39676,20 @@
                 <w:szCs w:val="17"/>
               </w:rPr>
               <w:t xml:space="preserve">1) Registrar la zona "Fortaleza de Ollantaytambo" seleccionando las preferencias "Historia/Cultura" y "Naturaleza" a la vez. </w:t>
+            </w:r>
+            <w:r>
+              <w:rPr>
+                <w:sz w:val="17"/>
+                <w:szCs w:val="17"/>
+              </w:rPr>
               <w:br/>
               <w:t xml:space="preserve">2) Guardar. </w:t>
+            </w:r>
+            <w:r>
+              <w:rPr>
+                <w:sz w:val="17"/>
+                <w:szCs w:val="17"/>
+              </w:rPr>
               <w:br/>
               <w:t>3) Como turista, buscar zonas con preferencia "Naturaleza" y, por separado, con preferencia "Historia/Cultura", ambas desde la estación Ollantaytambo.</w:t>
             </w:r>
@@ -38118,7 +39733,7 @@
                 <w:sz w:val="17"/>
                 <w:szCs w:val="17"/>
               </w:rPr>
-              <w:t xml:space="preserve">El sistema guarda ambas asociaciones en ZonaPreferencia, y la zona aparece en los resultados de búsqueda tanto para la preferencia "Naturaleza" como para "Historia/Cultura", de forma independiente.</w:t>
+              <w:t>El sistema guarda ambas asociaciones en ZonaPreferencia, y la zona aparece en los resultados de búsqueda tanto para la preferencia "Naturaleza" como para "Historia/Cultura", de forma independiente.</w:t>
             </w:r>
           </w:p>
         </w:tc>
@@ -38207,7 +39822,7 @@
                 <w:sz w:val="17"/>
                 <w:szCs w:val="17"/>
               </w:rPr>
-              <w:t xml:space="preserve">Existen los tramos de edad sembrados en CategoriaVisitante para los ámbitos Tren y Zona.</w:t>
+              <w:t>Existen los tramos de edad sembrados en CategoriaVisitante para los ámbitos Tren y Zona.</w:t>
             </w:r>
           </w:p>
         </w:tc>
@@ -38279,7 +39894,7 @@
                 <w:sz w:val="17"/>
                 <w:szCs w:val="17"/>
               </w:rPr>
-              <w:t xml:space="preserve">El sistema cobra tarifa de adulto en el tren (S/ 145.00) y tarifa de menor en la zona (S/ 47.60), con un total de S/ 192.60, porque PeruRail corta la tarifa de niño a los 12 años y la zona la mantiene hasta los 17.</w:t>
+              <w:t>El sistema cobra tarifa de adulto en el tren (S/ 145.00) y tarifa de menor en la zona (S/ 47.60), con un total de S/ 192.60, porque PeruRail corta la tarifa de niño a los 12 años y la zona la mantiene hasta los 17.</w:t>
             </w:r>
           </w:p>
         </w:tc>
@@ -38326,7 +39941,6 @@
                 <w:sz w:val="17"/>
                 <w:szCs w:val="17"/>
               </w:rPr>
-              <w:lastRenderedPageBreak/>
               <w:t>CN-12</w:t>
             </w:r>
           </w:p>
@@ -38369,7 +39983,7 @@
                 <w:sz w:val="17"/>
                 <w:szCs w:val="17"/>
               </w:rPr>
-              <w:t xml:space="preserve">La zona tiene ZonCupoMaximoDiario configurado y quedan menos cupos libres que integrantes del grupo.</w:t>
+              <w:t>La zona tiene ZonCupoMaximoDiario configurado y quedan menos cupos libres que integrantes del grupo.</w:t>
             </w:r>
           </w:p>
         </w:tc>
@@ -38497,6 +40111,7 @@
                 <w:sz w:val="17"/>
                 <w:szCs w:val="17"/>
               </w:rPr>
+              <w:lastRenderedPageBreak/>
               <w:t>CN-13</w:t>
             </w:r>
           </w:p>
@@ -38853,7 +40468,7 @@
                 <w:sz w:val="17"/>
                 <w:szCs w:val="17"/>
               </w:rPr>
-              <w:t xml:space="preserve">El servicio se borra de la tabla inmediatamente, se elimina físicamente de la BD y se genera una entrada en auditoria_log con AudOperacion = 'DELETE', guardando el usuario y los datos anteriores.</w:t>
+              <w:t>El servicio se borra de la tabla inmediatamente, se elimina físicamente de la BD y se genera una entrada en auditoria_log con AudOperacion = 'DELETE', guardando el usuario y los datos anteriores.</w:t>
             </w:r>
           </w:p>
         </w:tc>
@@ -38912,7 +40527,6 @@
                 <w:sz w:val="17"/>
                 <w:szCs w:val="17"/>
               </w:rPr>
-              <w:lastRenderedPageBreak/>
               <w:t>CN-15</w:t>
             </w:r>
           </w:p>
@@ -38994,7 +40608,7 @@
                 <w:sz w:val="17"/>
                 <w:szCs w:val="17"/>
               </w:rPr>
-              <w:t xml:space="preserve">1) Elegir estación y zona turística (ej. Ollantaytambo → Colcas de Pinkuylluna).</w:t>
+              <w:t>1) Elegir estación y zona turística (ej. Ollantaytambo → Colcas de Pinkuylluna).</w:t>
             </w:r>
           </w:p>
           <w:p>
@@ -39078,7 +40692,7 @@
                 <w:sz w:val="17"/>
                 <w:szCs w:val="17"/>
               </w:rPr>
-              <w:t xml:space="preserve">El mapa Leaflet dibuja una línea continua que sigue las curvas y calles peatonales de OpenStreetMap entre la estación y el punto de interés, sin líneas sobrantes, y el pie de mapa reporta la distancia real por calles.</w:t>
+              <w:t>El mapa Leaflet dibuja una línea continua que sigue las curvas y calles peatonales de OpenStreetMap entre la estación y el punto de interés, sin líneas sobrantes, y el pie de mapa reporta la distancia real por calles.</w:t>
             </w:r>
           </w:p>
         </w:tc>
@@ -39137,7 +40751,8 @@
                 <w:sz w:val="17"/>
                 <w:szCs w:val="17"/>
               </w:rPr>
-              <w:t xml:space="preserve">CN-16</w:t>
+              <w:lastRenderedPageBreak/>
+              <w:t>CN-16</w:t>
             </w:r>
           </w:p>
         </w:tc>
@@ -39164,7 +40779,7 @@
                 <w:sz w:val="17"/>
                 <w:szCs w:val="17"/>
               </w:rPr>
-              <w:t xml:space="preserve">Auto-registro de una cuenta de turista público (RF-20, RNF-05).</w:t>
+              <w:t>Auto-registro de una cuenta de turista público (RF-20, RNF-05).</w:t>
             </w:r>
           </w:p>
         </w:tc>
@@ -39191,7 +40806,7 @@
                 <w:sz w:val="17"/>
                 <w:szCs w:val="17"/>
               </w:rPr>
-              <w:t xml:space="preserve">El visitante no ha iniciado sesión. Existe el rol TURISTA_PUBLICO en la base de datos.</w:t>
+              <w:t>El visitante no ha iniciado sesión. Existe el rol TURISTA_PUBLICO en la base de datos.</w:t>
             </w:r>
           </w:p>
         </w:tc>
@@ -39218,52 +40833,52 @@
                 <w:sz w:val="17"/>
                 <w:szCs w:val="17"/>
               </w:rPr>
-              <w:t xml:space="preserve">1) Desde la pantalla de inicio de sesión, pulsar "Regístrate aquí".</w:t>
-            </w:r>
-          </w:p>
-          <w:p>
-            <w:pPr>
-              <w:rPr>
-                <w:sz w:val="17"/>
-                <w:szCs w:val="17"/>
-              </w:rPr>
-            </w:pPr>
-            <w:r>
-              <w:rPr>
-                <w:sz w:val="17"/>
-                <w:szCs w:val="17"/>
-              </w:rPr>
-              <w:t xml:space="preserve">2) Completar nombre, apellidos, correo, usuario y las dos contraseñas.</w:t>
-            </w:r>
-          </w:p>
-          <w:p>
-            <w:pPr>
-              <w:rPr>
-                <w:sz w:val="17"/>
-                <w:szCs w:val="17"/>
-              </w:rPr>
-            </w:pPr>
-            <w:r>
-              <w:rPr>
-                <w:sz w:val="17"/>
-                <w:szCs w:val="17"/>
-              </w:rPr>
-              <w:t xml:space="preserve">3) Clic en "Registrarme".</w:t>
-            </w:r>
-          </w:p>
-          <w:p>
-            <w:pPr>
-              <w:rPr>
-                <w:sz w:val="17"/>
-                <w:szCs w:val="17"/>
-              </w:rPr>
-            </w:pPr>
-            <w:r>
-              <w:rPr>
-                <w:sz w:val="17"/>
-                <w:szCs w:val="17"/>
-              </w:rPr>
-              <w:t xml:space="preserve">4) Iniciar sesión con la cuenta recién creada y entrar a "Mis Informes".</w:t>
+              <w:t>1) Desde la pantalla de inicio de sesión, pulsar "Regístrate aquí".</w:t>
+            </w:r>
+          </w:p>
+          <w:p>
+            <w:pPr>
+              <w:rPr>
+                <w:sz w:val="17"/>
+                <w:szCs w:val="17"/>
+              </w:rPr>
+            </w:pPr>
+            <w:r>
+              <w:rPr>
+                <w:sz w:val="17"/>
+                <w:szCs w:val="17"/>
+              </w:rPr>
+              <w:t>2) Completar nombre, apellidos, correo, usuario y las dos contraseñas.</w:t>
+            </w:r>
+          </w:p>
+          <w:p>
+            <w:pPr>
+              <w:rPr>
+                <w:sz w:val="17"/>
+                <w:szCs w:val="17"/>
+              </w:rPr>
+            </w:pPr>
+            <w:r>
+              <w:rPr>
+                <w:sz w:val="17"/>
+                <w:szCs w:val="17"/>
+              </w:rPr>
+              <w:t>3) Clic en "Registrarme".</w:t>
+            </w:r>
+          </w:p>
+          <w:p>
+            <w:pPr>
+              <w:rPr>
+                <w:sz w:val="17"/>
+                <w:szCs w:val="17"/>
+              </w:rPr>
+            </w:pPr>
+            <w:r>
+              <w:rPr>
+                <w:sz w:val="17"/>
+                <w:szCs w:val="17"/>
+              </w:rPr>
+              <w:t>4) Iniciar sesión con la cuenta recién creada y entrar a "Mis Informes".</w:t>
             </w:r>
           </w:p>
         </w:tc>
@@ -39290,7 +40905,7 @@
                 <w:sz w:val="17"/>
                 <w:szCs w:val="17"/>
               </w:rPr>
-              <w:t xml:space="preserve">Nombre="Ana Lucia"; Apellidos="Perez Quispe"; Correo="ana.perez@correo.pe"; Usuario="ana_turista"; Contraseña="Turista2026" (repetida en la confirmación)</w:t>
+              <w:t>Nombre="Ana Lucia"; Apellidos="Perez Quispe"; Correo="ana.perez@correo.pe"; Usuario="ana_turista"; Contraseña="Turista2026" (repetida en la confirmación)</w:t>
             </w:r>
           </w:p>
         </w:tc>
@@ -39317,7 +40932,7 @@
                 <w:sz w:val="17"/>
                 <w:szCs w:val="17"/>
               </w:rPr>
-              <w:t xml:space="preserve">El sistema crea la cuenta con rol TURISTA_PUBLICO y estado Activo, guarda la contraseña cifrada con BCrypt, registra el alta en auditoria_log a nombre de SISTEMA y redirige al inicio de sesión con el aviso "¡Cuenta creada con éxito!". La cuenta accede a "Mis Informes", pero recibe acceso denegado (403) en los módulos de administración de zonas, horarios, estaciones y auditoría.</w:t>
+              <w:t>El sistema crea la cuenta con rol TURISTA_PUBLICO y estado Activo, guarda la contraseña cifrada con BCrypt, registra el alta en auditoria_log a nombre de SISTEMA y redirige al inicio de sesión con el aviso "¡Cuenta creada con éxito!". La cuenta accede a "Mis Informes", pero recibe acceso denegado (403) en los módulos de administración de zonas, horarios, estaciones y auditoría.</w:t>
             </w:r>
           </w:p>
         </w:tc>
@@ -39344,7 +40959,7 @@
                 <w:sz w:val="17"/>
                 <w:szCs w:val="17"/>
               </w:rPr>
-              <w:t xml:space="preserve">Exitoso</w:t>
+              <w:t>Exitoso</w:t>
             </w:r>
           </w:p>
         </w:tc>
@@ -39376,7 +40991,7 @@
                 <w:sz w:val="17"/>
                 <w:szCs w:val="17"/>
               </w:rPr>
-              <w:t xml:space="preserve">CN-17</w:t>
+              <w:t>CN-17</w:t>
             </w:r>
           </w:p>
         </w:tc>
@@ -39403,7 +41018,7 @@
                 <w:sz w:val="17"/>
                 <w:szCs w:val="17"/>
               </w:rPr>
-              <w:t xml:space="preserve">Rechazo del registro con datos duplicados o inconsistentes (RF-20, validación).</w:t>
+              <w:t>Rechazo del registro con datos duplicados o inconsistentes (RF-20, validación).</w:t>
             </w:r>
           </w:p>
         </w:tc>
@@ -39430,7 +41045,7 @@
                 <w:sz w:val="17"/>
                 <w:szCs w:val="17"/>
               </w:rPr>
-              <w:t xml:space="preserve">Existe el usuario "turista_jose" con el correo "jose.rojas@correo.pe". El visitante no ha iniciado sesión.</w:t>
+              <w:t>Existe el usuario "turista_jose" con el correo "jose.rojas@correo.pe". El visitante no ha iniciado sesión.</w:t>
             </w:r>
           </w:p>
         </w:tc>
@@ -39457,52 +41072,52 @@
                 <w:sz w:val="17"/>
                 <w:szCs w:val="17"/>
               </w:rPr>
-              <w:t xml:space="preserve">1) Entrar al formulario de registro.</w:t>
-            </w:r>
-          </w:p>
-          <w:p>
-            <w:pPr>
-              <w:rPr>
-                <w:sz w:val="17"/>
-                <w:szCs w:val="17"/>
-              </w:rPr>
-            </w:pPr>
-            <w:r>
-              <w:rPr>
-                <w:sz w:val="17"/>
-                <w:szCs w:val="17"/>
-              </w:rPr>
-              <w:t xml:space="preserve">2) Enviarlo con las dos contraseñas distintas entre sí.</w:t>
-            </w:r>
-          </w:p>
-          <w:p>
-            <w:pPr>
-              <w:rPr>
-                <w:sz w:val="17"/>
-                <w:szCs w:val="17"/>
-              </w:rPr>
-            </w:pPr>
-            <w:r>
-              <w:rPr>
-                <w:sz w:val="17"/>
-                <w:szCs w:val="17"/>
-              </w:rPr>
-              <w:t xml:space="preserve">3) Reintentar con el nombre de usuario "turista_jose".</w:t>
-            </w:r>
-          </w:p>
-          <w:p>
-            <w:pPr>
-              <w:rPr>
-                <w:sz w:val="17"/>
-                <w:szCs w:val="17"/>
-              </w:rPr>
-            </w:pPr>
-            <w:r>
-              <w:rPr>
-                <w:sz w:val="17"/>
-                <w:szCs w:val="17"/>
-              </w:rPr>
-              <w:t xml:space="preserve">4) Reintentar con el correo "jose.rojas@correo.pe".</w:t>
+              <w:t>1) Entrar al formulario de registro.</w:t>
+            </w:r>
+          </w:p>
+          <w:p>
+            <w:pPr>
+              <w:rPr>
+                <w:sz w:val="17"/>
+                <w:szCs w:val="17"/>
+              </w:rPr>
+            </w:pPr>
+            <w:r>
+              <w:rPr>
+                <w:sz w:val="17"/>
+                <w:szCs w:val="17"/>
+              </w:rPr>
+              <w:t>2) Enviarlo con las dos contraseñas distintas entre sí.</w:t>
+            </w:r>
+          </w:p>
+          <w:p>
+            <w:pPr>
+              <w:rPr>
+                <w:sz w:val="17"/>
+                <w:szCs w:val="17"/>
+              </w:rPr>
+            </w:pPr>
+            <w:r>
+              <w:rPr>
+                <w:sz w:val="17"/>
+                <w:szCs w:val="17"/>
+              </w:rPr>
+              <w:t>3) Reintentar con el nombre de usuario "turista_jose".</w:t>
+            </w:r>
+          </w:p>
+          <w:p>
+            <w:pPr>
+              <w:rPr>
+                <w:sz w:val="17"/>
+                <w:szCs w:val="17"/>
+              </w:rPr>
+            </w:pPr>
+            <w:r>
+              <w:rPr>
+                <w:sz w:val="17"/>
+                <w:szCs w:val="17"/>
+              </w:rPr>
+              <w:t>4) Reintentar con el correo "jose.rojas@correo.pe".</w:t>
             </w:r>
           </w:p>
         </w:tc>
@@ -39529,7 +41144,7 @@
                 <w:sz w:val="17"/>
                 <w:szCs w:val="17"/>
               </w:rPr>
-              <w:t xml:space="preserve">Contraseña="Turista2026" y Confirmar="Otra999"; luego Usuario="turista_jose"; luego Correo="jose.rojas@correo.pe"</w:t>
+              <w:t>Contraseña="Turista2026" y Confirmar="Otra999"; luego Usuario="turista_jose"; luego Correo="jose.rojas@correo.pe"</w:t>
             </w:r>
           </w:p>
         </w:tc>
@@ -39556,7 +41171,7 @@
                 <w:sz w:val="17"/>
                 <w:szCs w:val="17"/>
               </w:rPr>
-              <w:t xml:space="preserve">El sistema muestra en cada intento el mensaje que corresponde ("Las contraseñas no coinciden", "El nombre de usuario ya está en uso" y "El correo electrónico ya está registrado"), conserva los datos ya escritos y no crea ninguna cuenta: el número de filas de la tabla usuario no varía.</w:t>
+              <w:t>El sistema muestra en cada intento el mensaje que corresponde ("Las contraseñas no coinciden", "El nombre de usuario ya está en uso" y "El correo electrónico ya está registrado"), conserva los datos ya escritos y no crea ninguna cuenta: el número de filas de la tabla usuario no varía.</w:t>
             </w:r>
           </w:p>
         </w:tc>
@@ -39583,61 +41198,12 @@
                 <w:sz w:val="17"/>
                 <w:szCs w:val="17"/>
               </w:rPr>
-              <w:t xml:space="preserve">Exitoso</w:t>
+              <w:t>Exitoso</w:t>
             </w:r>
           </w:p>
         </w:tc>
       </w:tr>
     </w:tbl>
-    <w:p>
-      <w:pPr>
-        <w:spacing w:after="140"/>
-        <w:ind w:firstLine="708"/>
-        <w:jc w:val="both"/>
-      </w:pPr>
-    </w:p>
-    <w:p>
-      <w:pPr>
-        <w:ind w:left="1416"/>
-        <w:jc w:val="both"/>
-      </w:pPr>
-    </w:p>
-    <w:p>
-      <w:pPr>
-        <w:rPr>
-          <w:lang w:val="es-ES"/>
-        </w:rPr>
-      </w:pPr>
-    </w:p>
-    <w:p/>
-    <w:p>
-      <w:r>
-        <w:tab/>
-      </w:r>
-    </w:p>
-    <w:p/>
-    <w:p>
-      <w:pPr>
-        <w:spacing w:after="140"/>
-        <w:ind w:left="708"/>
-        <w:jc w:val="both"/>
-      </w:pPr>
-    </w:p>
-    <w:p>
-      <w:pPr>
-        <w:spacing w:after="140"/>
-        <w:ind w:left="708"/>
-        <w:jc w:val="both"/>
-      </w:pPr>
-    </w:p>
-    <w:p>
-      <w:pPr>
-        <w:spacing w:after="140"/>
-        <w:ind w:left="708"/>
-        <w:jc w:val="both"/>
-      </w:pPr>
-    </w:p>
-    <w:p/>
     <w:p/>
     <w:sectPr>
       <w:pgSz w:w="11906" w:h="16838"/>

--- a/docs/ProyectoFinalSOftware.docx
+++ b/docs/ProyectoFinalSOftware.docx
@@ -720,11 +720,7 @@
           </w:pPr>
           <w:r>
             <w:fldChar w:fldCharType="begin"/>
-          </w:r>
-          <w:r>
             <w:instrText xml:space="preserve"> TOC \o "1-3" \h \z \u </w:instrText>
-          </w:r>
-          <w:r>
             <w:fldChar w:fldCharType="separate"/>
           </w:r>
           <w:hyperlink w:anchor="_Toc239283052" w:history="1">
@@ -743,46 +739,10 @@
                 <w:webHidden/>
               </w:rPr>
               <w:tab/>
-            </w:r>
-            <w:r>
-              <w:rPr>
-                <w:noProof/>
-                <w:webHidden/>
-              </w:rPr>
               <w:fldChar w:fldCharType="begin"/>
-            </w:r>
-            <w:r>
-              <w:rPr>
-                <w:noProof/>
-                <w:webHidden/>
-              </w:rPr>
               <w:instrText xml:space="preserve"> PAGEREF _Toc239283052 \h </w:instrText>
-            </w:r>
-            <w:r>
-              <w:rPr>
-                <w:noProof/>
-                <w:webHidden/>
-              </w:rPr>
-            </w:r>
-            <w:r>
-              <w:rPr>
-                <w:noProof/>
-                <w:webHidden/>
-              </w:rPr>
               <w:fldChar w:fldCharType="separate"/>
-            </w:r>
-            <w:r>
-              <w:rPr>
-                <w:noProof/>
-                <w:webHidden/>
-              </w:rPr>
               <w:t>4</w:t>
-            </w:r>
-            <w:r>
-              <w:rPr>
-                <w:noProof/>
-                <w:webHidden/>
-              </w:rPr>
               <w:fldChar w:fldCharType="end"/>
             </w:r>
           </w:hyperlink>
@@ -818,46 +778,10 @@
                 <w:webHidden/>
               </w:rPr>
               <w:tab/>
-            </w:r>
-            <w:r>
-              <w:rPr>
-                <w:noProof/>
-                <w:webHidden/>
-              </w:rPr>
               <w:fldChar w:fldCharType="begin"/>
-            </w:r>
-            <w:r>
-              <w:rPr>
-                <w:noProof/>
-                <w:webHidden/>
-              </w:rPr>
               <w:instrText xml:space="preserve"> PAGEREF _Toc239283053 \h </w:instrText>
-            </w:r>
-            <w:r>
-              <w:rPr>
-                <w:noProof/>
-                <w:webHidden/>
-              </w:rPr>
-            </w:r>
-            <w:r>
-              <w:rPr>
-                <w:noProof/>
-                <w:webHidden/>
-              </w:rPr>
               <w:fldChar w:fldCharType="separate"/>
-            </w:r>
-            <w:r>
-              <w:rPr>
-                <w:noProof/>
-                <w:webHidden/>
-              </w:rPr>
               <w:t>4</w:t>
-            </w:r>
-            <w:r>
-              <w:rPr>
-                <w:noProof/>
-                <w:webHidden/>
-              </w:rPr>
               <w:fldChar w:fldCharType="end"/>
             </w:r>
           </w:hyperlink>
@@ -894,46 +818,10 @@
                 <w:webHidden/>
               </w:rPr>
               <w:tab/>
-            </w:r>
-            <w:r>
-              <w:rPr>
-                <w:noProof/>
-                <w:webHidden/>
-              </w:rPr>
               <w:fldChar w:fldCharType="begin"/>
-            </w:r>
-            <w:r>
-              <w:rPr>
-                <w:noProof/>
-                <w:webHidden/>
-              </w:rPr>
               <w:instrText xml:space="preserve"> PAGEREF _Toc239283054 \h </w:instrText>
-            </w:r>
-            <w:r>
-              <w:rPr>
-                <w:noProof/>
-                <w:webHidden/>
-              </w:rPr>
-            </w:r>
-            <w:r>
-              <w:rPr>
-                <w:noProof/>
-                <w:webHidden/>
-              </w:rPr>
               <w:fldChar w:fldCharType="separate"/>
-            </w:r>
-            <w:r>
-              <w:rPr>
-                <w:noProof/>
-                <w:webHidden/>
-              </w:rPr>
               <w:t>4</w:t>
-            </w:r>
-            <w:r>
-              <w:rPr>
-                <w:noProof/>
-                <w:webHidden/>
-              </w:rPr>
               <w:fldChar w:fldCharType="end"/>
             </w:r>
           </w:hyperlink>
@@ -969,46 +857,10 @@
                 <w:webHidden/>
               </w:rPr>
               <w:tab/>
-            </w:r>
-            <w:r>
-              <w:rPr>
-                <w:noProof/>
-                <w:webHidden/>
-              </w:rPr>
               <w:fldChar w:fldCharType="begin"/>
-            </w:r>
-            <w:r>
-              <w:rPr>
-                <w:noProof/>
-                <w:webHidden/>
-              </w:rPr>
               <w:instrText xml:space="preserve"> PAGEREF _Toc239283055 \h </w:instrText>
-            </w:r>
-            <w:r>
-              <w:rPr>
-                <w:noProof/>
-                <w:webHidden/>
-              </w:rPr>
-            </w:r>
-            <w:r>
-              <w:rPr>
-                <w:noProof/>
-                <w:webHidden/>
-              </w:rPr>
               <w:fldChar w:fldCharType="separate"/>
-            </w:r>
-            <w:r>
-              <w:rPr>
-                <w:noProof/>
-                <w:webHidden/>
-              </w:rPr>
               <w:t>4</w:t>
-            </w:r>
-            <w:r>
-              <w:rPr>
-                <w:noProof/>
-                <w:webHidden/>
-              </w:rPr>
               <w:fldChar w:fldCharType="end"/>
             </w:r>
           </w:hyperlink>
@@ -1044,46 +896,10 @@
                 <w:webHidden/>
               </w:rPr>
               <w:tab/>
-            </w:r>
-            <w:r>
-              <w:rPr>
-                <w:noProof/>
-                <w:webHidden/>
-              </w:rPr>
               <w:fldChar w:fldCharType="begin"/>
-            </w:r>
-            <w:r>
-              <w:rPr>
-                <w:noProof/>
-                <w:webHidden/>
-              </w:rPr>
               <w:instrText xml:space="preserve"> PAGEREF _Toc239283056 \h </w:instrText>
-            </w:r>
-            <w:r>
-              <w:rPr>
-                <w:noProof/>
-                <w:webHidden/>
-              </w:rPr>
-            </w:r>
-            <w:r>
-              <w:rPr>
-                <w:noProof/>
-                <w:webHidden/>
-              </w:rPr>
               <w:fldChar w:fldCharType="separate"/>
-            </w:r>
-            <w:r>
-              <w:rPr>
-                <w:noProof/>
-                <w:webHidden/>
-              </w:rPr>
               <w:t>4</w:t>
-            </w:r>
-            <w:r>
-              <w:rPr>
-                <w:noProof/>
-                <w:webHidden/>
-              </w:rPr>
               <w:fldChar w:fldCharType="end"/>
             </w:r>
           </w:hyperlink>
@@ -1119,46 +935,10 @@
                 <w:webHidden/>
               </w:rPr>
               <w:tab/>
-            </w:r>
-            <w:r>
-              <w:rPr>
-                <w:noProof/>
-                <w:webHidden/>
-              </w:rPr>
               <w:fldChar w:fldCharType="begin"/>
-            </w:r>
-            <w:r>
-              <w:rPr>
-                <w:noProof/>
-                <w:webHidden/>
-              </w:rPr>
               <w:instrText xml:space="preserve"> PAGEREF _Toc239283057 \h </w:instrText>
-            </w:r>
-            <w:r>
-              <w:rPr>
-                <w:noProof/>
-                <w:webHidden/>
-              </w:rPr>
-            </w:r>
-            <w:r>
-              <w:rPr>
-                <w:noProof/>
-                <w:webHidden/>
-              </w:rPr>
               <w:fldChar w:fldCharType="separate"/>
-            </w:r>
-            <w:r>
-              <w:rPr>
-                <w:noProof/>
-                <w:webHidden/>
-              </w:rPr>
               <w:t>5</w:t>
-            </w:r>
-            <w:r>
-              <w:rPr>
-                <w:noProof/>
-                <w:webHidden/>
-              </w:rPr>
               <w:fldChar w:fldCharType="end"/>
             </w:r>
           </w:hyperlink>
@@ -1195,46 +975,10 @@
                 <w:webHidden/>
               </w:rPr>
               <w:tab/>
-            </w:r>
-            <w:r>
-              <w:rPr>
-                <w:noProof/>
-                <w:webHidden/>
-              </w:rPr>
               <w:fldChar w:fldCharType="begin"/>
-            </w:r>
-            <w:r>
-              <w:rPr>
-                <w:noProof/>
-                <w:webHidden/>
-              </w:rPr>
               <w:instrText xml:space="preserve"> PAGEREF _Toc239283058 \h </w:instrText>
-            </w:r>
-            <w:r>
-              <w:rPr>
-                <w:noProof/>
-                <w:webHidden/>
-              </w:rPr>
-            </w:r>
-            <w:r>
-              <w:rPr>
-                <w:noProof/>
-                <w:webHidden/>
-              </w:rPr>
               <w:fldChar w:fldCharType="separate"/>
-            </w:r>
-            <w:r>
-              <w:rPr>
-                <w:noProof/>
-                <w:webHidden/>
-              </w:rPr>
               <w:t>6</w:t>
-            </w:r>
-            <w:r>
-              <w:rPr>
-                <w:noProof/>
-                <w:webHidden/>
-              </w:rPr>
               <w:fldChar w:fldCharType="end"/>
             </w:r>
           </w:hyperlink>
@@ -1271,46 +1015,10 @@
                 <w:webHidden/>
               </w:rPr>
               <w:tab/>
-            </w:r>
-            <w:r>
-              <w:rPr>
-                <w:noProof/>
-                <w:webHidden/>
-              </w:rPr>
               <w:fldChar w:fldCharType="begin"/>
-            </w:r>
-            <w:r>
-              <w:rPr>
-                <w:noProof/>
-                <w:webHidden/>
-              </w:rPr>
               <w:instrText xml:space="preserve"> PAGEREF _Toc239283059 \h </w:instrText>
-            </w:r>
-            <w:r>
-              <w:rPr>
-                <w:noProof/>
-                <w:webHidden/>
-              </w:rPr>
-            </w:r>
-            <w:r>
-              <w:rPr>
-                <w:noProof/>
-                <w:webHidden/>
-              </w:rPr>
               <w:fldChar w:fldCharType="separate"/>
-            </w:r>
-            <w:r>
-              <w:rPr>
-                <w:noProof/>
-                <w:webHidden/>
-              </w:rPr>
               <w:t>6</w:t>
-            </w:r>
-            <w:r>
-              <w:rPr>
-                <w:noProof/>
-                <w:webHidden/>
-              </w:rPr>
               <w:fldChar w:fldCharType="end"/>
             </w:r>
           </w:hyperlink>
@@ -1346,46 +1054,10 @@
                 <w:webHidden/>
               </w:rPr>
               <w:tab/>
-            </w:r>
-            <w:r>
-              <w:rPr>
-                <w:noProof/>
-                <w:webHidden/>
-              </w:rPr>
               <w:fldChar w:fldCharType="begin"/>
-            </w:r>
-            <w:r>
-              <w:rPr>
-                <w:noProof/>
-                <w:webHidden/>
-              </w:rPr>
               <w:instrText xml:space="preserve"> PAGEREF _Toc239283060 \h </w:instrText>
-            </w:r>
-            <w:r>
-              <w:rPr>
-                <w:noProof/>
-                <w:webHidden/>
-              </w:rPr>
-            </w:r>
-            <w:r>
-              <w:rPr>
-                <w:noProof/>
-                <w:webHidden/>
-              </w:rPr>
               <w:fldChar w:fldCharType="separate"/>
-            </w:r>
-            <w:r>
-              <w:rPr>
-                <w:noProof/>
-                <w:webHidden/>
-              </w:rPr>
               <w:t>7</w:t>
-            </w:r>
-            <w:r>
-              <w:rPr>
-                <w:noProof/>
-                <w:webHidden/>
-              </w:rPr>
               <w:fldChar w:fldCharType="end"/>
             </w:r>
           </w:hyperlink>
@@ -1421,46 +1093,10 @@
                 <w:webHidden/>
               </w:rPr>
               <w:tab/>
-            </w:r>
-            <w:r>
-              <w:rPr>
-                <w:noProof/>
-                <w:webHidden/>
-              </w:rPr>
               <w:fldChar w:fldCharType="begin"/>
-            </w:r>
-            <w:r>
-              <w:rPr>
-                <w:noProof/>
-                <w:webHidden/>
-              </w:rPr>
               <w:instrText xml:space="preserve"> PAGEREF _Toc239283061 \h </w:instrText>
-            </w:r>
-            <w:r>
-              <w:rPr>
-                <w:noProof/>
-                <w:webHidden/>
-              </w:rPr>
-            </w:r>
-            <w:r>
-              <w:rPr>
-                <w:noProof/>
-                <w:webHidden/>
-              </w:rPr>
               <w:fldChar w:fldCharType="separate"/>
-            </w:r>
-            <w:r>
-              <w:rPr>
-                <w:noProof/>
-                <w:webHidden/>
-              </w:rPr>
               <w:t>9</w:t>
-            </w:r>
-            <w:r>
-              <w:rPr>
-                <w:noProof/>
-                <w:webHidden/>
-              </w:rPr>
               <w:fldChar w:fldCharType="end"/>
             </w:r>
           </w:hyperlink>
@@ -1496,46 +1132,10 @@
                 <w:webHidden/>
               </w:rPr>
               <w:tab/>
-            </w:r>
-            <w:r>
-              <w:rPr>
-                <w:noProof/>
-                <w:webHidden/>
-              </w:rPr>
               <w:fldChar w:fldCharType="begin"/>
-            </w:r>
-            <w:r>
-              <w:rPr>
-                <w:noProof/>
-                <w:webHidden/>
-              </w:rPr>
               <w:instrText xml:space="preserve"> PAGEREF _Toc239283062 \h </w:instrText>
-            </w:r>
-            <w:r>
-              <w:rPr>
-                <w:noProof/>
-                <w:webHidden/>
-              </w:rPr>
-            </w:r>
-            <w:r>
-              <w:rPr>
-                <w:noProof/>
-                <w:webHidden/>
-              </w:rPr>
               <w:fldChar w:fldCharType="separate"/>
-            </w:r>
-            <w:r>
-              <w:rPr>
-                <w:noProof/>
-                <w:webHidden/>
-              </w:rPr>
               <w:t>10</w:t>
-            </w:r>
-            <w:r>
-              <w:rPr>
-                <w:noProof/>
-                <w:webHidden/>
-              </w:rPr>
               <w:fldChar w:fldCharType="end"/>
             </w:r>
           </w:hyperlink>
@@ -1571,46 +1171,10 @@
                 <w:webHidden/>
               </w:rPr>
               <w:tab/>
-            </w:r>
-            <w:r>
-              <w:rPr>
-                <w:noProof/>
-                <w:webHidden/>
-              </w:rPr>
               <w:fldChar w:fldCharType="begin"/>
-            </w:r>
-            <w:r>
-              <w:rPr>
-                <w:noProof/>
-                <w:webHidden/>
-              </w:rPr>
               <w:instrText xml:space="preserve"> PAGEREF _Toc239283063 \h </w:instrText>
-            </w:r>
-            <w:r>
-              <w:rPr>
-                <w:noProof/>
-                <w:webHidden/>
-              </w:rPr>
-            </w:r>
-            <w:r>
-              <w:rPr>
-                <w:noProof/>
-                <w:webHidden/>
-              </w:rPr>
               <w:fldChar w:fldCharType="separate"/>
-            </w:r>
-            <w:r>
-              <w:rPr>
-                <w:noProof/>
-                <w:webHidden/>
-              </w:rPr>
               <w:t>10</w:t>
-            </w:r>
-            <w:r>
-              <w:rPr>
-                <w:noProof/>
-                <w:webHidden/>
-              </w:rPr>
               <w:fldChar w:fldCharType="end"/>
             </w:r>
           </w:hyperlink>
@@ -1646,46 +1210,10 @@
                 <w:webHidden/>
               </w:rPr>
               <w:tab/>
-            </w:r>
-            <w:r>
-              <w:rPr>
-                <w:noProof/>
-                <w:webHidden/>
-              </w:rPr>
               <w:fldChar w:fldCharType="begin"/>
-            </w:r>
-            <w:r>
-              <w:rPr>
-                <w:noProof/>
-                <w:webHidden/>
-              </w:rPr>
               <w:instrText xml:space="preserve"> PAGEREF _Toc239283064 \h </w:instrText>
-            </w:r>
-            <w:r>
-              <w:rPr>
-                <w:noProof/>
-                <w:webHidden/>
-              </w:rPr>
-            </w:r>
-            <w:r>
-              <w:rPr>
-                <w:noProof/>
-                <w:webHidden/>
-              </w:rPr>
               <w:fldChar w:fldCharType="separate"/>
-            </w:r>
-            <w:r>
-              <w:rPr>
-                <w:noProof/>
-                <w:webHidden/>
-              </w:rPr>
               <w:t>10</w:t>
-            </w:r>
-            <w:r>
-              <w:rPr>
-                <w:noProof/>
-                <w:webHidden/>
-              </w:rPr>
               <w:fldChar w:fldCharType="end"/>
             </w:r>
           </w:hyperlink>
@@ -1721,46 +1249,10 @@
                 <w:webHidden/>
               </w:rPr>
               <w:tab/>
-            </w:r>
-            <w:r>
-              <w:rPr>
-                <w:noProof/>
-                <w:webHidden/>
-              </w:rPr>
               <w:fldChar w:fldCharType="begin"/>
-            </w:r>
-            <w:r>
-              <w:rPr>
-                <w:noProof/>
-                <w:webHidden/>
-              </w:rPr>
               <w:instrText xml:space="preserve"> PAGEREF _Toc239283065 \h </w:instrText>
-            </w:r>
-            <w:r>
-              <w:rPr>
-                <w:noProof/>
-                <w:webHidden/>
-              </w:rPr>
-            </w:r>
-            <w:r>
-              <w:rPr>
-                <w:noProof/>
-                <w:webHidden/>
-              </w:rPr>
               <w:fldChar w:fldCharType="separate"/>
-            </w:r>
-            <w:r>
-              <w:rPr>
-                <w:noProof/>
-                <w:webHidden/>
-              </w:rPr>
               <w:t>13</w:t>
-            </w:r>
-            <w:r>
-              <w:rPr>
-                <w:noProof/>
-                <w:webHidden/>
-              </w:rPr>
               <w:fldChar w:fldCharType="end"/>
             </w:r>
           </w:hyperlink>
@@ -1796,46 +1288,10 @@
                 <w:webHidden/>
               </w:rPr>
               <w:tab/>
-            </w:r>
-            <w:r>
-              <w:rPr>
-                <w:noProof/>
-                <w:webHidden/>
-              </w:rPr>
               <w:fldChar w:fldCharType="begin"/>
-            </w:r>
-            <w:r>
-              <w:rPr>
-                <w:noProof/>
-                <w:webHidden/>
-              </w:rPr>
               <w:instrText xml:space="preserve"> PAGEREF _Toc239283066 \h </w:instrText>
-            </w:r>
-            <w:r>
-              <w:rPr>
-                <w:noProof/>
-                <w:webHidden/>
-              </w:rPr>
-            </w:r>
-            <w:r>
-              <w:rPr>
-                <w:noProof/>
-                <w:webHidden/>
-              </w:rPr>
               <w:fldChar w:fldCharType="separate"/>
-            </w:r>
-            <w:r>
-              <w:rPr>
-                <w:noProof/>
-                <w:webHidden/>
-              </w:rPr>
               <w:t>13</w:t>
-            </w:r>
-            <w:r>
-              <w:rPr>
-                <w:noProof/>
-                <w:webHidden/>
-              </w:rPr>
               <w:fldChar w:fldCharType="end"/>
             </w:r>
           </w:hyperlink>
@@ -1871,46 +1327,10 @@
                 <w:webHidden/>
               </w:rPr>
               <w:tab/>
-            </w:r>
-            <w:r>
-              <w:rPr>
-                <w:noProof/>
-                <w:webHidden/>
-              </w:rPr>
               <w:fldChar w:fldCharType="begin"/>
-            </w:r>
-            <w:r>
-              <w:rPr>
-                <w:noProof/>
-                <w:webHidden/>
-              </w:rPr>
               <w:instrText xml:space="preserve"> PAGEREF _Toc239283067 \h </w:instrText>
-            </w:r>
-            <w:r>
-              <w:rPr>
-                <w:noProof/>
-                <w:webHidden/>
-              </w:rPr>
-            </w:r>
-            <w:r>
-              <w:rPr>
-                <w:noProof/>
-                <w:webHidden/>
-              </w:rPr>
               <w:fldChar w:fldCharType="separate"/>
-            </w:r>
-            <w:r>
-              <w:rPr>
-                <w:noProof/>
-                <w:webHidden/>
-              </w:rPr>
               <w:t>14</w:t>
-            </w:r>
-            <w:r>
-              <w:rPr>
-                <w:noProof/>
-                <w:webHidden/>
-              </w:rPr>
               <w:fldChar w:fldCharType="end"/>
             </w:r>
           </w:hyperlink>
@@ -1946,46 +1366,10 @@
                 <w:webHidden/>
               </w:rPr>
               <w:tab/>
-            </w:r>
-            <w:r>
-              <w:rPr>
-                <w:noProof/>
-                <w:webHidden/>
-              </w:rPr>
               <w:fldChar w:fldCharType="begin"/>
-            </w:r>
-            <w:r>
-              <w:rPr>
-                <w:noProof/>
-                <w:webHidden/>
-              </w:rPr>
               <w:instrText xml:space="preserve"> PAGEREF _Toc239283068 \h </w:instrText>
-            </w:r>
-            <w:r>
-              <w:rPr>
-                <w:noProof/>
-                <w:webHidden/>
-              </w:rPr>
-            </w:r>
-            <w:r>
-              <w:rPr>
-                <w:noProof/>
-                <w:webHidden/>
-              </w:rPr>
               <w:fldChar w:fldCharType="separate"/>
-            </w:r>
-            <w:r>
-              <w:rPr>
-                <w:noProof/>
-                <w:webHidden/>
-              </w:rPr>
               <w:t>15</w:t>
-            </w:r>
-            <w:r>
-              <w:rPr>
-                <w:noProof/>
-                <w:webHidden/>
-              </w:rPr>
               <w:fldChar w:fldCharType="end"/>
             </w:r>
           </w:hyperlink>
@@ -2021,46 +1405,10 @@
                 <w:webHidden/>
               </w:rPr>
               <w:tab/>
-            </w:r>
-            <w:r>
-              <w:rPr>
-                <w:noProof/>
-                <w:webHidden/>
-              </w:rPr>
               <w:fldChar w:fldCharType="begin"/>
-            </w:r>
-            <w:r>
-              <w:rPr>
-                <w:noProof/>
-                <w:webHidden/>
-              </w:rPr>
               <w:instrText xml:space="preserve"> PAGEREF _Toc239283069 \h </w:instrText>
-            </w:r>
-            <w:r>
-              <w:rPr>
-                <w:noProof/>
-                <w:webHidden/>
-              </w:rPr>
-            </w:r>
-            <w:r>
-              <w:rPr>
-                <w:noProof/>
-                <w:webHidden/>
-              </w:rPr>
               <w:fldChar w:fldCharType="separate"/>
-            </w:r>
-            <w:r>
-              <w:rPr>
-                <w:noProof/>
-                <w:webHidden/>
-              </w:rPr>
               <w:t>18</w:t>
-            </w:r>
-            <w:r>
-              <w:rPr>
-                <w:noProof/>
-                <w:webHidden/>
-              </w:rPr>
               <w:fldChar w:fldCharType="end"/>
             </w:r>
           </w:hyperlink>
@@ -2096,46 +1444,10 @@
                 <w:webHidden/>
               </w:rPr>
               <w:tab/>
-            </w:r>
-            <w:r>
-              <w:rPr>
-                <w:noProof/>
-                <w:webHidden/>
-              </w:rPr>
               <w:fldChar w:fldCharType="begin"/>
-            </w:r>
-            <w:r>
-              <w:rPr>
-                <w:noProof/>
-                <w:webHidden/>
-              </w:rPr>
               <w:instrText xml:space="preserve"> PAGEREF _Toc239283070 \h </w:instrText>
-            </w:r>
-            <w:r>
-              <w:rPr>
-                <w:noProof/>
-                <w:webHidden/>
-              </w:rPr>
-            </w:r>
-            <w:r>
-              <w:rPr>
-                <w:noProof/>
-                <w:webHidden/>
-              </w:rPr>
               <w:fldChar w:fldCharType="separate"/>
-            </w:r>
-            <w:r>
-              <w:rPr>
-                <w:noProof/>
-                <w:webHidden/>
-              </w:rPr>
               <w:t>18</w:t>
-            </w:r>
-            <w:r>
-              <w:rPr>
-                <w:noProof/>
-                <w:webHidden/>
-              </w:rPr>
               <w:fldChar w:fldCharType="end"/>
             </w:r>
           </w:hyperlink>
@@ -2171,46 +1483,10 @@
                 <w:webHidden/>
               </w:rPr>
               <w:tab/>
-            </w:r>
-            <w:r>
-              <w:rPr>
-                <w:noProof/>
-                <w:webHidden/>
-              </w:rPr>
               <w:fldChar w:fldCharType="begin"/>
-            </w:r>
-            <w:r>
-              <w:rPr>
-                <w:noProof/>
-                <w:webHidden/>
-              </w:rPr>
               <w:instrText xml:space="preserve"> PAGEREF _Toc239283071 \h </w:instrText>
-            </w:r>
-            <w:r>
-              <w:rPr>
-                <w:noProof/>
-                <w:webHidden/>
-              </w:rPr>
-            </w:r>
-            <w:r>
-              <w:rPr>
-                <w:noProof/>
-                <w:webHidden/>
-              </w:rPr>
               <w:fldChar w:fldCharType="separate"/>
-            </w:r>
-            <w:r>
-              <w:rPr>
-                <w:noProof/>
-                <w:webHidden/>
-              </w:rPr>
               <w:t>20</w:t>
-            </w:r>
-            <w:r>
-              <w:rPr>
-                <w:noProof/>
-                <w:webHidden/>
-              </w:rPr>
               <w:fldChar w:fldCharType="end"/>
             </w:r>
           </w:hyperlink>
@@ -2246,46 +1522,10 @@
                 <w:webHidden/>
               </w:rPr>
               <w:tab/>
-            </w:r>
-            <w:r>
-              <w:rPr>
-                <w:noProof/>
-                <w:webHidden/>
-              </w:rPr>
               <w:fldChar w:fldCharType="begin"/>
-            </w:r>
-            <w:r>
-              <w:rPr>
-                <w:noProof/>
-                <w:webHidden/>
-              </w:rPr>
               <w:instrText xml:space="preserve"> PAGEREF _Toc239283072 \h </w:instrText>
-            </w:r>
-            <w:r>
-              <w:rPr>
-                <w:noProof/>
-                <w:webHidden/>
-              </w:rPr>
-            </w:r>
-            <w:r>
-              <w:rPr>
-                <w:noProof/>
-                <w:webHidden/>
-              </w:rPr>
               <w:fldChar w:fldCharType="separate"/>
-            </w:r>
-            <w:r>
-              <w:rPr>
-                <w:noProof/>
-                <w:webHidden/>
-              </w:rPr>
               <w:t>21</w:t>
-            </w:r>
-            <w:r>
-              <w:rPr>
-                <w:noProof/>
-                <w:webHidden/>
-              </w:rPr>
               <w:fldChar w:fldCharType="end"/>
             </w:r>
           </w:hyperlink>
@@ -2331,46 +1571,10 @@
                 <w:webHidden/>
               </w:rPr>
               <w:tab/>
-            </w:r>
-            <w:r>
-              <w:rPr>
-                <w:noProof/>
-                <w:webHidden/>
-              </w:rPr>
               <w:fldChar w:fldCharType="begin"/>
-            </w:r>
-            <w:r>
-              <w:rPr>
-                <w:noProof/>
-                <w:webHidden/>
-              </w:rPr>
               <w:instrText xml:space="preserve"> PAGEREF _Toc239283073 \h </w:instrText>
-            </w:r>
-            <w:r>
-              <w:rPr>
-                <w:noProof/>
-                <w:webHidden/>
-              </w:rPr>
-            </w:r>
-            <w:r>
-              <w:rPr>
-                <w:noProof/>
-                <w:webHidden/>
-              </w:rPr>
               <w:fldChar w:fldCharType="separate"/>
-            </w:r>
-            <w:r>
-              <w:rPr>
-                <w:noProof/>
-                <w:webHidden/>
-              </w:rPr>
               <w:t>21</w:t>
-            </w:r>
-            <w:r>
-              <w:rPr>
-                <w:noProof/>
-                <w:webHidden/>
-              </w:rPr>
               <w:fldChar w:fldCharType="end"/>
             </w:r>
           </w:hyperlink>
@@ -2406,46 +1610,10 @@
                 <w:webHidden/>
               </w:rPr>
               <w:tab/>
-            </w:r>
-            <w:r>
-              <w:rPr>
-                <w:noProof/>
-                <w:webHidden/>
-              </w:rPr>
               <w:fldChar w:fldCharType="begin"/>
-            </w:r>
-            <w:r>
-              <w:rPr>
-                <w:noProof/>
-                <w:webHidden/>
-              </w:rPr>
               <w:instrText xml:space="preserve"> PAGEREF _Toc239283074 \h </w:instrText>
-            </w:r>
-            <w:r>
-              <w:rPr>
-                <w:noProof/>
-                <w:webHidden/>
-              </w:rPr>
-            </w:r>
-            <w:r>
-              <w:rPr>
-                <w:noProof/>
-                <w:webHidden/>
-              </w:rPr>
               <w:fldChar w:fldCharType="separate"/>
-            </w:r>
-            <w:r>
-              <w:rPr>
-                <w:noProof/>
-                <w:webHidden/>
-              </w:rPr>
               <w:t>21</w:t>
-            </w:r>
-            <w:r>
-              <w:rPr>
-                <w:noProof/>
-                <w:webHidden/>
-              </w:rPr>
               <w:fldChar w:fldCharType="end"/>
             </w:r>
           </w:hyperlink>
@@ -2481,46 +1649,10 @@
                 <w:webHidden/>
               </w:rPr>
               <w:tab/>
-            </w:r>
-            <w:r>
-              <w:rPr>
-                <w:noProof/>
-                <w:webHidden/>
-              </w:rPr>
               <w:fldChar w:fldCharType="begin"/>
-            </w:r>
-            <w:r>
-              <w:rPr>
-                <w:noProof/>
-                <w:webHidden/>
-              </w:rPr>
               <w:instrText xml:space="preserve"> PAGEREF _Toc239283075 \h </w:instrText>
-            </w:r>
-            <w:r>
-              <w:rPr>
-                <w:noProof/>
-                <w:webHidden/>
-              </w:rPr>
-            </w:r>
-            <w:r>
-              <w:rPr>
-                <w:noProof/>
-                <w:webHidden/>
-              </w:rPr>
               <w:fldChar w:fldCharType="separate"/>
-            </w:r>
-            <w:r>
-              <w:rPr>
-                <w:noProof/>
-                <w:webHidden/>
-              </w:rPr>
               <w:t>22</w:t>
-            </w:r>
-            <w:r>
-              <w:rPr>
-                <w:noProof/>
-                <w:webHidden/>
-              </w:rPr>
               <w:fldChar w:fldCharType="end"/>
             </w:r>
           </w:hyperlink>
@@ -2556,46 +1688,10 @@
                 <w:webHidden/>
               </w:rPr>
               <w:tab/>
-            </w:r>
-            <w:r>
-              <w:rPr>
-                <w:noProof/>
-                <w:webHidden/>
-              </w:rPr>
               <w:fldChar w:fldCharType="begin"/>
-            </w:r>
-            <w:r>
-              <w:rPr>
-                <w:noProof/>
-                <w:webHidden/>
-              </w:rPr>
               <w:instrText xml:space="preserve"> PAGEREF _Toc239283076 \h </w:instrText>
-            </w:r>
-            <w:r>
-              <w:rPr>
-                <w:noProof/>
-                <w:webHidden/>
-              </w:rPr>
-            </w:r>
-            <w:r>
-              <w:rPr>
-                <w:noProof/>
-                <w:webHidden/>
-              </w:rPr>
               <w:fldChar w:fldCharType="separate"/>
-            </w:r>
-            <w:r>
-              <w:rPr>
-                <w:noProof/>
-                <w:webHidden/>
-              </w:rPr>
               <w:t>24</w:t>
-            </w:r>
-            <w:r>
-              <w:rPr>
-                <w:noProof/>
-                <w:webHidden/>
-              </w:rPr>
               <w:fldChar w:fldCharType="end"/>
             </w:r>
           </w:hyperlink>
@@ -2631,46 +1727,10 @@
                 <w:webHidden/>
               </w:rPr>
               <w:tab/>
-            </w:r>
-            <w:r>
-              <w:rPr>
-                <w:noProof/>
-                <w:webHidden/>
-              </w:rPr>
               <w:fldChar w:fldCharType="begin"/>
-            </w:r>
-            <w:r>
-              <w:rPr>
-                <w:noProof/>
-                <w:webHidden/>
-              </w:rPr>
               <w:instrText xml:space="preserve"> PAGEREF _Toc239283077 \h </w:instrText>
-            </w:r>
-            <w:r>
-              <w:rPr>
-                <w:noProof/>
-                <w:webHidden/>
-              </w:rPr>
-            </w:r>
-            <w:r>
-              <w:rPr>
-                <w:noProof/>
-                <w:webHidden/>
-              </w:rPr>
               <w:fldChar w:fldCharType="separate"/>
-            </w:r>
-            <w:r>
-              <w:rPr>
-                <w:noProof/>
-                <w:webHidden/>
-              </w:rPr>
               <w:t>31</w:t>
-            </w:r>
-            <w:r>
-              <w:rPr>
-                <w:noProof/>
-                <w:webHidden/>
-              </w:rPr>
               <w:fldChar w:fldCharType="end"/>
             </w:r>
           </w:hyperlink>
@@ -2706,46 +1766,10 @@
                 <w:webHidden/>
               </w:rPr>
               <w:tab/>
-            </w:r>
-            <w:r>
-              <w:rPr>
-                <w:noProof/>
-                <w:webHidden/>
-              </w:rPr>
               <w:fldChar w:fldCharType="begin"/>
-            </w:r>
-            <w:r>
-              <w:rPr>
-                <w:noProof/>
-                <w:webHidden/>
-              </w:rPr>
               <w:instrText xml:space="preserve"> PAGEREF _Toc239283078 \h </w:instrText>
-            </w:r>
-            <w:r>
-              <w:rPr>
-                <w:noProof/>
-                <w:webHidden/>
-              </w:rPr>
-            </w:r>
-            <w:r>
-              <w:rPr>
-                <w:noProof/>
-                <w:webHidden/>
-              </w:rPr>
               <w:fldChar w:fldCharType="separate"/>
-            </w:r>
-            <w:r>
-              <w:rPr>
-                <w:noProof/>
-                <w:webHidden/>
-              </w:rPr>
               <w:t>31</w:t>
-            </w:r>
-            <w:r>
-              <w:rPr>
-                <w:noProof/>
-                <w:webHidden/>
-              </w:rPr>
               <w:fldChar w:fldCharType="end"/>
             </w:r>
           </w:hyperlink>
@@ -2781,46 +1805,10 @@
                 <w:webHidden/>
               </w:rPr>
               <w:tab/>
-            </w:r>
-            <w:r>
-              <w:rPr>
-                <w:noProof/>
-                <w:webHidden/>
-              </w:rPr>
               <w:fldChar w:fldCharType="begin"/>
-            </w:r>
-            <w:r>
-              <w:rPr>
-                <w:noProof/>
-                <w:webHidden/>
-              </w:rPr>
               <w:instrText xml:space="preserve"> PAGEREF _Toc239283079 \h </w:instrText>
-            </w:r>
-            <w:r>
-              <w:rPr>
-                <w:noProof/>
-                <w:webHidden/>
-              </w:rPr>
-            </w:r>
-            <w:r>
-              <w:rPr>
-                <w:noProof/>
-                <w:webHidden/>
-              </w:rPr>
               <w:fldChar w:fldCharType="separate"/>
-            </w:r>
-            <w:r>
-              <w:rPr>
-                <w:noProof/>
-                <w:webHidden/>
-              </w:rPr>
               <w:t>32</w:t>
-            </w:r>
-            <w:r>
-              <w:rPr>
-                <w:noProof/>
-                <w:webHidden/>
-              </w:rPr>
               <w:fldChar w:fldCharType="end"/>
             </w:r>
           </w:hyperlink>
@@ -2856,46 +1844,10 @@
                 <w:webHidden/>
               </w:rPr>
               <w:tab/>
-            </w:r>
-            <w:r>
-              <w:rPr>
-                <w:noProof/>
-                <w:webHidden/>
-              </w:rPr>
               <w:fldChar w:fldCharType="begin"/>
-            </w:r>
-            <w:r>
-              <w:rPr>
-                <w:noProof/>
-                <w:webHidden/>
-              </w:rPr>
               <w:instrText xml:space="preserve"> PAGEREF _Toc239283080 \h </w:instrText>
-            </w:r>
-            <w:r>
-              <w:rPr>
-                <w:noProof/>
-                <w:webHidden/>
-              </w:rPr>
-            </w:r>
-            <w:r>
-              <w:rPr>
-                <w:noProof/>
-                <w:webHidden/>
-              </w:rPr>
               <w:fldChar w:fldCharType="separate"/>
-            </w:r>
-            <w:r>
-              <w:rPr>
-                <w:noProof/>
-                <w:webHidden/>
-              </w:rPr>
               <w:t>32</w:t>
-            </w:r>
-            <w:r>
-              <w:rPr>
-                <w:noProof/>
-                <w:webHidden/>
-              </w:rPr>
               <w:fldChar w:fldCharType="end"/>
             </w:r>
           </w:hyperlink>
@@ -2931,46 +1883,10 @@
                 <w:webHidden/>
               </w:rPr>
               <w:tab/>
-            </w:r>
-            <w:r>
-              <w:rPr>
-                <w:noProof/>
-                <w:webHidden/>
-              </w:rPr>
               <w:fldChar w:fldCharType="begin"/>
-            </w:r>
-            <w:r>
-              <w:rPr>
-                <w:noProof/>
-                <w:webHidden/>
-              </w:rPr>
               <w:instrText xml:space="preserve"> PAGEREF _Toc239283081 \h </w:instrText>
-            </w:r>
-            <w:r>
-              <w:rPr>
-                <w:noProof/>
-                <w:webHidden/>
-              </w:rPr>
-            </w:r>
-            <w:r>
-              <w:rPr>
-                <w:noProof/>
-                <w:webHidden/>
-              </w:rPr>
               <w:fldChar w:fldCharType="separate"/>
-            </w:r>
-            <w:r>
-              <w:rPr>
-                <w:noProof/>
-                <w:webHidden/>
-              </w:rPr>
               <w:t>33</w:t>
-            </w:r>
-            <w:r>
-              <w:rPr>
-                <w:noProof/>
-                <w:webHidden/>
-              </w:rPr>
               <w:fldChar w:fldCharType="end"/>
             </w:r>
           </w:hyperlink>
@@ -3006,46 +1922,10 @@
                 <w:webHidden/>
               </w:rPr>
               <w:tab/>
-            </w:r>
-            <w:r>
-              <w:rPr>
-                <w:noProof/>
-                <w:webHidden/>
-              </w:rPr>
               <w:fldChar w:fldCharType="begin"/>
-            </w:r>
-            <w:r>
-              <w:rPr>
-                <w:noProof/>
-                <w:webHidden/>
-              </w:rPr>
               <w:instrText xml:space="preserve"> PAGEREF _Toc239283082 \h </w:instrText>
-            </w:r>
-            <w:r>
-              <w:rPr>
-                <w:noProof/>
-                <w:webHidden/>
-              </w:rPr>
-            </w:r>
-            <w:r>
-              <w:rPr>
-                <w:noProof/>
-                <w:webHidden/>
-              </w:rPr>
               <w:fldChar w:fldCharType="separate"/>
-            </w:r>
-            <w:r>
-              <w:rPr>
-                <w:noProof/>
-                <w:webHidden/>
-              </w:rPr>
               <w:t>33</w:t>
-            </w:r>
-            <w:r>
-              <w:rPr>
-                <w:noProof/>
-                <w:webHidden/>
-              </w:rPr>
               <w:fldChar w:fldCharType="end"/>
             </w:r>
           </w:hyperlink>
@@ -3081,46 +1961,10 @@
                 <w:webHidden/>
               </w:rPr>
               <w:tab/>
-            </w:r>
-            <w:r>
-              <w:rPr>
-                <w:noProof/>
-                <w:webHidden/>
-              </w:rPr>
               <w:fldChar w:fldCharType="begin"/>
-            </w:r>
-            <w:r>
-              <w:rPr>
-                <w:noProof/>
-                <w:webHidden/>
-              </w:rPr>
               <w:instrText xml:space="preserve"> PAGEREF _Toc239283083 \h </w:instrText>
-            </w:r>
-            <w:r>
-              <w:rPr>
-                <w:noProof/>
-                <w:webHidden/>
-              </w:rPr>
-            </w:r>
-            <w:r>
-              <w:rPr>
-                <w:noProof/>
-                <w:webHidden/>
-              </w:rPr>
               <w:fldChar w:fldCharType="separate"/>
-            </w:r>
-            <w:r>
-              <w:rPr>
-                <w:noProof/>
-                <w:webHidden/>
-              </w:rPr>
               <w:t>34</w:t>
-            </w:r>
-            <w:r>
-              <w:rPr>
-                <w:noProof/>
-                <w:webHidden/>
-              </w:rPr>
               <w:fldChar w:fldCharType="end"/>
             </w:r>
           </w:hyperlink>
@@ -3156,46 +2000,10 @@
                 <w:webHidden/>
               </w:rPr>
               <w:tab/>
-            </w:r>
-            <w:r>
-              <w:rPr>
-                <w:noProof/>
-                <w:webHidden/>
-              </w:rPr>
               <w:fldChar w:fldCharType="begin"/>
-            </w:r>
-            <w:r>
-              <w:rPr>
-                <w:noProof/>
-                <w:webHidden/>
-              </w:rPr>
               <w:instrText xml:space="preserve"> PAGEREF _Toc239283084 \h </w:instrText>
-            </w:r>
-            <w:r>
-              <w:rPr>
-                <w:noProof/>
-                <w:webHidden/>
-              </w:rPr>
-            </w:r>
-            <w:r>
-              <w:rPr>
-                <w:noProof/>
-                <w:webHidden/>
-              </w:rPr>
               <w:fldChar w:fldCharType="separate"/>
-            </w:r>
-            <w:r>
-              <w:rPr>
-                <w:noProof/>
-                <w:webHidden/>
-              </w:rPr>
               <w:t>34</w:t>
-            </w:r>
-            <w:r>
-              <w:rPr>
-                <w:noProof/>
-                <w:webHidden/>
-              </w:rPr>
               <w:fldChar w:fldCharType="end"/>
             </w:r>
           </w:hyperlink>
@@ -3241,46 +2049,10 @@
                 <w:webHidden/>
               </w:rPr>
               <w:tab/>
-            </w:r>
-            <w:r>
-              <w:rPr>
-                <w:noProof/>
-                <w:webHidden/>
-              </w:rPr>
               <w:fldChar w:fldCharType="begin"/>
-            </w:r>
-            <w:r>
-              <w:rPr>
-                <w:noProof/>
-                <w:webHidden/>
-              </w:rPr>
               <w:instrText xml:space="preserve"> PAGEREF _Toc239283085 \h </w:instrText>
-            </w:r>
-            <w:r>
-              <w:rPr>
-                <w:noProof/>
-                <w:webHidden/>
-              </w:rPr>
-            </w:r>
-            <w:r>
-              <w:rPr>
-                <w:noProof/>
-                <w:webHidden/>
-              </w:rPr>
               <w:fldChar w:fldCharType="separate"/>
-            </w:r>
-            <w:r>
-              <w:rPr>
-                <w:noProof/>
-                <w:webHidden/>
-              </w:rPr>
               <w:t>34</w:t>
-            </w:r>
-            <w:r>
-              <w:rPr>
-                <w:noProof/>
-                <w:webHidden/>
-              </w:rPr>
               <w:fldChar w:fldCharType="end"/>
             </w:r>
           </w:hyperlink>
@@ -3316,46 +2088,10 @@
                 <w:webHidden/>
               </w:rPr>
               <w:tab/>
-            </w:r>
-            <w:r>
-              <w:rPr>
-                <w:noProof/>
-                <w:webHidden/>
-              </w:rPr>
               <w:fldChar w:fldCharType="begin"/>
-            </w:r>
-            <w:r>
-              <w:rPr>
-                <w:noProof/>
-                <w:webHidden/>
-              </w:rPr>
               <w:instrText xml:space="preserve"> PAGEREF _Toc239283086 \h </w:instrText>
-            </w:r>
-            <w:r>
-              <w:rPr>
-                <w:noProof/>
-                <w:webHidden/>
-              </w:rPr>
-            </w:r>
-            <w:r>
-              <w:rPr>
-                <w:noProof/>
-                <w:webHidden/>
-              </w:rPr>
               <w:fldChar w:fldCharType="separate"/>
-            </w:r>
-            <w:r>
-              <w:rPr>
-                <w:noProof/>
-                <w:webHidden/>
-              </w:rPr>
               <w:t>34</w:t>
-            </w:r>
-            <w:r>
-              <w:rPr>
-                <w:noProof/>
-                <w:webHidden/>
-              </w:rPr>
               <w:fldChar w:fldCharType="end"/>
             </w:r>
           </w:hyperlink>
@@ -3391,46 +2127,10 @@
                 <w:webHidden/>
               </w:rPr>
               <w:tab/>
-            </w:r>
-            <w:r>
-              <w:rPr>
-                <w:noProof/>
-                <w:webHidden/>
-              </w:rPr>
               <w:fldChar w:fldCharType="begin"/>
-            </w:r>
-            <w:r>
-              <w:rPr>
-                <w:noProof/>
-                <w:webHidden/>
-              </w:rPr>
               <w:instrText xml:space="preserve"> PAGEREF _Toc239283087 \h </w:instrText>
-            </w:r>
-            <w:r>
-              <w:rPr>
-                <w:noProof/>
-                <w:webHidden/>
-              </w:rPr>
-            </w:r>
-            <w:r>
-              <w:rPr>
-                <w:noProof/>
-                <w:webHidden/>
-              </w:rPr>
               <w:fldChar w:fldCharType="separate"/>
-            </w:r>
-            <w:r>
-              <w:rPr>
-                <w:noProof/>
-                <w:webHidden/>
-              </w:rPr>
               <w:t>36</w:t>
-            </w:r>
-            <w:r>
-              <w:rPr>
-                <w:noProof/>
-                <w:webHidden/>
-              </w:rPr>
               <w:fldChar w:fldCharType="end"/>
             </w:r>
           </w:hyperlink>
@@ -4296,26 +2996,8 @@
           <w:bCs/>
         </w:rPr>
         <w:t xml:space="preserve">Figura </w:t>
-      </w:r>
-      <w:r>
-        <w:rPr>
-          <w:b/>
-          <w:bCs/>
-        </w:rPr>
         <w:fldChar w:fldCharType="begin"/>
-      </w:r>
-      <w:r>
-        <w:rPr>
-          <w:b/>
-          <w:bCs/>
-        </w:rPr>
         <w:instrText xml:space="preserve"> SEQ Figura \* ARABIC </w:instrText>
-      </w:r>
-      <w:r>
-        <w:rPr>
-          <w:b/>
-          <w:bCs/>
-        </w:rPr>
         <w:fldChar w:fldCharType="separate"/>
       </w:r>
       <w:r>
@@ -4332,12 +3014,6 @@
           <w:bCs/>
         </w:rPr>
         <w:fldChar w:fldCharType="end"/>
-      </w:r>
-      <w:r>
-        <w:rPr>
-          <w:b/>
-          <w:bCs/>
-        </w:rPr>
         <w:t>.</w:t>
       </w:r>
       <w:r>
@@ -5595,14 +4271,8 @@
       </w:pPr>
       <w:r>
         <w:t>A continuación, se presentan las fichas de los casos de uso oficiales del sistema:</w:t>
-      </w:r>
-      <w:r>
         <w:br/>
-      </w:r>
-      <w:r>
         <w:br/>
-      </w:r>
-      <w:r>
         <w:lastRenderedPageBreak/>
         <w:br/>
       </w:r>
@@ -9654,8 +8324,6 @@
       <w:r>
         <w:lastRenderedPageBreak/>
         <w:tab/>
-      </w:r>
-      <w:r>
         <w:tab/>
       </w:r>
       <w:bookmarkStart w:id="14" w:name="_Toc239283066"/>
@@ -10549,12 +9217,6 @@
                 <w:szCs w:val="18"/>
               </w:rPr>
               <w:t>HURF01</w:t>
-            </w:r>
-            <w:r>
-              <w:rPr>
-                <w:sz w:val="18"/>
-                <w:szCs w:val="18"/>
-              </w:rPr>
               <w:tab/>
             </w:r>
             <w:r>
@@ -10625,12 +9287,6 @@
                 <w:szCs w:val="18"/>
               </w:rPr>
               <w:t>Alta</w:t>
-            </w:r>
-            <w:r>
-              <w:rPr>
-                <w:sz w:val="18"/>
-                <w:szCs w:val="18"/>
-              </w:rPr>
               <w:tab/>
             </w:r>
             <w:r>
@@ -10864,12 +9520,6 @@
                 <w:szCs w:val="18"/>
               </w:rPr>
               <w:t>HURF02</w:t>
-            </w:r>
-            <w:r>
-              <w:rPr>
-                <w:sz w:val="18"/>
-                <w:szCs w:val="18"/>
-              </w:rPr>
               <w:tab/>
             </w:r>
             <w:r>
@@ -10940,12 +9590,6 @@
                 <w:szCs w:val="18"/>
               </w:rPr>
               <w:t>Alta</w:t>
-            </w:r>
-            <w:r>
-              <w:rPr>
-                <w:sz w:val="18"/>
-                <w:szCs w:val="18"/>
-              </w:rPr>
               <w:tab/>
             </w:r>
             <w:r>
@@ -11155,12 +9799,6 @@
                 <w:szCs w:val="18"/>
               </w:rPr>
               <w:t>HURF03</w:t>
-            </w:r>
-            <w:r>
-              <w:rPr>
-                <w:sz w:val="18"/>
-                <w:szCs w:val="18"/>
-              </w:rPr>
               <w:tab/>
             </w:r>
             <w:r>
@@ -11231,12 +9869,6 @@
                 <w:szCs w:val="18"/>
               </w:rPr>
               <w:t>Alta</w:t>
-            </w:r>
-            <w:r>
-              <w:rPr>
-                <w:sz w:val="18"/>
-                <w:szCs w:val="18"/>
-              </w:rPr>
               <w:tab/>
             </w:r>
             <w:r>
@@ -11413,13 +10045,6 @@
           <w:lang w:val="es-ES"/>
         </w:rPr>
         <w:br/>
-      </w:r>
-      <w:r>
-        <w:rPr>
-          <w:sz w:val="18"/>
-          <w:szCs w:val="18"/>
-          <w:lang w:val="es-ES"/>
-        </w:rPr>
         <w:br/>
       </w:r>
     </w:p>
@@ -11463,12 +10088,6 @@
                 <w:szCs w:val="18"/>
               </w:rPr>
               <w:t>HURF04</w:t>
-            </w:r>
-            <w:r>
-              <w:rPr>
-                <w:sz w:val="18"/>
-                <w:szCs w:val="18"/>
-              </w:rPr>
               <w:tab/>
             </w:r>
             <w:r>
@@ -11539,12 +10158,6 @@
                 <w:szCs w:val="18"/>
               </w:rPr>
               <w:t>Alta</w:t>
-            </w:r>
-            <w:r>
-              <w:rPr>
-                <w:sz w:val="18"/>
-                <w:szCs w:val="18"/>
-              </w:rPr>
               <w:tab/>
             </w:r>
             <w:r>
@@ -11749,12 +10362,6 @@
                 <w:szCs w:val="18"/>
               </w:rPr>
               <w:t>HURF05</w:t>
-            </w:r>
-            <w:r>
-              <w:rPr>
-                <w:sz w:val="18"/>
-                <w:szCs w:val="18"/>
-              </w:rPr>
               <w:tab/>
             </w:r>
             <w:r>
@@ -11825,12 +10432,6 @@
                 <w:szCs w:val="18"/>
               </w:rPr>
               <w:t>Alta</w:t>
-            </w:r>
-            <w:r>
-              <w:rPr>
-                <w:sz w:val="18"/>
-                <w:szCs w:val="18"/>
-              </w:rPr>
               <w:tab/>
             </w:r>
             <w:r>
@@ -12036,12 +10637,6 @@
                 <w:szCs w:val="18"/>
               </w:rPr>
               <w:t>HURF06</w:t>
-            </w:r>
-            <w:r>
-              <w:rPr>
-                <w:sz w:val="18"/>
-                <w:szCs w:val="18"/>
-              </w:rPr>
               <w:tab/>
             </w:r>
             <w:r>
@@ -12105,12 +10700,6 @@
                 <w:szCs w:val="18"/>
               </w:rPr>
               <w:t>Media</w:t>
-            </w:r>
-            <w:r>
-              <w:rPr>
-                <w:sz w:val="18"/>
-                <w:szCs w:val="18"/>
-              </w:rPr>
               <w:tab/>
             </w:r>
             <w:r>
@@ -12315,12 +10904,6 @@
                 <w:szCs w:val="18"/>
               </w:rPr>
               <w:t>HURF07</w:t>
-            </w:r>
-            <w:r>
-              <w:rPr>
-                <w:sz w:val="18"/>
-                <w:szCs w:val="18"/>
-              </w:rPr>
               <w:tab/>
             </w:r>
             <w:r>
@@ -12391,12 +10974,6 @@
                 <w:szCs w:val="18"/>
               </w:rPr>
               <w:t>Media</w:t>
-            </w:r>
-            <w:r>
-              <w:rPr>
-                <w:sz w:val="18"/>
-                <w:szCs w:val="18"/>
-              </w:rPr>
               <w:tab/>
             </w:r>
             <w:r>
@@ -12603,12 +11180,6 @@
                 <w:szCs w:val="18"/>
               </w:rPr>
               <w:t>HURF08</w:t>
-            </w:r>
-            <w:r>
-              <w:rPr>
-                <w:sz w:val="18"/>
-                <w:szCs w:val="18"/>
-              </w:rPr>
               <w:tab/>
             </w:r>
             <w:r>
@@ -12680,12 +11251,6 @@
                 <w:szCs w:val="18"/>
               </w:rPr>
               <w:t xml:space="preserve"> Media</w:t>
-            </w:r>
-            <w:r>
-              <w:rPr>
-                <w:sz w:val="18"/>
-                <w:szCs w:val="18"/>
-              </w:rPr>
               <w:tab/>
               <w:t xml:space="preserve">                                                            </w:t>
             </w:r>
@@ -12895,12 +11460,6 @@
                 <w:szCs w:val="18"/>
               </w:rPr>
               <w:t>HURF09</w:t>
-            </w:r>
-            <w:r>
-              <w:rPr>
-                <w:sz w:val="18"/>
-                <w:szCs w:val="18"/>
-              </w:rPr>
               <w:tab/>
             </w:r>
             <w:r>
@@ -12972,12 +11531,6 @@
                 <w:szCs w:val="18"/>
               </w:rPr>
               <w:t xml:space="preserve"> Media</w:t>
-            </w:r>
-            <w:r>
-              <w:rPr>
-                <w:sz w:val="18"/>
-                <w:szCs w:val="18"/>
-              </w:rPr>
               <w:tab/>
               <w:t xml:space="preserve">                                                            </w:t>
             </w:r>
@@ -14924,7 +13477,7 @@
                 <w:sz w:val="18"/>
                 <w:szCs w:val="18"/>
               </w:rPr>
-              <w:t>Leaflet.js</w:t>
+              <w:t>Leaflet.js con teselas CartoDB Voyager (OpenStreetMap)</w:t>
             </w:r>
           </w:p>
         </w:tc>
@@ -15215,23 +13768,7 @@
                 <w:sz w:val="18"/>
                 <w:szCs w:val="18"/>
               </w:rPr>
-              <w:t xml:space="preserve">Consumo de </w:t>
-            </w:r>
-            <w:proofErr w:type="spellStart"/>
-            <w:r>
-              <w:rPr>
-                <w:sz w:val="18"/>
-                <w:szCs w:val="18"/>
-              </w:rPr>
-              <w:t>APIs</w:t>
-            </w:r>
-            <w:proofErr w:type="spellEnd"/>
-            <w:r>
-              <w:rPr>
-                <w:sz w:val="18"/>
-                <w:szCs w:val="18"/>
-              </w:rPr>
-              <w:t xml:space="preserve"> externas</w:t>
+              <w:t xml:space="preserve">Consumo de APIs externas</w:t>
             </w:r>
           </w:p>
         </w:tc>
@@ -15502,8 +14039,6 @@
       </w:r>
       <w:r>
         <w:t xml:space="preserve"> Servicios de dominio — PreferenciaService (buscador de zonas por filtros acumulativos), ZonaTuristicaService, AforoService (validación y control de cupos diarios por número de personas), RutaPeatonalService (motor de cálculo de la ruta peatonal de ida y vuelta), TarifaService (categoría tarifaria que corresponde a cada edad), </w:t>
-      </w:r>
-      <w:r>
         <w:lastRenderedPageBreak/>
         <w:t>InformeService (generación del informe consolidado) y SchedulerService (orquestación de las tareas periódicas).</w:t>
       </w:r>
@@ -15670,7 +14205,7 @@
         <w:t>Visualización de mapa:</w:t>
       </w:r>
       <w:r>
-        <w:t xml:space="preserve"> La Capa de Presentación incorpora Leaflet.js junto con el motor peatonal OSRM (Open Source Routing Machine) sobre OpenStreetMap, para trazar la ruta interactiva siguiendo las calles y esquinas reales entre la estación y la zona turística. En caso de corte de conexión o fallo de red, cuenta con un mecanismo de respaldo (</w:t>
+        <w:t xml:space="preserve"> La Capa de Presentación incorpora Leaflet.js renderizando el mapa base con CartoDB Voyager (capa de teselas de alta legibilidad basada en OpenStreetMap, servida con una clave gratuita de CARTO que se configura mediante la variable de entorno CARTO_API_KEY; si no está configurada, el sistema recurre a las teselas estándar de OpenStreetMap) junto con el motor peatonal OSRM (Open Source Routing Machine), para trazar la ruta interactiva siguiendo las calles y esquinas reales entre la estación y la zona turística. Esta combinación optimiza la experiencia de usuario (RNF-02) con tipografía cartográfica nítida y soporte de resolución Retina sin costos de licenciamiento comercial (plan gratuito de CARTO, con atribución a OpenStreetMap y CARTO). En caso de corte de conexión o fallo de red, cuenta con un mecanismo de respaldo (</w:t>
       </w:r>
       <w:r>
         <w:rPr>
@@ -15700,8 +14235,6 @@
       </w:r>
       <w:r>
         <w:t xml:space="preserve"> En el backend, RutaPeatonalService calcula la distancia base entre la estación y la zona turística mediante la fórmula de Haversine, multiplicada por dos para el circuito cerrado de ida y vuelta. A partir de este cálculo se determina el tiempo estimado y el nivel de dificultad según la tabla paramétrica dificultad (RNF-06). Mantener este cálculo en el </w:t>
-      </w:r>
-      <w:r>
         <w:lastRenderedPageBreak/>
         <w:t>servidor asegura tiempos de respuesta menores a 2 segundos (RNF-01) sin sobrecargar la aplicación con dependencias externas para la lógica interna.</w:t>
       </w:r>
@@ -15923,8 +14456,6 @@
       </w:pPr>
       <w:r>
         <w:t xml:space="preserve">Esta topología permite cumplir con el RNF-03 (Disponibilidad y Sincronización), dado que las tareas programadas de actualización con PeruRail y SENAMHI se ejecutan de </w:t>
-      </w:r>
-      <w:r>
         <w:lastRenderedPageBreak/>
         <w:t>forma autónoma dentro del contenedor de aplicación, y con el RNF-01 (Rendimiento), al mantener la base de datos en un contenedor dedicado con acceso optimizado para consultas menores a 2 segundos.</w:t>
       </w:r>
@@ -17406,8 +15937,6 @@
       </w:r>
       <w:r>
         <w:t xml:space="preserve">CliProbabilidadLluvia BETWEEN 0 AND 100; RutEsIdaVuelta = TRUE (regla de negocio del caso, validada también a nivel de </w:t>
-      </w:r>
-      <w:r>
         <w:lastRenderedPageBreak/>
         <w:t>aplicación); CatFactorPrecio BETWEEN 0 AND 1; IviCantidad &gt; 0. El antiguo CHECK sobre RutDificultad desaparece: el nivel de dificultad dejó de ser texto y pasó a ser la llave foránea RutIdDificultad hacia la tabla paramétrica dificultad.</w:t>
       </w:r>
@@ -18125,26 +16654,8 @@
           <w:bCs/>
         </w:rPr>
         <w:tab/>
-      </w:r>
-      <w:r>
-        <w:rPr>
-          <w:b/>
-          <w:bCs/>
-        </w:rPr>
         <w:br/>
-      </w:r>
-      <w:r>
-        <w:rPr>
-          <w:b/>
-          <w:bCs/>
-        </w:rPr>
         <w:br/>
-      </w:r>
-      <w:r>
-        <w:rPr>
-          <w:b/>
-          <w:bCs/>
-        </w:rPr>
         <w:br/>
         <w:t>usuario</w:t>
       </w:r>
@@ -26872,19 +25383,7 @@
           <w:bCs/>
         </w:rPr>
         <w:tab/>
-      </w:r>
-      <w:r>
-        <w:rPr>
-          <w:b/>
-          <w:bCs/>
-        </w:rPr>
         <w:br/>
-      </w:r>
-      <w:r>
-        <w:rPr>
-          <w:b/>
-          <w:bCs/>
-        </w:rPr>
         <w:br/>
         <w:t>ruta_peatonal</w:t>
       </w:r>
@@ -35833,8 +34332,6 @@
       </w:pPr>
       <w:r>
         <w:tab/>
-      </w:r>
-      <w:r>
         <w:tab/>
       </w:r>
       <w:bookmarkStart w:id="34" w:name="_Toc239283086"/>
@@ -35891,76 +34388,16 @@
           <w:bCs/>
         </w:rPr>
         <w:br/>
-      </w:r>
-      <w:r>
-        <w:rPr>
-          <w:b/>
-          <w:bCs/>
-        </w:rPr>
         <w:br/>
-      </w:r>
-      <w:r>
-        <w:rPr>
-          <w:b/>
-          <w:bCs/>
-        </w:rPr>
         <w:br/>
-      </w:r>
-      <w:r>
-        <w:rPr>
-          <w:b/>
-          <w:bCs/>
-        </w:rPr>
         <w:br/>
-      </w:r>
-      <w:r>
-        <w:rPr>
-          <w:b/>
-          <w:bCs/>
-        </w:rPr>
         <w:br/>
-      </w:r>
-      <w:r>
-        <w:rPr>
-          <w:b/>
-          <w:bCs/>
-        </w:rPr>
         <w:br/>
-      </w:r>
-      <w:r>
-        <w:rPr>
-          <w:b/>
-          <w:bCs/>
-        </w:rPr>
         <w:br/>
-      </w:r>
-      <w:r>
-        <w:rPr>
-          <w:b/>
-          <w:bCs/>
-        </w:rPr>
         <w:lastRenderedPageBreak/>
         <w:br/>
-      </w:r>
-      <w:r>
-        <w:rPr>
-          <w:b/>
-          <w:bCs/>
-        </w:rPr>
         <w:br/>
-      </w:r>
-      <w:r>
-        <w:rPr>
-          <w:b/>
-          <w:bCs/>
-        </w:rPr>
         <w:br/>
-      </w:r>
-      <w:r>
-        <w:rPr>
-          <w:b/>
-          <w:bCs/>
-        </w:rPr>
         <w:br/>
         <w:t>Matriz de casos de prueba de caja blanca</w:t>
       </w:r>
@@ -38688,20 +37125,8 @@
                 <w:szCs w:val="17"/>
               </w:rPr>
               <w:t xml:space="preserve">1) Ir a "Registrar Zona Turística". </w:t>
-            </w:r>
-            <w:r>
-              <w:rPr>
-                <w:sz w:val="17"/>
-                <w:szCs w:val="17"/>
-              </w:rPr>
               <w:br/>
               <w:t xml:space="preserve">2) Ingresar nombre, descripción, preferencias y estación cercana. </w:t>
-            </w:r>
-            <w:r>
-              <w:rPr>
-                <w:sz w:val="17"/>
-                <w:szCs w:val="17"/>
-              </w:rPr>
               <w:br/>
               <w:t>3) Clic en "Guardar".</w:t>
             </w:r>
@@ -38857,20 +37282,8 @@
                 <w:szCs w:val="17"/>
               </w:rPr>
               <w:t xml:space="preserve">1) Ir a "Registrar Zona Turística". </w:t>
-            </w:r>
-            <w:r>
-              <w:rPr>
-                <w:sz w:val="17"/>
-                <w:szCs w:val="17"/>
-              </w:rPr>
               <w:br/>
               <w:t xml:space="preserve">2) Dejar el campo "Preferencias" sin seleccionar ninguna opción. </w:t>
-            </w:r>
-            <w:r>
-              <w:rPr>
-                <w:sz w:val="17"/>
-                <w:szCs w:val="17"/>
-              </w:rPr>
               <w:br/>
               <w:t>3) Clic en "Guardar".</w:t>
             </w:r>
@@ -39025,12 +37438,6 @@
                 <w:szCs w:val="17"/>
               </w:rPr>
               <w:t xml:space="preserve">1) Ir a "Consultar Estaciones". </w:t>
-            </w:r>
-            <w:r>
-              <w:rPr>
-                <w:sz w:val="17"/>
-                <w:szCs w:val="17"/>
-              </w:rPr>
               <w:br/>
               <w:t>2) Verificar que la tabla se muestre sin opciones de edición o eliminación.</w:t>
             </w:r>
@@ -39507,20 +37914,8 @@
                 <w:szCs w:val="17"/>
               </w:rPr>
               <w:t xml:space="preserve">1) Seleccionar la zona con aforo agotado. </w:t>
-            </w:r>
-            <w:r>
-              <w:rPr>
-                <w:sz w:val="17"/>
-                <w:szCs w:val="17"/>
-              </w:rPr>
               <w:br/>
               <w:t xml:space="preserve">2) Elegir la fecha ya completa. </w:t>
-            </w:r>
-            <w:r>
-              <w:rPr>
-                <w:sz w:val="17"/>
-                <w:szCs w:val="17"/>
-              </w:rPr>
               <w:br/>
               <w:t>3) Clic en "Generar informe".</w:t>
             </w:r>
@@ -39676,20 +38071,8 @@
                 <w:szCs w:val="17"/>
               </w:rPr>
               <w:t xml:space="preserve">1) Registrar la zona "Fortaleza de Ollantaytambo" seleccionando las preferencias "Historia/Cultura" y "Naturaleza" a la vez. </w:t>
-            </w:r>
-            <w:r>
-              <w:rPr>
-                <w:sz w:val="17"/>
-                <w:szCs w:val="17"/>
-              </w:rPr>
               <w:br/>
               <w:t xml:space="preserve">2) Guardar. </w:t>
-            </w:r>
-            <w:r>
-              <w:rPr>
-                <w:sz w:val="17"/>
-                <w:szCs w:val="17"/>
-              </w:rPr>
               <w:br/>
               <w:t>3) Como turista, buscar zonas con preferencia "Naturaleza" y, por separado, con preferencia "Historia/Cultura", ambas desde la estación Ollantaytambo.</w:t>
             </w:r>

--- a/docs/ProyectoFinalSOftware.docx
+++ b/docs/ProyectoFinalSOftware.docx
@@ -720,11 +720,7 @@
           </w:pPr>
           <w:r>
             <w:fldChar w:fldCharType="begin"/>
-          </w:r>
-          <w:r>
             <w:instrText xml:space="preserve"> TOC \o "1-3" \h \z \u </w:instrText>
-          </w:r>
-          <w:r>
             <w:fldChar w:fldCharType="separate"/>
           </w:r>
           <w:hyperlink w:anchor="_Toc239283052" w:history="1">
@@ -743,46 +739,10 @@
                 <w:webHidden/>
               </w:rPr>
               <w:tab/>
-            </w:r>
-            <w:r>
-              <w:rPr>
-                <w:noProof/>
-                <w:webHidden/>
-              </w:rPr>
               <w:fldChar w:fldCharType="begin"/>
-            </w:r>
-            <w:r>
-              <w:rPr>
-                <w:noProof/>
-                <w:webHidden/>
-              </w:rPr>
               <w:instrText xml:space="preserve"> PAGEREF _Toc239283052 \h </w:instrText>
-            </w:r>
-            <w:r>
-              <w:rPr>
-                <w:noProof/>
-                <w:webHidden/>
-              </w:rPr>
-            </w:r>
-            <w:r>
-              <w:rPr>
-                <w:noProof/>
-                <w:webHidden/>
-              </w:rPr>
               <w:fldChar w:fldCharType="separate"/>
-            </w:r>
-            <w:r>
-              <w:rPr>
-                <w:noProof/>
-                <w:webHidden/>
-              </w:rPr>
               <w:t>4</w:t>
-            </w:r>
-            <w:r>
-              <w:rPr>
-                <w:noProof/>
-                <w:webHidden/>
-              </w:rPr>
               <w:fldChar w:fldCharType="end"/>
             </w:r>
           </w:hyperlink>
@@ -818,46 +778,10 @@
                 <w:webHidden/>
               </w:rPr>
               <w:tab/>
-            </w:r>
-            <w:r>
-              <w:rPr>
-                <w:noProof/>
-                <w:webHidden/>
-              </w:rPr>
               <w:fldChar w:fldCharType="begin"/>
-            </w:r>
-            <w:r>
-              <w:rPr>
-                <w:noProof/>
-                <w:webHidden/>
-              </w:rPr>
               <w:instrText xml:space="preserve"> PAGEREF _Toc239283053 \h </w:instrText>
-            </w:r>
-            <w:r>
-              <w:rPr>
-                <w:noProof/>
-                <w:webHidden/>
-              </w:rPr>
-            </w:r>
-            <w:r>
-              <w:rPr>
-                <w:noProof/>
-                <w:webHidden/>
-              </w:rPr>
               <w:fldChar w:fldCharType="separate"/>
-            </w:r>
-            <w:r>
-              <w:rPr>
-                <w:noProof/>
-                <w:webHidden/>
-              </w:rPr>
               <w:t>4</w:t>
-            </w:r>
-            <w:r>
-              <w:rPr>
-                <w:noProof/>
-                <w:webHidden/>
-              </w:rPr>
               <w:fldChar w:fldCharType="end"/>
             </w:r>
           </w:hyperlink>
@@ -894,46 +818,10 @@
                 <w:webHidden/>
               </w:rPr>
               <w:tab/>
-            </w:r>
-            <w:r>
-              <w:rPr>
-                <w:noProof/>
-                <w:webHidden/>
-              </w:rPr>
               <w:fldChar w:fldCharType="begin"/>
-            </w:r>
-            <w:r>
-              <w:rPr>
-                <w:noProof/>
-                <w:webHidden/>
-              </w:rPr>
               <w:instrText xml:space="preserve"> PAGEREF _Toc239283054 \h </w:instrText>
-            </w:r>
-            <w:r>
-              <w:rPr>
-                <w:noProof/>
-                <w:webHidden/>
-              </w:rPr>
-            </w:r>
-            <w:r>
-              <w:rPr>
-                <w:noProof/>
-                <w:webHidden/>
-              </w:rPr>
               <w:fldChar w:fldCharType="separate"/>
-            </w:r>
-            <w:r>
-              <w:rPr>
-                <w:noProof/>
-                <w:webHidden/>
-              </w:rPr>
               <w:t>4</w:t>
-            </w:r>
-            <w:r>
-              <w:rPr>
-                <w:noProof/>
-                <w:webHidden/>
-              </w:rPr>
               <w:fldChar w:fldCharType="end"/>
             </w:r>
           </w:hyperlink>
@@ -969,46 +857,10 @@
                 <w:webHidden/>
               </w:rPr>
               <w:tab/>
-            </w:r>
-            <w:r>
-              <w:rPr>
-                <w:noProof/>
-                <w:webHidden/>
-              </w:rPr>
               <w:fldChar w:fldCharType="begin"/>
-            </w:r>
-            <w:r>
-              <w:rPr>
-                <w:noProof/>
-                <w:webHidden/>
-              </w:rPr>
               <w:instrText xml:space="preserve"> PAGEREF _Toc239283055 \h </w:instrText>
-            </w:r>
-            <w:r>
-              <w:rPr>
-                <w:noProof/>
-                <w:webHidden/>
-              </w:rPr>
-            </w:r>
-            <w:r>
-              <w:rPr>
-                <w:noProof/>
-                <w:webHidden/>
-              </w:rPr>
               <w:fldChar w:fldCharType="separate"/>
-            </w:r>
-            <w:r>
-              <w:rPr>
-                <w:noProof/>
-                <w:webHidden/>
-              </w:rPr>
               <w:t>4</w:t>
-            </w:r>
-            <w:r>
-              <w:rPr>
-                <w:noProof/>
-                <w:webHidden/>
-              </w:rPr>
               <w:fldChar w:fldCharType="end"/>
             </w:r>
           </w:hyperlink>
@@ -1044,46 +896,10 @@
                 <w:webHidden/>
               </w:rPr>
               <w:tab/>
-            </w:r>
-            <w:r>
-              <w:rPr>
-                <w:noProof/>
-                <w:webHidden/>
-              </w:rPr>
               <w:fldChar w:fldCharType="begin"/>
-            </w:r>
-            <w:r>
-              <w:rPr>
-                <w:noProof/>
-                <w:webHidden/>
-              </w:rPr>
               <w:instrText xml:space="preserve"> PAGEREF _Toc239283056 \h </w:instrText>
-            </w:r>
-            <w:r>
-              <w:rPr>
-                <w:noProof/>
-                <w:webHidden/>
-              </w:rPr>
-            </w:r>
-            <w:r>
-              <w:rPr>
-                <w:noProof/>
-                <w:webHidden/>
-              </w:rPr>
               <w:fldChar w:fldCharType="separate"/>
-            </w:r>
-            <w:r>
-              <w:rPr>
-                <w:noProof/>
-                <w:webHidden/>
-              </w:rPr>
               <w:t>4</w:t>
-            </w:r>
-            <w:r>
-              <w:rPr>
-                <w:noProof/>
-                <w:webHidden/>
-              </w:rPr>
               <w:fldChar w:fldCharType="end"/>
             </w:r>
           </w:hyperlink>
@@ -1119,46 +935,10 @@
                 <w:webHidden/>
               </w:rPr>
               <w:tab/>
-            </w:r>
-            <w:r>
-              <w:rPr>
-                <w:noProof/>
-                <w:webHidden/>
-              </w:rPr>
               <w:fldChar w:fldCharType="begin"/>
-            </w:r>
-            <w:r>
-              <w:rPr>
-                <w:noProof/>
-                <w:webHidden/>
-              </w:rPr>
               <w:instrText xml:space="preserve"> PAGEREF _Toc239283057 \h </w:instrText>
-            </w:r>
-            <w:r>
-              <w:rPr>
-                <w:noProof/>
-                <w:webHidden/>
-              </w:rPr>
-            </w:r>
-            <w:r>
-              <w:rPr>
-                <w:noProof/>
-                <w:webHidden/>
-              </w:rPr>
               <w:fldChar w:fldCharType="separate"/>
-            </w:r>
-            <w:r>
-              <w:rPr>
-                <w:noProof/>
-                <w:webHidden/>
-              </w:rPr>
               <w:t>5</w:t>
-            </w:r>
-            <w:r>
-              <w:rPr>
-                <w:noProof/>
-                <w:webHidden/>
-              </w:rPr>
               <w:fldChar w:fldCharType="end"/>
             </w:r>
           </w:hyperlink>
@@ -1195,46 +975,10 @@
                 <w:webHidden/>
               </w:rPr>
               <w:tab/>
-            </w:r>
-            <w:r>
-              <w:rPr>
-                <w:noProof/>
-                <w:webHidden/>
-              </w:rPr>
               <w:fldChar w:fldCharType="begin"/>
-            </w:r>
-            <w:r>
-              <w:rPr>
-                <w:noProof/>
-                <w:webHidden/>
-              </w:rPr>
               <w:instrText xml:space="preserve"> PAGEREF _Toc239283058 \h </w:instrText>
-            </w:r>
-            <w:r>
-              <w:rPr>
-                <w:noProof/>
-                <w:webHidden/>
-              </w:rPr>
-            </w:r>
-            <w:r>
-              <w:rPr>
-                <w:noProof/>
-                <w:webHidden/>
-              </w:rPr>
               <w:fldChar w:fldCharType="separate"/>
-            </w:r>
-            <w:r>
-              <w:rPr>
-                <w:noProof/>
-                <w:webHidden/>
-              </w:rPr>
               <w:t>6</w:t>
-            </w:r>
-            <w:r>
-              <w:rPr>
-                <w:noProof/>
-                <w:webHidden/>
-              </w:rPr>
               <w:fldChar w:fldCharType="end"/>
             </w:r>
           </w:hyperlink>
@@ -1271,46 +1015,10 @@
                 <w:webHidden/>
               </w:rPr>
               <w:tab/>
-            </w:r>
-            <w:r>
-              <w:rPr>
-                <w:noProof/>
-                <w:webHidden/>
-              </w:rPr>
               <w:fldChar w:fldCharType="begin"/>
-            </w:r>
-            <w:r>
-              <w:rPr>
-                <w:noProof/>
-                <w:webHidden/>
-              </w:rPr>
               <w:instrText xml:space="preserve"> PAGEREF _Toc239283059 \h </w:instrText>
-            </w:r>
-            <w:r>
-              <w:rPr>
-                <w:noProof/>
-                <w:webHidden/>
-              </w:rPr>
-            </w:r>
-            <w:r>
-              <w:rPr>
-                <w:noProof/>
-                <w:webHidden/>
-              </w:rPr>
               <w:fldChar w:fldCharType="separate"/>
-            </w:r>
-            <w:r>
-              <w:rPr>
-                <w:noProof/>
-                <w:webHidden/>
-              </w:rPr>
               <w:t>6</w:t>
-            </w:r>
-            <w:r>
-              <w:rPr>
-                <w:noProof/>
-                <w:webHidden/>
-              </w:rPr>
               <w:fldChar w:fldCharType="end"/>
             </w:r>
           </w:hyperlink>
@@ -1346,46 +1054,10 @@
                 <w:webHidden/>
               </w:rPr>
               <w:tab/>
-            </w:r>
-            <w:r>
-              <w:rPr>
-                <w:noProof/>
-                <w:webHidden/>
-              </w:rPr>
               <w:fldChar w:fldCharType="begin"/>
-            </w:r>
-            <w:r>
-              <w:rPr>
-                <w:noProof/>
-                <w:webHidden/>
-              </w:rPr>
               <w:instrText xml:space="preserve"> PAGEREF _Toc239283060 \h </w:instrText>
-            </w:r>
-            <w:r>
-              <w:rPr>
-                <w:noProof/>
-                <w:webHidden/>
-              </w:rPr>
-            </w:r>
-            <w:r>
-              <w:rPr>
-                <w:noProof/>
-                <w:webHidden/>
-              </w:rPr>
               <w:fldChar w:fldCharType="separate"/>
-            </w:r>
-            <w:r>
-              <w:rPr>
-                <w:noProof/>
-                <w:webHidden/>
-              </w:rPr>
               <w:t>7</w:t>
-            </w:r>
-            <w:r>
-              <w:rPr>
-                <w:noProof/>
-                <w:webHidden/>
-              </w:rPr>
               <w:fldChar w:fldCharType="end"/>
             </w:r>
           </w:hyperlink>
@@ -1421,46 +1093,10 @@
                 <w:webHidden/>
               </w:rPr>
               <w:tab/>
-            </w:r>
-            <w:r>
-              <w:rPr>
-                <w:noProof/>
-                <w:webHidden/>
-              </w:rPr>
               <w:fldChar w:fldCharType="begin"/>
-            </w:r>
-            <w:r>
-              <w:rPr>
-                <w:noProof/>
-                <w:webHidden/>
-              </w:rPr>
               <w:instrText xml:space="preserve"> PAGEREF _Toc239283061 \h </w:instrText>
-            </w:r>
-            <w:r>
-              <w:rPr>
-                <w:noProof/>
-                <w:webHidden/>
-              </w:rPr>
-            </w:r>
-            <w:r>
-              <w:rPr>
-                <w:noProof/>
-                <w:webHidden/>
-              </w:rPr>
               <w:fldChar w:fldCharType="separate"/>
-            </w:r>
-            <w:r>
-              <w:rPr>
-                <w:noProof/>
-                <w:webHidden/>
-              </w:rPr>
               <w:t>9</w:t>
-            </w:r>
-            <w:r>
-              <w:rPr>
-                <w:noProof/>
-                <w:webHidden/>
-              </w:rPr>
               <w:fldChar w:fldCharType="end"/>
             </w:r>
           </w:hyperlink>
@@ -1496,46 +1132,10 @@
                 <w:webHidden/>
               </w:rPr>
               <w:tab/>
-            </w:r>
-            <w:r>
-              <w:rPr>
-                <w:noProof/>
-                <w:webHidden/>
-              </w:rPr>
               <w:fldChar w:fldCharType="begin"/>
-            </w:r>
-            <w:r>
-              <w:rPr>
-                <w:noProof/>
-                <w:webHidden/>
-              </w:rPr>
               <w:instrText xml:space="preserve"> PAGEREF _Toc239283062 \h </w:instrText>
-            </w:r>
-            <w:r>
-              <w:rPr>
-                <w:noProof/>
-                <w:webHidden/>
-              </w:rPr>
-            </w:r>
-            <w:r>
-              <w:rPr>
-                <w:noProof/>
-                <w:webHidden/>
-              </w:rPr>
               <w:fldChar w:fldCharType="separate"/>
-            </w:r>
-            <w:r>
-              <w:rPr>
-                <w:noProof/>
-                <w:webHidden/>
-              </w:rPr>
               <w:t>10</w:t>
-            </w:r>
-            <w:r>
-              <w:rPr>
-                <w:noProof/>
-                <w:webHidden/>
-              </w:rPr>
               <w:fldChar w:fldCharType="end"/>
             </w:r>
           </w:hyperlink>
@@ -1571,46 +1171,10 @@
                 <w:webHidden/>
               </w:rPr>
               <w:tab/>
-            </w:r>
-            <w:r>
-              <w:rPr>
-                <w:noProof/>
-                <w:webHidden/>
-              </w:rPr>
               <w:fldChar w:fldCharType="begin"/>
-            </w:r>
-            <w:r>
-              <w:rPr>
-                <w:noProof/>
-                <w:webHidden/>
-              </w:rPr>
               <w:instrText xml:space="preserve"> PAGEREF _Toc239283063 \h </w:instrText>
-            </w:r>
-            <w:r>
-              <w:rPr>
-                <w:noProof/>
-                <w:webHidden/>
-              </w:rPr>
-            </w:r>
-            <w:r>
-              <w:rPr>
-                <w:noProof/>
-                <w:webHidden/>
-              </w:rPr>
               <w:fldChar w:fldCharType="separate"/>
-            </w:r>
-            <w:r>
-              <w:rPr>
-                <w:noProof/>
-                <w:webHidden/>
-              </w:rPr>
               <w:t>10</w:t>
-            </w:r>
-            <w:r>
-              <w:rPr>
-                <w:noProof/>
-                <w:webHidden/>
-              </w:rPr>
               <w:fldChar w:fldCharType="end"/>
             </w:r>
           </w:hyperlink>
@@ -1646,46 +1210,10 @@
                 <w:webHidden/>
               </w:rPr>
               <w:tab/>
-            </w:r>
-            <w:r>
-              <w:rPr>
-                <w:noProof/>
-                <w:webHidden/>
-              </w:rPr>
               <w:fldChar w:fldCharType="begin"/>
-            </w:r>
-            <w:r>
-              <w:rPr>
-                <w:noProof/>
-                <w:webHidden/>
-              </w:rPr>
               <w:instrText xml:space="preserve"> PAGEREF _Toc239283064 \h </w:instrText>
-            </w:r>
-            <w:r>
-              <w:rPr>
-                <w:noProof/>
-                <w:webHidden/>
-              </w:rPr>
-            </w:r>
-            <w:r>
-              <w:rPr>
-                <w:noProof/>
-                <w:webHidden/>
-              </w:rPr>
               <w:fldChar w:fldCharType="separate"/>
-            </w:r>
-            <w:r>
-              <w:rPr>
-                <w:noProof/>
-                <w:webHidden/>
-              </w:rPr>
               <w:t>10</w:t>
-            </w:r>
-            <w:r>
-              <w:rPr>
-                <w:noProof/>
-                <w:webHidden/>
-              </w:rPr>
               <w:fldChar w:fldCharType="end"/>
             </w:r>
           </w:hyperlink>
@@ -1721,46 +1249,10 @@
                 <w:webHidden/>
               </w:rPr>
               <w:tab/>
-            </w:r>
-            <w:r>
-              <w:rPr>
-                <w:noProof/>
-                <w:webHidden/>
-              </w:rPr>
               <w:fldChar w:fldCharType="begin"/>
-            </w:r>
-            <w:r>
-              <w:rPr>
-                <w:noProof/>
-                <w:webHidden/>
-              </w:rPr>
               <w:instrText xml:space="preserve"> PAGEREF _Toc239283065 \h </w:instrText>
-            </w:r>
-            <w:r>
-              <w:rPr>
-                <w:noProof/>
-                <w:webHidden/>
-              </w:rPr>
-            </w:r>
-            <w:r>
-              <w:rPr>
-                <w:noProof/>
-                <w:webHidden/>
-              </w:rPr>
               <w:fldChar w:fldCharType="separate"/>
-            </w:r>
-            <w:r>
-              <w:rPr>
-                <w:noProof/>
-                <w:webHidden/>
-              </w:rPr>
               <w:t>13</w:t>
-            </w:r>
-            <w:r>
-              <w:rPr>
-                <w:noProof/>
-                <w:webHidden/>
-              </w:rPr>
               <w:fldChar w:fldCharType="end"/>
             </w:r>
           </w:hyperlink>
@@ -1796,46 +1288,10 @@
                 <w:webHidden/>
               </w:rPr>
               <w:tab/>
-            </w:r>
-            <w:r>
-              <w:rPr>
-                <w:noProof/>
-                <w:webHidden/>
-              </w:rPr>
               <w:fldChar w:fldCharType="begin"/>
-            </w:r>
-            <w:r>
-              <w:rPr>
-                <w:noProof/>
-                <w:webHidden/>
-              </w:rPr>
               <w:instrText xml:space="preserve"> PAGEREF _Toc239283066 \h </w:instrText>
-            </w:r>
-            <w:r>
-              <w:rPr>
-                <w:noProof/>
-                <w:webHidden/>
-              </w:rPr>
-            </w:r>
-            <w:r>
-              <w:rPr>
-                <w:noProof/>
-                <w:webHidden/>
-              </w:rPr>
               <w:fldChar w:fldCharType="separate"/>
-            </w:r>
-            <w:r>
-              <w:rPr>
-                <w:noProof/>
-                <w:webHidden/>
-              </w:rPr>
               <w:t>13</w:t>
-            </w:r>
-            <w:r>
-              <w:rPr>
-                <w:noProof/>
-                <w:webHidden/>
-              </w:rPr>
               <w:fldChar w:fldCharType="end"/>
             </w:r>
           </w:hyperlink>
@@ -1871,46 +1327,10 @@
                 <w:webHidden/>
               </w:rPr>
               <w:tab/>
-            </w:r>
-            <w:r>
-              <w:rPr>
-                <w:noProof/>
-                <w:webHidden/>
-              </w:rPr>
               <w:fldChar w:fldCharType="begin"/>
-            </w:r>
-            <w:r>
-              <w:rPr>
-                <w:noProof/>
-                <w:webHidden/>
-              </w:rPr>
               <w:instrText xml:space="preserve"> PAGEREF _Toc239283067 \h </w:instrText>
-            </w:r>
-            <w:r>
-              <w:rPr>
-                <w:noProof/>
-                <w:webHidden/>
-              </w:rPr>
-            </w:r>
-            <w:r>
-              <w:rPr>
-                <w:noProof/>
-                <w:webHidden/>
-              </w:rPr>
               <w:fldChar w:fldCharType="separate"/>
-            </w:r>
-            <w:r>
-              <w:rPr>
-                <w:noProof/>
-                <w:webHidden/>
-              </w:rPr>
               <w:t>14</w:t>
-            </w:r>
-            <w:r>
-              <w:rPr>
-                <w:noProof/>
-                <w:webHidden/>
-              </w:rPr>
               <w:fldChar w:fldCharType="end"/>
             </w:r>
           </w:hyperlink>
@@ -1946,46 +1366,10 @@
                 <w:webHidden/>
               </w:rPr>
               <w:tab/>
-            </w:r>
-            <w:r>
-              <w:rPr>
-                <w:noProof/>
-                <w:webHidden/>
-              </w:rPr>
               <w:fldChar w:fldCharType="begin"/>
-            </w:r>
-            <w:r>
-              <w:rPr>
-                <w:noProof/>
-                <w:webHidden/>
-              </w:rPr>
               <w:instrText xml:space="preserve"> PAGEREF _Toc239283068 \h </w:instrText>
-            </w:r>
-            <w:r>
-              <w:rPr>
-                <w:noProof/>
-                <w:webHidden/>
-              </w:rPr>
-            </w:r>
-            <w:r>
-              <w:rPr>
-                <w:noProof/>
-                <w:webHidden/>
-              </w:rPr>
               <w:fldChar w:fldCharType="separate"/>
-            </w:r>
-            <w:r>
-              <w:rPr>
-                <w:noProof/>
-                <w:webHidden/>
-              </w:rPr>
               <w:t>15</w:t>
-            </w:r>
-            <w:r>
-              <w:rPr>
-                <w:noProof/>
-                <w:webHidden/>
-              </w:rPr>
               <w:fldChar w:fldCharType="end"/>
             </w:r>
           </w:hyperlink>
@@ -2021,46 +1405,10 @@
                 <w:webHidden/>
               </w:rPr>
               <w:tab/>
-            </w:r>
-            <w:r>
-              <w:rPr>
-                <w:noProof/>
-                <w:webHidden/>
-              </w:rPr>
               <w:fldChar w:fldCharType="begin"/>
-            </w:r>
-            <w:r>
-              <w:rPr>
-                <w:noProof/>
-                <w:webHidden/>
-              </w:rPr>
               <w:instrText xml:space="preserve"> PAGEREF _Toc239283069 \h </w:instrText>
-            </w:r>
-            <w:r>
-              <w:rPr>
-                <w:noProof/>
-                <w:webHidden/>
-              </w:rPr>
-            </w:r>
-            <w:r>
-              <w:rPr>
-                <w:noProof/>
-                <w:webHidden/>
-              </w:rPr>
               <w:fldChar w:fldCharType="separate"/>
-            </w:r>
-            <w:r>
-              <w:rPr>
-                <w:noProof/>
-                <w:webHidden/>
-              </w:rPr>
               <w:t>18</w:t>
-            </w:r>
-            <w:r>
-              <w:rPr>
-                <w:noProof/>
-                <w:webHidden/>
-              </w:rPr>
               <w:fldChar w:fldCharType="end"/>
             </w:r>
           </w:hyperlink>
@@ -2096,46 +1444,10 @@
                 <w:webHidden/>
               </w:rPr>
               <w:tab/>
-            </w:r>
-            <w:r>
-              <w:rPr>
-                <w:noProof/>
-                <w:webHidden/>
-              </w:rPr>
               <w:fldChar w:fldCharType="begin"/>
-            </w:r>
-            <w:r>
-              <w:rPr>
-                <w:noProof/>
-                <w:webHidden/>
-              </w:rPr>
               <w:instrText xml:space="preserve"> PAGEREF _Toc239283070 \h </w:instrText>
-            </w:r>
-            <w:r>
-              <w:rPr>
-                <w:noProof/>
-                <w:webHidden/>
-              </w:rPr>
-            </w:r>
-            <w:r>
-              <w:rPr>
-                <w:noProof/>
-                <w:webHidden/>
-              </w:rPr>
               <w:fldChar w:fldCharType="separate"/>
-            </w:r>
-            <w:r>
-              <w:rPr>
-                <w:noProof/>
-                <w:webHidden/>
-              </w:rPr>
               <w:t>18</w:t>
-            </w:r>
-            <w:r>
-              <w:rPr>
-                <w:noProof/>
-                <w:webHidden/>
-              </w:rPr>
               <w:fldChar w:fldCharType="end"/>
             </w:r>
           </w:hyperlink>
@@ -2171,46 +1483,10 @@
                 <w:webHidden/>
               </w:rPr>
               <w:tab/>
-            </w:r>
-            <w:r>
-              <w:rPr>
-                <w:noProof/>
-                <w:webHidden/>
-              </w:rPr>
               <w:fldChar w:fldCharType="begin"/>
-            </w:r>
-            <w:r>
-              <w:rPr>
-                <w:noProof/>
-                <w:webHidden/>
-              </w:rPr>
               <w:instrText xml:space="preserve"> PAGEREF _Toc239283071 \h </w:instrText>
-            </w:r>
-            <w:r>
-              <w:rPr>
-                <w:noProof/>
-                <w:webHidden/>
-              </w:rPr>
-            </w:r>
-            <w:r>
-              <w:rPr>
-                <w:noProof/>
-                <w:webHidden/>
-              </w:rPr>
               <w:fldChar w:fldCharType="separate"/>
-            </w:r>
-            <w:r>
-              <w:rPr>
-                <w:noProof/>
-                <w:webHidden/>
-              </w:rPr>
               <w:t>20</w:t>
-            </w:r>
-            <w:r>
-              <w:rPr>
-                <w:noProof/>
-                <w:webHidden/>
-              </w:rPr>
               <w:fldChar w:fldCharType="end"/>
             </w:r>
           </w:hyperlink>
@@ -2246,46 +1522,10 @@
                 <w:webHidden/>
               </w:rPr>
               <w:tab/>
-            </w:r>
-            <w:r>
-              <w:rPr>
-                <w:noProof/>
-                <w:webHidden/>
-              </w:rPr>
               <w:fldChar w:fldCharType="begin"/>
-            </w:r>
-            <w:r>
-              <w:rPr>
-                <w:noProof/>
-                <w:webHidden/>
-              </w:rPr>
               <w:instrText xml:space="preserve"> PAGEREF _Toc239283072 \h </w:instrText>
-            </w:r>
-            <w:r>
-              <w:rPr>
-                <w:noProof/>
-                <w:webHidden/>
-              </w:rPr>
-            </w:r>
-            <w:r>
-              <w:rPr>
-                <w:noProof/>
-                <w:webHidden/>
-              </w:rPr>
               <w:fldChar w:fldCharType="separate"/>
-            </w:r>
-            <w:r>
-              <w:rPr>
-                <w:noProof/>
-                <w:webHidden/>
-              </w:rPr>
               <w:t>21</w:t>
-            </w:r>
-            <w:r>
-              <w:rPr>
-                <w:noProof/>
-                <w:webHidden/>
-              </w:rPr>
               <w:fldChar w:fldCharType="end"/>
             </w:r>
           </w:hyperlink>
@@ -2331,46 +1571,10 @@
                 <w:webHidden/>
               </w:rPr>
               <w:tab/>
-            </w:r>
-            <w:r>
-              <w:rPr>
-                <w:noProof/>
-                <w:webHidden/>
-              </w:rPr>
               <w:fldChar w:fldCharType="begin"/>
-            </w:r>
-            <w:r>
-              <w:rPr>
-                <w:noProof/>
-                <w:webHidden/>
-              </w:rPr>
               <w:instrText xml:space="preserve"> PAGEREF _Toc239283073 \h </w:instrText>
-            </w:r>
-            <w:r>
-              <w:rPr>
-                <w:noProof/>
-                <w:webHidden/>
-              </w:rPr>
-            </w:r>
-            <w:r>
-              <w:rPr>
-                <w:noProof/>
-                <w:webHidden/>
-              </w:rPr>
               <w:fldChar w:fldCharType="separate"/>
-            </w:r>
-            <w:r>
-              <w:rPr>
-                <w:noProof/>
-                <w:webHidden/>
-              </w:rPr>
               <w:t>21</w:t>
-            </w:r>
-            <w:r>
-              <w:rPr>
-                <w:noProof/>
-                <w:webHidden/>
-              </w:rPr>
               <w:fldChar w:fldCharType="end"/>
             </w:r>
           </w:hyperlink>
@@ -2406,46 +1610,10 @@
                 <w:webHidden/>
               </w:rPr>
               <w:tab/>
-            </w:r>
-            <w:r>
-              <w:rPr>
-                <w:noProof/>
-                <w:webHidden/>
-              </w:rPr>
               <w:fldChar w:fldCharType="begin"/>
-            </w:r>
-            <w:r>
-              <w:rPr>
-                <w:noProof/>
-                <w:webHidden/>
-              </w:rPr>
               <w:instrText xml:space="preserve"> PAGEREF _Toc239283074 \h </w:instrText>
-            </w:r>
-            <w:r>
-              <w:rPr>
-                <w:noProof/>
-                <w:webHidden/>
-              </w:rPr>
-            </w:r>
-            <w:r>
-              <w:rPr>
-                <w:noProof/>
-                <w:webHidden/>
-              </w:rPr>
               <w:fldChar w:fldCharType="separate"/>
-            </w:r>
-            <w:r>
-              <w:rPr>
-                <w:noProof/>
-                <w:webHidden/>
-              </w:rPr>
               <w:t>21</w:t>
-            </w:r>
-            <w:r>
-              <w:rPr>
-                <w:noProof/>
-                <w:webHidden/>
-              </w:rPr>
               <w:fldChar w:fldCharType="end"/>
             </w:r>
           </w:hyperlink>
@@ -2481,46 +1649,10 @@
                 <w:webHidden/>
               </w:rPr>
               <w:tab/>
-            </w:r>
-            <w:r>
-              <w:rPr>
-                <w:noProof/>
-                <w:webHidden/>
-              </w:rPr>
               <w:fldChar w:fldCharType="begin"/>
-            </w:r>
-            <w:r>
-              <w:rPr>
-                <w:noProof/>
-                <w:webHidden/>
-              </w:rPr>
               <w:instrText xml:space="preserve"> PAGEREF _Toc239283075 \h </w:instrText>
-            </w:r>
-            <w:r>
-              <w:rPr>
-                <w:noProof/>
-                <w:webHidden/>
-              </w:rPr>
-            </w:r>
-            <w:r>
-              <w:rPr>
-                <w:noProof/>
-                <w:webHidden/>
-              </w:rPr>
               <w:fldChar w:fldCharType="separate"/>
-            </w:r>
-            <w:r>
-              <w:rPr>
-                <w:noProof/>
-                <w:webHidden/>
-              </w:rPr>
               <w:t>22</w:t>
-            </w:r>
-            <w:r>
-              <w:rPr>
-                <w:noProof/>
-                <w:webHidden/>
-              </w:rPr>
               <w:fldChar w:fldCharType="end"/>
             </w:r>
           </w:hyperlink>
@@ -2556,46 +1688,10 @@
                 <w:webHidden/>
               </w:rPr>
               <w:tab/>
-            </w:r>
-            <w:r>
-              <w:rPr>
-                <w:noProof/>
-                <w:webHidden/>
-              </w:rPr>
               <w:fldChar w:fldCharType="begin"/>
-            </w:r>
-            <w:r>
-              <w:rPr>
-                <w:noProof/>
-                <w:webHidden/>
-              </w:rPr>
               <w:instrText xml:space="preserve"> PAGEREF _Toc239283076 \h </w:instrText>
-            </w:r>
-            <w:r>
-              <w:rPr>
-                <w:noProof/>
-                <w:webHidden/>
-              </w:rPr>
-            </w:r>
-            <w:r>
-              <w:rPr>
-                <w:noProof/>
-                <w:webHidden/>
-              </w:rPr>
               <w:fldChar w:fldCharType="separate"/>
-            </w:r>
-            <w:r>
-              <w:rPr>
-                <w:noProof/>
-                <w:webHidden/>
-              </w:rPr>
               <w:t>24</w:t>
-            </w:r>
-            <w:r>
-              <w:rPr>
-                <w:noProof/>
-                <w:webHidden/>
-              </w:rPr>
               <w:fldChar w:fldCharType="end"/>
             </w:r>
           </w:hyperlink>
@@ -2631,46 +1727,10 @@
                 <w:webHidden/>
               </w:rPr>
               <w:tab/>
-            </w:r>
-            <w:r>
-              <w:rPr>
-                <w:noProof/>
-                <w:webHidden/>
-              </w:rPr>
               <w:fldChar w:fldCharType="begin"/>
-            </w:r>
-            <w:r>
-              <w:rPr>
-                <w:noProof/>
-                <w:webHidden/>
-              </w:rPr>
               <w:instrText xml:space="preserve"> PAGEREF _Toc239283077 \h </w:instrText>
-            </w:r>
-            <w:r>
-              <w:rPr>
-                <w:noProof/>
-                <w:webHidden/>
-              </w:rPr>
-            </w:r>
-            <w:r>
-              <w:rPr>
-                <w:noProof/>
-                <w:webHidden/>
-              </w:rPr>
               <w:fldChar w:fldCharType="separate"/>
-            </w:r>
-            <w:r>
-              <w:rPr>
-                <w:noProof/>
-                <w:webHidden/>
-              </w:rPr>
               <w:t>31</w:t>
-            </w:r>
-            <w:r>
-              <w:rPr>
-                <w:noProof/>
-                <w:webHidden/>
-              </w:rPr>
               <w:fldChar w:fldCharType="end"/>
             </w:r>
           </w:hyperlink>
@@ -2706,46 +1766,10 @@
                 <w:webHidden/>
               </w:rPr>
               <w:tab/>
-            </w:r>
-            <w:r>
-              <w:rPr>
-                <w:noProof/>
-                <w:webHidden/>
-              </w:rPr>
               <w:fldChar w:fldCharType="begin"/>
-            </w:r>
-            <w:r>
-              <w:rPr>
-                <w:noProof/>
-                <w:webHidden/>
-              </w:rPr>
               <w:instrText xml:space="preserve"> PAGEREF _Toc239283078 \h </w:instrText>
-            </w:r>
-            <w:r>
-              <w:rPr>
-                <w:noProof/>
-                <w:webHidden/>
-              </w:rPr>
-            </w:r>
-            <w:r>
-              <w:rPr>
-                <w:noProof/>
-                <w:webHidden/>
-              </w:rPr>
               <w:fldChar w:fldCharType="separate"/>
-            </w:r>
-            <w:r>
-              <w:rPr>
-                <w:noProof/>
-                <w:webHidden/>
-              </w:rPr>
               <w:t>31</w:t>
-            </w:r>
-            <w:r>
-              <w:rPr>
-                <w:noProof/>
-                <w:webHidden/>
-              </w:rPr>
               <w:fldChar w:fldCharType="end"/>
             </w:r>
           </w:hyperlink>
@@ -2781,46 +1805,10 @@
                 <w:webHidden/>
               </w:rPr>
               <w:tab/>
-            </w:r>
-            <w:r>
-              <w:rPr>
-                <w:noProof/>
-                <w:webHidden/>
-              </w:rPr>
               <w:fldChar w:fldCharType="begin"/>
-            </w:r>
-            <w:r>
-              <w:rPr>
-                <w:noProof/>
-                <w:webHidden/>
-              </w:rPr>
               <w:instrText xml:space="preserve"> PAGEREF _Toc239283079 \h </w:instrText>
-            </w:r>
-            <w:r>
-              <w:rPr>
-                <w:noProof/>
-                <w:webHidden/>
-              </w:rPr>
-            </w:r>
-            <w:r>
-              <w:rPr>
-                <w:noProof/>
-                <w:webHidden/>
-              </w:rPr>
               <w:fldChar w:fldCharType="separate"/>
-            </w:r>
-            <w:r>
-              <w:rPr>
-                <w:noProof/>
-                <w:webHidden/>
-              </w:rPr>
               <w:t>32</w:t>
-            </w:r>
-            <w:r>
-              <w:rPr>
-                <w:noProof/>
-                <w:webHidden/>
-              </w:rPr>
               <w:fldChar w:fldCharType="end"/>
             </w:r>
           </w:hyperlink>
@@ -2856,46 +1844,10 @@
                 <w:webHidden/>
               </w:rPr>
               <w:tab/>
-            </w:r>
-            <w:r>
-              <w:rPr>
-                <w:noProof/>
-                <w:webHidden/>
-              </w:rPr>
               <w:fldChar w:fldCharType="begin"/>
-            </w:r>
-            <w:r>
-              <w:rPr>
-                <w:noProof/>
-                <w:webHidden/>
-              </w:rPr>
               <w:instrText xml:space="preserve"> PAGEREF _Toc239283080 \h </w:instrText>
-            </w:r>
-            <w:r>
-              <w:rPr>
-                <w:noProof/>
-                <w:webHidden/>
-              </w:rPr>
-            </w:r>
-            <w:r>
-              <w:rPr>
-                <w:noProof/>
-                <w:webHidden/>
-              </w:rPr>
               <w:fldChar w:fldCharType="separate"/>
-            </w:r>
-            <w:r>
-              <w:rPr>
-                <w:noProof/>
-                <w:webHidden/>
-              </w:rPr>
               <w:t>32</w:t>
-            </w:r>
-            <w:r>
-              <w:rPr>
-                <w:noProof/>
-                <w:webHidden/>
-              </w:rPr>
               <w:fldChar w:fldCharType="end"/>
             </w:r>
           </w:hyperlink>
@@ -2931,46 +1883,10 @@
                 <w:webHidden/>
               </w:rPr>
               <w:tab/>
-            </w:r>
-            <w:r>
-              <w:rPr>
-                <w:noProof/>
-                <w:webHidden/>
-              </w:rPr>
               <w:fldChar w:fldCharType="begin"/>
-            </w:r>
-            <w:r>
-              <w:rPr>
-                <w:noProof/>
-                <w:webHidden/>
-              </w:rPr>
               <w:instrText xml:space="preserve"> PAGEREF _Toc239283081 \h </w:instrText>
-            </w:r>
-            <w:r>
-              <w:rPr>
-                <w:noProof/>
-                <w:webHidden/>
-              </w:rPr>
-            </w:r>
-            <w:r>
-              <w:rPr>
-                <w:noProof/>
-                <w:webHidden/>
-              </w:rPr>
               <w:fldChar w:fldCharType="separate"/>
-            </w:r>
-            <w:r>
-              <w:rPr>
-                <w:noProof/>
-                <w:webHidden/>
-              </w:rPr>
               <w:t>33</w:t>
-            </w:r>
-            <w:r>
-              <w:rPr>
-                <w:noProof/>
-                <w:webHidden/>
-              </w:rPr>
               <w:fldChar w:fldCharType="end"/>
             </w:r>
           </w:hyperlink>
@@ -3006,46 +1922,10 @@
                 <w:webHidden/>
               </w:rPr>
               <w:tab/>
-            </w:r>
-            <w:r>
-              <w:rPr>
-                <w:noProof/>
-                <w:webHidden/>
-              </w:rPr>
               <w:fldChar w:fldCharType="begin"/>
-            </w:r>
-            <w:r>
-              <w:rPr>
-                <w:noProof/>
-                <w:webHidden/>
-              </w:rPr>
               <w:instrText xml:space="preserve"> PAGEREF _Toc239283082 \h </w:instrText>
-            </w:r>
-            <w:r>
-              <w:rPr>
-                <w:noProof/>
-                <w:webHidden/>
-              </w:rPr>
-            </w:r>
-            <w:r>
-              <w:rPr>
-                <w:noProof/>
-                <w:webHidden/>
-              </w:rPr>
               <w:fldChar w:fldCharType="separate"/>
-            </w:r>
-            <w:r>
-              <w:rPr>
-                <w:noProof/>
-                <w:webHidden/>
-              </w:rPr>
               <w:t>33</w:t>
-            </w:r>
-            <w:r>
-              <w:rPr>
-                <w:noProof/>
-                <w:webHidden/>
-              </w:rPr>
               <w:fldChar w:fldCharType="end"/>
             </w:r>
           </w:hyperlink>
@@ -3081,46 +1961,10 @@
                 <w:webHidden/>
               </w:rPr>
               <w:tab/>
-            </w:r>
-            <w:r>
-              <w:rPr>
-                <w:noProof/>
-                <w:webHidden/>
-              </w:rPr>
               <w:fldChar w:fldCharType="begin"/>
-            </w:r>
-            <w:r>
-              <w:rPr>
-                <w:noProof/>
-                <w:webHidden/>
-              </w:rPr>
               <w:instrText xml:space="preserve"> PAGEREF _Toc239283083 \h </w:instrText>
-            </w:r>
-            <w:r>
-              <w:rPr>
-                <w:noProof/>
-                <w:webHidden/>
-              </w:rPr>
-            </w:r>
-            <w:r>
-              <w:rPr>
-                <w:noProof/>
-                <w:webHidden/>
-              </w:rPr>
               <w:fldChar w:fldCharType="separate"/>
-            </w:r>
-            <w:r>
-              <w:rPr>
-                <w:noProof/>
-                <w:webHidden/>
-              </w:rPr>
               <w:t>34</w:t>
-            </w:r>
-            <w:r>
-              <w:rPr>
-                <w:noProof/>
-                <w:webHidden/>
-              </w:rPr>
               <w:fldChar w:fldCharType="end"/>
             </w:r>
           </w:hyperlink>
@@ -3156,46 +2000,10 @@
                 <w:webHidden/>
               </w:rPr>
               <w:tab/>
-            </w:r>
-            <w:r>
-              <w:rPr>
-                <w:noProof/>
-                <w:webHidden/>
-              </w:rPr>
               <w:fldChar w:fldCharType="begin"/>
-            </w:r>
-            <w:r>
-              <w:rPr>
-                <w:noProof/>
-                <w:webHidden/>
-              </w:rPr>
               <w:instrText xml:space="preserve"> PAGEREF _Toc239283084 \h </w:instrText>
-            </w:r>
-            <w:r>
-              <w:rPr>
-                <w:noProof/>
-                <w:webHidden/>
-              </w:rPr>
-            </w:r>
-            <w:r>
-              <w:rPr>
-                <w:noProof/>
-                <w:webHidden/>
-              </w:rPr>
               <w:fldChar w:fldCharType="separate"/>
-            </w:r>
-            <w:r>
-              <w:rPr>
-                <w:noProof/>
-                <w:webHidden/>
-              </w:rPr>
               <w:t>34</w:t>
-            </w:r>
-            <w:r>
-              <w:rPr>
-                <w:noProof/>
-                <w:webHidden/>
-              </w:rPr>
               <w:fldChar w:fldCharType="end"/>
             </w:r>
           </w:hyperlink>
@@ -3241,46 +2049,10 @@
                 <w:webHidden/>
               </w:rPr>
               <w:tab/>
-            </w:r>
-            <w:r>
-              <w:rPr>
-                <w:noProof/>
-                <w:webHidden/>
-              </w:rPr>
               <w:fldChar w:fldCharType="begin"/>
-            </w:r>
-            <w:r>
-              <w:rPr>
-                <w:noProof/>
-                <w:webHidden/>
-              </w:rPr>
               <w:instrText xml:space="preserve"> PAGEREF _Toc239283085 \h </w:instrText>
-            </w:r>
-            <w:r>
-              <w:rPr>
-                <w:noProof/>
-                <w:webHidden/>
-              </w:rPr>
-            </w:r>
-            <w:r>
-              <w:rPr>
-                <w:noProof/>
-                <w:webHidden/>
-              </w:rPr>
               <w:fldChar w:fldCharType="separate"/>
-            </w:r>
-            <w:r>
-              <w:rPr>
-                <w:noProof/>
-                <w:webHidden/>
-              </w:rPr>
               <w:t>34</w:t>
-            </w:r>
-            <w:r>
-              <w:rPr>
-                <w:noProof/>
-                <w:webHidden/>
-              </w:rPr>
               <w:fldChar w:fldCharType="end"/>
             </w:r>
           </w:hyperlink>
@@ -3316,46 +2088,10 @@
                 <w:webHidden/>
               </w:rPr>
               <w:tab/>
-            </w:r>
-            <w:r>
-              <w:rPr>
-                <w:noProof/>
-                <w:webHidden/>
-              </w:rPr>
               <w:fldChar w:fldCharType="begin"/>
-            </w:r>
-            <w:r>
-              <w:rPr>
-                <w:noProof/>
-                <w:webHidden/>
-              </w:rPr>
               <w:instrText xml:space="preserve"> PAGEREF _Toc239283086 \h </w:instrText>
-            </w:r>
-            <w:r>
-              <w:rPr>
-                <w:noProof/>
-                <w:webHidden/>
-              </w:rPr>
-            </w:r>
-            <w:r>
-              <w:rPr>
-                <w:noProof/>
-                <w:webHidden/>
-              </w:rPr>
               <w:fldChar w:fldCharType="separate"/>
-            </w:r>
-            <w:r>
-              <w:rPr>
-                <w:noProof/>
-                <w:webHidden/>
-              </w:rPr>
               <w:t>34</w:t>
-            </w:r>
-            <w:r>
-              <w:rPr>
-                <w:noProof/>
-                <w:webHidden/>
-              </w:rPr>
               <w:fldChar w:fldCharType="end"/>
             </w:r>
           </w:hyperlink>
@@ -3391,46 +2127,10 @@
                 <w:webHidden/>
               </w:rPr>
               <w:tab/>
-            </w:r>
-            <w:r>
-              <w:rPr>
-                <w:noProof/>
-                <w:webHidden/>
-              </w:rPr>
               <w:fldChar w:fldCharType="begin"/>
-            </w:r>
-            <w:r>
-              <w:rPr>
-                <w:noProof/>
-                <w:webHidden/>
-              </w:rPr>
               <w:instrText xml:space="preserve"> PAGEREF _Toc239283087 \h </w:instrText>
-            </w:r>
-            <w:r>
-              <w:rPr>
-                <w:noProof/>
-                <w:webHidden/>
-              </w:rPr>
-            </w:r>
-            <w:r>
-              <w:rPr>
-                <w:noProof/>
-                <w:webHidden/>
-              </w:rPr>
               <w:fldChar w:fldCharType="separate"/>
-            </w:r>
-            <w:r>
-              <w:rPr>
-                <w:noProof/>
-                <w:webHidden/>
-              </w:rPr>
               <w:t>36</w:t>
-            </w:r>
-            <w:r>
-              <w:rPr>
-                <w:noProof/>
-                <w:webHidden/>
-              </w:rPr>
               <w:fldChar w:fldCharType="end"/>
             </w:r>
           </w:hyperlink>
@@ -4296,26 +2996,8 @@
           <w:bCs/>
         </w:rPr>
         <w:t xml:space="preserve">Figura </w:t>
-      </w:r>
-      <w:r>
-        <w:rPr>
-          <w:b/>
-          <w:bCs/>
-        </w:rPr>
         <w:fldChar w:fldCharType="begin"/>
-      </w:r>
-      <w:r>
-        <w:rPr>
-          <w:b/>
-          <w:bCs/>
-        </w:rPr>
         <w:instrText xml:space="preserve"> SEQ Figura \* ARABIC </w:instrText>
-      </w:r>
-      <w:r>
-        <w:rPr>
-          <w:b/>
-          <w:bCs/>
-        </w:rPr>
         <w:fldChar w:fldCharType="separate"/>
       </w:r>
       <w:r>
@@ -4332,12 +3014,6 @@
           <w:bCs/>
         </w:rPr>
         <w:fldChar w:fldCharType="end"/>
-      </w:r>
-      <w:r>
-        <w:rPr>
-          <w:b/>
-          <w:bCs/>
-        </w:rPr>
         <w:t>.</w:t>
       </w:r>
       <w:r>
@@ -5595,14 +4271,8 @@
       </w:pPr>
       <w:r>
         <w:t>A continuación, se presentan las fichas de los casos de uso oficiales del sistema:</w:t>
-      </w:r>
-      <w:r>
         <w:br/>
-      </w:r>
-      <w:r>
         <w:br/>
-      </w:r>
-      <w:r>
         <w:lastRenderedPageBreak/>
         <w:br/>
       </w:r>
@@ -9654,8 +8324,6 @@
       <w:r>
         <w:lastRenderedPageBreak/>
         <w:tab/>
-      </w:r>
-      <w:r>
         <w:tab/>
       </w:r>
       <w:bookmarkStart w:id="14" w:name="_Toc239283066"/>
@@ -10549,12 +9217,6 @@
                 <w:szCs w:val="18"/>
               </w:rPr>
               <w:t>HURF01</w:t>
-            </w:r>
-            <w:r>
-              <w:rPr>
-                <w:sz w:val="18"/>
-                <w:szCs w:val="18"/>
-              </w:rPr>
               <w:tab/>
             </w:r>
             <w:r>
@@ -10625,12 +9287,6 @@
                 <w:szCs w:val="18"/>
               </w:rPr>
               <w:t>Alta</w:t>
-            </w:r>
-            <w:r>
-              <w:rPr>
-                <w:sz w:val="18"/>
-                <w:szCs w:val="18"/>
-              </w:rPr>
               <w:tab/>
             </w:r>
             <w:r>
@@ -10864,12 +9520,6 @@
                 <w:szCs w:val="18"/>
               </w:rPr>
               <w:t>HURF02</w:t>
-            </w:r>
-            <w:r>
-              <w:rPr>
-                <w:sz w:val="18"/>
-                <w:szCs w:val="18"/>
-              </w:rPr>
               <w:tab/>
             </w:r>
             <w:r>
@@ -10940,12 +9590,6 @@
                 <w:szCs w:val="18"/>
               </w:rPr>
               <w:t>Alta</w:t>
-            </w:r>
-            <w:r>
-              <w:rPr>
-                <w:sz w:val="18"/>
-                <w:szCs w:val="18"/>
-              </w:rPr>
               <w:tab/>
             </w:r>
             <w:r>
@@ -11155,12 +9799,6 @@
                 <w:szCs w:val="18"/>
               </w:rPr>
               <w:t>HURF03</w:t>
-            </w:r>
-            <w:r>
-              <w:rPr>
-                <w:sz w:val="18"/>
-                <w:szCs w:val="18"/>
-              </w:rPr>
               <w:tab/>
             </w:r>
             <w:r>
@@ -11231,12 +9869,6 @@
                 <w:szCs w:val="18"/>
               </w:rPr>
               <w:t>Alta</w:t>
-            </w:r>
-            <w:r>
-              <w:rPr>
-                <w:sz w:val="18"/>
-                <w:szCs w:val="18"/>
-              </w:rPr>
               <w:tab/>
             </w:r>
             <w:r>
@@ -11413,13 +10045,6 @@
           <w:lang w:val="es-ES"/>
         </w:rPr>
         <w:br/>
-      </w:r>
-      <w:r>
-        <w:rPr>
-          <w:sz w:val="18"/>
-          <w:szCs w:val="18"/>
-          <w:lang w:val="es-ES"/>
-        </w:rPr>
         <w:br/>
       </w:r>
     </w:p>
@@ -11463,12 +10088,6 @@
                 <w:szCs w:val="18"/>
               </w:rPr>
               <w:t>HURF04</w:t>
-            </w:r>
-            <w:r>
-              <w:rPr>
-                <w:sz w:val="18"/>
-                <w:szCs w:val="18"/>
-              </w:rPr>
               <w:tab/>
             </w:r>
             <w:r>
@@ -11539,12 +10158,6 @@
                 <w:szCs w:val="18"/>
               </w:rPr>
               <w:t>Alta</w:t>
-            </w:r>
-            <w:r>
-              <w:rPr>
-                <w:sz w:val="18"/>
-                <w:szCs w:val="18"/>
-              </w:rPr>
               <w:tab/>
             </w:r>
             <w:r>
@@ -11749,12 +10362,6 @@
                 <w:szCs w:val="18"/>
               </w:rPr>
               <w:t>HURF05</w:t>
-            </w:r>
-            <w:r>
-              <w:rPr>
-                <w:sz w:val="18"/>
-                <w:szCs w:val="18"/>
-              </w:rPr>
               <w:tab/>
             </w:r>
             <w:r>
@@ -11825,12 +10432,6 @@
                 <w:szCs w:val="18"/>
               </w:rPr>
               <w:t>Alta</w:t>
-            </w:r>
-            <w:r>
-              <w:rPr>
-                <w:sz w:val="18"/>
-                <w:szCs w:val="18"/>
-              </w:rPr>
               <w:tab/>
             </w:r>
             <w:r>
@@ -12036,12 +10637,6 @@
                 <w:szCs w:val="18"/>
               </w:rPr>
               <w:t>HURF06</w:t>
-            </w:r>
-            <w:r>
-              <w:rPr>
-                <w:sz w:val="18"/>
-                <w:szCs w:val="18"/>
-              </w:rPr>
               <w:tab/>
             </w:r>
             <w:r>
@@ -12105,12 +10700,6 @@
                 <w:szCs w:val="18"/>
               </w:rPr>
               <w:t>Media</w:t>
-            </w:r>
-            <w:r>
-              <w:rPr>
-                <w:sz w:val="18"/>
-                <w:szCs w:val="18"/>
-              </w:rPr>
               <w:tab/>
             </w:r>
             <w:r>
@@ -12315,12 +10904,6 @@
                 <w:szCs w:val="18"/>
               </w:rPr>
               <w:t>HURF07</w:t>
-            </w:r>
-            <w:r>
-              <w:rPr>
-                <w:sz w:val="18"/>
-                <w:szCs w:val="18"/>
-              </w:rPr>
               <w:tab/>
             </w:r>
             <w:r>
@@ -12391,12 +10974,6 @@
                 <w:szCs w:val="18"/>
               </w:rPr>
               <w:t>Media</w:t>
-            </w:r>
-            <w:r>
-              <w:rPr>
-                <w:sz w:val="18"/>
-                <w:szCs w:val="18"/>
-              </w:rPr>
               <w:tab/>
             </w:r>
             <w:r>
@@ -12603,12 +11180,6 @@
                 <w:szCs w:val="18"/>
               </w:rPr>
               <w:t>HURF08</w:t>
-            </w:r>
-            <w:r>
-              <w:rPr>
-                <w:sz w:val="18"/>
-                <w:szCs w:val="18"/>
-              </w:rPr>
               <w:tab/>
             </w:r>
             <w:r>
@@ -12680,12 +11251,6 @@
                 <w:szCs w:val="18"/>
               </w:rPr>
               <w:t xml:space="preserve"> Media</w:t>
-            </w:r>
-            <w:r>
-              <w:rPr>
-                <w:sz w:val="18"/>
-                <w:szCs w:val="18"/>
-              </w:rPr>
               <w:tab/>
               <w:t xml:space="preserve">                                                            </w:t>
             </w:r>
@@ -12895,12 +11460,6 @@
                 <w:szCs w:val="18"/>
               </w:rPr>
               <w:t>HURF09</w:t>
-            </w:r>
-            <w:r>
-              <w:rPr>
-                <w:sz w:val="18"/>
-                <w:szCs w:val="18"/>
-              </w:rPr>
               <w:tab/>
             </w:r>
             <w:r>
@@ -12972,12 +11531,6 @@
                 <w:szCs w:val="18"/>
               </w:rPr>
               <w:t xml:space="preserve"> Media</w:t>
-            </w:r>
-            <w:r>
-              <w:rPr>
-                <w:sz w:val="18"/>
-                <w:szCs w:val="18"/>
-              </w:rPr>
               <w:tab/>
               <w:t xml:space="preserve">                                                            </w:t>
             </w:r>
@@ -15215,23 +13768,7 @@
                 <w:sz w:val="18"/>
                 <w:szCs w:val="18"/>
               </w:rPr>
-              <w:t xml:space="preserve">Consumo de </w:t>
-            </w:r>
-            <w:proofErr w:type="spellStart"/>
-            <w:r>
-              <w:rPr>
-                <w:sz w:val="18"/>
-                <w:szCs w:val="18"/>
-              </w:rPr>
-              <w:t>APIs</w:t>
-            </w:r>
-            <w:proofErr w:type="spellEnd"/>
-            <w:r>
-              <w:rPr>
-                <w:sz w:val="18"/>
-                <w:szCs w:val="18"/>
-              </w:rPr>
-              <w:t xml:space="preserve"> externas</w:t>
+              <w:t xml:space="preserve">Consumo de APIs externas</w:t>
             </w:r>
           </w:p>
         </w:tc>
@@ -15502,8 +14039,6 @@
       </w:r>
       <w:r>
         <w:t xml:space="preserve"> Servicios de dominio — PreferenciaService (buscador de zonas por filtros acumulativos), ZonaTuristicaService, AforoService (validación y control de cupos diarios por número de personas), RutaPeatonalService (motor de cálculo de la ruta peatonal de ida y vuelta), TarifaService (categoría tarifaria que corresponde a cada edad), </w:t>
-      </w:r>
-      <w:r>
         <w:lastRenderedPageBreak/>
         <w:t>InformeService (generación del informe consolidado) y SchedulerService (orquestación de las tareas periódicas).</w:t>
       </w:r>
@@ -15680,7 +14215,7 @@
         <w:t>fallback</w:t>
       </w:r>
       <w:r>
-        <w:t>) que dibuja automáticamente el trazo en línea recta (Haversine), garantizando que el mapa nunca quede vacío.</w:t>
+        <w:t>) que dibuja automáticamente el trazo en línea recta (Haversine), garantizando que el mapa nunca quede vacío. El mismo mapa es multimodal: al elegir un servicio en el selector de trenes, dibuja el tramo ferroviario desde la estación de abordaje hasta la de partida siguiendo el trazado real de las vías de PeruRail, que se conserva como un GeoJSON estático extraído de OpenStreetMap (script scripts/descargar_red_ferroviaria.py) y se recorre con el algoritmo de Dijkstra en el navegador; si la red no está disponible o una estación queda lejos de la vía, se traza una recta rotulada como esquemática.</w:t>
       </w:r>
     </w:p>
     <w:p>
@@ -15700,8 +14235,6 @@
       </w:r>
       <w:r>
         <w:t xml:space="preserve"> En el backend, RutaPeatonalService calcula la distancia base entre la estación y la zona turística mediante la fórmula de Haversine, multiplicada por dos para el circuito cerrado de ida y vuelta. A partir de este cálculo se determina el tiempo estimado y el nivel de dificultad según la tabla paramétrica dificultad (RNF-06). Mantener este cálculo en el </w:t>
-      </w:r>
-      <w:r>
         <w:lastRenderedPageBreak/>
         <w:t>servidor asegura tiempos de respuesta menores a 2 segundos (RNF-01) sin sobrecargar la aplicación con dependencias externas para la lógica interna.</w:t>
       </w:r>
@@ -15923,8 +14456,6 @@
       </w:pPr>
       <w:r>
         <w:t xml:space="preserve">Esta topología permite cumplir con el RNF-03 (Disponibilidad y Sincronización), dado que las tareas programadas de actualización con PeruRail y SENAMHI se ejecutan de </w:t>
-      </w:r>
-      <w:r>
         <w:lastRenderedPageBreak/>
         <w:t>forma autónoma dentro del contenedor de aplicación, y con el RNF-01 (Rendimiento), al mantener la base de datos en un contenedor dedicado con acceso optimizado para consultas menores a 2 segundos.</w:t>
       </w:r>
@@ -17406,8 +15937,6 @@
       </w:r>
       <w:r>
         <w:t xml:space="preserve">CliProbabilidadLluvia BETWEEN 0 AND 100; RutEsIdaVuelta = TRUE (regla de negocio del caso, validada también a nivel de </w:t>
-      </w:r>
-      <w:r>
         <w:lastRenderedPageBreak/>
         <w:t>aplicación); CatFactorPrecio BETWEEN 0 AND 1; IviCantidad &gt; 0. El antiguo CHECK sobre RutDificultad desaparece: el nivel de dificultad dejó de ser texto y pasó a ser la llave foránea RutIdDificultad hacia la tabla paramétrica dificultad.</w:t>
       </w:r>
@@ -18125,26 +16654,8 @@
           <w:bCs/>
         </w:rPr>
         <w:tab/>
-      </w:r>
-      <w:r>
-        <w:rPr>
-          <w:b/>
-          <w:bCs/>
-        </w:rPr>
         <w:br/>
-      </w:r>
-      <w:r>
-        <w:rPr>
-          <w:b/>
-          <w:bCs/>
-        </w:rPr>
         <w:br/>
-      </w:r>
-      <w:r>
-        <w:rPr>
-          <w:b/>
-          <w:bCs/>
-        </w:rPr>
         <w:br/>
         <w:t>usuario</w:t>
       </w:r>
@@ -24305,7 +22816,7 @@
                 <w:sz w:val="17"/>
                 <w:szCs w:val="17"/>
               </w:rPr>
-              <w:t>Tiempo de tránsito estimado, en minutos.</w:t>
+              <w:t>Tiempo de tránsito en minutos. Se deriva de la diferencia entre la hora de llegada y la de salida (sumando 24 h cuando el servicio cruza la medianoche); el formulario lo muestra autocalculado y el servidor lo recalcula si llega vacío.</w:t>
             </w:r>
           </w:p>
         </w:tc>
@@ -26872,19 +25383,7 @@
           <w:bCs/>
         </w:rPr>
         <w:tab/>
-      </w:r>
-      <w:r>
-        <w:rPr>
-          <w:b/>
-          <w:bCs/>
-        </w:rPr>
         <w:br/>
-      </w:r>
-      <w:r>
-        <w:rPr>
-          <w:b/>
-          <w:bCs/>
-        </w:rPr>
         <w:br/>
         <w:t>ruta_peatonal</w:t>
       </w:r>
@@ -35833,8 +34332,6 @@
       </w:pPr>
       <w:r>
         <w:tab/>
-      </w:r>
-      <w:r>
         <w:tab/>
       </w:r>
       <w:bookmarkStart w:id="34" w:name="_Toc239283086"/>
@@ -35891,76 +34388,16 @@
           <w:bCs/>
         </w:rPr>
         <w:br/>
-      </w:r>
-      <w:r>
-        <w:rPr>
-          <w:b/>
-          <w:bCs/>
-        </w:rPr>
         <w:br/>
-      </w:r>
-      <w:r>
-        <w:rPr>
-          <w:b/>
-          <w:bCs/>
-        </w:rPr>
         <w:br/>
-      </w:r>
-      <w:r>
-        <w:rPr>
-          <w:b/>
-          <w:bCs/>
-        </w:rPr>
         <w:br/>
-      </w:r>
-      <w:r>
-        <w:rPr>
-          <w:b/>
-          <w:bCs/>
-        </w:rPr>
         <w:br/>
-      </w:r>
-      <w:r>
-        <w:rPr>
-          <w:b/>
-          <w:bCs/>
-        </w:rPr>
         <w:br/>
-      </w:r>
-      <w:r>
-        <w:rPr>
-          <w:b/>
-          <w:bCs/>
-        </w:rPr>
         <w:br/>
-      </w:r>
-      <w:r>
-        <w:rPr>
-          <w:b/>
-          <w:bCs/>
-        </w:rPr>
         <w:lastRenderedPageBreak/>
         <w:br/>
-      </w:r>
-      <w:r>
-        <w:rPr>
-          <w:b/>
-          <w:bCs/>
-        </w:rPr>
         <w:br/>
-      </w:r>
-      <w:r>
-        <w:rPr>
-          <w:b/>
-          <w:bCs/>
-        </w:rPr>
         <w:br/>
-      </w:r>
-      <w:r>
-        <w:rPr>
-          <w:b/>
-          <w:bCs/>
-        </w:rPr>
         <w:br/>
         <w:t>Matriz de casos de prueba de caja blanca</w:t>
       </w:r>
@@ -37842,6 +36279,530 @@
                 <w:szCs w:val="17"/>
               </w:rPr>
               <w:t>Exitoso</w:t>
+            </w:r>
+          </w:p>
+        </w:tc>
+      </w:tr>
+      <w:tr>
+        <w:trPr>
+          <w:cantSplit/>
+        </w:trPr>
+        <w:tc>
+          <w:tcPr>
+            <w:tcW w:w="184" w:type="pct"/>
+            <w:tcMar>
+              <w:top w:w="60" w:type="dxa"/>
+              <w:left w:w="80" w:type="dxa"/>
+              <w:bottom w:w="60" w:type="dxa"/>
+              <w:right w:w="80" w:type="dxa"/>
+            </w:tcMar>
+            <w:vAlign w:val="center"/>
+          </w:tcPr>
+          <w:p>
+            <w:r>
+              <w:rPr>
+                <w:sz w:val="17"/>
+                <w:szCs w:val="17"/>
+              </w:rPr>
+              <w:t xml:space="preserve">CB-14</w:t>
+            </w:r>
+          </w:p>
+        </w:tc>
+        <w:tc>
+          <w:tcPr>
+            <w:tcW w:w="1111" w:type="pct"/>
+            <w:tcMar>
+              <w:top w:w="60" w:type="dxa"/>
+              <w:left w:w="80" w:type="dxa"/>
+              <w:bottom w:w="60" w:type="dxa"/>
+              <w:right w:w="80" w:type="dxa"/>
+            </w:tcMar>
+            <w:vAlign w:val="center"/>
+          </w:tcPr>
+          <w:p>
+            <w:r>
+              <w:rPr>
+                <w:sz w:val="17"/>
+                <w:szCs w:val="17"/>
+              </w:rPr>
+              <w:t xml:space="preserve">completarTiempoTransito()</w:t>
+            </w:r>
+          </w:p>
+        </w:tc>
+        <w:tc>
+          <w:tcPr>
+            <w:tcW w:w="817" w:type="pct"/>
+            <w:tcMar>
+              <w:top w:w="60" w:type="dxa"/>
+              <w:left w:w="80" w:type="dxa"/>
+              <w:bottom w:w="60" w:type="dxa"/>
+              <w:right w:w="80" w:type="dxa"/>
+            </w:tcMar>
+            <w:vAlign w:val="center"/>
+          </w:tcPr>
+          <w:p>
+            <w:r>
+              <w:rPr>
+                <w:sz w:val="17"/>
+                <w:szCs w:val="17"/>
+              </w:rPr>
+              <w:t xml:space="preserve">Ruta A (Cumple condición): el tránsito llega vacío y la hora de llegada es anterior a la de salida porque el servicio cruza la medianoche; el sistema deriva el tránsito sumando 24 horas en vez de rechazarlo.</w:t>
+            </w:r>
+          </w:p>
+        </w:tc>
+        <w:tc>
+          <w:tcPr>
+            <w:tcW w:w="1317" w:type="pct"/>
+            <w:tcMar>
+              <w:top w:w="60" w:type="dxa"/>
+              <w:left w:w="80" w:type="dxa"/>
+              <w:bottom w:w="60" w:type="dxa"/>
+              <w:right w:w="80" w:type="dxa"/>
+            </w:tcMar>
+            <w:vAlign w:val="center"/>
+          </w:tcPr>
+          <w:p>
+            <w:r>
+              <w:rPr>
+                <w:sz w:val="17"/>
+                <w:szCs w:val="17"/>
+              </w:rPr>
+              <w:t xml:space="preserve">SerHorarioSalida=21:00; SerHorarioLlegada=08:00; SerTiempoTransitoMin=null (servicio Puno – Arequipa)</w:t>
+            </w:r>
+          </w:p>
+        </w:tc>
+        <w:tc>
+          <w:tcPr>
+            <w:tcW w:w="1264" w:type="pct"/>
+            <w:tcMar>
+              <w:top w:w="60" w:type="dxa"/>
+              <w:left w:w="80" w:type="dxa"/>
+              <w:bottom w:w="60" w:type="dxa"/>
+              <w:right w:w="80" w:type="dxa"/>
+            </w:tcMar>
+            <w:vAlign w:val="center"/>
+          </w:tcPr>
+          <w:p>
+            <w:r>
+              <w:rPr>
+                <w:sz w:val="17"/>
+                <w:szCs w:val="17"/>
+              </w:rPr>
+              <w:t xml:space="preserve">return ServicioTren{SerTiempoTransitoMin=660} (se persiste con 660 minutos, no con -780).</w:t>
+            </w:r>
+          </w:p>
+        </w:tc>
+        <w:tc>
+          <w:tcPr>
+            <w:tcW w:w="307" w:type="pct"/>
+            <w:tcMar>
+              <w:top w:w="60" w:type="dxa"/>
+              <w:left w:w="80" w:type="dxa"/>
+              <w:bottom w:w="60" w:type="dxa"/>
+              <w:right w:w="80" w:type="dxa"/>
+            </w:tcMar>
+            <w:vAlign w:val="center"/>
+          </w:tcPr>
+          <w:p>
+            <w:r>
+              <w:rPr>
+                <w:sz w:val="17"/>
+                <w:szCs w:val="17"/>
+              </w:rPr>
+              <w:t xml:space="preserve">Exitoso</w:t>
+            </w:r>
+          </w:p>
+        </w:tc>
+      </w:tr>
+      <w:tr>
+        <w:trPr>
+          <w:cantSplit/>
+        </w:trPr>
+        <w:tc>
+          <w:tcPr>
+            <w:tcW w:w="184" w:type="pct"/>
+            <w:tcMar>
+              <w:top w:w="60" w:type="dxa"/>
+              <w:left w:w="80" w:type="dxa"/>
+              <w:bottom w:w="60" w:type="dxa"/>
+              <w:right w:w="80" w:type="dxa"/>
+            </w:tcMar>
+            <w:vAlign w:val="center"/>
+          </w:tcPr>
+          <w:p>
+            <w:r>
+              <w:rPr>
+                <w:sz w:val="17"/>
+                <w:szCs w:val="17"/>
+              </w:rPr>
+              <w:t xml:space="preserve">CB-15</w:t>
+            </w:r>
+          </w:p>
+        </w:tc>
+        <w:tc>
+          <w:tcPr>
+            <w:tcW w:w="1111" w:type="pct"/>
+            <w:tcMar>
+              <w:top w:w="60" w:type="dxa"/>
+              <w:left w:w="80" w:type="dxa"/>
+              <w:bottom w:w="60" w:type="dxa"/>
+              <w:right w:w="80" w:type="dxa"/>
+            </w:tcMar>
+            <w:vAlign w:val="center"/>
+          </w:tcPr>
+          <w:p>
+            <w:r>
+              <w:rPr>
+                <w:sz w:val="17"/>
+                <w:szCs w:val="17"/>
+              </w:rPr>
+              <w:t xml:space="preserve">guardar()</w:t>
+            </w:r>
+          </w:p>
+        </w:tc>
+        <w:tc>
+          <w:tcPr>
+            <w:tcW w:w="817" w:type="pct"/>
+            <w:tcMar>
+              <w:top w:w="60" w:type="dxa"/>
+              <w:left w:w="80" w:type="dxa"/>
+              <w:bottom w:w="60" w:type="dxa"/>
+              <w:right w:w="80" w:type="dxa"/>
+            </w:tcMar>
+            <w:vAlign w:val="center"/>
+          </w:tcPr>
+          <w:p>
+            <w:r>
+              <w:rPr>
+                <w:sz w:val="17"/>
+                <w:szCs w:val="17"/>
+              </w:rPr>
+              <w:t xml:space="preserve">Ruta B (Falso): las horas de salida y de llegada son iguales; el sistema no deriva un tránsito de 24 horas y rechaza el servicio antes de persistirlo.</w:t>
+            </w:r>
+          </w:p>
+        </w:tc>
+        <w:tc>
+          <w:tcPr>
+            <w:tcW w:w="1317" w:type="pct"/>
+            <w:tcMar>
+              <w:top w:w="60" w:type="dxa"/>
+              <w:left w:w="80" w:type="dxa"/>
+              <w:bottom w:w="60" w:type="dxa"/>
+              <w:right w:w="80" w:type="dxa"/>
+            </w:tcMar>
+            <w:vAlign w:val="center"/>
+          </w:tcPr>
+          <w:p>
+            <w:r>
+              <w:rPr>
+                <w:sz w:val="17"/>
+                <w:szCs w:val="17"/>
+              </w:rPr>
+              <w:t xml:space="preserve">SerHorarioSalida=08:30; SerHorarioLlegada=08:30; SerTarifa=95.00</w:t>
+            </w:r>
+          </w:p>
+        </w:tc>
+        <w:tc>
+          <w:tcPr>
+            <w:tcW w:w="1264" w:type="pct"/>
+            <w:tcMar>
+              <w:top w:w="60" w:type="dxa"/>
+              <w:left w:w="80" w:type="dxa"/>
+              <w:bottom w:w="60" w:type="dxa"/>
+              <w:right w:w="80" w:type="dxa"/>
+            </w:tcMar>
+            <w:vAlign w:val="center"/>
+          </w:tcPr>
+          <w:p>
+            <w:r>
+              <w:rPr>
+                <w:sz w:val="17"/>
+                <w:szCs w:val="17"/>
+              </w:rPr>
+              <w:t xml:space="preserve">throw ServicioTrenInvalidoException("La hora de llegada debe ser distinta de la hora de salida") (no se persiste ni se audita).</w:t>
+            </w:r>
+          </w:p>
+        </w:tc>
+        <w:tc>
+          <w:tcPr>
+            <w:tcW w:w="307" w:type="pct"/>
+            <w:tcMar>
+              <w:top w:w="60" w:type="dxa"/>
+              <w:left w:w="80" w:type="dxa"/>
+              <w:bottom w:w="60" w:type="dxa"/>
+              <w:right w:w="80" w:type="dxa"/>
+            </w:tcMar>
+            <w:vAlign w:val="center"/>
+          </w:tcPr>
+          <w:p>
+            <w:r>
+              <w:rPr>
+                <w:sz w:val="17"/>
+                <w:szCs w:val="17"/>
+              </w:rPr>
+              <w:t xml:space="preserve">Exitoso</w:t>
+            </w:r>
+          </w:p>
+        </w:tc>
+      </w:tr>
+      <w:tr>
+        <w:trPr>
+          <w:cantSplit/>
+        </w:trPr>
+        <w:tc>
+          <w:tcPr>
+            <w:tcW w:w="184" w:type="pct"/>
+            <w:tcMar>
+              <w:top w:w="60" w:type="dxa"/>
+              <w:left w:w="80" w:type="dxa"/>
+              <w:bottom w:w="60" w:type="dxa"/>
+              <w:right w:w="80" w:type="dxa"/>
+            </w:tcMar>
+            <w:vAlign w:val="center"/>
+          </w:tcPr>
+          <w:p>
+            <w:r>
+              <w:rPr>
+                <w:sz w:val="17"/>
+                <w:szCs w:val="17"/>
+              </w:rPr>
+              <w:t xml:space="preserve">CB-16</w:t>
+            </w:r>
+          </w:p>
+        </w:tc>
+        <w:tc>
+          <w:tcPr>
+            <w:tcW w:w="1111" w:type="pct"/>
+            <w:tcMar>
+              <w:top w:w="60" w:type="dxa"/>
+              <w:left w:w="80" w:type="dxa"/>
+              <w:bottom w:w="60" w:type="dxa"/>
+              <w:right w:w="80" w:type="dxa"/>
+            </w:tcMar>
+            <w:vAlign w:val="center"/>
+          </w:tcPr>
+          <w:p>
+            <w:r>
+              <w:rPr>
+                <w:sz w:val="17"/>
+                <w:szCs w:val="17"/>
+              </w:rPr>
+              <w:t xml:space="preserve">registrarTurista()</w:t>
+            </w:r>
+          </w:p>
+        </w:tc>
+        <w:tc>
+          <w:tcPr>
+            <w:tcW w:w="817" w:type="pct"/>
+            <w:tcMar>
+              <w:top w:w="60" w:type="dxa"/>
+              <w:left w:w="80" w:type="dxa"/>
+              <w:bottom w:w="60" w:type="dxa"/>
+              <w:right w:w="80" w:type="dxa"/>
+            </w:tcMar>
+            <w:vAlign w:val="center"/>
+          </w:tcPr>
+          <w:p>
+            <w:r>
+              <w:rPr>
+                <w:sz w:val="17"/>
+                <w:szCs w:val="17"/>
+              </w:rPr>
+              <w:t xml:space="preserve">Ruta A (Cumple condición): datos válidos de auto-registro; el sistema cifra la contraseña con BCrypt, fija el rol TURISTA_PUBLICO sin tomarlo de la petición, normaliza el correo a minúsculas y deja traza en auditoría a nombre de SISTEMA.</w:t>
+            </w:r>
+          </w:p>
+        </w:tc>
+        <w:tc>
+          <w:tcPr>
+            <w:tcW w:w="1317" w:type="pct"/>
+            <w:tcMar>
+              <w:top w:w="60" w:type="dxa"/>
+              <w:left w:w="80" w:type="dxa"/>
+              <w:bottom w:w="60" w:type="dxa"/>
+              <w:right w:w="80" w:type="dxa"/>
+            </w:tcMar>
+            <w:vAlign w:val="center"/>
+          </w:tcPr>
+          <w:p>
+            <w:r>
+              <w:rPr>
+                <w:sz w:val="17"/>
+                <w:szCs w:val="17"/>
+              </w:rPr>
+              <w:t xml:space="preserve">nombreUsuario=ana_turista; email=Ana.Perez@Correo.PE; contraseña=Turista2026 (repetida en la confirmación)</w:t>
+            </w:r>
+          </w:p>
+        </w:tc>
+        <w:tc>
+          <w:tcPr>
+            <w:tcW w:w="1264" w:type="pct"/>
+            <w:tcMar>
+              <w:top w:w="60" w:type="dxa"/>
+              <w:left w:w="80" w:type="dxa"/>
+              <w:bottom w:w="60" w:type="dxa"/>
+              <w:right w:w="80" w:type="dxa"/>
+            </w:tcMar>
+            <w:vAlign w:val="center"/>
+          </w:tcPr>
+          <w:p>
+            <w:r>
+              <w:rPr>
+                <w:sz w:val="17"/>
+                <w:szCs w:val="17"/>
+              </w:rPr>
+              <w:t xml:space="preserve">return Usuario{rol=TURISTA_PUBLICO, estado=Activo, email=ana.perez@correo.pe, contraseña=hash BCrypt} + AuditoriaLog INSERT (SISTEMA).</w:t>
+            </w:r>
+          </w:p>
+        </w:tc>
+        <w:tc>
+          <w:tcPr>
+            <w:tcW w:w="307" w:type="pct"/>
+            <w:tcMar>
+              <w:top w:w="60" w:type="dxa"/>
+              <w:left w:w="80" w:type="dxa"/>
+              <w:bottom w:w="60" w:type="dxa"/>
+              <w:right w:w="80" w:type="dxa"/>
+            </w:tcMar>
+            <w:vAlign w:val="center"/>
+          </w:tcPr>
+          <w:p>
+            <w:r>
+              <w:rPr>
+                <w:sz w:val="17"/>
+                <w:szCs w:val="17"/>
+              </w:rPr>
+              <w:t xml:space="preserve">Exitoso</w:t>
+            </w:r>
+          </w:p>
+        </w:tc>
+      </w:tr>
+      <w:tr>
+        <w:trPr>
+          <w:cantSplit/>
+        </w:trPr>
+        <w:tc>
+          <w:tcPr>
+            <w:tcW w:w="184" w:type="pct"/>
+            <w:tcMar>
+              <w:top w:w="60" w:type="dxa"/>
+              <w:left w:w="80" w:type="dxa"/>
+              <w:bottom w:w="60" w:type="dxa"/>
+              <w:right w:w="80" w:type="dxa"/>
+            </w:tcMar>
+            <w:vAlign w:val="center"/>
+          </w:tcPr>
+          <w:p>
+            <w:r>
+              <w:rPr>
+                <w:sz w:val="17"/>
+                <w:szCs w:val="17"/>
+              </w:rPr>
+              <w:t xml:space="preserve">CB-17</w:t>
+            </w:r>
+          </w:p>
+        </w:tc>
+        <w:tc>
+          <w:tcPr>
+            <w:tcW w:w="1111" w:type="pct"/>
+            <w:tcMar>
+              <w:top w:w="60" w:type="dxa"/>
+              <w:left w:w="80" w:type="dxa"/>
+              <w:bottom w:w="60" w:type="dxa"/>
+              <w:right w:w="80" w:type="dxa"/>
+            </w:tcMar>
+            <w:vAlign w:val="center"/>
+          </w:tcPr>
+          <w:p>
+            <w:r>
+              <w:rPr>
+                <w:sz w:val="17"/>
+                <w:szCs w:val="17"/>
+              </w:rPr>
+              <w:t xml:space="preserve">registrarTurista() / RegistroUsuarioDTO</w:t>
+            </w:r>
+          </w:p>
+        </w:tc>
+        <w:tc>
+          <w:tcPr>
+            <w:tcW w:w="817" w:type="pct"/>
+            <w:tcMar>
+              <w:top w:w="60" w:type="dxa"/>
+              <w:left w:w="80" w:type="dxa"/>
+              <w:bottom w:w="60" w:type="dxa"/>
+              <w:right w:w="80" w:type="dxa"/>
+            </w:tcMar>
+            <w:vAlign w:val="center"/>
+          </w:tcPr>
+          <w:p>
+            <w:r>
+              <w:rPr>
+                <w:sz w:val="17"/>
+                <w:szCs w:val="17"/>
+              </w:rPr>
+              <w:t xml:space="preserve">Ruta B (Falso): las contraseñas no coinciden, o el correo no lleva un dominio con extensión; el sistema rechaza el alta antes de consultar la base.</w:t>
+            </w:r>
+          </w:p>
+        </w:tc>
+        <w:tc>
+          <w:tcPr>
+            <w:tcW w:w="1317" w:type="pct"/>
+            <w:tcMar>
+              <w:top w:w="60" w:type="dxa"/>
+              <w:left w:w="80" w:type="dxa"/>
+              <w:bottom w:w="60" w:type="dxa"/>
+              <w:right w:w="80" w:type="dxa"/>
+            </w:tcMar>
+            <w:vAlign w:val="center"/>
+          </w:tcPr>
+          <w:p>
+            <w:r>
+              <w:rPr>
+                <w:sz w:val="17"/>
+                <w:szCs w:val="17"/>
+              </w:rPr>
+              <w:t xml:space="preserve">contraseña=Turista2026 y confirmación=OtraClave999 · email=usuario@gb</w:t>
+            </w:r>
+          </w:p>
+        </w:tc>
+        <w:tc>
+          <w:tcPr>
+            <w:tcW w:w="1264" w:type="pct"/>
+            <w:tcMar>
+              <w:top w:w="60" w:type="dxa"/>
+              <w:left w:w="80" w:type="dxa"/>
+              <w:bottom w:w="60" w:type="dxa"/>
+              <w:right w:w="80" w:type="dxa"/>
+            </w:tcMar>
+            <w:vAlign w:val="center"/>
+          </w:tcPr>
+          <w:p>
+            <w:r>
+              <w:rPr>
+                <w:sz w:val="17"/>
+                <w:szCs w:val="17"/>
+              </w:rPr>
+              <w:t xml:space="preserve">throw IllegalArgumentException("Las contraseñas no coinciden"); violación de @Pattern en email ("El correo electrónico debe incluir un dominio válido"). Sin save ni auditoría.</w:t>
+            </w:r>
+          </w:p>
+        </w:tc>
+        <w:tc>
+          <w:tcPr>
+            <w:tcW w:w="307" w:type="pct"/>
+            <w:tcMar>
+              <w:top w:w="60" w:type="dxa"/>
+              <w:left w:w="80" w:type="dxa"/>
+              <w:bottom w:w="60" w:type="dxa"/>
+              <w:right w:w="80" w:type="dxa"/>
+            </w:tcMar>
+            <w:vAlign w:val="center"/>
+          </w:tcPr>
+          <w:p>
+            <w:r>
+              <w:rPr>
+                <w:sz w:val="17"/>
+                <w:szCs w:val="17"/>
+              </w:rPr>
+              <w:t xml:space="preserve">Exitoso</w:t>
             </w:r>
           </w:p>
         </w:tc>
@@ -38688,20 +37649,8 @@
                 <w:szCs w:val="17"/>
               </w:rPr>
               <w:t xml:space="preserve">1) Ir a "Registrar Zona Turística". </w:t>
-            </w:r>
-            <w:r>
-              <w:rPr>
-                <w:sz w:val="17"/>
-                <w:szCs w:val="17"/>
-              </w:rPr>
               <w:br/>
               <w:t xml:space="preserve">2) Ingresar nombre, descripción, preferencias y estación cercana. </w:t>
-            </w:r>
-            <w:r>
-              <w:rPr>
-                <w:sz w:val="17"/>
-                <w:szCs w:val="17"/>
-              </w:rPr>
               <w:br/>
               <w:t>3) Clic en "Guardar".</w:t>
             </w:r>
@@ -38857,20 +37806,8 @@
                 <w:szCs w:val="17"/>
               </w:rPr>
               <w:t xml:space="preserve">1) Ir a "Registrar Zona Turística". </w:t>
-            </w:r>
-            <w:r>
-              <w:rPr>
-                <w:sz w:val="17"/>
-                <w:szCs w:val="17"/>
-              </w:rPr>
               <w:br/>
               <w:t xml:space="preserve">2) Dejar el campo "Preferencias" sin seleccionar ninguna opción. </w:t>
-            </w:r>
-            <w:r>
-              <w:rPr>
-                <w:sz w:val="17"/>
-                <w:szCs w:val="17"/>
-              </w:rPr>
               <w:br/>
               <w:t>3) Clic en "Guardar".</w:t>
             </w:r>
@@ -39025,12 +37962,6 @@
                 <w:szCs w:val="17"/>
               </w:rPr>
               <w:t xml:space="preserve">1) Ir a "Consultar Estaciones". </w:t>
-            </w:r>
-            <w:r>
-              <w:rPr>
-                <w:sz w:val="17"/>
-                <w:szCs w:val="17"/>
-              </w:rPr>
               <w:br/>
               <w:t>2) Verificar que la tabla se muestre sin opciones de edición o eliminación.</w:t>
             </w:r>
@@ -39507,20 +38438,8 @@
                 <w:szCs w:val="17"/>
               </w:rPr>
               <w:t xml:space="preserve">1) Seleccionar la zona con aforo agotado. </w:t>
-            </w:r>
-            <w:r>
-              <w:rPr>
-                <w:sz w:val="17"/>
-                <w:szCs w:val="17"/>
-              </w:rPr>
               <w:br/>
               <w:t xml:space="preserve">2) Elegir la fecha ya completa. </w:t>
-            </w:r>
-            <w:r>
-              <w:rPr>
-                <w:sz w:val="17"/>
-                <w:szCs w:val="17"/>
-              </w:rPr>
               <w:br/>
               <w:t>3) Clic en "Generar informe".</w:t>
             </w:r>
@@ -39676,20 +38595,8 @@
                 <w:szCs w:val="17"/>
               </w:rPr>
               <w:t xml:space="preserve">1) Registrar la zona "Fortaleza de Ollantaytambo" seleccionando las preferencias "Historia/Cultura" y "Naturaleza" a la vez. </w:t>
-            </w:r>
-            <w:r>
-              <w:rPr>
-                <w:sz w:val="17"/>
-                <w:szCs w:val="17"/>
-              </w:rPr>
               <w:br/>
               <w:t xml:space="preserve">2) Guardar. </w:t>
-            </w:r>
-            <w:r>
-              <w:rPr>
-                <w:sz w:val="17"/>
-                <w:szCs w:val="17"/>
-              </w:rPr>
               <w:br/>
               <w:t>3) Como turista, buscar zonas con preferencia "Naturaleza" y, por separado, con preferencia "Historia/Cultura", ambas desde la estación Ollantaytambo.</w:t>
             </w:r>
@@ -40414,7 +39321,7 @@
                 <w:sz w:val="17"/>
                 <w:szCs w:val="17"/>
               </w:rPr>
-              <w:t>4) Confirmar la alerta de confirmación.</w:t>
+              <w:t>4) Confirmar en el cuadro de diálogo «Confirmar Eliminación» pulsando «Sí, eliminar» (o cancelar sin borrar).</w:t>
             </w:r>
           </w:p>
         </w:tc>
@@ -41199,6 +40106,723 @@
                 <w:szCs w:val="17"/>
               </w:rPr>
               <w:t>Exitoso</w:t>
+            </w:r>
+          </w:p>
+        </w:tc>
+      </w:tr>
+      <w:tr>
+        <w:trPr>
+          <w:cantSplit/>
+        </w:trPr>
+        <w:tc>
+          <w:tcPr>
+            <w:tcW w:w="217" w:type="pct"/>
+            <w:tcMar>
+              <w:top w:w="60" w:type="dxa"/>
+              <w:left w:w="80" w:type="dxa"/>
+              <w:bottom w:w="60" w:type="dxa"/>
+              <w:right w:w="80" w:type="dxa"/>
+            </w:tcMar>
+            <w:vAlign w:val="center"/>
+          </w:tcPr>
+          <w:p>
+            <w:pPr>
+              <w:rPr>
+                <w:sz w:val="17"/>
+                <w:szCs w:val="17"/>
+              </w:rPr>
+            </w:pPr>
+            <w:r>
+              <w:rPr>
+                <w:sz w:val="17"/>
+                <w:szCs w:val="17"/>
+              </w:rPr>
+              <w:t xml:space="preserve">CN-18</w:t>
+            </w:r>
+          </w:p>
+        </w:tc>
+        <w:tc>
+          <w:tcPr>
+            <w:tcW w:w="624" w:type="pct"/>
+            <w:tcMar>
+              <w:top w:w="60" w:type="dxa"/>
+              <w:left w:w="80" w:type="dxa"/>
+              <w:bottom w:w="60" w:type="dxa"/>
+              <w:right w:w="80" w:type="dxa"/>
+            </w:tcMar>
+            <w:vAlign w:val="center"/>
+          </w:tcPr>
+          <w:p>
+            <w:pPr>
+              <w:rPr>
+                <w:sz w:val="17"/>
+                <w:szCs w:val="17"/>
+              </w:rPr>
+            </w:pPr>
+            <w:r>
+              <w:rPr>
+                <w:sz w:val="17"/>
+                <w:szCs w:val="17"/>
+              </w:rPr>
+              <w:t xml:space="preserve">Visualización del itinerario multimodal, tren y caminata, sobre la vía real (RF-07, RF-04, RNF-02).</w:t>
+            </w:r>
+          </w:p>
+        </w:tc>
+        <w:tc>
+          <w:tcPr>
+            <w:tcW w:w="971" w:type="pct"/>
+            <w:tcMar>
+              <w:top w:w="60" w:type="dxa"/>
+              <w:left w:w="80" w:type="dxa"/>
+              <w:bottom w:w="60" w:type="dxa"/>
+              <w:right w:w="80" w:type="dxa"/>
+            </w:tcMar>
+            <w:vAlign w:val="center"/>
+          </w:tcPr>
+          <w:p>
+            <w:pPr>
+              <w:rPr>
+                <w:sz w:val="17"/>
+                <w:szCs w:val="17"/>
+              </w:rPr>
+            </w:pPr>
+            <w:r>
+              <w:rPr>
+                <w:sz w:val="17"/>
+                <w:szCs w:val="17"/>
+              </w:rPr>
+              <w:t xml:space="preserve">El usuario consulta el detalle de una ruta cuya estación de partida recibe servicios de tren.</w:t>
+            </w:r>
+          </w:p>
+        </w:tc>
+        <w:tc>
+          <w:tcPr>
+            <w:tcW w:w="765" w:type="pct"/>
+            <w:tcMar>
+              <w:top w:w="60" w:type="dxa"/>
+              <w:left w:w="80" w:type="dxa"/>
+              <w:bottom w:w="60" w:type="dxa"/>
+              <w:right w:w="80" w:type="dxa"/>
+            </w:tcMar>
+            <w:vAlign w:val="center"/>
+          </w:tcPr>
+          <w:p>
+            <w:pPr>
+              <w:rPr>
+                <w:sz w:val="17"/>
+                <w:szCs w:val="17"/>
+              </w:rPr>
+            </w:pPr>
+            <w:r>
+              <w:rPr>
+                <w:sz w:val="17"/>
+                <w:szCs w:val="17"/>
+              </w:rPr>
+              <w:t xml:space="preserve">1) Abrir el detalle de la ruta (ej. Estación San Pedro → Parque Arqueológico de Sacsayhuaman).</w:t>
+            </w:r>
+          </w:p>
+          <w:p>
+            <w:pPr>
+              <w:rPr>
+                <w:sz w:val="17"/>
+                <w:szCs w:val="17"/>
+              </w:rPr>
+            </w:pPr>
+            <w:r>
+              <w:rPr>
+                <w:sz w:val="17"/>
+                <w:szCs w:val="17"/>
+              </w:rPr>
+              <w:t xml:space="preserve">2) En «Servicio de tren» elegir «Estacion Machu Picchu → Estacion San Pedro · 14:55».</w:t>
+            </w:r>
+          </w:p>
+          <w:p>
+            <w:pPr>
+              <w:rPr>
+                <w:sz w:val="17"/>
+                <w:szCs w:val="17"/>
+              </w:rPr>
+            </w:pPr>
+            <w:r>
+              <w:rPr>
+                <w:sz w:val="17"/>
+                <w:szCs w:val="17"/>
+              </w:rPr>
+              <w:t xml:space="preserve">3) Observar el mapa y el pie de mapa.</w:t>
+            </w:r>
+          </w:p>
+          <w:p>
+            <w:pPr>
+              <w:rPr>
+                <w:sz w:val="17"/>
+                <w:szCs w:val="17"/>
+              </w:rPr>
+            </w:pPr>
+            <w:r>
+              <w:rPr>
+                <w:sz w:val="17"/>
+                <w:szCs w:val="17"/>
+              </w:rPr>
+              <w:t xml:space="preserve">4) Volver a «Sin servicio de tren».</w:t>
+            </w:r>
+          </w:p>
+        </w:tc>
+        <w:tc>
+          <w:tcPr>
+            <w:tcW w:w="1316" w:type="pct"/>
+            <w:tcMar>
+              <w:top w:w="60" w:type="dxa"/>
+              <w:left w:w="80" w:type="dxa"/>
+              <w:bottom w:w="60" w:type="dxa"/>
+              <w:right w:w="80" w:type="dxa"/>
+            </w:tcMar>
+            <w:vAlign w:val="center"/>
+          </w:tcPr>
+          <w:p>
+            <w:pPr>
+              <w:rPr>
+                <w:sz w:val="17"/>
+                <w:szCs w:val="17"/>
+              </w:rPr>
+            </w:pPr>
+            <w:r>
+              <w:rPr>
+                <w:sz w:val="17"/>
+                <w:szCs w:val="17"/>
+              </w:rPr>
+              <w:t xml:space="preserve">Servicio de tren = Machu Picchu → San Pedro (salida 14:55, S/ 210.00)</w:t>
+            </w:r>
+          </w:p>
+        </w:tc>
+        <w:tc>
+          <w:tcPr>
+            <w:tcW w:w="761" w:type="pct"/>
+            <w:tcMar>
+              <w:top w:w="60" w:type="dxa"/>
+              <w:left w:w="80" w:type="dxa"/>
+              <w:bottom w:w="60" w:type="dxa"/>
+              <w:right w:w="80" w:type="dxa"/>
+            </w:tcMar>
+            <w:vAlign w:val="center"/>
+          </w:tcPr>
+          <w:p>
+            <w:pPr>
+              <w:rPr>
+                <w:sz w:val="17"/>
+                <w:szCs w:val="17"/>
+              </w:rPr>
+            </w:pPr>
+            <w:r>
+              <w:rPr>
+                <w:sz w:val="17"/>
+                <w:szCs w:val="17"/>
+              </w:rPr>
+              <w:t xml:space="preserve">El mapa añade un marcador de abordaje en Machu Picchu, traza la vía férrea siguiendo el trazado real de la red (OpenStreetMap; 107 km por el valle del Urubamba), amplía la vista al itinerario completo y el pie desglosa el tramo ferroviario y el peatonal. Al quitar el tren, la vía desaparece y el mapa vuelve a la caminata. Si la red no está disponible o la estación queda lejos de la vía, se traza una recta rotulada como esquemática.</w:t>
+            </w:r>
+          </w:p>
+        </w:tc>
+        <w:tc>
+          <w:tcPr>
+            <w:tcW w:w="346" w:type="pct"/>
+            <w:tcMar>
+              <w:top w:w="60" w:type="dxa"/>
+              <w:left w:w="80" w:type="dxa"/>
+              <w:bottom w:w="60" w:type="dxa"/>
+              <w:right w:w="80" w:type="dxa"/>
+            </w:tcMar>
+            <w:vAlign w:val="center"/>
+          </w:tcPr>
+          <w:p>
+            <w:pPr>
+              <w:rPr>
+                <w:sz w:val="17"/>
+                <w:szCs w:val="17"/>
+              </w:rPr>
+            </w:pPr>
+            <w:r>
+              <w:rPr>
+                <w:sz w:val="17"/>
+                <w:szCs w:val="17"/>
+              </w:rPr>
+              <w:t xml:space="preserve">Exitoso</w:t>
+            </w:r>
+          </w:p>
+        </w:tc>
+      </w:tr>
+      <w:tr>
+        <w:trPr>
+          <w:cantSplit/>
+        </w:trPr>
+        <w:tc>
+          <w:tcPr>
+            <w:tcW w:w="217" w:type="pct"/>
+            <w:tcMar>
+              <w:top w:w="60" w:type="dxa"/>
+              <w:left w:w="80" w:type="dxa"/>
+              <w:bottom w:w="60" w:type="dxa"/>
+              <w:right w:w="80" w:type="dxa"/>
+            </w:tcMar>
+            <w:vAlign w:val="center"/>
+          </w:tcPr>
+          <w:p>
+            <w:pPr>
+              <w:rPr>
+                <w:sz w:val="17"/>
+                <w:szCs w:val="17"/>
+              </w:rPr>
+            </w:pPr>
+            <w:r>
+              <w:rPr>
+                <w:sz w:val="17"/>
+                <w:szCs w:val="17"/>
+              </w:rPr>
+              <w:t xml:space="preserve">CN-19</w:t>
+            </w:r>
+          </w:p>
+        </w:tc>
+        <w:tc>
+          <w:tcPr>
+            <w:tcW w:w="624" w:type="pct"/>
+            <w:tcMar>
+              <w:top w:w="60" w:type="dxa"/>
+              <w:left w:w="80" w:type="dxa"/>
+              <w:bottom w:w="60" w:type="dxa"/>
+              <w:right w:w="80" w:type="dxa"/>
+            </w:tcMar>
+            <w:vAlign w:val="center"/>
+          </w:tcPr>
+          <w:p>
+            <w:pPr>
+              <w:rPr>
+                <w:sz w:val="17"/>
+                <w:szCs w:val="17"/>
+              </w:rPr>
+            </w:pPr>
+            <w:r>
+              <w:rPr>
+                <w:sz w:val="17"/>
+                <w:szCs w:val="17"/>
+              </w:rPr>
+              <w:t xml:space="preserve">Rechazo del registro con datos de formato no permitido (RF-20, validación).</w:t>
+            </w:r>
+          </w:p>
+        </w:tc>
+        <w:tc>
+          <w:tcPr>
+            <w:tcW w:w="971" w:type="pct"/>
+            <w:tcMar>
+              <w:top w:w="60" w:type="dxa"/>
+              <w:left w:w="80" w:type="dxa"/>
+              <w:bottom w:w="60" w:type="dxa"/>
+              <w:right w:w="80" w:type="dxa"/>
+            </w:tcMar>
+            <w:vAlign w:val="center"/>
+          </w:tcPr>
+          <w:p>
+            <w:pPr>
+              <w:rPr>
+                <w:sz w:val="17"/>
+                <w:szCs w:val="17"/>
+              </w:rPr>
+            </w:pPr>
+            <w:r>
+              <w:rPr>
+                <w:sz w:val="17"/>
+                <w:szCs w:val="17"/>
+              </w:rPr>
+              <w:t xml:space="preserve">El visitante no ha iniciado sesión.</w:t>
+            </w:r>
+          </w:p>
+        </w:tc>
+        <w:tc>
+          <w:tcPr>
+            <w:tcW w:w="765" w:type="pct"/>
+            <w:tcMar>
+              <w:top w:w="60" w:type="dxa"/>
+              <w:left w:w="80" w:type="dxa"/>
+              <w:bottom w:w="60" w:type="dxa"/>
+              <w:right w:w="80" w:type="dxa"/>
+            </w:tcMar>
+            <w:vAlign w:val="center"/>
+          </w:tcPr>
+          <w:p>
+            <w:pPr>
+              <w:rPr>
+                <w:sz w:val="17"/>
+                <w:szCs w:val="17"/>
+              </w:rPr>
+            </w:pPr>
+            <w:r>
+              <w:rPr>
+                <w:sz w:val="17"/>
+                <w:szCs w:val="17"/>
+              </w:rPr>
+              <w:t xml:space="preserve">1) Entrar al formulario de registro.</w:t>
+            </w:r>
+          </w:p>
+          <w:p>
+            <w:pPr>
+              <w:rPr>
+                <w:sz w:val="17"/>
+                <w:szCs w:val="17"/>
+              </w:rPr>
+            </w:pPr>
+            <w:r>
+              <w:rPr>
+                <w:sz w:val="17"/>
+                <w:szCs w:val="17"/>
+              </w:rPr>
+              <w:t xml:space="preserve">2) Enviar el nombre «Juan123».</w:t>
+            </w:r>
+          </w:p>
+          <w:p>
+            <w:pPr>
+              <w:rPr>
+                <w:sz w:val="17"/>
+                <w:szCs w:val="17"/>
+              </w:rPr>
+            </w:pPr>
+            <w:r>
+              <w:rPr>
+                <w:sz w:val="17"/>
+                <w:szCs w:val="17"/>
+              </w:rPr>
+              <w:t xml:space="preserve">3) Reintentar con el correo «usuario@gb».</w:t>
+            </w:r>
+          </w:p>
+          <w:p>
+            <w:pPr>
+              <w:rPr>
+                <w:sz w:val="17"/>
+                <w:szCs w:val="17"/>
+              </w:rPr>
+            </w:pPr>
+            <w:r>
+              <w:rPr>
+                <w:sz w:val="17"/>
+                <w:szCs w:val="17"/>
+              </w:rPr>
+              <w:t xml:space="preserve">4) Reintentar con una contraseña de 80 caracteres.</w:t>
+            </w:r>
+          </w:p>
+        </w:tc>
+        <w:tc>
+          <w:tcPr>
+            <w:tcW w:w="1316" w:type="pct"/>
+            <w:tcMar>
+              <w:top w:w="60" w:type="dxa"/>
+              <w:left w:w="80" w:type="dxa"/>
+              <w:bottom w:w="60" w:type="dxa"/>
+              <w:right w:w="80" w:type="dxa"/>
+            </w:tcMar>
+            <w:vAlign w:val="center"/>
+          </w:tcPr>
+          <w:p>
+            <w:pPr>
+              <w:rPr>
+                <w:sz w:val="17"/>
+                <w:szCs w:val="17"/>
+              </w:rPr>
+            </w:pPr>
+            <w:r>
+              <w:rPr>
+                <w:sz w:val="17"/>
+                <w:szCs w:val="17"/>
+              </w:rPr>
+              <w:t xml:space="preserve">Nombre=«Juan123»; luego Correo=«usuario@gb»; luego Contraseña de 80 caracteres (repetida)</w:t>
+            </w:r>
+          </w:p>
+        </w:tc>
+        <w:tc>
+          <w:tcPr>
+            <w:tcW w:w="761" w:type="pct"/>
+            <w:tcMar>
+              <w:top w:w="60" w:type="dxa"/>
+              <w:left w:w="80" w:type="dxa"/>
+              <w:bottom w:w="60" w:type="dxa"/>
+              <w:right w:w="80" w:type="dxa"/>
+            </w:tcMar>
+            <w:vAlign w:val="center"/>
+          </w:tcPr>
+          <w:p>
+            <w:pPr>
+              <w:rPr>
+                <w:sz w:val="17"/>
+                <w:szCs w:val="17"/>
+              </w:rPr>
+            </w:pPr>
+            <w:r>
+              <w:rPr>
+                <w:sz w:val="17"/>
+                <w:szCs w:val="17"/>
+              </w:rPr>
+              <w:t xml:space="preserve">El sistema rechaza cada intento con su mensaje («El nombre solo puede contener letras, espacios, guiones y apóstrofes», «El correo electrónico debe incluir un dominio válido», «La contraseña debe tener entre 6 y 72 caracteres»), conserva lo ya escrito y no crea la cuenta. El navegador aplica las mismas reglas antes de enviar (required, pattern, minlength) y el servidor las repite en el DTO y en la entidad Usuario.</w:t>
+            </w:r>
+          </w:p>
+        </w:tc>
+        <w:tc>
+          <w:tcPr>
+            <w:tcW w:w="346" w:type="pct"/>
+            <w:tcMar>
+              <w:top w:w="60" w:type="dxa"/>
+              <w:left w:w="80" w:type="dxa"/>
+              <w:bottom w:w="60" w:type="dxa"/>
+              <w:right w:w="80" w:type="dxa"/>
+            </w:tcMar>
+            <w:vAlign w:val="center"/>
+          </w:tcPr>
+          <w:p>
+            <w:pPr>
+              <w:rPr>
+                <w:sz w:val="17"/>
+                <w:szCs w:val="17"/>
+              </w:rPr>
+            </w:pPr>
+            <w:r>
+              <w:rPr>
+                <w:sz w:val="17"/>
+                <w:szCs w:val="17"/>
+              </w:rPr>
+              <w:t xml:space="preserve">Exitoso</w:t>
+            </w:r>
+          </w:p>
+        </w:tc>
+      </w:tr>
+      <w:tr>
+        <w:trPr>
+          <w:cantSplit/>
+        </w:trPr>
+        <w:tc>
+          <w:tcPr>
+            <w:tcW w:w="217" w:type="pct"/>
+            <w:tcMar>
+              <w:top w:w="60" w:type="dxa"/>
+              <w:left w:w="80" w:type="dxa"/>
+              <w:bottom w:w="60" w:type="dxa"/>
+              <w:right w:w="80" w:type="dxa"/>
+            </w:tcMar>
+            <w:vAlign w:val="center"/>
+          </w:tcPr>
+          <w:p>
+            <w:pPr>
+              <w:rPr>
+                <w:sz w:val="17"/>
+                <w:szCs w:val="17"/>
+              </w:rPr>
+            </w:pPr>
+            <w:r>
+              <w:rPr>
+                <w:sz w:val="17"/>
+                <w:szCs w:val="17"/>
+              </w:rPr>
+              <w:t xml:space="preserve">CN-20</w:t>
+            </w:r>
+          </w:p>
+        </w:tc>
+        <w:tc>
+          <w:tcPr>
+            <w:tcW w:w="624" w:type="pct"/>
+            <w:tcMar>
+              <w:top w:w="60" w:type="dxa"/>
+              <w:left w:w="80" w:type="dxa"/>
+              <w:bottom w:w="60" w:type="dxa"/>
+              <w:right w:w="80" w:type="dxa"/>
+            </w:tcMar>
+            <w:vAlign w:val="center"/>
+          </w:tcPr>
+          <w:p>
+            <w:pPr>
+              <w:rPr>
+                <w:sz w:val="17"/>
+                <w:szCs w:val="17"/>
+              </w:rPr>
+            </w:pPr>
+            <w:r>
+              <w:rPr>
+                <w:sz w:val="17"/>
+                <w:szCs w:val="17"/>
+              </w:rPr>
+              <w:t xml:space="preserve">Rechazo de datos fuera de rango o duplicados en el mantenimiento de zonas y servicios (RF-11, RF-13, validación).</w:t>
+            </w:r>
+          </w:p>
+        </w:tc>
+        <w:tc>
+          <w:tcPr>
+            <w:tcW w:w="971" w:type="pct"/>
+            <w:tcMar>
+              <w:top w:w="60" w:type="dxa"/>
+              <w:left w:w="80" w:type="dxa"/>
+              <w:bottom w:w="60" w:type="dxa"/>
+              <w:right w:w="80" w:type="dxa"/>
+            </w:tcMar>
+            <w:vAlign w:val="center"/>
+          </w:tcPr>
+          <w:p>
+            <w:pPr>
+              <w:rPr>
+                <w:sz w:val="17"/>
+                <w:szCs w:val="17"/>
+              </w:rPr>
+            </w:pPr>
+            <w:r>
+              <w:rPr>
+                <w:sz w:val="17"/>
+                <w:szCs w:val="17"/>
+              </w:rPr>
+              <w:t xml:space="preserve">Sesión iniciada como Travel Group Perú (zonas) o PERURAIL_ADMIN (servicios).</w:t>
+            </w:r>
+          </w:p>
+        </w:tc>
+        <w:tc>
+          <w:tcPr>
+            <w:tcW w:w="765" w:type="pct"/>
+            <w:tcMar>
+              <w:top w:w="60" w:type="dxa"/>
+              <w:left w:w="80" w:type="dxa"/>
+              <w:bottom w:w="60" w:type="dxa"/>
+              <w:right w:w="80" w:type="dxa"/>
+            </w:tcMar>
+            <w:vAlign w:val="center"/>
+          </w:tcPr>
+          <w:p>
+            <w:pPr>
+              <w:rPr>
+                <w:sz w:val="17"/>
+                <w:szCs w:val="17"/>
+              </w:rPr>
+            </w:pPr>
+            <w:r>
+              <w:rPr>
+                <w:sz w:val="17"/>
+                <w:szCs w:val="17"/>
+              </w:rPr>
+              <w:t xml:space="preserve">1) Registrar una zona con latitud 999, cupo 0 y nombre en blanco.</w:t>
+            </w:r>
+          </w:p>
+          <w:p>
+            <w:pPr>
+              <w:rPr>
+                <w:sz w:val="17"/>
+                <w:szCs w:val="17"/>
+              </w:rPr>
+            </w:pPr>
+            <w:r>
+              <w:rPr>
+                <w:sz w:val="17"/>
+                <w:szCs w:val="17"/>
+              </w:rPr>
+              <w:t xml:space="preserve">2) Registrar una zona con un nombre ya existente.</w:t>
+            </w:r>
+          </w:p>
+          <w:p>
+            <w:pPr>
+              <w:rPr>
+                <w:sz w:val="17"/>
+                <w:szCs w:val="17"/>
+              </w:rPr>
+            </w:pPr>
+            <w:r>
+              <w:rPr>
+                <w:sz w:val="17"/>
+                <w:szCs w:val="17"/>
+              </w:rPr>
+              <w:t xml:space="preserve">3) Registrar un servicio con la misma hora de salida y de llegada.</w:t>
+            </w:r>
+          </w:p>
+          <w:p>
+            <w:pPr>
+              <w:rPr>
+                <w:sz w:val="17"/>
+                <w:szCs w:val="17"/>
+              </w:rPr>
+            </w:pPr>
+            <w:r>
+              <w:rPr>
+                <w:sz w:val="17"/>
+                <w:szCs w:val="17"/>
+              </w:rPr>
+              <w:t xml:space="preserve">4) Registrar un servicio con tarifa 10 000 000.</w:t>
+            </w:r>
+          </w:p>
+        </w:tc>
+        <w:tc>
+          <w:tcPr>
+            <w:tcW w:w="1316" w:type="pct"/>
+            <w:tcMar>
+              <w:top w:w="60" w:type="dxa"/>
+              <w:left w:w="80" w:type="dxa"/>
+              <w:bottom w:w="60" w:type="dxa"/>
+              <w:right w:w="80" w:type="dxa"/>
+            </w:tcMar>
+            <w:vAlign w:val="center"/>
+          </w:tcPr>
+          <w:p>
+            <w:pPr>
+              <w:rPr>
+                <w:sz w:val="17"/>
+                <w:szCs w:val="17"/>
+              </w:rPr>
+            </w:pPr>
+            <w:r>
+              <w:rPr>
+                <w:sz w:val="17"/>
+                <w:szCs w:val="17"/>
+              </w:rPr>
+              <w:t xml:space="preserve">Latitud=999; Cupo=0; Nombre=«   »; luego Nombre=«Plaza de Armas del Cusco»; luego Salida=Llegada=05:15; luego Tarifa=10000000</w:t>
+            </w:r>
+          </w:p>
+        </w:tc>
+        <w:tc>
+          <w:tcPr>
+            <w:tcW w:w="761" w:type="pct"/>
+            <w:tcMar>
+              <w:top w:w="60" w:type="dxa"/>
+              <w:left w:w="80" w:type="dxa"/>
+              <w:bottom w:w="60" w:type="dxa"/>
+              <w:right w:w="80" w:type="dxa"/>
+            </w:tcMar>
+            <w:vAlign w:val="center"/>
+          </w:tcPr>
+          <w:p>
+            <w:pPr>
+              <w:rPr>
+                <w:sz w:val="17"/>
+                <w:szCs w:val="17"/>
+              </w:rPr>
+            </w:pPr>
+            <w:r>
+              <w:rPr>
+                <w:sz w:val="17"/>
+                <w:szCs w:val="17"/>
+              </w:rPr>
+              <w:t xml:space="preserve">El formulario devuelve cada mensaje en castellano («La latitud debe estar entre -90 y 90», «El cupo máximo diario debe ser mayor a cero», «El nombre de la zona es obligatorio», «Ya existe una zona turística con ese nombre», «La hora de llegada debe ser distinta de la hora de salida», «La tarifa admite hasta 5 enteros y 2 decimales») sin guardar nada. Ninguna de estas entradas produce un error inesperado (500).</w:t>
+            </w:r>
+          </w:p>
+        </w:tc>
+        <w:tc>
+          <w:tcPr>
+            <w:tcW w:w="346" w:type="pct"/>
+            <w:tcMar>
+              <w:top w:w="60" w:type="dxa"/>
+              <w:left w:w="80" w:type="dxa"/>
+              <w:bottom w:w="60" w:type="dxa"/>
+              <w:right w:w="80" w:type="dxa"/>
+            </w:tcMar>
+            <w:vAlign w:val="center"/>
+          </w:tcPr>
+          <w:p>
+            <w:pPr>
+              <w:rPr>
+                <w:sz w:val="17"/>
+                <w:szCs w:val="17"/>
+              </w:rPr>
+            </w:pPr>
+            <w:r>
+              <w:rPr>
+                <w:sz w:val="17"/>
+                <w:szCs w:val="17"/>
+              </w:rPr>
+              <w:t xml:space="preserve">Exitoso</w:t>
             </w:r>
           </w:p>
         </w:tc>

--- a/docs/ProyectoFinalSOftware.docx
+++ b/docs/ProyectoFinalSOftware.docx
@@ -14236,7 +14236,7 @@
       <w:r>
         <w:t xml:space="preserve"> En el backend, RutaPeatonalService calcula la distancia base entre la estación y la zona turística mediante la fórmula de Haversine, multiplicada por dos para el circuito cerrado de ida y vuelta. A partir de este cálculo se determina el tiempo estimado y el nivel de dificultad según la tabla paramétrica dificultad (RNF-06). Mantener este cálculo en el </w:t>
         <w:lastRenderedPageBreak/>
-        <w:t>servidor asegura tiempos de respuesta menores a 2 segundos (RNF-01) sin sobrecargar la aplicación con dependencias externas para la lógica interna.</w:t>
+        <w:t>servidor asegura tiempos de respuesta menores a 2 segundos (RNF-01) sin sobrecargar la aplicación con dependencias externas para la lógica interna. El tope del nivel más exigente (40 km de ida y vuelta) es también el límite de lo caminable: si el circuito lo supera, el servicio lanza RutaInvalidaException y la vista de error orienta al usuario, en lugar de clasificar como «Alta» un recorrido de cientos de kilómetros pedido por URL.</w:t>
       </w:r>
     </w:p>
     <w:p>
@@ -19453,7 +19453,7 @@
                 <w:sz w:val="17"/>
                 <w:szCs w:val="17"/>
               </w:rPr>
-              <w:t>Tope de distancia del circuito para este nivel, en kilómetros. NULL en el nivel más exigente, que actúa de cajón de sastre.</w:t>
+              <w:t>Tope de distancia del circuito de ida y vuelta para este nivel, en kilómetros. El del nivel más exigente (40 km en la carga inicial) es además el límite de lo que el sistema acepta caminar: si ningún nivel cubre el circuito, RutaPeatonalService no calcula la ruta y lanza RutaInvalidaException. NULL deja el nivel sin tope.</w:t>
             </w:r>
           </w:p>
         </w:tc>
@@ -22683,7 +22683,7 @@
                 <w:sz w:val="17"/>
                 <w:szCs w:val="17"/>
               </w:rPr>
-              <w:t>Hora de llegada del servicio ferroviario.</w:t>
+              <w:t>Hora de llegada del servicio ferroviario. El formulario la propone al escribir la salida (media de los servicios ya registrados en el mismo tramo o, si no hay ninguno, distancia de vía a la velocidad media de la red) y la marca como sugerida; el operador puede corregirla con el horario oficial y volver a la sugerencia. El servidor rechaza los horarios que impliquen más de 80 km/h de media sobre la distancia estimada de vía (validarVelocidadFisica).</w:t>
             </w:r>
           </w:p>
         </w:tc>
@@ -36807,6 +36807,268 @@
           </w:p>
         </w:tc>
       </w:tr>
+      <w:tr>
+        <w:trPr>
+          <w:cantSplit/>
+        </w:trPr>
+        <w:tc>
+          <w:tcPr>
+            <w:tcW w:w="184" w:type="pct"/>
+            <w:tcMar>
+              <w:top w:w="60" w:type="dxa"/>
+              <w:left w:w="80" w:type="dxa"/>
+              <w:bottom w:w="60" w:type="dxa"/>
+              <w:right w:w="80" w:type="dxa"/>
+            </w:tcMar>
+            <w:vAlign w:val="center"/>
+          </w:tcPr>
+          <w:p>
+            <w:r>
+              <w:rPr>
+                <w:sz w:val="17"/>
+                <w:szCs w:val="17"/>
+              </w:rPr>
+              <w:t xml:space="preserve">CB-18</w:t>
+            </w:r>
+          </w:p>
+        </w:tc>
+        <w:tc>
+          <w:tcPr>
+            <w:tcW w:w="1111" w:type="pct"/>
+            <w:tcMar>
+              <w:top w:w="60" w:type="dxa"/>
+              <w:left w:w="80" w:type="dxa"/>
+              <w:bottom w:w="60" w:type="dxa"/>
+              <w:right w:w="80" w:type="dxa"/>
+            </w:tcMar>
+            <w:vAlign w:val="center"/>
+          </w:tcPr>
+          <w:p>
+            <w:r>
+              <w:rPr>
+                <w:sz w:val="17"/>
+                <w:szCs w:val="17"/>
+              </w:rPr>
+              <w:t xml:space="preserve">validarVelocidadFisica()</w:t>
+            </w:r>
+          </w:p>
+        </w:tc>
+        <w:tc>
+          <w:tcPr>
+            <w:tcW w:w="817" w:type="pct"/>
+            <w:tcMar>
+              <w:top w:w="60" w:type="dxa"/>
+              <w:left w:w="80" w:type="dxa"/>
+              <w:bottom w:w="60" w:type="dxa"/>
+              <w:right w:w="80" w:type="dxa"/>
+            </w:tcMar>
+            <w:vAlign w:val="center"/>
+          </w:tcPr>
+          <w:p>
+            <w:r>
+              <w:rPr>
+                <w:sz w:val="17"/>
+                <w:szCs w:val="17"/>
+              </w:rPr>
+              <w:t xml:space="preserve">Ruta B (Falso): llegada = salida + tránsito, así que validarHorarios() lo acepta, pero los 89 km de vía estimados (71.6 km en línea recta × 1,25) en 20 minutos implican 268 km/h; el sistema rechaza el servicio antes de persistirlo.</w:t>
+            </w:r>
+          </w:p>
+        </w:tc>
+        <w:tc>
+          <w:tcPr>
+            <w:tcW w:w="1317" w:type="pct"/>
+            <w:tcMar>
+              <w:top w:w="60" w:type="dxa"/>
+              <w:left w:w="80" w:type="dxa"/>
+              <w:bottom w:w="60" w:type="dxa"/>
+              <w:right w:w="80" w:type="dxa"/>
+            </w:tcMar>
+            <w:vAlign w:val="center"/>
+          </w:tcPr>
+          <w:p>
+            <w:r>
+              <w:rPr>
+                <w:sz w:val="17"/>
+                <w:szCs w:val="17"/>
+              </w:rPr>
+              <w:t xml:space="preserve">SerIdEstacionOrigen=San Pedro (-13.5225, -71.9822); SerIdEstacionDestino=Machu Picchu (-13.1547, -72.5250); SerHorarioSalida=06:10; SerHorarioLlegada=06:30; SerTarifa=210.00</w:t>
+            </w:r>
+          </w:p>
+        </w:tc>
+        <w:tc>
+          <w:tcPr>
+            <w:tcW w:w="1264" w:type="pct"/>
+            <w:tcMar>
+              <w:top w:w="60" w:type="dxa"/>
+              <w:left w:w="80" w:type="dxa"/>
+              <w:bottom w:w="60" w:type="dxa"/>
+              <w:right w:w="80" w:type="dxa"/>
+            </w:tcMar>
+            <w:vAlign w:val="center"/>
+          </w:tcPr>
+          <w:p>
+            <w:r>
+              <w:rPr>
+                <w:sz w:val="17"/>
+                <w:szCs w:val="17"/>
+              </w:rPr>
+              <w:t xml:space="preserve">throw ServicioTrenInvalidoException("Con 20 minutos de viaje el tren iría a 268 km/h … ningún servicio de la red supera los 80 km/h"). Sin save ni auditoría. El mismo tramo con llegada 09:54 (224 min, 24 km/h) se acepta.</w:t>
+            </w:r>
+          </w:p>
+        </w:tc>
+        <w:tc>
+          <w:tcPr>
+            <w:tcW w:w="307" w:type="pct"/>
+            <w:tcMar>
+              <w:top w:w="60" w:type="dxa"/>
+              <w:left w:w="80" w:type="dxa"/>
+              <w:bottom w:w="60" w:type="dxa"/>
+              <w:right w:w="80" w:type="dxa"/>
+            </w:tcMar>
+            <w:vAlign w:val="center"/>
+          </w:tcPr>
+          <w:p>
+            <w:r>
+              <w:rPr>
+                <w:sz w:val="17"/>
+                <w:szCs w:val="17"/>
+              </w:rPr>
+              <w:t xml:space="preserve">Exitoso</w:t>
+            </w:r>
+          </w:p>
+        </w:tc>
+      </w:tr>
+      <w:tr>
+        <w:trPr>
+          <w:cantSplit/>
+        </w:trPr>
+        <w:tc>
+          <w:tcPr>
+            <w:tcW w:w="184" w:type="pct"/>
+            <w:tcMar>
+              <w:top w:w="60" w:type="dxa"/>
+              <w:left w:w="80" w:type="dxa"/>
+              <w:bottom w:w="60" w:type="dxa"/>
+              <w:right w:w="80" w:type="dxa"/>
+            </w:tcMar>
+            <w:vAlign w:val="center"/>
+          </w:tcPr>
+          <w:p>
+            <w:r>
+              <w:rPr>
+                <w:sz w:val="17"/>
+                <w:szCs w:val="17"/>
+              </w:rPr>
+              <w:t xml:space="preserve">CB-19</w:t>
+            </w:r>
+          </w:p>
+        </w:tc>
+        <w:tc>
+          <w:tcPr>
+            <w:tcW w:w="1111" w:type="pct"/>
+            <w:tcMar>
+              <w:top w:w="60" w:type="dxa"/>
+              <w:left w:w="80" w:type="dxa"/>
+              <w:bottom w:w="60" w:type="dxa"/>
+              <w:right w:w="80" w:type="dxa"/>
+            </w:tcMar>
+            <w:vAlign w:val="center"/>
+          </w:tcPr>
+          <w:p>
+            <w:r>
+              <w:rPr>
+                <w:sz w:val="17"/>
+                <w:szCs w:val="17"/>
+              </w:rPr>
+              <w:t xml:space="preserve">calcularRutaPeatonalIdaVuelta() / clasificarDificultad()</w:t>
+            </w:r>
+          </w:p>
+        </w:tc>
+        <w:tc>
+          <w:tcPr>
+            <w:tcW w:w="817" w:type="pct"/>
+            <w:tcMar>
+              <w:top w:w="60" w:type="dxa"/>
+              <w:left w:w="80" w:type="dxa"/>
+              <w:bottom w:w="60" w:type="dxa"/>
+              <w:right w:w="80" w:type="dxa"/>
+            </w:tcMar>
+            <w:vAlign w:val="center"/>
+          </w:tcPr>
+          <w:p>
+            <w:r>
+              <w:rPr>
+                <w:sz w:val="17"/>
+                <w:szCs w:val="17"/>
+              </w:rPr>
+              <w:t xml:space="preserve">Ruta B (Falso): ningún nivel de la tabla dificultad cubre el circuito (801.34 km frente a los 40 km del nivel Alta); el sistema no lo clasifica como «Alta» sino que rechaza la ruta.</w:t>
+            </w:r>
+          </w:p>
+        </w:tc>
+        <w:tc>
+          <w:tcPr>
+            <w:tcW w:w="1317" w:type="pct"/>
+            <w:tcMar>
+              <w:top w:w="60" w:type="dxa"/>
+              <w:left w:w="80" w:type="dxa"/>
+              <w:bottom w:w="60" w:type="dxa"/>
+              <w:right w:w="80" w:type="dxa"/>
+            </w:tcMar>
+            <w:vAlign w:val="center"/>
+          </w:tcPr>
+          <w:p>
+            <w:r>
+              <w:rPr>
+                <w:sz w:val="17"/>
+                <w:szCs w:val="17"/>
+              </w:rPr>
+              <w:t xml:space="preserve">estacionOrigen=Puno (-15.8402, -70.0219); zonaDestino=Llaqta de Machu Picchu (-13.1936, -72.5481); niveles Baja 3 km, Media 6 km, Alta 40 km</w:t>
+            </w:r>
+          </w:p>
+        </w:tc>
+        <w:tc>
+          <w:tcPr>
+            <w:tcW w:w="1264" w:type="pct"/>
+            <w:tcMar>
+              <w:top w:w="60" w:type="dxa"/>
+              <w:left w:w="80" w:type="dxa"/>
+              <w:bottom w:w="60" w:type="dxa"/>
+              <w:right w:w="80" w:type="dxa"/>
+            </w:tcMar>
+            <w:vAlign w:val="center"/>
+          </w:tcPr>
+          <w:p>
+            <w:r>
+              <w:rPr>
+                <w:sz w:val="17"/>
+                <w:szCs w:val="17"/>
+              </w:rPr>
+              <w:t xml:space="preserve">throw RutaInvalidaException("Desde Estacion Puno, la zona turística Llaqta de Machu Picchu queda a 400.67 km: el circuito de ida y vuelta (801.34 km) supera los 40 km…"). Un circuito de exactamente 40.00 km todavía se clasifica como Alta.</w:t>
+            </w:r>
+          </w:p>
+        </w:tc>
+        <w:tc>
+          <w:tcPr>
+            <w:tcW w:w="307" w:type="pct"/>
+            <w:tcMar>
+              <w:top w:w="60" w:type="dxa"/>
+              <w:left w:w="80" w:type="dxa"/>
+              <w:bottom w:w="60" w:type="dxa"/>
+              <w:right w:w="80" w:type="dxa"/>
+            </w:tcMar>
+            <w:vAlign w:val="center"/>
+          </w:tcPr>
+          <w:p>
+            <w:r>
+              <w:rPr>
+                <w:sz w:val="17"/>
+                <w:szCs w:val="17"/>
+              </w:rPr>
+              <w:t xml:space="preserve">Exitoso</w:t>
+            </w:r>
+          </w:p>
+        </w:tc>
+      </w:tr>
     </w:tbl>
     <w:p>
       <w:pPr>
@@ -40796,6 +41058,484 @@
                 <w:szCs w:val="17"/>
               </w:rPr>
               <w:t xml:space="preserve">El formulario devuelve cada mensaje en castellano («La latitud debe estar entre -90 y 90», «El cupo máximo diario debe ser mayor a cero», «El nombre de la zona es obligatorio», «Ya existe una zona turística con ese nombre», «La hora de llegada debe ser distinta de la hora de salida», «La tarifa admite hasta 5 enteros y 2 decimales») sin guardar nada. Ninguna de estas entradas produce un error inesperado (500).</w:t>
+            </w:r>
+          </w:p>
+        </w:tc>
+        <w:tc>
+          <w:tcPr>
+            <w:tcW w:w="346" w:type="pct"/>
+            <w:tcMar>
+              <w:top w:w="60" w:type="dxa"/>
+              <w:left w:w="80" w:type="dxa"/>
+              <w:bottom w:w="60" w:type="dxa"/>
+              <w:right w:w="80" w:type="dxa"/>
+            </w:tcMar>
+            <w:vAlign w:val="center"/>
+          </w:tcPr>
+          <w:p>
+            <w:pPr>
+              <w:rPr>
+                <w:sz w:val="17"/>
+                <w:szCs w:val="17"/>
+              </w:rPr>
+            </w:pPr>
+            <w:r>
+              <w:rPr>
+                <w:sz w:val="17"/>
+                <w:szCs w:val="17"/>
+              </w:rPr>
+              <w:t xml:space="preserve">Exitoso</w:t>
+            </w:r>
+          </w:p>
+        </w:tc>
+      </w:tr>
+      <w:tr>
+        <w:trPr>
+          <w:cantSplit/>
+        </w:trPr>
+        <w:tc>
+          <w:tcPr>
+            <w:tcW w:w="217" w:type="pct"/>
+            <w:tcMar>
+              <w:top w:w="60" w:type="dxa"/>
+              <w:left w:w="80" w:type="dxa"/>
+              <w:bottom w:w="60" w:type="dxa"/>
+              <w:right w:w="80" w:type="dxa"/>
+            </w:tcMar>
+            <w:vAlign w:val="center"/>
+          </w:tcPr>
+          <w:p>
+            <w:pPr>
+              <w:rPr>
+                <w:sz w:val="17"/>
+                <w:szCs w:val="17"/>
+              </w:rPr>
+            </w:pPr>
+            <w:r>
+              <w:rPr>
+                <w:sz w:val="17"/>
+                <w:szCs w:val="17"/>
+              </w:rPr>
+              <w:t xml:space="preserve">CN-21</w:t>
+            </w:r>
+          </w:p>
+        </w:tc>
+        <w:tc>
+          <w:tcPr>
+            <w:tcW w:w="624" w:type="pct"/>
+            <w:tcMar>
+              <w:top w:w="60" w:type="dxa"/>
+              <w:left w:w="80" w:type="dxa"/>
+              <w:bottom w:w="60" w:type="dxa"/>
+              <w:right w:w="80" w:type="dxa"/>
+            </w:tcMar>
+            <w:vAlign w:val="center"/>
+          </w:tcPr>
+          <w:p>
+            <w:pPr>
+              <w:rPr>
+                <w:sz w:val="17"/>
+                <w:szCs w:val="17"/>
+              </w:rPr>
+            </w:pPr>
+            <w:r>
+              <w:rPr>
+                <w:sz w:val="17"/>
+                <w:szCs w:val="17"/>
+              </w:rPr>
+              <w:t xml:space="preserve">Alta de otro horario en un tramo conocido con llegada sugerida y editable, y rechazo de un horario físicamente imposible (RF-12, validación).</w:t>
+            </w:r>
+          </w:p>
+        </w:tc>
+        <w:tc>
+          <w:tcPr>
+            <w:tcW w:w="971" w:type="pct"/>
+            <w:tcMar>
+              <w:top w:w="60" w:type="dxa"/>
+              <w:left w:w="80" w:type="dxa"/>
+              <w:bottom w:w="60" w:type="dxa"/>
+              <w:right w:w="80" w:type="dxa"/>
+            </w:tcMar>
+            <w:vAlign w:val="center"/>
+          </w:tcPr>
+          <w:p>
+            <w:pPr>
+              <w:rPr>
+                <w:sz w:val="17"/>
+                <w:szCs w:val="17"/>
+              </w:rPr>
+            </w:pPr>
+            <w:r>
+              <w:rPr>
+                <w:sz w:val="17"/>
+                <w:szCs w:val="17"/>
+              </w:rPr>
+              <w:t xml:space="preserve">Sesión iniciada como PERURAIL_ADMIN. Existen cuatro servicios entre Ollantaytambo y Machu Picchu (88, 89, 80 y 85 min).</w:t>
+            </w:r>
+          </w:p>
+        </w:tc>
+        <w:tc>
+          <w:tcPr>
+            <w:tcW w:w="765" w:type="pct"/>
+            <w:tcMar>
+              <w:top w:w="60" w:type="dxa"/>
+              <w:left w:w="80" w:type="dxa"/>
+              <w:bottom w:w="60" w:type="dxa"/>
+              <w:right w:w="80" w:type="dxa"/>
+            </w:tcMar>
+            <w:vAlign w:val="center"/>
+          </w:tcPr>
+          <w:p>
+            <w:pPr>
+              <w:rPr>
+                <w:sz w:val="17"/>
+                <w:szCs w:val="17"/>
+              </w:rPr>
+            </w:pPr>
+            <w:r>
+              <w:rPr>
+                <w:sz w:val="17"/>
+                <w:szCs w:val="17"/>
+              </w:rPr>
+              <w:t xml:space="preserve">1) Pulsar «Nuevo servicio» y elegir Ollantaytambo → Machu Picchu.</w:t>
+            </w:r>
+          </w:p>
+          <w:p>
+            <w:pPr>
+              <w:rPr>
+                <w:sz w:val="17"/>
+                <w:szCs w:val="17"/>
+              </w:rPr>
+            </w:pPr>
+            <w:r>
+              <w:rPr>
+                <w:sz w:val="17"/>
+                <w:szCs w:val="17"/>
+              </w:rPr>
+              <w:t xml:space="preserve">2) Escribir la salida 12:00.</w:t>
+            </w:r>
+          </w:p>
+          <w:p>
+            <w:pPr>
+              <w:rPr>
+                <w:sz w:val="17"/>
+                <w:szCs w:val="17"/>
+              </w:rPr>
+            </w:pPr>
+            <w:r>
+              <w:rPr>
+                <w:sz w:val="17"/>
+                <w:szCs w:val="17"/>
+              </w:rPr>
+              <w:t xml:space="preserve">3) Corregir la llegada a 13:30 y cambiar la salida a 13:00.</w:t>
+            </w:r>
+          </w:p>
+          <w:p>
+            <w:pPr>
+              <w:rPr>
+                <w:sz w:val="17"/>
+                <w:szCs w:val="17"/>
+              </w:rPr>
+            </w:pPr>
+            <w:r>
+              <w:rPr>
+                <w:sz w:val="17"/>
+                <w:szCs w:val="17"/>
+              </w:rPr>
+              <w:t xml:space="preserve">4) Pulsar «usar la sugerida», poner tarifa 150 y guardar.</w:t>
+            </w:r>
+          </w:p>
+          <w:p>
+            <w:pPr>
+              <w:rPr>
+                <w:sz w:val="17"/>
+                <w:szCs w:val="17"/>
+              </w:rPr>
+            </w:pPr>
+            <w:r>
+              <w:rPr>
+                <w:sz w:val="17"/>
+                <w:szCs w:val="17"/>
+              </w:rPr>
+              <w:t xml:space="preserve">5) Reintentar con San Pedro → Machu Picchu, salida 06:10 y llegada 06:30.</w:t>
+            </w:r>
+          </w:p>
+        </w:tc>
+        <w:tc>
+          <w:tcPr>
+            <w:tcW w:w="1316" w:type="pct"/>
+            <w:tcMar>
+              <w:top w:w="60" w:type="dxa"/>
+              <w:left w:w="80" w:type="dxa"/>
+              <w:bottom w:w="60" w:type="dxa"/>
+              <w:right w:w="80" w:type="dxa"/>
+            </w:tcMar>
+            <w:vAlign w:val="center"/>
+          </w:tcPr>
+          <w:p>
+            <w:pPr>
+              <w:rPr>
+                <w:sz w:val="17"/>
+                <w:szCs w:val="17"/>
+              </w:rPr>
+            </w:pPr>
+            <w:r>
+              <w:rPr>
+                <w:sz w:val="17"/>
+                <w:szCs w:val="17"/>
+              </w:rPr>
+              <w:t xml:space="preserve">Origen=Ollantaytambo; Destino=Machu Picchu; Salida=12:00; luego Llegada=13:30 y Salida=13:00; Tarifa=150.00; luego San Pedro → Machu Picchu, 06:10–06:30</w:t>
+            </w:r>
+          </w:p>
+        </w:tc>
+        <w:tc>
+          <w:tcPr>
+            <w:tcW w:w="761" w:type="pct"/>
+            <w:tcMar>
+              <w:top w:w="60" w:type="dxa"/>
+              <w:left w:w="80" w:type="dxa"/>
+              <w:bottom w:w="60" w:type="dxa"/>
+              <w:right w:w="80" w:type="dxa"/>
+            </w:tcMar>
+            <w:vAlign w:val="center"/>
+          </w:tcPr>
+          <w:p>
+            <w:pPr>
+              <w:rPr>
+                <w:sz w:val="17"/>
+                <w:szCs w:val="17"/>
+              </w:rPr>
+            </w:pPr>
+            <w:r>
+              <w:rPr>
+                <w:sz w:val="17"/>
+                <w:szCs w:val="17"/>
+              </w:rPr>
+              <w:t xml:space="preserve">Al elegir el tramo, el modal informa «≈ 30.4 km en línea recta · ≈ 38 km de vía férrea · 4 servicios ya registrados en este tramo, con 86 min de viaje de media». Al escribir la salida, la llegada se rellena sola con 13:26 (borde discontinuo y leyenda «Sugerida: media de 4 servicios ya registrados…») y el tránsito con 86. La llegada corregida a 13:30 se conserva al cambiar la salida y aparece el enlace «usar la sugerida (14:26)», que devuelve la propuesta; el servicio se guarda y queda en auditoría. En el reintento, el navegador avisa «20 min para unos 89 km de vía son 268 km/h; ningún tren de la red pasa de 80 km/h» y bloquea el envío; si se fuerza, el servidor responde con el mismo motivo sin guardar.</w:t>
+            </w:r>
+          </w:p>
+        </w:tc>
+        <w:tc>
+          <w:tcPr>
+            <w:tcW w:w="346" w:type="pct"/>
+            <w:tcMar>
+              <w:top w:w="60" w:type="dxa"/>
+              <w:left w:w="80" w:type="dxa"/>
+              <w:bottom w:w="60" w:type="dxa"/>
+              <w:right w:w="80" w:type="dxa"/>
+            </w:tcMar>
+            <w:vAlign w:val="center"/>
+          </w:tcPr>
+          <w:p>
+            <w:pPr>
+              <w:rPr>
+                <w:sz w:val="17"/>
+                <w:szCs w:val="17"/>
+              </w:rPr>
+            </w:pPr>
+            <w:r>
+              <w:rPr>
+                <w:sz w:val="17"/>
+                <w:szCs w:val="17"/>
+              </w:rPr>
+              <w:t xml:space="preserve">Exitoso</w:t>
+            </w:r>
+          </w:p>
+        </w:tc>
+      </w:tr>
+      <w:tr>
+        <w:trPr>
+          <w:cantSplit/>
+        </w:trPr>
+        <w:tc>
+          <w:tcPr>
+            <w:tcW w:w="217" w:type="pct"/>
+            <w:tcMar>
+              <w:top w:w="60" w:type="dxa"/>
+              <w:left w:w="80" w:type="dxa"/>
+              <w:bottom w:w="60" w:type="dxa"/>
+              <w:right w:w="80" w:type="dxa"/>
+            </w:tcMar>
+            <w:vAlign w:val="center"/>
+          </w:tcPr>
+          <w:p>
+            <w:pPr>
+              <w:rPr>
+                <w:sz w:val="17"/>
+                <w:szCs w:val="17"/>
+              </w:rPr>
+            </w:pPr>
+            <w:r>
+              <w:rPr>
+                <w:sz w:val="17"/>
+                <w:szCs w:val="17"/>
+              </w:rPr>
+              <w:t xml:space="preserve">CN-22</w:t>
+            </w:r>
+          </w:p>
+        </w:tc>
+        <w:tc>
+          <w:tcPr>
+            <w:tcW w:w="624" w:type="pct"/>
+            <w:tcMar>
+              <w:top w:w="60" w:type="dxa"/>
+              <w:left w:w="80" w:type="dxa"/>
+              <w:bottom w:w="60" w:type="dxa"/>
+              <w:right w:w="80" w:type="dxa"/>
+            </w:tcMar>
+            <w:vAlign w:val="center"/>
+          </w:tcPr>
+          <w:p>
+            <w:pPr>
+              <w:rPr>
+                <w:sz w:val="17"/>
+                <w:szCs w:val="17"/>
+              </w:rPr>
+            </w:pPr>
+            <w:r>
+              <w:rPr>
+                <w:sz w:val="17"/>
+                <w:szCs w:val="17"/>
+              </w:rPr>
+              <w:t xml:space="preserve">Rechazo de un circuito peatonal que supera el tope caminable pedido por URL (RF-04, RF-05, RNF-06).</w:t>
+            </w:r>
+          </w:p>
+        </w:tc>
+        <w:tc>
+          <w:tcPr>
+            <w:tcW w:w="971" w:type="pct"/>
+            <w:tcMar>
+              <w:top w:w="60" w:type="dxa"/>
+              <w:left w:w="80" w:type="dxa"/>
+              <w:bottom w:w="60" w:type="dxa"/>
+              <w:right w:w="80" w:type="dxa"/>
+            </w:tcMar>
+            <w:vAlign w:val="center"/>
+          </w:tcPr>
+          <w:p>
+            <w:pPr>
+              <w:rPr>
+                <w:sz w:val="17"/>
+                <w:szCs w:val="17"/>
+              </w:rPr>
+            </w:pPr>
+            <w:r>
+              <w:rPr>
+                <w:sz w:val="17"/>
+                <w:szCs w:val="17"/>
+              </w:rPr>
+              <w:t xml:space="preserve">Existe la zona «Llaqta de Machu Picchu» (estación de acceso Machu Picchu) y la estación Puno está activa. El nivel Alta tiene DifDistanciaMaximaKm = 40.</w:t>
+            </w:r>
+          </w:p>
+        </w:tc>
+        <w:tc>
+          <w:tcPr>
+            <w:tcW w:w="765" w:type="pct"/>
+            <w:tcMar>
+              <w:top w:w="60" w:type="dxa"/>
+              <w:left w:w="80" w:type="dxa"/>
+              <w:bottom w:w="60" w:type="dxa"/>
+              <w:right w:w="80" w:type="dxa"/>
+            </w:tcMar>
+            <w:vAlign w:val="center"/>
+          </w:tcPr>
+          <w:p>
+            <w:pPr>
+              <w:rPr>
+                <w:sz w:val="17"/>
+                <w:szCs w:val="17"/>
+              </w:rPr>
+            </w:pPr>
+            <w:r>
+              <w:rPr>
+                <w:sz w:val="17"/>
+                <w:szCs w:val="17"/>
+              </w:rPr>
+              <w:t xml:space="preserve">1) Pedir por URL el detalle de ruta con la estación Puno y la zona Llaqta de Machu Picchu.</w:t>
+            </w:r>
+          </w:p>
+          <w:p>
+            <w:pPr>
+              <w:rPr>
+                <w:sz w:val="17"/>
+                <w:szCs w:val="17"/>
+              </w:rPr>
+            </w:pPr>
+            <w:r>
+              <w:rPr>
+                <w:sz w:val="17"/>
+                <w:szCs w:val="17"/>
+              </w:rPr>
+              <w:t xml:space="preserve">2) Pedir el informe consolidado con los mismos parámetros y una fecha futura.</w:t>
+            </w:r>
+          </w:p>
+          <w:p>
+            <w:pPr>
+              <w:rPr>
+                <w:sz w:val="17"/>
+                <w:szCs w:val="17"/>
+              </w:rPr>
+            </w:pPr>
+            <w:r>
+              <w:rPr>
+                <w:sz w:val="17"/>
+                <w:szCs w:val="17"/>
+              </w:rPr>
+              <w:t xml:space="preserve">3) Consultar la misma zona desde la estación Machu Picchu.</w:t>
+            </w:r>
+          </w:p>
+        </w:tc>
+        <w:tc>
+          <w:tcPr>
+            <w:tcW w:w="1316" w:type="pct"/>
+            <w:tcMar>
+              <w:top w:w="60" w:type="dxa"/>
+              <w:left w:w="80" w:type="dxa"/>
+              <w:bottom w:w="60" w:type="dxa"/>
+              <w:right w:w="80" w:type="dxa"/>
+            </w:tcMar>
+            <w:vAlign w:val="center"/>
+          </w:tcPr>
+          <w:p>
+            <w:pPr>
+              <w:rPr>
+                <w:sz w:val="17"/>
+                <w:szCs w:val="17"/>
+              </w:rPr>
+            </w:pPr>
+            <w:r>
+              <w:rPr>
+                <w:sz w:val="17"/>
+                <w:szCs w:val="17"/>
+              </w:rPr>
+              <w:t xml:space="preserve">idEstacion=7 (Puno); idZona=8 (Llaqta de Machu Picchu); edades=30; fechaVisita futura</w:t>
+            </w:r>
+          </w:p>
+        </w:tc>
+        <w:tc>
+          <w:tcPr>
+            <w:tcW w:w="761" w:type="pct"/>
+            <w:tcMar>
+              <w:top w:w="60" w:type="dxa"/>
+              <w:left w:w="80" w:type="dxa"/>
+              <w:bottom w:w="60" w:type="dxa"/>
+              <w:right w:w="80" w:type="dxa"/>
+            </w:tcMar>
+            <w:vAlign w:val="center"/>
+          </w:tcPr>
+          <w:p>
+            <w:pPr>
+              <w:rPr>
+                <w:sz w:val="17"/>
+                <w:szCs w:val="17"/>
+              </w:rPr>
+            </w:pPr>
+            <w:r>
+              <w:rPr>
+                <w:sz w:val="17"/>
+                <w:szCs w:val="17"/>
+              </w:rPr>
+              <w:t xml:space="preserve">Las dos primeras peticiones devuelven la vista «No se pudo calcular la ruta» (HTTP 400) con el mensaje «Desde Estacion Puno, la zona turística Llaqta de Machu Picchu queda a 400.67 km: el circuito de ida y vuelta (801.34 km) supera los 40 km que admite un recorrido a pie…», sin persistir ruta ni informe. La tercera muestra la ruta normal de 10 km (Alta). El buscador nunca ofrece la combinación porque filtra por estación de acceso.</w:t>
             </w:r>
           </w:p>
         </w:tc>

--- a/docs/ProyectoFinalSOftware.docx
+++ b/docs/ProyectoFinalSOftware.docx
@@ -36891,7 +36891,7 @@
                 <w:sz w:val="17"/>
                 <w:szCs w:val="17"/>
               </w:rPr>
-              <w:t xml:space="preserve">SerIdEstacionOrigen=San Pedro (-13.5225, -71.9822); SerIdEstacionDestino=Machu Picchu (-13.1547, -72.5250); SerHorarioSalida=06:10; SerHorarioLlegada=06:30; SerTarifa=210.00</w:t>
+              <w:t xml:space="preserve">SerIdEstacionOrigen=San Pedro (-13.5225, -71.9822); SerIdEstacionDestino=Machu Picchu (-13.1547, -72.5250); SerHorarioSalida=06:10; SerHorarioLlegada=06:30; SerTarifa=360.00</w:t>
             </w:r>
           </w:p>
         </w:tc>
@@ -38416,7 +38416,7 @@
                 <w:sz w:val="17"/>
                 <w:szCs w:val="17"/>
               </w:rPr>
-              <w:t>Formato=PDF; Ruta=Conjunto Arqueológico de Ollantaytambo (ida y vuelta); Edades=[38, 36, 8]; tarifa de tren S/ 145.00; entrada S/ 70.00</w:t>
+              <w:t>Formato=PDF; Ruta=Conjunto Arqueológico de Ollantaytambo (ida y vuelta); Edades=[38, 36, 8]; tarifa de tren S/ 210.00; entrada S/ 70.00</w:t>
             </w:r>
           </w:p>
         </w:tc>
@@ -38437,7 +38437,7 @@
                 <w:sz w:val="17"/>
                 <w:szCs w:val="17"/>
               </w:rPr>
-              <w:t>El sistema genera el informe consolidado descargable con ruta, clima, tiempo estimado, dificultad y el desglose por edad, con un total estimado de S/ 550.10 (dos adultos a S/ 215.00 y un niño de 8 años a S/ 120.10).</w:t>
+              <w:t>El sistema genera el informe consolidado descargable con ruta, clima, tiempo estimado, dificultad y el desglose por edad, con un total estimado de S/ 712.60 (dos adultos a S/ 280.00 y un niño de 8 años a S/ 152.60).</w:t>
             </w:r>
           </w:p>
         </w:tc>
@@ -39042,7 +39042,7 @@
                 <w:sz w:val="17"/>
                 <w:szCs w:val="17"/>
               </w:rPr>
-              <w:t>Edad=15; tarifa de tren S/ 145.00; entrada a la zona S/ 70.00</w:t>
+              <w:t>Edad=15; tarifa de tren S/ 210.00; entrada a la zona S/ 70.00</w:t>
             </w:r>
           </w:p>
         </w:tc>
@@ -39063,7 +39063,7 @@
                 <w:sz w:val="17"/>
                 <w:szCs w:val="17"/>
               </w:rPr>
-              <w:t>El sistema cobra tarifa de adulto en el tren (S/ 145.00) y tarifa de menor en la zona (S/ 47.60), con un total de S/ 192.60, porque PeruRail corta la tarifa de niño a los 12 años y la zona la mantiene hasta los 17.</w:t>
+              <w:t>El sistema cobra tarifa de adulto en el tren (S/ 210.00) y tarifa de menor en la zona (S/ 47.60), con un total de S/ 257.60, porque PeruRail corta la tarifa de niño a los 12 años y la zona la mantiene hasta los 17.</w:t>
             </w:r>
           </w:p>
         </w:tc>
@@ -40552,7 +40552,7 @@
                 <w:sz w:val="17"/>
                 <w:szCs w:val="17"/>
               </w:rPr>
-              <w:t xml:space="preserve">Servicio de tren = Machu Picchu → San Pedro (salida 14:55, S/ 210.00)</w:t>
+              <w:t xml:space="preserve">Servicio de tren = Machu Picchu → San Pedro (salida 14:55, S/ 360.00)</w:t>
             </w:r>
           </w:p>
         </w:tc>
@@ -41242,7 +41242,7 @@
                 <w:sz w:val="17"/>
                 <w:szCs w:val="17"/>
               </w:rPr>
-              <w:t xml:space="preserve">4) Pulsar «usar la sugerida», poner tarifa 150 y guardar.</w:t>
+              <w:t xml:space="preserve">4) Pulsar «usar la sugerida», poner tarifa 210 y guardar.</w:t>
             </w:r>
           </w:p>
           <w:p>
@@ -41284,7 +41284,7 @@
                 <w:sz w:val="17"/>
                 <w:szCs w:val="17"/>
               </w:rPr>
-              <w:t xml:space="preserve">Origen=Ollantaytambo; Destino=Machu Picchu; Salida=12:00; luego Llegada=13:30 y Salida=13:00; Tarifa=150.00; luego San Pedro → Machu Picchu, 06:10–06:30</w:t>
+              <w:t xml:space="preserve">Origen=Ollantaytambo; Destino=Machu Picchu; Salida=12:00; luego Llegada=13:30 y Salida=13:00; Tarifa=210.00; luego San Pedro → Machu Picchu, 06:10–06:30</w:t>
             </w:r>
           </w:p>
         </w:tc>

--- a/docs/ProyectoFinalSOftware.docx
+++ b/docs/ProyectoFinalSOftware.docx
@@ -14040,7 +14040,7 @@
       <w:r>
         <w:t xml:space="preserve"> Servicios de dominio — PreferenciaService (buscador de zonas por filtros acumulativos), ZonaTuristicaService, AforoService (validación y control de cupos diarios por número de personas), RutaPeatonalService (motor de cálculo de la ruta peatonal de ida y vuelta), TarifaService (categoría tarifaria que corresponde a cada edad), </w:t>
         <w:lastRenderedPageBreak/>
-        <w:t>InformeService (generación del informe consolidado) y SchedulerService (orquestación de las tareas periódicas).</w:t>
+        <w:t>InformeService (generación del informe consolidado), UsuarioService (auto-registro de turistas) y los trabajos programados SincronizacionPeruRailJob y SincronizacionSenamhiJob (Spring @Scheduled, configurados en SchedulerConfig).</w:t>
       </w:r>
     </w:p>
     <w:p>
@@ -23090,7 +23090,7 @@
                 <w:sz w:val="17"/>
                 <w:szCs w:val="17"/>
               </w:rPr>
-              <w:t>FK → Estacion(EstIdEstacion). Estación de origen del servicio.</w:t>
+              <w:t>FK → Estacion(EstIdEstacion). Estación de origen del servicio. Si esa estación está inactiva, el servicio se conserva pero no se ofrece al turista ni se acepta en el informe (RF-02).</w:t>
             </w:r>
           </w:p>
         </w:tc>
@@ -34370,7 +34370,7 @@
         <w:t xml:space="preserve">Componentes Evaluados: </w:t>
       </w:r>
       <w:r>
-        <w:t xml:space="preserve"> RutaPeatonalService, SenamhiClient, PeruRailClient, AforoService, TarifaService, AuditoriaService, ServicioTrenService e InformeService. Las pruebas se concentran en los métodos encargados de calcular la ruta peatonal (calcularRutaPeatonalIdaVuelta), procesar el feed climático (procesarFeedSenamhi), validar la tarifa del tren (validarTarifaPeruRail), validar el aforo disponible de una zona turística para todo el grupo (validarAforoDisponible), resolver la categoría tarifaria que corresponde a cada edad (categoriaPorEdad) y registrar la auditoría de las operaciones administrativas (registrarAuditoria) eliminar servicios de tren registrando su trazabilidad en auditoría (eliminar) y consultar el historial de informes por usuario autenticado (obtenerInformesPorUsuario).</w:t>
+        <w:t xml:space="preserve"> RutaPeatonalService, SenamhiClient, PeruRailClient, AforoService, TarifaService, AuditoriaService, ServicioTrenService, InformeService y UsuarioService. Las pruebas se concentran en los métodos encargados de calcular la ruta peatonal (calcularRutaPeatonalIdaVuelta), procesar el feed climático (procesarFeedSenamhi), validar la tarifa del tren (validarTarifaPeruRail), validar el aforo disponible de una zona turística para todo el grupo (validarAforoDisponible), resolver la categoría tarifaria que corresponde a cada edad (categoriaPorEdad), registrar la auditoría de las operaciones administrativas (registrarAuditoria), eliminar servicios de tren registrando su trazabilidad en auditoría (eliminar), consultar el historial de informes por usuario autenticado (obtenerInformesPorUsuario), derivar y validar los horarios y la velocidad de un servicio de tren (completarTiempoTransito, guardar, validarVelocidadFisica), dar de alta una cuenta de turista (registrarTurista) y acotar el circuito caminable al tope del nivel de dificultad más exigente (clasificarDificultad).</w:t>
       </w:r>
     </w:p>
     <w:p>
@@ -41143,7 +41143,7 @@
                 <w:sz w:val="17"/>
                 <w:szCs w:val="17"/>
               </w:rPr>
-              <w:t xml:space="preserve">Alta de otro horario en un tramo conocido con llegada sugerida y editable, y rechazo de un horario físicamente imposible (RF-12, validación).</w:t>
+              <w:t xml:space="preserve">Alta de otro horario en un tramo conocido con llegada sugerida y editable, y rechazo de un horario físicamente imposible (RF-13, validación).</w:t>
             </w:r>
           </w:p>
         </w:tc>

--- a/docs/ProyectoFinalSOftware.docx
+++ b/docs/ProyectoFinalSOftware.docx
@@ -5764,14 +5764,7 @@
                 <w:szCs w:val="18"/>
               </w:rPr>
               <w:lastRenderedPageBreak/>
-              <w:t xml:space="preserve">2) </w:t>
-            </w:r>
-            <w:r>
-              <w:rPr>
-                <w:sz w:val="18"/>
-                <w:szCs w:val="18"/>
-              </w:rPr>
-              <w:t>Ingresa o edita el nombre, descripción, una o más preferencias, costo aproximado, estación cercana y selecciona la ubicación en el mapa interactivo (o ingresa las coordenadas).</w:t>
+              <w:t xml:space="preserve">2) Ingresa o edita el nombre, descripción, una o más preferencias, costo aproximado y selecciona la ubicación en el mapa interactivo (o ingresa las coordenadas); el sistema propone la estación activa más cercana al punto, que puede cambiarse.</w:t>
             </w:r>
           </w:p>
           <w:p>
@@ -14223,7 +14216,7 @@
       <w:r>
         <w:t xml:space="preserve">) que dibuja automáticamente el trazo en línea recta (Haversine), garantizando que el mapa nunca quede vacío. El mismo mapa es multimodal: al elegir un servicio en el selector de trenes, dibuja el tramo ferroviario desde la estación de abordaje hasta la de partida siguiendo el trazado real de las vías de PeruRail, que se conserva como un GeoJSON estático extraído de OpenStreetMap (script </w:t>
         <w:lastRenderedPageBreak/>
-        <w:t>scripts/descargar_red_ferroviaria.py) y se recorre con el algoritmo de Dijkstra en el navegador; si la red no está disponible o una estación queda lejos de la vía, se traza una recta rotulada como esquemática. Leaflet.js se reutiliza además en el módulo administrativo de Travel Group Perú como geoselector interactivo: en el modal de registro y actualización de zonas, el operador fija la ubicación con un clic o arrastrando el marcador y el formulario captura la latitud y la longitud sin digitación manual, mostrando la estación de referencia y la distancia caminable clasificada con la tabla dificultad.</w:t>
+        <w:t>scripts/descargar_red_ferroviaria.py) y se recorre con el algoritmo de Dijkstra en el navegador; si la red no está disponible o una estación queda lejos de la vía, se traza una recta rotulada como esquemática. Leaflet.js se reutiliza además en el módulo administrativo de Travel Group Perú como geoselector interactivo: en el modal de registro y actualización de zonas, el operador fija la ubicación con un clic o arrastrando el marcador y el formulario captura la latitud y la longitud sin digitación manual, selecciona automáticamente la estación activa más cercana al punto (editable si el acceso habitual es otro) y muestra la distancia caminable clasificada con la tabla dificultad.</w:t>
       </w:r>
     </w:p>
     <w:p>

--- a/docs/ProyectoFinalSOftware.docx
+++ b/docs/ProyectoFinalSOftware.docx
@@ -5764,7 +5764,7 @@
                 <w:szCs w:val="18"/>
               </w:rPr>
               <w:lastRenderedPageBreak/>
-              <w:t xml:space="preserve">2) Ingresa o edita el nombre, descripción, una o más preferencias, costo aproximado y selecciona la ubicación en el mapa interactivo (o ingresa las coordenadas); el sistema propone la estación activa más cercana al punto, que puede cambiarse.</w:t>
+              <w:t xml:space="preserve">2) Ingresa o edita el nombre, descripción, una o más preferencias, costo aproximado y selecciona la ubicación en el mapa interactivo (o ingresa las coordenadas), donde se muestran todas las estaciones activas; el sistema propone la más cercana al punto, que puede cambiarse pulsando otra. Si falta una categoría, crea la preferencia desde el propio formulario.</w:t>
             </w:r>
           </w:p>
           <w:p>
@@ -14216,7 +14216,7 @@
       <w:r>
         <w:t xml:space="preserve">) que dibuja automáticamente el trazo en línea recta (Haversine), garantizando que el mapa nunca quede vacío. El mismo mapa es multimodal: al elegir un servicio en el selector de trenes, dibuja el tramo ferroviario desde la estación de abordaje hasta la de partida siguiendo el trazado real de las vías de PeruRail, que se conserva como un GeoJSON estático extraído de OpenStreetMap (script </w:t>
         <w:lastRenderedPageBreak/>
-        <w:t>scripts/descargar_red_ferroviaria.py) y se recorre con el algoritmo de Dijkstra en el navegador; si la red no está disponible o una estación queda lejos de la vía, se traza una recta rotulada como esquemática. Leaflet.js se reutiliza además en el módulo administrativo de Travel Group Perú como geoselector interactivo: en el modal de registro y actualización de zonas, el operador fija la ubicación con un clic o arrastrando el marcador y el formulario captura la latitud y la longitud sin digitación manual, selecciona automáticamente la estación activa más cercana al punto (editable si el acceso habitual es otro) y muestra la distancia caminable clasificada con la tabla dificultad.</w:t>
+        <w:t>scripts/descargar_red_ferroviaria.py) y se recorre con el algoritmo de Dijkstra en el navegador; si la red no está disponible o una estación queda lejos de la vía, se traza una recta rotulada como esquemática. Leaflet.js se reutiliza además en el módulo administrativo de Travel Group Perú como geoselector interactivo: en el modal de registro y actualización de zonas, el operador fija la ubicación con un clic o arrastrando el marcador y el formulario captura la latitud y la longitud sin digitación manual, muestra todas las estaciones activas, selecciona automáticamente la más cercana al punto (editable si el acceso habitual es otro, incluso pulsando su marcador) y muestra la distancia caminable clasificada con la tabla dificultad. Desde el mismo modal se dan de alta preferencias nuevas (POST /zonas/preferencias por fetch), que se añaden como casilla sin perder lo escrito y quedan en auditoría.</w:t>
       </w:r>
     </w:p>
     <w:p>
@@ -18422,7 +18422,7 @@
                 <w:sz w:val="17"/>
                 <w:szCs w:val="17"/>
               </w:rPr>
-              <w:t>Nombre de la preferencia turística (Ej.: Aventura, Naturaleza, Historia/Cultura, Gastronomía). Valor único.</w:t>
+              <w:t>Nombre de la preferencia turística (Ej.: Aventura, Naturaleza, Historia/Cultura, Gastronomía). Valor único, sin distinguir mayúsculas al crearlo. Travel Group Perú puede añadir nuevos desde el modal de zonas (RNF-06), con traza en AuditoriaLog.</w:t>
             </w:r>
           </w:p>
         </w:tc>
@@ -34475,7 +34475,7 @@
         <w:t xml:space="preserve">Componentes Evaluados: </w:t>
       </w:r>
       <w:r>
-        <w:t xml:space="preserve"> RutaPeatonalService, SenamhiClient, PeruRailClient, AforoService, TarifaService, AuditoriaService, ServicioTrenService, InformeService y UsuarioService. Las pruebas se concentran en los métodos encargados de calcular la ruta peatonal (calcularRutaPeatonalIdaVuelta), procesar el feed climático (procesarFeedSenamhi), validar la tarifa del tren (validarTarifaPeruRail), validar el aforo disponible de una zona turística para todo el grupo (validarAforoDisponible), resolver la categoría tarifaria que corresponde a cada edad (categoriaPorEdad), registrar la auditoría de las operaciones administrativas (registrarAuditoria), eliminar servicios de tren registrando su trazabilidad en auditoría (eliminar), consultar el historial de informes por usuario autenticado (obtenerInformesPorUsuario), derivar y validar los horarios y la velocidad de un servicio de tren (completarTiempoTransito, guardar, validarVelocidadFisica), dar de alta una cuenta de turista (registrarTurista) y acotar el circuito caminable al tope del nivel de dificultad más exigente (clasificarDificultad).</w:t>
+        <w:t xml:space="preserve"> RutaPeatonalService, SenamhiClient, PeruRailClient, AforoService, TarifaService, AuditoriaService, ServicioTrenService, InformeService y UsuarioService. Las pruebas se concentran en los métodos encargados de calcular la ruta peatonal (calcularRutaPeatonalIdaVuelta), procesar el feed climático (procesarFeedSenamhi), validar la tarifa del tren (validarTarifaPeruRail), validar el aforo disponible de una zona turística para todo el grupo (validarAforoDisponible), resolver la categoría tarifaria que corresponde a cada edad (categoriaPorEdad), registrar la auditoría de las operaciones administrativas (registrarAuditoria), eliminar servicios de tren registrando su trazabilidad en auditoría (eliminar), consultar el historial de informes por usuario autenticado (obtenerInformesPorUsuario), derivar y validar los horarios y la velocidad de un servicio de tren (completarTiempoTransito, guardar, validarVelocidadFisica), dar de alta una cuenta de turista (registrarTurista) acotar el circuito caminable al tope del nivel de dificultad más exigente (clasificarDificultad) y crear preferencias turísticas desde el mantenimiento de zonas (registrarPreferencia).</w:t>
       </w:r>
     </w:p>
     <w:p>
@@ -37176,6 +37176,270 @@
           </w:p>
         </w:tc>
       </w:tr>
+      <w:tr>
+        <w:trPr>
+          <w:cantSplit/>
+        </w:trPr>
+        <w:tc>
+          <w:tcPr>
+            <w:tcW w:w="184" w:type="pct"/>
+            <w:tcMar>
+              <w:top w:w="60" w:type="dxa"/>
+              <w:left w:w="80" w:type="dxa"/>
+              <w:bottom w:w="60" w:type="dxa"/>
+              <w:right w:w="80" w:type="dxa"/>
+            </w:tcMar>
+            <w:vAlign w:val="center"/>
+          </w:tcPr>
+          <w:p>
+            <w:r>
+              <w:rPr>
+                <w:sz w:val="17"/>
+                <w:szCs w:val="17"/>
+              </w:rPr>
+              <w:lastRenderedPageBreak/>
+              <w:t xml:space="preserve">CB-20</w:t>
+            </w:r>
+          </w:p>
+        </w:tc>
+        <w:tc>
+          <w:tcPr>
+            <w:tcW w:w="1111" w:type="pct"/>
+            <w:tcMar>
+              <w:top w:w="60" w:type="dxa"/>
+              <w:left w:w="80" w:type="dxa"/>
+              <w:bottom w:w="60" w:type="dxa"/>
+              <w:right w:w="80" w:type="dxa"/>
+            </w:tcMar>
+            <w:vAlign w:val="center"/>
+          </w:tcPr>
+          <w:p>
+            <w:r>
+              <w:rPr>
+                <w:sz w:val="17"/>
+                <w:szCs w:val="17"/>
+              </w:rPr>
+              <w:t xml:space="preserve">registrarPreferencia()</w:t>
+            </w:r>
+          </w:p>
+        </w:tc>
+        <w:tc>
+          <w:tcPr>
+            <w:tcW w:w="817" w:type="pct"/>
+            <w:tcMar>
+              <w:top w:w="60" w:type="dxa"/>
+              <w:left w:w="80" w:type="dxa"/>
+              <w:bottom w:w="60" w:type="dxa"/>
+              <w:right w:w="80" w:type="dxa"/>
+            </w:tcMar>
+            <w:vAlign w:val="center"/>
+          </w:tcPr>
+          <w:p>
+            <w:r>
+              <w:rPr>
+                <w:sz w:val="17"/>
+                <w:szCs w:val="17"/>
+              </w:rPr>
+              <w:t xml:space="preserve">Ruta A (Cumple condición): nombre nuevo; el sistema lo recorta, guarda la preferencia y deja traza INSERT en AuditoriaLog a nombre del operador.</w:t>
+            </w:r>
+          </w:p>
+        </w:tc>
+        <w:tc>
+          <w:tcPr>
+            <w:tcW w:w="1317" w:type="pct"/>
+            <w:tcMar>
+              <w:top w:w="60" w:type="dxa"/>
+              <w:left w:w="80" w:type="dxa"/>
+              <w:bottom w:w="60" w:type="dxa"/>
+              <w:right w:w="80" w:type="dxa"/>
+            </w:tcMar>
+            <w:vAlign w:val="center"/>
+          </w:tcPr>
+          <w:p>
+            <w:r>
+              <w:rPr>
+                <w:sz w:val="17"/>
+                <w:szCs w:val="17"/>
+              </w:rPr>
+              <w:t xml:space="preserve">nombre=«  Astronomía »; descripcion=«Cielos del altiplano »; usuario=travel_ana</w:t>
+            </w:r>
+          </w:p>
+        </w:tc>
+        <w:tc>
+          <w:tcPr>
+            <w:tcW w:w="1264" w:type="pct"/>
+            <w:tcMar>
+              <w:top w:w="60" w:type="dxa"/>
+              <w:left w:w="80" w:type="dxa"/>
+              <w:bottom w:w="60" w:type="dxa"/>
+              <w:right w:w="80" w:type="dxa"/>
+            </w:tcMar>
+            <w:vAlign w:val="center"/>
+          </w:tcPr>
+          <w:p>
+            <w:r>
+              <w:rPr>
+                <w:sz w:val="17"/>
+                <w:szCs w:val="17"/>
+              </w:rPr>
+              <w:t xml:space="preserve">return Preferencia{id=9, nombre=Astronomía, descripcion=Cielos del altiplano} + AuditoriaLog INSERT preferencia ("PreNombre=Astronomía; PreDescripcion=Cielos del altiplano").</w:t>
+            </w:r>
+          </w:p>
+        </w:tc>
+        <w:tc>
+          <w:tcPr>
+            <w:tcW w:w="307" w:type="pct"/>
+            <w:tcMar>
+              <w:top w:w="60" w:type="dxa"/>
+              <w:left w:w="80" w:type="dxa"/>
+              <w:bottom w:w="60" w:type="dxa"/>
+              <w:right w:w="80" w:type="dxa"/>
+            </w:tcMar>
+            <w:vAlign w:val="center"/>
+          </w:tcPr>
+          <w:p>
+            <w:r>
+              <w:rPr>
+                <w:sz w:val="17"/>
+                <w:szCs w:val="17"/>
+              </w:rPr>
+              <w:t xml:space="preserve">Exitoso</w:t>
+            </w:r>
+          </w:p>
+        </w:tc>
+      </w:tr>
+      <w:tr>
+        <w:trPr>
+          <w:cantSplit/>
+        </w:trPr>
+        <w:tc>
+          <w:tcPr>
+            <w:tcW w:w="184" w:type="pct"/>
+            <w:tcMar>
+              <w:top w:w="60" w:type="dxa"/>
+              <w:left w:w="80" w:type="dxa"/>
+              <w:bottom w:w="60" w:type="dxa"/>
+              <w:right w:w="80" w:type="dxa"/>
+            </w:tcMar>
+            <w:vAlign w:val="center"/>
+          </w:tcPr>
+          <w:p>
+            <w:r>
+              <w:rPr>
+                <w:sz w:val="17"/>
+                <w:szCs w:val="17"/>
+              </w:rPr>
+              <w:lastRenderedPageBreak/>
+              <w:t xml:space="preserve">CB-21</w:t>
+            </w:r>
+          </w:p>
+        </w:tc>
+        <w:tc>
+          <w:tcPr>
+            <w:tcW w:w="1111" w:type="pct"/>
+            <w:tcMar>
+              <w:top w:w="60" w:type="dxa"/>
+              <w:left w:w="80" w:type="dxa"/>
+              <w:bottom w:w="60" w:type="dxa"/>
+              <w:right w:w="80" w:type="dxa"/>
+            </w:tcMar>
+            <w:vAlign w:val="center"/>
+          </w:tcPr>
+          <w:p>
+            <w:r>
+              <w:rPr>
+                <w:sz w:val="17"/>
+                <w:szCs w:val="17"/>
+              </w:rPr>
+              <w:t xml:space="preserve">registrarPreferencia()</w:t>
+            </w:r>
+          </w:p>
+        </w:tc>
+        <w:tc>
+          <w:tcPr>
+            <w:tcW w:w="817" w:type="pct"/>
+            <w:tcMar>
+              <w:top w:w="60" w:type="dxa"/>
+              <w:left w:w="80" w:type="dxa"/>
+              <w:bottom w:w="60" w:type="dxa"/>
+              <w:right w:w="80" w:type="dxa"/>
+            </w:tcMar>
+            <w:vAlign w:val="center"/>
+          </w:tcPr>
+          <w:p>
+            <w:r>
+              <w:rPr>
+                <w:sz w:val="17"/>
+                <w:szCs w:val="17"/>
+              </w:rPr>
+              <w:t xml:space="preserve">Ruta B (Falso): ya existe una preferencia con el mismo nombre sin distinguir mayúsculas, o el nombre llega vacío o supera los 30 caracteres; el sistema rechaza el alta antes de persistir.</w:t>
+            </w:r>
+          </w:p>
+        </w:tc>
+        <w:tc>
+          <w:tcPr>
+            <w:tcW w:w="1317" w:type="pct"/>
+            <w:tcMar>
+              <w:top w:w="60" w:type="dxa"/>
+              <w:left w:w="80" w:type="dxa"/>
+              <w:bottom w:w="60" w:type="dxa"/>
+              <w:right w:w="80" w:type="dxa"/>
+            </w:tcMar>
+            <w:vAlign w:val="center"/>
+          </w:tcPr>
+          <w:p>
+            <w:r>
+              <w:rPr>
+                <w:sz w:val="17"/>
+                <w:szCs w:val="17"/>
+              </w:rPr>
+              <w:t xml:space="preserve">nombre=«GASTRONOMIA» (existe «Gastronomia») · nombre=«   » · nombre de 31 caracteres</w:t>
+            </w:r>
+          </w:p>
+        </w:tc>
+        <w:tc>
+          <w:tcPr>
+            <w:tcW w:w="1264" w:type="pct"/>
+            <w:tcMar>
+              <w:top w:w="60" w:type="dxa"/>
+              <w:left w:w="80" w:type="dxa"/>
+              <w:bottom w:w="60" w:type="dxa"/>
+              <w:right w:w="80" w:type="dxa"/>
+            </w:tcMar>
+            <w:vAlign w:val="center"/>
+          </w:tcPr>
+          <w:p>
+            <w:r>
+              <w:rPr>
+                <w:sz w:val="17"/>
+                <w:szCs w:val="17"/>
+              </w:rPr>
+              <w:t xml:space="preserve">throw IllegalArgumentException("Ya existe la preferencia «Gastronomia»") / ("El nombre de la preferencia es obligatorio") / ("…no puede superar los 30 caracteres"). Sin save ni auditoría.</w:t>
+            </w:r>
+          </w:p>
+        </w:tc>
+        <w:tc>
+          <w:tcPr>
+            <w:tcW w:w="307" w:type="pct"/>
+            <w:tcMar>
+              <w:top w:w="60" w:type="dxa"/>
+              <w:left w:w="80" w:type="dxa"/>
+              <w:bottom w:w="60" w:type="dxa"/>
+              <w:right w:w="80" w:type="dxa"/>
+            </w:tcMar>
+            <w:vAlign w:val="center"/>
+          </w:tcPr>
+          <w:p>
+            <w:r>
+              <w:rPr>
+                <w:sz w:val="17"/>
+                <w:szCs w:val="17"/>
+              </w:rPr>
+              <w:t xml:space="preserve">Exitoso</w:t>
+            </w:r>
+          </w:p>
+        </w:tc>
+      </w:tr>
     </w:tbl>
     <w:p>
       <w:pPr>
@@ -41673,6 +41937,261 @@
                 <w:szCs w:val="17"/>
               </w:rPr>
               <w:t>Exitoso</w:t>
+            </w:r>
+          </w:p>
+        </w:tc>
+      </w:tr>
+      <w:tr>
+        <w:trPr>
+          <w:cantSplit/>
+        </w:trPr>
+        <w:tc>
+          <w:tcPr>
+            <w:tcW w:w="217" w:type="pct"/>
+            <w:tcMar>
+              <w:top w:w="60" w:type="dxa"/>
+              <w:left w:w="80" w:type="dxa"/>
+              <w:bottom w:w="60" w:type="dxa"/>
+              <w:right w:w="80" w:type="dxa"/>
+            </w:tcMar>
+            <w:vAlign w:val="center"/>
+          </w:tcPr>
+          <w:p>
+            <w:pPr>
+              <w:rPr>
+                <w:sz w:val="17"/>
+                <w:szCs w:val="17"/>
+              </w:rPr>
+            </w:pPr>
+            <w:r>
+              <w:rPr>
+                <w:sz w:val="17"/>
+                <w:szCs w:val="17"/>
+              </w:rPr>
+              <w:lastRenderedPageBreak/>
+              <w:t xml:space="preserve">CN-23</w:t>
+            </w:r>
+          </w:p>
+        </w:tc>
+        <w:tc>
+          <w:tcPr>
+            <w:tcW w:w="624" w:type="pct"/>
+            <w:tcMar>
+              <w:top w:w="60" w:type="dxa"/>
+              <w:left w:w="80" w:type="dxa"/>
+              <w:bottom w:w="60" w:type="dxa"/>
+              <w:right w:w="80" w:type="dxa"/>
+            </w:tcMar>
+            <w:vAlign w:val="center"/>
+          </w:tcPr>
+          <w:p>
+            <w:pPr>
+              <w:rPr>
+                <w:sz w:val="17"/>
+                <w:szCs w:val="17"/>
+              </w:rPr>
+            </w:pPr>
+            <w:r>
+              <w:rPr>
+                <w:sz w:val="17"/>
+                <w:szCs w:val="17"/>
+              </w:rPr>
+              <w:t xml:space="preserve">Elegir la ubicación y la estación de una zona en el mapa y crear una preferencia nueva desde el modal (RF-11, RNF-06, RNF-07).</w:t>
+            </w:r>
+          </w:p>
+        </w:tc>
+        <w:tc>
+          <w:tcPr>
+            <w:tcW w:w="971" w:type="pct"/>
+            <w:tcMar>
+              <w:top w:w="60" w:type="dxa"/>
+              <w:left w:w="80" w:type="dxa"/>
+              <w:bottom w:w="60" w:type="dxa"/>
+              <w:right w:w="80" w:type="dxa"/>
+            </w:tcMar>
+            <w:vAlign w:val="center"/>
+          </w:tcPr>
+          <w:p>
+            <w:pPr>
+              <w:rPr>
+                <w:sz w:val="17"/>
+                <w:szCs w:val="17"/>
+              </w:rPr>
+            </w:pPr>
+            <w:r>
+              <w:rPr>
+                <w:sz w:val="17"/>
+                <w:szCs w:val="17"/>
+              </w:rPr>
+              <w:t xml:space="preserve">Sesión iniciada como Travel Group Perú. Existen 7 estaciones activas y las 4 preferencias sembradas.</w:t>
+            </w:r>
+          </w:p>
+        </w:tc>
+        <w:tc>
+          <w:tcPr>
+            <w:tcW w:w="765" w:type="pct"/>
+            <w:tcMar>
+              <w:top w:w="60" w:type="dxa"/>
+              <w:left w:w="80" w:type="dxa"/>
+              <w:bottom w:w="60" w:type="dxa"/>
+              <w:right w:w="80" w:type="dxa"/>
+            </w:tcMar>
+            <w:vAlign w:val="center"/>
+          </w:tcPr>
+          <w:p>
+            <w:pPr>
+              <w:rPr>
+                <w:sz w:val="17"/>
+                <w:szCs w:val="17"/>
+              </w:rPr>
+            </w:pPr>
+            <w:r>
+              <w:rPr>
+                <w:sz w:val="17"/>
+                <w:szCs w:val="17"/>
+              </w:rPr>
+              <w:t xml:space="preserve">1) Pulsar «Nueva zona» y observar el mapa.</w:t>
+            </w:r>
+          </w:p>
+          <w:p>
+            <w:pPr>
+              <w:rPr>
+                <w:sz w:val="17"/>
+                <w:szCs w:val="17"/>
+              </w:rPr>
+            </w:pPr>
+            <w:r>
+              <w:rPr>
+                <w:sz w:val="17"/>
+                <w:szCs w:val="17"/>
+              </w:rPr>
+              <w:t xml:space="preserve">2) Pulsar el marcador de la estación Puno.</w:t>
+            </w:r>
+          </w:p>
+          <w:p>
+            <w:pPr>
+              <w:rPr>
+                <w:sz w:val="17"/>
+                <w:szCs w:val="17"/>
+              </w:rPr>
+            </w:pPr>
+            <w:r>
+              <w:rPr>
+                <w:sz w:val="17"/>
+                <w:szCs w:val="17"/>
+              </w:rPr>
+              <w:t xml:space="preserve">3) Hacer clic en el mapa cerca de Ollantaytambo y arrastrar el pin.</w:t>
+            </w:r>
+          </w:p>
+          <w:p>
+            <w:pPr>
+              <w:rPr>
+                <w:sz w:val="17"/>
+                <w:szCs w:val="17"/>
+              </w:rPr>
+            </w:pPr>
+            <w:r>
+              <w:rPr>
+                <w:sz w:val="17"/>
+                <w:szCs w:val="17"/>
+              </w:rPr>
+              <w:t xml:space="preserve">4) Escribir «Astronomía» como nueva preferencia y pulsar Enter; repetir con «gastronomia».</w:t>
+            </w:r>
+          </w:p>
+          <w:p>
+            <w:pPr>
+              <w:rPr>
+                <w:sz w:val="17"/>
+                <w:szCs w:val="17"/>
+              </w:rPr>
+            </w:pPr>
+            <w:r>
+              <w:rPr>
+                <w:sz w:val="17"/>
+                <w:szCs w:val="17"/>
+              </w:rPr>
+              <w:t xml:space="preserve">5) Completar nombre y costo y guardar.</w:t>
+            </w:r>
+          </w:p>
+        </w:tc>
+        <w:tc>
+          <w:tcPr>
+            <w:tcW w:w="1316" w:type="pct"/>
+            <w:tcMar>
+              <w:top w:w="60" w:type="dxa"/>
+              <w:left w:w="80" w:type="dxa"/>
+              <w:bottom w:w="60" w:type="dxa"/>
+              <w:right w:w="80" w:type="dxa"/>
+            </w:tcMar>
+            <w:vAlign w:val="center"/>
+          </w:tcPr>
+          <w:p>
+            <w:pPr>
+              <w:rPr>
+                <w:sz w:val="17"/>
+                <w:szCs w:val="17"/>
+              </w:rPr>
+            </w:pPr>
+            <w:r>
+              <w:rPr>
+                <w:sz w:val="17"/>
+                <w:szCs w:val="17"/>
+              </w:rPr>
+              <w:t xml:space="preserve">Clic en el mapa; Nueva preferencia=«Astronomía» (descripción «Cielos del altiplano»); luego «gastronomia»; Nombre=«Zona con preferencia nueva»; Costo=5.00</w:t>
+            </w:r>
+          </w:p>
+        </w:tc>
+        <w:tc>
+          <w:tcPr>
+            <w:tcW w:w="761" w:type="pct"/>
+            <w:tcMar>
+              <w:top w:w="60" w:type="dxa"/>
+              <w:left w:w="80" w:type="dxa"/>
+              <w:bottom w:w="60" w:type="dxa"/>
+              <w:right w:w="80" w:type="dxa"/>
+            </w:tcMar>
+            <w:vAlign w:val="center"/>
+          </w:tcPr>
+          <w:p>
+            <w:pPr>
+              <w:rPr>
+                <w:sz w:val="17"/>
+                <w:szCs w:val="17"/>
+              </w:rPr>
+            </w:pPr>
+            <w:r>
+              <w:rPr>
+                <w:sz w:val="17"/>
+                <w:szCs w:val="17"/>
+              </w:rPr>
+              <w:t xml:space="preserve">El mapa abre encuadrando las 7 estaciones activas como iconos de tren pequeños; al pulsar Puno queda resaltada y elegida en el selector. El clic coloca el pin verde, acerca el mapa, rellena latitud y longitud y cambia la estación a la más cercana con su distancia («A ~0.6 km de Estacion Ollantaytambo, la estación activa más cercana…»). «Astronomía» se crea sin cerrar el modal y aparece como casilla marcada; «gastronomia» se rechaza con «Ya existe la preferencia «Gastronomia»». La zona se guarda con la preferencia nueva, que también aparece en el buscador del turista, y AuditoriaLog registra el INSERT de la preferencia y el de la zona.</w:t>
+            </w:r>
+          </w:p>
+        </w:tc>
+        <w:tc>
+          <w:tcPr>
+            <w:tcW w:w="346" w:type="pct"/>
+            <w:tcMar>
+              <w:top w:w="60" w:type="dxa"/>
+              <w:left w:w="80" w:type="dxa"/>
+              <w:bottom w:w="60" w:type="dxa"/>
+              <w:right w:w="80" w:type="dxa"/>
+            </w:tcMar>
+            <w:vAlign w:val="center"/>
+          </w:tcPr>
+          <w:p>
+            <w:pPr>
+              <w:rPr>
+                <w:sz w:val="17"/>
+                <w:szCs w:val="17"/>
+              </w:rPr>
+            </w:pPr>
+            <w:r>
+              <w:rPr>
+                <w:sz w:val="17"/>
+                <w:szCs w:val="17"/>
+              </w:rPr>
+              <w:t xml:space="preserve">Exitoso</w:t>
             </w:r>
           </w:p>
         </w:tc>

--- a/docs/ProyectoFinalSOftware.docx
+++ b/docs/ProyectoFinalSOftware.docx
@@ -2136,6 +2136,123 @@
           </w:hyperlink>
         </w:p>
         <w:p>
+          <w:pPr>
+            <w:pStyle w:val="TDC1"/>
+            <w:tabs>
+              <w:tab w:val="right" w:leader="dot" w:pos="8494"/>
+            </w:tabs>
+            <w:rPr>
+              <w:rFonts w:asciiTheme="minorHAnsi" w:eastAsiaTheme="minorEastAsia" w:hAnsiTheme="minorHAnsi" w:cstheme="minorBidi"/>
+              <w:noProof/>
+              <w:kern w:val="2"/>
+              <w:sz w:val="24"/>
+              <w:szCs w:val="24"/>
+              <w14:ligatures w14:val="standardContextual"/>
+            </w:rPr>
+          </w:pPr>
+          <w:hyperlink w:anchor="_Toc239283088" w:history="1">
+            <w:r>
+              <w:rPr>
+                <w:rStyle w:val="Hipervnculo"/>
+                <w:b/>
+                <w:bCs/>
+                <w:noProof/>
+              </w:rPr>
+              <w:t>9. Conclusiones y recomendaciones</w:t>
+            </w:r>
+            <w:r>
+              <w:rPr>
+                <w:noProof/>
+                <w:webHidden/>
+              </w:rPr>
+              <w:tab/>
+              <w:fldChar w:fldCharType="begin"/>
+              <w:instrText xml:space="preserve"> PAGEREF _Toc239283088 \h </w:instrText>
+              <w:fldChar w:fldCharType="separate"/>
+              <w:t>59</w:t>
+              <w:fldChar w:fldCharType="end"/>
+            </w:r>
+          </w:hyperlink>
+        </w:p>
+        <w:p>
+          <w:pPr>
+            <w:pStyle w:val="TDC2"/>
+            <w:tabs>
+              <w:tab w:val="right" w:leader="dot" w:pos="8494"/>
+            </w:tabs>
+            <w:rPr>
+              <w:rFonts w:asciiTheme="minorHAnsi" w:eastAsiaTheme="minorEastAsia" w:hAnsiTheme="minorHAnsi" w:cstheme="minorBidi"/>
+              <w:noProof/>
+              <w:kern w:val="2"/>
+              <w:sz w:val="24"/>
+              <w:szCs w:val="24"/>
+              <w14:ligatures w14:val="standardContextual"/>
+            </w:rPr>
+          </w:pPr>
+          <w:hyperlink w:anchor="_Toc239283089" w:history="1">
+            <w:r>
+              <w:rPr>
+                <w:rStyle w:val="Hipervnculo"/>
+                <w:b/>
+                <w:bCs/>
+                <w:noProof/>
+              </w:rPr>
+              <w:t>9.1. Conclusiones</w:t>
+            </w:r>
+            <w:r>
+              <w:rPr>
+                <w:noProof/>
+                <w:webHidden/>
+              </w:rPr>
+              <w:tab/>
+              <w:fldChar w:fldCharType="begin"/>
+              <w:instrText xml:space="preserve"> PAGEREF _Toc239283089 \h </w:instrText>
+              <w:fldChar w:fldCharType="separate"/>
+              <w:t>59</w:t>
+              <w:fldChar w:fldCharType="end"/>
+            </w:r>
+          </w:hyperlink>
+        </w:p>
+        <w:p>
+          <w:pPr>
+            <w:pStyle w:val="TDC2"/>
+            <w:tabs>
+              <w:tab w:val="right" w:leader="dot" w:pos="8494"/>
+            </w:tabs>
+            <w:rPr>
+              <w:rFonts w:asciiTheme="minorHAnsi" w:eastAsiaTheme="minorEastAsia" w:hAnsiTheme="minorHAnsi" w:cstheme="minorBidi"/>
+              <w:noProof/>
+              <w:kern w:val="2"/>
+              <w:sz w:val="24"/>
+              <w:szCs w:val="24"/>
+              <w14:ligatures w14:val="standardContextual"/>
+            </w:rPr>
+          </w:pPr>
+          <w:hyperlink w:anchor="_Toc239283090" w:history="1">
+            <w:r>
+              <w:rPr>
+                <w:rStyle w:val="Hipervnculo"/>
+                <w:b/>
+                <w:bCs/>
+                <w:noProof/>
+              </w:rPr>
+              <w:t>9.2. Recomendaciones y trabajo futuro</w:t>
+            </w:r>
+            <w:r>
+              <w:rPr>
+                <w:noProof/>
+                <w:webHidden/>
+              </w:rPr>
+              <w:tab/>
+              <w:fldChar w:fldCharType="begin"/>
+              <w:instrText xml:space="preserve"> PAGEREF _Toc239283090 \h </w:instrText>
+              <w:fldChar w:fldCharType="separate"/>
+              <w:t>60</w:t>
+              <w:fldChar w:fldCharType="end"/>
+            </w:r>
+          </w:hyperlink>
+        </w:p>
+        <w:p>
           <w:r>
             <w:rPr>
               <w:b/>
@@ -42197,6 +42314,230 @@
         </w:tc>
       </w:tr>
     </w:tbl>
+    <w:p>
+      <w:pPr>
+        <w:spacing w:line="278" w:lineRule="auto"/>
+      </w:pPr>
+      <w:r>
+        <w:br w:type="page"/>
+      </w:r>
+    </w:p>
+    <w:p>
+      <w:pPr>
+        <w:pStyle w:val="Ttulo1"/>
+        <w:rPr>
+          <w:rFonts w:ascii="Calibri" w:hAnsi="Calibri" w:cs="Calibri"/>
+          <w:b/>
+          <w:bCs/>
+          <w:color w:val="auto"/>
+          <w:sz w:val="28"/>
+          <w:szCs w:val="28"/>
+        </w:rPr>
+      </w:pPr>
+      <w:bookmarkStart w:id="36" w:name="_Toc239283088"/>
+      <w:r>
+        <w:rPr>
+          <w:rFonts w:ascii="Calibri" w:hAnsi="Calibri" w:cs="Calibri"/>
+          <w:b/>
+          <w:bCs/>
+          <w:color w:val="auto"/>
+          <w:sz w:val="28"/>
+          <w:szCs w:val="28"/>
+        </w:rPr>
+        <w:t>9. Conclusiones y recomendaciones</w:t>
+      </w:r>
+      <w:bookmarkEnd w:id="36"/>
+    </w:p>
+    <w:p>
+      <w:pPr>
+        <w:pStyle w:val="Ttulo2"/>
+        <w:rPr>
+          <w:rFonts w:ascii="Calibri" w:hAnsi="Calibri" w:cs="Calibri"/>
+          <w:b/>
+          <w:bCs/>
+          <w:color w:val="auto"/>
+          <w:sz w:val="24"/>
+          <w:szCs w:val="24"/>
+        </w:rPr>
+      </w:pPr>
+      <w:r>
+        <w:tab/>
+      </w:r>
+      <w:bookmarkStart w:id="37" w:name="_Toc239283089"/>
+      <w:r>
+        <w:rPr>
+          <w:rFonts w:ascii="Calibri" w:hAnsi="Calibri" w:cs="Calibri"/>
+          <w:b/>
+          <w:bCs/>
+          <w:color w:val="auto"/>
+          <w:sz w:val="24"/>
+          <w:szCs w:val="24"/>
+        </w:rPr>
+        <w:t>9.1. Conclusiones</w:t>
+      </w:r>
+      <w:bookmarkEnd w:id="37"/>
+    </w:p>
+    <w:p>
+      <w:pPr>
+        <w:ind w:left="708"/>
+        <w:jc w:val="both"/>
+      </w:pPr>
+      <w:r>
+        <w:t xml:space="preserve">Se desarrolló e implementó una plataforma web que integra la información climática del SENAMHI, la logística ferroviaria de PeruRail y el catálogo turístico de Travel Group Perú, y que a partir de esas tres fuentes recomienda circuitos peatonales de ida y vuelta desde una estación de tren, con lo que se cumple el objetivo general planteado en la sección 1.3. El sistema quedó desplegado en contenedores Docker (aplicación Spring Boot 4.1.1 en el puerto 8082 y PostgreSQL 15 en el 5440) y cubre los cuatro módulos del alcance: integración de datos, administración, cliente final e informes.</w:t>
+      </w:r>
+    </w:p>
+    <w:p>
+      <w:pPr>
+        <w:ind w:left="708"/>
+        <w:jc w:val="both"/>
+      </w:pPr>
+      <w:r>
+        <w:t xml:space="preserve">La integración con las fuentes externas se resolvió mediante clientes RestClient y tareas programadas (Spring @Scheduled) que sincronizan a diario estaciones, horarios y tarifas de PeruRail y las previsiones del SENAMHI, validan cada registro antes de persistirlo (tarifas positivas, probabilidad de lluvia entre 0 y 100) y dejan traza en la tabla de auditoría, en cumplimiento de los RF-14 a RF-16 y del RNF-03. Mientras los proveedores no expongan sus servicios reales, el mock del SENAMHI y la carga inicial de PeruRail permitieron ejercitar el mismo camino de código que seguirá el feed definitivo.</w:t>
+      </w:r>
+    </w:p>
+    <w:p>
+      <w:pPr>
+        <w:ind w:left="708"/>
+        <w:jc w:val="both"/>
+      </w:pPr>
+      <w:r>
+        <w:t xml:space="preserve">El buscador con filtros acumulativos y opcionales (preferencia, tiempo disponible, dificultad y estación), el motor de rutas basado en la fórmula de Haversine con umbrales parametrizados en la tabla dificultad y el mapa interactivo (Leaflet con OSRM para el tramo a pie y el trazado real de la vía férrea para el tramo en tren) cumplen los RF-01 a RF-07 y permiten al turista ver en una sola pantalla distancia, tiempo, dificultad, clima y tarifa. Mantener el cálculo en el servidor y evitar dependencias externas para la lógica interna sostiene el tiempo de respuesta exigido por el RNF-01, y la interfaz responsive (RNF-02) hace utilizable la plataforma desde el teléfono en la propia estación.</w:t>
+      </w:r>
+    </w:p>
+    <w:p>
+      <w:pPr>
+        <w:ind w:left="708"/>
+        <w:jc w:val="both"/>
+      </w:pPr>
+      <w:r>
+        <w:t xml:space="preserve">El informe consolidado (HTML y PDF) reúne ruta, clima, servicio de tren elegido y desglose por edad con los tramos tarifarios propios de cada proveedor, mientras que el control de aforo se resuelve con una actualización atómica en la base de datos que acepta o rechaza al grupo completo y sugiere la primera fecha con cupo (RF-08, RF-17 a RF-19, RNF-08). Estas reglas, junto con el historial de informes del turista registrado (RF-10, RF-20), constituyen el valor diferencial de la plataforma frente a consultar cada fuente por separado.</w:t>
+      </w:r>
+    </w:p>
+    <w:p>
+      <w:pPr>
+        <w:ind w:left="708"/>
+        <w:jc w:val="both"/>
+      </w:pPr>
+      <w:r>
+        <w:t xml:space="preserve">Los paneles de Travel Group Perú y PeruRail (zonas con geoselector en el mapa y propuesta automática de la estación más cercana, alta de preferencias sin salir del formulario, horarios con llegada sugerida y validación de la velocidad implícita) demuestran que las tablas paramétricas del RNF-06 permiten ampliar el catálogo sin modificar el código, y que cada operación administrativa queda auditada (RNF-07) y restringida por rol mediante Spring Security (RNF-05).</w:t>
+      </w:r>
+    </w:p>
+    <w:p>
+      <w:pPr>
+        <w:ind w:left="708"/>
+        <w:jc w:val="both"/>
+      </w:pPr>
+      <w:r>
+        <w:t xml:space="preserve">La calidad se sostuvo con una suite de 148 pruebas automatizadas (unitarias con Mockito, de integración sobre H2 y de integridad del esquema sobre PostgreSQL real mediante Testcontainers), documentadas en las matrices de caja blanca (CB-01 a CB-21) y de caja negra (CN-01 a CN-23), estas últimas verificadas en navegador, además de sondeos de robustez con entradas malformadas que llevaron a endurecer validaciones y mensajes. Este trabajo, organizado en los sprints de la metodología Scrum descrita en las secciones 2 y 7, permitió entregar un producto estable y una documentación alineada con el código.</w:t>
+      </w:r>
+    </w:p>
+    <w:p>
+      <w:pPr>
+        <w:pStyle w:val="Ttulo2"/>
+        <w:rPr>
+          <w:rFonts w:ascii="Calibri" w:hAnsi="Calibri" w:cs="Calibri"/>
+          <w:b/>
+          <w:bCs/>
+          <w:color w:val="auto"/>
+          <w:sz w:val="24"/>
+          <w:szCs w:val="24"/>
+        </w:rPr>
+      </w:pPr>
+      <w:r>
+        <w:tab/>
+      </w:r>
+      <w:bookmarkStart w:id="38" w:name="_Toc239283090"/>
+      <w:r>
+        <w:rPr>
+          <w:rFonts w:ascii="Calibri" w:hAnsi="Calibri" w:cs="Calibri"/>
+          <w:b/>
+          <w:bCs/>
+          <w:color w:val="auto"/>
+          <w:sz w:val="24"/>
+          <w:szCs w:val="24"/>
+        </w:rPr>
+        <w:t>9.2. Recomendaciones y trabajo futuro</w:t>
+      </w:r>
+      <w:bookmarkEnd w:id="38"/>
+    </w:p>
+    <w:p>
+      <w:pPr>
+        <w:pStyle w:val="Prrafodelista"/>
+        <w:numPr>
+          <w:ilvl w:val="0"/>
+          <w:numId w:val="28"/>
+        </w:numPr>
+        <w:jc w:val="both"/>
+      </w:pPr>
+      <w:r>
+        <w:t xml:space="preserve">Conectar los clientes de PeruRail y SENAMHI a los servicios reales de ambos proveedores, acordando formatos, credenciales y frecuencias de actualización, ya que hoy la aplicación consume un mock y una carga inicial simulada.</w:t>
+      </w:r>
+    </w:p>
+    <w:p>
+      <w:pPr>
+        <w:pStyle w:val="Prrafodelista"/>
+        <w:numPr>
+          <w:ilvl w:val="0"/>
+          <w:numId w:val="28"/>
+        </w:numPr>
+        <w:jc w:val="both"/>
+      </w:pPr>
+      <w:r>
+        <w:t xml:space="preserve">Vincular la consulta pública de informes a su titular o a un código no correlativo (por ejemplo, un enlace firmado para los invitados), de modo que un informe no pueda consultarse ni reconstruirse conociendo únicamente su numeración.</w:t>
+      </w:r>
+    </w:p>
+    <w:p>
+      <w:pPr>
+        <w:pStyle w:val="Prrafodelista"/>
+        <w:numPr>
+          <w:ilvl w:val="0"/>
+          <w:numId w:val="28"/>
+        </w:numPr>
+        <w:jc w:val="both"/>
+      </w:pPr>
+      <w:r>
+        <w:t xml:space="preserve">Sustituir la estimación en línea recta del tramo a pie por la longitud de la ruta OSRM cuando el servicio esté disponible, y persistir el trazado de la vía férrea en la base de datos en lugar del GeoJSON estático.</w:t>
+      </w:r>
+    </w:p>
+    <w:p>
+      <w:pPr>
+        <w:pStyle w:val="Prrafodelista"/>
+        <w:numPr>
+          <w:ilvl w:val="0"/>
+          <w:numId w:val="28"/>
+        </w:numPr>
+        <w:jc w:val="both"/>
+      </w:pPr>
+      <w:r>
+        <w:t xml:space="preserve">Extender el modelo a itinerarios con más de un tramo o con transporte combinado, hoy fuera del alcance (sección 1.4), y admitir nombres en alfabetos no latinos en el registro de cuentas.</w:t>
+      </w:r>
+    </w:p>
+    <w:p>
+      <w:pPr>
+        <w:pStyle w:val="Prrafodelista"/>
+        <w:numPr>
+          <w:ilvl w:val="0"/>
+          <w:numId w:val="28"/>
+        </w:numPr>
+        <w:jc w:val="both"/>
+      </w:pPr>
+      <w:r>
+        <w:t xml:space="preserve">Incorporar notificaciones al turista ante cambios de clima o de horario en la fecha de visita, y métricas de uso que permitan al MTC medir el impacto de la plataforma en el uso del ferrocarril y en el turismo local.</w:t>
+      </w:r>
+    </w:p>
+    <w:p>
+      <w:pPr>
+        <w:pStyle w:val="Prrafodelista"/>
+        <w:numPr>
+          <w:ilvl w:val="0"/>
+          <w:numId w:val="28"/>
+        </w:numPr>
+        <w:jc w:val="both"/>
+      </w:pPr>
+      <w:r>
+        <w:t xml:space="preserve">Publicar la aplicación con HTTPS y un proveedor de mapas con clave restringida por dominio, y ejecutar la suite de pruebas en integración continua para conservar el nivel de calidad alcanzado.</w:t>
+      </w:r>
+    </w:p>
     <w:p/>
     <w:sectPr>
       <w:pgSz w:w="11906" w:h="16838"/>

--- a/docs/ProyectoFinalSOftware.docx
+++ b/docs/ProyectoFinalSOftware.docx
@@ -470,7 +470,7 @@
           <w:sz w:val="24"/>
           <w:szCs w:val="24"/>
         </w:rPr>
-        <w:t xml:space="preserve">Rocha Sanchez, Carol Dacia</w:t>
+        <w:t>Rocha Sanchez, Carol Dacia</w:t>
       </w:r>
     </w:p>
     <w:p>
@@ -595,7 +595,7 @@
           <w:sz w:val="24"/>
           <w:szCs w:val="24"/>
         </w:rPr>
-        <w:t xml:space="preserve">Ing. Mg. Freddy Ferrari Fernandez</w:t>
+        <w:t>Ing. Mg. Freddy Ferrari Fernandez</w:t>
       </w:r>
     </w:p>
     <w:p>
@@ -715,15 +715,20 @@
               <w:kern w:val="2"/>
               <w:sz w:val="24"/>
               <w:szCs w:val="24"/>
+              <w:lang w:eastAsia="ja-JP"/>
               <w14:ligatures w14:val="standardContextual"/>
             </w:rPr>
           </w:pPr>
           <w:r>
             <w:fldChar w:fldCharType="begin"/>
+          </w:r>
+          <w:r>
             <w:instrText xml:space="preserve"> TOC \o "1-3" \h \z \u </w:instrText>
+          </w:r>
+          <w:r>
             <w:fldChar w:fldCharType="separate"/>
           </w:r>
-          <w:hyperlink w:anchor="_Toc239283052" w:history="1">
+          <w:hyperlink w:anchor="_Toc240127832" w:history="1">
             <w:r>
               <w:rPr>
                 <w:rStyle w:val="Hipervnculo"/>
@@ -739,10 +744,46 @@
                 <w:webHidden/>
               </w:rPr>
               <w:tab/>
+            </w:r>
+            <w:r>
+              <w:rPr>
+                <w:noProof/>
+                <w:webHidden/>
+              </w:rPr>
               <w:fldChar w:fldCharType="begin"/>
-              <w:instrText xml:space="preserve"> PAGEREF _Toc239283052 \h </w:instrText>
+            </w:r>
+            <w:r>
+              <w:rPr>
+                <w:noProof/>
+                <w:webHidden/>
+              </w:rPr>
+              <w:instrText xml:space="preserve"> PAGEREF _Toc240127832 \h </w:instrText>
+            </w:r>
+            <w:r>
+              <w:rPr>
+                <w:noProof/>
+                <w:webHidden/>
+              </w:rPr>
+            </w:r>
+            <w:r>
+              <w:rPr>
+                <w:noProof/>
+                <w:webHidden/>
+              </w:rPr>
               <w:fldChar w:fldCharType="separate"/>
+            </w:r>
+            <w:r>
+              <w:rPr>
+                <w:noProof/>
+                <w:webHidden/>
+              </w:rPr>
               <w:t>4</w:t>
+            </w:r>
+            <w:r>
+              <w:rPr>
+                <w:noProof/>
+                <w:webHidden/>
+              </w:rPr>
               <w:fldChar w:fldCharType="end"/>
             </w:r>
           </w:hyperlink>
@@ -759,10 +800,11 @@
               <w:kern w:val="2"/>
               <w:sz w:val="24"/>
               <w:szCs w:val="24"/>
+              <w:lang w:eastAsia="ja-JP"/>
               <w14:ligatures w14:val="standardContextual"/>
             </w:rPr>
           </w:pPr>
-          <w:hyperlink w:anchor="_Toc239283053" w:history="1">
+          <w:hyperlink w:anchor="_Toc240127833" w:history="1">
             <w:r>
               <w:rPr>
                 <w:rStyle w:val="Hipervnculo"/>
@@ -778,10 +820,46 @@
                 <w:webHidden/>
               </w:rPr>
               <w:tab/>
+            </w:r>
+            <w:r>
+              <w:rPr>
+                <w:noProof/>
+                <w:webHidden/>
+              </w:rPr>
               <w:fldChar w:fldCharType="begin"/>
-              <w:instrText xml:space="preserve"> PAGEREF _Toc239283053 \h </w:instrText>
+            </w:r>
+            <w:r>
+              <w:rPr>
+                <w:noProof/>
+                <w:webHidden/>
+              </w:rPr>
+              <w:instrText xml:space="preserve"> PAGEREF _Toc240127833 \h </w:instrText>
+            </w:r>
+            <w:r>
+              <w:rPr>
+                <w:noProof/>
+                <w:webHidden/>
+              </w:rPr>
+            </w:r>
+            <w:r>
+              <w:rPr>
+                <w:noProof/>
+                <w:webHidden/>
+              </w:rPr>
               <w:fldChar w:fldCharType="separate"/>
+            </w:r>
+            <w:r>
+              <w:rPr>
+                <w:noProof/>
+                <w:webHidden/>
+              </w:rPr>
               <w:t>4</w:t>
+            </w:r>
+            <w:r>
+              <w:rPr>
+                <w:noProof/>
+                <w:webHidden/>
+              </w:rPr>
               <w:fldChar w:fldCharType="end"/>
             </w:r>
           </w:hyperlink>
@@ -798,10 +876,11 @@
               <w:kern w:val="2"/>
               <w:sz w:val="24"/>
               <w:szCs w:val="24"/>
+              <w:lang w:eastAsia="ja-JP"/>
               <w14:ligatures w14:val="standardContextual"/>
             </w:rPr>
           </w:pPr>
-          <w:hyperlink w:anchor="_Toc239283054" w:history="1">
+          <w:hyperlink w:anchor="_Toc240127834" w:history="1">
             <w:r>
               <w:rPr>
                 <w:rStyle w:val="Hipervnculo"/>
@@ -818,10 +897,46 @@
                 <w:webHidden/>
               </w:rPr>
               <w:tab/>
+            </w:r>
+            <w:r>
+              <w:rPr>
+                <w:noProof/>
+                <w:webHidden/>
+              </w:rPr>
               <w:fldChar w:fldCharType="begin"/>
-              <w:instrText xml:space="preserve"> PAGEREF _Toc239283054 \h </w:instrText>
+            </w:r>
+            <w:r>
+              <w:rPr>
+                <w:noProof/>
+                <w:webHidden/>
+              </w:rPr>
+              <w:instrText xml:space="preserve"> PAGEREF _Toc240127834 \h </w:instrText>
+            </w:r>
+            <w:r>
+              <w:rPr>
+                <w:noProof/>
+                <w:webHidden/>
+              </w:rPr>
+            </w:r>
+            <w:r>
+              <w:rPr>
+                <w:noProof/>
+                <w:webHidden/>
+              </w:rPr>
               <w:fldChar w:fldCharType="separate"/>
+            </w:r>
+            <w:r>
+              <w:rPr>
+                <w:noProof/>
+                <w:webHidden/>
+              </w:rPr>
               <w:t>4</w:t>
+            </w:r>
+            <w:r>
+              <w:rPr>
+                <w:noProof/>
+                <w:webHidden/>
+              </w:rPr>
               <w:fldChar w:fldCharType="end"/>
             </w:r>
           </w:hyperlink>
@@ -838,10 +953,11 @@
               <w:kern w:val="2"/>
               <w:sz w:val="24"/>
               <w:szCs w:val="24"/>
+              <w:lang w:eastAsia="ja-JP"/>
               <w14:ligatures w14:val="standardContextual"/>
             </w:rPr>
           </w:pPr>
-          <w:hyperlink w:anchor="_Toc239283055" w:history="1">
+          <w:hyperlink w:anchor="_Toc240127835" w:history="1">
             <w:r>
               <w:rPr>
                 <w:rStyle w:val="Hipervnculo"/>
@@ -857,10 +973,46 @@
                 <w:webHidden/>
               </w:rPr>
               <w:tab/>
+            </w:r>
+            <w:r>
+              <w:rPr>
+                <w:noProof/>
+                <w:webHidden/>
+              </w:rPr>
               <w:fldChar w:fldCharType="begin"/>
-              <w:instrText xml:space="preserve"> PAGEREF _Toc239283055 \h </w:instrText>
+            </w:r>
+            <w:r>
+              <w:rPr>
+                <w:noProof/>
+                <w:webHidden/>
+              </w:rPr>
+              <w:instrText xml:space="preserve"> PAGEREF _Toc240127835 \h </w:instrText>
+            </w:r>
+            <w:r>
+              <w:rPr>
+                <w:noProof/>
+                <w:webHidden/>
+              </w:rPr>
+            </w:r>
+            <w:r>
+              <w:rPr>
+                <w:noProof/>
+                <w:webHidden/>
+              </w:rPr>
               <w:fldChar w:fldCharType="separate"/>
+            </w:r>
+            <w:r>
+              <w:rPr>
+                <w:noProof/>
+                <w:webHidden/>
+              </w:rPr>
               <w:t>4</w:t>
+            </w:r>
+            <w:r>
+              <w:rPr>
+                <w:noProof/>
+                <w:webHidden/>
+              </w:rPr>
               <w:fldChar w:fldCharType="end"/>
             </w:r>
           </w:hyperlink>
@@ -877,10 +1029,11 @@
               <w:kern w:val="2"/>
               <w:sz w:val="24"/>
               <w:szCs w:val="24"/>
+              <w:lang w:eastAsia="ja-JP"/>
               <w14:ligatures w14:val="standardContextual"/>
             </w:rPr>
           </w:pPr>
-          <w:hyperlink w:anchor="_Toc239283056" w:history="1">
+          <w:hyperlink w:anchor="_Toc240127836" w:history="1">
             <w:r>
               <w:rPr>
                 <w:rStyle w:val="Hipervnculo"/>
@@ -896,10 +1049,46 @@
                 <w:webHidden/>
               </w:rPr>
               <w:tab/>
+            </w:r>
+            <w:r>
+              <w:rPr>
+                <w:noProof/>
+                <w:webHidden/>
+              </w:rPr>
               <w:fldChar w:fldCharType="begin"/>
-              <w:instrText xml:space="preserve"> PAGEREF _Toc239283056 \h </w:instrText>
+            </w:r>
+            <w:r>
+              <w:rPr>
+                <w:noProof/>
+                <w:webHidden/>
+              </w:rPr>
+              <w:instrText xml:space="preserve"> PAGEREF _Toc240127836 \h </w:instrText>
+            </w:r>
+            <w:r>
+              <w:rPr>
+                <w:noProof/>
+                <w:webHidden/>
+              </w:rPr>
+            </w:r>
+            <w:r>
+              <w:rPr>
+                <w:noProof/>
+                <w:webHidden/>
+              </w:rPr>
               <w:fldChar w:fldCharType="separate"/>
+            </w:r>
+            <w:r>
+              <w:rPr>
+                <w:noProof/>
+                <w:webHidden/>
+              </w:rPr>
               <w:t>4</w:t>
+            </w:r>
+            <w:r>
+              <w:rPr>
+                <w:noProof/>
+                <w:webHidden/>
+              </w:rPr>
               <w:fldChar w:fldCharType="end"/>
             </w:r>
           </w:hyperlink>
@@ -916,10 +1105,11 @@
               <w:kern w:val="2"/>
               <w:sz w:val="24"/>
               <w:szCs w:val="24"/>
+              <w:lang w:eastAsia="ja-JP"/>
               <w14:ligatures w14:val="standardContextual"/>
             </w:rPr>
           </w:pPr>
-          <w:hyperlink w:anchor="_Toc239283057" w:history="1">
+          <w:hyperlink w:anchor="_Toc240127837" w:history="1">
             <w:r>
               <w:rPr>
                 <w:rStyle w:val="Hipervnculo"/>
@@ -935,10 +1125,46 @@
                 <w:webHidden/>
               </w:rPr>
               <w:tab/>
+            </w:r>
+            <w:r>
+              <w:rPr>
+                <w:noProof/>
+                <w:webHidden/>
+              </w:rPr>
               <w:fldChar w:fldCharType="begin"/>
-              <w:instrText xml:space="preserve"> PAGEREF _Toc239283057 \h </w:instrText>
+            </w:r>
+            <w:r>
+              <w:rPr>
+                <w:noProof/>
+                <w:webHidden/>
+              </w:rPr>
+              <w:instrText xml:space="preserve"> PAGEREF _Toc240127837 \h </w:instrText>
+            </w:r>
+            <w:r>
+              <w:rPr>
+                <w:noProof/>
+                <w:webHidden/>
+              </w:rPr>
+            </w:r>
+            <w:r>
+              <w:rPr>
+                <w:noProof/>
+                <w:webHidden/>
+              </w:rPr>
               <w:fldChar w:fldCharType="separate"/>
+            </w:r>
+            <w:r>
+              <w:rPr>
+                <w:noProof/>
+                <w:webHidden/>
+              </w:rPr>
               <w:t>5</w:t>
+            </w:r>
+            <w:r>
+              <w:rPr>
+                <w:noProof/>
+                <w:webHidden/>
+              </w:rPr>
               <w:fldChar w:fldCharType="end"/>
             </w:r>
           </w:hyperlink>
@@ -955,10 +1181,11 @@
               <w:kern w:val="2"/>
               <w:sz w:val="24"/>
               <w:szCs w:val="24"/>
+              <w:lang w:eastAsia="ja-JP"/>
               <w14:ligatures w14:val="standardContextual"/>
             </w:rPr>
           </w:pPr>
-          <w:hyperlink w:anchor="_Toc239283058" w:history="1">
+          <w:hyperlink w:anchor="_Toc240127838" w:history="1">
             <w:r>
               <w:rPr>
                 <w:rStyle w:val="Hipervnculo"/>
@@ -975,10 +1202,46 @@
                 <w:webHidden/>
               </w:rPr>
               <w:tab/>
+            </w:r>
+            <w:r>
+              <w:rPr>
+                <w:noProof/>
+                <w:webHidden/>
+              </w:rPr>
               <w:fldChar w:fldCharType="begin"/>
-              <w:instrText xml:space="preserve"> PAGEREF _Toc239283058 \h </w:instrText>
+            </w:r>
+            <w:r>
+              <w:rPr>
+                <w:noProof/>
+                <w:webHidden/>
+              </w:rPr>
+              <w:instrText xml:space="preserve"> PAGEREF _Toc240127838 \h </w:instrText>
+            </w:r>
+            <w:r>
+              <w:rPr>
+                <w:noProof/>
+                <w:webHidden/>
+              </w:rPr>
+            </w:r>
+            <w:r>
+              <w:rPr>
+                <w:noProof/>
+                <w:webHidden/>
+              </w:rPr>
               <w:fldChar w:fldCharType="separate"/>
+            </w:r>
+            <w:r>
+              <w:rPr>
+                <w:noProof/>
+                <w:webHidden/>
+              </w:rPr>
               <w:t>6</w:t>
+            </w:r>
+            <w:r>
+              <w:rPr>
+                <w:noProof/>
+                <w:webHidden/>
+              </w:rPr>
               <w:fldChar w:fldCharType="end"/>
             </w:r>
           </w:hyperlink>
@@ -995,10 +1258,11 @@
               <w:kern w:val="2"/>
               <w:sz w:val="24"/>
               <w:szCs w:val="24"/>
+              <w:lang w:eastAsia="ja-JP"/>
               <w14:ligatures w14:val="standardContextual"/>
             </w:rPr>
           </w:pPr>
-          <w:hyperlink w:anchor="_Toc239283059" w:history="1">
+          <w:hyperlink w:anchor="_Toc240127839" w:history="1">
             <w:r>
               <w:rPr>
                 <w:rStyle w:val="Hipervnculo"/>
@@ -1015,10 +1279,46 @@
                 <w:webHidden/>
               </w:rPr>
               <w:tab/>
+            </w:r>
+            <w:r>
+              <w:rPr>
+                <w:noProof/>
+                <w:webHidden/>
+              </w:rPr>
               <w:fldChar w:fldCharType="begin"/>
-              <w:instrText xml:space="preserve"> PAGEREF _Toc239283059 \h </w:instrText>
+            </w:r>
+            <w:r>
+              <w:rPr>
+                <w:noProof/>
+                <w:webHidden/>
+              </w:rPr>
+              <w:instrText xml:space="preserve"> PAGEREF _Toc240127839 \h </w:instrText>
+            </w:r>
+            <w:r>
+              <w:rPr>
+                <w:noProof/>
+                <w:webHidden/>
+              </w:rPr>
+            </w:r>
+            <w:r>
+              <w:rPr>
+                <w:noProof/>
+                <w:webHidden/>
+              </w:rPr>
               <w:fldChar w:fldCharType="separate"/>
+            </w:r>
+            <w:r>
+              <w:rPr>
+                <w:noProof/>
+                <w:webHidden/>
+              </w:rPr>
               <w:t>6</w:t>
+            </w:r>
+            <w:r>
+              <w:rPr>
+                <w:noProof/>
+                <w:webHidden/>
+              </w:rPr>
               <w:fldChar w:fldCharType="end"/>
             </w:r>
           </w:hyperlink>
@@ -1035,10 +1335,11 @@
               <w:kern w:val="2"/>
               <w:sz w:val="24"/>
               <w:szCs w:val="24"/>
+              <w:lang w:eastAsia="ja-JP"/>
               <w14:ligatures w14:val="standardContextual"/>
             </w:rPr>
           </w:pPr>
-          <w:hyperlink w:anchor="_Toc239283060" w:history="1">
+          <w:hyperlink w:anchor="_Toc240127840" w:history="1">
             <w:r>
               <w:rPr>
                 <w:rStyle w:val="Hipervnculo"/>
@@ -1054,10 +1355,46 @@
                 <w:webHidden/>
               </w:rPr>
               <w:tab/>
+            </w:r>
+            <w:r>
+              <w:rPr>
+                <w:noProof/>
+                <w:webHidden/>
+              </w:rPr>
               <w:fldChar w:fldCharType="begin"/>
-              <w:instrText xml:space="preserve"> PAGEREF _Toc239283060 \h </w:instrText>
+            </w:r>
+            <w:r>
+              <w:rPr>
+                <w:noProof/>
+                <w:webHidden/>
+              </w:rPr>
+              <w:instrText xml:space="preserve"> PAGEREF _Toc240127840 \h </w:instrText>
+            </w:r>
+            <w:r>
+              <w:rPr>
+                <w:noProof/>
+                <w:webHidden/>
+              </w:rPr>
+            </w:r>
+            <w:r>
+              <w:rPr>
+                <w:noProof/>
+                <w:webHidden/>
+              </w:rPr>
               <w:fldChar w:fldCharType="separate"/>
+            </w:r>
+            <w:r>
+              <w:rPr>
+                <w:noProof/>
+                <w:webHidden/>
+              </w:rPr>
               <w:t>7</w:t>
+            </w:r>
+            <w:r>
+              <w:rPr>
+                <w:noProof/>
+                <w:webHidden/>
+              </w:rPr>
               <w:fldChar w:fldCharType="end"/>
             </w:r>
           </w:hyperlink>
@@ -1074,10 +1411,11 @@
               <w:kern w:val="2"/>
               <w:sz w:val="24"/>
               <w:szCs w:val="24"/>
+              <w:lang w:eastAsia="ja-JP"/>
               <w14:ligatures w14:val="standardContextual"/>
             </w:rPr>
           </w:pPr>
-          <w:hyperlink w:anchor="_Toc239283061" w:history="1">
+          <w:hyperlink w:anchor="_Toc240127841" w:history="1">
             <w:r>
               <w:rPr>
                 <w:rStyle w:val="Hipervnculo"/>
@@ -1093,10 +1431,46 @@
                 <w:webHidden/>
               </w:rPr>
               <w:tab/>
+            </w:r>
+            <w:r>
+              <w:rPr>
+                <w:noProof/>
+                <w:webHidden/>
+              </w:rPr>
               <w:fldChar w:fldCharType="begin"/>
-              <w:instrText xml:space="preserve"> PAGEREF _Toc239283061 \h </w:instrText>
+            </w:r>
+            <w:r>
+              <w:rPr>
+                <w:noProof/>
+                <w:webHidden/>
+              </w:rPr>
+              <w:instrText xml:space="preserve"> PAGEREF _Toc240127841 \h </w:instrText>
+            </w:r>
+            <w:r>
+              <w:rPr>
+                <w:noProof/>
+                <w:webHidden/>
+              </w:rPr>
+            </w:r>
+            <w:r>
+              <w:rPr>
+                <w:noProof/>
+                <w:webHidden/>
+              </w:rPr>
               <w:fldChar w:fldCharType="separate"/>
+            </w:r>
+            <w:r>
+              <w:rPr>
+                <w:noProof/>
+                <w:webHidden/>
+              </w:rPr>
               <w:t>9</w:t>
+            </w:r>
+            <w:r>
+              <w:rPr>
+                <w:noProof/>
+                <w:webHidden/>
+              </w:rPr>
               <w:fldChar w:fldCharType="end"/>
             </w:r>
           </w:hyperlink>
@@ -1113,10 +1487,11 @@
               <w:kern w:val="2"/>
               <w:sz w:val="24"/>
               <w:szCs w:val="24"/>
+              <w:lang w:eastAsia="ja-JP"/>
               <w14:ligatures w14:val="standardContextual"/>
             </w:rPr>
           </w:pPr>
-          <w:hyperlink w:anchor="_Toc239283062" w:history="1">
+          <w:hyperlink w:anchor="_Toc240127842" w:history="1">
             <w:r>
               <w:rPr>
                 <w:rStyle w:val="Hipervnculo"/>
@@ -1132,10 +1507,46 @@
                 <w:webHidden/>
               </w:rPr>
               <w:tab/>
+            </w:r>
+            <w:r>
+              <w:rPr>
+                <w:noProof/>
+                <w:webHidden/>
+              </w:rPr>
               <w:fldChar w:fldCharType="begin"/>
-              <w:instrText xml:space="preserve"> PAGEREF _Toc239283062 \h </w:instrText>
+            </w:r>
+            <w:r>
+              <w:rPr>
+                <w:noProof/>
+                <w:webHidden/>
+              </w:rPr>
+              <w:instrText xml:space="preserve"> PAGEREF _Toc240127842 \h </w:instrText>
+            </w:r>
+            <w:r>
+              <w:rPr>
+                <w:noProof/>
+                <w:webHidden/>
+              </w:rPr>
+            </w:r>
+            <w:r>
+              <w:rPr>
+                <w:noProof/>
+                <w:webHidden/>
+              </w:rPr>
               <w:fldChar w:fldCharType="separate"/>
+            </w:r>
+            <w:r>
+              <w:rPr>
+                <w:noProof/>
+                <w:webHidden/>
+              </w:rPr>
               <w:t>10</w:t>
+            </w:r>
+            <w:r>
+              <w:rPr>
+                <w:noProof/>
+                <w:webHidden/>
+              </w:rPr>
               <w:fldChar w:fldCharType="end"/>
             </w:r>
           </w:hyperlink>
@@ -1152,10 +1563,11 @@
               <w:kern w:val="2"/>
               <w:sz w:val="24"/>
               <w:szCs w:val="24"/>
+              <w:lang w:eastAsia="ja-JP"/>
               <w14:ligatures w14:val="standardContextual"/>
             </w:rPr>
           </w:pPr>
-          <w:hyperlink w:anchor="_Toc239283063" w:history="1">
+          <w:hyperlink w:anchor="_Toc240127843" w:history="1">
             <w:r>
               <w:rPr>
                 <w:rStyle w:val="Hipervnculo"/>
@@ -1171,10 +1583,46 @@
                 <w:webHidden/>
               </w:rPr>
               <w:tab/>
+            </w:r>
+            <w:r>
+              <w:rPr>
+                <w:noProof/>
+                <w:webHidden/>
+              </w:rPr>
               <w:fldChar w:fldCharType="begin"/>
-              <w:instrText xml:space="preserve"> PAGEREF _Toc239283063 \h </w:instrText>
+            </w:r>
+            <w:r>
+              <w:rPr>
+                <w:noProof/>
+                <w:webHidden/>
+              </w:rPr>
+              <w:instrText xml:space="preserve"> PAGEREF _Toc240127843 \h </w:instrText>
+            </w:r>
+            <w:r>
+              <w:rPr>
+                <w:noProof/>
+                <w:webHidden/>
+              </w:rPr>
+            </w:r>
+            <w:r>
+              <w:rPr>
+                <w:noProof/>
+                <w:webHidden/>
+              </w:rPr>
               <w:fldChar w:fldCharType="separate"/>
+            </w:r>
+            <w:r>
+              <w:rPr>
+                <w:noProof/>
+                <w:webHidden/>
+              </w:rPr>
               <w:t>10</w:t>
+            </w:r>
+            <w:r>
+              <w:rPr>
+                <w:noProof/>
+                <w:webHidden/>
+              </w:rPr>
               <w:fldChar w:fldCharType="end"/>
             </w:r>
           </w:hyperlink>
@@ -1191,10 +1639,11 @@
               <w:kern w:val="2"/>
               <w:sz w:val="24"/>
               <w:szCs w:val="24"/>
+              <w:lang w:eastAsia="ja-JP"/>
               <w14:ligatures w14:val="standardContextual"/>
             </w:rPr>
           </w:pPr>
-          <w:hyperlink w:anchor="_Toc239283064" w:history="1">
+          <w:hyperlink w:anchor="_Toc240127844" w:history="1">
             <w:r>
               <w:rPr>
                 <w:rStyle w:val="Hipervnculo"/>
@@ -1210,10 +1659,46 @@
                 <w:webHidden/>
               </w:rPr>
               <w:tab/>
+            </w:r>
+            <w:r>
+              <w:rPr>
+                <w:noProof/>
+                <w:webHidden/>
+              </w:rPr>
               <w:fldChar w:fldCharType="begin"/>
-              <w:instrText xml:space="preserve"> PAGEREF _Toc239283064 \h </w:instrText>
+            </w:r>
+            <w:r>
+              <w:rPr>
+                <w:noProof/>
+                <w:webHidden/>
+              </w:rPr>
+              <w:instrText xml:space="preserve"> PAGEREF _Toc240127844 \h </w:instrText>
+            </w:r>
+            <w:r>
+              <w:rPr>
+                <w:noProof/>
+                <w:webHidden/>
+              </w:rPr>
+            </w:r>
+            <w:r>
+              <w:rPr>
+                <w:noProof/>
+                <w:webHidden/>
+              </w:rPr>
               <w:fldChar w:fldCharType="separate"/>
+            </w:r>
+            <w:r>
+              <w:rPr>
+                <w:noProof/>
+                <w:webHidden/>
+              </w:rPr>
               <w:t>10</w:t>
+            </w:r>
+            <w:r>
+              <w:rPr>
+                <w:noProof/>
+                <w:webHidden/>
+              </w:rPr>
               <w:fldChar w:fldCharType="end"/>
             </w:r>
           </w:hyperlink>
@@ -1230,10 +1715,11 @@
               <w:kern w:val="2"/>
               <w:sz w:val="24"/>
               <w:szCs w:val="24"/>
+              <w:lang w:eastAsia="ja-JP"/>
               <w14:ligatures w14:val="standardContextual"/>
             </w:rPr>
           </w:pPr>
-          <w:hyperlink w:anchor="_Toc239283065" w:history="1">
+          <w:hyperlink w:anchor="_Toc240127845" w:history="1">
             <w:r>
               <w:rPr>
                 <w:rStyle w:val="Hipervnculo"/>
@@ -1249,10 +1735,46 @@
                 <w:webHidden/>
               </w:rPr>
               <w:tab/>
+            </w:r>
+            <w:r>
+              <w:rPr>
+                <w:noProof/>
+                <w:webHidden/>
+              </w:rPr>
               <w:fldChar w:fldCharType="begin"/>
-              <w:instrText xml:space="preserve"> PAGEREF _Toc239283065 \h </w:instrText>
+            </w:r>
+            <w:r>
+              <w:rPr>
+                <w:noProof/>
+                <w:webHidden/>
+              </w:rPr>
+              <w:instrText xml:space="preserve"> PAGEREF _Toc240127845 \h </w:instrText>
+            </w:r>
+            <w:r>
+              <w:rPr>
+                <w:noProof/>
+                <w:webHidden/>
+              </w:rPr>
+            </w:r>
+            <w:r>
+              <w:rPr>
+                <w:noProof/>
+                <w:webHidden/>
+              </w:rPr>
               <w:fldChar w:fldCharType="separate"/>
-              <w:t>13</w:t>
+            </w:r>
+            <w:r>
+              <w:rPr>
+                <w:noProof/>
+                <w:webHidden/>
+              </w:rPr>
+              <w:t>14</w:t>
+            </w:r>
+            <w:r>
+              <w:rPr>
+                <w:noProof/>
+                <w:webHidden/>
+              </w:rPr>
               <w:fldChar w:fldCharType="end"/>
             </w:r>
           </w:hyperlink>
@@ -1269,10 +1791,11 @@
               <w:kern w:val="2"/>
               <w:sz w:val="24"/>
               <w:szCs w:val="24"/>
+              <w:lang w:eastAsia="ja-JP"/>
               <w14:ligatures w14:val="standardContextual"/>
             </w:rPr>
           </w:pPr>
-          <w:hyperlink w:anchor="_Toc239283066" w:history="1">
+          <w:hyperlink w:anchor="_Toc240127846" w:history="1">
             <w:r>
               <w:rPr>
                 <w:rStyle w:val="Hipervnculo"/>
@@ -1288,10 +1811,46 @@
                 <w:webHidden/>
               </w:rPr>
               <w:tab/>
+            </w:r>
+            <w:r>
+              <w:rPr>
+                <w:noProof/>
+                <w:webHidden/>
+              </w:rPr>
               <w:fldChar w:fldCharType="begin"/>
-              <w:instrText xml:space="preserve"> PAGEREF _Toc239283066 \h </w:instrText>
+            </w:r>
+            <w:r>
+              <w:rPr>
+                <w:noProof/>
+                <w:webHidden/>
+              </w:rPr>
+              <w:instrText xml:space="preserve"> PAGEREF _Toc240127846 \h </w:instrText>
+            </w:r>
+            <w:r>
+              <w:rPr>
+                <w:noProof/>
+                <w:webHidden/>
+              </w:rPr>
+            </w:r>
+            <w:r>
+              <w:rPr>
+                <w:noProof/>
+                <w:webHidden/>
+              </w:rPr>
               <w:fldChar w:fldCharType="separate"/>
-              <w:t>13</w:t>
+            </w:r>
+            <w:r>
+              <w:rPr>
+                <w:noProof/>
+                <w:webHidden/>
+              </w:rPr>
+              <w:t>14</w:t>
+            </w:r>
+            <w:r>
+              <w:rPr>
+                <w:noProof/>
+                <w:webHidden/>
+              </w:rPr>
               <w:fldChar w:fldCharType="end"/>
             </w:r>
           </w:hyperlink>
@@ -1308,10 +1867,11 @@
               <w:kern w:val="2"/>
               <w:sz w:val="24"/>
               <w:szCs w:val="24"/>
+              <w:lang w:eastAsia="ja-JP"/>
               <w14:ligatures w14:val="standardContextual"/>
             </w:rPr>
           </w:pPr>
-          <w:hyperlink w:anchor="_Toc239283067" w:history="1">
+          <w:hyperlink w:anchor="_Toc240127847" w:history="1">
             <w:r>
               <w:rPr>
                 <w:rStyle w:val="Hipervnculo"/>
@@ -1327,10 +1887,46 @@
                 <w:webHidden/>
               </w:rPr>
               <w:tab/>
+            </w:r>
+            <w:r>
+              <w:rPr>
+                <w:noProof/>
+                <w:webHidden/>
+              </w:rPr>
               <w:fldChar w:fldCharType="begin"/>
-              <w:instrText xml:space="preserve"> PAGEREF _Toc239283067 \h </w:instrText>
+            </w:r>
+            <w:r>
+              <w:rPr>
+                <w:noProof/>
+                <w:webHidden/>
+              </w:rPr>
+              <w:instrText xml:space="preserve"> PAGEREF _Toc240127847 \h </w:instrText>
+            </w:r>
+            <w:r>
+              <w:rPr>
+                <w:noProof/>
+                <w:webHidden/>
+              </w:rPr>
+            </w:r>
+            <w:r>
+              <w:rPr>
+                <w:noProof/>
+                <w:webHidden/>
+              </w:rPr>
               <w:fldChar w:fldCharType="separate"/>
-              <w:t>14</w:t>
+            </w:r>
+            <w:r>
+              <w:rPr>
+                <w:noProof/>
+                <w:webHidden/>
+              </w:rPr>
+              <w:t>16</w:t>
+            </w:r>
+            <w:r>
+              <w:rPr>
+                <w:noProof/>
+                <w:webHidden/>
+              </w:rPr>
               <w:fldChar w:fldCharType="end"/>
             </w:r>
           </w:hyperlink>
@@ -1347,10 +1943,11 @@
               <w:kern w:val="2"/>
               <w:sz w:val="24"/>
               <w:szCs w:val="24"/>
+              <w:lang w:eastAsia="ja-JP"/>
               <w14:ligatures w14:val="standardContextual"/>
             </w:rPr>
           </w:pPr>
-          <w:hyperlink w:anchor="_Toc239283068" w:history="1">
+          <w:hyperlink w:anchor="_Toc240127848" w:history="1">
             <w:r>
               <w:rPr>
                 <w:rStyle w:val="Hipervnculo"/>
@@ -1366,10 +1963,46 @@
                 <w:webHidden/>
               </w:rPr>
               <w:tab/>
+            </w:r>
+            <w:r>
+              <w:rPr>
+                <w:noProof/>
+                <w:webHidden/>
+              </w:rPr>
               <w:fldChar w:fldCharType="begin"/>
-              <w:instrText xml:space="preserve"> PAGEREF _Toc239283068 \h </w:instrText>
+            </w:r>
+            <w:r>
+              <w:rPr>
+                <w:noProof/>
+                <w:webHidden/>
+              </w:rPr>
+              <w:instrText xml:space="preserve"> PAGEREF _Toc240127848 \h </w:instrText>
+            </w:r>
+            <w:r>
+              <w:rPr>
+                <w:noProof/>
+                <w:webHidden/>
+              </w:rPr>
+            </w:r>
+            <w:r>
+              <w:rPr>
+                <w:noProof/>
+                <w:webHidden/>
+              </w:rPr>
               <w:fldChar w:fldCharType="separate"/>
-              <w:t>15</w:t>
+            </w:r>
+            <w:r>
+              <w:rPr>
+                <w:noProof/>
+                <w:webHidden/>
+              </w:rPr>
+              <w:t>16</w:t>
+            </w:r>
+            <w:r>
+              <w:rPr>
+                <w:noProof/>
+                <w:webHidden/>
+              </w:rPr>
               <w:fldChar w:fldCharType="end"/>
             </w:r>
           </w:hyperlink>
@@ -1386,10 +2019,11 @@
               <w:kern w:val="2"/>
               <w:sz w:val="24"/>
               <w:szCs w:val="24"/>
+              <w:lang w:eastAsia="ja-JP"/>
               <w14:ligatures w14:val="standardContextual"/>
             </w:rPr>
           </w:pPr>
-          <w:hyperlink w:anchor="_Toc239283069" w:history="1">
+          <w:hyperlink w:anchor="_Toc240127849" w:history="1">
             <w:r>
               <w:rPr>
                 <w:rStyle w:val="Hipervnculo"/>
@@ -1405,10 +2039,46 @@
                 <w:webHidden/>
               </w:rPr>
               <w:tab/>
+            </w:r>
+            <w:r>
+              <w:rPr>
+                <w:noProof/>
+                <w:webHidden/>
+              </w:rPr>
               <w:fldChar w:fldCharType="begin"/>
-              <w:instrText xml:space="preserve"> PAGEREF _Toc239283069 \h </w:instrText>
+            </w:r>
+            <w:r>
+              <w:rPr>
+                <w:noProof/>
+                <w:webHidden/>
+              </w:rPr>
+              <w:instrText xml:space="preserve"> PAGEREF _Toc240127849 \h </w:instrText>
+            </w:r>
+            <w:r>
+              <w:rPr>
+                <w:noProof/>
+                <w:webHidden/>
+              </w:rPr>
+            </w:r>
+            <w:r>
+              <w:rPr>
+                <w:noProof/>
+                <w:webHidden/>
+              </w:rPr>
               <w:fldChar w:fldCharType="separate"/>
-              <w:t>18</w:t>
+            </w:r>
+            <w:r>
+              <w:rPr>
+                <w:noProof/>
+                <w:webHidden/>
+              </w:rPr>
+              <w:t>21</w:t>
+            </w:r>
+            <w:r>
+              <w:rPr>
+                <w:noProof/>
+                <w:webHidden/>
+              </w:rPr>
               <w:fldChar w:fldCharType="end"/>
             </w:r>
           </w:hyperlink>
@@ -1425,10 +2095,11 @@
               <w:kern w:val="2"/>
               <w:sz w:val="24"/>
               <w:szCs w:val="24"/>
+              <w:lang w:eastAsia="ja-JP"/>
               <w14:ligatures w14:val="standardContextual"/>
             </w:rPr>
           </w:pPr>
-          <w:hyperlink w:anchor="_Toc239283070" w:history="1">
+          <w:hyperlink w:anchor="_Toc240127850" w:history="1">
             <w:r>
               <w:rPr>
                 <w:rStyle w:val="Hipervnculo"/>
@@ -1444,10 +2115,46 @@
                 <w:webHidden/>
               </w:rPr>
               <w:tab/>
+            </w:r>
+            <w:r>
+              <w:rPr>
+                <w:noProof/>
+                <w:webHidden/>
+              </w:rPr>
               <w:fldChar w:fldCharType="begin"/>
-              <w:instrText xml:space="preserve"> PAGEREF _Toc239283070 \h </w:instrText>
+            </w:r>
+            <w:r>
+              <w:rPr>
+                <w:noProof/>
+                <w:webHidden/>
+              </w:rPr>
+              <w:instrText xml:space="preserve"> PAGEREF _Toc240127850 \h </w:instrText>
+            </w:r>
+            <w:r>
+              <w:rPr>
+                <w:noProof/>
+                <w:webHidden/>
+              </w:rPr>
+            </w:r>
+            <w:r>
+              <w:rPr>
+                <w:noProof/>
+                <w:webHidden/>
+              </w:rPr>
               <w:fldChar w:fldCharType="separate"/>
-              <w:t>18</w:t>
+            </w:r>
+            <w:r>
+              <w:rPr>
+                <w:noProof/>
+                <w:webHidden/>
+              </w:rPr>
+              <w:t>21</w:t>
+            </w:r>
+            <w:r>
+              <w:rPr>
+                <w:noProof/>
+                <w:webHidden/>
+              </w:rPr>
               <w:fldChar w:fldCharType="end"/>
             </w:r>
           </w:hyperlink>
@@ -1464,10 +2171,11 @@
               <w:kern w:val="2"/>
               <w:sz w:val="24"/>
               <w:szCs w:val="24"/>
+              <w:lang w:eastAsia="ja-JP"/>
               <w14:ligatures w14:val="standardContextual"/>
             </w:rPr>
           </w:pPr>
-          <w:hyperlink w:anchor="_Toc239283071" w:history="1">
+          <w:hyperlink w:anchor="_Toc240127851" w:history="1">
             <w:r>
               <w:rPr>
                 <w:rStyle w:val="Hipervnculo"/>
@@ -1483,10 +2191,46 @@
                 <w:webHidden/>
               </w:rPr>
               <w:tab/>
+            </w:r>
+            <w:r>
+              <w:rPr>
+                <w:noProof/>
+                <w:webHidden/>
+              </w:rPr>
               <w:fldChar w:fldCharType="begin"/>
-              <w:instrText xml:space="preserve"> PAGEREF _Toc239283071 \h </w:instrText>
+            </w:r>
+            <w:r>
+              <w:rPr>
+                <w:noProof/>
+                <w:webHidden/>
+              </w:rPr>
+              <w:instrText xml:space="preserve"> PAGEREF _Toc240127851 \h </w:instrText>
+            </w:r>
+            <w:r>
+              <w:rPr>
+                <w:noProof/>
+                <w:webHidden/>
+              </w:rPr>
+            </w:r>
+            <w:r>
+              <w:rPr>
+                <w:noProof/>
+                <w:webHidden/>
+              </w:rPr>
               <w:fldChar w:fldCharType="separate"/>
-              <w:t>20</w:t>
+            </w:r>
+            <w:r>
+              <w:rPr>
+                <w:noProof/>
+                <w:webHidden/>
+              </w:rPr>
+              <w:t>23</w:t>
+            </w:r>
+            <w:r>
+              <w:rPr>
+                <w:noProof/>
+                <w:webHidden/>
+              </w:rPr>
               <w:fldChar w:fldCharType="end"/>
             </w:r>
           </w:hyperlink>
@@ -1503,10 +2247,11 @@
               <w:kern w:val="2"/>
               <w:sz w:val="24"/>
               <w:szCs w:val="24"/>
+              <w:lang w:eastAsia="ja-JP"/>
               <w14:ligatures w14:val="standardContextual"/>
             </w:rPr>
           </w:pPr>
-          <w:hyperlink w:anchor="_Toc239283072" w:history="1">
+          <w:hyperlink w:anchor="_Toc240127852" w:history="1">
             <w:r>
               <w:rPr>
                 <w:rStyle w:val="Hipervnculo"/>
@@ -1522,10 +2267,46 @@
                 <w:webHidden/>
               </w:rPr>
               <w:tab/>
+            </w:r>
+            <w:r>
+              <w:rPr>
+                <w:noProof/>
+                <w:webHidden/>
+              </w:rPr>
               <w:fldChar w:fldCharType="begin"/>
-              <w:instrText xml:space="preserve"> PAGEREF _Toc239283072 \h </w:instrText>
+            </w:r>
+            <w:r>
+              <w:rPr>
+                <w:noProof/>
+                <w:webHidden/>
+              </w:rPr>
+              <w:instrText xml:space="preserve"> PAGEREF _Toc240127852 \h </w:instrText>
+            </w:r>
+            <w:r>
+              <w:rPr>
+                <w:noProof/>
+                <w:webHidden/>
+              </w:rPr>
+            </w:r>
+            <w:r>
+              <w:rPr>
+                <w:noProof/>
+                <w:webHidden/>
+              </w:rPr>
               <w:fldChar w:fldCharType="separate"/>
-              <w:t>21</w:t>
+            </w:r>
+            <w:r>
+              <w:rPr>
+                <w:noProof/>
+                <w:webHidden/>
+              </w:rPr>
+              <w:t>24</w:t>
+            </w:r>
+            <w:r>
+              <w:rPr>
+                <w:noProof/>
+                <w:webHidden/>
+              </w:rPr>
               <w:fldChar w:fldCharType="end"/>
             </w:r>
           </w:hyperlink>
@@ -1542,10 +2323,11 @@
               <w:kern w:val="2"/>
               <w:sz w:val="24"/>
               <w:szCs w:val="24"/>
+              <w:lang w:eastAsia="ja-JP"/>
               <w14:ligatures w14:val="standardContextual"/>
             </w:rPr>
           </w:pPr>
-          <w:hyperlink w:anchor="_Toc239283073" w:history="1">
+          <w:hyperlink w:anchor="_Toc240127853" w:history="1">
             <w:r>
               <w:rPr>
                 <w:rStyle w:val="Hipervnculo"/>
@@ -1571,10 +2353,46 @@
                 <w:webHidden/>
               </w:rPr>
               <w:tab/>
+            </w:r>
+            <w:r>
+              <w:rPr>
+                <w:noProof/>
+                <w:webHidden/>
+              </w:rPr>
               <w:fldChar w:fldCharType="begin"/>
-              <w:instrText xml:space="preserve"> PAGEREF _Toc239283073 \h </w:instrText>
+            </w:r>
+            <w:r>
+              <w:rPr>
+                <w:noProof/>
+                <w:webHidden/>
+              </w:rPr>
+              <w:instrText xml:space="preserve"> PAGEREF _Toc240127853 \h </w:instrText>
+            </w:r>
+            <w:r>
+              <w:rPr>
+                <w:noProof/>
+                <w:webHidden/>
+              </w:rPr>
+            </w:r>
+            <w:r>
+              <w:rPr>
+                <w:noProof/>
+                <w:webHidden/>
+              </w:rPr>
               <w:fldChar w:fldCharType="separate"/>
-              <w:t>21</w:t>
+            </w:r>
+            <w:r>
+              <w:rPr>
+                <w:noProof/>
+                <w:webHidden/>
+              </w:rPr>
+              <w:t>24</w:t>
+            </w:r>
+            <w:r>
+              <w:rPr>
+                <w:noProof/>
+                <w:webHidden/>
+              </w:rPr>
               <w:fldChar w:fldCharType="end"/>
             </w:r>
           </w:hyperlink>
@@ -1591,10 +2409,11 @@
               <w:kern w:val="2"/>
               <w:sz w:val="24"/>
               <w:szCs w:val="24"/>
+              <w:lang w:eastAsia="ja-JP"/>
               <w14:ligatures w14:val="standardContextual"/>
             </w:rPr>
           </w:pPr>
-          <w:hyperlink w:anchor="_Toc239283074" w:history="1">
+          <w:hyperlink w:anchor="_Toc240127854" w:history="1">
             <w:r>
               <w:rPr>
                 <w:rStyle w:val="Hipervnculo"/>
@@ -1610,10 +2429,46 @@
                 <w:webHidden/>
               </w:rPr>
               <w:tab/>
+            </w:r>
+            <w:r>
+              <w:rPr>
+                <w:noProof/>
+                <w:webHidden/>
+              </w:rPr>
               <w:fldChar w:fldCharType="begin"/>
-              <w:instrText xml:space="preserve"> PAGEREF _Toc239283074 \h </w:instrText>
+            </w:r>
+            <w:r>
+              <w:rPr>
+                <w:noProof/>
+                <w:webHidden/>
+              </w:rPr>
+              <w:instrText xml:space="preserve"> PAGEREF _Toc240127854 \h </w:instrText>
+            </w:r>
+            <w:r>
+              <w:rPr>
+                <w:noProof/>
+                <w:webHidden/>
+              </w:rPr>
+            </w:r>
+            <w:r>
+              <w:rPr>
+                <w:noProof/>
+                <w:webHidden/>
+              </w:rPr>
               <w:fldChar w:fldCharType="separate"/>
-              <w:t>21</w:t>
+            </w:r>
+            <w:r>
+              <w:rPr>
+                <w:noProof/>
+                <w:webHidden/>
+              </w:rPr>
+              <w:t>25</w:t>
+            </w:r>
+            <w:r>
+              <w:rPr>
+                <w:noProof/>
+                <w:webHidden/>
+              </w:rPr>
               <w:fldChar w:fldCharType="end"/>
             </w:r>
           </w:hyperlink>
@@ -1630,10 +2485,11 @@
               <w:kern w:val="2"/>
               <w:sz w:val="24"/>
               <w:szCs w:val="24"/>
+              <w:lang w:eastAsia="ja-JP"/>
               <w14:ligatures w14:val="standardContextual"/>
             </w:rPr>
           </w:pPr>
-          <w:hyperlink w:anchor="_Toc239283075" w:history="1">
+          <w:hyperlink w:anchor="_Toc240127855" w:history="1">
             <w:r>
               <w:rPr>
                 <w:rStyle w:val="Hipervnculo"/>
@@ -1649,10 +2505,46 @@
                 <w:webHidden/>
               </w:rPr>
               <w:tab/>
+            </w:r>
+            <w:r>
+              <w:rPr>
+                <w:noProof/>
+                <w:webHidden/>
+              </w:rPr>
               <w:fldChar w:fldCharType="begin"/>
-              <w:instrText xml:space="preserve"> PAGEREF _Toc239283075 \h </w:instrText>
+            </w:r>
+            <w:r>
+              <w:rPr>
+                <w:noProof/>
+                <w:webHidden/>
+              </w:rPr>
+              <w:instrText xml:space="preserve"> PAGEREF _Toc240127855 \h </w:instrText>
+            </w:r>
+            <w:r>
+              <w:rPr>
+                <w:noProof/>
+                <w:webHidden/>
+              </w:rPr>
+            </w:r>
+            <w:r>
+              <w:rPr>
+                <w:noProof/>
+                <w:webHidden/>
+              </w:rPr>
               <w:fldChar w:fldCharType="separate"/>
-              <w:t>22</w:t>
+            </w:r>
+            <w:r>
+              <w:rPr>
+                <w:noProof/>
+                <w:webHidden/>
+              </w:rPr>
+              <w:t>26</w:t>
+            </w:r>
+            <w:r>
+              <w:rPr>
+                <w:noProof/>
+                <w:webHidden/>
+              </w:rPr>
               <w:fldChar w:fldCharType="end"/>
             </w:r>
           </w:hyperlink>
@@ -1669,10 +2561,11 @@
               <w:kern w:val="2"/>
               <w:sz w:val="24"/>
               <w:szCs w:val="24"/>
+              <w:lang w:eastAsia="ja-JP"/>
               <w14:ligatures w14:val="standardContextual"/>
             </w:rPr>
           </w:pPr>
-          <w:hyperlink w:anchor="_Toc239283076" w:history="1">
+          <w:hyperlink w:anchor="_Toc240127856" w:history="1">
             <w:r>
               <w:rPr>
                 <w:rStyle w:val="Hipervnculo"/>
@@ -1688,10 +2581,46 @@
                 <w:webHidden/>
               </w:rPr>
               <w:tab/>
+            </w:r>
+            <w:r>
+              <w:rPr>
+                <w:noProof/>
+                <w:webHidden/>
+              </w:rPr>
               <w:fldChar w:fldCharType="begin"/>
-              <w:instrText xml:space="preserve"> PAGEREF _Toc239283076 \h </w:instrText>
+            </w:r>
+            <w:r>
+              <w:rPr>
+                <w:noProof/>
+                <w:webHidden/>
+              </w:rPr>
+              <w:instrText xml:space="preserve"> PAGEREF _Toc240127856 \h </w:instrText>
+            </w:r>
+            <w:r>
+              <w:rPr>
+                <w:noProof/>
+                <w:webHidden/>
+              </w:rPr>
+            </w:r>
+            <w:r>
+              <w:rPr>
+                <w:noProof/>
+                <w:webHidden/>
+              </w:rPr>
               <w:fldChar w:fldCharType="separate"/>
-              <w:t>24</w:t>
+            </w:r>
+            <w:r>
+              <w:rPr>
+                <w:noProof/>
+                <w:webHidden/>
+              </w:rPr>
+              <w:t>28</w:t>
+            </w:r>
+            <w:r>
+              <w:rPr>
+                <w:noProof/>
+                <w:webHidden/>
+              </w:rPr>
               <w:fldChar w:fldCharType="end"/>
             </w:r>
           </w:hyperlink>
@@ -1708,10 +2637,11 @@
               <w:kern w:val="2"/>
               <w:sz w:val="24"/>
               <w:szCs w:val="24"/>
+              <w:lang w:eastAsia="ja-JP"/>
               <w14:ligatures w14:val="standardContextual"/>
             </w:rPr>
           </w:pPr>
-          <w:hyperlink w:anchor="_Toc239283077" w:history="1">
+          <w:hyperlink w:anchor="_Toc240127857" w:history="1">
             <w:r>
               <w:rPr>
                 <w:rStyle w:val="Hipervnculo"/>
@@ -1727,10 +2657,46 @@
                 <w:webHidden/>
               </w:rPr>
               <w:tab/>
+            </w:r>
+            <w:r>
+              <w:rPr>
+                <w:noProof/>
+                <w:webHidden/>
+              </w:rPr>
               <w:fldChar w:fldCharType="begin"/>
-              <w:instrText xml:space="preserve"> PAGEREF _Toc239283077 \h </w:instrText>
+            </w:r>
+            <w:r>
+              <w:rPr>
+                <w:noProof/>
+                <w:webHidden/>
+              </w:rPr>
+              <w:instrText xml:space="preserve"> PAGEREF _Toc240127857 \h </w:instrText>
+            </w:r>
+            <w:r>
+              <w:rPr>
+                <w:noProof/>
+                <w:webHidden/>
+              </w:rPr>
+            </w:r>
+            <w:r>
+              <w:rPr>
+                <w:noProof/>
+                <w:webHidden/>
+              </w:rPr>
               <w:fldChar w:fldCharType="separate"/>
-              <w:t>31</w:t>
+            </w:r>
+            <w:r>
+              <w:rPr>
+                <w:noProof/>
+                <w:webHidden/>
+              </w:rPr>
+              <w:t>37</w:t>
+            </w:r>
+            <w:r>
+              <w:rPr>
+                <w:noProof/>
+                <w:webHidden/>
+              </w:rPr>
               <w:fldChar w:fldCharType="end"/>
             </w:r>
           </w:hyperlink>
@@ -1747,10 +2713,11 @@
               <w:kern w:val="2"/>
               <w:sz w:val="24"/>
               <w:szCs w:val="24"/>
+              <w:lang w:eastAsia="ja-JP"/>
               <w14:ligatures w14:val="standardContextual"/>
             </w:rPr>
           </w:pPr>
-          <w:hyperlink w:anchor="_Toc239283078" w:history="1">
+          <w:hyperlink w:anchor="_Toc240127858" w:history="1">
             <w:r>
               <w:rPr>
                 <w:rStyle w:val="Hipervnculo"/>
@@ -1766,10 +2733,46 @@
                 <w:webHidden/>
               </w:rPr>
               <w:tab/>
+            </w:r>
+            <w:r>
+              <w:rPr>
+                <w:noProof/>
+                <w:webHidden/>
+              </w:rPr>
               <w:fldChar w:fldCharType="begin"/>
-              <w:instrText xml:space="preserve"> PAGEREF _Toc239283078 \h </w:instrText>
+            </w:r>
+            <w:r>
+              <w:rPr>
+                <w:noProof/>
+                <w:webHidden/>
+              </w:rPr>
+              <w:instrText xml:space="preserve"> PAGEREF _Toc240127858 \h </w:instrText>
+            </w:r>
+            <w:r>
+              <w:rPr>
+                <w:noProof/>
+                <w:webHidden/>
+              </w:rPr>
+            </w:r>
+            <w:r>
+              <w:rPr>
+                <w:noProof/>
+                <w:webHidden/>
+              </w:rPr>
               <w:fldChar w:fldCharType="separate"/>
-              <w:t>31</w:t>
+            </w:r>
+            <w:r>
+              <w:rPr>
+                <w:noProof/>
+                <w:webHidden/>
+              </w:rPr>
+              <w:t>37</w:t>
+            </w:r>
+            <w:r>
+              <w:rPr>
+                <w:noProof/>
+                <w:webHidden/>
+              </w:rPr>
               <w:fldChar w:fldCharType="end"/>
             </w:r>
           </w:hyperlink>
@@ -1786,10 +2789,11 @@
               <w:kern w:val="2"/>
               <w:sz w:val="24"/>
               <w:szCs w:val="24"/>
+              <w:lang w:eastAsia="ja-JP"/>
               <w14:ligatures w14:val="standardContextual"/>
             </w:rPr>
           </w:pPr>
-          <w:hyperlink w:anchor="_Toc239283079" w:history="1">
+          <w:hyperlink w:anchor="_Toc240127859" w:history="1">
             <w:r>
               <w:rPr>
                 <w:rStyle w:val="Hipervnculo"/>
@@ -1805,10 +2809,46 @@
                 <w:webHidden/>
               </w:rPr>
               <w:tab/>
+            </w:r>
+            <w:r>
+              <w:rPr>
+                <w:noProof/>
+                <w:webHidden/>
+              </w:rPr>
               <w:fldChar w:fldCharType="begin"/>
-              <w:instrText xml:space="preserve"> PAGEREF _Toc239283079 \h </w:instrText>
+            </w:r>
+            <w:r>
+              <w:rPr>
+                <w:noProof/>
+                <w:webHidden/>
+              </w:rPr>
+              <w:instrText xml:space="preserve"> PAGEREF _Toc240127859 \h </w:instrText>
+            </w:r>
+            <w:r>
+              <w:rPr>
+                <w:noProof/>
+                <w:webHidden/>
+              </w:rPr>
+            </w:r>
+            <w:r>
+              <w:rPr>
+                <w:noProof/>
+                <w:webHidden/>
+              </w:rPr>
               <w:fldChar w:fldCharType="separate"/>
-              <w:t>32</w:t>
+            </w:r>
+            <w:r>
+              <w:rPr>
+                <w:noProof/>
+                <w:webHidden/>
+              </w:rPr>
+              <w:t>38</w:t>
+            </w:r>
+            <w:r>
+              <w:rPr>
+                <w:noProof/>
+                <w:webHidden/>
+              </w:rPr>
               <w:fldChar w:fldCharType="end"/>
             </w:r>
           </w:hyperlink>
@@ -1825,10 +2865,11 @@
               <w:kern w:val="2"/>
               <w:sz w:val="24"/>
               <w:szCs w:val="24"/>
+              <w:lang w:eastAsia="ja-JP"/>
               <w14:ligatures w14:val="standardContextual"/>
             </w:rPr>
           </w:pPr>
-          <w:hyperlink w:anchor="_Toc239283080" w:history="1">
+          <w:hyperlink w:anchor="_Toc240127860" w:history="1">
             <w:r>
               <w:rPr>
                 <w:rStyle w:val="Hipervnculo"/>
@@ -1844,10 +2885,46 @@
                 <w:webHidden/>
               </w:rPr>
               <w:tab/>
+            </w:r>
+            <w:r>
+              <w:rPr>
+                <w:noProof/>
+                <w:webHidden/>
+              </w:rPr>
               <w:fldChar w:fldCharType="begin"/>
-              <w:instrText xml:space="preserve"> PAGEREF _Toc239283080 \h </w:instrText>
+            </w:r>
+            <w:r>
+              <w:rPr>
+                <w:noProof/>
+                <w:webHidden/>
+              </w:rPr>
+              <w:instrText xml:space="preserve"> PAGEREF _Toc240127860 \h </w:instrText>
+            </w:r>
+            <w:r>
+              <w:rPr>
+                <w:noProof/>
+                <w:webHidden/>
+              </w:rPr>
+            </w:r>
+            <w:r>
+              <w:rPr>
+                <w:noProof/>
+                <w:webHidden/>
+              </w:rPr>
               <w:fldChar w:fldCharType="separate"/>
-              <w:t>32</w:t>
+            </w:r>
+            <w:r>
+              <w:rPr>
+                <w:noProof/>
+                <w:webHidden/>
+              </w:rPr>
+              <w:t>38</w:t>
+            </w:r>
+            <w:r>
+              <w:rPr>
+                <w:noProof/>
+                <w:webHidden/>
+              </w:rPr>
               <w:fldChar w:fldCharType="end"/>
             </w:r>
           </w:hyperlink>
@@ -1864,10 +2941,11 @@
               <w:kern w:val="2"/>
               <w:sz w:val="24"/>
               <w:szCs w:val="24"/>
+              <w:lang w:eastAsia="ja-JP"/>
               <w14:ligatures w14:val="standardContextual"/>
             </w:rPr>
           </w:pPr>
-          <w:hyperlink w:anchor="_Toc239283081" w:history="1">
+          <w:hyperlink w:anchor="_Toc240127861" w:history="1">
             <w:r>
               <w:rPr>
                 <w:rStyle w:val="Hipervnculo"/>
@@ -1883,10 +2961,46 @@
                 <w:webHidden/>
               </w:rPr>
               <w:tab/>
+            </w:r>
+            <w:r>
+              <w:rPr>
+                <w:noProof/>
+                <w:webHidden/>
+              </w:rPr>
               <w:fldChar w:fldCharType="begin"/>
-              <w:instrText xml:space="preserve"> PAGEREF _Toc239283081 \h </w:instrText>
+            </w:r>
+            <w:r>
+              <w:rPr>
+                <w:noProof/>
+                <w:webHidden/>
+              </w:rPr>
+              <w:instrText xml:space="preserve"> PAGEREF _Toc240127861 \h </w:instrText>
+            </w:r>
+            <w:r>
+              <w:rPr>
+                <w:noProof/>
+                <w:webHidden/>
+              </w:rPr>
+            </w:r>
+            <w:r>
+              <w:rPr>
+                <w:noProof/>
+                <w:webHidden/>
+              </w:rPr>
               <w:fldChar w:fldCharType="separate"/>
-              <w:t>33</w:t>
+            </w:r>
+            <w:r>
+              <w:rPr>
+                <w:noProof/>
+                <w:webHidden/>
+              </w:rPr>
+              <w:t>39</w:t>
+            </w:r>
+            <w:r>
+              <w:rPr>
+                <w:noProof/>
+                <w:webHidden/>
+              </w:rPr>
               <w:fldChar w:fldCharType="end"/>
             </w:r>
           </w:hyperlink>
@@ -1903,10 +3017,11 @@
               <w:kern w:val="2"/>
               <w:sz w:val="24"/>
               <w:szCs w:val="24"/>
+              <w:lang w:eastAsia="ja-JP"/>
               <w14:ligatures w14:val="standardContextual"/>
             </w:rPr>
           </w:pPr>
-          <w:hyperlink w:anchor="_Toc239283082" w:history="1">
+          <w:hyperlink w:anchor="_Toc240127862" w:history="1">
             <w:r>
               <w:rPr>
                 <w:rStyle w:val="Hipervnculo"/>
@@ -1922,10 +3037,46 @@
                 <w:webHidden/>
               </w:rPr>
               <w:tab/>
+            </w:r>
+            <w:r>
+              <w:rPr>
+                <w:noProof/>
+                <w:webHidden/>
+              </w:rPr>
               <w:fldChar w:fldCharType="begin"/>
-              <w:instrText xml:space="preserve"> PAGEREF _Toc239283082 \h </w:instrText>
+            </w:r>
+            <w:r>
+              <w:rPr>
+                <w:noProof/>
+                <w:webHidden/>
+              </w:rPr>
+              <w:instrText xml:space="preserve"> PAGEREF _Toc240127862 \h </w:instrText>
+            </w:r>
+            <w:r>
+              <w:rPr>
+                <w:noProof/>
+                <w:webHidden/>
+              </w:rPr>
+            </w:r>
+            <w:r>
+              <w:rPr>
+                <w:noProof/>
+                <w:webHidden/>
+              </w:rPr>
               <w:fldChar w:fldCharType="separate"/>
-              <w:t>33</w:t>
+            </w:r>
+            <w:r>
+              <w:rPr>
+                <w:noProof/>
+                <w:webHidden/>
+              </w:rPr>
+              <w:t>39</w:t>
+            </w:r>
+            <w:r>
+              <w:rPr>
+                <w:noProof/>
+                <w:webHidden/>
+              </w:rPr>
               <w:fldChar w:fldCharType="end"/>
             </w:r>
           </w:hyperlink>
@@ -1942,10 +3093,11 @@
               <w:kern w:val="2"/>
               <w:sz w:val="24"/>
               <w:szCs w:val="24"/>
+              <w:lang w:eastAsia="ja-JP"/>
               <w14:ligatures w14:val="standardContextual"/>
             </w:rPr>
           </w:pPr>
-          <w:hyperlink w:anchor="_Toc239283083" w:history="1">
+          <w:hyperlink w:anchor="_Toc240127863" w:history="1">
             <w:r>
               <w:rPr>
                 <w:rStyle w:val="Hipervnculo"/>
@@ -1961,10 +3113,46 @@
                 <w:webHidden/>
               </w:rPr>
               <w:tab/>
+            </w:r>
+            <w:r>
+              <w:rPr>
+                <w:noProof/>
+                <w:webHidden/>
+              </w:rPr>
               <w:fldChar w:fldCharType="begin"/>
-              <w:instrText xml:space="preserve"> PAGEREF _Toc239283083 \h </w:instrText>
+            </w:r>
+            <w:r>
+              <w:rPr>
+                <w:noProof/>
+                <w:webHidden/>
+              </w:rPr>
+              <w:instrText xml:space="preserve"> PAGEREF _Toc240127863 \h </w:instrText>
+            </w:r>
+            <w:r>
+              <w:rPr>
+                <w:noProof/>
+                <w:webHidden/>
+              </w:rPr>
+            </w:r>
+            <w:r>
+              <w:rPr>
+                <w:noProof/>
+                <w:webHidden/>
+              </w:rPr>
               <w:fldChar w:fldCharType="separate"/>
-              <w:t>34</w:t>
+            </w:r>
+            <w:r>
+              <w:rPr>
+                <w:noProof/>
+                <w:webHidden/>
+              </w:rPr>
+              <w:t>41</w:t>
+            </w:r>
+            <w:r>
+              <w:rPr>
+                <w:noProof/>
+                <w:webHidden/>
+              </w:rPr>
               <w:fldChar w:fldCharType="end"/>
             </w:r>
           </w:hyperlink>
@@ -1981,10 +3169,11 @@
               <w:kern w:val="2"/>
               <w:sz w:val="24"/>
               <w:szCs w:val="24"/>
+              <w:lang w:eastAsia="ja-JP"/>
               <w14:ligatures w14:val="standardContextual"/>
             </w:rPr>
           </w:pPr>
-          <w:hyperlink w:anchor="_Toc239283084" w:history="1">
+          <w:hyperlink w:anchor="_Toc240127864" w:history="1">
             <w:r>
               <w:rPr>
                 <w:rStyle w:val="Hipervnculo"/>
@@ -2000,10 +3189,46 @@
                 <w:webHidden/>
               </w:rPr>
               <w:tab/>
+            </w:r>
+            <w:r>
+              <w:rPr>
+                <w:noProof/>
+                <w:webHidden/>
+              </w:rPr>
               <w:fldChar w:fldCharType="begin"/>
-              <w:instrText xml:space="preserve"> PAGEREF _Toc239283084 \h </w:instrText>
+            </w:r>
+            <w:r>
+              <w:rPr>
+                <w:noProof/>
+                <w:webHidden/>
+              </w:rPr>
+              <w:instrText xml:space="preserve"> PAGEREF _Toc240127864 \h </w:instrText>
+            </w:r>
+            <w:r>
+              <w:rPr>
+                <w:noProof/>
+                <w:webHidden/>
+              </w:rPr>
+            </w:r>
+            <w:r>
+              <w:rPr>
+                <w:noProof/>
+                <w:webHidden/>
+              </w:rPr>
               <w:fldChar w:fldCharType="separate"/>
-              <w:t>34</w:t>
+            </w:r>
+            <w:r>
+              <w:rPr>
+                <w:noProof/>
+                <w:webHidden/>
+              </w:rPr>
+              <w:t>41</w:t>
+            </w:r>
+            <w:r>
+              <w:rPr>
+                <w:noProof/>
+                <w:webHidden/>
+              </w:rPr>
               <w:fldChar w:fldCharType="end"/>
             </w:r>
           </w:hyperlink>
@@ -2020,10 +3245,11 @@
               <w:kern w:val="2"/>
               <w:sz w:val="24"/>
               <w:szCs w:val="24"/>
+              <w:lang w:eastAsia="ja-JP"/>
               <w14:ligatures w14:val="standardContextual"/>
             </w:rPr>
           </w:pPr>
-          <w:hyperlink w:anchor="_Toc239283085" w:history="1">
+          <w:hyperlink w:anchor="_Toc240127865" w:history="1">
             <w:r>
               <w:rPr>
                 <w:rStyle w:val="Hipervnculo"/>
@@ -2049,10 +3275,46 @@
                 <w:webHidden/>
               </w:rPr>
               <w:tab/>
+            </w:r>
+            <w:r>
+              <w:rPr>
+                <w:noProof/>
+                <w:webHidden/>
+              </w:rPr>
               <w:fldChar w:fldCharType="begin"/>
-              <w:instrText xml:space="preserve"> PAGEREF _Toc239283085 \h </w:instrText>
+            </w:r>
+            <w:r>
+              <w:rPr>
+                <w:noProof/>
+                <w:webHidden/>
+              </w:rPr>
+              <w:instrText xml:space="preserve"> PAGEREF _Toc240127865 \h </w:instrText>
+            </w:r>
+            <w:r>
+              <w:rPr>
+                <w:noProof/>
+                <w:webHidden/>
+              </w:rPr>
+            </w:r>
+            <w:r>
+              <w:rPr>
+                <w:noProof/>
+                <w:webHidden/>
+              </w:rPr>
               <w:fldChar w:fldCharType="separate"/>
-              <w:t>34</w:t>
+            </w:r>
+            <w:r>
+              <w:rPr>
+                <w:noProof/>
+                <w:webHidden/>
+              </w:rPr>
+              <w:t>41</w:t>
+            </w:r>
+            <w:r>
+              <w:rPr>
+                <w:noProof/>
+                <w:webHidden/>
+              </w:rPr>
               <w:fldChar w:fldCharType="end"/>
             </w:r>
           </w:hyperlink>
@@ -2069,10 +3331,11 @@
               <w:kern w:val="2"/>
               <w:sz w:val="24"/>
               <w:szCs w:val="24"/>
+              <w:lang w:eastAsia="ja-JP"/>
               <w14:ligatures w14:val="standardContextual"/>
             </w:rPr>
           </w:pPr>
-          <w:hyperlink w:anchor="_Toc239283086" w:history="1">
+          <w:hyperlink w:anchor="_Toc240127866" w:history="1">
             <w:r>
               <w:rPr>
                 <w:rStyle w:val="Hipervnculo"/>
@@ -2088,10 +3351,46 @@
                 <w:webHidden/>
               </w:rPr>
               <w:tab/>
+            </w:r>
+            <w:r>
+              <w:rPr>
+                <w:noProof/>
+                <w:webHidden/>
+              </w:rPr>
               <w:fldChar w:fldCharType="begin"/>
-              <w:instrText xml:space="preserve"> PAGEREF _Toc239283086 \h </w:instrText>
+            </w:r>
+            <w:r>
+              <w:rPr>
+                <w:noProof/>
+                <w:webHidden/>
+              </w:rPr>
+              <w:instrText xml:space="preserve"> PAGEREF _Toc240127866 \h </w:instrText>
+            </w:r>
+            <w:r>
+              <w:rPr>
+                <w:noProof/>
+                <w:webHidden/>
+              </w:rPr>
+            </w:r>
+            <w:r>
+              <w:rPr>
+                <w:noProof/>
+                <w:webHidden/>
+              </w:rPr>
               <w:fldChar w:fldCharType="separate"/>
-              <w:t>34</w:t>
+            </w:r>
+            <w:r>
+              <w:rPr>
+                <w:noProof/>
+                <w:webHidden/>
+              </w:rPr>
+              <w:t>41</w:t>
+            </w:r>
+            <w:r>
+              <w:rPr>
+                <w:noProof/>
+                <w:webHidden/>
+              </w:rPr>
               <w:fldChar w:fldCharType="end"/>
             </w:r>
           </w:hyperlink>
@@ -2108,10 +3407,11 @@
               <w:kern w:val="2"/>
               <w:sz w:val="24"/>
               <w:szCs w:val="24"/>
+              <w:lang w:eastAsia="ja-JP"/>
               <w14:ligatures w14:val="standardContextual"/>
             </w:rPr>
           </w:pPr>
-          <w:hyperlink w:anchor="_Toc239283087" w:history="1">
+          <w:hyperlink w:anchor="_Toc240127867" w:history="1">
             <w:r>
               <w:rPr>
                 <w:rStyle w:val="Hipervnculo"/>
@@ -2127,10 +3427,46 @@
                 <w:webHidden/>
               </w:rPr>
               <w:tab/>
+            </w:r>
+            <w:r>
+              <w:rPr>
+                <w:noProof/>
+                <w:webHidden/>
+              </w:rPr>
               <w:fldChar w:fldCharType="begin"/>
-              <w:instrText xml:space="preserve"> PAGEREF _Toc239283087 \h </w:instrText>
+            </w:r>
+            <w:r>
+              <w:rPr>
+                <w:noProof/>
+                <w:webHidden/>
+              </w:rPr>
+              <w:instrText xml:space="preserve"> PAGEREF _Toc240127867 \h </w:instrText>
+            </w:r>
+            <w:r>
+              <w:rPr>
+                <w:noProof/>
+                <w:webHidden/>
+              </w:rPr>
+            </w:r>
+            <w:r>
+              <w:rPr>
+                <w:noProof/>
+                <w:webHidden/>
+              </w:rPr>
               <w:fldChar w:fldCharType="separate"/>
-              <w:t>36</w:t>
+            </w:r>
+            <w:r>
+              <w:rPr>
+                <w:noProof/>
+                <w:webHidden/>
+              </w:rPr>
+              <w:t>46</w:t>
+            </w:r>
+            <w:r>
+              <w:rPr>
+                <w:noProof/>
+                <w:webHidden/>
+              </w:rPr>
               <w:fldChar w:fldCharType="end"/>
             </w:r>
           </w:hyperlink>
@@ -2147,10 +3483,11 @@
               <w:kern w:val="2"/>
               <w:sz w:val="24"/>
               <w:szCs w:val="24"/>
+              <w:lang w:eastAsia="ja-JP"/>
               <w14:ligatures w14:val="standardContextual"/>
             </w:rPr>
           </w:pPr>
-          <w:hyperlink w:anchor="_Toc239283088" w:history="1">
+          <w:hyperlink w:anchor="_Toc240127868" w:history="1">
             <w:r>
               <w:rPr>
                 <w:rStyle w:val="Hipervnculo"/>
@@ -2166,10 +3503,46 @@
                 <w:webHidden/>
               </w:rPr>
               <w:tab/>
+            </w:r>
+            <w:r>
+              <w:rPr>
+                <w:noProof/>
+                <w:webHidden/>
+              </w:rPr>
               <w:fldChar w:fldCharType="begin"/>
-              <w:instrText xml:space="preserve"> PAGEREF _Toc239283088 \h </w:instrText>
+            </w:r>
+            <w:r>
+              <w:rPr>
+                <w:noProof/>
+                <w:webHidden/>
+              </w:rPr>
+              <w:instrText xml:space="preserve"> PAGEREF _Toc240127868 \h </w:instrText>
+            </w:r>
+            <w:r>
+              <w:rPr>
+                <w:noProof/>
+                <w:webHidden/>
+              </w:rPr>
+            </w:r>
+            <w:r>
+              <w:rPr>
+                <w:noProof/>
+                <w:webHidden/>
+              </w:rPr>
               <w:fldChar w:fldCharType="separate"/>
-              <w:t>59</w:t>
+            </w:r>
+            <w:r>
+              <w:rPr>
+                <w:noProof/>
+                <w:webHidden/>
+              </w:rPr>
+              <w:t>57</w:t>
+            </w:r>
+            <w:r>
+              <w:rPr>
+                <w:noProof/>
+                <w:webHidden/>
+              </w:rPr>
               <w:fldChar w:fldCharType="end"/>
             </w:r>
           </w:hyperlink>
@@ -2186,10 +3559,11 @@
               <w:kern w:val="2"/>
               <w:sz w:val="24"/>
               <w:szCs w:val="24"/>
+              <w:lang w:eastAsia="ja-JP"/>
               <w14:ligatures w14:val="standardContextual"/>
             </w:rPr>
           </w:pPr>
-          <w:hyperlink w:anchor="_Toc239283089" w:history="1">
+          <w:hyperlink w:anchor="_Toc240127869" w:history="1">
             <w:r>
               <w:rPr>
                 <w:rStyle w:val="Hipervnculo"/>
@@ -2205,10 +3579,46 @@
                 <w:webHidden/>
               </w:rPr>
               <w:tab/>
+            </w:r>
+            <w:r>
+              <w:rPr>
+                <w:noProof/>
+                <w:webHidden/>
+              </w:rPr>
               <w:fldChar w:fldCharType="begin"/>
-              <w:instrText xml:space="preserve"> PAGEREF _Toc239283089 \h </w:instrText>
+            </w:r>
+            <w:r>
+              <w:rPr>
+                <w:noProof/>
+                <w:webHidden/>
+              </w:rPr>
+              <w:instrText xml:space="preserve"> PAGEREF _Toc240127869 \h </w:instrText>
+            </w:r>
+            <w:r>
+              <w:rPr>
+                <w:noProof/>
+                <w:webHidden/>
+              </w:rPr>
+            </w:r>
+            <w:r>
+              <w:rPr>
+                <w:noProof/>
+                <w:webHidden/>
+              </w:rPr>
               <w:fldChar w:fldCharType="separate"/>
-              <w:t>59</w:t>
+            </w:r>
+            <w:r>
+              <w:rPr>
+                <w:noProof/>
+                <w:webHidden/>
+              </w:rPr>
+              <w:t>57</w:t>
+            </w:r>
+            <w:r>
+              <w:rPr>
+                <w:noProof/>
+                <w:webHidden/>
+              </w:rPr>
               <w:fldChar w:fldCharType="end"/>
             </w:r>
           </w:hyperlink>
@@ -2225,10 +3635,11 @@
               <w:kern w:val="2"/>
               <w:sz w:val="24"/>
               <w:szCs w:val="24"/>
+              <w:lang w:eastAsia="ja-JP"/>
               <w14:ligatures w14:val="standardContextual"/>
             </w:rPr>
           </w:pPr>
-          <w:hyperlink w:anchor="_Toc239283090" w:history="1">
+          <w:hyperlink w:anchor="_Toc240127870" w:history="1">
             <w:r>
               <w:rPr>
                 <w:rStyle w:val="Hipervnculo"/>
@@ -2244,10 +3655,46 @@
                 <w:webHidden/>
               </w:rPr>
               <w:tab/>
+            </w:r>
+            <w:r>
+              <w:rPr>
+                <w:noProof/>
+                <w:webHidden/>
+              </w:rPr>
               <w:fldChar w:fldCharType="begin"/>
-              <w:instrText xml:space="preserve"> PAGEREF _Toc239283090 \h </w:instrText>
+            </w:r>
+            <w:r>
+              <w:rPr>
+                <w:noProof/>
+                <w:webHidden/>
+              </w:rPr>
+              <w:instrText xml:space="preserve"> PAGEREF _Toc240127870 \h </w:instrText>
+            </w:r>
+            <w:r>
+              <w:rPr>
+                <w:noProof/>
+                <w:webHidden/>
+              </w:rPr>
+            </w:r>
+            <w:r>
+              <w:rPr>
+                <w:noProof/>
+                <w:webHidden/>
+              </w:rPr>
               <w:fldChar w:fldCharType="separate"/>
-              <w:t>60</w:t>
+            </w:r>
+            <w:r>
+              <w:rPr>
+                <w:noProof/>
+                <w:webHidden/>
+              </w:rPr>
+              <w:t>58</w:t>
+            </w:r>
+            <w:r>
+              <w:rPr>
+                <w:noProof/>
+                <w:webHidden/>
+              </w:rPr>
               <w:fldChar w:fldCharType="end"/>
             </w:r>
           </w:hyperlink>
@@ -2296,7 +3743,7 @@
           <w:szCs w:val="28"/>
         </w:rPr>
       </w:pPr>
-      <w:bookmarkStart w:id="0" w:name="_Toc239283052"/>
+      <w:bookmarkStart w:id="0" w:name="_Toc240127832"/>
       <w:r>
         <w:rPr>
           <w:rFonts w:ascii="Calibri" w:hAnsi="Calibri" w:cs="Calibri"/>
@@ -2323,7 +3770,7 @@
       <w:r>
         <w:tab/>
       </w:r>
-      <w:bookmarkStart w:id="1" w:name="_Toc239283053"/>
+      <w:bookmarkStart w:id="1" w:name="_Toc240127833"/>
       <w:r>
         <w:rPr>
           <w:rFonts w:ascii="Calibri" w:hAnsi="Calibri" w:cs="Calibri"/>
@@ -2376,7 +3823,7 @@
           <w:lang w:val="es-ES"/>
         </w:rPr>
       </w:pPr>
-      <w:bookmarkStart w:id="2" w:name="_Toc239283054"/>
+      <w:bookmarkStart w:id="2" w:name="_Toc240127834"/>
       <w:r>
         <w:rPr>
           <w:rFonts w:ascii="Calibri" w:hAnsi="Calibri" w:cs="Calibri"/>
@@ -2396,7 +3843,7 @@
         <w:ind w:left="708"/>
       </w:pPr>
       <w:r>
-        <w:t xml:space="preserve">El MTC busca fomentar el uso del transporte público ferroviario y dinamizar el turismo local, ofreciendo a los pasajeros de PeruRail una herramienta que les permita conocer, desde la estación en la que se encuentren, las zonas turísticas accesibles a pie, con información climática y logística actualizada, de modo que puedan planificar una visita de ida y vuelta en un solo tramo el mismo día.</w:t>
+        <w:t>El MTC busca fomentar el uso del transporte público ferroviario y dinamizar el turismo local, ofreciendo a los pasajeros de PeruRail una herramienta que les permita conocer, desde la estación en la que se encuentren, las zonas turísticas accesibles a pie, con información climática y logística actualizada, de modo que puedan planificar una visita de ida y vuelta en un solo tramo el mismo día.</w:t>
       </w:r>
     </w:p>
     <w:p>
@@ -2412,7 +3859,7 @@
           <w:szCs w:val="24"/>
         </w:rPr>
       </w:pPr>
-      <w:bookmarkStart w:id="3" w:name="_Toc239283055"/>
+      <w:bookmarkStart w:id="3" w:name="_Toc240127835"/>
       <w:r>
         <w:rPr>
           <w:rFonts w:ascii="Calibri" w:hAnsi="Calibri" w:cs="Calibri"/>
@@ -2551,7 +3998,7 @@
           <w:szCs w:val="24"/>
         </w:rPr>
       </w:pPr>
-      <w:bookmarkStart w:id="4" w:name="_Toc239283056"/>
+      <w:bookmarkStart w:id="4" w:name="_Toc240127836"/>
       <w:r>
         <w:rPr>
           <w:rFonts w:ascii="Calibri" w:hAnsi="Calibri" w:cs="Calibri"/>
@@ -2609,7 +4056,7 @@
           <w:szCs w:val="24"/>
         </w:rPr>
       </w:pPr>
-      <w:bookmarkStart w:id="5" w:name="_Toc239283057"/>
+      <w:bookmarkStart w:id="5" w:name="_Toc240127837"/>
       <w:r>
         <w:rPr>
           <w:rFonts w:ascii="Calibri" w:hAnsi="Calibri" w:cs="Calibri"/>
@@ -2649,7 +4096,7 @@
         </w:numPr>
       </w:pPr>
       <w:r>
-        <w:t xml:space="preserve">SENAMHI y PeruRail exponen o autorizan el consumo de sus datos mediante API o archivo periódico.</w:t>
+        <w:t>SENAMHI y PeruRail exponen o autorizan el consumo de sus datos mediante API o archivo periódico.</w:t>
       </w:r>
     </w:p>
     <w:p>
@@ -2763,7 +4210,7 @@
           <w:lang w:val="es-ES"/>
         </w:rPr>
       </w:pPr>
-      <w:bookmarkStart w:id="6" w:name="_Toc239283058"/>
+      <w:bookmarkStart w:id="6" w:name="_Toc240127838"/>
       <w:r>
         <w:rPr>
           <w:rFonts w:ascii="Calibri" w:hAnsi="Calibri" w:cs="Calibri"/>
@@ -2799,7 +4246,7 @@
         </w:rPr>
         <w:tab/>
       </w:r>
-      <w:bookmarkStart w:id="7" w:name="_Toc239283059"/>
+      <w:bookmarkStart w:id="7" w:name="_Toc240127839"/>
       <w:r>
         <w:rPr>
           <w:rFonts w:ascii="Calibri" w:hAnsi="Calibri" w:cs="Calibri"/>
@@ -2870,7 +4317,7 @@
           <w:b/>
           <w:bCs/>
         </w:rPr>
-        <w:t xml:space="preserve">Fase de planificación del Sprint (Sprint Planning):</w:t>
+        <w:t>Fase de planificación del Sprint (Sprint Planning):</w:t>
       </w:r>
       <w:r>
         <w:t xml:space="preserve"> Al inicio de cada sprint, el equipo selecciona los ítems del Product Backlog que pueden completarse. Por ejemplo, en el Sprint 1 se seleccionaría: "Registrar y consultar zonas turísticas asociadas a una estación ferroviaria, provistas por Travel Group Perú". Se define el Sprint Goal.</w:t>
@@ -2912,7 +4359,7 @@
           <w:b/>
           <w:bCs/>
         </w:rPr>
-        <w:t xml:space="preserve">Fase de revisión del Sprint (Sprint Review):</w:t>
+        <w:t>Fase de revisión del Sprint (Sprint Review):</w:t>
       </w:r>
       <w:r>
         <w:t xml:space="preserve"> Al finalizar el sprint, se presenta el incremento de software funcional al Product Owner (representante del MTC). Se demuestra, por ejemplo, que el sistema genera el informe consolidado (clima, ruta, tiempo estimado, dificultad y tarifa del tren) en un tiempo de respuesta menor a 2 segundos.</w:t>
@@ -2989,7 +4436,7 @@
         <w:t xml:space="preserve">Artefactos: </w:t>
       </w:r>
       <w:r>
-        <w:t xml:space="preserve">Son las herramientas de Scrum que se definen o crean alrededor de los Sprints; los principales artefactos son el Product Backlog (la lista de funcionalidades, requisitos y objetivos que requiere el proyecto, por ejemplo el motor de rutas peatonales o el módulo de informes) y el Sprint Backlog (el conjunto de tareas que se realizará en un Sprint), además del incremento del producto (el resultado obtenido como producto al finalizar cada Sprint).</w:t>
+        <w:t>Son las herramientas de Scrum que se definen o crean alrededor de los Sprints; los principales artefactos son el Product Backlog (la lista de funcionalidades, requisitos y objetivos que requiere el proyecto, por ejemplo el motor de rutas peatonales o el módulo de informes) y el Sprint Backlog (el conjunto de tareas que se realizará en un Sprint), además del incremento del producto (el resultado obtenido como producto al finalizar cada Sprint).</w:t>
       </w:r>
     </w:p>
     <w:p>
@@ -3014,7 +4461,7 @@
         <w:t xml:space="preserve">Eventos: </w:t>
       </w:r>
       <w:r>
-        <w:t xml:space="preserve">Scrum contiene eventos para la planificación de la forma de trabajo, mejorando la planificación, la colaboración y la calidad del producto final. Entre estos eventos se encuentra la planificación del Sprint, que dura el tiempo que el equipo considere conveniente (generalmente dos semanas). Dentro del Sprint se realizan el Sprint Planning (reunión inicial para planificar las tareas del Sprint), el Daily Scrum (reunión diaria del equipo para coordinar actividades), el Sprint Review (presentación del producto incrementado) y la Sprint Retrospective (reflexión en equipo sobre el Sprint anterior).</w:t>
+        <w:t>Scrum contiene eventos para la planificación de la forma de trabajo, mejorando la planificación, la colaboración y la calidad del producto final. Entre estos eventos se encuentra la planificación del Sprint, que dura el tiempo que el equipo considere conveniente (generalmente dos semanas). Dentro del Sprint se realizan el Sprint Planning (reunión inicial para planificar las tareas del Sprint), el Daily Scrum (reunión diaria del equipo para coordinar actividades), el Sprint Review (presentación del producto incrementado) y la Sprint Retrospective (reflexión en equipo sobre el Sprint anterior).</w:t>
       </w:r>
     </w:p>
     <w:p>
@@ -3038,7 +4485,7 @@
         <w:t xml:space="preserve">Transparencia: </w:t>
       </w:r>
       <w:r>
-        <w:t xml:space="preserve">Scrum promueve la información total de los procesos, impedimentos, requisitos y el progreso del producto hacia todos los miembros del equipo, incluyendo el estado de las integraciones con PeruRail, SENAMHI y Travel Group Perú.</w:t>
+        <w:t>Scrum promueve la información total de los procesos, impedimentos, requisitos y el progreso del producto hacia todos los miembros del equipo, incluyendo el estado de las integraciones con PeruRail, SENAMHI y Travel Group Perú.</w:t>
       </w:r>
     </w:p>
     <w:p>
@@ -3048,7 +4495,7 @@
         <w:jc w:val="both"/>
       </w:pPr>
       <w:r>
-        <w:t xml:space="preserve">Scrum se basa en la colaboración continua entre los miembros, promoviendo habilidades blandas para un mejor desarrollo social y un mejor progreso del producto final. Mejora la calidad y la eficiencia del producto, ya que está abierto a cambios y tiene una alta capacidad de adaptación —lo cual resulta especialmente útil ante eventuales cambios en los formatos de los servicios de PeruRail o SENAMHI—. Además, permite mostrar resultados en cada iteración, dando al Product Owner la oportunidad de validar el resultado en cada una de ellas.</w:t>
+        <w:t>Scrum se basa en la colaboración continua entre los miembros, promoviendo habilidades blandas para un mejor desarrollo social y un mejor progreso del producto final. Mejora la calidad y la eficiencia del producto, ya que está abierto a cambios y tiene una alta capacidad de adaptación —lo cual resulta especialmente útil ante eventuales cambios en los formatos de los servicios de PeruRail o SENAMHI—. Además, permite mostrar resultados en cada iteración, dando al Product Owner la oportunidad de validar el resultado en cada una de ellas.</w:t>
       </w:r>
     </w:p>
     <w:p>
@@ -3113,8 +4560,26 @@
           <w:bCs/>
         </w:rPr>
         <w:t xml:space="preserve">Figura </w:t>
+      </w:r>
+      <w:r>
+        <w:rPr>
+          <w:b/>
+          <w:bCs/>
+        </w:rPr>
         <w:fldChar w:fldCharType="begin"/>
+      </w:r>
+      <w:r>
+        <w:rPr>
+          <w:b/>
+          <w:bCs/>
+        </w:rPr>
         <w:instrText xml:space="preserve"> SEQ Figura \* ARABIC </w:instrText>
+      </w:r>
+      <w:r>
+        <w:rPr>
+          <w:b/>
+          <w:bCs/>
+        </w:rPr>
         <w:fldChar w:fldCharType="separate"/>
       </w:r>
       <w:r>
@@ -3131,6 +4596,12 @@
           <w:bCs/>
         </w:rPr>
         <w:fldChar w:fldCharType="end"/>
+      </w:r>
+      <w:r>
+        <w:rPr>
+          <w:b/>
+          <w:bCs/>
+        </w:rPr>
         <w:t>.</w:t>
       </w:r>
       <w:r>
@@ -3209,7 +4680,7 @@
       <w:r>
         <w:tab/>
       </w:r>
-      <w:bookmarkStart w:id="8" w:name="_Toc239283060"/>
+      <w:bookmarkStart w:id="8" w:name="_Toc240127840"/>
       <w:r>
         <w:rPr>
           <w:rFonts w:ascii="Calibri" w:hAnsi="Calibri" w:cs="Calibri"/>
@@ -3312,7 +4783,7 @@
           <w:szCs w:val="28"/>
         </w:rPr>
       </w:pPr>
-      <w:bookmarkStart w:id="9" w:name="_Toc239283061"/>
+      <w:bookmarkStart w:id="9" w:name="_Toc240127841"/>
       <w:r>
         <w:rPr>
           <w:rFonts w:ascii="Calibri" w:hAnsi="Calibri" w:cs="Calibri"/>
@@ -3452,7 +4923,7 @@
                 <w:sz w:val="18"/>
                 <w:szCs w:val="18"/>
               </w:rPr>
-              <w:t xml:space="preserve">JEFE DE PROYECTO Y DESARROLLADOR/ Scrum Master y Parte del Equipo de desarrollo</w:t>
+              <w:t>JEFE DE PROYECTO Y DESARROLLADOR/ Scrum Master y Parte del Equipo de desarrollo</w:t>
             </w:r>
           </w:p>
         </w:tc>
@@ -3472,7 +4943,7 @@
                 <w:sz w:val="18"/>
                 <w:szCs w:val="18"/>
               </w:rPr>
-              <w:t xml:space="preserve">Encargado de liderar al equipo bajo la metodología Scrum, facilitando los procesos y eliminando impedimentos. Responsable de implementar la persistencia, la lógica de negocio en el backend, las integraciones con los servicios externos y la interfaz web responsive del sistema.</w:t>
+              <w:t>Encargado de liderar al equipo bajo la metodología Scrum, facilitando los procesos y eliminando impedimentos. Responsable de implementar la persistencia, la lógica de negocio en el backend, las integraciones con los servicios externos y la interfaz web responsive del sistema.</w:t>
             </w:r>
           </w:p>
         </w:tc>
@@ -3534,7 +5005,7 @@
                 <w:sz w:val="18"/>
                 <w:szCs w:val="18"/>
               </w:rPr>
-              <w:t xml:space="preserve">Define la arquitectura lógica y física del sistema y los patrones de integración con PeruRail, SENAMHI y Travel Group Perú.</w:t>
+              <w:t>Define la arquitectura lógica y física del sistema y los patrones de integración con PeruRail, SENAMHI y Travel Group Perú.</w:t>
             </w:r>
           </w:p>
         </w:tc>
@@ -3556,7 +5027,7 @@
                 <w:sz w:val="18"/>
                 <w:szCs w:val="18"/>
               </w:rPr>
-              <w:t xml:space="preserve">Rocha Sanchez, Carol Dacia</w:t>
+              <w:t>Rocha Sanchez, Carol Dacia</w:t>
             </w:r>
           </w:p>
         </w:tc>
@@ -3576,7 +5047,7 @@
                 <w:sz w:val="18"/>
                 <w:szCs w:val="18"/>
               </w:rPr>
-              <w:t xml:space="preserve">ANALISTA DE REQUERIMIENTOS / Product Owner</w:t>
+              <w:t>ANALISTA DE REQUERIMIENTOS / Product Owner</w:t>
             </w:r>
           </w:p>
         </w:tc>
@@ -3596,7 +5067,7 @@
                 <w:sz w:val="18"/>
                 <w:szCs w:val="18"/>
               </w:rPr>
-              <w:t xml:space="preserve">Responsable de gestionar los requerimientos, priorizar el Product Backlog bajo la norma IEEE y representar las necesidades del MTC y de los turistas usuarios del sistema.</w:t>
+              <w:t>Responsable de gestionar los requerimientos, priorizar el Product Backlog bajo la norma IEEE y representar las necesidades del MTC y de los turistas usuarios del sistema.</w:t>
             </w:r>
           </w:p>
         </w:tc>
@@ -3618,7 +5089,7 @@
                 <w:sz w:val="18"/>
                 <w:szCs w:val="18"/>
               </w:rPr>
-              <w:t xml:space="preserve">Britto Garcia, Ab Jhonatan</w:t>
+              <w:t>Britto Garcia, Ab Jhonatan</w:t>
             </w:r>
           </w:p>
         </w:tc>
@@ -3693,7 +5164,7 @@
           <w:szCs w:val="28"/>
         </w:rPr>
       </w:pPr>
-      <w:bookmarkStart w:id="10" w:name="_Toc239283062"/>
+      <w:bookmarkStart w:id="10" w:name="_Toc240127842"/>
       <w:r>
         <w:rPr>
           <w:rFonts w:ascii="Calibri" w:hAnsi="Calibri" w:cs="Calibri"/>
@@ -3721,7 +5192,7 @@
           <w:szCs w:val="24"/>
         </w:rPr>
       </w:pPr>
-      <w:bookmarkStart w:id="11" w:name="_Toc239283063"/>
+      <w:bookmarkStart w:id="11" w:name="_Toc240127843"/>
       <w:r>
         <w:rPr>
           <w:rFonts w:ascii="Calibri" w:hAnsi="Calibri" w:cs="Calibri"/>
@@ -3799,7 +5270,7 @@
         <w:jc w:val="both"/>
       </w:pPr>
       <w:r>
-        <w:t xml:space="preserve">El sistema debe excluir de la selección de estación de partida a las estaciones marcadas como inactivas (EstEstado = Inactiva), permitiendo elegir únicamente entre las estaciones activas registradas por PeruRail.</w:t>
+        <w:t>El sistema debe excluir de la selección de estación de partida a las estaciones marcadas como inactivas (EstEstado = Inactiva), permitiendo elegir únicamente entre las estaciones activas registradas por PeruRail.</w:t>
       </w:r>
     </w:p>
     <w:p>
@@ -3871,7 +5342,7 @@
           <w:szCs w:val="24"/>
         </w:rPr>
       </w:pPr>
-      <w:bookmarkStart w:id="12" w:name="_Toc239283064"/>
+      <w:bookmarkStart w:id="12" w:name="_Toc240127844"/>
       <w:r>
         <w:rPr>
           <w:rFonts w:ascii="Calibri" w:hAnsi="Calibri" w:cs="Calibri"/>
@@ -4204,7 +5675,7 @@
                 <w:sz w:val="18"/>
                 <w:szCs w:val="18"/>
               </w:rPr>
-              <w:t xml:space="preserve">Obtener datos de PeruRail</w:t>
+              <w:t>Obtener datos de PeruRail</w:t>
             </w:r>
           </w:p>
         </w:tc>
@@ -4388,6 +5859,8 @@
       </w:pPr>
       <w:r>
         <w:br/>
+      </w:r>
+      <w:r>
         <w:br/>
       </w:r>
     </w:p>
@@ -5881,7 +7354,7 @@
                 <w:szCs w:val="18"/>
               </w:rPr>
               <w:lastRenderedPageBreak/>
-              <w:t xml:space="preserve">2) Ingresa o edita el nombre, descripción, una o más preferencias, costo aproximado y selecciona la ubicación en el mapa interactivo (o ingresa las coordenadas), donde se muestran todas las estaciones activas; el sistema propone la más cercana al punto, que puede cambiarse pulsando otra. Si falta una categoría, crea la preferencia desde el propio formulario.</w:t>
+              <w:t>2) Ingresa o edita el nombre, descripción, una o más preferencias, costo aproximado y selecciona la ubicación en el mapa interactivo (o ingresa las coordenadas), donde se muestran todas las estaciones activas; el sistema propone la más cercana al punto, que puede cambiarse pulsando otra. Si falta una categoría, crea la preferencia desde el propio formulario.</w:t>
             </w:r>
           </w:p>
           <w:p>
@@ -6165,7 +7638,7 @@
                 <w:sz w:val="18"/>
                 <w:szCs w:val="18"/>
               </w:rPr>
-              <w:t xml:space="preserve">El personal de Travel Group Perú consulta el listado de estaciones ferroviarias registradas por PeruRail, en modo de solo lectura, para asociar correctamente las zonas turísticas.</w:t>
+              <w:t>El personal de Travel Group Perú consulta el listado de estaciones ferroviarias registradas por PeruRail, en modo de solo lectura, para asociar correctamente las zonas turísticas.</w:t>
             </w:r>
           </w:p>
         </w:tc>
@@ -6213,7 +7686,7 @@
                 <w:sz w:val="18"/>
                 <w:szCs w:val="18"/>
               </w:rPr>
-              <w:t xml:space="preserve">Existen estaciones sincronizadas desde PeruRail.</w:t>
+              <w:t>Existen estaciones sincronizadas desde PeruRail.</w:t>
             </w:r>
           </w:p>
         </w:tc>
@@ -6496,7 +7969,7 @@
                 <w:sz w:val="18"/>
                 <w:szCs w:val="18"/>
               </w:rPr>
-              <w:t xml:space="preserve">Obtener datos de PeruRail</w:t>
+              <w:t>Obtener datos de PeruRail</w:t>
             </w:r>
           </w:p>
         </w:tc>
@@ -6544,7 +8017,7 @@
                 <w:sz w:val="18"/>
                 <w:szCs w:val="18"/>
               </w:rPr>
-              <w:t xml:space="preserve">El sistema ejecuta una tarea programada que consume periódicamente el servicio de PeruRail para actualizar estaciones, horarios, tiempos de tránsito y tarifas.</w:t>
+              <w:t>El sistema ejecuta una tarea programada que consume periódicamente el servicio de PeruRail para actualizar estaciones, horarios, tiempos de tránsito y tarifas.</w:t>
             </w:r>
           </w:p>
         </w:tc>
@@ -6592,7 +8065,7 @@
                 <w:sz w:val="18"/>
                 <w:szCs w:val="18"/>
               </w:rPr>
-              <w:t xml:space="preserve">El servicio externo de PeruRail se encuentra disponible.</w:t>
+              <w:t>El servicio externo de PeruRail se encuentra disponible.</w:t>
             </w:r>
           </w:p>
         </w:tc>
@@ -7345,6 +8818,7 @@
                 <w:sz w:val="18"/>
                 <w:szCs w:val="18"/>
               </w:rPr>
+              <w:lastRenderedPageBreak/>
               <w:t>Descripcion</w:t>
             </w:r>
           </w:p>
@@ -7441,7 +8915,6 @@
                 <w:sz w:val="18"/>
                 <w:szCs w:val="18"/>
               </w:rPr>
-              <w:lastRenderedPageBreak/>
               <w:t>Flujo principal</w:t>
             </w:r>
           </w:p>
@@ -8319,7 +9792,7 @@
                 <w:sz w:val="18"/>
                 <w:szCs w:val="18"/>
               </w:rPr>
-              <w:t xml:space="preserve">4) El sistema crea la cuenta con rol TURISTA_PUBLICO, cifra la contraseña con BCrypt, registra el alta en la auditoría y devuelve al inicio de sesión.</w:t>
+              <w:t>4) El sistema crea la cuenta con rol TURISTA_PUBLICO, cifra la contraseña con BCrypt, registra el alta en la auditoría y devuelve al inicio de sesión.</w:t>
             </w:r>
           </w:p>
         </w:tc>
@@ -8405,7 +9878,7 @@
           <w:szCs w:val="24"/>
         </w:rPr>
       </w:pPr>
-      <w:bookmarkStart w:id="13" w:name="_Toc239283065"/>
+      <w:bookmarkStart w:id="13" w:name="_Toc240127845"/>
       <w:r>
         <w:rPr>
           <w:rFonts w:ascii="Calibri" w:hAnsi="Calibri" w:cs="Calibri"/>
@@ -8415,6 +9888,7 @@
           <w:sz w:val="24"/>
           <w:szCs w:val="24"/>
         </w:rPr>
+        <w:lastRenderedPageBreak/>
         <w:t>4.3. Requerimientos funcionales y no funcionales</w:t>
       </w:r>
       <w:bookmarkEnd w:id="13"/>
@@ -8438,11 +9912,12 @@
         </w:rPr>
       </w:pPr>
       <w:r>
-        <w:lastRenderedPageBreak/>
-        <w:tab/>
         <w:tab/>
       </w:r>
-      <w:bookmarkStart w:id="14" w:name="_Toc239283066"/>
+      <w:r>
+        <w:tab/>
+      </w:r>
+      <w:bookmarkStart w:id="14" w:name="_Toc240127846"/>
       <w:r>
         <w:rPr>
           <w:b/>
@@ -8731,7 +10206,7 @@
         <w:t xml:space="preserve">RF-09 (Media): </w:t>
       </w:r>
       <w:r>
-        <w:t xml:space="preserve">El sistema debe permitir a Travel Group Peru generar un listado de estaciones con las zonas turísticas asignadas.</w:t>
+        <w:t>El sistema debe permitir a Travel Group Peru generar un listado de estaciones con las zonas turísticas asignadas.</w:t>
       </w:r>
     </w:p>
     <w:p>
@@ -8770,7 +10245,8 @@
           <w:b/>
           <w:bCs/>
         </w:rPr>
-        <w:t xml:space="preserve">Módulo de administración (Travel group Perú/PeruRail):</w:t>
+        <w:lastRenderedPageBreak/>
+        <w:t>Módulo de administración (Travel group Perú/PeruRail):</w:t>
       </w:r>
     </w:p>
     <w:p>
@@ -8817,7 +10293,6 @@
           <w:b/>
           <w:bCs/>
         </w:rPr>
-        <w:lastRenderedPageBreak/>
         <w:t xml:space="preserve">RF-12 (Media): </w:t>
       </w:r>
       <w:r>
@@ -8846,7 +10321,7 @@
         <w:t xml:space="preserve">RF-13 (Media): </w:t>
       </w:r>
       <w:r>
-        <w:t xml:space="preserve">El sistema debe permitir a un administrador de PeruRail (rol PERURAIL_ADMIN) y al administrador del MTC mantener los horarios y tarifas de los servicios de tren (Edición y eliminación física de registros obsoletos o erróneos, con registro en auditoría).</w:t>
+        <w:t>El sistema debe permitir a un administrador de PeruRail (rol PERURAIL_ADMIN) y al administrador del MTC mantener los horarios y tarifas de los servicios de tren (Edición y eliminación física de registros obsoletos o erróneos, con registro en auditoría).</w:t>
       </w:r>
     </w:p>
     <w:p>
@@ -8885,7 +10360,7 @@
         <w:t xml:space="preserve">RF-14 (Alta): </w:t>
       </w:r>
       <w:r>
-        <w:t xml:space="preserve">El sistema debe sincronizar periódicamente los datos de estaciones, horarios y tarifas provenientes de PeruRail.</w:t>
+        <w:t>El sistema debe sincronizar periódicamente los datos de estaciones, horarios y tarifas provenientes de PeruRail.</w:t>
       </w:r>
     </w:p>
     <w:p>
@@ -9030,7 +10505,7 @@
         <w:t xml:space="preserve">RF-19 (Alta): </w:t>
       </w:r>
       <w:r>
-        <w:t xml:space="preserve">El sistema debe calcular la tarifa del tren y la entrada a la zona turística según la edad de cada integrante del grupo, aplicando los tramos de edad vigentes de cada proveedor. Los tramos no coinciden entre ambos: PeruRail cobra tarifa de adulto desde los 12 años, mientras que la entrada a la zona mantiene la tarifa reducida hasta los 17, por lo que un visitante de entre 12 y 17 años paga adulto en el tren y menor en la zona.</w:t>
+        <w:t>El sistema debe calcular la tarifa del tren y la entrada a la zona turística según la edad de cada integrante del grupo, aplicando los tramos de edad vigentes de cada proveedor. Los tramos no coinciden entre ambos: PeruRail cobra tarifa de adulto desde los 12 años, mientras que la entrada a la zona mantiene la tarifa reducida hasta los 17, por lo que un visitante de entre 12 y 17 años paga adulto en el tren y menor en la zona.</w:t>
       </w:r>
     </w:p>
     <w:p>
@@ -9069,7 +10544,11 @@
         <w:t xml:space="preserve">RF-20 (Media): </w:t>
       </w:r>
       <w:r>
-        <w:t xml:space="preserve">El sistema debe permitir que un visitante cree su propia cuenta desde el formulario público de registro, para conservar el historial de sus informes de planificación (RF-10). La cuenta creada de este modo recibe siempre el rol TURISTA_PUBLICO: el rol lo asigna el servidor y no se acepta desde el formulario, de manera que el registro público no puede otorgar acceso a los módulos de administración (RNF-05). El sistema debe rechazar el alta cuando las contraseñas no coincidan, cuando el nombre de usuario ya exista o cuando el correo electrónico ya esté registrado, debe almacenar la contraseña cifrada con BCrypt y debe dejar constancia del alta en el log de auditoría (RNF-07).</w:t>
+        <w:t xml:space="preserve">El sistema debe permitir que un visitante cree su propia cuenta desde el formulario público de registro, para conservar el historial de sus informes de planificación (RF-10). La cuenta creada de este modo recibe siempre el rol TURISTA_PUBLICO: el rol lo asigna el servidor y no se acepta desde el formulario, de manera que el registro público no puede otorgar acceso a los módulos de administración (RNF-05). El sistema debe rechazar el alta cuando las contraseñas no coincidan, cuando el nombre de usuario ya exista o cuando el correo </w:t>
+      </w:r>
+      <w:r>
+        <w:lastRenderedPageBreak/>
+        <w:t>electrónico ya esté registrado, debe almacenar la contraseña cifrada con BCrypt y debe dejar constancia del alta en el log de auditoría (RNF-07).</w:t>
       </w:r>
     </w:p>
     <w:p>
@@ -9084,7 +10563,7 @@
           <w:szCs w:val="22"/>
         </w:rPr>
       </w:pPr>
-      <w:bookmarkStart w:id="15" w:name="_Toc239283067"/>
+      <w:bookmarkStart w:id="15" w:name="_Toc240127847"/>
       <w:r>
         <w:rPr>
           <w:b/>
@@ -9093,7 +10572,6 @@
           <w:sz w:val="22"/>
           <w:szCs w:val="22"/>
         </w:rPr>
-        <w:lastRenderedPageBreak/>
         <w:t>4.3.2. Requerimientos no funcionales</w:t>
       </w:r>
       <w:bookmarkEnd w:id="15"/>
@@ -9135,7 +10613,7 @@
         <w:t xml:space="preserve">RNF-02 – Usabilidad y Portabilidad: </w:t>
       </w:r>
       <w:r>
-        <w:t xml:space="preserve">El diseño debe ser Web Responsive, optimizado para el uso desde smartphones y tablets por parte de los turistas.</w:t>
+        <w:t>El diseño debe ser Web Responsive, optimizado para el uso desde smartphones y tablets por parte de los turistas.</w:t>
       </w:r>
     </w:p>
     <w:p>
@@ -9215,7 +10693,7 @@
         <w:t xml:space="preserve">RNF-06 – Escalabilidad: </w:t>
       </w:r>
       <w:r>
-        <w:t xml:space="preserve">El sistema debe permitir agregar nuevas preferencias turísticas, modificar los umbrales de distancia y el ritmo de caminata de cada nivel de dificultad, o ajustar los tramos de edad y sus factores de precio, sin alterar el código fuente principal, mediante tablas paramétricas en la base de datos (Preferencia, Dificultad y CategoriaVisitante).</w:t>
+        <w:t>El sistema debe permitir agregar nuevas preferencias turísticas, modificar los umbrales de distancia y el ritmo de caminata de cada nivel de dificultad, o ajustar los tramos de edad y sus factores de precio, sin alterar el código fuente principal, mediante tablas paramétricas en la base de datos (Preferencia, Dificultad y CategoriaVisitante).</w:t>
       </w:r>
     </w:p>
     <w:p>
@@ -9271,7 +10749,7 @@
           <w:szCs w:val="24"/>
         </w:rPr>
       </w:pPr>
-      <w:bookmarkStart w:id="16" w:name="_Toc239283068"/>
+      <w:bookmarkStart w:id="16" w:name="_Toc240127848"/>
       <w:r>
         <w:rPr>
           <w:rFonts w:ascii="Calibri" w:hAnsi="Calibri" w:cs="Calibri"/>
@@ -9333,6 +10811,12 @@
                 <w:szCs w:val="18"/>
               </w:rPr>
               <w:t>HURF01</w:t>
+            </w:r>
+            <w:r>
+              <w:rPr>
+                <w:sz w:val="18"/>
+                <w:szCs w:val="18"/>
+              </w:rPr>
               <w:tab/>
             </w:r>
             <w:r>
@@ -9403,6 +10887,12 @@
                 <w:szCs w:val="18"/>
               </w:rPr>
               <w:t>Alta</w:t>
+            </w:r>
+            <w:r>
+              <w:rPr>
+                <w:sz w:val="18"/>
+                <w:szCs w:val="18"/>
+              </w:rPr>
               <w:tab/>
             </w:r>
             <w:r>
@@ -9488,6 +10978,7 @@
                 <w:sz w:val="18"/>
                 <w:szCs w:val="18"/>
               </w:rPr>
+              <w:lastRenderedPageBreak/>
               <w:t xml:space="preserve">Descripción: </w:t>
             </w:r>
             <w:r>
@@ -9570,7 +11061,6 @@
                 <w:sz w:val="18"/>
                 <w:szCs w:val="18"/>
               </w:rPr>
-              <w:lastRenderedPageBreak/>
               <w:t xml:space="preserve">El sistema excluye del listado de selección a las estaciones marcadas como inactivas </w:t>
             </w:r>
             <w:r>
@@ -9636,6 +11126,12 @@
                 <w:szCs w:val="18"/>
               </w:rPr>
               <w:t>HURF02</w:t>
+            </w:r>
+            <w:r>
+              <w:rPr>
+                <w:sz w:val="18"/>
+                <w:szCs w:val="18"/>
+              </w:rPr>
               <w:tab/>
             </w:r>
             <w:r>
@@ -9706,6 +11202,12 @@
                 <w:szCs w:val="18"/>
               </w:rPr>
               <w:t>Alta</w:t>
+            </w:r>
+            <w:r>
+              <w:rPr>
+                <w:sz w:val="18"/>
+                <w:szCs w:val="18"/>
+              </w:rPr>
               <w:tab/>
             </w:r>
             <w:r>
@@ -9915,6 +11417,12 @@
                 <w:szCs w:val="18"/>
               </w:rPr>
               <w:t>HURF03</w:t>
+            </w:r>
+            <w:r>
+              <w:rPr>
+                <w:sz w:val="18"/>
+                <w:szCs w:val="18"/>
+              </w:rPr>
               <w:tab/>
             </w:r>
             <w:r>
@@ -9985,6 +11493,12 @@
                 <w:szCs w:val="18"/>
               </w:rPr>
               <w:t>Alta</w:t>
+            </w:r>
+            <w:r>
+              <w:rPr>
+                <w:sz w:val="18"/>
+                <w:szCs w:val="18"/>
+              </w:rPr>
               <w:tab/>
             </w:r>
             <w:r>
@@ -10161,6 +11675,13 @@
           <w:lang w:val="es-ES"/>
         </w:rPr>
         <w:br/>
+      </w:r>
+      <w:r>
+        <w:rPr>
+          <w:sz w:val="18"/>
+          <w:szCs w:val="18"/>
+          <w:lang w:val="es-ES"/>
+        </w:rPr>
         <w:br/>
       </w:r>
     </w:p>
@@ -10204,6 +11725,12 @@
                 <w:szCs w:val="18"/>
               </w:rPr>
               <w:t>HURF04</w:t>
+            </w:r>
+            <w:r>
+              <w:rPr>
+                <w:sz w:val="18"/>
+                <w:szCs w:val="18"/>
+              </w:rPr>
               <w:tab/>
             </w:r>
             <w:r>
@@ -10274,6 +11801,12 @@
                 <w:szCs w:val="18"/>
               </w:rPr>
               <w:t>Alta</w:t>
+            </w:r>
+            <w:r>
+              <w:rPr>
+                <w:sz w:val="18"/>
+                <w:szCs w:val="18"/>
+              </w:rPr>
               <w:tab/>
             </w:r>
             <w:r>
@@ -10470,6 +12003,7 @@
                 <w:sz w:val="18"/>
                 <w:szCs w:val="18"/>
               </w:rPr>
+              <w:lastRenderedPageBreak/>
               <w:t xml:space="preserve">Número: </w:t>
             </w:r>
             <w:r>
@@ -10478,6 +12012,12 @@
                 <w:szCs w:val="18"/>
               </w:rPr>
               <w:t>HURF05</w:t>
+            </w:r>
+            <w:r>
+              <w:rPr>
+                <w:sz w:val="18"/>
+                <w:szCs w:val="18"/>
+              </w:rPr>
               <w:tab/>
             </w:r>
             <w:r>
@@ -10548,6 +12088,12 @@
                 <w:szCs w:val="18"/>
               </w:rPr>
               <w:t>Alta</w:t>
+            </w:r>
+            <w:r>
+              <w:rPr>
+                <w:sz w:val="18"/>
+                <w:szCs w:val="18"/>
+              </w:rPr>
               <w:tab/>
             </w:r>
             <w:r>
@@ -10633,7 +12179,6 @@
                 <w:sz w:val="18"/>
                 <w:szCs w:val="18"/>
               </w:rPr>
-              <w:lastRenderedPageBreak/>
               <w:t xml:space="preserve">Descripción: </w:t>
             </w:r>
             <w:r>
@@ -10753,6 +12298,12 @@
                 <w:szCs w:val="18"/>
               </w:rPr>
               <w:t>HURF06</w:t>
+            </w:r>
+            <w:r>
+              <w:rPr>
+                <w:sz w:val="18"/>
+                <w:szCs w:val="18"/>
+              </w:rPr>
               <w:tab/>
             </w:r>
             <w:r>
@@ -10762,7 +12313,7 @@
                 <w:sz w:val="18"/>
                 <w:szCs w:val="18"/>
               </w:rPr>
-              <w:t xml:space="preserve">Usuario: Administrador MTC / Travel Group Perú / PeruRail</w:t>
+              <w:t>Usuario: Administrador MTC / Travel Group Perú / PeruRail</w:t>
             </w:r>
           </w:p>
           <w:p>
@@ -10816,6 +12367,12 @@
                 <w:szCs w:val="18"/>
               </w:rPr>
               <w:t>Media</w:t>
+            </w:r>
+            <w:r>
+              <w:rPr>
+                <w:sz w:val="18"/>
+                <w:szCs w:val="18"/>
+              </w:rPr>
               <w:tab/>
             </w:r>
             <w:r>
@@ -11020,6 +12577,12 @@
                 <w:szCs w:val="18"/>
               </w:rPr>
               <w:t>HURF07</w:t>
+            </w:r>
+            <w:r>
+              <w:rPr>
+                <w:sz w:val="18"/>
+                <w:szCs w:val="18"/>
+              </w:rPr>
               <w:tab/>
             </w:r>
             <w:r>
@@ -11090,6 +12653,12 @@
                 <w:szCs w:val="18"/>
               </w:rPr>
               <w:t>Media</w:t>
+            </w:r>
+            <w:r>
+              <w:rPr>
+                <w:sz w:val="18"/>
+                <w:szCs w:val="18"/>
+              </w:rPr>
               <w:tab/>
             </w:r>
             <w:r>
@@ -11296,6 +12865,12 @@
                 <w:szCs w:val="18"/>
               </w:rPr>
               <w:t>HURF08</w:t>
+            </w:r>
+            <w:r>
+              <w:rPr>
+                <w:sz w:val="18"/>
+                <w:szCs w:val="18"/>
+              </w:rPr>
               <w:tab/>
             </w:r>
             <w:r>
@@ -11367,6 +12942,12 @@
                 <w:szCs w:val="18"/>
               </w:rPr>
               <w:t xml:space="preserve"> Media</w:t>
+            </w:r>
+            <w:r>
+              <w:rPr>
+                <w:sz w:val="18"/>
+                <w:szCs w:val="18"/>
+              </w:rPr>
               <w:tab/>
               <w:t xml:space="preserve">                                                            </w:t>
             </w:r>
@@ -11481,6 +13062,7 @@
                 <w:sz w:val="18"/>
                 <w:szCs w:val="18"/>
               </w:rPr>
+              <w:lastRenderedPageBreak/>
               <w:t>Validación:</w:t>
             </w:r>
           </w:p>
@@ -11567,7 +13149,6 @@
                 <w:sz w:val="18"/>
                 <w:szCs w:val="18"/>
               </w:rPr>
-              <w:lastRenderedPageBreak/>
               <w:t xml:space="preserve">Número: </w:t>
             </w:r>
             <w:r>
@@ -11576,6 +13157,12 @@
                 <w:szCs w:val="18"/>
               </w:rPr>
               <w:t>HURF09</w:t>
+            </w:r>
+            <w:r>
+              <w:rPr>
+                <w:sz w:val="18"/>
+                <w:szCs w:val="18"/>
+              </w:rPr>
               <w:tab/>
             </w:r>
             <w:r>
@@ -11647,6 +13234,12 @@
                 <w:szCs w:val="18"/>
               </w:rPr>
               <w:t xml:space="preserve"> Media</w:t>
+            </w:r>
+            <w:r>
+              <w:rPr>
+                <w:sz w:val="18"/>
+                <w:szCs w:val="18"/>
+              </w:rPr>
               <w:tab/>
               <w:t xml:space="preserve">                                                            </w:t>
             </w:r>
@@ -11803,7 +13396,7 @@
                 <w:sz w:val="18"/>
                 <w:szCs w:val="18"/>
               </w:rPr>
-              <w:t xml:space="preserve">El sistema rechaza el alta cuando las contraseñas no coinciden, cuando el nombre de usuario ya existe o cuando el correo electrónico ya está registrado, y almacena la contraseña cifrada con BCrypt.</w:t>
+              <w:t>El sistema rechaza el alta cuando las contraseñas no coinciden, cuando el nombre de usuario ya existe o cuando el correo electrónico ya está registrado, y almacena la contraseña cifrada con BCrypt.</w:t>
             </w:r>
           </w:p>
         </w:tc>
@@ -13131,6 +14724,7 @@
                 <w:sz w:val="18"/>
                 <w:szCs w:val="18"/>
               </w:rPr>
+              <w:lastRenderedPageBreak/>
               <w:t>H09</w:t>
             </w:r>
           </w:p>
@@ -13154,7 +14748,7 @@
                 <w:sz w:val="18"/>
                 <w:szCs w:val="18"/>
               </w:rPr>
-              <w:t xml:space="preserve">Auto-registro de cuenta de turista</w:t>
+              <w:t>Auto-registro de cuenta de turista</w:t>
             </w:r>
           </w:p>
         </w:tc>
@@ -13285,7 +14879,7 @@
           <w:szCs w:val="28"/>
         </w:rPr>
       </w:pPr>
-      <w:bookmarkStart w:id="17" w:name="_Toc239283069"/>
+      <w:bookmarkStart w:id="17" w:name="_Toc240127849"/>
       <w:r>
         <w:rPr>
           <w:rFonts w:ascii="Calibri" w:hAnsi="Calibri" w:cs="Calibri"/>
@@ -13645,7 +15239,7 @@
                 <w:sz w:val="18"/>
                 <w:szCs w:val="18"/>
               </w:rPr>
-              <w:t xml:space="preserve">Spring Data JPA + Hibernate</w:t>
+              <w:t>Spring Data JPA + Hibernate</w:t>
             </w:r>
           </w:p>
         </w:tc>
@@ -13803,7 +15397,7 @@
                 <w:sz w:val="18"/>
                 <w:szCs w:val="18"/>
               </w:rPr>
-              <w:t xml:space="preserve">Thymeleaf + librería PDF (OpenPDF / iText) y exportación HTML</w:t>
+              <w:t>Thymeleaf + librería PDF (OpenPDF / iText) y exportación HTML</w:t>
             </w:r>
           </w:p>
         </w:tc>
@@ -13857,7 +15451,7 @@
                 <w:szCs w:val="18"/>
                 <w:lang w:val="en-US"/>
               </w:rPr>
-              <w:t xml:space="preserve">Spring Scheduler (@Scheduled) — sincronización PeruRail y SENAMHI</w:t>
+              <w:t>Spring Scheduler (@Scheduled) — sincronización PeruRail y SENAMHI</w:t>
             </w:r>
           </w:p>
         </w:tc>
@@ -13884,7 +15478,7 @@
                 <w:sz w:val="18"/>
                 <w:szCs w:val="18"/>
               </w:rPr>
-              <w:t xml:space="preserve">Consumo de APIs externas</w:t>
+              <w:t>Consumo de APIs externas</w:t>
             </w:r>
           </w:p>
         </w:tc>
@@ -13911,7 +15505,7 @@
                 <w:szCs w:val="18"/>
                 <w:lang w:val="en-US"/>
               </w:rPr>
-              <w:t xml:space="preserve">RestClient / HTTP Service Clients (@HttpExchange)</w:t>
+              <w:t>RestClient / HTTP Service Clients (@HttpExchange)</w:t>
             </w:r>
           </w:p>
         </w:tc>
@@ -13963,7 +15557,7 @@
                 <w:sz w:val="18"/>
                 <w:szCs w:val="18"/>
               </w:rPr>
-              <w:t xml:space="preserve">Docker y Docker Compose</w:t>
+              <w:t>Docker y Docker Compose</w:t>
             </w:r>
           </w:p>
         </w:tc>
@@ -14015,7 +15609,7 @@
                 <w:sz w:val="18"/>
                 <w:szCs w:val="18"/>
               </w:rPr>
-              <w:t xml:space="preserve">DBeaver / pgAdmin</w:t>
+              <w:t>DBeaver / pgAdmin</w:t>
             </w:r>
           </w:p>
         </w:tc>
@@ -14096,7 +15690,7 @@
           <w:szCs w:val="24"/>
         </w:rPr>
       </w:pPr>
-      <w:bookmarkStart w:id="18" w:name="_Toc239283070"/>
+      <w:bookmarkStart w:id="18" w:name="_Toc240127850"/>
       <w:r>
         <w:rPr>
           <w:rFonts w:ascii="Calibri" w:hAnsi="Calibri" w:cs="Calibri"/>
@@ -14155,8 +15749,10 @@
       </w:r>
       <w:r>
         <w:t xml:space="preserve"> Servicios de dominio — PreferenciaService (buscador de zonas por filtros acumulativos), ZonaTuristicaService, AforoService (validación y control de cupos diarios por número de personas), RutaPeatonalService (motor de cálculo de la ruta peatonal de ida y vuelta), TarifaService (categoría tarifaria que corresponde a cada edad), </w:t>
+      </w:r>
+      <w:r>
         <w:lastRenderedPageBreak/>
-        <w:t xml:space="preserve">InformeService (generación del informe consolidado), UsuarioService (auto-registro de turistas) y los trabajos programados SincronizacionPeruRailJob y SincronizacionSenamhiJob (Spring @Scheduled, configurados en SchedulerConfig).</w:t>
+        <w:t>InformeService (generación del informe consolidado), UsuarioService (auto-registro de turistas) y los trabajos programados SincronizacionPeruRailJob y SincronizacionSenamhiJob (Spring @Scheduled, configurados en SchedulerConfig).</w:t>
       </w:r>
     </w:p>
     <w:p>
@@ -14172,7 +15768,7 @@
           <w:b/>
           <w:bCs/>
         </w:rPr>
-        <w:t xml:space="preserve">Capa de Integración de APIs:</w:t>
+        <w:t>Capa de Integración de APIs:</w:t>
       </w:r>
       <w:r>
         <w:t xml:space="preserve"> Adaptadores/clientes — PeruRailClient (estaciones, horarios y tarifas) y SenamhiClient (previsión climática), además del módulo interno de carga usado por Travel Group Perú, que no requiere un cliente externo al ser una operación CRUD directa sobre la base de datos del sistema.</w:t>
@@ -14209,7 +15805,7 @@
           <w:noProof/>
         </w:rPr>
         <w:drawing>
-          <wp:inline distT="0" distB="0" distL="0" distR="0" wp14:anchorId="6162D5A3" wp14:editId="60FF299C">
+          <wp:inline distT="0" distB="0" distL="0" distR="0" wp14:anchorId="6162D5A3" wp14:editId="1E14C771">
             <wp:extent cx="5398770" cy="2737485"/>
             <wp:effectExtent l="0" t="0" r="0" b="5715"/>
             <wp:docPr id="65697501" name="Imagen 1"/>
@@ -14286,7 +15882,7 @@
         <w:jc w:val="both"/>
       </w:pPr>
       <w:r>
-        <w:t xml:space="preserve">Los requerimientos RF-01 a RF-03 son atendidos principalmente por las capas de Presentación y Negocio; los RF-04 a RF-08 requieren la orquestación conjunta de las capas de Negocio, Integración de APIs y Persistencia; los RF-14 a RF-16 dependen directamente de la Capa de Integración de APIs y de los mecanismos de auditoría de la Capa de Persistencia; y los RF-17 y RF-18 (control de aforo) son resueltos por AforoService en la Capa de Negocio, apoyado en la Capa de Persistencia para la lectura y actualización atómica del contador de cupos.</w:t>
+        <w:t>Los requerimientos RF-01 a RF-03 son atendidos principalmente por las capas de Presentación y Negocio; los RF-04 a RF-08 requieren la orquestación conjunta de las capas de Negocio, Integración de APIs y Persistencia; los RF-14 a RF-16 dependen directamente de la Capa de Integración de APIs y de los mecanismos de auditoría de la Capa de Persistencia; y los RF-17 y RF-18 (control de aforo) son resueltos por AforoService en la Capa de Negocio, apoyado en la Capa de Persistencia para la lectura y actualización atómica del contador de cupos.</w:t>
       </w:r>
     </w:p>
     <w:p>
@@ -14332,6 +15928,8 @@
       </w:r>
       <w:r>
         <w:t xml:space="preserve">) que dibuja automáticamente el trazo en línea recta (Haversine), garantizando que el mapa nunca quede vacío. El mismo mapa es multimodal: al elegir un servicio en el selector de trenes, dibuja el tramo ferroviario desde la estación de abordaje hasta la de partida siguiendo el trazado real de las vías de PeruRail, que se conserva como un GeoJSON estático extraído de OpenStreetMap (script </w:t>
+      </w:r>
+      <w:r>
         <w:lastRenderedPageBreak/>
         <w:t>scripts/descargar_red_ferroviaria.py) y se recorre con el algoritmo de Dijkstra en el navegador; si la red no está disponible o una estación queda lejos de la vía, se traza una recta rotulada como esquemática. Leaflet.js se reutiliza además en el módulo administrativo de Travel Group Perú como geoselector interactivo: en el modal de registro y actualización de zonas, el operador fija la ubicación con un clic o arrastrando el marcador y el formulario captura la latitud y la longitud sin digitación manual, muestra todas las estaciones activas, selecciona automáticamente la más cercana al punto (editable si el acceso habitual es otro, incluso pulsando su marcador) y muestra la distancia caminable clasificada con la tabla dificultad. Desde el mismo modal se dan de alta preferencias nuevas (POST /zonas/preferencias por fetch), que se añaden como casilla sin perder lo escrito y quedan en auditoría.</w:t>
       </w:r>
@@ -14368,7 +15966,7 @@
           <w:szCs w:val="24"/>
         </w:rPr>
       </w:pPr>
-      <w:bookmarkStart w:id="19" w:name="_Toc239283071"/>
+      <w:bookmarkStart w:id="19" w:name="_Toc240127851"/>
       <w:r>
         <w:rPr>
           <w:rFonts w:ascii="Calibri" w:hAnsi="Calibri" w:cs="Calibri"/>
@@ -14388,7 +15986,7 @@
         <w:jc w:val="both"/>
       </w:pPr>
       <w:r>
-        <w:t xml:space="preserve">La arquitectura física describe la topología de despliegue del sistema, basada en contenedores Docker orquestados mediante Docker Compose:</w:t>
+        <w:t>La arquitectura física describe la topología de despliegue del sistema, basada en contenedores Docker orquestados mediante Docker Compose:</w:t>
       </w:r>
     </w:p>
     <w:p>
@@ -14572,7 +16170,7 @@
         <w:jc w:val="both"/>
       </w:pPr>
       <w:r>
-        <w:t xml:space="preserve">Esta topología permite cumplir con el RNF-03 (Disponibilidad y Sincronización), dado que las tareas programadas de actualización con PeruRail y SENAMHI se ejecutan de forma autónoma dentro del contenedor de aplicación, y con el RNF-01 (Rendimiento), al mantener la base de datos en un contenedor dedicado con acceso optimizado para consultas menores a 2 segundos.</w:t>
+        <w:t>Esta topología permite cumplir con el RNF-03 (Disponibilidad y Sincronización), dado que las tareas programadas de actualización con PeruRail y SENAMHI se ejecutan de forma autónoma dentro del contenedor de aplicación, y con el RNF-01 (Rendimiento), al mantener la base de datos en un contenedor dedicado con acceso optimizado para consultas menores a 2 segundos.</w:t>
       </w:r>
     </w:p>
     <w:p>
@@ -14587,7 +16185,7 @@
           <w:szCs w:val="28"/>
         </w:rPr>
       </w:pPr>
-      <w:bookmarkStart w:id="20" w:name="_Toc239283072"/>
+      <w:bookmarkStart w:id="20" w:name="_Toc240127852"/>
       <w:r>
         <w:rPr>
           <w:rFonts w:ascii="Calibri" w:hAnsi="Calibri" w:cs="Calibri"/>
@@ -14618,7 +16216,7 @@
         </w:rPr>
         <w:tab/>
       </w:r>
-      <w:bookmarkStart w:id="21" w:name="_Toc239283073"/>
+      <w:bookmarkStart w:id="21" w:name="_Toc240127853"/>
       <w:r>
         <w:rPr>
           <w:rFonts w:ascii="Calibri" w:hAnsi="Calibri" w:cs="Calibri"/>
@@ -14652,8 +16250,10 @@
       </w:pPr>
       <w:r>
         <w:t xml:space="preserve">El modelo entidad-relación del sistema se compone de quince entidades, agrupadas en cuatro categorías: seguridad (Rol, Usuario), paramétricas (Preferencia, Dificultad, CategoriaVisitante), núcleo del caso (Estacion, InformePlanificacion, InformeVisitante) y operativas/integración (ZonaTuristica, ZonaPreferencia, ServicioTren, RutaPeatonal, PrevisionClima, ControlAforo, AuditoriaLog). La entidad Estacion actúa como eje central del modelo, ya que es referenciada por la mayoría de las entidades operativas provenientes de las tres fuentes externas del caso (PeruRail, SENAMHI y Travel Group Perú). La entidad ControlAforo se incorporó para gestionar el cupo máximo diario de visitantes en zonas turísticas que lo requieran (p. ej. Machu Picchu), llevando el conteo de cupos utilizados por zona y por fecha. La entidad ZonaPreferencia, por su parte, resuelve una relación de muchos a muchos: una misma zona turística puede combinar más de una preferencia a la vez (por ejemplo, un monumento con valor histórico desde el cual también se aprecian paisajes naturales), por lo que no podía modelarse como una llave foránea única dentro de ZonaTuristica. Las tres entidades paramétricas responden al RNF-06: Preferencia sustituye a la antigua tabla TipoTurismo; Dificultad reemplaza a la columna de texto RutDificultad de RutaPeatonal, aportando además el </w:t>
+      </w:r>
+      <w:r>
         <w:lastRenderedPageBreak/>
-        <w:t xml:space="preserve">umbral de distancia y el ritmo de caminata de cada nivel; y CategoriaVisitante define los tramos de edad y el factor de precio de cada ámbito tarifario. Por último, InformeVisitante registra la composición del grupo de un informe (una fila por edad, con su cantidad de personas y sus subtotales), que es lo que permite cobrar la tarifa correcta a cada integrante y descontar del aforo un cupo por persona. En la Figura 4 se representan gráficamente las 13 entidades centrales del modelo conceptual bajo notación Chen; la relación muchos a muchos entre ZonaTuristica y Preferencia se modela mediante el rombo 'Ofrece' (que se normaliza como la tabla intermedia ZonaPreferencia en el diseño lógico), mientras que AuditoriaLog se incorpora como entidad transversal independiente en los diseños lógico y físico (completando las 15 tablas).</w:t>
+        <w:t>umbral de distancia y el ritmo de caminata de cada nivel; y CategoriaVisitante define los tramos de edad y el factor de precio de cada ámbito tarifario. Por último, InformeVisitante registra la composición del grupo de un informe (una fila por edad, con su cantidad de personas y sus subtotales), que es lo que permite cobrar la tarifa correcta a cada integrante y descontar del aforo un cupo por persona. En la Figura 4 se representan gráficamente las 13 entidades centrales del modelo conceptual bajo notación Chen; la relación muchos a muchos entre ZonaTuristica y Preferencia se modela mediante el rombo 'Ofrece' (que se normaliza como la tabla intermedia ZonaPreferencia en el diseño lógico), mientras que AuditoriaLog se incorpora como entidad transversal independiente en los diseños lógico y físico (completando las 15 tablas).</w:t>
       </w:r>
     </w:p>
     <w:p>
@@ -14747,7 +16347,7 @@
       <w:r>
         <w:tab/>
       </w:r>
-      <w:bookmarkStart w:id="22" w:name="_Toc239283074"/>
+      <w:bookmarkStart w:id="22" w:name="_Toc240127854"/>
       <w:r>
         <w:rPr>
           <w:rFonts w:ascii="Calibri" w:hAnsi="Calibri" w:cs="Calibri"/>
@@ -14988,7 +16588,7 @@
                 <w:sz w:val="18"/>
                 <w:szCs w:val="18"/>
               </w:rPr>
-              <w:t xml:space="preserve">UsuIdRol → Rol</w:t>
+              <w:t>UsuIdRol → Rol</w:t>
             </w:r>
           </w:p>
         </w:tc>
@@ -15183,7 +16783,7 @@
                 <w:sz w:val="18"/>
                 <w:szCs w:val="18"/>
               </w:rPr>
-              <w:t xml:space="preserve">ZonIdEstacionCercana → Estacion</w:t>
+              <w:t>ZonIdEstacionCercana → Estacion</w:t>
             </w:r>
           </w:p>
         </w:tc>
@@ -15248,7 +16848,7 @@
                 <w:sz w:val="18"/>
                 <w:szCs w:val="18"/>
               </w:rPr>
-              <w:t xml:space="preserve">ZprIdZonaTuristica → ZonaTuristica · ZprIdPreferencia → Preferencia</w:t>
+              <w:t>ZprIdZonaTuristica → ZonaTuristica · ZprIdPreferencia → Preferencia</w:t>
             </w:r>
           </w:p>
         </w:tc>
@@ -15313,7 +16913,7 @@
                 <w:sz w:val="18"/>
                 <w:szCs w:val="18"/>
               </w:rPr>
-              <w:t xml:space="preserve">SerIdEstacionOrigen → Estacion · SerIdEstacionDestino → Estacion</w:t>
+              <w:t>SerIdEstacionOrigen → Estacion · SerIdEstacionDestino → Estacion</w:t>
             </w:r>
           </w:p>
         </w:tc>
@@ -15378,7 +16978,7 @@
                 <w:sz w:val="18"/>
                 <w:szCs w:val="18"/>
               </w:rPr>
-              <w:t xml:space="preserve">RutIdEstacionOrigen → Estacion · RutIdZonaDestino → ZonaTuristica· RutIdDificultad → Dificultad</w:t>
+              <w:t>RutIdEstacionOrigen → Estacion · RutIdZonaDestino → ZonaTuristica· RutIdDificultad → Dificultad</w:t>
             </w:r>
           </w:p>
         </w:tc>
@@ -15444,7 +17044,7 @@
                 <w:sz w:val="18"/>
                 <w:szCs w:val="18"/>
               </w:rPr>
-              <w:t xml:space="preserve">CliIdEstacion → Estacion</w:t>
+              <w:t>CliIdEstacion → Estacion</w:t>
             </w:r>
           </w:p>
         </w:tc>
@@ -15509,7 +17109,7 @@
                 <w:sz w:val="18"/>
                 <w:szCs w:val="18"/>
               </w:rPr>
-              <w:t xml:space="preserve">InfIdUsuario → Usuario (opcional) · InfIdRuta → RutaPeatonal</w:t>
+              <w:t>InfIdUsuario → Usuario (opcional) · InfIdRuta → RutaPeatonal</w:t>
             </w:r>
           </w:p>
         </w:tc>
@@ -15574,7 +17174,7 @@
                 <w:sz w:val="18"/>
                 <w:szCs w:val="18"/>
               </w:rPr>
-              <w:t xml:space="preserve">AfoIdZona → ZonaTuristica</w:t>
+              <w:t>AfoIdZona → ZonaTuristica</w:t>
             </w:r>
           </w:p>
         </w:tc>
@@ -15769,7 +17369,7 @@
                 <w:sz w:val="18"/>
                 <w:szCs w:val="18"/>
               </w:rPr>
-              <w:t xml:space="preserve">IviIdInforme → InformePlanificacion · IviIdCategoriaTren → CategoriaVisitante (opcional) · IviIdCategoriaZona → CategoriaVisitante</w:t>
+              <w:t>IviIdInforme → InformePlanificacion · IviIdCategoriaTren → CategoriaVisitante (opcional) · IviIdCategoriaZona → CategoriaVisitante</w:t>
             </w:r>
           </w:p>
         </w:tc>
@@ -15938,7 +17538,7 @@
       <w:r>
         <w:tab/>
       </w:r>
-      <w:bookmarkStart w:id="23" w:name="_Toc239283075"/>
+      <w:bookmarkStart w:id="23" w:name="_Toc240127855"/>
       <w:r>
         <w:rPr>
           <w:rFonts w:ascii="Calibri" w:hAnsi="Calibri" w:cs="Calibri"/>
@@ -15959,7 +17559,7 @@
         <w:jc w:val="both"/>
       </w:pPr>
       <w:r>
-        <w:t xml:space="preserve">El diseño físico implementa el modelo lógico sobre el motor PostgreSQL 15. Las tablas se nombran en minúsculas siguiendo la convención snake_case propia de PostgreSQL, mientras que las columnas conservan el prefijo normalizado de tres o cuatro letras exigido por la cátedra (EstIdEstacion, EstNombre, etc.), mapeadas por el ORM (Hibernate) mediante anotaciones @Table y @Column.</w:t>
+        <w:t>El diseño físico implementa el modelo lógico sobre el motor PostgreSQL 15. Las tablas se nombran en minúsculas siguiendo la convención snake_case propia de PostgreSQL, mientras que las columnas conservan el prefijo normalizado de tres o cuatro letras exigido por la cátedra (EstIdEstacion, EstNombre, etc.), mapeadas por el ORM (Hibernate) mediante anotaciones @Table y @Column.</w:t>
       </w:r>
     </w:p>
     <w:p>
@@ -16026,7 +17626,7 @@
           <w:bCs/>
         </w:rPr>
         <w:lastRenderedPageBreak/>
-        <w:t xml:space="preserve">Estación de origen propia en RutaPeatonal:</w:t>
+        <w:t>Estación de origen propia en RutaPeatonal:</w:t>
       </w:r>
       <w:r>
         <w:t xml:space="preserve"> RutIdEstacionOrigen es una llave foránea directa hacia Estacion, en vez de resolverse mediante ZonaTuristica.ZonIdEstacionCercana. Los campos RutDistanciaKm, RutTiempoEstimadoMin y RutIdDificultad son el resultado de un cálculo (Haversine) hecho en un momento específico con una estación de origen específica (RutaPeatonalService, sección 5.1); si la estación más cercana de la zona cambiara más adelante, una ruta ya calculada no debe cambiar de origen automáticamente vía JOIN, o sus valores de distancia y tiempo quedarían inconsistentes con la estación realmente usada al calcularlos.</w:t>
@@ -16050,7 +17650,7 @@
         <w:t xml:space="preserve">Restricciones CHECK: </w:t>
       </w:r>
       <w:r>
-        <w:t xml:space="preserve">CliProbabilidadLluvia BETWEEN 0 AND 100; RutEsIdaVuelta = TRUE (regla de negocio del caso, validada también a nivel de aplicación); CatFactorPrecio BETWEEN 0 AND 1; IviCantidad &gt; 0. El antiguo CHECK sobre RutDificultad desaparece: el nivel de dificultad dejó de ser texto y pasó a ser la llave foránea RutIdDificultad hacia la tabla paramétrica dificultad.</w:t>
+        <w:t>CliProbabilidadLluvia BETWEEN 0 AND 100; RutEsIdaVuelta = TRUE (regla de negocio del caso, validada también a nivel de aplicación); CatFactorPrecio BETWEEN 0 AND 1; IviCantidad &gt; 0. El antiguo CHECK sobre RutDificultad desaparece: el nivel de dificultad dejó de ser texto y pasó a ser la llave foránea RutIdDificultad hacia la tabla paramétrica dificultad.</w:t>
       </w:r>
     </w:p>
     <w:p>
@@ -16231,7 +17831,7 @@
           <w:szCs w:val="24"/>
         </w:rPr>
       </w:pPr>
-      <w:bookmarkStart w:id="24" w:name="_Toc239283076"/>
+      <w:bookmarkStart w:id="24" w:name="_Toc240127856"/>
       <w:r>
         <w:rPr>
           <w:rFonts w:ascii="Calibri" w:hAnsi="Calibri" w:cs="Calibri"/>
@@ -16766,10 +18366,40 @@
           <w:bCs/>
         </w:rPr>
         <w:tab/>
+      </w:r>
+      <w:r>
+        <w:rPr>
+          <w:b/>
+          <w:bCs/>
+        </w:rPr>
         <w:br/>
+      </w:r>
+      <w:r>
+        <w:rPr>
+          <w:b/>
+          <w:bCs/>
+        </w:rPr>
         <w:br/>
+      </w:r>
+      <w:r>
+        <w:rPr>
+          <w:b/>
+          <w:bCs/>
+        </w:rPr>
         <w:br/>
+      </w:r>
+      <w:r>
+        <w:rPr>
+          <w:b/>
+          <w:bCs/>
+        </w:rPr>
         <w:br/>
+      </w:r>
+      <w:r>
+        <w:rPr>
+          <w:b/>
+          <w:bCs/>
+        </w:rPr>
         <w:lastRenderedPageBreak/>
         <w:br/>
         <w:t>usuario</w:t>
@@ -17376,7 +19006,7 @@
                 <w:sz w:val="17"/>
                 <w:szCs w:val="17"/>
               </w:rPr>
-              <w:t xml:space="preserve">Contraseña del usuario, almacenada con hash BCrypt.</w:t>
+              <w:t>Contraseña del usuario, almacenada con hash BCrypt.</w:t>
             </w:r>
           </w:p>
         </w:tc>
@@ -17775,7 +19405,7 @@
                 <w:sz w:val="17"/>
                 <w:szCs w:val="17"/>
               </w:rPr>
-              <w:t xml:space="preserve">Correo electrónico, validado con formato regex. Valor único.</w:t>
+              <w:t>Correo electrónico, validado con formato regex. Valor único.</w:t>
             </w:r>
           </w:p>
         </w:tc>
@@ -17916,7 +19546,7 @@
                 <w:sz w:val="17"/>
                 <w:szCs w:val="17"/>
               </w:rPr>
-              <w:t xml:space="preserve">FK → Rol(RolIdRol). Rol de acceso del usuario.</w:t>
+              <w:t>FK → Rol(RolIdRol). Rol de acceso del usuario.</w:t>
             </w:r>
           </w:p>
         </w:tc>
@@ -19567,7 +21197,7 @@
                 <w:sz w:val="17"/>
                 <w:szCs w:val="17"/>
               </w:rPr>
-              <w:t xml:space="preserve">Tope de distancia del circuito de ida y vuelta para este nivel, en kilómetros. El del nivel más exigente (40 km en la carga inicial) es además el límite de lo que el sistema acepta caminar: si ningún nivel cubre el circuito, RutaPeatonalService no calcula la ruta y lanza RutaInvalidaException. NULL deja el nivel sin tope.</w:t>
+              <w:t>Tope de distancia del circuito de ida y vuelta para este nivel, en kilómetros. El del nivel más exigente (40 km en la carga inicial) es además el límite de lo que el sistema acepta caminar: si ningún nivel cubre el circuito, RutaPeatonalService no calcula la ruta y lanza RutaInvalidaException. NULL deja el nivel sin tope.</w:t>
             </w:r>
           </w:p>
         </w:tc>
@@ -21360,7 +22990,7 @@
                 <w:sz w:val="17"/>
                 <w:szCs w:val="17"/>
               </w:rPr>
-              <w:t xml:space="preserve">Código de la estación provisto por PeruRail. Valor único.</w:t>
+              <w:t>Código de la estación provisto por PeruRail. Valor único.</w:t>
             </w:r>
           </w:p>
         </w:tc>
@@ -22930,7 +24560,7 @@
                 <w:sz w:val="17"/>
                 <w:szCs w:val="17"/>
               </w:rPr>
-              <w:t xml:space="preserve">Tiempo de tránsito en minutos. Se deriva de la diferencia entre la hora de llegada y la de salida (sumando 24 h cuando el servicio cruza la medianoche); el formulario lo muestra autocalculado y el servidor lo recalcula si llega vacío.</w:t>
+              <w:t>Tiempo de tránsito en minutos. Se deriva de la diferencia entre la hora de llegada y la de salida (sumando 24 h cuando el servicio cruza la medianoche); el formulario lo muestra autocalculado y el servidor lo recalcula si llega vacío.</w:t>
             </w:r>
           </w:p>
         </w:tc>
@@ -23204,7 +24834,7 @@
                 <w:sz w:val="17"/>
                 <w:szCs w:val="17"/>
               </w:rPr>
-              <w:t xml:space="preserve">FK → Estacion(EstIdEstacion). Estación de origen del servicio. Si esa estación está inactiva, el servicio se conserva pero no se ofrece al turista ni se acepta en el informe (RF-02).</w:t>
+              <w:t>FK → Estacion(EstIdEstacion). Estación de origen del servicio. Si esa estación está inactiva, el servicio se conserva pero no se ofrece al turista ni se acepta en el informe (RF-02).</w:t>
             </w:r>
           </w:p>
         </w:tc>
@@ -23345,7 +24975,7 @@
                 <w:sz w:val="17"/>
                 <w:szCs w:val="17"/>
               </w:rPr>
-              <w:t xml:space="preserve">FK → Estacion(EstIdEstacion). Estación de destino del servicio.</w:t>
+              <w:t>FK → Estacion(EstIdEstacion). Estación de destino del servicio.</w:t>
             </w:r>
           </w:p>
         </w:tc>
@@ -23386,7 +25016,19 @@
         </w:rPr>
         <w:lastRenderedPageBreak/>
         <w:tab/>
+      </w:r>
+      <w:r>
+        <w:rPr>
+          <w:b/>
+          <w:bCs/>
+        </w:rPr>
         <w:br/>
+      </w:r>
+      <w:r>
+        <w:rPr>
+          <w:b/>
+          <w:bCs/>
+        </w:rPr>
         <w:br/>
         <w:t>zona_turistica</w:t>
       </w:r>
@@ -24399,7 +26041,7 @@
                 <w:sz w:val="17"/>
                 <w:szCs w:val="17"/>
               </w:rPr>
-              <w:t xml:space="preserve">FK → Estacion(EstIdEstacion). Estación ferroviaria más cercana.</w:t>
+              <w:t>FK → Estacion(EstIdEstacion). Estación ferroviaria más cercana.</w:t>
             </w:r>
           </w:p>
         </w:tc>
@@ -25314,7 +26956,7 @@
                 <w:sz w:val="17"/>
                 <w:szCs w:val="17"/>
               </w:rPr>
-              <w:t xml:space="preserve">FK → ZonaTuristica(ZonIdZona). Zona turística asociada.</w:t>
+              <w:t>FK → ZonaTuristica(ZonIdZona). Zona turística asociada.</w:t>
             </w:r>
           </w:p>
         </w:tc>
@@ -25455,7 +27097,7 @@
                 <w:sz w:val="17"/>
                 <w:szCs w:val="17"/>
               </w:rPr>
-              <w:t xml:space="preserve">FK → Preferencia(PreIdPreferencia). Preferencia turística asociada a la zona.</w:t>
+              <w:t>FK → Preferencia(PreIdPreferencia). Preferencia turística asociada a la zona.</w:t>
             </w:r>
           </w:p>
         </w:tc>
@@ -25500,10 +27142,40 @@
           <w:bCs/>
         </w:rPr>
         <w:tab/>
+      </w:r>
+      <w:r>
+        <w:rPr>
+          <w:b/>
+          <w:bCs/>
+        </w:rPr>
         <w:br/>
+      </w:r>
+      <w:r>
+        <w:rPr>
+          <w:b/>
+          <w:bCs/>
+        </w:rPr>
         <w:br/>
+      </w:r>
+      <w:r>
+        <w:rPr>
+          <w:b/>
+          <w:bCs/>
+        </w:rPr>
         <w:br/>
+      </w:r>
+      <w:r>
+        <w:rPr>
+          <w:b/>
+          <w:bCs/>
+        </w:rPr>
         <w:br/>
+      </w:r>
+      <w:r>
+        <w:rPr>
+          <w:b/>
+          <w:bCs/>
+        </w:rPr>
         <w:lastRenderedPageBreak/>
         <w:br/>
         <w:t>ruta_peatonal</w:t>
@@ -26547,7 +28219,7 @@
                 <w:sz w:val="17"/>
                 <w:szCs w:val="17"/>
               </w:rPr>
-              <w:t xml:space="preserve">FK → Dificultad(DifIdDificultad). Nivel de dificultad del circuito. Antes era un VARCHAR con un CHECK; se separó a tabla paramétrica por el RNF-06.</w:t>
+              <w:t>FK → Dificultad(DifIdDificultad). Nivel de dificultad del circuito. Antes era un VARCHAR con un CHECK; se separó a tabla paramétrica por el RNF-06.</w:t>
             </w:r>
           </w:p>
         </w:tc>
@@ -26688,7 +28360,7 @@
                 <w:sz w:val="17"/>
                 <w:szCs w:val="17"/>
               </w:rPr>
-              <w:t xml:space="preserve">FK → Estacion(EstIdEstacion). Estación de origen y retorno.</w:t>
+              <w:t>FK → Estacion(EstIdEstacion). Estación de origen y retorno.</w:t>
             </w:r>
           </w:p>
         </w:tc>
@@ -26829,7 +28501,7 @@
                 <w:sz w:val="17"/>
                 <w:szCs w:val="17"/>
               </w:rPr>
-              <w:t xml:space="preserve">FK → ZonaTuristica(ZonIdZona). Zona turística de destino.</w:t>
+              <w:t>FK → ZonaTuristica(ZonIdZona). Zona turística de destino.</w:t>
             </w:r>
           </w:p>
         </w:tc>
@@ -28175,7 +29847,7 @@
                 <w:sz w:val="17"/>
                 <w:szCs w:val="17"/>
               </w:rPr>
-              <w:t xml:space="preserve">FK → Estacion(EstIdEstacion). Estación a la que corresponde la previsión.</w:t>
+              <w:t>FK → Estacion(EstIdEstacion). Estación a la que corresponde la previsión.</w:t>
             </w:r>
           </w:p>
         </w:tc>
@@ -28817,7 +30489,7 @@
                 <w:sz w:val="17"/>
                 <w:szCs w:val="17"/>
               </w:rPr>
-              <w:t xml:space="preserve">Fecha y hora de generación del informe (default: NOW()).</w:t>
+              <w:t>Fecha y hora de generación del informe (default: NOW()).</w:t>
             </w:r>
           </w:p>
         </w:tc>
@@ -29091,7 +30763,7 @@
                 <w:sz w:val="17"/>
                 <w:szCs w:val="17"/>
               </w:rPr>
-              <w:t xml:space="preserve">FK → Usuario(UsuIdUsuario). Usuario que generó el informe (NULL si la consulta fue anónima).</w:t>
+              <w:t>FK → Usuario(UsuIdUsuario). Usuario que generó el informe (NULL si la consulta fue anónima).</w:t>
             </w:r>
           </w:p>
         </w:tc>
@@ -29232,7 +30904,7 @@
                 <w:sz w:val="17"/>
                 <w:szCs w:val="17"/>
               </w:rPr>
-              <w:t xml:space="preserve">FK → RutaPeatonal(RutIdRuta). Ruta incluida en el informe.</w:t>
+              <w:t>FK → RutaPeatonal(RutIdRuta). Ruta incluida en el informe.</w:t>
             </w:r>
           </w:p>
         </w:tc>
@@ -29868,7 +31540,7 @@
                 <w:sz w:val="17"/>
                 <w:szCs w:val="17"/>
               </w:rPr>
-              <w:t xml:space="preserve">FK → InformePlanificacion(InfIdInforme). Informe al que pertenece la línea.</w:t>
+              <w:t>FK → InformePlanificacion(InfIdInforme). Informe al que pertenece la línea.</w:t>
             </w:r>
           </w:p>
         </w:tc>
@@ -30001,7 +31673,7 @@
                 <w:sz w:val="17"/>
                 <w:szCs w:val="17"/>
               </w:rPr>
-              <w:t xml:space="preserve">Edad de los visitantes de esta línea, en años. El par (IviIdInforme, IviEdad) es único: todos los visitantes de la misma edad se consolidan en una sola fila.</w:t>
+              <w:t>Edad de los visitantes de esta línea, en años. El par (IviIdInforme, IviEdad) es único: todos los visitantes de la misma edad se consolidan en una sola fila.</w:t>
             </w:r>
           </w:p>
         </w:tc>
@@ -30276,7 +31948,7 @@
                 <w:sz w:val="17"/>
                 <w:szCs w:val="17"/>
               </w:rPr>
-              <w:t xml:space="preserve">FK → CategoriaVisitante(CatIdCategoria). Categoría aplicada en el tren. NULL si el informe no incluye servicio de tren.</w:t>
+              <w:t>FK → CategoriaVisitante(CatIdCategoria). Categoría aplicada en el tren. NULL si el informe no incluye servicio de tren.</w:t>
             </w:r>
           </w:p>
         </w:tc>
@@ -30417,7 +32089,7 @@
                 <w:sz w:val="17"/>
                 <w:szCs w:val="17"/>
               </w:rPr>
-              <w:t xml:space="preserve">FK → CategoriaVisitante(CatIdCategoria). Categoría aplicada en la entrada a la zona.</w:t>
+              <w:t>FK → CategoriaVisitante(CatIdCategoria). Categoría aplicada en la entrada a la zona.</w:t>
             </w:r>
           </w:p>
         </w:tc>
@@ -31200,7 +32872,7 @@
                 <w:sz w:val="17"/>
                 <w:szCs w:val="17"/>
               </w:rPr>
-              <w:t xml:space="preserve">FK → ZonaTuristica(ZonIdZona). Zona turística cuyo aforo se controla.</w:t>
+              <w:t>FK → ZonaTuristica(ZonIdZona). Zona turística cuyo aforo se controla.</w:t>
             </w:r>
           </w:p>
         </w:tc>
@@ -31333,7 +33005,7 @@
                 <w:sz w:val="17"/>
                 <w:szCs w:val="17"/>
               </w:rPr>
-              <w:t xml:space="preserve">Fecha calendario para la cual se lleva el conteo de aforo. Única por zona (UNIQUE con AfoIdZona).</w:t>
+              <w:t>Fecha calendario para la cual se lleva el conteo de aforo. Única por zona (UNIQUE con AfoIdZona).</w:t>
             </w:r>
           </w:p>
         </w:tc>
@@ -31962,7 +33634,7 @@
                 <w:sz w:val="17"/>
                 <w:szCs w:val="17"/>
               </w:rPr>
-              <w:t xml:space="preserve">Fecha y hora del evento (default: NOW()).</w:t>
+              <w:t>Fecha y hora del evento (default: NOW()).</w:t>
             </w:r>
           </w:p>
         </w:tc>
@@ -32675,7 +34347,7 @@
           <w:szCs w:val="28"/>
         </w:rPr>
       </w:pPr>
-      <w:bookmarkStart w:id="25" w:name="_Toc239283077"/>
+      <w:bookmarkStart w:id="25" w:name="_Toc240127857"/>
       <w:r>
         <w:rPr>
           <w:rFonts w:ascii="Calibri" w:hAnsi="Calibri" w:cs="Calibri"/>
@@ -32686,7 +34358,7 @@
           <w:szCs w:val="28"/>
         </w:rPr>
         <w:lastRenderedPageBreak/>
-        <w:t xml:space="preserve">7. Desarrollo y sprints</w:t>
+        <w:t>7. Desarrollo y sprints</w:t>
       </w:r>
       <w:bookmarkEnd w:id="25"/>
     </w:p>
@@ -32696,7 +34368,7 @@
         <w:jc w:val="both"/>
       </w:pPr>
       <w:r>
-        <w:t xml:space="preserve">A partir del Sprint Backlog definido en la sección 4.4, el equipo consolidó el siguiente Product Backlog Priorizado, asignando puntos de historia (escala relativa de esfuerzo) a cada historia de usuario.</w:t>
+        <w:t>A partir del Sprint Backlog definido en la sección 4.4, el equipo consolidó el siguiente Product Backlog Priorizado, asignando puntos de historia (escala relativa de esfuerzo) a cada historia de usuario.</w:t>
       </w:r>
     </w:p>
     <w:p>
@@ -32713,7 +34385,7 @@
           <w:b/>
           <w:bCs/>
         </w:rPr>
-        <w:t xml:space="preserve">Product Backlog Priorizado</w:t>
+        <w:t>Product Backlog Priorizado</w:t>
       </w:r>
     </w:p>
     <w:tbl>
@@ -33283,7 +34955,7 @@
           </w:tcPr>
           <w:p>
             <w:r>
-              <w:t xml:space="preserve">Como sistema, quiero sincronizar periódicamente los datos de PeruRail y SENAMHI para mantener la información actualizada.</w:t>
+              <w:t>Como sistema, quiero sincronizar periódicamente los datos de PeruRail y SENAMHI para mantener la información actualizada.</w:t>
             </w:r>
           </w:p>
         </w:tc>
@@ -33493,7 +35165,7 @@
           </w:tcPr>
           <w:p>
             <w:r>
-              <w:t xml:space="preserve">Como turista (aun no registrado), quiero crear mi propia cuenta en la plataforma para que mis informes queden guardados y pueda consultarlos posteriormente.</w:t>
+              <w:t>Como turista (aun no registrado), quiero crear mi propia cuenta en la plataforma para que mis informes queden guardados y pueda consultarlos posteriormente.</w:t>
             </w:r>
           </w:p>
         </w:tc>
@@ -33558,7 +35230,7 @@
       <w:r>
         <w:tab/>
       </w:r>
-      <w:bookmarkStart w:id="26" w:name="_Toc239283078"/>
+      <w:bookmarkStart w:id="26" w:name="_Toc240127858"/>
       <w:r>
         <w:rPr>
           <w:rFonts w:ascii="Calibri" w:hAnsi="Calibri" w:cs="Calibri"/>
@@ -33615,7 +35287,7 @@
         <w:jc w:val="both"/>
       </w:pPr>
       <w:r>
-        <w:t xml:space="preserve">Creación del proyecto Spring Boot 4.1.1 con las dependencias Web, JPA, Security, Thymeleaf, PostgreSQL Driver y Validation.</w:t>
+        <w:t>Creación del proyecto Spring Boot 4.1.1 con las dependencias Web, JPA, Security, Thymeleaf, PostgreSQL Driver y Validation.</w:t>
       </w:r>
     </w:p>
     <w:p>
@@ -33629,7 +35301,7 @@
         <w:jc w:val="both"/>
       </w:pPr>
       <w:r>
-        <w:t xml:space="preserve">Configuración de DBeaver para la gestión visual de la base de datos.</w:t>
+        <w:t>Configuración de DBeaver para la gestión visual de la base de datos.</w:t>
       </w:r>
     </w:p>
     <w:p>
@@ -33643,7 +35315,7 @@
         <w:jc w:val="both"/>
       </w:pPr>
       <w:r>
-        <w:t xml:space="preserve">Definición del Product Backlog y priorización de historias de usuario.</w:t>
+        <w:t>Definición del Product Backlog y priorización de historias de usuario.</w:t>
       </w:r>
     </w:p>
     <w:p>
@@ -33671,7 +35343,7 @@
         <w:jc w:val="both"/>
       </w:pPr>
       <w:r>
-        <w:t xml:space="preserve">Implementación de mocks (simulaciones) de los servicios externos de PeruRail y SENAMHI, para permitir un desarrollo desacoplado mientras se gestionan los accesos reales.</w:t>
+        <w:t>Implementación de mocks (simulaciones) de los servicios externos de PeruRail y SENAMHI, para permitir un desarrollo desacoplado mientras se gestionan los accesos reales.</w:t>
       </w:r>
     </w:p>
     <w:p>
@@ -33685,7 +35357,7 @@
         <w:jc w:val="both"/>
       </w:pPr>
       <w:r>
-        <w:t xml:space="preserve">Retrospectiva: El equipo identificó la necesidad de definir cuanto antes el contrato (formato JSON) de los mocks de PeruRail y SENAMHI, para evitar retrabajo en la Capa de Integración durante el Sprint 2.</w:t>
+        <w:t>Retrospectiva: El equipo identificó la necesidad de definir cuanto antes el contrato (formato JSON) de los mocks de PeruRail y SENAMHI, para evitar retrabajo en la Capa de Integración durante el Sprint 2.</w:t>
       </w:r>
     </w:p>
     <w:p>
@@ -33701,7 +35373,7 @@
           <w:szCs w:val="24"/>
         </w:rPr>
       </w:pPr>
-      <w:bookmarkStart w:id="27" w:name="_Toc239283079"/>
+      <w:bookmarkStart w:id="27" w:name="_Toc240127859"/>
       <w:r>
         <w:rPr>
           <w:rFonts w:ascii="Calibri" w:hAnsi="Calibri" w:cs="Calibri"/>
@@ -33757,7 +35429,7 @@
         <w:jc w:val="both"/>
       </w:pPr>
       <w:r>
-        <w:t xml:space="preserve">Creación de los modelos JPA: Estacion, Preferencia, ZonaTuristica, ZonaPreferencia, Rol y Usuario.</w:t>
+        <w:t>Creación de los modelos JPA: Estacion, Preferencia, ZonaTuristica, ZonaPreferencia, Rol y Usuario.</w:t>
       </w:r>
     </w:p>
     <w:p>
@@ -33771,7 +35443,7 @@
         <w:jc w:val="both"/>
       </w:pPr>
       <w:r>
-        <w:t xml:space="preserve">Implementación del CRUD de ZonaTuristica para Travel Group Perú mediante ZonaTuristicaService (RF-11).</w:t>
+        <w:t>Implementación del CRUD de ZonaTuristica para Travel Group Perú mediante ZonaTuristicaService (RF-11).</w:t>
       </w:r>
     </w:p>
     <w:p>
@@ -33799,7 +35471,7 @@
         <w:jc w:val="both"/>
       </w:pPr>
       <w:r>
-        <w:t xml:space="preserve">Configuración inicial del Spring Scheduler para la tarea programada de sincronización de estaciones.</w:t>
+        <w:t>Configuración inicial del Spring Scheduler para la tarea programada de sincronización de estaciones.</w:t>
       </w:r>
     </w:p>
     <w:p>
@@ -33813,7 +35485,7 @@
         <w:jc w:val="both"/>
       </w:pPr>
       <w:r>
-        <w:t xml:space="preserve">Retrospectiva: Se identificó la necesidad de estandarizar la nomenclatura de la base de datos (prefijos) antes de continuar con las siguientes entidades, y de validar el formato real de la API de PeruRail en cuanto esté disponible.</w:t>
+        <w:t>Retrospectiva: Se identificó la necesidad de estandarizar la nomenclatura de la base de datos (prefijos) antes de continuar con las siguientes entidades, y de validar el formato real de la API de PeruRail en cuanto esté disponible.</w:t>
       </w:r>
     </w:p>
     <w:p>
@@ -33829,7 +35501,7 @@
           <w:szCs w:val="24"/>
         </w:rPr>
       </w:pPr>
-      <w:bookmarkStart w:id="28" w:name="_Toc239283080"/>
+      <w:bookmarkStart w:id="28" w:name="_Toc240127860"/>
       <w:r>
         <w:rPr>
           <w:rFonts w:ascii="Calibri" w:hAnsi="Calibri" w:cs="Calibri"/>
@@ -33885,7 +35557,7 @@
         <w:jc w:val="both"/>
       </w:pPr>
       <w:r>
-        <w:t xml:space="preserve">Implementación de SenamhiClient y de la tabla PrevisionClima, con sincronización diaria (RF-15).</w:t>
+        <w:t>Implementación de SenamhiClient y de la tabla PrevisionClima, con sincronización diaria (RF-15).</w:t>
       </w:r>
     </w:p>
     <w:p>
@@ -33899,7 +35571,7 @@
         <w:jc w:val="both"/>
       </w:pPr>
       <w:r>
-        <w:t xml:space="preserve">Implementación de RutaPeatonalService con el algoritmo de cálculo de distancia, tiempo estimado y dificultad, validando el circuito cerrado de ida y vuelta (RNF-04).</w:t>
+        <w:t>Implementación de RutaPeatonalService con el algoritmo de cálculo de distancia, tiempo estimado y dificultad, validando el circuito cerrado de ida y vuelta (RNF-04).</w:t>
       </w:r>
     </w:p>
     <w:p>
@@ -33913,7 +35585,7 @@
         <w:jc w:val="both"/>
       </w:pPr>
       <w:r>
-        <w:t xml:space="preserve">Integración del motor de filtrado de ZonaTuristica según las preferencias ingresadas por el turista (RF-03).</w:t>
+        <w:t>Integración del motor de filtrado de ZonaTuristica según las preferencias ingresadas por el turista (RF-03).</w:t>
       </w:r>
     </w:p>
     <w:p>
@@ -33956,7 +35628,7 @@
         <w:jc w:val="both"/>
       </w:pPr>
       <w:r>
-        <w:t xml:space="preserve">Retrospectiva: El cálculo de la ruta tomaba más de 2 segundos en el primer prototipo; se optimizó agregando índices sobre EstIdEstacion y cacheando el pronóstico climático del día.</w:t>
+        <w:t>Retrospectiva: El cálculo de la ruta tomaba más de 2 segundos en el primer prototipo; se optimizó agregando índices sobre EstIdEstacion y cacheando el pronóstico climático del día.</w:t>
       </w:r>
     </w:p>
     <w:p>
@@ -33972,7 +35644,7 @@
           <w:szCs w:val="24"/>
         </w:rPr>
       </w:pPr>
-      <w:bookmarkStart w:id="29" w:name="_Toc239283081"/>
+      <w:bookmarkStart w:id="29" w:name="_Toc240127861"/>
       <w:r>
         <w:rPr>
           <w:rFonts w:ascii="Calibri" w:hAnsi="Calibri" w:cs="Calibri"/>
@@ -34028,7 +35700,7 @@
         <w:jc w:val="both"/>
       </w:pPr>
       <w:r>
-        <w:t xml:space="preserve">Implementación de CustomUserDetailsService, cargando usuarios desde PostgreSQL.</w:t>
+        <w:t>Implementación de CustomUserDetailsService, cargando usuarios desde PostgreSQL.</w:t>
       </w:r>
     </w:p>
     <w:p>
@@ -34042,7 +35714,7 @@
         <w:jc w:val="both"/>
       </w:pPr>
       <w:r>
-        <w:t xml:space="preserve">Configuración de SecurityFilterChain con reglas de acceso por rol (ADMIN_MTC, TRAVEL_GROUP_USER, PERURAIL_ADMIN, TURISTA_PUBLICO).</w:t>
+        <w:t>Configuración de SecurityFilterChain con reglas de acceso por rol (ADMIN_MTC, TRAVEL_GROUP_USER, PERURAIL_ADMIN, TURISTA_PUBLICO).</w:t>
       </w:r>
     </w:p>
     <w:p>
@@ -34056,7 +35728,7 @@
         <w:jc w:val="both"/>
       </w:pPr>
       <w:r>
-        <w:t xml:space="preserve">Implementación de la tabla AuditoriaLog y del interceptor que registra cada operación administrativa y cada sincronización externa (RF-16, RNF-07).</w:t>
+        <w:t>Implementación de la tabla AuditoriaLog y del interceptor que registra cada operación administrativa y cada sincronización externa (RF-16, RNF-07).</w:t>
       </w:r>
     </w:p>
     <w:p>
@@ -34100,7 +35772,7 @@
           <w:szCs w:val="24"/>
         </w:rPr>
       </w:pPr>
-      <w:bookmarkStart w:id="30" w:name="_Toc239283082"/>
+      <w:bookmarkStart w:id="30" w:name="_Toc240127862"/>
       <w:r>
         <w:rPr>
           <w:rFonts w:ascii="Calibri" w:hAnsi="Calibri" w:cs="Calibri"/>
@@ -34149,7 +35821,7 @@
         <w:jc w:val="both"/>
       </w:pPr>
       <w:r>
-        <w:t xml:space="preserve">Implementación de InformeService para la generación del informe consolidado en formato PDF/HTML (RF-08), incluyendo ruta, clima, tiempo estimado, dificultad y tarifa.</w:t>
+        <w:t>Implementación de InformeService para la generación del informe consolidado en formato PDF/HTML (RF-08), incluyendo ruta, clima, tiempo estimado, dificultad y tarifa.</w:t>
       </w:r>
     </w:p>
     <w:p>
@@ -34163,7 +35835,7 @@
         <w:jc w:val="both"/>
       </w:pPr>
       <w:r>
-        <w:t xml:space="preserve">Implementación de AforoService y de la tabla ControlAforo, con validación e incremento atómico del cupo utilizado antes de confirmar el informe (RF-17, RF-18, RNF-08).</w:t>
+        <w:t>Implementación de AforoService y de la tabla ControlAforo, con validación e incremento atómico del cupo utilizado antes de confirmar el informe (RF-17, RF-18, RNF-08).</w:t>
       </w:r>
     </w:p>
     <w:p>
@@ -34177,7 +35849,7 @@
         <w:jc w:val="both"/>
       </w:pPr>
       <w:r>
-        <w:t xml:space="preserve">Extensión del CRUD de ZonaTuristica para permitir a Travel Group Perú configurar el campo ZonCupoMaximoDiario (RF-18).</w:t>
+        <w:t>Extensión del CRUD de ZonaTuristica para permitir a Travel Group Perú configurar el campo ZonCupoMaximoDiario (RF-18).</w:t>
       </w:r>
     </w:p>
     <w:p>
@@ -34219,7 +35891,7 @@
         <w:jc w:val="both"/>
       </w:pPr>
       <w:r>
-        <w:t xml:space="preserve">Ajustes de diseño responsive con Bootstrap 5 para el uso desde smartphones y tablets en campo (RNF-02).</w:t>
+        <w:t>Ajustes de diseño responsive con Bootstrap 5 para el uso desde smartphones y tablets en campo (RNF-02).</w:t>
       </w:r>
     </w:p>
     <w:p>
@@ -34247,7 +35919,7 @@
         <w:jc w:val="both"/>
       </w:pPr>
       <w:r>
-        <w:t xml:space="preserve">Actualización de Docker Compose con la carga automática de datos iniciales (estaciones, zonas turísticas y preferencias).</w:t>
+        <w:t>Actualización de Docker Compose con la carga automática de datos iniciales (estaciones, zonas turísticas y preferencias).</w:t>
       </w:r>
     </w:p>
     <w:p>
@@ -34261,6 +35933,7 @@
         <w:jc w:val="both"/>
       </w:pPr>
       <w:r>
+        <w:lastRenderedPageBreak/>
         <w:t>Documentación final del manual de usuario y del manual de instalación del sistema.</w:t>
       </w:r>
     </w:p>
@@ -34275,9 +35948,7 @@
         <w:jc w:val="both"/>
       </w:pPr>
       <w:r>
-        <w:t xml:space="preserve">Retrospectiva: El equipo concluyó que el uso de mocks desde el Sprint 0 permitió avanzar el desarrollo sin bloquearse por la disponibilidad de las APIs reales de PeruRail y SENAMHI; asimismo, se identificó tarde la necesidad del control de aforo (surgida como mejora tras la revisión del Sprint 3), por lo que se </w:t>
-        <w:lastRenderedPageBreak/>
-        <w:t>recomienda revisar este tipo de reglas de negocio específicas del dominio turístico desde el Sprint 0 en futuros proyectos similares.</w:t>
+        <w:t>Retrospectiva: El equipo concluyó que el uso de mocks desde el Sprint 0 permitió avanzar el desarrollo sin bloquearse por la disponibilidad de las APIs reales de PeruRail y SENAMHI; asimismo, se identificó tarde la necesidad del control de aforo (surgida como mejora tras la revisión del Sprint 3), por lo que se recomienda revisar este tipo de reglas de negocio específicas del dominio turístico desde el Sprint 0 en futuros proyectos similares.</w:t>
       </w:r>
     </w:p>
     <w:p>
@@ -34300,7 +35971,7 @@
           <w:szCs w:val="28"/>
         </w:rPr>
       </w:pPr>
-      <w:bookmarkStart w:id="31" w:name="_Toc239283083"/>
+      <w:bookmarkStart w:id="31" w:name="_Toc240127863"/>
       <w:r>
         <w:rPr>
           <w:rFonts w:ascii="Calibri" w:hAnsi="Calibri" w:cs="Calibri"/>
@@ -34330,7 +36001,7 @@
       <w:r>
         <w:tab/>
       </w:r>
-      <w:bookmarkStart w:id="32" w:name="_Toc239283084"/>
+      <w:bookmarkStart w:id="32" w:name="_Toc240127864"/>
       <w:r>
         <w:rPr>
           <w:rFonts w:ascii="Calibri" w:hAnsi="Calibri" w:cs="Calibri"/>
@@ -34426,7 +36097,7 @@
         <w:jc w:val="both"/>
       </w:pPr>
       <w:r>
-        <w:t xml:space="preserve">Sincronización de datos con PeruRail y SENAMHI.</w:t>
+        <w:t>Sincronización de datos con PeruRail y SENAMHI.</w:t>
       </w:r>
     </w:p>
     <w:p>
@@ -34505,7 +36176,7 @@
           <w:lang w:val="es-ES"/>
         </w:rPr>
       </w:pPr>
-      <w:bookmarkStart w:id="33" w:name="_Toc239283085"/>
+      <w:bookmarkStart w:id="33" w:name="_Toc240127865"/>
       <w:r>
         <w:rPr>
           <w:rFonts w:ascii="Calibri" w:hAnsi="Calibri" w:cs="Calibri"/>
@@ -34554,9 +36225,11 @@
       </w:pPr>
       <w:r>
         <w:tab/>
+      </w:r>
+      <w:r>
         <w:tab/>
       </w:r>
-      <w:bookmarkStart w:id="34" w:name="_Toc239283086"/>
+      <w:bookmarkStart w:id="34" w:name="_Toc240127866"/>
       <w:r>
         <w:rPr>
           <w:b/>
@@ -34576,7 +36249,7 @@
         <w:jc w:val="both"/>
       </w:pPr>
       <w:r>
-        <w:t xml:space="preserve">Las pruebas de caja blanca evalúan la estructura interna y la lógica de los componentes de software (funciones, métodos y clases). Para este proyecto se utiliza la técnica de Cobertura de Caminos (o Decisiones), garantizando que cada flujo lógico e instrucción condicional (if/else) dentro del backend sea ejecutado y validado.</w:t>
+        <w:t>Las pruebas de caja blanca evalúan la estructura interna y la lógica de los componentes de software (funciones, métodos y clases). Para este proyecto se utiliza la técnica de Cobertura de Caminos (o Decisiones), garantizando que cada flujo lógico e instrucción condicional (if/else) dentro del backend sea ejecutado y validado.</w:t>
       </w:r>
     </w:p>
     <w:p>
@@ -34610,16 +36283,76 @@
           <w:bCs/>
         </w:rPr>
         <w:br/>
+      </w:r>
+      <w:r>
+        <w:rPr>
+          <w:b/>
+          <w:bCs/>
+        </w:rPr>
         <w:br/>
-        <w:br/>
+      </w:r>
+      <w:r>
+        <w:rPr>
+          <w:b/>
+          <w:bCs/>
+        </w:rPr>
         <w:lastRenderedPageBreak/>
         <w:br/>
+      </w:r>
+      <w:r>
+        <w:rPr>
+          <w:b/>
+          <w:bCs/>
+        </w:rPr>
         <w:br/>
+      </w:r>
+      <w:r>
+        <w:rPr>
+          <w:b/>
+          <w:bCs/>
+        </w:rPr>
         <w:br/>
+      </w:r>
+      <w:r>
+        <w:rPr>
+          <w:b/>
+          <w:bCs/>
+        </w:rPr>
         <w:br/>
+      </w:r>
+      <w:r>
+        <w:rPr>
+          <w:b/>
+          <w:bCs/>
+        </w:rPr>
         <w:br/>
+      </w:r>
+      <w:r>
+        <w:rPr>
+          <w:b/>
+          <w:bCs/>
+        </w:rPr>
         <w:br/>
+      </w:r>
+      <w:r>
+        <w:rPr>
+          <w:b/>
+          <w:bCs/>
+        </w:rPr>
         <w:br/>
+      </w:r>
+      <w:r>
+        <w:rPr>
+          <w:b/>
+          <w:bCs/>
+        </w:rPr>
+        <w:br/>
+      </w:r>
+      <w:r>
+        <w:rPr>
+          <w:b/>
+          <w:bCs/>
+        </w:rPr>
         <w:br/>
         <w:t>Matriz de casos de prueba de caja blanca</w:t>
       </w:r>
@@ -34771,7 +36504,7 @@
                 <w:sz w:val="17"/>
                 <w:szCs w:val="17"/>
               </w:rPr>
-              <w:t xml:space="preserve">Salida Esperada (Return / Estado)</w:t>
+              <w:t>Salida Esperada (Return / Estado)</w:t>
             </w:r>
           </w:p>
         </w:tc>
@@ -34884,7 +36617,7 @@
                 <w:sz w:val="17"/>
                 <w:szCs w:val="17"/>
               </w:rPr>
-              <w:t xml:space="preserve">estacionOrigen = Ollantaytambo (EstIdEstacion=4); zonaDestino = Conjunto Arqueológico de Ollantaytambo (distanciaIda = 0.60 km); niveles sembrados: Baja hasta 3.00 km a 12 min/km</w:t>
+              <w:t>estacionOrigen = Ollantaytambo (EstIdEstacion=4); zonaDestino = Conjunto Arqueológico de Ollantaytambo (distanciaIda = 0.60 km); niveles sembrados: Baja hasta 3.00 km a 12 min/km</w:t>
             </w:r>
           </w:p>
         </w:tc>
@@ -34905,7 +36638,7 @@
                 <w:sz w:val="17"/>
                 <w:szCs w:val="17"/>
               </w:rPr>
-              <w:t xml:space="preserve">return RutaCalculada{RutDistanciaKm=1.20, RutTiempoEstimadoMin=14, dificultad=Baja, RutEsIdaVuelta=true} (circuito cerrado calculado correctamente).</w:t>
+              <w:t>return RutaCalculada{RutDistanciaKm=1.20, RutTiempoEstimadoMin=14, dificultad=Baja, RutEsIdaVuelta=true} (circuito cerrado calculado correctamente).</w:t>
             </w:r>
           </w:p>
         </w:tc>
@@ -35015,7 +36748,7 @@
                 <w:sz w:val="17"/>
                 <w:szCs w:val="17"/>
               </w:rPr>
-              <w:t xml:space="preserve">estacionOrigen = Aguas Calientes (EstIdEstacion=5); zonaDestino asociada a la misma estación (distanciaIda = 0.0 km)</w:t>
+              <w:t>estacionOrigen = Aguas Calientes (EstIdEstacion=5); zonaDestino asociada a la misma estación (distanciaIda = 0.0 km)</w:t>
             </w:r>
           </w:p>
         </w:tc>
@@ -35036,7 +36769,7 @@
                 <w:sz w:val="17"/>
                 <w:szCs w:val="17"/>
               </w:rPr>
-              <w:t xml:space="preserve">throw RutaInvalidaException("La zona turística debe encontrarse a una distancia caminable mayor a cero").</w:t>
+              <w:t>throw RutaInvalidaException("La zona turística debe encontrarse a una distancia caminable mayor a cero").</w:t>
             </w:r>
           </w:p>
         </w:tc>
@@ -35125,7 +36858,7 @@
                 <w:sz w:val="17"/>
                 <w:szCs w:val="17"/>
               </w:rPr>
-              <w:t xml:space="preserve">Ruta Única (Persistencia): el feed recibido de SENAMHI contiene una probabilidad de lluvia dentro del rango válido (0-100); el sistema inserta o actualiza el registro en PrevisionClima.</w:t>
+              <w:t>Ruta Única (Persistencia): el feed recibido de SENAMHI contiene una probabilidad de lluvia dentro del rango válido (0-100); el sistema inserta o actualiza el registro en PrevisionClima.</w:t>
             </w:r>
           </w:p>
         </w:tc>
@@ -35146,7 +36879,7 @@
                 <w:sz w:val="17"/>
                 <w:szCs w:val="17"/>
               </w:rPr>
-              <w:t xml:space="preserve">CliIdEstacion=3; CliFecha=29/08/2026; CliProbabilidadLluvia=45.0; CliTemperaturaMinimaC=6.0; CliTemperaturaMaximaC=14.5</w:t>
+              <w:t>CliIdEstacion=3; CliFecha=29/08/2026; CliProbabilidadLluvia=45.0; CliTemperaturaMinimaC=6.0; CliTemperaturaMaximaC=14.5</w:t>
             </w:r>
           </w:p>
         </w:tc>
@@ -35167,7 +36900,7 @@
                 <w:sz w:val="17"/>
                 <w:szCs w:val="17"/>
               </w:rPr>
-              <w:t xml:space="preserve">status = 200 OK (registro de PrevisionClima guardado/actualizado correctamente).</w:t>
+              <w:t>status = 200 OK (registro de PrevisionClima guardado/actualizado correctamente).</w:t>
             </w:r>
           </w:p>
         </w:tc>
@@ -35256,7 +36989,7 @@
                 <w:sz w:val="17"/>
                 <w:szCs w:val="17"/>
               </w:rPr>
-              <w:t xml:space="preserve">Ruta Alterna (Falso): el feed recibido contiene una probabilidad de lluvia fuera del rango permitido (mayor a 100); el sistema descarta el registro.</w:t>
+              <w:t>Ruta Alterna (Falso): el feed recibido contiene una probabilidad de lluvia fuera del rango permitido (mayor a 100); el sistema descarta el registro.</w:t>
             </w:r>
           </w:p>
         </w:tc>
@@ -35277,7 +37010,7 @@
                 <w:sz w:val="17"/>
                 <w:szCs w:val="17"/>
               </w:rPr>
-              <w:t xml:space="preserve">CliIdEstacion=3; CliProbabilidadLluvia=135.0</w:t>
+              <w:t>CliIdEstacion=3; CliProbabilidadLluvia=135.0</w:t>
             </w:r>
           </w:p>
         </w:tc>
@@ -35298,7 +37031,7 @@
                 <w:sz w:val="17"/>
                 <w:szCs w:val="17"/>
               </w:rPr>
-              <w:t xml:space="preserve">throw FeedInvalidoException("Probabilidad de lluvia fuera de rango (0-100)") (registro descartado, no se persiste).</w:t>
+              <w:t>throw FeedInvalidoException("Probabilidad de lluvia fuera de rango (0-100)") (registro descartado, no se persiste).</w:t>
             </w:r>
           </w:p>
         </w:tc>
@@ -35388,7 +37121,7 @@
                 <w:sz w:val="17"/>
                 <w:szCs w:val="17"/>
               </w:rPr>
-              <w:t xml:space="preserve">Ruta A (Verdadero): la tarifa recibida es un valor numérico positivo; el sistema acepta el dato y habilita su persistencia en ServicioTren.</w:t>
+              <w:t>Ruta A (Verdadero): la tarifa recibida es un valor numérico positivo; el sistema acepta el dato y habilita su persistencia en ServicioTren.</w:t>
             </w:r>
           </w:p>
         </w:tc>
@@ -35409,7 +37142,7 @@
                 <w:sz w:val="17"/>
                 <w:szCs w:val="17"/>
               </w:rPr>
-              <w:t xml:space="preserve">SerTarifa = 65.00</w:t>
+              <w:t>SerTarifa = 65.00</w:t>
             </w:r>
           </w:p>
         </w:tc>
@@ -35430,7 +37163,7 @@
                 <w:sz w:val="17"/>
                 <w:szCs w:val="17"/>
               </w:rPr>
-              <w:t xml:space="preserve">return true (habilita la persistencia de la tarifa).</w:t>
+              <w:t>return true (habilita la persistencia de la tarifa).</w:t>
             </w:r>
           </w:p>
         </w:tc>
@@ -35540,7 +37273,7 @@
                 <w:sz w:val="17"/>
                 <w:szCs w:val="17"/>
               </w:rPr>
-              <w:t xml:space="preserve">SerTarifa = -10.00</w:t>
+              <w:t>SerTarifa = -10.00</w:t>
             </w:r>
           </w:p>
         </w:tc>
@@ -35561,7 +37294,7 @@
                 <w:sz w:val="17"/>
                 <w:szCs w:val="17"/>
               </w:rPr>
-              <w:t xml:space="preserve">throw TarifaInvalidaException("La tarifa debe ser un valor mayor a cero") (no se persiste).</w:t>
+              <w:t>throw TarifaInvalidaException("La tarifa debe ser un valor mayor a cero") (no se persiste).</w:t>
             </w:r>
           </w:p>
         </w:tc>
@@ -35671,7 +37404,7 @@
                 <w:sz w:val="17"/>
                 <w:szCs w:val="17"/>
               </w:rPr>
-              <w:t xml:space="preserve">AudOperacion="UPDATE"; AudValorAnterior="EstEstado=Activa"; AudValorNuevo="EstEstado=Inactiva"</w:t>
+              <w:t>AudOperacion="UPDATE"; AudValorAnterior="EstEstado=Activa"; AudValorNuevo="EstEstado=Inactiva"</w:t>
             </w:r>
           </w:p>
         </w:tc>
@@ -35692,7 +37425,7 @@
                 <w:sz w:val="17"/>
                 <w:szCs w:val="17"/>
               </w:rPr>
-              <w:t xml:space="preserve">status = 200 OK (registro guardado con éxito en AuditoriaLog).</w:t>
+              <w:t>status = 200 OK (registro guardado con éxito en AuditoriaLog).</w:t>
             </w:r>
           </w:p>
         </w:tc>
@@ -35781,7 +37514,7 @@
                 <w:sz w:val="17"/>
                 <w:szCs w:val="17"/>
               </w:rPr>
-              <w:t xml:space="preserve">Ruta A (Cumple condición): la zona turística tiene ZonCupoMaximoDiario configurado y queda cupo para todas las personas del grupo; el sistema incrementa el contador de forma atómica y permite continuar.</w:t>
+              <w:t>Ruta A (Cumple condición): la zona turística tiene ZonCupoMaximoDiario configurado y queda cupo para todas las personas del grupo; el sistema incrementa el contador de forma atómica y permite continuar.</w:t>
             </w:r>
           </w:p>
         </w:tc>
@@ -35802,7 +37535,7 @@
                 <w:sz w:val="17"/>
                 <w:szCs w:val="17"/>
               </w:rPr>
-              <w:t xml:space="preserve">ZonIdZona=6 (Conjunto Arqueológico de Ollantaytambo); ZonCupoMaximoDiario=500; AfoFecha=30/08/2026; AfoCupoUtilizado=320; personas=3</w:t>
+              <w:t>ZonIdZona=6 (Conjunto Arqueológico de Ollantaytambo); ZonCupoMaximoDiario=500; AfoFecha=30/08/2026; AfoCupoUtilizado=320; personas=3</w:t>
             </w:r>
           </w:p>
         </w:tc>
@@ -35823,7 +37556,7 @@
                 <w:sz w:val="17"/>
                 <w:szCs w:val="17"/>
               </w:rPr>
-              <w:t xml:space="preserve">return true (AfoCupoUtilizado actualizado a 323; habilita la generación del informe).</w:t>
+              <w:t>return true (AfoCupoUtilizado actualizado a 323; habilita la generación del informe).</w:t>
             </w:r>
           </w:p>
         </w:tc>
@@ -35933,7 +37666,7 @@
                 <w:sz w:val="17"/>
                 <w:szCs w:val="17"/>
               </w:rPr>
-              <w:t xml:space="preserve">ZonIdZona=6 (Conjunto Arqueológico de Ollantaytambo); ZonCupoMaximoDiario=500; AfoFecha=30/08/2026; AfoCupoUtilizado=498; personas=3</w:t>
+              <w:t>ZonIdZona=6 (Conjunto Arqueológico de Ollantaytambo); ZonCupoMaximoDiario=500; AfoFecha=30/08/2026; AfoCupoUtilizado=498; personas=3</w:t>
             </w:r>
           </w:p>
         </w:tc>
@@ -35954,7 +37687,7 @@
                 <w:sz w:val="17"/>
                 <w:szCs w:val="17"/>
               </w:rPr>
-              <w:t xml:space="preserve">throw AforoCompletoException("...solo tiene 2 cupo(s) libre(s) y el grupo es de 3 personas..."), indicando la primera fecha posterior que sí admite al grupo completo (no se persiste el incremento).</w:t>
+              <w:t>throw AforoCompletoException("...solo tiene 2 cupo(s) libre(s) y el grupo es de 3 personas..."), indicando la primera fecha posterior que sí admite al grupo completo (no se persiste el incremento).</w:t>
             </w:r>
           </w:p>
         </w:tc>
@@ -36065,7 +37798,7 @@
                 <w:sz w:val="17"/>
                 <w:szCs w:val="17"/>
               </w:rPr>
-              <w:t xml:space="preserve">ambito="Tren", edad=15 · ambito="Zona", edad=15 (tramos sembrados: Tren Adulto desde 12; Zona Niño hasta 17)</w:t>
+              <w:t>ambito="Tren", edad=15 · ambito="Zona", edad=15 (tramos sembrados: Tren Adulto desde 12; Zona Niño hasta 17)</w:t>
             </w:r>
           </w:p>
         </w:tc>
@@ -36086,7 +37819,7 @@
                 <w:sz w:val="17"/>
                 <w:szCs w:val="17"/>
               </w:rPr>
-              <w:t xml:space="preserve">return CategoriaVisitante{CatNombre="Adulto", CatFactorPrecio=1.0000} en el tren y CategoriaVisitante{CatNombre="Niño", CatFactorPrecio=0.6800} en la zona.</w:t>
+              <w:t>return CategoriaVisitante{CatNombre="Adulto", CatFactorPrecio=1.0000} en el tren y CategoriaVisitante{CatNombre="Niño", CatFactorPrecio=0.6800} en la zona.</w:t>
             </w:r>
           </w:p>
         </w:tc>
@@ -36217,7 +37950,7 @@
                 <w:sz w:val="17"/>
                 <w:szCs w:val="17"/>
               </w:rPr>
-              <w:t xml:space="preserve">throw TarifaInvalidaException("No hay tarifa configurada para la edad 130 en el ámbito Tren").</w:t>
+              <w:t>throw TarifaInvalidaException("No hay tarifa configurada para la edad 130 en el ámbito Tren").</w:t>
             </w:r>
           </w:p>
         </w:tc>
@@ -36306,7 +38039,7 @@
                 <w:sz w:val="17"/>
                 <w:szCs w:val="17"/>
               </w:rPr>
-              <w:t xml:space="preserve">Ruta Única (Persistencia / Auditoría): servicio de tren existente en la base de datos; el sistema elimina físicamente el registro de ServicioTren y registra la operación en AuditoriaLog con tipo DELETE, preservando los datos anteriores y valor nuevo nulo.</w:t>
+              <w:t>Ruta Única (Persistencia / Auditoría): servicio de tren existente en la base de datos; el sistema elimina físicamente el registro de ServicioTren y registra la operación en AuditoriaLog con tipo DELETE, preservando los datos anteriores y valor nuevo nulo.</w:t>
             </w:r>
           </w:p>
         </w:tc>
@@ -36348,7 +38081,7 @@
                 <w:sz w:val="17"/>
                 <w:szCs w:val="17"/>
               </w:rPr>
-              <w:t xml:space="preserve">status = 200 OK (servicio eliminado de BD y auditoría registrada con AudOperacion='DELETE').</w:t>
+              <w:t>status = 200 OK (servicio eliminado de BD y auditoría registrada con AudOperacion='DELETE').</w:t>
             </w:r>
           </w:p>
         </w:tc>
@@ -36458,7 +38191,7 @@
                 <w:sz w:val="17"/>
                 <w:szCs w:val="17"/>
               </w:rPr>
-              <w:t xml:space="preserve">nombreUsuario = "turista_jose"</w:t>
+              <w:t>nombreUsuario = "turista_jose"</w:t>
             </w:r>
           </w:p>
         </w:tc>
@@ -36479,7 +38212,7 @@
                 <w:sz w:val="17"/>
                 <w:szCs w:val="17"/>
               </w:rPr>
-              <w:t xml:space="preserve">return List&lt;InformePlanificacion&gt; (lista de informes ordenados por InfFechaEmision DESC).</w:t>
+              <w:t>return List&lt;InformePlanificacion&gt; (lista de informes ordenados por InfFechaEmision DESC).</w:t>
             </w:r>
           </w:p>
         </w:tc>
@@ -36590,7 +38323,7 @@
                 <w:sz w:val="17"/>
                 <w:szCs w:val="17"/>
               </w:rPr>
-              <w:t xml:space="preserve">SerHorarioSalida=21:00; SerHorarioLlegada=08:00; SerTiempoTransitoMin=null (servicio Puno – Arequipa)</w:t>
+              <w:t>SerHorarioSalida=21:00; SerHorarioLlegada=08:00; SerTiempoTransitoMin=null (servicio Puno – Arequipa)</w:t>
             </w:r>
           </w:p>
         </w:tc>
@@ -36611,7 +38344,7 @@
                 <w:sz w:val="17"/>
                 <w:szCs w:val="17"/>
               </w:rPr>
-              <w:t xml:space="preserve">return ServicioTren{SerTiempoTransitoMin=660} (se persiste con 660 minutos, no con -780).</w:t>
+              <w:t>return ServicioTren{SerTiempoTransitoMin=660} (se persiste con 660 minutos, no con -780).</w:t>
             </w:r>
           </w:p>
         </w:tc>
@@ -36721,7 +38454,7 @@
                 <w:sz w:val="17"/>
                 <w:szCs w:val="17"/>
               </w:rPr>
-              <w:t xml:space="preserve">SerHorarioSalida=08:30; SerHorarioLlegada=08:30; SerTarifa=95.00</w:t>
+              <w:t>SerHorarioSalida=08:30; SerHorarioLlegada=08:30; SerTarifa=95.00</w:t>
             </w:r>
           </w:p>
         </w:tc>
@@ -36742,7 +38475,7 @@
                 <w:sz w:val="17"/>
                 <w:szCs w:val="17"/>
               </w:rPr>
-              <w:t xml:space="preserve">throw ServicioTrenInvalidoException("La hora de llegada debe ser distinta de la hora de salida") (no se persiste ni se audita).</w:t>
+              <w:t>throw ServicioTrenInvalidoException("La hora de llegada debe ser distinta de la hora de salida") (no se persiste ni se audita).</w:t>
             </w:r>
           </w:p>
         </w:tc>
@@ -36831,7 +38564,7 @@
                 <w:sz w:val="17"/>
                 <w:szCs w:val="17"/>
               </w:rPr>
-              <w:t xml:space="preserve">Ruta A (Cumple condición): datos válidos de auto-registro; el sistema cifra la contraseña con BCrypt, fija el rol TURISTA_PUBLICO sin tomarlo de la petición, normaliza el correo a minúsculas y deja traza en auditoría a nombre de SISTEMA.</w:t>
+              <w:t>Ruta A (Cumple condición): datos válidos de auto-registro; el sistema cifra la contraseña con BCrypt, fija el rol TURISTA_PUBLICO sin tomarlo de la petición, normaliza el correo a minúsculas y deja traza en auditoría a nombre de SISTEMA.</w:t>
             </w:r>
           </w:p>
         </w:tc>
@@ -36873,7 +38606,7 @@
                 <w:sz w:val="17"/>
                 <w:szCs w:val="17"/>
               </w:rPr>
-              <w:t xml:space="preserve">return Usuario{rol=TURISTA_PUBLICO, estado=Activo, email=ana.perez@correo.pe, contraseña=hash BCrypt} + AuditoriaLog INSERT (SISTEMA).</w:t>
+              <w:t>return Usuario{rol=TURISTA_PUBLICO, estado=Activo, email=ana.perez@correo.pe, contraseña=hash BCrypt} + AuditoriaLog INSERT (SISTEMA).</w:t>
             </w:r>
           </w:p>
         </w:tc>
@@ -36941,7 +38674,7 @@
                 <w:sz w:val="17"/>
                 <w:szCs w:val="17"/>
               </w:rPr>
-              <w:t xml:space="preserve">registrarTurista() / RegistroUsuarioDTO</w:t>
+              <w:t>registrarTurista() / RegistroUsuarioDTO</w:t>
             </w:r>
           </w:p>
         </w:tc>
@@ -37004,7 +38737,7 @@
                 <w:sz w:val="17"/>
                 <w:szCs w:val="17"/>
               </w:rPr>
-              <w:t xml:space="preserve">throw IllegalArgumentException("Las contraseñas no coinciden"); violación de @Pattern en email ("El correo electrónico debe incluir un dominio válido"). Sin save ni auditoría.</w:t>
+              <w:t>throw IllegalArgumentException("Las contraseñas no coinciden"); violación de @Pattern en email ("El correo electrónico debe incluir un dominio válido"). Sin save ni auditoría.</w:t>
             </w:r>
           </w:p>
         </w:tc>
@@ -37093,7 +38826,7 @@
                 <w:sz w:val="17"/>
                 <w:szCs w:val="17"/>
               </w:rPr>
-              <w:t xml:space="preserve">Ruta B (Falso): llegada = salida + tránsito, así que validarHorarios() lo acepta, pero los 89 km de vía estimados (71.6 km en línea recta × 1,25) en 20 minutos implican 268 km/h; el sistema rechaza el servicio antes de persistirlo.</w:t>
+              <w:t>Ruta B (Falso): llegada = salida + tránsito, así que validarHorarios() lo acepta, pero los 89 km de vía estimados (71.6 km en línea recta × 1,25) en 20 minutos implican 268 km/h; el sistema rechaza el servicio antes de persistirlo.</w:t>
             </w:r>
           </w:p>
         </w:tc>
@@ -37114,7 +38847,7 @@
                 <w:sz w:val="17"/>
                 <w:szCs w:val="17"/>
               </w:rPr>
-              <w:t xml:space="preserve">SerIdEstacionOrigen=San Pedro (-13.5225, -71.9822); SerIdEstacionDestino=Machu Picchu (-13.1547, -72.5250); SerHorarioSalida=06:10; SerHorarioLlegada=06:30; SerTarifa=360.00</w:t>
+              <w:t>SerIdEstacionOrigen=San Pedro (-13.5225, -71.9822); SerIdEstacionDestino=Machu Picchu (-13.1547, -72.5250); SerHorarioSalida=06:10; SerHorarioLlegada=06:30; SerTarifa=360.00</w:t>
             </w:r>
           </w:p>
         </w:tc>
@@ -37135,7 +38868,7 @@
                 <w:sz w:val="17"/>
                 <w:szCs w:val="17"/>
               </w:rPr>
-              <w:t xml:space="preserve">throw ServicioTrenInvalidoException("Con 20 minutos de viaje el tren iría a 268 km/h … ningún servicio de la red supera los 80 km/h"). Sin save ni auditoría. El mismo tramo con llegada 09:54 (224 min, 24 km/h) se acepta.</w:t>
+              <w:t>throw ServicioTrenInvalidoException("Con 20 minutos de viaje el tren iría a 268 km/h … ningún servicio de la red supera los 80 km/h"). Sin save ni auditoría. El mismo tramo con llegada 09:54 (224 min, 24 km/h) se acepta.</w:t>
             </w:r>
           </w:p>
         </w:tc>
@@ -37204,7 +38937,7 @@
                 <w:sz w:val="17"/>
                 <w:szCs w:val="17"/>
               </w:rPr>
-              <w:t xml:space="preserve">calcularRutaPeatonalIdaVuelta() / clasificarDificultad()</w:t>
+              <w:t>calcularRutaPeatonalIdaVuelta() / clasificarDificultad()</w:t>
             </w:r>
           </w:p>
         </w:tc>
@@ -37246,7 +38979,7 @@
                 <w:sz w:val="17"/>
                 <w:szCs w:val="17"/>
               </w:rPr>
-              <w:t xml:space="preserve">estacionOrigen=Puno (-15.8402, -70.0219); zonaDestino=Llaqta de Machu Picchu (-13.1936, -72.5481); niveles Baja 3 km, Media 6 km, Alta 40 km</w:t>
+              <w:t>estacionOrigen=Puno (-15.8402, -70.0219); zonaDestino=Llaqta de Machu Picchu (-13.1936, -72.5481); niveles Baja 3 km, Media 6 km, Alta 40 km</w:t>
             </w:r>
           </w:p>
         </w:tc>
@@ -37267,7 +39000,7 @@
                 <w:sz w:val="17"/>
                 <w:szCs w:val="17"/>
               </w:rPr>
-              <w:t xml:space="preserve">throw RutaInvalidaException("Desde Estacion Puno, la zona turística Llaqta de Machu Picchu queda a 400.67 km: el circuito de ida y vuelta (801.34 km) supera los 40 km…"). Un circuito de exactamente 40.00 km todavía se clasifica como Alta.</w:t>
+              <w:t>throw RutaInvalidaException("Desde Estacion Puno, la zona turística Llaqta de Machu Picchu queda a 400.67 km: el circuito de ida y vuelta (801.34 km) supera los 40 km…"). Un circuito de exactamente 40.00 km todavía se clasifica como Alta.</w:t>
             </w:r>
           </w:p>
         </w:tc>
@@ -37314,8 +39047,7 @@
                 <w:sz w:val="17"/>
                 <w:szCs w:val="17"/>
               </w:rPr>
-              <w:lastRenderedPageBreak/>
-              <w:t xml:space="preserve">CB-20</w:t>
+              <w:t>CB-20</w:t>
             </w:r>
           </w:p>
         </w:tc>
@@ -37336,7 +39068,7 @@
                 <w:sz w:val="17"/>
                 <w:szCs w:val="17"/>
               </w:rPr>
-              <w:t xml:space="preserve">registrarPreferencia()</w:t>
+              <w:t>registrarPreferencia()</w:t>
             </w:r>
           </w:p>
         </w:tc>
@@ -37357,7 +39089,7 @@
                 <w:sz w:val="17"/>
                 <w:szCs w:val="17"/>
               </w:rPr>
-              <w:t xml:space="preserve">Ruta A (Cumple condición): nombre nuevo; el sistema lo recorta, guarda la preferencia y deja traza INSERT en AuditoriaLog a nombre del operador.</w:t>
+              <w:t>Ruta A (Cumple condición): nombre nuevo; el sistema lo recorta, guarda la preferencia y deja traza INSERT en AuditoriaLog a nombre del operador.</w:t>
             </w:r>
           </w:p>
         </w:tc>
@@ -37378,7 +39110,7 @@
                 <w:sz w:val="17"/>
                 <w:szCs w:val="17"/>
               </w:rPr>
-              <w:t xml:space="preserve">nombre=«  Astronomía »; descripcion=«Cielos del altiplano »; usuario=travel_ana</w:t>
+              <w:t>nombre=«  Astronomía »; descripcion=«Cielos del altiplano »; usuario=travel_ana</w:t>
             </w:r>
           </w:p>
         </w:tc>
@@ -37399,7 +39131,7 @@
                 <w:sz w:val="17"/>
                 <w:szCs w:val="17"/>
               </w:rPr>
-              <w:t xml:space="preserve">return Preferencia{id=9, nombre=Astronomía, descripcion=Cielos del altiplano} + AuditoriaLog INSERT preferencia ("PreNombre=Astronomía; PreDescripcion=Cielos del altiplano").</w:t>
+              <w:t>return Preferencia{id=9, nombre=Astronomía, descripcion=Cielos del altiplano} + AuditoriaLog INSERT preferencia ("PreNombre=Astronomía; PreDescripcion=Cielos del altiplano").</w:t>
             </w:r>
           </w:p>
         </w:tc>
@@ -37420,7 +39152,7 @@
                 <w:sz w:val="17"/>
                 <w:szCs w:val="17"/>
               </w:rPr>
-              <w:t xml:space="preserve">Exitoso</w:t>
+              <w:t>Exitoso</w:t>
             </w:r>
           </w:p>
         </w:tc>
@@ -37446,8 +39178,7 @@
                 <w:sz w:val="17"/>
                 <w:szCs w:val="17"/>
               </w:rPr>
-              <w:lastRenderedPageBreak/>
-              <w:t xml:space="preserve">CB-21</w:t>
+              <w:t>CB-21</w:t>
             </w:r>
           </w:p>
         </w:tc>
@@ -37468,7 +39199,7 @@
                 <w:sz w:val="17"/>
                 <w:szCs w:val="17"/>
               </w:rPr>
-              <w:t xml:space="preserve">registrarPreferencia()</w:t>
+              <w:t>registrarPreferencia()</w:t>
             </w:r>
           </w:p>
         </w:tc>
@@ -37489,7 +39220,7 @@
                 <w:sz w:val="17"/>
                 <w:szCs w:val="17"/>
               </w:rPr>
-              <w:t xml:space="preserve">Ruta B (Falso): ya existe una preferencia con el mismo nombre sin distinguir mayúsculas, o el nombre llega vacío o supera los 30 caracteres; el sistema rechaza el alta antes de persistir.</w:t>
+              <w:t>Ruta B (Falso): ya existe una preferencia con el mismo nombre sin distinguir mayúsculas, o el nombre llega vacío o supera los 30 caracteres; el sistema rechaza el alta antes de persistir.</w:t>
             </w:r>
           </w:p>
         </w:tc>
@@ -37510,7 +39241,7 @@
                 <w:sz w:val="17"/>
                 <w:szCs w:val="17"/>
               </w:rPr>
-              <w:t xml:space="preserve">nombre=«GASTRONOMIA» (existe «Gastronomia») · nombre=«   » · nombre de 31 caracteres</w:t>
+              <w:t>nombre=«GASTRONOMIA» (existe «Gastronomia») · nombre=«   » · nombre de 31 caracteres</w:t>
             </w:r>
           </w:p>
         </w:tc>
@@ -37531,7 +39262,7 @@
                 <w:sz w:val="17"/>
                 <w:szCs w:val="17"/>
               </w:rPr>
-              <w:t xml:space="preserve">throw IllegalArgumentException("Ya existe la preferencia «Gastronomia»") / ("El nombre de la preferencia es obligatorio") / ("…no puede superar los 30 caracteres"). Sin save ni auditoría.</w:t>
+              <w:t>throw IllegalArgumentException("Ya existe la preferencia «Gastronomia»") / ("El nombre de la preferencia es obligatorio") / ("…no puede superar los 30 caracteres"). Sin save ni auditoría.</w:t>
             </w:r>
           </w:p>
         </w:tc>
@@ -37552,7 +39283,7 @@
                 <w:sz w:val="17"/>
                 <w:szCs w:val="17"/>
               </w:rPr>
-              <w:t xml:space="preserve">Exitoso</w:t>
+              <w:t>Exitoso</w:t>
             </w:r>
           </w:p>
         </w:tc>
@@ -37576,7 +39307,7 @@
           <w:szCs w:val="22"/>
         </w:rPr>
       </w:pPr>
-      <w:bookmarkStart w:id="35" w:name="_Toc239283087"/>
+      <w:bookmarkStart w:id="35" w:name="_Toc240127867"/>
       <w:r>
         <w:rPr>
           <w:b/>
@@ -37663,6 +39394,7 @@
                 <w:sz w:val="17"/>
                 <w:szCs w:val="17"/>
               </w:rPr>
+              <w:lastRenderedPageBreak/>
               <w:t>ID</w:t>
             </w:r>
           </w:p>
@@ -38182,7 +39914,6 @@
                 <w:sz w:val="17"/>
                 <w:szCs w:val="17"/>
               </w:rPr>
-              <w:lastRenderedPageBreak/>
               <w:t>CN-03</w:t>
             </w:r>
           </w:p>
@@ -38399,8 +40130,20 @@
                 <w:szCs w:val="17"/>
               </w:rPr>
               <w:t xml:space="preserve">1) Ir a "Registrar Zona Turística". </w:t>
+            </w:r>
+            <w:r>
+              <w:rPr>
+                <w:sz w:val="17"/>
+                <w:szCs w:val="17"/>
+              </w:rPr>
               <w:br/>
               <w:t xml:space="preserve">2) Ingresar nombre, descripción, preferencias y estación cercana. </w:t>
+            </w:r>
+            <w:r>
+              <w:rPr>
+                <w:sz w:val="17"/>
+                <w:szCs w:val="17"/>
+              </w:rPr>
               <w:br/>
               <w:t>3) Clic en "Guardar".</w:t>
             </w:r>
@@ -38423,7 +40166,7 @@
                 <w:sz w:val="17"/>
                 <w:szCs w:val="17"/>
               </w:rPr>
-              <w:t xml:space="preserve">ZonNombre="Salinas de Maras"; Preferencias=[Naturaleza]; ZonIdEstacionCercana=Urubamba</w:t>
+              <w:t>ZonNombre="Salinas de Maras"; Preferencias=[Naturaleza]; ZonIdEstacionCercana=Urubamba</w:t>
             </w:r>
           </w:p>
         </w:tc>
@@ -38444,7 +40187,7 @@
                 <w:sz w:val="17"/>
                 <w:szCs w:val="17"/>
               </w:rPr>
-              <w:t xml:space="preserve">El sistema guarda la zona turística, la muestra en el listado y genera un registro en AuditoriaLog.</w:t>
+              <w:t>El sistema guarda la zona turística, la muestra en el listado y genera un registro en AuditoriaLog.</w:t>
             </w:r>
           </w:p>
         </w:tc>
@@ -38555,8 +40298,20 @@
                 <w:szCs w:val="17"/>
               </w:rPr>
               <w:t xml:space="preserve">1) Ir a "Registrar Zona Turística". </w:t>
+            </w:r>
+            <w:r>
+              <w:rPr>
+                <w:sz w:val="17"/>
+                <w:szCs w:val="17"/>
+              </w:rPr>
               <w:br/>
               <w:t xml:space="preserve">2) Dejar el campo "Preferencias" sin seleccionar ninguna opción. </w:t>
+            </w:r>
+            <w:r>
+              <w:rPr>
+                <w:sz w:val="17"/>
+                <w:szCs w:val="17"/>
+              </w:rPr>
               <w:br/>
               <w:t>3) Clic en "Guardar".</w:t>
             </w:r>
@@ -38647,6 +40402,7 @@
                 <w:sz w:val="17"/>
                 <w:szCs w:val="17"/>
               </w:rPr>
+              <w:lastRenderedPageBreak/>
               <w:t>CN-06</w:t>
             </w:r>
           </w:p>
@@ -38711,6 +40467,12 @@
                 <w:szCs w:val="17"/>
               </w:rPr>
               <w:t xml:space="preserve">1) Ir a "Consultar Estaciones". </w:t>
+            </w:r>
+            <w:r>
+              <w:rPr>
+                <w:sz w:val="17"/>
+                <w:szCs w:val="17"/>
+              </w:rPr>
               <w:br/>
               <w:t>2) Verificar que la tabla se muestre sin opciones de edición o eliminación.</w:t>
             </w:r>
@@ -39123,7 +40885,6 @@
                 <w:sz w:val="17"/>
                 <w:szCs w:val="17"/>
               </w:rPr>
-              <w:lastRenderedPageBreak/>
               <w:t>CN-09</w:t>
             </w:r>
           </w:p>
@@ -39166,7 +40927,7 @@
                 <w:sz w:val="17"/>
                 <w:szCs w:val="17"/>
               </w:rPr>
-              <w:t xml:space="preserve">La zona turística tiene ZonCupoMaximoDiario configurado y el aforo de la fecha ya fue alcanzado (AfoCupoUtilizado = ZonCupoMaximoDiario).</w:t>
+              <w:t>La zona turística tiene ZonCupoMaximoDiario configurado y el aforo de la fecha ya fue alcanzado (AfoCupoUtilizado = ZonCupoMaximoDiario).</w:t>
             </w:r>
           </w:p>
         </w:tc>
@@ -39188,8 +40949,20 @@
                 <w:szCs w:val="17"/>
               </w:rPr>
               <w:t xml:space="preserve">1) Seleccionar la zona con aforo agotado. </w:t>
+            </w:r>
+            <w:r>
+              <w:rPr>
+                <w:sz w:val="17"/>
+                <w:szCs w:val="17"/>
+              </w:rPr>
               <w:br/>
               <w:t xml:space="preserve">2) Elegir la fecha ya completa. </w:t>
+            </w:r>
+            <w:r>
+              <w:rPr>
+                <w:sz w:val="17"/>
+                <w:szCs w:val="17"/>
+              </w:rPr>
               <w:br/>
               <w:t>3) Clic en "Generar informe".</w:t>
             </w:r>
@@ -39280,6 +41053,7 @@
                 <w:sz w:val="17"/>
                 <w:szCs w:val="17"/>
               </w:rPr>
+              <w:lastRenderedPageBreak/>
               <w:t>CN-10</w:t>
             </w:r>
           </w:p>
@@ -39344,8 +41118,20 @@
                 <w:szCs w:val="17"/>
               </w:rPr>
               <w:t xml:space="preserve">1) Registrar la zona "Fortaleza de Ollantaytambo" seleccionando las preferencias "Historia/Cultura" y "Naturaleza" a la vez. </w:t>
+            </w:r>
+            <w:r>
+              <w:rPr>
+                <w:sz w:val="17"/>
+                <w:szCs w:val="17"/>
+              </w:rPr>
               <w:br/>
               <w:t xml:space="preserve">2) Guardar. </w:t>
+            </w:r>
+            <w:r>
+              <w:rPr>
+                <w:sz w:val="17"/>
+                <w:szCs w:val="17"/>
+              </w:rPr>
               <w:br/>
               <w:t>3) Como turista, buscar zonas con preferencia "Naturaleza" y, por separado, con preferencia "Historia/Cultura", ambas desde la estación Ollantaytambo.</w:t>
             </w:r>
@@ -39389,7 +41175,7 @@
                 <w:sz w:val="17"/>
                 <w:szCs w:val="17"/>
               </w:rPr>
-              <w:t xml:space="preserve">El sistema guarda ambas asociaciones en ZonaPreferencia, y la zona aparece en los resultados de búsqueda tanto para la preferencia "Naturaleza" como para "Historia/Cultura", de forma independiente.</w:t>
+              <w:t>El sistema guarda ambas asociaciones en ZonaPreferencia, y la zona aparece en los resultados de búsqueda tanto para la preferencia "Naturaleza" como para "Historia/Cultura", de forma independiente.</w:t>
             </w:r>
           </w:p>
         </w:tc>
@@ -39478,7 +41264,7 @@
                 <w:sz w:val="17"/>
                 <w:szCs w:val="17"/>
               </w:rPr>
-              <w:t xml:space="preserve">Existen los tramos de edad sembrados en CategoriaVisitante para los ámbitos Tren y Zona.</w:t>
+              <w:t>Existen los tramos de edad sembrados en CategoriaVisitante para los ámbitos Tren y Zona.</w:t>
             </w:r>
           </w:p>
         </w:tc>
@@ -39550,7 +41336,7 @@
                 <w:sz w:val="17"/>
                 <w:szCs w:val="17"/>
               </w:rPr>
-              <w:t xml:space="preserve">El sistema cobra tarifa de adulto en el tren (S/ 210.00) y tarifa de menor en la zona (S/ 47.60), con un total de S/ 257.60, porque PeruRail corta la tarifa de niño a los 12 años y la zona la mantiene hasta los 17.</w:t>
+              <w:t>El sistema cobra tarifa de adulto en el tren (S/ 210.00) y tarifa de menor en la zona (S/ 47.60), con un total de S/ 257.60, porque PeruRail corta la tarifa de niño a los 12 años y la zona la mantiene hasta los 17.</w:t>
             </w:r>
           </w:p>
         </w:tc>
@@ -39639,7 +41425,7 @@
                 <w:sz w:val="17"/>
                 <w:szCs w:val="17"/>
               </w:rPr>
-              <w:t xml:space="preserve">La zona tiene ZonCupoMaximoDiario configurado y quedan menos cupos libres que integrantes del grupo.</w:t>
+              <w:t>La zona tiene ZonCupoMaximoDiario configurado y quedan menos cupos libres que integrantes del grupo.</w:t>
             </w:r>
           </w:p>
         </w:tc>
@@ -40124,7 +41910,7 @@
                 <w:sz w:val="17"/>
                 <w:szCs w:val="17"/>
               </w:rPr>
-              <w:t xml:space="preserve">El servicio se borra de la tabla inmediatamente, se elimina físicamente de la BD y se genera una entrada en auditoria_log con AudOperacion = 'DELETE', guardando el usuario y los datos anteriores.</w:t>
+              <w:t>El servicio se borra de la tabla inmediatamente, se elimina físicamente de la BD y se genera una entrada en auditoria_log con AudOperacion = 'DELETE', guardando el usuario y los datos anteriores.</w:t>
             </w:r>
           </w:p>
         </w:tc>
@@ -40264,7 +42050,7 @@
                 <w:sz w:val="17"/>
                 <w:szCs w:val="17"/>
               </w:rPr>
-              <w:t xml:space="preserve">1) Elegir estación y zona turística (ej. Ollantaytambo → Colcas de Pinkuylluna).</w:t>
+              <w:t>1) Elegir estación y zona turística (ej. Ollantaytambo → Colcas de Pinkuylluna).</w:t>
             </w:r>
           </w:p>
           <w:p>
@@ -40348,7 +42134,7 @@
                 <w:sz w:val="17"/>
                 <w:szCs w:val="17"/>
               </w:rPr>
-              <w:t xml:space="preserve">El mapa Leaflet dibuja una línea continua que sigue las curvas y calles peatonales de OpenStreetMap entre la estación y el punto de interés, sin líneas sobrantes, y el pie de mapa reporta la distancia real por calles.</w:t>
+              <w:t>El mapa Leaflet dibuja una línea continua que sigue las curvas y calles peatonales de OpenStreetMap entre la estación y el punto de interés, sin líneas sobrantes, y el pie de mapa reporta la distancia real por calles.</w:t>
             </w:r>
           </w:p>
         </w:tc>
@@ -40435,7 +42221,7 @@
                 <w:sz w:val="17"/>
                 <w:szCs w:val="17"/>
               </w:rPr>
-              <w:t xml:space="preserve">Auto-registro de una cuenta de turista público (RF-20, RNF-05).</w:t>
+              <w:t>Auto-registro de una cuenta de turista público (RF-20, RNF-05).</w:t>
             </w:r>
           </w:p>
         </w:tc>
@@ -40561,7 +42347,7 @@
                 <w:sz w:val="17"/>
                 <w:szCs w:val="17"/>
               </w:rPr>
-              <w:t xml:space="preserve">Nombre="Ana Lucia"; Apellidos="Perez Quispe"; Correo="ana.perez@correo.pe"; Usuario="ana_turista"; Contraseña="Turista2026" (repetida en la confirmación)</w:t>
+              <w:t>Nombre="Ana Lucia"; Apellidos="Perez Quispe"; Correo="ana.perez@correo.pe"; Usuario="ana_turista"; Contraseña="Turista2026" (repetida en la confirmación)</w:t>
             </w:r>
           </w:p>
         </w:tc>
@@ -40588,7 +42374,7 @@
                 <w:sz w:val="17"/>
                 <w:szCs w:val="17"/>
               </w:rPr>
-              <w:t xml:space="preserve">El sistema crea la cuenta con rol TURISTA_PUBLICO y estado Activo, guarda la contraseña cifrada con BCrypt, registra el alta en auditoria_log a nombre de SISTEMA y redirige al inicio de sesión con el aviso "¡Cuenta creada con éxito!". La cuenta accede a "Mis Informes", pero recibe acceso denegado (403) en los módulos de administración de zonas, horarios, estaciones y auditoría.</w:t>
+              <w:t>El sistema crea la cuenta con rol TURISTA_PUBLICO y estado Activo, guarda la contraseña cifrada con BCrypt, registra el alta en auditoria_log a nombre de SISTEMA y redirige al inicio de sesión con el aviso "¡Cuenta creada con éxito!". La cuenta accede a "Mis Informes", pero recibe acceso denegado (403) en los módulos de administración de zonas, horarios, estaciones y auditoría.</w:t>
             </w:r>
           </w:p>
         </w:tc>
@@ -40968,7 +42754,7 @@
                 <w:sz w:val="17"/>
                 <w:szCs w:val="17"/>
               </w:rPr>
-              <w:t xml:space="preserve">1) Abrir el detalle de la ruta (ej. Estación San Pedro → Parque Arqueológico de Sacsayhuaman).</w:t>
+              <w:t>1) Abrir el detalle de la ruta (ej. Estación San Pedro → Parque Arqueológico de Sacsayhuaman).</w:t>
             </w:r>
           </w:p>
           <w:p>
@@ -41306,7 +43092,7 @@
                 <w:sz w:val="17"/>
                 <w:szCs w:val="17"/>
               </w:rPr>
-              <w:t xml:space="preserve">El sistema rechaza cada intento con su mensaje («El nombre solo puede contener letras, espacios, guiones y apóstrofes», «El correo electrónico debe incluir un dominio válido», «La contraseña debe tener entre 6 y 72 caracteres»), conserva lo ya escrito y no crea la cuenta. El navegador aplica las mismas reglas antes de enviar (required, pattern, minlength) y el servidor las repite en el DTO y en la entidad Usuario.</w:t>
+              <w:t>El sistema rechaza cada intento con su mensaje («El nombre solo puede contener letras, espacios, guiones y apóstrofes», «El correo electrónico debe incluir un dominio válido», «La contraseña debe tener entre 6 y 72 caracteres»), conserva lo ya escrito y no crea la cuenta. El navegador aplica las mismas reglas antes de enviar (required, pattern, minlength) y el servidor las repite en el DTO y en la entidad Usuario.</w:t>
             </w:r>
           </w:p>
         </w:tc>
@@ -41519,7 +43305,7 @@
                 <w:sz w:val="17"/>
                 <w:szCs w:val="17"/>
               </w:rPr>
-              <w:t xml:space="preserve">Latitud=999; Cupo=0; Nombre=«   »; luego Nombre=«Plaza de Armas del Cusco»; luego Salida=Llegada=05:15; luego Tarifa=10000000</w:t>
+              <w:t>Latitud=999; Cupo=0; Nombre=«   »; luego Nombre=«Plaza de Armas del Cusco»; luego Salida=Llegada=05:15; luego Tarifa=10000000</w:t>
             </w:r>
           </w:p>
         </w:tc>
@@ -41915,7 +43701,7 @@
                 <w:sz w:val="17"/>
                 <w:szCs w:val="17"/>
               </w:rPr>
-              <w:t xml:space="preserve">Existe la zona «Llaqta de Machu Picchu» (estación de acceso Machu Picchu) y la estación Puno está activa. El nivel Alta tiene DifDistanciaMaximaKm = 40.</w:t>
+              <w:t>Existe la zona «Llaqta de Machu Picchu» (estación de acceso Machu Picchu) y la estación Puno está activa. El nivel Alta tiene DifDistanciaMaximaKm = 40.</w:t>
             </w:r>
           </w:p>
         </w:tc>
@@ -41942,7 +43728,7 @@
                 <w:sz w:val="17"/>
                 <w:szCs w:val="17"/>
               </w:rPr>
-              <w:t xml:space="preserve">1) Pedir por URL el detalle de ruta con la estación Puno y la zona Llaqta de Machu Picchu.</w:t>
+              <w:t>1) Pedir por URL el detalle de ruta con la estación Puno y la zona Llaqta de Machu Picchu.</w:t>
             </w:r>
           </w:p>
           <w:p>
@@ -41999,7 +43785,7 @@
                 <w:sz w:val="17"/>
                 <w:szCs w:val="17"/>
               </w:rPr>
-              <w:t xml:space="preserve">idEstacion=7 (Puno); idZona=8 (Llaqta de Machu Picchu); edades=30; fechaVisita futura</w:t>
+              <w:t>idEstacion=7 (Puno); idZona=8 (Llaqta de Machu Picchu); edades=30; fechaVisita futura</w:t>
             </w:r>
           </w:p>
         </w:tc>
@@ -42026,7 +43812,7 @@
                 <w:sz w:val="17"/>
                 <w:szCs w:val="17"/>
               </w:rPr>
-              <w:t xml:space="preserve">Las dos primeras peticiones devuelven la vista «No se pudo calcular la ruta» (HTTP 400) con el mensaje «Desde Estacion Puno, la zona turística Llaqta de Machu Picchu queda a 400.67 km: el circuito de ida y vuelta (801.34 km) supera los 40 km que admite un recorrido a pie…», sin persistir ruta ni informe. La tercera muestra la ruta normal de 10 km (Alta). El buscador nunca ofrece la combinación porque filtra por estación de acceso.</w:t>
+              <w:t>Las dos primeras peticiones devuelven la vista «No se pudo calcular la ruta» (HTTP 400) con el mensaje «Desde Estacion Puno, la zona turística Llaqta de Machu Picchu queda a 400.67 km: el circuito de ida y vuelta (801.34 km) supera los 40 km que admite un recorrido a pie…», sin persistir ruta ni informe. La tercera muestra la ruta normal de 10 km (Alta). El buscador nunca ofrece la combinación porque filtra por estación de acceso.</w:t>
             </w:r>
           </w:p>
         </w:tc>
@@ -42086,7 +43872,7 @@
                 <w:szCs w:val="17"/>
               </w:rPr>
               <w:lastRenderedPageBreak/>
-              <w:t xml:space="preserve">CN-23</w:t>
+              <w:t>CN-23</w:t>
             </w:r>
           </w:p>
         </w:tc>
@@ -42113,7 +43899,7 @@
                 <w:sz w:val="17"/>
                 <w:szCs w:val="17"/>
               </w:rPr>
-              <w:t xml:space="preserve">Elegir la ubicación y la estación de una zona en el mapa y crear una preferencia nueva desde el modal (RF-11, RNF-06, RNF-07).</w:t>
+              <w:t>Elegir la ubicación y la estación de una zona en el mapa y crear una preferencia nueva desde el modal (RF-11, RNF-06, RNF-07).</w:t>
             </w:r>
           </w:p>
         </w:tc>
@@ -42140,7 +43926,7 @@
                 <w:sz w:val="17"/>
                 <w:szCs w:val="17"/>
               </w:rPr>
-              <w:t xml:space="preserve">Sesión iniciada como Travel Group Perú. Existen 7 estaciones activas y las 4 preferencias sembradas.</w:t>
+              <w:t>Sesión iniciada como Travel Group Perú. Existen 7 estaciones activas y las 4 preferencias sembradas.</w:t>
             </w:r>
           </w:p>
         </w:tc>
@@ -42167,67 +43953,67 @@
                 <w:sz w:val="17"/>
                 <w:szCs w:val="17"/>
               </w:rPr>
-              <w:t xml:space="preserve">1) Pulsar «Nueva zona» y observar el mapa.</w:t>
-            </w:r>
-          </w:p>
-          <w:p>
-            <w:pPr>
-              <w:rPr>
-                <w:sz w:val="17"/>
-                <w:szCs w:val="17"/>
-              </w:rPr>
-            </w:pPr>
-            <w:r>
-              <w:rPr>
-                <w:sz w:val="17"/>
-                <w:szCs w:val="17"/>
-              </w:rPr>
-              <w:t xml:space="preserve">2) Pulsar el marcador de la estación Puno.</w:t>
-            </w:r>
-          </w:p>
-          <w:p>
-            <w:pPr>
-              <w:rPr>
-                <w:sz w:val="17"/>
-                <w:szCs w:val="17"/>
-              </w:rPr>
-            </w:pPr>
-            <w:r>
-              <w:rPr>
-                <w:sz w:val="17"/>
-                <w:szCs w:val="17"/>
-              </w:rPr>
-              <w:t xml:space="preserve">3) Hacer clic en el mapa cerca de Ollantaytambo y arrastrar el pin.</w:t>
-            </w:r>
-          </w:p>
-          <w:p>
-            <w:pPr>
-              <w:rPr>
-                <w:sz w:val="17"/>
-                <w:szCs w:val="17"/>
-              </w:rPr>
-            </w:pPr>
-            <w:r>
-              <w:rPr>
-                <w:sz w:val="17"/>
-                <w:szCs w:val="17"/>
-              </w:rPr>
-              <w:t xml:space="preserve">4) Escribir «Astronomía» como nueva preferencia y pulsar Enter; repetir con «gastronomia».</w:t>
-            </w:r>
-          </w:p>
-          <w:p>
-            <w:pPr>
-              <w:rPr>
-                <w:sz w:val="17"/>
-                <w:szCs w:val="17"/>
-              </w:rPr>
-            </w:pPr>
-            <w:r>
-              <w:rPr>
-                <w:sz w:val="17"/>
-                <w:szCs w:val="17"/>
-              </w:rPr>
-              <w:t xml:space="preserve">5) Completar nombre y costo y guardar.</w:t>
+              <w:t>1) Pulsar «Nueva zona» y observar el mapa.</w:t>
+            </w:r>
+          </w:p>
+          <w:p>
+            <w:pPr>
+              <w:rPr>
+                <w:sz w:val="17"/>
+                <w:szCs w:val="17"/>
+              </w:rPr>
+            </w:pPr>
+            <w:r>
+              <w:rPr>
+                <w:sz w:val="17"/>
+                <w:szCs w:val="17"/>
+              </w:rPr>
+              <w:t>2) Pulsar el marcador de la estación Puno.</w:t>
+            </w:r>
+          </w:p>
+          <w:p>
+            <w:pPr>
+              <w:rPr>
+                <w:sz w:val="17"/>
+                <w:szCs w:val="17"/>
+              </w:rPr>
+            </w:pPr>
+            <w:r>
+              <w:rPr>
+                <w:sz w:val="17"/>
+                <w:szCs w:val="17"/>
+              </w:rPr>
+              <w:t>3) Hacer clic en el mapa cerca de Ollantaytambo y arrastrar el pin.</w:t>
+            </w:r>
+          </w:p>
+          <w:p>
+            <w:pPr>
+              <w:rPr>
+                <w:sz w:val="17"/>
+                <w:szCs w:val="17"/>
+              </w:rPr>
+            </w:pPr>
+            <w:r>
+              <w:rPr>
+                <w:sz w:val="17"/>
+                <w:szCs w:val="17"/>
+              </w:rPr>
+              <w:t>4) Escribir «Astronomía» como nueva preferencia y pulsar Enter; repetir con «gastronomia».</w:t>
+            </w:r>
+          </w:p>
+          <w:p>
+            <w:pPr>
+              <w:rPr>
+                <w:sz w:val="17"/>
+                <w:szCs w:val="17"/>
+              </w:rPr>
+            </w:pPr>
+            <w:r>
+              <w:rPr>
+                <w:sz w:val="17"/>
+                <w:szCs w:val="17"/>
+              </w:rPr>
+              <w:t>5) Completar nombre y costo y guardar.</w:t>
             </w:r>
           </w:p>
         </w:tc>
@@ -42254,7 +44040,7 @@
                 <w:sz w:val="17"/>
                 <w:szCs w:val="17"/>
               </w:rPr>
-              <w:t xml:space="preserve">Clic en el mapa; Nueva preferencia=«Astronomía» (descripción «Cielos del altiplano»); luego «gastronomia»; Nombre=«Zona con preferencia nueva»; Costo=5.00</w:t>
+              <w:t>Clic en el mapa; Nueva preferencia=«Astronomía» (descripción «Cielos del altiplano»); luego «gastronomia»; Nombre=«Zona con preferencia nueva»; Costo=5.00</w:t>
             </w:r>
           </w:p>
         </w:tc>
@@ -42281,7 +44067,7 @@
                 <w:sz w:val="17"/>
                 <w:szCs w:val="17"/>
               </w:rPr>
-              <w:t xml:space="preserve">El mapa abre encuadrando las 7 estaciones activas como iconos de tren pequeños; al pulsar Puno queda resaltada y elegida en el selector. El clic coloca el pin verde, acerca el mapa, rellena latitud y longitud y cambia la estación a la más cercana con su distancia («A ~0.6 km de Estacion Ollantaytambo, la estación activa más cercana…»). «Astronomía» se crea sin cerrar el modal y aparece como casilla marcada; «gastronomia» se rechaza con «Ya existe la preferencia «Gastronomia»». La zona se guarda con la preferencia nueva, que también aparece en el buscador del turista, y AuditoriaLog registra el INSERT de la preferencia y el de la zona.</w:t>
+              <w:t>El mapa abre encuadrando las 7 estaciones activas como iconos de tren pequeños; al pulsar Puno queda resaltada y elegida en el selector. El clic coloca el pin verde, acerca el mapa, rellena latitud y longitud y cambia la estación a la más cercana con su distancia («A ~0.6 km de Estacion Ollantaytambo, la estación activa más cercana…»). «Astronomía» se crea sin cerrar el modal y aparece como casilla marcada; «gastronomia» se rechaza con «Ya existe la preferencia «Gastronomia»». La zona se guarda con la preferencia nueva, que también aparece en el buscador del turista, y AuditoriaLog registra el INSERT de la preferencia y el de la zona.</w:t>
             </w:r>
           </w:p>
         </w:tc>
@@ -42308,7 +44094,7 @@
                 <w:sz w:val="17"/>
                 <w:szCs w:val="17"/>
               </w:rPr>
-              <w:t xml:space="preserve">Exitoso</w:t>
+              <w:t>Exitoso</w:t>
             </w:r>
           </w:p>
         </w:tc>
@@ -42334,7 +44120,7 @@
           <w:szCs w:val="28"/>
         </w:rPr>
       </w:pPr>
-      <w:bookmarkStart w:id="36" w:name="_Toc239283088"/>
+      <w:bookmarkStart w:id="36" w:name="_Toc240127868"/>
       <w:r>
         <w:rPr>
           <w:rFonts w:ascii="Calibri" w:hAnsi="Calibri" w:cs="Calibri"/>
@@ -42344,6 +44130,7 @@
           <w:sz w:val="28"/>
           <w:szCs w:val="28"/>
         </w:rPr>
+        <w:lastRenderedPageBreak/>
         <w:t>9. Conclusiones y recomendaciones</w:t>
       </w:r>
       <w:bookmarkEnd w:id="36"/>
@@ -42363,7 +44150,7 @@
       <w:r>
         <w:tab/>
       </w:r>
-      <w:bookmarkStart w:id="37" w:name="_Toc239283089"/>
+      <w:bookmarkStart w:id="37" w:name="_Toc240127869"/>
       <w:r>
         <w:rPr>
           <w:rFonts w:ascii="Calibri" w:hAnsi="Calibri" w:cs="Calibri"/>
@@ -42383,7 +44170,7 @@
         <w:jc w:val="both"/>
       </w:pPr>
       <w:r>
-        <w:t xml:space="preserve">Se desarrolló e implementó una plataforma web que integra la información climática del SENAMHI, la logística ferroviaria de PeruRail y el catálogo turístico de Travel Group Perú, y que a partir de esas tres fuentes recomienda circuitos peatonales de ida y vuelta desde una estación de tren, con lo que se cumple el objetivo general planteado en la sección 1.3. El sistema quedó desplegado en contenedores Docker (aplicación Spring Boot 4.1.1 en el puerto 8082 y PostgreSQL 15 en el 5440) y cubre los cuatro módulos del alcance: integración de datos, administración, cliente final e informes.</w:t>
+        <w:t>Se desarrolló e implementó una plataforma web que integra la información climática del SENAMHI, la logística ferroviaria de PeruRail y el catálogo turístico de Travel Group Perú, y que a partir de esas tres fuentes recomienda circuitos peatonales de ida y vuelta desde una estación de tren, con lo que se cumple el objetivo general planteado en la sección 1.3. El sistema quedó desplegado en contenedores Docker (aplicación Spring Boot 4.1.1 en el puerto 8082 y PostgreSQL 15 en el 5440) y cubre los cuatro módulos del alcance: integración de datos, administración, cliente final e informes.</w:t>
       </w:r>
     </w:p>
     <w:p>
@@ -42392,7 +44179,7 @@
         <w:jc w:val="both"/>
       </w:pPr>
       <w:r>
-        <w:t xml:space="preserve">La integración con las fuentes externas se resolvió mediante clientes RestClient y tareas programadas (Spring @Scheduled) que sincronizan a diario estaciones, horarios y tarifas de PeruRail y las previsiones del SENAMHI, validan cada registro antes de persistirlo (tarifas positivas, probabilidad de lluvia entre 0 y 100) y dejan traza en la tabla de auditoría, en cumplimiento de los RF-14 a RF-16 y del RNF-03. Mientras los proveedores no expongan sus servicios reales, el mock del SENAMHI y la carga inicial de PeruRail permitieron ejercitar el mismo camino de código que seguirá el feed definitivo.</w:t>
+        <w:t>La integración con las fuentes externas se resolvió mediante clientes RestClient y tareas programadas (Spring @Scheduled) que sincronizan a diario estaciones, horarios y tarifas de PeruRail y las previsiones del SENAMHI, validan cada registro antes de persistirlo (tarifas positivas, probabilidad de lluvia entre 0 y 100) y dejan traza en la tabla de auditoría, en cumplimiento de los RF-14 a RF-16 y del RNF-03. Mientras los proveedores no expongan sus servicios reales, el mock del SENAMHI y la carga inicial de PeruRail permitieron ejercitar el mismo camino de código que seguirá el feed definitivo.</w:t>
       </w:r>
     </w:p>
     <w:p>
@@ -42401,7 +44188,7 @@
         <w:jc w:val="both"/>
       </w:pPr>
       <w:r>
-        <w:t xml:space="preserve">El buscador con filtros acumulativos y opcionales (preferencia, tiempo disponible, dificultad y estación), el motor de rutas basado en la fórmula de Haversine con umbrales parametrizados en la tabla dificultad y el mapa interactivo (Leaflet con OSRM para el tramo a pie y el trazado real de la vía férrea para el tramo en tren) cumplen los RF-01 a RF-07 y permiten al turista ver en una sola pantalla distancia, tiempo, dificultad, clima y tarifa. Mantener el cálculo en el servidor y evitar dependencias externas para la lógica interna sostiene el tiempo de respuesta exigido por el RNF-01, y la interfaz responsive (RNF-02) hace utilizable la plataforma desde el teléfono en la propia estación.</w:t>
+        <w:t>El buscador con filtros acumulativos y opcionales (preferencia, tiempo disponible, dificultad y estación), el motor de rutas basado en la fórmula de Haversine con umbrales parametrizados en la tabla dificultad y el mapa interactivo (Leaflet con OSRM para el tramo a pie y el trazado real de la vía férrea para el tramo en tren) cumplen los RF-01 a RF-07 y permiten al turista ver en una sola pantalla distancia, tiempo, dificultad, clima y tarifa. Mantener el cálculo en el servidor y evitar dependencias externas para la lógica interna sostiene el tiempo de respuesta exigido por el RNF-01, y la interfaz responsive (RNF-02) hace utilizable la plataforma desde el teléfono en la propia estación.</w:t>
       </w:r>
     </w:p>
     <w:p>
@@ -42410,7 +44197,7 @@
         <w:jc w:val="both"/>
       </w:pPr>
       <w:r>
-        <w:t xml:space="preserve">El informe consolidado (HTML y PDF) reúne ruta, clima, servicio de tren elegido y desglose por edad con los tramos tarifarios propios de cada proveedor, mientras que el control de aforo se resuelve con una actualización atómica en la base de datos que acepta o rechaza al grupo completo y sugiere la primera fecha con cupo (RF-08, RF-17 a RF-19, RNF-08). Estas reglas, junto con el historial de informes del turista registrado (RF-10, RF-20), constituyen el valor diferencial de la plataforma frente a consultar cada fuente por separado.</w:t>
+        <w:t>El informe consolidado (HTML y PDF) reúne ruta, clima, servicio de tren elegido y desglose por edad con los tramos tarifarios propios de cada proveedor, mientras que el control de aforo se resuelve con una actualización atómica en la base de datos que acepta o rechaza al grupo completo y sugiere la primera fecha con cupo (RF-08, RF-17 a RF-19, RNF-08). Estas reglas, junto con el historial de informes del turista registrado (RF-10, RF-20), constituyen el valor diferencial de la plataforma frente a consultar cada fuente por separado.</w:t>
       </w:r>
     </w:p>
     <w:p>
@@ -42419,7 +44206,7 @@
         <w:jc w:val="both"/>
       </w:pPr>
       <w:r>
-        <w:t xml:space="preserve">Los paneles de Travel Group Perú y PeruRail (zonas con geoselector en el mapa y propuesta automática de la estación más cercana, alta de preferencias sin salir del formulario, horarios con llegada sugerida y validación de la velocidad implícita) demuestran que las tablas paramétricas del RNF-06 permiten ampliar el catálogo sin modificar el código, y que cada operación administrativa queda auditada (RNF-07) y restringida por rol mediante Spring Security (RNF-05).</w:t>
+        <w:t>Los paneles de Travel Group Perú y PeruRail (zonas con geoselector en el mapa y propuesta automática de la estación más cercana, alta de preferencias sin salir del formulario, horarios con llegada sugerida y validación de la velocidad implícita) demuestran que las tablas paramétricas del RNF-06 permiten ampliar el catálogo sin modificar el código, y que cada operación administrativa queda auditada (RNF-07) y restringida por rol mediante Spring Security (RNF-05).</w:t>
       </w:r>
     </w:p>
     <w:p>
@@ -42428,7 +44215,11 @@
         <w:jc w:val="both"/>
       </w:pPr>
       <w:r>
-        <w:t xml:space="preserve">La calidad se sostuvo con una suite de 148 pruebas automatizadas (unitarias con Mockito, de integración sobre H2 y de integridad del esquema sobre PostgreSQL real mediante Testcontainers), documentadas en las matrices de caja blanca (CB-01 a CB-21) y de caja negra (CN-01 a CN-23), estas últimas verificadas en navegador, además de sondeos de robustez con entradas malformadas que llevaron a endurecer validaciones y mensajes. Este trabajo, organizado en los sprints de la metodología Scrum descrita en las secciones 2 y 7, permitió entregar un producto estable y una documentación alineada con el código.</w:t>
+        <w:t xml:space="preserve">La calidad se sostuvo con una suite de 148 pruebas automatizadas (unitarias con Mockito, de integración sobre H2 y de integridad del esquema sobre PostgreSQL real mediante Testcontainers), documentadas en las matrices de caja blanca (CB-01 a CB-21) y de caja negra (CN-01 a CN-23), estas últimas verificadas en navegador, además de sondeos de robustez con entradas malformadas que llevaron a endurecer validaciones y mensajes. Este trabajo, organizado en los sprints de la metodología Scrum descrita en </w:t>
+      </w:r>
+      <w:r>
+        <w:lastRenderedPageBreak/>
+        <w:t>las secciones 2 y 7, permitió entregar un producto estable y una documentación alineada con el código.</w:t>
       </w:r>
     </w:p>
     <w:p>
@@ -42446,7 +44237,7 @@
       <w:r>
         <w:tab/>
       </w:r>
-      <w:bookmarkStart w:id="38" w:name="_Toc239283090"/>
+      <w:bookmarkStart w:id="38" w:name="_Toc240127870"/>
       <w:r>
         <w:rPr>
           <w:rFonts w:ascii="Calibri" w:hAnsi="Calibri" w:cs="Calibri"/>
@@ -42470,7 +44261,7 @@
         <w:jc w:val="both"/>
       </w:pPr>
       <w:r>
-        <w:t xml:space="preserve">Conectar los clientes de PeruRail y SENAMHI a los servicios reales de ambos proveedores, acordando formatos, credenciales y frecuencias de actualización, ya que hoy la aplicación consume un mock y una carga inicial simulada.</w:t>
+        <w:t>Conectar los clientes de PeruRail y SENAMHI a los servicios reales de ambos proveedores, acordando formatos, credenciales y frecuencias de actualización, ya que hoy la aplicación consume un mock y una carga inicial simulada.</w:t>
       </w:r>
     </w:p>
     <w:p>
@@ -42483,7 +44274,7 @@
         <w:jc w:val="both"/>
       </w:pPr>
       <w:r>
-        <w:t xml:space="preserve">Vincular la consulta pública de informes a su titular o a un código no correlativo (por ejemplo, un enlace firmado para los invitados), de modo que un informe no pueda consultarse ni reconstruirse conociendo únicamente su numeración.</w:t>
+        <w:t>Vincular la consulta pública de informes a su titular o a un código no correlativo (por ejemplo, un enlace firmado para los invitados), de modo que un informe no pueda consultarse ni reconstruirse conociendo únicamente su numeración.</w:t>
       </w:r>
     </w:p>
     <w:p>
@@ -42496,7 +44287,7 @@
         <w:jc w:val="both"/>
       </w:pPr>
       <w:r>
-        <w:t xml:space="preserve">Sustituir la estimación en línea recta del tramo a pie por la longitud de la ruta OSRM cuando el servicio esté disponible, y persistir el trazado de la vía férrea en la base de datos en lugar del GeoJSON estático.</w:t>
+        <w:t>Sustituir la estimación en línea recta del tramo a pie por la longitud de la ruta OSRM cuando el servicio esté disponible, y persistir el trazado de la vía férrea en la base de datos en lugar del GeoJSON estático.</w:t>
       </w:r>
     </w:p>
     <w:p>
@@ -42509,7 +44300,7 @@
         <w:jc w:val="both"/>
       </w:pPr>
       <w:r>
-        <w:t xml:space="preserve">Extender el modelo a itinerarios con más de un tramo o con transporte combinado, hoy fuera del alcance (sección 1.4), y admitir nombres en alfabetos no latinos en el registro de cuentas.</w:t>
+        <w:t>Extender el modelo a itinerarios con más de un tramo o con transporte combinado, hoy fuera del alcance (sección 1.4), y admitir nombres en alfabetos no latinos en el registro de cuentas.</w:t>
       </w:r>
     </w:p>
     <w:p>
@@ -42522,7 +44313,7 @@
         <w:jc w:val="both"/>
       </w:pPr>
       <w:r>
-        <w:t xml:space="preserve">Incorporar notificaciones al turista ante cambios de clima o de horario en la fecha de visita, y métricas de uso que permitan al MTC medir el impacto de la plataforma en el uso del ferrocarril y en el turismo local.</w:t>
+        <w:t>Incorporar notificaciones al turista ante cambios de clima o de horario en la fecha de visita, y métricas de uso que permitan al MTC medir el impacto de la plataforma en el uso del ferrocarril y en el turismo local.</w:t>
       </w:r>
     </w:p>
     <w:p>
@@ -42535,7 +44326,7 @@
         <w:jc w:val="both"/>
       </w:pPr>
       <w:r>
-        <w:t xml:space="preserve">Publicar la aplicación con HTTPS y un proveedor de mapas con clave restringida por dominio, y ejecutar la suite de pruebas en integración continua para conservar el nivel de calidad alcanzado.</w:t>
+        <w:t>Publicar la aplicación con HTTPS y un proveedor de mapas con clave restringida por dominio, y ejecutar la suite de pruebas en integración continua para conservar el nivel de calidad alcanzado.</w:t>
       </w:r>
     </w:p>
     <w:p/>
